--- a/por/docx/50.content.docx
+++ b/por/docx/50.content.docx
@@ -358,6 +358,21 @@
           <w:b/>
           <w:lang w:val="pt_PT" w:bidi="pt_PT"/>
         </w:rPr>
+        <w:t>χάρις ὑμῖν καὶ εἰρήνη</w:t>
+      </w:r>
+    </w:p>
+    <w:p>
+      <w:pPr/>
+      <w:r>
+        <w:rPr>
+          <w:lang w:val="pt_PT" w:bidi="pt_PT"/>
+        </w:rPr>
+      </w:r>
+      <w:r>
+        <w:rPr>
+          <w:b/>
+          <w:lang w:val="pt_PT" w:bidi="pt_PT"/>
+        </w:rPr>
         <w:t>"que a graça e a paz de Deus... estejam com vocês".</w:t>
       </w:r>
     </w:p>
@@ -427,6 +442,21 @@
         <w:rPr>
           <w:lang w:val="pt_PT" w:bidi="pt_PT"/>
         </w:rPr>
+      </w:r>
+    </w:p>
+    <w:p>
+      <w:pPr/>
+      <w:r>
+        <w:rPr>
+          <w:lang w:val="pt_PT" w:bidi="pt_PT"/>
+        </w:rPr>
+      </w:r>
+      <w:r>
+        <w:rPr>
+          <w:b/>
+          <w:lang w:val="pt_PT" w:bidi="pt_PT"/>
+        </w:rPr>
+        <w:t>ὑμῖν</w:t>
       </w:r>
     </w:p>
     <w:p>
@@ -573,6 +603,21 @@
           <w:b/>
           <w:lang w:val="pt_PT" w:bidi="pt_PT"/>
         </w:rPr>
+        <w:t>Πατρὸς ἡμῶν</w:t>
+      </w:r>
+    </w:p>
+    <w:p>
+      <w:pPr/>
+      <w:r>
+        <w:rPr>
+          <w:lang w:val="pt_PT" w:bidi="pt_PT"/>
+        </w:rPr>
+      </w:r>
+      <w:r>
+        <w:rPr>
+          <w:b/>
+          <w:lang w:val="pt_PT" w:bidi="pt_PT"/>
+        </w:rPr>
         <w:t>"nosso Pai".</w:t>
       </w:r>
     </w:p>
@@ -669,6 +714,21 @@
           <w:b/>
           <w:lang w:val="pt_PT" w:bidi="pt_PT"/>
         </w:rPr>
+        <w:t>ἐπὶ πάσῃ τῇ μνείᾳ ὑμῶν</w:t>
+      </w:r>
+    </w:p>
+    <w:p>
+      <w:pPr/>
+      <w:r>
+        <w:rPr>
+          <w:lang w:val="pt_PT" w:bidi="pt_PT"/>
+        </w:rPr>
+      </w:r>
+      <w:r>
+        <w:rPr>
+          <w:b/>
+          <w:lang w:val="pt_PT" w:bidi="pt_PT"/>
+        </w:rPr>
         <w:t>"Sempre que penso em vocês".</w:t>
       </w:r>
     </w:p>
@@ -745,6 +805,21 @@
           <w:b/>
           <w:lang w:val="pt_PT" w:bidi="pt_PT"/>
         </w:rPr>
+        <w:t>τῷ Θεῷ μου</w:t>
+      </w:r>
+    </w:p>
+    <w:p>
+      <w:pPr/>
+      <w:r>
+        <w:rPr>
+          <w:lang w:val="pt_PT" w:bidi="pt_PT"/>
+        </w:rPr>
+      </w:r>
+      <w:r>
+        <w:rPr>
+          <w:b/>
+          <w:lang w:val="pt_PT" w:bidi="pt_PT"/>
+        </w:rPr>
         <w:t>"meu Deus".</w:t>
       </w:r>
     </w:p>
@@ -827,6 +902,21 @@
         <w:rPr>
           <w:lang w:val="pt_PT" w:bidi="pt_PT"/>
         </w:rPr>
+      </w:r>
+    </w:p>
+    <w:p>
+      <w:pPr/>
+      <w:r>
+        <w:rPr>
+          <w:lang w:val="pt_PT" w:bidi="pt_PT"/>
+        </w:rPr>
+      </w:r>
+      <w:r>
+        <w:rPr>
+          <w:b/>
+          <w:lang w:val="pt_PT" w:bidi="pt_PT"/>
+        </w:rPr>
+        <w:t>ὑμῶν</w:t>
       </w:r>
     </w:p>
     <w:p>
@@ -973,6 +1063,21 @@
           <w:b/>
           <w:lang w:val="pt_PT" w:bidi="pt_PT"/>
         </w:rPr>
+        <w:t>ἐπὶ τῇ κοινωνίᾳ ὑμῶν εἰς τὸ εὐαγγέλιον, ἀπὸ τῆς πρώτης ἡμέρας ἄχρι τοῦ νῦν</w:t>
+      </w:r>
+    </w:p>
+    <w:p>
+      <w:pPr/>
+      <w:r>
+        <w:rPr>
+          <w:lang w:val="pt_PT" w:bidi="pt_PT"/>
+        </w:rPr>
+      </w:r>
+      <w:r>
+        <w:rPr>
+          <w:b/>
+          <w:lang w:val="pt_PT" w:bidi="pt_PT"/>
+        </w:rPr>
         <w:t>"por causa da maneira como vocês me ajudaram no trabalho de anunciar o evangelho, desde o primeiro dia até hoje".</w:t>
       </w:r>
     </w:p>
@@ -1035,6 +1140,21 @@
         <w:rPr>
           <w:lang w:val="pt_PT" w:bidi="pt_PT"/>
         </w:rPr>
+      </w:r>
+    </w:p>
+    <w:p>
+      <w:pPr/>
+      <w:r>
+        <w:rPr>
+          <w:lang w:val="pt_PT" w:bidi="pt_PT"/>
+        </w:rPr>
+      </w:r>
+      <w:r>
+        <w:rPr>
+          <w:b/>
+          <w:lang w:val="pt_PT" w:bidi="pt_PT"/>
+        </w:rPr>
+        <w:t>ὑμῶν</w:t>
       </w:r>
     </w:p>
     <w:p>
@@ -1181,6 +1301,21 @@
           <w:b/>
           <w:lang w:val="pt_PT" w:bidi="pt_PT"/>
         </w:rPr>
+        <w:t>τῇ κοινωνίᾳ ὑμῶν εἰς τὸ εὐαγγέλιον</w:t>
+      </w:r>
+    </w:p>
+    <w:p>
+      <w:pPr/>
+      <w:r>
+        <w:rPr>
+          <w:lang w:val="pt_PT" w:bidi="pt_PT"/>
+        </w:rPr>
+      </w:r>
+      <w:r>
+        <w:rPr>
+          <w:b/>
+          <w:lang w:val="pt_PT" w:bidi="pt_PT"/>
+        </w:rPr>
         <w:t>"vocês me ajudaram no trabalho de anunciar o evangelho".</w:t>
       </w:r>
     </w:p>
@@ -1295,6 +1430,21 @@
           <w:b/>
           <w:lang w:val="pt_PT" w:bidi="pt_PT"/>
         </w:rPr>
+        <w:t>ἀπὸ τῆς πρώτης ἡμέρας</w:t>
+      </w:r>
+    </w:p>
+    <w:p>
+      <w:pPr/>
+      <w:r>
+        <w:rPr>
+          <w:lang w:val="pt_PT" w:bidi="pt_PT"/>
+        </w:rPr>
+      </w:r>
+      <w:r>
+        <w:rPr>
+          <w:b/>
+          <w:lang w:val="pt_PT" w:bidi="pt_PT"/>
+        </w:rPr>
         <w:t>"desde o primeiro dia até hoje".</w:t>
       </w:r>
     </w:p>
@@ -1391,6 +1541,21 @@
           <w:b/>
           <w:lang w:val="pt_PT" w:bidi="pt_PT"/>
         </w:rPr>
+        <w:t>ἄχρι τοῦ νῦν</w:t>
+      </w:r>
+    </w:p>
+    <w:p>
+      <w:pPr/>
+      <w:r>
+        <w:rPr>
+          <w:lang w:val="pt_PT" w:bidi="pt_PT"/>
+        </w:rPr>
+      </w:r>
+      <w:r>
+        <w:rPr>
+          <w:b/>
+          <w:lang w:val="pt_PT" w:bidi="pt_PT"/>
+        </w:rPr>
         <w:t>"até hoje".</w:t>
       </w:r>
     </w:p>
@@ -1487,6 +1652,21 @@
           <w:b/>
           <w:lang w:val="pt_PT" w:bidi="pt_PT"/>
         </w:rPr>
+        <w:t>πεποιθὼς αὐτὸ τοῦτο</w:t>
+      </w:r>
+    </w:p>
+    <w:p>
+      <w:pPr/>
+      <w:r>
+        <w:rPr>
+          <w:lang w:val="pt_PT" w:bidi="pt_PT"/>
+        </w:rPr>
+      </w:r>
+      <w:r>
+        <w:rPr>
+          <w:b/>
+          <w:lang w:val="pt_PT" w:bidi="pt_PT"/>
+        </w:rPr>
         <w:t>"Pois eu estou certo de que Deus".</w:t>
       </w:r>
     </w:p>
@@ -1583,6 +1763,21 @@
           <w:b/>
           <w:lang w:val="pt_PT" w:bidi="pt_PT"/>
         </w:rPr>
+        <w:t>ὁ ἐναρξάμενος ἐν ὑμῖν ἔργον ἀγαθὸν, ἐπιτελέσει</w:t>
+      </w:r>
+    </w:p>
+    <w:p>
+      <w:pPr/>
+      <w:r>
+        <w:rPr>
+          <w:lang w:val="pt_PT" w:bidi="pt_PT"/>
+        </w:rPr>
+      </w:r>
+      <w:r>
+        <w:rPr>
+          <w:b/>
+          <w:lang w:val="pt_PT" w:bidi="pt_PT"/>
+        </w:rPr>
         <w:t>"Deus, que começou esse bom trabalho na vida de vocês, vai continuá-lo".</w:t>
       </w:r>
     </w:p>
@@ -1652,6 +1847,21 @@
         <w:rPr>
           <w:lang w:val="pt_PT" w:bidi="pt_PT"/>
         </w:rPr>
+      </w:r>
+    </w:p>
+    <w:p>
+      <w:pPr/>
+      <w:r>
+        <w:rPr>
+          <w:lang w:val="pt_PT" w:bidi="pt_PT"/>
+        </w:rPr>
+      </w:r>
+      <w:r>
+        <w:rPr>
+          <w:b/>
+          <w:lang w:val="pt_PT" w:bidi="pt_PT"/>
+        </w:rPr>
+        <w:t>ὅτι ὁ ἐναρξάμενος ἐν ὑμῖν ἔργον ἀγαθὸν</w:t>
       </w:r>
     </w:p>
     <w:p>
@@ -1856,6 +2066,21 @@
           <w:b/>
           <w:lang w:val="pt_PT" w:bidi="pt_PT"/>
         </w:rPr>
+        <w:t>ἐπιτελέσει</w:t>
+      </w:r>
+    </w:p>
+    <w:p>
+      <w:pPr/>
+      <w:r>
+        <w:rPr>
+          <w:lang w:val="pt_PT" w:bidi="pt_PT"/>
+        </w:rPr>
+      </w:r>
+      <w:r>
+        <w:rPr>
+          <w:b/>
+          <w:lang w:val="pt_PT" w:bidi="pt_PT"/>
+        </w:rPr>
         <w:t>"vai continuá-lo".</w:t>
       </w:r>
     </w:p>
@@ -1952,6 +2177,21 @@
           <w:b/>
           <w:lang w:val="pt_PT" w:bidi="pt_PT"/>
         </w:rPr>
+        <w:t>ἡμέρας Χριστοῦ Ἰησοῦ</w:t>
+      </w:r>
+    </w:p>
+    <w:p>
+      <w:pPr/>
+      <w:r>
+        <w:rPr>
+          <w:lang w:val="pt_PT" w:bidi="pt_PT"/>
+        </w:rPr>
+      </w:r>
+      <w:r>
+        <w:rPr>
+          <w:b/>
+          <w:lang w:val="pt_PT" w:bidi="pt_PT"/>
+        </w:rPr>
         <w:t>"no Dia de Cristo Jesus".</w:t>
       </w:r>
     </w:p>
@@ -2048,6 +2288,21 @@
           <w:b/>
           <w:lang w:val="pt_PT" w:bidi="pt_PT"/>
         </w:rPr>
+        <w:t>τὸ ἔχειν με ἐν τῇ καρδίᾳ ὑμᾶς</w:t>
+      </w:r>
+    </w:p>
+    <w:p>
+      <w:pPr/>
+      <w:r>
+        <w:rPr>
+          <w:lang w:val="pt_PT" w:bidi="pt_PT"/>
+        </w:rPr>
+      </w:r>
+      <w:r>
+        <w:rPr>
+          <w:b/>
+          <w:lang w:val="pt_PT" w:bidi="pt_PT"/>
+        </w:rPr>
         <w:t>"Vocês estão sempre no meu coração".</w:t>
       </w:r>
     </w:p>
@@ -2144,6 +2399,21 @@
           <w:b/>
           <w:lang w:val="pt_PT" w:bidi="pt_PT"/>
         </w:rPr>
+        <w:t>συνκοινωνούς μου τῆς χάριτος &amp; ὄντας</w:t>
+      </w:r>
+    </w:p>
+    <w:p>
+      <w:pPr/>
+      <w:r>
+        <w:rPr>
+          <w:lang w:val="pt_PT" w:bidi="pt_PT"/>
+        </w:rPr>
+      </w:r>
+      <w:r>
+        <w:rPr>
+          <w:b/>
+          <w:lang w:val="pt_PT" w:bidi="pt_PT"/>
+        </w:rPr>
         <w:t>"vocês têm participado comigo desse privilégio".</w:t>
       </w:r>
     </w:p>
@@ -2207,6 +2477,21 @@
           <w:b/>
           <w:lang w:val="pt_PT" w:bidi="pt_PT"/>
         </w:rPr>
+        <w:t>χάριτος</w:t>
+      </w:r>
+    </w:p>
+    <w:p>
+      <w:pPr/>
+      <w:r>
+        <w:rPr>
+          <w:lang w:val="pt_PT" w:bidi="pt_PT"/>
+        </w:rPr>
+      </w:r>
+      <w:r>
+        <w:rPr>
+          <w:b/>
+          <w:lang w:val="pt_PT" w:bidi="pt_PT"/>
+        </w:rPr>
         <w:t>"privilégio".</w:t>
       </w:r>
     </w:p>
@@ -2316,6 +2601,21 @@
           <w:b/>
           <w:lang w:val="pt_PT" w:bidi="pt_PT"/>
         </w:rPr>
+        <w:t>δεσμοῖς μου</w:t>
+      </w:r>
+    </w:p>
+    <w:p>
+      <w:pPr/>
+      <w:r>
+        <w:rPr>
+          <w:lang w:val="pt_PT" w:bidi="pt_PT"/>
+        </w:rPr>
+      </w:r>
+      <w:r>
+        <w:rPr>
+          <w:b/>
+          <w:lang w:val="pt_PT" w:bidi="pt_PT"/>
+        </w:rPr>
         <w:t>"estou na cadeia".</w:t>
       </w:r>
     </w:p>
@@ -2399,6 +2699,21 @@
           <w:b/>
           <w:lang w:val="pt_PT" w:bidi="pt_PT"/>
         </w:rPr>
+        <w:t>καὶ ἐν τῇ ἀπολογίᾳ καὶ βεβαιώσει τοῦ εὐαγγελίου</w:t>
+      </w:r>
+    </w:p>
+    <w:p>
+      <w:pPr/>
+      <w:r>
+        <w:rPr>
+          <w:lang w:val="pt_PT" w:bidi="pt_PT"/>
+        </w:rPr>
+      </w:r>
+      <w:r>
+        <w:rPr>
+          <w:b/>
+          <w:lang w:val="pt_PT" w:bidi="pt_PT"/>
+        </w:rPr>
         <w:t>"eu estava livre para defender e anunciar com firmeza o evangelho".</w:t>
       </w:r>
     </w:p>
@@ -2508,6 +2823,21 @@
           <w:b/>
           <w:lang w:val="pt_PT" w:bidi="pt_PT"/>
         </w:rPr>
+        <w:t>ἐν σπλάγχνοις Χριστοῦ Ἰησοῦ</w:t>
+      </w:r>
+    </w:p>
+    <w:p>
+      <w:pPr/>
+      <w:r>
+        <w:rPr>
+          <w:lang w:val="pt_PT" w:bidi="pt_PT"/>
+        </w:rPr>
+      </w:r>
+      <w:r>
+        <w:rPr>
+          <w:b/>
+          <w:lang w:val="pt_PT" w:bidi="pt_PT"/>
+        </w:rPr>
         <w:t>"que o meu grande amor por todos vocês vem do próprio coração de Cristo Jesus".</w:t>
       </w:r>
     </w:p>
@@ -2591,6 +2921,21 @@
           <w:b/>
           <w:lang w:val="pt_PT" w:bidi="pt_PT"/>
         </w:rPr>
+        <w:t>ἐν σπλάγχνοις Χριστοῦ Ἰησοῦ</w:t>
+      </w:r>
+    </w:p>
+    <w:p>
+      <w:pPr/>
+      <w:r>
+        <w:rPr>
+          <w:lang w:val="pt_PT" w:bidi="pt_PT"/>
+        </w:rPr>
+      </w:r>
+      <w:r>
+        <w:rPr>
+          <w:b/>
+          <w:lang w:val="pt_PT" w:bidi="pt_PT"/>
+        </w:rPr>
         <w:t>"do próprio coração de Cristo Jesus".</w:t>
       </w:r>
     </w:p>
@@ -2653,6 +2998,21 @@
         <w:rPr>
           <w:lang w:val="pt_PT" w:bidi="pt_PT"/>
         </w:rPr>
+      </w:r>
+    </w:p>
+    <w:p>
+      <w:pPr/>
+      <w:r>
+        <w:rPr>
+          <w:lang w:val="pt_PT" w:bidi="pt_PT"/>
+        </w:rPr>
+      </w:r>
+      <w:r>
+        <w:rPr>
+          <w:b/>
+          <w:lang w:val="pt_PT" w:bidi="pt_PT"/>
+        </w:rPr>
+        <w:t>ἵνα ἡ ἀγάπη ὑμῶν ἔτι μᾶλλον καὶ μᾶλλον περισσεύῃ</w:t>
       </w:r>
     </w:p>
     <w:p>
@@ -2844,6 +3204,21 @@
           <w:b/>
           <w:lang w:val="pt_PT" w:bidi="pt_PT"/>
         </w:rPr>
+        <w:t>ἐν ἐπιγνώσει καὶ πάσῃ αἰσθήσει</w:t>
+      </w:r>
+    </w:p>
+    <w:p>
+      <w:pPr/>
+      <w:r>
+        <w:rPr>
+          <w:lang w:val="pt_PT" w:bidi="pt_PT"/>
+        </w:rPr>
+      </w:r>
+      <w:r>
+        <w:rPr>
+          <w:b/>
+          <w:lang w:val="pt_PT" w:bidi="pt_PT"/>
+        </w:rPr>
         <w:t>"sabedoria e um entendimento completo".</w:t>
       </w:r>
     </w:p>
@@ -2953,6 +3328,21 @@
           <w:b/>
           <w:lang w:val="pt_PT" w:bidi="pt_PT"/>
         </w:rPr>
+        <w:t>εἰς τὸ δοκιμάζειν ὑμᾶς τὰ διαφέροντα</w:t>
+      </w:r>
+    </w:p>
+    <w:p>
+      <w:pPr/>
+      <w:r>
+        <w:rPr>
+          <w:lang w:val="pt_PT" w:bidi="pt_PT"/>
+        </w:rPr>
+      </w:r>
+      <w:r>
+        <w:rPr>
+          <w:b/>
+          <w:lang w:val="pt_PT" w:bidi="pt_PT"/>
+        </w:rPr>
         <w:t>"a fim de que saibam escolher o melhor".</w:t>
       </w:r>
     </w:p>
@@ -3049,6 +3439,21 @@
           <w:b/>
           <w:lang w:val="pt_PT" w:bidi="pt_PT"/>
         </w:rPr>
+        <w:t>εἰς</w:t>
+      </w:r>
+    </w:p>
+    <w:p>
+      <w:pPr/>
+      <w:r>
+        <w:rPr>
+          <w:lang w:val="pt_PT" w:bidi="pt_PT"/>
+        </w:rPr>
+      </w:r>
+      <w:r>
+        <w:rPr>
+          <w:b/>
+          <w:lang w:val="pt_PT" w:bidi="pt_PT"/>
+        </w:rPr>
         <w:t>"a fim de que".</w:t>
       </w:r>
     </w:p>
@@ -3145,6 +3550,21 @@
           <w:b/>
           <w:lang w:val="pt_PT" w:bidi="pt_PT"/>
         </w:rPr>
+        <w:t>εἰλικρινεῖς καὶ ἀπρόσκοποι</w:t>
+      </w:r>
+    </w:p>
+    <w:p>
+      <w:pPr/>
+      <w:r>
+        <w:rPr>
+          <w:lang w:val="pt_PT" w:bidi="pt_PT"/>
+        </w:rPr>
+      </w:r>
+      <w:r>
+        <w:rPr>
+          <w:b/>
+          <w:lang w:val="pt_PT" w:bidi="pt_PT"/>
+        </w:rPr>
         <w:t>"livres de toda impureza e de qualquer culpa".</w:t>
       </w:r>
     </w:p>
@@ -3254,6 +3674,21 @@
           <w:b/>
           <w:lang w:val="pt_PT" w:bidi="pt_PT"/>
         </w:rPr>
+        <w:t>πεπληρωμένοι καρπὸν δικαιοσύνης τὸν</w:t>
+      </w:r>
+    </w:p>
+    <w:p>
+      <w:pPr/>
+      <w:r>
+        <w:rPr>
+          <w:lang w:val="pt_PT" w:bidi="pt_PT"/>
+        </w:rPr>
+      </w:r>
+      <w:r>
+        <w:rPr>
+          <w:b/>
+          <w:lang w:val="pt_PT" w:bidi="pt_PT"/>
+        </w:rPr>
         <w:t>"estará cheia das boas qualidades que só Jesus Cristo pode produzir".</w:t>
       </w:r>
     </w:p>
@@ -3350,6 +3785,21 @@
           <w:b/>
           <w:lang w:val="pt_PT" w:bidi="pt_PT"/>
         </w:rPr>
+        <w:t>πεπληρωμένοι</w:t>
+      </w:r>
+    </w:p>
+    <w:p>
+      <w:pPr/>
+      <w:r>
+        <w:rPr>
+          <w:lang w:val="pt_PT" w:bidi="pt_PT"/>
+        </w:rPr>
+      </w:r>
+      <w:r>
+        <w:rPr>
+          <w:b/>
+          <w:lang w:val="pt_PT" w:bidi="pt_PT"/>
+        </w:rPr>
         <w:t>"estará cheia das".</w:t>
       </w:r>
     </w:p>
@@ -3446,6 +3896,21 @@
           <w:b/>
           <w:lang w:val="pt_PT" w:bidi="pt_PT"/>
         </w:rPr>
+        <w:t>τὸν διὰ Ἰησοῦ Χριστοῦ</w:t>
+      </w:r>
+    </w:p>
+    <w:p>
+      <w:pPr/>
+      <w:r>
+        <w:rPr>
+          <w:lang w:val="pt_PT" w:bidi="pt_PT"/>
+        </w:rPr>
+      </w:r>
+      <w:r>
+        <w:rPr>
+          <w:b/>
+          <w:lang w:val="pt_PT" w:bidi="pt_PT"/>
+        </w:rPr>
         <w:t>"que só Jesus Cristo pode produzir".</w:t>
       </w:r>
     </w:p>
@@ -3542,6 +4007,21 @@
           <w:b/>
           <w:lang w:val="pt_PT" w:bidi="pt_PT"/>
         </w:rPr>
+        <w:t>εἰς δόξαν καὶ ἔπαινον Θεοῦ</w:t>
+      </w:r>
+    </w:p>
+    <w:p>
+      <w:pPr/>
+      <w:r>
+        <w:rPr>
+          <w:lang w:val="pt_PT" w:bidi="pt_PT"/>
+        </w:rPr>
+      </w:r>
+      <w:r>
+        <w:rPr>
+          <w:b/>
+          <w:lang w:val="pt_PT" w:bidi="pt_PT"/>
+        </w:rPr>
         <w:t>"para a glória e o louvor de Deus".</w:t>
       </w:r>
     </w:p>
@@ -3651,6 +4131,21 @@
           <w:b/>
           <w:lang w:val="pt_PT" w:bidi="pt_PT"/>
         </w:rPr>
+        <w:t>εἰς δόξαν καὶ ἔπαινον Θεοῦ</w:t>
+      </w:r>
+    </w:p>
+    <w:p>
+      <w:pPr/>
+      <w:r>
+        <w:rPr>
+          <w:lang w:val="pt_PT" w:bidi="pt_PT"/>
+        </w:rPr>
+      </w:r>
+      <w:r>
+        <w:rPr>
+          <w:b/>
+          <w:lang w:val="pt_PT" w:bidi="pt_PT"/>
+        </w:rPr>
         <w:t>"para a glória e o louvor de Deus".</w:t>
       </w:r>
     </w:p>
@@ -3760,6 +4255,21 @@
           <w:b/>
           <w:lang w:val="pt_PT" w:bidi="pt_PT"/>
         </w:rPr>
+        <w:t>ἀδελφοί</w:t>
+      </w:r>
+    </w:p>
+    <w:p>
+      <w:pPr/>
+      <w:r>
+        <w:rPr>
+          <w:lang w:val="pt_PT" w:bidi="pt_PT"/>
+        </w:rPr>
+      </w:r>
+      <w:r>
+        <w:rPr>
+          <w:b/>
+          <w:lang w:val="pt_PT" w:bidi="pt_PT"/>
+        </w:rPr>
         <w:t>"irmãos".</w:t>
       </w:r>
     </w:p>
@@ -3856,6 +4366,21 @@
           <w:b/>
           <w:lang w:val="pt_PT" w:bidi="pt_PT"/>
         </w:rPr>
+        <w:t>ἀδελφοί</w:t>
+      </w:r>
+    </w:p>
+    <w:p>
+      <w:pPr/>
+      <w:r>
+        <w:rPr>
+          <w:lang w:val="pt_PT" w:bidi="pt_PT"/>
+        </w:rPr>
+      </w:r>
+      <w:r>
+        <w:rPr>
+          <w:b/>
+          <w:lang w:val="pt_PT" w:bidi="pt_PT"/>
+        </w:rPr>
         <w:t>"irmãos".</w:t>
       </w:r>
     </w:p>
@@ -3952,6 +4477,21 @@
           <w:b/>
           <w:lang w:val="pt_PT" w:bidi="pt_PT"/>
         </w:rPr>
+        <w:t>τὰ κατ’ ἐμὲ</w:t>
+      </w:r>
+    </w:p>
+    <w:p>
+      <w:pPr/>
+      <w:r>
+        <w:rPr>
+          <w:lang w:val="pt_PT" w:bidi="pt_PT"/>
+        </w:rPr>
+      </w:r>
+      <w:r>
+        <w:rPr>
+          <w:b/>
+          <w:lang w:val="pt_PT" w:bidi="pt_PT"/>
+        </w:rPr>
         <w:t>"as coisas que me aconteceram".</w:t>
       </w:r>
     </w:p>
@@ -4048,6 +4588,21 @@
           <w:b/>
           <w:lang w:val="pt_PT" w:bidi="pt_PT"/>
         </w:rPr>
+        <w:t>μᾶλλον εἰς προκοπὴν τοῦ εὐαγγελίου ἐλήλυθεν</w:t>
+      </w:r>
+    </w:p>
+    <w:p>
+      <w:pPr/>
+      <w:r>
+        <w:rPr>
+          <w:lang w:val="pt_PT" w:bidi="pt_PT"/>
+        </w:rPr>
+      </w:r>
+      <w:r>
+        <w:rPr>
+          <w:b/>
+          <w:lang w:val="pt_PT" w:bidi="pt_PT"/>
+        </w:rPr>
         <w:t>"ajudaram, de fato, o progresso do evangelho".</w:t>
       </w:r>
     </w:p>
@@ -4144,6 +4699,21 @@
           <w:b/>
           <w:lang w:val="pt_PT" w:bidi="pt_PT"/>
         </w:rPr>
+        <w:t>ὥστε</w:t>
+      </w:r>
+    </w:p>
+    <w:p>
+      <w:pPr/>
+      <w:r>
+        <w:rPr>
+          <w:lang w:val="pt_PT" w:bidi="pt_PT"/>
+        </w:rPr>
+      </w:r>
+      <w:r>
+        <w:rPr>
+          <w:b/>
+          <w:lang w:val="pt_PT" w:bidi="pt_PT"/>
+        </w:rPr>
         <w:t>"Pois foi assim que".</w:t>
       </w:r>
     </w:p>
@@ -4226,6 +4796,21 @@
         <w:rPr>
           <w:lang w:val="pt_PT" w:bidi="pt_PT"/>
         </w:rPr>
+      </w:r>
+    </w:p>
+    <w:p>
+      <w:pPr/>
+      <w:r>
+        <w:rPr>
+          <w:lang w:val="pt_PT" w:bidi="pt_PT"/>
+        </w:rPr>
+      </w:r>
+      <w:r>
+        <w:rPr>
+          <w:b/>
+          <w:lang w:val="pt_PT" w:bidi="pt_PT"/>
+        </w:rPr>
+        <w:t>δεσμούς μου</w:t>
       </w:r>
     </w:p>
     <w:p>
@@ -4341,6 +4926,21 @@
           <w:b/>
           <w:lang w:val="pt_PT" w:bidi="pt_PT"/>
         </w:rPr>
+        <w:t>τοὺς δεσμούς μου &amp; ἐν Χριστῷ</w:t>
+      </w:r>
+    </w:p>
+    <w:p>
+      <w:pPr/>
+      <w:r>
+        <w:rPr>
+          <w:lang w:val="pt_PT" w:bidi="pt_PT"/>
+        </w:rPr>
+      </w:r>
+      <w:r>
+        <w:rPr>
+          <w:b/>
+          <w:lang w:val="pt_PT" w:bidi="pt_PT"/>
+        </w:rPr>
         <w:t>"estou na cadeia porque sou servo de Cristo".</w:t>
       </w:r>
     </w:p>
@@ -4505,6 +5105,21 @@
           <w:b/>
           <w:lang w:val="pt_PT" w:bidi="pt_PT"/>
         </w:rPr>
+        <w:t>τῶν ἀδελφῶν</w:t>
+      </w:r>
+    </w:p>
+    <w:p>
+      <w:pPr/>
+      <w:r>
+        <w:rPr>
+          <w:lang w:val="pt_PT" w:bidi="pt_PT"/>
+        </w:rPr>
+      </w:r>
+      <w:r>
+        <w:rPr>
+          <w:b/>
+          <w:lang w:val="pt_PT" w:bidi="pt_PT"/>
+        </w:rPr>
         <w:t>"dos irmãos".</w:t>
       </w:r>
     </w:p>
@@ -4601,6 +5216,21 @@
           <w:b/>
           <w:lang w:val="pt_PT" w:bidi="pt_PT"/>
         </w:rPr>
+        <w:t>ἐν Κυρίῳ πεποιθότας τοῖς δεσμοῖς μου</w:t>
+      </w:r>
+    </w:p>
+    <w:p>
+      <w:pPr/>
+      <w:r>
+        <w:rPr>
+          <w:lang w:val="pt_PT" w:bidi="pt_PT"/>
+        </w:rPr>
+      </w:r>
+      <w:r>
+        <w:rPr>
+          <w:b/>
+          <w:lang w:val="pt_PT" w:bidi="pt_PT"/>
+        </w:rPr>
         <w:t xml:space="preserve">"vendo que estou na cadeia, tem mais confiança no Senhor". </w:t>
       </w:r>
     </w:p>
@@ -4697,6 +5327,21 @@
           <w:b/>
           <w:lang w:val="pt_PT" w:bidi="pt_PT"/>
         </w:rPr>
+        <w:t>καὶ τοὺς πλείονας τῶν ἀδελφῶν ἐν Κυρίῳ πεποιθότας τοῖς δεσμοῖς μου</w:t>
+      </w:r>
+    </w:p>
+    <w:p>
+      <w:pPr/>
+      <w:r>
+        <w:rPr>
+          <w:lang w:val="pt_PT" w:bidi="pt_PT"/>
+        </w:rPr>
+      </w:r>
+      <w:r>
+        <w:rPr>
+          <w:b/>
+          <w:lang w:val="pt_PT" w:bidi="pt_PT"/>
+        </w:rPr>
         <w:t>"E a maioria dos irmãos, vendo que estou na cadeia, tem mais confiança no Senhor".</w:t>
       </w:r>
     </w:p>
@@ -4780,6 +5425,21 @@
           <w:b/>
           <w:lang w:val="pt_PT" w:bidi="pt_PT"/>
         </w:rPr>
+        <w:t>δεσμοῖς μου</w:t>
+      </w:r>
+    </w:p>
+    <w:p>
+      <w:pPr/>
+      <w:r>
+        <w:rPr>
+          <w:lang w:val="pt_PT" w:bidi="pt_PT"/>
+        </w:rPr>
+      </w:r>
+      <w:r>
+        <w:rPr>
+          <w:b/>
+          <w:lang w:val="pt_PT" w:bidi="pt_PT"/>
+        </w:rPr>
         <w:t>"estou na cadeia".</w:t>
       </w:r>
     </w:p>
@@ -4849,6 +5509,21 @@
         <w:rPr>
           <w:lang w:val="pt_PT" w:bidi="pt_PT"/>
         </w:rPr>
+      </w:r>
+    </w:p>
+    <w:p>
+      <w:pPr/>
+      <w:r>
+        <w:rPr>
+          <w:lang w:val="pt_PT" w:bidi="pt_PT"/>
+        </w:rPr>
+      </w:r>
+      <w:r>
+        <w:rPr>
+          <w:b/>
+          <w:lang w:val="pt_PT" w:bidi="pt_PT"/>
+        </w:rPr>
+        <w:t>τὸν λόγον</w:t>
       </w:r>
     </w:p>
     <w:p>
@@ -5058,6 +5733,21 @@
           <w:b/>
           <w:lang w:val="pt_PT" w:bidi="pt_PT"/>
         </w:rPr>
+        <w:t>τινὲς μὲν καὶ &amp; τὸν Χριστὸν κηρύσσουσιν</w:t>
+      </w:r>
+    </w:p>
+    <w:p>
+      <w:pPr/>
+      <w:r>
+        <w:rPr>
+          <w:lang w:val="pt_PT" w:bidi="pt_PT"/>
+        </w:rPr>
+      </w:r>
+      <w:r>
+        <w:rPr>
+          <w:b/>
+          <w:lang w:val="pt_PT" w:bidi="pt_PT"/>
+        </w:rPr>
         <w:t>"alguns deles anunciam Cristo".</w:t>
       </w:r>
     </w:p>
@@ -5121,6 +5811,21 @@
           <w:b/>
           <w:lang w:val="pt_PT" w:bidi="pt_PT"/>
         </w:rPr>
+        <w:t>διὰ φθόνον καὶ ἔριν</w:t>
+      </w:r>
+    </w:p>
+    <w:p>
+      <w:pPr/>
+      <w:r>
+        <w:rPr>
+          <w:lang w:val="pt_PT" w:bidi="pt_PT"/>
+        </w:rPr>
+      </w:r>
+      <w:r>
+        <w:rPr>
+          <w:b/>
+          <w:lang w:val="pt_PT" w:bidi="pt_PT"/>
+        </w:rPr>
         <w:t>"porque são ciumentos e briguentos".</w:t>
       </w:r>
     </w:p>
@@ -5230,6 +5935,21 @@
           <w:b/>
           <w:lang w:val="pt_PT" w:bidi="pt_PT"/>
         </w:rPr>
+        <w:t>εὐδοκίαν</w:t>
+      </w:r>
+    </w:p>
+    <w:p>
+      <w:pPr/>
+      <w:r>
+        <w:rPr>
+          <w:lang w:val="pt_PT" w:bidi="pt_PT"/>
+        </w:rPr>
+      </w:r>
+      <w:r>
+        <w:rPr>
+          <w:b/>
+          <w:lang w:val="pt_PT" w:bidi="pt_PT"/>
+        </w:rPr>
         <w:t>"boas intenções".</w:t>
       </w:r>
     </w:p>
@@ -5326,6 +6046,21 @@
           <w:b/>
           <w:lang w:val="pt_PT" w:bidi="pt_PT"/>
         </w:rPr>
+        <w:t>ἐξ ἀγάπης</w:t>
+      </w:r>
+    </w:p>
+    <w:p>
+      <w:pPr/>
+      <w:r>
+        <w:rPr>
+          <w:lang w:val="pt_PT" w:bidi="pt_PT"/>
+        </w:rPr>
+      </w:r>
+      <w:r>
+        <w:rPr>
+          <w:b/>
+          <w:lang w:val="pt_PT" w:bidi="pt_PT"/>
+        </w:rPr>
         <w:t>"por amor".</w:t>
       </w:r>
     </w:p>
@@ -5448,6 +6183,21 @@
           <w:b/>
           <w:lang w:val="pt_PT" w:bidi="pt_PT"/>
         </w:rPr>
+        <w:t>κεῖμαι</w:t>
+      </w:r>
+    </w:p>
+    <w:p>
+      <w:pPr/>
+      <w:r>
+        <w:rPr>
+          <w:lang w:val="pt_PT" w:bidi="pt_PT"/>
+        </w:rPr>
+      </w:r>
+      <w:r>
+        <w:rPr>
+          <w:b/>
+          <w:lang w:val="pt_PT" w:bidi="pt_PT"/>
+        </w:rPr>
         <w:t>"Deus me deu o trabalho".</w:t>
       </w:r>
     </w:p>
@@ -5530,6 +6280,21 @@
         <w:rPr>
           <w:lang w:val="pt_PT" w:bidi="pt_PT"/>
         </w:rPr>
+      </w:r>
+    </w:p>
+    <w:p>
+      <w:pPr/>
+      <w:r>
+        <w:rPr>
+          <w:lang w:val="pt_PT" w:bidi="pt_PT"/>
+        </w:rPr>
+      </w:r>
+      <w:r>
+        <w:rPr>
+          <w:b/>
+          <w:lang w:val="pt_PT" w:bidi="pt_PT"/>
+        </w:rPr>
+        <w:t>εἰς ἀπολογίαν τοῦ εὐαγγελίου</w:t>
       </w:r>
     </w:p>
     <w:p>
@@ -5645,6 +6410,21 @@
           <w:b/>
           <w:lang w:val="pt_PT" w:bidi="pt_PT"/>
         </w:rPr>
+        <w:t>εἰς ἀπολογίαν τοῦ εὐαγγελίου κεῖμαι</w:t>
+      </w:r>
+    </w:p>
+    <w:p>
+      <w:pPr/>
+      <w:r>
+        <w:rPr>
+          <w:lang w:val="pt_PT" w:bidi="pt_PT"/>
+        </w:rPr>
+      </w:r>
+      <w:r>
+        <w:rPr>
+          <w:b/>
+          <w:lang w:val="pt_PT" w:bidi="pt_PT"/>
+        </w:rPr>
         <w:t>"Deus me deu o trabalho de defender o evangelho".</w:t>
       </w:r>
     </w:p>
@@ -5822,6 +6602,21 @@
           <w:b/>
           <w:lang w:val="pt_PT" w:bidi="pt_PT"/>
         </w:rPr>
+        <w:t>οἱ δὲ ἐξ ἐριθείας τὸν Χριστὸν καταγγέλλουσιν</w:t>
+      </w:r>
+    </w:p>
+    <w:p>
+      <w:pPr/>
+      <w:r>
+        <w:rPr>
+          <w:lang w:val="pt_PT" w:bidi="pt_PT"/>
+        </w:rPr>
+      </w:r>
+      <w:r>
+        <w:rPr>
+          <w:b/>
+          <w:lang w:val="pt_PT" w:bidi="pt_PT"/>
+        </w:rPr>
         <w:t xml:space="preserve">"Os outros não anunciam Cristo com sinceridade, mas por interesse pessoal". </w:t>
       </w:r>
     </w:p>
@@ -5918,6 +6713,21 @@
           <w:b/>
           <w:lang w:val="pt_PT" w:bidi="pt_PT"/>
         </w:rPr>
+        <w:t>οὐχ ἁγνῶς</w:t>
+      </w:r>
+    </w:p>
+    <w:p>
+      <w:pPr/>
+      <w:r>
+        <w:rPr>
+          <w:lang w:val="pt_PT" w:bidi="pt_PT"/>
+        </w:rPr>
+      </w:r>
+      <w:r>
+        <w:rPr>
+          <w:b/>
+          <w:lang w:val="pt_PT" w:bidi="pt_PT"/>
+        </w:rPr>
         <w:t>"não anunciam Cristo com sinceridade".</w:t>
       </w:r>
     </w:p>
@@ -5967,6 +6777,21 @@
         <w:rPr>
           <w:lang w:val="pt_PT" w:bidi="pt_PT"/>
         </w:rPr>
+      </w:r>
+    </w:p>
+    <w:p>
+      <w:pPr/>
+      <w:r>
+        <w:rPr>
+          <w:lang w:val="pt_PT" w:bidi="pt_PT"/>
+        </w:rPr>
+      </w:r>
+      <w:r>
+        <w:rPr>
+          <w:b/>
+          <w:lang w:val="pt_PT" w:bidi="pt_PT"/>
+        </w:rPr>
+        <w:t>τοῖς δεσμοῖς μου</w:t>
       </w:r>
     </w:p>
     <w:p>
@@ -6100,6 +6925,21 @@
           <w:b/>
           <w:lang w:val="pt_PT" w:bidi="pt_PT"/>
         </w:rPr>
+        <w:t>οἰόμενοι θλῖψιν ἐγείρειν τοῖς δεσμοῖς μου</w:t>
+      </w:r>
+    </w:p>
+    <w:p>
+      <w:pPr/>
+      <w:r>
+        <w:rPr>
+          <w:lang w:val="pt_PT" w:bidi="pt_PT"/>
+        </w:rPr>
+      </w:r>
+      <w:r>
+        <w:rPr>
+          <w:b/>
+          <w:lang w:val="pt_PT" w:bidi="pt_PT"/>
+        </w:rPr>
         <w:t>"Eles pensam que assim aumentarão os meus sofrimentos enquanto estou na cadeia".</w:t>
       </w:r>
     </w:p>
@@ -6183,6 +7023,21 @@
           <w:b/>
           <w:lang w:val="pt_PT" w:bidi="pt_PT"/>
         </w:rPr>
+        <w:t>τί γάρ</w:t>
+      </w:r>
+    </w:p>
+    <w:p>
+      <w:pPr/>
+      <w:r>
+        <w:rPr>
+          <w:lang w:val="pt_PT" w:bidi="pt_PT"/>
+        </w:rPr>
+      </w:r>
+      <w:r>
+        <w:rPr>
+          <w:b/>
+          <w:lang w:val="pt_PT" w:bidi="pt_PT"/>
+        </w:rPr>
         <w:t>"Mas isso não tem importância".</w:t>
       </w:r>
     </w:p>
@@ -6279,6 +7134,21 @@
           <w:b/>
           <w:lang w:val="pt_PT" w:bidi="pt_PT"/>
         </w:rPr>
+        <w:t>τί γάρ</w:t>
+      </w:r>
+    </w:p>
+    <w:p>
+      <w:pPr/>
+      <w:r>
+        <w:rPr>
+          <w:lang w:val="pt_PT" w:bidi="pt_PT"/>
+        </w:rPr>
+      </w:r>
+      <w:r>
+        <w:rPr>
+          <w:b/>
+          <w:lang w:val="pt_PT" w:bidi="pt_PT"/>
+        </w:rPr>
         <w:t>"Mas isso não tem importância".</w:t>
       </w:r>
     </w:p>
@@ -6362,6 +7232,21 @@
           <w:b/>
           <w:lang w:val="pt_PT" w:bidi="pt_PT"/>
         </w:rPr>
+        <w:t>Χριστὸς καταγγέλλεται</w:t>
+      </w:r>
+    </w:p>
+    <w:p>
+      <w:pPr/>
+      <w:r>
+        <w:rPr>
+          <w:lang w:val="pt_PT" w:bidi="pt_PT"/>
+        </w:rPr>
+      </w:r>
+      <w:r>
+        <w:rPr>
+          <w:b/>
+          <w:lang w:val="pt_PT" w:bidi="pt_PT"/>
+        </w:rPr>
         <w:t>"Cristo está sendo anunciado".</w:t>
       </w:r>
     </w:p>
@@ -6458,6 +7343,21 @@
           <w:b/>
           <w:lang w:val="pt_PT" w:bidi="pt_PT"/>
         </w:rPr>
+        <w:t>τοῦτό</w:t>
+      </w:r>
+    </w:p>
+    <w:p>
+      <w:pPr/>
+      <w:r>
+        <w:rPr>
+          <w:lang w:val="pt_PT" w:bidi="pt_PT"/>
+        </w:rPr>
+      </w:r>
+      <w:r>
+        <w:rPr>
+          <w:b/>
+          <w:lang w:val="pt_PT" w:bidi="pt_PT"/>
+        </w:rPr>
         <w:t>"".</w:t>
       </w:r>
     </w:p>
@@ -6541,6 +7441,21 @@
           <w:b/>
           <w:lang w:val="pt_PT" w:bidi="pt_PT"/>
         </w:rPr>
+        <w:t>οἶδα γὰρ ὅτι τοῦτό μοι ἀποβήσεται εἰς σωτηρίαν</w:t>
+      </w:r>
+    </w:p>
+    <w:p>
+      <w:pPr/>
+      <w:r>
+        <w:rPr>
+          <w:lang w:val="pt_PT" w:bidi="pt_PT"/>
+        </w:rPr>
+      </w:r>
+      <w:r>
+        <w:rPr>
+          <w:b/>
+          <w:lang w:val="pt_PT" w:bidi="pt_PT"/>
+        </w:rPr>
         <w:t>"eu serei posto em liberdade".</w:t>
       </w:r>
     </w:p>
@@ -6637,6 +7552,21 @@
           <w:b/>
           <w:lang w:val="pt_PT" w:bidi="pt_PT"/>
         </w:rPr>
+        <w:t>ἐπιχορηγίας τοῦ Πνεύματος Ἰησοῦ Χριστοῦ</w:t>
+      </w:r>
+    </w:p>
+    <w:p>
+      <w:pPr/>
+      <w:r>
+        <w:rPr>
+          <w:lang w:val="pt_PT" w:bidi="pt_PT"/>
+        </w:rPr>
+      </w:r>
+      <w:r>
+        <w:rPr>
+          <w:b/>
+          <w:lang w:val="pt_PT" w:bidi="pt_PT"/>
+        </w:rPr>
         <w:t>"a ajuda do Espírito de Jesus Cristo".</w:t>
       </w:r>
     </w:p>
@@ -6733,6 +7663,21 @@
           <w:b/>
           <w:lang w:val="pt_PT" w:bidi="pt_PT"/>
         </w:rPr>
+        <w:t>ἀποκαραδοκίαν καὶ ἐλπίδα</w:t>
+      </w:r>
+    </w:p>
+    <w:p>
+      <w:pPr/>
+      <w:r>
+        <w:rPr>
+          <w:lang w:val="pt_PT" w:bidi="pt_PT"/>
+        </w:rPr>
+      </w:r>
+      <w:r>
+        <w:rPr>
+          <w:b/>
+          <w:lang w:val="pt_PT" w:bidi="pt_PT"/>
+        </w:rPr>
         <w:t>"grande desejo e a minha esperança".</w:t>
       </w:r>
     </w:p>
@@ -6842,6 +7787,21 @@
           <w:b/>
           <w:lang w:val="pt_PT" w:bidi="pt_PT"/>
         </w:rPr>
+        <w:t>κατὰ τὴν ἀποκαραδοκίαν καὶ ἐλπίδα μου</w:t>
+      </w:r>
+    </w:p>
+    <w:p>
+      <w:pPr/>
+      <w:r>
+        <w:rPr>
+          <w:lang w:val="pt_PT" w:bidi="pt_PT"/>
+        </w:rPr>
+      </w:r>
+      <w:r>
+        <w:rPr>
+          <w:b/>
+          <w:lang w:val="pt_PT" w:bidi="pt_PT"/>
+        </w:rPr>
         <w:t>"O meu grande desejo e a minha esperança".</w:t>
       </w:r>
     </w:p>
@@ -6937,6 +7897,21 @@
         <w:rPr>
           <w:lang w:val="pt_PT" w:bidi="pt_PT"/>
         </w:rPr>
+      </w:r>
+    </w:p>
+    <w:p>
+      <w:pPr/>
+      <w:r>
+        <w:rPr>
+          <w:lang w:val="pt_PT" w:bidi="pt_PT"/>
+        </w:rPr>
+      </w:r>
+      <w:r>
+        <w:rPr>
+          <w:b/>
+          <w:lang w:val="pt_PT" w:bidi="pt_PT"/>
+        </w:rPr>
+        <w:t>ἐν τῷ σώματί μου</w:t>
       </w:r>
     </w:p>
     <w:p>
@@ -7052,6 +8027,21 @@
           <w:b/>
           <w:lang w:val="pt_PT" w:bidi="pt_PT"/>
         </w:rPr>
+        <w:t>ἐν οὐδενὶ αἰσχυνθήσομαι, ἀλλ’</w:t>
+      </w:r>
+    </w:p>
+    <w:p>
+      <w:pPr/>
+      <w:r>
+        <w:rPr>
+          <w:lang w:val="pt_PT" w:bidi="pt_PT"/>
+        </w:rPr>
+      </w:r>
+      <w:r>
+        <w:rPr>
+          <w:b/>
+          <w:lang w:val="pt_PT" w:bidi="pt_PT"/>
+        </w:rPr>
         <w:t>"são de nunca falhar no meu dever".</w:t>
       </w:r>
     </w:p>
@@ -7148,6 +8138,21 @@
           <w:b/>
           <w:lang w:val="pt_PT" w:bidi="pt_PT"/>
         </w:rPr>
+        <w:t>ἐν πάσῃ παρρησίᾳ</w:t>
+      </w:r>
+    </w:p>
+    <w:p>
+      <w:pPr/>
+      <w:r>
+        <w:rPr>
+          <w:lang w:val="pt_PT" w:bidi="pt_PT"/>
+        </w:rPr>
+      </w:r>
+      <w:r>
+        <w:rPr>
+          <w:b/>
+          <w:lang w:val="pt_PT" w:bidi="pt_PT"/>
+        </w:rPr>
         <w:t>"eu tenha muita coragem".</w:t>
       </w:r>
     </w:p>
@@ -7244,6 +8249,21 @@
           <w:b/>
           <w:lang w:val="pt_PT" w:bidi="pt_PT"/>
         </w:rPr>
+        <w:t>εἴτε διὰ ζωῆς εἴτε διὰ θανάτου</w:t>
+      </w:r>
+    </w:p>
+    <w:p>
+      <w:pPr/>
+      <w:r>
+        <w:rPr>
+          <w:lang w:val="pt_PT" w:bidi="pt_PT"/>
+        </w:rPr>
+      </w:r>
+      <w:r>
+        <w:rPr>
+          <w:b/>
+          <w:lang w:val="pt_PT" w:bidi="pt_PT"/>
+        </w:rPr>
         <w:t>"tanto na vida como na morte".</w:t>
       </w:r>
     </w:p>
@@ -7353,6 +8373,21 @@
           <w:b/>
           <w:lang w:val="pt_PT" w:bidi="pt_PT"/>
         </w:rPr>
+        <w:t>κέρδος</w:t>
+      </w:r>
+    </w:p>
+    <w:p>
+      <w:pPr/>
+      <w:r>
+        <w:rPr>
+          <w:lang w:val="pt_PT" w:bidi="pt_PT"/>
+        </w:rPr>
+      </w:r>
+      <w:r>
+        <w:rPr>
+          <w:b/>
+          <w:lang w:val="pt_PT" w:bidi="pt_PT"/>
+        </w:rPr>
         <w:t>"é lucro".</w:t>
       </w:r>
     </w:p>
@@ -7449,6 +8484,21 @@
           <w:b/>
           <w:lang w:val="pt_PT" w:bidi="pt_PT"/>
         </w:rPr>
+        <w:t>ἐν σαρκί</w:t>
+      </w:r>
+    </w:p>
+    <w:p>
+      <w:pPr/>
+      <w:r>
+        <w:rPr>
+          <w:lang w:val="pt_PT" w:bidi="pt_PT"/>
+        </w:rPr>
+      </w:r>
+      <w:r>
+        <w:rPr>
+          <w:b/>
+          <w:lang w:val="pt_PT" w:bidi="pt_PT"/>
+        </w:rPr>
         <w:t>"se eu continuar vivendo".</w:t>
       </w:r>
     </w:p>
@@ -7532,6 +8582,21 @@
           <w:b/>
           <w:lang w:val="pt_PT" w:bidi="pt_PT"/>
         </w:rPr>
+        <w:t>τοῦτό μοι καρπὸς ἔργου</w:t>
+      </w:r>
+    </w:p>
+    <w:p>
+      <w:pPr/>
+      <w:r>
+        <w:rPr>
+          <w:lang w:val="pt_PT" w:bidi="pt_PT"/>
+        </w:rPr>
+      </w:r>
+      <w:r>
+        <w:rPr>
+          <w:b/>
+          <w:lang w:val="pt_PT" w:bidi="pt_PT"/>
+        </w:rPr>
         <w:t>"poderei ainda fazer algum trabalho útil".</w:t>
       </w:r>
     </w:p>
@@ -7628,6 +8693,21 @@
           <w:b/>
           <w:lang w:val="pt_PT" w:bidi="pt_PT"/>
         </w:rPr>
+        <w:t>τοῦτό μοι καρπὸς ἔργου</w:t>
+      </w:r>
+    </w:p>
+    <w:p>
+      <w:pPr/>
+      <w:r>
+        <w:rPr>
+          <w:lang w:val="pt_PT" w:bidi="pt_PT"/>
+        </w:rPr>
+      </w:r>
+      <w:r>
+        <w:rPr>
+          <w:b/>
+          <w:lang w:val="pt_PT" w:bidi="pt_PT"/>
+        </w:rPr>
         <w:t>"poderei ainda fazer algum trabalho útil".</w:t>
       </w:r>
     </w:p>
@@ -7724,6 +8804,21 @@
           <w:b/>
           <w:lang w:val="pt_PT" w:bidi="pt_PT"/>
         </w:rPr>
+        <w:t>συνέχομαι δὲ ἐκ τῶν δύο</w:t>
+      </w:r>
+    </w:p>
+    <w:p>
+      <w:pPr/>
+      <w:r>
+        <w:rPr>
+          <w:lang w:val="pt_PT" w:bidi="pt_PT"/>
+        </w:rPr>
+      </w:r>
+      <w:r>
+        <w:rPr>
+          <w:b/>
+          <w:lang w:val="pt_PT" w:bidi="pt_PT"/>
+        </w:rPr>
         <w:t>"Estou cercado pelos dois lados".</w:t>
       </w:r>
     </w:p>
@@ -7820,6 +8915,21 @@
           <w:b/>
           <w:lang w:val="pt_PT" w:bidi="pt_PT"/>
         </w:rPr>
+        <w:t>συνέχομαι</w:t>
+      </w:r>
+    </w:p>
+    <w:p>
+      <w:pPr/>
+      <w:r>
+        <w:rPr>
+          <w:lang w:val="pt_PT" w:bidi="pt_PT"/>
+        </w:rPr>
+      </w:r>
+      <w:r>
+        <w:rPr>
+          <w:b/>
+          <w:lang w:val="pt_PT" w:bidi="pt_PT"/>
+        </w:rPr>
         <w:t>"Então não sei o que devo escolher".</w:t>
       </w:r>
     </w:p>
@@ -7916,6 +9026,21 @@
           <w:b/>
           <w:lang w:val="pt_PT" w:bidi="pt_PT"/>
         </w:rPr>
+        <w:t>τῶν δύο</w:t>
+      </w:r>
+    </w:p>
+    <w:p>
+      <w:pPr/>
+      <w:r>
+        <w:rPr>
+          <w:lang w:val="pt_PT" w:bidi="pt_PT"/>
+        </w:rPr>
+      </w:r>
+      <w:r>
+        <w:rPr>
+          <w:b/>
+          <w:lang w:val="pt_PT" w:bidi="pt_PT"/>
+        </w:rPr>
         <w:t>"pelos dois".</w:t>
       </w:r>
     </w:p>
@@ -8025,6 +9150,21 @@
           <w:b/>
           <w:lang w:val="pt_PT" w:bidi="pt_PT"/>
         </w:rPr>
+        <w:t>τὴν ἐπιθυμίαν ἔχων</w:t>
+      </w:r>
+    </w:p>
+    <w:p>
+      <w:pPr/>
+      <w:r>
+        <w:rPr>
+          <w:lang w:val="pt_PT" w:bidi="pt_PT"/>
+        </w:rPr>
+      </w:r>
+      <w:r>
+        <w:rPr>
+          <w:b/>
+          <w:lang w:val="pt_PT" w:bidi="pt_PT"/>
+        </w:rPr>
         <w:t>"quero muito".</w:t>
       </w:r>
     </w:p>
@@ -8121,6 +9261,21 @@
           <w:b/>
           <w:lang w:val="pt_PT" w:bidi="pt_PT"/>
         </w:rPr>
+        <w:t>ἀναλῦσαι</w:t>
+      </w:r>
+    </w:p>
+    <w:p>
+      <w:pPr/>
+      <w:r>
+        <w:rPr>
+          <w:lang w:val="pt_PT" w:bidi="pt_PT"/>
+        </w:rPr>
+      </w:r>
+      <w:r>
+        <w:rPr>
+          <w:b/>
+          <w:lang w:val="pt_PT" w:bidi="pt_PT"/>
+        </w:rPr>
         <w:t>"deixar".</w:t>
       </w:r>
     </w:p>
@@ -8216,6 +9371,21 @@
         <w:rPr>
           <w:lang w:val="pt_PT" w:bidi="pt_PT"/>
         </w:rPr>
+      </w:r>
+    </w:p>
+    <w:p>
+      <w:pPr/>
+      <w:r>
+        <w:rPr>
+          <w:lang w:val="pt_PT" w:bidi="pt_PT"/>
+        </w:rPr>
+      </w:r>
+      <w:r>
+        <w:rPr>
+          <w:b/>
+          <w:lang w:val="pt_PT" w:bidi="pt_PT"/>
+        </w:rPr>
+        <w:t>τὸ δὲ ἐπιμένειν ἐν τῇ σαρκὶ</w:t>
       </w:r>
     </w:p>
     <w:p>
@@ -8344,6 +9514,21 @@
           <w:b/>
           <w:lang w:val="pt_PT" w:bidi="pt_PT"/>
         </w:rPr>
+        <w:t>ἀναγκαιότερον</w:t>
+      </w:r>
+    </w:p>
+    <w:p>
+      <w:pPr/>
+      <w:r>
+        <w:rPr>
+          <w:lang w:val="pt_PT" w:bidi="pt_PT"/>
+        </w:rPr>
+      </w:r>
+      <w:r>
+        <w:rPr>
+          <w:b/>
+          <w:lang w:val="pt_PT" w:bidi="pt_PT"/>
+        </w:rPr>
         <w:t>"é muito mais necessário".</w:t>
       </w:r>
     </w:p>
@@ -8534,6 +9719,21 @@
           <w:b/>
           <w:lang w:val="pt_PT" w:bidi="pt_PT"/>
         </w:rPr>
+        <w:t>καὶ τοῦτο πεποιθὼς</w:t>
+      </w:r>
+    </w:p>
+    <w:p>
+      <w:pPr/>
+      <w:r>
+        <w:rPr>
+          <w:lang w:val="pt_PT" w:bidi="pt_PT"/>
+        </w:rPr>
+      </w:r>
+      <w:r>
+        <w:rPr>
+          <w:b/>
+          <w:lang w:val="pt_PT" w:bidi="pt_PT"/>
+        </w:rPr>
         <w:t>"E, como estou certo disso".</w:t>
       </w:r>
     </w:p>
@@ -8661,6 +9861,21 @@
           <w:b/>
           <w:lang w:val="pt_PT" w:bidi="pt_PT"/>
         </w:rPr>
+        <w:t>τοῦτο πεποιθὼς</w:t>
+      </w:r>
+    </w:p>
+    <w:p>
+      <w:pPr/>
+      <w:r>
+        <w:rPr>
+          <w:lang w:val="pt_PT" w:bidi="pt_PT"/>
+        </w:rPr>
+      </w:r>
+      <w:r>
+        <w:rPr>
+          <w:b/>
+          <w:lang w:val="pt_PT" w:bidi="pt_PT"/>
+        </w:rPr>
         <w:t>"estou certo disso".</w:t>
       </w:r>
     </w:p>
@@ -8743,6 +9958,21 @@
         <w:rPr>
           <w:lang w:val="pt_PT" w:bidi="pt_PT"/>
         </w:rPr>
+      </w:r>
+    </w:p>
+    <w:p>
+      <w:pPr/>
+      <w:r>
+        <w:rPr>
+          <w:lang w:val="pt_PT" w:bidi="pt_PT"/>
+        </w:rPr>
+      </w:r>
+      <w:r>
+        <w:rPr>
+          <w:b/>
+          <w:lang w:val="pt_PT" w:bidi="pt_PT"/>
+        </w:rPr>
+        <w:t>μενῶ</w:t>
       </w:r>
     </w:p>
     <w:p>
@@ -8884,6 +10114,21 @@
           <w:b/>
           <w:lang w:val="pt_PT" w:bidi="pt_PT"/>
         </w:rPr>
+        <w:t>μενῶ καὶ παραμενῶ</w:t>
+      </w:r>
+    </w:p>
+    <w:p>
+      <w:pPr/>
+      <w:r>
+        <w:rPr>
+          <w:lang w:val="pt_PT" w:bidi="pt_PT"/>
+        </w:rPr>
+      </w:r>
+      <w:r>
+        <w:rPr>
+          <w:b/>
+          <w:lang w:val="pt_PT" w:bidi="pt_PT"/>
+        </w:rPr>
         <w:t>"continuarei vivendo e ficarei".</w:t>
       </w:r>
     </w:p>
@@ -9081,6 +10326,21 @@
           <w:b/>
           <w:lang w:val="pt_PT" w:bidi="pt_PT"/>
         </w:rPr>
+        <w:t>εἰς τὴν ὑμῶν προκοπὴν καὶ χαρὰν</w:t>
+      </w:r>
+    </w:p>
+    <w:p>
+      <w:pPr/>
+      <w:r>
+        <w:rPr>
+          <w:lang w:val="pt_PT" w:bidi="pt_PT"/>
+        </w:rPr>
+      </w:r>
+      <w:r>
+        <w:rPr>
+          <w:b/>
+          <w:lang w:val="pt_PT" w:bidi="pt_PT"/>
+        </w:rPr>
         <w:t>"para ajudá-los a progredirem e a terem a alegria".</w:t>
       </w:r>
     </w:p>
@@ -9163,6 +10423,21 @@
         <w:rPr>
           <w:lang w:val="pt_PT" w:bidi="pt_PT"/>
         </w:rPr>
+      </w:r>
+    </w:p>
+    <w:p>
+      <w:pPr/>
+      <w:r>
+        <w:rPr>
+          <w:lang w:val="pt_PT" w:bidi="pt_PT"/>
+        </w:rPr>
+      </w:r>
+      <w:r>
+        <w:rPr>
+          <w:b/>
+          <w:lang w:val="pt_PT" w:bidi="pt_PT"/>
+        </w:rPr>
+        <w:t>εἰς τὴν ὑμῶν προκοπὴν καὶ χαρὰν</w:t>
       </w:r>
     </w:p>
     <w:p>
@@ -9393,6 +10668,21 @@
           <w:b/>
           <w:lang w:val="pt_PT" w:bidi="pt_PT"/>
         </w:rPr>
+        <w:t>τῆς πίστεως</w:t>
+      </w:r>
+    </w:p>
+    <w:p>
+      <w:pPr/>
+      <w:r>
+        <w:rPr>
+          <w:lang w:val="pt_PT" w:bidi="pt_PT"/>
+        </w:rPr>
+      </w:r>
+      <w:r>
+        <w:rPr>
+          <w:b/>
+          <w:lang w:val="pt_PT" w:bidi="pt_PT"/>
+        </w:rPr>
         <w:t>"da fé".</w:t>
       </w:r>
     </w:p>
@@ -9475,6 +10765,21 @@
         <w:rPr>
           <w:lang w:val="pt_PT" w:bidi="pt_PT"/>
         </w:rPr>
+      </w:r>
+    </w:p>
+    <w:p>
+      <w:pPr/>
+      <w:r>
+        <w:rPr>
+          <w:lang w:val="pt_PT" w:bidi="pt_PT"/>
+        </w:rPr>
+      </w:r>
+      <w:r>
+        <w:rPr>
+          <w:b/>
+          <w:lang w:val="pt_PT" w:bidi="pt_PT"/>
+        </w:rPr>
+        <w:t>ἵνα</w:t>
       </w:r>
     </w:p>
     <w:p>
@@ -9603,6 +10908,21 @@
           <w:b/>
           <w:lang w:val="pt_PT" w:bidi="pt_PT"/>
         </w:rPr>
+        <w:t>καύχημα &amp; ἐν</w:t>
+      </w:r>
+    </w:p>
+    <w:p>
+      <w:pPr/>
+      <w:r>
+        <w:rPr>
+          <w:lang w:val="pt_PT" w:bidi="pt_PT"/>
+        </w:rPr>
+      </w:r>
+      <w:r>
+        <w:rPr>
+          <w:b/>
+          <w:lang w:val="pt_PT" w:bidi="pt_PT"/>
+        </w:rPr>
         <w:t>"orgulhosos de".</w:t>
       </w:r>
     </w:p>
@@ -9685,6 +11005,21 @@
         <w:rPr>
           <w:lang w:val="pt_PT" w:bidi="pt_PT"/>
         </w:rPr>
+      </w:r>
+    </w:p>
+    <w:p>
+      <w:pPr/>
+      <w:r>
+        <w:rPr>
+          <w:lang w:val="pt_PT" w:bidi="pt_PT"/>
+        </w:rPr>
+      </w:r>
+      <w:r>
+        <w:rPr>
+          <w:b/>
+          <w:lang w:val="pt_PT" w:bidi="pt_PT"/>
+        </w:rPr>
+        <w:t>παρουσίας</w:t>
       </w:r>
     </w:p>
     <w:p>
@@ -9813,6 +11148,21 @@
           <w:b/>
           <w:lang w:val="pt_PT" w:bidi="pt_PT"/>
         </w:rPr>
+        <w:t>διὰ τῆς ἐμῆς παρουσίας</w:t>
+      </w:r>
+    </w:p>
+    <w:p>
+      <w:pPr/>
+      <w:r>
+        <w:rPr>
+          <w:lang w:val="pt_PT" w:bidi="pt_PT"/>
+        </w:rPr>
+      </w:r>
+      <w:r>
+        <w:rPr>
+          <w:b/>
+          <w:lang w:val="pt_PT" w:bidi="pt_PT"/>
+        </w:rPr>
         <w:t>"quando eu for visitar vocês".</w:t>
       </w:r>
     </w:p>
@@ -9895,6 +11245,21 @@
         <w:rPr>
           <w:lang w:val="pt_PT" w:bidi="pt_PT"/>
         </w:rPr>
+      </w:r>
+    </w:p>
+    <w:p>
+      <w:pPr/>
+      <w:r>
+        <w:rPr>
+          <w:lang w:val="pt_PT" w:bidi="pt_PT"/>
+        </w:rPr>
+      </w:r>
+      <w:r>
+        <w:rPr>
+          <w:b/>
+          <w:lang w:val="pt_PT" w:bidi="pt_PT"/>
+        </w:rPr>
+        <w:t>ἐλθὼν</w:t>
       </w:r>
     </w:p>
     <w:p>
@@ -10036,6 +11401,21 @@
           <w:b/>
           <w:lang w:val="pt_PT" w:bidi="pt_PT"/>
         </w:rPr>
+        <w:t>ἀξίως τοῦ εὐαγγελίου τοῦ Χριστοῦ πολιτεύεσθε</w:t>
+      </w:r>
+    </w:p>
+    <w:p>
+      <w:pPr/>
+      <w:r>
+        <w:rPr>
+          <w:lang w:val="pt_PT" w:bidi="pt_PT"/>
+        </w:rPr>
+      </w:r>
+      <w:r>
+        <w:rPr>
+          <w:b/>
+          <w:lang w:val="pt_PT" w:bidi="pt_PT"/>
+        </w:rPr>
         <w:t>"vivam de acordo com o evangelho de Cristo".</w:t>
       </w:r>
     </w:p>
@@ -10119,6 +11499,21 @@
           <w:b/>
           <w:lang w:val="pt_PT" w:bidi="pt_PT"/>
         </w:rPr>
+        <w:t>στήκετε</w:t>
+      </w:r>
+    </w:p>
+    <w:p>
+      <w:pPr/>
+      <w:r>
+        <w:rPr>
+          <w:lang w:val="pt_PT" w:bidi="pt_PT"/>
+        </w:rPr>
+      </w:r>
+      <w:r>
+        <w:rPr>
+          <w:b/>
+          <w:lang w:val="pt_PT" w:bidi="pt_PT"/>
+        </w:rPr>
         <w:t>"vocês continuam firmes".</w:t>
       </w:r>
     </w:p>
@@ -10215,6 +11610,21 @@
           <w:b/>
           <w:lang w:val="pt_PT" w:bidi="pt_PT"/>
         </w:rPr>
+        <w:t>ἐν ἑνὶ πνεύματι, μιᾷ ψυχῇ</w:t>
+      </w:r>
+    </w:p>
+    <w:p>
+      <w:pPr/>
+      <w:r>
+        <w:rPr>
+          <w:lang w:val="pt_PT" w:bidi="pt_PT"/>
+        </w:rPr>
+      </w:r>
+      <w:r>
+        <w:rPr>
+          <w:b/>
+          <w:lang w:val="pt_PT" w:bidi="pt_PT"/>
+        </w:rPr>
         <w:t>"lutando juntos, com um só desejo".</w:t>
       </w:r>
     </w:p>
@@ -10324,6 +11734,21 @@
           <w:b/>
           <w:lang w:val="pt_PT" w:bidi="pt_PT"/>
         </w:rPr>
+        <w:t>ἐν ἑνὶ πνεύματι, μιᾷ ψυχῇ</w:t>
+      </w:r>
+    </w:p>
+    <w:p>
+      <w:pPr/>
+      <w:r>
+        <w:rPr>
+          <w:lang w:val="pt_PT" w:bidi="pt_PT"/>
+        </w:rPr>
+      </w:r>
+      <w:r>
+        <w:rPr>
+          <w:b/>
+          <w:lang w:val="pt_PT" w:bidi="pt_PT"/>
+        </w:rPr>
         <w:t>"lutando juntos, com um só desejo".</w:t>
       </w:r>
     </w:p>
@@ -10433,6 +11858,21 @@
           <w:b/>
           <w:lang w:val="pt_PT" w:bidi="pt_PT"/>
         </w:rPr>
+        <w:t>συναθλοῦντες</w:t>
+      </w:r>
+    </w:p>
+    <w:p>
+      <w:pPr/>
+      <w:r>
+        <w:rPr>
+          <w:lang w:val="pt_PT" w:bidi="pt_PT"/>
+        </w:rPr>
+      </w:r>
+      <w:r>
+        <w:rPr>
+          <w:b/>
+          <w:lang w:val="pt_PT" w:bidi="pt_PT"/>
+        </w:rPr>
         <w:t>"lutando juntos".</w:t>
       </w:r>
     </w:p>
@@ -10496,6 +11936,21 @@
           <w:b/>
           <w:lang w:val="pt_PT" w:bidi="pt_PT"/>
         </w:rPr>
+        <w:t>τῇ πίστει τοῦ εὐαγγελίου</w:t>
+      </w:r>
+    </w:p>
+    <w:p>
+      <w:pPr/>
+      <w:r>
+        <w:rPr>
+          <w:lang w:val="pt_PT" w:bidi="pt_PT"/>
+        </w:rPr>
+      </w:r>
+      <w:r>
+        <w:rPr>
+          <w:b/>
+          <w:lang w:val="pt_PT" w:bidi="pt_PT"/>
+        </w:rPr>
         <w:t>"por meio da fé que se baseia no evangelho".</w:t>
       </w:r>
     </w:p>
@@ -10605,6 +12060,21 @@
           <w:b/>
           <w:lang w:val="pt_PT" w:bidi="pt_PT"/>
         </w:rPr>
+        <w:t>τῶν ἀντικειμένων</w:t>
+      </w:r>
+    </w:p>
+    <w:p>
+      <w:pPr/>
+      <w:r>
+        <w:rPr>
+          <w:lang w:val="pt_PT" w:bidi="pt_PT"/>
+        </w:rPr>
+      </w:r>
+      <w:r>
+        <w:rPr>
+          <w:b/>
+          <w:lang w:val="pt_PT" w:bidi="pt_PT"/>
+        </w:rPr>
         <w:t>"dos seus inimigos".</w:t>
       </w:r>
     </w:p>
@@ -10701,6 +12171,21 @@
           <w:b/>
           <w:lang w:val="pt_PT" w:bidi="pt_PT"/>
         </w:rPr>
+        <w:t>ἥτις ἐστὶν αὐτοῖς ἔνδειξις</w:t>
+      </w:r>
+    </w:p>
+    <w:p>
+      <w:pPr/>
+      <w:r>
+        <w:rPr>
+          <w:lang w:val="pt_PT" w:bidi="pt_PT"/>
+        </w:rPr>
+      </w:r>
+      <w:r>
+        <w:rPr>
+          <w:b/>
+          <w:lang w:val="pt_PT" w:bidi="pt_PT"/>
+        </w:rPr>
         <w:t>"isso será uma prova para eles".</w:t>
       </w:r>
     </w:p>
@@ -10810,6 +12295,21 @@
           <w:b/>
           <w:lang w:val="pt_PT" w:bidi="pt_PT"/>
         </w:rPr>
+        <w:t>ἀπωλείας</w:t>
+      </w:r>
+    </w:p>
+    <w:p>
+      <w:pPr/>
+      <w:r>
+        <w:rPr>
+          <w:lang w:val="pt_PT" w:bidi="pt_PT"/>
+        </w:rPr>
+      </w:r>
+      <w:r>
+        <w:rPr>
+          <w:b/>
+          <w:lang w:val="pt_PT" w:bidi="pt_PT"/>
+        </w:rPr>
         <w:t>"serão derrotados".</w:t>
       </w:r>
     </w:p>
@@ -10893,6 +12393,21 @@
           <w:b/>
           <w:lang w:val="pt_PT" w:bidi="pt_PT"/>
         </w:rPr>
+        <w:t>ὑμῶν δὲ σωτηρίας</w:t>
+      </w:r>
+    </w:p>
+    <w:p>
+      <w:pPr/>
+      <w:r>
+        <w:rPr>
+          <w:lang w:val="pt_PT" w:bidi="pt_PT"/>
+        </w:rPr>
+      </w:r>
+      <w:r>
+        <w:rPr>
+          <w:b/>
+          <w:lang w:val="pt_PT" w:bidi="pt_PT"/>
+        </w:rPr>
         <w:t>"de"</w:t>
       </w:r>
       <w:r>
@@ -10989,6 +12504,21 @@
           <w:b/>
           <w:lang w:val="pt_PT" w:bidi="pt_PT"/>
         </w:rPr>
+        <w:t>τοῦτο ἀπὸ Θεοῦ</w:t>
+      </w:r>
+    </w:p>
+    <w:p>
+      <w:pPr/>
+      <w:r>
+        <w:rPr>
+          <w:lang w:val="pt_PT" w:bidi="pt_PT"/>
+        </w:rPr>
+      </w:r>
+      <w:r>
+        <w:rPr>
+          <w:b/>
+          <w:lang w:val="pt_PT" w:bidi="pt_PT"/>
+        </w:rPr>
         <w:t>"Porque é Deus quem dá a vitória a vocês".</w:t>
       </w:r>
     </w:p>
@@ -11072,6 +12602,21 @@
           <w:b/>
           <w:lang w:val="pt_PT" w:bidi="pt_PT"/>
         </w:rPr>
+        <w:t>ὑμῖν ἐχαρίσθη τὸ</w:t>
+      </w:r>
+    </w:p>
+    <w:p>
+      <w:pPr/>
+      <w:r>
+        <w:rPr>
+          <w:lang w:val="pt_PT" w:bidi="pt_PT"/>
+        </w:rPr>
+      </w:r>
+      <w:r>
+        <w:rPr>
+          <w:b/>
+          <w:lang w:val="pt_PT" w:bidi="pt_PT"/>
+        </w:rPr>
         <w:t>"ele tem dado a vocês o privilégio".</w:t>
       </w:r>
     </w:p>
@@ -11155,6 +12700,21 @@
           <w:b/>
           <w:lang w:val="pt_PT" w:bidi="pt_PT"/>
         </w:rPr>
+        <w:t>τὸν αὐτὸν ἀγῶνα ἔχοντες</w:t>
+      </w:r>
+    </w:p>
+    <w:p>
+      <w:pPr/>
+      <w:r>
+        <w:rPr>
+          <w:lang w:val="pt_PT" w:bidi="pt_PT"/>
+        </w:rPr>
+      </w:r>
+      <w:r>
+        <w:rPr>
+          <w:b/>
+          <w:lang w:val="pt_PT" w:bidi="pt_PT"/>
+        </w:rPr>
         <w:t>"vocês podem tomar parte comigo na luta".</w:t>
       </w:r>
     </w:p>
@@ -11251,6 +12811,21 @@
           <w:b/>
           <w:lang w:val="pt_PT" w:bidi="pt_PT"/>
         </w:rPr>
+        <w:t>τὸν αὐτὸν ἀγῶνα ἔχοντες, οἷον εἴδετε ἐν ἐμοὶ</w:t>
+      </w:r>
+    </w:p>
+    <w:p>
+      <w:pPr/>
+      <w:r>
+        <w:rPr>
+          <w:lang w:val="pt_PT" w:bidi="pt_PT"/>
+        </w:rPr>
+      </w:r>
+      <w:r>
+        <w:rPr>
+          <w:b/>
+          <w:lang w:val="pt_PT" w:bidi="pt_PT"/>
+        </w:rPr>
         <w:t>"a luta que vocês viram que tive".</w:t>
       </w:r>
     </w:p>
@@ -11347,6 +12922,21 @@
           <w:b/>
           <w:lang w:val="pt_PT" w:bidi="pt_PT"/>
         </w:rPr>
+        <w:t>εἴδετε ἐν ἐμοὶ, καὶ νῦν ἀκούετε ἐν ἐμοί</w:t>
+      </w:r>
+    </w:p>
+    <w:p>
+      <w:pPr/>
+      <w:r>
+        <w:rPr>
+          <w:lang w:val="pt_PT" w:bidi="pt_PT"/>
+        </w:rPr>
+      </w:r>
+      <w:r>
+        <w:rPr>
+          <w:b/>
+          <w:lang w:val="pt_PT" w:bidi="pt_PT"/>
+        </w:rPr>
         <w:t>"a luta que vocês viram que tive no passado é a mesma que ainda continua".</w:t>
       </w:r>
     </w:p>
@@ -11430,6 +13020,21 @@
           <w:b/>
           <w:lang w:val="pt_PT" w:bidi="pt_PT"/>
         </w:rPr>
+        <w:t>οὖν</w:t>
+      </w:r>
+    </w:p>
+    <w:p>
+      <w:pPr/>
+      <w:r>
+        <w:rPr>
+          <w:lang w:val="pt_PT" w:bidi="pt_PT"/>
+        </w:rPr>
+      </w:r>
+      <w:r>
+        <w:rPr>
+          <w:b/>
+          <w:lang w:val="pt_PT" w:bidi="pt_PT"/>
+        </w:rPr>
         <w:t>"Por estarem unidos".</w:t>
       </w:r>
     </w:p>
@@ -11513,6 +13118,21 @@
           <w:b/>
           <w:lang w:val="pt_PT" w:bidi="pt_PT"/>
         </w:rPr>
+        <w:t>εἴ τις &amp; παράκλησις ἐν Χριστῷ, εἴ τι παραμύθιον ἀγάπης, εἴ τις κοινωνία Πνεύματος, εἴ τις σπλάγχνα καὶ οἰκτιρμοί</w:t>
+      </w:r>
+    </w:p>
+    <w:p>
+      <w:pPr/>
+      <w:r>
+        <w:rPr>
+          <w:lang w:val="pt_PT" w:bidi="pt_PT"/>
+        </w:rPr>
+      </w:r>
+      <w:r>
+        <w:rPr>
+          <w:b/>
+          <w:lang w:val="pt_PT" w:bidi="pt_PT"/>
+        </w:rPr>
         <w:t>"Por estarem unidos com Cristo, vocês são fortes, o amor dele os anima, e vocês participam do Espírito de Deus. E também são bondosos e misericordiosos".</w:t>
       </w:r>
     </w:p>
@@ -11596,6 +13216,21 @@
           <w:b/>
           <w:lang w:val="pt_PT" w:bidi="pt_PT"/>
         </w:rPr>
+        <w:t>εἴ τι παραμύθιον ἀγάπης, εἴ τις κοινωνία Πνεύματος, εἴ τις σπλάγχνα καὶ οἰκτιρμοί</w:t>
+      </w:r>
+    </w:p>
+    <w:p>
+      <w:pPr/>
+      <w:r>
+        <w:rPr>
+          <w:lang w:val="pt_PT" w:bidi="pt_PT"/>
+        </w:rPr>
+      </w:r>
+      <w:r>
+        <w:rPr>
+          <w:b/>
+          <w:lang w:val="pt_PT" w:bidi="pt_PT"/>
+        </w:rPr>
         <w:t>"o amor dele os anima, e vocês participam do Espírito de Deus. E também são bondosos e misericordiosos uns com os outros".</w:t>
       </w:r>
     </w:p>
@@ -11679,6 +13314,21 @@
           <w:b/>
           <w:lang w:val="pt_PT" w:bidi="pt_PT"/>
         </w:rPr>
+        <w:t>εἴ τις &amp; παράκλησις ἐν Χριστῷ</w:t>
+      </w:r>
+    </w:p>
+    <w:p>
+      <w:pPr/>
+      <w:r>
+        <w:rPr>
+          <w:lang w:val="pt_PT" w:bidi="pt_PT"/>
+        </w:rPr>
+      </w:r>
+      <w:r>
+        <w:rPr>
+          <w:b/>
+          <w:lang w:val="pt_PT" w:bidi="pt_PT"/>
+        </w:rPr>
         <w:t>"Por estarem unidos com Cristo, vocês são fortes".</w:t>
       </w:r>
     </w:p>
@@ -11762,6 +13412,21 @@
           <w:b/>
           <w:lang w:val="pt_PT" w:bidi="pt_PT"/>
         </w:rPr>
+        <w:t>εἴ τις &amp; παράκλησις ἐν Χριστῷ</w:t>
+      </w:r>
+    </w:p>
+    <w:p>
+      <w:pPr/>
+      <w:r>
+        <w:rPr>
+          <w:lang w:val="pt_PT" w:bidi="pt_PT"/>
+        </w:rPr>
+      </w:r>
+      <w:r>
+        <w:rPr>
+          <w:b/>
+          <w:lang w:val="pt_PT" w:bidi="pt_PT"/>
+        </w:rPr>
         <w:t>"Por estarem unidos com Cristo, vocês são fortes".</w:t>
       </w:r>
     </w:p>
@@ -11838,6 +13503,21 @@
           <w:b/>
           <w:lang w:val="pt_PT" w:bidi="pt_PT"/>
         </w:rPr>
+        <w:t>εἴ τις &amp; παράκλησις ἐν Χριστῷ</w:t>
+      </w:r>
+    </w:p>
+    <w:p>
+      <w:pPr/>
+      <w:r>
+        <w:rPr>
+          <w:lang w:val="pt_PT" w:bidi="pt_PT"/>
+        </w:rPr>
+      </w:r>
+      <w:r>
+        <w:rPr>
+          <w:b/>
+          <w:lang w:val="pt_PT" w:bidi="pt_PT"/>
+        </w:rPr>
         <w:t>"Por estarem unidos com Cristo, vocês são fortes".</w:t>
       </w:r>
     </w:p>
@@ -11921,6 +13601,21 @@
           <w:b/>
           <w:lang w:val="pt_PT" w:bidi="pt_PT"/>
         </w:rPr>
+        <w:t>εἴ τι παραμύθιον ἀγάπης</w:t>
+      </w:r>
+    </w:p>
+    <w:p>
+      <w:pPr/>
+      <w:r>
+        <w:rPr>
+          <w:lang w:val="pt_PT" w:bidi="pt_PT"/>
+        </w:rPr>
+      </w:r>
+      <w:r>
+        <w:rPr>
+          <w:b/>
+          <w:lang w:val="pt_PT" w:bidi="pt_PT"/>
+        </w:rPr>
         <w:t>"Por estarem unidos com Cristo... o amor dele os anima".</w:t>
       </w:r>
     </w:p>
@@ -12017,6 +13712,21 @@
           <w:b/>
           <w:lang w:val="pt_PT" w:bidi="pt_PT"/>
         </w:rPr>
+        <w:t>εἴ τι παραμύθιον ἀγάπης</w:t>
+      </w:r>
+    </w:p>
+    <w:p>
+      <w:pPr/>
+      <w:r>
+        <w:rPr>
+          <w:lang w:val="pt_PT" w:bidi="pt_PT"/>
+        </w:rPr>
+      </w:r>
+      <w:r>
+        <w:rPr>
+          <w:b/>
+          <w:lang w:val="pt_PT" w:bidi="pt_PT"/>
+        </w:rPr>
         <w:t>"Por estarem unidos com Cristo... o amor dele os anima".</w:t>
       </w:r>
     </w:p>
@@ -12113,6 +13823,21 @@
           <w:b/>
           <w:lang w:val="pt_PT" w:bidi="pt_PT"/>
         </w:rPr>
+        <w:t>εἴ τι παραμύθιον ἀγάπης</w:t>
+      </w:r>
+    </w:p>
+    <w:p>
+      <w:pPr/>
+      <w:r>
+        <w:rPr>
+          <w:lang w:val="pt_PT" w:bidi="pt_PT"/>
+        </w:rPr>
+      </w:r>
+      <w:r>
+        <w:rPr>
+          <w:b/>
+          <w:lang w:val="pt_PT" w:bidi="pt_PT"/>
+        </w:rPr>
         <w:t>"o amor dele os anima".</w:t>
       </w:r>
     </w:p>
@@ -12209,6 +13934,21 @@
           <w:b/>
           <w:lang w:val="pt_PT" w:bidi="pt_PT"/>
         </w:rPr>
+        <w:t>εἴ τις κοινωνία Πνεύματος</w:t>
+      </w:r>
+    </w:p>
+    <w:p>
+      <w:pPr/>
+      <w:r>
+        <w:rPr>
+          <w:lang w:val="pt_PT" w:bidi="pt_PT"/>
+        </w:rPr>
+      </w:r>
+      <w:r>
+        <w:rPr>
+          <w:b/>
+          <w:lang w:val="pt_PT" w:bidi="pt_PT"/>
+        </w:rPr>
         <w:t>"e vocês participam do Espírito de Deus".</w:t>
       </w:r>
     </w:p>
@@ -12285,6 +14025,21 @@
           <w:b/>
           <w:lang w:val="pt_PT" w:bidi="pt_PT"/>
         </w:rPr>
+        <w:t>εἴ τις κοινωνία Πνεύματος</w:t>
+      </w:r>
+    </w:p>
+    <w:p>
+      <w:pPr/>
+      <w:r>
+        <w:rPr>
+          <w:lang w:val="pt_PT" w:bidi="pt_PT"/>
+        </w:rPr>
+      </w:r>
+      <w:r>
+        <w:rPr>
+          <w:b/>
+          <w:lang w:val="pt_PT" w:bidi="pt_PT"/>
+        </w:rPr>
         <w:t>"e vocês participam do Espírito de Deus".</w:t>
       </w:r>
     </w:p>
@@ -12368,6 +14123,21 @@
           <w:b/>
           <w:lang w:val="pt_PT" w:bidi="pt_PT"/>
         </w:rPr>
+        <w:t>εἴ τις σπλάγχνα καὶ οἰκτιρμοί</w:t>
+      </w:r>
+    </w:p>
+    <w:p>
+      <w:pPr/>
+      <w:r>
+        <w:rPr>
+          <w:lang w:val="pt_PT" w:bidi="pt_PT"/>
+        </w:rPr>
+      </w:r>
+      <w:r>
+        <w:rPr>
+          <w:b/>
+          <w:lang w:val="pt_PT" w:bidi="pt_PT"/>
+        </w:rPr>
         <w:t>"E também são bondosos e misericordiosos".</w:t>
       </w:r>
     </w:p>
@@ -12451,6 +14221,21 @@
           <w:b/>
           <w:lang w:val="pt_PT" w:bidi="pt_PT"/>
         </w:rPr>
+        <w:t>εἴ τις σπλάγχνα καὶ οἰκτιρμοί</w:t>
+      </w:r>
+    </w:p>
+    <w:p>
+      <w:pPr/>
+      <w:r>
+        <w:rPr>
+          <w:lang w:val="pt_PT" w:bidi="pt_PT"/>
+        </w:rPr>
+      </w:r>
+      <w:r>
+        <w:rPr>
+          <w:b/>
+          <w:lang w:val="pt_PT" w:bidi="pt_PT"/>
+        </w:rPr>
         <w:t>"E também são bondosos e misericordiosos uns com os outros".</w:t>
       </w:r>
     </w:p>
@@ -12547,6 +14332,21 @@
           <w:b/>
           <w:lang w:val="pt_PT" w:bidi="pt_PT"/>
         </w:rPr>
+        <w:t>πληρώσατέ μου τὴν χαρὰν</w:t>
+      </w:r>
+    </w:p>
+    <w:p>
+      <w:pPr/>
+      <w:r>
+        <w:rPr>
+          <w:lang w:val="pt_PT" w:bidi="pt_PT"/>
+        </w:rPr>
+      </w:r>
+      <w:r>
+        <w:rPr>
+          <w:b/>
+          <w:lang w:val="pt_PT" w:bidi="pt_PT"/>
+        </w:rPr>
         <w:t>"me deem a grande satisfação".</w:t>
       </w:r>
     </w:p>
@@ -12643,6 +14443,21 @@
           <w:b/>
           <w:lang w:val="pt_PT" w:bidi="pt_PT"/>
         </w:rPr>
+        <w:t>τὸ αὐτὸ φρονῆτε</w:t>
+      </w:r>
+    </w:p>
+    <w:p>
+      <w:pPr/>
+      <w:r>
+        <w:rPr>
+          <w:lang w:val="pt_PT" w:bidi="pt_PT"/>
+        </w:rPr>
+      </w:r>
+      <w:r>
+        <w:rPr>
+          <w:b/>
+          <w:lang w:val="pt_PT" w:bidi="pt_PT"/>
+        </w:rPr>
         <w:t>"tendo um mesmo".</w:t>
       </w:r>
     </w:p>
@@ -12706,6 +14521,21 @@
           <w:b/>
           <w:lang w:val="pt_PT" w:bidi="pt_PT"/>
         </w:rPr>
+        <w:t>τὴν αὐτὴν ἀγάπην ἔχοντες</w:t>
+      </w:r>
+    </w:p>
+    <w:p>
+      <w:pPr/>
+      <w:r>
+        <w:rPr>
+          <w:lang w:val="pt_PT" w:bidi="pt_PT"/>
+        </w:rPr>
+      </w:r>
+      <w:r>
+        <w:rPr>
+          <w:b/>
+          <w:lang w:val="pt_PT" w:bidi="pt_PT"/>
+        </w:rPr>
         <w:t>"tendo um mesmo amor".</w:t>
       </w:r>
     </w:p>
@@ -12802,6 +14632,21 @@
           <w:b/>
           <w:lang w:val="pt_PT" w:bidi="pt_PT"/>
         </w:rPr>
+        <w:t>σύνψυχοι</w:t>
+      </w:r>
+    </w:p>
+    <w:p>
+      <w:pPr/>
+      <w:r>
+        <w:rPr>
+          <w:lang w:val="pt_PT" w:bidi="pt_PT"/>
+        </w:rPr>
+      </w:r>
+      <w:r>
+        <w:rPr>
+          <w:b/>
+          <w:lang w:val="pt_PT" w:bidi="pt_PT"/>
+        </w:rPr>
         <w:t>"unidos de alma e mente".</w:t>
       </w:r>
     </w:p>
@@ -12885,6 +14730,21 @@
           <w:b/>
           <w:lang w:val="pt_PT" w:bidi="pt_PT"/>
         </w:rPr>
+        <w:t>τὸ ἓν φρονοῦντες</w:t>
+      </w:r>
+    </w:p>
+    <w:p>
+      <w:pPr/>
+      <w:r>
+        <w:rPr>
+          <w:lang w:val="pt_PT" w:bidi="pt_PT"/>
+        </w:rPr>
+      </w:r>
+      <w:r>
+        <w:rPr>
+          <w:b/>
+          <w:lang w:val="pt_PT" w:bidi="pt_PT"/>
+        </w:rPr>
         <w:t>"tendo um mesmo".</w:t>
       </w:r>
     </w:p>
@@ -12948,6 +14808,21 @@
           <w:b/>
           <w:lang w:val="pt_PT" w:bidi="pt_PT"/>
         </w:rPr>
+        <w:t>μηδὲν κατ’ ἐριθείαν</w:t>
+      </w:r>
+    </w:p>
+    <w:p>
+      <w:pPr/>
+      <w:r>
+        <w:rPr>
+          <w:lang w:val="pt_PT" w:bidi="pt_PT"/>
+        </w:rPr>
+      </w:r>
+      <w:r>
+        <w:rPr>
+          <w:b/>
+          <w:lang w:val="pt_PT" w:bidi="pt_PT"/>
+        </w:rPr>
         <w:t>"Não façam nada por interesse pessoal".</w:t>
       </w:r>
     </w:p>
@@ -13011,6 +14886,21 @@
           <w:b/>
           <w:lang w:val="pt_PT" w:bidi="pt_PT"/>
         </w:rPr>
+        <w:t>μηδὲ κατὰ κενοδοξίαν</w:t>
+      </w:r>
+    </w:p>
+    <w:p>
+      <w:pPr/>
+      <w:r>
+        <w:rPr>
+          <w:lang w:val="pt_PT" w:bidi="pt_PT"/>
+        </w:rPr>
+      </w:r>
+      <w:r>
+        <w:rPr>
+          <w:b/>
+          <w:lang w:val="pt_PT" w:bidi="pt_PT"/>
+        </w:rPr>
         <w:t>"ou por desejos tolos de receber elogios".</w:t>
       </w:r>
     </w:p>
@@ -13074,6 +14964,21 @@
           <w:b/>
           <w:lang w:val="pt_PT" w:bidi="pt_PT"/>
         </w:rPr>
+        <w:t>μηδὲ κατὰ κενοδοξίαν</w:t>
+      </w:r>
+    </w:p>
+    <w:p>
+      <w:pPr/>
+      <w:r>
+        <w:rPr>
+          <w:lang w:val="pt_PT" w:bidi="pt_PT"/>
+        </w:rPr>
+      </w:r>
+      <w:r>
+        <w:rPr>
+          <w:b/>
+          <w:lang w:val="pt_PT" w:bidi="pt_PT"/>
+        </w:rPr>
         <w:t>"ou por desejos tolos de receber elogios".</w:t>
       </w:r>
     </w:p>
@@ -13170,6 +15075,21 @@
           <w:b/>
           <w:lang w:val="pt_PT" w:bidi="pt_PT"/>
         </w:rPr>
+        <w:t>ἀλλὰ τῇ ταπεινοφροσύνῃ ἀλλήλους ἡγούμενοι ὑπερέχοντας ἑαυτῶν</w:t>
+      </w:r>
+    </w:p>
+    <w:p>
+      <w:pPr/>
+      <w:r>
+        <w:rPr>
+          <w:lang w:val="pt_PT" w:bidi="pt_PT"/>
+        </w:rPr>
+      </w:r>
+      <w:r>
+        <w:rPr>
+          <w:b/>
+          <w:lang w:val="pt_PT" w:bidi="pt_PT"/>
+        </w:rPr>
         <w:t>"mas sejam humildes e considerem os outros superiores a vocês mesmos".</w:t>
       </w:r>
     </w:p>
@@ -13253,6 +15173,21 @@
           <w:b/>
           <w:lang w:val="pt_PT" w:bidi="pt_PT"/>
         </w:rPr>
+        <w:t>μὴ τὰ ἑαυτῶν ἕκαστος σκοποῦντες, ἀλλὰ καὶ τὰ ἑτέρων ἕκαστοι</w:t>
+      </w:r>
+    </w:p>
+    <w:p>
+      <w:pPr/>
+      <w:r>
+        <w:rPr>
+          <w:lang w:val="pt_PT" w:bidi="pt_PT"/>
+        </w:rPr>
+      </w:r>
+      <w:r>
+        <w:rPr>
+          <w:b/>
+          <w:lang w:val="pt_PT" w:bidi="pt_PT"/>
+        </w:rPr>
         <w:t>"Que ninguém procure somente os seus próprios interesses, mas também os dos outros".</w:t>
       </w:r>
     </w:p>
@@ -13316,6 +15251,21 @@
           <w:b/>
           <w:lang w:val="pt_PT" w:bidi="pt_PT"/>
         </w:rPr>
+        <w:t>ἕκαστος</w:t>
+      </w:r>
+    </w:p>
+    <w:p>
+      <w:pPr/>
+      <w:r>
+        <w:rPr>
+          <w:lang w:val="pt_PT" w:bidi="pt_PT"/>
+        </w:rPr>
+      </w:r>
+      <w:r>
+        <w:rPr>
+          <w:b/>
+          <w:lang w:val="pt_PT" w:bidi="pt_PT"/>
+        </w:rPr>
         <w:t>"ninguém procure somente os seus próprios".</w:t>
       </w:r>
     </w:p>
@@ -13412,6 +15362,21 @@
           <w:b/>
           <w:lang w:val="pt_PT" w:bidi="pt_PT"/>
         </w:rPr>
+        <w:t>μὴ &amp; σκοποῦντες</w:t>
+      </w:r>
+    </w:p>
+    <w:p>
+      <w:pPr/>
+      <w:r>
+        <w:rPr>
+          <w:lang w:val="pt_PT" w:bidi="pt_PT"/>
+        </w:rPr>
+      </w:r>
+      <w:r>
+        <w:rPr>
+          <w:b/>
+          <w:lang w:val="pt_PT" w:bidi="pt_PT"/>
+        </w:rPr>
         <w:t>"ninguém procure somente".</w:t>
       </w:r>
     </w:p>
@@ -13475,6 +15440,21 @@
           <w:b/>
           <w:lang w:val="pt_PT" w:bidi="pt_PT"/>
         </w:rPr>
+        <w:t>ἑαυτῶν</w:t>
+      </w:r>
+    </w:p>
+    <w:p>
+      <w:pPr/>
+      <w:r>
+        <w:rPr>
+          <w:lang w:val="pt_PT" w:bidi="pt_PT"/>
+        </w:rPr>
+      </w:r>
+      <w:r>
+        <w:rPr>
+          <w:b/>
+          <w:lang w:val="pt_PT" w:bidi="pt_PT"/>
+        </w:rPr>
         <w:t>"os seus próprios".</w:t>
       </w:r>
     </w:p>
@@ -13571,6 +15551,21 @@
           <w:b/>
           <w:lang w:val="pt_PT" w:bidi="pt_PT"/>
         </w:rPr>
+        <w:t>ἑαυτῶν</w:t>
+      </w:r>
+    </w:p>
+    <w:p>
+      <w:pPr/>
+      <w:r>
+        <w:rPr>
+          <w:lang w:val="pt_PT" w:bidi="pt_PT"/>
+        </w:rPr>
+      </w:r>
+      <w:r>
+        <w:rPr>
+          <w:b/>
+          <w:lang w:val="pt_PT" w:bidi="pt_PT"/>
+        </w:rPr>
         <w:t>"os seus próprios".</w:t>
       </w:r>
     </w:p>
@@ -13654,6 +15649,21 @@
           <w:b/>
           <w:lang w:val="pt_PT" w:bidi="pt_PT"/>
         </w:rPr>
+        <w:t>τοῦτο φρονεῖτε ἐν ὑμῖν, ὃ καὶ ἐν Χριστῷ Ἰησοῦ</w:t>
+      </w:r>
+    </w:p>
+    <w:p>
+      <w:pPr/>
+      <w:r>
+        <w:rPr>
+          <w:lang w:val="pt_PT" w:bidi="pt_PT"/>
+        </w:rPr>
+      </w:r>
+      <w:r>
+        <w:rPr>
+          <w:b/>
+          <w:lang w:val="pt_PT" w:bidi="pt_PT"/>
+        </w:rPr>
         <w:t>"Tenham entre vocês o mesmo modo de pensar que Cristo Jesus tinha".</w:t>
       </w:r>
     </w:p>
@@ -13717,6 +15727,21 @@
           <w:b/>
           <w:lang w:val="pt_PT" w:bidi="pt_PT"/>
         </w:rPr>
+        <w:t>τοῦτο φρονεῖτε ἐν ὑμῖν, ὃ καὶ ἐν Χριστῷ Ἰησοῦ</w:t>
+      </w:r>
+    </w:p>
+    <w:p>
+      <w:pPr/>
+      <w:r>
+        <w:rPr>
+          <w:lang w:val="pt_PT" w:bidi="pt_PT"/>
+        </w:rPr>
+      </w:r>
+      <w:r>
+        <w:rPr>
+          <w:b/>
+          <w:lang w:val="pt_PT" w:bidi="pt_PT"/>
+        </w:rPr>
         <w:t>"Tenham entre vocês o mesmo modo de pensar que Cristo Jesus tinha".</w:t>
       </w:r>
     </w:p>
@@ -13813,6 +15838,21 @@
           <w:b/>
           <w:lang w:val="pt_PT" w:bidi="pt_PT"/>
         </w:rPr>
+        <w:t>τοῦτο φρονεῖτε</w:t>
+      </w:r>
+    </w:p>
+    <w:p>
+      <w:pPr/>
+      <w:r>
+        <w:rPr>
+          <w:lang w:val="pt_PT" w:bidi="pt_PT"/>
+        </w:rPr>
+      </w:r>
+      <w:r>
+        <w:rPr>
+          <w:b/>
+          <w:lang w:val="pt_PT" w:bidi="pt_PT"/>
+        </w:rPr>
         <w:t>"Tenham entre vocês o mesmo modo".</w:t>
       </w:r>
     </w:p>
@@ -13896,6 +15936,21 @@
           <w:b/>
           <w:lang w:val="pt_PT" w:bidi="pt_PT"/>
         </w:rPr>
+        <w:t>τοῦτο φρονεῖτε ἐν ὑμῖν, ὃ καὶ ἐν Χριστῷ Ἰησοῦ</w:t>
+      </w:r>
+    </w:p>
+    <w:p>
+      <w:pPr/>
+      <w:r>
+        <w:rPr>
+          <w:lang w:val="pt_PT" w:bidi="pt_PT"/>
+        </w:rPr>
+      </w:r>
+      <w:r>
+        <w:rPr>
+          <w:b/>
+          <w:lang w:val="pt_PT" w:bidi="pt_PT"/>
+        </w:rPr>
         <w:t>"Tenham entre vocês o mesmo modo de pensar que Cristo Jesus tinha".</w:t>
       </w:r>
     </w:p>
@@ -13979,6 +16034,21 @@
           <w:b/>
           <w:lang w:val="pt_PT" w:bidi="pt_PT"/>
         </w:rPr>
+        <w:t>ἐν μορφῇ Θεοῦ ὑπάρχων</w:t>
+      </w:r>
+    </w:p>
+    <w:p>
+      <w:pPr/>
+      <w:r>
+        <w:rPr>
+          <w:lang w:val="pt_PT" w:bidi="pt_PT"/>
+        </w:rPr>
+      </w:r>
+      <w:r>
+        <w:rPr>
+          <w:b/>
+          <w:lang w:val="pt_PT" w:bidi="pt_PT"/>
+        </w:rPr>
         <w:t>"tinha a natureza de Deus".</w:t>
       </w:r>
     </w:p>
@@ -14042,6 +16112,21 @@
           <w:b/>
           <w:lang w:val="pt_PT" w:bidi="pt_PT"/>
         </w:rPr>
+        <w:t>οὐχ &amp; ἡγήσατο</w:t>
+      </w:r>
+    </w:p>
+    <w:p>
+      <w:pPr/>
+      <w:r>
+        <w:rPr>
+          <w:lang w:val="pt_PT" w:bidi="pt_PT"/>
+        </w:rPr>
+      </w:r>
+      <w:r>
+        <w:rPr>
+          <w:b/>
+          <w:lang w:val="pt_PT" w:bidi="pt_PT"/>
+        </w:rPr>
         <w:t>"não tentou ficar".</w:t>
       </w:r>
     </w:p>
@@ -14105,6 +16190,21 @@
           <w:b/>
           <w:lang w:val="pt_PT" w:bidi="pt_PT"/>
         </w:rPr>
+        <w:t>ἁρπαγμὸν</w:t>
+      </w:r>
+    </w:p>
+    <w:p>
+      <w:pPr/>
+      <w:r>
+        <w:rPr>
+          <w:lang w:val="pt_PT" w:bidi="pt_PT"/>
+        </w:rPr>
+      </w:r>
+      <w:r>
+        <w:rPr>
+          <w:b/>
+          <w:lang w:val="pt_PT" w:bidi="pt_PT"/>
+        </w:rPr>
         <w:t>"mas não tentou ficar".</w:t>
       </w:r>
     </w:p>
@@ -14154,6 +16254,21 @@
         <w:rPr>
           <w:lang w:val="pt_PT" w:bidi="pt_PT"/>
         </w:rPr>
+      </w:r>
+    </w:p>
+    <w:p>
+      <w:pPr/>
+      <w:r>
+        <w:rPr>
+          <w:lang w:val="pt_PT" w:bidi="pt_PT"/>
+        </w:rPr>
+      </w:r>
+      <w:r>
+        <w:rPr>
+          <w:b/>
+          <w:lang w:val="pt_PT" w:bidi="pt_PT"/>
+        </w:rPr>
+        <w:t>ἀλλὰ</w:t>
       </w:r>
     </w:p>
     <w:p>
@@ -14282,6 +16397,21 @@
           <w:b/>
           <w:lang w:val="pt_PT" w:bidi="pt_PT"/>
         </w:rPr>
+        <w:t>ἀλλὰ ἑαυτὸν ἐκένωσεν</w:t>
+      </w:r>
+    </w:p>
+    <w:p>
+      <w:pPr/>
+      <w:r>
+        <w:rPr>
+          <w:lang w:val="pt_PT" w:bidi="pt_PT"/>
+        </w:rPr>
+      </w:r>
+      <w:r>
+        <w:rPr>
+          <w:b/>
+          <w:lang w:val="pt_PT" w:bidi="pt_PT"/>
+        </w:rPr>
         <w:t>"Pelo contrário, ele abriu mão de tudo".</w:t>
       </w:r>
     </w:p>
@@ -14391,6 +16521,21 @@
           <w:b/>
           <w:lang w:val="pt_PT" w:bidi="pt_PT"/>
         </w:rPr>
+        <w:t>ἑαυτὸν ἐκένωσεν</w:t>
+      </w:r>
+    </w:p>
+    <w:p>
+      <w:pPr/>
+      <w:r>
+        <w:rPr>
+          <w:lang w:val="pt_PT" w:bidi="pt_PT"/>
+        </w:rPr>
+      </w:r>
+      <w:r>
+        <w:rPr>
+          <w:b/>
+          <w:lang w:val="pt_PT" w:bidi="pt_PT"/>
+        </w:rPr>
         <w:t>"ele abriu mão de tudo".</w:t>
       </w:r>
     </w:p>
@@ -14474,6 +16619,21 @@
           <w:b/>
           <w:lang w:val="pt_PT" w:bidi="pt_PT"/>
         </w:rPr>
+        <w:t>ἑαυτὸν ἐκένωσεν</w:t>
+      </w:r>
+    </w:p>
+    <w:p>
+      <w:pPr/>
+      <w:r>
+        <w:rPr>
+          <w:lang w:val="pt_PT" w:bidi="pt_PT"/>
+        </w:rPr>
+      </w:r>
+      <w:r>
+        <w:rPr>
+          <w:b/>
+          <w:lang w:val="pt_PT" w:bidi="pt_PT"/>
+        </w:rPr>
         <w:t>"ele se esvaziou".</w:t>
       </w:r>
     </w:p>
@@ -14583,6 +16743,21 @@
           <w:b/>
           <w:lang w:val="pt_PT" w:bidi="pt_PT"/>
         </w:rPr>
+        <w:t>μορφὴν δούλου λαβών</w:t>
+      </w:r>
+    </w:p>
+    <w:p>
+      <w:pPr/>
+      <w:r>
+        <w:rPr>
+          <w:lang w:val="pt_PT" w:bidi="pt_PT"/>
+        </w:rPr>
+      </w:r>
+      <w:r>
+        <w:rPr>
+          <w:b/>
+          <w:lang w:val="pt_PT" w:bidi="pt_PT"/>
+        </w:rPr>
         <w:t>"tomou a natureza de servo".</w:t>
       </w:r>
     </w:p>
@@ -14659,6 +16834,21 @@
           <w:b/>
           <w:lang w:val="pt_PT" w:bidi="pt_PT"/>
         </w:rPr>
+        <w:t>ἐν ὁμοιώματι ἀνθρώπων γενόμενος</w:t>
+      </w:r>
+    </w:p>
+    <w:p>
+      <w:pPr/>
+      <w:r>
+        <w:rPr>
+          <w:lang w:val="pt_PT" w:bidi="pt_PT"/>
+        </w:rPr>
+      </w:r>
+      <w:r>
+        <w:rPr>
+          <w:b/>
+          <w:lang w:val="pt_PT" w:bidi="pt_PT"/>
+        </w:rPr>
         <w:t>"tornando-se assim igual aos seres humanos".</w:t>
       </w:r>
     </w:p>
@@ -14735,6 +16925,21 @@
           <w:b/>
           <w:lang w:val="pt_PT" w:bidi="pt_PT"/>
         </w:rPr>
+        <w:t>ἐν ὁμοιώματι ἀνθρώπων</w:t>
+      </w:r>
+    </w:p>
+    <w:p>
+      <w:pPr/>
+      <w:r>
+        <w:rPr>
+          <w:lang w:val="pt_PT" w:bidi="pt_PT"/>
+        </w:rPr>
+      </w:r>
+      <w:r>
+        <w:rPr>
+          <w:b/>
+          <w:lang w:val="pt_PT" w:bidi="pt_PT"/>
+        </w:rPr>
         <w:t>"tornando-se assim igual aos seres humanos".</w:t>
       </w:r>
     </w:p>
@@ -14818,6 +17023,21 @@
           <w:b/>
           <w:lang w:val="pt_PT" w:bidi="pt_PT"/>
         </w:rPr>
+        <w:t>καὶ σχήματι εὑρεθεὶς ὡς ἄνθρωπος</w:t>
+      </w:r>
+    </w:p>
+    <w:p>
+      <w:pPr/>
+      <w:r>
+        <w:rPr>
+          <w:lang w:val="pt_PT" w:bidi="pt_PT"/>
+        </w:rPr>
+      </w:r>
+      <w:r>
+        <w:rPr>
+          <w:b/>
+          <w:lang w:val="pt_PT" w:bidi="pt_PT"/>
+        </w:rPr>
         <w:t>"E, vivendo a vida comum de um ser humano".</w:t>
       </w:r>
     </w:p>
@@ -14881,6 +17101,21 @@
           <w:b/>
           <w:lang w:val="pt_PT" w:bidi="pt_PT"/>
         </w:rPr>
+        <w:t>ἄνθρωπος</w:t>
+      </w:r>
+    </w:p>
+    <w:p>
+      <w:pPr/>
+      <w:r>
+        <w:rPr>
+          <w:lang w:val="pt_PT" w:bidi="pt_PT"/>
+        </w:rPr>
+      </w:r>
+      <w:r>
+        <w:rPr>
+          <w:b/>
+          <w:lang w:val="pt_PT" w:bidi="pt_PT"/>
+        </w:rPr>
         <w:t>"ser humano".</w:t>
       </w:r>
     </w:p>
@@ -14964,6 +17199,21 @@
           <w:b/>
           <w:lang w:val="pt_PT" w:bidi="pt_PT"/>
         </w:rPr>
+        <w:t>ἐταπείνωσεν ἑαυτὸν, γενόμενος ὑπήκοος μέχρι θανάτου</w:t>
+      </w:r>
+    </w:p>
+    <w:p>
+      <w:pPr/>
+      <w:r>
+        <w:rPr>
+          <w:lang w:val="pt_PT" w:bidi="pt_PT"/>
+        </w:rPr>
+      </w:r>
+      <w:r>
+        <w:rPr>
+          <w:b/>
+          <w:lang w:val="pt_PT" w:bidi="pt_PT"/>
+        </w:rPr>
         <w:t>"ele foi humilde e obedeceu a Deus até a morte".</w:t>
       </w:r>
     </w:p>
@@ -15040,6 +17290,21 @@
           <w:b/>
           <w:lang w:val="pt_PT" w:bidi="pt_PT"/>
         </w:rPr>
+        <w:t>ἑαυτὸν</w:t>
+      </w:r>
+    </w:p>
+    <w:p>
+      <w:pPr/>
+      <w:r>
+        <w:rPr>
+          <w:lang w:val="pt_PT" w:bidi="pt_PT"/>
+        </w:rPr>
+      </w:r>
+      <w:r>
+        <w:rPr>
+          <w:b/>
+          <w:lang w:val="pt_PT" w:bidi="pt_PT"/>
+        </w:rPr>
         <w:t>"ele foi humilde".</w:t>
       </w:r>
     </w:p>
@@ -15123,6 +17388,21 @@
           <w:b/>
           <w:lang w:val="pt_PT" w:bidi="pt_PT"/>
         </w:rPr>
+        <w:t>γενόμενος ὑπήκοος μέχρι θανάτου, θανάτου δὲ σταυροῦ</w:t>
+      </w:r>
+    </w:p>
+    <w:p>
+      <w:pPr/>
+      <w:r>
+        <w:rPr>
+          <w:lang w:val="pt_PT" w:bidi="pt_PT"/>
+        </w:rPr>
+      </w:r>
+      <w:r>
+        <w:rPr>
+          <w:b/>
+          <w:lang w:val="pt_PT" w:bidi="pt_PT"/>
+        </w:rPr>
         <w:t>"foi humilde e obedeceu a Deus até a morte"</w:t>
       </w:r>
       <w:r>
@@ -15225,6 +17505,21 @@
           <w:b/>
           <w:lang w:val="pt_PT" w:bidi="pt_PT"/>
         </w:rPr>
+        <w:t>γενόμενος ὑπήκοος μέχρι θανάτου</w:t>
+      </w:r>
+    </w:p>
+    <w:p>
+      <w:pPr/>
+      <w:r>
+        <w:rPr>
+          <w:lang w:val="pt_PT" w:bidi="pt_PT"/>
+        </w:rPr>
+      </w:r>
+      <w:r>
+        <w:rPr>
+          <w:b/>
+          <w:lang w:val="pt_PT" w:bidi="pt_PT"/>
+        </w:rPr>
         <w:t>"foi humilde e obedeceu a Deus até a morte".</w:t>
       </w:r>
     </w:p>
@@ -15334,6 +17629,21 @@
           <w:b/>
           <w:lang w:val="pt_PT" w:bidi="pt_PT"/>
         </w:rPr>
+        <w:t>θανάτου δὲ σταυροῦ</w:t>
+      </w:r>
+    </w:p>
+    <w:p>
+      <w:pPr/>
+      <w:r>
+        <w:rPr>
+          <w:lang w:val="pt_PT" w:bidi="pt_PT"/>
+        </w:rPr>
+      </w:r>
+      <w:r>
+        <w:rPr>
+          <w:b/>
+          <w:lang w:val="pt_PT" w:bidi="pt_PT"/>
+        </w:rPr>
         <w:t>"morte de cruz".</w:t>
       </w:r>
     </w:p>
@@ -15396,6 +17706,21 @@
         <w:rPr>
           <w:lang w:val="pt_PT" w:bidi="pt_PT"/>
         </w:rPr>
+      </w:r>
+    </w:p>
+    <w:p>
+      <w:pPr/>
+      <w:r>
+        <w:rPr>
+          <w:lang w:val="pt_PT" w:bidi="pt_PT"/>
+        </w:rPr>
+      </w:r>
+      <w:r>
+        <w:rPr>
+          <w:b/>
+          <w:lang w:val="pt_PT" w:bidi="pt_PT"/>
+        </w:rPr>
+        <w:t>διὸ</w:t>
       </w:r>
     </w:p>
     <w:p>
@@ -15537,6 +17862,21 @@
           <w:b/>
           <w:lang w:val="pt_PT" w:bidi="pt_PT"/>
         </w:rPr>
+        <w:t>αὐτὸν ὑπερύψωσεν</w:t>
+      </w:r>
+    </w:p>
+    <w:p>
+      <w:pPr/>
+      <w:r>
+        <w:rPr>
+          <w:lang w:val="pt_PT" w:bidi="pt_PT"/>
+        </w:rPr>
+      </w:r>
+      <w:r>
+        <w:rPr>
+          <w:b/>
+          <w:lang w:val="pt_PT" w:bidi="pt_PT"/>
+        </w:rPr>
         <w:t>"a mais alta honra".</w:t>
       </w:r>
     </w:p>
@@ -15600,6 +17940,21 @@
           <w:b/>
           <w:lang w:val="pt_PT" w:bidi="pt_PT"/>
         </w:rPr>
+        <w:t>τὸ ὄνομα τὸ ὑπὲρ πᾶν ὄνομα</w:t>
+      </w:r>
+    </w:p>
+    <w:p>
+      <w:pPr/>
+      <w:r>
+        <w:rPr>
+          <w:lang w:val="pt_PT" w:bidi="pt_PT"/>
+        </w:rPr>
+      </w:r>
+      <w:r>
+        <w:rPr>
+          <w:b/>
+          <w:lang w:val="pt_PT" w:bidi="pt_PT"/>
+        </w:rPr>
         <w:t>"pôs nele o nome que é o mais importante de todos os nomes".</w:t>
       </w:r>
     </w:p>
@@ -15682,6 +18037,21 @@
         <w:rPr>
           <w:lang w:val="pt_PT" w:bidi="pt_PT"/>
         </w:rPr>
+      </w:r>
+    </w:p>
+    <w:p>
+      <w:pPr/>
+      <w:r>
+        <w:rPr>
+          <w:lang w:val="pt_PT" w:bidi="pt_PT"/>
+        </w:rPr>
+      </w:r>
+      <w:r>
+        <w:rPr>
+          <w:b/>
+          <w:lang w:val="pt_PT" w:bidi="pt_PT"/>
+        </w:rPr>
+        <w:t>ἵνα</w:t>
       </w:r>
     </w:p>
     <w:p>
@@ -15828,6 +18198,21 @@
           <w:b/>
           <w:lang w:val="pt_PT" w:bidi="pt_PT"/>
         </w:rPr>
+        <w:t>ἐν τῷ ὀνόματι Ἰησοῦ, πᾶν γόνυ κάμψῃ</w:t>
+      </w:r>
+    </w:p>
+    <w:p>
+      <w:pPr/>
+      <w:r>
+        <w:rPr>
+          <w:lang w:val="pt_PT" w:bidi="pt_PT"/>
+        </w:rPr>
+      </w:r>
+      <w:r>
+        <w:rPr>
+          <w:b/>
+          <w:lang w:val="pt_PT" w:bidi="pt_PT"/>
+        </w:rPr>
         <w:t>"em homenagem ao nome de Jesus... caiam de joelhos".</w:t>
       </w:r>
     </w:p>
@@ -15924,6 +18309,21 @@
           <w:b/>
           <w:lang w:val="pt_PT" w:bidi="pt_PT"/>
         </w:rPr>
+        <w:t>ἐν τῷ ὀνόματι Ἰησοῦ, πᾶν γόνυ κάμψῃ</w:t>
+      </w:r>
+    </w:p>
+    <w:p>
+      <w:pPr/>
+      <w:r>
+        <w:rPr>
+          <w:lang w:val="pt_PT" w:bidi="pt_PT"/>
+        </w:rPr>
+      </w:r>
+      <w:r>
+        <w:rPr>
+          <w:b/>
+          <w:lang w:val="pt_PT" w:bidi="pt_PT"/>
+        </w:rPr>
         <w:t xml:space="preserve">"em homenagem ao nome de Jesus... caiam de joelhos". </w:t>
       </w:r>
     </w:p>
@@ -16020,6 +18420,21 @@
           <w:b/>
           <w:lang w:val="pt_PT" w:bidi="pt_PT"/>
         </w:rPr>
+        <w:t>ἐπουρανίων καὶ ἐπιγείων καὶ καταχθονίων</w:t>
+      </w:r>
+    </w:p>
+    <w:p>
+      <w:pPr/>
+      <w:r>
+        <w:rPr>
+          <w:lang w:val="pt_PT" w:bidi="pt_PT"/>
+        </w:rPr>
+      </w:r>
+      <w:r>
+        <w:rPr>
+          <w:b/>
+          <w:lang w:val="pt_PT" w:bidi="pt_PT"/>
+        </w:rPr>
         <w:t>"no céu, na terra e no mundo dos mortos".</w:t>
       </w:r>
     </w:p>
@@ -16083,6 +18498,21 @@
           <w:b/>
           <w:lang w:val="pt_PT" w:bidi="pt_PT"/>
         </w:rPr>
+        <w:t>πᾶσα γλῶσσα ἐξομολογήσηται</w:t>
+      </w:r>
+    </w:p>
+    <w:p>
+      <w:pPr/>
+      <w:r>
+        <w:rPr>
+          <w:lang w:val="pt_PT" w:bidi="pt_PT"/>
+        </w:rPr>
+      </w:r>
+      <w:r>
+        <w:rPr>
+          <w:b/>
+          <w:lang w:val="pt_PT" w:bidi="pt_PT"/>
+        </w:rPr>
         <w:t>"e declarem abertamente".</w:t>
       </w:r>
     </w:p>
@@ -16166,6 +18596,21 @@
           <w:b/>
           <w:lang w:val="pt_PT" w:bidi="pt_PT"/>
         </w:rPr>
+        <w:t>εἰς δόξαν Θεοῦ Πατρὸς</w:t>
+      </w:r>
+    </w:p>
+    <w:p>
+      <w:pPr/>
+      <w:r>
+        <w:rPr>
+          <w:lang w:val="pt_PT" w:bidi="pt_PT"/>
+        </w:rPr>
+      </w:r>
+      <w:r>
+        <w:rPr>
+          <w:b/>
+          <w:lang w:val="pt_PT" w:bidi="pt_PT"/>
+        </w:rPr>
         <w:t>"para a glória de Deus, o Pai".</w:t>
       </w:r>
     </w:p>
@@ -16262,6 +18707,21 @@
           <w:b/>
           <w:lang w:val="pt_PT" w:bidi="pt_PT"/>
         </w:rPr>
+        <w:t>εἰς δόξαν Θεοῦ Πατρὸς</w:t>
+      </w:r>
+    </w:p>
+    <w:p>
+      <w:pPr/>
+      <w:r>
+        <w:rPr>
+          <w:lang w:val="pt_PT" w:bidi="pt_PT"/>
+        </w:rPr>
+      </w:r>
+      <w:r>
+        <w:rPr>
+          <w:b/>
+          <w:lang w:val="pt_PT" w:bidi="pt_PT"/>
+        </w:rPr>
         <w:t>"para a glória de Deus, o Pai".</w:t>
       </w:r>
     </w:p>
@@ -16344,6 +18804,21 @@
         <w:rPr>
           <w:lang w:val="pt_PT" w:bidi="pt_PT"/>
         </w:rPr>
+      </w:r>
+    </w:p>
+    <w:p>
+      <w:pPr/>
+      <w:r>
+        <w:rPr>
+          <w:lang w:val="pt_PT" w:bidi="pt_PT"/>
+        </w:rPr>
+      </w:r>
+      <w:r>
+        <w:rPr>
+          <w:b/>
+          <w:lang w:val="pt_PT" w:bidi="pt_PT"/>
+        </w:rPr>
+        <w:t>ὥστε</w:t>
       </w:r>
     </w:p>
     <w:p>
@@ -16472,6 +18947,21 @@
           <w:b/>
           <w:lang w:val="pt_PT" w:bidi="pt_PT"/>
         </w:rPr>
+        <w:t>ἀγαπητοί μου</w:t>
+      </w:r>
+    </w:p>
+    <w:p>
+      <w:pPr/>
+      <w:r>
+        <w:rPr>
+          <w:lang w:val="pt_PT" w:bidi="pt_PT"/>
+        </w:rPr>
+      </w:r>
+      <w:r>
+        <w:rPr>
+          <w:b/>
+          <w:lang w:val="pt_PT" w:bidi="pt_PT"/>
+        </w:rPr>
         <w:t>"meus queridos amigos".</w:t>
       </w:r>
     </w:p>
@@ -16548,6 +19038,21 @@
           <w:b/>
           <w:lang w:val="pt_PT" w:bidi="pt_PT"/>
         </w:rPr>
+        <w:t>ὡς ἐν τῇ παρουσίᾳ μου</w:t>
+      </w:r>
+    </w:p>
+    <w:p>
+      <w:pPr/>
+      <w:r>
+        <w:rPr>
+          <w:lang w:val="pt_PT" w:bidi="pt_PT"/>
+        </w:rPr>
+      </w:r>
+      <w:r>
+        <w:rPr>
+          <w:b/>
+          <w:lang w:val="pt_PT" w:bidi="pt_PT"/>
+        </w:rPr>
         <w:t>"quando eu estava aí".</w:t>
       </w:r>
     </w:p>
@@ -16611,6 +19116,21 @@
           <w:b/>
           <w:lang w:val="pt_PT" w:bidi="pt_PT"/>
         </w:rPr>
+        <w:t>ἐν τῇ ἀπουσίᾳ μου</w:t>
+      </w:r>
+    </w:p>
+    <w:p>
+      <w:pPr/>
+      <w:r>
+        <w:rPr>
+          <w:lang w:val="pt_PT" w:bidi="pt_PT"/>
+        </w:rPr>
+      </w:r>
+      <w:r>
+        <w:rPr>
+          <w:b/>
+          <w:lang w:val="pt_PT" w:bidi="pt_PT"/>
+        </w:rPr>
         <w:t>"devem me obedecer muito mais agora que estou ausente".</w:t>
       </w:r>
     </w:p>
@@ -16674,6 +19194,21 @@
           <w:b/>
           <w:lang w:val="pt_PT" w:bidi="pt_PT"/>
         </w:rPr>
+        <w:t>μετὰ φόβου καὶ τρόμου τὴν ἑαυτῶν σωτηρίαν κατεργάζεσθε</w:t>
+      </w:r>
+    </w:p>
+    <w:p>
+      <w:pPr/>
+      <w:r>
+        <w:rPr>
+          <w:lang w:val="pt_PT" w:bidi="pt_PT"/>
+        </w:rPr>
+      </w:r>
+      <w:r>
+        <w:rPr>
+          <w:b/>
+          <w:lang w:val="pt_PT" w:bidi="pt_PT"/>
+        </w:rPr>
         <w:t>"Continuem trabalhando com respeito e temor a Deus para completar a salvação de vocês".</w:t>
       </w:r>
     </w:p>
@@ -16770,6 +19305,21 @@
           <w:b/>
           <w:lang w:val="pt_PT" w:bidi="pt_PT"/>
         </w:rPr>
+        <w:t>μετὰ φόβου καὶ τρόμου</w:t>
+      </w:r>
+    </w:p>
+    <w:p>
+      <w:pPr/>
+      <w:r>
+        <w:rPr>
+          <w:lang w:val="pt_PT" w:bidi="pt_PT"/>
+        </w:rPr>
+      </w:r>
+      <w:r>
+        <w:rPr>
+          <w:b/>
+          <w:lang w:val="pt_PT" w:bidi="pt_PT"/>
+        </w:rPr>
         <w:t>"com respeito e temor".</w:t>
       </w:r>
     </w:p>
@@ -16879,6 +19429,21 @@
           <w:b/>
           <w:lang w:val="pt_PT" w:bidi="pt_PT"/>
         </w:rPr>
+        <w:t>ἐνεργῶν</w:t>
+      </w:r>
+    </w:p>
+    <w:p>
+      <w:pPr/>
+      <w:r>
+        <w:rPr>
+          <w:lang w:val="pt_PT" w:bidi="pt_PT"/>
+        </w:rPr>
+      </w:r>
+      <w:r>
+        <w:rPr>
+          <w:b/>
+          <w:lang w:val="pt_PT" w:bidi="pt_PT"/>
+        </w:rPr>
         <w:t>"agindo".</w:t>
       </w:r>
     </w:p>
@@ -16955,6 +19520,21 @@
           <w:b/>
           <w:lang w:val="pt_PT" w:bidi="pt_PT"/>
         </w:rPr>
+        <w:t>ἐν ὑμῖν</w:t>
+      </w:r>
+    </w:p>
+    <w:p>
+      <w:pPr/>
+      <w:r>
+        <w:rPr>
+          <w:lang w:val="pt_PT" w:bidi="pt_PT"/>
+        </w:rPr>
+      </w:r>
+      <w:r>
+        <w:rPr>
+          <w:b/>
+          <w:lang w:val="pt_PT" w:bidi="pt_PT"/>
+        </w:rPr>
         <w:t>"em vocês".</w:t>
       </w:r>
     </w:p>
@@ -17051,6 +19631,21 @@
           <w:b/>
           <w:lang w:val="pt_PT" w:bidi="pt_PT"/>
         </w:rPr>
+        <w:t>καὶ τὸ θέλειν, καὶ τὸ ἐνεργεῖν, ὑπὲρ τῆς εὐδοκίας</w:t>
+      </w:r>
+    </w:p>
+    <w:p>
+      <w:pPr/>
+      <w:r>
+        <w:rPr>
+          <w:lang w:val="pt_PT" w:bidi="pt_PT"/>
+        </w:rPr>
+      </w:r>
+      <w:r>
+        <w:rPr>
+          <w:b/>
+          <w:lang w:val="pt_PT" w:bidi="pt_PT"/>
+        </w:rPr>
         <w:t>"tanto no pensamento como nas ações".</w:t>
       </w:r>
     </w:p>
@@ -17114,6 +19709,21 @@
           <w:b/>
           <w:lang w:val="pt_PT" w:bidi="pt_PT"/>
         </w:rPr>
+        <w:t>πάντα ποιεῖτε χωρὶς γογγυσμῶν καὶ διαλογισμῶν</w:t>
+      </w:r>
+    </w:p>
+    <w:p>
+      <w:pPr/>
+      <w:r>
+        <w:rPr>
+          <w:lang w:val="pt_PT" w:bidi="pt_PT"/>
+        </w:rPr>
+      </w:r>
+      <w:r>
+        <w:rPr>
+          <w:b/>
+          <w:lang w:val="pt_PT" w:bidi="pt_PT"/>
+        </w:rPr>
         <w:t>"Façam tudo sem queixas nem discussões".</w:t>
       </w:r>
     </w:p>
@@ -17210,6 +19820,21 @@
           <w:b/>
           <w:lang w:val="pt_PT" w:bidi="pt_PT"/>
         </w:rPr>
+        <w:t>ἄμεμπτοι καὶ ἀκέραιοι</w:t>
+      </w:r>
+    </w:p>
+    <w:p>
+      <w:pPr/>
+      <w:r>
+        <w:rPr>
+          <w:lang w:val="pt_PT" w:bidi="pt_PT"/>
+        </w:rPr>
+      </w:r>
+      <w:r>
+        <w:rPr>
+          <w:b/>
+          <w:lang w:val="pt_PT" w:bidi="pt_PT"/>
+        </w:rPr>
         <w:t>"nenhuma falha ou mancha".</w:t>
       </w:r>
     </w:p>
@@ -17293,6 +19918,21 @@
           <w:b/>
           <w:lang w:val="pt_PT" w:bidi="pt_PT"/>
         </w:rPr>
+        <w:t>τέκνα Θεοῦ</w:t>
+      </w:r>
+    </w:p>
+    <w:p>
+      <w:pPr/>
+      <w:r>
+        <w:rPr>
+          <w:lang w:val="pt_PT" w:bidi="pt_PT"/>
+        </w:rPr>
+      </w:r>
+      <w:r>
+        <w:rPr>
+          <w:b/>
+          <w:lang w:val="pt_PT" w:bidi="pt_PT"/>
+        </w:rPr>
         <w:t>"filhos de Deus".</w:t>
       </w:r>
     </w:p>
@@ -17415,6 +20055,21 @@
           <w:b/>
           <w:lang w:val="pt_PT" w:bidi="pt_PT"/>
         </w:rPr>
+        <w:t>ἄμωμα</w:t>
+      </w:r>
+    </w:p>
+    <w:p>
+      <w:pPr/>
+      <w:r>
+        <w:rPr>
+          <w:lang w:val="pt_PT" w:bidi="pt_PT"/>
+        </w:rPr>
+      </w:r>
+      <w:r>
+        <w:rPr>
+          <w:b/>
+          <w:lang w:val="pt_PT" w:bidi="pt_PT"/>
+        </w:rPr>
         <w:t>"sem nenhuma culpa".</w:t>
       </w:r>
     </w:p>
@@ -17511,6 +20166,21 @@
           <w:b/>
           <w:lang w:val="pt_PT" w:bidi="pt_PT"/>
         </w:rPr>
+        <w:t>ἐν οἷς φαίνεσθε ὡς φωστῆρες ἐν κόσμῳ</w:t>
+      </w:r>
+    </w:p>
+    <w:p>
+      <w:pPr/>
+      <w:r>
+        <w:rPr>
+          <w:lang w:val="pt_PT" w:bidi="pt_PT"/>
+        </w:rPr>
+      </w:r>
+      <w:r>
+        <w:rPr>
+          <w:b/>
+          <w:lang w:val="pt_PT" w:bidi="pt_PT"/>
+        </w:rPr>
         <w:t>"No meio delas vocês devem brilhar como as estrelas no céu".</w:t>
       </w:r>
     </w:p>
@@ -17594,6 +20264,21 @@
           <w:b/>
           <w:lang w:val="pt_PT" w:bidi="pt_PT"/>
         </w:rPr>
+        <w:t>φαίνεσθε ὡς φωστῆρες ἐν κόσμῳ</w:t>
+      </w:r>
+    </w:p>
+    <w:p>
+      <w:pPr/>
+      <w:r>
+        <w:rPr>
+          <w:lang w:val="pt_PT" w:bidi="pt_PT"/>
+        </w:rPr>
+      </w:r>
+      <w:r>
+        <w:rPr>
+          <w:b/>
+          <w:lang w:val="pt_PT" w:bidi="pt_PT"/>
+        </w:rPr>
         <w:t>"vocês devem brilhar como as estrelas no céu".</w:t>
       </w:r>
     </w:p>
@@ -17690,6 +20375,21 @@
           <w:b/>
           <w:lang w:val="pt_PT" w:bidi="pt_PT"/>
         </w:rPr>
+        <w:t>μέσον γενεᾶς σκολιᾶς καὶ διεστραμμένης</w:t>
+      </w:r>
+    </w:p>
+    <w:p>
+      <w:pPr/>
+      <w:r>
+        <w:rPr>
+          <w:lang w:val="pt_PT" w:bidi="pt_PT"/>
+        </w:rPr>
+      </w:r>
+      <w:r>
+        <w:rPr>
+          <w:b/>
+          <w:lang w:val="pt_PT" w:bidi="pt_PT"/>
+        </w:rPr>
         <w:t>"no meio de pessoas más, que não querem saber de Deus".</w:t>
       </w:r>
     </w:p>
@@ -17773,6 +20473,21 @@
           <w:b/>
           <w:lang w:val="pt_PT" w:bidi="pt_PT"/>
         </w:rPr>
+        <w:t>λόγον ζωῆς ἐπέχοντες</w:t>
+      </w:r>
+    </w:p>
+    <w:p>
+      <w:pPr/>
+      <w:r>
+        <w:rPr>
+          <w:lang w:val="pt_PT" w:bidi="pt_PT"/>
+        </w:rPr>
+      </w:r>
+      <w:r>
+        <w:rPr>
+          <w:b/>
+          <w:lang w:val="pt_PT" w:bidi="pt_PT"/>
+        </w:rPr>
         <w:t>"entregando a elas a mensagem da vida".</w:t>
       </w:r>
     </w:p>
@@ -17849,6 +20564,21 @@
           <w:b/>
           <w:lang w:val="pt_PT" w:bidi="pt_PT"/>
         </w:rPr>
+        <w:t>λόγον ζωῆς ἐπέχοντες</w:t>
+      </w:r>
+    </w:p>
+    <w:p>
+      <w:pPr/>
+      <w:r>
+        <w:rPr>
+          <w:lang w:val="pt_PT" w:bidi="pt_PT"/>
+        </w:rPr>
+      </w:r>
+      <w:r>
+        <w:rPr>
+          <w:b/>
+          <w:lang w:val="pt_PT" w:bidi="pt_PT"/>
+        </w:rPr>
         <w:t>"entregando a elas a mensagem da vida".</w:t>
       </w:r>
     </w:p>
@@ -17925,6 +20655,21 @@
           <w:b/>
           <w:lang w:val="pt_PT" w:bidi="pt_PT"/>
         </w:rPr>
+        <w:t>λόγον ζωῆς</w:t>
+      </w:r>
+    </w:p>
+    <w:p>
+      <w:pPr/>
+      <w:r>
+        <w:rPr>
+          <w:lang w:val="pt_PT" w:bidi="pt_PT"/>
+        </w:rPr>
+      </w:r>
+      <w:r>
+        <w:rPr>
+          <w:b/>
+          <w:lang w:val="pt_PT" w:bidi="pt_PT"/>
+        </w:rPr>
         <w:t>"a mensagem da vida".</w:t>
       </w:r>
     </w:p>
@@ -18021,6 +20766,21 @@
           <w:b/>
           <w:lang w:val="pt_PT" w:bidi="pt_PT"/>
         </w:rPr>
+        <w:t>λόγον</w:t>
+      </w:r>
+    </w:p>
+    <w:p>
+      <w:pPr/>
+      <w:r>
+        <w:rPr>
+          <w:lang w:val="pt_PT" w:bidi="pt_PT"/>
+        </w:rPr>
+      </w:r>
+      <w:r>
+        <w:rPr>
+          <w:b/>
+          <w:lang w:val="pt_PT" w:bidi="pt_PT"/>
+        </w:rPr>
         <w:t>"a mensagem".</w:t>
       </w:r>
     </w:p>
@@ -18130,6 +20890,21 @@
           <w:b/>
           <w:lang w:val="pt_PT" w:bidi="pt_PT"/>
         </w:rPr>
+        <w:t>λόγον ζωῆς</w:t>
+      </w:r>
+    </w:p>
+    <w:p>
+      <w:pPr/>
+      <w:r>
+        <w:rPr>
+          <w:lang w:val="pt_PT" w:bidi="pt_PT"/>
+        </w:rPr>
+      </w:r>
+      <w:r>
+        <w:rPr>
+          <w:b/>
+          <w:lang w:val="pt_PT" w:bidi="pt_PT"/>
+        </w:rPr>
         <w:t>"a mensagem da vida".</w:t>
       </w:r>
     </w:p>
@@ -18265,6 +21040,21 @@
           <w:b/>
           <w:lang w:val="pt_PT" w:bidi="pt_PT"/>
         </w:rPr>
+        <w:t>λόγον ζωῆς</w:t>
+      </w:r>
+    </w:p>
+    <w:p>
+      <w:pPr/>
+      <w:r>
+        <w:rPr>
+          <w:lang w:val="pt_PT" w:bidi="pt_PT"/>
+        </w:rPr>
+      </w:r>
+      <w:r>
+        <w:rPr>
+          <w:b/>
+          <w:lang w:val="pt_PT" w:bidi="pt_PT"/>
+        </w:rPr>
         <w:t>"a mensagem da vida".</w:t>
       </w:r>
     </w:p>
@@ -18347,6 +21137,21 @@
         <w:rPr>
           <w:lang w:val="pt_PT" w:bidi="pt_PT"/>
         </w:rPr>
+      </w:r>
+    </w:p>
+    <w:p>
+      <w:pPr/>
+      <w:r>
+        <w:rPr>
+          <w:lang w:val="pt_PT" w:bidi="pt_PT"/>
+        </w:rPr>
+      </w:r>
+      <w:r>
+        <w:rPr>
+          <w:b/>
+          <w:lang w:val="pt_PT" w:bidi="pt_PT"/>
+        </w:rPr>
+        <w:t>εἰς καύχημα ἐμοὶ εἰς ἡμέραν Χριστοῦ, ὅτι οὐκ εἰς κενὸν ἔδραμον, οὐδὲ εἰς κενὸν ἐκοπίασα</w:t>
       </w:r>
     </w:p>
     <w:p>
@@ -18475,6 +21280,21 @@
           <w:b/>
           <w:lang w:val="pt_PT" w:bidi="pt_PT"/>
         </w:rPr>
+        <w:t>εἰς καύχημα ἐμοὶ</w:t>
+      </w:r>
+    </w:p>
+    <w:p>
+      <w:pPr/>
+      <w:r>
+        <w:rPr>
+          <w:lang w:val="pt_PT" w:bidi="pt_PT"/>
+        </w:rPr>
+      </w:r>
+      <w:r>
+        <w:rPr>
+          <w:b/>
+          <w:lang w:val="pt_PT" w:bidi="pt_PT"/>
+        </w:rPr>
         <w:t>"eu terei motivo de sentir orgulho".</w:t>
       </w:r>
     </w:p>
@@ -18558,6 +21378,21 @@
           <w:b/>
           <w:lang w:val="pt_PT" w:bidi="pt_PT"/>
         </w:rPr>
+        <w:t>εἰς καύχημα ἐμοὶ</w:t>
+      </w:r>
+    </w:p>
+    <w:p>
+      <w:pPr/>
+      <w:r>
+        <w:rPr>
+          <w:lang w:val="pt_PT" w:bidi="pt_PT"/>
+        </w:rPr>
+      </w:r>
+      <w:r>
+        <w:rPr>
+          <w:b/>
+          <w:lang w:val="pt_PT" w:bidi="pt_PT"/>
+        </w:rPr>
         <w:t>"eu terei motivo de sentir orgulho".</w:t>
       </w:r>
     </w:p>
@@ -18621,6 +21456,21 @@
           <w:b/>
           <w:lang w:val="pt_PT" w:bidi="pt_PT"/>
         </w:rPr>
+        <w:t>εἰς ἡμέραν Χριστοῦ,</w:t>
+      </w:r>
+    </w:p>
+    <w:p>
+      <w:pPr/>
+      <w:r>
+        <w:rPr>
+          <w:lang w:val="pt_PT" w:bidi="pt_PT"/>
+        </w:rPr>
+      </w:r>
+      <w:r>
+        <w:rPr>
+          <w:b/>
+          <w:lang w:val="pt_PT" w:bidi="pt_PT"/>
+        </w:rPr>
         <w:t>"no Dia de Cristo".</w:t>
       </w:r>
     </w:p>
@@ -18717,6 +21567,21 @@
           <w:b/>
           <w:lang w:val="pt_PT" w:bidi="pt_PT"/>
         </w:rPr>
+        <w:t>οὐκ εἰς κενὸν ἔδραμον, οὐδὲ εἰς κενὸν ἐκοπίασα</w:t>
+      </w:r>
+    </w:p>
+    <w:p>
+      <w:pPr/>
+      <w:r>
+        <w:rPr>
+          <w:lang w:val="pt_PT" w:bidi="pt_PT"/>
+        </w:rPr>
+      </w:r>
+      <w:r>
+        <w:rPr>
+          <w:b/>
+          <w:lang w:val="pt_PT" w:bidi="pt_PT"/>
+        </w:rPr>
         <w:t>"pois isso mostrará que todo o meu esforço e todo o meu trabalho não foram inúteis".</w:t>
       </w:r>
     </w:p>
@@ -18826,6 +21691,21 @@
           <w:b/>
           <w:lang w:val="pt_PT" w:bidi="pt_PT"/>
         </w:rPr>
+        <w:t>οὐκ εἰς κενὸν ἔδραμον</w:t>
+      </w:r>
+    </w:p>
+    <w:p>
+      <w:pPr/>
+      <w:r>
+        <w:rPr>
+          <w:lang w:val="pt_PT" w:bidi="pt_PT"/>
+        </w:rPr>
+      </w:r>
+      <w:r>
+        <w:rPr>
+          <w:b/>
+          <w:lang w:val="pt_PT" w:bidi="pt_PT"/>
+        </w:rPr>
         <w:t>"pois isso mostrará que todo o meu esforço e todo o meu trabalho não foram inúteis".</w:t>
       </w:r>
     </w:p>
@@ -18909,6 +21789,21 @@
           <w:b/>
           <w:lang w:val="pt_PT" w:bidi="pt_PT"/>
         </w:rPr>
+        <w:t>εἰς κενὸν</w:t>
+      </w:r>
+    </w:p>
+    <w:p>
+      <w:pPr/>
+      <w:r>
+        <w:rPr>
+          <w:lang w:val="pt_PT" w:bidi="pt_PT"/>
+        </w:rPr>
+      </w:r>
+      <w:r>
+        <w:rPr>
+          <w:b/>
+          <w:lang w:val="pt_PT" w:bidi="pt_PT"/>
+        </w:rPr>
         <w:t>"não foram inúteis".</w:t>
       </w:r>
     </w:p>
@@ -18972,6 +21867,21 @@
           <w:b/>
           <w:lang w:val="pt_PT" w:bidi="pt_PT"/>
         </w:rPr>
+        <w:t>οὐδὲ εἰς κενὸν ἐκοπίασα</w:t>
+      </w:r>
+    </w:p>
+    <w:p>
+      <w:pPr/>
+      <w:r>
+        <w:rPr>
+          <w:lang w:val="pt_PT" w:bidi="pt_PT"/>
+        </w:rPr>
+      </w:r>
+      <w:r>
+        <w:rPr>
+          <w:b/>
+          <w:lang w:val="pt_PT" w:bidi="pt_PT"/>
+        </w:rPr>
         <w:t>"pois isso mostrará que todo o meu esforço e todo o meu trabalho não foram inúteis".</w:t>
       </w:r>
     </w:p>
@@ -19054,6 +21964,21 @@
         <w:rPr>
           <w:lang w:val="pt_PT" w:bidi="pt_PT"/>
         </w:rPr>
+      </w:r>
+    </w:p>
+    <w:p>
+      <w:pPr/>
+      <w:r>
+        <w:rPr>
+          <w:lang w:val="pt_PT" w:bidi="pt_PT"/>
+        </w:rPr>
+      </w:r>
+      <w:r>
+        <w:rPr>
+          <w:b/>
+          <w:lang w:val="pt_PT" w:bidi="pt_PT"/>
+        </w:rPr>
+        <w:t>ἀλλ’ εἰ καὶ</w:t>
       </w:r>
     </w:p>
     <w:p>
@@ -19182,6 +22107,21 @@
           <w:b/>
           <w:lang w:val="pt_PT" w:bidi="pt_PT"/>
         </w:rPr>
+        <w:t>σπένδομαι ἐπὶ τῇ θυσίᾳ καὶ λειτουργίᾳ τῆς πίστεως ὑμῶν</w:t>
+      </w:r>
+    </w:p>
+    <w:p>
+      <w:pPr/>
+      <w:r>
+        <w:rPr>
+          <w:lang w:val="pt_PT" w:bidi="pt_PT"/>
+        </w:rPr>
+      </w:r>
+      <w:r>
+        <w:rPr>
+          <w:b/>
+          <w:lang w:val="pt_PT" w:bidi="pt_PT"/>
+        </w:rPr>
         <w:t>"a minha vida, seja apresentado como uma oferta junto com o sacrifício que vocês, por meio da sua fé, oferecem a Deus".</w:t>
       </w:r>
     </w:p>
@@ -19296,6 +22236,21 @@
           <w:b/>
           <w:lang w:val="pt_PT" w:bidi="pt_PT"/>
         </w:rPr>
+        <w:t>σπένδομαι</w:t>
+      </w:r>
+    </w:p>
+    <w:p>
+      <w:pPr/>
+      <w:r>
+        <w:rPr>
+          <w:lang w:val="pt_PT" w:bidi="pt_PT"/>
+        </w:rPr>
+      </w:r>
+      <w:r>
+        <w:rPr>
+          <w:b/>
+          <w:lang w:val="pt_PT" w:bidi="pt_PT"/>
+        </w:rPr>
         <w:t>"a minha vida, seja apresentado como uma oferta junto com o sacrifício que vocês, por meio da sua fé, oferecem a Deus".</w:t>
       </w:r>
     </w:p>
@@ -19379,6 +22334,21 @@
           <w:b/>
           <w:lang w:val="pt_PT" w:bidi="pt_PT"/>
         </w:rPr>
+        <w:t>σπένδομαι</w:t>
+      </w:r>
+    </w:p>
+    <w:p>
+      <w:pPr/>
+      <w:r>
+        <w:rPr>
+          <w:lang w:val="pt_PT" w:bidi="pt_PT"/>
+        </w:rPr>
+      </w:r>
+      <w:r>
+        <w:rPr>
+          <w:b/>
+          <w:lang w:val="pt_PT" w:bidi="pt_PT"/>
+        </w:rPr>
         <w:t>"o meu sangue, isto é, a minha vida, seja apresentado como uma oferta".</w:t>
       </w:r>
     </w:p>
@@ -19475,6 +22445,21 @@
           <w:b/>
           <w:lang w:val="pt_PT" w:bidi="pt_PT"/>
         </w:rPr>
+        <w:t>ἐπὶ τῇ θυσίᾳ καὶ λειτουργίᾳ τῆς πίστεως ὑμῶν</w:t>
+      </w:r>
+    </w:p>
+    <w:p>
+      <w:pPr/>
+      <w:r>
+        <w:rPr>
+          <w:lang w:val="pt_PT" w:bidi="pt_PT"/>
+        </w:rPr>
+      </w:r>
+      <w:r>
+        <w:rPr>
+          <w:b/>
+          <w:lang w:val="pt_PT" w:bidi="pt_PT"/>
+        </w:rPr>
         <w:t>"seja apresentado como uma oferta junto com o sacrifício que vocês, por meio da sua fé".</w:t>
       </w:r>
     </w:p>
@@ -19544,6 +22529,21 @@
         <w:rPr>
           <w:lang w:val="pt_PT" w:bidi="pt_PT"/>
         </w:rPr>
+      </w:r>
+    </w:p>
+    <w:p>
+      <w:pPr/>
+      <w:r>
+        <w:rPr>
+          <w:lang w:val="pt_PT" w:bidi="pt_PT"/>
+        </w:rPr>
+      </w:r>
+      <w:r>
+        <w:rPr>
+          <w:b/>
+          <w:lang w:val="pt_PT" w:bidi="pt_PT"/>
+        </w:rPr>
+        <w:t>ἐπὶ τῇ θυσίᾳ καὶ λειτουργίᾳ τῆς πίστεως ὑμῶν</w:t>
       </w:r>
     </w:p>
     <w:p>
@@ -19761,6 +22761,21 @@
           <w:b/>
           <w:lang w:val="pt_PT" w:bidi="pt_PT"/>
         </w:rPr>
+        <w:t>τὸ &amp; αὐτὸ</w:t>
+      </w:r>
+    </w:p>
+    <w:p>
+      <w:pPr/>
+      <w:r>
+        <w:rPr>
+          <w:lang w:val="pt_PT" w:bidi="pt_PT"/>
+        </w:rPr>
+      </w:r>
+      <w:r>
+        <w:rPr>
+          <w:b/>
+          <w:lang w:val="pt_PT" w:bidi="pt_PT"/>
+        </w:rPr>
         <w:t>"Do mesmo modo".</w:t>
       </w:r>
     </w:p>
@@ -19875,6 +22890,21 @@
           <w:b/>
           <w:lang w:val="pt_PT" w:bidi="pt_PT"/>
         </w:rPr>
+        <w:t>καὶ ὑμεῖς χαίρετε καὶ συνχαίρετέ μοι</w:t>
+      </w:r>
+    </w:p>
+    <w:p>
+      <w:pPr/>
+      <w:r>
+        <w:rPr>
+          <w:lang w:val="pt_PT" w:bidi="pt_PT"/>
+        </w:rPr>
+      </w:r>
+      <w:r>
+        <w:rPr>
+          <w:b/>
+          <w:lang w:val="pt_PT" w:bidi="pt_PT"/>
+        </w:rPr>
         <w:t>"vocês também devem ficar contentes e se alegrar comigo".</w:t>
       </w:r>
     </w:p>
@@ -19984,6 +23014,21 @@
           <w:b/>
           <w:lang w:val="pt_PT" w:bidi="pt_PT"/>
         </w:rPr>
+        <w:t>ἐλπίζω δὲ ἐν Κυρίῳ Ἰησοῦ</w:t>
+      </w:r>
+    </w:p>
+    <w:p>
+      <w:pPr/>
+      <w:r>
+        <w:rPr>
+          <w:lang w:val="pt_PT" w:bidi="pt_PT"/>
+        </w:rPr>
+      </w:r>
+      <w:r>
+        <w:rPr>
+          <w:b/>
+          <w:lang w:val="pt_PT" w:bidi="pt_PT"/>
+        </w:rPr>
         <w:t>"Se for da vontade do Senhor Jesus".</w:t>
       </w:r>
     </w:p>
@@ -20080,6 +23125,21 @@
           <w:b/>
           <w:lang w:val="pt_PT" w:bidi="pt_PT"/>
         </w:rPr>
+        <w:t>οὐδένα γὰρ ἔχω ἰσόψυχον</w:t>
+      </w:r>
+    </w:p>
+    <w:p>
+      <w:pPr/>
+      <w:r>
+        <w:rPr>
+          <w:lang w:val="pt_PT" w:bidi="pt_PT"/>
+        </w:rPr>
+      </w:r>
+      <w:r>
+        <w:rPr>
+          <w:b/>
+          <w:lang w:val="pt_PT" w:bidi="pt_PT"/>
+        </w:rPr>
         <w:t>"Pois Timóteo é o único que se preocupa com vocês como eu me preocupo e é o único que, de fato, se interessa pelo bem-estar de vocês".</w:t>
       </w:r>
     </w:p>
@@ -20143,6 +23203,21 @@
           <w:b/>
           <w:lang w:val="pt_PT" w:bidi="pt_PT"/>
         </w:rPr>
+        <w:t>οἱ πάντες γὰρ τὰ ἑαυτῶν ζητοῦσιν, οὐ τὰ Ἰησοῦ Χριστοῦ</w:t>
+      </w:r>
+    </w:p>
+    <w:p>
+      <w:pPr/>
+      <w:r>
+        <w:rPr>
+          <w:lang w:val="pt_PT" w:bidi="pt_PT"/>
+        </w:rPr>
+      </w:r>
+      <w:r>
+        <w:rPr>
+          <w:b/>
+          <w:lang w:val="pt_PT" w:bidi="pt_PT"/>
+        </w:rPr>
         <w:t>"Pois todos os outros se preocupam com os seus próprios interesses e não com os de Jesus Cristo".</w:t>
       </w:r>
     </w:p>
@@ -20252,6 +23327,21 @@
           <w:b/>
           <w:lang w:val="pt_PT" w:bidi="pt_PT"/>
         </w:rPr>
+        <w:t>ὡς πατρὶ τέκνον, σὺν ἐμοὶ ἐδούλευσεν εἰς τὸ εὐαγγέλιον</w:t>
+      </w:r>
+    </w:p>
+    <w:p>
+      <w:pPr/>
+      <w:r>
+        <w:rPr>
+          <w:lang w:val="pt_PT" w:bidi="pt_PT"/>
+        </w:rPr>
+      </w:r>
+      <w:r>
+        <w:rPr>
+          <w:b/>
+          <w:lang w:val="pt_PT" w:bidi="pt_PT"/>
+        </w:rPr>
         <w:t>"Ele e eu, como se fôssemos filho e pai, temos trabalhado juntos no serviço do evangelho".</w:t>
       </w:r>
     </w:p>
@@ -20335,6 +23425,21 @@
           <w:b/>
           <w:lang w:val="pt_PT" w:bidi="pt_PT"/>
         </w:rPr>
+        <w:t>τὴν δὲ δοκιμὴν αὐτοῦ γινώσκετε</w:t>
+      </w:r>
+    </w:p>
+    <w:p>
+      <w:pPr/>
+      <w:r>
+        <w:rPr>
+          <w:lang w:val="pt_PT" w:bidi="pt_PT"/>
+        </w:rPr>
+      </w:r>
+      <w:r>
+        <w:rPr>
+          <w:b/>
+          <w:lang w:val="pt_PT" w:bidi="pt_PT"/>
+        </w:rPr>
         <w:t>"E vocês sabem muito bem como Timóteo provou o seu valor".</w:t>
       </w:r>
     </w:p>
@@ -20431,6 +23536,21 @@
           <w:b/>
           <w:lang w:val="pt_PT" w:bidi="pt_PT"/>
         </w:rPr>
+        <w:t>εἰς τὸ εὐαγγέλιον</w:t>
+      </w:r>
+    </w:p>
+    <w:p>
+      <w:pPr/>
+      <w:r>
+        <w:rPr>
+          <w:lang w:val="pt_PT" w:bidi="pt_PT"/>
+        </w:rPr>
+      </w:r>
+      <w:r>
+        <w:rPr>
+          <w:b/>
+          <w:lang w:val="pt_PT" w:bidi="pt_PT"/>
+        </w:rPr>
         <w:t>"no serviço do evangelho".</w:t>
       </w:r>
     </w:p>
@@ -20527,6 +23647,21 @@
           <w:b/>
           <w:lang w:val="pt_PT" w:bidi="pt_PT"/>
         </w:rPr>
+        <w:t>πέποιθα &amp; ἐν Κυρίῳ, ὅτι καὶ αὐτὸς ταχέως ἐλεύσομαι</w:t>
+      </w:r>
+    </w:p>
+    <w:p>
+      <w:pPr/>
+      <w:r>
+        <w:rPr>
+          <w:lang w:val="pt_PT" w:bidi="pt_PT"/>
+        </w:rPr>
+      </w:r>
+      <w:r>
+        <w:rPr>
+          <w:b/>
+          <w:lang w:val="pt_PT" w:bidi="pt_PT"/>
+        </w:rPr>
         <w:t>"E, confiado no Senhor, penso que eu mesmo poderei ir logo até aí".</w:t>
       </w:r>
     </w:p>
@@ -20590,6 +23725,21 @@
           <w:b/>
           <w:lang w:val="pt_PT" w:bidi="pt_PT"/>
         </w:rPr>
+        <w:t>ὅτι καὶ αὐτὸς ταχέως ἐλεύσομαι.</w:t>
+      </w:r>
+    </w:p>
+    <w:p>
+      <w:pPr/>
+      <w:r>
+        <w:rPr>
+          <w:lang w:val="pt_PT" w:bidi="pt_PT"/>
+        </w:rPr>
+      </w:r>
+      <w:r>
+        <w:rPr>
+          <w:b/>
+          <w:lang w:val="pt_PT" w:bidi="pt_PT"/>
+        </w:rPr>
         <w:t>"penso que eu mesmo poderei ir logo até aí".</w:t>
       </w:r>
     </w:p>
@@ -20673,6 +23823,21 @@
           <w:b/>
           <w:lang w:val="pt_PT" w:bidi="pt_PT"/>
         </w:rPr>
+        <w:t>ὅτι καὶ αὐτὸς ταχέως ἐλεύσομαι</w:t>
+      </w:r>
+    </w:p>
+    <w:p>
+      <w:pPr/>
+      <w:r>
+        <w:rPr>
+          <w:lang w:val="pt_PT" w:bidi="pt_PT"/>
+        </w:rPr>
+      </w:r>
+      <w:r>
+        <w:rPr>
+          <w:b/>
+          <w:lang w:val="pt_PT" w:bidi="pt_PT"/>
+        </w:rPr>
         <w:t>"penso que eu mesmo poderei ir logo até aí".</w:t>
       </w:r>
     </w:p>
@@ -20769,6 +23934,21 @@
           <w:b/>
           <w:lang w:val="pt_PT" w:bidi="pt_PT"/>
         </w:rPr>
+        <w:t>Ἐπαφρόδιτον</w:t>
+      </w:r>
+    </w:p>
+    <w:p>
+      <w:pPr/>
+      <w:r>
+        <w:rPr>
+          <w:lang w:val="pt_PT" w:bidi="pt_PT"/>
+        </w:rPr>
+      </w:r>
+      <w:r>
+        <w:rPr>
+          <w:b/>
+          <w:lang w:val="pt_PT" w:bidi="pt_PT"/>
+        </w:rPr>
         <w:t>"Epafrodito".</w:t>
       </w:r>
     </w:p>
@@ -20859,6 +24039,21 @@
           <w:b/>
           <w:lang w:val="pt_PT" w:bidi="pt_PT"/>
         </w:rPr>
+        <w:t>ἀδελφὸν &amp; μου</w:t>
+      </w:r>
+    </w:p>
+    <w:p>
+      <w:pPr/>
+      <w:r>
+        <w:rPr>
+          <w:lang w:val="pt_PT" w:bidi="pt_PT"/>
+        </w:rPr>
+      </w:r>
+      <w:r>
+        <w:rPr>
+          <w:b/>
+          <w:lang w:val="pt_PT" w:bidi="pt_PT"/>
+        </w:rPr>
         <w:t>"nosso irmão".</w:t>
       </w:r>
     </w:p>
@@ -20968,6 +24163,21 @@
           <w:b/>
           <w:lang w:val="pt_PT" w:bidi="pt_PT"/>
         </w:rPr>
+        <w:t>συνστρατιώτην</w:t>
+      </w:r>
+    </w:p>
+    <w:p>
+      <w:pPr/>
+      <w:r>
+        <w:rPr>
+          <w:lang w:val="pt_PT" w:bidi="pt_PT"/>
+        </w:rPr>
+      </w:r>
+      <w:r>
+        <w:rPr>
+          <w:b/>
+          <w:lang w:val="pt_PT" w:bidi="pt_PT"/>
+        </w:rPr>
         <w:t>"meu companheiro de trabalho e de lutas".</w:t>
       </w:r>
     </w:p>
@@ -21051,6 +24261,21 @@
           <w:b/>
           <w:lang w:val="pt_PT" w:bidi="pt_PT"/>
         </w:rPr>
+        <w:t>ὑμῶν &amp; ἀπόστολον καὶ λειτουργὸν τῆς χρείας μου</w:t>
+      </w:r>
+    </w:p>
+    <w:p>
+      <w:pPr/>
+      <w:r>
+        <w:rPr>
+          <w:lang w:val="pt_PT" w:bidi="pt_PT"/>
+        </w:rPr>
+      </w:r>
+      <w:r>
+        <w:rPr>
+          <w:b/>
+          <w:lang w:val="pt_PT" w:bidi="pt_PT"/>
+        </w:rPr>
         <w:t>"o qual vocês enviaram para me trazer a ajuda que eu precisava".</w:t>
       </w:r>
     </w:p>
@@ -21114,6 +24339,21 @@
           <w:b/>
           <w:lang w:val="pt_PT" w:bidi="pt_PT"/>
         </w:rPr>
+        <w:t>ἐπιποθῶν ἦν πάντας ὑμᾶς, καὶ ἀδημονῶν</w:t>
+      </w:r>
+    </w:p>
+    <w:p>
+      <w:pPr/>
+      <w:r>
+        <w:rPr>
+          <w:lang w:val="pt_PT" w:bidi="pt_PT"/>
+        </w:rPr>
+      </w:r>
+      <w:r>
+        <w:rPr>
+          <w:b/>
+          <w:lang w:val="pt_PT" w:bidi="pt_PT"/>
+        </w:rPr>
         <w:t>"Ele tem tido muitas saudades de todos vocês e tem andado muito preocupado".</w:t>
       </w:r>
     </w:p>
@@ -21177,6 +24417,21 @@
           <w:b/>
           <w:lang w:val="pt_PT" w:bidi="pt_PT"/>
         </w:rPr>
+        <w:t>ἐπειδὴ ἐπιποθῶν ἦν πάντας ὑμᾶς, καὶ ἀδημονῶν διότι ἠκούσατε ὅτι ἠσθένησεν</w:t>
+      </w:r>
+    </w:p>
+    <w:p>
+      <w:pPr/>
+      <w:r>
+        <w:rPr>
+          <w:lang w:val="pt_PT" w:bidi="pt_PT"/>
+        </w:rPr>
+      </w:r>
+      <w:r>
+        <w:rPr>
+          <w:b/>
+          <w:lang w:val="pt_PT" w:bidi="pt_PT"/>
+        </w:rPr>
         <w:t>"Ele tem tido muitas saudades de todos vocês e tem andado muito preocupado por vocês terem sabido que ele estava doente".</w:t>
       </w:r>
     </w:p>
@@ -21273,6 +24528,21 @@
           <w:b/>
           <w:lang w:val="pt_PT" w:bidi="pt_PT"/>
         </w:rPr>
+        <w:t>καὶ γὰρ ἠσθένησεν παραπλήσιον θανάτῳ, ἀλλὰ ὁ Θεὸς ἠλέησεν αὐτόν, οὐκ αὐτὸν δὲ μόνον, ἀλλὰ καὶ ἐμέ, ἵνα μὴ λύπην ἐπὶ λύπην σχῶ</w:t>
+      </w:r>
+    </w:p>
+    <w:p>
+      <w:pPr/>
+      <w:r>
+        <w:rPr>
+          <w:lang w:val="pt_PT" w:bidi="pt_PT"/>
+        </w:rPr>
+      </w:r>
+      <w:r>
+        <w:rPr>
+          <w:b/>
+          <w:lang w:val="pt_PT" w:bidi="pt_PT"/>
+        </w:rPr>
         <w:t>"De fato, ele esteve doente e quase morreu. Mas Deus teve pena dele e não somente dele, mas também de mim; e assim evitou que eu tivesse uma tristeza ainda maior".</w:t>
       </w:r>
     </w:p>
@@ -21382,6 +24652,21 @@
           <w:b/>
           <w:lang w:val="pt_PT" w:bidi="pt_PT"/>
         </w:rPr>
+        <w:t>ἠσθένησεν παραπλήσιον θανάτῳ</w:t>
+      </w:r>
+    </w:p>
+    <w:p>
+      <w:pPr/>
+      <w:r>
+        <w:rPr>
+          <w:lang w:val="pt_PT" w:bidi="pt_PT"/>
+        </w:rPr>
+      </w:r>
+      <w:r>
+        <w:rPr>
+          <w:b/>
+          <w:lang w:val="pt_PT" w:bidi="pt_PT"/>
+        </w:rPr>
         <w:t>"ele esteve doente e quase morreu".</w:t>
       </w:r>
     </w:p>
@@ -21478,6 +24763,21 @@
           <w:b/>
           <w:lang w:val="pt_PT" w:bidi="pt_PT"/>
         </w:rPr>
+        <w:t>ἀλλὰ ὁ Θεὸς ἠλέησεν αὐτόν</w:t>
+      </w:r>
+    </w:p>
+    <w:p>
+      <w:pPr/>
+      <w:r>
+        <w:rPr>
+          <w:lang w:val="pt_PT" w:bidi="pt_PT"/>
+        </w:rPr>
+      </w:r>
+      <w:r>
+        <w:rPr>
+          <w:b/>
+          <w:lang w:val="pt_PT" w:bidi="pt_PT"/>
+        </w:rPr>
         <w:t>"Mas Deus teve pena dele".</w:t>
       </w:r>
     </w:p>
@@ -21670,6 +24970,21 @@
           <w:b/>
           <w:lang w:val="pt_PT" w:bidi="pt_PT"/>
         </w:rPr>
+        <w:t>λύπην ἐπὶ λύπην</w:t>
+      </w:r>
+    </w:p>
+    <w:p>
+      <w:pPr/>
+      <w:r>
+        <w:rPr>
+          <w:lang w:val="pt_PT" w:bidi="pt_PT"/>
+        </w:rPr>
+      </w:r>
+      <w:r>
+        <w:rPr>
+          <w:b/>
+          <w:lang w:val="pt_PT" w:bidi="pt_PT"/>
+        </w:rPr>
         <w:t>"uma tristeza ainda maior".</w:t>
       </w:r>
     </w:p>
@@ -21733,6 +25048,21 @@
           <w:b/>
           <w:lang w:val="pt_PT" w:bidi="pt_PT"/>
         </w:rPr>
+        <w:t>σπουδαιοτέρως οὖν ἔπεμψα αὐτὸν, ἵνα ἰδόντες αὐτὸν πάλιν, χαρῆτε κἀγὼ ἀλυπότερος ὦ</w:t>
+      </w:r>
+    </w:p>
+    <w:p>
+      <w:pPr/>
+      <w:r>
+        <w:rPr>
+          <w:lang w:val="pt_PT" w:bidi="pt_PT"/>
+        </w:rPr>
+      </w:r>
+      <w:r>
+        <w:rPr>
+          <w:b/>
+          <w:lang w:val="pt_PT" w:bidi="pt_PT"/>
+        </w:rPr>
         <w:t>"Por isso vou mandá-lo de volta a vocês o mais depressa possível para que vocês sintam a alegria de vê-lo novamente e para que eu não fique preocupado".</w:t>
       </w:r>
     </w:p>
@@ -21829,6 +25159,21 @@
           <w:b/>
           <w:lang w:val="pt_PT" w:bidi="pt_PT"/>
         </w:rPr>
+        <w:t>κἀγὼ ἀλυπότερος ὦ</w:t>
+      </w:r>
+    </w:p>
+    <w:p>
+      <w:pPr/>
+      <w:r>
+        <w:rPr>
+          <w:lang w:val="pt_PT" w:bidi="pt_PT"/>
+        </w:rPr>
+      </w:r>
+      <w:r>
+        <w:rPr>
+          <w:b/>
+          <w:lang w:val="pt_PT" w:bidi="pt_PT"/>
+        </w:rPr>
         <w:t>"e para que eu não fique preocupado".</w:t>
       </w:r>
     </w:p>
@@ -21925,6 +25270,21 @@
           <w:b/>
           <w:lang w:val="pt_PT" w:bidi="pt_PT"/>
         </w:rPr>
+        <w:t>προσδέχεσθε &amp; αὐτὸν</w:t>
+      </w:r>
+    </w:p>
+    <w:p>
+      <w:pPr/>
+      <w:r>
+        <w:rPr>
+          <w:lang w:val="pt_PT" w:bidi="pt_PT"/>
+        </w:rPr>
+      </w:r>
+      <w:r>
+        <w:rPr>
+          <w:b/>
+          <w:lang w:val="pt_PT" w:bidi="pt_PT"/>
+        </w:rPr>
         <w:t>"Portanto, recebam Epafrodito com toda a alegria".</w:t>
       </w:r>
     </w:p>
@@ -22001,6 +25361,21 @@
           <w:b/>
           <w:lang w:val="pt_PT" w:bidi="pt_PT"/>
         </w:rPr>
+        <w:t>ἐν Κυρίῳ μετὰ πάσης χαρᾶς</w:t>
+      </w:r>
+    </w:p>
+    <w:p>
+      <w:pPr/>
+      <w:r>
+        <w:rPr>
+          <w:lang w:val="pt_PT" w:bidi="pt_PT"/>
+        </w:rPr>
+      </w:r>
+      <w:r>
+        <w:rPr>
+          <w:b/>
+          <w:lang w:val="pt_PT" w:bidi="pt_PT"/>
+        </w:rPr>
         <w:t>"com toda a alegria, como se recebe um irmão no Senhor".</w:t>
       </w:r>
     </w:p>
@@ -22097,6 +25472,21 @@
           <w:b/>
           <w:lang w:val="pt_PT" w:bidi="pt_PT"/>
         </w:rPr>
+        <w:t>ἐντίμους ἔχετε</w:t>
+      </w:r>
+    </w:p>
+    <w:p>
+      <w:pPr/>
+      <w:r>
+        <w:rPr>
+          <w:lang w:val="pt_PT" w:bidi="pt_PT"/>
+        </w:rPr>
+      </w:r>
+      <w:r>
+        <w:rPr>
+          <w:b/>
+          <w:lang w:val="pt_PT" w:bidi="pt_PT"/>
+        </w:rPr>
         <w:t>"Respeitem pessoas como ele".</w:t>
       </w:r>
     </w:p>
@@ -22173,6 +25563,21 @@
           <w:b/>
           <w:lang w:val="pt_PT" w:bidi="pt_PT"/>
         </w:rPr>
+        <w:t>ἐντίμους ἔχετε</w:t>
+      </w:r>
+    </w:p>
+    <w:p>
+      <w:pPr/>
+      <w:r>
+        <w:rPr>
+          <w:lang w:val="pt_PT" w:bidi="pt_PT"/>
+        </w:rPr>
+      </w:r>
+      <w:r>
+        <w:rPr>
+          <w:b/>
+          <w:lang w:val="pt_PT" w:bidi="pt_PT"/>
+        </w:rPr>
         <w:t>"Respeitem".</w:t>
       </w:r>
     </w:p>
@@ -22256,6 +25661,21 @@
           <w:b/>
           <w:lang w:val="pt_PT" w:bidi="pt_PT"/>
         </w:rPr>
+        <w:t>ὅτι διὰ τὸ ἔργον Χριστοῦ μέχρι θανάτου ἤγγισεν, παραβολευσάμενος τῇ ψυχῇ, ἵνα ἀναπληρώσῃ τὸ ὑμῶν ὑστέρημα, τῆς πρός με λειτουργίας</w:t>
+      </w:r>
+    </w:p>
+    <w:p>
+      <w:pPr/>
+      <w:r>
+        <w:rPr>
+          <w:lang w:val="pt_PT" w:bidi="pt_PT"/>
+        </w:rPr>
+      </w:r>
+      <w:r>
+        <w:rPr>
+          <w:b/>
+          <w:lang w:val="pt_PT" w:bidi="pt_PT"/>
+        </w:rPr>
         <w:t>"pois ele arriscou a sua vida e quase morreu por causa do trabalho de Cristo. Ele fez isso para me dar a ajuda que vocês não podiam me dar pessoalmente".</w:t>
       </w:r>
     </w:p>
@@ -22352,6 +25772,21 @@
           <w:b/>
           <w:lang w:val="pt_PT" w:bidi="pt_PT"/>
         </w:rPr>
+        <w:t>διὰ τὸ ἔργον Χριστοῦ</w:t>
+      </w:r>
+    </w:p>
+    <w:p>
+      <w:pPr/>
+      <w:r>
+        <w:rPr>
+          <w:lang w:val="pt_PT" w:bidi="pt_PT"/>
+        </w:rPr>
+      </w:r>
+      <w:r>
+        <w:rPr>
+          <w:b/>
+          <w:lang w:val="pt_PT" w:bidi="pt_PT"/>
+        </w:rPr>
         <w:t>"por causa do trabalho de Cristo".</w:t>
       </w:r>
     </w:p>
@@ -22448,6 +25883,21 @@
           <w:b/>
           <w:lang w:val="pt_PT" w:bidi="pt_PT"/>
         </w:rPr>
+        <w:t>διὰ τὸ ἔργον Χριστοῦ</w:t>
+      </w:r>
+    </w:p>
+    <w:p>
+      <w:pPr/>
+      <w:r>
+        <w:rPr>
+          <w:lang w:val="pt_PT" w:bidi="pt_PT"/>
+        </w:rPr>
+      </w:r>
+      <w:r>
+        <w:rPr>
+          <w:b/>
+          <w:lang w:val="pt_PT" w:bidi="pt_PT"/>
+        </w:rPr>
         <w:t>"por causa do trabalho de Cristo".</w:t>
       </w:r>
     </w:p>
@@ -22544,6 +25994,21 @@
           <w:b/>
           <w:lang w:val="pt_PT" w:bidi="pt_PT"/>
         </w:rPr>
+        <w:t>μέχρι θανάτου ἤγγισεν</w:t>
+      </w:r>
+    </w:p>
+    <w:p>
+      <w:pPr/>
+      <w:r>
+        <w:rPr>
+          <w:lang w:val="pt_PT" w:bidi="pt_PT"/>
+        </w:rPr>
+      </w:r>
+      <w:r>
+        <w:rPr>
+          <w:b/>
+          <w:lang w:val="pt_PT" w:bidi="pt_PT"/>
+        </w:rPr>
         <w:t>"quase morreu".</w:t>
       </w:r>
     </w:p>
@@ -22640,6 +26105,21 @@
           <w:b/>
           <w:lang w:val="pt_PT" w:bidi="pt_PT"/>
         </w:rPr>
+        <w:t>παραβολευσάμενος τῇ ψυχῇ</w:t>
+      </w:r>
+    </w:p>
+    <w:p>
+      <w:pPr/>
+      <w:r>
+        <w:rPr>
+          <w:lang w:val="pt_PT" w:bidi="pt_PT"/>
+        </w:rPr>
+      </w:r>
+      <w:r>
+        <w:rPr>
+          <w:b/>
+          <w:lang w:val="pt_PT" w:bidi="pt_PT"/>
+        </w:rPr>
         <w:t>"pois ele arriscou a sua vida".</w:t>
       </w:r>
     </w:p>
@@ -22749,6 +26229,21 @@
           <w:b/>
           <w:lang w:val="pt_PT" w:bidi="pt_PT"/>
         </w:rPr>
+        <w:t>ἵνα ἀναπληρώσῃ τὸ ὑμῶν ὑστέρημα, τῆς πρός με λειτουργίας</w:t>
+      </w:r>
+    </w:p>
+    <w:p>
+      <w:pPr/>
+      <w:r>
+        <w:rPr>
+          <w:lang w:val="pt_PT" w:bidi="pt_PT"/>
+        </w:rPr>
+      </w:r>
+      <w:r>
+        <w:rPr>
+          <w:b/>
+          <w:lang w:val="pt_PT" w:bidi="pt_PT"/>
+        </w:rPr>
         <w:t>"Ele fez isso para me dar a ajuda que vocês não podiam me dar pessoalmente".</w:t>
       </w:r>
     </w:p>
@@ -22845,6 +26340,21 @@
           <w:b/>
           <w:lang w:val="pt_PT" w:bidi="pt_PT"/>
         </w:rPr>
+        <w:t>ἵνα ἀναπληρώσῃ τὸ ὑμῶν ὑστέρημα, τῆς πρός με λειτουργίας</w:t>
+      </w:r>
+    </w:p>
+    <w:p>
+      <w:pPr/>
+      <w:r>
+        <w:rPr>
+          <w:lang w:val="pt_PT" w:bidi="pt_PT"/>
+        </w:rPr>
+      </w:r>
+      <w:r>
+        <w:rPr>
+          <w:b/>
+          <w:lang w:val="pt_PT" w:bidi="pt_PT"/>
+        </w:rPr>
         <w:t>"Ele fez isso para me dar a ajuda que vocês não podiam me dar pessoalmente".</w:t>
       </w:r>
     </w:p>
@@ -22921,6 +26431,21 @@
         <w:rPr>
           <w:lang w:val="pt_PT" w:bidi="pt_PT"/>
         </w:rPr>
+      </w:r>
+    </w:p>
+    <w:p>
+      <w:pPr/>
+      <w:r>
+        <w:rPr>
+          <w:lang w:val="pt_PT" w:bidi="pt_PT"/>
+        </w:rPr>
+      </w:r>
+      <w:r>
+        <w:rPr>
+          <w:b/>
+          <w:lang w:val="pt_PT" w:bidi="pt_PT"/>
+        </w:rPr>
+        <w:t>ἀδελφοί</w:t>
       </w:r>
     </w:p>
     <w:p>
@@ -23049,6 +26574,21 @@
           <w:b/>
           <w:lang w:val="pt_PT" w:bidi="pt_PT"/>
         </w:rPr>
+        <w:t>χαίρετε ἐν Κυρίῳ</w:t>
+      </w:r>
+    </w:p>
+    <w:p>
+      <w:pPr/>
+      <w:r>
+        <w:rPr>
+          <w:lang w:val="pt_PT" w:bidi="pt_PT"/>
+        </w:rPr>
+      </w:r>
+      <w:r>
+        <w:rPr>
+          <w:b/>
+          <w:lang w:val="pt_PT" w:bidi="pt_PT"/>
+        </w:rPr>
         <w:t>"sejam alegres por estarem unidos com o Senhor".</w:t>
       </w:r>
     </w:p>
@@ -23145,6 +26685,21 @@
           <w:b/>
           <w:lang w:val="pt_PT" w:bidi="pt_PT"/>
         </w:rPr>
+        <w:t>ἐν Κυρίῳ</w:t>
+      </w:r>
+    </w:p>
+    <w:p>
+      <w:pPr/>
+      <w:r>
+        <w:rPr>
+          <w:lang w:val="pt_PT" w:bidi="pt_PT"/>
+        </w:rPr>
+      </w:r>
+      <w:r>
+        <w:rPr>
+          <w:b/>
+          <w:lang w:val="pt_PT" w:bidi="pt_PT"/>
+        </w:rPr>
         <w:t>"no Senhor".</w:t>
       </w:r>
     </w:p>
@@ -23208,6 +26763,21 @@
           <w:b/>
           <w:lang w:val="pt_PT" w:bidi="pt_PT"/>
         </w:rPr>
+        <w:t>ὑμῖν δὲ ἀσφαλές</w:t>
+      </w:r>
+    </w:p>
+    <w:p>
+      <w:pPr/>
+      <w:r>
+        <w:rPr>
+          <w:lang w:val="pt_PT" w:bidi="pt_PT"/>
+        </w:rPr>
+      </w:r>
+      <w:r>
+        <w:rPr>
+          <w:b/>
+          <w:lang w:val="pt_PT" w:bidi="pt_PT"/>
+        </w:rPr>
         <w:t>"pois isso contribuirá para a segurança de vocês".</w:t>
       </w:r>
     </w:p>
@@ -23304,6 +26874,21 @@
           <w:b/>
           <w:lang w:val="pt_PT" w:bidi="pt_PT"/>
         </w:rPr>
+        <w:t>βλέπετε</w:t>
+      </w:r>
+    </w:p>
+    <w:p>
+      <w:pPr/>
+      <w:r>
+        <w:rPr>
+          <w:lang w:val="pt_PT" w:bidi="pt_PT"/>
+        </w:rPr>
+      </w:r>
+      <w:r>
+        <w:rPr>
+          <w:b/>
+          <w:lang w:val="pt_PT" w:bidi="pt_PT"/>
+        </w:rPr>
         <w:t>"Cuidado com os que fazem coisas más".</w:t>
       </w:r>
     </w:p>
@@ -23367,6 +26952,21 @@
           <w:b/>
           <w:lang w:val="pt_PT" w:bidi="pt_PT"/>
         </w:rPr>
+        <w:t>βλέπετε</w:t>
+      </w:r>
+    </w:p>
+    <w:p>
+      <w:pPr/>
+      <w:r>
+        <w:rPr>
+          <w:lang w:val="pt_PT" w:bidi="pt_PT"/>
+        </w:rPr>
+      </w:r>
+      <w:r>
+        <w:rPr>
+          <w:b/>
+          <w:lang w:val="pt_PT" w:bidi="pt_PT"/>
+        </w:rPr>
         <w:t>"Cuidado com os que fazem coisas más".</w:t>
       </w:r>
     </w:p>
@@ -23430,6 +27030,21 @@
           <w:b/>
           <w:lang w:val="pt_PT" w:bidi="pt_PT"/>
         </w:rPr>
+        <w:t>τοὺς κύνας &amp; τοὺς κακοὺς ἐργάτας &amp; τὴν κατατομήν</w:t>
+      </w:r>
+    </w:p>
+    <w:p>
+      <w:pPr/>
+      <w:r>
+        <w:rPr>
+          <w:lang w:val="pt_PT" w:bidi="pt_PT"/>
+        </w:rPr>
+      </w:r>
+      <w:r>
+        <w:rPr>
+          <w:b/>
+          <w:lang w:val="pt_PT" w:bidi="pt_PT"/>
+        </w:rPr>
         <w:t>"os que fazem coisas más"</w:t>
       </w:r>
       <w:r>
@@ -23558,6 +27173,21 @@
           <w:b/>
           <w:lang w:val="pt_PT" w:bidi="pt_PT"/>
         </w:rPr>
+        <w:t>τοὺς κύνας</w:t>
+      </w:r>
+    </w:p>
+    <w:p>
+      <w:pPr/>
+      <w:r>
+        <w:rPr>
+          <w:lang w:val="pt_PT" w:bidi="pt_PT"/>
+        </w:rPr>
+      </w:r>
+      <w:r>
+        <w:rPr>
+          <w:b/>
+          <w:lang w:val="pt_PT" w:bidi="pt_PT"/>
+        </w:rPr>
         <w:t>"esses cachorros".</w:t>
       </w:r>
     </w:p>
@@ -23667,6 +27297,21 @@
           <w:b/>
           <w:lang w:val="pt_PT" w:bidi="pt_PT"/>
         </w:rPr>
+        <w:t>κακοὺς ἐργάτας</w:t>
+      </w:r>
+    </w:p>
+    <w:p>
+      <w:pPr/>
+      <w:r>
+        <w:rPr>
+          <w:lang w:val="pt_PT" w:bidi="pt_PT"/>
+        </w:rPr>
+      </w:r>
+      <w:r>
+        <w:rPr>
+          <w:b/>
+          <w:lang w:val="pt_PT" w:bidi="pt_PT"/>
+        </w:rPr>
         <w:t>"os que fazem coisas más".</w:t>
       </w:r>
     </w:p>
@@ -23750,6 +27395,21 @@
           <w:b/>
           <w:lang w:val="pt_PT" w:bidi="pt_PT"/>
         </w:rPr>
+        <w:t>τὴν κατατομήν</w:t>
+      </w:r>
+    </w:p>
+    <w:p>
+      <w:pPr/>
+      <w:r>
+        <w:rPr>
+          <w:lang w:val="pt_PT" w:bidi="pt_PT"/>
+        </w:rPr>
+      </w:r>
+      <w:r>
+        <w:rPr>
+          <w:b/>
+          <w:lang w:val="pt_PT" w:bidi="pt_PT"/>
+        </w:rPr>
         <w:t>"que insistem em cortar o corpo!".</w:t>
       </w:r>
     </w:p>
@@ -23872,6 +27532,21 @@
           <w:b/>
           <w:lang w:val="pt_PT" w:bidi="pt_PT"/>
         </w:rPr>
+        <w:t>τὴν κατατομήν</w:t>
+      </w:r>
+    </w:p>
+    <w:p>
+      <w:pPr/>
+      <w:r>
+        <w:rPr>
+          <w:lang w:val="pt_PT" w:bidi="pt_PT"/>
+        </w:rPr>
+      </w:r>
+      <w:r>
+        <w:rPr>
+          <w:b/>
+          <w:lang w:val="pt_PT" w:bidi="pt_PT"/>
+        </w:rPr>
         <w:t>"que insistem em cortar o corpo!".</w:t>
       </w:r>
     </w:p>
@@ -23968,6 +27643,21 @@
           <w:b/>
           <w:lang w:val="pt_PT" w:bidi="pt_PT"/>
         </w:rPr>
+        <w:t>ἡμεῖς γάρ ἐσμεν</w:t>
+      </w:r>
+    </w:p>
+    <w:p>
+      <w:pPr/>
+      <w:r>
+        <w:rPr>
+          <w:lang w:val="pt_PT" w:bidi="pt_PT"/>
+        </w:rPr>
+      </w:r>
+      <w:r>
+        <w:rPr>
+          <w:b/>
+          <w:lang w:val="pt_PT" w:bidi="pt_PT"/>
+        </w:rPr>
         <w:t>"Porque os que receberam a verdadeira circuncisão fomos nós".</w:t>
       </w:r>
     </w:p>
@@ -24077,6 +27767,21 @@
           <w:b/>
           <w:lang w:val="pt_PT" w:bidi="pt_PT"/>
         </w:rPr>
+        <w:t>ἡ περιτομή</w:t>
+      </w:r>
+    </w:p>
+    <w:p>
+      <w:pPr/>
+      <w:r>
+        <w:rPr>
+          <w:lang w:val="pt_PT" w:bidi="pt_PT"/>
+        </w:rPr>
+      </w:r>
+      <w:r>
+        <w:rPr>
+          <w:b/>
+          <w:lang w:val="pt_PT" w:bidi="pt_PT"/>
+        </w:rPr>
         <w:t>"a verdadeira circuncisão".</w:t>
       </w:r>
     </w:p>
@@ -24199,6 +27904,21 @@
           <w:b/>
           <w:lang w:val="pt_PT" w:bidi="pt_PT"/>
         </w:rPr>
+        <w:t>οἱ Πνεύματι Θεοῦ λατρεύοντες</w:t>
+      </w:r>
+    </w:p>
+    <w:p>
+      <w:pPr/>
+      <w:r>
+        <w:rPr>
+          <w:lang w:val="pt_PT" w:bidi="pt_PT"/>
+        </w:rPr>
+      </w:r>
+      <w:r>
+        <w:rPr>
+          <w:b/>
+          <w:lang w:val="pt_PT" w:bidi="pt_PT"/>
+        </w:rPr>
         <w:t>"Nós adoramos a Deus por meio do seu Espírito".</w:t>
       </w:r>
     </w:p>
@@ -24262,6 +27982,21 @@
           <w:b/>
           <w:lang w:val="pt_PT" w:bidi="pt_PT"/>
         </w:rPr>
+        <w:t>οὐκ ἐν σαρκὶ πεποιθότες</w:t>
+      </w:r>
+    </w:p>
+    <w:p>
+      <w:pPr/>
+      <w:r>
+        <w:rPr>
+          <w:lang w:val="pt_PT" w:bidi="pt_PT"/>
+        </w:rPr>
+      </w:r>
+      <w:r>
+        <w:rPr>
+          <w:b/>
+          <w:lang w:val="pt_PT" w:bidi="pt_PT"/>
+        </w:rPr>
         <w:t>"em vez de pormos a nossa confiança em cerimônias religiosas como a circuncisão".</w:t>
       </w:r>
     </w:p>
@@ -24371,6 +28106,21 @@
           <w:b/>
           <w:lang w:val="pt_PT" w:bidi="pt_PT"/>
         </w:rPr>
+        <w:t>καυχώμενοι ἐν Χριστῷ Ἰησοῦ, καὶ οὐκ ἐν σαρκὶ πεποιθότες</w:t>
+      </w:r>
+    </w:p>
+    <w:p>
+      <w:pPr/>
+      <w:r>
+        <w:rPr>
+          <w:lang w:val="pt_PT" w:bidi="pt_PT"/>
+        </w:rPr>
+      </w:r>
+      <w:r>
+        <w:rPr>
+          <w:b/>
+          <w:lang w:val="pt_PT" w:bidi="pt_PT"/>
+        </w:rPr>
         <w:t>"e nos alegramos na vida que temos em união com Cristo Jesus".</w:t>
       </w:r>
     </w:p>
@@ -24460,6 +28210,21 @@
           <w:b/>
           <w:lang w:val="pt_PT" w:bidi="pt_PT"/>
         </w:rPr>
+        <w:t>καὶ οὐκ ἐν σαρκὶ πεποιθότες</w:t>
+      </w:r>
+    </w:p>
+    <w:p>
+      <w:pPr/>
+      <w:r>
+        <w:rPr>
+          <w:lang w:val="pt_PT" w:bidi="pt_PT"/>
+        </w:rPr>
+      </w:r>
+      <w:r>
+        <w:rPr>
+          <w:b/>
+          <w:lang w:val="pt_PT" w:bidi="pt_PT"/>
+        </w:rPr>
         <w:t>"em vez de pormos a nossa confiança em cerimônias religiosas como a circuncisão".</w:t>
       </w:r>
     </w:p>
@@ -24555,6 +28320,21 @@
         <w:rPr>
           <w:lang w:val="pt_PT" w:bidi="pt_PT"/>
         </w:rPr>
+      </w:r>
+    </w:p>
+    <w:p>
+      <w:pPr/>
+      <w:r>
+        <w:rPr>
+          <w:lang w:val="pt_PT" w:bidi="pt_PT"/>
+        </w:rPr>
+      </w:r>
+      <w:r>
+        <w:rPr>
+          <w:b/>
+          <w:lang w:val="pt_PT" w:bidi="pt_PT"/>
+        </w:rPr>
+        <w:t>ἐγὼ ἔχων πεποίθησιν καὶ ἐν σαρκί εἴ τις δοκεῖ ἄλλος πεποιθέναι ἐν σαρκί, ἐγὼ μᾶλλον</w:t>
       </w:r>
     </w:p>
     <w:p>
@@ -24733,6 +28513,21 @@
           <w:b/>
           <w:lang w:val="pt_PT" w:bidi="pt_PT"/>
         </w:rPr>
+        <w:t>φυλῆς Βενιαμείν</w:t>
+      </w:r>
+    </w:p>
+    <w:p>
+      <w:pPr/>
+      <w:r>
+        <w:rPr>
+          <w:lang w:val="pt_PT" w:bidi="pt_PT"/>
+        </w:rPr>
+      </w:r>
+      <w:r>
+        <w:rPr>
+          <w:b/>
+          <w:lang w:val="pt_PT" w:bidi="pt_PT"/>
+        </w:rPr>
         <w:t>"Sou israelita de nascimento, da tribo de Benjamim".</w:t>
       </w:r>
     </w:p>
@@ -24905,6 +28700,21 @@
           <w:b/>
           <w:lang w:val="pt_PT" w:bidi="pt_PT"/>
         </w:rPr>
+        <w:t>κατὰ νόμον Φαρισαῖος</w:t>
+      </w:r>
+    </w:p>
+    <w:p>
+      <w:pPr/>
+      <w:r>
+        <w:rPr>
+          <w:lang w:val="pt_PT" w:bidi="pt_PT"/>
+        </w:rPr>
+      </w:r>
+      <w:r>
+        <w:rPr>
+          <w:b/>
+          <w:lang w:val="pt_PT" w:bidi="pt_PT"/>
+        </w:rPr>
         <w:t>"Quanto à prática da lei, eu era fariseu".</w:t>
       </w:r>
     </w:p>
@@ -24981,6 +28791,21 @@
           <w:b/>
           <w:lang w:val="pt_PT" w:bidi="pt_PT"/>
         </w:rPr>
+        <w:t>κατὰ ζῆλος διώκων τὴν ἐκκλησίαν, κατὰ δικαιοσύνην τὴν ἐν νόμῳ γενόμενος ἄμεμπτος</w:t>
+      </w:r>
+    </w:p>
+    <w:p>
+      <w:pPr/>
+      <w:r>
+        <w:rPr>
+          <w:lang w:val="pt_PT" w:bidi="pt_PT"/>
+        </w:rPr>
+      </w:r>
+      <w:r>
+        <w:rPr>
+          <w:b/>
+          <w:lang w:val="pt_PT" w:bidi="pt_PT"/>
+        </w:rPr>
         <w:t>"E era tão fanático, que persegui a Igreja. Quanto ao cumprimento da vontade de Deus por meio da obediência à lei, ninguém podia me acusar de nada".</w:t>
       </w:r>
     </w:p>
@@ -25044,6 +28869,21 @@
           <w:b/>
           <w:lang w:val="pt_PT" w:bidi="pt_PT"/>
         </w:rPr>
+        <w:t>κατὰ ζῆλος διώκων τὴν ἐκκλησίαν</w:t>
+      </w:r>
+    </w:p>
+    <w:p>
+      <w:pPr/>
+      <w:r>
+        <w:rPr>
+          <w:lang w:val="pt_PT" w:bidi="pt_PT"/>
+        </w:rPr>
+      </w:r>
+      <w:r>
+        <w:rPr>
+          <w:b/>
+          <w:lang w:val="pt_PT" w:bidi="pt_PT"/>
+        </w:rPr>
         <w:t>"E era tão fanático, que persegui a Igreja".</w:t>
       </w:r>
     </w:p>
@@ -25127,6 +28967,21 @@
           <w:b/>
           <w:lang w:val="pt_PT" w:bidi="pt_PT"/>
         </w:rPr>
+        <w:t>τὴν ἐκκλησίαν</w:t>
+      </w:r>
+    </w:p>
+    <w:p>
+      <w:pPr/>
+      <w:r>
+        <w:rPr>
+          <w:lang w:val="pt_PT" w:bidi="pt_PT"/>
+        </w:rPr>
+      </w:r>
+      <w:r>
+        <w:rPr>
+          <w:b/>
+          <w:lang w:val="pt_PT" w:bidi="pt_PT"/>
+        </w:rPr>
         <w:t>"a Igreja".</w:t>
       </w:r>
     </w:p>
@@ -25249,6 +29104,21 @@
           <w:b/>
           <w:lang w:val="pt_PT" w:bidi="pt_PT"/>
         </w:rPr>
+        <w:t>κατὰ δικαιοσύνην τὴν ἐν νόμῳ γενόμενος ἄμεμπτος</w:t>
+      </w:r>
+    </w:p>
+    <w:p>
+      <w:pPr/>
+      <w:r>
+        <w:rPr>
+          <w:lang w:val="pt_PT" w:bidi="pt_PT"/>
+        </w:rPr>
+      </w:r>
+      <w:r>
+        <w:rPr>
+          <w:b/>
+          <w:lang w:val="pt_PT" w:bidi="pt_PT"/>
+        </w:rPr>
         <w:t>"Quanto ao cumprimento da vontade de Deus por meio da obediência à lei, ninguém podia me acusar de nada".</w:t>
       </w:r>
     </w:p>
@@ -25331,6 +29201,21 @@
         <w:rPr>
           <w:lang w:val="pt_PT" w:bidi="pt_PT"/>
         </w:rPr>
+      </w:r>
+    </w:p>
+    <w:p>
+      <w:pPr/>
+      <w:r>
+        <w:rPr>
+          <w:lang w:val="pt_PT" w:bidi="pt_PT"/>
+        </w:rPr>
+      </w:r>
+      <w:r>
+        <w:rPr>
+          <w:b/>
+          <w:lang w:val="pt_PT" w:bidi="pt_PT"/>
+        </w:rPr>
+        <w:t>ἅτινα ἦν μοι κέρδη, ταῦτα ἥγημαι διὰ τὸν Χριστὸν ζημίαν</w:t>
       </w:r>
     </w:p>
     <w:p>
@@ -25446,6 +29331,21 @@
           <w:b/>
           <w:lang w:val="pt_PT" w:bidi="pt_PT"/>
         </w:rPr>
+        <w:t>ἅτινα ἦν μοι κέρδη, ταῦτα ἥγημαι διὰ τὸν Χριστὸν ζημίαν</w:t>
+      </w:r>
+    </w:p>
+    <w:p>
+      <w:pPr/>
+      <w:r>
+        <w:rPr>
+          <w:lang w:val="pt_PT" w:bidi="pt_PT"/>
+        </w:rPr>
+      </w:r>
+      <w:r>
+        <w:rPr>
+          <w:b/>
+          <w:lang w:val="pt_PT" w:bidi="pt_PT"/>
+        </w:rPr>
         <w:t>"No passado, todas essas coisas valiam muito para mim; mas agora, por causa de Cristo, considero que não têm nenhum valor".</w:t>
       </w:r>
     </w:p>
@@ -25515,6 +29415,21 @@
         <w:rPr>
           <w:lang w:val="pt_PT" w:bidi="pt_PT"/>
         </w:rPr>
+      </w:r>
+    </w:p>
+    <w:p>
+      <w:pPr/>
+      <w:r>
+        <w:rPr>
+          <w:lang w:val="pt_PT" w:bidi="pt_PT"/>
+        </w:rPr>
+      </w:r>
+      <w:r>
+        <w:rPr>
+          <w:b/>
+          <w:lang w:val="pt_PT" w:bidi="pt_PT"/>
+        </w:rPr>
+        <w:t>ἅτινα ἦν μοι κέρδη</w:t>
       </w:r>
     </w:p>
     <w:p>
@@ -25630,6 +29545,21 @@
           <w:b/>
           <w:lang w:val="pt_PT" w:bidi="pt_PT"/>
         </w:rPr>
+        <w:t>ἅτινα ἦν μοι κέρδη</w:t>
+      </w:r>
+    </w:p>
+    <w:p>
+      <w:pPr/>
+      <w:r>
+        <w:rPr>
+          <w:lang w:val="pt_PT" w:bidi="pt_PT"/>
+        </w:rPr>
+      </w:r>
+      <w:r>
+        <w:rPr>
+          <w:b/>
+          <w:lang w:val="pt_PT" w:bidi="pt_PT"/>
+        </w:rPr>
         <w:t>"No passado, todas essas coisas valiam muito para mim".</w:t>
       </w:r>
     </w:p>
@@ -25699,6 +29629,21 @@
         <w:rPr>
           <w:lang w:val="pt_PT" w:bidi="pt_PT"/>
         </w:rPr>
+      </w:r>
+    </w:p>
+    <w:p>
+      <w:pPr/>
+      <w:r>
+        <w:rPr>
+          <w:lang w:val="pt_PT" w:bidi="pt_PT"/>
+        </w:rPr>
+      </w:r>
+      <w:r>
+        <w:rPr>
+          <w:b/>
+          <w:lang w:val="pt_PT" w:bidi="pt_PT"/>
+        </w:rPr>
+        <w:t>ταῦτα ἥγημαι διὰ τὸν Χριστὸν ζημίαν</w:t>
       </w:r>
     </w:p>
     <w:p>
@@ -26004,6 +29949,21 @@
           <w:b/>
           <w:lang w:val="pt_PT" w:bidi="pt_PT"/>
         </w:rPr>
+        <w:t>ζημίαν</w:t>
+      </w:r>
+    </w:p>
+    <w:p>
+      <w:pPr/>
+      <w:r>
+        <w:rPr>
+          <w:lang w:val="pt_PT" w:bidi="pt_PT"/>
+        </w:rPr>
+      </w:r>
+      <w:r>
+        <w:rPr>
+          <w:b/>
+          <w:lang w:val="pt_PT" w:bidi="pt_PT"/>
+        </w:rPr>
         <w:t>"completa perda".</w:t>
       </w:r>
     </w:p>
@@ -26118,6 +30078,21 @@
           <w:b/>
           <w:lang w:val="pt_PT" w:bidi="pt_PT"/>
         </w:rPr>
+        <w:t>καὶ ἡγοῦμαι πάντα ζημίαν εἶναι, διὰ τὸ ὑπερέχον τῆς γνώσεως Χριστοῦ Ἰησοῦ τοῦ Κυρίου μου</w:t>
+      </w:r>
+    </w:p>
+    <w:p>
+      <w:pPr/>
+      <w:r>
+        <w:rPr>
+          <w:lang w:val="pt_PT" w:bidi="pt_PT"/>
+        </w:rPr>
+      </w:r>
+      <w:r>
+        <w:rPr>
+          <w:b/>
+          <w:lang w:val="pt_PT" w:bidi="pt_PT"/>
+        </w:rPr>
         <w:t>"E não somente essas coisas, mas considero tudo uma completa perda, comparado com aquilo que tem muito mais valor, isto é, conhecer completamente Cristo Jesus, o meu Senhor".</w:t>
       </w:r>
     </w:p>
@@ -26214,6 +30189,21 @@
           <w:b/>
           <w:lang w:val="pt_PT" w:bidi="pt_PT"/>
         </w:rPr>
+        <w:t>διὰ τὸ ὑπερέχον τῆς γνώσεως Χριστοῦ Ἰησοῦ τοῦ Κυρίου μου</w:t>
+      </w:r>
+    </w:p>
+    <w:p>
+      <w:pPr/>
+      <w:r>
+        <w:rPr>
+          <w:lang w:val="pt_PT" w:bidi="pt_PT"/>
+        </w:rPr>
+      </w:r>
+      <w:r>
+        <w:rPr>
+          <w:b/>
+          <w:lang w:val="pt_PT" w:bidi="pt_PT"/>
+        </w:rPr>
         <w:t>"mas considero tudo uma completa perda, comparado com aquilo que tem muito mais valor, isto é, conhecer completamente Cristo Jesus, o meu Senhor".</w:t>
       </w:r>
     </w:p>
@@ -26297,6 +30287,21 @@
           <w:b/>
           <w:lang w:val="pt_PT" w:bidi="pt_PT"/>
         </w:rPr>
+        <w:t>διὰ τὸ ὑπερέχον τῆς γνώσεως Χριστοῦ Ἰησοῦ τοῦ Κυρίου μου</w:t>
+      </w:r>
+    </w:p>
+    <w:p>
+      <w:pPr/>
+      <w:r>
+        <w:rPr>
+          <w:lang w:val="pt_PT" w:bidi="pt_PT"/>
+        </w:rPr>
+      </w:r>
+      <w:r>
+        <w:rPr>
+          <w:b/>
+          <w:lang w:val="pt_PT" w:bidi="pt_PT"/>
+        </w:rPr>
         <w:t>"comparado com aquilo que tem muito mais valor, isto é, conhecer completamente Cristo Jesus, o meu Senhor".</w:t>
       </w:r>
     </w:p>
@@ -26360,6 +30365,21 @@
           <w:b/>
           <w:lang w:val="pt_PT" w:bidi="pt_PT"/>
         </w:rPr>
+        <w:t>τῆς γνώσεως Χριστοῦ Ἰησοῦ τοῦ Κυρίου μου</w:t>
+      </w:r>
+    </w:p>
+    <w:p>
+      <w:pPr/>
+      <w:r>
+        <w:rPr>
+          <w:lang w:val="pt_PT" w:bidi="pt_PT"/>
+        </w:rPr>
+      </w:r>
+      <w:r>
+        <w:rPr>
+          <w:b/>
+          <w:lang w:val="pt_PT" w:bidi="pt_PT"/>
+        </w:rPr>
         <w:t>"conhecer completamente Cristo Jesus, o meu Senhor".</w:t>
       </w:r>
     </w:p>
@@ -26442,6 +30462,21 @@
         <w:rPr>
           <w:lang w:val="pt_PT" w:bidi="pt_PT"/>
         </w:rPr>
+      </w:r>
+    </w:p>
+    <w:p>
+      <w:pPr/>
+      <w:r>
+        <w:rPr>
+          <w:lang w:val="pt_PT" w:bidi="pt_PT"/>
+        </w:rPr>
+      </w:r>
+      <w:r>
+        <w:rPr>
+          <w:b/>
+          <w:lang w:val="pt_PT" w:bidi="pt_PT"/>
+        </w:rPr>
+        <w:t>δι’ ὃν τὰ πάντα ἐζημιώθην</w:t>
       </w:r>
     </w:p>
     <w:p>
@@ -26651,6 +30686,21 @@
           <w:b/>
           <w:lang w:val="pt_PT" w:bidi="pt_PT"/>
         </w:rPr>
+        <w:t>σκύβαλα</w:t>
+      </w:r>
+    </w:p>
+    <w:p>
+      <w:pPr/>
+      <w:r>
+        <w:rPr>
+          <w:lang w:val="pt_PT" w:bidi="pt_PT"/>
+        </w:rPr>
+      </w:r>
+      <w:r>
+        <w:rPr>
+          <w:b/>
+          <w:lang w:val="pt_PT" w:bidi="pt_PT"/>
+        </w:rPr>
         <w:t>"como se fosse lixo".</w:t>
       </w:r>
     </w:p>
@@ -26828,6 +30878,21 @@
           <w:b/>
           <w:lang w:val="pt_PT" w:bidi="pt_PT"/>
         </w:rPr>
+        <w:t>ἵνα Χριστὸν κερδήσω</w:t>
+      </w:r>
+    </w:p>
+    <w:p>
+      <w:pPr/>
+      <w:r>
+        <w:rPr>
+          <w:lang w:val="pt_PT" w:bidi="pt_PT"/>
+        </w:rPr>
+      </w:r>
+      <w:r>
+        <w:rPr>
+          <w:b/>
+          <w:lang w:val="pt_PT" w:bidi="pt_PT"/>
+        </w:rPr>
         <w:t>"a fim de poder ganhar a Cristo".</w:t>
       </w:r>
     </w:p>
@@ -26924,6 +30989,21 @@
           <w:b/>
           <w:lang w:val="pt_PT" w:bidi="pt_PT"/>
         </w:rPr>
+        <w:t>καὶ εὑρεθῶ ἐν αὐτῷ</w:t>
+      </w:r>
+    </w:p>
+    <w:p>
+      <w:pPr/>
+      <w:r>
+        <w:rPr>
+          <w:lang w:val="pt_PT" w:bidi="pt_PT"/>
+        </w:rPr>
+      </w:r>
+      <w:r>
+        <w:rPr>
+          <w:b/>
+          <w:lang w:val="pt_PT" w:bidi="pt_PT"/>
+        </w:rPr>
         <w:t>"e estar unido com ele".</w:t>
       </w:r>
     </w:p>
@@ -27020,6 +31100,21 @@
           <w:b/>
           <w:lang w:val="pt_PT" w:bidi="pt_PT"/>
         </w:rPr>
+        <w:t>μὴ ἔχων ἐμὴν δικαιοσύνην, τὴν ἐκ νόμου</w:t>
+      </w:r>
+    </w:p>
+    <w:p>
+      <w:pPr/>
+      <w:r>
+        <w:rPr>
+          <w:lang w:val="pt_PT" w:bidi="pt_PT"/>
+        </w:rPr>
+      </w:r>
+      <w:r>
+        <w:rPr>
+          <w:b/>
+          <w:lang w:val="pt_PT" w:bidi="pt_PT"/>
+        </w:rPr>
         <w:t>"Eu já não procuro mais ser aceito por Deus por causa da minha obediência à lei".</w:t>
       </w:r>
     </w:p>
@@ -27129,6 +31224,21 @@
           <w:b/>
           <w:lang w:val="pt_PT" w:bidi="pt_PT"/>
         </w:rPr>
+        <w:t>ἀλλὰ τὴν διὰ πίστεως Χριστοῦ</w:t>
+      </w:r>
+    </w:p>
+    <w:p>
+      <w:pPr/>
+      <w:r>
+        <w:rPr>
+          <w:lang w:val="pt_PT" w:bidi="pt_PT"/>
+        </w:rPr>
+      </w:r>
+      <w:r>
+        <w:rPr>
+          <w:b/>
+          <w:lang w:val="pt_PT" w:bidi="pt_PT"/>
+        </w:rPr>
         <w:t>"Pois agora é por meio da minha fé em Cristo que eu sou aceito".</w:t>
       </w:r>
     </w:p>
@@ -27238,6 +31348,21 @@
           <w:b/>
           <w:lang w:val="pt_PT" w:bidi="pt_PT"/>
         </w:rPr>
+        <w:t>ἀλλὰ τὴν διὰ πίστεως Χριστοῦ</w:t>
+      </w:r>
+    </w:p>
+    <w:p>
+      <w:pPr/>
+      <w:r>
+        <w:rPr>
+          <w:lang w:val="pt_PT" w:bidi="pt_PT"/>
+        </w:rPr>
+      </w:r>
+      <w:r>
+        <w:rPr>
+          <w:b/>
+          <w:lang w:val="pt_PT" w:bidi="pt_PT"/>
+        </w:rPr>
         <w:t>"Pois agora é por meio da minha fé em Cristo que eu sou aceito".</w:t>
       </w:r>
     </w:p>
@@ -27321,6 +31446,21 @@
           <w:b/>
           <w:lang w:val="pt_PT" w:bidi="pt_PT"/>
         </w:rPr>
+        <w:t>τὴν ἐκ Θεοῦ δικαιοσύνην ἐπὶ τῇ πίστει</w:t>
+      </w:r>
+    </w:p>
+    <w:p>
+      <w:pPr/>
+      <w:r>
+        <w:rPr>
+          <w:lang w:val="pt_PT" w:bidi="pt_PT"/>
+        </w:rPr>
+      </w:r>
+      <w:r>
+        <w:rPr>
+          <w:b/>
+          <w:lang w:val="pt_PT" w:bidi="pt_PT"/>
+        </w:rPr>
         <w:t>"Pois agora é por meio da minha fé em Cristo que eu sou aceito".</w:t>
       </w:r>
     </w:p>
@@ -27404,6 +31544,21 @@
           <w:b/>
           <w:lang w:val="pt_PT" w:bidi="pt_PT"/>
         </w:rPr>
+        <w:t>τὴν ἐκ Θεοῦ δικαιοσύνην ἐπὶ τῇ πίστει</w:t>
+      </w:r>
+    </w:p>
+    <w:p>
+      <w:pPr/>
+      <w:r>
+        <w:rPr>
+          <w:lang w:val="pt_PT" w:bidi="pt_PT"/>
+        </w:rPr>
+      </w:r>
+      <w:r>
+        <w:rPr>
+          <w:b/>
+          <w:lang w:val="pt_PT" w:bidi="pt_PT"/>
+        </w:rPr>
         <w:t>"essa aceitação vem de Deus e se baseia na fé".</w:t>
       </w:r>
     </w:p>
@@ -27526,6 +31681,21 @@
           <w:b/>
           <w:lang w:val="pt_PT" w:bidi="pt_PT"/>
         </w:rPr>
+        <w:t>ἐπὶ τῇ πίστει</w:t>
+      </w:r>
+    </w:p>
+    <w:p>
+      <w:pPr/>
+      <w:r>
+        <w:rPr>
+          <w:lang w:val="pt_PT" w:bidi="pt_PT"/>
+        </w:rPr>
+      </w:r>
+      <w:r>
+        <w:rPr>
+          <w:b/>
+          <w:lang w:val="pt_PT" w:bidi="pt_PT"/>
+        </w:rPr>
         <w:t>"se baseia na fé".</w:t>
       </w:r>
     </w:p>
@@ -27622,6 +31792,21 @@
           <w:b/>
           <w:lang w:val="pt_PT" w:bidi="pt_PT"/>
         </w:rPr>
+        <w:t>τοῦ γνῶναι αὐτὸν, καὶ τὴν δύναμιν τῆς ἀναστάσεως αὐτοῦ, καὶ κοινωνίαν παθημάτων αὐτοῦ, συμμορφιζόμενος τῷ θανάτῳ αὐτοῦ</w:t>
+      </w:r>
+    </w:p>
+    <w:p>
+      <w:pPr/>
+      <w:r>
+        <w:rPr>
+          <w:lang w:val="pt_PT" w:bidi="pt_PT"/>
+        </w:rPr>
+      </w:r>
+      <w:r>
+        <w:rPr>
+          <w:b/>
+          <w:lang w:val="pt_PT" w:bidi="pt_PT"/>
+        </w:rPr>
         <w:t>"Tudo o que eu quero é conhecer a Cristo e sentir em mim o poder da sua ressurreição. Quero também tomar parte nos seus sofrimentos e me tornar como ele na sua morte".</w:t>
       </w:r>
     </w:p>
@@ -27731,6 +31916,21 @@
           <w:b/>
           <w:lang w:val="pt_PT" w:bidi="pt_PT"/>
         </w:rPr>
+        <w:t>καὶ</w:t>
+      </w:r>
+    </w:p>
+    <w:p>
+      <w:pPr/>
+      <w:r>
+        <w:rPr>
+          <w:lang w:val="pt_PT" w:bidi="pt_PT"/>
+        </w:rPr>
+      </w:r>
+      <w:r>
+        <w:rPr>
+          <w:b/>
+          <w:lang w:val="pt_PT" w:bidi="pt_PT"/>
+        </w:rPr>
         <w:t>"e".</w:t>
       </w:r>
     </w:p>
@@ -27813,6 +32013,21 @@
         <w:rPr>
           <w:lang w:val="pt_PT" w:bidi="pt_PT"/>
         </w:rPr>
+      </w:r>
+    </w:p>
+    <w:p>
+      <w:pPr/>
+      <w:r>
+        <w:rPr>
+          <w:lang w:val="pt_PT" w:bidi="pt_PT"/>
+        </w:rPr>
+      </w:r>
+      <w:r>
+        <w:rPr>
+          <w:b/>
+          <w:lang w:val="pt_PT" w:bidi="pt_PT"/>
+        </w:rPr>
+        <w:t>τοῦ γνῶναι αὐτὸν, καὶ τὴν δύναμιν τῆς ἀναστάσεως αὐτοῦ, καὶ κοινωνίαν παθημάτων αὐτοῦ</w:t>
       </w:r>
     </w:p>
     <w:p>
@@ -28010,6 +32225,21 @@
           <w:b/>
           <w:lang w:val="pt_PT" w:bidi="pt_PT"/>
         </w:rPr>
+        <w:t>δύναμιν</w:t>
+      </w:r>
+    </w:p>
+    <w:p>
+      <w:pPr/>
+      <w:r>
+        <w:rPr>
+          <w:lang w:val="pt_PT" w:bidi="pt_PT"/>
+        </w:rPr>
+      </w:r>
+      <w:r>
+        <w:rPr>
+          <w:b/>
+          <w:lang w:val="pt_PT" w:bidi="pt_PT"/>
+        </w:rPr>
         <w:t>"o poder da sua ressureição".</w:t>
       </w:r>
     </w:p>
@@ -28119,6 +32349,21 @@
           <w:b/>
           <w:lang w:val="pt_PT" w:bidi="pt_PT"/>
         </w:rPr>
+        <w:t>καὶ κοινωνίαν παθημάτων αὐτοῦ</w:t>
+      </w:r>
+    </w:p>
+    <w:p>
+      <w:pPr/>
+      <w:r>
+        <w:rPr>
+          <w:lang w:val="pt_PT" w:bidi="pt_PT"/>
+        </w:rPr>
+      </w:r>
+      <w:r>
+        <w:rPr>
+          <w:b/>
+          <w:lang w:val="pt_PT" w:bidi="pt_PT"/>
+        </w:rPr>
         <w:t>"Quero também tomar parte nos seus sofrimentos".</w:t>
       </w:r>
     </w:p>
@@ -28202,6 +32447,21 @@
           <w:b/>
           <w:lang w:val="pt_PT" w:bidi="pt_PT"/>
         </w:rPr>
+        <w:t>καὶ κοινωνίαν παθημάτων αὐτοῦ</w:t>
+      </w:r>
+    </w:p>
+    <w:p>
+      <w:pPr/>
+      <w:r>
+        <w:rPr>
+          <w:lang w:val="pt_PT" w:bidi="pt_PT"/>
+        </w:rPr>
+      </w:r>
+      <w:r>
+        <w:rPr>
+          <w:b/>
+          <w:lang w:val="pt_PT" w:bidi="pt_PT"/>
+        </w:rPr>
         <w:t>"Quero também tomar parte nos seus sofrimentos".</w:t>
       </w:r>
     </w:p>
@@ -28298,6 +32558,21 @@
           <w:b/>
           <w:lang w:val="pt_PT" w:bidi="pt_PT"/>
         </w:rPr>
+        <w:t>καὶ</w:t>
+      </w:r>
+    </w:p>
+    <w:p>
+      <w:pPr/>
+      <w:r>
+        <w:rPr>
+          <w:lang w:val="pt_PT" w:bidi="pt_PT"/>
+        </w:rPr>
+      </w:r>
+      <w:r>
+        <w:rPr>
+          <w:b/>
+          <w:lang w:val="pt_PT" w:bidi="pt_PT"/>
+        </w:rPr>
         <w:t>"Quero também".</w:t>
       </w:r>
     </w:p>
@@ -28394,6 +32669,21 @@
           <w:b/>
           <w:lang w:val="pt_PT" w:bidi="pt_PT"/>
         </w:rPr>
+        <w:t>συμμορφιζόμενος τῷ θανάτῳ αὐτοῦ</w:t>
+      </w:r>
+    </w:p>
+    <w:p>
+      <w:pPr/>
+      <w:r>
+        <w:rPr>
+          <w:lang w:val="pt_PT" w:bidi="pt_PT"/>
+        </w:rPr>
+      </w:r>
+      <w:r>
+        <w:rPr>
+          <w:b/>
+          <w:lang w:val="pt_PT" w:bidi="pt_PT"/>
+        </w:rPr>
         <w:t>"e me tornar como ele na sua morte".</w:t>
       </w:r>
     </w:p>
@@ -28490,6 +32780,21 @@
           <w:b/>
           <w:lang w:val="pt_PT" w:bidi="pt_PT"/>
         </w:rPr>
+        <w:t>συμμορφιζόμενος τῷ θανάτῳ αὐτοῦ</w:t>
+      </w:r>
+    </w:p>
+    <w:p>
+      <w:pPr/>
+      <w:r>
+        <w:rPr>
+          <w:lang w:val="pt_PT" w:bidi="pt_PT"/>
+        </w:rPr>
+      </w:r>
+      <w:r>
+        <w:rPr>
+          <w:b/>
+          <w:lang w:val="pt_PT" w:bidi="pt_PT"/>
+        </w:rPr>
         <w:t>"e me tornar como ele na sua morte".</w:t>
       </w:r>
     </w:p>
@@ -28586,6 +32891,21 @@
           <w:b/>
           <w:lang w:val="pt_PT" w:bidi="pt_PT"/>
         </w:rPr>
+        <w:t>τὴν ἐξανάστασιν τὴν ἐκ νεκρῶν</w:t>
+      </w:r>
+    </w:p>
+    <w:p>
+      <w:pPr/>
+      <w:r>
+        <w:rPr>
+          <w:lang w:val="pt_PT" w:bidi="pt_PT"/>
+        </w:rPr>
+      </w:r>
+      <w:r>
+        <w:rPr>
+          <w:b/>
+          <w:lang w:val="pt_PT" w:bidi="pt_PT"/>
+        </w:rPr>
         <w:t>"eu mesmo seja ressuscitado da morte para a vida".</w:t>
       </w:r>
     </w:p>
@@ -28649,6 +32969,21 @@
           <w:b/>
           <w:lang w:val="pt_PT" w:bidi="pt_PT"/>
         </w:rPr>
+        <w:t>οὐχ ὅτι ἤδη ἔλαβον</w:t>
+      </w:r>
+    </w:p>
+    <w:p>
+      <w:pPr/>
+      <w:r>
+        <w:rPr>
+          <w:lang w:val="pt_PT" w:bidi="pt_PT"/>
+        </w:rPr>
+      </w:r>
+      <w:r>
+        <w:rPr>
+          <w:b/>
+          <w:lang w:val="pt_PT" w:bidi="pt_PT"/>
+        </w:rPr>
         <w:t>"Não estou querendo dizer que já consegui tudo o que quero".</w:t>
       </w:r>
     </w:p>
@@ -28758,6 +33093,21 @@
           <w:b/>
           <w:lang w:val="pt_PT" w:bidi="pt_PT"/>
         </w:rPr>
+        <w:t>ἢ ἤδη τετελείωμαι</w:t>
+      </w:r>
+    </w:p>
+    <w:p>
+      <w:pPr/>
+      <w:r>
+        <w:rPr>
+          <w:lang w:val="pt_PT" w:bidi="pt_PT"/>
+        </w:rPr>
+      </w:r>
+      <w:r>
+        <w:rPr>
+          <w:b/>
+          <w:lang w:val="pt_PT" w:bidi="pt_PT"/>
+        </w:rPr>
         <w:t>"ou que já fiquei perfeito".</w:t>
       </w:r>
     </w:p>
@@ -28854,6 +33204,21 @@
           <w:b/>
           <w:lang w:val="pt_PT" w:bidi="pt_PT"/>
         </w:rPr>
+        <w:t>ἤδη τετελείωμαι</w:t>
+      </w:r>
+    </w:p>
+    <w:p>
+      <w:pPr/>
+      <w:r>
+        <w:rPr>
+          <w:lang w:val="pt_PT" w:bidi="pt_PT"/>
+        </w:rPr>
+      </w:r>
+      <w:r>
+        <w:rPr>
+          <w:b/>
+          <w:lang w:val="pt_PT" w:bidi="pt_PT"/>
+        </w:rPr>
         <w:t>"ou que já fiquei perfeito".</w:t>
       </w:r>
     </w:p>
@@ -28950,6 +33315,21 @@
           <w:b/>
           <w:lang w:val="pt_PT" w:bidi="pt_PT"/>
         </w:rPr>
+        <w:t>ἤδη τετελείωμαι</w:t>
+      </w:r>
+    </w:p>
+    <w:p>
+      <w:pPr/>
+      <w:r>
+        <w:rPr>
+          <w:lang w:val="pt_PT" w:bidi="pt_PT"/>
+        </w:rPr>
+      </w:r>
+      <w:r>
+        <w:rPr>
+          <w:b/>
+          <w:lang w:val="pt_PT" w:bidi="pt_PT"/>
+        </w:rPr>
         <w:t>"ou que já fiquei perfeito".</w:t>
       </w:r>
     </w:p>
@@ -29032,6 +33412,21 @@
         <w:rPr>
           <w:lang w:val="pt_PT" w:bidi="pt_PT"/>
         </w:rPr>
+      </w:r>
+    </w:p>
+    <w:p>
+      <w:pPr/>
+      <w:r>
+        <w:rPr>
+          <w:lang w:val="pt_PT" w:bidi="pt_PT"/>
+        </w:rPr>
+      </w:r>
+      <w:r>
+        <w:rPr>
+          <w:b/>
+          <w:lang w:val="pt_PT" w:bidi="pt_PT"/>
+        </w:rPr>
+        <w:t>καταλάβω, ἐφ’ ᾧ καὶ κατελήμφθην ὑπὸ Χριστοῦ Ἰησοῦ</w:t>
       </w:r>
     </w:p>
     <w:p>
@@ -29267,6 +33662,21 @@
           <w:b/>
           <w:lang w:val="pt_PT" w:bidi="pt_PT"/>
         </w:rPr>
+        <w:t>ἐγὼ ἐμαυτὸν οὐ λογίζομαι κατειληφέναι</w:t>
+      </w:r>
+    </w:p>
+    <w:p>
+      <w:pPr/>
+      <w:r>
+        <w:rPr>
+          <w:lang w:val="pt_PT" w:bidi="pt_PT"/>
+        </w:rPr>
+      </w:r>
+      <w:r>
+        <w:rPr>
+          <w:b/>
+          <w:lang w:val="pt_PT" w:bidi="pt_PT"/>
+        </w:rPr>
         <w:t>"É claro, irmãos, que eu não penso que já consegui isso".</w:t>
       </w:r>
     </w:p>
@@ -29376,6 +33786,21 @@
           <w:b/>
           <w:lang w:val="pt_PT" w:bidi="pt_PT"/>
         </w:rPr>
+        <w:t>ἓν δέ</w:t>
+      </w:r>
+    </w:p>
+    <w:p>
+      <w:pPr/>
+      <w:r>
+        <w:rPr>
+          <w:lang w:val="pt_PT" w:bidi="pt_PT"/>
+        </w:rPr>
+      </w:r>
+      <w:r>
+        <w:rPr>
+          <w:b/>
+          <w:lang w:val="pt_PT" w:bidi="pt_PT"/>
+        </w:rPr>
         <w:t>"Porém uma coisa eu faço".</w:t>
       </w:r>
     </w:p>
@@ -29445,6 +33870,21 @@
         <w:rPr>
           <w:lang w:val="pt_PT" w:bidi="pt_PT"/>
         </w:rPr>
+      </w:r>
+    </w:p>
+    <w:p>
+      <w:pPr/>
+      <w:r>
+        <w:rPr>
+          <w:lang w:val="pt_PT" w:bidi="pt_PT"/>
+        </w:rPr>
+      </w:r>
+      <w:r>
+        <w:rPr>
+          <w:b/>
+          <w:lang w:val="pt_PT" w:bidi="pt_PT"/>
+        </w:rPr>
+        <w:t>τὰ μὲν ὀπίσω ἐπιλανθανόμενος, τοῖς δὲ ἔμπροσθεν ἐπεκτεινόμενος</w:t>
       </w:r>
     </w:p>
     <w:p>
@@ -29573,6 +34013,21 @@
           <w:b/>
           <w:lang w:val="pt_PT" w:bidi="pt_PT"/>
         </w:rPr>
+        <w:t>κατὰ σκοπὸν διώκω εἰς τὸ βραβεῖον</w:t>
+      </w:r>
+    </w:p>
+    <w:p>
+      <w:pPr/>
+      <w:r>
+        <w:rPr>
+          <w:lang w:val="pt_PT" w:bidi="pt_PT"/>
+        </w:rPr>
+      </w:r>
+      <w:r>
+        <w:rPr>
+          <w:b/>
+          <w:lang w:val="pt_PT" w:bidi="pt_PT"/>
+        </w:rPr>
         <w:t>"Corro direto para a linha de chegada a fim de conseguir o prêmio da vitória".</w:t>
       </w:r>
     </w:p>
@@ -29669,6 +34124,21 @@
           <w:b/>
           <w:lang w:val="pt_PT" w:bidi="pt_PT"/>
         </w:rPr>
+        <w:t>σκοπὸν &amp; εἰς τὸ βραβεῖον τῆς ἄνω κλήσεως τοῦ Θεοῦ</w:t>
+      </w:r>
+    </w:p>
+    <w:p>
+      <w:pPr/>
+      <w:r>
+        <w:rPr>
+          <w:lang w:val="pt_PT" w:bidi="pt_PT"/>
+        </w:rPr>
+      </w:r>
+      <w:r>
+        <w:rPr>
+          <w:b/>
+          <w:lang w:val="pt_PT" w:bidi="pt_PT"/>
+        </w:rPr>
         <w:t>"a fim de conseguir o prêmio da vitória. Esse prêmio é a nova vida para a qual Deus me chamou por meio de Cristo Jesus".</w:t>
       </w:r>
     </w:p>
@@ -29758,6 +34228,21 @@
           <w:b/>
           <w:lang w:val="pt_PT" w:bidi="pt_PT"/>
         </w:rPr>
+        <w:t>τὸ βραβεῖον τῆς ἄνω κλήσεως τοῦ Θεοῦ</w:t>
+      </w:r>
+    </w:p>
+    <w:p>
+      <w:pPr/>
+      <w:r>
+        <w:rPr>
+          <w:lang w:val="pt_PT" w:bidi="pt_PT"/>
+        </w:rPr>
+      </w:r>
+      <w:r>
+        <w:rPr>
+          <w:b/>
+          <w:lang w:val="pt_PT" w:bidi="pt_PT"/>
+        </w:rPr>
         <w:t>"o prêmio da vitória. Esse prêmio é a nova vida para a qual Deus me chamou".</w:t>
       </w:r>
     </w:p>
@@ -29893,6 +34378,21 @@
           <w:b/>
           <w:lang w:val="pt_PT" w:bidi="pt_PT"/>
         </w:rPr>
+        <w:t>τῆς ἄνω κλήσεως τοῦ Θεοῦ</w:t>
+      </w:r>
+    </w:p>
+    <w:p>
+      <w:pPr/>
+      <w:r>
+        <w:rPr>
+          <w:lang w:val="pt_PT" w:bidi="pt_PT"/>
+        </w:rPr>
+      </w:r>
+      <w:r>
+        <w:rPr>
+          <w:b/>
+          <w:lang w:val="pt_PT" w:bidi="pt_PT"/>
+        </w:rPr>
         <w:t>"a nova vida para a qual Deus me chamou por meio de Cristo Jesus".</w:t>
       </w:r>
     </w:p>
@@ -30015,6 +34515,21 @@
           <w:b/>
           <w:lang w:val="pt_PT" w:bidi="pt_PT"/>
         </w:rPr>
+        <w:t>κατὰ σκοπὸν διώκω εἰς τὸ βραβεῖον τῆς ἄνω κλήσεως τοῦ Θεοῦ ἐν Χριστῷ Ἰησοῦ</w:t>
+      </w:r>
+    </w:p>
+    <w:p>
+      <w:pPr/>
+      <w:r>
+        <w:rPr>
+          <w:lang w:val="pt_PT" w:bidi="pt_PT"/>
+        </w:rPr>
+      </w:r>
+      <w:r>
+        <w:rPr>
+          <w:b/>
+          <w:lang w:val="pt_PT" w:bidi="pt_PT"/>
+        </w:rPr>
         <w:t>"Corro direto para a linha de chegada a fim de conseguir o prêmio da vitória. Esse prêmio é a nova vida para a qual Deus me chamou por meio de Cristo Jesus".</w:t>
       </w:r>
     </w:p>
@@ -30137,6 +34652,21 @@
           <w:b/>
           <w:lang w:val="pt_PT" w:bidi="pt_PT"/>
         </w:rPr>
+        <w:t>κατὰ σκοπὸν διώκω εἰς τὸ βραβεῖον τῆς ἄνω κλήσεως τοῦ Θεοῦ ἐν Χριστῷ Ἰησοῦ</w:t>
+      </w:r>
+    </w:p>
+    <w:p>
+      <w:pPr/>
+      <w:r>
+        <w:rPr>
+          <w:lang w:val="pt_PT" w:bidi="pt_PT"/>
+        </w:rPr>
+      </w:r>
+      <w:r>
+        <w:rPr>
+          <w:b/>
+          <w:lang w:val="pt_PT" w:bidi="pt_PT"/>
+        </w:rPr>
         <w:t>"Corro direto para a linha de chegada a fim de conseguir o prêmio da vitória. Esse prêmio é a nova vida para a qual Deus me chamou por meio de Cristo Jesus".</w:t>
       </w:r>
     </w:p>
@@ -30206,6 +34736,21 @@
         <w:rPr>
           <w:lang w:val="pt_PT" w:bidi="pt_PT"/>
         </w:rPr>
+      </w:r>
+    </w:p>
+    <w:p>
+      <w:pPr/>
+      <w:r>
+        <w:rPr>
+          <w:lang w:val="pt_PT" w:bidi="pt_PT"/>
+        </w:rPr>
+      </w:r>
+      <w:r>
+        <w:rPr>
+          <w:b/>
+          <w:lang w:val="pt_PT" w:bidi="pt_PT"/>
+        </w:rPr>
+        <w:t>οὖν</w:t>
       </w:r>
     </w:p>
     <w:p>
@@ -30352,6 +34897,21 @@
           <w:b/>
           <w:lang w:val="pt_PT" w:bidi="pt_PT"/>
         </w:rPr>
+        <w:t>ὅσοι</w:t>
+      </w:r>
+    </w:p>
+    <w:p>
+      <w:pPr/>
+      <w:r>
+        <w:rPr>
+          <w:lang w:val="pt_PT" w:bidi="pt_PT"/>
+        </w:rPr>
+      </w:r>
+      <w:r>
+        <w:rPr>
+          <w:b/>
+          <w:lang w:val="pt_PT" w:bidi="pt_PT"/>
+        </w:rPr>
         <w:t>"Todos nós que somos espiritualmente maduros".</w:t>
       </w:r>
     </w:p>
@@ -30524,6 +35084,21 @@
           <w:b/>
           <w:lang w:val="pt_PT" w:bidi="pt_PT"/>
         </w:rPr>
+        <w:t>καὶ τοῦτο ὁ Θεὸς ὑμῖν ἀποκαλύψει</w:t>
+      </w:r>
+    </w:p>
+    <w:p>
+      <w:pPr/>
+      <w:r>
+        <w:rPr>
+          <w:lang w:val="pt_PT" w:bidi="pt_PT"/>
+        </w:rPr>
+      </w:r>
+      <w:r>
+        <w:rPr>
+          <w:b/>
+          <w:lang w:val="pt_PT" w:bidi="pt_PT"/>
+        </w:rPr>
         <w:t>"Deus vai tornar as coisas claras para vocês".</w:t>
       </w:r>
     </w:p>
@@ -30587,6 +35162,21 @@
           <w:b/>
           <w:lang w:val="pt_PT" w:bidi="pt_PT"/>
         </w:rPr>
+        <w:t>εἰς ὃ ἐφθάσαμεν, τῷ αὐτῷ στοιχεῖν</w:t>
+      </w:r>
+    </w:p>
+    <w:p>
+      <w:pPr/>
+      <w:r>
+        <w:rPr>
+          <w:lang w:val="pt_PT" w:bidi="pt_PT"/>
+        </w:rPr>
+      </w:r>
+      <w:r>
+        <w:rPr>
+          <w:b/>
+          <w:lang w:val="pt_PT" w:bidi="pt_PT"/>
+        </w:rPr>
         <w:t>"Portanto, vamos em frente, na mesma direção que temos seguido até agora".</w:t>
       </w:r>
     </w:p>
@@ -30683,6 +35273,21 @@
           <w:b/>
           <w:lang w:val="pt_PT" w:bidi="pt_PT"/>
         </w:rPr>
+        <w:t>εἰς ὃ ἐφθάσαμεν, τῷ αὐτῷ στοιχεῖν</w:t>
+      </w:r>
+    </w:p>
+    <w:p>
+      <w:pPr/>
+      <w:r>
+        <w:rPr>
+          <w:lang w:val="pt_PT" w:bidi="pt_PT"/>
+        </w:rPr>
+      </w:r>
+      <w:r>
+        <w:rPr>
+          <w:b/>
+          <w:lang w:val="pt_PT" w:bidi="pt_PT"/>
+        </w:rPr>
         <w:t>"Portanto, vamos em frente, na mesma direção que temos seguido até agora".</w:t>
       </w:r>
     </w:p>
@@ -30746,6 +35351,21 @@
           <w:b/>
           <w:lang w:val="pt_PT" w:bidi="pt_PT"/>
         </w:rPr>
+        <w:t>συνμιμηταί μου γίνεσθε</w:t>
+      </w:r>
+    </w:p>
+    <w:p>
+      <w:pPr/>
+      <w:r>
+        <w:rPr>
+          <w:lang w:val="pt_PT" w:bidi="pt_PT"/>
+        </w:rPr>
+      </w:r>
+      <w:r>
+        <w:rPr>
+          <w:b/>
+          <w:lang w:val="pt_PT" w:bidi="pt_PT"/>
+        </w:rPr>
         <w:t>"Meus irmãos, continuem a ser meus imitadores".</w:t>
       </w:r>
     </w:p>
@@ -30795,6 +35415,21 @@
         <w:rPr>
           <w:lang w:val="pt_PT" w:bidi="pt_PT"/>
         </w:rPr>
+      </w:r>
+    </w:p>
+    <w:p>
+      <w:pPr/>
+      <w:r>
+        <w:rPr>
+          <w:lang w:val="pt_PT" w:bidi="pt_PT"/>
+        </w:rPr>
+      </w:r>
+      <w:r>
+        <w:rPr>
+          <w:b/>
+          <w:lang w:val="pt_PT" w:bidi="pt_PT"/>
+        </w:rPr>
+        <w:t>γίνεσθε</w:t>
       </w:r>
     </w:p>
     <w:p>
@@ -30985,6 +35620,21 @@
           <w:b/>
           <w:lang w:val="pt_PT" w:bidi="pt_PT"/>
         </w:rPr>
+        <w:t>σκοπεῖτε</w:t>
+      </w:r>
+    </w:p>
+    <w:p>
+      <w:pPr/>
+      <w:r>
+        <w:rPr>
+          <w:lang w:val="pt_PT" w:bidi="pt_PT"/>
+        </w:rPr>
+      </w:r>
+      <w:r>
+        <w:rPr>
+          <w:b/>
+          <w:lang w:val="pt_PT" w:bidi="pt_PT"/>
+        </w:rPr>
         <w:t>"E olhem com atenção".</w:t>
       </w:r>
     </w:p>
@@ -31061,6 +35711,21 @@
           <w:b/>
           <w:lang w:val="pt_PT" w:bidi="pt_PT"/>
         </w:rPr>
+        <w:t>τοὺς οὕτω περιπατοῦντας, καθὼς ἔχετε τύπον ἡμᾶς</w:t>
+      </w:r>
+    </w:p>
+    <w:p>
+      <w:pPr/>
+      <w:r>
+        <w:rPr>
+          <w:lang w:val="pt_PT" w:bidi="pt_PT"/>
+        </w:rPr>
+      </w:r>
+      <w:r>
+        <w:rPr>
+          <w:b/>
+          <w:lang w:val="pt_PT" w:bidi="pt_PT"/>
+        </w:rPr>
         <w:t>"E olhem com atenção também os que vivem de acordo com o exemplo que temos dado a vocês".</w:t>
       </w:r>
     </w:p>
@@ -31124,6 +35789,21 @@
           <w:b/>
           <w:lang w:val="pt_PT" w:bidi="pt_PT"/>
         </w:rPr>
+        <w:t>πολλοὶ γὰρ περιπατοῦσιν</w:t>
+      </w:r>
+    </w:p>
+    <w:p>
+      <w:pPr/>
+      <w:r>
+        <w:rPr>
+          <w:lang w:val="pt_PT" w:bidi="pt_PT"/>
+        </w:rPr>
+      </w:r>
+      <w:r>
+        <w:rPr>
+          <w:b/>
+          <w:lang w:val="pt_PT" w:bidi="pt_PT"/>
+        </w:rPr>
         <w:t>"Já disse isto muitas vezes e agora repito, chorando: existem muitos que, pela sua maneira de viver".</w:t>
       </w:r>
     </w:p>
@@ -31207,6 +35887,21 @@
           <w:b/>
           <w:lang w:val="pt_PT" w:bidi="pt_PT"/>
         </w:rPr>
+        <w:t>πολλοὶ γὰρ</w:t>
+      </w:r>
+    </w:p>
+    <w:p>
+      <w:pPr/>
+      <w:r>
+        <w:rPr>
+          <w:lang w:val="pt_PT" w:bidi="pt_PT"/>
+        </w:rPr>
+      </w:r>
+      <w:r>
+        <w:rPr>
+          <w:b/>
+          <w:lang w:val="pt_PT" w:bidi="pt_PT"/>
+        </w:rPr>
         <w:t>"existem muitos".</w:t>
       </w:r>
     </w:p>
@@ -31303,6 +35998,21 @@
           <w:b/>
           <w:lang w:val="pt_PT" w:bidi="pt_PT"/>
         </w:rPr>
+        <w:t>νῦν δὲ καὶ κλαίων</w:t>
+      </w:r>
+    </w:p>
+    <w:p>
+      <w:pPr/>
+      <w:r>
+        <w:rPr>
+          <w:lang w:val="pt_PT" w:bidi="pt_PT"/>
+        </w:rPr>
+      </w:r>
+      <w:r>
+        <w:rPr>
+          <w:b/>
+          <w:lang w:val="pt_PT" w:bidi="pt_PT"/>
+        </w:rPr>
         <w:t>"e agora repito, chorando".</w:t>
       </w:r>
     </w:p>
@@ -31366,6 +36076,21 @@
           <w:b/>
           <w:lang w:val="pt_PT" w:bidi="pt_PT"/>
         </w:rPr>
+        <w:t>τοὺς ἐχθροὺς τοῦ σταυροῦ τοῦ Χριστοῦ</w:t>
+      </w:r>
+    </w:p>
+    <w:p>
+      <w:pPr/>
+      <w:r>
+        <w:rPr>
+          <w:lang w:val="pt_PT" w:bidi="pt_PT"/>
+        </w:rPr>
+      </w:r>
+      <w:r>
+        <w:rPr>
+          <w:b/>
+          <w:lang w:val="pt_PT" w:bidi="pt_PT"/>
+        </w:rPr>
         <w:t>"existem muitos que, pela sua maneira de viver, se tornam inimigos da mensagem da morte de Cristo na cruz".</w:t>
       </w:r>
     </w:p>
@@ -31488,6 +36213,21 @@
           <w:b/>
           <w:lang w:val="pt_PT" w:bidi="pt_PT"/>
         </w:rPr>
+        <w:t>ὧν τὸ τέλος ἀπώλεια</w:t>
+      </w:r>
+    </w:p>
+    <w:p>
+      <w:pPr/>
+      <w:r>
+        <w:rPr>
+          <w:lang w:val="pt_PT" w:bidi="pt_PT"/>
+        </w:rPr>
+      </w:r>
+      <w:r>
+        <w:rPr>
+          <w:b/>
+          <w:lang w:val="pt_PT" w:bidi="pt_PT"/>
+        </w:rPr>
         <w:t>"Eles vão para a destruição no inferno".</w:t>
       </w:r>
     </w:p>
@@ -31571,6 +36311,21 @@
           <w:b/>
           <w:lang w:val="pt_PT" w:bidi="pt_PT"/>
         </w:rPr>
+        <w:t>ὧν τὸ τέλος ἀπώλεια</w:t>
+      </w:r>
+    </w:p>
+    <w:p>
+      <w:pPr/>
+      <w:r>
+        <w:rPr>
+          <w:lang w:val="pt_PT" w:bidi="pt_PT"/>
+        </w:rPr>
+      </w:r>
+      <w:r>
+        <w:rPr>
+          <w:b/>
+          <w:lang w:val="pt_PT" w:bidi="pt_PT"/>
+        </w:rPr>
         <w:t>"Eles vão para a destruição no inferno".</w:t>
       </w:r>
     </w:p>
@@ -31667,6 +36422,21 @@
           <w:b/>
           <w:lang w:val="pt_PT" w:bidi="pt_PT"/>
         </w:rPr>
+        <w:t>ὧν ὁ Θεὸς ἡ κοιλία</w:t>
+      </w:r>
+    </w:p>
+    <w:p>
+      <w:pPr/>
+      <w:r>
+        <w:rPr>
+          <w:lang w:val="pt_PT" w:bidi="pt_PT"/>
+        </w:rPr>
+      </w:r>
+      <w:r>
+        <w:rPr>
+          <w:b/>
+          <w:lang w:val="pt_PT" w:bidi="pt_PT"/>
+        </w:rPr>
         <w:t>"porque o deus deles são os desejos do corpo".</w:t>
       </w:r>
     </w:p>
@@ -31763,6 +36533,21 @@
           <w:b/>
           <w:lang w:val="pt_PT" w:bidi="pt_PT"/>
         </w:rPr>
+        <w:t>ἡ δόξα ἐν τῇ αἰσχύνῃ αὐτῶν</w:t>
+      </w:r>
+    </w:p>
+    <w:p>
+      <w:pPr/>
+      <w:r>
+        <w:rPr>
+          <w:lang w:val="pt_PT" w:bidi="pt_PT"/>
+        </w:rPr>
+      </w:r>
+      <w:r>
+        <w:rPr>
+          <w:b/>
+          <w:lang w:val="pt_PT" w:bidi="pt_PT"/>
+        </w:rPr>
         <w:t>"Eles têm orgulho daquilo que devia ser uma vergonha para eles".</w:t>
       </w:r>
     </w:p>
@@ -31859,6 +36644,21 @@
           <w:b/>
           <w:lang w:val="pt_PT" w:bidi="pt_PT"/>
         </w:rPr>
+        <w:t>ἡ δόξα ἐν τῇ αἰσχύνῃ αὐτῶν</w:t>
+      </w:r>
+    </w:p>
+    <w:p>
+      <w:pPr/>
+      <w:r>
+        <w:rPr>
+          <w:lang w:val="pt_PT" w:bidi="pt_PT"/>
+        </w:rPr>
+      </w:r>
+      <w:r>
+        <w:rPr>
+          <w:b/>
+          <w:lang w:val="pt_PT" w:bidi="pt_PT"/>
+        </w:rPr>
         <w:t>"Eles têm orgulho daquilo que devia ser uma vergonha para eles".</w:t>
       </w:r>
     </w:p>
@@ -31955,6 +36755,21 @@
           <w:b/>
           <w:lang w:val="pt_PT" w:bidi="pt_PT"/>
         </w:rPr>
+        <w:t>ἡ δόξα ἐν τῇ αἰσχύνῃ αὐτῶν</w:t>
+      </w:r>
+    </w:p>
+    <w:p>
+      <w:pPr/>
+      <w:r>
+        <w:rPr>
+          <w:lang w:val="pt_PT" w:bidi="pt_PT"/>
+        </w:rPr>
+      </w:r>
+      <w:r>
+        <w:rPr>
+          <w:b/>
+          <w:lang w:val="pt_PT" w:bidi="pt_PT"/>
+        </w:rPr>
         <w:t>"Eles têm orgulho daquilo que devia ser uma vergonha para eles".</w:t>
       </w:r>
     </w:p>
@@ -32051,6 +36866,21 @@
           <w:b/>
           <w:lang w:val="pt_PT" w:bidi="pt_PT"/>
         </w:rPr>
+        <w:t>οἱ τὰ ἐπίγεια φρονοῦντες</w:t>
+      </w:r>
+    </w:p>
+    <w:p>
+      <w:pPr/>
+      <w:r>
+        <w:rPr>
+          <w:lang w:val="pt_PT" w:bidi="pt_PT"/>
+        </w:rPr>
+      </w:r>
+      <w:r>
+        <w:rPr>
+          <w:b/>
+          <w:lang w:val="pt_PT" w:bidi="pt_PT"/>
+        </w:rPr>
         <w:t>"e pensam somente nas coisas que são deste mundo".</w:t>
       </w:r>
     </w:p>
@@ -32230,6 +37060,21 @@
           <w:b/>
           <w:lang w:val="pt_PT" w:bidi="pt_PT"/>
         </w:rPr>
+        <w:t>ἡμῶν &amp; ἀπεκδεχόμεθα</w:t>
+      </w:r>
+    </w:p>
+    <w:p>
+      <w:pPr/>
+      <w:r>
+        <w:rPr>
+          <w:lang w:val="pt_PT" w:bidi="pt_PT"/>
+        </w:rPr>
+      </w:r>
+      <w:r>
+        <w:rPr>
+          <w:b/>
+          <w:lang w:val="pt_PT" w:bidi="pt_PT"/>
+        </w:rPr>
         <w:t>"nós"</w:t>
       </w:r>
       <w:r>
@@ -32391,6 +37236,21 @@
           <w:b/>
           <w:lang w:val="pt_PT" w:bidi="pt_PT"/>
         </w:rPr>
+        <w:t>πολίτευμα</w:t>
+      </w:r>
+    </w:p>
+    <w:p>
+      <w:pPr/>
+      <w:r>
+        <w:rPr>
+          <w:lang w:val="pt_PT" w:bidi="pt_PT"/>
+        </w:rPr>
+      </w:r>
+      <w:r>
+        <w:rPr>
+          <w:b/>
+          <w:lang w:val="pt_PT" w:bidi="pt_PT"/>
+        </w:rPr>
         <w:t>"somos cidadãos".</w:t>
       </w:r>
     </w:p>
@@ -32474,6 +37334,21 @@
           <w:b/>
           <w:lang w:val="pt_PT" w:bidi="pt_PT"/>
         </w:rPr>
+        <w:t>σώματι τῆς δόξης αὐτοῦ</w:t>
+      </w:r>
+    </w:p>
+    <w:p>
+      <w:pPr/>
+      <w:r>
+        <w:rPr>
+          <w:lang w:val="pt_PT" w:bidi="pt_PT"/>
+        </w:rPr>
+      </w:r>
+      <w:r>
+        <w:rPr>
+          <w:b/>
+          <w:lang w:val="pt_PT" w:bidi="pt_PT"/>
+        </w:rPr>
         <w:t>"ao seu próprio corpo glorioso".</w:t>
       </w:r>
     </w:p>
@@ -32570,6 +37445,21 @@
           <w:b/>
           <w:lang w:val="pt_PT" w:bidi="pt_PT"/>
         </w:rPr>
+        <w:t>τοῦ δύνασθαι αὐτὸν</w:t>
+      </w:r>
+    </w:p>
+    <w:p>
+      <w:pPr/>
+      <w:r>
+        <w:rPr>
+          <w:lang w:val="pt_PT" w:bidi="pt_PT"/>
+        </w:rPr>
+      </w:r>
+      <w:r>
+        <w:rPr>
+          <w:b/>
+          <w:lang w:val="pt_PT" w:bidi="pt_PT"/>
+        </w:rPr>
         <w:t>"usando para isso o mesmo poder que ele tem para dominar todas as coisas".</w:t>
       </w:r>
     </w:p>
@@ -32652,6 +37542,21 @@
         <w:rPr>
           <w:lang w:val="pt_PT" w:bidi="pt_PT"/>
         </w:rPr>
+      </w:r>
+    </w:p>
+    <w:p>
+      <w:pPr/>
+      <w:r>
+        <w:rPr>
+          <w:lang w:val="pt_PT" w:bidi="pt_PT"/>
+        </w:rPr>
+      </w:r>
+      <w:r>
+        <w:rPr>
+          <w:b/>
+          <w:lang w:val="pt_PT" w:bidi="pt_PT"/>
+        </w:rPr>
+        <w:t>ὥστε</w:t>
       </w:r>
     </w:p>
     <w:p>
@@ -32876,6 +37781,21 @@
           <w:b/>
           <w:lang w:val="pt_PT" w:bidi="pt_PT"/>
         </w:rPr>
+        <w:t>ἀγαπητοὶ καὶ ἐπιπόθητοι</w:t>
+      </w:r>
+    </w:p>
+    <w:p>
+      <w:pPr/>
+      <w:r>
+        <w:rPr>
+          <w:lang w:val="pt_PT" w:bidi="pt_PT"/>
+        </w:rPr>
+      </w:r>
+      <w:r>
+        <w:rPr>
+          <w:b/>
+          <w:lang w:val="pt_PT" w:bidi="pt_PT"/>
+        </w:rPr>
         <w:t>"Meus queridos".</w:t>
       </w:r>
     </w:p>
@@ -32939,6 +37859,21 @@
           <w:b/>
           <w:lang w:val="pt_PT" w:bidi="pt_PT"/>
         </w:rPr>
+        <w:t>χαρὰ καὶ στέφανός μου</w:t>
+      </w:r>
+    </w:p>
+    <w:p>
+      <w:pPr/>
+      <w:r>
+        <w:rPr>
+          <w:lang w:val="pt_PT" w:bidi="pt_PT"/>
+        </w:rPr>
+      </w:r>
+      <w:r>
+        <w:rPr>
+          <w:b/>
+          <w:lang w:val="pt_PT" w:bidi="pt_PT"/>
+        </w:rPr>
         <w:t>"Vocês me fazem tão feliz, e eu me orgulho muito de vocês!".</w:t>
       </w:r>
     </w:p>
@@ -33022,6 +37957,21 @@
           <w:b/>
           <w:lang w:val="pt_PT" w:bidi="pt_PT"/>
         </w:rPr>
+        <w:t>χαρὰ καὶ στέφανός μου</w:t>
+      </w:r>
+    </w:p>
+    <w:p>
+      <w:pPr/>
+      <w:r>
+        <w:rPr>
+          <w:lang w:val="pt_PT" w:bidi="pt_PT"/>
+        </w:rPr>
+      </w:r>
+      <w:r>
+        <w:rPr>
+          <w:b/>
+          <w:lang w:val="pt_PT" w:bidi="pt_PT"/>
+        </w:rPr>
         <w:t>"Vocês me fazem tão feliz, e eu me orgulho muito de vocês!".</w:t>
       </w:r>
     </w:p>
@@ -33118,6 +38068,21 @@
           <w:b/>
           <w:lang w:val="pt_PT" w:bidi="pt_PT"/>
         </w:rPr>
+        <w:t>στέφανός</w:t>
+      </w:r>
+    </w:p>
+    <w:p>
+      <w:pPr/>
+      <w:r>
+        <w:rPr>
+          <w:lang w:val="pt_PT" w:bidi="pt_PT"/>
+        </w:rPr>
+      </w:r>
+      <w:r>
+        <w:rPr>
+          <w:b/>
+          <w:lang w:val="pt_PT" w:bidi="pt_PT"/>
+        </w:rPr>
         <w:t>"me orgulho muito".</w:t>
       </w:r>
     </w:p>
@@ -33240,6 +38205,21 @@
           <w:b/>
           <w:lang w:val="pt_PT" w:bidi="pt_PT"/>
         </w:rPr>
+        <w:t>οὕτως στήκετε ἐν Κυρίῳ, ἀγαπητοί</w:t>
+      </w:r>
+    </w:p>
+    <w:p>
+      <w:pPr/>
+      <w:r>
+        <w:rPr>
+          <w:lang w:val="pt_PT" w:bidi="pt_PT"/>
+        </w:rPr>
+      </w:r>
+      <w:r>
+        <w:rPr>
+          <w:b/>
+          <w:lang w:val="pt_PT" w:bidi="pt_PT"/>
+        </w:rPr>
         <w:t>"Portanto, continuem todos firmes".</w:t>
       </w:r>
     </w:p>
@@ -33289,6 +38269,21 @@
         <w:rPr>
           <w:lang w:val="pt_PT" w:bidi="pt_PT"/>
         </w:rPr>
+      </w:r>
+    </w:p>
+    <w:p>
+      <w:pPr/>
+      <w:r>
+        <w:rPr>
+          <w:lang w:val="pt_PT" w:bidi="pt_PT"/>
+        </w:rPr>
+      </w:r>
+      <w:r>
+        <w:rPr>
+          <w:b/>
+          <w:lang w:val="pt_PT" w:bidi="pt_PT"/>
+        </w:rPr>
+        <w:t>οὕτως στήκετε ἐν Κυρίῳ, ἀγαπητοί</w:t>
       </w:r>
     </w:p>
     <w:p>
@@ -33411,6 +38406,21 @@
           <w:b/>
           <w:lang w:val="pt_PT" w:bidi="pt_PT"/>
         </w:rPr>
+        <w:t>στήκετε</w:t>
+      </w:r>
+    </w:p>
+    <w:p>
+      <w:pPr/>
+      <w:r>
+        <w:rPr>
+          <w:lang w:val="pt_PT" w:bidi="pt_PT"/>
+        </w:rPr>
+      </w:r>
+      <w:r>
+        <w:rPr>
+          <w:b/>
+          <w:lang w:val="pt_PT" w:bidi="pt_PT"/>
+        </w:rPr>
         <w:t>"continuem todos firmes".</w:t>
       </w:r>
     </w:p>
@@ -33507,6 +38517,21 @@
           <w:b/>
           <w:lang w:val="pt_PT" w:bidi="pt_PT"/>
         </w:rPr>
+        <w:t>στήκετε</w:t>
+      </w:r>
+    </w:p>
+    <w:p>
+      <w:pPr/>
+      <w:r>
+        <w:rPr>
+          <w:lang w:val="pt_PT" w:bidi="pt_PT"/>
+        </w:rPr>
+      </w:r>
+      <w:r>
+        <w:rPr>
+          <w:b/>
+          <w:lang w:val="pt_PT" w:bidi="pt_PT"/>
+        </w:rPr>
         <w:t>"continuem todos firmes".</w:t>
       </w:r>
     </w:p>
@@ -33603,6 +38628,21 @@
           <w:b/>
           <w:lang w:val="pt_PT" w:bidi="pt_PT"/>
         </w:rPr>
+        <w:t>οὕτως στήκετε ἐν Κυρίῳ</w:t>
+      </w:r>
+    </w:p>
+    <w:p>
+      <w:pPr/>
+      <w:r>
+        <w:rPr>
+          <w:lang w:val="pt_PT" w:bidi="pt_PT"/>
+        </w:rPr>
+      </w:r>
+      <w:r>
+        <w:rPr>
+          <w:b/>
+          <w:lang w:val="pt_PT" w:bidi="pt_PT"/>
+        </w:rPr>
         <w:t>"Portanto, continuem todos firmes, vivendo unidos com o Senhor".</w:t>
       </w:r>
     </w:p>
@@ -33666,6 +38706,21 @@
           <w:b/>
           <w:lang w:val="pt_PT" w:bidi="pt_PT"/>
         </w:rPr>
+        <w:t>Εὐοδίαν &amp; Συντύχην</w:t>
+      </w:r>
+    </w:p>
+    <w:p>
+      <w:pPr/>
+      <w:r>
+        <w:rPr>
+          <w:lang w:val="pt_PT" w:bidi="pt_PT"/>
+        </w:rPr>
+      </w:r>
+      <w:r>
+        <w:rPr>
+          <w:b/>
+          <w:lang w:val="pt_PT" w:bidi="pt_PT"/>
+        </w:rPr>
         <w:t>"Evódia"</w:t>
       </w:r>
       <w:r>
@@ -33782,6 +38837,21 @@
           <w:b/>
           <w:lang w:val="pt_PT" w:bidi="pt_PT"/>
         </w:rPr>
+        <w:t>σέ</w:t>
+      </w:r>
+    </w:p>
+    <w:p>
+      <w:pPr/>
+      <w:r>
+        <w:rPr>
+          <w:lang w:val="pt_PT" w:bidi="pt_PT"/>
+        </w:rPr>
+      </w:r>
+      <w:r>
+        <w:rPr>
+          <w:b/>
+          <w:lang w:val="pt_PT" w:bidi="pt_PT"/>
+        </w:rPr>
         <w:t>"você".</w:t>
       </w:r>
     </w:p>
@@ -33904,6 +38974,21 @@
           <w:b/>
           <w:lang w:val="pt_PT" w:bidi="pt_PT"/>
         </w:rPr>
+        <w:t>γνήσιε σύνζυγε</w:t>
+      </w:r>
+    </w:p>
+    <w:p>
+      <w:pPr/>
+      <w:r>
+        <w:rPr>
+          <w:lang w:val="pt_PT" w:bidi="pt_PT"/>
+        </w:rPr>
+      </w:r>
+      <w:r>
+        <w:rPr>
+          <w:b/>
+          <w:lang w:val="pt_PT" w:bidi="pt_PT"/>
+        </w:rPr>
         <w:t>"meu fiel companheiro".</w:t>
       </w:r>
     </w:p>
@@ -33980,6 +39065,21 @@
           <w:b/>
           <w:lang w:val="pt_PT" w:bidi="pt_PT"/>
         </w:rPr>
+        <w:t>αἵτινες ἐν τῷ εὐαγγελίῳ συνήθλησάν μοι</w:t>
+      </w:r>
+    </w:p>
+    <w:p>
+      <w:pPr/>
+      <w:r>
+        <w:rPr>
+          <w:lang w:val="pt_PT" w:bidi="pt_PT"/>
+        </w:rPr>
+      </w:r>
+      <w:r>
+        <w:rPr>
+          <w:b/>
+          <w:lang w:val="pt_PT" w:bidi="pt_PT"/>
+        </w:rPr>
         <w:t>"</w:t>
       </w:r>
       <w:r>
@@ -34076,6 +39176,21 @@
         <w:rPr>
           <w:lang w:val="pt_PT" w:bidi="pt_PT"/>
         </w:rPr>
+      </w:r>
+    </w:p>
+    <w:p>
+      <w:pPr/>
+      <w:r>
+        <w:rPr>
+          <w:lang w:val="pt_PT" w:bidi="pt_PT"/>
+        </w:rPr>
+      </w:r>
+      <w:r>
+        <w:rPr>
+          <w:b/>
+          <w:lang w:val="pt_PT" w:bidi="pt_PT"/>
+        </w:rPr>
+        <w:t>τῷ εὐαγγελίῳ</w:t>
       </w:r>
     </w:p>
     <w:p>
@@ -34280,6 +39395,21 @@
           <w:b/>
           <w:lang w:val="pt_PT" w:bidi="pt_PT"/>
         </w:rPr>
+        <w:t>Κλήμεντος</w:t>
+      </w:r>
+    </w:p>
+    <w:p>
+      <w:pPr/>
+      <w:r>
+        <w:rPr>
+          <w:lang w:val="pt_PT" w:bidi="pt_PT"/>
+        </w:rPr>
+      </w:r>
+      <w:r>
+        <w:rPr>
+          <w:b/>
+          <w:lang w:val="pt_PT" w:bidi="pt_PT"/>
+        </w:rPr>
         <w:t>"Clemente".</w:t>
       </w:r>
     </w:p>
@@ -34356,6 +39486,21 @@
         <w:rPr>
           <w:lang w:val="pt_PT" w:bidi="pt_PT"/>
         </w:rPr>
+      </w:r>
+    </w:p>
+    <w:p>
+      <w:pPr/>
+      <w:r>
+        <w:rPr>
+          <w:lang w:val="pt_PT" w:bidi="pt_PT"/>
+        </w:rPr>
+      </w:r>
+      <w:r>
+        <w:rPr>
+          <w:b/>
+          <w:lang w:val="pt_PT" w:bidi="pt_PT"/>
+        </w:rPr>
+        <w:t>ὧν τὰ ὀνόματα ἐν βίβλῳ ζωῆς</w:t>
       </w:r>
     </w:p>
     <w:p>
@@ -34555,6 +39700,21 @@
           <w:b/>
           <w:lang w:val="pt_PT" w:bidi="pt_PT"/>
         </w:rPr>
+        <w:t>χαίρετε ἐν Κυρίῳ πάντοτε, πάλιν ἐρῶ, χαίρετε!</w:t>
+      </w:r>
+    </w:p>
+    <w:p>
+      <w:pPr/>
+      <w:r>
+        <w:rPr>
+          <w:lang w:val="pt_PT" w:bidi="pt_PT"/>
+        </w:rPr>
+      </w:r>
+      <w:r>
+        <w:rPr>
+          <w:b/>
+          <w:lang w:val="pt_PT" w:bidi="pt_PT"/>
+        </w:rPr>
         <w:t>"</w:t>
       </w:r>
       <w:r>
@@ -34665,6 +39825,21 @@
           <w:b/>
           <w:lang w:val="pt_PT" w:bidi="pt_PT"/>
         </w:rPr>
+        <w:t>τὸ ἐπιεικὲς ὑμῶν γνωσθήτω</w:t>
+      </w:r>
+    </w:p>
+    <w:p>
+      <w:pPr/>
+      <w:r>
+        <w:rPr>
+          <w:lang w:val="pt_PT" w:bidi="pt_PT"/>
+        </w:rPr>
+      </w:r>
+      <w:r>
+        <w:rPr>
+          <w:b/>
+          <w:lang w:val="pt_PT" w:bidi="pt_PT"/>
+        </w:rPr>
         <w:t>"</w:t>
       </w:r>
       <w:r>
@@ -34775,6 +39950,21 @@
           <w:b/>
           <w:lang w:val="pt_PT" w:bidi="pt_PT"/>
         </w:rPr>
+        <w:t>πᾶσιν ἀνθρώποις</w:t>
+      </w:r>
+    </w:p>
+    <w:p>
+      <w:pPr/>
+      <w:r>
+        <w:rPr>
+          <w:lang w:val="pt_PT" w:bidi="pt_PT"/>
+        </w:rPr>
+      </w:r>
+      <w:r>
+        <w:rPr>
+          <w:b/>
+          <w:lang w:val="pt_PT" w:bidi="pt_PT"/>
+        </w:rPr>
         <w:t>"com todos".</w:t>
       </w:r>
     </w:p>
@@ -34884,6 +40074,21 @@
           <w:b/>
           <w:lang w:val="pt_PT" w:bidi="pt_PT"/>
         </w:rPr>
+        <w:t>ὁ Κύριος ἐγγύς</w:t>
+      </w:r>
+    </w:p>
+    <w:p>
+      <w:pPr/>
+      <w:r>
+        <w:rPr>
+          <w:lang w:val="pt_PT" w:bidi="pt_PT"/>
+        </w:rPr>
+      </w:r>
+      <w:r>
+        <w:rPr>
+          <w:b/>
+          <w:lang w:val="pt_PT" w:bidi="pt_PT"/>
+        </w:rPr>
         <w:t>"</w:t>
       </w:r>
       <w:r>
@@ -34987,6 +40192,21 @@
           <w:b/>
           <w:lang w:val="pt_PT" w:bidi="pt_PT"/>
         </w:rPr>
+        <w:t>μηδὲν μεριμνᾶτε</w:t>
+      </w:r>
+    </w:p>
+    <w:p>
+      <w:pPr/>
+      <w:r>
+        <w:rPr>
+          <w:lang w:val="pt_PT" w:bidi="pt_PT"/>
+        </w:rPr>
+      </w:r>
+      <w:r>
+        <w:rPr>
+          <w:b/>
+          <w:lang w:val="pt_PT" w:bidi="pt_PT"/>
+        </w:rPr>
         <w:t>"Não se preocupem com nada".</w:t>
       </w:r>
     </w:p>
@@ -35083,6 +40303,21 @@
           <w:b/>
           <w:lang w:val="pt_PT" w:bidi="pt_PT"/>
         </w:rPr>
+        <w:t>ἀλλ’</w:t>
+      </w:r>
+    </w:p>
+    <w:p>
+      <w:pPr/>
+      <w:r>
+        <w:rPr>
+          <w:lang w:val="pt_PT" w:bidi="pt_PT"/>
+        </w:rPr>
+      </w:r>
+      <w:r>
+        <w:rPr>
+          <w:b/>
+          <w:lang w:val="pt_PT" w:bidi="pt_PT"/>
+        </w:rPr>
         <w:t>"mas".</w:t>
       </w:r>
     </w:p>
@@ -35205,6 +40440,21 @@
           <w:b/>
           <w:lang w:val="pt_PT" w:bidi="pt_PT"/>
         </w:rPr>
+        <w:t>ἐν παντὶ</w:t>
+      </w:r>
+    </w:p>
+    <w:p>
+      <w:pPr/>
+      <w:r>
+        <w:rPr>
+          <w:lang w:val="pt_PT" w:bidi="pt_PT"/>
+        </w:rPr>
+      </w:r>
+      <w:r>
+        <w:rPr>
+          <w:b/>
+          <w:lang w:val="pt_PT" w:bidi="pt_PT"/>
+        </w:rPr>
         <w:t>"em todas".</w:t>
       </w:r>
     </w:p>
@@ -35314,6 +40564,21 @@
           <w:b/>
           <w:lang w:val="pt_PT" w:bidi="pt_PT"/>
         </w:rPr>
+        <w:t>τῇ προσευχῇ καὶ τῇ δεήσει</w:t>
+      </w:r>
+    </w:p>
+    <w:p>
+      <w:pPr/>
+      <w:r>
+        <w:rPr>
+          <w:lang w:val="pt_PT" w:bidi="pt_PT"/>
+        </w:rPr>
+      </w:r>
+      <w:r>
+        <w:rPr>
+          <w:b/>
+          <w:lang w:val="pt_PT" w:bidi="pt_PT"/>
+        </w:rPr>
         <w:t>"</w:t>
       </w:r>
       <w:r>
@@ -35437,6 +40702,21 @@
           <w:b/>
           <w:lang w:val="pt_PT" w:bidi="pt_PT"/>
         </w:rPr>
+        <w:t>τῇ προσευχῇ καὶ τῇ δεήσει</w:t>
+      </w:r>
+    </w:p>
+    <w:p>
+      <w:pPr/>
+      <w:r>
+        <w:rPr>
+          <w:lang w:val="pt_PT" w:bidi="pt_PT"/>
+        </w:rPr>
+      </w:r>
+      <w:r>
+        <w:rPr>
+          <w:b/>
+          <w:lang w:val="pt_PT" w:bidi="pt_PT"/>
+        </w:rPr>
         <w:t>"</w:t>
       </w:r>
       <w:r>
@@ -35547,6 +40827,21 @@
           <w:b/>
           <w:lang w:val="pt_PT" w:bidi="pt_PT"/>
         </w:rPr>
+        <w:t>τῇ προσευχῇ καὶ τῇ δεήσει</w:t>
+      </w:r>
+    </w:p>
+    <w:p>
+      <w:pPr/>
+      <w:r>
+        <w:rPr>
+          <w:lang w:val="pt_PT" w:bidi="pt_PT"/>
+        </w:rPr>
+      </w:r>
+      <w:r>
+        <w:rPr>
+          <w:b/>
+          <w:lang w:val="pt_PT" w:bidi="pt_PT"/>
+        </w:rPr>
         <w:t>"</w:t>
       </w:r>
       <w:r>
@@ -35670,6 +40965,21 @@
           <w:b/>
           <w:lang w:val="pt_PT" w:bidi="pt_PT"/>
         </w:rPr>
+        <w:t>μετὰ εὐχαριστίας</w:t>
+      </w:r>
+    </w:p>
+    <w:p>
+      <w:pPr/>
+      <w:r>
+        <w:rPr>
+          <w:lang w:val="pt_PT" w:bidi="pt_PT"/>
+        </w:rPr>
+      </w:r>
+      <w:r>
+        <w:rPr>
+          <w:b/>
+          <w:lang w:val="pt_PT" w:bidi="pt_PT"/>
+        </w:rPr>
         <w:t>"com coração agradecido".</w:t>
       </w:r>
     </w:p>
@@ -35779,6 +41089,21 @@
           <w:b/>
           <w:lang w:val="pt_PT" w:bidi="pt_PT"/>
         </w:rPr>
+        <w:t>τὰ αἰτήματα ὑμῶν γνωριζέσθω</w:t>
+      </w:r>
+    </w:p>
+    <w:p>
+      <w:pPr/>
+      <w:r>
+        <w:rPr>
+          <w:lang w:val="pt_PT" w:bidi="pt_PT"/>
+        </w:rPr>
+      </w:r>
+      <w:r>
+        <w:rPr>
+          <w:b/>
+          <w:lang w:val="pt_PT" w:bidi="pt_PT"/>
+        </w:rPr>
         <w:t>"</w:t>
       </w:r>
       <w:r>
@@ -35889,6 +41214,21 @@
           <w:b/>
           <w:lang w:val="pt_PT" w:bidi="pt_PT"/>
         </w:rPr>
+        <w:t>τὰ αἰτήματα ὑμῶν γνωριζέσθω πρὸς τὸν Θεόν</w:t>
+      </w:r>
+    </w:p>
+    <w:p>
+      <w:pPr/>
+      <w:r>
+        <w:rPr>
+          <w:lang w:val="pt_PT" w:bidi="pt_PT"/>
+        </w:rPr>
+      </w:r>
+      <w:r>
+        <w:rPr>
+          <w:b/>
+          <w:lang w:val="pt_PT" w:bidi="pt_PT"/>
+        </w:rPr>
         <w:t>"</w:t>
       </w:r>
       <w:r>
@@ -36012,6 +41352,21 @@
           <w:b/>
           <w:lang w:val="pt_PT" w:bidi="pt_PT"/>
         </w:rPr>
+        <w:t>καὶ</w:t>
+      </w:r>
+    </w:p>
+    <w:p>
+      <w:pPr/>
+      <w:r>
+        <w:rPr>
+          <w:lang w:val="pt_PT" w:bidi="pt_PT"/>
+        </w:rPr>
+      </w:r>
+      <w:r>
+        <w:rPr>
+          <w:b/>
+          <w:lang w:val="pt_PT" w:bidi="pt_PT"/>
+        </w:rPr>
         <w:t>"E".</w:t>
       </w:r>
     </w:p>
@@ -36204,6 +41559,21 @@
           <w:b/>
           <w:lang w:val="pt_PT" w:bidi="pt_PT"/>
         </w:rPr>
+        <w:t>Θεοῦ ἡ ὑπερέχουσα πάντα νοῦν</w:t>
+      </w:r>
+    </w:p>
+    <w:p>
+      <w:pPr/>
+      <w:r>
+        <w:rPr>
+          <w:lang w:val="pt_PT" w:bidi="pt_PT"/>
+        </w:rPr>
+      </w:r>
+      <w:r>
+        <w:rPr>
+          <w:b/>
+          <w:lang w:val="pt_PT" w:bidi="pt_PT"/>
+        </w:rPr>
         <w:t xml:space="preserve">"a paz de Deus, </w:t>
       </w:r>
       <w:r>
@@ -36314,6 +41684,21 @@
           <w:b/>
           <w:lang w:val="pt_PT" w:bidi="pt_PT"/>
         </w:rPr>
+        <w:t>ἡ ὑπερέχουσα πάντα νοῦν</w:t>
+      </w:r>
+    </w:p>
+    <w:p>
+      <w:pPr/>
+      <w:r>
+        <w:rPr>
+          <w:lang w:val="pt_PT" w:bidi="pt_PT"/>
+        </w:rPr>
+      </w:r>
+      <w:r>
+        <w:rPr>
+          <w:b/>
+          <w:lang w:val="pt_PT" w:bidi="pt_PT"/>
+        </w:rPr>
         <w:t>"</w:t>
       </w:r>
       <w:r>
@@ -36404,6 +41789,21 @@
           <w:b/>
           <w:lang w:val="pt_PT" w:bidi="pt_PT"/>
         </w:rPr>
+        <w:t>ἡ ὑπερέχουσα πάντα νοῦν</w:t>
+      </w:r>
+    </w:p>
+    <w:p>
+      <w:pPr/>
+      <w:r>
+        <w:rPr>
+          <w:lang w:val="pt_PT" w:bidi="pt_PT"/>
+        </w:rPr>
+      </w:r>
+      <w:r>
+        <w:rPr>
+          <w:b/>
+          <w:lang w:val="pt_PT" w:bidi="pt_PT"/>
+        </w:rPr>
         <w:t>"</w:t>
       </w:r>
       <w:r>
@@ -36513,6 +41913,21 @@
         <w:rPr>
           <w:lang w:val="pt_PT" w:bidi="pt_PT"/>
         </w:rPr>
+      </w:r>
+    </w:p>
+    <w:p>
+      <w:pPr/>
+      <w:r>
+        <w:rPr>
+          <w:lang w:val="pt_PT" w:bidi="pt_PT"/>
+        </w:rPr>
+      </w:r>
+      <w:r>
+        <w:rPr>
+          <w:b/>
+          <w:lang w:val="pt_PT" w:bidi="pt_PT"/>
+        </w:rPr>
+        <w:t>φρουρήσει τὰς καρδίας ὑμῶν καὶ τὰ νοήματα ὑμῶν</w:t>
       </w:r>
     </w:p>
     <w:p>
@@ -36770,6 +42185,21 @@
           <w:b/>
           <w:lang w:val="pt_PT" w:bidi="pt_PT"/>
         </w:rPr>
+        <w:t>τὸ λοιπόν</w:t>
+      </w:r>
+    </w:p>
+    <w:p>
+      <w:pPr/>
+      <w:r>
+        <w:rPr>
+          <w:lang w:val="pt_PT" w:bidi="pt_PT"/>
+        </w:rPr>
+      </w:r>
+      <w:r>
+        <w:rPr>
+          <w:b/>
+          <w:lang w:val="pt_PT" w:bidi="pt_PT"/>
+        </w:rPr>
         <w:t>"Por último".</w:t>
       </w:r>
     </w:p>
@@ -36947,6 +42377,21 @@
           <w:b/>
           <w:lang w:val="pt_PT" w:bidi="pt_PT"/>
         </w:rPr>
+        <w:t>ὅσα ἐστὶν ἀληθῆ, ὅσα σεμνά, ὅσα δίκαια, ὅσα ἁγνά, ὅσα προσφιλῆ, ὅσα εὔφημα</w:t>
+      </w:r>
+    </w:p>
+    <w:p>
+      <w:pPr/>
+      <w:r>
+        <w:rPr>
+          <w:lang w:val="pt_PT" w:bidi="pt_PT"/>
+        </w:rPr>
+      </w:r>
+      <w:r>
+        <w:rPr>
+          <w:b/>
+          <w:lang w:val="pt_PT" w:bidi="pt_PT"/>
+        </w:rPr>
         <w:t>"</w:t>
       </w:r>
       <w:r>
@@ -37044,6 +42489,21 @@
           <w:b/>
           <w:lang w:val="pt_PT" w:bidi="pt_PT"/>
         </w:rPr>
+        <w:t>ὅσα προσφιλῆ</w:t>
+      </w:r>
+    </w:p>
+    <w:p>
+      <w:pPr/>
+      <w:r>
+        <w:rPr>
+          <w:lang w:val="pt_PT" w:bidi="pt_PT"/>
+        </w:rPr>
+      </w:r>
+      <w:r>
+        <w:rPr>
+          <w:b/>
+          <w:lang w:val="pt_PT" w:bidi="pt_PT"/>
+        </w:rPr>
         <w:t>"tudo o que é bom".</w:t>
       </w:r>
     </w:p>
@@ -37107,6 +42567,21 @@
           <w:b/>
           <w:lang w:val="pt_PT" w:bidi="pt_PT"/>
         </w:rPr>
+        <w:t>ὅσα εὔφημα</w:t>
+      </w:r>
+    </w:p>
+    <w:p>
+      <w:pPr/>
+      <w:r>
+        <w:rPr>
+          <w:lang w:val="pt_PT" w:bidi="pt_PT"/>
+        </w:rPr>
+      </w:r>
+      <w:r>
+        <w:rPr>
+          <w:b/>
+          <w:lang w:val="pt_PT" w:bidi="pt_PT"/>
+        </w:rPr>
         <w:t>"e merece elogios".</w:t>
       </w:r>
     </w:p>
@@ -37170,6 +42645,21 @@
           <w:b/>
           <w:lang w:val="pt_PT" w:bidi="pt_PT"/>
         </w:rPr>
+        <w:t>εἴ τις ἀρετὴ</w:t>
+      </w:r>
+    </w:p>
+    <w:p>
+      <w:pPr/>
+      <w:r>
+        <w:rPr>
+          <w:lang w:val="pt_PT" w:bidi="pt_PT"/>
+        </w:rPr>
+      </w:r>
+      <w:r>
+        <w:rPr>
+          <w:b/>
+          <w:lang w:val="pt_PT" w:bidi="pt_PT"/>
+        </w:rPr>
         <w:t>"</w:t>
       </w:r>
       <w:r>
@@ -37247,6 +42737,21 @@
           <w:b/>
           <w:lang w:val="pt_PT" w:bidi="pt_PT"/>
         </w:rPr>
+        <w:t>εἴ τις ἔπαινος</w:t>
+      </w:r>
+    </w:p>
+    <w:p>
+      <w:pPr/>
+      <w:r>
+        <w:rPr>
+          <w:lang w:val="pt_PT" w:bidi="pt_PT"/>
+        </w:rPr>
+      </w:r>
+      <w:r>
+        <w:rPr>
+          <w:b/>
+          <w:lang w:val="pt_PT" w:bidi="pt_PT"/>
+        </w:rPr>
         <w:t>"merece elogio".</w:t>
       </w:r>
     </w:p>
@@ -37310,6 +42815,21 @@
           <w:b/>
           <w:lang w:val="pt_PT" w:bidi="pt_PT"/>
         </w:rPr>
+        <w:t>λογίζεσθε</w:t>
+      </w:r>
+    </w:p>
+    <w:p>
+      <w:pPr/>
+      <w:r>
+        <w:rPr>
+          <w:lang w:val="pt_PT" w:bidi="pt_PT"/>
+        </w:rPr>
+      </w:r>
+      <w:r>
+        <w:rPr>
+          <w:b/>
+          <w:lang w:val="pt_PT" w:bidi="pt_PT"/>
+        </w:rPr>
         <w:t>"encham a mente de vocês".</w:t>
       </w:r>
     </w:p>
@@ -37419,6 +42939,21 @@
           <w:b/>
           <w:lang w:val="pt_PT" w:bidi="pt_PT"/>
         </w:rPr>
+        <w:t>ἃ καὶ ἐμάθετε καὶ παρελάβετε, καὶ ἠκούσατε καὶ εἴδετε, ἐν ἐμοί</w:t>
+      </w:r>
+    </w:p>
+    <w:p>
+      <w:pPr/>
+      <w:r>
+        <w:rPr>
+          <w:lang w:val="pt_PT" w:bidi="pt_PT"/>
+        </w:rPr>
+      </w:r>
+      <w:r>
+        <w:rPr>
+          <w:b/>
+          <w:lang w:val="pt_PT" w:bidi="pt_PT"/>
+        </w:rPr>
         <w:t>"</w:t>
       </w:r>
       <w:r>
@@ -37496,6 +43031,21 @@
           <w:b/>
           <w:lang w:val="pt_PT" w:bidi="pt_PT"/>
         </w:rPr>
+        <w:t>ἃ καὶ ἐμάθετε καὶ παρελάβετε</w:t>
+      </w:r>
+    </w:p>
+    <w:p>
+      <w:pPr/>
+      <w:r>
+        <w:rPr>
+          <w:lang w:val="pt_PT" w:bidi="pt_PT"/>
+        </w:rPr>
+      </w:r>
+      <w:r>
+        <w:rPr>
+          <w:b/>
+          <w:lang w:val="pt_PT" w:bidi="pt_PT"/>
+        </w:rPr>
         <w:t>"</w:t>
       </w:r>
       <w:r>
@@ -37619,6 +43169,21 @@
           <w:b/>
           <w:lang w:val="pt_PT" w:bidi="pt_PT"/>
         </w:rPr>
+        <w:t>ταῦτα πράσσετε</w:t>
+      </w:r>
+    </w:p>
+    <w:p>
+      <w:pPr/>
+      <w:r>
+        <w:rPr>
+          <w:lang w:val="pt_PT" w:bidi="pt_PT"/>
+        </w:rPr>
+      </w:r>
+      <w:r>
+        <w:rPr>
+          <w:b/>
+          <w:lang w:val="pt_PT" w:bidi="pt_PT"/>
+        </w:rPr>
         <w:t>"Ponham em prática".</w:t>
       </w:r>
     </w:p>
@@ -37682,6 +43247,21 @@
           <w:b/>
           <w:lang w:val="pt_PT" w:bidi="pt_PT"/>
         </w:rPr>
+        <w:t>πράσσετε</w:t>
+      </w:r>
+    </w:p>
+    <w:p>
+      <w:pPr/>
+      <w:r>
+        <w:rPr>
+          <w:lang w:val="pt_PT" w:bidi="pt_PT"/>
+        </w:rPr>
+      </w:r>
+      <w:r>
+        <w:rPr>
+          <w:b/>
+          <w:lang w:val="pt_PT" w:bidi="pt_PT"/>
+        </w:rPr>
         <w:t>"em prática".</w:t>
       </w:r>
     </w:p>
@@ -37778,6 +43358,21 @@
           <w:b/>
           <w:lang w:val="pt_PT" w:bidi="pt_PT"/>
         </w:rPr>
+        <w:t>καὶ</w:t>
+      </w:r>
+    </w:p>
+    <w:p>
+      <w:pPr/>
+      <w:r>
+        <w:rPr>
+          <w:lang w:val="pt_PT" w:bidi="pt_PT"/>
+        </w:rPr>
+      </w:r>
+      <w:r>
+        <w:rPr>
+          <w:b/>
+          <w:lang w:val="pt_PT" w:bidi="pt_PT"/>
+        </w:rPr>
         <w:t>"E".</w:t>
       </w:r>
     </w:p>
@@ -37874,6 +43469,21 @@
           <w:b/>
           <w:lang w:val="pt_PT" w:bidi="pt_PT"/>
         </w:rPr>
+        <w:t>ὁ Θεὸς τῆς εἰρήνης</w:t>
+      </w:r>
+    </w:p>
+    <w:p>
+      <w:pPr/>
+      <w:r>
+        <w:rPr>
+          <w:lang w:val="pt_PT" w:bidi="pt_PT"/>
+        </w:rPr>
+      </w:r>
+      <w:r>
+        <w:rPr>
+          <w:b/>
+          <w:lang w:val="pt_PT" w:bidi="pt_PT"/>
+        </w:rPr>
         <w:t>"</w:t>
       </w:r>
       <w:r>
@@ -37950,6 +43560,21 @@
         <w:rPr>
           <w:lang w:val="pt_PT" w:bidi="pt_PT"/>
         </w:rPr>
+      </w:r>
+    </w:p>
+    <w:p>
+      <w:pPr/>
+      <w:r>
+        <w:rPr>
+          <w:lang w:val="pt_PT" w:bidi="pt_PT"/>
+        </w:rPr>
+      </w:r>
+      <w:r>
+        <w:rPr>
+          <w:b/>
+          <w:lang w:val="pt_PT" w:bidi="pt_PT"/>
+        </w:rPr>
+        <w:t>καὶ ὁ Θεὸς τῆς εἰρήνης ἔσται μεθ’ ὑμῶν</w:t>
       </w:r>
     </w:p>
     <w:p>
@@ -38168,6 +43793,21 @@
           <w:b/>
           <w:lang w:val="pt_PT" w:bidi="pt_PT"/>
         </w:rPr>
+        <w:t>ὅτι ἤδη ποτὲ ἀνεθάλετε τὸ ὑπὲρ ἐμοῦ φρονεῖν</w:t>
+      </w:r>
+    </w:p>
+    <w:p>
+      <w:pPr/>
+      <w:r>
+        <w:rPr>
+          <w:lang w:val="pt_PT" w:bidi="pt_PT"/>
+        </w:rPr>
+      </w:r>
+      <w:r>
+        <w:rPr>
+          <w:b/>
+          <w:lang w:val="pt_PT" w:bidi="pt_PT"/>
+        </w:rPr>
         <w:t>"</w:t>
       </w:r>
       <w:r>
@@ -38245,6 +43885,21 @@
           <w:b/>
           <w:lang w:val="pt_PT" w:bidi="pt_PT"/>
         </w:rPr>
+        <w:t>ἐφ’ ᾧ καὶ ἐφρονεῖτε</w:t>
+      </w:r>
+    </w:p>
+    <w:p>
+      <w:pPr/>
+      <w:r>
+        <w:rPr>
+          <w:lang w:val="pt_PT" w:bidi="pt_PT"/>
+        </w:rPr>
+      </w:r>
+      <w:r>
+        <w:rPr>
+          <w:b/>
+          <w:lang w:val="pt_PT" w:bidi="pt_PT"/>
+        </w:rPr>
         <w:t>"</w:t>
       </w:r>
       <w:r>
@@ -38322,6 +43977,21 @@
           <w:b/>
           <w:lang w:val="pt_PT" w:bidi="pt_PT"/>
         </w:rPr>
+        <w:t>ἠκαιρεῖσθε δέ</w:t>
+      </w:r>
+    </w:p>
+    <w:p>
+      <w:pPr/>
+      <w:r>
+        <w:rPr>
+          <w:lang w:val="pt_PT" w:bidi="pt_PT"/>
+        </w:rPr>
+      </w:r>
+      <w:r>
+        <w:rPr>
+          <w:b/>
+          <w:lang w:val="pt_PT" w:bidi="pt_PT"/>
+        </w:rPr>
         <w:t>"</w:t>
       </w:r>
       <w:r>
@@ -38419,6 +44089,21 @@
           <w:b/>
           <w:lang w:val="pt_PT" w:bidi="pt_PT"/>
         </w:rPr>
+        <w:t>οὐχ ὅτι καθ’ ὑστέρησιν λέγω</w:t>
+      </w:r>
+    </w:p>
+    <w:p>
+      <w:pPr/>
+      <w:r>
+        <w:rPr>
+          <w:lang w:val="pt_PT" w:bidi="pt_PT"/>
+        </w:rPr>
+      </w:r>
+      <w:r>
+        <w:rPr>
+          <w:b/>
+          <w:lang w:val="pt_PT" w:bidi="pt_PT"/>
+        </w:rPr>
         <w:t>"</w:t>
       </w:r>
       <w:r>
@@ -38496,6 +44181,21 @@
           <w:b/>
           <w:lang w:val="pt_PT" w:bidi="pt_PT"/>
         </w:rPr>
+        <w:t>αὐτάρκης εἶναι</w:t>
+      </w:r>
+    </w:p>
+    <w:p>
+      <w:pPr/>
+      <w:r>
+        <w:rPr>
+          <w:lang w:val="pt_PT" w:bidi="pt_PT"/>
+        </w:rPr>
+      </w:r>
+      <w:r>
+        <w:rPr>
+          <w:b/>
+          <w:lang w:val="pt_PT" w:bidi="pt_PT"/>
+        </w:rPr>
         <w:t>"estar satisfeito".</w:t>
       </w:r>
     </w:p>
@@ -38559,6 +44259,21 @@
           <w:b/>
           <w:lang w:val="pt_PT" w:bidi="pt_PT"/>
         </w:rPr>
+        <w:t>ἐν οἷς εἰμι</w:t>
+      </w:r>
+    </w:p>
+    <w:p>
+      <w:pPr/>
+      <w:r>
+        <w:rPr>
+          <w:lang w:val="pt_PT" w:bidi="pt_PT"/>
+        </w:rPr>
+      </w:r>
+      <w:r>
+        <w:rPr>
+          <w:b/>
+          <w:lang w:val="pt_PT" w:bidi="pt_PT"/>
+        </w:rPr>
         <w:t>"</w:t>
       </w:r>
       <w:r>
@@ -38656,6 +44371,21 @@
           <w:b/>
           <w:lang w:val="pt_PT" w:bidi="pt_PT"/>
         </w:rPr>
+        <w:t>οἶδα καὶ</w:t>
+      </w:r>
+    </w:p>
+    <w:p>
+      <w:pPr/>
+      <w:r>
+        <w:rPr>
+          <w:lang w:val="pt_PT" w:bidi="pt_PT"/>
+        </w:rPr>
+      </w:r>
+      <w:r>
+        <w:rPr>
+          <w:b/>
+          <w:lang w:val="pt_PT" w:bidi="pt_PT"/>
+        </w:rPr>
         <w:t>"Sei o que é estar".</w:t>
       </w:r>
     </w:p>
@@ -38765,6 +44495,21 @@
           <w:b/>
           <w:lang w:val="pt_PT" w:bidi="pt_PT"/>
         </w:rPr>
+        <w:t>οἶδα καὶ ταπεινοῦσθαι, οἶδα καὶ περισσεύειν &amp; καὶ περισσεύειν καὶ ὑστερεῖσθαι</w:t>
+      </w:r>
+    </w:p>
+    <w:p>
+      <w:pPr/>
+      <w:r>
+        <w:rPr>
+          <w:lang w:val="pt_PT" w:bidi="pt_PT"/>
+        </w:rPr>
+      </w:r>
+      <w:r>
+        <w:rPr>
+          <w:b/>
+          <w:lang w:val="pt_PT" w:bidi="pt_PT"/>
+        </w:rPr>
         <w:t>"</w:t>
       </w:r>
       <w:r>
@@ -38882,6 +44627,21 @@
           <w:b/>
           <w:lang w:val="pt_PT" w:bidi="pt_PT"/>
         </w:rPr>
+        <w:t>οἶδα καὶ ταπεινοῦσθαι, οἶδα καὶ περισσεύειν</w:t>
+      </w:r>
+    </w:p>
+    <w:p>
+      <w:pPr/>
+      <w:r>
+        <w:rPr>
+          <w:lang w:val="pt_PT" w:bidi="pt_PT"/>
+        </w:rPr>
+      </w:r>
+      <w:r>
+        <w:rPr>
+          <w:b/>
+          <w:lang w:val="pt_PT" w:bidi="pt_PT"/>
+        </w:rPr>
         <w:t>"</w:t>
       </w:r>
       <w:r>
@@ -39005,6 +44765,21 @@
           <w:b/>
           <w:lang w:val="pt_PT" w:bidi="pt_PT"/>
         </w:rPr>
+        <w:t>ταπεινοῦσθαι</w:t>
+      </w:r>
+    </w:p>
+    <w:p>
+      <w:pPr/>
+      <w:r>
+        <w:rPr>
+          <w:lang w:val="pt_PT" w:bidi="pt_PT"/>
+        </w:rPr>
+      </w:r>
+      <w:r>
+        <w:rPr>
+          <w:b/>
+          <w:lang w:val="pt_PT" w:bidi="pt_PT"/>
+        </w:rPr>
         <w:t>"em qualquer situação".</w:t>
       </w:r>
     </w:p>
@@ -39114,6 +44889,21 @@
           <w:b/>
           <w:lang w:val="pt_PT" w:bidi="pt_PT"/>
         </w:rPr>
+        <w:t>ταπεινοῦσθαι</w:t>
+      </w:r>
+    </w:p>
+    <w:p>
+      <w:pPr/>
+      <w:r>
+        <w:rPr>
+          <w:lang w:val="pt_PT" w:bidi="pt_PT"/>
+        </w:rPr>
+      </w:r>
+      <w:r>
+        <w:rPr>
+          <w:b/>
+          <w:lang w:val="pt_PT" w:bidi="pt_PT"/>
+        </w:rPr>
         <w:t>"</w:t>
       </w:r>
       <w:r>
@@ -39237,6 +45027,21 @@
           <w:b/>
           <w:lang w:val="pt_PT" w:bidi="pt_PT"/>
         </w:rPr>
+        <w:t>χορτάζεσθαι καὶ πεινᾶν</w:t>
+      </w:r>
+    </w:p>
+    <w:p>
+      <w:pPr/>
+      <w:r>
+        <w:rPr>
+          <w:lang w:val="pt_PT" w:bidi="pt_PT"/>
+        </w:rPr>
+      </w:r>
+      <w:r>
+        <w:rPr>
+          <w:b/>
+          <w:lang w:val="pt_PT" w:bidi="pt_PT"/>
+        </w:rPr>
         <w:t>"</w:t>
       </w:r>
       <w:r>
@@ -39334,6 +45139,21 @@
           <w:b/>
           <w:lang w:val="pt_PT" w:bidi="pt_PT"/>
         </w:rPr>
+        <w:t>χορτάζεσθαι καὶ πεινᾶν</w:t>
+      </w:r>
+    </w:p>
+    <w:p>
+      <w:pPr/>
+      <w:r>
+        <w:rPr>
+          <w:lang w:val="pt_PT" w:bidi="pt_PT"/>
+        </w:rPr>
+      </w:r>
+      <w:r>
+        <w:rPr>
+          <w:b/>
+          <w:lang w:val="pt_PT" w:bidi="pt_PT"/>
+        </w:rPr>
         <w:t>"</w:t>
       </w:r>
       <w:r>
@@ -39457,6 +45277,21 @@
           <w:b/>
           <w:lang w:val="pt_PT" w:bidi="pt_PT"/>
         </w:rPr>
+        <w:t>περισσεύειν καὶ ὑστερεῖσθαι</w:t>
+      </w:r>
+    </w:p>
+    <w:p>
+      <w:pPr/>
+      <w:r>
+        <w:rPr>
+          <w:lang w:val="pt_PT" w:bidi="pt_PT"/>
+        </w:rPr>
+      </w:r>
+      <w:r>
+        <w:rPr>
+          <w:b/>
+          <w:lang w:val="pt_PT" w:bidi="pt_PT"/>
+        </w:rPr>
         <w:t>"q</w:t>
       </w:r>
       <w:r>
@@ -39554,6 +45389,21 @@
           <w:b/>
           <w:lang w:val="pt_PT" w:bidi="pt_PT"/>
         </w:rPr>
+        <w:t>περισσεύειν καὶ ὑστερεῖσθαι</w:t>
+      </w:r>
+    </w:p>
+    <w:p>
+      <w:pPr/>
+      <w:r>
+        <w:rPr>
+          <w:lang w:val="pt_PT" w:bidi="pt_PT"/>
+        </w:rPr>
+      </w:r>
+      <w:r>
+        <w:rPr>
+          <w:b/>
+          <w:lang w:val="pt_PT" w:bidi="pt_PT"/>
+        </w:rPr>
         <w:t>"</w:t>
       </w:r>
       <w:r>
@@ -39677,6 +45527,21 @@
           <w:b/>
           <w:lang w:val="pt_PT" w:bidi="pt_PT"/>
         </w:rPr>
+        <w:t>πάντα ἰσχύω ἐν τῷ ἐνδυναμοῦντί με</w:t>
+      </w:r>
+    </w:p>
+    <w:p>
+      <w:pPr/>
+      <w:r>
+        <w:rPr>
+          <w:lang w:val="pt_PT" w:bidi="pt_PT"/>
+        </w:rPr>
+      </w:r>
+      <w:r>
+        <w:rPr>
+          <w:b/>
+          <w:lang w:val="pt_PT" w:bidi="pt_PT"/>
+        </w:rPr>
         <w:t>"</w:t>
       </w:r>
       <w:r>
@@ -39800,6 +45665,21 @@
           <w:b/>
           <w:lang w:val="pt_PT" w:bidi="pt_PT"/>
         </w:rPr>
+        <w:t>πάντα ἰσχύω ἐν τῷ ἐνδυναμοῦντί με</w:t>
+      </w:r>
+    </w:p>
+    <w:p>
+      <w:pPr/>
+      <w:r>
+        <w:rPr>
+          <w:lang w:val="pt_PT" w:bidi="pt_PT"/>
+        </w:rPr>
+      </w:r>
+      <w:r>
+        <w:rPr>
+          <w:b/>
+          <w:lang w:val="pt_PT" w:bidi="pt_PT"/>
+        </w:rPr>
         <w:t>"</w:t>
       </w:r>
       <w:r>
@@ -39923,6 +45803,21 @@
           <w:b/>
           <w:lang w:val="pt_PT" w:bidi="pt_PT"/>
         </w:rPr>
+        <w:t>συνκοινωνήσαντές μου τῇ θλίψει</w:t>
+      </w:r>
+    </w:p>
+    <w:p>
+      <w:pPr/>
+      <w:r>
+        <w:rPr>
+          <w:lang w:val="pt_PT" w:bidi="pt_PT"/>
+        </w:rPr>
+      </w:r>
+      <w:r>
+        <w:rPr>
+          <w:b/>
+          <w:lang w:val="pt_PT" w:bidi="pt_PT"/>
+        </w:rPr>
         <w:t>"</w:t>
       </w:r>
       <w:r>
@@ -40033,6 +45928,21 @@
           <w:b/>
           <w:lang w:val="pt_PT" w:bidi="pt_PT"/>
         </w:rPr>
+        <w:t>μου τῇ θλίψει</w:t>
+      </w:r>
+    </w:p>
+    <w:p>
+      <w:pPr/>
+      <w:r>
+        <w:rPr>
+          <w:lang w:val="pt_PT" w:bidi="pt_PT"/>
+        </w:rPr>
+      </w:r>
+      <w:r>
+        <w:rPr>
+          <w:b/>
+          <w:lang w:val="pt_PT" w:bidi="pt_PT"/>
+        </w:rPr>
         <w:t>"nas minhas aflições".</w:t>
       </w:r>
     </w:p>
@@ -40142,6 +46052,21 @@
           <w:b/>
           <w:lang w:val="pt_PT" w:bidi="pt_PT"/>
         </w:rPr>
+        <w:t>μου τῇ θλίψει</w:t>
+      </w:r>
+    </w:p>
+    <w:p>
+      <w:pPr/>
+      <w:r>
+        <w:rPr>
+          <w:lang w:val="pt_PT" w:bidi="pt_PT"/>
+        </w:rPr>
+      </w:r>
+      <w:r>
+        <w:rPr>
+          <w:b/>
+          <w:lang w:val="pt_PT" w:bidi="pt_PT"/>
+        </w:rPr>
         <w:t>"minhas aflições".</w:t>
       </w:r>
     </w:p>
@@ -40191,6 +46116,21 @@
         <w:rPr>
           <w:lang w:val="pt_PT" w:bidi="pt_PT"/>
         </w:rPr>
+      </w:r>
+    </w:p>
+    <w:p>
+      <w:pPr/>
+      <w:r>
+        <w:rPr>
+          <w:lang w:val="pt_PT" w:bidi="pt_PT"/>
+        </w:rPr>
+      </w:r>
+      <w:r>
+        <w:rPr>
+          <w:b/>
+          <w:lang w:val="pt_PT" w:bidi="pt_PT"/>
+        </w:rPr>
+        <w:t>ἐν ἀρχῇ τοῦ εὐαγγελίου</w:t>
       </w:r>
     </w:p>
     <w:p>
@@ -40413,6 +46353,21 @@
           <w:b/>
           <w:lang w:val="pt_PT" w:bidi="pt_PT"/>
         </w:rPr>
+        <w:t>οὐδεμία μοι ἐκκλησία ἐκοινώνησεν εἰς λόγον δόσεως καὶ λήμψεως, εἰ μὴ ὑμεῖς μόνοι</w:t>
+      </w:r>
+    </w:p>
+    <w:p>
+      <w:pPr/>
+      <w:r>
+        <w:rPr>
+          <w:lang w:val="pt_PT" w:bidi="pt_PT"/>
+        </w:rPr>
+      </w:r>
+      <w:r>
+        <w:rPr>
+          <w:b/>
+          <w:lang w:val="pt_PT" w:bidi="pt_PT"/>
+        </w:rPr>
         <w:t>"</w:t>
       </w:r>
       <w:r>
@@ -40523,6 +46478,21 @@
           <w:b/>
           <w:lang w:val="pt_PT" w:bidi="pt_PT"/>
         </w:rPr>
+        <w:t>μοι &amp; ἐκοινώνησεν</w:t>
+      </w:r>
+    </w:p>
+    <w:p>
+      <w:pPr/>
+      <w:r>
+        <w:rPr>
+          <w:lang w:val="pt_PT" w:bidi="pt_PT"/>
+        </w:rPr>
+      </w:r>
+      <w:r>
+        <w:rPr>
+          <w:b/>
+          <w:lang w:val="pt_PT" w:bidi="pt_PT"/>
+        </w:rPr>
         <w:t>"participaram".</w:t>
       </w:r>
     </w:p>
@@ -40619,6 +46589,21 @@
           <w:b/>
           <w:lang w:val="pt_PT" w:bidi="pt_PT"/>
         </w:rPr>
+        <w:t>εἰς λόγον δόσεως καὶ λήμψεως</w:t>
+      </w:r>
+    </w:p>
+    <w:p>
+      <w:pPr/>
+      <w:r>
+        <w:rPr>
+          <w:lang w:val="pt_PT" w:bidi="pt_PT"/>
+        </w:rPr>
+      </w:r>
+      <w:r>
+        <w:rPr>
+          <w:b/>
+          <w:lang w:val="pt_PT" w:bidi="pt_PT"/>
+        </w:rPr>
         <w:t>"</w:t>
       </w:r>
       <w:r>
@@ -40722,6 +46707,21 @@
           <w:b/>
           <w:lang w:val="pt_PT" w:bidi="pt_PT"/>
         </w:rPr>
+        <w:t>ὅτι καὶ ἐν Θεσσαλονίκῃ</w:t>
+      </w:r>
+    </w:p>
+    <w:p>
+      <w:pPr/>
+      <w:r>
+        <w:rPr>
+          <w:lang w:val="pt_PT" w:bidi="pt_PT"/>
+        </w:rPr>
+      </w:r>
+      <w:r>
+        <w:rPr>
+          <w:b/>
+          <w:lang w:val="pt_PT" w:bidi="pt_PT"/>
+        </w:rPr>
         <w:t>"Em Tessalônica"</w:t>
       </w:r>
     </w:p>
@@ -40785,6 +46785,21 @@
           <w:b/>
           <w:lang w:val="pt_PT" w:bidi="pt_PT"/>
         </w:rPr>
+        <w:t>καὶ ἅπαξ καὶ δὶς</w:t>
+      </w:r>
+    </w:p>
+    <w:p>
+      <w:pPr/>
+      <w:r>
+        <w:rPr>
+          <w:lang w:val="pt_PT" w:bidi="pt_PT"/>
+        </w:rPr>
+      </w:r>
+      <w:r>
+        <w:rPr>
+          <w:b/>
+          <w:lang w:val="pt_PT" w:bidi="pt_PT"/>
+        </w:rPr>
         <w:t>"mais de uma vez".</w:t>
       </w:r>
     </w:p>
@@ -40881,6 +46896,21 @@
           <w:b/>
           <w:lang w:val="pt_PT" w:bidi="pt_PT"/>
         </w:rPr>
+        <w:t>εἰς τὴν χρείαν μοι ἐπέμψατε</w:t>
+      </w:r>
+    </w:p>
+    <w:p>
+      <w:pPr/>
+      <w:r>
+        <w:rPr>
+          <w:lang w:val="pt_PT" w:bidi="pt_PT"/>
+        </w:rPr>
+      </w:r>
+      <w:r>
+        <w:rPr>
+          <w:b/>
+          <w:lang w:val="pt_PT" w:bidi="pt_PT"/>
+        </w:rPr>
         <w:t>"</w:t>
       </w:r>
       <w:r>
@@ -40978,6 +47008,21 @@
           <w:b/>
           <w:lang w:val="pt_PT" w:bidi="pt_PT"/>
         </w:rPr>
+        <w:t>ἐπιζητῶ τὸν καρπὸν τὸν πλεονάζοντα εἰς λόγον ὑμῶν</w:t>
+      </w:r>
+    </w:p>
+    <w:p>
+      <w:pPr/>
+      <w:r>
+        <w:rPr>
+          <w:lang w:val="pt_PT" w:bidi="pt_PT"/>
+        </w:rPr>
+      </w:r>
+      <w:r>
+        <w:rPr>
+          <w:b/>
+          <w:lang w:val="pt_PT" w:bidi="pt_PT"/>
+        </w:rPr>
         <w:t>"</w:t>
       </w:r>
       <w:r>
@@ -41100,6 +47145,21 @@
         <w:rPr>
           <w:lang w:val="pt_PT" w:bidi="pt_PT"/>
         </w:rPr>
+      </w:r>
+    </w:p>
+    <w:p>
+      <w:pPr/>
+      <w:r>
+        <w:rPr>
+          <w:lang w:val="pt_PT" w:bidi="pt_PT"/>
+        </w:rPr>
+      </w:r>
+      <w:r>
+        <w:rPr>
+          <w:b/>
+          <w:lang w:val="pt_PT" w:bidi="pt_PT"/>
+        </w:rPr>
+        <w:t>ἀπέχω &amp; πάντα</w:t>
       </w:r>
     </w:p>
     <w:p>
@@ -41235,6 +47295,21 @@
           <w:b/>
           <w:lang w:val="pt_PT" w:bidi="pt_PT"/>
         </w:rPr>
+        <w:t>περισσεύω</w:t>
+      </w:r>
+    </w:p>
+    <w:p>
+      <w:pPr/>
+      <w:r>
+        <w:rPr>
+          <w:lang w:val="pt_PT" w:bidi="pt_PT"/>
+        </w:rPr>
+      </w:r>
+      <w:r>
+        <w:rPr>
+          <w:b/>
+          <w:lang w:val="pt_PT" w:bidi="pt_PT"/>
+        </w:rPr>
         <w:t>"</w:t>
       </w:r>
       <w:r>
@@ -41345,6 +47420,21 @@
           <w:b/>
           <w:lang w:val="pt_PT" w:bidi="pt_PT"/>
         </w:rPr>
+        <w:t>πεπλήρωμαι, δεξάμενος παρὰ Ἐπαφροδίτου τὰ παρ’ ὑμῶν</w:t>
+      </w:r>
+    </w:p>
+    <w:p>
+      <w:pPr/>
+      <w:r>
+        <w:rPr>
+          <w:lang w:val="pt_PT" w:bidi="pt_PT"/>
+        </w:rPr>
+      </w:r>
+      <w:r>
+        <w:rPr>
+          <w:b/>
+          <w:lang w:val="pt_PT" w:bidi="pt_PT"/>
+        </w:rPr>
         <w:t>"</w:t>
       </w:r>
       <w:r>
@@ -41454,6 +47544,21 @@
         <w:rPr>
           <w:lang w:val="pt_PT" w:bidi="pt_PT"/>
         </w:rPr>
+      </w:r>
+    </w:p>
+    <w:p>
+      <w:pPr/>
+      <w:r>
+        <w:rPr>
+          <w:lang w:val="pt_PT" w:bidi="pt_PT"/>
+        </w:rPr>
+      </w:r>
+      <w:r>
+        <w:rPr>
+          <w:b/>
+          <w:lang w:val="pt_PT" w:bidi="pt_PT"/>
+        </w:rPr>
+        <w:t>Ἐπαφροδίτου</w:t>
       </w:r>
     </w:p>
     <w:p>
@@ -41576,6 +47681,21 @@
           <w:b/>
           <w:lang w:val="pt_PT" w:bidi="pt_PT"/>
         </w:rPr>
+        <w:t>ὀσμὴν εὐωδίας, θυσίαν δεκτήν, εὐάρεστον τῷ Θεῷ</w:t>
+      </w:r>
+    </w:p>
+    <w:p>
+      <w:pPr/>
+      <w:r>
+        <w:rPr>
+          <w:lang w:val="pt_PT" w:bidi="pt_PT"/>
+        </w:rPr>
+      </w:r>
+      <w:r>
+        <w:rPr>
+          <w:b/>
+          <w:lang w:val="pt_PT" w:bidi="pt_PT"/>
+        </w:rPr>
         <w:t>"</w:t>
       </w:r>
       <w:r>
@@ -41699,6 +47819,21 @@
           <w:b/>
           <w:lang w:val="pt_PT" w:bidi="pt_PT"/>
         </w:rPr>
+        <w:t>πληρώσει πᾶσαν χρείαν ὑμῶν</w:t>
+      </w:r>
+    </w:p>
+    <w:p>
+      <w:pPr/>
+      <w:r>
+        <w:rPr>
+          <w:lang w:val="pt_PT" w:bidi="pt_PT"/>
+        </w:rPr>
+      </w:r>
+      <w:r>
+        <w:rPr>
+          <w:b/>
+          <w:lang w:val="pt_PT" w:bidi="pt_PT"/>
+        </w:rPr>
         <w:t>"l</w:t>
       </w:r>
       <w:r>
@@ -41822,6 +47957,21 @@
           <w:b/>
           <w:lang w:val="pt_PT" w:bidi="pt_PT"/>
         </w:rPr>
+        <w:t>κατὰ τὸ πλοῦτος αὐτοῦ ἐν δόξῃ ἐν Χριστῷ Ἰησοῦ</w:t>
+      </w:r>
+    </w:p>
+    <w:p>
+      <w:pPr/>
+      <w:r>
+        <w:rPr>
+          <w:lang w:val="pt_PT" w:bidi="pt_PT"/>
+        </w:rPr>
+      </w:r>
+      <w:r>
+        <w:rPr>
+          <w:b/>
+          <w:lang w:val="pt_PT" w:bidi="pt_PT"/>
+        </w:rPr>
         <w:t>"</w:t>
       </w:r>
       <w:r>
@@ -41899,6 +48049,21 @@
           <w:b/>
           <w:lang w:val="pt_PT" w:bidi="pt_PT"/>
         </w:rPr>
+        <w:t>ἡμῶν</w:t>
+      </w:r>
+    </w:p>
+    <w:p>
+      <w:pPr/>
+      <w:r>
+        <w:rPr>
+          <w:lang w:val="pt_PT" w:bidi="pt_PT"/>
+        </w:rPr>
+      </w:r>
+      <w:r>
+        <w:rPr>
+          <w:b/>
+          <w:lang w:val="pt_PT" w:bidi="pt_PT"/>
+        </w:rPr>
         <w:t>"Ao Deus".</w:t>
       </w:r>
     </w:p>
@@ -42021,6 +48186,21 @@
           <w:b/>
           <w:lang w:val="pt_PT" w:bidi="pt_PT"/>
         </w:rPr>
+        <w:t>ἀσπάσασθε</w:t>
+      </w:r>
+    </w:p>
+    <w:p>
+      <w:pPr/>
+      <w:r>
+        <w:rPr>
+          <w:lang w:val="pt_PT" w:bidi="pt_PT"/>
+        </w:rPr>
+      </w:r>
+      <w:r>
+        <w:rPr>
+          <w:b/>
+          <w:lang w:val="pt_PT" w:bidi="pt_PT"/>
+        </w:rPr>
         <w:t>"Saudações".</w:t>
       </w:r>
     </w:p>
@@ -42097,6 +48277,21 @@
         <w:rPr>
           <w:lang w:val="pt_PT" w:bidi="pt_PT"/>
         </w:rPr>
+      </w:r>
+    </w:p>
+    <w:p>
+      <w:pPr/>
+      <w:r>
+        <w:rPr>
+          <w:lang w:val="pt_PT" w:bidi="pt_PT"/>
+        </w:rPr>
+      </w:r>
+      <w:r>
+        <w:rPr>
+          <w:b/>
+          <w:lang w:val="pt_PT" w:bidi="pt_PT"/>
+        </w:rPr>
+        <w:t>οἱ σὺν ἐμοὶ ἀδελφοί</w:t>
       </w:r>
     </w:p>
     <w:p>
@@ -42252,6 +48447,21 @@
           <w:b/>
           <w:lang w:val="pt_PT" w:bidi="pt_PT"/>
         </w:rPr>
+        <w:t>οἱ σὺν ἐμοὶ ἀδελφοί</w:t>
+      </w:r>
+    </w:p>
+    <w:p>
+      <w:pPr/>
+      <w:r>
+        <w:rPr>
+          <w:lang w:val="pt_PT" w:bidi="pt_PT"/>
+        </w:rPr>
+      </w:r>
+      <w:r>
+        <w:rPr>
+          <w:b/>
+          <w:lang w:val="pt_PT" w:bidi="pt_PT"/>
+        </w:rPr>
         <w:t>"</w:t>
       </w:r>
       <w:r>
@@ -42393,6 +48603,21 @@
           <w:b/>
           <w:lang w:val="pt_PT" w:bidi="pt_PT"/>
         </w:rPr>
+        <w:t>τῆς Καίσαρος οἰκίας</w:t>
+      </w:r>
+    </w:p>
+    <w:p>
+      <w:pPr/>
+      <w:r>
+        <w:rPr>
+          <w:lang w:val="pt_PT" w:bidi="pt_PT"/>
+        </w:rPr>
+      </w:r>
+      <w:r>
+        <w:rPr>
+          <w:b/>
+          <w:lang w:val="pt_PT" w:bidi="pt_PT"/>
+        </w:rPr>
         <w:t>"do palácio do Imperador".</w:t>
       </w:r>
     </w:p>
@@ -42489,6 +48714,21 @@
           <w:b/>
           <w:lang w:val="pt_PT" w:bidi="pt_PT"/>
         </w:rPr>
+        <w:t>μετὰ τοῦ πνεύματος ὑμῶν</w:t>
+      </w:r>
+    </w:p>
+    <w:p>
+      <w:pPr/>
+      <w:r>
+        <w:rPr>
+          <w:lang w:val="pt_PT" w:bidi="pt_PT"/>
+        </w:rPr>
+      </w:r>
+      <w:r>
+        <w:rPr>
+          <w:b/>
+          <w:lang w:val="pt_PT" w:bidi="pt_PT"/>
+        </w:rPr>
         <w:t>"</w:t>
       </w:r>
       <w:r>
@@ -42598,6 +48838,21 @@
         <w:rPr>
           <w:lang w:val="pt_PT" w:bidi="pt_PT"/>
         </w:rPr>
+      </w:r>
+    </w:p>
+    <w:p>
+      <w:pPr/>
+      <w:r>
+        <w:rPr>
+          <w:lang w:val="pt_PT" w:bidi="pt_PT"/>
+        </w:rPr>
+      </w:r>
+      <w:r>
+        <w:rPr>
+          <w:b/>
+          <w:lang w:val="pt_PT" w:bidi="pt_PT"/>
+        </w:rPr>
+        <w:t>ἡ χάρις τοῦ Κυρίου Ἰησοῦ Χριστοῦ μετὰ τοῦ πνεύματος ὑμῶν</w:t>
       </w:r>
     </w:p>
     <w:p>

--- a/por/docx/50.content.docx
+++ b/por/docx/50.content.docx
@@ -28,49 +28,15 @@
       </w:r>
     </w:p>
     <w:p>
-      <w:pPr>
-        <w:pStyle w:val="Heading2"/>
-      </w:pPr>
-      <w:r>
-        <w:rPr>
-          <w:lang w:val="pt_PT" w:bidi="pt_PT"/>
-        </w:rPr>
-        <w:t>License Information</w:t>
-      </w:r>
-      <w:r>
-        <w:rPr>
-          <w:lang w:val="pt_PT" w:bidi="pt_PT"/>
-        </w:rPr>
-      </w:r>
-    </w:p>
-    <w:p>
-      <w:pPr/>
-      <w:r>
-        <w:rPr>
-          <w:lang w:val="pt_PT" w:bidi="pt_PT"/>
-        </w:rPr>
-      </w:r>
-      <w:r>
-        <w:rPr>
-          <w:b/>
-          <w:lang w:val="pt_PT" w:bidi="pt_PT"/>
-        </w:rPr>
-        <w:t>Notas de Tradução (unfoldingWord)</w:t>
-      </w:r>
-      <w:r>
-        <w:rPr>
-          <w:lang w:val="pt_PT" w:bidi="pt_PT"/>
-        </w:rPr>
-        <w:t xml:space="preserve"> (Portuguese) is based on</w:t>
-      </w:r>
-      <w:r>
-        <w:rPr>
-          <w:lang w:val="pt_PT" w:bidi="pt_PT"/>
-        </w:rPr>
-        <w:t xml:space="preserve">: </w:t>
-      </w:r>
-      <w:r>
-        <w:rPr>
+      <w:pPr/>
+      <w:r>
+        <w:rPr>
+          <w:lang w:val="pt_PT" w:bidi="pt_PT"/>
+        </w:rPr>
+      </w:r>
+      <w:r>
+        <w:rPr>
+          <w:b/>
           <w:lang w:val="pt_PT" w:bidi="pt_PT"/>
         </w:rPr>
         <w:t>unfoldingWord® Translation Notes</w:t>
@@ -79,62 +45,31 @@
         <w:rPr>
           <w:lang w:val="pt_PT" w:bidi="pt_PT"/>
         </w:rPr>
-        <w:t xml:space="preserve">, </w:t>
-      </w:r>
-      <w:hyperlink r:id="rId13">
-        <w:r>
-          <w:rPr>
-            <w:lang w:val="pt_PT" w:bidi="pt_PT"/>
-          </w:rPr>
-          <w:rPr>
-            <w:color w:val="0000EE"/>
-            <w:u w:val="single"/>
-          </w:rPr>
-          <w:t>unfoldingWord</w:t>
-        </w:r>
-      </w:hyperlink>
-      <w:r>
-        <w:rPr>
-          <w:lang w:val="pt_PT" w:bidi="pt_PT"/>
-        </w:rPr>
-        <w:t xml:space="preserve">, 2022, which is licensed under a </w:t>
-      </w:r>
-      <w:hyperlink r:id="rId14">
-        <w:r>
-          <w:rPr>
-            <w:lang w:val="pt_PT" w:bidi="pt_PT"/>
-          </w:rPr>
-          <w:rPr>
-            <w:color w:val="0000EE"/>
-            <w:u w:val="single"/>
-          </w:rPr>
-          <w:t>CC BY-SA 4.0 license</w:t>
-        </w:r>
-      </w:hyperlink>
-      <w:r>
-        <w:rPr>
-          <w:lang w:val="pt_PT" w:bidi="pt_PT"/>
-        </w:rPr>
-        <w:t>.</w:t>
-      </w:r>
-      <w:r>
-        <w:rPr>
-          <w:lang w:val="pt_PT" w:bidi="pt_PT"/>
-        </w:rPr>
-      </w:r>
-    </w:p>
-    <w:p>
-      <w:pPr/>
-      <w:r>
-        <w:rPr>
-          <w:lang w:val="pt_PT" w:bidi="pt_PT"/>
-        </w:rPr>
-      </w:r>
-      <w:r>
-        <w:rPr>
-          <w:lang w:val="pt_PT" w:bidi="pt_PT"/>
-        </w:rPr>
-        <w:t>This PDF version is provided under the same license.</w:t>
+        <w:t xml:space="preserve"> © 2022 unfoldingWord. Released under CC BY-SA 4.0 license. </w:t>
+      </w:r>
+      <w:r>
+        <w:rPr>
+          <w:lang w:val="pt_PT" w:bidi="pt_PT"/>
+        </w:rPr>
+        <w:t>unfoldingWord® Translation Notes</w:t>
+      </w:r>
+      <w:r>
+        <w:rPr>
+          <w:lang w:val="pt_PT" w:bidi="pt_PT"/>
+        </w:rPr>
+        <w:t xml:space="preserve"> has been adapted in the following languages: Tok Pisin, Arabic (عربي), French (Français), Hindi (हिंदी), Indonesian (Bahasa Indonesia), Portuguese (Português), Russian (Русский), Spanish (Español), Swahili (Kiswahili), and Simplified Chinese (简体中文) from </w:t>
+      </w:r>
+      <w:r>
+        <w:rPr>
+          <w:lang w:val="pt_PT" w:bidi="pt_PT"/>
+        </w:rPr>
+        <w:t>unfoldingWord® Translation Notes</w:t>
+      </w:r>
+      <w:r>
+        <w:rPr>
+          <w:lang w:val="pt_PT" w:bidi="pt_PT"/>
+        </w:rPr>
+        <w:t xml:space="preserve"> © 2022 unfoldingWord. Released under CC BY-SA 4.0 license by Mission Mutual</w:t>
       </w:r>
       <w:r>
         <w:rPr>
@@ -358,21 +293,6 @@
           <w:b/>
           <w:lang w:val="pt_PT" w:bidi="pt_PT"/>
         </w:rPr>
-        <w:t>χάρις ὑμῖν καὶ εἰρήνη</w:t>
-      </w:r>
-    </w:p>
-    <w:p>
-      <w:pPr/>
-      <w:r>
-        <w:rPr>
-          <w:lang w:val="pt_PT" w:bidi="pt_PT"/>
-        </w:rPr>
-      </w:r>
-      <w:r>
-        <w:rPr>
-          <w:b/>
-          <w:lang w:val="pt_PT" w:bidi="pt_PT"/>
-        </w:rPr>
         <w:t>"que a graça e a paz de Deus... estejam com vocês".</w:t>
       </w:r>
     </w:p>
@@ -456,21 +376,6 @@
           <w:b/>
           <w:lang w:val="pt_PT" w:bidi="pt_PT"/>
         </w:rPr>
-        <w:t>ὑμῖν</w:t>
-      </w:r>
-    </w:p>
-    <w:p>
-      <w:pPr/>
-      <w:r>
-        <w:rPr>
-          <w:lang w:val="pt_PT" w:bidi="pt_PT"/>
-        </w:rPr>
-      </w:r>
-      <w:r>
-        <w:rPr>
-          <w:b/>
-          <w:lang w:val="pt_PT" w:bidi="pt_PT"/>
-        </w:rPr>
         <w:t>"com vocês".</w:t>
       </w:r>
     </w:p>
@@ -500,7 +405,7 @@
         </w:rPr>
         <w:t xml:space="preserve"> refere-se aos cristãos filipenses e está no plural na língua original em que Paulo escreveu. Ao longo desta carta, com uma exceção, as palavras “vocês” e “seus” estão no plural e referem-se aos cristãos filipenses. Se o seu idioma usa formas diferentes para mostrar quando “vocês” e “seus” referem-se a uma pessoa e quando referem-se a mais de uma pessoa, use a forma plural que seria apropriada no seu idioma nesta ocorrência e em todas as outras de “vocês” e “seus” nesta carta, exceto em </w:t>
       </w:r>
-      <w:hyperlink r:id="rId15">
+      <w:hyperlink r:id="rId13">
         <w:r>
           <w:rPr>
             <w:lang w:val="pt_PT" w:bidi="pt_PT"/>
@@ -518,7 +423,7 @@
         </w:rPr>
         <w:t xml:space="preserve">. Uma nota discutirá a única exceção em </w:t>
       </w:r>
-      <w:hyperlink r:id="rId15">
+      <w:hyperlink r:id="rId13">
         <w:r>
           <w:rPr>
             <w:lang w:val="pt_PT" w:bidi="pt_PT"/>
@@ -603,21 +508,6 @@
           <w:b/>
           <w:lang w:val="pt_PT" w:bidi="pt_PT"/>
         </w:rPr>
-        <w:t>Πατρὸς ἡμῶν</w:t>
-      </w:r>
-    </w:p>
-    <w:p>
-      <w:pPr/>
-      <w:r>
-        <w:rPr>
-          <w:lang w:val="pt_PT" w:bidi="pt_PT"/>
-        </w:rPr>
-      </w:r>
-      <w:r>
-        <w:rPr>
-          <w:b/>
-          <w:lang w:val="pt_PT" w:bidi="pt_PT"/>
-        </w:rPr>
         <w:t>"nosso Pai".</w:t>
       </w:r>
     </w:p>
@@ -714,21 +604,6 @@
           <w:b/>
           <w:lang w:val="pt_PT" w:bidi="pt_PT"/>
         </w:rPr>
-        <w:t>ἐπὶ πάσῃ τῇ μνείᾳ ὑμῶν</w:t>
-      </w:r>
-    </w:p>
-    <w:p>
-      <w:pPr/>
-      <w:r>
-        <w:rPr>
-          <w:lang w:val="pt_PT" w:bidi="pt_PT"/>
-        </w:rPr>
-      </w:r>
-      <w:r>
-        <w:rPr>
-          <w:b/>
-          <w:lang w:val="pt_PT" w:bidi="pt_PT"/>
-        </w:rPr>
         <w:t>"Sempre que penso em vocês".</w:t>
       </w:r>
     </w:p>
@@ -805,21 +680,6 @@
           <w:b/>
           <w:lang w:val="pt_PT" w:bidi="pt_PT"/>
         </w:rPr>
-        <w:t>τῷ Θεῷ μου</w:t>
-      </w:r>
-    </w:p>
-    <w:p>
-      <w:pPr/>
-      <w:r>
-        <w:rPr>
-          <w:lang w:val="pt_PT" w:bidi="pt_PT"/>
-        </w:rPr>
-      </w:r>
-      <w:r>
-        <w:rPr>
-          <w:b/>
-          <w:lang w:val="pt_PT" w:bidi="pt_PT"/>
-        </w:rPr>
         <w:t>"meu Deus".</w:t>
       </w:r>
     </w:p>
@@ -916,21 +776,6 @@
           <w:b/>
           <w:lang w:val="pt_PT" w:bidi="pt_PT"/>
         </w:rPr>
-        <w:t>ὑμῶν</w:t>
-      </w:r>
-    </w:p>
-    <w:p>
-      <w:pPr/>
-      <w:r>
-        <w:rPr>
-          <w:lang w:val="pt_PT" w:bidi="pt_PT"/>
-        </w:rPr>
-      </w:r>
-      <w:r>
-        <w:rPr>
-          <w:b/>
-          <w:lang w:val="pt_PT" w:bidi="pt_PT"/>
-        </w:rPr>
         <w:t>"em vocês".</w:t>
       </w:r>
     </w:p>
@@ -960,7 +805,7 @@
         </w:rPr>
         <w:t xml:space="preserve"> em </w:t>
       </w:r>
-      <w:hyperlink r:id="rId16">
+      <w:hyperlink r:id="rId14">
         <w:r>
           <w:rPr>
             <w:lang w:val="pt_PT" w:bidi="pt_PT"/>
@@ -978,7 +823,7 @@
         </w:rPr>
         <w:t xml:space="preserve">. Nesta carta, todo uso das palavras "vocês" e "seus" está no plural e se refere aos crentes filipenses, exceto por um uso em </w:t>
       </w:r>
-      <w:hyperlink r:id="rId15">
+      <w:hyperlink r:id="rId13">
         <w:r>
           <w:rPr>
             <w:lang w:val="pt_PT" w:bidi="pt_PT"/>
@@ -1063,21 +908,6 @@
           <w:b/>
           <w:lang w:val="pt_PT" w:bidi="pt_PT"/>
         </w:rPr>
-        <w:t>ἐπὶ τῇ κοινωνίᾳ ὑμῶν εἰς τὸ εὐαγγέλιον, ἀπὸ τῆς πρώτης ἡμέρας ἄχρι τοῦ νῦν</w:t>
-      </w:r>
-    </w:p>
-    <w:p>
-      <w:pPr/>
-      <w:r>
-        <w:rPr>
-          <w:lang w:val="pt_PT" w:bidi="pt_PT"/>
-        </w:rPr>
-      </w:r>
-      <w:r>
-        <w:rPr>
-          <w:b/>
-          <w:lang w:val="pt_PT" w:bidi="pt_PT"/>
-        </w:rPr>
         <w:t>"por causa da maneira como vocês me ajudaram no trabalho de anunciar o evangelho, desde o primeiro dia até hoje".</w:t>
       </w:r>
     </w:p>
@@ -1154,21 +984,6 @@
           <w:b/>
           <w:lang w:val="pt_PT" w:bidi="pt_PT"/>
         </w:rPr>
-        <w:t>ὑμῶν</w:t>
-      </w:r>
-    </w:p>
-    <w:p>
-      <w:pPr/>
-      <w:r>
-        <w:rPr>
-          <w:lang w:val="pt_PT" w:bidi="pt_PT"/>
-        </w:rPr>
-      </w:r>
-      <w:r>
-        <w:rPr>
-          <w:b/>
-          <w:lang w:val="pt_PT" w:bidi="pt_PT"/>
-        </w:rPr>
         <w:t>"vocês".</w:t>
       </w:r>
     </w:p>
@@ -1198,7 +1013,7 @@
         </w:rPr>
         <w:t xml:space="preserve"> está no plural e refere-se aos cristãos filipenses. Nesta carta, com uma exceção, as palavras “você” e “seu” são sempre plurais e sempre se referem aos filipenses. Se o seu idioma utiliza formas diferentes para indicar quando “você” e “seu” se referem a uma pessoa e quando se referem a mais de uma pessoa, use a forma plural que seria apropriada no seu idioma nesta ocorrência e em todas as outras ocorrências de “você” e “seu” nesta carta, exceto em </w:t>
       </w:r>
-      <w:hyperlink r:id="rId15">
+      <w:hyperlink r:id="rId13">
         <w:r>
           <w:rPr>
             <w:lang w:val="pt_PT" w:bidi="pt_PT"/>
@@ -1216,7 +1031,7 @@
         </w:rPr>
         <w:t xml:space="preserve">. Uma nota discutirá a única exceção em </w:t>
       </w:r>
-      <w:hyperlink r:id="rId15">
+      <w:hyperlink r:id="rId13">
         <w:r>
           <w:rPr>
             <w:lang w:val="pt_PT" w:bidi="pt_PT"/>
@@ -1301,21 +1116,6 @@
           <w:b/>
           <w:lang w:val="pt_PT" w:bidi="pt_PT"/>
         </w:rPr>
-        <w:t>τῇ κοινωνίᾳ ὑμῶν εἰς τὸ εὐαγγέλιον</w:t>
-      </w:r>
-    </w:p>
-    <w:p>
-      <w:pPr/>
-      <w:r>
-        <w:rPr>
-          <w:lang w:val="pt_PT" w:bidi="pt_PT"/>
-        </w:rPr>
-      </w:r>
-      <w:r>
-        <w:rPr>
-          <w:b/>
-          <w:lang w:val="pt_PT" w:bidi="pt_PT"/>
-        </w:rPr>
         <w:t>"vocês me ajudaram no trabalho de anunciar o evangelho".</w:t>
       </w:r>
     </w:p>
@@ -1345,7 +1145,7 @@
         </w:rPr>
         <w:t xml:space="preserve"> refere-se à parceria dos filipenses com Paulo nas várias atividades envolvidas na divulgação do evangelho. Isso inclui doações em dinheiro que eles enviaram a Paulo (Veja: </w:t>
       </w:r>
-      <w:hyperlink r:id="rId17">
+      <w:hyperlink r:id="rId15">
         <w:r>
           <w:rPr>
             <w:lang w:val="pt_PT" w:bidi="pt_PT"/>
@@ -1430,21 +1230,6 @@
           <w:b/>
           <w:lang w:val="pt_PT" w:bidi="pt_PT"/>
         </w:rPr>
-        <w:t>ἀπὸ τῆς πρώτης ἡμέρας</w:t>
-      </w:r>
-    </w:p>
-    <w:p>
-      <w:pPr/>
-      <w:r>
-        <w:rPr>
-          <w:lang w:val="pt_PT" w:bidi="pt_PT"/>
-        </w:rPr>
-      </w:r>
-      <w:r>
-        <w:rPr>
-          <w:b/>
-          <w:lang w:val="pt_PT" w:bidi="pt_PT"/>
-        </w:rPr>
         <w:t>"desde o primeiro dia até hoje".</w:t>
       </w:r>
     </w:p>
@@ -1541,21 +1326,6 @@
           <w:b/>
           <w:lang w:val="pt_PT" w:bidi="pt_PT"/>
         </w:rPr>
-        <w:t>ἄχρι τοῦ νῦν</w:t>
-      </w:r>
-    </w:p>
-    <w:p>
-      <w:pPr/>
-      <w:r>
-        <w:rPr>
-          <w:lang w:val="pt_PT" w:bidi="pt_PT"/>
-        </w:rPr>
-      </w:r>
-      <w:r>
-        <w:rPr>
-          <w:b/>
-          <w:lang w:val="pt_PT" w:bidi="pt_PT"/>
-        </w:rPr>
         <w:t>"até hoje".</w:t>
       </w:r>
     </w:p>
@@ -1652,21 +1422,6 @@
           <w:b/>
           <w:lang w:val="pt_PT" w:bidi="pt_PT"/>
         </w:rPr>
-        <w:t>πεποιθὼς αὐτὸ τοῦτο</w:t>
-      </w:r>
-    </w:p>
-    <w:p>
-      <w:pPr/>
-      <w:r>
-        <w:rPr>
-          <w:lang w:val="pt_PT" w:bidi="pt_PT"/>
-        </w:rPr>
-      </w:r>
-      <w:r>
-        <w:rPr>
-          <w:b/>
-          <w:lang w:val="pt_PT" w:bidi="pt_PT"/>
-        </w:rPr>
         <w:t>"Pois eu estou certo de que Deus".</w:t>
       </w:r>
     </w:p>
@@ -1763,21 +1518,6 @@
           <w:b/>
           <w:lang w:val="pt_PT" w:bidi="pt_PT"/>
         </w:rPr>
-        <w:t>ὁ ἐναρξάμενος ἐν ὑμῖν ἔργον ἀγαθὸν, ἐπιτελέσει</w:t>
-      </w:r>
-    </w:p>
-    <w:p>
-      <w:pPr/>
-      <w:r>
-        <w:rPr>
-          <w:lang w:val="pt_PT" w:bidi="pt_PT"/>
-        </w:rPr>
-      </w:r>
-      <w:r>
-        <w:rPr>
-          <w:b/>
-          <w:lang w:val="pt_PT" w:bidi="pt_PT"/>
-        </w:rPr>
         <w:t>"Deus, que começou esse bom trabalho na vida de vocês, vai continuá-lo".</w:t>
       </w:r>
     </w:p>
@@ -1861,21 +1601,6 @@
           <w:b/>
           <w:lang w:val="pt_PT" w:bidi="pt_PT"/>
         </w:rPr>
-        <w:t>ὅτι ὁ ἐναρξάμενος ἐν ὑμῖν ἔργον ἀγαθὸν</w:t>
-      </w:r>
-    </w:p>
-    <w:p>
-      <w:pPr/>
-      <w:r>
-        <w:rPr>
-          <w:lang w:val="pt_PT" w:bidi="pt_PT"/>
-        </w:rPr>
-      </w:r>
-      <w:r>
-        <w:rPr>
-          <w:b/>
-          <w:lang w:val="pt_PT" w:bidi="pt_PT"/>
-        </w:rPr>
         <w:t>"Deus, que começou esse bom trabalho na vida de vocês".</w:t>
       </w:r>
     </w:p>
@@ -2001,7 +1726,7 @@
         </w:rPr>
         <w:t xml:space="preserve"> em </w:t>
       </w:r>
-      <w:hyperlink r:id="rId16">
+      <w:hyperlink r:id="rId14">
         <w:r>
           <w:rPr>
             <w:lang w:val="pt_PT" w:bidi="pt_PT"/>
@@ -2066,21 +1791,6 @@
           <w:b/>
           <w:lang w:val="pt_PT" w:bidi="pt_PT"/>
         </w:rPr>
-        <w:t>ἐπιτελέσει</w:t>
-      </w:r>
-    </w:p>
-    <w:p>
-      <w:pPr/>
-      <w:r>
-        <w:rPr>
-          <w:lang w:val="pt_PT" w:bidi="pt_PT"/>
-        </w:rPr>
-      </w:r>
-      <w:r>
-        <w:rPr>
-          <w:b/>
-          <w:lang w:val="pt_PT" w:bidi="pt_PT"/>
-        </w:rPr>
         <w:t>"vai continuá-lo".</w:t>
       </w:r>
     </w:p>
@@ -2177,21 +1887,6 @@
           <w:b/>
           <w:lang w:val="pt_PT" w:bidi="pt_PT"/>
         </w:rPr>
-        <w:t>ἡμέρας Χριστοῦ Ἰησοῦ</w:t>
-      </w:r>
-    </w:p>
-    <w:p>
-      <w:pPr/>
-      <w:r>
-        <w:rPr>
-          <w:lang w:val="pt_PT" w:bidi="pt_PT"/>
-        </w:rPr>
-      </w:r>
-      <w:r>
-        <w:rPr>
-          <w:b/>
-          <w:lang w:val="pt_PT" w:bidi="pt_PT"/>
-        </w:rPr>
         <w:t>"no Dia de Cristo Jesus".</w:t>
       </w:r>
     </w:p>
@@ -2288,21 +1983,6 @@
           <w:b/>
           <w:lang w:val="pt_PT" w:bidi="pt_PT"/>
         </w:rPr>
-        <w:t>τὸ ἔχειν με ἐν τῇ καρδίᾳ ὑμᾶς</w:t>
-      </w:r>
-    </w:p>
-    <w:p>
-      <w:pPr/>
-      <w:r>
-        <w:rPr>
-          <w:lang w:val="pt_PT" w:bidi="pt_PT"/>
-        </w:rPr>
-      </w:r>
-      <w:r>
-        <w:rPr>
-          <w:b/>
-          <w:lang w:val="pt_PT" w:bidi="pt_PT"/>
-        </w:rPr>
         <w:t>"Vocês estão sempre no meu coração".</w:t>
       </w:r>
     </w:p>
@@ -2399,21 +2079,6 @@
           <w:b/>
           <w:lang w:val="pt_PT" w:bidi="pt_PT"/>
         </w:rPr>
-        <w:t>συνκοινωνούς μου τῆς χάριτος &amp; ὄντας</w:t>
-      </w:r>
-    </w:p>
-    <w:p>
-      <w:pPr/>
-      <w:r>
-        <w:rPr>
-          <w:lang w:val="pt_PT" w:bidi="pt_PT"/>
-        </w:rPr>
-      </w:r>
-      <w:r>
-        <w:rPr>
-          <w:b/>
-          <w:lang w:val="pt_PT" w:bidi="pt_PT"/>
-        </w:rPr>
         <w:t>"vocês têm participado comigo desse privilégio".</w:t>
       </w:r>
     </w:p>
@@ -2477,21 +2142,6 @@
           <w:b/>
           <w:lang w:val="pt_PT" w:bidi="pt_PT"/>
         </w:rPr>
-        <w:t>χάριτος</w:t>
-      </w:r>
-    </w:p>
-    <w:p>
-      <w:pPr/>
-      <w:r>
-        <w:rPr>
-          <w:lang w:val="pt_PT" w:bidi="pt_PT"/>
-        </w:rPr>
-      </w:r>
-      <w:r>
-        <w:rPr>
-          <w:b/>
-          <w:lang w:val="pt_PT" w:bidi="pt_PT"/>
-        </w:rPr>
         <w:t>"privilégio".</w:t>
       </w:r>
     </w:p>
@@ -2601,21 +2251,6 @@
           <w:b/>
           <w:lang w:val="pt_PT" w:bidi="pt_PT"/>
         </w:rPr>
-        <w:t>δεσμοῖς μου</w:t>
-      </w:r>
-    </w:p>
-    <w:p>
-      <w:pPr/>
-      <w:r>
-        <w:rPr>
-          <w:lang w:val="pt_PT" w:bidi="pt_PT"/>
-        </w:rPr>
-      </w:r>
-      <w:r>
-        <w:rPr>
-          <w:b/>
-          <w:lang w:val="pt_PT" w:bidi="pt_PT"/>
-        </w:rPr>
         <w:t>"estou na cadeia".</w:t>
       </w:r>
     </w:p>
@@ -2699,21 +2334,6 @@
           <w:b/>
           <w:lang w:val="pt_PT" w:bidi="pt_PT"/>
         </w:rPr>
-        <w:t>καὶ ἐν τῇ ἀπολογίᾳ καὶ βεβαιώσει τοῦ εὐαγγελίου</w:t>
-      </w:r>
-    </w:p>
-    <w:p>
-      <w:pPr/>
-      <w:r>
-        <w:rPr>
-          <w:lang w:val="pt_PT" w:bidi="pt_PT"/>
-        </w:rPr>
-      </w:r>
-      <w:r>
-        <w:rPr>
-          <w:b/>
-          <w:lang w:val="pt_PT" w:bidi="pt_PT"/>
-        </w:rPr>
         <w:t>"eu estava livre para defender e anunciar com firmeza o evangelho".</w:t>
       </w:r>
     </w:p>
@@ -2823,21 +2443,6 @@
           <w:b/>
           <w:lang w:val="pt_PT" w:bidi="pt_PT"/>
         </w:rPr>
-        <w:t>ἐν σπλάγχνοις Χριστοῦ Ἰησοῦ</w:t>
-      </w:r>
-    </w:p>
-    <w:p>
-      <w:pPr/>
-      <w:r>
-        <w:rPr>
-          <w:lang w:val="pt_PT" w:bidi="pt_PT"/>
-        </w:rPr>
-      </w:r>
-      <w:r>
-        <w:rPr>
-          <w:b/>
-          <w:lang w:val="pt_PT" w:bidi="pt_PT"/>
-        </w:rPr>
         <w:t>"que o meu grande amor por todos vocês vem do próprio coração de Cristo Jesus".</w:t>
       </w:r>
     </w:p>
@@ -2921,21 +2526,6 @@
           <w:b/>
           <w:lang w:val="pt_PT" w:bidi="pt_PT"/>
         </w:rPr>
-        <w:t>ἐν σπλάγχνοις Χριστοῦ Ἰησοῦ</w:t>
-      </w:r>
-    </w:p>
-    <w:p>
-      <w:pPr/>
-      <w:r>
-        <w:rPr>
-          <w:lang w:val="pt_PT" w:bidi="pt_PT"/>
-        </w:rPr>
-      </w:r>
-      <w:r>
-        <w:rPr>
-          <w:b/>
-          <w:lang w:val="pt_PT" w:bidi="pt_PT"/>
-        </w:rPr>
         <w:t>"do próprio coração de Cristo Jesus".</w:t>
       </w:r>
     </w:p>
@@ -3012,21 +2602,6 @@
           <w:b/>
           <w:lang w:val="pt_PT" w:bidi="pt_PT"/>
         </w:rPr>
-        <w:t>ἵνα ἡ ἀγάπη ὑμῶν ἔτι μᾶλλον καὶ μᾶλλον περισσεύῃ</w:t>
-      </w:r>
-    </w:p>
-    <w:p>
-      <w:pPr/>
-      <w:r>
-        <w:rPr>
-          <w:lang w:val="pt_PT" w:bidi="pt_PT"/>
-        </w:rPr>
-      </w:r>
-      <w:r>
-        <w:rPr>
-          <w:b/>
-          <w:lang w:val="pt_PT" w:bidi="pt_PT"/>
-        </w:rPr>
         <w:t>"que o amor de vocês cresça cada vez mais".</w:t>
       </w:r>
     </w:p>
@@ -3139,7 +2714,7 @@
         </w:rPr>
         <w:t xml:space="preserve">Veja como você traduziu a palavra "vocês" em </w:t>
       </w:r>
-      <w:hyperlink r:id="rId18">
+      <w:hyperlink r:id="rId16">
         <w:r>
           <w:rPr>
             <w:lang w:val="pt_PT" w:bidi="pt_PT"/>
@@ -3204,21 +2779,6 @@
           <w:b/>
           <w:lang w:val="pt_PT" w:bidi="pt_PT"/>
         </w:rPr>
-        <w:t>ἐν ἐπιγνώσει καὶ πάσῃ αἰσθήσει</w:t>
-      </w:r>
-    </w:p>
-    <w:p>
-      <w:pPr/>
-      <w:r>
-        <w:rPr>
-          <w:lang w:val="pt_PT" w:bidi="pt_PT"/>
-        </w:rPr>
-      </w:r>
-      <w:r>
-        <w:rPr>
-          <w:b/>
-          <w:lang w:val="pt_PT" w:bidi="pt_PT"/>
-        </w:rPr>
         <w:t>"sabedoria e um entendimento completo".</w:t>
       </w:r>
     </w:p>
@@ -3328,21 +2888,6 @@
           <w:b/>
           <w:lang w:val="pt_PT" w:bidi="pt_PT"/>
         </w:rPr>
-        <w:t>εἰς τὸ δοκιμάζειν ὑμᾶς τὰ διαφέροντα</w:t>
-      </w:r>
-    </w:p>
-    <w:p>
-      <w:pPr/>
-      <w:r>
-        <w:rPr>
-          <w:lang w:val="pt_PT" w:bidi="pt_PT"/>
-        </w:rPr>
-      </w:r>
-      <w:r>
-        <w:rPr>
-          <w:b/>
-          <w:lang w:val="pt_PT" w:bidi="pt_PT"/>
-        </w:rPr>
         <w:t>"a fim de que saibam escolher o melhor".</w:t>
       </w:r>
     </w:p>
@@ -3439,21 +2984,6 @@
           <w:b/>
           <w:lang w:val="pt_PT" w:bidi="pt_PT"/>
         </w:rPr>
-        <w:t>εἰς</w:t>
-      </w:r>
-    </w:p>
-    <w:p>
-      <w:pPr/>
-      <w:r>
-        <w:rPr>
-          <w:lang w:val="pt_PT" w:bidi="pt_PT"/>
-        </w:rPr>
-      </w:r>
-      <w:r>
-        <w:rPr>
-          <w:b/>
-          <w:lang w:val="pt_PT" w:bidi="pt_PT"/>
-        </w:rPr>
         <w:t>"a fim de que".</w:t>
       </w:r>
     </w:p>
@@ -3550,21 +3080,6 @@
           <w:b/>
           <w:lang w:val="pt_PT" w:bidi="pt_PT"/>
         </w:rPr>
-        <w:t>εἰλικρινεῖς καὶ ἀπρόσκοποι</w:t>
-      </w:r>
-    </w:p>
-    <w:p>
-      <w:pPr/>
-      <w:r>
-        <w:rPr>
-          <w:lang w:val="pt_PT" w:bidi="pt_PT"/>
-        </w:rPr>
-      </w:r>
-      <w:r>
-        <w:rPr>
-          <w:b/>
-          <w:lang w:val="pt_PT" w:bidi="pt_PT"/>
-        </w:rPr>
         <w:t>"livres de toda impureza e de qualquer culpa".</w:t>
       </w:r>
     </w:p>
@@ -3674,21 +3189,6 @@
           <w:b/>
           <w:lang w:val="pt_PT" w:bidi="pt_PT"/>
         </w:rPr>
-        <w:t>πεπληρωμένοι καρπὸν δικαιοσύνης τὸν</w:t>
-      </w:r>
-    </w:p>
-    <w:p>
-      <w:pPr/>
-      <w:r>
-        <w:rPr>
-          <w:lang w:val="pt_PT" w:bidi="pt_PT"/>
-        </w:rPr>
-      </w:r>
-      <w:r>
-        <w:rPr>
-          <w:b/>
-          <w:lang w:val="pt_PT" w:bidi="pt_PT"/>
-        </w:rPr>
         <w:t>"estará cheia das boas qualidades que só Jesus Cristo pode produzir".</w:t>
       </w:r>
     </w:p>
@@ -3785,21 +3285,6 @@
           <w:b/>
           <w:lang w:val="pt_PT" w:bidi="pt_PT"/>
         </w:rPr>
-        <w:t>πεπληρωμένοι</w:t>
-      </w:r>
-    </w:p>
-    <w:p>
-      <w:pPr/>
-      <w:r>
-        <w:rPr>
-          <w:lang w:val="pt_PT" w:bidi="pt_PT"/>
-        </w:rPr>
-      </w:r>
-      <w:r>
-        <w:rPr>
-          <w:b/>
-          <w:lang w:val="pt_PT" w:bidi="pt_PT"/>
-        </w:rPr>
         <w:t>"estará cheia das".</w:t>
       </w:r>
     </w:p>
@@ -3896,21 +3381,6 @@
           <w:b/>
           <w:lang w:val="pt_PT" w:bidi="pt_PT"/>
         </w:rPr>
-        <w:t>τὸν διὰ Ἰησοῦ Χριστοῦ</w:t>
-      </w:r>
-    </w:p>
-    <w:p>
-      <w:pPr/>
-      <w:r>
-        <w:rPr>
-          <w:lang w:val="pt_PT" w:bidi="pt_PT"/>
-        </w:rPr>
-      </w:r>
-      <w:r>
-        <w:rPr>
-          <w:b/>
-          <w:lang w:val="pt_PT" w:bidi="pt_PT"/>
-        </w:rPr>
         <w:t>"que só Jesus Cristo pode produzir".</w:t>
       </w:r>
     </w:p>
@@ -4007,21 +3477,6 @@
           <w:b/>
           <w:lang w:val="pt_PT" w:bidi="pt_PT"/>
         </w:rPr>
-        <w:t>εἰς δόξαν καὶ ἔπαινον Θεοῦ</w:t>
-      </w:r>
-    </w:p>
-    <w:p>
-      <w:pPr/>
-      <w:r>
-        <w:rPr>
-          <w:lang w:val="pt_PT" w:bidi="pt_PT"/>
-        </w:rPr>
-      </w:r>
-      <w:r>
-        <w:rPr>
-          <w:b/>
-          <w:lang w:val="pt_PT" w:bidi="pt_PT"/>
-        </w:rPr>
         <w:t>"para a glória e o louvor de Deus".</w:t>
       </w:r>
     </w:p>
@@ -4131,21 +3586,6 @@
           <w:b/>
           <w:lang w:val="pt_PT" w:bidi="pt_PT"/>
         </w:rPr>
-        <w:t>εἰς δόξαν καὶ ἔπαινον Θεοῦ</w:t>
-      </w:r>
-    </w:p>
-    <w:p>
-      <w:pPr/>
-      <w:r>
-        <w:rPr>
-          <w:lang w:val="pt_PT" w:bidi="pt_PT"/>
-        </w:rPr>
-      </w:r>
-      <w:r>
-        <w:rPr>
-          <w:b/>
-          <w:lang w:val="pt_PT" w:bidi="pt_PT"/>
-        </w:rPr>
         <w:t>"para a glória e o louvor de Deus".</w:t>
       </w:r>
     </w:p>
@@ -4255,21 +3695,6 @@
           <w:b/>
           <w:lang w:val="pt_PT" w:bidi="pt_PT"/>
         </w:rPr>
-        <w:t>ἀδελφοί</w:t>
-      </w:r>
-    </w:p>
-    <w:p>
-      <w:pPr/>
-      <w:r>
-        <w:rPr>
-          <w:lang w:val="pt_PT" w:bidi="pt_PT"/>
-        </w:rPr>
-      </w:r>
-      <w:r>
-        <w:rPr>
-          <w:b/>
-          <w:lang w:val="pt_PT" w:bidi="pt_PT"/>
-        </w:rPr>
         <w:t>"irmãos".</w:t>
       </w:r>
     </w:p>
@@ -4366,21 +3791,6 @@
           <w:b/>
           <w:lang w:val="pt_PT" w:bidi="pt_PT"/>
         </w:rPr>
-        <w:t>ἀδελφοί</w:t>
-      </w:r>
-    </w:p>
-    <w:p>
-      <w:pPr/>
-      <w:r>
-        <w:rPr>
-          <w:lang w:val="pt_PT" w:bidi="pt_PT"/>
-        </w:rPr>
-      </w:r>
-      <w:r>
-        <w:rPr>
-          <w:b/>
-          <w:lang w:val="pt_PT" w:bidi="pt_PT"/>
-        </w:rPr>
         <w:t>"irmãos".</w:t>
       </w:r>
     </w:p>
@@ -4477,21 +3887,6 @@
           <w:b/>
           <w:lang w:val="pt_PT" w:bidi="pt_PT"/>
         </w:rPr>
-        <w:t>τὰ κατ’ ἐμὲ</w:t>
-      </w:r>
-    </w:p>
-    <w:p>
-      <w:pPr/>
-      <w:r>
-        <w:rPr>
-          <w:lang w:val="pt_PT" w:bidi="pt_PT"/>
-        </w:rPr>
-      </w:r>
-      <w:r>
-        <w:rPr>
-          <w:b/>
-          <w:lang w:val="pt_PT" w:bidi="pt_PT"/>
-        </w:rPr>
         <w:t>"as coisas que me aconteceram".</w:t>
       </w:r>
     </w:p>
@@ -4588,21 +3983,6 @@
           <w:b/>
           <w:lang w:val="pt_PT" w:bidi="pt_PT"/>
         </w:rPr>
-        <w:t>μᾶλλον εἰς προκοπὴν τοῦ εὐαγγελίου ἐλήλυθεν</w:t>
-      </w:r>
-    </w:p>
-    <w:p>
-      <w:pPr/>
-      <w:r>
-        <w:rPr>
-          <w:lang w:val="pt_PT" w:bidi="pt_PT"/>
-        </w:rPr>
-      </w:r>
-      <w:r>
-        <w:rPr>
-          <w:b/>
-          <w:lang w:val="pt_PT" w:bidi="pt_PT"/>
-        </w:rPr>
         <w:t>"ajudaram, de fato, o progresso do evangelho".</w:t>
       </w:r>
     </w:p>
@@ -4699,21 +4079,6 @@
           <w:b/>
           <w:lang w:val="pt_PT" w:bidi="pt_PT"/>
         </w:rPr>
-        <w:t>ὥστε</w:t>
-      </w:r>
-    </w:p>
-    <w:p>
-      <w:pPr/>
-      <w:r>
-        <w:rPr>
-          <w:lang w:val="pt_PT" w:bidi="pt_PT"/>
-        </w:rPr>
-      </w:r>
-      <w:r>
-        <w:rPr>
-          <w:b/>
-          <w:lang w:val="pt_PT" w:bidi="pt_PT"/>
-        </w:rPr>
         <w:t>"Pois foi assim que".</w:t>
       </w:r>
     </w:p>
@@ -4810,21 +4175,6 @@
           <w:b/>
           <w:lang w:val="pt_PT" w:bidi="pt_PT"/>
         </w:rPr>
-        <w:t>δεσμούς μου</w:t>
-      </w:r>
-    </w:p>
-    <w:p>
-      <w:pPr/>
-      <w:r>
-        <w:rPr>
-          <w:lang w:val="pt_PT" w:bidi="pt_PT"/>
-        </w:rPr>
-      </w:r>
-      <w:r>
-        <w:rPr>
-          <w:b/>
-          <w:lang w:val="pt_PT" w:bidi="pt_PT"/>
-        </w:rPr>
         <w:t>"estou na cadeia".</w:t>
       </w:r>
     </w:p>
@@ -4841,7 +4191,7 @@
         </w:rPr>
         <w:t xml:space="preserve">No texto original, existe a expressão "minhas correntes". Paulo novamente se refere ao seu encarceramento de forma figurativa ao usar a frase. Veja como você traduziu essa frase em </w:t>
       </w:r>
-      <w:hyperlink r:id="rId19">
+      <w:hyperlink r:id="rId17">
         <w:r>
           <w:rPr>
             <w:lang w:val="pt_PT" w:bidi="pt_PT"/>
@@ -4926,21 +4276,6 @@
           <w:b/>
           <w:lang w:val="pt_PT" w:bidi="pt_PT"/>
         </w:rPr>
-        <w:t>τοὺς δεσμούς μου &amp; ἐν Χριστῷ</w:t>
-      </w:r>
-    </w:p>
-    <w:p>
-      <w:pPr/>
-      <w:r>
-        <w:rPr>
-          <w:lang w:val="pt_PT" w:bidi="pt_PT"/>
-        </w:rPr>
-      </w:r>
-      <w:r>
-        <w:rPr>
-          <w:b/>
-          <w:lang w:val="pt_PT" w:bidi="pt_PT"/>
-        </w:rPr>
         <w:t>"estou na cadeia porque sou servo de Cristo".</w:t>
       </w:r>
     </w:p>
@@ -5040,7 +4375,7 @@
         </w:rPr>
         <w:t xml:space="preserve">Veja como você traduziu "irmãos" no versículo anterior </w:t>
       </w:r>
-      <w:hyperlink r:id="rId20">
+      <w:hyperlink r:id="rId18">
         <w:r>
           <w:rPr>
             <w:lang w:val="pt_PT" w:bidi="pt_PT"/>
@@ -5105,21 +4440,6 @@
           <w:b/>
           <w:lang w:val="pt_PT" w:bidi="pt_PT"/>
         </w:rPr>
-        <w:t>τῶν ἀδελφῶν</w:t>
-      </w:r>
-    </w:p>
-    <w:p>
-      <w:pPr/>
-      <w:r>
-        <w:rPr>
-          <w:lang w:val="pt_PT" w:bidi="pt_PT"/>
-        </w:rPr>
-      </w:r>
-      <w:r>
-        <w:rPr>
-          <w:b/>
-          <w:lang w:val="pt_PT" w:bidi="pt_PT"/>
-        </w:rPr>
         <w:t>"dos irmãos".</w:t>
       </w:r>
     </w:p>
@@ -5216,21 +4536,6 @@
           <w:b/>
           <w:lang w:val="pt_PT" w:bidi="pt_PT"/>
         </w:rPr>
-        <w:t>ἐν Κυρίῳ πεποιθότας τοῖς δεσμοῖς μου</w:t>
-      </w:r>
-    </w:p>
-    <w:p>
-      <w:pPr/>
-      <w:r>
-        <w:rPr>
-          <w:lang w:val="pt_PT" w:bidi="pt_PT"/>
-        </w:rPr>
-      </w:r>
-      <w:r>
-        <w:rPr>
-          <w:b/>
-          <w:lang w:val="pt_PT" w:bidi="pt_PT"/>
-        </w:rPr>
         <w:t xml:space="preserve">"vendo que estou na cadeia, tem mais confiança no Senhor". </w:t>
       </w:r>
     </w:p>
@@ -5327,21 +4632,6 @@
           <w:b/>
           <w:lang w:val="pt_PT" w:bidi="pt_PT"/>
         </w:rPr>
-        <w:t>καὶ τοὺς πλείονας τῶν ἀδελφῶν ἐν Κυρίῳ πεποιθότας τοῖς δεσμοῖς μου</w:t>
-      </w:r>
-    </w:p>
-    <w:p>
-      <w:pPr/>
-      <w:r>
-        <w:rPr>
-          <w:lang w:val="pt_PT" w:bidi="pt_PT"/>
-        </w:rPr>
-      </w:r>
-      <w:r>
-        <w:rPr>
-          <w:b/>
-          <w:lang w:val="pt_PT" w:bidi="pt_PT"/>
-        </w:rPr>
         <w:t>"E a maioria dos irmãos, vendo que estou na cadeia, tem mais confiança no Senhor".</w:t>
       </w:r>
     </w:p>
@@ -5425,21 +4715,6 @@
           <w:b/>
           <w:lang w:val="pt_PT" w:bidi="pt_PT"/>
         </w:rPr>
-        <w:t>δεσμοῖς μου</w:t>
-      </w:r>
-    </w:p>
-    <w:p>
-      <w:pPr/>
-      <w:r>
-        <w:rPr>
-          <w:lang w:val="pt_PT" w:bidi="pt_PT"/>
-        </w:rPr>
-      </w:r>
-      <w:r>
-        <w:rPr>
-          <w:b/>
-          <w:lang w:val="pt_PT" w:bidi="pt_PT"/>
-        </w:rPr>
         <w:t>"estou na cadeia".</w:t>
       </w:r>
     </w:p>
@@ -5523,21 +4798,6 @@
           <w:b/>
           <w:lang w:val="pt_PT" w:bidi="pt_PT"/>
         </w:rPr>
-        <w:t>τὸν λόγον</w:t>
-      </w:r>
-    </w:p>
-    <w:p>
-      <w:pPr/>
-      <w:r>
-        <w:rPr>
-          <w:lang w:val="pt_PT" w:bidi="pt_PT"/>
-        </w:rPr>
-      </w:r>
-      <w:r>
-        <w:rPr>
-          <w:b/>
-          <w:lang w:val="pt_PT" w:bidi="pt_PT"/>
-        </w:rPr>
         <w:t>"a mensagem".</w:t>
       </w:r>
     </w:p>
@@ -5650,7 +4910,7 @@
         </w:rPr>
         <w:t xml:space="preserve">Começando neste versículo e se estendendo até o final de </w:t>
       </w:r>
-      <w:hyperlink r:id="rId21">
+      <w:hyperlink r:id="rId19">
         <w:r>
           <w:rPr>
             <w:lang w:val="pt_PT" w:bidi="pt_PT"/>
@@ -5668,7 +4928,7 @@
         </w:rPr>
         <w:t xml:space="preserve">, Paulo utiliza um recurso poético chamado quiasmo, que pode ser confuso em alguns idiomas. Pode ser necessário reordenar certas partes em </w:t>
       </w:r>
-      <w:hyperlink r:id="rId22">
+      <w:hyperlink r:id="rId20">
         <w:r>
           <w:rPr>
             <w:lang w:val="pt_PT" w:bidi="pt_PT"/>
@@ -5733,21 +4993,6 @@
           <w:b/>
           <w:lang w:val="pt_PT" w:bidi="pt_PT"/>
         </w:rPr>
-        <w:t>τινὲς μὲν καὶ &amp; τὸν Χριστὸν κηρύσσουσιν</w:t>
-      </w:r>
-    </w:p>
-    <w:p>
-      <w:pPr/>
-      <w:r>
-        <w:rPr>
-          <w:lang w:val="pt_PT" w:bidi="pt_PT"/>
-        </w:rPr>
-      </w:r>
-      <w:r>
-        <w:rPr>
-          <w:b/>
-          <w:lang w:val="pt_PT" w:bidi="pt_PT"/>
-        </w:rPr>
         <w:t>"alguns deles anunciam Cristo".</w:t>
       </w:r>
     </w:p>
@@ -5811,21 +5056,6 @@
           <w:b/>
           <w:lang w:val="pt_PT" w:bidi="pt_PT"/>
         </w:rPr>
-        <w:t>διὰ φθόνον καὶ ἔριν</w:t>
-      </w:r>
-    </w:p>
-    <w:p>
-      <w:pPr/>
-      <w:r>
-        <w:rPr>
-          <w:lang w:val="pt_PT" w:bidi="pt_PT"/>
-        </w:rPr>
-      </w:r>
-      <w:r>
-        <w:rPr>
-          <w:b/>
-          <w:lang w:val="pt_PT" w:bidi="pt_PT"/>
-        </w:rPr>
         <w:t>"porque são ciumentos e briguentos".</w:t>
       </w:r>
     </w:p>
@@ -5935,21 +5165,6 @@
           <w:b/>
           <w:lang w:val="pt_PT" w:bidi="pt_PT"/>
         </w:rPr>
-        <w:t>εὐδοκίαν</w:t>
-      </w:r>
-    </w:p>
-    <w:p>
-      <w:pPr/>
-      <w:r>
-        <w:rPr>
-          <w:lang w:val="pt_PT" w:bidi="pt_PT"/>
-        </w:rPr>
-      </w:r>
-      <w:r>
-        <w:rPr>
-          <w:b/>
-          <w:lang w:val="pt_PT" w:bidi="pt_PT"/>
-        </w:rPr>
         <w:t>"boas intenções".</w:t>
       </w:r>
     </w:p>
@@ -6046,21 +5261,6 @@
           <w:b/>
           <w:lang w:val="pt_PT" w:bidi="pt_PT"/>
         </w:rPr>
-        <w:t>ἐξ ἀγάπης</w:t>
-      </w:r>
-    </w:p>
-    <w:p>
-      <w:pPr/>
-      <w:r>
-        <w:rPr>
-          <w:lang w:val="pt_PT" w:bidi="pt_PT"/>
-        </w:rPr>
-      </w:r>
-      <w:r>
-        <w:rPr>
-          <w:b/>
-          <w:lang w:val="pt_PT" w:bidi="pt_PT"/>
-        </w:rPr>
         <w:t>"por amor".</w:t>
       </w:r>
     </w:p>
@@ -6183,21 +5383,6 @@
           <w:b/>
           <w:lang w:val="pt_PT" w:bidi="pt_PT"/>
         </w:rPr>
-        <w:t>κεῖμαι</w:t>
-      </w:r>
-    </w:p>
-    <w:p>
-      <w:pPr/>
-      <w:r>
-        <w:rPr>
-          <w:lang w:val="pt_PT" w:bidi="pt_PT"/>
-        </w:rPr>
-      </w:r>
-      <w:r>
-        <w:rPr>
-          <w:b/>
-          <w:lang w:val="pt_PT" w:bidi="pt_PT"/>
-        </w:rPr>
         <w:t>"Deus me deu o trabalho".</w:t>
       </w:r>
     </w:p>
@@ -6294,21 +5479,6 @@
           <w:b/>
           <w:lang w:val="pt_PT" w:bidi="pt_PT"/>
         </w:rPr>
-        <w:t>εἰς ἀπολογίαν τοῦ εὐαγγελίου</w:t>
-      </w:r>
-    </w:p>
-    <w:p>
-      <w:pPr/>
-      <w:r>
-        <w:rPr>
-          <w:lang w:val="pt_PT" w:bidi="pt_PT"/>
-        </w:rPr>
-      </w:r>
-      <w:r>
-        <w:rPr>
-          <w:b/>
-          <w:lang w:val="pt_PT" w:bidi="pt_PT"/>
-        </w:rPr>
         <w:t>"de defender o evangelho".</w:t>
       </w:r>
     </w:p>
@@ -6325,7 +5495,7 @@
         </w:rPr>
         <w:t xml:space="preserve">Paulo está falando do evangelho como se fosse um lugar ou pessoa que pudesse ser atacado. Se isso for confuso no seu idioma, você pode usar uma linguagem simples. Veja como você traduziu “defesa e confirmação do evangelho” em </w:t>
       </w:r>
-      <w:hyperlink r:id="rId19">
+      <w:hyperlink r:id="rId17">
         <w:r>
           <w:rPr>
             <w:lang w:val="pt_PT" w:bidi="pt_PT"/>
@@ -6410,21 +5580,6 @@
           <w:b/>
           <w:lang w:val="pt_PT" w:bidi="pt_PT"/>
         </w:rPr>
-        <w:t>εἰς ἀπολογίαν τοῦ εὐαγγελίου κεῖμαι</w:t>
-      </w:r>
-    </w:p>
-    <w:p>
-      <w:pPr/>
-      <w:r>
-        <w:rPr>
-          <w:lang w:val="pt_PT" w:bidi="pt_PT"/>
-        </w:rPr>
-      </w:r>
-      <w:r>
-        <w:rPr>
-          <w:b/>
-          <w:lang w:val="pt_PT" w:bidi="pt_PT"/>
-        </w:rPr>
         <w:t>"Deus me deu o trabalho de defender o evangelho".</w:t>
       </w:r>
     </w:p>
@@ -6537,7 +5692,7 @@
         </w:rPr>
         <w:t xml:space="preserve">Veja como você traduziu a frase “defender e anunciar com firmeza o evangelho” em </w:t>
       </w:r>
-      <w:hyperlink r:id="rId19">
+      <w:hyperlink r:id="rId17">
         <w:r>
           <w:rPr>
             <w:lang w:val="pt_PT" w:bidi="pt_PT"/>
@@ -6602,21 +5757,6 @@
           <w:b/>
           <w:lang w:val="pt_PT" w:bidi="pt_PT"/>
         </w:rPr>
-        <w:t>οἱ δὲ ἐξ ἐριθείας τὸν Χριστὸν καταγγέλλουσιν</w:t>
-      </w:r>
-    </w:p>
-    <w:p>
-      <w:pPr/>
-      <w:r>
-        <w:rPr>
-          <w:lang w:val="pt_PT" w:bidi="pt_PT"/>
-        </w:rPr>
-      </w:r>
-      <w:r>
-        <w:rPr>
-          <w:b/>
-          <w:lang w:val="pt_PT" w:bidi="pt_PT"/>
-        </w:rPr>
         <w:t xml:space="preserve">"Os outros não anunciam Cristo com sinceridade, mas por interesse pessoal". </w:t>
       </w:r>
     </w:p>
@@ -6713,21 +5853,6 @@
           <w:b/>
           <w:lang w:val="pt_PT" w:bidi="pt_PT"/>
         </w:rPr>
-        <w:t>οὐχ ἁγνῶς</w:t>
-      </w:r>
-    </w:p>
-    <w:p>
-      <w:pPr/>
-      <w:r>
-        <w:rPr>
-          <w:lang w:val="pt_PT" w:bidi="pt_PT"/>
-        </w:rPr>
-      </w:r>
-      <w:r>
-        <w:rPr>
-          <w:b/>
-          <w:lang w:val="pt_PT" w:bidi="pt_PT"/>
-        </w:rPr>
         <w:t>"não anunciam Cristo com sinceridade".</w:t>
       </w:r>
     </w:p>
@@ -6791,21 +5916,6 @@
           <w:b/>
           <w:lang w:val="pt_PT" w:bidi="pt_PT"/>
         </w:rPr>
-        <w:t>τοῖς δεσμοῖς μου</w:t>
-      </w:r>
-    </w:p>
-    <w:p>
-      <w:pPr/>
-      <w:r>
-        <w:rPr>
-          <w:lang w:val="pt_PT" w:bidi="pt_PT"/>
-        </w:rPr>
-      </w:r>
-      <w:r>
-        <w:rPr>
-          <w:b/>
-          <w:lang w:val="pt_PT" w:bidi="pt_PT"/>
-        </w:rPr>
         <w:t>"estou na cadeia".</w:t>
       </w:r>
     </w:p>
@@ -6822,7 +5932,7 @@
         </w:rPr>
         <w:t xml:space="preserve">No texto original, existe a expressão "minhas correntes", indicando que Paulo estava na cadeia. Aqui, ele se refere ao seu encarceramento mencionando uma parte dele: as correntes que prendiam seus pés e mãos. Se isso não estiver claro em seu idioma, você pode mencionar o encarceramento diretamente. Veja como você traduziu a frase "estou na cadeia" em </w:t>
       </w:r>
-      <w:hyperlink r:id="rId19">
+      <w:hyperlink r:id="rId17">
         <w:r>
           <w:rPr>
             <w:lang w:val="pt_PT" w:bidi="pt_PT"/>
@@ -6840,7 +5950,7 @@
         </w:rPr>
         <w:t xml:space="preserve"> e </w:t>
       </w:r>
-      <w:hyperlink r:id="rId23">
+      <w:hyperlink r:id="rId21">
         <w:r>
           <w:rPr>
             <w:lang w:val="pt_PT" w:bidi="pt_PT"/>
@@ -6925,21 +6035,6 @@
           <w:b/>
           <w:lang w:val="pt_PT" w:bidi="pt_PT"/>
         </w:rPr>
-        <w:t>οἰόμενοι θλῖψιν ἐγείρειν τοῖς δεσμοῖς μου</w:t>
-      </w:r>
-    </w:p>
-    <w:p>
-      <w:pPr/>
-      <w:r>
-        <w:rPr>
-          <w:lang w:val="pt_PT" w:bidi="pt_PT"/>
-        </w:rPr>
-      </w:r>
-      <w:r>
-        <w:rPr>
-          <w:b/>
-          <w:lang w:val="pt_PT" w:bidi="pt_PT"/>
-        </w:rPr>
         <w:t>"Eles pensam que assim aumentarão os meus sofrimentos enquanto estou na cadeia".</w:t>
       </w:r>
     </w:p>
@@ -7023,21 +6118,6 @@
           <w:b/>
           <w:lang w:val="pt_PT" w:bidi="pt_PT"/>
         </w:rPr>
-        <w:t>τί γάρ</w:t>
-      </w:r>
-    </w:p>
-    <w:p>
-      <w:pPr/>
-      <w:r>
-        <w:rPr>
-          <w:lang w:val="pt_PT" w:bidi="pt_PT"/>
-        </w:rPr>
-      </w:r>
-      <w:r>
-        <w:rPr>
-          <w:b/>
-          <w:lang w:val="pt_PT" w:bidi="pt_PT"/>
-        </w:rPr>
         <w:t>"Mas isso não tem importância".</w:t>
       </w:r>
     </w:p>
@@ -7134,21 +6214,6 @@
           <w:b/>
           <w:lang w:val="pt_PT" w:bidi="pt_PT"/>
         </w:rPr>
-        <w:t>τί γάρ</w:t>
-      </w:r>
-    </w:p>
-    <w:p>
-      <w:pPr/>
-      <w:r>
-        <w:rPr>
-          <w:lang w:val="pt_PT" w:bidi="pt_PT"/>
-        </w:rPr>
-      </w:r>
-      <w:r>
-        <w:rPr>
-          <w:b/>
-          <w:lang w:val="pt_PT" w:bidi="pt_PT"/>
-        </w:rPr>
         <w:t>"Mas isso não tem importância".</w:t>
       </w:r>
     </w:p>
@@ -7232,21 +6297,6 @@
           <w:b/>
           <w:lang w:val="pt_PT" w:bidi="pt_PT"/>
         </w:rPr>
-        <w:t>Χριστὸς καταγγέλλεται</w:t>
-      </w:r>
-    </w:p>
-    <w:p>
-      <w:pPr/>
-      <w:r>
-        <w:rPr>
-          <w:lang w:val="pt_PT" w:bidi="pt_PT"/>
-        </w:rPr>
-      </w:r>
-      <w:r>
-        <w:rPr>
-          <w:b/>
-          <w:lang w:val="pt_PT" w:bidi="pt_PT"/>
-        </w:rPr>
         <w:t>"Cristo está sendo anunciado".</w:t>
       </w:r>
     </w:p>
@@ -7343,21 +6393,6 @@
           <w:b/>
           <w:lang w:val="pt_PT" w:bidi="pt_PT"/>
         </w:rPr>
-        <w:t>τοῦτό</w:t>
-      </w:r>
-    </w:p>
-    <w:p>
-      <w:pPr/>
-      <w:r>
-        <w:rPr>
-          <w:lang w:val="pt_PT" w:bidi="pt_PT"/>
-        </w:rPr>
-      </w:r>
-      <w:r>
-        <w:rPr>
-          <w:b/>
-          <w:lang w:val="pt_PT" w:bidi="pt_PT"/>
-        </w:rPr>
         <w:t>"".</w:t>
       </w:r>
     </w:p>
@@ -7441,21 +6476,6 @@
           <w:b/>
           <w:lang w:val="pt_PT" w:bidi="pt_PT"/>
         </w:rPr>
-        <w:t>οἶδα γὰρ ὅτι τοῦτό μοι ἀποβήσεται εἰς σωτηρίαν</w:t>
-      </w:r>
-    </w:p>
-    <w:p>
-      <w:pPr/>
-      <w:r>
-        <w:rPr>
-          <w:lang w:val="pt_PT" w:bidi="pt_PT"/>
-        </w:rPr>
-      </w:r>
-      <w:r>
-        <w:rPr>
-          <w:b/>
-          <w:lang w:val="pt_PT" w:bidi="pt_PT"/>
-        </w:rPr>
         <w:t>"eu serei posto em liberdade".</w:t>
       </w:r>
     </w:p>
@@ -7552,21 +6572,6 @@
           <w:b/>
           <w:lang w:val="pt_PT" w:bidi="pt_PT"/>
         </w:rPr>
-        <w:t>ἐπιχορηγίας τοῦ Πνεύματος Ἰησοῦ Χριστοῦ</w:t>
-      </w:r>
-    </w:p>
-    <w:p>
-      <w:pPr/>
-      <w:r>
-        <w:rPr>
-          <w:lang w:val="pt_PT" w:bidi="pt_PT"/>
-        </w:rPr>
-      </w:r>
-      <w:r>
-        <w:rPr>
-          <w:b/>
-          <w:lang w:val="pt_PT" w:bidi="pt_PT"/>
-        </w:rPr>
         <w:t>"a ajuda do Espírito de Jesus Cristo".</w:t>
       </w:r>
     </w:p>
@@ -7663,21 +6668,6 @@
           <w:b/>
           <w:lang w:val="pt_PT" w:bidi="pt_PT"/>
         </w:rPr>
-        <w:t>ἀποκαραδοκίαν καὶ ἐλπίδα</w:t>
-      </w:r>
-    </w:p>
-    <w:p>
-      <w:pPr/>
-      <w:r>
-        <w:rPr>
-          <w:lang w:val="pt_PT" w:bidi="pt_PT"/>
-        </w:rPr>
-      </w:r>
-      <w:r>
-        <w:rPr>
-          <w:b/>
-          <w:lang w:val="pt_PT" w:bidi="pt_PT"/>
-        </w:rPr>
         <w:t>"grande desejo e a minha esperança".</w:t>
       </w:r>
     </w:p>
@@ -7787,21 +6777,6 @@
           <w:b/>
           <w:lang w:val="pt_PT" w:bidi="pt_PT"/>
         </w:rPr>
-        <w:t>κατὰ τὴν ἀποκαραδοκίαν καὶ ἐλπίδα μου</w:t>
-      </w:r>
-    </w:p>
-    <w:p>
-      <w:pPr/>
-      <w:r>
-        <w:rPr>
-          <w:lang w:val="pt_PT" w:bidi="pt_PT"/>
-        </w:rPr>
-      </w:r>
-      <w:r>
-        <w:rPr>
-          <w:b/>
-          <w:lang w:val="pt_PT" w:bidi="pt_PT"/>
-        </w:rPr>
         <w:t>"O meu grande desejo e a minha esperança".</w:t>
       </w:r>
     </w:p>
@@ -7911,21 +6886,6 @@
           <w:b/>
           <w:lang w:val="pt_PT" w:bidi="pt_PT"/>
         </w:rPr>
-        <w:t>ἐν τῷ σώματί μου</w:t>
-      </w:r>
-    </w:p>
-    <w:p>
-      <w:pPr/>
-      <w:r>
-        <w:rPr>
-          <w:lang w:val="pt_PT" w:bidi="pt_PT"/>
-        </w:rPr>
-      </w:r>
-      <w:r>
-        <w:rPr>
-          <w:b/>
-          <w:lang w:val="pt_PT" w:bidi="pt_PT"/>
-        </w:rPr>
         <w:t>"em tudo o que eu disser e fizer".</w:t>
       </w:r>
     </w:p>
@@ -7942,7 +6902,7 @@
         </w:rPr>
         <w:t xml:space="preserve">No texto original, existe a frase "no meu corpo" que é usada para indicar as atividades que Paulo realiza com seu corpo. Paulo menciona seu corpo porque era com seu corpo terreno que ele serviria a Deus na terra até morrer, como ele explica em mais detalhes em </w:t>
       </w:r>
-      <w:hyperlink r:id="rId24">
+      <w:hyperlink r:id="rId22">
         <w:r>
           <w:rPr>
             <w:lang w:val="pt_PT" w:bidi="pt_PT"/>
@@ -8027,21 +6987,6 @@
           <w:b/>
           <w:lang w:val="pt_PT" w:bidi="pt_PT"/>
         </w:rPr>
-        <w:t>ἐν οὐδενὶ αἰσχυνθήσομαι, ἀλλ’</w:t>
-      </w:r>
-    </w:p>
-    <w:p>
-      <w:pPr/>
-      <w:r>
-        <w:rPr>
-          <w:lang w:val="pt_PT" w:bidi="pt_PT"/>
-        </w:rPr>
-      </w:r>
-      <w:r>
-        <w:rPr>
-          <w:b/>
-          <w:lang w:val="pt_PT" w:bidi="pt_PT"/>
-        </w:rPr>
         <w:t>"são de nunca falhar no meu dever".</w:t>
       </w:r>
     </w:p>
@@ -8138,21 +7083,6 @@
           <w:b/>
           <w:lang w:val="pt_PT" w:bidi="pt_PT"/>
         </w:rPr>
-        <w:t>ἐν πάσῃ παρρησίᾳ</w:t>
-      </w:r>
-    </w:p>
-    <w:p>
-      <w:pPr/>
-      <w:r>
-        <w:rPr>
-          <w:lang w:val="pt_PT" w:bidi="pt_PT"/>
-        </w:rPr>
-      </w:r>
-      <w:r>
-        <w:rPr>
-          <w:b/>
-          <w:lang w:val="pt_PT" w:bidi="pt_PT"/>
-        </w:rPr>
         <w:t>"eu tenha muita coragem".</w:t>
       </w:r>
     </w:p>
@@ -8249,21 +7179,6 @@
           <w:b/>
           <w:lang w:val="pt_PT" w:bidi="pt_PT"/>
         </w:rPr>
-        <w:t>εἴτε διὰ ζωῆς εἴτε διὰ θανάτου</w:t>
-      </w:r>
-    </w:p>
-    <w:p>
-      <w:pPr/>
-      <w:r>
-        <w:rPr>
-          <w:lang w:val="pt_PT" w:bidi="pt_PT"/>
-        </w:rPr>
-      </w:r>
-      <w:r>
-        <w:rPr>
-          <w:b/>
-          <w:lang w:val="pt_PT" w:bidi="pt_PT"/>
-        </w:rPr>
         <w:t>"tanto na vida como na morte".</w:t>
       </w:r>
     </w:p>
@@ -8373,21 +7288,6 @@
           <w:b/>
           <w:lang w:val="pt_PT" w:bidi="pt_PT"/>
         </w:rPr>
-        <w:t>κέρδος</w:t>
-      </w:r>
-    </w:p>
-    <w:p>
-      <w:pPr/>
-      <w:r>
-        <w:rPr>
-          <w:lang w:val="pt_PT" w:bidi="pt_PT"/>
-        </w:rPr>
-      </w:r>
-      <w:r>
-        <w:rPr>
-          <w:b/>
-          <w:lang w:val="pt_PT" w:bidi="pt_PT"/>
-        </w:rPr>
         <w:t>"é lucro".</w:t>
       </w:r>
     </w:p>
@@ -8484,21 +7384,6 @@
           <w:b/>
           <w:lang w:val="pt_PT" w:bidi="pt_PT"/>
         </w:rPr>
-        <w:t>ἐν σαρκί</w:t>
-      </w:r>
-    </w:p>
-    <w:p>
-      <w:pPr/>
-      <w:r>
-        <w:rPr>
-          <w:lang w:val="pt_PT" w:bidi="pt_PT"/>
-        </w:rPr>
-      </w:r>
-      <w:r>
-        <w:rPr>
-          <w:b/>
-          <w:lang w:val="pt_PT" w:bidi="pt_PT"/>
-        </w:rPr>
         <w:t>"se eu continuar vivendo".</w:t>
       </w:r>
     </w:p>
@@ -8582,21 +7467,6 @@
           <w:b/>
           <w:lang w:val="pt_PT" w:bidi="pt_PT"/>
         </w:rPr>
-        <w:t>τοῦτό μοι καρπὸς ἔργου</w:t>
-      </w:r>
-    </w:p>
-    <w:p>
-      <w:pPr/>
-      <w:r>
-        <w:rPr>
-          <w:lang w:val="pt_PT" w:bidi="pt_PT"/>
-        </w:rPr>
-      </w:r>
-      <w:r>
-        <w:rPr>
-          <w:b/>
-          <w:lang w:val="pt_PT" w:bidi="pt_PT"/>
-        </w:rPr>
         <w:t>"poderei ainda fazer algum trabalho útil".</w:t>
       </w:r>
     </w:p>
@@ -8693,21 +7563,6 @@
           <w:b/>
           <w:lang w:val="pt_PT" w:bidi="pt_PT"/>
         </w:rPr>
-        <w:t>τοῦτό μοι καρπὸς ἔργου</w:t>
-      </w:r>
-    </w:p>
-    <w:p>
-      <w:pPr/>
-      <w:r>
-        <w:rPr>
-          <w:lang w:val="pt_PT" w:bidi="pt_PT"/>
-        </w:rPr>
-      </w:r>
-      <w:r>
-        <w:rPr>
-          <w:b/>
-          <w:lang w:val="pt_PT" w:bidi="pt_PT"/>
-        </w:rPr>
         <w:t>"poderei ainda fazer algum trabalho útil".</w:t>
       </w:r>
     </w:p>
@@ -8804,21 +7659,6 @@
           <w:b/>
           <w:lang w:val="pt_PT" w:bidi="pt_PT"/>
         </w:rPr>
-        <w:t>συνέχομαι δὲ ἐκ τῶν δύο</w:t>
-      </w:r>
-    </w:p>
-    <w:p>
-      <w:pPr/>
-      <w:r>
-        <w:rPr>
-          <w:lang w:val="pt_PT" w:bidi="pt_PT"/>
-        </w:rPr>
-      </w:r>
-      <w:r>
-        <w:rPr>
-          <w:b/>
-          <w:lang w:val="pt_PT" w:bidi="pt_PT"/>
-        </w:rPr>
         <w:t>"Estou cercado pelos dois lados".</w:t>
       </w:r>
     </w:p>
@@ -8915,21 +7755,6 @@
           <w:b/>
           <w:lang w:val="pt_PT" w:bidi="pt_PT"/>
         </w:rPr>
-        <w:t>συνέχομαι</w:t>
-      </w:r>
-    </w:p>
-    <w:p>
-      <w:pPr/>
-      <w:r>
-        <w:rPr>
-          <w:lang w:val="pt_PT" w:bidi="pt_PT"/>
-        </w:rPr>
-      </w:r>
-      <w:r>
-        <w:rPr>
-          <w:b/>
-          <w:lang w:val="pt_PT" w:bidi="pt_PT"/>
-        </w:rPr>
         <w:t>"Então não sei o que devo escolher".</w:t>
       </w:r>
     </w:p>
@@ -9026,21 +7851,6 @@
           <w:b/>
           <w:lang w:val="pt_PT" w:bidi="pt_PT"/>
         </w:rPr>
-        <w:t>τῶν δύο</w:t>
-      </w:r>
-    </w:p>
-    <w:p>
-      <w:pPr/>
-      <w:r>
-        <w:rPr>
-          <w:lang w:val="pt_PT" w:bidi="pt_PT"/>
-        </w:rPr>
-      </w:r>
-      <w:r>
-        <w:rPr>
-          <w:b/>
-          <w:lang w:val="pt_PT" w:bidi="pt_PT"/>
-        </w:rPr>
         <w:t>"pelos dois".</w:t>
       </w:r>
     </w:p>
@@ -9150,21 +7960,6 @@
           <w:b/>
           <w:lang w:val="pt_PT" w:bidi="pt_PT"/>
         </w:rPr>
-        <w:t>τὴν ἐπιθυμίαν ἔχων</w:t>
-      </w:r>
-    </w:p>
-    <w:p>
-      <w:pPr/>
-      <w:r>
-        <w:rPr>
-          <w:lang w:val="pt_PT" w:bidi="pt_PT"/>
-        </w:rPr>
-      </w:r>
-      <w:r>
-        <w:rPr>
-          <w:b/>
-          <w:lang w:val="pt_PT" w:bidi="pt_PT"/>
-        </w:rPr>
         <w:t>"quero muito".</w:t>
       </w:r>
     </w:p>
@@ -9261,21 +8056,6 @@
           <w:b/>
           <w:lang w:val="pt_PT" w:bidi="pt_PT"/>
         </w:rPr>
-        <w:t>ἀναλῦσαι</w:t>
-      </w:r>
-    </w:p>
-    <w:p>
-      <w:pPr/>
-      <w:r>
-        <w:rPr>
-          <w:lang w:val="pt_PT" w:bidi="pt_PT"/>
-        </w:rPr>
-      </w:r>
-      <w:r>
-        <w:rPr>
-          <w:b/>
-          <w:lang w:val="pt_PT" w:bidi="pt_PT"/>
-        </w:rPr>
         <w:t>"deixar".</w:t>
       </w:r>
     </w:p>
@@ -9385,21 +8165,6 @@
           <w:b/>
           <w:lang w:val="pt_PT" w:bidi="pt_PT"/>
         </w:rPr>
-        <w:t>τὸ δὲ ἐπιμένειν ἐν τῇ σαρκὶ</w:t>
-      </w:r>
-    </w:p>
-    <w:p>
-      <w:pPr/>
-      <w:r>
-        <w:rPr>
-          <w:lang w:val="pt_PT" w:bidi="pt_PT"/>
-        </w:rPr>
-      </w:r>
-      <w:r>
-        <w:rPr>
-          <w:b/>
-          <w:lang w:val="pt_PT" w:bidi="pt_PT"/>
-        </w:rPr>
         <w:t>"continue a viver".</w:t>
       </w:r>
     </w:p>
@@ -9429,7 +8194,7 @@
         </w:rPr>
         <w:t xml:space="preserve"> que significa permanecer vivo em seu corpo na terra. Veja como você traduziu "continuar vivendo" em </w:t>
       </w:r>
-      <w:hyperlink r:id="rId25">
+      <w:hyperlink r:id="rId23">
         <w:r>
           <w:rPr>
             <w:lang w:val="pt_PT" w:bidi="pt_PT"/>
@@ -9514,21 +8279,6 @@
           <w:b/>
           <w:lang w:val="pt_PT" w:bidi="pt_PT"/>
         </w:rPr>
-        <w:t>ἀναγκαιότερον</w:t>
-      </w:r>
-    </w:p>
-    <w:p>
-      <w:pPr/>
-      <w:r>
-        <w:rPr>
-          <w:lang w:val="pt_PT" w:bidi="pt_PT"/>
-        </w:rPr>
-      </w:r>
-      <w:r>
-        <w:rPr>
-          <w:b/>
-          <w:lang w:val="pt_PT" w:bidi="pt_PT"/>
-        </w:rPr>
         <w:t>"é muito mais necessário".</w:t>
       </w:r>
     </w:p>
@@ -9654,7 +8404,7 @@
         </w:rPr>
         <w:t xml:space="preserve"> em </w:t>
       </w:r>
-      <w:hyperlink r:id="rId18">
+      <w:hyperlink r:id="rId16">
         <w:r>
           <w:rPr>
             <w:lang w:val="pt_PT" w:bidi="pt_PT"/>
@@ -9719,21 +8469,6 @@
           <w:b/>
           <w:lang w:val="pt_PT" w:bidi="pt_PT"/>
         </w:rPr>
-        <w:t>καὶ τοῦτο πεποιθὼς</w:t>
-      </w:r>
-    </w:p>
-    <w:p>
-      <w:pPr/>
-      <w:r>
-        <w:rPr>
-          <w:lang w:val="pt_PT" w:bidi="pt_PT"/>
-        </w:rPr>
-      </w:r>
-      <w:r>
-        <w:rPr>
-          <w:b/>
-          <w:lang w:val="pt_PT" w:bidi="pt_PT"/>
-        </w:rPr>
         <w:t>"E, como estou certo disso".</w:t>
       </w:r>
     </w:p>
@@ -9763,7 +8498,7 @@
         </w:rPr>
         <w:t xml:space="preserve"> refere-se a </w:t>
       </w:r>
-      <w:hyperlink r:id="rId26">
+      <w:hyperlink r:id="rId24">
         <w:r>
           <w:rPr>
             <w:lang w:val="pt_PT" w:bidi="pt_PT"/>
@@ -9861,21 +8596,6 @@
           <w:b/>
           <w:lang w:val="pt_PT" w:bidi="pt_PT"/>
         </w:rPr>
-        <w:t>τοῦτο πεποιθὼς</w:t>
-      </w:r>
-    </w:p>
-    <w:p>
-      <w:pPr/>
-      <w:r>
-        <w:rPr>
-          <w:lang w:val="pt_PT" w:bidi="pt_PT"/>
-        </w:rPr>
-      </w:r>
-      <w:r>
-        <w:rPr>
-          <w:b/>
-          <w:lang w:val="pt_PT" w:bidi="pt_PT"/>
-        </w:rPr>
         <w:t>"estou certo disso".</w:t>
       </w:r>
     </w:p>
@@ -9972,21 +8692,6 @@
           <w:b/>
           <w:lang w:val="pt_PT" w:bidi="pt_PT"/>
         </w:rPr>
-        <w:t>μενῶ</w:t>
-      </w:r>
-    </w:p>
-    <w:p>
-      <w:pPr/>
-      <w:r>
-        <w:rPr>
-          <w:lang w:val="pt_PT" w:bidi="pt_PT"/>
-        </w:rPr>
-      </w:r>
-      <w:r>
-        <w:rPr>
-          <w:b/>
-          <w:lang w:val="pt_PT" w:bidi="pt_PT"/>
-        </w:rPr>
         <w:t>"e ficarei".</w:t>
       </w:r>
     </w:p>
@@ -10029,7 +8734,7 @@
         </w:rPr>
         <w:t xml:space="preserve"> em </w:t>
       </w:r>
-      <w:hyperlink r:id="rId26">
+      <w:hyperlink r:id="rId24">
         <w:r>
           <w:rPr>
             <w:lang w:val="pt_PT" w:bidi="pt_PT"/>
@@ -10114,21 +8819,6 @@
           <w:b/>
           <w:lang w:val="pt_PT" w:bidi="pt_PT"/>
         </w:rPr>
-        <w:t>μενῶ καὶ παραμενῶ</w:t>
-      </w:r>
-    </w:p>
-    <w:p>
-      <w:pPr/>
-      <w:r>
-        <w:rPr>
-          <w:lang w:val="pt_PT" w:bidi="pt_PT"/>
-        </w:rPr>
-      </w:r>
-      <w:r>
-        <w:rPr>
-          <w:b/>
-          <w:lang w:val="pt_PT" w:bidi="pt_PT"/>
-        </w:rPr>
         <w:t>"continuarei vivendo e ficarei".</w:t>
       </w:r>
     </w:p>
@@ -10241,7 +8931,7 @@
         </w:rPr>
         <w:t xml:space="preserve"> em </w:t>
       </w:r>
-      <w:hyperlink r:id="rId16">
+      <w:hyperlink r:id="rId14">
         <w:r>
           <w:rPr>
             <w:lang w:val="pt_PT" w:bidi="pt_PT"/>
@@ -10326,21 +9016,6 @@
           <w:b/>
           <w:lang w:val="pt_PT" w:bidi="pt_PT"/>
         </w:rPr>
-        <w:t>εἰς τὴν ὑμῶν προκοπὴν καὶ χαρὰν</w:t>
-      </w:r>
-    </w:p>
-    <w:p>
-      <w:pPr/>
-      <w:r>
-        <w:rPr>
-          <w:lang w:val="pt_PT" w:bidi="pt_PT"/>
-        </w:rPr>
-      </w:r>
-      <w:r>
-        <w:rPr>
-          <w:b/>
-          <w:lang w:val="pt_PT" w:bidi="pt_PT"/>
-        </w:rPr>
         <w:t>"para ajudá-los a progredirem e a terem a alegria".</w:t>
       </w:r>
     </w:p>
@@ -10437,21 +9112,6 @@
           <w:b/>
           <w:lang w:val="pt_PT" w:bidi="pt_PT"/>
         </w:rPr>
-        <w:t>εἰς τὴν ὑμῶν προκοπὴν καὶ χαρὰν</w:t>
-      </w:r>
-    </w:p>
-    <w:p>
-      <w:pPr/>
-      <w:r>
-        <w:rPr>
-          <w:lang w:val="pt_PT" w:bidi="pt_PT"/>
-        </w:rPr>
-      </w:r>
-      <w:r>
-        <w:rPr>
-          <w:b/>
-          <w:lang w:val="pt_PT" w:bidi="pt_PT"/>
-        </w:rPr>
         <w:t>"para ajudá-los a progredirem e a terem a alegria".</w:t>
       </w:r>
     </w:p>
@@ -10603,7 +9263,7 @@
         </w:rPr>
         <w:t xml:space="preserve"> em </w:t>
       </w:r>
-      <w:hyperlink r:id="rId18">
+      <w:hyperlink r:id="rId16">
         <w:r>
           <w:rPr>
             <w:lang w:val="pt_PT" w:bidi="pt_PT"/>
@@ -10668,21 +9328,6 @@
           <w:b/>
           <w:lang w:val="pt_PT" w:bidi="pt_PT"/>
         </w:rPr>
-        <w:t>τῆς πίστεως</w:t>
-      </w:r>
-    </w:p>
-    <w:p>
-      <w:pPr/>
-      <w:r>
-        <w:rPr>
-          <w:lang w:val="pt_PT" w:bidi="pt_PT"/>
-        </w:rPr>
-      </w:r>
-      <w:r>
-        <w:rPr>
-          <w:b/>
-          <w:lang w:val="pt_PT" w:bidi="pt_PT"/>
-        </w:rPr>
         <w:t>"da fé".</w:t>
       </w:r>
     </w:p>
@@ -10779,21 +9424,6 @@
           <w:b/>
           <w:lang w:val="pt_PT" w:bidi="pt_PT"/>
         </w:rPr>
-        <w:t>ἵνα</w:t>
-      </w:r>
-    </w:p>
-    <w:p>
-      <w:pPr/>
-      <w:r>
-        <w:rPr>
-          <w:lang w:val="pt_PT" w:bidi="pt_PT"/>
-        </w:rPr>
-      </w:r>
-      <w:r>
-        <w:rPr>
-          <w:b/>
-          <w:lang w:val="pt_PT" w:bidi="pt_PT"/>
-        </w:rPr>
         <w:t>"Assim".</w:t>
       </w:r>
     </w:p>
@@ -10823,7 +9453,7 @@
         </w:rPr>
         <w:t xml:space="preserve"> indica que o que segue é o propósito do que foi mencionado anteriormente. O propósito de Paulo permanecer vivo (</w:t>
       </w:r>
-      <w:hyperlink r:id="rId27">
+      <w:hyperlink r:id="rId25">
         <w:r>
           <w:rPr>
             <w:lang w:val="pt_PT" w:bidi="pt_PT"/>
@@ -10908,21 +9538,6 @@
           <w:b/>
           <w:lang w:val="pt_PT" w:bidi="pt_PT"/>
         </w:rPr>
-        <w:t>καύχημα &amp; ἐν</w:t>
-      </w:r>
-    </w:p>
-    <w:p>
-      <w:pPr/>
-      <w:r>
-        <w:rPr>
-          <w:lang w:val="pt_PT" w:bidi="pt_PT"/>
-        </w:rPr>
-      </w:r>
-      <w:r>
-        <w:rPr>
-          <w:b/>
-          <w:lang w:val="pt_PT" w:bidi="pt_PT"/>
-        </w:rPr>
         <w:t>"orgulhosos de".</w:t>
       </w:r>
     </w:p>
@@ -11019,21 +9634,6 @@
           <w:b/>
           <w:lang w:val="pt_PT" w:bidi="pt_PT"/>
         </w:rPr>
-        <w:t>παρουσίας</w:t>
-      </w:r>
-    </w:p>
-    <w:p>
-      <w:pPr/>
-      <w:r>
-        <w:rPr>
-          <w:lang w:val="pt_PT" w:bidi="pt_PT"/>
-        </w:rPr>
-      </w:r>
-      <w:r>
-        <w:rPr>
-          <w:b/>
-          <w:lang w:val="pt_PT" w:bidi="pt_PT"/>
-        </w:rPr>
         <w:t>"quando eu for visitar".</w:t>
       </w:r>
     </w:p>
@@ -11063,7 +9663,7 @@
         </w:rPr>
         <w:t xml:space="preserve"> descreve a viagem de Paulo do ponto de vista dos filipenses. Em seu idioma, pode ser mais natural descrever a viagem do ponto de vista de Paulo e usar uma palavra como "indo". Aqui e no versículo </w:t>
       </w:r>
-      <w:hyperlink r:id="rId28">
+      <w:hyperlink r:id="rId26">
         <w:r>
           <w:rPr>
             <w:lang w:val="pt_PT" w:bidi="pt_PT"/>
@@ -11148,21 +9748,6 @@
           <w:b/>
           <w:lang w:val="pt_PT" w:bidi="pt_PT"/>
         </w:rPr>
-        <w:t>διὰ τῆς ἐμῆς παρουσίας</w:t>
-      </w:r>
-    </w:p>
-    <w:p>
-      <w:pPr/>
-      <w:r>
-        <w:rPr>
-          <w:lang w:val="pt_PT" w:bidi="pt_PT"/>
-        </w:rPr>
-      </w:r>
-      <w:r>
-        <w:rPr>
-          <w:b/>
-          <w:lang w:val="pt_PT" w:bidi="pt_PT"/>
-        </w:rPr>
         <w:t>"quando eu for visitar vocês".</w:t>
       </w:r>
     </w:p>
@@ -11259,21 +9844,6 @@
           <w:b/>
           <w:lang w:val="pt_PT" w:bidi="pt_PT"/>
         </w:rPr>
-        <w:t>ἐλθὼν</w:t>
-      </w:r>
-    </w:p>
-    <w:p>
-      <w:pPr/>
-      <w:r>
-        <w:rPr>
-          <w:lang w:val="pt_PT" w:bidi="pt_PT"/>
-        </w:rPr>
-      </w:r>
-      <w:r>
-        <w:rPr>
-          <w:b/>
-          <w:lang w:val="pt_PT" w:bidi="pt_PT"/>
-        </w:rPr>
         <w:t>"ir".</w:t>
       </w:r>
     </w:p>
@@ -11316,7 +9886,7 @@
         </w:rPr>
         <w:t xml:space="preserve"> refere-se a Paulo viajando para onde os filipenses vivem e visitando-os. Veja como você traduziu a forma desta palavra no versículo anterior, </w:t>
       </w:r>
-      <w:hyperlink r:id="rId29">
+      <w:hyperlink r:id="rId27">
         <w:r>
           <w:rPr>
             <w:lang w:val="pt_PT" w:bidi="pt_PT"/>
@@ -11401,21 +9971,6 @@
           <w:b/>
           <w:lang w:val="pt_PT" w:bidi="pt_PT"/>
         </w:rPr>
-        <w:t>ἀξίως τοῦ εὐαγγελίου τοῦ Χριστοῦ πολιτεύεσθε</w:t>
-      </w:r>
-    </w:p>
-    <w:p>
-      <w:pPr/>
-      <w:r>
-        <w:rPr>
-          <w:lang w:val="pt_PT" w:bidi="pt_PT"/>
-        </w:rPr>
-      </w:r>
-      <w:r>
-        <w:rPr>
-          <w:b/>
-          <w:lang w:val="pt_PT" w:bidi="pt_PT"/>
-        </w:rPr>
         <w:t>"vivam de acordo com o evangelho de Cristo".</w:t>
       </w:r>
     </w:p>
@@ -11499,21 +10054,6 @@
           <w:b/>
           <w:lang w:val="pt_PT" w:bidi="pt_PT"/>
         </w:rPr>
-        <w:t>στήκετε</w:t>
-      </w:r>
-    </w:p>
-    <w:p>
-      <w:pPr/>
-      <w:r>
-        <w:rPr>
-          <w:lang w:val="pt_PT" w:bidi="pt_PT"/>
-        </w:rPr>
-      </w:r>
-      <w:r>
-        <w:rPr>
-          <w:b/>
-          <w:lang w:val="pt_PT" w:bidi="pt_PT"/>
-        </w:rPr>
         <w:t>"vocês continuam firmes".</w:t>
       </w:r>
     </w:p>
@@ -11610,21 +10150,6 @@
           <w:b/>
           <w:lang w:val="pt_PT" w:bidi="pt_PT"/>
         </w:rPr>
-        <w:t>ἐν ἑνὶ πνεύματι, μιᾷ ψυχῇ</w:t>
-      </w:r>
-    </w:p>
-    <w:p>
-      <w:pPr/>
-      <w:r>
-        <w:rPr>
-          <w:lang w:val="pt_PT" w:bidi="pt_PT"/>
-        </w:rPr>
-      </w:r>
-      <w:r>
-        <w:rPr>
-          <w:b/>
-          <w:lang w:val="pt_PT" w:bidi="pt_PT"/>
-        </w:rPr>
         <w:t>"lutando juntos, com um só desejo".</w:t>
       </w:r>
     </w:p>
@@ -11734,21 +10259,6 @@
           <w:b/>
           <w:lang w:val="pt_PT" w:bidi="pt_PT"/>
         </w:rPr>
-        <w:t>ἐν ἑνὶ πνεύματι, μιᾷ ψυχῇ</w:t>
-      </w:r>
-    </w:p>
-    <w:p>
-      <w:pPr/>
-      <w:r>
-        <w:rPr>
-          <w:lang w:val="pt_PT" w:bidi="pt_PT"/>
-        </w:rPr>
-      </w:r>
-      <w:r>
-        <w:rPr>
-          <w:b/>
-          <w:lang w:val="pt_PT" w:bidi="pt_PT"/>
-        </w:rPr>
         <w:t>"lutando juntos, com um só desejo".</w:t>
       </w:r>
     </w:p>
@@ -11858,21 +10368,6 @@
           <w:b/>
           <w:lang w:val="pt_PT" w:bidi="pt_PT"/>
         </w:rPr>
-        <w:t>συναθλοῦντες</w:t>
-      </w:r>
-    </w:p>
-    <w:p>
-      <w:pPr/>
-      <w:r>
-        <w:rPr>
-          <w:lang w:val="pt_PT" w:bidi="pt_PT"/>
-        </w:rPr>
-      </w:r>
-      <w:r>
-        <w:rPr>
-          <w:b/>
-          <w:lang w:val="pt_PT" w:bidi="pt_PT"/>
-        </w:rPr>
         <w:t>"lutando juntos".</w:t>
       </w:r>
     </w:p>
@@ -11936,21 +10431,6 @@
           <w:b/>
           <w:lang w:val="pt_PT" w:bidi="pt_PT"/>
         </w:rPr>
-        <w:t>τῇ πίστει τοῦ εὐαγγελίου</w:t>
-      </w:r>
-    </w:p>
-    <w:p>
-      <w:pPr/>
-      <w:r>
-        <w:rPr>
-          <w:lang w:val="pt_PT" w:bidi="pt_PT"/>
-        </w:rPr>
-      </w:r>
-      <w:r>
-        <w:rPr>
-          <w:b/>
-          <w:lang w:val="pt_PT" w:bidi="pt_PT"/>
-        </w:rPr>
         <w:t>"por meio da fé que se baseia no evangelho".</w:t>
       </w:r>
     </w:p>
@@ -12060,21 +10540,6 @@
           <w:b/>
           <w:lang w:val="pt_PT" w:bidi="pt_PT"/>
         </w:rPr>
-        <w:t>τῶν ἀντικειμένων</w:t>
-      </w:r>
-    </w:p>
-    <w:p>
-      <w:pPr/>
-      <w:r>
-        <w:rPr>
-          <w:lang w:val="pt_PT" w:bidi="pt_PT"/>
-        </w:rPr>
-      </w:r>
-      <w:r>
-        <w:rPr>
-          <w:b/>
-          <w:lang w:val="pt_PT" w:bidi="pt_PT"/>
-        </w:rPr>
         <w:t>"dos seus inimigos".</w:t>
       </w:r>
     </w:p>
@@ -12171,21 +10636,6 @@
           <w:b/>
           <w:lang w:val="pt_PT" w:bidi="pt_PT"/>
         </w:rPr>
-        <w:t>ἥτις ἐστὶν αὐτοῖς ἔνδειξις</w:t>
-      </w:r>
-    </w:p>
-    <w:p>
-      <w:pPr/>
-      <w:r>
-        <w:rPr>
-          <w:lang w:val="pt_PT" w:bidi="pt_PT"/>
-        </w:rPr>
-      </w:r>
-      <w:r>
-        <w:rPr>
-          <w:b/>
-          <w:lang w:val="pt_PT" w:bidi="pt_PT"/>
-        </w:rPr>
         <w:t>"isso será uma prova para eles".</w:t>
       </w:r>
     </w:p>
@@ -12295,21 +10745,6 @@
           <w:b/>
           <w:lang w:val="pt_PT" w:bidi="pt_PT"/>
         </w:rPr>
-        <w:t>ἀπωλείας</w:t>
-      </w:r>
-    </w:p>
-    <w:p>
-      <w:pPr/>
-      <w:r>
-        <w:rPr>
-          <w:lang w:val="pt_PT" w:bidi="pt_PT"/>
-        </w:rPr>
-      </w:r>
-      <w:r>
-        <w:rPr>
-          <w:b/>
-          <w:lang w:val="pt_PT" w:bidi="pt_PT"/>
-        </w:rPr>
         <w:t>"serão derrotados".</w:t>
       </w:r>
     </w:p>
@@ -12393,21 +10828,6 @@
           <w:b/>
           <w:lang w:val="pt_PT" w:bidi="pt_PT"/>
         </w:rPr>
-        <w:t>ὑμῶν δὲ σωτηρίας</w:t>
-      </w:r>
-    </w:p>
-    <w:p>
-      <w:pPr/>
-      <w:r>
-        <w:rPr>
-          <w:lang w:val="pt_PT" w:bidi="pt_PT"/>
-        </w:rPr>
-      </w:r>
-      <w:r>
-        <w:rPr>
-          <w:b/>
-          <w:lang w:val="pt_PT" w:bidi="pt_PT"/>
-        </w:rPr>
         <w:t>"de"</w:t>
       </w:r>
       <w:r>
@@ -12504,21 +10924,6 @@
           <w:b/>
           <w:lang w:val="pt_PT" w:bidi="pt_PT"/>
         </w:rPr>
-        <w:t>τοῦτο ἀπὸ Θεοῦ</w:t>
-      </w:r>
-    </w:p>
-    <w:p>
-      <w:pPr/>
-      <w:r>
-        <w:rPr>
-          <w:lang w:val="pt_PT" w:bidi="pt_PT"/>
-        </w:rPr>
-      </w:r>
-      <w:r>
-        <w:rPr>
-          <w:b/>
-          <w:lang w:val="pt_PT" w:bidi="pt_PT"/>
-        </w:rPr>
         <w:t>"Porque é Deus quem dá a vitória a vocês".</w:t>
       </w:r>
     </w:p>
@@ -12602,21 +11007,6 @@
           <w:b/>
           <w:lang w:val="pt_PT" w:bidi="pt_PT"/>
         </w:rPr>
-        <w:t>ὑμῖν ἐχαρίσθη τὸ</w:t>
-      </w:r>
-    </w:p>
-    <w:p>
-      <w:pPr/>
-      <w:r>
-        <w:rPr>
-          <w:lang w:val="pt_PT" w:bidi="pt_PT"/>
-        </w:rPr>
-      </w:r>
-      <w:r>
-        <w:rPr>
-          <w:b/>
-          <w:lang w:val="pt_PT" w:bidi="pt_PT"/>
-        </w:rPr>
         <w:t>"ele tem dado a vocês o privilégio".</w:t>
       </w:r>
     </w:p>
@@ -12700,21 +11090,6 @@
           <w:b/>
           <w:lang w:val="pt_PT" w:bidi="pt_PT"/>
         </w:rPr>
-        <w:t>τὸν αὐτὸν ἀγῶνα ἔχοντες</w:t>
-      </w:r>
-    </w:p>
-    <w:p>
-      <w:pPr/>
-      <w:r>
-        <w:rPr>
-          <w:lang w:val="pt_PT" w:bidi="pt_PT"/>
-        </w:rPr>
-      </w:r>
-      <w:r>
-        <w:rPr>
-          <w:b/>
-          <w:lang w:val="pt_PT" w:bidi="pt_PT"/>
-        </w:rPr>
         <w:t>"vocês podem tomar parte comigo na luta".</w:t>
       </w:r>
     </w:p>
@@ -12811,21 +11186,6 @@
           <w:b/>
           <w:lang w:val="pt_PT" w:bidi="pt_PT"/>
         </w:rPr>
-        <w:t>τὸν αὐτὸν ἀγῶνα ἔχοντες, οἷον εἴδετε ἐν ἐμοὶ</w:t>
-      </w:r>
-    </w:p>
-    <w:p>
-      <w:pPr/>
-      <w:r>
-        <w:rPr>
-          <w:lang w:val="pt_PT" w:bidi="pt_PT"/>
-        </w:rPr>
-      </w:r>
-      <w:r>
-        <w:rPr>
-          <w:b/>
-          <w:lang w:val="pt_PT" w:bidi="pt_PT"/>
-        </w:rPr>
         <w:t>"a luta que vocês viram que tive".</w:t>
       </w:r>
     </w:p>
@@ -12922,21 +11282,6 @@
           <w:b/>
           <w:lang w:val="pt_PT" w:bidi="pt_PT"/>
         </w:rPr>
-        <w:t>εἴδετε ἐν ἐμοὶ, καὶ νῦν ἀκούετε ἐν ἐμοί</w:t>
-      </w:r>
-    </w:p>
-    <w:p>
-      <w:pPr/>
-      <w:r>
-        <w:rPr>
-          <w:lang w:val="pt_PT" w:bidi="pt_PT"/>
-        </w:rPr>
-      </w:r>
-      <w:r>
-        <w:rPr>
-          <w:b/>
-          <w:lang w:val="pt_PT" w:bidi="pt_PT"/>
-        </w:rPr>
         <w:t>"a luta que vocês viram que tive no passado é a mesma que ainda continua".</w:t>
       </w:r>
     </w:p>
@@ -13020,21 +11365,6 @@
           <w:b/>
           <w:lang w:val="pt_PT" w:bidi="pt_PT"/>
         </w:rPr>
-        <w:t>οὖν</w:t>
-      </w:r>
-    </w:p>
-    <w:p>
-      <w:pPr/>
-      <w:r>
-        <w:rPr>
-          <w:lang w:val="pt_PT" w:bidi="pt_PT"/>
-        </w:rPr>
-      </w:r>
-      <w:r>
-        <w:rPr>
-          <w:b/>
-          <w:lang w:val="pt_PT" w:bidi="pt_PT"/>
-        </w:rPr>
         <w:t>"Por estarem unidos".</w:t>
       </w:r>
     </w:p>
@@ -13118,21 +11448,6 @@
           <w:b/>
           <w:lang w:val="pt_PT" w:bidi="pt_PT"/>
         </w:rPr>
-        <w:t>εἴ τις &amp; παράκλησις ἐν Χριστῷ, εἴ τι παραμύθιον ἀγάπης, εἴ τις κοινωνία Πνεύματος, εἴ τις σπλάγχνα καὶ οἰκτιρμοί</w:t>
-      </w:r>
-    </w:p>
-    <w:p>
-      <w:pPr/>
-      <w:r>
-        <w:rPr>
-          <w:lang w:val="pt_PT" w:bidi="pt_PT"/>
-        </w:rPr>
-      </w:r>
-      <w:r>
-        <w:rPr>
-          <w:b/>
-          <w:lang w:val="pt_PT" w:bidi="pt_PT"/>
-        </w:rPr>
         <w:t>"Por estarem unidos com Cristo, vocês são fortes, o amor dele os anima, e vocês participam do Espírito de Deus. E também são bondosos e misericordiosos".</w:t>
       </w:r>
     </w:p>
@@ -13216,21 +11531,6 @@
           <w:b/>
           <w:lang w:val="pt_PT" w:bidi="pt_PT"/>
         </w:rPr>
-        <w:t>εἴ τι παραμύθιον ἀγάπης, εἴ τις κοινωνία Πνεύματος, εἴ τις σπλάγχνα καὶ οἰκτιρμοί</w:t>
-      </w:r>
-    </w:p>
-    <w:p>
-      <w:pPr/>
-      <w:r>
-        <w:rPr>
-          <w:lang w:val="pt_PT" w:bidi="pt_PT"/>
-        </w:rPr>
-      </w:r>
-      <w:r>
-        <w:rPr>
-          <w:b/>
-          <w:lang w:val="pt_PT" w:bidi="pt_PT"/>
-        </w:rPr>
         <w:t>"o amor dele os anima, e vocês participam do Espírito de Deus. E também são bondosos e misericordiosos uns com os outros".</w:t>
       </w:r>
     </w:p>
@@ -13314,21 +11614,6 @@
           <w:b/>
           <w:lang w:val="pt_PT" w:bidi="pt_PT"/>
         </w:rPr>
-        <w:t>εἴ τις &amp; παράκλησις ἐν Χριστῷ</w:t>
-      </w:r>
-    </w:p>
-    <w:p>
-      <w:pPr/>
-      <w:r>
-        <w:rPr>
-          <w:lang w:val="pt_PT" w:bidi="pt_PT"/>
-        </w:rPr>
-      </w:r>
-      <w:r>
-        <w:rPr>
-          <w:b/>
-          <w:lang w:val="pt_PT" w:bidi="pt_PT"/>
-        </w:rPr>
         <w:t>"Por estarem unidos com Cristo, vocês são fortes".</w:t>
       </w:r>
     </w:p>
@@ -13412,21 +11697,6 @@
           <w:b/>
           <w:lang w:val="pt_PT" w:bidi="pt_PT"/>
         </w:rPr>
-        <w:t>εἴ τις &amp; παράκλησις ἐν Χριστῷ</w:t>
-      </w:r>
-    </w:p>
-    <w:p>
-      <w:pPr/>
-      <w:r>
-        <w:rPr>
-          <w:lang w:val="pt_PT" w:bidi="pt_PT"/>
-        </w:rPr>
-      </w:r>
-      <w:r>
-        <w:rPr>
-          <w:b/>
-          <w:lang w:val="pt_PT" w:bidi="pt_PT"/>
-        </w:rPr>
         <w:t>"Por estarem unidos com Cristo, vocês são fortes".</w:t>
       </w:r>
     </w:p>
@@ -13503,21 +11773,6 @@
           <w:b/>
           <w:lang w:val="pt_PT" w:bidi="pt_PT"/>
         </w:rPr>
-        <w:t>εἴ τις &amp; παράκλησις ἐν Χριστῷ</w:t>
-      </w:r>
-    </w:p>
-    <w:p>
-      <w:pPr/>
-      <w:r>
-        <w:rPr>
-          <w:lang w:val="pt_PT" w:bidi="pt_PT"/>
-        </w:rPr>
-      </w:r>
-      <w:r>
-        <w:rPr>
-          <w:b/>
-          <w:lang w:val="pt_PT" w:bidi="pt_PT"/>
-        </w:rPr>
         <w:t>"Por estarem unidos com Cristo, vocês são fortes".</w:t>
       </w:r>
     </w:p>
@@ -13601,21 +11856,6 @@
           <w:b/>
           <w:lang w:val="pt_PT" w:bidi="pt_PT"/>
         </w:rPr>
-        <w:t>εἴ τι παραμύθιον ἀγάπης</w:t>
-      </w:r>
-    </w:p>
-    <w:p>
-      <w:pPr/>
-      <w:r>
-        <w:rPr>
-          <w:lang w:val="pt_PT" w:bidi="pt_PT"/>
-        </w:rPr>
-      </w:r>
-      <w:r>
-        <w:rPr>
-          <w:b/>
-          <w:lang w:val="pt_PT" w:bidi="pt_PT"/>
-        </w:rPr>
         <w:t>"Por estarem unidos com Cristo... o amor dele os anima".</w:t>
       </w:r>
     </w:p>
@@ -13712,21 +11952,6 @@
           <w:b/>
           <w:lang w:val="pt_PT" w:bidi="pt_PT"/>
         </w:rPr>
-        <w:t>εἴ τι παραμύθιον ἀγάπης</w:t>
-      </w:r>
-    </w:p>
-    <w:p>
-      <w:pPr/>
-      <w:r>
-        <w:rPr>
-          <w:lang w:val="pt_PT" w:bidi="pt_PT"/>
-        </w:rPr>
-      </w:r>
-      <w:r>
-        <w:rPr>
-          <w:b/>
-          <w:lang w:val="pt_PT" w:bidi="pt_PT"/>
-        </w:rPr>
         <w:t>"Por estarem unidos com Cristo... o amor dele os anima".</w:t>
       </w:r>
     </w:p>
@@ -13823,21 +12048,6 @@
           <w:b/>
           <w:lang w:val="pt_PT" w:bidi="pt_PT"/>
         </w:rPr>
-        <w:t>εἴ τι παραμύθιον ἀγάπης</w:t>
-      </w:r>
-    </w:p>
-    <w:p>
-      <w:pPr/>
-      <w:r>
-        <w:rPr>
-          <w:lang w:val="pt_PT" w:bidi="pt_PT"/>
-        </w:rPr>
-      </w:r>
-      <w:r>
-        <w:rPr>
-          <w:b/>
-          <w:lang w:val="pt_PT" w:bidi="pt_PT"/>
-        </w:rPr>
         <w:t>"o amor dele os anima".</w:t>
       </w:r>
     </w:p>
@@ -13934,21 +12144,6 @@
           <w:b/>
           <w:lang w:val="pt_PT" w:bidi="pt_PT"/>
         </w:rPr>
-        <w:t>εἴ τις κοινωνία Πνεύματος</w:t>
-      </w:r>
-    </w:p>
-    <w:p>
-      <w:pPr/>
-      <w:r>
-        <w:rPr>
-          <w:lang w:val="pt_PT" w:bidi="pt_PT"/>
-        </w:rPr>
-      </w:r>
-      <w:r>
-        <w:rPr>
-          <w:b/>
-          <w:lang w:val="pt_PT" w:bidi="pt_PT"/>
-        </w:rPr>
         <w:t>"e vocês participam do Espírito de Deus".</w:t>
       </w:r>
     </w:p>
@@ -14025,21 +12220,6 @@
           <w:b/>
           <w:lang w:val="pt_PT" w:bidi="pt_PT"/>
         </w:rPr>
-        <w:t>εἴ τις κοινωνία Πνεύματος</w:t>
-      </w:r>
-    </w:p>
-    <w:p>
-      <w:pPr/>
-      <w:r>
-        <w:rPr>
-          <w:lang w:val="pt_PT" w:bidi="pt_PT"/>
-        </w:rPr>
-      </w:r>
-      <w:r>
-        <w:rPr>
-          <w:b/>
-          <w:lang w:val="pt_PT" w:bidi="pt_PT"/>
-        </w:rPr>
         <w:t>"e vocês participam do Espírito de Deus".</w:t>
       </w:r>
     </w:p>
@@ -14123,21 +12303,6 @@
           <w:b/>
           <w:lang w:val="pt_PT" w:bidi="pt_PT"/>
         </w:rPr>
-        <w:t>εἴ τις σπλάγχνα καὶ οἰκτιρμοί</w:t>
-      </w:r>
-    </w:p>
-    <w:p>
-      <w:pPr/>
-      <w:r>
-        <w:rPr>
-          <w:lang w:val="pt_PT" w:bidi="pt_PT"/>
-        </w:rPr>
-      </w:r>
-      <w:r>
-        <w:rPr>
-          <w:b/>
-          <w:lang w:val="pt_PT" w:bidi="pt_PT"/>
-        </w:rPr>
         <w:t>"E também são bondosos e misericordiosos".</w:t>
       </w:r>
     </w:p>
@@ -14221,21 +12386,6 @@
           <w:b/>
           <w:lang w:val="pt_PT" w:bidi="pt_PT"/>
         </w:rPr>
-        <w:t>εἴ τις σπλάγχνα καὶ οἰκτιρμοί</w:t>
-      </w:r>
-    </w:p>
-    <w:p>
-      <w:pPr/>
-      <w:r>
-        <w:rPr>
-          <w:lang w:val="pt_PT" w:bidi="pt_PT"/>
-        </w:rPr>
-      </w:r>
-      <w:r>
-        <w:rPr>
-          <w:b/>
-          <w:lang w:val="pt_PT" w:bidi="pt_PT"/>
-        </w:rPr>
         <w:t>"E também são bondosos e misericordiosos uns com os outros".</w:t>
       </w:r>
     </w:p>
@@ -14332,21 +12482,6 @@
           <w:b/>
           <w:lang w:val="pt_PT" w:bidi="pt_PT"/>
         </w:rPr>
-        <w:t>πληρώσατέ μου τὴν χαρὰν</w:t>
-      </w:r>
-    </w:p>
-    <w:p>
-      <w:pPr/>
-      <w:r>
-        <w:rPr>
-          <w:lang w:val="pt_PT" w:bidi="pt_PT"/>
-        </w:rPr>
-      </w:r>
-      <w:r>
-        <w:rPr>
-          <w:b/>
-          <w:lang w:val="pt_PT" w:bidi="pt_PT"/>
-        </w:rPr>
         <w:t>"me deem a grande satisfação".</w:t>
       </w:r>
     </w:p>
@@ -14443,21 +12578,6 @@
           <w:b/>
           <w:lang w:val="pt_PT" w:bidi="pt_PT"/>
         </w:rPr>
-        <w:t>τὸ αὐτὸ φρονῆτε</w:t>
-      </w:r>
-    </w:p>
-    <w:p>
-      <w:pPr/>
-      <w:r>
-        <w:rPr>
-          <w:lang w:val="pt_PT" w:bidi="pt_PT"/>
-        </w:rPr>
-      </w:r>
-      <w:r>
-        <w:rPr>
-          <w:b/>
-          <w:lang w:val="pt_PT" w:bidi="pt_PT"/>
-        </w:rPr>
         <w:t>"tendo um mesmo".</w:t>
       </w:r>
     </w:p>
@@ -14521,21 +12641,6 @@
           <w:b/>
           <w:lang w:val="pt_PT" w:bidi="pt_PT"/>
         </w:rPr>
-        <w:t>τὴν αὐτὴν ἀγάπην ἔχοντες</w:t>
-      </w:r>
-    </w:p>
-    <w:p>
-      <w:pPr/>
-      <w:r>
-        <w:rPr>
-          <w:lang w:val="pt_PT" w:bidi="pt_PT"/>
-        </w:rPr>
-      </w:r>
-      <w:r>
-        <w:rPr>
-          <w:b/>
-          <w:lang w:val="pt_PT" w:bidi="pt_PT"/>
-        </w:rPr>
         <w:t>"tendo um mesmo amor".</w:t>
       </w:r>
     </w:p>
@@ -14632,21 +12737,6 @@
           <w:b/>
           <w:lang w:val="pt_PT" w:bidi="pt_PT"/>
         </w:rPr>
-        <w:t>σύνψυχοι</w:t>
-      </w:r>
-    </w:p>
-    <w:p>
-      <w:pPr/>
-      <w:r>
-        <w:rPr>
-          <w:lang w:val="pt_PT" w:bidi="pt_PT"/>
-        </w:rPr>
-      </w:r>
-      <w:r>
-        <w:rPr>
-          <w:b/>
-          <w:lang w:val="pt_PT" w:bidi="pt_PT"/>
-        </w:rPr>
         <w:t>"unidos de alma e mente".</w:t>
       </w:r>
     </w:p>
@@ -14730,21 +12820,6 @@
           <w:b/>
           <w:lang w:val="pt_PT" w:bidi="pt_PT"/>
         </w:rPr>
-        <w:t>τὸ ἓν φρονοῦντες</w:t>
-      </w:r>
-    </w:p>
-    <w:p>
-      <w:pPr/>
-      <w:r>
-        <w:rPr>
-          <w:lang w:val="pt_PT" w:bidi="pt_PT"/>
-        </w:rPr>
-      </w:r>
-      <w:r>
-        <w:rPr>
-          <w:b/>
-          <w:lang w:val="pt_PT" w:bidi="pt_PT"/>
-        </w:rPr>
         <w:t>"tendo um mesmo".</w:t>
       </w:r>
     </w:p>
@@ -14808,21 +12883,6 @@
           <w:b/>
           <w:lang w:val="pt_PT" w:bidi="pt_PT"/>
         </w:rPr>
-        <w:t>μηδὲν κατ’ ἐριθείαν</w:t>
-      </w:r>
-    </w:p>
-    <w:p>
-      <w:pPr/>
-      <w:r>
-        <w:rPr>
-          <w:lang w:val="pt_PT" w:bidi="pt_PT"/>
-        </w:rPr>
-      </w:r>
-      <w:r>
-        <w:rPr>
-          <w:b/>
-          <w:lang w:val="pt_PT" w:bidi="pt_PT"/>
-        </w:rPr>
         <w:t>"Não façam nada por interesse pessoal".</w:t>
       </w:r>
     </w:p>
@@ -14886,21 +12946,6 @@
           <w:b/>
           <w:lang w:val="pt_PT" w:bidi="pt_PT"/>
         </w:rPr>
-        <w:t>μηδὲ κατὰ κενοδοξίαν</w:t>
-      </w:r>
-    </w:p>
-    <w:p>
-      <w:pPr/>
-      <w:r>
-        <w:rPr>
-          <w:lang w:val="pt_PT" w:bidi="pt_PT"/>
-        </w:rPr>
-      </w:r>
-      <w:r>
-        <w:rPr>
-          <w:b/>
-          <w:lang w:val="pt_PT" w:bidi="pt_PT"/>
-        </w:rPr>
         <w:t>"ou por desejos tolos de receber elogios".</w:t>
       </w:r>
     </w:p>
@@ -14964,21 +13009,6 @@
           <w:b/>
           <w:lang w:val="pt_PT" w:bidi="pt_PT"/>
         </w:rPr>
-        <w:t>μηδὲ κατὰ κενοδοξίαν</w:t>
-      </w:r>
-    </w:p>
-    <w:p>
-      <w:pPr/>
-      <w:r>
-        <w:rPr>
-          <w:lang w:val="pt_PT" w:bidi="pt_PT"/>
-        </w:rPr>
-      </w:r>
-      <w:r>
-        <w:rPr>
-          <w:b/>
-          <w:lang w:val="pt_PT" w:bidi="pt_PT"/>
-        </w:rPr>
         <w:t>"ou por desejos tolos de receber elogios".</w:t>
       </w:r>
     </w:p>
@@ -15075,21 +13105,6 @@
           <w:b/>
           <w:lang w:val="pt_PT" w:bidi="pt_PT"/>
         </w:rPr>
-        <w:t>ἀλλὰ τῇ ταπεινοφροσύνῃ ἀλλήλους ἡγούμενοι ὑπερέχοντας ἑαυτῶν</w:t>
-      </w:r>
-    </w:p>
-    <w:p>
-      <w:pPr/>
-      <w:r>
-        <w:rPr>
-          <w:lang w:val="pt_PT" w:bidi="pt_PT"/>
-        </w:rPr>
-      </w:r>
-      <w:r>
-        <w:rPr>
-          <w:b/>
-          <w:lang w:val="pt_PT" w:bidi="pt_PT"/>
-        </w:rPr>
         <w:t>"mas sejam humildes e considerem os outros superiores a vocês mesmos".</w:t>
       </w:r>
     </w:p>
@@ -15173,21 +13188,6 @@
           <w:b/>
           <w:lang w:val="pt_PT" w:bidi="pt_PT"/>
         </w:rPr>
-        <w:t>μὴ τὰ ἑαυτῶν ἕκαστος σκοποῦντες, ἀλλὰ καὶ τὰ ἑτέρων ἕκαστοι</w:t>
-      </w:r>
-    </w:p>
-    <w:p>
-      <w:pPr/>
-      <w:r>
-        <w:rPr>
-          <w:lang w:val="pt_PT" w:bidi="pt_PT"/>
-        </w:rPr>
-      </w:r>
-      <w:r>
-        <w:rPr>
-          <w:b/>
-          <w:lang w:val="pt_PT" w:bidi="pt_PT"/>
-        </w:rPr>
         <w:t>"Que ninguém procure somente os seus próprios interesses, mas também os dos outros".</w:t>
       </w:r>
     </w:p>
@@ -15251,21 +13251,6 @@
           <w:b/>
           <w:lang w:val="pt_PT" w:bidi="pt_PT"/>
         </w:rPr>
-        <w:t>ἕκαστος</w:t>
-      </w:r>
-    </w:p>
-    <w:p>
-      <w:pPr/>
-      <w:r>
-        <w:rPr>
-          <w:lang w:val="pt_PT" w:bidi="pt_PT"/>
-        </w:rPr>
-      </w:r>
-      <w:r>
-        <w:rPr>
-          <w:b/>
-          <w:lang w:val="pt_PT" w:bidi="pt_PT"/>
-        </w:rPr>
         <w:t>"ninguém procure somente os seus próprios".</w:t>
       </w:r>
     </w:p>
@@ -15362,21 +13347,6 @@
           <w:b/>
           <w:lang w:val="pt_PT" w:bidi="pt_PT"/>
         </w:rPr>
-        <w:t>μὴ &amp; σκοποῦντες</w:t>
-      </w:r>
-    </w:p>
-    <w:p>
-      <w:pPr/>
-      <w:r>
-        <w:rPr>
-          <w:lang w:val="pt_PT" w:bidi="pt_PT"/>
-        </w:rPr>
-      </w:r>
-      <w:r>
-        <w:rPr>
-          <w:b/>
-          <w:lang w:val="pt_PT" w:bidi="pt_PT"/>
-        </w:rPr>
         <w:t>"ninguém procure somente".</w:t>
       </w:r>
     </w:p>
@@ -15440,21 +13410,6 @@
           <w:b/>
           <w:lang w:val="pt_PT" w:bidi="pt_PT"/>
         </w:rPr>
-        <w:t>ἑαυτῶν</w:t>
-      </w:r>
-    </w:p>
-    <w:p>
-      <w:pPr/>
-      <w:r>
-        <w:rPr>
-          <w:lang w:val="pt_PT" w:bidi="pt_PT"/>
-        </w:rPr>
-      </w:r>
-      <w:r>
-        <w:rPr>
-          <w:b/>
-          <w:lang w:val="pt_PT" w:bidi="pt_PT"/>
-        </w:rPr>
         <w:t>"os seus próprios".</w:t>
       </w:r>
     </w:p>
@@ -15551,21 +13506,6 @@
           <w:b/>
           <w:lang w:val="pt_PT" w:bidi="pt_PT"/>
         </w:rPr>
-        <w:t>ἑαυτῶν</w:t>
-      </w:r>
-    </w:p>
-    <w:p>
-      <w:pPr/>
-      <w:r>
-        <w:rPr>
-          <w:lang w:val="pt_PT" w:bidi="pt_PT"/>
-        </w:rPr>
-      </w:r>
-      <w:r>
-        <w:rPr>
-          <w:b/>
-          <w:lang w:val="pt_PT" w:bidi="pt_PT"/>
-        </w:rPr>
         <w:t>"os seus próprios".</w:t>
       </w:r>
     </w:p>
@@ -15649,21 +13589,6 @@
           <w:b/>
           <w:lang w:val="pt_PT" w:bidi="pt_PT"/>
         </w:rPr>
-        <w:t>τοῦτο φρονεῖτε ἐν ὑμῖν, ὃ καὶ ἐν Χριστῷ Ἰησοῦ</w:t>
-      </w:r>
-    </w:p>
-    <w:p>
-      <w:pPr/>
-      <w:r>
-        <w:rPr>
-          <w:lang w:val="pt_PT" w:bidi="pt_PT"/>
-        </w:rPr>
-      </w:r>
-      <w:r>
-        <w:rPr>
-          <w:b/>
-          <w:lang w:val="pt_PT" w:bidi="pt_PT"/>
-        </w:rPr>
         <w:t>"Tenham entre vocês o mesmo modo de pensar que Cristo Jesus tinha".</w:t>
       </w:r>
     </w:p>
@@ -15727,21 +13652,6 @@
           <w:b/>
           <w:lang w:val="pt_PT" w:bidi="pt_PT"/>
         </w:rPr>
-        <w:t>τοῦτο φρονεῖτε ἐν ὑμῖν, ὃ καὶ ἐν Χριστῷ Ἰησοῦ</w:t>
-      </w:r>
-    </w:p>
-    <w:p>
-      <w:pPr/>
-      <w:r>
-        <w:rPr>
-          <w:lang w:val="pt_PT" w:bidi="pt_PT"/>
-        </w:rPr>
-      </w:r>
-      <w:r>
-        <w:rPr>
-          <w:b/>
-          <w:lang w:val="pt_PT" w:bidi="pt_PT"/>
-        </w:rPr>
         <w:t>"Tenham entre vocês o mesmo modo de pensar que Cristo Jesus tinha".</w:t>
       </w:r>
     </w:p>
@@ -15838,21 +13748,6 @@
           <w:b/>
           <w:lang w:val="pt_PT" w:bidi="pt_PT"/>
         </w:rPr>
-        <w:t>τοῦτο φρονεῖτε</w:t>
-      </w:r>
-    </w:p>
-    <w:p>
-      <w:pPr/>
-      <w:r>
-        <w:rPr>
-          <w:lang w:val="pt_PT" w:bidi="pt_PT"/>
-        </w:rPr>
-      </w:r>
-      <w:r>
-        <w:rPr>
-          <w:b/>
-          <w:lang w:val="pt_PT" w:bidi="pt_PT"/>
-        </w:rPr>
         <w:t>"Tenham entre vocês o mesmo modo".</w:t>
       </w:r>
     </w:p>
@@ -15936,21 +13831,6 @@
           <w:b/>
           <w:lang w:val="pt_PT" w:bidi="pt_PT"/>
         </w:rPr>
-        <w:t>τοῦτο φρονεῖτε ἐν ὑμῖν, ὃ καὶ ἐν Χριστῷ Ἰησοῦ</w:t>
-      </w:r>
-    </w:p>
-    <w:p>
-      <w:pPr/>
-      <w:r>
-        <w:rPr>
-          <w:lang w:val="pt_PT" w:bidi="pt_PT"/>
-        </w:rPr>
-      </w:r>
-      <w:r>
-        <w:rPr>
-          <w:b/>
-          <w:lang w:val="pt_PT" w:bidi="pt_PT"/>
-        </w:rPr>
         <w:t>"Tenham entre vocês o mesmo modo de pensar que Cristo Jesus tinha".</w:t>
       </w:r>
     </w:p>
@@ -16034,21 +13914,6 @@
           <w:b/>
           <w:lang w:val="pt_PT" w:bidi="pt_PT"/>
         </w:rPr>
-        <w:t>ἐν μορφῇ Θεοῦ ὑπάρχων</w:t>
-      </w:r>
-    </w:p>
-    <w:p>
-      <w:pPr/>
-      <w:r>
-        <w:rPr>
-          <w:lang w:val="pt_PT" w:bidi="pt_PT"/>
-        </w:rPr>
-      </w:r>
-      <w:r>
-        <w:rPr>
-          <w:b/>
-          <w:lang w:val="pt_PT" w:bidi="pt_PT"/>
-        </w:rPr>
         <w:t>"tinha a natureza de Deus".</w:t>
       </w:r>
     </w:p>
@@ -16112,21 +13977,6 @@
           <w:b/>
           <w:lang w:val="pt_PT" w:bidi="pt_PT"/>
         </w:rPr>
-        <w:t>οὐχ &amp; ἡγήσατο</w:t>
-      </w:r>
-    </w:p>
-    <w:p>
-      <w:pPr/>
-      <w:r>
-        <w:rPr>
-          <w:lang w:val="pt_PT" w:bidi="pt_PT"/>
-        </w:rPr>
-      </w:r>
-      <w:r>
-        <w:rPr>
-          <w:b/>
-          <w:lang w:val="pt_PT" w:bidi="pt_PT"/>
-        </w:rPr>
         <w:t>"não tentou ficar".</w:t>
       </w:r>
     </w:p>
@@ -16190,21 +14040,6 @@
           <w:b/>
           <w:lang w:val="pt_PT" w:bidi="pt_PT"/>
         </w:rPr>
-        <w:t>ἁρπαγμὸν</w:t>
-      </w:r>
-    </w:p>
-    <w:p>
-      <w:pPr/>
-      <w:r>
-        <w:rPr>
-          <w:lang w:val="pt_PT" w:bidi="pt_PT"/>
-        </w:rPr>
-      </w:r>
-      <w:r>
-        <w:rPr>
-          <w:b/>
-          <w:lang w:val="pt_PT" w:bidi="pt_PT"/>
-        </w:rPr>
         <w:t>"mas não tentou ficar".</w:t>
       </w:r>
     </w:p>
@@ -16268,21 +14103,6 @@
           <w:b/>
           <w:lang w:val="pt_PT" w:bidi="pt_PT"/>
         </w:rPr>
-        <w:t>ἀλλὰ</w:t>
-      </w:r>
-    </w:p>
-    <w:p>
-      <w:pPr/>
-      <w:r>
-        <w:rPr>
-          <w:lang w:val="pt_PT" w:bidi="pt_PT"/>
-        </w:rPr>
-      </w:r>
-      <w:r>
-        <w:rPr>
-          <w:b/>
-          <w:lang w:val="pt_PT" w:bidi="pt_PT"/>
-        </w:rPr>
         <w:t>"Pelo contrário".</w:t>
       </w:r>
     </w:p>
@@ -16312,7 +14132,7 @@
         </w:rPr>
         <w:t xml:space="preserve"> introduz um contraste entre a cláusula anterior em </w:t>
       </w:r>
-      <w:hyperlink r:id="rId30">
+      <w:hyperlink r:id="rId28">
         <w:r>
           <w:rPr>
             <w:lang w:val="pt_PT" w:bidi="pt_PT"/>
@@ -16397,21 +14217,6 @@
           <w:b/>
           <w:lang w:val="pt_PT" w:bidi="pt_PT"/>
         </w:rPr>
-        <w:t>ἀλλὰ ἑαυτὸν ἐκένωσεν</w:t>
-      </w:r>
-    </w:p>
-    <w:p>
-      <w:pPr/>
-      <w:r>
-        <w:rPr>
-          <w:lang w:val="pt_PT" w:bidi="pt_PT"/>
-        </w:rPr>
-      </w:r>
-      <w:r>
-        <w:rPr>
-          <w:b/>
-          <w:lang w:val="pt_PT" w:bidi="pt_PT"/>
-        </w:rPr>
         <w:t>"Pelo contrário, ele abriu mão de tudo".</w:t>
       </w:r>
     </w:p>
@@ -16521,21 +14326,6 @@
           <w:b/>
           <w:lang w:val="pt_PT" w:bidi="pt_PT"/>
         </w:rPr>
-        <w:t>ἑαυτὸν ἐκένωσεν</w:t>
-      </w:r>
-    </w:p>
-    <w:p>
-      <w:pPr/>
-      <w:r>
-        <w:rPr>
-          <w:lang w:val="pt_PT" w:bidi="pt_PT"/>
-        </w:rPr>
-      </w:r>
-      <w:r>
-        <w:rPr>
-          <w:b/>
-          <w:lang w:val="pt_PT" w:bidi="pt_PT"/>
-        </w:rPr>
         <w:t>"ele abriu mão de tudo".</w:t>
       </w:r>
     </w:p>
@@ -16619,21 +14409,6 @@
           <w:b/>
           <w:lang w:val="pt_PT" w:bidi="pt_PT"/>
         </w:rPr>
-        <w:t>ἑαυτὸν ἐκένωσεν</w:t>
-      </w:r>
-    </w:p>
-    <w:p>
-      <w:pPr/>
-      <w:r>
-        <w:rPr>
-          <w:lang w:val="pt_PT" w:bidi="pt_PT"/>
-        </w:rPr>
-      </w:r>
-      <w:r>
-        <w:rPr>
-          <w:b/>
-          <w:lang w:val="pt_PT" w:bidi="pt_PT"/>
-        </w:rPr>
         <w:t>"ele se esvaziou".</w:t>
       </w:r>
     </w:p>
@@ -16743,21 +14518,6 @@
           <w:b/>
           <w:lang w:val="pt_PT" w:bidi="pt_PT"/>
         </w:rPr>
-        <w:t>μορφὴν δούλου λαβών</w:t>
-      </w:r>
-    </w:p>
-    <w:p>
-      <w:pPr/>
-      <w:r>
-        <w:rPr>
-          <w:lang w:val="pt_PT" w:bidi="pt_PT"/>
-        </w:rPr>
-      </w:r>
-      <w:r>
-        <w:rPr>
-          <w:b/>
-          <w:lang w:val="pt_PT" w:bidi="pt_PT"/>
-        </w:rPr>
         <w:t>"tomou a natureza de servo".</w:t>
       </w:r>
     </w:p>
@@ -16834,21 +14594,6 @@
           <w:b/>
           <w:lang w:val="pt_PT" w:bidi="pt_PT"/>
         </w:rPr>
-        <w:t>ἐν ὁμοιώματι ἀνθρώπων γενόμενος</w:t>
-      </w:r>
-    </w:p>
-    <w:p>
-      <w:pPr/>
-      <w:r>
-        <w:rPr>
-          <w:lang w:val="pt_PT" w:bidi="pt_PT"/>
-        </w:rPr>
-      </w:r>
-      <w:r>
-        <w:rPr>
-          <w:b/>
-          <w:lang w:val="pt_PT" w:bidi="pt_PT"/>
-        </w:rPr>
         <w:t>"tornando-se assim igual aos seres humanos".</w:t>
       </w:r>
     </w:p>
@@ -16925,21 +14670,6 @@
           <w:b/>
           <w:lang w:val="pt_PT" w:bidi="pt_PT"/>
         </w:rPr>
-        <w:t>ἐν ὁμοιώματι ἀνθρώπων</w:t>
-      </w:r>
-    </w:p>
-    <w:p>
-      <w:pPr/>
-      <w:r>
-        <w:rPr>
-          <w:lang w:val="pt_PT" w:bidi="pt_PT"/>
-        </w:rPr>
-      </w:r>
-      <w:r>
-        <w:rPr>
-          <w:b/>
-          <w:lang w:val="pt_PT" w:bidi="pt_PT"/>
-        </w:rPr>
         <w:t>"tornando-se assim igual aos seres humanos".</w:t>
       </w:r>
     </w:p>
@@ -17023,21 +14753,6 @@
           <w:b/>
           <w:lang w:val="pt_PT" w:bidi="pt_PT"/>
         </w:rPr>
-        <w:t>καὶ σχήματι εὑρεθεὶς ὡς ἄνθρωπος</w:t>
-      </w:r>
-    </w:p>
-    <w:p>
-      <w:pPr/>
-      <w:r>
-        <w:rPr>
-          <w:lang w:val="pt_PT" w:bidi="pt_PT"/>
-        </w:rPr>
-      </w:r>
-      <w:r>
-        <w:rPr>
-          <w:b/>
-          <w:lang w:val="pt_PT" w:bidi="pt_PT"/>
-        </w:rPr>
         <w:t>"E, vivendo a vida comum de um ser humano".</w:t>
       </w:r>
     </w:p>
@@ -17101,21 +14816,6 @@
           <w:b/>
           <w:lang w:val="pt_PT" w:bidi="pt_PT"/>
         </w:rPr>
-        <w:t>ἄνθρωπος</w:t>
-      </w:r>
-    </w:p>
-    <w:p>
-      <w:pPr/>
-      <w:r>
-        <w:rPr>
-          <w:lang w:val="pt_PT" w:bidi="pt_PT"/>
-        </w:rPr>
-      </w:r>
-      <w:r>
-        <w:rPr>
-          <w:b/>
-          <w:lang w:val="pt_PT" w:bidi="pt_PT"/>
-        </w:rPr>
         <w:t>"ser humano".</w:t>
       </w:r>
     </w:p>
@@ -17199,21 +14899,6 @@
           <w:b/>
           <w:lang w:val="pt_PT" w:bidi="pt_PT"/>
         </w:rPr>
-        <w:t>ἐταπείνωσεν ἑαυτὸν, γενόμενος ὑπήκοος μέχρι θανάτου</w:t>
-      </w:r>
-    </w:p>
-    <w:p>
-      <w:pPr/>
-      <w:r>
-        <w:rPr>
-          <w:lang w:val="pt_PT" w:bidi="pt_PT"/>
-        </w:rPr>
-      </w:r>
-      <w:r>
-        <w:rPr>
-          <w:b/>
-          <w:lang w:val="pt_PT" w:bidi="pt_PT"/>
-        </w:rPr>
         <w:t>"ele foi humilde e obedeceu a Deus até a morte".</w:t>
       </w:r>
     </w:p>
@@ -17290,21 +14975,6 @@
           <w:b/>
           <w:lang w:val="pt_PT" w:bidi="pt_PT"/>
         </w:rPr>
-        <w:t>ἑαυτὸν</w:t>
-      </w:r>
-    </w:p>
-    <w:p>
-      <w:pPr/>
-      <w:r>
-        <w:rPr>
-          <w:lang w:val="pt_PT" w:bidi="pt_PT"/>
-        </w:rPr>
-      </w:r>
-      <w:r>
-        <w:rPr>
-          <w:b/>
-          <w:lang w:val="pt_PT" w:bidi="pt_PT"/>
-        </w:rPr>
         <w:t>"ele foi humilde".</w:t>
       </w:r>
     </w:p>
@@ -17388,21 +15058,6 @@
           <w:b/>
           <w:lang w:val="pt_PT" w:bidi="pt_PT"/>
         </w:rPr>
-        <w:t>γενόμενος ὑπήκοος μέχρι θανάτου, θανάτου δὲ σταυροῦ</w:t>
-      </w:r>
-    </w:p>
-    <w:p>
-      <w:pPr/>
-      <w:r>
-        <w:rPr>
-          <w:lang w:val="pt_PT" w:bidi="pt_PT"/>
-        </w:rPr>
-      </w:r>
-      <w:r>
-        <w:rPr>
-          <w:b/>
-          <w:lang w:val="pt_PT" w:bidi="pt_PT"/>
-        </w:rPr>
         <w:t>"foi humilde e obedeceu a Deus até a morte"</w:t>
       </w:r>
       <w:r>
@@ -17505,21 +15160,6 @@
           <w:b/>
           <w:lang w:val="pt_PT" w:bidi="pt_PT"/>
         </w:rPr>
-        <w:t>γενόμενος ὑπήκοος μέχρι θανάτου</w:t>
-      </w:r>
-    </w:p>
-    <w:p>
-      <w:pPr/>
-      <w:r>
-        <w:rPr>
-          <w:lang w:val="pt_PT" w:bidi="pt_PT"/>
-        </w:rPr>
-      </w:r>
-      <w:r>
-        <w:rPr>
-          <w:b/>
-          <w:lang w:val="pt_PT" w:bidi="pt_PT"/>
-        </w:rPr>
         <w:t>"foi humilde e obedeceu a Deus até a morte".</w:t>
       </w:r>
     </w:p>
@@ -17629,21 +15269,6 @@
           <w:b/>
           <w:lang w:val="pt_PT" w:bidi="pt_PT"/>
         </w:rPr>
-        <w:t>θανάτου δὲ σταυροῦ</w:t>
-      </w:r>
-    </w:p>
-    <w:p>
-      <w:pPr/>
-      <w:r>
-        <w:rPr>
-          <w:lang w:val="pt_PT" w:bidi="pt_PT"/>
-        </w:rPr>
-      </w:r>
-      <w:r>
-        <w:rPr>
-          <w:b/>
-          <w:lang w:val="pt_PT" w:bidi="pt_PT"/>
-        </w:rPr>
         <w:t>"morte de cruz".</w:t>
       </w:r>
     </w:p>
@@ -17720,21 +15345,6 @@
           <w:b/>
           <w:lang w:val="pt_PT" w:bidi="pt_PT"/>
         </w:rPr>
-        <w:t>διὸ</w:t>
-      </w:r>
-    </w:p>
-    <w:p>
-      <w:pPr/>
-      <w:r>
-        <w:rPr>
-          <w:lang w:val="pt_PT" w:bidi="pt_PT"/>
-        </w:rPr>
-      </w:r>
-      <w:r>
-        <w:rPr>
-          <w:b/>
-          <w:lang w:val="pt_PT" w:bidi="pt_PT"/>
-        </w:rPr>
         <w:t>"Por isso".</w:t>
       </w:r>
     </w:p>
@@ -17777,7 +15387,7 @@
         </w:rPr>
         <w:t xml:space="preserve"> introduz o resultado da humilhação de Jesus, conforme descrito em </w:t>
       </w:r>
-      <w:hyperlink r:id="rId31">
+      <w:hyperlink r:id="rId29">
         <w:r>
           <w:rPr>
             <w:lang w:val="pt_PT" w:bidi="pt_PT"/>
@@ -17862,21 +15472,6 @@
           <w:b/>
           <w:lang w:val="pt_PT" w:bidi="pt_PT"/>
         </w:rPr>
-        <w:t>αὐτὸν ὑπερύψωσεν</w:t>
-      </w:r>
-    </w:p>
-    <w:p>
-      <w:pPr/>
-      <w:r>
-        <w:rPr>
-          <w:lang w:val="pt_PT" w:bidi="pt_PT"/>
-        </w:rPr>
-      </w:r>
-      <w:r>
-        <w:rPr>
-          <w:b/>
-          <w:lang w:val="pt_PT" w:bidi="pt_PT"/>
-        </w:rPr>
         <w:t>"a mais alta honra".</w:t>
       </w:r>
     </w:p>
@@ -17940,21 +15535,6 @@
           <w:b/>
           <w:lang w:val="pt_PT" w:bidi="pt_PT"/>
         </w:rPr>
-        <w:t>τὸ ὄνομα τὸ ὑπὲρ πᾶν ὄνομα</w:t>
-      </w:r>
-    </w:p>
-    <w:p>
-      <w:pPr/>
-      <w:r>
-        <w:rPr>
-          <w:lang w:val="pt_PT" w:bidi="pt_PT"/>
-        </w:rPr>
-      </w:r>
-      <w:r>
-        <w:rPr>
-          <w:b/>
-          <w:lang w:val="pt_PT" w:bidi="pt_PT"/>
-        </w:rPr>
         <w:t>"pôs nele o nome que é o mais importante de todos os nomes".</w:t>
       </w:r>
     </w:p>
@@ -18051,21 +15631,6 @@
           <w:b/>
           <w:lang w:val="pt_PT" w:bidi="pt_PT"/>
         </w:rPr>
-        <w:t>ἵνα</w:t>
-      </w:r>
-    </w:p>
-    <w:p>
-      <w:pPr/>
-      <w:r>
-        <w:rPr>
-          <w:lang w:val="pt_PT" w:bidi="pt_PT"/>
-        </w:rPr>
-      </w:r>
-      <w:r>
-        <w:rPr>
-          <w:b/>
-          <w:lang w:val="pt_PT" w:bidi="pt_PT"/>
-        </w:rPr>
         <w:t>"para que".</w:t>
       </w:r>
     </w:p>
@@ -18095,7 +15660,7 @@
         </w:rPr>
         <w:t xml:space="preserve"> conecta este versículo com o versículo anterior, </w:t>
       </w:r>
-      <w:hyperlink r:id="rId32">
+      <w:hyperlink r:id="rId30">
         <w:r>
           <w:rPr>
             <w:lang w:val="pt_PT" w:bidi="pt_PT"/>
@@ -18113,7 +15678,7 @@
         </w:rPr>
         <w:t xml:space="preserve"> e indica que este versículo e o próximo são o resultado de </w:t>
       </w:r>
-      <w:hyperlink r:id="rId32">
+      <w:hyperlink r:id="rId30">
         <w:r>
           <w:rPr>
             <w:lang w:val="pt_PT" w:bidi="pt_PT"/>
@@ -18198,21 +15763,6 @@
           <w:b/>
           <w:lang w:val="pt_PT" w:bidi="pt_PT"/>
         </w:rPr>
-        <w:t>ἐν τῷ ὀνόματι Ἰησοῦ, πᾶν γόνυ κάμψῃ</w:t>
-      </w:r>
-    </w:p>
-    <w:p>
-      <w:pPr/>
-      <w:r>
-        <w:rPr>
-          <w:lang w:val="pt_PT" w:bidi="pt_PT"/>
-        </w:rPr>
-      </w:r>
-      <w:r>
-        <w:rPr>
-          <w:b/>
-          <w:lang w:val="pt_PT" w:bidi="pt_PT"/>
-        </w:rPr>
         <w:t>"em homenagem ao nome de Jesus... caiam de joelhos".</w:t>
       </w:r>
     </w:p>
@@ -18309,21 +15859,6 @@
           <w:b/>
           <w:lang w:val="pt_PT" w:bidi="pt_PT"/>
         </w:rPr>
-        <w:t>ἐν τῷ ὀνόματι Ἰησοῦ, πᾶν γόνυ κάμψῃ</w:t>
-      </w:r>
-    </w:p>
-    <w:p>
-      <w:pPr/>
-      <w:r>
-        <w:rPr>
-          <w:lang w:val="pt_PT" w:bidi="pt_PT"/>
-        </w:rPr>
-      </w:r>
-      <w:r>
-        <w:rPr>
-          <w:b/>
-          <w:lang w:val="pt_PT" w:bidi="pt_PT"/>
-        </w:rPr>
         <w:t xml:space="preserve">"em homenagem ao nome de Jesus... caiam de joelhos". </w:t>
       </w:r>
     </w:p>
@@ -18420,21 +15955,6 @@
           <w:b/>
           <w:lang w:val="pt_PT" w:bidi="pt_PT"/>
         </w:rPr>
-        <w:t>ἐπουρανίων καὶ ἐπιγείων καὶ καταχθονίων</w:t>
-      </w:r>
-    </w:p>
-    <w:p>
-      <w:pPr/>
-      <w:r>
-        <w:rPr>
-          <w:lang w:val="pt_PT" w:bidi="pt_PT"/>
-        </w:rPr>
-      </w:r>
-      <w:r>
-        <w:rPr>
-          <w:b/>
-          <w:lang w:val="pt_PT" w:bidi="pt_PT"/>
-        </w:rPr>
         <w:t>"no céu, na terra e no mundo dos mortos".</w:t>
       </w:r>
     </w:p>
@@ -18498,21 +16018,6 @@
           <w:b/>
           <w:lang w:val="pt_PT" w:bidi="pt_PT"/>
         </w:rPr>
-        <w:t>πᾶσα γλῶσσα ἐξομολογήσηται</w:t>
-      </w:r>
-    </w:p>
-    <w:p>
-      <w:pPr/>
-      <w:r>
-        <w:rPr>
-          <w:lang w:val="pt_PT" w:bidi="pt_PT"/>
-        </w:rPr>
-      </w:r>
-      <w:r>
-        <w:rPr>
-          <w:b/>
-          <w:lang w:val="pt_PT" w:bidi="pt_PT"/>
-        </w:rPr>
         <w:t>"e declarem abertamente".</w:t>
       </w:r>
     </w:p>
@@ -18596,21 +16101,6 @@
           <w:b/>
           <w:lang w:val="pt_PT" w:bidi="pt_PT"/>
         </w:rPr>
-        <w:t>εἰς δόξαν Θεοῦ Πατρὸς</w:t>
-      </w:r>
-    </w:p>
-    <w:p>
-      <w:pPr/>
-      <w:r>
-        <w:rPr>
-          <w:lang w:val="pt_PT" w:bidi="pt_PT"/>
-        </w:rPr>
-      </w:r>
-      <w:r>
-        <w:rPr>
-          <w:b/>
-          <w:lang w:val="pt_PT" w:bidi="pt_PT"/>
-        </w:rPr>
         <w:t>"para a glória de Deus, o Pai".</w:t>
       </w:r>
     </w:p>
@@ -18707,21 +16197,6 @@
           <w:b/>
           <w:lang w:val="pt_PT" w:bidi="pt_PT"/>
         </w:rPr>
-        <w:t>εἰς δόξαν Θεοῦ Πατρὸς</w:t>
-      </w:r>
-    </w:p>
-    <w:p>
-      <w:pPr/>
-      <w:r>
-        <w:rPr>
-          <w:lang w:val="pt_PT" w:bidi="pt_PT"/>
-        </w:rPr>
-      </w:r>
-      <w:r>
-        <w:rPr>
-          <w:b/>
-          <w:lang w:val="pt_PT" w:bidi="pt_PT"/>
-        </w:rPr>
         <w:t>"para a glória de Deus, o Pai".</w:t>
       </w:r>
     </w:p>
@@ -18818,21 +16293,6 @@
           <w:b/>
           <w:lang w:val="pt_PT" w:bidi="pt_PT"/>
         </w:rPr>
-        <w:t>ὥστε</w:t>
-      </w:r>
-    </w:p>
-    <w:p>
-      <w:pPr/>
-      <w:r>
-        <w:rPr>
-          <w:lang w:val="pt_PT" w:bidi="pt_PT"/>
-        </w:rPr>
-      </w:r>
-      <w:r>
-        <w:rPr>
-          <w:b/>
-          <w:lang w:val="pt_PT" w:bidi="pt_PT"/>
-        </w:rPr>
         <w:t>"Portanto".</w:t>
       </w:r>
     </w:p>
@@ -18862,7 +16322,7 @@
         </w:rPr>
         <w:t xml:space="preserve"> indica que o que se segue é o resultado desejado do que foi mencionado em </w:t>
       </w:r>
-      <w:hyperlink r:id="rId33">
+      <w:hyperlink r:id="rId31">
         <w:r>
           <w:rPr>
             <w:lang w:val="pt_PT" w:bidi="pt_PT"/>
@@ -18947,21 +16407,6 @@
           <w:b/>
           <w:lang w:val="pt_PT" w:bidi="pt_PT"/>
         </w:rPr>
-        <w:t>ἀγαπητοί μου</w:t>
-      </w:r>
-    </w:p>
-    <w:p>
-      <w:pPr/>
-      <w:r>
-        <w:rPr>
-          <w:lang w:val="pt_PT" w:bidi="pt_PT"/>
-        </w:rPr>
-      </w:r>
-      <w:r>
-        <w:rPr>
-          <w:b/>
-          <w:lang w:val="pt_PT" w:bidi="pt_PT"/>
-        </w:rPr>
         <w:t>"meus queridos amigos".</w:t>
       </w:r>
     </w:p>
@@ -19038,21 +16483,6 @@
           <w:b/>
           <w:lang w:val="pt_PT" w:bidi="pt_PT"/>
         </w:rPr>
-        <w:t>ὡς ἐν τῇ παρουσίᾳ μου</w:t>
-      </w:r>
-    </w:p>
-    <w:p>
-      <w:pPr/>
-      <w:r>
-        <w:rPr>
-          <w:lang w:val="pt_PT" w:bidi="pt_PT"/>
-        </w:rPr>
-      </w:r>
-      <w:r>
-        <w:rPr>
-          <w:b/>
-          <w:lang w:val="pt_PT" w:bidi="pt_PT"/>
-        </w:rPr>
         <w:t>"quando eu estava aí".</w:t>
       </w:r>
     </w:p>
@@ -19116,21 +16546,6 @@
           <w:b/>
           <w:lang w:val="pt_PT" w:bidi="pt_PT"/>
         </w:rPr>
-        <w:t>ἐν τῇ ἀπουσίᾳ μου</w:t>
-      </w:r>
-    </w:p>
-    <w:p>
-      <w:pPr/>
-      <w:r>
-        <w:rPr>
-          <w:lang w:val="pt_PT" w:bidi="pt_PT"/>
-        </w:rPr>
-      </w:r>
-      <w:r>
-        <w:rPr>
-          <w:b/>
-          <w:lang w:val="pt_PT" w:bidi="pt_PT"/>
-        </w:rPr>
         <w:t>"devem me obedecer muito mais agora que estou ausente".</w:t>
       </w:r>
     </w:p>
@@ -19194,21 +16609,6 @@
           <w:b/>
           <w:lang w:val="pt_PT" w:bidi="pt_PT"/>
         </w:rPr>
-        <w:t>μετὰ φόβου καὶ τρόμου τὴν ἑαυτῶν σωτηρίαν κατεργάζεσθε</w:t>
-      </w:r>
-    </w:p>
-    <w:p>
-      <w:pPr/>
-      <w:r>
-        <w:rPr>
-          <w:lang w:val="pt_PT" w:bidi="pt_PT"/>
-        </w:rPr>
-      </w:r>
-      <w:r>
-        <w:rPr>
-          <w:b/>
-          <w:lang w:val="pt_PT" w:bidi="pt_PT"/>
-        </w:rPr>
         <w:t>"Continuem trabalhando com respeito e temor a Deus para completar a salvação de vocês".</w:t>
       </w:r>
     </w:p>
@@ -19305,21 +16705,6 @@
           <w:b/>
           <w:lang w:val="pt_PT" w:bidi="pt_PT"/>
         </w:rPr>
-        <w:t>μετὰ φόβου καὶ τρόμου</w:t>
-      </w:r>
-    </w:p>
-    <w:p>
-      <w:pPr/>
-      <w:r>
-        <w:rPr>
-          <w:lang w:val="pt_PT" w:bidi="pt_PT"/>
-        </w:rPr>
-      </w:r>
-      <w:r>
-        <w:rPr>
-          <w:b/>
-          <w:lang w:val="pt_PT" w:bidi="pt_PT"/>
-        </w:rPr>
         <w:t>"com respeito e temor".</w:t>
       </w:r>
     </w:p>
@@ -19429,21 +16814,6 @@
           <w:b/>
           <w:lang w:val="pt_PT" w:bidi="pt_PT"/>
         </w:rPr>
-        <w:t>ἐνεργῶν</w:t>
-      </w:r>
-    </w:p>
-    <w:p>
-      <w:pPr/>
-      <w:r>
-        <w:rPr>
-          <w:lang w:val="pt_PT" w:bidi="pt_PT"/>
-        </w:rPr>
-      </w:r>
-      <w:r>
-        <w:rPr>
-          <w:b/>
-          <w:lang w:val="pt_PT" w:bidi="pt_PT"/>
-        </w:rPr>
         <w:t>"agindo".</w:t>
       </w:r>
     </w:p>
@@ -19520,21 +16890,6 @@
           <w:b/>
           <w:lang w:val="pt_PT" w:bidi="pt_PT"/>
         </w:rPr>
-        <w:t>ἐν ὑμῖν</w:t>
-      </w:r>
-    </w:p>
-    <w:p>
-      <w:pPr/>
-      <w:r>
-        <w:rPr>
-          <w:lang w:val="pt_PT" w:bidi="pt_PT"/>
-        </w:rPr>
-      </w:r>
-      <w:r>
-        <w:rPr>
-          <w:b/>
-          <w:lang w:val="pt_PT" w:bidi="pt_PT"/>
-        </w:rPr>
         <w:t>"em vocês".</w:t>
       </w:r>
     </w:p>
@@ -19631,21 +16986,6 @@
           <w:b/>
           <w:lang w:val="pt_PT" w:bidi="pt_PT"/>
         </w:rPr>
-        <w:t>καὶ τὸ θέλειν, καὶ τὸ ἐνεργεῖν, ὑπὲρ τῆς εὐδοκίας</w:t>
-      </w:r>
-    </w:p>
-    <w:p>
-      <w:pPr/>
-      <w:r>
-        <w:rPr>
-          <w:lang w:val="pt_PT" w:bidi="pt_PT"/>
-        </w:rPr>
-      </w:r>
-      <w:r>
-        <w:rPr>
-          <w:b/>
-          <w:lang w:val="pt_PT" w:bidi="pt_PT"/>
-        </w:rPr>
         <w:t>"tanto no pensamento como nas ações".</w:t>
       </w:r>
     </w:p>
@@ -19709,21 +17049,6 @@
           <w:b/>
           <w:lang w:val="pt_PT" w:bidi="pt_PT"/>
         </w:rPr>
-        <w:t>πάντα ποιεῖτε χωρὶς γογγυσμῶν καὶ διαλογισμῶν</w:t>
-      </w:r>
-    </w:p>
-    <w:p>
-      <w:pPr/>
-      <w:r>
-        <w:rPr>
-          <w:lang w:val="pt_PT" w:bidi="pt_PT"/>
-        </w:rPr>
-      </w:r>
-      <w:r>
-        <w:rPr>
-          <w:b/>
-          <w:lang w:val="pt_PT" w:bidi="pt_PT"/>
-        </w:rPr>
         <w:t>"Façam tudo sem queixas nem discussões".</w:t>
       </w:r>
     </w:p>
@@ -19820,21 +17145,6 @@
           <w:b/>
           <w:lang w:val="pt_PT" w:bidi="pt_PT"/>
         </w:rPr>
-        <w:t>ἄμεμπτοι καὶ ἀκέραιοι</w:t>
-      </w:r>
-    </w:p>
-    <w:p>
-      <w:pPr/>
-      <w:r>
-        <w:rPr>
-          <w:lang w:val="pt_PT" w:bidi="pt_PT"/>
-        </w:rPr>
-      </w:r>
-      <w:r>
-        <w:rPr>
-          <w:b/>
-          <w:lang w:val="pt_PT" w:bidi="pt_PT"/>
-        </w:rPr>
         <w:t>"nenhuma falha ou mancha".</w:t>
       </w:r>
     </w:p>
@@ -19918,21 +17228,6 @@
           <w:b/>
           <w:lang w:val="pt_PT" w:bidi="pt_PT"/>
         </w:rPr>
-        <w:t>τέκνα Θεοῦ</w:t>
-      </w:r>
-    </w:p>
-    <w:p>
-      <w:pPr/>
-      <w:r>
-        <w:rPr>
-          <w:lang w:val="pt_PT" w:bidi="pt_PT"/>
-        </w:rPr>
-      </w:r>
-      <w:r>
-        <w:rPr>
-          <w:b/>
-          <w:lang w:val="pt_PT" w:bidi="pt_PT"/>
-        </w:rPr>
         <w:t>"filhos de Deus".</w:t>
       </w:r>
     </w:p>
@@ -20055,21 +17350,6 @@
           <w:b/>
           <w:lang w:val="pt_PT" w:bidi="pt_PT"/>
         </w:rPr>
-        <w:t>ἄμωμα</w:t>
-      </w:r>
-    </w:p>
-    <w:p>
-      <w:pPr/>
-      <w:r>
-        <w:rPr>
-          <w:lang w:val="pt_PT" w:bidi="pt_PT"/>
-        </w:rPr>
-      </w:r>
-      <w:r>
-        <w:rPr>
-          <w:b/>
-          <w:lang w:val="pt_PT" w:bidi="pt_PT"/>
-        </w:rPr>
         <w:t>"sem nenhuma culpa".</w:t>
       </w:r>
     </w:p>
@@ -20166,21 +17446,6 @@
           <w:b/>
           <w:lang w:val="pt_PT" w:bidi="pt_PT"/>
         </w:rPr>
-        <w:t>ἐν οἷς φαίνεσθε ὡς φωστῆρες ἐν κόσμῳ</w:t>
-      </w:r>
-    </w:p>
-    <w:p>
-      <w:pPr/>
-      <w:r>
-        <w:rPr>
-          <w:lang w:val="pt_PT" w:bidi="pt_PT"/>
-        </w:rPr>
-      </w:r>
-      <w:r>
-        <w:rPr>
-          <w:b/>
-          <w:lang w:val="pt_PT" w:bidi="pt_PT"/>
-        </w:rPr>
         <w:t>"No meio delas vocês devem brilhar como as estrelas no céu".</w:t>
       </w:r>
     </w:p>
@@ -20264,21 +17529,6 @@
           <w:b/>
           <w:lang w:val="pt_PT" w:bidi="pt_PT"/>
         </w:rPr>
-        <w:t>φαίνεσθε ὡς φωστῆρες ἐν κόσμῳ</w:t>
-      </w:r>
-    </w:p>
-    <w:p>
-      <w:pPr/>
-      <w:r>
-        <w:rPr>
-          <w:lang w:val="pt_PT" w:bidi="pt_PT"/>
-        </w:rPr>
-      </w:r>
-      <w:r>
-        <w:rPr>
-          <w:b/>
-          <w:lang w:val="pt_PT" w:bidi="pt_PT"/>
-        </w:rPr>
         <w:t>"vocês devem brilhar como as estrelas no céu".</w:t>
       </w:r>
     </w:p>
@@ -20375,21 +17625,6 @@
           <w:b/>
           <w:lang w:val="pt_PT" w:bidi="pt_PT"/>
         </w:rPr>
-        <w:t>μέσον γενεᾶς σκολιᾶς καὶ διεστραμμένης</w:t>
-      </w:r>
-    </w:p>
-    <w:p>
-      <w:pPr/>
-      <w:r>
-        <w:rPr>
-          <w:lang w:val="pt_PT" w:bidi="pt_PT"/>
-        </w:rPr>
-      </w:r>
-      <w:r>
-        <w:rPr>
-          <w:b/>
-          <w:lang w:val="pt_PT" w:bidi="pt_PT"/>
-        </w:rPr>
         <w:t>"no meio de pessoas más, que não querem saber de Deus".</w:t>
       </w:r>
     </w:p>
@@ -20473,21 +17708,6 @@
           <w:b/>
           <w:lang w:val="pt_PT" w:bidi="pt_PT"/>
         </w:rPr>
-        <w:t>λόγον ζωῆς ἐπέχοντες</w:t>
-      </w:r>
-    </w:p>
-    <w:p>
-      <w:pPr/>
-      <w:r>
-        <w:rPr>
-          <w:lang w:val="pt_PT" w:bidi="pt_PT"/>
-        </w:rPr>
-      </w:r>
-      <w:r>
-        <w:rPr>
-          <w:b/>
-          <w:lang w:val="pt_PT" w:bidi="pt_PT"/>
-        </w:rPr>
         <w:t>"entregando a elas a mensagem da vida".</w:t>
       </w:r>
     </w:p>
@@ -20564,21 +17784,6 @@
           <w:b/>
           <w:lang w:val="pt_PT" w:bidi="pt_PT"/>
         </w:rPr>
-        <w:t>λόγον ζωῆς ἐπέχοντες</w:t>
-      </w:r>
-    </w:p>
-    <w:p>
-      <w:pPr/>
-      <w:r>
-        <w:rPr>
-          <w:lang w:val="pt_PT" w:bidi="pt_PT"/>
-        </w:rPr>
-      </w:r>
-      <w:r>
-        <w:rPr>
-          <w:b/>
-          <w:lang w:val="pt_PT" w:bidi="pt_PT"/>
-        </w:rPr>
         <w:t>"entregando a elas a mensagem da vida".</w:t>
       </w:r>
     </w:p>
@@ -20655,21 +17860,6 @@
           <w:b/>
           <w:lang w:val="pt_PT" w:bidi="pt_PT"/>
         </w:rPr>
-        <w:t>λόγον ζωῆς</w:t>
-      </w:r>
-    </w:p>
-    <w:p>
-      <w:pPr/>
-      <w:r>
-        <w:rPr>
-          <w:lang w:val="pt_PT" w:bidi="pt_PT"/>
-        </w:rPr>
-      </w:r>
-      <w:r>
-        <w:rPr>
-          <w:b/>
-          <w:lang w:val="pt_PT" w:bidi="pt_PT"/>
-        </w:rPr>
         <w:t>"a mensagem da vida".</w:t>
       </w:r>
     </w:p>
@@ -20766,21 +17956,6 @@
           <w:b/>
           <w:lang w:val="pt_PT" w:bidi="pt_PT"/>
         </w:rPr>
-        <w:t>λόγον</w:t>
-      </w:r>
-    </w:p>
-    <w:p>
-      <w:pPr/>
-      <w:r>
-        <w:rPr>
-          <w:lang w:val="pt_PT" w:bidi="pt_PT"/>
-        </w:rPr>
-      </w:r>
-      <w:r>
-        <w:rPr>
-          <w:b/>
-          <w:lang w:val="pt_PT" w:bidi="pt_PT"/>
-        </w:rPr>
         <w:t>"a mensagem".</w:t>
       </w:r>
     </w:p>
@@ -20890,21 +18065,6 @@
           <w:b/>
           <w:lang w:val="pt_PT" w:bidi="pt_PT"/>
         </w:rPr>
-        <w:t>λόγον ζωῆς</w:t>
-      </w:r>
-    </w:p>
-    <w:p>
-      <w:pPr/>
-      <w:r>
-        <w:rPr>
-          <w:lang w:val="pt_PT" w:bidi="pt_PT"/>
-        </w:rPr>
-      </w:r>
-      <w:r>
-        <w:rPr>
-          <w:b/>
-          <w:lang w:val="pt_PT" w:bidi="pt_PT"/>
-        </w:rPr>
         <w:t>"a mensagem da vida".</w:t>
       </w:r>
     </w:p>
@@ -21040,21 +18200,6 @@
           <w:b/>
           <w:lang w:val="pt_PT" w:bidi="pt_PT"/>
         </w:rPr>
-        <w:t>λόγον ζωῆς</w:t>
-      </w:r>
-    </w:p>
-    <w:p>
-      <w:pPr/>
-      <w:r>
-        <w:rPr>
-          <w:lang w:val="pt_PT" w:bidi="pt_PT"/>
-        </w:rPr>
-      </w:r>
-      <w:r>
-        <w:rPr>
-          <w:b/>
-          <w:lang w:val="pt_PT" w:bidi="pt_PT"/>
-        </w:rPr>
         <w:t>"a mensagem da vida".</w:t>
       </w:r>
     </w:p>
@@ -21151,21 +18296,6 @@
           <w:b/>
           <w:lang w:val="pt_PT" w:bidi="pt_PT"/>
         </w:rPr>
-        <w:t>εἰς καύχημα ἐμοὶ εἰς ἡμέραν Χριστοῦ, ὅτι οὐκ εἰς κενὸν ἔδραμον, οὐδὲ εἰς κενὸν ἐκοπίασα</w:t>
-      </w:r>
-    </w:p>
-    <w:p>
-      <w:pPr/>
-      <w:r>
-        <w:rPr>
-          <w:lang w:val="pt_PT" w:bidi="pt_PT"/>
-        </w:rPr>
-      </w:r>
-      <w:r>
-        <w:rPr>
-          <w:b/>
-          <w:lang w:val="pt_PT" w:bidi="pt_PT"/>
-        </w:rPr>
         <w:t>"Se agirem assim, eu terei motivo de sentir orgulho de vocês no Dia de Cristo, pois isso mostrará que todo o meu esforço e todo o meu trabalho não foram inúteis".</w:t>
       </w:r>
     </w:p>
@@ -21195,7 +18325,7 @@
         </w:rPr>
         <w:t xml:space="preserve">, Paulo introduz uma razão pela qual os filipenses devem se esforçar para viver as coisas que ele acabou de lhes instruir em </w:t>
       </w:r>
-      <w:hyperlink r:id="rId34">
+      <w:hyperlink r:id="rId32">
         <w:r>
           <w:rPr>
             <w:lang w:val="pt_PT" w:bidi="pt_PT"/>
@@ -21280,21 +18410,6 @@
           <w:b/>
           <w:lang w:val="pt_PT" w:bidi="pt_PT"/>
         </w:rPr>
-        <w:t>εἰς καύχημα ἐμοὶ</w:t>
-      </w:r>
-    </w:p>
-    <w:p>
-      <w:pPr/>
-      <w:r>
-        <w:rPr>
-          <w:lang w:val="pt_PT" w:bidi="pt_PT"/>
-        </w:rPr>
-      </w:r>
-      <w:r>
-        <w:rPr>
-          <w:b/>
-          <w:lang w:val="pt_PT" w:bidi="pt_PT"/>
-        </w:rPr>
         <w:t>"eu terei motivo de sentir orgulho".</w:t>
       </w:r>
     </w:p>
@@ -21378,21 +18493,6 @@
           <w:b/>
           <w:lang w:val="pt_PT" w:bidi="pt_PT"/>
         </w:rPr>
-        <w:t>εἰς καύχημα ἐμοὶ</w:t>
-      </w:r>
-    </w:p>
-    <w:p>
-      <w:pPr/>
-      <w:r>
-        <w:rPr>
-          <w:lang w:val="pt_PT" w:bidi="pt_PT"/>
-        </w:rPr>
-      </w:r>
-      <w:r>
-        <w:rPr>
-          <w:b/>
-          <w:lang w:val="pt_PT" w:bidi="pt_PT"/>
-        </w:rPr>
         <w:t>"eu terei motivo de sentir orgulho".</w:t>
       </w:r>
     </w:p>
@@ -21456,21 +18556,6 @@
           <w:b/>
           <w:lang w:val="pt_PT" w:bidi="pt_PT"/>
         </w:rPr>
-        <w:t>εἰς ἡμέραν Χριστοῦ,</w:t>
-      </w:r>
-    </w:p>
-    <w:p>
-      <w:pPr/>
-      <w:r>
-        <w:rPr>
-          <w:lang w:val="pt_PT" w:bidi="pt_PT"/>
-        </w:rPr>
-      </w:r>
-      <w:r>
-        <w:rPr>
-          <w:b/>
-          <w:lang w:val="pt_PT" w:bidi="pt_PT"/>
-        </w:rPr>
         <w:t>"no Dia de Cristo".</w:t>
       </w:r>
     </w:p>
@@ -21567,21 +18652,6 @@
           <w:b/>
           <w:lang w:val="pt_PT" w:bidi="pt_PT"/>
         </w:rPr>
-        <w:t>οὐκ εἰς κενὸν ἔδραμον, οὐδὲ εἰς κενὸν ἐκοπίασα</w:t>
-      </w:r>
-    </w:p>
-    <w:p>
-      <w:pPr/>
-      <w:r>
-        <w:rPr>
-          <w:lang w:val="pt_PT" w:bidi="pt_PT"/>
-        </w:rPr>
-      </w:r>
-      <w:r>
-        <w:rPr>
-          <w:b/>
-          <w:lang w:val="pt_PT" w:bidi="pt_PT"/>
-        </w:rPr>
         <w:t>"pois isso mostrará que todo o meu esforço e todo o meu trabalho não foram inúteis".</w:t>
       </w:r>
     </w:p>
@@ -21691,21 +18761,6 @@
           <w:b/>
           <w:lang w:val="pt_PT" w:bidi="pt_PT"/>
         </w:rPr>
-        <w:t>οὐκ εἰς κενὸν ἔδραμον</w:t>
-      </w:r>
-    </w:p>
-    <w:p>
-      <w:pPr/>
-      <w:r>
-        <w:rPr>
-          <w:lang w:val="pt_PT" w:bidi="pt_PT"/>
-        </w:rPr>
-      </w:r>
-      <w:r>
-        <w:rPr>
-          <w:b/>
-          <w:lang w:val="pt_PT" w:bidi="pt_PT"/>
-        </w:rPr>
         <w:t>"pois isso mostrará que todo o meu esforço e todo o meu trabalho não foram inúteis".</w:t>
       </w:r>
     </w:p>
@@ -21789,21 +18844,6 @@
           <w:b/>
           <w:lang w:val="pt_PT" w:bidi="pt_PT"/>
         </w:rPr>
-        <w:t>εἰς κενὸν</w:t>
-      </w:r>
-    </w:p>
-    <w:p>
-      <w:pPr/>
-      <w:r>
-        <w:rPr>
-          <w:lang w:val="pt_PT" w:bidi="pt_PT"/>
-        </w:rPr>
-      </w:r>
-      <w:r>
-        <w:rPr>
-          <w:b/>
-          <w:lang w:val="pt_PT" w:bidi="pt_PT"/>
-        </w:rPr>
         <w:t>"não foram inúteis".</w:t>
       </w:r>
     </w:p>
@@ -21867,21 +18907,6 @@
           <w:b/>
           <w:lang w:val="pt_PT" w:bidi="pt_PT"/>
         </w:rPr>
-        <w:t>οὐδὲ εἰς κενὸν ἐκοπίασα</w:t>
-      </w:r>
-    </w:p>
-    <w:p>
-      <w:pPr/>
-      <w:r>
-        <w:rPr>
-          <w:lang w:val="pt_PT" w:bidi="pt_PT"/>
-        </w:rPr>
-      </w:r>
-      <w:r>
-        <w:rPr>
-          <w:b/>
-          <w:lang w:val="pt_PT" w:bidi="pt_PT"/>
-        </w:rPr>
         <w:t>"pois isso mostrará que todo o meu esforço e todo o meu trabalho não foram inúteis".</w:t>
       </w:r>
     </w:p>
@@ -21978,21 +19003,6 @@
           <w:b/>
           <w:lang w:val="pt_PT" w:bidi="pt_PT"/>
         </w:rPr>
-        <w:t>ἀλλ’ εἰ καὶ</w:t>
-      </w:r>
-    </w:p>
-    <w:p>
-      <w:pPr/>
-      <w:r>
-        <w:rPr>
-          <w:lang w:val="pt_PT" w:bidi="pt_PT"/>
-        </w:rPr>
-      </w:r>
-      <w:r>
-        <w:rPr>
-          <w:b/>
-          <w:lang w:val="pt_PT" w:bidi="pt_PT"/>
-        </w:rPr>
         <w:t>"Talvez o meu sangue, isto é, a minha vida".</w:t>
       </w:r>
     </w:p>
@@ -22022,7 +19032,7 @@
         </w:rPr>
         <w:t xml:space="preserve"> conecta a ideia de correr e trabalhar para o avanço do evangelho, que Paulo discutiu em </w:t>
       </w:r>
-      <w:hyperlink r:id="rId35">
+      <w:hyperlink r:id="rId33">
         <w:r>
           <w:rPr>
             <w:lang w:val="pt_PT" w:bidi="pt_PT"/>
@@ -22107,21 +19117,6 @@
           <w:b/>
           <w:lang w:val="pt_PT" w:bidi="pt_PT"/>
         </w:rPr>
-        <w:t>σπένδομαι ἐπὶ τῇ θυσίᾳ καὶ λειτουργίᾳ τῆς πίστεως ὑμῶν</w:t>
-      </w:r>
-    </w:p>
-    <w:p>
-      <w:pPr/>
-      <w:r>
-        <w:rPr>
-          <w:lang w:val="pt_PT" w:bidi="pt_PT"/>
-        </w:rPr>
-      </w:r>
-      <w:r>
-        <w:rPr>
-          <w:b/>
-          <w:lang w:val="pt_PT" w:bidi="pt_PT"/>
-        </w:rPr>
         <w:t>"a minha vida, seja apresentado como uma oferta junto com o sacrifício que vocês, por meio da sua fé, oferecem a Deus".</w:t>
       </w:r>
     </w:p>
@@ -22151,7 +19146,7 @@
         </w:rPr>
         <w:t xml:space="preserve"> utiliza uma imagem do sistema sacrificial judaico do Antigo Testamento. Um sacerdote sacrificava um animal no altar como uma oferta queimada a Deus e depois derramava vinho como uma oferta de libação a Deus, para completar o sacrifício. Veja </w:t>
       </w:r>
-      <w:hyperlink r:id="rId36">
+      <w:hyperlink r:id="rId34">
         <w:r>
           <w:rPr>
             <w:lang w:val="pt_PT" w:bidi="pt_PT"/>
@@ -22236,21 +19231,6 @@
           <w:b/>
           <w:lang w:val="pt_PT" w:bidi="pt_PT"/>
         </w:rPr>
-        <w:t>σπένδομαι</w:t>
-      </w:r>
-    </w:p>
-    <w:p>
-      <w:pPr/>
-      <w:r>
-        <w:rPr>
-          <w:lang w:val="pt_PT" w:bidi="pt_PT"/>
-        </w:rPr>
-      </w:r>
-      <w:r>
-        <w:rPr>
-          <w:b/>
-          <w:lang w:val="pt_PT" w:bidi="pt_PT"/>
-        </w:rPr>
         <w:t>"a minha vida, seja apresentado como uma oferta junto com o sacrifício que vocês, por meio da sua fé, oferecem a Deus".</w:t>
       </w:r>
     </w:p>
@@ -22334,21 +19314,6 @@
           <w:b/>
           <w:lang w:val="pt_PT" w:bidi="pt_PT"/>
         </w:rPr>
-        <w:t>σπένδομαι</w:t>
-      </w:r>
-    </w:p>
-    <w:p>
-      <w:pPr/>
-      <w:r>
-        <w:rPr>
-          <w:lang w:val="pt_PT" w:bidi="pt_PT"/>
-        </w:rPr>
-      </w:r>
-      <w:r>
-        <w:rPr>
-          <w:b/>
-          <w:lang w:val="pt_PT" w:bidi="pt_PT"/>
-        </w:rPr>
         <w:t>"o meu sangue, isto é, a minha vida, seja apresentado como uma oferta".</w:t>
       </w:r>
     </w:p>
@@ -22445,21 +19410,6 @@
           <w:b/>
           <w:lang w:val="pt_PT" w:bidi="pt_PT"/>
         </w:rPr>
-        <w:t>ἐπὶ τῇ θυσίᾳ καὶ λειτουργίᾳ τῆς πίστεως ὑμῶν</w:t>
-      </w:r>
-    </w:p>
-    <w:p>
-      <w:pPr/>
-      <w:r>
-        <w:rPr>
-          <w:lang w:val="pt_PT" w:bidi="pt_PT"/>
-        </w:rPr>
-      </w:r>
-      <w:r>
-        <w:rPr>
-          <w:b/>
-          <w:lang w:val="pt_PT" w:bidi="pt_PT"/>
-        </w:rPr>
         <w:t>"seja apresentado como uma oferta junto com o sacrifício que vocês, por meio da sua fé".</w:t>
       </w:r>
     </w:p>
@@ -22543,21 +19493,6 @@
           <w:b/>
           <w:lang w:val="pt_PT" w:bidi="pt_PT"/>
         </w:rPr>
-        <w:t>ἐπὶ τῇ θυσίᾳ καὶ λειτουργίᾳ τῆς πίστεως ὑμῶν</w:t>
-      </w:r>
-    </w:p>
-    <w:p>
-      <w:pPr/>
-      <w:r>
-        <w:rPr>
-          <w:lang w:val="pt_PT" w:bidi="pt_PT"/>
-        </w:rPr>
-      </w:r>
-      <w:r>
-        <w:rPr>
-          <w:b/>
-          <w:lang w:val="pt_PT" w:bidi="pt_PT"/>
-        </w:rPr>
         <w:t>"junto com o sacrifício que vocês, por meio da sua fé, oferecem a Deus".</w:t>
       </w:r>
     </w:p>
@@ -22696,7 +19631,7 @@
         </w:rPr>
         <w:t xml:space="preserve"> resume a atitude de Paulo em relação ao seu trabalho árduo e sofrimento em favor dos filipenses, que ele descreveu em </w:t>
       </w:r>
-      <w:hyperlink r:id="rId35">
+      <w:hyperlink r:id="rId33">
         <w:r>
           <w:rPr>
             <w:lang w:val="pt_PT" w:bidi="pt_PT"/>
@@ -22761,21 +19696,6 @@
           <w:b/>
           <w:lang w:val="pt_PT" w:bidi="pt_PT"/>
         </w:rPr>
-        <w:t>τὸ &amp; αὐτὸ</w:t>
-      </w:r>
-    </w:p>
-    <w:p>
-      <w:pPr/>
-      <w:r>
-        <w:rPr>
-          <w:lang w:val="pt_PT" w:bidi="pt_PT"/>
-        </w:rPr>
-      </w:r>
-      <w:r>
-        <w:rPr>
-          <w:b/>
-          <w:lang w:val="pt_PT" w:bidi="pt_PT"/>
-        </w:rPr>
         <w:t>"Do mesmo modo".</w:t>
       </w:r>
     </w:p>
@@ -22805,7 +19725,7 @@
         </w:rPr>
         <w:t xml:space="preserve"> refere-se aos cristãos filipenses alegrando-se da mesma forma que Paulo mencionou que se alegraria no versículo anterior </w:t>
       </w:r>
-      <w:hyperlink r:id="rId37">
+      <w:hyperlink r:id="rId35">
         <w:r>
           <w:rPr>
             <w:lang w:val="pt_PT" w:bidi="pt_PT"/>
@@ -22890,21 +19810,6 @@
           <w:b/>
           <w:lang w:val="pt_PT" w:bidi="pt_PT"/>
         </w:rPr>
-        <w:t>καὶ ὑμεῖς χαίρετε καὶ συνχαίρετέ μοι</w:t>
-      </w:r>
-    </w:p>
-    <w:p>
-      <w:pPr/>
-      <w:r>
-        <w:rPr>
-          <w:lang w:val="pt_PT" w:bidi="pt_PT"/>
-        </w:rPr>
-      </w:r>
-      <w:r>
-        <w:rPr>
-          <w:b/>
-          <w:lang w:val="pt_PT" w:bidi="pt_PT"/>
-        </w:rPr>
         <w:t>"vocês também devem ficar contentes e se alegrar comigo".</w:t>
       </w:r>
     </w:p>
@@ -23014,21 +19919,6 @@
           <w:b/>
           <w:lang w:val="pt_PT" w:bidi="pt_PT"/>
         </w:rPr>
-        <w:t>ἐλπίζω δὲ ἐν Κυρίῳ Ἰησοῦ</w:t>
-      </w:r>
-    </w:p>
-    <w:p>
-      <w:pPr/>
-      <w:r>
-        <w:rPr>
-          <w:lang w:val="pt_PT" w:bidi="pt_PT"/>
-        </w:rPr>
-      </w:r>
-      <w:r>
-        <w:rPr>
-          <w:b/>
-          <w:lang w:val="pt_PT" w:bidi="pt_PT"/>
-        </w:rPr>
         <w:t>"Se for da vontade do Senhor Jesus".</w:t>
       </w:r>
     </w:p>
@@ -23125,21 +20015,6 @@
           <w:b/>
           <w:lang w:val="pt_PT" w:bidi="pt_PT"/>
         </w:rPr>
-        <w:t>οὐδένα γὰρ ἔχω ἰσόψυχον</w:t>
-      </w:r>
-    </w:p>
-    <w:p>
-      <w:pPr/>
-      <w:r>
-        <w:rPr>
-          <w:lang w:val="pt_PT" w:bidi="pt_PT"/>
-        </w:rPr>
-      </w:r>
-      <w:r>
-        <w:rPr>
-          <w:b/>
-          <w:lang w:val="pt_PT" w:bidi="pt_PT"/>
-        </w:rPr>
         <w:t>"Pois Timóteo é o único que se preocupa com vocês como eu me preocupo e é o único que, de fato, se interessa pelo bem-estar de vocês".</w:t>
       </w:r>
     </w:p>
@@ -23203,21 +20078,6 @@
           <w:b/>
           <w:lang w:val="pt_PT" w:bidi="pt_PT"/>
         </w:rPr>
-        <w:t>οἱ πάντες γὰρ τὰ ἑαυτῶν ζητοῦσιν, οὐ τὰ Ἰησοῦ Χριστοῦ</w:t>
-      </w:r>
-    </w:p>
-    <w:p>
-      <w:pPr/>
-      <w:r>
-        <w:rPr>
-          <w:lang w:val="pt_PT" w:bidi="pt_PT"/>
-        </w:rPr>
-      </w:r>
-      <w:r>
-        <w:rPr>
-          <w:b/>
-          <w:lang w:val="pt_PT" w:bidi="pt_PT"/>
-        </w:rPr>
         <w:t>"Pois todos os outros se preocupam com os seus próprios interesses e não com os de Jesus Cristo".</w:t>
       </w:r>
     </w:p>
@@ -23327,21 +20187,6 @@
           <w:b/>
           <w:lang w:val="pt_PT" w:bidi="pt_PT"/>
         </w:rPr>
-        <w:t>ὡς πατρὶ τέκνον, σὺν ἐμοὶ ἐδούλευσεν εἰς τὸ εὐαγγέλιον</w:t>
-      </w:r>
-    </w:p>
-    <w:p>
-      <w:pPr/>
-      <w:r>
-        <w:rPr>
-          <w:lang w:val="pt_PT" w:bidi="pt_PT"/>
-        </w:rPr>
-      </w:r>
-      <w:r>
-        <w:rPr>
-          <w:b/>
-          <w:lang w:val="pt_PT" w:bidi="pt_PT"/>
-        </w:rPr>
         <w:t>"Ele e eu, como se fôssemos filho e pai, temos trabalhado juntos no serviço do evangelho".</w:t>
       </w:r>
     </w:p>
@@ -23425,21 +20270,6 @@
           <w:b/>
           <w:lang w:val="pt_PT" w:bidi="pt_PT"/>
         </w:rPr>
-        <w:t>τὴν δὲ δοκιμὴν αὐτοῦ γινώσκετε</w:t>
-      </w:r>
-    </w:p>
-    <w:p>
-      <w:pPr/>
-      <w:r>
-        <w:rPr>
-          <w:lang w:val="pt_PT" w:bidi="pt_PT"/>
-        </w:rPr>
-      </w:r>
-      <w:r>
-        <w:rPr>
-          <w:b/>
-          <w:lang w:val="pt_PT" w:bidi="pt_PT"/>
-        </w:rPr>
         <w:t>"E vocês sabem muito bem como Timóteo provou o seu valor".</w:t>
       </w:r>
     </w:p>
@@ -23536,21 +20366,6 @@
           <w:b/>
           <w:lang w:val="pt_PT" w:bidi="pt_PT"/>
         </w:rPr>
-        <w:t>εἰς τὸ εὐαγγέλιον</w:t>
-      </w:r>
-    </w:p>
-    <w:p>
-      <w:pPr/>
-      <w:r>
-        <w:rPr>
-          <w:lang w:val="pt_PT" w:bidi="pt_PT"/>
-        </w:rPr>
-      </w:r>
-      <w:r>
-        <w:rPr>
-          <w:b/>
-          <w:lang w:val="pt_PT" w:bidi="pt_PT"/>
-        </w:rPr>
         <w:t>"no serviço do evangelho".</w:t>
       </w:r>
     </w:p>
@@ -23647,21 +20462,6 @@
           <w:b/>
           <w:lang w:val="pt_PT" w:bidi="pt_PT"/>
         </w:rPr>
-        <w:t>πέποιθα &amp; ἐν Κυρίῳ, ὅτι καὶ αὐτὸς ταχέως ἐλεύσομαι</w:t>
-      </w:r>
-    </w:p>
-    <w:p>
-      <w:pPr/>
-      <w:r>
-        <w:rPr>
-          <w:lang w:val="pt_PT" w:bidi="pt_PT"/>
-        </w:rPr>
-      </w:r>
-      <w:r>
-        <w:rPr>
-          <w:b/>
-          <w:lang w:val="pt_PT" w:bidi="pt_PT"/>
-        </w:rPr>
         <w:t>"E, confiado no Senhor, penso que eu mesmo poderei ir logo até aí".</w:t>
       </w:r>
     </w:p>
@@ -23725,21 +20525,6 @@
           <w:b/>
           <w:lang w:val="pt_PT" w:bidi="pt_PT"/>
         </w:rPr>
-        <w:t>ὅτι καὶ αὐτὸς ταχέως ἐλεύσομαι.</w:t>
-      </w:r>
-    </w:p>
-    <w:p>
-      <w:pPr/>
-      <w:r>
-        <w:rPr>
-          <w:lang w:val="pt_PT" w:bidi="pt_PT"/>
-        </w:rPr>
-      </w:r>
-      <w:r>
-        <w:rPr>
-          <w:b/>
-          <w:lang w:val="pt_PT" w:bidi="pt_PT"/>
-        </w:rPr>
         <w:t>"penso que eu mesmo poderei ir logo até aí".</w:t>
       </w:r>
     </w:p>
@@ -23823,21 +20608,6 @@
           <w:b/>
           <w:lang w:val="pt_PT" w:bidi="pt_PT"/>
         </w:rPr>
-        <w:t>ὅτι καὶ αὐτὸς ταχέως ἐλεύσομαι</w:t>
-      </w:r>
-    </w:p>
-    <w:p>
-      <w:pPr/>
-      <w:r>
-        <w:rPr>
-          <w:lang w:val="pt_PT" w:bidi="pt_PT"/>
-        </w:rPr>
-      </w:r>
-      <w:r>
-        <w:rPr>
-          <w:b/>
-          <w:lang w:val="pt_PT" w:bidi="pt_PT"/>
-        </w:rPr>
         <w:t>"penso que eu mesmo poderei ir logo até aí".</w:t>
       </w:r>
     </w:p>
@@ -23934,21 +20704,6 @@
           <w:b/>
           <w:lang w:val="pt_PT" w:bidi="pt_PT"/>
         </w:rPr>
-        <w:t>Ἐπαφρόδιτον</w:t>
-      </w:r>
-    </w:p>
-    <w:p>
-      <w:pPr/>
-      <w:r>
-        <w:rPr>
-          <w:lang w:val="pt_PT" w:bidi="pt_PT"/>
-        </w:rPr>
-      </w:r>
-      <w:r>
-        <w:rPr>
-          <w:b/>
-          <w:lang w:val="pt_PT" w:bidi="pt_PT"/>
-        </w:rPr>
         <w:t>"Epafrodito".</w:t>
       </w:r>
     </w:p>
@@ -24039,21 +20794,6 @@
           <w:b/>
           <w:lang w:val="pt_PT" w:bidi="pt_PT"/>
         </w:rPr>
-        <w:t>ἀδελφὸν &amp; μου</w:t>
-      </w:r>
-    </w:p>
-    <w:p>
-      <w:pPr/>
-      <w:r>
-        <w:rPr>
-          <w:lang w:val="pt_PT" w:bidi="pt_PT"/>
-        </w:rPr>
-      </w:r>
-      <w:r>
-        <w:rPr>
-          <w:b/>
-          <w:lang w:val="pt_PT" w:bidi="pt_PT"/>
-        </w:rPr>
         <w:t>"nosso irmão".</w:t>
       </w:r>
     </w:p>
@@ -24163,21 +20903,6 @@
           <w:b/>
           <w:lang w:val="pt_PT" w:bidi="pt_PT"/>
         </w:rPr>
-        <w:t>συνστρατιώτην</w:t>
-      </w:r>
-    </w:p>
-    <w:p>
-      <w:pPr/>
-      <w:r>
-        <w:rPr>
-          <w:lang w:val="pt_PT" w:bidi="pt_PT"/>
-        </w:rPr>
-      </w:r>
-      <w:r>
-        <w:rPr>
-          <w:b/>
-          <w:lang w:val="pt_PT" w:bidi="pt_PT"/>
-        </w:rPr>
         <w:t>"meu companheiro de trabalho e de lutas".</w:t>
       </w:r>
     </w:p>
@@ -24261,21 +20986,6 @@
           <w:b/>
           <w:lang w:val="pt_PT" w:bidi="pt_PT"/>
         </w:rPr>
-        <w:t>ὑμῶν &amp; ἀπόστολον καὶ λειτουργὸν τῆς χρείας μου</w:t>
-      </w:r>
-    </w:p>
-    <w:p>
-      <w:pPr/>
-      <w:r>
-        <w:rPr>
-          <w:lang w:val="pt_PT" w:bidi="pt_PT"/>
-        </w:rPr>
-      </w:r>
-      <w:r>
-        <w:rPr>
-          <w:b/>
-          <w:lang w:val="pt_PT" w:bidi="pt_PT"/>
-        </w:rPr>
         <w:t>"o qual vocês enviaram para me trazer a ajuda que eu precisava".</w:t>
       </w:r>
     </w:p>
@@ -24339,21 +21049,6 @@
           <w:b/>
           <w:lang w:val="pt_PT" w:bidi="pt_PT"/>
         </w:rPr>
-        <w:t>ἐπιποθῶν ἦν πάντας ὑμᾶς, καὶ ἀδημονῶν</w:t>
-      </w:r>
-    </w:p>
-    <w:p>
-      <w:pPr/>
-      <w:r>
-        <w:rPr>
-          <w:lang w:val="pt_PT" w:bidi="pt_PT"/>
-        </w:rPr>
-      </w:r>
-      <w:r>
-        <w:rPr>
-          <w:b/>
-          <w:lang w:val="pt_PT" w:bidi="pt_PT"/>
-        </w:rPr>
         <w:t>"Ele tem tido muitas saudades de todos vocês e tem andado muito preocupado".</w:t>
       </w:r>
     </w:p>
@@ -24417,21 +21112,6 @@
           <w:b/>
           <w:lang w:val="pt_PT" w:bidi="pt_PT"/>
         </w:rPr>
-        <w:t>ἐπειδὴ ἐπιποθῶν ἦν πάντας ὑμᾶς, καὶ ἀδημονῶν διότι ἠκούσατε ὅτι ἠσθένησεν</w:t>
-      </w:r>
-    </w:p>
-    <w:p>
-      <w:pPr/>
-      <w:r>
-        <w:rPr>
-          <w:lang w:val="pt_PT" w:bidi="pt_PT"/>
-        </w:rPr>
-      </w:r>
-      <w:r>
-        <w:rPr>
-          <w:b/>
-          <w:lang w:val="pt_PT" w:bidi="pt_PT"/>
-        </w:rPr>
         <w:t>"Ele tem tido muitas saudades de todos vocês e tem andado muito preocupado por vocês terem sabido que ele estava doente".</w:t>
       </w:r>
     </w:p>
@@ -24528,21 +21208,6 @@
           <w:b/>
           <w:lang w:val="pt_PT" w:bidi="pt_PT"/>
         </w:rPr>
-        <w:t>καὶ γὰρ ἠσθένησεν παραπλήσιον θανάτῳ, ἀλλὰ ὁ Θεὸς ἠλέησεν αὐτόν, οὐκ αὐτὸν δὲ μόνον, ἀλλὰ καὶ ἐμέ, ἵνα μὴ λύπην ἐπὶ λύπην σχῶ</w:t>
-      </w:r>
-    </w:p>
-    <w:p>
-      <w:pPr/>
-      <w:r>
-        <w:rPr>
-          <w:lang w:val="pt_PT" w:bidi="pt_PT"/>
-        </w:rPr>
-      </w:r>
-      <w:r>
-        <w:rPr>
-          <w:b/>
-          <w:lang w:val="pt_PT" w:bidi="pt_PT"/>
-        </w:rPr>
         <w:t>"De fato, ele esteve doente e quase morreu. Mas Deus teve pena dele e não somente dele, mas também de mim; e assim evitou que eu tivesse uma tristeza ainda maior".</w:t>
       </w:r>
     </w:p>
@@ -24652,21 +21317,6 @@
           <w:b/>
           <w:lang w:val="pt_PT" w:bidi="pt_PT"/>
         </w:rPr>
-        <w:t>ἠσθένησεν παραπλήσιον θανάτῳ</w:t>
-      </w:r>
-    </w:p>
-    <w:p>
-      <w:pPr/>
-      <w:r>
-        <w:rPr>
-          <w:lang w:val="pt_PT" w:bidi="pt_PT"/>
-        </w:rPr>
-      </w:r>
-      <w:r>
-        <w:rPr>
-          <w:b/>
-          <w:lang w:val="pt_PT" w:bidi="pt_PT"/>
-        </w:rPr>
         <w:t>"ele esteve doente e quase morreu".</w:t>
       </w:r>
     </w:p>
@@ -24763,21 +21413,6 @@
           <w:b/>
           <w:lang w:val="pt_PT" w:bidi="pt_PT"/>
         </w:rPr>
-        <w:t>ἀλλὰ ὁ Θεὸς ἠλέησεν αὐτόν</w:t>
-      </w:r>
-    </w:p>
-    <w:p>
-      <w:pPr/>
-      <w:r>
-        <w:rPr>
-          <w:lang w:val="pt_PT" w:bidi="pt_PT"/>
-        </w:rPr>
-      </w:r>
-      <w:r>
-        <w:rPr>
-          <w:b/>
-          <w:lang w:val="pt_PT" w:bidi="pt_PT"/>
-        </w:rPr>
         <w:t>"Mas Deus teve pena dele".</w:t>
       </w:r>
     </w:p>
@@ -24970,21 +21605,6 @@
           <w:b/>
           <w:lang w:val="pt_PT" w:bidi="pt_PT"/>
         </w:rPr>
-        <w:t>λύπην ἐπὶ λύπην</w:t>
-      </w:r>
-    </w:p>
-    <w:p>
-      <w:pPr/>
-      <w:r>
-        <w:rPr>
-          <w:lang w:val="pt_PT" w:bidi="pt_PT"/>
-        </w:rPr>
-      </w:r>
-      <w:r>
-        <w:rPr>
-          <w:b/>
-          <w:lang w:val="pt_PT" w:bidi="pt_PT"/>
-        </w:rPr>
         <w:t>"uma tristeza ainda maior".</w:t>
       </w:r>
     </w:p>
@@ -25048,21 +21668,6 @@
           <w:b/>
           <w:lang w:val="pt_PT" w:bidi="pt_PT"/>
         </w:rPr>
-        <w:t>σπουδαιοτέρως οὖν ἔπεμψα αὐτὸν, ἵνα ἰδόντες αὐτὸν πάλιν, χαρῆτε κἀγὼ ἀλυπότερος ὦ</w:t>
-      </w:r>
-    </w:p>
-    <w:p>
-      <w:pPr/>
-      <w:r>
-        <w:rPr>
-          <w:lang w:val="pt_PT" w:bidi="pt_PT"/>
-        </w:rPr>
-      </w:r>
-      <w:r>
-        <w:rPr>
-          <w:b/>
-          <w:lang w:val="pt_PT" w:bidi="pt_PT"/>
-        </w:rPr>
         <w:t>"Por isso vou mandá-lo de volta a vocês o mais depressa possível para que vocês sintam a alegria de vê-lo novamente e para que eu não fique preocupado".</w:t>
       </w:r>
     </w:p>
@@ -25159,21 +21764,6 @@
           <w:b/>
           <w:lang w:val="pt_PT" w:bidi="pt_PT"/>
         </w:rPr>
-        <w:t>κἀγὼ ἀλυπότερος ὦ</w:t>
-      </w:r>
-    </w:p>
-    <w:p>
-      <w:pPr/>
-      <w:r>
-        <w:rPr>
-          <w:lang w:val="pt_PT" w:bidi="pt_PT"/>
-        </w:rPr>
-      </w:r>
-      <w:r>
-        <w:rPr>
-          <w:b/>
-          <w:lang w:val="pt_PT" w:bidi="pt_PT"/>
-        </w:rPr>
         <w:t>"e para que eu não fique preocupado".</w:t>
       </w:r>
     </w:p>
@@ -25270,21 +21860,6 @@
           <w:b/>
           <w:lang w:val="pt_PT" w:bidi="pt_PT"/>
         </w:rPr>
-        <w:t>προσδέχεσθε &amp; αὐτὸν</w:t>
-      </w:r>
-    </w:p>
-    <w:p>
-      <w:pPr/>
-      <w:r>
-        <w:rPr>
-          <w:lang w:val="pt_PT" w:bidi="pt_PT"/>
-        </w:rPr>
-      </w:r>
-      <w:r>
-        <w:rPr>
-          <w:b/>
-          <w:lang w:val="pt_PT" w:bidi="pt_PT"/>
-        </w:rPr>
         <w:t>"Portanto, recebam Epafrodito com toda a alegria".</w:t>
       </w:r>
     </w:p>
@@ -25361,21 +21936,6 @@
           <w:b/>
           <w:lang w:val="pt_PT" w:bidi="pt_PT"/>
         </w:rPr>
-        <w:t>ἐν Κυρίῳ μετὰ πάσης χαρᾶς</w:t>
-      </w:r>
-    </w:p>
-    <w:p>
-      <w:pPr/>
-      <w:r>
-        <w:rPr>
-          <w:lang w:val="pt_PT" w:bidi="pt_PT"/>
-        </w:rPr>
-      </w:r>
-      <w:r>
-        <w:rPr>
-          <w:b/>
-          <w:lang w:val="pt_PT" w:bidi="pt_PT"/>
-        </w:rPr>
         <w:t>"com toda a alegria, como se recebe um irmão no Senhor".</w:t>
       </w:r>
     </w:p>
@@ -25472,21 +22032,6 @@
           <w:b/>
           <w:lang w:val="pt_PT" w:bidi="pt_PT"/>
         </w:rPr>
-        <w:t>ἐντίμους ἔχετε</w:t>
-      </w:r>
-    </w:p>
-    <w:p>
-      <w:pPr/>
-      <w:r>
-        <w:rPr>
-          <w:lang w:val="pt_PT" w:bidi="pt_PT"/>
-        </w:rPr>
-      </w:r>
-      <w:r>
-        <w:rPr>
-          <w:b/>
-          <w:lang w:val="pt_PT" w:bidi="pt_PT"/>
-        </w:rPr>
         <w:t>"Respeitem pessoas como ele".</w:t>
       </w:r>
     </w:p>
@@ -25563,21 +22108,6 @@
           <w:b/>
           <w:lang w:val="pt_PT" w:bidi="pt_PT"/>
         </w:rPr>
-        <w:t>ἐντίμους ἔχετε</w:t>
-      </w:r>
-    </w:p>
-    <w:p>
-      <w:pPr/>
-      <w:r>
-        <w:rPr>
-          <w:lang w:val="pt_PT" w:bidi="pt_PT"/>
-        </w:rPr>
-      </w:r>
-      <w:r>
-        <w:rPr>
-          <w:b/>
-          <w:lang w:val="pt_PT" w:bidi="pt_PT"/>
-        </w:rPr>
         <w:t>"Respeitem".</w:t>
       </w:r>
     </w:p>
@@ -25661,21 +22191,6 @@
           <w:b/>
           <w:lang w:val="pt_PT" w:bidi="pt_PT"/>
         </w:rPr>
-        <w:t>ὅτι διὰ τὸ ἔργον Χριστοῦ μέχρι θανάτου ἤγγισεν, παραβολευσάμενος τῇ ψυχῇ, ἵνα ἀναπληρώσῃ τὸ ὑμῶν ὑστέρημα, τῆς πρός με λειτουργίας</w:t>
-      </w:r>
-    </w:p>
-    <w:p>
-      <w:pPr/>
-      <w:r>
-        <w:rPr>
-          <w:lang w:val="pt_PT" w:bidi="pt_PT"/>
-        </w:rPr>
-      </w:r>
-      <w:r>
-        <w:rPr>
-          <w:b/>
-          <w:lang w:val="pt_PT" w:bidi="pt_PT"/>
-        </w:rPr>
         <w:t>"pois ele arriscou a sua vida e quase morreu por causa do trabalho de Cristo. Ele fez isso para me dar a ajuda que vocês não podiam me dar pessoalmente".</w:t>
       </w:r>
     </w:p>
@@ -25772,21 +22287,6 @@
           <w:b/>
           <w:lang w:val="pt_PT" w:bidi="pt_PT"/>
         </w:rPr>
-        <w:t>διὰ τὸ ἔργον Χριστοῦ</w:t>
-      </w:r>
-    </w:p>
-    <w:p>
-      <w:pPr/>
-      <w:r>
-        <w:rPr>
-          <w:lang w:val="pt_PT" w:bidi="pt_PT"/>
-        </w:rPr>
-      </w:r>
-      <w:r>
-        <w:rPr>
-          <w:b/>
-          <w:lang w:val="pt_PT" w:bidi="pt_PT"/>
-        </w:rPr>
         <w:t>"por causa do trabalho de Cristo".</w:t>
       </w:r>
     </w:p>
@@ -25883,21 +22383,6 @@
           <w:b/>
           <w:lang w:val="pt_PT" w:bidi="pt_PT"/>
         </w:rPr>
-        <w:t>διὰ τὸ ἔργον Χριστοῦ</w:t>
-      </w:r>
-    </w:p>
-    <w:p>
-      <w:pPr/>
-      <w:r>
-        <w:rPr>
-          <w:lang w:val="pt_PT" w:bidi="pt_PT"/>
-        </w:rPr>
-      </w:r>
-      <w:r>
-        <w:rPr>
-          <w:b/>
-          <w:lang w:val="pt_PT" w:bidi="pt_PT"/>
-        </w:rPr>
         <w:t>"por causa do trabalho de Cristo".</w:t>
       </w:r>
     </w:p>
@@ -25994,21 +22479,6 @@
           <w:b/>
           <w:lang w:val="pt_PT" w:bidi="pt_PT"/>
         </w:rPr>
-        <w:t>μέχρι θανάτου ἤγγισεν</w:t>
-      </w:r>
-    </w:p>
-    <w:p>
-      <w:pPr/>
-      <w:r>
-        <w:rPr>
-          <w:lang w:val="pt_PT" w:bidi="pt_PT"/>
-        </w:rPr>
-      </w:r>
-      <w:r>
-        <w:rPr>
-          <w:b/>
-          <w:lang w:val="pt_PT" w:bidi="pt_PT"/>
-        </w:rPr>
         <w:t>"quase morreu".</w:t>
       </w:r>
     </w:p>
@@ -26105,21 +22575,6 @@
           <w:b/>
           <w:lang w:val="pt_PT" w:bidi="pt_PT"/>
         </w:rPr>
-        <w:t>παραβολευσάμενος τῇ ψυχῇ</w:t>
-      </w:r>
-    </w:p>
-    <w:p>
-      <w:pPr/>
-      <w:r>
-        <w:rPr>
-          <w:lang w:val="pt_PT" w:bidi="pt_PT"/>
-        </w:rPr>
-      </w:r>
-      <w:r>
-        <w:rPr>
-          <w:b/>
-          <w:lang w:val="pt_PT" w:bidi="pt_PT"/>
-        </w:rPr>
         <w:t>"pois ele arriscou a sua vida".</w:t>
       </w:r>
     </w:p>
@@ -26229,21 +22684,6 @@
           <w:b/>
           <w:lang w:val="pt_PT" w:bidi="pt_PT"/>
         </w:rPr>
-        <w:t>ἵνα ἀναπληρώσῃ τὸ ὑμῶν ὑστέρημα, τῆς πρός με λειτουργίας</w:t>
-      </w:r>
-    </w:p>
-    <w:p>
-      <w:pPr/>
-      <w:r>
-        <w:rPr>
-          <w:lang w:val="pt_PT" w:bidi="pt_PT"/>
-        </w:rPr>
-      </w:r>
-      <w:r>
-        <w:rPr>
-          <w:b/>
-          <w:lang w:val="pt_PT" w:bidi="pt_PT"/>
-        </w:rPr>
         <w:t>"Ele fez isso para me dar a ajuda que vocês não podiam me dar pessoalmente".</w:t>
       </w:r>
     </w:p>
@@ -26340,21 +22780,6 @@
           <w:b/>
           <w:lang w:val="pt_PT" w:bidi="pt_PT"/>
         </w:rPr>
-        <w:t>ἵνα ἀναπληρώσῃ τὸ ὑμῶν ὑστέρημα, τῆς πρός με λειτουργίας</w:t>
-      </w:r>
-    </w:p>
-    <w:p>
-      <w:pPr/>
-      <w:r>
-        <w:rPr>
-          <w:lang w:val="pt_PT" w:bidi="pt_PT"/>
-        </w:rPr>
-      </w:r>
-      <w:r>
-        <w:rPr>
-          <w:b/>
-          <w:lang w:val="pt_PT" w:bidi="pt_PT"/>
-        </w:rPr>
         <w:t>"Ele fez isso para me dar a ajuda que vocês não podiam me dar pessoalmente".</w:t>
       </w:r>
     </w:p>
@@ -26445,21 +22870,6 @@
           <w:b/>
           <w:lang w:val="pt_PT" w:bidi="pt_PT"/>
         </w:rPr>
-        <w:t>ἀδελφοί</w:t>
-      </w:r>
-    </w:p>
-    <w:p>
-      <w:pPr/>
-      <w:r>
-        <w:rPr>
-          <w:lang w:val="pt_PT" w:bidi="pt_PT"/>
-        </w:rPr>
-      </w:r>
-      <w:r>
-        <w:rPr>
-          <w:b/>
-          <w:lang w:val="pt_PT" w:bidi="pt_PT"/>
-        </w:rPr>
         <w:t>"Para terminar: meus irmãos".</w:t>
       </w:r>
     </w:p>
@@ -26489,7 +22899,7 @@
         </w:rPr>
         <w:t xml:space="preserve"> aqui para se referir a qualquer pessoa que seja um companheiro de fé em Jesus. Se isso não estiver claro em seu idioma, você pode expressar isso de forma simples. Veja como você traduziu esta expressão em </w:t>
       </w:r>
-      <w:hyperlink r:id="rId20">
+      <w:hyperlink r:id="rId18">
         <w:r>
           <w:rPr>
             <w:lang w:val="pt_PT" w:bidi="pt_PT"/>
@@ -26574,21 +22984,6 @@
           <w:b/>
           <w:lang w:val="pt_PT" w:bidi="pt_PT"/>
         </w:rPr>
-        <w:t>χαίρετε ἐν Κυρίῳ</w:t>
-      </w:r>
-    </w:p>
-    <w:p>
-      <w:pPr/>
-      <w:r>
-        <w:rPr>
-          <w:lang w:val="pt_PT" w:bidi="pt_PT"/>
-        </w:rPr>
-      </w:r>
-      <w:r>
-        <w:rPr>
-          <w:b/>
-          <w:lang w:val="pt_PT" w:bidi="pt_PT"/>
-        </w:rPr>
         <w:t>"sejam alegres por estarem unidos com o Senhor".</w:t>
       </w:r>
     </w:p>
@@ -26685,21 +23080,6 @@
           <w:b/>
           <w:lang w:val="pt_PT" w:bidi="pt_PT"/>
         </w:rPr>
-        <w:t>ἐν Κυρίῳ</w:t>
-      </w:r>
-    </w:p>
-    <w:p>
-      <w:pPr/>
-      <w:r>
-        <w:rPr>
-          <w:lang w:val="pt_PT" w:bidi="pt_PT"/>
-        </w:rPr>
-      </w:r>
-      <w:r>
-        <w:rPr>
-          <w:b/>
-          <w:lang w:val="pt_PT" w:bidi="pt_PT"/>
-        </w:rPr>
         <w:t>"no Senhor".</w:t>
       </w:r>
     </w:p>
@@ -26763,21 +23143,6 @@
           <w:b/>
           <w:lang w:val="pt_PT" w:bidi="pt_PT"/>
         </w:rPr>
-        <w:t>ὑμῖν δὲ ἀσφαλές</w:t>
-      </w:r>
-    </w:p>
-    <w:p>
-      <w:pPr/>
-      <w:r>
-        <w:rPr>
-          <w:lang w:val="pt_PT" w:bidi="pt_PT"/>
-        </w:rPr>
-      </w:r>
-      <w:r>
-        <w:rPr>
-          <w:b/>
-          <w:lang w:val="pt_PT" w:bidi="pt_PT"/>
-        </w:rPr>
         <w:t>"pois isso contribuirá para a segurança de vocês".</w:t>
       </w:r>
     </w:p>
@@ -26874,21 +23239,6 @@
           <w:b/>
           <w:lang w:val="pt_PT" w:bidi="pt_PT"/>
         </w:rPr>
-        <w:t>βλέπετε</w:t>
-      </w:r>
-    </w:p>
-    <w:p>
-      <w:pPr/>
-      <w:r>
-        <w:rPr>
-          <w:lang w:val="pt_PT" w:bidi="pt_PT"/>
-        </w:rPr>
-      </w:r>
-      <w:r>
-        <w:rPr>
-          <w:b/>
-          <w:lang w:val="pt_PT" w:bidi="pt_PT"/>
-        </w:rPr>
         <w:t>"Cuidado com os que fazem coisas más".</w:t>
       </w:r>
     </w:p>
@@ -26952,21 +23302,6 @@
           <w:b/>
           <w:lang w:val="pt_PT" w:bidi="pt_PT"/>
         </w:rPr>
-        <w:t>βλέπετε</w:t>
-      </w:r>
-    </w:p>
-    <w:p>
-      <w:pPr/>
-      <w:r>
-        <w:rPr>
-          <w:lang w:val="pt_PT" w:bidi="pt_PT"/>
-        </w:rPr>
-      </w:r>
-      <w:r>
-        <w:rPr>
-          <w:b/>
-          <w:lang w:val="pt_PT" w:bidi="pt_PT"/>
-        </w:rPr>
         <w:t>"Cuidado com os que fazem coisas más".</w:t>
       </w:r>
     </w:p>
@@ -27030,21 +23365,6 @@
           <w:b/>
           <w:lang w:val="pt_PT" w:bidi="pt_PT"/>
         </w:rPr>
-        <w:t>τοὺς κύνας &amp; τοὺς κακοὺς ἐργάτας &amp; τὴν κατατομήν</w:t>
-      </w:r>
-    </w:p>
-    <w:p>
-      <w:pPr/>
-      <w:r>
-        <w:rPr>
-          <w:lang w:val="pt_PT" w:bidi="pt_PT"/>
-        </w:rPr>
-      </w:r>
-      <w:r>
-        <w:rPr>
-          <w:b/>
-          <w:lang w:val="pt_PT" w:bidi="pt_PT"/>
-        </w:rPr>
         <w:t>"os que fazem coisas más"</w:t>
       </w:r>
       <w:r>
@@ -27173,21 +23493,6 @@
           <w:b/>
           <w:lang w:val="pt_PT" w:bidi="pt_PT"/>
         </w:rPr>
-        <w:t>τοὺς κύνας</w:t>
-      </w:r>
-    </w:p>
-    <w:p>
-      <w:pPr/>
-      <w:r>
-        <w:rPr>
-          <w:lang w:val="pt_PT" w:bidi="pt_PT"/>
-        </w:rPr>
-      </w:r>
-      <w:r>
-        <w:rPr>
-          <w:b/>
-          <w:lang w:val="pt_PT" w:bidi="pt_PT"/>
-        </w:rPr>
         <w:t>"esses cachorros".</w:t>
       </w:r>
     </w:p>
@@ -27297,21 +23602,6 @@
           <w:b/>
           <w:lang w:val="pt_PT" w:bidi="pt_PT"/>
         </w:rPr>
-        <w:t>κακοὺς ἐργάτας</w:t>
-      </w:r>
-    </w:p>
-    <w:p>
-      <w:pPr/>
-      <w:r>
-        <w:rPr>
-          <w:lang w:val="pt_PT" w:bidi="pt_PT"/>
-        </w:rPr>
-      </w:r>
-      <w:r>
-        <w:rPr>
-          <w:b/>
-          <w:lang w:val="pt_PT" w:bidi="pt_PT"/>
-        </w:rPr>
         <w:t>"os que fazem coisas más".</w:t>
       </w:r>
     </w:p>
@@ -27395,21 +23685,6 @@
           <w:b/>
           <w:lang w:val="pt_PT" w:bidi="pt_PT"/>
         </w:rPr>
-        <w:t>τὴν κατατομήν</w:t>
-      </w:r>
-    </w:p>
-    <w:p>
-      <w:pPr/>
-      <w:r>
-        <w:rPr>
-          <w:lang w:val="pt_PT" w:bidi="pt_PT"/>
-        </w:rPr>
-      </w:r>
-      <w:r>
-        <w:rPr>
-          <w:b/>
-          <w:lang w:val="pt_PT" w:bidi="pt_PT"/>
-        </w:rPr>
         <w:t>"que insistem em cortar o corpo!".</w:t>
       </w:r>
     </w:p>
@@ -27532,21 +23807,6 @@
           <w:b/>
           <w:lang w:val="pt_PT" w:bidi="pt_PT"/>
         </w:rPr>
-        <w:t>τὴν κατατομήν</w:t>
-      </w:r>
-    </w:p>
-    <w:p>
-      <w:pPr/>
-      <w:r>
-        <w:rPr>
-          <w:lang w:val="pt_PT" w:bidi="pt_PT"/>
-        </w:rPr>
-      </w:r>
-      <w:r>
-        <w:rPr>
-          <w:b/>
-          <w:lang w:val="pt_PT" w:bidi="pt_PT"/>
-        </w:rPr>
         <w:t>"que insistem em cortar o corpo!".</w:t>
       </w:r>
     </w:p>
@@ -27643,21 +23903,6 @@
           <w:b/>
           <w:lang w:val="pt_PT" w:bidi="pt_PT"/>
         </w:rPr>
-        <w:t>ἡμεῖς γάρ ἐσμεν</w:t>
-      </w:r>
-    </w:p>
-    <w:p>
-      <w:pPr/>
-      <w:r>
-        <w:rPr>
-          <w:lang w:val="pt_PT" w:bidi="pt_PT"/>
-        </w:rPr>
-      </w:r>
-      <w:r>
-        <w:rPr>
-          <w:b/>
-          <w:lang w:val="pt_PT" w:bidi="pt_PT"/>
-        </w:rPr>
         <w:t>"Porque os que receberam a verdadeira circuncisão fomos nós".</w:t>
       </w:r>
     </w:p>
@@ -27767,21 +24012,6 @@
           <w:b/>
           <w:lang w:val="pt_PT" w:bidi="pt_PT"/>
         </w:rPr>
-        <w:t>ἡ περιτομή</w:t>
-      </w:r>
-    </w:p>
-    <w:p>
-      <w:pPr/>
-      <w:r>
-        <w:rPr>
-          <w:lang w:val="pt_PT" w:bidi="pt_PT"/>
-        </w:rPr>
-      </w:r>
-      <w:r>
-        <w:rPr>
-          <w:b/>
-          <w:lang w:val="pt_PT" w:bidi="pt_PT"/>
-        </w:rPr>
         <w:t>"a verdadeira circuncisão".</w:t>
       </w:r>
     </w:p>
@@ -27904,21 +24134,6 @@
           <w:b/>
           <w:lang w:val="pt_PT" w:bidi="pt_PT"/>
         </w:rPr>
-        <w:t>οἱ Πνεύματι Θεοῦ λατρεύοντες</w:t>
-      </w:r>
-    </w:p>
-    <w:p>
-      <w:pPr/>
-      <w:r>
-        <w:rPr>
-          <w:lang w:val="pt_PT" w:bidi="pt_PT"/>
-        </w:rPr>
-      </w:r>
-      <w:r>
-        <w:rPr>
-          <w:b/>
-          <w:lang w:val="pt_PT" w:bidi="pt_PT"/>
-        </w:rPr>
         <w:t>"Nós adoramos a Deus por meio do seu Espírito".</w:t>
       </w:r>
     </w:p>
@@ -27982,21 +24197,6 @@
           <w:b/>
           <w:lang w:val="pt_PT" w:bidi="pt_PT"/>
         </w:rPr>
-        <w:t>οὐκ ἐν σαρκὶ πεποιθότες</w:t>
-      </w:r>
-    </w:p>
-    <w:p>
-      <w:pPr/>
-      <w:r>
-        <w:rPr>
-          <w:lang w:val="pt_PT" w:bidi="pt_PT"/>
-        </w:rPr>
-      </w:r>
-      <w:r>
-        <w:rPr>
-          <w:b/>
-          <w:lang w:val="pt_PT" w:bidi="pt_PT"/>
-        </w:rPr>
         <w:t>"em vez de pormos a nossa confiança em cerimônias religiosas como a circuncisão".</w:t>
       </w:r>
     </w:p>
@@ -28106,21 +24306,6 @@
           <w:b/>
           <w:lang w:val="pt_PT" w:bidi="pt_PT"/>
         </w:rPr>
-        <w:t>καυχώμενοι ἐν Χριστῷ Ἰησοῦ, καὶ οὐκ ἐν σαρκὶ πεποιθότες</w:t>
-      </w:r>
-    </w:p>
-    <w:p>
-      <w:pPr/>
-      <w:r>
-        <w:rPr>
-          <w:lang w:val="pt_PT" w:bidi="pt_PT"/>
-        </w:rPr>
-      </w:r>
-      <w:r>
-        <w:rPr>
-          <w:b/>
-          <w:lang w:val="pt_PT" w:bidi="pt_PT"/>
-        </w:rPr>
         <w:t>"e nos alegramos na vida que temos em união com Cristo Jesus".</w:t>
       </w:r>
     </w:p>
@@ -28210,21 +24395,6 @@
           <w:b/>
           <w:lang w:val="pt_PT" w:bidi="pt_PT"/>
         </w:rPr>
-        <w:t>καὶ οὐκ ἐν σαρκὶ πεποιθότες</w:t>
-      </w:r>
-    </w:p>
-    <w:p>
-      <w:pPr/>
-      <w:r>
-        <w:rPr>
-          <w:lang w:val="pt_PT" w:bidi="pt_PT"/>
-        </w:rPr>
-      </w:r>
-      <w:r>
-        <w:rPr>
-          <w:b/>
-          <w:lang w:val="pt_PT" w:bidi="pt_PT"/>
-        </w:rPr>
         <w:t>"em vez de pormos a nossa confiança em cerimônias religiosas como a circuncisão".</w:t>
       </w:r>
     </w:p>
@@ -28334,21 +24504,6 @@
           <w:b/>
           <w:lang w:val="pt_PT" w:bidi="pt_PT"/>
         </w:rPr>
-        <w:t>ἐγὼ ἔχων πεποίθησιν καὶ ἐν σαρκί εἴ τις δοκεῖ ἄλλος πεποιθέναι ἐν σαρκί, ἐγὼ μᾶλλον</w:t>
-      </w:r>
-    </w:p>
-    <w:p>
-      <w:pPr/>
-      <w:r>
-        <w:rPr>
-          <w:lang w:val="pt_PT" w:bidi="pt_PT"/>
-        </w:rPr>
-      </w:r>
-      <w:r>
-        <w:rPr>
-          <w:b/>
-          <w:lang w:val="pt_PT" w:bidi="pt_PT"/>
-        </w:rPr>
         <w:t>"Se".</w:t>
       </w:r>
     </w:p>
@@ -28365,7 +24520,7 @@
         </w:rPr>
         <w:t xml:space="preserve">Usando uma situação hipotética, Paulo recita suas próprias credenciais para ilustrar que, se observar a lei pudesse garantir o favor de Deus, ele teria mais motivos para se gabar do que qualquer outra pessoa. Seu objetivo é ensinar aos crentes filipenses que eles devem confiar apenas em Cristo e não em outras coisas para obter o favor de Deus. Paulo explica em </w:t>
       </w:r>
-      <w:hyperlink r:id="rId38">
+      <w:hyperlink r:id="rId36">
         <w:r>
           <w:rPr>
             <w:lang w:val="pt_PT" w:bidi="pt_PT"/>
@@ -28513,21 +24668,6 @@
           <w:b/>
           <w:lang w:val="pt_PT" w:bidi="pt_PT"/>
         </w:rPr>
-        <w:t>φυλῆς Βενιαμείν</w:t>
-      </w:r>
-    </w:p>
-    <w:p>
-      <w:pPr/>
-      <w:r>
-        <w:rPr>
-          <w:lang w:val="pt_PT" w:bidi="pt_PT"/>
-        </w:rPr>
-      </w:r>
-      <w:r>
-        <w:rPr>
-          <w:b/>
-          <w:lang w:val="pt_PT" w:bidi="pt_PT"/>
-        </w:rPr>
         <w:t>"Sou israelita de nascimento, da tribo de Benjamim".</w:t>
       </w:r>
     </w:p>
@@ -28700,21 +24840,6 @@
           <w:b/>
           <w:lang w:val="pt_PT" w:bidi="pt_PT"/>
         </w:rPr>
-        <w:t>κατὰ νόμον Φαρισαῖος</w:t>
-      </w:r>
-    </w:p>
-    <w:p>
-      <w:pPr/>
-      <w:r>
-        <w:rPr>
-          <w:lang w:val="pt_PT" w:bidi="pt_PT"/>
-        </w:rPr>
-      </w:r>
-      <w:r>
-        <w:rPr>
-          <w:b/>
-          <w:lang w:val="pt_PT" w:bidi="pt_PT"/>
-        </w:rPr>
         <w:t>"Quanto à prática da lei, eu era fariseu".</w:t>
       </w:r>
     </w:p>
@@ -28791,21 +24916,6 @@
           <w:b/>
           <w:lang w:val="pt_PT" w:bidi="pt_PT"/>
         </w:rPr>
-        <w:t>κατὰ ζῆλος διώκων τὴν ἐκκλησίαν, κατὰ δικαιοσύνην τὴν ἐν νόμῳ γενόμενος ἄμεμπτος</w:t>
-      </w:r>
-    </w:p>
-    <w:p>
-      <w:pPr/>
-      <w:r>
-        <w:rPr>
-          <w:lang w:val="pt_PT" w:bidi="pt_PT"/>
-        </w:rPr>
-      </w:r>
-      <w:r>
-        <w:rPr>
-          <w:b/>
-          <w:lang w:val="pt_PT" w:bidi="pt_PT"/>
-        </w:rPr>
         <w:t>"E era tão fanático, que persegui a Igreja. Quanto ao cumprimento da vontade de Deus por meio da obediência à lei, ninguém podia me acusar de nada".</w:t>
       </w:r>
     </w:p>
@@ -28869,21 +24979,6 @@
           <w:b/>
           <w:lang w:val="pt_PT" w:bidi="pt_PT"/>
         </w:rPr>
-        <w:t>κατὰ ζῆλος διώκων τὴν ἐκκλησίαν</w:t>
-      </w:r>
-    </w:p>
-    <w:p>
-      <w:pPr/>
-      <w:r>
-        <w:rPr>
-          <w:lang w:val="pt_PT" w:bidi="pt_PT"/>
-        </w:rPr>
-      </w:r>
-      <w:r>
-        <w:rPr>
-          <w:b/>
-          <w:lang w:val="pt_PT" w:bidi="pt_PT"/>
-        </w:rPr>
         <w:t>"E era tão fanático, que persegui a Igreja".</w:t>
       </w:r>
     </w:p>
@@ -28967,21 +25062,6 @@
           <w:b/>
           <w:lang w:val="pt_PT" w:bidi="pt_PT"/>
         </w:rPr>
-        <w:t>τὴν ἐκκλησίαν</w:t>
-      </w:r>
-    </w:p>
-    <w:p>
-      <w:pPr/>
-      <w:r>
-        <w:rPr>
-          <w:lang w:val="pt_PT" w:bidi="pt_PT"/>
-        </w:rPr>
-      </w:r>
-      <w:r>
-        <w:rPr>
-          <w:b/>
-          <w:lang w:val="pt_PT" w:bidi="pt_PT"/>
-        </w:rPr>
         <w:t>"a Igreja".</w:t>
       </w:r>
     </w:p>
@@ -29104,21 +25184,6 @@
           <w:b/>
           <w:lang w:val="pt_PT" w:bidi="pt_PT"/>
         </w:rPr>
-        <w:t>κατὰ δικαιοσύνην τὴν ἐν νόμῳ γενόμενος ἄμεμπτος</w:t>
-      </w:r>
-    </w:p>
-    <w:p>
-      <w:pPr/>
-      <w:r>
-        <w:rPr>
-          <w:lang w:val="pt_PT" w:bidi="pt_PT"/>
-        </w:rPr>
-      </w:r>
-      <w:r>
-        <w:rPr>
-          <w:b/>
-          <w:lang w:val="pt_PT" w:bidi="pt_PT"/>
-        </w:rPr>
         <w:t>"Quanto ao cumprimento da vontade de Deus por meio da obediência à lei, ninguém podia me acusar de nada".</w:t>
       </w:r>
     </w:p>
@@ -29215,21 +25280,6 @@
           <w:b/>
           <w:lang w:val="pt_PT" w:bidi="pt_PT"/>
         </w:rPr>
-        <w:t>ἅτινα ἦν μοι κέρδη, ταῦτα ἥγημαι διὰ τὸν Χριστὸν ζημίαν</w:t>
-      </w:r>
-    </w:p>
-    <w:p>
-      <w:pPr/>
-      <w:r>
-        <w:rPr>
-          <w:lang w:val="pt_PT" w:bidi="pt_PT"/>
-        </w:rPr>
-      </w:r>
-      <w:r>
-        <w:rPr>
-          <w:b/>
-          <w:lang w:val="pt_PT" w:bidi="pt_PT"/>
-        </w:rPr>
         <w:t>"No passado, todas essas coisas valiam muito para mim; mas agora, por causa de Cristo, considero que não têm nenhum valor".</w:t>
       </w:r>
     </w:p>
@@ -29246,7 +25296,7 @@
         </w:rPr>
         <w:t xml:space="preserve">Este versículo inteiro é a resposta de Paulo às sete coisas que ele listou em </w:t>
       </w:r>
-      <w:hyperlink r:id="rId39">
+      <w:hyperlink r:id="rId37">
         <w:r>
           <w:rPr>
             <w:lang w:val="pt_PT" w:bidi="pt_PT"/>
@@ -29331,21 +25381,6 @@
           <w:b/>
           <w:lang w:val="pt_PT" w:bidi="pt_PT"/>
         </w:rPr>
-        <w:t>ἅτινα ἦν μοι κέρδη, ταῦτα ἥγημαι διὰ τὸν Χριστὸν ζημίαν</w:t>
-      </w:r>
-    </w:p>
-    <w:p>
-      <w:pPr/>
-      <w:r>
-        <w:rPr>
-          <w:lang w:val="pt_PT" w:bidi="pt_PT"/>
-        </w:rPr>
-      </w:r>
-      <w:r>
-        <w:rPr>
-          <w:b/>
-          <w:lang w:val="pt_PT" w:bidi="pt_PT"/>
-        </w:rPr>
         <w:t>"No passado, todas essas coisas valiam muito para mim; mas agora, por causa de Cristo, considero que não têm nenhum valor".</w:t>
       </w:r>
     </w:p>
@@ -29429,21 +25464,6 @@
           <w:b/>
           <w:lang w:val="pt_PT" w:bidi="pt_PT"/>
         </w:rPr>
-        <w:t>ἅτινα ἦν μοι κέρδη</w:t>
-      </w:r>
-    </w:p>
-    <w:p>
-      <w:pPr/>
-      <w:r>
-        <w:rPr>
-          <w:lang w:val="pt_PT" w:bidi="pt_PT"/>
-        </w:rPr>
-      </w:r>
-      <w:r>
-        <w:rPr>
-          <w:b/>
-          <w:lang w:val="pt_PT" w:bidi="pt_PT"/>
-        </w:rPr>
         <w:t>"No passado, todas essas coisas valiam muito para mim".</w:t>
       </w:r>
     </w:p>
@@ -29460,7 +25480,7 @@
         </w:rPr>
         <w:t xml:space="preserve">Esta frase refere-se especificamente à lista de sete coisas que Paulo acabou de listar em </w:t>
       </w:r>
-      <w:hyperlink r:id="rId39">
+      <w:hyperlink r:id="rId37">
         <w:r>
           <w:rPr>
             <w:lang w:val="pt_PT" w:bidi="pt_PT"/>
@@ -29545,21 +25565,6 @@
           <w:b/>
           <w:lang w:val="pt_PT" w:bidi="pt_PT"/>
         </w:rPr>
-        <w:t>ἅτινα ἦν μοι κέρδη</w:t>
-      </w:r>
-    </w:p>
-    <w:p>
-      <w:pPr/>
-      <w:r>
-        <w:rPr>
-          <w:lang w:val="pt_PT" w:bidi="pt_PT"/>
-        </w:rPr>
-      </w:r>
-      <w:r>
-        <w:rPr>
-          <w:b/>
-          <w:lang w:val="pt_PT" w:bidi="pt_PT"/>
-        </w:rPr>
         <w:t>"No passado, todas essas coisas valiam muito para mim".</w:t>
       </w:r>
     </w:p>
@@ -29643,21 +25648,6 @@
           <w:b/>
           <w:lang w:val="pt_PT" w:bidi="pt_PT"/>
         </w:rPr>
-        <w:t>ταῦτα ἥγημαι διὰ τὸν Χριστὸν ζημίαν</w:t>
-      </w:r>
-    </w:p>
-    <w:p>
-      <w:pPr/>
-      <w:r>
-        <w:rPr>
-          <w:lang w:val="pt_PT" w:bidi="pt_PT"/>
-        </w:rPr>
-      </w:r>
-      <w:r>
-        <w:rPr>
-          <w:b/>
-          <w:lang w:val="pt_PT" w:bidi="pt_PT"/>
-        </w:rPr>
         <w:t>"mas agora, por causa de Cristo, considero que não têm nenhum valor".</w:t>
       </w:r>
     </w:p>
@@ -29770,7 +25760,7 @@
         </w:rPr>
         <w:t xml:space="preserve">Neste versículo, Paulo continua a metáfora de negócios que ele começou em </w:t>
       </w:r>
-      <w:hyperlink r:id="rId40">
+      <w:hyperlink r:id="rId38">
         <w:r>
           <w:rPr>
             <w:lang w:val="pt_PT" w:bidi="pt_PT"/>
@@ -29884,7 +25874,7 @@
         </w:rPr>
         <w:t xml:space="preserve"> em </w:t>
       </w:r>
-      <w:hyperlink r:id="rId40">
+      <w:hyperlink r:id="rId38">
         <w:r>
           <w:rPr>
             <w:lang w:val="pt_PT" w:bidi="pt_PT"/>
@@ -29949,21 +25939,6 @@
           <w:b/>
           <w:lang w:val="pt_PT" w:bidi="pt_PT"/>
         </w:rPr>
-        <w:t>ζημίαν</w:t>
-      </w:r>
-    </w:p>
-    <w:p>
-      <w:pPr/>
-      <w:r>
-        <w:rPr>
-          <w:lang w:val="pt_PT" w:bidi="pt_PT"/>
-        </w:rPr>
-      </w:r>
-      <w:r>
-        <w:rPr>
-          <w:b/>
-          <w:lang w:val="pt_PT" w:bidi="pt_PT"/>
-        </w:rPr>
         <w:t>"completa perda".</w:t>
       </w:r>
     </w:p>
@@ -29993,7 +25968,7 @@
         </w:rPr>
         <w:t xml:space="preserve">em </w:t>
       </w:r>
-      <w:hyperlink r:id="rId40">
+      <w:hyperlink r:id="rId38">
         <w:r>
           <w:rPr>
             <w:lang w:val="pt_PT" w:bidi="pt_PT"/>
@@ -30078,21 +26053,6 @@
           <w:b/>
           <w:lang w:val="pt_PT" w:bidi="pt_PT"/>
         </w:rPr>
-        <w:t>καὶ ἡγοῦμαι πάντα ζημίαν εἶναι, διὰ τὸ ὑπερέχον τῆς γνώσεως Χριστοῦ Ἰησοῦ τοῦ Κυρίου μου</w:t>
-      </w:r>
-    </w:p>
-    <w:p>
-      <w:pPr/>
-      <w:r>
-        <w:rPr>
-          <w:lang w:val="pt_PT" w:bidi="pt_PT"/>
-        </w:rPr>
-      </w:r>
-      <w:r>
-        <w:rPr>
-          <w:b/>
-          <w:lang w:val="pt_PT" w:bidi="pt_PT"/>
-        </w:rPr>
         <w:t>"E não somente essas coisas, mas considero tudo uma completa perda, comparado com aquilo que tem muito mais valor, isto é, conhecer completamente Cristo Jesus, o meu Senhor".</w:t>
       </w:r>
     </w:p>
@@ -30189,21 +26149,6 @@
           <w:b/>
           <w:lang w:val="pt_PT" w:bidi="pt_PT"/>
         </w:rPr>
-        <w:t>διὰ τὸ ὑπερέχον τῆς γνώσεως Χριστοῦ Ἰησοῦ τοῦ Κυρίου μου</w:t>
-      </w:r>
-    </w:p>
-    <w:p>
-      <w:pPr/>
-      <w:r>
-        <w:rPr>
-          <w:lang w:val="pt_PT" w:bidi="pt_PT"/>
-        </w:rPr>
-      </w:r>
-      <w:r>
-        <w:rPr>
-          <w:b/>
-          <w:lang w:val="pt_PT" w:bidi="pt_PT"/>
-        </w:rPr>
         <w:t>"mas considero tudo uma completa perda, comparado com aquilo que tem muito mais valor, isto é, conhecer completamente Cristo Jesus, o meu Senhor".</w:t>
       </w:r>
     </w:p>
@@ -30287,21 +26232,6 @@
           <w:b/>
           <w:lang w:val="pt_PT" w:bidi="pt_PT"/>
         </w:rPr>
-        <w:t>διὰ τὸ ὑπερέχον τῆς γνώσεως Χριστοῦ Ἰησοῦ τοῦ Κυρίου μου</w:t>
-      </w:r>
-    </w:p>
-    <w:p>
-      <w:pPr/>
-      <w:r>
-        <w:rPr>
-          <w:lang w:val="pt_PT" w:bidi="pt_PT"/>
-        </w:rPr>
-      </w:r>
-      <w:r>
-        <w:rPr>
-          <w:b/>
-          <w:lang w:val="pt_PT" w:bidi="pt_PT"/>
-        </w:rPr>
         <w:t>"comparado com aquilo que tem muito mais valor, isto é, conhecer completamente Cristo Jesus, o meu Senhor".</w:t>
       </w:r>
     </w:p>
@@ -30365,21 +26295,6 @@
           <w:b/>
           <w:lang w:val="pt_PT" w:bidi="pt_PT"/>
         </w:rPr>
-        <w:t>τῆς γνώσεως Χριστοῦ Ἰησοῦ τοῦ Κυρίου μου</w:t>
-      </w:r>
-    </w:p>
-    <w:p>
-      <w:pPr/>
-      <w:r>
-        <w:rPr>
-          <w:lang w:val="pt_PT" w:bidi="pt_PT"/>
-        </w:rPr>
-      </w:r>
-      <w:r>
-        <w:rPr>
-          <w:b/>
-          <w:lang w:val="pt_PT" w:bidi="pt_PT"/>
-        </w:rPr>
         <w:t>"conhecer completamente Cristo Jesus, o meu Senhor".</w:t>
       </w:r>
     </w:p>
@@ -30476,21 +26391,6 @@
           <w:b/>
           <w:lang w:val="pt_PT" w:bidi="pt_PT"/>
         </w:rPr>
-        <w:t>δι’ ὃν τὰ πάντα ἐζημιώθην</w:t>
-      </w:r>
-    </w:p>
-    <w:p>
-      <w:pPr/>
-      <w:r>
-        <w:rPr>
-          <w:lang w:val="pt_PT" w:bidi="pt_PT"/>
-        </w:rPr>
-      </w:r>
-      <w:r>
-        <w:rPr>
-          <w:b/>
-          <w:lang w:val="pt_PT" w:bidi="pt_PT"/>
-        </w:rPr>
         <w:t>"Eu joguei tudo fora".</w:t>
       </w:r>
     </w:p>
@@ -30507,7 +26407,7 @@
         </w:rPr>
         <w:t xml:space="preserve">Uma tradução mais literal vai dizer: "pelo qual sofri a perda de todas estas coisas". Veja como você traduziu o substantivo abstrato "perda" anteriormente neste versículo e em </w:t>
       </w:r>
-      <w:hyperlink r:id="rId40">
+      <w:hyperlink r:id="rId38">
         <w:r>
           <w:rPr>
             <w:lang w:val="pt_PT" w:bidi="pt_PT"/>
@@ -30621,7 +26521,7 @@
         </w:rPr>
         <w:t xml:space="preserve"> anteriormente neste versículo e em </w:t>
       </w:r>
-      <w:hyperlink r:id="rId40">
+      <w:hyperlink r:id="rId38">
         <w:r>
           <w:rPr>
             <w:lang w:val="pt_PT" w:bidi="pt_PT"/>
@@ -30686,21 +26586,6 @@
           <w:b/>
           <w:lang w:val="pt_PT" w:bidi="pt_PT"/>
         </w:rPr>
-        <w:t>σκύβαλα</w:t>
-      </w:r>
-    </w:p>
-    <w:p>
-      <w:pPr/>
-      <w:r>
-        <w:rPr>
-          <w:lang w:val="pt_PT" w:bidi="pt_PT"/>
-        </w:rPr>
-      </w:r>
-      <w:r>
-        <w:rPr>
-          <w:b/>
-          <w:lang w:val="pt_PT" w:bidi="pt_PT"/>
-        </w:rPr>
         <w:t>"como se fosse lixo".</w:t>
       </w:r>
     </w:p>
@@ -30813,7 +26698,7 @@
         </w:rPr>
         <w:t xml:space="preserve"> em </w:t>
       </w:r>
-      <w:hyperlink r:id="rId40">
+      <w:hyperlink r:id="rId38">
         <w:r>
           <w:rPr>
             <w:lang w:val="pt_PT" w:bidi="pt_PT"/>
@@ -30878,21 +26763,6 @@
           <w:b/>
           <w:lang w:val="pt_PT" w:bidi="pt_PT"/>
         </w:rPr>
-        <w:t>ἵνα Χριστὸν κερδήσω</w:t>
-      </w:r>
-    </w:p>
-    <w:p>
-      <w:pPr/>
-      <w:r>
-        <w:rPr>
-          <w:lang w:val="pt_PT" w:bidi="pt_PT"/>
-        </w:rPr>
-      </w:r>
-      <w:r>
-        <w:rPr>
-          <w:b/>
-          <w:lang w:val="pt_PT" w:bidi="pt_PT"/>
-        </w:rPr>
         <w:t>"a fim de poder ganhar a Cristo".</w:t>
       </w:r>
     </w:p>
@@ -30989,21 +26859,6 @@
           <w:b/>
           <w:lang w:val="pt_PT" w:bidi="pt_PT"/>
         </w:rPr>
-        <w:t>καὶ εὑρεθῶ ἐν αὐτῷ</w:t>
-      </w:r>
-    </w:p>
-    <w:p>
-      <w:pPr/>
-      <w:r>
-        <w:rPr>
-          <w:lang w:val="pt_PT" w:bidi="pt_PT"/>
-        </w:rPr>
-      </w:r>
-      <w:r>
-        <w:rPr>
-          <w:b/>
-          <w:lang w:val="pt_PT" w:bidi="pt_PT"/>
-        </w:rPr>
         <w:t>"e estar unido com ele".</w:t>
       </w:r>
     </w:p>
@@ -31100,21 +26955,6 @@
           <w:b/>
           <w:lang w:val="pt_PT" w:bidi="pt_PT"/>
         </w:rPr>
-        <w:t>μὴ ἔχων ἐμὴν δικαιοσύνην, τὴν ἐκ νόμου</w:t>
-      </w:r>
-    </w:p>
-    <w:p>
-      <w:pPr/>
-      <w:r>
-        <w:rPr>
-          <w:lang w:val="pt_PT" w:bidi="pt_PT"/>
-        </w:rPr>
-      </w:r>
-      <w:r>
-        <w:rPr>
-          <w:b/>
-          <w:lang w:val="pt_PT" w:bidi="pt_PT"/>
-        </w:rPr>
         <w:t>"Eu já não procuro mais ser aceito por Deus por causa da minha obediência à lei".</w:t>
       </w:r>
     </w:p>
@@ -31224,21 +27064,6 @@
           <w:b/>
           <w:lang w:val="pt_PT" w:bidi="pt_PT"/>
         </w:rPr>
-        <w:t>ἀλλὰ τὴν διὰ πίστεως Χριστοῦ</w:t>
-      </w:r>
-    </w:p>
-    <w:p>
-      <w:pPr/>
-      <w:r>
-        <w:rPr>
-          <w:lang w:val="pt_PT" w:bidi="pt_PT"/>
-        </w:rPr>
-      </w:r>
-      <w:r>
-        <w:rPr>
-          <w:b/>
-          <w:lang w:val="pt_PT" w:bidi="pt_PT"/>
-        </w:rPr>
         <w:t>"Pois agora é por meio da minha fé em Cristo que eu sou aceito".</w:t>
       </w:r>
     </w:p>
@@ -31348,21 +27173,6 @@
           <w:b/>
           <w:lang w:val="pt_PT" w:bidi="pt_PT"/>
         </w:rPr>
-        <w:t>ἀλλὰ τὴν διὰ πίστεως Χριστοῦ</w:t>
-      </w:r>
-    </w:p>
-    <w:p>
-      <w:pPr/>
-      <w:r>
-        <w:rPr>
-          <w:lang w:val="pt_PT" w:bidi="pt_PT"/>
-        </w:rPr>
-      </w:r>
-      <w:r>
-        <w:rPr>
-          <w:b/>
-          <w:lang w:val="pt_PT" w:bidi="pt_PT"/>
-        </w:rPr>
         <w:t>"Pois agora é por meio da minha fé em Cristo que eu sou aceito".</w:t>
       </w:r>
     </w:p>
@@ -31446,21 +27256,6 @@
           <w:b/>
           <w:lang w:val="pt_PT" w:bidi="pt_PT"/>
         </w:rPr>
-        <w:t>τὴν ἐκ Θεοῦ δικαιοσύνην ἐπὶ τῇ πίστει</w:t>
-      </w:r>
-    </w:p>
-    <w:p>
-      <w:pPr/>
-      <w:r>
-        <w:rPr>
-          <w:lang w:val="pt_PT" w:bidi="pt_PT"/>
-        </w:rPr>
-      </w:r>
-      <w:r>
-        <w:rPr>
-          <w:b/>
-          <w:lang w:val="pt_PT" w:bidi="pt_PT"/>
-        </w:rPr>
         <w:t>"Pois agora é por meio da minha fé em Cristo que eu sou aceito".</w:t>
       </w:r>
     </w:p>
@@ -31544,21 +27339,6 @@
           <w:b/>
           <w:lang w:val="pt_PT" w:bidi="pt_PT"/>
         </w:rPr>
-        <w:t>τὴν ἐκ Θεοῦ δικαιοσύνην ἐπὶ τῇ πίστει</w:t>
-      </w:r>
-    </w:p>
-    <w:p>
-      <w:pPr/>
-      <w:r>
-        <w:rPr>
-          <w:lang w:val="pt_PT" w:bidi="pt_PT"/>
-        </w:rPr>
-      </w:r>
-      <w:r>
-        <w:rPr>
-          <w:b/>
-          <w:lang w:val="pt_PT" w:bidi="pt_PT"/>
-        </w:rPr>
         <w:t>"essa aceitação vem de Deus e se baseia na fé".</w:t>
       </w:r>
     </w:p>
@@ -31681,21 +27461,6 @@
           <w:b/>
           <w:lang w:val="pt_PT" w:bidi="pt_PT"/>
         </w:rPr>
-        <w:t>ἐπὶ τῇ πίστει</w:t>
-      </w:r>
-    </w:p>
-    <w:p>
-      <w:pPr/>
-      <w:r>
-        <w:rPr>
-          <w:lang w:val="pt_PT" w:bidi="pt_PT"/>
-        </w:rPr>
-      </w:r>
-      <w:r>
-        <w:rPr>
-          <w:b/>
-          <w:lang w:val="pt_PT" w:bidi="pt_PT"/>
-        </w:rPr>
         <w:t>"se baseia na fé".</w:t>
       </w:r>
     </w:p>
@@ -31792,21 +27557,6 @@
           <w:b/>
           <w:lang w:val="pt_PT" w:bidi="pt_PT"/>
         </w:rPr>
-        <w:t>τοῦ γνῶναι αὐτὸν, καὶ τὴν δύναμιν τῆς ἀναστάσεως αὐτοῦ, καὶ κοινωνίαν παθημάτων αὐτοῦ, συμμορφιζόμενος τῷ θανάτῳ αὐτοῦ</w:t>
-      </w:r>
-    </w:p>
-    <w:p>
-      <w:pPr/>
-      <w:r>
-        <w:rPr>
-          <w:lang w:val="pt_PT" w:bidi="pt_PT"/>
-        </w:rPr>
-      </w:r>
-      <w:r>
-        <w:rPr>
-          <w:b/>
-          <w:lang w:val="pt_PT" w:bidi="pt_PT"/>
-        </w:rPr>
         <w:t>"Tudo o que eu quero é conhecer a Cristo e sentir em mim o poder da sua ressurreição. Quero também tomar parte nos seus sofrimentos e me tornar como ele na sua morte".</w:t>
       </w:r>
     </w:p>
@@ -31916,21 +27666,6 @@
           <w:b/>
           <w:lang w:val="pt_PT" w:bidi="pt_PT"/>
         </w:rPr>
-        <w:t>καὶ</w:t>
-      </w:r>
-    </w:p>
-    <w:p>
-      <w:pPr/>
-      <w:r>
-        <w:rPr>
-          <w:lang w:val="pt_PT" w:bidi="pt_PT"/>
-        </w:rPr>
-      </w:r>
-      <w:r>
-        <w:rPr>
-          <w:b/>
-          <w:lang w:val="pt_PT" w:bidi="pt_PT"/>
-        </w:rPr>
         <w:t>"e".</w:t>
       </w:r>
     </w:p>
@@ -32027,21 +27762,6 @@
           <w:b/>
           <w:lang w:val="pt_PT" w:bidi="pt_PT"/>
         </w:rPr>
-        <w:t>τοῦ γνῶναι αὐτὸν, καὶ τὴν δύναμιν τῆς ἀναστάσεως αὐτοῦ, καὶ κοινωνίαν παθημάτων αὐτοῦ</w:t>
-      </w:r>
-    </w:p>
-    <w:p>
-      <w:pPr/>
-      <w:r>
-        <w:rPr>
-          <w:lang w:val="pt_PT" w:bidi="pt_PT"/>
-        </w:rPr>
-      </w:r>
-      <w:r>
-        <w:rPr>
-          <w:b/>
-          <w:lang w:val="pt_PT" w:bidi="pt_PT"/>
-        </w:rPr>
         <w:t>"Tudo o que eu quero é conhecer a Cristo e sentir em mim o poder da sua ressurreição. Quero também tomar parte nos seus sofrimentos".</w:t>
       </w:r>
     </w:p>
@@ -32147,7 +27867,7 @@
         </w:rPr>
         <w:t xml:space="preserve">Veja como você traduziu a palavra “conhecimento” em </w:t>
       </w:r>
-      <w:hyperlink r:id="rId41">
+      <w:hyperlink r:id="rId39">
         <w:r>
           <w:rPr>
             <w:lang w:val="pt_PT" w:bidi="pt_PT"/>
@@ -32225,21 +27945,6 @@
           <w:b/>
           <w:lang w:val="pt_PT" w:bidi="pt_PT"/>
         </w:rPr>
-        <w:t>δύναμιν</w:t>
-      </w:r>
-    </w:p>
-    <w:p>
-      <w:pPr/>
-      <w:r>
-        <w:rPr>
-          <w:lang w:val="pt_PT" w:bidi="pt_PT"/>
-        </w:rPr>
-      </w:r>
-      <w:r>
-        <w:rPr>
-          <w:b/>
-          <w:lang w:val="pt_PT" w:bidi="pt_PT"/>
-        </w:rPr>
         <w:t>"o poder da sua ressureição".</w:t>
       </w:r>
     </w:p>
@@ -32349,21 +28054,6 @@
           <w:b/>
           <w:lang w:val="pt_PT" w:bidi="pt_PT"/>
         </w:rPr>
-        <w:t>καὶ κοινωνίαν παθημάτων αὐτοῦ</w:t>
-      </w:r>
-    </w:p>
-    <w:p>
-      <w:pPr/>
-      <w:r>
-        <w:rPr>
-          <w:lang w:val="pt_PT" w:bidi="pt_PT"/>
-        </w:rPr>
-      </w:r>
-      <w:r>
-        <w:rPr>
-          <w:b/>
-          <w:lang w:val="pt_PT" w:bidi="pt_PT"/>
-        </w:rPr>
         <w:t>"Quero também tomar parte nos seus sofrimentos".</w:t>
       </w:r>
     </w:p>
@@ -32447,21 +28137,6 @@
           <w:b/>
           <w:lang w:val="pt_PT" w:bidi="pt_PT"/>
         </w:rPr>
-        <w:t>καὶ κοινωνίαν παθημάτων αὐτοῦ</w:t>
-      </w:r>
-    </w:p>
-    <w:p>
-      <w:pPr/>
-      <w:r>
-        <w:rPr>
-          <w:lang w:val="pt_PT" w:bidi="pt_PT"/>
-        </w:rPr>
-      </w:r>
-      <w:r>
-        <w:rPr>
-          <w:b/>
-          <w:lang w:val="pt_PT" w:bidi="pt_PT"/>
-        </w:rPr>
         <w:t>"Quero também tomar parte nos seus sofrimentos".</w:t>
       </w:r>
     </w:p>
@@ -32558,21 +28233,6 @@
           <w:b/>
           <w:lang w:val="pt_PT" w:bidi="pt_PT"/>
         </w:rPr>
-        <w:t>καὶ</w:t>
-      </w:r>
-    </w:p>
-    <w:p>
-      <w:pPr/>
-      <w:r>
-        <w:rPr>
-          <w:lang w:val="pt_PT" w:bidi="pt_PT"/>
-        </w:rPr>
-      </w:r>
-      <w:r>
-        <w:rPr>
-          <w:b/>
-          <w:lang w:val="pt_PT" w:bidi="pt_PT"/>
-        </w:rPr>
         <w:t>"Quero também".</w:t>
       </w:r>
     </w:p>
@@ -32669,21 +28329,6 @@
           <w:b/>
           <w:lang w:val="pt_PT" w:bidi="pt_PT"/>
         </w:rPr>
-        <w:t>συμμορφιζόμενος τῷ θανάτῳ αὐτοῦ</w:t>
-      </w:r>
-    </w:p>
-    <w:p>
-      <w:pPr/>
-      <w:r>
-        <w:rPr>
-          <w:lang w:val="pt_PT" w:bidi="pt_PT"/>
-        </w:rPr>
-      </w:r>
-      <w:r>
-        <w:rPr>
-          <w:b/>
-          <w:lang w:val="pt_PT" w:bidi="pt_PT"/>
-        </w:rPr>
         <w:t>"e me tornar como ele na sua morte".</w:t>
       </w:r>
     </w:p>
@@ -32780,21 +28425,6 @@
           <w:b/>
           <w:lang w:val="pt_PT" w:bidi="pt_PT"/>
         </w:rPr>
-        <w:t>συμμορφιζόμενος τῷ θανάτῳ αὐτοῦ</w:t>
-      </w:r>
-    </w:p>
-    <w:p>
-      <w:pPr/>
-      <w:r>
-        <w:rPr>
-          <w:lang w:val="pt_PT" w:bidi="pt_PT"/>
-        </w:rPr>
-      </w:r>
-      <w:r>
-        <w:rPr>
-          <w:b/>
-          <w:lang w:val="pt_PT" w:bidi="pt_PT"/>
-        </w:rPr>
         <w:t>"e me tornar como ele na sua morte".</w:t>
       </w:r>
     </w:p>
@@ -32891,21 +28521,6 @@
           <w:b/>
           <w:lang w:val="pt_PT" w:bidi="pt_PT"/>
         </w:rPr>
-        <w:t>τὴν ἐξανάστασιν τὴν ἐκ νεκρῶν</w:t>
-      </w:r>
-    </w:p>
-    <w:p>
-      <w:pPr/>
-      <w:r>
-        <w:rPr>
-          <w:lang w:val="pt_PT" w:bidi="pt_PT"/>
-        </w:rPr>
-      </w:r>
-      <w:r>
-        <w:rPr>
-          <w:b/>
-          <w:lang w:val="pt_PT" w:bidi="pt_PT"/>
-        </w:rPr>
         <w:t>"eu mesmo seja ressuscitado da morte para a vida".</w:t>
       </w:r>
     </w:p>
@@ -32969,21 +28584,6 @@
           <w:b/>
           <w:lang w:val="pt_PT" w:bidi="pt_PT"/>
         </w:rPr>
-        <w:t>οὐχ ὅτι ἤδη ἔλαβον</w:t>
-      </w:r>
-    </w:p>
-    <w:p>
-      <w:pPr/>
-      <w:r>
-        <w:rPr>
-          <w:lang w:val="pt_PT" w:bidi="pt_PT"/>
-        </w:rPr>
-      </w:r>
-      <w:r>
-        <w:rPr>
-          <w:b/>
-          <w:lang w:val="pt_PT" w:bidi="pt_PT"/>
-        </w:rPr>
         <w:t>"Não estou querendo dizer que já consegui tudo o que quero".</w:t>
       </w:r>
     </w:p>
@@ -33093,21 +28693,6 @@
           <w:b/>
           <w:lang w:val="pt_PT" w:bidi="pt_PT"/>
         </w:rPr>
-        <w:t>ἢ ἤδη τετελείωμαι</w:t>
-      </w:r>
-    </w:p>
-    <w:p>
-      <w:pPr/>
-      <w:r>
-        <w:rPr>
-          <w:lang w:val="pt_PT" w:bidi="pt_PT"/>
-        </w:rPr>
-      </w:r>
-      <w:r>
-        <w:rPr>
-          <w:b/>
-          <w:lang w:val="pt_PT" w:bidi="pt_PT"/>
-        </w:rPr>
         <w:t>"ou que já fiquei perfeito".</w:t>
       </w:r>
     </w:p>
@@ -33204,21 +28789,6 @@
           <w:b/>
           <w:lang w:val="pt_PT" w:bidi="pt_PT"/>
         </w:rPr>
-        <w:t>ἤδη τετελείωμαι</w:t>
-      </w:r>
-    </w:p>
-    <w:p>
-      <w:pPr/>
-      <w:r>
-        <w:rPr>
-          <w:lang w:val="pt_PT" w:bidi="pt_PT"/>
-        </w:rPr>
-      </w:r>
-      <w:r>
-        <w:rPr>
-          <w:b/>
-          <w:lang w:val="pt_PT" w:bidi="pt_PT"/>
-        </w:rPr>
         <w:t>"ou que já fiquei perfeito".</w:t>
       </w:r>
     </w:p>
@@ -33315,21 +28885,6 @@
           <w:b/>
           <w:lang w:val="pt_PT" w:bidi="pt_PT"/>
         </w:rPr>
-        <w:t>ἤδη τετελείωμαι</w:t>
-      </w:r>
-    </w:p>
-    <w:p>
-      <w:pPr/>
-      <w:r>
-        <w:rPr>
-          <w:lang w:val="pt_PT" w:bidi="pt_PT"/>
-        </w:rPr>
-      </w:r>
-      <w:r>
-        <w:rPr>
-          <w:b/>
-          <w:lang w:val="pt_PT" w:bidi="pt_PT"/>
-        </w:rPr>
         <w:t>"ou que já fiquei perfeito".</w:t>
       </w:r>
     </w:p>
@@ -33426,21 +28981,6 @@
           <w:b/>
           <w:lang w:val="pt_PT" w:bidi="pt_PT"/>
         </w:rPr>
-        <w:t>καταλάβω, ἐφ’ ᾧ καὶ κατελήμφθην ὑπὸ Χριστοῦ Ἰησοῦ</w:t>
-      </w:r>
-    </w:p>
-    <w:p>
-      <w:pPr/>
-      <w:r>
-        <w:rPr>
-          <w:lang w:val="pt_PT" w:bidi="pt_PT"/>
-        </w:rPr>
-      </w:r>
-      <w:r>
-        <w:rPr>
-          <w:b/>
-          <w:lang w:val="pt_PT" w:bidi="pt_PT"/>
-        </w:rPr>
         <w:t>"mas continuo a correr"</w:t>
       </w:r>
       <w:r>
@@ -33579,7 +29119,7 @@
         </w:rPr>
         <w:t xml:space="preserve"> em </w:t>
       </w:r>
-      <w:hyperlink r:id="rId20">
+      <w:hyperlink r:id="rId18">
         <w:r>
           <w:rPr>
             <w:lang w:val="pt_PT" w:bidi="pt_PT"/>
@@ -33597,7 +29137,7 @@
         </w:rPr>
         <w:t xml:space="preserve"> e </w:t>
       </w:r>
-      <w:hyperlink r:id="rId42">
+      <w:hyperlink r:id="rId40">
         <w:r>
           <w:rPr>
             <w:lang w:val="pt_PT" w:bidi="pt_PT"/>
@@ -33662,21 +29202,6 @@
           <w:b/>
           <w:lang w:val="pt_PT" w:bidi="pt_PT"/>
         </w:rPr>
-        <w:t>ἐγὼ ἐμαυτὸν οὐ λογίζομαι κατειληφέναι</w:t>
-      </w:r>
-    </w:p>
-    <w:p>
-      <w:pPr/>
-      <w:r>
-        <w:rPr>
-          <w:lang w:val="pt_PT" w:bidi="pt_PT"/>
-        </w:rPr>
-      </w:r>
-      <w:r>
-        <w:rPr>
-          <w:b/>
-          <w:lang w:val="pt_PT" w:bidi="pt_PT"/>
-        </w:rPr>
         <w:t>"É claro, irmãos, que eu não penso que já consegui isso".</w:t>
       </w:r>
     </w:p>
@@ -33786,21 +29311,6 @@
           <w:b/>
           <w:lang w:val="pt_PT" w:bidi="pt_PT"/>
         </w:rPr>
-        <w:t>ἓν δέ</w:t>
-      </w:r>
-    </w:p>
-    <w:p>
-      <w:pPr/>
-      <w:r>
-        <w:rPr>
-          <w:lang w:val="pt_PT" w:bidi="pt_PT"/>
-        </w:rPr>
-      </w:r>
-      <w:r>
-        <w:rPr>
-          <w:b/>
-          <w:lang w:val="pt_PT" w:bidi="pt_PT"/>
-        </w:rPr>
         <w:t>"Porém uma coisa eu faço".</w:t>
       </w:r>
     </w:p>
@@ -33884,21 +29394,6 @@
           <w:b/>
           <w:lang w:val="pt_PT" w:bidi="pt_PT"/>
         </w:rPr>
-        <w:t>τὰ μὲν ὀπίσω ἐπιλανθανόμενος, τοῖς δὲ ἔμπροσθεν ἐπεκτεινόμενος</w:t>
-      </w:r>
-    </w:p>
-    <w:p>
-      <w:pPr/>
-      <w:r>
-        <w:rPr>
-          <w:lang w:val="pt_PT" w:bidi="pt_PT"/>
-        </w:rPr>
-      </w:r>
-      <w:r>
-        <w:rPr>
-          <w:b/>
-          <w:lang w:val="pt_PT" w:bidi="pt_PT"/>
-        </w:rPr>
         <w:t>"esqueço aquilo que fica para trás e avanço para o que está na minha frente".</w:t>
       </w:r>
     </w:p>
@@ -33928,7 +29423,7 @@
         </w:rPr>
         <w:t xml:space="preserve">, Paulo está usando a imagem de uma pessoa em uma corrida para ganhar um prêmio. Paulo se retrata como um corredor nesta metáfora, e ele continua usando essa metáfora até o final de </w:t>
       </w:r>
-      <w:hyperlink r:id="rId43">
+      <w:hyperlink r:id="rId41">
         <w:r>
           <w:rPr>
             <w:lang w:val="pt_PT" w:bidi="pt_PT"/>
@@ -34013,21 +29508,6 @@
           <w:b/>
           <w:lang w:val="pt_PT" w:bidi="pt_PT"/>
         </w:rPr>
-        <w:t>κατὰ σκοπὸν διώκω εἰς τὸ βραβεῖον</w:t>
-      </w:r>
-    </w:p>
-    <w:p>
-      <w:pPr/>
-      <w:r>
-        <w:rPr>
-          <w:lang w:val="pt_PT" w:bidi="pt_PT"/>
-        </w:rPr>
-      </w:r>
-      <w:r>
-        <w:rPr>
-          <w:b/>
-          <w:lang w:val="pt_PT" w:bidi="pt_PT"/>
-        </w:rPr>
         <w:t>"Corro direto para a linha de chegada a fim de conseguir o prêmio da vitória".</w:t>
       </w:r>
     </w:p>
@@ -34124,21 +29604,6 @@
           <w:b/>
           <w:lang w:val="pt_PT" w:bidi="pt_PT"/>
         </w:rPr>
-        <w:t>σκοπὸν &amp; εἰς τὸ βραβεῖον τῆς ἄνω κλήσεως τοῦ Θεοῦ</w:t>
-      </w:r>
-    </w:p>
-    <w:p>
-      <w:pPr/>
-      <w:r>
-        <w:rPr>
-          <w:lang w:val="pt_PT" w:bidi="pt_PT"/>
-        </w:rPr>
-      </w:r>
-      <w:r>
-        <w:rPr>
-          <w:b/>
-          <w:lang w:val="pt_PT" w:bidi="pt_PT"/>
-        </w:rPr>
         <w:t>"a fim de conseguir o prêmio da vitória. Esse prêmio é a nova vida para a qual Deus me chamou por meio de Cristo Jesus".</w:t>
       </w:r>
     </w:p>
@@ -34228,21 +29693,6 @@
           <w:b/>
           <w:lang w:val="pt_PT" w:bidi="pt_PT"/>
         </w:rPr>
-        <w:t>τὸ βραβεῖον τῆς ἄνω κλήσεως τοῦ Θεοῦ</w:t>
-      </w:r>
-    </w:p>
-    <w:p>
-      <w:pPr/>
-      <w:r>
-        <w:rPr>
-          <w:lang w:val="pt_PT" w:bidi="pt_PT"/>
-        </w:rPr>
-      </w:r>
-      <w:r>
-        <w:rPr>
-          <w:b/>
-          <w:lang w:val="pt_PT" w:bidi="pt_PT"/>
-        </w:rPr>
         <w:t>"o prêmio da vitória. Esse prêmio é a nova vida para a qual Deus me chamou".</w:t>
       </w:r>
     </w:p>
@@ -34378,21 +29828,6 @@
           <w:b/>
           <w:lang w:val="pt_PT" w:bidi="pt_PT"/>
         </w:rPr>
-        <w:t>τῆς ἄνω κλήσεως τοῦ Θεοῦ</w:t>
-      </w:r>
-    </w:p>
-    <w:p>
-      <w:pPr/>
-      <w:r>
-        <w:rPr>
-          <w:lang w:val="pt_PT" w:bidi="pt_PT"/>
-        </w:rPr>
-      </w:r>
-      <w:r>
-        <w:rPr>
-          <w:b/>
-          <w:lang w:val="pt_PT" w:bidi="pt_PT"/>
-        </w:rPr>
         <w:t>"a nova vida para a qual Deus me chamou por meio de Cristo Jesus".</w:t>
       </w:r>
     </w:p>
@@ -34515,21 +29950,6 @@
           <w:b/>
           <w:lang w:val="pt_PT" w:bidi="pt_PT"/>
         </w:rPr>
-        <w:t>κατὰ σκοπὸν διώκω εἰς τὸ βραβεῖον τῆς ἄνω κλήσεως τοῦ Θεοῦ ἐν Χριστῷ Ἰησοῦ</w:t>
-      </w:r>
-    </w:p>
-    <w:p>
-      <w:pPr/>
-      <w:r>
-        <w:rPr>
-          <w:lang w:val="pt_PT" w:bidi="pt_PT"/>
-        </w:rPr>
-      </w:r>
-      <w:r>
-        <w:rPr>
-          <w:b/>
-          <w:lang w:val="pt_PT" w:bidi="pt_PT"/>
-        </w:rPr>
         <w:t>"Corro direto para a linha de chegada a fim de conseguir o prêmio da vitória. Esse prêmio é a nova vida para a qual Deus me chamou por meio de Cristo Jesus".</w:t>
       </w:r>
     </w:p>
@@ -34652,21 +30072,6 @@
           <w:b/>
           <w:lang w:val="pt_PT" w:bidi="pt_PT"/>
         </w:rPr>
-        <w:t>κατὰ σκοπὸν διώκω εἰς τὸ βραβεῖον τῆς ἄνω κλήσεως τοῦ Θεοῦ ἐν Χριστῷ Ἰησοῦ</w:t>
-      </w:r>
-    </w:p>
-    <w:p>
-      <w:pPr/>
-      <w:r>
-        <w:rPr>
-          <w:lang w:val="pt_PT" w:bidi="pt_PT"/>
-        </w:rPr>
-      </w:r>
-      <w:r>
-        <w:rPr>
-          <w:b/>
-          <w:lang w:val="pt_PT" w:bidi="pt_PT"/>
-        </w:rPr>
         <w:t>"Corro direto para a linha de chegada a fim de conseguir o prêmio da vitória. Esse prêmio é a nova vida para a qual Deus me chamou por meio de Cristo Jesus".</w:t>
       </w:r>
     </w:p>
@@ -34750,21 +30155,6 @@
           <w:b/>
           <w:lang w:val="pt_PT" w:bidi="pt_PT"/>
         </w:rPr>
-        <w:t>οὖν</w:t>
-      </w:r>
-    </w:p>
-    <w:p>
-      <w:pPr/>
-      <w:r>
-        <w:rPr>
-          <w:lang w:val="pt_PT" w:bidi="pt_PT"/>
-        </w:rPr>
-      </w:r>
-      <w:r>
-        <w:rPr>
-          <w:b/>
-          <w:lang w:val="pt_PT" w:bidi="pt_PT"/>
-        </w:rPr>
         <w:t>"Porém".</w:t>
       </w:r>
     </w:p>
@@ -34794,7 +30184,7 @@
         </w:rPr>
         <w:t xml:space="preserve"> indica que Paulo está fazendo a transição do ensino aos filipenses usando sua experiência pessoal (</w:t>
       </w:r>
-      <w:hyperlink r:id="rId44">
+      <w:hyperlink r:id="rId42">
         <w:r>
           <w:rPr>
             <w:lang w:val="pt_PT" w:bidi="pt_PT"/>
@@ -34812,7 +30202,7 @@
         </w:rPr>
         <w:t>) para exortá-los (</w:t>
       </w:r>
-      <w:hyperlink r:id="rId45">
+      <w:hyperlink r:id="rId43">
         <w:r>
           <w:rPr>
             <w:lang w:val="pt_PT" w:bidi="pt_PT"/>
@@ -34897,21 +30287,6 @@
           <w:b/>
           <w:lang w:val="pt_PT" w:bidi="pt_PT"/>
         </w:rPr>
-        <w:t>ὅσοι</w:t>
-      </w:r>
-    </w:p>
-    <w:p>
-      <w:pPr/>
-      <w:r>
-        <w:rPr>
-          <w:lang w:val="pt_PT" w:bidi="pt_PT"/>
-        </w:rPr>
-      </w:r>
-      <w:r>
-        <w:rPr>
-          <w:b/>
-          <w:lang w:val="pt_PT" w:bidi="pt_PT"/>
-        </w:rPr>
         <w:t>"Todos nós que somos espiritualmente maduros".</w:t>
       </w:r>
     </w:p>
@@ -35084,21 +30459,6 @@
           <w:b/>
           <w:lang w:val="pt_PT" w:bidi="pt_PT"/>
         </w:rPr>
-        <w:t>καὶ τοῦτο ὁ Θεὸς ὑμῖν ἀποκαλύψει</w:t>
-      </w:r>
-    </w:p>
-    <w:p>
-      <w:pPr/>
-      <w:r>
-        <w:rPr>
-          <w:lang w:val="pt_PT" w:bidi="pt_PT"/>
-        </w:rPr>
-      </w:r>
-      <w:r>
-        <w:rPr>
-          <w:b/>
-          <w:lang w:val="pt_PT" w:bidi="pt_PT"/>
-        </w:rPr>
         <w:t>"Deus vai tornar as coisas claras para vocês".</w:t>
       </w:r>
     </w:p>
@@ -35162,21 +30522,6 @@
           <w:b/>
           <w:lang w:val="pt_PT" w:bidi="pt_PT"/>
         </w:rPr>
-        <w:t>εἰς ὃ ἐφθάσαμεν, τῷ αὐτῷ στοιχεῖν</w:t>
-      </w:r>
-    </w:p>
-    <w:p>
-      <w:pPr/>
-      <w:r>
-        <w:rPr>
-          <w:lang w:val="pt_PT" w:bidi="pt_PT"/>
-        </w:rPr>
-      </w:r>
-      <w:r>
-        <w:rPr>
-          <w:b/>
-          <w:lang w:val="pt_PT" w:bidi="pt_PT"/>
-        </w:rPr>
         <w:t>"Portanto, vamos em frente, na mesma direção que temos seguido até agora".</w:t>
       </w:r>
     </w:p>
@@ -35273,21 +30618,6 @@
           <w:b/>
           <w:lang w:val="pt_PT" w:bidi="pt_PT"/>
         </w:rPr>
-        <w:t>εἰς ὃ ἐφθάσαμεν, τῷ αὐτῷ στοιχεῖν</w:t>
-      </w:r>
-    </w:p>
-    <w:p>
-      <w:pPr/>
-      <w:r>
-        <w:rPr>
-          <w:lang w:val="pt_PT" w:bidi="pt_PT"/>
-        </w:rPr>
-      </w:r>
-      <w:r>
-        <w:rPr>
-          <w:b/>
-          <w:lang w:val="pt_PT" w:bidi="pt_PT"/>
-        </w:rPr>
         <w:t>"Portanto, vamos em frente, na mesma direção que temos seguido até agora".</w:t>
       </w:r>
     </w:p>
@@ -35351,21 +30681,6 @@
           <w:b/>
           <w:lang w:val="pt_PT" w:bidi="pt_PT"/>
         </w:rPr>
-        <w:t>συνμιμηταί μου γίνεσθε</w:t>
-      </w:r>
-    </w:p>
-    <w:p>
-      <w:pPr/>
-      <w:r>
-        <w:rPr>
-          <w:lang w:val="pt_PT" w:bidi="pt_PT"/>
-        </w:rPr>
-      </w:r>
-      <w:r>
-        <w:rPr>
-          <w:b/>
-          <w:lang w:val="pt_PT" w:bidi="pt_PT"/>
-        </w:rPr>
         <w:t>"Meus irmãos, continuem a ser meus imitadores".</w:t>
       </w:r>
     </w:p>
@@ -35429,21 +30744,6 @@
           <w:b/>
           <w:lang w:val="pt_PT" w:bidi="pt_PT"/>
         </w:rPr>
-        <w:t>γίνεσθε</w:t>
-      </w:r>
-    </w:p>
-    <w:p>
-      <w:pPr/>
-      <w:r>
-        <w:rPr>
-          <w:lang w:val="pt_PT" w:bidi="pt_PT"/>
-        </w:rPr>
-      </w:r>
-      <w:r>
-        <w:rPr>
-          <w:b/>
-          <w:lang w:val="pt_PT" w:bidi="pt_PT"/>
-        </w:rPr>
         <w:t>"continuem a ser".</w:t>
       </w:r>
     </w:p>
@@ -35555,7 +30855,7 @@
         </w:rPr>
         <w:t xml:space="preserve"> em </w:t>
       </w:r>
-      <w:hyperlink r:id="rId20">
+      <w:hyperlink r:id="rId18">
         <w:r>
           <w:rPr>
             <w:lang w:val="pt_PT" w:bidi="pt_PT"/>
@@ -35620,21 +30920,6 @@
           <w:b/>
           <w:lang w:val="pt_PT" w:bidi="pt_PT"/>
         </w:rPr>
-        <w:t>σκοπεῖτε</w:t>
-      </w:r>
-    </w:p>
-    <w:p>
-      <w:pPr/>
-      <w:r>
-        <w:rPr>
-          <w:lang w:val="pt_PT" w:bidi="pt_PT"/>
-        </w:rPr>
-      </w:r>
-      <w:r>
-        <w:rPr>
-          <w:b/>
-          <w:lang w:val="pt_PT" w:bidi="pt_PT"/>
-        </w:rPr>
         <w:t>"E olhem com atenção".</w:t>
       </w:r>
     </w:p>
@@ -35711,21 +30996,6 @@
           <w:b/>
           <w:lang w:val="pt_PT" w:bidi="pt_PT"/>
         </w:rPr>
-        <w:t>τοὺς οὕτω περιπατοῦντας, καθὼς ἔχετε τύπον ἡμᾶς</w:t>
-      </w:r>
-    </w:p>
-    <w:p>
-      <w:pPr/>
-      <w:r>
-        <w:rPr>
-          <w:lang w:val="pt_PT" w:bidi="pt_PT"/>
-        </w:rPr>
-      </w:r>
-      <w:r>
-        <w:rPr>
-          <w:b/>
-          <w:lang w:val="pt_PT" w:bidi="pt_PT"/>
-        </w:rPr>
         <w:t>"E olhem com atenção também os que vivem de acordo com o exemplo que temos dado a vocês".</w:t>
       </w:r>
     </w:p>
@@ -35789,21 +31059,6 @@
           <w:b/>
           <w:lang w:val="pt_PT" w:bidi="pt_PT"/>
         </w:rPr>
-        <w:t>πολλοὶ γὰρ περιπατοῦσιν</w:t>
-      </w:r>
-    </w:p>
-    <w:p>
-      <w:pPr/>
-      <w:r>
-        <w:rPr>
-          <w:lang w:val="pt_PT" w:bidi="pt_PT"/>
-        </w:rPr>
-      </w:r>
-      <w:r>
-        <w:rPr>
-          <w:b/>
-          <w:lang w:val="pt_PT" w:bidi="pt_PT"/>
-        </w:rPr>
         <w:t>"Já disse isto muitas vezes e agora repito, chorando: existem muitos que, pela sua maneira de viver".</w:t>
       </w:r>
     </w:p>
@@ -35887,21 +31142,6 @@
           <w:b/>
           <w:lang w:val="pt_PT" w:bidi="pt_PT"/>
         </w:rPr>
-        <w:t>πολλοὶ γὰρ</w:t>
-      </w:r>
-    </w:p>
-    <w:p>
-      <w:pPr/>
-      <w:r>
-        <w:rPr>
-          <w:lang w:val="pt_PT" w:bidi="pt_PT"/>
-        </w:rPr>
-      </w:r>
-      <w:r>
-        <w:rPr>
-          <w:b/>
-          <w:lang w:val="pt_PT" w:bidi="pt_PT"/>
-        </w:rPr>
         <w:t>"existem muitos".</w:t>
       </w:r>
     </w:p>
@@ -35998,21 +31238,6 @@
           <w:b/>
           <w:lang w:val="pt_PT" w:bidi="pt_PT"/>
         </w:rPr>
-        <w:t>νῦν δὲ καὶ κλαίων</w:t>
-      </w:r>
-    </w:p>
-    <w:p>
-      <w:pPr/>
-      <w:r>
-        <w:rPr>
-          <w:lang w:val="pt_PT" w:bidi="pt_PT"/>
-        </w:rPr>
-      </w:r>
-      <w:r>
-        <w:rPr>
-          <w:b/>
-          <w:lang w:val="pt_PT" w:bidi="pt_PT"/>
-        </w:rPr>
         <w:t>"e agora repito, chorando".</w:t>
       </w:r>
     </w:p>
@@ -36076,21 +31301,6 @@
           <w:b/>
           <w:lang w:val="pt_PT" w:bidi="pt_PT"/>
         </w:rPr>
-        <w:t>τοὺς ἐχθροὺς τοῦ σταυροῦ τοῦ Χριστοῦ</w:t>
-      </w:r>
-    </w:p>
-    <w:p>
-      <w:pPr/>
-      <w:r>
-        <w:rPr>
-          <w:lang w:val="pt_PT" w:bidi="pt_PT"/>
-        </w:rPr>
-      </w:r>
-      <w:r>
-        <w:rPr>
-          <w:b/>
-          <w:lang w:val="pt_PT" w:bidi="pt_PT"/>
-        </w:rPr>
         <w:t>"existem muitos que, pela sua maneira de viver, se tornam inimigos da mensagem da morte de Cristo na cruz".</w:t>
       </w:r>
     </w:p>
@@ -36213,21 +31423,6 @@
           <w:b/>
           <w:lang w:val="pt_PT" w:bidi="pt_PT"/>
         </w:rPr>
-        <w:t>ὧν τὸ τέλος ἀπώλεια</w:t>
-      </w:r>
-    </w:p>
-    <w:p>
-      <w:pPr/>
-      <w:r>
-        <w:rPr>
-          <w:lang w:val="pt_PT" w:bidi="pt_PT"/>
-        </w:rPr>
-      </w:r>
-      <w:r>
-        <w:rPr>
-          <w:b/>
-          <w:lang w:val="pt_PT" w:bidi="pt_PT"/>
-        </w:rPr>
         <w:t>"Eles vão para a destruição no inferno".</w:t>
       </w:r>
     </w:p>
@@ -36311,21 +31506,6 @@
           <w:b/>
           <w:lang w:val="pt_PT" w:bidi="pt_PT"/>
         </w:rPr>
-        <w:t>ὧν τὸ τέλος ἀπώλεια</w:t>
-      </w:r>
-    </w:p>
-    <w:p>
-      <w:pPr/>
-      <w:r>
-        <w:rPr>
-          <w:lang w:val="pt_PT" w:bidi="pt_PT"/>
-        </w:rPr>
-      </w:r>
-      <w:r>
-        <w:rPr>
-          <w:b/>
-          <w:lang w:val="pt_PT" w:bidi="pt_PT"/>
-        </w:rPr>
         <w:t>"Eles vão para a destruição no inferno".</w:t>
       </w:r>
     </w:p>
@@ -36422,21 +31602,6 @@
           <w:b/>
           <w:lang w:val="pt_PT" w:bidi="pt_PT"/>
         </w:rPr>
-        <w:t>ὧν ὁ Θεὸς ἡ κοιλία</w:t>
-      </w:r>
-    </w:p>
-    <w:p>
-      <w:pPr/>
-      <w:r>
-        <w:rPr>
-          <w:lang w:val="pt_PT" w:bidi="pt_PT"/>
-        </w:rPr>
-      </w:r>
-      <w:r>
-        <w:rPr>
-          <w:b/>
-          <w:lang w:val="pt_PT" w:bidi="pt_PT"/>
-        </w:rPr>
         <w:t>"porque o deus deles são os desejos do corpo".</w:t>
       </w:r>
     </w:p>
@@ -36533,21 +31698,6 @@
           <w:b/>
           <w:lang w:val="pt_PT" w:bidi="pt_PT"/>
         </w:rPr>
-        <w:t>ἡ δόξα ἐν τῇ αἰσχύνῃ αὐτῶν</w:t>
-      </w:r>
-    </w:p>
-    <w:p>
-      <w:pPr/>
-      <w:r>
-        <w:rPr>
-          <w:lang w:val="pt_PT" w:bidi="pt_PT"/>
-        </w:rPr>
-      </w:r>
-      <w:r>
-        <w:rPr>
-          <w:b/>
-          <w:lang w:val="pt_PT" w:bidi="pt_PT"/>
-        </w:rPr>
         <w:t>"Eles têm orgulho daquilo que devia ser uma vergonha para eles".</w:t>
       </w:r>
     </w:p>
@@ -36644,21 +31794,6 @@
           <w:b/>
           <w:lang w:val="pt_PT" w:bidi="pt_PT"/>
         </w:rPr>
-        <w:t>ἡ δόξα ἐν τῇ αἰσχύνῃ αὐτῶν</w:t>
-      </w:r>
-    </w:p>
-    <w:p>
-      <w:pPr/>
-      <w:r>
-        <w:rPr>
-          <w:lang w:val="pt_PT" w:bidi="pt_PT"/>
-        </w:rPr>
-      </w:r>
-      <w:r>
-        <w:rPr>
-          <w:b/>
-          <w:lang w:val="pt_PT" w:bidi="pt_PT"/>
-        </w:rPr>
         <w:t>"Eles têm orgulho daquilo que devia ser uma vergonha para eles".</w:t>
       </w:r>
     </w:p>
@@ -36755,21 +31890,6 @@
           <w:b/>
           <w:lang w:val="pt_PT" w:bidi="pt_PT"/>
         </w:rPr>
-        <w:t>ἡ δόξα ἐν τῇ αἰσχύνῃ αὐτῶν</w:t>
-      </w:r>
-    </w:p>
-    <w:p>
-      <w:pPr/>
-      <w:r>
-        <w:rPr>
-          <w:lang w:val="pt_PT" w:bidi="pt_PT"/>
-        </w:rPr>
-      </w:r>
-      <w:r>
-        <w:rPr>
-          <w:b/>
-          <w:lang w:val="pt_PT" w:bidi="pt_PT"/>
-        </w:rPr>
         <w:t>"Eles têm orgulho daquilo que devia ser uma vergonha para eles".</w:t>
       </w:r>
     </w:p>
@@ -36866,21 +31986,6 @@
           <w:b/>
           <w:lang w:val="pt_PT" w:bidi="pt_PT"/>
         </w:rPr>
-        <w:t>οἱ τὰ ἐπίγεια φρονοῦντες</w:t>
-      </w:r>
-    </w:p>
-    <w:p>
-      <w:pPr/>
-      <w:r>
-        <w:rPr>
-          <w:lang w:val="pt_PT" w:bidi="pt_PT"/>
-        </w:rPr>
-      </w:r>
-      <w:r>
-        <w:rPr>
-          <w:b/>
-          <w:lang w:val="pt_PT" w:bidi="pt_PT"/>
-        </w:rPr>
         <w:t>"e pensam somente nas coisas que são deste mundo".</w:t>
       </w:r>
     </w:p>
@@ -37060,21 +32165,6 @@
           <w:b/>
           <w:lang w:val="pt_PT" w:bidi="pt_PT"/>
         </w:rPr>
-        <w:t>ἡμῶν &amp; ἀπεκδεχόμεθα</w:t>
-      </w:r>
-    </w:p>
-    <w:p>
-      <w:pPr/>
-      <w:r>
-        <w:rPr>
-          <w:lang w:val="pt_PT" w:bidi="pt_PT"/>
-        </w:rPr>
-      </w:r>
-      <w:r>
-        <w:rPr>
-          <w:b/>
-          <w:lang w:val="pt_PT" w:bidi="pt_PT"/>
-        </w:rPr>
         <w:t>"nós"</w:t>
       </w:r>
       <w:r>
@@ -37236,21 +32326,6 @@
           <w:b/>
           <w:lang w:val="pt_PT" w:bidi="pt_PT"/>
         </w:rPr>
-        <w:t>πολίτευμα</w:t>
-      </w:r>
-    </w:p>
-    <w:p>
-      <w:pPr/>
-      <w:r>
-        <w:rPr>
-          <w:lang w:val="pt_PT" w:bidi="pt_PT"/>
-        </w:rPr>
-      </w:r>
-      <w:r>
-        <w:rPr>
-          <w:b/>
-          <w:lang w:val="pt_PT" w:bidi="pt_PT"/>
-        </w:rPr>
         <w:t>"somos cidadãos".</w:t>
       </w:r>
     </w:p>
@@ -37334,21 +32409,6 @@
           <w:b/>
           <w:lang w:val="pt_PT" w:bidi="pt_PT"/>
         </w:rPr>
-        <w:t>σώματι τῆς δόξης αὐτοῦ</w:t>
-      </w:r>
-    </w:p>
-    <w:p>
-      <w:pPr/>
-      <w:r>
-        <w:rPr>
-          <w:lang w:val="pt_PT" w:bidi="pt_PT"/>
-        </w:rPr>
-      </w:r>
-      <w:r>
-        <w:rPr>
-          <w:b/>
-          <w:lang w:val="pt_PT" w:bidi="pt_PT"/>
-        </w:rPr>
         <w:t>"ao seu próprio corpo glorioso".</w:t>
       </w:r>
     </w:p>
@@ -37445,21 +32505,6 @@
           <w:b/>
           <w:lang w:val="pt_PT" w:bidi="pt_PT"/>
         </w:rPr>
-        <w:t>τοῦ δύνασθαι αὐτὸν</w:t>
-      </w:r>
-    </w:p>
-    <w:p>
-      <w:pPr/>
-      <w:r>
-        <w:rPr>
-          <w:lang w:val="pt_PT" w:bidi="pt_PT"/>
-        </w:rPr>
-      </w:r>
-      <w:r>
-        <w:rPr>
-          <w:b/>
-          <w:lang w:val="pt_PT" w:bidi="pt_PT"/>
-        </w:rPr>
         <w:t>"usando para isso o mesmo poder que ele tem para dominar todas as coisas".</w:t>
       </w:r>
     </w:p>
@@ -37556,21 +32601,6 @@
           <w:b/>
           <w:lang w:val="pt_PT" w:bidi="pt_PT"/>
         </w:rPr>
-        <w:t>ὥστε</w:t>
-      </w:r>
-    </w:p>
-    <w:p>
-      <w:pPr/>
-      <w:r>
-        <w:rPr>
-          <w:lang w:val="pt_PT" w:bidi="pt_PT"/>
-        </w:rPr>
-      </w:r>
-      <w:r>
-        <w:rPr>
-          <w:b/>
-          <w:lang w:val="pt_PT" w:bidi="pt_PT"/>
-        </w:rPr>
         <w:t>"Portanto".</w:t>
       </w:r>
     </w:p>
@@ -37696,7 +32726,7 @@
         </w:rPr>
         <w:t xml:space="preserve"> em </w:t>
       </w:r>
-      <w:hyperlink r:id="rId20">
+      <w:hyperlink r:id="rId18">
         <w:r>
           <w:rPr>
             <w:lang w:val="pt_PT" w:bidi="pt_PT"/>
@@ -37781,21 +32811,6 @@
           <w:b/>
           <w:lang w:val="pt_PT" w:bidi="pt_PT"/>
         </w:rPr>
-        <w:t>ἀγαπητοὶ καὶ ἐπιπόθητοι</w:t>
-      </w:r>
-    </w:p>
-    <w:p>
-      <w:pPr/>
-      <w:r>
-        <w:rPr>
-          <w:lang w:val="pt_PT" w:bidi="pt_PT"/>
-        </w:rPr>
-      </w:r>
-      <w:r>
-        <w:rPr>
-          <w:b/>
-          <w:lang w:val="pt_PT" w:bidi="pt_PT"/>
-        </w:rPr>
         <w:t>"Meus queridos".</w:t>
       </w:r>
     </w:p>
@@ -37859,21 +32874,6 @@
           <w:b/>
           <w:lang w:val="pt_PT" w:bidi="pt_PT"/>
         </w:rPr>
-        <w:t>χαρὰ καὶ στέφανός μου</w:t>
-      </w:r>
-    </w:p>
-    <w:p>
-      <w:pPr/>
-      <w:r>
-        <w:rPr>
-          <w:lang w:val="pt_PT" w:bidi="pt_PT"/>
-        </w:rPr>
-      </w:r>
-      <w:r>
-        <w:rPr>
-          <w:b/>
-          <w:lang w:val="pt_PT" w:bidi="pt_PT"/>
-        </w:rPr>
         <w:t>"Vocês me fazem tão feliz, e eu me orgulho muito de vocês!".</w:t>
       </w:r>
     </w:p>
@@ -37957,21 +32957,6 @@
           <w:b/>
           <w:lang w:val="pt_PT" w:bidi="pt_PT"/>
         </w:rPr>
-        <w:t>χαρὰ καὶ στέφανός μου</w:t>
-      </w:r>
-    </w:p>
-    <w:p>
-      <w:pPr/>
-      <w:r>
-        <w:rPr>
-          <w:lang w:val="pt_PT" w:bidi="pt_PT"/>
-        </w:rPr>
-      </w:r>
-      <w:r>
-        <w:rPr>
-          <w:b/>
-          <w:lang w:val="pt_PT" w:bidi="pt_PT"/>
-        </w:rPr>
         <w:t>"Vocês me fazem tão feliz, e eu me orgulho muito de vocês!".</w:t>
       </w:r>
     </w:p>
@@ -38068,21 +33053,6 @@
           <w:b/>
           <w:lang w:val="pt_PT" w:bidi="pt_PT"/>
         </w:rPr>
-        <w:t>στέφανός</w:t>
-      </w:r>
-    </w:p>
-    <w:p>
-      <w:pPr/>
-      <w:r>
-        <w:rPr>
-          <w:lang w:val="pt_PT" w:bidi="pt_PT"/>
-        </w:rPr>
-      </w:r>
-      <w:r>
-        <w:rPr>
-          <w:b/>
-          <w:lang w:val="pt_PT" w:bidi="pt_PT"/>
-        </w:rPr>
         <w:t>"me orgulho muito".</w:t>
       </w:r>
     </w:p>
@@ -38205,21 +33175,6 @@
           <w:b/>
           <w:lang w:val="pt_PT" w:bidi="pt_PT"/>
         </w:rPr>
-        <w:t>οὕτως στήκετε ἐν Κυρίῳ, ἀγαπητοί</w:t>
-      </w:r>
-    </w:p>
-    <w:p>
-      <w:pPr/>
-      <w:r>
-        <w:rPr>
-          <w:lang w:val="pt_PT" w:bidi="pt_PT"/>
-        </w:rPr>
-      </w:r>
-      <w:r>
-        <w:rPr>
-          <w:b/>
-          <w:lang w:val="pt_PT" w:bidi="pt_PT"/>
-        </w:rPr>
         <w:t>"Portanto, continuem todos firmes".</w:t>
       </w:r>
     </w:p>
@@ -38283,21 +33238,6 @@
           <w:b/>
           <w:lang w:val="pt_PT" w:bidi="pt_PT"/>
         </w:rPr>
-        <w:t>οὕτως στήκετε ἐν Κυρίῳ, ἀγαπητοί</w:t>
-      </w:r>
-    </w:p>
-    <w:p>
-      <w:pPr/>
-      <w:r>
-        <w:rPr>
-          <w:lang w:val="pt_PT" w:bidi="pt_PT"/>
-        </w:rPr>
-      </w:r>
-      <w:r>
-        <w:rPr>
-          <w:b/>
-          <w:lang w:val="pt_PT" w:bidi="pt_PT"/>
-        </w:rPr>
         <w:t>"</w:t>
       </w:r>
       <w:r>
@@ -38341,7 +33281,7 @@
         </w:rPr>
         <w:t xml:space="preserve"> a qual pode se referir a: (1) o que vem antes dela, caso em que essa frase significa “da maneira que acabei de explicar a você”. Tradução alternativa: “permaneçam firmes no Senhor da maneira que acabei de explicar a vocês, amados”; (2) o que Paulo ordena que os cristãos filipenses façam em </w:t>
       </w:r>
-      <w:hyperlink r:id="rId46">
+      <w:hyperlink r:id="rId44">
         <w:r>
           <w:rPr>
             <w:lang w:val="pt_PT" w:bidi="pt_PT"/>
@@ -38406,21 +33346,6 @@
           <w:b/>
           <w:lang w:val="pt_PT" w:bidi="pt_PT"/>
         </w:rPr>
-        <w:t>στήκετε</w:t>
-      </w:r>
-    </w:p>
-    <w:p>
-      <w:pPr/>
-      <w:r>
-        <w:rPr>
-          <w:lang w:val="pt_PT" w:bidi="pt_PT"/>
-        </w:rPr>
-      </w:r>
-      <w:r>
-        <w:rPr>
-          <w:b/>
-          <w:lang w:val="pt_PT" w:bidi="pt_PT"/>
-        </w:rPr>
         <w:t>"continuem todos firmes".</w:t>
       </w:r>
     </w:p>
@@ -38517,21 +33442,6 @@
           <w:b/>
           <w:lang w:val="pt_PT" w:bidi="pt_PT"/>
         </w:rPr>
-        <w:t>στήκετε</w:t>
-      </w:r>
-    </w:p>
-    <w:p>
-      <w:pPr/>
-      <w:r>
-        <w:rPr>
-          <w:lang w:val="pt_PT" w:bidi="pt_PT"/>
-        </w:rPr>
-      </w:r>
-      <w:r>
-        <w:rPr>
-          <w:b/>
-          <w:lang w:val="pt_PT" w:bidi="pt_PT"/>
-        </w:rPr>
         <w:t>"continuem todos firmes".</w:t>
       </w:r>
     </w:p>
@@ -38628,21 +33538,6 @@
           <w:b/>
           <w:lang w:val="pt_PT" w:bidi="pt_PT"/>
         </w:rPr>
-        <w:t>οὕτως στήκετε ἐν Κυρίῳ</w:t>
-      </w:r>
-    </w:p>
-    <w:p>
-      <w:pPr/>
-      <w:r>
-        <w:rPr>
-          <w:lang w:val="pt_PT" w:bidi="pt_PT"/>
-        </w:rPr>
-      </w:r>
-      <w:r>
-        <w:rPr>
-          <w:b/>
-          <w:lang w:val="pt_PT" w:bidi="pt_PT"/>
-        </w:rPr>
         <w:t>"Portanto, continuem todos firmes, vivendo unidos com o Senhor".</w:t>
       </w:r>
     </w:p>
@@ -38706,21 +33601,6 @@
           <w:b/>
           <w:lang w:val="pt_PT" w:bidi="pt_PT"/>
         </w:rPr>
-        <w:t>Εὐοδίαν &amp; Συντύχην</w:t>
-      </w:r>
-    </w:p>
-    <w:p>
-      <w:pPr/>
-      <w:r>
-        <w:rPr>
-          <w:lang w:val="pt_PT" w:bidi="pt_PT"/>
-        </w:rPr>
-      </w:r>
-      <w:r>
-        <w:rPr>
-          <w:b/>
-          <w:lang w:val="pt_PT" w:bidi="pt_PT"/>
-        </w:rPr>
         <w:t>"Evódia"</w:t>
       </w:r>
       <w:r>
@@ -38837,21 +33717,6 @@
           <w:b/>
           <w:lang w:val="pt_PT" w:bidi="pt_PT"/>
         </w:rPr>
-        <w:t>σέ</w:t>
-      </w:r>
-    </w:p>
-    <w:p>
-      <w:pPr/>
-      <w:r>
-        <w:rPr>
-          <w:lang w:val="pt_PT" w:bidi="pt_PT"/>
-        </w:rPr>
-      </w:r>
-      <w:r>
-        <w:rPr>
-          <w:b/>
-          <w:lang w:val="pt_PT" w:bidi="pt_PT"/>
-        </w:rPr>
         <w:t>"você".</w:t>
       </w:r>
     </w:p>
@@ -38974,21 +33839,6 @@
           <w:b/>
           <w:lang w:val="pt_PT" w:bidi="pt_PT"/>
         </w:rPr>
-        <w:t>γνήσιε σύνζυγε</w:t>
-      </w:r>
-    </w:p>
-    <w:p>
-      <w:pPr/>
-      <w:r>
-        <w:rPr>
-          <w:lang w:val="pt_PT" w:bidi="pt_PT"/>
-        </w:rPr>
-      </w:r>
-      <w:r>
-        <w:rPr>
-          <w:b/>
-          <w:lang w:val="pt_PT" w:bidi="pt_PT"/>
-        </w:rPr>
         <w:t>"meu fiel companheiro".</w:t>
       </w:r>
     </w:p>
@@ -39065,21 +33915,6 @@
           <w:b/>
           <w:lang w:val="pt_PT" w:bidi="pt_PT"/>
         </w:rPr>
-        <w:t>αἵτινες ἐν τῷ εὐαγγελίῳ συνήθλησάν μοι</w:t>
-      </w:r>
-    </w:p>
-    <w:p>
-      <w:pPr/>
-      <w:r>
-        <w:rPr>
-          <w:lang w:val="pt_PT" w:bidi="pt_PT"/>
-        </w:rPr>
-      </w:r>
-      <w:r>
-        <w:rPr>
-          <w:b/>
-          <w:lang w:val="pt_PT" w:bidi="pt_PT"/>
-        </w:rPr>
         <w:t>"</w:t>
       </w:r>
       <w:r>
@@ -39190,21 +34025,6 @@
           <w:b/>
           <w:lang w:val="pt_PT" w:bidi="pt_PT"/>
         </w:rPr>
-        <w:t>τῷ εὐαγγελίῳ</w:t>
-      </w:r>
-    </w:p>
-    <w:p>
-      <w:pPr/>
-      <w:r>
-        <w:rPr>
-          <w:lang w:val="pt_PT" w:bidi="pt_PT"/>
-        </w:rPr>
-      </w:r>
-      <w:r>
-        <w:rPr>
-          <w:b/>
-          <w:lang w:val="pt_PT" w:bidi="pt_PT"/>
-        </w:rPr>
         <w:t>"o evangelho".</w:t>
       </w:r>
     </w:p>
@@ -39330,7 +34150,7 @@
         </w:rPr>
         <w:t xml:space="preserve"> em </w:t>
       </w:r>
-      <w:hyperlink r:id="rId18">
+      <w:hyperlink r:id="rId16">
         <w:r>
           <w:rPr>
             <w:lang w:val="pt_PT" w:bidi="pt_PT"/>
@@ -39395,21 +34215,6 @@
           <w:b/>
           <w:lang w:val="pt_PT" w:bidi="pt_PT"/>
         </w:rPr>
-        <w:t>Κλήμεντος</w:t>
-      </w:r>
-    </w:p>
-    <w:p>
-      <w:pPr/>
-      <w:r>
-        <w:rPr>
-          <w:lang w:val="pt_PT" w:bidi="pt_PT"/>
-        </w:rPr>
-      </w:r>
-      <w:r>
-        <w:rPr>
-          <w:b/>
-          <w:lang w:val="pt_PT" w:bidi="pt_PT"/>
-        </w:rPr>
         <w:t>"Clemente".</w:t>
       </w:r>
     </w:p>
@@ -39500,21 +34305,6 @@
           <w:b/>
           <w:lang w:val="pt_PT" w:bidi="pt_PT"/>
         </w:rPr>
-        <w:t>ὧν τὰ ὀνόματα ἐν βίβλῳ ζωῆς</w:t>
-      </w:r>
-    </w:p>
-    <w:p>
-      <w:pPr/>
-      <w:r>
-        <w:rPr>
-          <w:lang w:val="pt_PT" w:bidi="pt_PT"/>
-        </w:rPr>
-      </w:r>
-      <w:r>
-        <w:rPr>
-          <w:b/>
-          <w:lang w:val="pt_PT" w:bidi="pt_PT"/>
-        </w:rPr>
         <w:t>"</w:t>
       </w:r>
       <w:r>
@@ -39635,7 +34425,7 @@
         </w:rPr>
         <w:t xml:space="preserve">Veja como você traduziu essa frase em </w:t>
       </w:r>
-      <w:hyperlink r:id="rId42">
+      <w:hyperlink r:id="rId40">
         <w:r>
           <w:rPr>
             <w:lang w:val="pt_PT" w:bidi="pt_PT"/>
@@ -39700,21 +34490,6 @@
           <w:b/>
           <w:lang w:val="pt_PT" w:bidi="pt_PT"/>
         </w:rPr>
-        <w:t>χαίρετε ἐν Κυρίῳ πάντοτε, πάλιν ἐρῶ, χαίρετε!</w:t>
-      </w:r>
-    </w:p>
-    <w:p>
-      <w:pPr/>
-      <w:r>
-        <w:rPr>
-          <w:lang w:val="pt_PT" w:bidi="pt_PT"/>
-        </w:rPr>
-      </w:r>
-      <w:r>
-        <w:rPr>
-          <w:b/>
-          <w:lang w:val="pt_PT" w:bidi="pt_PT"/>
-        </w:rPr>
         <w:t>"</w:t>
       </w:r>
       <w:r>
@@ -39825,21 +34600,6 @@
           <w:b/>
           <w:lang w:val="pt_PT" w:bidi="pt_PT"/>
         </w:rPr>
-        <w:t>τὸ ἐπιεικὲς ὑμῶν γνωσθήτω</w:t>
-      </w:r>
-    </w:p>
-    <w:p>
-      <w:pPr/>
-      <w:r>
-        <w:rPr>
-          <w:lang w:val="pt_PT" w:bidi="pt_PT"/>
-        </w:rPr>
-      </w:r>
-      <w:r>
-        <w:rPr>
-          <w:b/>
-          <w:lang w:val="pt_PT" w:bidi="pt_PT"/>
-        </w:rPr>
         <w:t>"</w:t>
       </w:r>
       <w:r>
@@ -39950,21 +34710,6 @@
           <w:b/>
           <w:lang w:val="pt_PT" w:bidi="pt_PT"/>
         </w:rPr>
-        <w:t>πᾶσιν ἀνθρώποις</w:t>
-      </w:r>
-    </w:p>
-    <w:p>
-      <w:pPr/>
-      <w:r>
-        <w:rPr>
-          <w:lang w:val="pt_PT" w:bidi="pt_PT"/>
-        </w:rPr>
-      </w:r>
-      <w:r>
-        <w:rPr>
-          <w:b/>
-          <w:lang w:val="pt_PT" w:bidi="pt_PT"/>
-        </w:rPr>
         <w:t>"com todos".</w:t>
       </w:r>
     </w:p>
@@ -40074,21 +34819,6 @@
           <w:b/>
           <w:lang w:val="pt_PT" w:bidi="pt_PT"/>
         </w:rPr>
-        <w:t>ὁ Κύριος ἐγγύς</w:t>
-      </w:r>
-    </w:p>
-    <w:p>
-      <w:pPr/>
-      <w:r>
-        <w:rPr>
-          <w:lang w:val="pt_PT" w:bidi="pt_PT"/>
-        </w:rPr>
-      </w:r>
-      <w:r>
-        <w:rPr>
-          <w:b/>
-          <w:lang w:val="pt_PT" w:bidi="pt_PT"/>
-        </w:rPr>
         <w:t>"</w:t>
       </w:r>
       <w:r>
@@ -40192,21 +34922,6 @@
           <w:b/>
           <w:lang w:val="pt_PT" w:bidi="pt_PT"/>
         </w:rPr>
-        <w:t>μηδὲν μεριμνᾶτε</w:t>
-      </w:r>
-    </w:p>
-    <w:p>
-      <w:pPr/>
-      <w:r>
-        <w:rPr>
-          <w:lang w:val="pt_PT" w:bidi="pt_PT"/>
-        </w:rPr>
-      </w:r>
-      <w:r>
-        <w:rPr>
-          <w:b/>
-          <w:lang w:val="pt_PT" w:bidi="pt_PT"/>
-        </w:rPr>
         <w:t>"Não se preocupem com nada".</w:t>
       </w:r>
     </w:p>
@@ -40303,21 +35018,6 @@
           <w:b/>
           <w:lang w:val="pt_PT" w:bidi="pt_PT"/>
         </w:rPr>
-        <w:t>ἀλλ’</w:t>
-      </w:r>
-    </w:p>
-    <w:p>
-      <w:pPr/>
-      <w:r>
-        <w:rPr>
-          <w:lang w:val="pt_PT" w:bidi="pt_PT"/>
-        </w:rPr>
-      </w:r>
-      <w:r>
-        <w:rPr>
-          <w:b/>
-          <w:lang w:val="pt_PT" w:bidi="pt_PT"/>
-        </w:rPr>
         <w:t>"mas".</w:t>
       </w:r>
     </w:p>
@@ -40440,21 +35140,6 @@
           <w:b/>
           <w:lang w:val="pt_PT" w:bidi="pt_PT"/>
         </w:rPr>
-        <w:t>ἐν παντὶ</w:t>
-      </w:r>
-    </w:p>
-    <w:p>
-      <w:pPr/>
-      <w:r>
-        <w:rPr>
-          <w:lang w:val="pt_PT" w:bidi="pt_PT"/>
-        </w:rPr>
-      </w:r>
-      <w:r>
-        <w:rPr>
-          <w:b/>
-          <w:lang w:val="pt_PT" w:bidi="pt_PT"/>
-        </w:rPr>
         <w:t>"em todas".</w:t>
       </w:r>
     </w:p>
@@ -40564,21 +35249,6 @@
           <w:b/>
           <w:lang w:val="pt_PT" w:bidi="pt_PT"/>
         </w:rPr>
-        <w:t>τῇ προσευχῇ καὶ τῇ δεήσει</w:t>
-      </w:r>
-    </w:p>
-    <w:p>
-      <w:pPr/>
-      <w:r>
-        <w:rPr>
-          <w:lang w:val="pt_PT" w:bidi="pt_PT"/>
-        </w:rPr>
-      </w:r>
-      <w:r>
-        <w:rPr>
-          <w:b/>
-          <w:lang w:val="pt_PT" w:bidi="pt_PT"/>
-        </w:rPr>
         <w:t>"</w:t>
       </w:r>
       <w:r>
@@ -40702,21 +35372,6 @@
           <w:b/>
           <w:lang w:val="pt_PT" w:bidi="pt_PT"/>
         </w:rPr>
-        <w:t>τῇ προσευχῇ καὶ τῇ δεήσει</w:t>
-      </w:r>
-    </w:p>
-    <w:p>
-      <w:pPr/>
-      <w:r>
-        <w:rPr>
-          <w:lang w:val="pt_PT" w:bidi="pt_PT"/>
-        </w:rPr>
-      </w:r>
-      <w:r>
-        <w:rPr>
-          <w:b/>
-          <w:lang w:val="pt_PT" w:bidi="pt_PT"/>
-        </w:rPr>
         <w:t>"</w:t>
       </w:r>
       <w:r>
@@ -40827,21 +35482,6 @@
           <w:b/>
           <w:lang w:val="pt_PT" w:bidi="pt_PT"/>
         </w:rPr>
-        <w:t>τῇ προσευχῇ καὶ τῇ δεήσει</w:t>
-      </w:r>
-    </w:p>
-    <w:p>
-      <w:pPr/>
-      <w:r>
-        <w:rPr>
-          <w:lang w:val="pt_PT" w:bidi="pt_PT"/>
-        </w:rPr>
-      </w:r>
-      <w:r>
-        <w:rPr>
-          <w:b/>
-          <w:lang w:val="pt_PT" w:bidi="pt_PT"/>
-        </w:rPr>
         <w:t>"</w:t>
       </w:r>
       <w:r>
@@ -40965,21 +35605,6 @@
           <w:b/>
           <w:lang w:val="pt_PT" w:bidi="pt_PT"/>
         </w:rPr>
-        <w:t>μετὰ εὐχαριστίας</w:t>
-      </w:r>
-    </w:p>
-    <w:p>
-      <w:pPr/>
-      <w:r>
-        <w:rPr>
-          <w:lang w:val="pt_PT" w:bidi="pt_PT"/>
-        </w:rPr>
-      </w:r>
-      <w:r>
-        <w:rPr>
-          <w:b/>
-          <w:lang w:val="pt_PT" w:bidi="pt_PT"/>
-        </w:rPr>
         <w:t>"com coração agradecido".</w:t>
       </w:r>
     </w:p>
@@ -41089,21 +35714,6 @@
           <w:b/>
           <w:lang w:val="pt_PT" w:bidi="pt_PT"/>
         </w:rPr>
-        <w:t>τὰ αἰτήματα ὑμῶν γνωριζέσθω</w:t>
-      </w:r>
-    </w:p>
-    <w:p>
-      <w:pPr/>
-      <w:r>
-        <w:rPr>
-          <w:lang w:val="pt_PT" w:bidi="pt_PT"/>
-        </w:rPr>
-      </w:r>
-      <w:r>
-        <w:rPr>
-          <w:b/>
-          <w:lang w:val="pt_PT" w:bidi="pt_PT"/>
-        </w:rPr>
         <w:t>"</w:t>
       </w:r>
       <w:r>
@@ -41214,21 +35824,6 @@
           <w:b/>
           <w:lang w:val="pt_PT" w:bidi="pt_PT"/>
         </w:rPr>
-        <w:t>τὰ αἰτήματα ὑμῶν γνωριζέσθω πρὸς τὸν Θεόν</w:t>
-      </w:r>
-    </w:p>
-    <w:p>
-      <w:pPr/>
-      <w:r>
-        <w:rPr>
-          <w:lang w:val="pt_PT" w:bidi="pt_PT"/>
-        </w:rPr>
-      </w:r>
-      <w:r>
-        <w:rPr>
-          <w:b/>
-          <w:lang w:val="pt_PT" w:bidi="pt_PT"/>
-        </w:rPr>
         <w:t>"</w:t>
       </w:r>
       <w:r>
@@ -41352,21 +35947,6 @@
           <w:b/>
           <w:lang w:val="pt_PT" w:bidi="pt_PT"/>
         </w:rPr>
-        <w:t>καὶ</w:t>
-      </w:r>
-    </w:p>
-    <w:p>
-      <w:pPr/>
-      <w:r>
-        <w:rPr>
-          <w:lang w:val="pt_PT" w:bidi="pt_PT"/>
-        </w:rPr>
-      </w:r>
-      <w:r>
-        <w:rPr>
-          <w:b/>
-          <w:lang w:val="pt_PT" w:bidi="pt_PT"/>
-        </w:rPr>
         <w:t>"E".</w:t>
       </w:r>
     </w:p>
@@ -41559,21 +36139,6 @@
           <w:b/>
           <w:lang w:val="pt_PT" w:bidi="pt_PT"/>
         </w:rPr>
-        <w:t>Θεοῦ ἡ ὑπερέχουσα πάντα νοῦν</w:t>
-      </w:r>
-    </w:p>
-    <w:p>
-      <w:pPr/>
-      <w:r>
-        <w:rPr>
-          <w:lang w:val="pt_PT" w:bidi="pt_PT"/>
-        </w:rPr>
-      </w:r>
-      <w:r>
-        <w:rPr>
-          <w:b/>
-          <w:lang w:val="pt_PT" w:bidi="pt_PT"/>
-        </w:rPr>
         <w:t xml:space="preserve">"a paz de Deus, </w:t>
       </w:r>
       <w:r>
@@ -41684,21 +36249,6 @@
           <w:b/>
           <w:lang w:val="pt_PT" w:bidi="pt_PT"/>
         </w:rPr>
-        <w:t>ἡ ὑπερέχουσα πάντα νοῦν</w:t>
-      </w:r>
-    </w:p>
-    <w:p>
-      <w:pPr/>
-      <w:r>
-        <w:rPr>
-          <w:lang w:val="pt_PT" w:bidi="pt_PT"/>
-        </w:rPr>
-      </w:r>
-      <w:r>
-        <w:rPr>
-          <w:b/>
-          <w:lang w:val="pt_PT" w:bidi="pt_PT"/>
-        </w:rPr>
         <w:t>"</w:t>
       </w:r>
       <w:r>
@@ -41789,21 +36339,6 @@
           <w:b/>
           <w:lang w:val="pt_PT" w:bidi="pt_PT"/>
         </w:rPr>
-        <w:t>ἡ ὑπερέχουσα πάντα νοῦν</w:t>
-      </w:r>
-    </w:p>
-    <w:p>
-      <w:pPr/>
-      <w:r>
-        <w:rPr>
-          <w:lang w:val="pt_PT" w:bidi="pt_PT"/>
-        </w:rPr>
-      </w:r>
-      <w:r>
-        <w:rPr>
-          <w:b/>
-          <w:lang w:val="pt_PT" w:bidi="pt_PT"/>
-        </w:rPr>
         <w:t>"</w:t>
       </w:r>
       <w:r>
@@ -41927,21 +36462,6 @@
           <w:b/>
           <w:lang w:val="pt_PT" w:bidi="pt_PT"/>
         </w:rPr>
-        <w:t>φρουρήσει τὰς καρδίας ὑμῶν καὶ τὰ νοήματα ὑμῶν</w:t>
-      </w:r>
-    </w:p>
-    <w:p>
-      <w:pPr/>
-      <w:r>
-        <w:rPr>
-          <w:lang w:val="pt_PT" w:bidi="pt_PT"/>
-        </w:rPr>
-      </w:r>
-      <w:r>
-        <w:rPr>
-          <w:b/>
-          <w:lang w:val="pt_PT" w:bidi="pt_PT"/>
-        </w:rPr>
         <w:t>"</w:t>
       </w:r>
       <w:r>
@@ -42120,7 +36640,7 @@
         </w:rPr>
         <w:t xml:space="preserve"> em </w:t>
       </w:r>
-      <w:hyperlink r:id="rId47">
+      <w:hyperlink r:id="rId45">
         <w:r>
           <w:rPr>
             <w:lang w:val="pt_PT" w:bidi="pt_PT"/>
@@ -42185,21 +36705,6 @@
           <w:b/>
           <w:lang w:val="pt_PT" w:bidi="pt_PT"/>
         </w:rPr>
-        <w:t>τὸ λοιπόν</w:t>
-      </w:r>
-    </w:p>
-    <w:p>
-      <w:pPr/>
-      <w:r>
-        <w:rPr>
-          <w:lang w:val="pt_PT" w:bidi="pt_PT"/>
-        </w:rPr>
-      </w:r>
-      <w:r>
-        <w:rPr>
-          <w:b/>
-          <w:lang w:val="pt_PT" w:bidi="pt_PT"/>
-        </w:rPr>
         <w:t>"Por último".</w:t>
       </w:r>
     </w:p>
@@ -42292,7 +36797,7 @@
         </w:rPr>
         <w:t xml:space="preserve"> em </w:t>
       </w:r>
-      <w:hyperlink r:id="rId20">
+      <w:hyperlink r:id="rId18">
         <w:r>
           <w:rPr>
             <w:lang w:val="pt_PT" w:bidi="pt_PT"/>
@@ -42377,21 +36882,6 @@
           <w:b/>
           <w:lang w:val="pt_PT" w:bidi="pt_PT"/>
         </w:rPr>
-        <w:t>ὅσα ἐστὶν ἀληθῆ, ὅσα σεμνά, ὅσα δίκαια, ὅσα ἁγνά, ὅσα προσφιλῆ, ὅσα εὔφημα</w:t>
-      </w:r>
-    </w:p>
-    <w:p>
-      <w:pPr/>
-      <w:r>
-        <w:rPr>
-          <w:lang w:val="pt_PT" w:bidi="pt_PT"/>
-        </w:rPr>
-      </w:r>
-      <w:r>
-        <w:rPr>
-          <w:b/>
-          <w:lang w:val="pt_PT" w:bidi="pt_PT"/>
-        </w:rPr>
         <w:t>"</w:t>
       </w:r>
       <w:r>
@@ -42489,21 +36979,6 @@
           <w:b/>
           <w:lang w:val="pt_PT" w:bidi="pt_PT"/>
         </w:rPr>
-        <w:t>ὅσα προσφιλῆ</w:t>
-      </w:r>
-    </w:p>
-    <w:p>
-      <w:pPr/>
-      <w:r>
-        <w:rPr>
-          <w:lang w:val="pt_PT" w:bidi="pt_PT"/>
-        </w:rPr>
-      </w:r>
-      <w:r>
-        <w:rPr>
-          <w:b/>
-          <w:lang w:val="pt_PT" w:bidi="pt_PT"/>
-        </w:rPr>
         <w:t>"tudo o que é bom".</w:t>
       </w:r>
     </w:p>
@@ -42567,21 +37042,6 @@
           <w:b/>
           <w:lang w:val="pt_PT" w:bidi="pt_PT"/>
         </w:rPr>
-        <w:t>ὅσα εὔφημα</w:t>
-      </w:r>
-    </w:p>
-    <w:p>
-      <w:pPr/>
-      <w:r>
-        <w:rPr>
-          <w:lang w:val="pt_PT" w:bidi="pt_PT"/>
-        </w:rPr>
-      </w:r>
-      <w:r>
-        <w:rPr>
-          <w:b/>
-          <w:lang w:val="pt_PT" w:bidi="pt_PT"/>
-        </w:rPr>
         <w:t>"e merece elogios".</w:t>
       </w:r>
     </w:p>
@@ -42645,21 +37105,6 @@
           <w:b/>
           <w:lang w:val="pt_PT" w:bidi="pt_PT"/>
         </w:rPr>
-        <w:t>εἴ τις ἀρετὴ</w:t>
-      </w:r>
-    </w:p>
-    <w:p>
-      <w:pPr/>
-      <w:r>
-        <w:rPr>
-          <w:lang w:val="pt_PT" w:bidi="pt_PT"/>
-        </w:rPr>
-      </w:r>
-      <w:r>
-        <w:rPr>
-          <w:b/>
-          <w:lang w:val="pt_PT" w:bidi="pt_PT"/>
-        </w:rPr>
         <w:t>"</w:t>
       </w:r>
       <w:r>
@@ -42737,21 +37182,6 @@
           <w:b/>
           <w:lang w:val="pt_PT" w:bidi="pt_PT"/>
         </w:rPr>
-        <w:t>εἴ τις ἔπαινος</w:t>
-      </w:r>
-    </w:p>
-    <w:p>
-      <w:pPr/>
-      <w:r>
-        <w:rPr>
-          <w:lang w:val="pt_PT" w:bidi="pt_PT"/>
-        </w:rPr>
-      </w:r>
-      <w:r>
-        <w:rPr>
-          <w:b/>
-          <w:lang w:val="pt_PT" w:bidi="pt_PT"/>
-        </w:rPr>
         <w:t>"merece elogio".</w:t>
       </w:r>
     </w:p>
@@ -42815,21 +37245,6 @@
           <w:b/>
           <w:lang w:val="pt_PT" w:bidi="pt_PT"/>
         </w:rPr>
-        <w:t>λογίζεσθε</w:t>
-      </w:r>
-    </w:p>
-    <w:p>
-      <w:pPr/>
-      <w:r>
-        <w:rPr>
-          <w:lang w:val="pt_PT" w:bidi="pt_PT"/>
-        </w:rPr>
-      </w:r>
-      <w:r>
-        <w:rPr>
-          <w:b/>
-          <w:lang w:val="pt_PT" w:bidi="pt_PT"/>
-        </w:rPr>
         <w:t>"encham a mente de vocês".</w:t>
       </w:r>
     </w:p>
@@ -42939,21 +37354,6 @@
           <w:b/>
           <w:lang w:val="pt_PT" w:bidi="pt_PT"/>
         </w:rPr>
-        <w:t>ἃ καὶ ἐμάθετε καὶ παρελάβετε, καὶ ἠκούσατε καὶ εἴδετε, ἐν ἐμοί</w:t>
-      </w:r>
-    </w:p>
-    <w:p>
-      <w:pPr/>
-      <w:r>
-        <w:rPr>
-          <w:lang w:val="pt_PT" w:bidi="pt_PT"/>
-        </w:rPr>
-      </w:r>
-      <w:r>
-        <w:rPr>
-          <w:b/>
-          <w:lang w:val="pt_PT" w:bidi="pt_PT"/>
-        </w:rPr>
         <w:t>"</w:t>
       </w:r>
       <w:r>
@@ -43031,21 +37431,6 @@
           <w:b/>
           <w:lang w:val="pt_PT" w:bidi="pt_PT"/>
         </w:rPr>
-        <w:t>ἃ καὶ ἐμάθετε καὶ παρελάβετε</w:t>
-      </w:r>
-    </w:p>
-    <w:p>
-      <w:pPr/>
-      <w:r>
-        <w:rPr>
-          <w:lang w:val="pt_PT" w:bidi="pt_PT"/>
-        </w:rPr>
-      </w:r>
-      <w:r>
-        <w:rPr>
-          <w:b/>
-          <w:lang w:val="pt_PT" w:bidi="pt_PT"/>
-        </w:rPr>
         <w:t>"</w:t>
       </w:r>
       <w:r>
@@ -43169,21 +37554,6 @@
           <w:b/>
           <w:lang w:val="pt_PT" w:bidi="pt_PT"/>
         </w:rPr>
-        <w:t>ταῦτα πράσσετε</w:t>
-      </w:r>
-    </w:p>
-    <w:p>
-      <w:pPr/>
-      <w:r>
-        <w:rPr>
-          <w:lang w:val="pt_PT" w:bidi="pt_PT"/>
-        </w:rPr>
-      </w:r>
-      <w:r>
-        <w:rPr>
-          <w:b/>
-          <w:lang w:val="pt_PT" w:bidi="pt_PT"/>
-        </w:rPr>
         <w:t>"Ponham em prática".</w:t>
       </w:r>
     </w:p>
@@ -43247,21 +37617,6 @@
           <w:b/>
           <w:lang w:val="pt_PT" w:bidi="pt_PT"/>
         </w:rPr>
-        <w:t>πράσσετε</w:t>
-      </w:r>
-    </w:p>
-    <w:p>
-      <w:pPr/>
-      <w:r>
-        <w:rPr>
-          <w:lang w:val="pt_PT" w:bidi="pt_PT"/>
-        </w:rPr>
-      </w:r>
-      <w:r>
-        <w:rPr>
-          <w:b/>
-          <w:lang w:val="pt_PT" w:bidi="pt_PT"/>
-        </w:rPr>
         <w:t>"em prática".</w:t>
       </w:r>
     </w:p>
@@ -43358,21 +37713,6 @@
           <w:b/>
           <w:lang w:val="pt_PT" w:bidi="pt_PT"/>
         </w:rPr>
-        <w:t>καὶ</w:t>
-      </w:r>
-    </w:p>
-    <w:p>
-      <w:pPr/>
-      <w:r>
-        <w:rPr>
-          <w:lang w:val="pt_PT" w:bidi="pt_PT"/>
-        </w:rPr>
-      </w:r>
-      <w:r>
-        <w:rPr>
-          <w:b/>
-          <w:lang w:val="pt_PT" w:bidi="pt_PT"/>
-        </w:rPr>
         <w:t>"E".</w:t>
       </w:r>
     </w:p>
@@ -43469,21 +37809,6 @@
           <w:b/>
           <w:lang w:val="pt_PT" w:bidi="pt_PT"/>
         </w:rPr>
-        <w:t>ὁ Θεὸς τῆς εἰρήνης</w:t>
-      </w:r>
-    </w:p>
-    <w:p>
-      <w:pPr/>
-      <w:r>
-        <w:rPr>
-          <w:lang w:val="pt_PT" w:bidi="pt_PT"/>
-        </w:rPr>
-      </w:r>
-      <w:r>
-        <w:rPr>
-          <w:b/>
-          <w:lang w:val="pt_PT" w:bidi="pt_PT"/>
-        </w:rPr>
         <w:t>"</w:t>
       </w:r>
       <w:r>
@@ -43574,21 +37899,6 @@
           <w:b/>
           <w:lang w:val="pt_PT" w:bidi="pt_PT"/>
         </w:rPr>
-        <w:t>καὶ ὁ Θεὸς τῆς εἰρήνης ἔσται μεθ’ ὑμῶν</w:t>
-      </w:r>
-    </w:p>
-    <w:p>
-      <w:pPr/>
-      <w:r>
-        <w:rPr>
-          <w:lang w:val="pt_PT" w:bidi="pt_PT"/>
-        </w:rPr>
-      </w:r>
-      <w:r>
-        <w:rPr>
-          <w:b/>
-          <w:lang w:val="pt_PT" w:bidi="pt_PT"/>
-        </w:rPr>
         <w:t>"</w:t>
       </w:r>
       <w:r>
@@ -43728,7 +38038,7 @@
         </w:rPr>
         <w:t xml:space="preserve"> em </w:t>
       </w:r>
-      <w:hyperlink r:id="rId48">
+      <w:hyperlink r:id="rId46">
         <w:r>
           <w:rPr>
             <w:lang w:val="pt_PT" w:bidi="pt_PT"/>
@@ -43793,21 +38103,6 @@
           <w:b/>
           <w:lang w:val="pt_PT" w:bidi="pt_PT"/>
         </w:rPr>
-        <w:t>ὅτι ἤδη ποτὲ ἀνεθάλετε τὸ ὑπὲρ ἐμοῦ φρονεῖν</w:t>
-      </w:r>
-    </w:p>
-    <w:p>
-      <w:pPr/>
-      <w:r>
-        <w:rPr>
-          <w:lang w:val="pt_PT" w:bidi="pt_PT"/>
-        </w:rPr>
-      </w:r>
-      <w:r>
-        <w:rPr>
-          <w:b/>
-          <w:lang w:val="pt_PT" w:bidi="pt_PT"/>
-        </w:rPr>
         <w:t>"</w:t>
       </w:r>
       <w:r>
@@ -43885,21 +38180,6 @@
           <w:b/>
           <w:lang w:val="pt_PT" w:bidi="pt_PT"/>
         </w:rPr>
-        <w:t>ἐφ’ ᾧ καὶ ἐφρονεῖτε</w:t>
-      </w:r>
-    </w:p>
-    <w:p>
-      <w:pPr/>
-      <w:r>
-        <w:rPr>
-          <w:lang w:val="pt_PT" w:bidi="pt_PT"/>
-        </w:rPr>
-      </w:r>
-      <w:r>
-        <w:rPr>
-          <w:b/>
-          <w:lang w:val="pt_PT" w:bidi="pt_PT"/>
-        </w:rPr>
         <w:t>"</w:t>
       </w:r>
       <w:r>
@@ -43977,21 +38257,6 @@
           <w:b/>
           <w:lang w:val="pt_PT" w:bidi="pt_PT"/>
         </w:rPr>
-        <w:t>ἠκαιρεῖσθε δέ</w:t>
-      </w:r>
-    </w:p>
-    <w:p>
-      <w:pPr/>
-      <w:r>
-        <w:rPr>
-          <w:lang w:val="pt_PT" w:bidi="pt_PT"/>
-        </w:rPr>
-      </w:r>
-      <w:r>
-        <w:rPr>
-          <w:b/>
-          <w:lang w:val="pt_PT" w:bidi="pt_PT"/>
-        </w:rPr>
         <w:t>"</w:t>
       </w:r>
       <w:r>
@@ -44089,21 +38354,6 @@
           <w:b/>
           <w:lang w:val="pt_PT" w:bidi="pt_PT"/>
         </w:rPr>
-        <w:t>οὐχ ὅτι καθ’ ὑστέρησιν λέγω</w:t>
-      </w:r>
-    </w:p>
-    <w:p>
-      <w:pPr/>
-      <w:r>
-        <w:rPr>
-          <w:lang w:val="pt_PT" w:bidi="pt_PT"/>
-        </w:rPr>
-      </w:r>
-      <w:r>
-        <w:rPr>
-          <w:b/>
-          <w:lang w:val="pt_PT" w:bidi="pt_PT"/>
-        </w:rPr>
         <w:t>"</w:t>
       </w:r>
       <w:r>
@@ -44181,21 +38431,6 @@
           <w:b/>
           <w:lang w:val="pt_PT" w:bidi="pt_PT"/>
         </w:rPr>
-        <w:t>αὐτάρκης εἶναι</w:t>
-      </w:r>
-    </w:p>
-    <w:p>
-      <w:pPr/>
-      <w:r>
-        <w:rPr>
-          <w:lang w:val="pt_PT" w:bidi="pt_PT"/>
-        </w:rPr>
-      </w:r>
-      <w:r>
-        <w:rPr>
-          <w:b/>
-          <w:lang w:val="pt_PT" w:bidi="pt_PT"/>
-        </w:rPr>
         <w:t>"estar satisfeito".</w:t>
       </w:r>
     </w:p>
@@ -44259,21 +38494,6 @@
           <w:b/>
           <w:lang w:val="pt_PT" w:bidi="pt_PT"/>
         </w:rPr>
-        <w:t>ἐν οἷς εἰμι</w:t>
-      </w:r>
-    </w:p>
-    <w:p>
-      <w:pPr/>
-      <w:r>
-        <w:rPr>
-          <w:lang w:val="pt_PT" w:bidi="pt_PT"/>
-        </w:rPr>
-      </w:r>
-      <w:r>
-        <w:rPr>
-          <w:b/>
-          <w:lang w:val="pt_PT" w:bidi="pt_PT"/>
-        </w:rPr>
         <w:t>"</w:t>
       </w:r>
       <w:r>
@@ -44371,21 +38591,6 @@
           <w:b/>
           <w:lang w:val="pt_PT" w:bidi="pt_PT"/>
         </w:rPr>
-        <w:t>οἶδα καὶ</w:t>
-      </w:r>
-    </w:p>
-    <w:p>
-      <w:pPr/>
-      <w:r>
-        <w:rPr>
-          <w:lang w:val="pt_PT" w:bidi="pt_PT"/>
-        </w:rPr>
-      </w:r>
-      <w:r>
-        <w:rPr>
-          <w:b/>
-          <w:lang w:val="pt_PT" w:bidi="pt_PT"/>
-        </w:rPr>
         <w:t>"Sei o que é estar".</w:t>
       </w:r>
     </w:p>
@@ -44495,21 +38700,6 @@
           <w:b/>
           <w:lang w:val="pt_PT" w:bidi="pt_PT"/>
         </w:rPr>
-        <w:t>οἶδα καὶ ταπεινοῦσθαι, οἶδα καὶ περισσεύειν &amp; καὶ περισσεύειν καὶ ὑστερεῖσθαι</w:t>
-      </w:r>
-    </w:p>
-    <w:p>
-      <w:pPr/>
-      <w:r>
-        <w:rPr>
-          <w:lang w:val="pt_PT" w:bidi="pt_PT"/>
-        </w:rPr>
-      </w:r>
-      <w:r>
-        <w:rPr>
-          <w:b/>
-          <w:lang w:val="pt_PT" w:bidi="pt_PT"/>
-        </w:rPr>
         <w:t>"</w:t>
       </w:r>
       <w:r>
@@ -44627,21 +38817,6 @@
           <w:b/>
           <w:lang w:val="pt_PT" w:bidi="pt_PT"/>
         </w:rPr>
-        <w:t>οἶδα καὶ ταπεινοῦσθαι, οἶδα καὶ περισσεύειν</w:t>
-      </w:r>
-    </w:p>
-    <w:p>
-      <w:pPr/>
-      <w:r>
-        <w:rPr>
-          <w:lang w:val="pt_PT" w:bidi="pt_PT"/>
-        </w:rPr>
-      </w:r>
-      <w:r>
-        <w:rPr>
-          <w:b/>
-          <w:lang w:val="pt_PT" w:bidi="pt_PT"/>
-        </w:rPr>
         <w:t>"</w:t>
       </w:r>
       <w:r>
@@ -44765,21 +38940,6 @@
           <w:b/>
           <w:lang w:val="pt_PT" w:bidi="pt_PT"/>
         </w:rPr>
-        <w:t>ταπεινοῦσθαι</w:t>
-      </w:r>
-    </w:p>
-    <w:p>
-      <w:pPr/>
-      <w:r>
-        <w:rPr>
-          <w:lang w:val="pt_PT" w:bidi="pt_PT"/>
-        </w:rPr>
-      </w:r>
-      <w:r>
-        <w:rPr>
-          <w:b/>
-          <w:lang w:val="pt_PT" w:bidi="pt_PT"/>
-        </w:rPr>
         <w:t>"em qualquer situação".</w:t>
       </w:r>
     </w:p>
@@ -44889,21 +39049,6 @@
           <w:b/>
           <w:lang w:val="pt_PT" w:bidi="pt_PT"/>
         </w:rPr>
-        <w:t>ταπεινοῦσθαι</w:t>
-      </w:r>
-    </w:p>
-    <w:p>
-      <w:pPr/>
-      <w:r>
-        <w:rPr>
-          <w:lang w:val="pt_PT" w:bidi="pt_PT"/>
-        </w:rPr>
-      </w:r>
-      <w:r>
-        <w:rPr>
-          <w:b/>
-          <w:lang w:val="pt_PT" w:bidi="pt_PT"/>
-        </w:rPr>
         <w:t>"</w:t>
       </w:r>
       <w:r>
@@ -45027,21 +39172,6 @@
           <w:b/>
           <w:lang w:val="pt_PT" w:bidi="pt_PT"/>
         </w:rPr>
-        <w:t>χορτάζεσθαι καὶ πεινᾶν</w:t>
-      </w:r>
-    </w:p>
-    <w:p>
-      <w:pPr/>
-      <w:r>
-        <w:rPr>
-          <w:lang w:val="pt_PT" w:bidi="pt_PT"/>
-        </w:rPr>
-      </w:r>
-      <w:r>
-        <w:rPr>
-          <w:b/>
-          <w:lang w:val="pt_PT" w:bidi="pt_PT"/>
-        </w:rPr>
         <w:t>"</w:t>
       </w:r>
       <w:r>
@@ -45139,21 +39269,6 @@
           <w:b/>
           <w:lang w:val="pt_PT" w:bidi="pt_PT"/>
         </w:rPr>
-        <w:t>χορτάζεσθαι καὶ πεινᾶν</w:t>
-      </w:r>
-    </w:p>
-    <w:p>
-      <w:pPr/>
-      <w:r>
-        <w:rPr>
-          <w:lang w:val="pt_PT" w:bidi="pt_PT"/>
-        </w:rPr>
-      </w:r>
-      <w:r>
-        <w:rPr>
-          <w:b/>
-          <w:lang w:val="pt_PT" w:bidi="pt_PT"/>
-        </w:rPr>
         <w:t>"</w:t>
       </w:r>
       <w:r>
@@ -45277,21 +39392,6 @@
           <w:b/>
           <w:lang w:val="pt_PT" w:bidi="pt_PT"/>
         </w:rPr>
-        <w:t>περισσεύειν καὶ ὑστερεῖσθαι</w:t>
-      </w:r>
-    </w:p>
-    <w:p>
-      <w:pPr/>
-      <w:r>
-        <w:rPr>
-          <w:lang w:val="pt_PT" w:bidi="pt_PT"/>
-        </w:rPr>
-      </w:r>
-      <w:r>
-        <w:rPr>
-          <w:b/>
-          <w:lang w:val="pt_PT" w:bidi="pt_PT"/>
-        </w:rPr>
         <w:t>"q</w:t>
       </w:r>
       <w:r>
@@ -45389,21 +39489,6 @@
           <w:b/>
           <w:lang w:val="pt_PT" w:bidi="pt_PT"/>
         </w:rPr>
-        <w:t>περισσεύειν καὶ ὑστερεῖσθαι</w:t>
-      </w:r>
-    </w:p>
-    <w:p>
-      <w:pPr/>
-      <w:r>
-        <w:rPr>
-          <w:lang w:val="pt_PT" w:bidi="pt_PT"/>
-        </w:rPr>
-      </w:r>
-      <w:r>
-        <w:rPr>
-          <w:b/>
-          <w:lang w:val="pt_PT" w:bidi="pt_PT"/>
-        </w:rPr>
         <w:t>"</w:t>
       </w:r>
       <w:r>
@@ -45527,21 +39612,6 @@
           <w:b/>
           <w:lang w:val="pt_PT" w:bidi="pt_PT"/>
         </w:rPr>
-        <w:t>πάντα ἰσχύω ἐν τῷ ἐνδυναμοῦντί με</w:t>
-      </w:r>
-    </w:p>
-    <w:p>
-      <w:pPr/>
-      <w:r>
-        <w:rPr>
-          <w:lang w:val="pt_PT" w:bidi="pt_PT"/>
-        </w:rPr>
-      </w:r>
-      <w:r>
-        <w:rPr>
-          <w:b/>
-          <w:lang w:val="pt_PT" w:bidi="pt_PT"/>
-        </w:rPr>
         <w:t>"</w:t>
       </w:r>
       <w:r>
@@ -45665,21 +39735,6 @@
           <w:b/>
           <w:lang w:val="pt_PT" w:bidi="pt_PT"/>
         </w:rPr>
-        <w:t>πάντα ἰσχύω ἐν τῷ ἐνδυναμοῦντί με</w:t>
-      </w:r>
-    </w:p>
-    <w:p>
-      <w:pPr/>
-      <w:r>
-        <w:rPr>
-          <w:lang w:val="pt_PT" w:bidi="pt_PT"/>
-        </w:rPr>
-      </w:r>
-      <w:r>
-        <w:rPr>
-          <w:b/>
-          <w:lang w:val="pt_PT" w:bidi="pt_PT"/>
-        </w:rPr>
         <w:t>"</w:t>
       </w:r>
       <w:r>
@@ -45803,21 +39858,6 @@
           <w:b/>
           <w:lang w:val="pt_PT" w:bidi="pt_PT"/>
         </w:rPr>
-        <w:t>συνκοινωνήσαντές μου τῇ θλίψει</w:t>
-      </w:r>
-    </w:p>
-    <w:p>
-      <w:pPr/>
-      <w:r>
-        <w:rPr>
-          <w:lang w:val="pt_PT" w:bidi="pt_PT"/>
-        </w:rPr>
-      </w:r>
-      <w:r>
-        <w:rPr>
-          <w:b/>
-          <w:lang w:val="pt_PT" w:bidi="pt_PT"/>
-        </w:rPr>
         <w:t>"</w:t>
       </w:r>
       <w:r>
@@ -45928,21 +39968,6 @@
           <w:b/>
           <w:lang w:val="pt_PT" w:bidi="pt_PT"/>
         </w:rPr>
-        <w:t>μου τῇ θλίψει</w:t>
-      </w:r>
-    </w:p>
-    <w:p>
-      <w:pPr/>
-      <w:r>
-        <w:rPr>
-          <w:lang w:val="pt_PT" w:bidi="pt_PT"/>
-        </w:rPr>
-      </w:r>
-      <w:r>
-        <w:rPr>
-          <w:b/>
-          <w:lang w:val="pt_PT" w:bidi="pt_PT"/>
-        </w:rPr>
         <w:t>"nas minhas aflições".</w:t>
       </w:r>
     </w:p>
@@ -46052,21 +40077,6 @@
           <w:b/>
           <w:lang w:val="pt_PT" w:bidi="pt_PT"/>
         </w:rPr>
-        <w:t>μου τῇ θλίψει</w:t>
-      </w:r>
-    </w:p>
-    <w:p>
-      <w:pPr/>
-      <w:r>
-        <w:rPr>
-          <w:lang w:val="pt_PT" w:bidi="pt_PT"/>
-        </w:rPr>
-      </w:r>
-      <w:r>
-        <w:rPr>
-          <w:b/>
-          <w:lang w:val="pt_PT" w:bidi="pt_PT"/>
-        </w:rPr>
         <w:t>"minhas aflições".</w:t>
       </w:r>
     </w:p>
@@ -46130,21 +40140,6 @@
           <w:b/>
           <w:lang w:val="pt_PT" w:bidi="pt_PT"/>
         </w:rPr>
-        <w:t>ἐν ἀρχῇ τοῦ εὐαγγελίου</w:t>
-      </w:r>
-    </w:p>
-    <w:p>
-      <w:pPr/>
-      <w:r>
-        <w:rPr>
-          <w:lang w:val="pt_PT" w:bidi="pt_PT"/>
-        </w:rPr>
-      </w:r>
-      <w:r>
-        <w:rPr>
-          <w:b/>
-          <w:lang w:val="pt_PT" w:bidi="pt_PT"/>
-        </w:rPr>
         <w:t>"nos primeiros tempos em que anunciei o evangelho".</w:t>
       </w:r>
     </w:p>
@@ -46270,7 +40265,7 @@
         </w:rPr>
         <w:t xml:space="preserve"> em </w:t>
       </w:r>
-      <w:hyperlink r:id="rId18">
+      <w:hyperlink r:id="rId16">
         <w:r>
           <w:rPr>
             <w:lang w:val="pt_PT" w:bidi="pt_PT"/>
@@ -46288,7 +40283,7 @@
         </w:rPr>
         <w:t xml:space="preserve"> e </w:t>
       </w:r>
-      <w:hyperlink r:id="rId15">
+      <w:hyperlink r:id="rId13">
         <w:r>
           <w:rPr>
             <w:lang w:val="pt_PT" w:bidi="pt_PT"/>
@@ -46353,21 +40348,6 @@
           <w:b/>
           <w:lang w:val="pt_PT" w:bidi="pt_PT"/>
         </w:rPr>
-        <w:t>οὐδεμία μοι ἐκκλησία ἐκοινώνησεν εἰς λόγον δόσεως καὶ λήμψεως, εἰ μὴ ὑμεῖς μόνοι</w:t>
-      </w:r>
-    </w:p>
-    <w:p>
-      <w:pPr/>
-      <w:r>
-        <w:rPr>
-          <w:lang w:val="pt_PT" w:bidi="pt_PT"/>
-        </w:rPr>
-      </w:r>
-      <w:r>
-        <w:rPr>
-          <w:b/>
-          <w:lang w:val="pt_PT" w:bidi="pt_PT"/>
-        </w:rPr>
         <w:t>"</w:t>
       </w:r>
       <w:r>
@@ -46478,21 +40458,6 @@
           <w:b/>
           <w:lang w:val="pt_PT" w:bidi="pt_PT"/>
         </w:rPr>
-        <w:t>μοι &amp; ἐκοινώνησεν</w:t>
-      </w:r>
-    </w:p>
-    <w:p>
-      <w:pPr/>
-      <w:r>
-        <w:rPr>
-          <w:lang w:val="pt_PT" w:bidi="pt_PT"/>
-        </w:rPr>
-      </w:r>
-      <w:r>
-        <w:rPr>
-          <w:b/>
-          <w:lang w:val="pt_PT" w:bidi="pt_PT"/>
-        </w:rPr>
         <w:t>"participaram".</w:t>
       </w:r>
     </w:p>
@@ -46589,21 +40554,6 @@
           <w:b/>
           <w:lang w:val="pt_PT" w:bidi="pt_PT"/>
         </w:rPr>
-        <w:t>εἰς λόγον δόσεως καὶ λήμψεως</w:t>
-      </w:r>
-    </w:p>
-    <w:p>
-      <w:pPr/>
-      <w:r>
-        <w:rPr>
-          <w:lang w:val="pt_PT" w:bidi="pt_PT"/>
-        </w:rPr>
-      </w:r>
-      <w:r>
-        <w:rPr>
-          <w:b/>
-          <w:lang w:val="pt_PT" w:bidi="pt_PT"/>
-        </w:rPr>
         <w:t>"</w:t>
       </w:r>
       <w:r>
@@ -46707,21 +40657,6 @@
           <w:b/>
           <w:lang w:val="pt_PT" w:bidi="pt_PT"/>
         </w:rPr>
-        <w:t>ὅτι καὶ ἐν Θεσσαλονίκῃ</w:t>
-      </w:r>
-    </w:p>
-    <w:p>
-      <w:pPr/>
-      <w:r>
-        <w:rPr>
-          <w:lang w:val="pt_PT" w:bidi="pt_PT"/>
-        </w:rPr>
-      </w:r>
-      <w:r>
-        <w:rPr>
-          <w:b/>
-          <w:lang w:val="pt_PT" w:bidi="pt_PT"/>
-        </w:rPr>
         <w:t>"Em Tessalônica"</w:t>
       </w:r>
     </w:p>
@@ -46785,21 +40720,6 @@
           <w:b/>
           <w:lang w:val="pt_PT" w:bidi="pt_PT"/>
         </w:rPr>
-        <w:t>καὶ ἅπαξ καὶ δὶς</w:t>
-      </w:r>
-    </w:p>
-    <w:p>
-      <w:pPr/>
-      <w:r>
-        <w:rPr>
-          <w:lang w:val="pt_PT" w:bidi="pt_PT"/>
-        </w:rPr>
-      </w:r>
-      <w:r>
-        <w:rPr>
-          <w:b/>
-          <w:lang w:val="pt_PT" w:bidi="pt_PT"/>
-        </w:rPr>
         <w:t>"mais de uma vez".</w:t>
       </w:r>
     </w:p>
@@ -46896,21 +40816,6 @@
           <w:b/>
           <w:lang w:val="pt_PT" w:bidi="pt_PT"/>
         </w:rPr>
-        <w:t>εἰς τὴν χρείαν μοι ἐπέμψατε</w:t>
-      </w:r>
-    </w:p>
-    <w:p>
-      <w:pPr/>
-      <w:r>
-        <w:rPr>
-          <w:lang w:val="pt_PT" w:bidi="pt_PT"/>
-        </w:rPr>
-      </w:r>
-      <w:r>
-        <w:rPr>
-          <w:b/>
-          <w:lang w:val="pt_PT" w:bidi="pt_PT"/>
-        </w:rPr>
         <w:t>"</w:t>
       </w:r>
       <w:r>
@@ -47008,21 +40913,6 @@
           <w:b/>
           <w:lang w:val="pt_PT" w:bidi="pt_PT"/>
         </w:rPr>
-        <w:t>ἐπιζητῶ τὸν καρπὸν τὸν πλεονάζοντα εἰς λόγον ὑμῶν</w:t>
-      </w:r>
-    </w:p>
-    <w:p>
-      <w:pPr/>
-      <w:r>
-        <w:rPr>
-          <w:lang w:val="pt_PT" w:bidi="pt_PT"/>
-        </w:rPr>
-      </w:r>
-      <w:r>
-        <w:rPr>
-          <w:b/>
-          <w:lang w:val="pt_PT" w:bidi="pt_PT"/>
-        </w:rPr>
         <w:t>"</w:t>
       </w:r>
       <w:r>
@@ -47159,21 +41049,6 @@
           <w:b/>
           <w:lang w:val="pt_PT" w:bidi="pt_PT"/>
         </w:rPr>
-        <w:t>ἀπέχω &amp; πάντα</w:t>
-      </w:r>
-    </w:p>
-    <w:p>
-      <w:pPr/>
-      <w:r>
-        <w:rPr>
-          <w:lang w:val="pt_PT" w:bidi="pt_PT"/>
-        </w:rPr>
-      </w:r>
-      <w:r>
-        <w:rPr>
-          <w:b/>
-          <w:lang w:val="pt_PT" w:bidi="pt_PT"/>
-        </w:rPr>
         <w:t>"</w:t>
       </w:r>
       <w:r>
@@ -47230,7 +41105,7 @@
         </w:rPr>
         <w:t xml:space="preserve"> de que precisa dos crentes filipenses e, portanto, está suficientemente suprido. Tradução alternativa: “Tenho tudo o que preciso e estou contente”; (2) que Paulo está continuando a metáfora comercial de </w:t>
       </w:r>
-      <w:hyperlink r:id="rId49">
+      <w:hyperlink r:id="rId47">
         <w:r>
           <w:rPr>
             <w:lang w:val="pt_PT" w:bidi="pt_PT"/>
@@ -47295,21 +41170,6 @@
           <w:b/>
           <w:lang w:val="pt_PT" w:bidi="pt_PT"/>
         </w:rPr>
-        <w:t>περισσεύω</w:t>
-      </w:r>
-    </w:p>
-    <w:p>
-      <w:pPr/>
-      <w:r>
-        <w:rPr>
-          <w:lang w:val="pt_PT" w:bidi="pt_PT"/>
-        </w:rPr>
-      </w:r>
-      <w:r>
-        <w:rPr>
-          <w:b/>
-          <w:lang w:val="pt_PT" w:bidi="pt_PT"/>
-        </w:rPr>
         <w:t>"</w:t>
       </w:r>
       <w:r>
@@ -47420,21 +41280,6 @@
           <w:b/>
           <w:lang w:val="pt_PT" w:bidi="pt_PT"/>
         </w:rPr>
-        <w:t>πεπλήρωμαι, δεξάμενος παρὰ Ἐπαφροδίτου τὰ παρ’ ὑμῶν</w:t>
-      </w:r>
-    </w:p>
-    <w:p>
-      <w:pPr/>
-      <w:r>
-        <w:rPr>
-          <w:lang w:val="pt_PT" w:bidi="pt_PT"/>
-        </w:rPr>
-      </w:r>
-      <w:r>
-        <w:rPr>
-          <w:b/>
-          <w:lang w:val="pt_PT" w:bidi="pt_PT"/>
-        </w:rPr>
         <w:t>"</w:t>
       </w:r>
       <w:r>
@@ -47558,21 +41403,6 @@
           <w:b/>
           <w:lang w:val="pt_PT" w:bidi="pt_PT"/>
         </w:rPr>
-        <w:t>Ἐπαφροδίτου</w:t>
-      </w:r>
-    </w:p>
-    <w:p>
-      <w:pPr/>
-      <w:r>
-        <w:rPr>
-          <w:lang w:val="pt_PT" w:bidi="pt_PT"/>
-        </w:rPr>
-      </w:r>
-      <w:r>
-        <w:rPr>
-          <w:b/>
-          <w:lang w:val="pt_PT" w:bidi="pt_PT"/>
-        </w:rPr>
         <w:t>"Epafrodito".</w:t>
       </w:r>
     </w:p>
@@ -47596,7 +41426,7 @@
         </w:rPr>
         <w:t xml:space="preserve"> é o nome de um homem. Veja como você traduziu o nome dele em </w:t>
       </w:r>
-      <w:hyperlink r:id="rId50">
+      <w:hyperlink r:id="rId48">
         <w:r>
           <w:rPr>
             <w:lang w:val="pt_PT" w:bidi="pt_PT"/>
@@ -47681,21 +41511,6 @@
           <w:b/>
           <w:lang w:val="pt_PT" w:bidi="pt_PT"/>
         </w:rPr>
-        <w:t>ὀσμὴν εὐωδίας, θυσίαν δεκτήν, εὐάρεστον τῷ Θεῷ</w:t>
-      </w:r>
-    </w:p>
-    <w:p>
-      <w:pPr/>
-      <w:r>
-        <w:rPr>
-          <w:lang w:val="pt_PT" w:bidi="pt_PT"/>
-        </w:rPr>
-      </w:r>
-      <w:r>
-        <w:rPr>
-          <w:b/>
-          <w:lang w:val="pt_PT" w:bidi="pt_PT"/>
-        </w:rPr>
         <w:t>"</w:t>
       </w:r>
       <w:r>
@@ -47819,21 +41634,6 @@
           <w:b/>
           <w:lang w:val="pt_PT" w:bidi="pt_PT"/>
         </w:rPr>
-        <w:t>πληρώσει πᾶσαν χρείαν ὑμῶν</w:t>
-      </w:r>
-    </w:p>
-    <w:p>
-      <w:pPr/>
-      <w:r>
-        <w:rPr>
-          <w:lang w:val="pt_PT" w:bidi="pt_PT"/>
-        </w:rPr>
-      </w:r>
-      <w:r>
-        <w:rPr>
-          <w:b/>
-          <w:lang w:val="pt_PT" w:bidi="pt_PT"/>
-        </w:rPr>
         <w:t>"l</w:t>
       </w:r>
       <w:r>
@@ -47957,21 +41757,6 @@
           <w:b/>
           <w:lang w:val="pt_PT" w:bidi="pt_PT"/>
         </w:rPr>
-        <w:t>κατὰ τὸ πλοῦτος αὐτοῦ ἐν δόξῃ ἐν Χριστῷ Ἰησοῦ</w:t>
-      </w:r>
-    </w:p>
-    <w:p>
-      <w:pPr/>
-      <w:r>
-        <w:rPr>
-          <w:lang w:val="pt_PT" w:bidi="pt_PT"/>
-        </w:rPr>
-      </w:r>
-      <w:r>
-        <w:rPr>
-          <w:b/>
-          <w:lang w:val="pt_PT" w:bidi="pt_PT"/>
-        </w:rPr>
         <w:t>"</w:t>
       </w:r>
       <w:r>
@@ -48049,21 +41834,6 @@
           <w:b/>
           <w:lang w:val="pt_PT" w:bidi="pt_PT"/>
         </w:rPr>
-        <w:t>ἡμῶν</w:t>
-      </w:r>
-    </w:p>
-    <w:p>
-      <w:pPr/>
-      <w:r>
-        <w:rPr>
-          <w:lang w:val="pt_PT" w:bidi="pt_PT"/>
-        </w:rPr>
-      </w:r>
-      <w:r>
-        <w:rPr>
-          <w:b/>
-          <w:lang w:val="pt_PT" w:bidi="pt_PT"/>
-        </w:rPr>
         <w:t>"Ao Deus".</w:t>
       </w:r>
     </w:p>
@@ -48186,21 +41956,6 @@
           <w:b/>
           <w:lang w:val="pt_PT" w:bidi="pt_PT"/>
         </w:rPr>
-        <w:t>ἀσπάσασθε</w:t>
-      </w:r>
-    </w:p>
-    <w:p>
-      <w:pPr/>
-      <w:r>
-        <w:rPr>
-          <w:lang w:val="pt_PT" w:bidi="pt_PT"/>
-        </w:rPr>
-      </w:r>
-      <w:r>
-        <w:rPr>
-          <w:b/>
-          <w:lang w:val="pt_PT" w:bidi="pt_PT"/>
-        </w:rPr>
         <w:t>"Saudações".</w:t>
       </w:r>
     </w:p>
@@ -48291,21 +42046,6 @@
           <w:b/>
           <w:lang w:val="pt_PT" w:bidi="pt_PT"/>
         </w:rPr>
-        <w:t>οἱ σὺν ἐμοὶ ἀδελφοί</w:t>
-      </w:r>
-    </w:p>
-    <w:p>
-      <w:pPr/>
-      <w:r>
-        <w:rPr>
-          <w:lang w:val="pt_PT" w:bidi="pt_PT"/>
-        </w:rPr>
-      </w:r>
-      <w:r>
-        <w:rPr>
-          <w:b/>
-          <w:lang w:val="pt_PT" w:bidi="pt_PT"/>
-        </w:rPr>
         <w:t>"</w:t>
       </w:r>
       <w:r>
@@ -48349,7 +42089,7 @@
         </w:rPr>
         <w:t xml:space="preserve"> em </w:t>
       </w:r>
-      <w:hyperlink r:id="rId20">
+      <w:hyperlink r:id="rId18">
         <w:r>
           <w:rPr>
             <w:lang w:val="pt_PT" w:bidi="pt_PT"/>
@@ -48447,21 +42187,6 @@
           <w:b/>
           <w:lang w:val="pt_PT" w:bidi="pt_PT"/>
         </w:rPr>
-        <w:t>οἱ σὺν ἐμοὶ ἀδελφοί</w:t>
-      </w:r>
-    </w:p>
-    <w:p>
-      <w:pPr/>
-      <w:r>
-        <w:rPr>
-          <w:lang w:val="pt_PT" w:bidi="pt_PT"/>
-        </w:rPr>
-      </w:r>
-      <w:r>
-        <w:rPr>
-          <w:b/>
-          <w:lang w:val="pt_PT" w:bidi="pt_PT"/>
-        </w:rPr>
         <w:t>"</w:t>
       </w:r>
       <w:r>
@@ -48505,7 +42230,7 @@
         </w:rPr>
         <w:t xml:space="preserve"> em </w:t>
       </w:r>
-      <w:hyperlink r:id="rId20">
+      <w:hyperlink r:id="rId18">
         <w:r>
           <w:rPr>
             <w:lang w:val="pt_PT" w:bidi="pt_PT"/>
@@ -48603,21 +42328,6 @@
           <w:b/>
           <w:lang w:val="pt_PT" w:bidi="pt_PT"/>
         </w:rPr>
-        <w:t>τῆς Καίσαρος οἰκίας</w:t>
-      </w:r>
-    </w:p>
-    <w:p>
-      <w:pPr/>
-      <w:r>
-        <w:rPr>
-          <w:lang w:val="pt_PT" w:bidi="pt_PT"/>
-        </w:rPr>
-      </w:r>
-      <w:r>
-        <w:rPr>
-          <w:b/>
-          <w:lang w:val="pt_PT" w:bidi="pt_PT"/>
-        </w:rPr>
         <w:t>"do palácio do Imperador".</w:t>
       </w:r>
     </w:p>
@@ -48714,21 +42424,6 @@
           <w:b/>
           <w:lang w:val="pt_PT" w:bidi="pt_PT"/>
         </w:rPr>
-        <w:t>μετὰ τοῦ πνεύματος ὑμῶν</w:t>
-      </w:r>
-    </w:p>
-    <w:p>
-      <w:pPr/>
-      <w:r>
-        <w:rPr>
-          <w:lang w:val="pt_PT" w:bidi="pt_PT"/>
-        </w:rPr>
-      </w:r>
-      <w:r>
-        <w:rPr>
-          <w:b/>
-          <w:lang w:val="pt_PT" w:bidi="pt_PT"/>
-        </w:rPr>
         <w:t>"</w:t>
       </w:r>
       <w:r>
@@ -48838,21 +42533,6 @@
         <w:rPr>
           <w:lang w:val="pt_PT" w:bidi="pt_PT"/>
         </w:rPr>
-      </w:r>
-    </w:p>
-    <w:p>
-      <w:pPr/>
-      <w:r>
-        <w:rPr>
-          <w:lang w:val="pt_PT" w:bidi="pt_PT"/>
-        </w:rPr>
-      </w:r>
-      <w:r>
-        <w:rPr>
-          <w:b/>
-          <w:lang w:val="pt_PT" w:bidi="pt_PT"/>
-        </w:rPr>
-        <w:t>ἡ χάρις τοῦ Κυρίου Ἰησοῦ Χριστοῦ μετὰ τοῦ πνεύματος ὑμῶν</w:t>
       </w:r>
     </w:p>
     <w:p>

--- a/por/docx/50.content.docx
+++ b/por/docx/50.content.docx
@@ -28,15 +28,49 @@
       </w:r>
     </w:p>
     <w:p>
-      <w:pPr/>
-      <w:r>
-        <w:rPr>
-          <w:lang w:val="pt_PT" w:bidi="pt_PT"/>
-        </w:rPr>
-      </w:r>
-      <w:r>
-        <w:rPr>
-          <w:b/>
+      <w:pPr>
+        <w:pStyle w:val="Heading2"/>
+      </w:pPr>
+      <w:r>
+        <w:rPr>
+          <w:lang w:val="pt_PT" w:bidi="pt_PT"/>
+        </w:rPr>
+        <w:t>License Information</w:t>
+      </w:r>
+      <w:r>
+        <w:rPr>
+          <w:lang w:val="pt_PT" w:bidi="pt_PT"/>
+        </w:rPr>
+      </w:r>
+    </w:p>
+    <w:p>
+      <w:pPr/>
+      <w:r>
+        <w:rPr>
+          <w:lang w:val="pt_PT" w:bidi="pt_PT"/>
+        </w:rPr>
+      </w:r>
+      <w:r>
+        <w:rPr>
+          <w:b/>
+          <w:lang w:val="pt_PT" w:bidi="pt_PT"/>
+        </w:rPr>
+        <w:t>Notas de Tradução (unfoldingWord)</w:t>
+      </w:r>
+      <w:r>
+        <w:rPr>
+          <w:lang w:val="pt_PT" w:bidi="pt_PT"/>
+        </w:rPr>
+        <w:t xml:space="preserve"> (Portuguese) is based on</w:t>
+      </w:r>
+      <w:r>
+        <w:rPr>
+          <w:lang w:val="pt_PT" w:bidi="pt_PT"/>
+        </w:rPr>
+        <w:t xml:space="preserve">: </w:t>
+      </w:r>
+      <w:r>
+        <w:rPr>
           <w:lang w:val="pt_PT" w:bidi="pt_PT"/>
         </w:rPr>
         <w:t>unfoldingWord® Translation Notes</w:t>
@@ -45,31 +79,62 @@
         <w:rPr>
           <w:lang w:val="pt_PT" w:bidi="pt_PT"/>
         </w:rPr>
-        <w:t xml:space="preserve"> © 2022 unfoldingWord. Released under CC BY-SA 4.0 license. </w:t>
-      </w:r>
-      <w:r>
-        <w:rPr>
-          <w:lang w:val="pt_PT" w:bidi="pt_PT"/>
-        </w:rPr>
-        <w:t>unfoldingWord® Translation Notes</w:t>
-      </w:r>
-      <w:r>
-        <w:rPr>
-          <w:lang w:val="pt_PT" w:bidi="pt_PT"/>
-        </w:rPr>
-        <w:t xml:space="preserve"> has been adapted in the following languages: Tok Pisin, Arabic (عربي), French (Français), Hindi (हिंदी), Indonesian (Bahasa Indonesia), Portuguese (Português), Russian (Русский), Spanish (Español), Swahili (Kiswahili), and Simplified Chinese (简体中文) from </w:t>
-      </w:r>
-      <w:r>
-        <w:rPr>
-          <w:lang w:val="pt_PT" w:bidi="pt_PT"/>
-        </w:rPr>
-        <w:t>unfoldingWord® Translation Notes</w:t>
-      </w:r>
-      <w:r>
-        <w:rPr>
-          <w:lang w:val="pt_PT" w:bidi="pt_PT"/>
-        </w:rPr>
-        <w:t xml:space="preserve"> © 2022 unfoldingWord. Released under CC BY-SA 4.0 license by Mission Mutual</w:t>
+        <w:t xml:space="preserve">, </w:t>
+      </w:r>
+      <w:hyperlink r:id="rId13">
+        <w:r>
+          <w:rPr>
+            <w:lang w:val="pt_PT" w:bidi="pt_PT"/>
+          </w:rPr>
+          <w:rPr>
+            <w:color w:val="0000EE"/>
+            <w:u w:val="single"/>
+          </w:rPr>
+          <w:t>unfoldingWord</w:t>
+        </w:r>
+      </w:hyperlink>
+      <w:r>
+        <w:rPr>
+          <w:lang w:val="pt_PT" w:bidi="pt_PT"/>
+        </w:rPr>
+        <w:t xml:space="preserve">, 2022, which is licensed under a </w:t>
+      </w:r>
+      <w:hyperlink r:id="rId14">
+        <w:r>
+          <w:rPr>
+            <w:lang w:val="pt_PT" w:bidi="pt_PT"/>
+          </w:rPr>
+          <w:rPr>
+            <w:color w:val="0000EE"/>
+            <w:u w:val="single"/>
+          </w:rPr>
+          <w:t>CC BY-SA 4.0 license</w:t>
+        </w:r>
+      </w:hyperlink>
+      <w:r>
+        <w:rPr>
+          <w:lang w:val="pt_PT" w:bidi="pt_PT"/>
+        </w:rPr>
+        <w:t>.</w:t>
+      </w:r>
+      <w:r>
+        <w:rPr>
+          <w:lang w:val="pt_PT" w:bidi="pt_PT"/>
+        </w:rPr>
+      </w:r>
+    </w:p>
+    <w:p>
+      <w:pPr/>
+      <w:r>
+        <w:rPr>
+          <w:lang w:val="pt_PT" w:bidi="pt_PT"/>
+        </w:rPr>
+      </w:r>
+      <w:r>
+        <w:rPr>
+          <w:lang w:val="pt_PT" w:bidi="pt_PT"/>
+        </w:rPr>
+        <w:t>This PDF version is provided under the same license.</w:t>
       </w:r>
       <w:r>
         <w:rPr>
@@ -293,6 +358,21 @@
           <w:b/>
           <w:lang w:val="pt_PT" w:bidi="pt_PT"/>
         </w:rPr>
+        <w:t>χάρις ὑμῖν καὶ εἰρήνη</w:t>
+      </w:r>
+    </w:p>
+    <w:p>
+      <w:pPr/>
+      <w:r>
+        <w:rPr>
+          <w:lang w:val="pt_PT" w:bidi="pt_PT"/>
+        </w:rPr>
+      </w:r>
+      <w:r>
+        <w:rPr>
+          <w:b/>
+          <w:lang w:val="pt_PT" w:bidi="pt_PT"/>
+        </w:rPr>
         <w:t>"que a graça e a paz de Deus... estejam com vocês".</w:t>
       </w:r>
     </w:p>
@@ -376,6 +456,21 @@
           <w:b/>
           <w:lang w:val="pt_PT" w:bidi="pt_PT"/>
         </w:rPr>
+        <w:t>ὑμῖν</w:t>
+      </w:r>
+    </w:p>
+    <w:p>
+      <w:pPr/>
+      <w:r>
+        <w:rPr>
+          <w:lang w:val="pt_PT" w:bidi="pt_PT"/>
+        </w:rPr>
+      </w:r>
+      <w:r>
+        <w:rPr>
+          <w:b/>
+          <w:lang w:val="pt_PT" w:bidi="pt_PT"/>
+        </w:rPr>
         <w:t>"com vocês".</w:t>
       </w:r>
     </w:p>
@@ -405,7 +500,7 @@
         </w:rPr>
         <w:t xml:space="preserve"> refere-se aos cristãos filipenses e está no plural na língua original em que Paulo escreveu. Ao longo desta carta, com uma exceção, as palavras “vocês” e “seus” estão no plural e referem-se aos cristãos filipenses. Se o seu idioma usa formas diferentes para mostrar quando “vocês” e “seus” referem-se a uma pessoa e quando referem-se a mais de uma pessoa, use a forma plural que seria apropriada no seu idioma nesta ocorrência e em todas as outras de “vocês” e “seus” nesta carta, exceto em </w:t>
       </w:r>
-      <w:hyperlink r:id="rId13">
+      <w:hyperlink r:id="rId15">
         <w:r>
           <w:rPr>
             <w:lang w:val="pt_PT" w:bidi="pt_PT"/>
@@ -423,7 +518,7 @@
         </w:rPr>
         <w:t xml:space="preserve">. Uma nota discutirá a única exceção em </w:t>
       </w:r>
-      <w:hyperlink r:id="rId13">
+      <w:hyperlink r:id="rId15">
         <w:r>
           <w:rPr>
             <w:lang w:val="pt_PT" w:bidi="pt_PT"/>
@@ -508,6 +603,21 @@
           <w:b/>
           <w:lang w:val="pt_PT" w:bidi="pt_PT"/>
         </w:rPr>
+        <w:t>Πατρὸς ἡμῶν</w:t>
+      </w:r>
+    </w:p>
+    <w:p>
+      <w:pPr/>
+      <w:r>
+        <w:rPr>
+          <w:lang w:val="pt_PT" w:bidi="pt_PT"/>
+        </w:rPr>
+      </w:r>
+      <w:r>
+        <w:rPr>
+          <w:b/>
+          <w:lang w:val="pt_PT" w:bidi="pt_PT"/>
+        </w:rPr>
         <w:t>"nosso Pai".</w:t>
       </w:r>
     </w:p>
@@ -604,6 +714,21 @@
           <w:b/>
           <w:lang w:val="pt_PT" w:bidi="pt_PT"/>
         </w:rPr>
+        <w:t>ἐπὶ πάσῃ τῇ μνείᾳ ὑμῶν</w:t>
+      </w:r>
+    </w:p>
+    <w:p>
+      <w:pPr/>
+      <w:r>
+        <w:rPr>
+          <w:lang w:val="pt_PT" w:bidi="pt_PT"/>
+        </w:rPr>
+      </w:r>
+      <w:r>
+        <w:rPr>
+          <w:b/>
+          <w:lang w:val="pt_PT" w:bidi="pt_PT"/>
+        </w:rPr>
         <w:t>"Sempre que penso em vocês".</w:t>
       </w:r>
     </w:p>
@@ -680,6 +805,21 @@
           <w:b/>
           <w:lang w:val="pt_PT" w:bidi="pt_PT"/>
         </w:rPr>
+        <w:t>τῷ Θεῷ μου</w:t>
+      </w:r>
+    </w:p>
+    <w:p>
+      <w:pPr/>
+      <w:r>
+        <w:rPr>
+          <w:lang w:val="pt_PT" w:bidi="pt_PT"/>
+        </w:rPr>
+      </w:r>
+      <w:r>
+        <w:rPr>
+          <w:b/>
+          <w:lang w:val="pt_PT" w:bidi="pt_PT"/>
+        </w:rPr>
         <w:t>"meu Deus".</w:t>
       </w:r>
     </w:p>
@@ -776,6 +916,21 @@
           <w:b/>
           <w:lang w:val="pt_PT" w:bidi="pt_PT"/>
         </w:rPr>
+        <w:t>ὑμῶν</w:t>
+      </w:r>
+    </w:p>
+    <w:p>
+      <w:pPr/>
+      <w:r>
+        <w:rPr>
+          <w:lang w:val="pt_PT" w:bidi="pt_PT"/>
+        </w:rPr>
+      </w:r>
+      <w:r>
+        <w:rPr>
+          <w:b/>
+          <w:lang w:val="pt_PT" w:bidi="pt_PT"/>
+        </w:rPr>
         <w:t>"em vocês".</w:t>
       </w:r>
     </w:p>
@@ -805,7 +960,7 @@
         </w:rPr>
         <w:t xml:space="preserve"> em </w:t>
       </w:r>
-      <w:hyperlink r:id="rId14">
+      <w:hyperlink r:id="rId16">
         <w:r>
           <w:rPr>
             <w:lang w:val="pt_PT" w:bidi="pt_PT"/>
@@ -823,7 +978,7 @@
         </w:rPr>
         <w:t xml:space="preserve">. Nesta carta, todo uso das palavras "vocês" e "seus" está no plural e se refere aos crentes filipenses, exceto por um uso em </w:t>
       </w:r>
-      <w:hyperlink r:id="rId13">
+      <w:hyperlink r:id="rId15">
         <w:r>
           <w:rPr>
             <w:lang w:val="pt_PT" w:bidi="pt_PT"/>
@@ -908,6 +1063,21 @@
           <w:b/>
           <w:lang w:val="pt_PT" w:bidi="pt_PT"/>
         </w:rPr>
+        <w:t>ἐπὶ τῇ κοινωνίᾳ ὑμῶν εἰς τὸ εὐαγγέλιον, ἀπὸ τῆς πρώτης ἡμέρας ἄχρι τοῦ νῦν</w:t>
+      </w:r>
+    </w:p>
+    <w:p>
+      <w:pPr/>
+      <w:r>
+        <w:rPr>
+          <w:lang w:val="pt_PT" w:bidi="pt_PT"/>
+        </w:rPr>
+      </w:r>
+      <w:r>
+        <w:rPr>
+          <w:b/>
+          <w:lang w:val="pt_PT" w:bidi="pt_PT"/>
+        </w:rPr>
         <w:t>"por causa da maneira como vocês me ajudaram no trabalho de anunciar o evangelho, desde o primeiro dia até hoje".</w:t>
       </w:r>
     </w:p>
@@ -984,6 +1154,21 @@
           <w:b/>
           <w:lang w:val="pt_PT" w:bidi="pt_PT"/>
         </w:rPr>
+        <w:t>ὑμῶν</w:t>
+      </w:r>
+    </w:p>
+    <w:p>
+      <w:pPr/>
+      <w:r>
+        <w:rPr>
+          <w:lang w:val="pt_PT" w:bidi="pt_PT"/>
+        </w:rPr>
+      </w:r>
+      <w:r>
+        <w:rPr>
+          <w:b/>
+          <w:lang w:val="pt_PT" w:bidi="pt_PT"/>
+        </w:rPr>
         <w:t>"vocês".</w:t>
       </w:r>
     </w:p>
@@ -1013,7 +1198,7 @@
         </w:rPr>
         <w:t xml:space="preserve"> está no plural e refere-se aos cristãos filipenses. Nesta carta, com uma exceção, as palavras “você” e “seu” são sempre plurais e sempre se referem aos filipenses. Se o seu idioma utiliza formas diferentes para indicar quando “você” e “seu” se referem a uma pessoa e quando se referem a mais de uma pessoa, use a forma plural que seria apropriada no seu idioma nesta ocorrência e em todas as outras ocorrências de “você” e “seu” nesta carta, exceto em </w:t>
       </w:r>
-      <w:hyperlink r:id="rId13">
+      <w:hyperlink r:id="rId15">
         <w:r>
           <w:rPr>
             <w:lang w:val="pt_PT" w:bidi="pt_PT"/>
@@ -1031,7 +1216,7 @@
         </w:rPr>
         <w:t xml:space="preserve">. Uma nota discutirá a única exceção em </w:t>
       </w:r>
-      <w:hyperlink r:id="rId13">
+      <w:hyperlink r:id="rId15">
         <w:r>
           <w:rPr>
             <w:lang w:val="pt_PT" w:bidi="pt_PT"/>
@@ -1116,6 +1301,21 @@
           <w:b/>
           <w:lang w:val="pt_PT" w:bidi="pt_PT"/>
         </w:rPr>
+        <w:t>τῇ κοινωνίᾳ ὑμῶν εἰς τὸ εὐαγγέλιον</w:t>
+      </w:r>
+    </w:p>
+    <w:p>
+      <w:pPr/>
+      <w:r>
+        <w:rPr>
+          <w:lang w:val="pt_PT" w:bidi="pt_PT"/>
+        </w:rPr>
+      </w:r>
+      <w:r>
+        <w:rPr>
+          <w:b/>
+          <w:lang w:val="pt_PT" w:bidi="pt_PT"/>
+        </w:rPr>
         <w:t>"vocês me ajudaram no trabalho de anunciar o evangelho".</w:t>
       </w:r>
     </w:p>
@@ -1145,7 +1345,7 @@
         </w:rPr>
         <w:t xml:space="preserve"> refere-se à parceria dos filipenses com Paulo nas várias atividades envolvidas na divulgação do evangelho. Isso inclui doações em dinheiro que eles enviaram a Paulo (Veja: </w:t>
       </w:r>
-      <w:hyperlink r:id="rId15">
+      <w:hyperlink r:id="rId17">
         <w:r>
           <w:rPr>
             <w:lang w:val="pt_PT" w:bidi="pt_PT"/>
@@ -1230,6 +1430,21 @@
           <w:b/>
           <w:lang w:val="pt_PT" w:bidi="pt_PT"/>
         </w:rPr>
+        <w:t>ἀπὸ τῆς πρώτης ἡμέρας</w:t>
+      </w:r>
+    </w:p>
+    <w:p>
+      <w:pPr/>
+      <w:r>
+        <w:rPr>
+          <w:lang w:val="pt_PT" w:bidi="pt_PT"/>
+        </w:rPr>
+      </w:r>
+      <w:r>
+        <w:rPr>
+          <w:b/>
+          <w:lang w:val="pt_PT" w:bidi="pt_PT"/>
+        </w:rPr>
         <w:t>"desde o primeiro dia até hoje".</w:t>
       </w:r>
     </w:p>
@@ -1326,6 +1541,21 @@
           <w:b/>
           <w:lang w:val="pt_PT" w:bidi="pt_PT"/>
         </w:rPr>
+        <w:t>ἄχρι τοῦ νῦν</w:t>
+      </w:r>
+    </w:p>
+    <w:p>
+      <w:pPr/>
+      <w:r>
+        <w:rPr>
+          <w:lang w:val="pt_PT" w:bidi="pt_PT"/>
+        </w:rPr>
+      </w:r>
+      <w:r>
+        <w:rPr>
+          <w:b/>
+          <w:lang w:val="pt_PT" w:bidi="pt_PT"/>
+        </w:rPr>
         <w:t>"até hoje".</w:t>
       </w:r>
     </w:p>
@@ -1422,6 +1652,21 @@
           <w:b/>
           <w:lang w:val="pt_PT" w:bidi="pt_PT"/>
         </w:rPr>
+        <w:t>πεποιθὼς αὐτὸ τοῦτο</w:t>
+      </w:r>
+    </w:p>
+    <w:p>
+      <w:pPr/>
+      <w:r>
+        <w:rPr>
+          <w:lang w:val="pt_PT" w:bidi="pt_PT"/>
+        </w:rPr>
+      </w:r>
+      <w:r>
+        <w:rPr>
+          <w:b/>
+          <w:lang w:val="pt_PT" w:bidi="pt_PT"/>
+        </w:rPr>
         <w:t>"Pois eu estou certo de que Deus".</w:t>
       </w:r>
     </w:p>
@@ -1518,6 +1763,21 @@
           <w:b/>
           <w:lang w:val="pt_PT" w:bidi="pt_PT"/>
         </w:rPr>
+        <w:t>ὁ ἐναρξάμενος ἐν ὑμῖν ἔργον ἀγαθὸν, ἐπιτελέσει</w:t>
+      </w:r>
+    </w:p>
+    <w:p>
+      <w:pPr/>
+      <w:r>
+        <w:rPr>
+          <w:lang w:val="pt_PT" w:bidi="pt_PT"/>
+        </w:rPr>
+      </w:r>
+      <w:r>
+        <w:rPr>
+          <w:b/>
+          <w:lang w:val="pt_PT" w:bidi="pt_PT"/>
+        </w:rPr>
         <w:t>"Deus, que começou esse bom trabalho na vida de vocês, vai continuá-lo".</w:t>
       </w:r>
     </w:p>
@@ -1601,6 +1861,21 @@
           <w:b/>
           <w:lang w:val="pt_PT" w:bidi="pt_PT"/>
         </w:rPr>
+        <w:t>ὅτι ὁ ἐναρξάμενος ἐν ὑμῖν ἔργον ἀγαθὸν</w:t>
+      </w:r>
+    </w:p>
+    <w:p>
+      <w:pPr/>
+      <w:r>
+        <w:rPr>
+          <w:lang w:val="pt_PT" w:bidi="pt_PT"/>
+        </w:rPr>
+      </w:r>
+      <w:r>
+        <w:rPr>
+          <w:b/>
+          <w:lang w:val="pt_PT" w:bidi="pt_PT"/>
+        </w:rPr>
         <w:t>"Deus, que começou esse bom trabalho na vida de vocês".</w:t>
       </w:r>
     </w:p>
@@ -1726,7 +2001,7 @@
         </w:rPr>
         <w:t xml:space="preserve"> em </w:t>
       </w:r>
-      <w:hyperlink r:id="rId14">
+      <w:hyperlink r:id="rId16">
         <w:r>
           <w:rPr>
             <w:lang w:val="pt_PT" w:bidi="pt_PT"/>
@@ -1791,6 +2066,21 @@
           <w:b/>
           <w:lang w:val="pt_PT" w:bidi="pt_PT"/>
         </w:rPr>
+        <w:t>ἐπιτελέσει</w:t>
+      </w:r>
+    </w:p>
+    <w:p>
+      <w:pPr/>
+      <w:r>
+        <w:rPr>
+          <w:lang w:val="pt_PT" w:bidi="pt_PT"/>
+        </w:rPr>
+      </w:r>
+      <w:r>
+        <w:rPr>
+          <w:b/>
+          <w:lang w:val="pt_PT" w:bidi="pt_PT"/>
+        </w:rPr>
         <w:t>"vai continuá-lo".</w:t>
       </w:r>
     </w:p>
@@ -1887,6 +2177,21 @@
           <w:b/>
           <w:lang w:val="pt_PT" w:bidi="pt_PT"/>
         </w:rPr>
+        <w:t>ἡμέρας Χριστοῦ Ἰησοῦ</w:t>
+      </w:r>
+    </w:p>
+    <w:p>
+      <w:pPr/>
+      <w:r>
+        <w:rPr>
+          <w:lang w:val="pt_PT" w:bidi="pt_PT"/>
+        </w:rPr>
+      </w:r>
+      <w:r>
+        <w:rPr>
+          <w:b/>
+          <w:lang w:val="pt_PT" w:bidi="pt_PT"/>
+        </w:rPr>
         <w:t>"no Dia de Cristo Jesus".</w:t>
       </w:r>
     </w:p>
@@ -1983,6 +2288,21 @@
           <w:b/>
           <w:lang w:val="pt_PT" w:bidi="pt_PT"/>
         </w:rPr>
+        <w:t>τὸ ἔχειν με ἐν τῇ καρδίᾳ ὑμᾶς</w:t>
+      </w:r>
+    </w:p>
+    <w:p>
+      <w:pPr/>
+      <w:r>
+        <w:rPr>
+          <w:lang w:val="pt_PT" w:bidi="pt_PT"/>
+        </w:rPr>
+      </w:r>
+      <w:r>
+        <w:rPr>
+          <w:b/>
+          <w:lang w:val="pt_PT" w:bidi="pt_PT"/>
+        </w:rPr>
         <w:t>"Vocês estão sempre no meu coração".</w:t>
       </w:r>
     </w:p>
@@ -2079,6 +2399,21 @@
           <w:b/>
           <w:lang w:val="pt_PT" w:bidi="pt_PT"/>
         </w:rPr>
+        <w:t>συνκοινωνούς μου τῆς χάριτος &amp; ὄντας</w:t>
+      </w:r>
+    </w:p>
+    <w:p>
+      <w:pPr/>
+      <w:r>
+        <w:rPr>
+          <w:lang w:val="pt_PT" w:bidi="pt_PT"/>
+        </w:rPr>
+      </w:r>
+      <w:r>
+        <w:rPr>
+          <w:b/>
+          <w:lang w:val="pt_PT" w:bidi="pt_PT"/>
+        </w:rPr>
         <w:t>"vocês têm participado comigo desse privilégio".</w:t>
       </w:r>
     </w:p>
@@ -2142,6 +2477,21 @@
           <w:b/>
           <w:lang w:val="pt_PT" w:bidi="pt_PT"/>
         </w:rPr>
+        <w:t>χάριτος</w:t>
+      </w:r>
+    </w:p>
+    <w:p>
+      <w:pPr/>
+      <w:r>
+        <w:rPr>
+          <w:lang w:val="pt_PT" w:bidi="pt_PT"/>
+        </w:rPr>
+      </w:r>
+      <w:r>
+        <w:rPr>
+          <w:b/>
+          <w:lang w:val="pt_PT" w:bidi="pt_PT"/>
+        </w:rPr>
         <w:t>"privilégio".</w:t>
       </w:r>
     </w:p>
@@ -2251,6 +2601,21 @@
           <w:b/>
           <w:lang w:val="pt_PT" w:bidi="pt_PT"/>
         </w:rPr>
+        <w:t>δεσμοῖς μου</w:t>
+      </w:r>
+    </w:p>
+    <w:p>
+      <w:pPr/>
+      <w:r>
+        <w:rPr>
+          <w:lang w:val="pt_PT" w:bidi="pt_PT"/>
+        </w:rPr>
+      </w:r>
+      <w:r>
+        <w:rPr>
+          <w:b/>
+          <w:lang w:val="pt_PT" w:bidi="pt_PT"/>
+        </w:rPr>
         <w:t>"estou na cadeia".</w:t>
       </w:r>
     </w:p>
@@ -2334,6 +2699,21 @@
           <w:b/>
           <w:lang w:val="pt_PT" w:bidi="pt_PT"/>
         </w:rPr>
+        <w:t>καὶ ἐν τῇ ἀπολογίᾳ καὶ βεβαιώσει τοῦ εὐαγγελίου</w:t>
+      </w:r>
+    </w:p>
+    <w:p>
+      <w:pPr/>
+      <w:r>
+        <w:rPr>
+          <w:lang w:val="pt_PT" w:bidi="pt_PT"/>
+        </w:rPr>
+      </w:r>
+      <w:r>
+        <w:rPr>
+          <w:b/>
+          <w:lang w:val="pt_PT" w:bidi="pt_PT"/>
+        </w:rPr>
         <w:t>"eu estava livre para defender e anunciar com firmeza o evangelho".</w:t>
       </w:r>
     </w:p>
@@ -2443,6 +2823,21 @@
           <w:b/>
           <w:lang w:val="pt_PT" w:bidi="pt_PT"/>
         </w:rPr>
+        <w:t>ἐν σπλάγχνοις Χριστοῦ Ἰησοῦ</w:t>
+      </w:r>
+    </w:p>
+    <w:p>
+      <w:pPr/>
+      <w:r>
+        <w:rPr>
+          <w:lang w:val="pt_PT" w:bidi="pt_PT"/>
+        </w:rPr>
+      </w:r>
+      <w:r>
+        <w:rPr>
+          <w:b/>
+          <w:lang w:val="pt_PT" w:bidi="pt_PT"/>
+        </w:rPr>
         <w:t>"que o meu grande amor por todos vocês vem do próprio coração de Cristo Jesus".</w:t>
       </w:r>
     </w:p>
@@ -2526,6 +2921,21 @@
           <w:b/>
           <w:lang w:val="pt_PT" w:bidi="pt_PT"/>
         </w:rPr>
+        <w:t>ἐν σπλάγχνοις Χριστοῦ Ἰησοῦ</w:t>
+      </w:r>
+    </w:p>
+    <w:p>
+      <w:pPr/>
+      <w:r>
+        <w:rPr>
+          <w:lang w:val="pt_PT" w:bidi="pt_PT"/>
+        </w:rPr>
+      </w:r>
+      <w:r>
+        <w:rPr>
+          <w:b/>
+          <w:lang w:val="pt_PT" w:bidi="pt_PT"/>
+        </w:rPr>
         <w:t>"do próprio coração de Cristo Jesus".</w:t>
       </w:r>
     </w:p>
@@ -2602,6 +3012,21 @@
           <w:b/>
           <w:lang w:val="pt_PT" w:bidi="pt_PT"/>
         </w:rPr>
+        <w:t>ἵνα ἡ ἀγάπη ὑμῶν ἔτι μᾶλλον καὶ μᾶλλον περισσεύῃ</w:t>
+      </w:r>
+    </w:p>
+    <w:p>
+      <w:pPr/>
+      <w:r>
+        <w:rPr>
+          <w:lang w:val="pt_PT" w:bidi="pt_PT"/>
+        </w:rPr>
+      </w:r>
+      <w:r>
+        <w:rPr>
+          <w:b/>
+          <w:lang w:val="pt_PT" w:bidi="pt_PT"/>
+        </w:rPr>
         <w:t>"que o amor de vocês cresça cada vez mais".</w:t>
       </w:r>
     </w:p>
@@ -2714,7 +3139,7 @@
         </w:rPr>
         <w:t xml:space="preserve">Veja como você traduziu a palavra "vocês" em </w:t>
       </w:r>
-      <w:hyperlink r:id="rId16">
+      <w:hyperlink r:id="rId18">
         <w:r>
           <w:rPr>
             <w:lang w:val="pt_PT" w:bidi="pt_PT"/>
@@ -2779,6 +3204,21 @@
           <w:b/>
           <w:lang w:val="pt_PT" w:bidi="pt_PT"/>
         </w:rPr>
+        <w:t>ἐν ἐπιγνώσει καὶ πάσῃ αἰσθήσει</w:t>
+      </w:r>
+    </w:p>
+    <w:p>
+      <w:pPr/>
+      <w:r>
+        <w:rPr>
+          <w:lang w:val="pt_PT" w:bidi="pt_PT"/>
+        </w:rPr>
+      </w:r>
+      <w:r>
+        <w:rPr>
+          <w:b/>
+          <w:lang w:val="pt_PT" w:bidi="pt_PT"/>
+        </w:rPr>
         <w:t>"sabedoria e um entendimento completo".</w:t>
       </w:r>
     </w:p>
@@ -2888,6 +3328,21 @@
           <w:b/>
           <w:lang w:val="pt_PT" w:bidi="pt_PT"/>
         </w:rPr>
+        <w:t>εἰς τὸ δοκιμάζειν ὑμᾶς τὰ διαφέροντα</w:t>
+      </w:r>
+    </w:p>
+    <w:p>
+      <w:pPr/>
+      <w:r>
+        <w:rPr>
+          <w:lang w:val="pt_PT" w:bidi="pt_PT"/>
+        </w:rPr>
+      </w:r>
+      <w:r>
+        <w:rPr>
+          <w:b/>
+          <w:lang w:val="pt_PT" w:bidi="pt_PT"/>
+        </w:rPr>
         <w:t>"a fim de que saibam escolher o melhor".</w:t>
       </w:r>
     </w:p>
@@ -2984,6 +3439,21 @@
           <w:b/>
           <w:lang w:val="pt_PT" w:bidi="pt_PT"/>
         </w:rPr>
+        <w:t>εἰς</w:t>
+      </w:r>
+    </w:p>
+    <w:p>
+      <w:pPr/>
+      <w:r>
+        <w:rPr>
+          <w:lang w:val="pt_PT" w:bidi="pt_PT"/>
+        </w:rPr>
+      </w:r>
+      <w:r>
+        <w:rPr>
+          <w:b/>
+          <w:lang w:val="pt_PT" w:bidi="pt_PT"/>
+        </w:rPr>
         <w:t>"a fim de que".</w:t>
       </w:r>
     </w:p>
@@ -3080,6 +3550,21 @@
           <w:b/>
           <w:lang w:val="pt_PT" w:bidi="pt_PT"/>
         </w:rPr>
+        <w:t>εἰλικρινεῖς καὶ ἀπρόσκοποι</w:t>
+      </w:r>
+    </w:p>
+    <w:p>
+      <w:pPr/>
+      <w:r>
+        <w:rPr>
+          <w:lang w:val="pt_PT" w:bidi="pt_PT"/>
+        </w:rPr>
+      </w:r>
+      <w:r>
+        <w:rPr>
+          <w:b/>
+          <w:lang w:val="pt_PT" w:bidi="pt_PT"/>
+        </w:rPr>
         <w:t>"livres de toda impureza e de qualquer culpa".</w:t>
       </w:r>
     </w:p>
@@ -3189,6 +3674,21 @@
           <w:b/>
           <w:lang w:val="pt_PT" w:bidi="pt_PT"/>
         </w:rPr>
+        <w:t>πεπληρωμένοι καρπὸν δικαιοσύνης τὸν</w:t>
+      </w:r>
+    </w:p>
+    <w:p>
+      <w:pPr/>
+      <w:r>
+        <w:rPr>
+          <w:lang w:val="pt_PT" w:bidi="pt_PT"/>
+        </w:rPr>
+      </w:r>
+      <w:r>
+        <w:rPr>
+          <w:b/>
+          <w:lang w:val="pt_PT" w:bidi="pt_PT"/>
+        </w:rPr>
         <w:t>"estará cheia das boas qualidades que só Jesus Cristo pode produzir".</w:t>
       </w:r>
     </w:p>
@@ -3285,6 +3785,21 @@
           <w:b/>
           <w:lang w:val="pt_PT" w:bidi="pt_PT"/>
         </w:rPr>
+        <w:t>πεπληρωμένοι</w:t>
+      </w:r>
+    </w:p>
+    <w:p>
+      <w:pPr/>
+      <w:r>
+        <w:rPr>
+          <w:lang w:val="pt_PT" w:bidi="pt_PT"/>
+        </w:rPr>
+      </w:r>
+      <w:r>
+        <w:rPr>
+          <w:b/>
+          <w:lang w:val="pt_PT" w:bidi="pt_PT"/>
+        </w:rPr>
         <w:t>"estará cheia das".</w:t>
       </w:r>
     </w:p>
@@ -3381,6 +3896,21 @@
           <w:b/>
           <w:lang w:val="pt_PT" w:bidi="pt_PT"/>
         </w:rPr>
+        <w:t>τὸν διὰ Ἰησοῦ Χριστοῦ</w:t>
+      </w:r>
+    </w:p>
+    <w:p>
+      <w:pPr/>
+      <w:r>
+        <w:rPr>
+          <w:lang w:val="pt_PT" w:bidi="pt_PT"/>
+        </w:rPr>
+      </w:r>
+      <w:r>
+        <w:rPr>
+          <w:b/>
+          <w:lang w:val="pt_PT" w:bidi="pt_PT"/>
+        </w:rPr>
         <w:t>"que só Jesus Cristo pode produzir".</w:t>
       </w:r>
     </w:p>
@@ -3477,6 +4007,21 @@
           <w:b/>
           <w:lang w:val="pt_PT" w:bidi="pt_PT"/>
         </w:rPr>
+        <w:t>εἰς δόξαν καὶ ἔπαινον Θεοῦ</w:t>
+      </w:r>
+    </w:p>
+    <w:p>
+      <w:pPr/>
+      <w:r>
+        <w:rPr>
+          <w:lang w:val="pt_PT" w:bidi="pt_PT"/>
+        </w:rPr>
+      </w:r>
+      <w:r>
+        <w:rPr>
+          <w:b/>
+          <w:lang w:val="pt_PT" w:bidi="pt_PT"/>
+        </w:rPr>
         <w:t>"para a glória e o louvor de Deus".</w:t>
       </w:r>
     </w:p>
@@ -3586,6 +4131,21 @@
           <w:b/>
           <w:lang w:val="pt_PT" w:bidi="pt_PT"/>
         </w:rPr>
+        <w:t>εἰς δόξαν καὶ ἔπαινον Θεοῦ</w:t>
+      </w:r>
+    </w:p>
+    <w:p>
+      <w:pPr/>
+      <w:r>
+        <w:rPr>
+          <w:lang w:val="pt_PT" w:bidi="pt_PT"/>
+        </w:rPr>
+      </w:r>
+      <w:r>
+        <w:rPr>
+          <w:b/>
+          <w:lang w:val="pt_PT" w:bidi="pt_PT"/>
+        </w:rPr>
         <w:t>"para a glória e o louvor de Deus".</w:t>
       </w:r>
     </w:p>
@@ -3695,6 +4255,21 @@
           <w:b/>
           <w:lang w:val="pt_PT" w:bidi="pt_PT"/>
         </w:rPr>
+        <w:t>ἀδελφοί</w:t>
+      </w:r>
+    </w:p>
+    <w:p>
+      <w:pPr/>
+      <w:r>
+        <w:rPr>
+          <w:lang w:val="pt_PT" w:bidi="pt_PT"/>
+        </w:rPr>
+      </w:r>
+      <w:r>
+        <w:rPr>
+          <w:b/>
+          <w:lang w:val="pt_PT" w:bidi="pt_PT"/>
+        </w:rPr>
         <w:t>"irmãos".</w:t>
       </w:r>
     </w:p>
@@ -3791,6 +4366,21 @@
           <w:b/>
           <w:lang w:val="pt_PT" w:bidi="pt_PT"/>
         </w:rPr>
+        <w:t>ἀδελφοί</w:t>
+      </w:r>
+    </w:p>
+    <w:p>
+      <w:pPr/>
+      <w:r>
+        <w:rPr>
+          <w:lang w:val="pt_PT" w:bidi="pt_PT"/>
+        </w:rPr>
+      </w:r>
+      <w:r>
+        <w:rPr>
+          <w:b/>
+          <w:lang w:val="pt_PT" w:bidi="pt_PT"/>
+        </w:rPr>
         <w:t>"irmãos".</w:t>
       </w:r>
     </w:p>
@@ -3887,6 +4477,21 @@
           <w:b/>
           <w:lang w:val="pt_PT" w:bidi="pt_PT"/>
         </w:rPr>
+        <w:t>τὰ κατ’ ἐμὲ</w:t>
+      </w:r>
+    </w:p>
+    <w:p>
+      <w:pPr/>
+      <w:r>
+        <w:rPr>
+          <w:lang w:val="pt_PT" w:bidi="pt_PT"/>
+        </w:rPr>
+      </w:r>
+      <w:r>
+        <w:rPr>
+          <w:b/>
+          <w:lang w:val="pt_PT" w:bidi="pt_PT"/>
+        </w:rPr>
         <w:t>"as coisas que me aconteceram".</w:t>
       </w:r>
     </w:p>
@@ -3983,6 +4588,21 @@
           <w:b/>
           <w:lang w:val="pt_PT" w:bidi="pt_PT"/>
         </w:rPr>
+        <w:t>μᾶλλον εἰς προκοπὴν τοῦ εὐαγγελίου ἐλήλυθεν</w:t>
+      </w:r>
+    </w:p>
+    <w:p>
+      <w:pPr/>
+      <w:r>
+        <w:rPr>
+          <w:lang w:val="pt_PT" w:bidi="pt_PT"/>
+        </w:rPr>
+      </w:r>
+      <w:r>
+        <w:rPr>
+          <w:b/>
+          <w:lang w:val="pt_PT" w:bidi="pt_PT"/>
+        </w:rPr>
         <w:t>"ajudaram, de fato, o progresso do evangelho".</w:t>
       </w:r>
     </w:p>
@@ -4079,6 +4699,21 @@
           <w:b/>
           <w:lang w:val="pt_PT" w:bidi="pt_PT"/>
         </w:rPr>
+        <w:t>ὥστε</w:t>
+      </w:r>
+    </w:p>
+    <w:p>
+      <w:pPr/>
+      <w:r>
+        <w:rPr>
+          <w:lang w:val="pt_PT" w:bidi="pt_PT"/>
+        </w:rPr>
+      </w:r>
+      <w:r>
+        <w:rPr>
+          <w:b/>
+          <w:lang w:val="pt_PT" w:bidi="pt_PT"/>
+        </w:rPr>
         <w:t>"Pois foi assim que".</w:t>
       </w:r>
     </w:p>
@@ -4175,6 +4810,21 @@
           <w:b/>
           <w:lang w:val="pt_PT" w:bidi="pt_PT"/>
         </w:rPr>
+        <w:t>δεσμούς μου</w:t>
+      </w:r>
+    </w:p>
+    <w:p>
+      <w:pPr/>
+      <w:r>
+        <w:rPr>
+          <w:lang w:val="pt_PT" w:bidi="pt_PT"/>
+        </w:rPr>
+      </w:r>
+      <w:r>
+        <w:rPr>
+          <w:b/>
+          <w:lang w:val="pt_PT" w:bidi="pt_PT"/>
+        </w:rPr>
         <w:t>"estou na cadeia".</w:t>
       </w:r>
     </w:p>
@@ -4191,7 +4841,7 @@
         </w:rPr>
         <w:t xml:space="preserve">No texto original, existe a expressão "minhas correntes". Paulo novamente se refere ao seu encarceramento de forma figurativa ao usar a frase. Veja como você traduziu essa frase em </w:t>
       </w:r>
-      <w:hyperlink r:id="rId17">
+      <w:hyperlink r:id="rId19">
         <w:r>
           <w:rPr>
             <w:lang w:val="pt_PT" w:bidi="pt_PT"/>
@@ -4276,6 +4926,21 @@
           <w:b/>
           <w:lang w:val="pt_PT" w:bidi="pt_PT"/>
         </w:rPr>
+        <w:t>τοὺς δεσμούς μου &amp; ἐν Χριστῷ</w:t>
+      </w:r>
+    </w:p>
+    <w:p>
+      <w:pPr/>
+      <w:r>
+        <w:rPr>
+          <w:lang w:val="pt_PT" w:bidi="pt_PT"/>
+        </w:rPr>
+      </w:r>
+      <w:r>
+        <w:rPr>
+          <w:b/>
+          <w:lang w:val="pt_PT" w:bidi="pt_PT"/>
+        </w:rPr>
         <w:t>"estou na cadeia porque sou servo de Cristo".</w:t>
       </w:r>
     </w:p>
@@ -4375,7 +5040,7 @@
         </w:rPr>
         <w:t xml:space="preserve">Veja como você traduziu "irmãos" no versículo anterior </w:t>
       </w:r>
-      <w:hyperlink r:id="rId18">
+      <w:hyperlink r:id="rId20">
         <w:r>
           <w:rPr>
             <w:lang w:val="pt_PT" w:bidi="pt_PT"/>
@@ -4440,6 +5105,21 @@
           <w:b/>
           <w:lang w:val="pt_PT" w:bidi="pt_PT"/>
         </w:rPr>
+        <w:t>τῶν ἀδελφῶν</w:t>
+      </w:r>
+    </w:p>
+    <w:p>
+      <w:pPr/>
+      <w:r>
+        <w:rPr>
+          <w:lang w:val="pt_PT" w:bidi="pt_PT"/>
+        </w:rPr>
+      </w:r>
+      <w:r>
+        <w:rPr>
+          <w:b/>
+          <w:lang w:val="pt_PT" w:bidi="pt_PT"/>
+        </w:rPr>
         <w:t>"dos irmãos".</w:t>
       </w:r>
     </w:p>
@@ -4536,6 +5216,21 @@
           <w:b/>
           <w:lang w:val="pt_PT" w:bidi="pt_PT"/>
         </w:rPr>
+        <w:t>ἐν Κυρίῳ πεποιθότας τοῖς δεσμοῖς μου</w:t>
+      </w:r>
+    </w:p>
+    <w:p>
+      <w:pPr/>
+      <w:r>
+        <w:rPr>
+          <w:lang w:val="pt_PT" w:bidi="pt_PT"/>
+        </w:rPr>
+      </w:r>
+      <w:r>
+        <w:rPr>
+          <w:b/>
+          <w:lang w:val="pt_PT" w:bidi="pt_PT"/>
+        </w:rPr>
         <w:t xml:space="preserve">"vendo que estou na cadeia, tem mais confiança no Senhor". </w:t>
       </w:r>
     </w:p>
@@ -4632,6 +5327,21 @@
           <w:b/>
           <w:lang w:val="pt_PT" w:bidi="pt_PT"/>
         </w:rPr>
+        <w:t>καὶ τοὺς πλείονας τῶν ἀδελφῶν ἐν Κυρίῳ πεποιθότας τοῖς δεσμοῖς μου</w:t>
+      </w:r>
+    </w:p>
+    <w:p>
+      <w:pPr/>
+      <w:r>
+        <w:rPr>
+          <w:lang w:val="pt_PT" w:bidi="pt_PT"/>
+        </w:rPr>
+      </w:r>
+      <w:r>
+        <w:rPr>
+          <w:b/>
+          <w:lang w:val="pt_PT" w:bidi="pt_PT"/>
+        </w:rPr>
         <w:t>"E a maioria dos irmãos, vendo que estou na cadeia, tem mais confiança no Senhor".</w:t>
       </w:r>
     </w:p>
@@ -4715,6 +5425,21 @@
           <w:b/>
           <w:lang w:val="pt_PT" w:bidi="pt_PT"/>
         </w:rPr>
+        <w:t>δεσμοῖς μου</w:t>
+      </w:r>
+    </w:p>
+    <w:p>
+      <w:pPr/>
+      <w:r>
+        <w:rPr>
+          <w:lang w:val="pt_PT" w:bidi="pt_PT"/>
+        </w:rPr>
+      </w:r>
+      <w:r>
+        <w:rPr>
+          <w:b/>
+          <w:lang w:val="pt_PT" w:bidi="pt_PT"/>
+        </w:rPr>
         <w:t>"estou na cadeia".</w:t>
       </w:r>
     </w:p>
@@ -4798,6 +5523,21 @@
           <w:b/>
           <w:lang w:val="pt_PT" w:bidi="pt_PT"/>
         </w:rPr>
+        <w:t>τὸν λόγον</w:t>
+      </w:r>
+    </w:p>
+    <w:p>
+      <w:pPr/>
+      <w:r>
+        <w:rPr>
+          <w:lang w:val="pt_PT" w:bidi="pt_PT"/>
+        </w:rPr>
+      </w:r>
+      <w:r>
+        <w:rPr>
+          <w:b/>
+          <w:lang w:val="pt_PT" w:bidi="pt_PT"/>
+        </w:rPr>
         <w:t>"a mensagem".</w:t>
       </w:r>
     </w:p>
@@ -4910,7 +5650,7 @@
         </w:rPr>
         <w:t xml:space="preserve">Começando neste versículo e se estendendo até o final de </w:t>
       </w:r>
-      <w:hyperlink r:id="rId19">
+      <w:hyperlink r:id="rId21">
         <w:r>
           <w:rPr>
             <w:lang w:val="pt_PT" w:bidi="pt_PT"/>
@@ -4928,7 +5668,7 @@
         </w:rPr>
         <w:t xml:space="preserve">, Paulo utiliza um recurso poético chamado quiasmo, que pode ser confuso em alguns idiomas. Pode ser necessário reordenar certas partes em </w:t>
       </w:r>
-      <w:hyperlink r:id="rId20">
+      <w:hyperlink r:id="rId22">
         <w:r>
           <w:rPr>
             <w:lang w:val="pt_PT" w:bidi="pt_PT"/>
@@ -4993,6 +5733,21 @@
           <w:b/>
           <w:lang w:val="pt_PT" w:bidi="pt_PT"/>
         </w:rPr>
+        <w:t>τινὲς μὲν καὶ &amp; τὸν Χριστὸν κηρύσσουσιν</w:t>
+      </w:r>
+    </w:p>
+    <w:p>
+      <w:pPr/>
+      <w:r>
+        <w:rPr>
+          <w:lang w:val="pt_PT" w:bidi="pt_PT"/>
+        </w:rPr>
+      </w:r>
+      <w:r>
+        <w:rPr>
+          <w:b/>
+          <w:lang w:val="pt_PT" w:bidi="pt_PT"/>
+        </w:rPr>
         <w:t>"alguns deles anunciam Cristo".</w:t>
       </w:r>
     </w:p>
@@ -5056,6 +5811,21 @@
           <w:b/>
           <w:lang w:val="pt_PT" w:bidi="pt_PT"/>
         </w:rPr>
+        <w:t>διὰ φθόνον καὶ ἔριν</w:t>
+      </w:r>
+    </w:p>
+    <w:p>
+      <w:pPr/>
+      <w:r>
+        <w:rPr>
+          <w:lang w:val="pt_PT" w:bidi="pt_PT"/>
+        </w:rPr>
+      </w:r>
+      <w:r>
+        <w:rPr>
+          <w:b/>
+          <w:lang w:val="pt_PT" w:bidi="pt_PT"/>
+        </w:rPr>
         <w:t>"porque são ciumentos e briguentos".</w:t>
       </w:r>
     </w:p>
@@ -5165,6 +5935,21 @@
           <w:b/>
           <w:lang w:val="pt_PT" w:bidi="pt_PT"/>
         </w:rPr>
+        <w:t>εὐδοκίαν</w:t>
+      </w:r>
+    </w:p>
+    <w:p>
+      <w:pPr/>
+      <w:r>
+        <w:rPr>
+          <w:lang w:val="pt_PT" w:bidi="pt_PT"/>
+        </w:rPr>
+      </w:r>
+      <w:r>
+        <w:rPr>
+          <w:b/>
+          <w:lang w:val="pt_PT" w:bidi="pt_PT"/>
+        </w:rPr>
         <w:t>"boas intenções".</w:t>
       </w:r>
     </w:p>
@@ -5261,6 +6046,21 @@
           <w:b/>
           <w:lang w:val="pt_PT" w:bidi="pt_PT"/>
         </w:rPr>
+        <w:t>ἐξ ἀγάπης</w:t>
+      </w:r>
+    </w:p>
+    <w:p>
+      <w:pPr/>
+      <w:r>
+        <w:rPr>
+          <w:lang w:val="pt_PT" w:bidi="pt_PT"/>
+        </w:rPr>
+      </w:r>
+      <w:r>
+        <w:rPr>
+          <w:b/>
+          <w:lang w:val="pt_PT" w:bidi="pt_PT"/>
+        </w:rPr>
         <w:t>"por amor".</w:t>
       </w:r>
     </w:p>
@@ -5383,6 +6183,21 @@
           <w:b/>
           <w:lang w:val="pt_PT" w:bidi="pt_PT"/>
         </w:rPr>
+        <w:t>κεῖμαι</w:t>
+      </w:r>
+    </w:p>
+    <w:p>
+      <w:pPr/>
+      <w:r>
+        <w:rPr>
+          <w:lang w:val="pt_PT" w:bidi="pt_PT"/>
+        </w:rPr>
+      </w:r>
+      <w:r>
+        <w:rPr>
+          <w:b/>
+          <w:lang w:val="pt_PT" w:bidi="pt_PT"/>
+        </w:rPr>
         <w:t>"Deus me deu o trabalho".</w:t>
       </w:r>
     </w:p>
@@ -5479,6 +6294,21 @@
           <w:b/>
           <w:lang w:val="pt_PT" w:bidi="pt_PT"/>
         </w:rPr>
+        <w:t>εἰς ἀπολογίαν τοῦ εὐαγγελίου</w:t>
+      </w:r>
+    </w:p>
+    <w:p>
+      <w:pPr/>
+      <w:r>
+        <w:rPr>
+          <w:lang w:val="pt_PT" w:bidi="pt_PT"/>
+        </w:rPr>
+      </w:r>
+      <w:r>
+        <w:rPr>
+          <w:b/>
+          <w:lang w:val="pt_PT" w:bidi="pt_PT"/>
+        </w:rPr>
         <w:t>"de defender o evangelho".</w:t>
       </w:r>
     </w:p>
@@ -5495,7 +6325,7 @@
         </w:rPr>
         <w:t xml:space="preserve">Paulo está falando do evangelho como se fosse um lugar ou pessoa que pudesse ser atacado. Se isso for confuso no seu idioma, você pode usar uma linguagem simples. Veja como você traduziu “defesa e confirmação do evangelho” em </w:t>
       </w:r>
-      <w:hyperlink r:id="rId17">
+      <w:hyperlink r:id="rId19">
         <w:r>
           <w:rPr>
             <w:lang w:val="pt_PT" w:bidi="pt_PT"/>
@@ -5580,6 +6410,21 @@
           <w:b/>
           <w:lang w:val="pt_PT" w:bidi="pt_PT"/>
         </w:rPr>
+        <w:t>εἰς ἀπολογίαν τοῦ εὐαγγελίου κεῖμαι</w:t>
+      </w:r>
+    </w:p>
+    <w:p>
+      <w:pPr/>
+      <w:r>
+        <w:rPr>
+          <w:lang w:val="pt_PT" w:bidi="pt_PT"/>
+        </w:rPr>
+      </w:r>
+      <w:r>
+        <w:rPr>
+          <w:b/>
+          <w:lang w:val="pt_PT" w:bidi="pt_PT"/>
+        </w:rPr>
         <w:t>"Deus me deu o trabalho de defender o evangelho".</w:t>
       </w:r>
     </w:p>
@@ -5692,7 +6537,7 @@
         </w:rPr>
         <w:t xml:space="preserve">Veja como você traduziu a frase “defender e anunciar com firmeza o evangelho” em </w:t>
       </w:r>
-      <w:hyperlink r:id="rId17">
+      <w:hyperlink r:id="rId19">
         <w:r>
           <w:rPr>
             <w:lang w:val="pt_PT" w:bidi="pt_PT"/>
@@ -5757,6 +6602,21 @@
           <w:b/>
           <w:lang w:val="pt_PT" w:bidi="pt_PT"/>
         </w:rPr>
+        <w:t>οἱ δὲ ἐξ ἐριθείας τὸν Χριστὸν καταγγέλλουσιν</w:t>
+      </w:r>
+    </w:p>
+    <w:p>
+      <w:pPr/>
+      <w:r>
+        <w:rPr>
+          <w:lang w:val="pt_PT" w:bidi="pt_PT"/>
+        </w:rPr>
+      </w:r>
+      <w:r>
+        <w:rPr>
+          <w:b/>
+          <w:lang w:val="pt_PT" w:bidi="pt_PT"/>
+        </w:rPr>
         <w:t xml:space="preserve">"Os outros não anunciam Cristo com sinceridade, mas por interesse pessoal". </w:t>
       </w:r>
     </w:p>
@@ -5853,6 +6713,21 @@
           <w:b/>
           <w:lang w:val="pt_PT" w:bidi="pt_PT"/>
         </w:rPr>
+        <w:t>οὐχ ἁγνῶς</w:t>
+      </w:r>
+    </w:p>
+    <w:p>
+      <w:pPr/>
+      <w:r>
+        <w:rPr>
+          <w:lang w:val="pt_PT" w:bidi="pt_PT"/>
+        </w:rPr>
+      </w:r>
+      <w:r>
+        <w:rPr>
+          <w:b/>
+          <w:lang w:val="pt_PT" w:bidi="pt_PT"/>
+        </w:rPr>
         <w:t>"não anunciam Cristo com sinceridade".</w:t>
       </w:r>
     </w:p>
@@ -5916,6 +6791,21 @@
           <w:b/>
           <w:lang w:val="pt_PT" w:bidi="pt_PT"/>
         </w:rPr>
+        <w:t>τοῖς δεσμοῖς μου</w:t>
+      </w:r>
+    </w:p>
+    <w:p>
+      <w:pPr/>
+      <w:r>
+        <w:rPr>
+          <w:lang w:val="pt_PT" w:bidi="pt_PT"/>
+        </w:rPr>
+      </w:r>
+      <w:r>
+        <w:rPr>
+          <w:b/>
+          <w:lang w:val="pt_PT" w:bidi="pt_PT"/>
+        </w:rPr>
         <w:t>"estou na cadeia".</w:t>
       </w:r>
     </w:p>
@@ -5932,7 +6822,7 @@
         </w:rPr>
         <w:t xml:space="preserve">No texto original, existe a expressão "minhas correntes", indicando que Paulo estava na cadeia. Aqui, ele se refere ao seu encarceramento mencionando uma parte dele: as correntes que prendiam seus pés e mãos. Se isso não estiver claro em seu idioma, você pode mencionar o encarceramento diretamente. Veja como você traduziu a frase "estou na cadeia" em </w:t>
       </w:r>
-      <w:hyperlink r:id="rId17">
+      <w:hyperlink r:id="rId19">
         <w:r>
           <w:rPr>
             <w:lang w:val="pt_PT" w:bidi="pt_PT"/>
@@ -5950,7 +6840,7 @@
         </w:rPr>
         <w:t xml:space="preserve"> e </w:t>
       </w:r>
-      <w:hyperlink r:id="rId21">
+      <w:hyperlink r:id="rId23">
         <w:r>
           <w:rPr>
             <w:lang w:val="pt_PT" w:bidi="pt_PT"/>
@@ -6035,6 +6925,21 @@
           <w:b/>
           <w:lang w:val="pt_PT" w:bidi="pt_PT"/>
         </w:rPr>
+        <w:t>οἰόμενοι θλῖψιν ἐγείρειν τοῖς δεσμοῖς μου</w:t>
+      </w:r>
+    </w:p>
+    <w:p>
+      <w:pPr/>
+      <w:r>
+        <w:rPr>
+          <w:lang w:val="pt_PT" w:bidi="pt_PT"/>
+        </w:rPr>
+      </w:r>
+      <w:r>
+        <w:rPr>
+          <w:b/>
+          <w:lang w:val="pt_PT" w:bidi="pt_PT"/>
+        </w:rPr>
         <w:t>"Eles pensam que assim aumentarão os meus sofrimentos enquanto estou na cadeia".</w:t>
       </w:r>
     </w:p>
@@ -6118,6 +7023,21 @@
           <w:b/>
           <w:lang w:val="pt_PT" w:bidi="pt_PT"/>
         </w:rPr>
+        <w:t>τί γάρ</w:t>
+      </w:r>
+    </w:p>
+    <w:p>
+      <w:pPr/>
+      <w:r>
+        <w:rPr>
+          <w:lang w:val="pt_PT" w:bidi="pt_PT"/>
+        </w:rPr>
+      </w:r>
+      <w:r>
+        <w:rPr>
+          <w:b/>
+          <w:lang w:val="pt_PT" w:bidi="pt_PT"/>
+        </w:rPr>
         <w:t>"Mas isso não tem importância".</w:t>
       </w:r>
     </w:p>
@@ -6214,6 +7134,21 @@
           <w:b/>
           <w:lang w:val="pt_PT" w:bidi="pt_PT"/>
         </w:rPr>
+        <w:t>τί γάρ</w:t>
+      </w:r>
+    </w:p>
+    <w:p>
+      <w:pPr/>
+      <w:r>
+        <w:rPr>
+          <w:lang w:val="pt_PT" w:bidi="pt_PT"/>
+        </w:rPr>
+      </w:r>
+      <w:r>
+        <w:rPr>
+          <w:b/>
+          <w:lang w:val="pt_PT" w:bidi="pt_PT"/>
+        </w:rPr>
         <w:t>"Mas isso não tem importância".</w:t>
       </w:r>
     </w:p>
@@ -6297,6 +7232,21 @@
           <w:b/>
           <w:lang w:val="pt_PT" w:bidi="pt_PT"/>
         </w:rPr>
+        <w:t>Χριστὸς καταγγέλλεται</w:t>
+      </w:r>
+    </w:p>
+    <w:p>
+      <w:pPr/>
+      <w:r>
+        <w:rPr>
+          <w:lang w:val="pt_PT" w:bidi="pt_PT"/>
+        </w:rPr>
+      </w:r>
+      <w:r>
+        <w:rPr>
+          <w:b/>
+          <w:lang w:val="pt_PT" w:bidi="pt_PT"/>
+        </w:rPr>
         <w:t>"Cristo está sendo anunciado".</w:t>
       </w:r>
     </w:p>
@@ -6393,6 +7343,21 @@
           <w:b/>
           <w:lang w:val="pt_PT" w:bidi="pt_PT"/>
         </w:rPr>
+        <w:t>τοῦτό</w:t>
+      </w:r>
+    </w:p>
+    <w:p>
+      <w:pPr/>
+      <w:r>
+        <w:rPr>
+          <w:lang w:val="pt_PT" w:bidi="pt_PT"/>
+        </w:rPr>
+      </w:r>
+      <w:r>
+        <w:rPr>
+          <w:b/>
+          <w:lang w:val="pt_PT" w:bidi="pt_PT"/>
+        </w:rPr>
         <w:t>"".</w:t>
       </w:r>
     </w:p>
@@ -6476,6 +7441,21 @@
           <w:b/>
           <w:lang w:val="pt_PT" w:bidi="pt_PT"/>
         </w:rPr>
+        <w:t>οἶδα γὰρ ὅτι τοῦτό μοι ἀποβήσεται εἰς σωτηρίαν</w:t>
+      </w:r>
+    </w:p>
+    <w:p>
+      <w:pPr/>
+      <w:r>
+        <w:rPr>
+          <w:lang w:val="pt_PT" w:bidi="pt_PT"/>
+        </w:rPr>
+      </w:r>
+      <w:r>
+        <w:rPr>
+          <w:b/>
+          <w:lang w:val="pt_PT" w:bidi="pt_PT"/>
+        </w:rPr>
         <w:t>"eu serei posto em liberdade".</w:t>
       </w:r>
     </w:p>
@@ -6572,6 +7552,21 @@
           <w:b/>
           <w:lang w:val="pt_PT" w:bidi="pt_PT"/>
         </w:rPr>
+        <w:t>ἐπιχορηγίας τοῦ Πνεύματος Ἰησοῦ Χριστοῦ</w:t>
+      </w:r>
+    </w:p>
+    <w:p>
+      <w:pPr/>
+      <w:r>
+        <w:rPr>
+          <w:lang w:val="pt_PT" w:bidi="pt_PT"/>
+        </w:rPr>
+      </w:r>
+      <w:r>
+        <w:rPr>
+          <w:b/>
+          <w:lang w:val="pt_PT" w:bidi="pt_PT"/>
+        </w:rPr>
         <w:t>"a ajuda do Espírito de Jesus Cristo".</w:t>
       </w:r>
     </w:p>
@@ -6668,6 +7663,21 @@
           <w:b/>
           <w:lang w:val="pt_PT" w:bidi="pt_PT"/>
         </w:rPr>
+        <w:t>ἀποκαραδοκίαν καὶ ἐλπίδα</w:t>
+      </w:r>
+    </w:p>
+    <w:p>
+      <w:pPr/>
+      <w:r>
+        <w:rPr>
+          <w:lang w:val="pt_PT" w:bidi="pt_PT"/>
+        </w:rPr>
+      </w:r>
+      <w:r>
+        <w:rPr>
+          <w:b/>
+          <w:lang w:val="pt_PT" w:bidi="pt_PT"/>
+        </w:rPr>
         <w:t>"grande desejo e a minha esperança".</w:t>
       </w:r>
     </w:p>
@@ -6777,6 +7787,21 @@
           <w:b/>
           <w:lang w:val="pt_PT" w:bidi="pt_PT"/>
         </w:rPr>
+        <w:t>κατὰ τὴν ἀποκαραδοκίαν καὶ ἐλπίδα μου</w:t>
+      </w:r>
+    </w:p>
+    <w:p>
+      <w:pPr/>
+      <w:r>
+        <w:rPr>
+          <w:lang w:val="pt_PT" w:bidi="pt_PT"/>
+        </w:rPr>
+      </w:r>
+      <w:r>
+        <w:rPr>
+          <w:b/>
+          <w:lang w:val="pt_PT" w:bidi="pt_PT"/>
+        </w:rPr>
         <w:t>"O meu grande desejo e a minha esperança".</w:t>
       </w:r>
     </w:p>
@@ -6886,6 +7911,21 @@
           <w:b/>
           <w:lang w:val="pt_PT" w:bidi="pt_PT"/>
         </w:rPr>
+        <w:t>ἐν τῷ σώματί μου</w:t>
+      </w:r>
+    </w:p>
+    <w:p>
+      <w:pPr/>
+      <w:r>
+        <w:rPr>
+          <w:lang w:val="pt_PT" w:bidi="pt_PT"/>
+        </w:rPr>
+      </w:r>
+      <w:r>
+        <w:rPr>
+          <w:b/>
+          <w:lang w:val="pt_PT" w:bidi="pt_PT"/>
+        </w:rPr>
         <w:t>"em tudo o que eu disser e fizer".</w:t>
       </w:r>
     </w:p>
@@ -6902,7 +7942,7 @@
         </w:rPr>
         <w:t xml:space="preserve">No texto original, existe a frase "no meu corpo" que é usada para indicar as atividades que Paulo realiza com seu corpo. Paulo menciona seu corpo porque era com seu corpo terreno que ele serviria a Deus na terra até morrer, como ele explica em mais detalhes em </w:t>
       </w:r>
-      <w:hyperlink r:id="rId22">
+      <w:hyperlink r:id="rId24">
         <w:r>
           <w:rPr>
             <w:lang w:val="pt_PT" w:bidi="pt_PT"/>
@@ -6987,6 +8027,21 @@
           <w:b/>
           <w:lang w:val="pt_PT" w:bidi="pt_PT"/>
         </w:rPr>
+        <w:t>ἐν οὐδενὶ αἰσχυνθήσομαι, ἀλλ’</w:t>
+      </w:r>
+    </w:p>
+    <w:p>
+      <w:pPr/>
+      <w:r>
+        <w:rPr>
+          <w:lang w:val="pt_PT" w:bidi="pt_PT"/>
+        </w:rPr>
+      </w:r>
+      <w:r>
+        <w:rPr>
+          <w:b/>
+          <w:lang w:val="pt_PT" w:bidi="pt_PT"/>
+        </w:rPr>
         <w:t>"são de nunca falhar no meu dever".</w:t>
       </w:r>
     </w:p>
@@ -7083,6 +8138,21 @@
           <w:b/>
           <w:lang w:val="pt_PT" w:bidi="pt_PT"/>
         </w:rPr>
+        <w:t>ἐν πάσῃ παρρησίᾳ</w:t>
+      </w:r>
+    </w:p>
+    <w:p>
+      <w:pPr/>
+      <w:r>
+        <w:rPr>
+          <w:lang w:val="pt_PT" w:bidi="pt_PT"/>
+        </w:rPr>
+      </w:r>
+      <w:r>
+        <w:rPr>
+          <w:b/>
+          <w:lang w:val="pt_PT" w:bidi="pt_PT"/>
+        </w:rPr>
         <w:t>"eu tenha muita coragem".</w:t>
       </w:r>
     </w:p>
@@ -7179,6 +8249,21 @@
           <w:b/>
           <w:lang w:val="pt_PT" w:bidi="pt_PT"/>
         </w:rPr>
+        <w:t>εἴτε διὰ ζωῆς εἴτε διὰ θανάτου</w:t>
+      </w:r>
+    </w:p>
+    <w:p>
+      <w:pPr/>
+      <w:r>
+        <w:rPr>
+          <w:lang w:val="pt_PT" w:bidi="pt_PT"/>
+        </w:rPr>
+      </w:r>
+      <w:r>
+        <w:rPr>
+          <w:b/>
+          <w:lang w:val="pt_PT" w:bidi="pt_PT"/>
+        </w:rPr>
         <w:t>"tanto na vida como na morte".</w:t>
       </w:r>
     </w:p>
@@ -7288,6 +8373,21 @@
           <w:b/>
           <w:lang w:val="pt_PT" w:bidi="pt_PT"/>
         </w:rPr>
+        <w:t>κέρδος</w:t>
+      </w:r>
+    </w:p>
+    <w:p>
+      <w:pPr/>
+      <w:r>
+        <w:rPr>
+          <w:lang w:val="pt_PT" w:bidi="pt_PT"/>
+        </w:rPr>
+      </w:r>
+      <w:r>
+        <w:rPr>
+          <w:b/>
+          <w:lang w:val="pt_PT" w:bidi="pt_PT"/>
+        </w:rPr>
         <w:t>"é lucro".</w:t>
       </w:r>
     </w:p>
@@ -7384,6 +8484,21 @@
           <w:b/>
           <w:lang w:val="pt_PT" w:bidi="pt_PT"/>
         </w:rPr>
+        <w:t>ἐν σαρκί</w:t>
+      </w:r>
+    </w:p>
+    <w:p>
+      <w:pPr/>
+      <w:r>
+        <w:rPr>
+          <w:lang w:val="pt_PT" w:bidi="pt_PT"/>
+        </w:rPr>
+      </w:r>
+      <w:r>
+        <w:rPr>
+          <w:b/>
+          <w:lang w:val="pt_PT" w:bidi="pt_PT"/>
+        </w:rPr>
         <w:t>"se eu continuar vivendo".</w:t>
       </w:r>
     </w:p>
@@ -7467,6 +8582,21 @@
           <w:b/>
           <w:lang w:val="pt_PT" w:bidi="pt_PT"/>
         </w:rPr>
+        <w:t>τοῦτό μοι καρπὸς ἔργου</w:t>
+      </w:r>
+    </w:p>
+    <w:p>
+      <w:pPr/>
+      <w:r>
+        <w:rPr>
+          <w:lang w:val="pt_PT" w:bidi="pt_PT"/>
+        </w:rPr>
+      </w:r>
+      <w:r>
+        <w:rPr>
+          <w:b/>
+          <w:lang w:val="pt_PT" w:bidi="pt_PT"/>
+        </w:rPr>
         <w:t>"poderei ainda fazer algum trabalho útil".</w:t>
       </w:r>
     </w:p>
@@ -7563,6 +8693,21 @@
           <w:b/>
           <w:lang w:val="pt_PT" w:bidi="pt_PT"/>
         </w:rPr>
+        <w:t>τοῦτό μοι καρπὸς ἔργου</w:t>
+      </w:r>
+    </w:p>
+    <w:p>
+      <w:pPr/>
+      <w:r>
+        <w:rPr>
+          <w:lang w:val="pt_PT" w:bidi="pt_PT"/>
+        </w:rPr>
+      </w:r>
+      <w:r>
+        <w:rPr>
+          <w:b/>
+          <w:lang w:val="pt_PT" w:bidi="pt_PT"/>
+        </w:rPr>
         <w:t>"poderei ainda fazer algum trabalho útil".</w:t>
       </w:r>
     </w:p>
@@ -7659,6 +8804,21 @@
           <w:b/>
           <w:lang w:val="pt_PT" w:bidi="pt_PT"/>
         </w:rPr>
+        <w:t>συνέχομαι δὲ ἐκ τῶν δύο</w:t>
+      </w:r>
+    </w:p>
+    <w:p>
+      <w:pPr/>
+      <w:r>
+        <w:rPr>
+          <w:lang w:val="pt_PT" w:bidi="pt_PT"/>
+        </w:rPr>
+      </w:r>
+      <w:r>
+        <w:rPr>
+          <w:b/>
+          <w:lang w:val="pt_PT" w:bidi="pt_PT"/>
+        </w:rPr>
         <w:t>"Estou cercado pelos dois lados".</w:t>
       </w:r>
     </w:p>
@@ -7755,6 +8915,21 @@
           <w:b/>
           <w:lang w:val="pt_PT" w:bidi="pt_PT"/>
         </w:rPr>
+        <w:t>συνέχομαι</w:t>
+      </w:r>
+    </w:p>
+    <w:p>
+      <w:pPr/>
+      <w:r>
+        <w:rPr>
+          <w:lang w:val="pt_PT" w:bidi="pt_PT"/>
+        </w:rPr>
+      </w:r>
+      <w:r>
+        <w:rPr>
+          <w:b/>
+          <w:lang w:val="pt_PT" w:bidi="pt_PT"/>
+        </w:rPr>
         <w:t>"Então não sei o que devo escolher".</w:t>
       </w:r>
     </w:p>
@@ -7851,6 +9026,21 @@
           <w:b/>
           <w:lang w:val="pt_PT" w:bidi="pt_PT"/>
         </w:rPr>
+        <w:t>τῶν δύο</w:t>
+      </w:r>
+    </w:p>
+    <w:p>
+      <w:pPr/>
+      <w:r>
+        <w:rPr>
+          <w:lang w:val="pt_PT" w:bidi="pt_PT"/>
+        </w:rPr>
+      </w:r>
+      <w:r>
+        <w:rPr>
+          <w:b/>
+          <w:lang w:val="pt_PT" w:bidi="pt_PT"/>
+        </w:rPr>
         <w:t>"pelos dois".</w:t>
       </w:r>
     </w:p>
@@ -7960,6 +9150,21 @@
           <w:b/>
           <w:lang w:val="pt_PT" w:bidi="pt_PT"/>
         </w:rPr>
+        <w:t>τὴν ἐπιθυμίαν ἔχων</w:t>
+      </w:r>
+    </w:p>
+    <w:p>
+      <w:pPr/>
+      <w:r>
+        <w:rPr>
+          <w:lang w:val="pt_PT" w:bidi="pt_PT"/>
+        </w:rPr>
+      </w:r>
+      <w:r>
+        <w:rPr>
+          <w:b/>
+          <w:lang w:val="pt_PT" w:bidi="pt_PT"/>
+        </w:rPr>
         <w:t>"quero muito".</w:t>
       </w:r>
     </w:p>
@@ -8056,6 +9261,21 @@
           <w:b/>
           <w:lang w:val="pt_PT" w:bidi="pt_PT"/>
         </w:rPr>
+        <w:t>ἀναλῦσαι</w:t>
+      </w:r>
+    </w:p>
+    <w:p>
+      <w:pPr/>
+      <w:r>
+        <w:rPr>
+          <w:lang w:val="pt_PT" w:bidi="pt_PT"/>
+        </w:rPr>
+      </w:r>
+      <w:r>
+        <w:rPr>
+          <w:b/>
+          <w:lang w:val="pt_PT" w:bidi="pt_PT"/>
+        </w:rPr>
         <w:t>"deixar".</w:t>
       </w:r>
     </w:p>
@@ -8165,6 +9385,21 @@
           <w:b/>
           <w:lang w:val="pt_PT" w:bidi="pt_PT"/>
         </w:rPr>
+        <w:t>τὸ δὲ ἐπιμένειν ἐν τῇ σαρκὶ</w:t>
+      </w:r>
+    </w:p>
+    <w:p>
+      <w:pPr/>
+      <w:r>
+        <w:rPr>
+          <w:lang w:val="pt_PT" w:bidi="pt_PT"/>
+        </w:rPr>
+      </w:r>
+      <w:r>
+        <w:rPr>
+          <w:b/>
+          <w:lang w:val="pt_PT" w:bidi="pt_PT"/>
+        </w:rPr>
         <w:t>"continue a viver".</w:t>
       </w:r>
     </w:p>
@@ -8194,7 +9429,7 @@
         </w:rPr>
         <w:t xml:space="preserve"> que significa permanecer vivo em seu corpo na terra. Veja como você traduziu "continuar vivendo" em </w:t>
       </w:r>
-      <w:hyperlink r:id="rId23">
+      <w:hyperlink r:id="rId25">
         <w:r>
           <w:rPr>
             <w:lang w:val="pt_PT" w:bidi="pt_PT"/>
@@ -8279,6 +9514,21 @@
           <w:b/>
           <w:lang w:val="pt_PT" w:bidi="pt_PT"/>
         </w:rPr>
+        <w:t>ἀναγκαιότερον</w:t>
+      </w:r>
+    </w:p>
+    <w:p>
+      <w:pPr/>
+      <w:r>
+        <w:rPr>
+          <w:lang w:val="pt_PT" w:bidi="pt_PT"/>
+        </w:rPr>
+      </w:r>
+      <w:r>
+        <w:rPr>
+          <w:b/>
+          <w:lang w:val="pt_PT" w:bidi="pt_PT"/>
+        </w:rPr>
         <w:t>"é muito mais necessário".</w:t>
       </w:r>
     </w:p>
@@ -8404,7 +9654,7 @@
         </w:rPr>
         <w:t xml:space="preserve"> em </w:t>
       </w:r>
-      <w:hyperlink r:id="rId16">
+      <w:hyperlink r:id="rId18">
         <w:r>
           <w:rPr>
             <w:lang w:val="pt_PT" w:bidi="pt_PT"/>
@@ -8469,6 +9719,21 @@
           <w:b/>
           <w:lang w:val="pt_PT" w:bidi="pt_PT"/>
         </w:rPr>
+        <w:t>καὶ τοῦτο πεποιθὼς</w:t>
+      </w:r>
+    </w:p>
+    <w:p>
+      <w:pPr/>
+      <w:r>
+        <w:rPr>
+          <w:lang w:val="pt_PT" w:bidi="pt_PT"/>
+        </w:rPr>
+      </w:r>
+      <w:r>
+        <w:rPr>
+          <w:b/>
+          <w:lang w:val="pt_PT" w:bidi="pt_PT"/>
+        </w:rPr>
         <w:t>"E, como estou certo disso".</w:t>
       </w:r>
     </w:p>
@@ -8498,7 +9763,7 @@
         </w:rPr>
         <w:t xml:space="preserve"> refere-se a </w:t>
       </w:r>
-      <w:hyperlink r:id="rId24">
+      <w:hyperlink r:id="rId26">
         <w:r>
           <w:rPr>
             <w:lang w:val="pt_PT" w:bidi="pt_PT"/>
@@ -8596,6 +9861,21 @@
           <w:b/>
           <w:lang w:val="pt_PT" w:bidi="pt_PT"/>
         </w:rPr>
+        <w:t>τοῦτο πεποιθὼς</w:t>
+      </w:r>
+    </w:p>
+    <w:p>
+      <w:pPr/>
+      <w:r>
+        <w:rPr>
+          <w:lang w:val="pt_PT" w:bidi="pt_PT"/>
+        </w:rPr>
+      </w:r>
+      <w:r>
+        <w:rPr>
+          <w:b/>
+          <w:lang w:val="pt_PT" w:bidi="pt_PT"/>
+        </w:rPr>
         <w:t>"estou certo disso".</w:t>
       </w:r>
     </w:p>
@@ -8692,6 +9972,21 @@
           <w:b/>
           <w:lang w:val="pt_PT" w:bidi="pt_PT"/>
         </w:rPr>
+        <w:t>μενῶ</w:t>
+      </w:r>
+    </w:p>
+    <w:p>
+      <w:pPr/>
+      <w:r>
+        <w:rPr>
+          <w:lang w:val="pt_PT" w:bidi="pt_PT"/>
+        </w:rPr>
+      </w:r>
+      <w:r>
+        <w:rPr>
+          <w:b/>
+          <w:lang w:val="pt_PT" w:bidi="pt_PT"/>
+        </w:rPr>
         <w:t>"e ficarei".</w:t>
       </w:r>
     </w:p>
@@ -8734,7 +10029,7 @@
         </w:rPr>
         <w:t xml:space="preserve"> em </w:t>
       </w:r>
-      <w:hyperlink r:id="rId24">
+      <w:hyperlink r:id="rId26">
         <w:r>
           <w:rPr>
             <w:lang w:val="pt_PT" w:bidi="pt_PT"/>
@@ -8819,6 +10114,21 @@
           <w:b/>
           <w:lang w:val="pt_PT" w:bidi="pt_PT"/>
         </w:rPr>
+        <w:t>μενῶ καὶ παραμενῶ</w:t>
+      </w:r>
+    </w:p>
+    <w:p>
+      <w:pPr/>
+      <w:r>
+        <w:rPr>
+          <w:lang w:val="pt_PT" w:bidi="pt_PT"/>
+        </w:rPr>
+      </w:r>
+      <w:r>
+        <w:rPr>
+          <w:b/>
+          <w:lang w:val="pt_PT" w:bidi="pt_PT"/>
+        </w:rPr>
         <w:t>"continuarei vivendo e ficarei".</w:t>
       </w:r>
     </w:p>
@@ -8931,7 +10241,7 @@
         </w:rPr>
         <w:t xml:space="preserve"> em </w:t>
       </w:r>
-      <w:hyperlink r:id="rId14">
+      <w:hyperlink r:id="rId16">
         <w:r>
           <w:rPr>
             <w:lang w:val="pt_PT" w:bidi="pt_PT"/>
@@ -9016,6 +10326,21 @@
           <w:b/>
           <w:lang w:val="pt_PT" w:bidi="pt_PT"/>
         </w:rPr>
+        <w:t>εἰς τὴν ὑμῶν προκοπὴν καὶ χαρὰν</w:t>
+      </w:r>
+    </w:p>
+    <w:p>
+      <w:pPr/>
+      <w:r>
+        <w:rPr>
+          <w:lang w:val="pt_PT" w:bidi="pt_PT"/>
+        </w:rPr>
+      </w:r>
+      <w:r>
+        <w:rPr>
+          <w:b/>
+          <w:lang w:val="pt_PT" w:bidi="pt_PT"/>
+        </w:rPr>
         <w:t>"para ajudá-los a progredirem e a terem a alegria".</w:t>
       </w:r>
     </w:p>
@@ -9112,6 +10437,21 @@
           <w:b/>
           <w:lang w:val="pt_PT" w:bidi="pt_PT"/>
         </w:rPr>
+        <w:t>εἰς τὴν ὑμῶν προκοπὴν καὶ χαρὰν</w:t>
+      </w:r>
+    </w:p>
+    <w:p>
+      <w:pPr/>
+      <w:r>
+        <w:rPr>
+          <w:lang w:val="pt_PT" w:bidi="pt_PT"/>
+        </w:rPr>
+      </w:r>
+      <w:r>
+        <w:rPr>
+          <w:b/>
+          <w:lang w:val="pt_PT" w:bidi="pt_PT"/>
+        </w:rPr>
         <w:t>"para ajudá-los a progredirem e a terem a alegria".</w:t>
       </w:r>
     </w:p>
@@ -9263,7 +10603,7 @@
         </w:rPr>
         <w:t xml:space="preserve"> em </w:t>
       </w:r>
-      <w:hyperlink r:id="rId16">
+      <w:hyperlink r:id="rId18">
         <w:r>
           <w:rPr>
             <w:lang w:val="pt_PT" w:bidi="pt_PT"/>
@@ -9328,6 +10668,21 @@
           <w:b/>
           <w:lang w:val="pt_PT" w:bidi="pt_PT"/>
         </w:rPr>
+        <w:t>τῆς πίστεως</w:t>
+      </w:r>
+    </w:p>
+    <w:p>
+      <w:pPr/>
+      <w:r>
+        <w:rPr>
+          <w:lang w:val="pt_PT" w:bidi="pt_PT"/>
+        </w:rPr>
+      </w:r>
+      <w:r>
+        <w:rPr>
+          <w:b/>
+          <w:lang w:val="pt_PT" w:bidi="pt_PT"/>
+        </w:rPr>
         <w:t>"da fé".</w:t>
       </w:r>
     </w:p>
@@ -9424,6 +10779,21 @@
           <w:b/>
           <w:lang w:val="pt_PT" w:bidi="pt_PT"/>
         </w:rPr>
+        <w:t>ἵνα</w:t>
+      </w:r>
+    </w:p>
+    <w:p>
+      <w:pPr/>
+      <w:r>
+        <w:rPr>
+          <w:lang w:val="pt_PT" w:bidi="pt_PT"/>
+        </w:rPr>
+      </w:r>
+      <w:r>
+        <w:rPr>
+          <w:b/>
+          <w:lang w:val="pt_PT" w:bidi="pt_PT"/>
+        </w:rPr>
         <w:t>"Assim".</w:t>
       </w:r>
     </w:p>
@@ -9453,7 +10823,7 @@
         </w:rPr>
         <w:t xml:space="preserve"> indica que o que segue é o propósito do que foi mencionado anteriormente. O propósito de Paulo permanecer vivo (</w:t>
       </w:r>
-      <w:hyperlink r:id="rId25">
+      <w:hyperlink r:id="rId27">
         <w:r>
           <w:rPr>
             <w:lang w:val="pt_PT" w:bidi="pt_PT"/>
@@ -9538,6 +10908,21 @@
           <w:b/>
           <w:lang w:val="pt_PT" w:bidi="pt_PT"/>
         </w:rPr>
+        <w:t>καύχημα &amp; ἐν</w:t>
+      </w:r>
+    </w:p>
+    <w:p>
+      <w:pPr/>
+      <w:r>
+        <w:rPr>
+          <w:lang w:val="pt_PT" w:bidi="pt_PT"/>
+        </w:rPr>
+      </w:r>
+      <w:r>
+        <w:rPr>
+          <w:b/>
+          <w:lang w:val="pt_PT" w:bidi="pt_PT"/>
+        </w:rPr>
         <w:t>"orgulhosos de".</w:t>
       </w:r>
     </w:p>
@@ -9634,6 +11019,21 @@
           <w:b/>
           <w:lang w:val="pt_PT" w:bidi="pt_PT"/>
         </w:rPr>
+        <w:t>παρουσίας</w:t>
+      </w:r>
+    </w:p>
+    <w:p>
+      <w:pPr/>
+      <w:r>
+        <w:rPr>
+          <w:lang w:val="pt_PT" w:bidi="pt_PT"/>
+        </w:rPr>
+      </w:r>
+      <w:r>
+        <w:rPr>
+          <w:b/>
+          <w:lang w:val="pt_PT" w:bidi="pt_PT"/>
+        </w:rPr>
         <w:t>"quando eu for visitar".</w:t>
       </w:r>
     </w:p>
@@ -9663,7 +11063,7 @@
         </w:rPr>
         <w:t xml:space="preserve"> descreve a viagem de Paulo do ponto de vista dos filipenses. Em seu idioma, pode ser mais natural descrever a viagem do ponto de vista de Paulo e usar uma palavra como "indo". Aqui e no versículo </w:t>
       </w:r>
-      <w:hyperlink r:id="rId26">
+      <w:hyperlink r:id="rId28">
         <w:r>
           <w:rPr>
             <w:lang w:val="pt_PT" w:bidi="pt_PT"/>
@@ -9748,6 +11148,21 @@
           <w:b/>
           <w:lang w:val="pt_PT" w:bidi="pt_PT"/>
         </w:rPr>
+        <w:t>διὰ τῆς ἐμῆς παρουσίας</w:t>
+      </w:r>
+    </w:p>
+    <w:p>
+      <w:pPr/>
+      <w:r>
+        <w:rPr>
+          <w:lang w:val="pt_PT" w:bidi="pt_PT"/>
+        </w:rPr>
+      </w:r>
+      <w:r>
+        <w:rPr>
+          <w:b/>
+          <w:lang w:val="pt_PT" w:bidi="pt_PT"/>
+        </w:rPr>
         <w:t>"quando eu for visitar vocês".</w:t>
       </w:r>
     </w:p>
@@ -9844,6 +11259,21 @@
           <w:b/>
           <w:lang w:val="pt_PT" w:bidi="pt_PT"/>
         </w:rPr>
+        <w:t>ἐλθὼν</w:t>
+      </w:r>
+    </w:p>
+    <w:p>
+      <w:pPr/>
+      <w:r>
+        <w:rPr>
+          <w:lang w:val="pt_PT" w:bidi="pt_PT"/>
+        </w:rPr>
+      </w:r>
+      <w:r>
+        <w:rPr>
+          <w:b/>
+          <w:lang w:val="pt_PT" w:bidi="pt_PT"/>
+        </w:rPr>
         <w:t>"ir".</w:t>
       </w:r>
     </w:p>
@@ -9886,7 +11316,7 @@
         </w:rPr>
         <w:t xml:space="preserve"> refere-se a Paulo viajando para onde os filipenses vivem e visitando-os. Veja como você traduziu a forma desta palavra no versículo anterior, </w:t>
       </w:r>
-      <w:hyperlink r:id="rId27">
+      <w:hyperlink r:id="rId29">
         <w:r>
           <w:rPr>
             <w:lang w:val="pt_PT" w:bidi="pt_PT"/>
@@ -9971,6 +11401,21 @@
           <w:b/>
           <w:lang w:val="pt_PT" w:bidi="pt_PT"/>
         </w:rPr>
+        <w:t>ἀξίως τοῦ εὐαγγελίου τοῦ Χριστοῦ πολιτεύεσθε</w:t>
+      </w:r>
+    </w:p>
+    <w:p>
+      <w:pPr/>
+      <w:r>
+        <w:rPr>
+          <w:lang w:val="pt_PT" w:bidi="pt_PT"/>
+        </w:rPr>
+      </w:r>
+      <w:r>
+        <w:rPr>
+          <w:b/>
+          <w:lang w:val="pt_PT" w:bidi="pt_PT"/>
+        </w:rPr>
         <w:t>"vivam de acordo com o evangelho de Cristo".</w:t>
       </w:r>
     </w:p>
@@ -10054,6 +11499,21 @@
           <w:b/>
           <w:lang w:val="pt_PT" w:bidi="pt_PT"/>
         </w:rPr>
+        <w:t>στήκετε</w:t>
+      </w:r>
+    </w:p>
+    <w:p>
+      <w:pPr/>
+      <w:r>
+        <w:rPr>
+          <w:lang w:val="pt_PT" w:bidi="pt_PT"/>
+        </w:rPr>
+      </w:r>
+      <w:r>
+        <w:rPr>
+          <w:b/>
+          <w:lang w:val="pt_PT" w:bidi="pt_PT"/>
+        </w:rPr>
         <w:t>"vocês continuam firmes".</w:t>
       </w:r>
     </w:p>
@@ -10150,6 +11610,21 @@
           <w:b/>
           <w:lang w:val="pt_PT" w:bidi="pt_PT"/>
         </w:rPr>
+        <w:t>ἐν ἑνὶ πνεύματι, μιᾷ ψυχῇ</w:t>
+      </w:r>
+    </w:p>
+    <w:p>
+      <w:pPr/>
+      <w:r>
+        <w:rPr>
+          <w:lang w:val="pt_PT" w:bidi="pt_PT"/>
+        </w:rPr>
+      </w:r>
+      <w:r>
+        <w:rPr>
+          <w:b/>
+          <w:lang w:val="pt_PT" w:bidi="pt_PT"/>
+        </w:rPr>
         <w:t>"lutando juntos, com um só desejo".</w:t>
       </w:r>
     </w:p>
@@ -10259,6 +11734,21 @@
           <w:b/>
           <w:lang w:val="pt_PT" w:bidi="pt_PT"/>
         </w:rPr>
+        <w:t>ἐν ἑνὶ πνεύματι, μιᾷ ψυχῇ</w:t>
+      </w:r>
+    </w:p>
+    <w:p>
+      <w:pPr/>
+      <w:r>
+        <w:rPr>
+          <w:lang w:val="pt_PT" w:bidi="pt_PT"/>
+        </w:rPr>
+      </w:r>
+      <w:r>
+        <w:rPr>
+          <w:b/>
+          <w:lang w:val="pt_PT" w:bidi="pt_PT"/>
+        </w:rPr>
         <w:t>"lutando juntos, com um só desejo".</w:t>
       </w:r>
     </w:p>
@@ -10368,6 +11858,21 @@
           <w:b/>
           <w:lang w:val="pt_PT" w:bidi="pt_PT"/>
         </w:rPr>
+        <w:t>συναθλοῦντες</w:t>
+      </w:r>
+    </w:p>
+    <w:p>
+      <w:pPr/>
+      <w:r>
+        <w:rPr>
+          <w:lang w:val="pt_PT" w:bidi="pt_PT"/>
+        </w:rPr>
+      </w:r>
+      <w:r>
+        <w:rPr>
+          <w:b/>
+          <w:lang w:val="pt_PT" w:bidi="pt_PT"/>
+        </w:rPr>
         <w:t>"lutando juntos".</w:t>
       </w:r>
     </w:p>
@@ -10431,6 +11936,21 @@
           <w:b/>
           <w:lang w:val="pt_PT" w:bidi="pt_PT"/>
         </w:rPr>
+        <w:t>τῇ πίστει τοῦ εὐαγγελίου</w:t>
+      </w:r>
+    </w:p>
+    <w:p>
+      <w:pPr/>
+      <w:r>
+        <w:rPr>
+          <w:lang w:val="pt_PT" w:bidi="pt_PT"/>
+        </w:rPr>
+      </w:r>
+      <w:r>
+        <w:rPr>
+          <w:b/>
+          <w:lang w:val="pt_PT" w:bidi="pt_PT"/>
+        </w:rPr>
         <w:t>"por meio da fé que se baseia no evangelho".</w:t>
       </w:r>
     </w:p>
@@ -10540,6 +12060,21 @@
           <w:b/>
           <w:lang w:val="pt_PT" w:bidi="pt_PT"/>
         </w:rPr>
+        <w:t>τῶν ἀντικειμένων</w:t>
+      </w:r>
+    </w:p>
+    <w:p>
+      <w:pPr/>
+      <w:r>
+        <w:rPr>
+          <w:lang w:val="pt_PT" w:bidi="pt_PT"/>
+        </w:rPr>
+      </w:r>
+      <w:r>
+        <w:rPr>
+          <w:b/>
+          <w:lang w:val="pt_PT" w:bidi="pt_PT"/>
+        </w:rPr>
         <w:t>"dos seus inimigos".</w:t>
       </w:r>
     </w:p>
@@ -10636,6 +12171,21 @@
           <w:b/>
           <w:lang w:val="pt_PT" w:bidi="pt_PT"/>
         </w:rPr>
+        <w:t>ἥτις ἐστὶν αὐτοῖς ἔνδειξις</w:t>
+      </w:r>
+    </w:p>
+    <w:p>
+      <w:pPr/>
+      <w:r>
+        <w:rPr>
+          <w:lang w:val="pt_PT" w:bidi="pt_PT"/>
+        </w:rPr>
+      </w:r>
+      <w:r>
+        <w:rPr>
+          <w:b/>
+          <w:lang w:val="pt_PT" w:bidi="pt_PT"/>
+        </w:rPr>
         <w:t>"isso será uma prova para eles".</w:t>
       </w:r>
     </w:p>
@@ -10745,6 +12295,21 @@
           <w:b/>
           <w:lang w:val="pt_PT" w:bidi="pt_PT"/>
         </w:rPr>
+        <w:t>ἀπωλείας</w:t>
+      </w:r>
+    </w:p>
+    <w:p>
+      <w:pPr/>
+      <w:r>
+        <w:rPr>
+          <w:lang w:val="pt_PT" w:bidi="pt_PT"/>
+        </w:rPr>
+      </w:r>
+      <w:r>
+        <w:rPr>
+          <w:b/>
+          <w:lang w:val="pt_PT" w:bidi="pt_PT"/>
+        </w:rPr>
         <w:t>"serão derrotados".</w:t>
       </w:r>
     </w:p>
@@ -10828,6 +12393,21 @@
           <w:b/>
           <w:lang w:val="pt_PT" w:bidi="pt_PT"/>
         </w:rPr>
+        <w:t>ὑμῶν δὲ σωτηρίας</w:t>
+      </w:r>
+    </w:p>
+    <w:p>
+      <w:pPr/>
+      <w:r>
+        <w:rPr>
+          <w:lang w:val="pt_PT" w:bidi="pt_PT"/>
+        </w:rPr>
+      </w:r>
+      <w:r>
+        <w:rPr>
+          <w:b/>
+          <w:lang w:val="pt_PT" w:bidi="pt_PT"/>
+        </w:rPr>
         <w:t>"de"</w:t>
       </w:r>
       <w:r>
@@ -10924,6 +12504,21 @@
           <w:b/>
           <w:lang w:val="pt_PT" w:bidi="pt_PT"/>
         </w:rPr>
+        <w:t>τοῦτο ἀπὸ Θεοῦ</w:t>
+      </w:r>
+    </w:p>
+    <w:p>
+      <w:pPr/>
+      <w:r>
+        <w:rPr>
+          <w:lang w:val="pt_PT" w:bidi="pt_PT"/>
+        </w:rPr>
+      </w:r>
+      <w:r>
+        <w:rPr>
+          <w:b/>
+          <w:lang w:val="pt_PT" w:bidi="pt_PT"/>
+        </w:rPr>
         <w:t>"Porque é Deus quem dá a vitória a vocês".</w:t>
       </w:r>
     </w:p>
@@ -11007,6 +12602,21 @@
           <w:b/>
           <w:lang w:val="pt_PT" w:bidi="pt_PT"/>
         </w:rPr>
+        <w:t>ὑμῖν ἐχαρίσθη τὸ</w:t>
+      </w:r>
+    </w:p>
+    <w:p>
+      <w:pPr/>
+      <w:r>
+        <w:rPr>
+          <w:lang w:val="pt_PT" w:bidi="pt_PT"/>
+        </w:rPr>
+      </w:r>
+      <w:r>
+        <w:rPr>
+          <w:b/>
+          <w:lang w:val="pt_PT" w:bidi="pt_PT"/>
+        </w:rPr>
         <w:t>"ele tem dado a vocês o privilégio".</w:t>
       </w:r>
     </w:p>
@@ -11090,6 +12700,21 @@
           <w:b/>
           <w:lang w:val="pt_PT" w:bidi="pt_PT"/>
         </w:rPr>
+        <w:t>τὸν αὐτὸν ἀγῶνα ἔχοντες</w:t>
+      </w:r>
+    </w:p>
+    <w:p>
+      <w:pPr/>
+      <w:r>
+        <w:rPr>
+          <w:lang w:val="pt_PT" w:bidi="pt_PT"/>
+        </w:rPr>
+      </w:r>
+      <w:r>
+        <w:rPr>
+          <w:b/>
+          <w:lang w:val="pt_PT" w:bidi="pt_PT"/>
+        </w:rPr>
         <w:t>"vocês podem tomar parte comigo na luta".</w:t>
       </w:r>
     </w:p>
@@ -11186,6 +12811,21 @@
           <w:b/>
           <w:lang w:val="pt_PT" w:bidi="pt_PT"/>
         </w:rPr>
+        <w:t>τὸν αὐτὸν ἀγῶνα ἔχοντες, οἷον εἴδετε ἐν ἐμοὶ</w:t>
+      </w:r>
+    </w:p>
+    <w:p>
+      <w:pPr/>
+      <w:r>
+        <w:rPr>
+          <w:lang w:val="pt_PT" w:bidi="pt_PT"/>
+        </w:rPr>
+      </w:r>
+      <w:r>
+        <w:rPr>
+          <w:b/>
+          <w:lang w:val="pt_PT" w:bidi="pt_PT"/>
+        </w:rPr>
         <w:t>"a luta que vocês viram que tive".</w:t>
       </w:r>
     </w:p>
@@ -11282,6 +12922,21 @@
           <w:b/>
           <w:lang w:val="pt_PT" w:bidi="pt_PT"/>
         </w:rPr>
+        <w:t>εἴδετε ἐν ἐμοὶ, καὶ νῦν ἀκούετε ἐν ἐμοί</w:t>
+      </w:r>
+    </w:p>
+    <w:p>
+      <w:pPr/>
+      <w:r>
+        <w:rPr>
+          <w:lang w:val="pt_PT" w:bidi="pt_PT"/>
+        </w:rPr>
+      </w:r>
+      <w:r>
+        <w:rPr>
+          <w:b/>
+          <w:lang w:val="pt_PT" w:bidi="pt_PT"/>
+        </w:rPr>
         <w:t>"a luta que vocês viram que tive no passado é a mesma que ainda continua".</w:t>
       </w:r>
     </w:p>
@@ -11365,6 +13020,21 @@
           <w:b/>
           <w:lang w:val="pt_PT" w:bidi="pt_PT"/>
         </w:rPr>
+        <w:t>οὖν</w:t>
+      </w:r>
+    </w:p>
+    <w:p>
+      <w:pPr/>
+      <w:r>
+        <w:rPr>
+          <w:lang w:val="pt_PT" w:bidi="pt_PT"/>
+        </w:rPr>
+      </w:r>
+      <w:r>
+        <w:rPr>
+          <w:b/>
+          <w:lang w:val="pt_PT" w:bidi="pt_PT"/>
+        </w:rPr>
         <w:t>"Por estarem unidos".</w:t>
       </w:r>
     </w:p>
@@ -11448,6 +13118,21 @@
           <w:b/>
           <w:lang w:val="pt_PT" w:bidi="pt_PT"/>
         </w:rPr>
+        <w:t>εἴ τις &amp; παράκλησις ἐν Χριστῷ, εἴ τι παραμύθιον ἀγάπης, εἴ τις κοινωνία Πνεύματος, εἴ τις σπλάγχνα καὶ οἰκτιρμοί</w:t>
+      </w:r>
+    </w:p>
+    <w:p>
+      <w:pPr/>
+      <w:r>
+        <w:rPr>
+          <w:lang w:val="pt_PT" w:bidi="pt_PT"/>
+        </w:rPr>
+      </w:r>
+      <w:r>
+        <w:rPr>
+          <w:b/>
+          <w:lang w:val="pt_PT" w:bidi="pt_PT"/>
+        </w:rPr>
         <w:t>"Por estarem unidos com Cristo, vocês são fortes, o amor dele os anima, e vocês participam do Espírito de Deus. E também são bondosos e misericordiosos".</w:t>
       </w:r>
     </w:p>
@@ -11531,6 +13216,21 @@
           <w:b/>
           <w:lang w:val="pt_PT" w:bidi="pt_PT"/>
         </w:rPr>
+        <w:t>εἴ τι παραμύθιον ἀγάπης, εἴ τις κοινωνία Πνεύματος, εἴ τις σπλάγχνα καὶ οἰκτιρμοί</w:t>
+      </w:r>
+    </w:p>
+    <w:p>
+      <w:pPr/>
+      <w:r>
+        <w:rPr>
+          <w:lang w:val="pt_PT" w:bidi="pt_PT"/>
+        </w:rPr>
+      </w:r>
+      <w:r>
+        <w:rPr>
+          <w:b/>
+          <w:lang w:val="pt_PT" w:bidi="pt_PT"/>
+        </w:rPr>
         <w:t>"o amor dele os anima, e vocês participam do Espírito de Deus. E também são bondosos e misericordiosos uns com os outros".</w:t>
       </w:r>
     </w:p>
@@ -11614,6 +13314,21 @@
           <w:b/>
           <w:lang w:val="pt_PT" w:bidi="pt_PT"/>
         </w:rPr>
+        <w:t>εἴ τις &amp; παράκλησις ἐν Χριστῷ</w:t>
+      </w:r>
+    </w:p>
+    <w:p>
+      <w:pPr/>
+      <w:r>
+        <w:rPr>
+          <w:lang w:val="pt_PT" w:bidi="pt_PT"/>
+        </w:rPr>
+      </w:r>
+      <w:r>
+        <w:rPr>
+          <w:b/>
+          <w:lang w:val="pt_PT" w:bidi="pt_PT"/>
+        </w:rPr>
         <w:t>"Por estarem unidos com Cristo, vocês são fortes".</w:t>
       </w:r>
     </w:p>
@@ -11697,6 +13412,21 @@
           <w:b/>
           <w:lang w:val="pt_PT" w:bidi="pt_PT"/>
         </w:rPr>
+        <w:t>εἴ τις &amp; παράκλησις ἐν Χριστῷ</w:t>
+      </w:r>
+    </w:p>
+    <w:p>
+      <w:pPr/>
+      <w:r>
+        <w:rPr>
+          <w:lang w:val="pt_PT" w:bidi="pt_PT"/>
+        </w:rPr>
+      </w:r>
+      <w:r>
+        <w:rPr>
+          <w:b/>
+          <w:lang w:val="pt_PT" w:bidi="pt_PT"/>
+        </w:rPr>
         <w:t>"Por estarem unidos com Cristo, vocês são fortes".</w:t>
       </w:r>
     </w:p>
@@ -11773,6 +13503,21 @@
           <w:b/>
           <w:lang w:val="pt_PT" w:bidi="pt_PT"/>
         </w:rPr>
+        <w:t>εἴ τις &amp; παράκλησις ἐν Χριστῷ</w:t>
+      </w:r>
+    </w:p>
+    <w:p>
+      <w:pPr/>
+      <w:r>
+        <w:rPr>
+          <w:lang w:val="pt_PT" w:bidi="pt_PT"/>
+        </w:rPr>
+      </w:r>
+      <w:r>
+        <w:rPr>
+          <w:b/>
+          <w:lang w:val="pt_PT" w:bidi="pt_PT"/>
+        </w:rPr>
         <w:t>"Por estarem unidos com Cristo, vocês são fortes".</w:t>
       </w:r>
     </w:p>
@@ -11856,6 +13601,21 @@
           <w:b/>
           <w:lang w:val="pt_PT" w:bidi="pt_PT"/>
         </w:rPr>
+        <w:t>εἴ τι παραμύθιον ἀγάπης</w:t>
+      </w:r>
+    </w:p>
+    <w:p>
+      <w:pPr/>
+      <w:r>
+        <w:rPr>
+          <w:lang w:val="pt_PT" w:bidi="pt_PT"/>
+        </w:rPr>
+      </w:r>
+      <w:r>
+        <w:rPr>
+          <w:b/>
+          <w:lang w:val="pt_PT" w:bidi="pt_PT"/>
+        </w:rPr>
         <w:t>"Por estarem unidos com Cristo... o amor dele os anima".</w:t>
       </w:r>
     </w:p>
@@ -11952,6 +13712,21 @@
           <w:b/>
           <w:lang w:val="pt_PT" w:bidi="pt_PT"/>
         </w:rPr>
+        <w:t>εἴ τι παραμύθιον ἀγάπης</w:t>
+      </w:r>
+    </w:p>
+    <w:p>
+      <w:pPr/>
+      <w:r>
+        <w:rPr>
+          <w:lang w:val="pt_PT" w:bidi="pt_PT"/>
+        </w:rPr>
+      </w:r>
+      <w:r>
+        <w:rPr>
+          <w:b/>
+          <w:lang w:val="pt_PT" w:bidi="pt_PT"/>
+        </w:rPr>
         <w:t>"Por estarem unidos com Cristo... o amor dele os anima".</w:t>
       </w:r>
     </w:p>
@@ -12048,6 +13823,21 @@
           <w:b/>
           <w:lang w:val="pt_PT" w:bidi="pt_PT"/>
         </w:rPr>
+        <w:t>εἴ τι παραμύθιον ἀγάπης</w:t>
+      </w:r>
+    </w:p>
+    <w:p>
+      <w:pPr/>
+      <w:r>
+        <w:rPr>
+          <w:lang w:val="pt_PT" w:bidi="pt_PT"/>
+        </w:rPr>
+      </w:r>
+      <w:r>
+        <w:rPr>
+          <w:b/>
+          <w:lang w:val="pt_PT" w:bidi="pt_PT"/>
+        </w:rPr>
         <w:t>"o amor dele os anima".</w:t>
       </w:r>
     </w:p>
@@ -12144,6 +13934,21 @@
           <w:b/>
           <w:lang w:val="pt_PT" w:bidi="pt_PT"/>
         </w:rPr>
+        <w:t>εἴ τις κοινωνία Πνεύματος</w:t>
+      </w:r>
+    </w:p>
+    <w:p>
+      <w:pPr/>
+      <w:r>
+        <w:rPr>
+          <w:lang w:val="pt_PT" w:bidi="pt_PT"/>
+        </w:rPr>
+      </w:r>
+      <w:r>
+        <w:rPr>
+          <w:b/>
+          <w:lang w:val="pt_PT" w:bidi="pt_PT"/>
+        </w:rPr>
         <w:t>"e vocês participam do Espírito de Deus".</w:t>
       </w:r>
     </w:p>
@@ -12220,6 +14025,21 @@
           <w:b/>
           <w:lang w:val="pt_PT" w:bidi="pt_PT"/>
         </w:rPr>
+        <w:t>εἴ τις κοινωνία Πνεύματος</w:t>
+      </w:r>
+    </w:p>
+    <w:p>
+      <w:pPr/>
+      <w:r>
+        <w:rPr>
+          <w:lang w:val="pt_PT" w:bidi="pt_PT"/>
+        </w:rPr>
+      </w:r>
+      <w:r>
+        <w:rPr>
+          <w:b/>
+          <w:lang w:val="pt_PT" w:bidi="pt_PT"/>
+        </w:rPr>
         <w:t>"e vocês participam do Espírito de Deus".</w:t>
       </w:r>
     </w:p>
@@ -12303,6 +14123,21 @@
           <w:b/>
           <w:lang w:val="pt_PT" w:bidi="pt_PT"/>
         </w:rPr>
+        <w:t>εἴ τις σπλάγχνα καὶ οἰκτιρμοί</w:t>
+      </w:r>
+    </w:p>
+    <w:p>
+      <w:pPr/>
+      <w:r>
+        <w:rPr>
+          <w:lang w:val="pt_PT" w:bidi="pt_PT"/>
+        </w:rPr>
+      </w:r>
+      <w:r>
+        <w:rPr>
+          <w:b/>
+          <w:lang w:val="pt_PT" w:bidi="pt_PT"/>
+        </w:rPr>
         <w:t>"E também são bondosos e misericordiosos".</w:t>
       </w:r>
     </w:p>
@@ -12386,6 +14221,21 @@
           <w:b/>
           <w:lang w:val="pt_PT" w:bidi="pt_PT"/>
         </w:rPr>
+        <w:t>εἴ τις σπλάγχνα καὶ οἰκτιρμοί</w:t>
+      </w:r>
+    </w:p>
+    <w:p>
+      <w:pPr/>
+      <w:r>
+        <w:rPr>
+          <w:lang w:val="pt_PT" w:bidi="pt_PT"/>
+        </w:rPr>
+      </w:r>
+      <w:r>
+        <w:rPr>
+          <w:b/>
+          <w:lang w:val="pt_PT" w:bidi="pt_PT"/>
+        </w:rPr>
         <w:t>"E também são bondosos e misericordiosos uns com os outros".</w:t>
       </w:r>
     </w:p>
@@ -12482,6 +14332,21 @@
           <w:b/>
           <w:lang w:val="pt_PT" w:bidi="pt_PT"/>
         </w:rPr>
+        <w:t>πληρώσατέ μου τὴν χαρὰν</w:t>
+      </w:r>
+    </w:p>
+    <w:p>
+      <w:pPr/>
+      <w:r>
+        <w:rPr>
+          <w:lang w:val="pt_PT" w:bidi="pt_PT"/>
+        </w:rPr>
+      </w:r>
+      <w:r>
+        <w:rPr>
+          <w:b/>
+          <w:lang w:val="pt_PT" w:bidi="pt_PT"/>
+        </w:rPr>
         <w:t>"me deem a grande satisfação".</w:t>
       </w:r>
     </w:p>
@@ -12578,6 +14443,21 @@
           <w:b/>
           <w:lang w:val="pt_PT" w:bidi="pt_PT"/>
         </w:rPr>
+        <w:t>τὸ αὐτὸ φρονῆτε</w:t>
+      </w:r>
+    </w:p>
+    <w:p>
+      <w:pPr/>
+      <w:r>
+        <w:rPr>
+          <w:lang w:val="pt_PT" w:bidi="pt_PT"/>
+        </w:rPr>
+      </w:r>
+      <w:r>
+        <w:rPr>
+          <w:b/>
+          <w:lang w:val="pt_PT" w:bidi="pt_PT"/>
+        </w:rPr>
         <w:t>"tendo um mesmo".</w:t>
       </w:r>
     </w:p>
@@ -12641,6 +14521,21 @@
           <w:b/>
           <w:lang w:val="pt_PT" w:bidi="pt_PT"/>
         </w:rPr>
+        <w:t>τὴν αὐτὴν ἀγάπην ἔχοντες</w:t>
+      </w:r>
+    </w:p>
+    <w:p>
+      <w:pPr/>
+      <w:r>
+        <w:rPr>
+          <w:lang w:val="pt_PT" w:bidi="pt_PT"/>
+        </w:rPr>
+      </w:r>
+      <w:r>
+        <w:rPr>
+          <w:b/>
+          <w:lang w:val="pt_PT" w:bidi="pt_PT"/>
+        </w:rPr>
         <w:t>"tendo um mesmo amor".</w:t>
       </w:r>
     </w:p>
@@ -12737,6 +14632,21 @@
           <w:b/>
           <w:lang w:val="pt_PT" w:bidi="pt_PT"/>
         </w:rPr>
+        <w:t>σύνψυχοι</w:t>
+      </w:r>
+    </w:p>
+    <w:p>
+      <w:pPr/>
+      <w:r>
+        <w:rPr>
+          <w:lang w:val="pt_PT" w:bidi="pt_PT"/>
+        </w:rPr>
+      </w:r>
+      <w:r>
+        <w:rPr>
+          <w:b/>
+          <w:lang w:val="pt_PT" w:bidi="pt_PT"/>
+        </w:rPr>
         <w:t>"unidos de alma e mente".</w:t>
       </w:r>
     </w:p>
@@ -12820,6 +14730,21 @@
           <w:b/>
           <w:lang w:val="pt_PT" w:bidi="pt_PT"/>
         </w:rPr>
+        <w:t>τὸ ἓν φρονοῦντες</w:t>
+      </w:r>
+    </w:p>
+    <w:p>
+      <w:pPr/>
+      <w:r>
+        <w:rPr>
+          <w:lang w:val="pt_PT" w:bidi="pt_PT"/>
+        </w:rPr>
+      </w:r>
+      <w:r>
+        <w:rPr>
+          <w:b/>
+          <w:lang w:val="pt_PT" w:bidi="pt_PT"/>
+        </w:rPr>
         <w:t>"tendo um mesmo".</w:t>
       </w:r>
     </w:p>
@@ -12883,6 +14808,21 @@
           <w:b/>
           <w:lang w:val="pt_PT" w:bidi="pt_PT"/>
         </w:rPr>
+        <w:t>μηδὲν κατ’ ἐριθείαν</w:t>
+      </w:r>
+    </w:p>
+    <w:p>
+      <w:pPr/>
+      <w:r>
+        <w:rPr>
+          <w:lang w:val="pt_PT" w:bidi="pt_PT"/>
+        </w:rPr>
+      </w:r>
+      <w:r>
+        <w:rPr>
+          <w:b/>
+          <w:lang w:val="pt_PT" w:bidi="pt_PT"/>
+        </w:rPr>
         <w:t>"Não façam nada por interesse pessoal".</w:t>
       </w:r>
     </w:p>
@@ -12946,6 +14886,21 @@
           <w:b/>
           <w:lang w:val="pt_PT" w:bidi="pt_PT"/>
         </w:rPr>
+        <w:t>μηδὲ κατὰ κενοδοξίαν</w:t>
+      </w:r>
+    </w:p>
+    <w:p>
+      <w:pPr/>
+      <w:r>
+        <w:rPr>
+          <w:lang w:val="pt_PT" w:bidi="pt_PT"/>
+        </w:rPr>
+      </w:r>
+      <w:r>
+        <w:rPr>
+          <w:b/>
+          <w:lang w:val="pt_PT" w:bidi="pt_PT"/>
+        </w:rPr>
         <w:t>"ou por desejos tolos de receber elogios".</w:t>
       </w:r>
     </w:p>
@@ -13009,6 +14964,21 @@
           <w:b/>
           <w:lang w:val="pt_PT" w:bidi="pt_PT"/>
         </w:rPr>
+        <w:t>μηδὲ κατὰ κενοδοξίαν</w:t>
+      </w:r>
+    </w:p>
+    <w:p>
+      <w:pPr/>
+      <w:r>
+        <w:rPr>
+          <w:lang w:val="pt_PT" w:bidi="pt_PT"/>
+        </w:rPr>
+      </w:r>
+      <w:r>
+        <w:rPr>
+          <w:b/>
+          <w:lang w:val="pt_PT" w:bidi="pt_PT"/>
+        </w:rPr>
         <w:t>"ou por desejos tolos de receber elogios".</w:t>
       </w:r>
     </w:p>
@@ -13105,6 +15075,21 @@
           <w:b/>
           <w:lang w:val="pt_PT" w:bidi="pt_PT"/>
         </w:rPr>
+        <w:t>ἀλλὰ τῇ ταπεινοφροσύνῃ ἀλλήλους ἡγούμενοι ὑπερέχοντας ἑαυτῶν</w:t>
+      </w:r>
+    </w:p>
+    <w:p>
+      <w:pPr/>
+      <w:r>
+        <w:rPr>
+          <w:lang w:val="pt_PT" w:bidi="pt_PT"/>
+        </w:rPr>
+      </w:r>
+      <w:r>
+        <w:rPr>
+          <w:b/>
+          <w:lang w:val="pt_PT" w:bidi="pt_PT"/>
+        </w:rPr>
         <w:t>"mas sejam humildes e considerem os outros superiores a vocês mesmos".</w:t>
       </w:r>
     </w:p>
@@ -13188,6 +15173,21 @@
           <w:b/>
           <w:lang w:val="pt_PT" w:bidi="pt_PT"/>
         </w:rPr>
+        <w:t>μὴ τὰ ἑαυτῶν ἕκαστος σκοποῦντες, ἀλλὰ καὶ τὰ ἑτέρων ἕκαστοι</w:t>
+      </w:r>
+    </w:p>
+    <w:p>
+      <w:pPr/>
+      <w:r>
+        <w:rPr>
+          <w:lang w:val="pt_PT" w:bidi="pt_PT"/>
+        </w:rPr>
+      </w:r>
+      <w:r>
+        <w:rPr>
+          <w:b/>
+          <w:lang w:val="pt_PT" w:bidi="pt_PT"/>
+        </w:rPr>
         <w:t>"Que ninguém procure somente os seus próprios interesses, mas também os dos outros".</w:t>
       </w:r>
     </w:p>
@@ -13251,6 +15251,21 @@
           <w:b/>
           <w:lang w:val="pt_PT" w:bidi="pt_PT"/>
         </w:rPr>
+        <w:t>ἕκαστος</w:t>
+      </w:r>
+    </w:p>
+    <w:p>
+      <w:pPr/>
+      <w:r>
+        <w:rPr>
+          <w:lang w:val="pt_PT" w:bidi="pt_PT"/>
+        </w:rPr>
+      </w:r>
+      <w:r>
+        <w:rPr>
+          <w:b/>
+          <w:lang w:val="pt_PT" w:bidi="pt_PT"/>
+        </w:rPr>
         <w:t>"ninguém procure somente os seus próprios".</w:t>
       </w:r>
     </w:p>
@@ -13347,6 +15362,21 @@
           <w:b/>
           <w:lang w:val="pt_PT" w:bidi="pt_PT"/>
         </w:rPr>
+        <w:t>μὴ &amp; σκοποῦντες</w:t>
+      </w:r>
+    </w:p>
+    <w:p>
+      <w:pPr/>
+      <w:r>
+        <w:rPr>
+          <w:lang w:val="pt_PT" w:bidi="pt_PT"/>
+        </w:rPr>
+      </w:r>
+      <w:r>
+        <w:rPr>
+          <w:b/>
+          <w:lang w:val="pt_PT" w:bidi="pt_PT"/>
+        </w:rPr>
         <w:t>"ninguém procure somente".</w:t>
       </w:r>
     </w:p>
@@ -13410,6 +15440,21 @@
           <w:b/>
           <w:lang w:val="pt_PT" w:bidi="pt_PT"/>
         </w:rPr>
+        <w:t>ἑαυτῶν</w:t>
+      </w:r>
+    </w:p>
+    <w:p>
+      <w:pPr/>
+      <w:r>
+        <w:rPr>
+          <w:lang w:val="pt_PT" w:bidi="pt_PT"/>
+        </w:rPr>
+      </w:r>
+      <w:r>
+        <w:rPr>
+          <w:b/>
+          <w:lang w:val="pt_PT" w:bidi="pt_PT"/>
+        </w:rPr>
         <w:t>"os seus próprios".</w:t>
       </w:r>
     </w:p>
@@ -13506,6 +15551,21 @@
           <w:b/>
           <w:lang w:val="pt_PT" w:bidi="pt_PT"/>
         </w:rPr>
+        <w:t>ἑαυτῶν</w:t>
+      </w:r>
+    </w:p>
+    <w:p>
+      <w:pPr/>
+      <w:r>
+        <w:rPr>
+          <w:lang w:val="pt_PT" w:bidi="pt_PT"/>
+        </w:rPr>
+      </w:r>
+      <w:r>
+        <w:rPr>
+          <w:b/>
+          <w:lang w:val="pt_PT" w:bidi="pt_PT"/>
+        </w:rPr>
         <w:t>"os seus próprios".</w:t>
       </w:r>
     </w:p>
@@ -13589,6 +15649,21 @@
           <w:b/>
           <w:lang w:val="pt_PT" w:bidi="pt_PT"/>
         </w:rPr>
+        <w:t>τοῦτο φρονεῖτε ἐν ὑμῖν, ὃ καὶ ἐν Χριστῷ Ἰησοῦ</w:t>
+      </w:r>
+    </w:p>
+    <w:p>
+      <w:pPr/>
+      <w:r>
+        <w:rPr>
+          <w:lang w:val="pt_PT" w:bidi="pt_PT"/>
+        </w:rPr>
+      </w:r>
+      <w:r>
+        <w:rPr>
+          <w:b/>
+          <w:lang w:val="pt_PT" w:bidi="pt_PT"/>
+        </w:rPr>
         <w:t>"Tenham entre vocês o mesmo modo de pensar que Cristo Jesus tinha".</w:t>
       </w:r>
     </w:p>
@@ -13652,6 +15727,21 @@
           <w:b/>
           <w:lang w:val="pt_PT" w:bidi="pt_PT"/>
         </w:rPr>
+        <w:t>τοῦτο φρονεῖτε ἐν ὑμῖν, ὃ καὶ ἐν Χριστῷ Ἰησοῦ</w:t>
+      </w:r>
+    </w:p>
+    <w:p>
+      <w:pPr/>
+      <w:r>
+        <w:rPr>
+          <w:lang w:val="pt_PT" w:bidi="pt_PT"/>
+        </w:rPr>
+      </w:r>
+      <w:r>
+        <w:rPr>
+          <w:b/>
+          <w:lang w:val="pt_PT" w:bidi="pt_PT"/>
+        </w:rPr>
         <w:t>"Tenham entre vocês o mesmo modo de pensar que Cristo Jesus tinha".</w:t>
       </w:r>
     </w:p>
@@ -13748,6 +15838,21 @@
           <w:b/>
           <w:lang w:val="pt_PT" w:bidi="pt_PT"/>
         </w:rPr>
+        <w:t>τοῦτο φρονεῖτε</w:t>
+      </w:r>
+    </w:p>
+    <w:p>
+      <w:pPr/>
+      <w:r>
+        <w:rPr>
+          <w:lang w:val="pt_PT" w:bidi="pt_PT"/>
+        </w:rPr>
+      </w:r>
+      <w:r>
+        <w:rPr>
+          <w:b/>
+          <w:lang w:val="pt_PT" w:bidi="pt_PT"/>
+        </w:rPr>
         <w:t>"Tenham entre vocês o mesmo modo".</w:t>
       </w:r>
     </w:p>
@@ -13831,6 +15936,21 @@
           <w:b/>
           <w:lang w:val="pt_PT" w:bidi="pt_PT"/>
         </w:rPr>
+        <w:t>τοῦτο φρονεῖτε ἐν ὑμῖν, ὃ καὶ ἐν Χριστῷ Ἰησοῦ</w:t>
+      </w:r>
+    </w:p>
+    <w:p>
+      <w:pPr/>
+      <w:r>
+        <w:rPr>
+          <w:lang w:val="pt_PT" w:bidi="pt_PT"/>
+        </w:rPr>
+      </w:r>
+      <w:r>
+        <w:rPr>
+          <w:b/>
+          <w:lang w:val="pt_PT" w:bidi="pt_PT"/>
+        </w:rPr>
         <w:t>"Tenham entre vocês o mesmo modo de pensar que Cristo Jesus tinha".</w:t>
       </w:r>
     </w:p>
@@ -13914,6 +16034,21 @@
           <w:b/>
           <w:lang w:val="pt_PT" w:bidi="pt_PT"/>
         </w:rPr>
+        <w:t>ἐν μορφῇ Θεοῦ ὑπάρχων</w:t>
+      </w:r>
+    </w:p>
+    <w:p>
+      <w:pPr/>
+      <w:r>
+        <w:rPr>
+          <w:lang w:val="pt_PT" w:bidi="pt_PT"/>
+        </w:rPr>
+      </w:r>
+      <w:r>
+        <w:rPr>
+          <w:b/>
+          <w:lang w:val="pt_PT" w:bidi="pt_PT"/>
+        </w:rPr>
         <w:t>"tinha a natureza de Deus".</w:t>
       </w:r>
     </w:p>
@@ -13977,6 +16112,21 @@
           <w:b/>
           <w:lang w:val="pt_PT" w:bidi="pt_PT"/>
         </w:rPr>
+        <w:t>οὐχ &amp; ἡγήσατο</w:t>
+      </w:r>
+    </w:p>
+    <w:p>
+      <w:pPr/>
+      <w:r>
+        <w:rPr>
+          <w:lang w:val="pt_PT" w:bidi="pt_PT"/>
+        </w:rPr>
+      </w:r>
+      <w:r>
+        <w:rPr>
+          <w:b/>
+          <w:lang w:val="pt_PT" w:bidi="pt_PT"/>
+        </w:rPr>
         <w:t>"não tentou ficar".</w:t>
       </w:r>
     </w:p>
@@ -14040,6 +16190,21 @@
           <w:b/>
           <w:lang w:val="pt_PT" w:bidi="pt_PT"/>
         </w:rPr>
+        <w:t>ἁρπαγμὸν</w:t>
+      </w:r>
+    </w:p>
+    <w:p>
+      <w:pPr/>
+      <w:r>
+        <w:rPr>
+          <w:lang w:val="pt_PT" w:bidi="pt_PT"/>
+        </w:rPr>
+      </w:r>
+      <w:r>
+        <w:rPr>
+          <w:b/>
+          <w:lang w:val="pt_PT" w:bidi="pt_PT"/>
+        </w:rPr>
         <w:t>"mas não tentou ficar".</w:t>
       </w:r>
     </w:p>
@@ -14103,6 +16268,21 @@
           <w:b/>
           <w:lang w:val="pt_PT" w:bidi="pt_PT"/>
         </w:rPr>
+        <w:t>ἀλλὰ</w:t>
+      </w:r>
+    </w:p>
+    <w:p>
+      <w:pPr/>
+      <w:r>
+        <w:rPr>
+          <w:lang w:val="pt_PT" w:bidi="pt_PT"/>
+        </w:rPr>
+      </w:r>
+      <w:r>
+        <w:rPr>
+          <w:b/>
+          <w:lang w:val="pt_PT" w:bidi="pt_PT"/>
+        </w:rPr>
         <w:t>"Pelo contrário".</w:t>
       </w:r>
     </w:p>
@@ -14132,7 +16312,7 @@
         </w:rPr>
         <w:t xml:space="preserve"> introduz um contraste entre a cláusula anterior em </w:t>
       </w:r>
-      <w:hyperlink r:id="rId28">
+      <w:hyperlink r:id="rId30">
         <w:r>
           <w:rPr>
             <w:lang w:val="pt_PT" w:bidi="pt_PT"/>
@@ -14217,6 +16397,21 @@
           <w:b/>
           <w:lang w:val="pt_PT" w:bidi="pt_PT"/>
         </w:rPr>
+        <w:t>ἀλλὰ ἑαυτὸν ἐκένωσεν</w:t>
+      </w:r>
+    </w:p>
+    <w:p>
+      <w:pPr/>
+      <w:r>
+        <w:rPr>
+          <w:lang w:val="pt_PT" w:bidi="pt_PT"/>
+        </w:rPr>
+      </w:r>
+      <w:r>
+        <w:rPr>
+          <w:b/>
+          <w:lang w:val="pt_PT" w:bidi="pt_PT"/>
+        </w:rPr>
         <w:t>"Pelo contrário, ele abriu mão de tudo".</w:t>
       </w:r>
     </w:p>
@@ -14326,6 +16521,21 @@
           <w:b/>
           <w:lang w:val="pt_PT" w:bidi="pt_PT"/>
         </w:rPr>
+        <w:t>ἑαυτὸν ἐκένωσεν</w:t>
+      </w:r>
+    </w:p>
+    <w:p>
+      <w:pPr/>
+      <w:r>
+        <w:rPr>
+          <w:lang w:val="pt_PT" w:bidi="pt_PT"/>
+        </w:rPr>
+      </w:r>
+      <w:r>
+        <w:rPr>
+          <w:b/>
+          <w:lang w:val="pt_PT" w:bidi="pt_PT"/>
+        </w:rPr>
         <w:t>"ele abriu mão de tudo".</w:t>
       </w:r>
     </w:p>
@@ -14409,6 +16619,21 @@
           <w:b/>
           <w:lang w:val="pt_PT" w:bidi="pt_PT"/>
         </w:rPr>
+        <w:t>ἑαυτὸν ἐκένωσεν</w:t>
+      </w:r>
+    </w:p>
+    <w:p>
+      <w:pPr/>
+      <w:r>
+        <w:rPr>
+          <w:lang w:val="pt_PT" w:bidi="pt_PT"/>
+        </w:rPr>
+      </w:r>
+      <w:r>
+        <w:rPr>
+          <w:b/>
+          <w:lang w:val="pt_PT" w:bidi="pt_PT"/>
+        </w:rPr>
         <w:t>"ele se esvaziou".</w:t>
       </w:r>
     </w:p>
@@ -14518,6 +16743,21 @@
           <w:b/>
           <w:lang w:val="pt_PT" w:bidi="pt_PT"/>
         </w:rPr>
+        <w:t>μορφὴν δούλου λαβών</w:t>
+      </w:r>
+    </w:p>
+    <w:p>
+      <w:pPr/>
+      <w:r>
+        <w:rPr>
+          <w:lang w:val="pt_PT" w:bidi="pt_PT"/>
+        </w:rPr>
+      </w:r>
+      <w:r>
+        <w:rPr>
+          <w:b/>
+          <w:lang w:val="pt_PT" w:bidi="pt_PT"/>
+        </w:rPr>
         <w:t>"tomou a natureza de servo".</w:t>
       </w:r>
     </w:p>
@@ -14594,6 +16834,21 @@
           <w:b/>
           <w:lang w:val="pt_PT" w:bidi="pt_PT"/>
         </w:rPr>
+        <w:t>ἐν ὁμοιώματι ἀνθρώπων γενόμενος</w:t>
+      </w:r>
+    </w:p>
+    <w:p>
+      <w:pPr/>
+      <w:r>
+        <w:rPr>
+          <w:lang w:val="pt_PT" w:bidi="pt_PT"/>
+        </w:rPr>
+      </w:r>
+      <w:r>
+        <w:rPr>
+          <w:b/>
+          <w:lang w:val="pt_PT" w:bidi="pt_PT"/>
+        </w:rPr>
         <w:t>"tornando-se assim igual aos seres humanos".</w:t>
       </w:r>
     </w:p>
@@ -14670,6 +16925,21 @@
           <w:b/>
           <w:lang w:val="pt_PT" w:bidi="pt_PT"/>
         </w:rPr>
+        <w:t>ἐν ὁμοιώματι ἀνθρώπων</w:t>
+      </w:r>
+    </w:p>
+    <w:p>
+      <w:pPr/>
+      <w:r>
+        <w:rPr>
+          <w:lang w:val="pt_PT" w:bidi="pt_PT"/>
+        </w:rPr>
+      </w:r>
+      <w:r>
+        <w:rPr>
+          <w:b/>
+          <w:lang w:val="pt_PT" w:bidi="pt_PT"/>
+        </w:rPr>
         <w:t>"tornando-se assim igual aos seres humanos".</w:t>
       </w:r>
     </w:p>
@@ -14753,6 +17023,21 @@
           <w:b/>
           <w:lang w:val="pt_PT" w:bidi="pt_PT"/>
         </w:rPr>
+        <w:t>καὶ σχήματι εὑρεθεὶς ὡς ἄνθρωπος</w:t>
+      </w:r>
+    </w:p>
+    <w:p>
+      <w:pPr/>
+      <w:r>
+        <w:rPr>
+          <w:lang w:val="pt_PT" w:bidi="pt_PT"/>
+        </w:rPr>
+      </w:r>
+      <w:r>
+        <w:rPr>
+          <w:b/>
+          <w:lang w:val="pt_PT" w:bidi="pt_PT"/>
+        </w:rPr>
         <w:t>"E, vivendo a vida comum de um ser humano".</w:t>
       </w:r>
     </w:p>
@@ -14816,6 +17101,21 @@
           <w:b/>
           <w:lang w:val="pt_PT" w:bidi="pt_PT"/>
         </w:rPr>
+        <w:t>ἄνθρωπος</w:t>
+      </w:r>
+    </w:p>
+    <w:p>
+      <w:pPr/>
+      <w:r>
+        <w:rPr>
+          <w:lang w:val="pt_PT" w:bidi="pt_PT"/>
+        </w:rPr>
+      </w:r>
+      <w:r>
+        <w:rPr>
+          <w:b/>
+          <w:lang w:val="pt_PT" w:bidi="pt_PT"/>
+        </w:rPr>
         <w:t>"ser humano".</w:t>
       </w:r>
     </w:p>
@@ -14899,6 +17199,21 @@
           <w:b/>
           <w:lang w:val="pt_PT" w:bidi="pt_PT"/>
         </w:rPr>
+        <w:t>ἐταπείνωσεν ἑαυτὸν, γενόμενος ὑπήκοος μέχρι θανάτου</w:t>
+      </w:r>
+    </w:p>
+    <w:p>
+      <w:pPr/>
+      <w:r>
+        <w:rPr>
+          <w:lang w:val="pt_PT" w:bidi="pt_PT"/>
+        </w:rPr>
+      </w:r>
+      <w:r>
+        <w:rPr>
+          <w:b/>
+          <w:lang w:val="pt_PT" w:bidi="pt_PT"/>
+        </w:rPr>
         <w:t>"ele foi humilde e obedeceu a Deus até a morte".</w:t>
       </w:r>
     </w:p>
@@ -14975,6 +17290,21 @@
           <w:b/>
           <w:lang w:val="pt_PT" w:bidi="pt_PT"/>
         </w:rPr>
+        <w:t>ἑαυτὸν</w:t>
+      </w:r>
+    </w:p>
+    <w:p>
+      <w:pPr/>
+      <w:r>
+        <w:rPr>
+          <w:lang w:val="pt_PT" w:bidi="pt_PT"/>
+        </w:rPr>
+      </w:r>
+      <w:r>
+        <w:rPr>
+          <w:b/>
+          <w:lang w:val="pt_PT" w:bidi="pt_PT"/>
+        </w:rPr>
         <w:t>"ele foi humilde".</w:t>
       </w:r>
     </w:p>
@@ -15058,6 +17388,21 @@
           <w:b/>
           <w:lang w:val="pt_PT" w:bidi="pt_PT"/>
         </w:rPr>
+        <w:t>γενόμενος ὑπήκοος μέχρι θανάτου, θανάτου δὲ σταυροῦ</w:t>
+      </w:r>
+    </w:p>
+    <w:p>
+      <w:pPr/>
+      <w:r>
+        <w:rPr>
+          <w:lang w:val="pt_PT" w:bidi="pt_PT"/>
+        </w:rPr>
+      </w:r>
+      <w:r>
+        <w:rPr>
+          <w:b/>
+          <w:lang w:val="pt_PT" w:bidi="pt_PT"/>
+        </w:rPr>
         <w:t>"foi humilde e obedeceu a Deus até a morte"</w:t>
       </w:r>
       <w:r>
@@ -15160,6 +17505,21 @@
           <w:b/>
           <w:lang w:val="pt_PT" w:bidi="pt_PT"/>
         </w:rPr>
+        <w:t>γενόμενος ὑπήκοος μέχρι θανάτου</w:t>
+      </w:r>
+    </w:p>
+    <w:p>
+      <w:pPr/>
+      <w:r>
+        <w:rPr>
+          <w:lang w:val="pt_PT" w:bidi="pt_PT"/>
+        </w:rPr>
+      </w:r>
+      <w:r>
+        <w:rPr>
+          <w:b/>
+          <w:lang w:val="pt_PT" w:bidi="pt_PT"/>
+        </w:rPr>
         <w:t>"foi humilde e obedeceu a Deus até a morte".</w:t>
       </w:r>
     </w:p>
@@ -15269,6 +17629,21 @@
           <w:b/>
           <w:lang w:val="pt_PT" w:bidi="pt_PT"/>
         </w:rPr>
+        <w:t>θανάτου δὲ σταυροῦ</w:t>
+      </w:r>
+    </w:p>
+    <w:p>
+      <w:pPr/>
+      <w:r>
+        <w:rPr>
+          <w:lang w:val="pt_PT" w:bidi="pt_PT"/>
+        </w:rPr>
+      </w:r>
+      <w:r>
+        <w:rPr>
+          <w:b/>
+          <w:lang w:val="pt_PT" w:bidi="pt_PT"/>
+        </w:rPr>
         <w:t>"morte de cruz".</w:t>
       </w:r>
     </w:p>
@@ -15345,6 +17720,21 @@
           <w:b/>
           <w:lang w:val="pt_PT" w:bidi="pt_PT"/>
         </w:rPr>
+        <w:t>διὸ</w:t>
+      </w:r>
+    </w:p>
+    <w:p>
+      <w:pPr/>
+      <w:r>
+        <w:rPr>
+          <w:lang w:val="pt_PT" w:bidi="pt_PT"/>
+        </w:rPr>
+      </w:r>
+      <w:r>
+        <w:rPr>
+          <w:b/>
+          <w:lang w:val="pt_PT" w:bidi="pt_PT"/>
+        </w:rPr>
         <w:t>"Por isso".</w:t>
       </w:r>
     </w:p>
@@ -15387,7 +17777,7 @@
         </w:rPr>
         <w:t xml:space="preserve"> introduz o resultado da humilhação de Jesus, conforme descrito em </w:t>
       </w:r>
-      <w:hyperlink r:id="rId29">
+      <w:hyperlink r:id="rId31">
         <w:r>
           <w:rPr>
             <w:lang w:val="pt_PT" w:bidi="pt_PT"/>
@@ -15472,6 +17862,21 @@
           <w:b/>
           <w:lang w:val="pt_PT" w:bidi="pt_PT"/>
         </w:rPr>
+        <w:t>αὐτὸν ὑπερύψωσεν</w:t>
+      </w:r>
+    </w:p>
+    <w:p>
+      <w:pPr/>
+      <w:r>
+        <w:rPr>
+          <w:lang w:val="pt_PT" w:bidi="pt_PT"/>
+        </w:rPr>
+      </w:r>
+      <w:r>
+        <w:rPr>
+          <w:b/>
+          <w:lang w:val="pt_PT" w:bidi="pt_PT"/>
+        </w:rPr>
         <w:t>"a mais alta honra".</w:t>
       </w:r>
     </w:p>
@@ -15535,6 +17940,21 @@
           <w:b/>
           <w:lang w:val="pt_PT" w:bidi="pt_PT"/>
         </w:rPr>
+        <w:t>τὸ ὄνομα τὸ ὑπὲρ πᾶν ὄνομα</w:t>
+      </w:r>
+    </w:p>
+    <w:p>
+      <w:pPr/>
+      <w:r>
+        <w:rPr>
+          <w:lang w:val="pt_PT" w:bidi="pt_PT"/>
+        </w:rPr>
+      </w:r>
+      <w:r>
+        <w:rPr>
+          <w:b/>
+          <w:lang w:val="pt_PT" w:bidi="pt_PT"/>
+        </w:rPr>
         <w:t>"pôs nele o nome que é o mais importante de todos os nomes".</w:t>
       </w:r>
     </w:p>
@@ -15631,6 +18051,21 @@
           <w:b/>
           <w:lang w:val="pt_PT" w:bidi="pt_PT"/>
         </w:rPr>
+        <w:t>ἵνα</w:t>
+      </w:r>
+    </w:p>
+    <w:p>
+      <w:pPr/>
+      <w:r>
+        <w:rPr>
+          <w:lang w:val="pt_PT" w:bidi="pt_PT"/>
+        </w:rPr>
+      </w:r>
+      <w:r>
+        <w:rPr>
+          <w:b/>
+          <w:lang w:val="pt_PT" w:bidi="pt_PT"/>
+        </w:rPr>
         <w:t>"para que".</w:t>
       </w:r>
     </w:p>
@@ -15660,7 +18095,7 @@
         </w:rPr>
         <w:t xml:space="preserve"> conecta este versículo com o versículo anterior, </w:t>
       </w:r>
-      <w:hyperlink r:id="rId30">
+      <w:hyperlink r:id="rId32">
         <w:r>
           <w:rPr>
             <w:lang w:val="pt_PT" w:bidi="pt_PT"/>
@@ -15678,7 +18113,7 @@
         </w:rPr>
         <w:t xml:space="preserve"> e indica que este versículo e o próximo são o resultado de </w:t>
       </w:r>
-      <w:hyperlink r:id="rId30">
+      <w:hyperlink r:id="rId32">
         <w:r>
           <w:rPr>
             <w:lang w:val="pt_PT" w:bidi="pt_PT"/>
@@ -15763,6 +18198,21 @@
           <w:b/>
           <w:lang w:val="pt_PT" w:bidi="pt_PT"/>
         </w:rPr>
+        <w:t>ἐν τῷ ὀνόματι Ἰησοῦ, πᾶν γόνυ κάμψῃ</w:t>
+      </w:r>
+    </w:p>
+    <w:p>
+      <w:pPr/>
+      <w:r>
+        <w:rPr>
+          <w:lang w:val="pt_PT" w:bidi="pt_PT"/>
+        </w:rPr>
+      </w:r>
+      <w:r>
+        <w:rPr>
+          <w:b/>
+          <w:lang w:val="pt_PT" w:bidi="pt_PT"/>
+        </w:rPr>
         <w:t>"em homenagem ao nome de Jesus... caiam de joelhos".</w:t>
       </w:r>
     </w:p>
@@ -15859,6 +18309,21 @@
           <w:b/>
           <w:lang w:val="pt_PT" w:bidi="pt_PT"/>
         </w:rPr>
+        <w:t>ἐν τῷ ὀνόματι Ἰησοῦ, πᾶν γόνυ κάμψῃ</w:t>
+      </w:r>
+    </w:p>
+    <w:p>
+      <w:pPr/>
+      <w:r>
+        <w:rPr>
+          <w:lang w:val="pt_PT" w:bidi="pt_PT"/>
+        </w:rPr>
+      </w:r>
+      <w:r>
+        <w:rPr>
+          <w:b/>
+          <w:lang w:val="pt_PT" w:bidi="pt_PT"/>
+        </w:rPr>
         <w:t xml:space="preserve">"em homenagem ao nome de Jesus... caiam de joelhos". </w:t>
       </w:r>
     </w:p>
@@ -15955,6 +18420,21 @@
           <w:b/>
           <w:lang w:val="pt_PT" w:bidi="pt_PT"/>
         </w:rPr>
+        <w:t>ἐπουρανίων καὶ ἐπιγείων καὶ καταχθονίων</w:t>
+      </w:r>
+    </w:p>
+    <w:p>
+      <w:pPr/>
+      <w:r>
+        <w:rPr>
+          <w:lang w:val="pt_PT" w:bidi="pt_PT"/>
+        </w:rPr>
+      </w:r>
+      <w:r>
+        <w:rPr>
+          <w:b/>
+          <w:lang w:val="pt_PT" w:bidi="pt_PT"/>
+        </w:rPr>
         <w:t>"no céu, na terra e no mundo dos mortos".</w:t>
       </w:r>
     </w:p>
@@ -16018,6 +18498,21 @@
           <w:b/>
           <w:lang w:val="pt_PT" w:bidi="pt_PT"/>
         </w:rPr>
+        <w:t>πᾶσα γλῶσσα ἐξομολογήσηται</w:t>
+      </w:r>
+    </w:p>
+    <w:p>
+      <w:pPr/>
+      <w:r>
+        <w:rPr>
+          <w:lang w:val="pt_PT" w:bidi="pt_PT"/>
+        </w:rPr>
+      </w:r>
+      <w:r>
+        <w:rPr>
+          <w:b/>
+          <w:lang w:val="pt_PT" w:bidi="pt_PT"/>
+        </w:rPr>
         <w:t>"e declarem abertamente".</w:t>
       </w:r>
     </w:p>
@@ -16101,6 +18596,21 @@
           <w:b/>
           <w:lang w:val="pt_PT" w:bidi="pt_PT"/>
         </w:rPr>
+        <w:t>εἰς δόξαν Θεοῦ Πατρὸς</w:t>
+      </w:r>
+    </w:p>
+    <w:p>
+      <w:pPr/>
+      <w:r>
+        <w:rPr>
+          <w:lang w:val="pt_PT" w:bidi="pt_PT"/>
+        </w:rPr>
+      </w:r>
+      <w:r>
+        <w:rPr>
+          <w:b/>
+          <w:lang w:val="pt_PT" w:bidi="pt_PT"/>
+        </w:rPr>
         <w:t>"para a glória de Deus, o Pai".</w:t>
       </w:r>
     </w:p>
@@ -16197,6 +18707,21 @@
           <w:b/>
           <w:lang w:val="pt_PT" w:bidi="pt_PT"/>
         </w:rPr>
+        <w:t>εἰς δόξαν Θεοῦ Πατρὸς</w:t>
+      </w:r>
+    </w:p>
+    <w:p>
+      <w:pPr/>
+      <w:r>
+        <w:rPr>
+          <w:lang w:val="pt_PT" w:bidi="pt_PT"/>
+        </w:rPr>
+      </w:r>
+      <w:r>
+        <w:rPr>
+          <w:b/>
+          <w:lang w:val="pt_PT" w:bidi="pt_PT"/>
+        </w:rPr>
         <w:t>"para a glória de Deus, o Pai".</w:t>
       </w:r>
     </w:p>
@@ -16293,6 +18818,21 @@
           <w:b/>
           <w:lang w:val="pt_PT" w:bidi="pt_PT"/>
         </w:rPr>
+        <w:t>ὥστε</w:t>
+      </w:r>
+    </w:p>
+    <w:p>
+      <w:pPr/>
+      <w:r>
+        <w:rPr>
+          <w:lang w:val="pt_PT" w:bidi="pt_PT"/>
+        </w:rPr>
+      </w:r>
+      <w:r>
+        <w:rPr>
+          <w:b/>
+          <w:lang w:val="pt_PT" w:bidi="pt_PT"/>
+        </w:rPr>
         <w:t>"Portanto".</w:t>
       </w:r>
     </w:p>
@@ -16322,7 +18862,7 @@
         </w:rPr>
         <w:t xml:space="preserve"> indica que o que se segue é o resultado desejado do que foi mencionado em </w:t>
       </w:r>
-      <w:hyperlink r:id="rId31">
+      <w:hyperlink r:id="rId33">
         <w:r>
           <w:rPr>
             <w:lang w:val="pt_PT" w:bidi="pt_PT"/>
@@ -16407,6 +18947,21 @@
           <w:b/>
           <w:lang w:val="pt_PT" w:bidi="pt_PT"/>
         </w:rPr>
+        <w:t>ἀγαπητοί μου</w:t>
+      </w:r>
+    </w:p>
+    <w:p>
+      <w:pPr/>
+      <w:r>
+        <w:rPr>
+          <w:lang w:val="pt_PT" w:bidi="pt_PT"/>
+        </w:rPr>
+      </w:r>
+      <w:r>
+        <w:rPr>
+          <w:b/>
+          <w:lang w:val="pt_PT" w:bidi="pt_PT"/>
+        </w:rPr>
         <w:t>"meus queridos amigos".</w:t>
       </w:r>
     </w:p>
@@ -16483,6 +19038,21 @@
           <w:b/>
           <w:lang w:val="pt_PT" w:bidi="pt_PT"/>
         </w:rPr>
+        <w:t>ὡς ἐν τῇ παρουσίᾳ μου</w:t>
+      </w:r>
+    </w:p>
+    <w:p>
+      <w:pPr/>
+      <w:r>
+        <w:rPr>
+          <w:lang w:val="pt_PT" w:bidi="pt_PT"/>
+        </w:rPr>
+      </w:r>
+      <w:r>
+        <w:rPr>
+          <w:b/>
+          <w:lang w:val="pt_PT" w:bidi="pt_PT"/>
+        </w:rPr>
         <w:t>"quando eu estava aí".</w:t>
       </w:r>
     </w:p>
@@ -16546,6 +19116,21 @@
           <w:b/>
           <w:lang w:val="pt_PT" w:bidi="pt_PT"/>
         </w:rPr>
+        <w:t>ἐν τῇ ἀπουσίᾳ μου</w:t>
+      </w:r>
+    </w:p>
+    <w:p>
+      <w:pPr/>
+      <w:r>
+        <w:rPr>
+          <w:lang w:val="pt_PT" w:bidi="pt_PT"/>
+        </w:rPr>
+      </w:r>
+      <w:r>
+        <w:rPr>
+          <w:b/>
+          <w:lang w:val="pt_PT" w:bidi="pt_PT"/>
+        </w:rPr>
         <w:t>"devem me obedecer muito mais agora que estou ausente".</w:t>
       </w:r>
     </w:p>
@@ -16609,6 +19194,21 @@
           <w:b/>
           <w:lang w:val="pt_PT" w:bidi="pt_PT"/>
         </w:rPr>
+        <w:t>μετὰ φόβου καὶ τρόμου τὴν ἑαυτῶν σωτηρίαν κατεργάζεσθε</w:t>
+      </w:r>
+    </w:p>
+    <w:p>
+      <w:pPr/>
+      <w:r>
+        <w:rPr>
+          <w:lang w:val="pt_PT" w:bidi="pt_PT"/>
+        </w:rPr>
+      </w:r>
+      <w:r>
+        <w:rPr>
+          <w:b/>
+          <w:lang w:val="pt_PT" w:bidi="pt_PT"/>
+        </w:rPr>
         <w:t>"Continuem trabalhando com respeito e temor a Deus para completar a salvação de vocês".</w:t>
       </w:r>
     </w:p>
@@ -16705,6 +19305,21 @@
           <w:b/>
           <w:lang w:val="pt_PT" w:bidi="pt_PT"/>
         </w:rPr>
+        <w:t>μετὰ φόβου καὶ τρόμου</w:t>
+      </w:r>
+    </w:p>
+    <w:p>
+      <w:pPr/>
+      <w:r>
+        <w:rPr>
+          <w:lang w:val="pt_PT" w:bidi="pt_PT"/>
+        </w:rPr>
+      </w:r>
+      <w:r>
+        <w:rPr>
+          <w:b/>
+          <w:lang w:val="pt_PT" w:bidi="pt_PT"/>
+        </w:rPr>
         <w:t>"com respeito e temor".</w:t>
       </w:r>
     </w:p>
@@ -16814,6 +19429,21 @@
           <w:b/>
           <w:lang w:val="pt_PT" w:bidi="pt_PT"/>
         </w:rPr>
+        <w:t>ἐνεργῶν</w:t>
+      </w:r>
+    </w:p>
+    <w:p>
+      <w:pPr/>
+      <w:r>
+        <w:rPr>
+          <w:lang w:val="pt_PT" w:bidi="pt_PT"/>
+        </w:rPr>
+      </w:r>
+      <w:r>
+        <w:rPr>
+          <w:b/>
+          <w:lang w:val="pt_PT" w:bidi="pt_PT"/>
+        </w:rPr>
         <w:t>"agindo".</w:t>
       </w:r>
     </w:p>
@@ -16890,6 +19520,21 @@
           <w:b/>
           <w:lang w:val="pt_PT" w:bidi="pt_PT"/>
         </w:rPr>
+        <w:t>ἐν ὑμῖν</w:t>
+      </w:r>
+    </w:p>
+    <w:p>
+      <w:pPr/>
+      <w:r>
+        <w:rPr>
+          <w:lang w:val="pt_PT" w:bidi="pt_PT"/>
+        </w:rPr>
+      </w:r>
+      <w:r>
+        <w:rPr>
+          <w:b/>
+          <w:lang w:val="pt_PT" w:bidi="pt_PT"/>
+        </w:rPr>
         <w:t>"em vocês".</w:t>
       </w:r>
     </w:p>
@@ -16986,6 +19631,21 @@
           <w:b/>
           <w:lang w:val="pt_PT" w:bidi="pt_PT"/>
         </w:rPr>
+        <w:t>καὶ τὸ θέλειν, καὶ τὸ ἐνεργεῖν, ὑπὲρ τῆς εὐδοκίας</w:t>
+      </w:r>
+    </w:p>
+    <w:p>
+      <w:pPr/>
+      <w:r>
+        <w:rPr>
+          <w:lang w:val="pt_PT" w:bidi="pt_PT"/>
+        </w:rPr>
+      </w:r>
+      <w:r>
+        <w:rPr>
+          <w:b/>
+          <w:lang w:val="pt_PT" w:bidi="pt_PT"/>
+        </w:rPr>
         <w:t>"tanto no pensamento como nas ações".</w:t>
       </w:r>
     </w:p>
@@ -17049,6 +19709,21 @@
           <w:b/>
           <w:lang w:val="pt_PT" w:bidi="pt_PT"/>
         </w:rPr>
+        <w:t>πάντα ποιεῖτε χωρὶς γογγυσμῶν καὶ διαλογισμῶν</w:t>
+      </w:r>
+    </w:p>
+    <w:p>
+      <w:pPr/>
+      <w:r>
+        <w:rPr>
+          <w:lang w:val="pt_PT" w:bidi="pt_PT"/>
+        </w:rPr>
+      </w:r>
+      <w:r>
+        <w:rPr>
+          <w:b/>
+          <w:lang w:val="pt_PT" w:bidi="pt_PT"/>
+        </w:rPr>
         <w:t>"Façam tudo sem queixas nem discussões".</w:t>
       </w:r>
     </w:p>
@@ -17145,6 +19820,21 @@
           <w:b/>
           <w:lang w:val="pt_PT" w:bidi="pt_PT"/>
         </w:rPr>
+        <w:t>ἄμεμπτοι καὶ ἀκέραιοι</w:t>
+      </w:r>
+    </w:p>
+    <w:p>
+      <w:pPr/>
+      <w:r>
+        <w:rPr>
+          <w:lang w:val="pt_PT" w:bidi="pt_PT"/>
+        </w:rPr>
+      </w:r>
+      <w:r>
+        <w:rPr>
+          <w:b/>
+          <w:lang w:val="pt_PT" w:bidi="pt_PT"/>
+        </w:rPr>
         <w:t>"nenhuma falha ou mancha".</w:t>
       </w:r>
     </w:p>
@@ -17228,6 +19918,21 @@
           <w:b/>
           <w:lang w:val="pt_PT" w:bidi="pt_PT"/>
         </w:rPr>
+        <w:t>τέκνα Θεοῦ</w:t>
+      </w:r>
+    </w:p>
+    <w:p>
+      <w:pPr/>
+      <w:r>
+        <w:rPr>
+          <w:lang w:val="pt_PT" w:bidi="pt_PT"/>
+        </w:rPr>
+      </w:r>
+      <w:r>
+        <w:rPr>
+          <w:b/>
+          <w:lang w:val="pt_PT" w:bidi="pt_PT"/>
+        </w:rPr>
         <w:t>"filhos de Deus".</w:t>
       </w:r>
     </w:p>
@@ -17350,6 +20055,21 @@
           <w:b/>
           <w:lang w:val="pt_PT" w:bidi="pt_PT"/>
         </w:rPr>
+        <w:t>ἄμωμα</w:t>
+      </w:r>
+    </w:p>
+    <w:p>
+      <w:pPr/>
+      <w:r>
+        <w:rPr>
+          <w:lang w:val="pt_PT" w:bidi="pt_PT"/>
+        </w:rPr>
+      </w:r>
+      <w:r>
+        <w:rPr>
+          <w:b/>
+          <w:lang w:val="pt_PT" w:bidi="pt_PT"/>
+        </w:rPr>
         <w:t>"sem nenhuma culpa".</w:t>
       </w:r>
     </w:p>
@@ -17446,6 +20166,21 @@
           <w:b/>
           <w:lang w:val="pt_PT" w:bidi="pt_PT"/>
         </w:rPr>
+        <w:t>ἐν οἷς φαίνεσθε ὡς φωστῆρες ἐν κόσμῳ</w:t>
+      </w:r>
+    </w:p>
+    <w:p>
+      <w:pPr/>
+      <w:r>
+        <w:rPr>
+          <w:lang w:val="pt_PT" w:bidi="pt_PT"/>
+        </w:rPr>
+      </w:r>
+      <w:r>
+        <w:rPr>
+          <w:b/>
+          <w:lang w:val="pt_PT" w:bidi="pt_PT"/>
+        </w:rPr>
         <w:t>"No meio delas vocês devem brilhar como as estrelas no céu".</w:t>
       </w:r>
     </w:p>
@@ -17529,6 +20264,21 @@
           <w:b/>
           <w:lang w:val="pt_PT" w:bidi="pt_PT"/>
         </w:rPr>
+        <w:t>φαίνεσθε ὡς φωστῆρες ἐν κόσμῳ</w:t>
+      </w:r>
+    </w:p>
+    <w:p>
+      <w:pPr/>
+      <w:r>
+        <w:rPr>
+          <w:lang w:val="pt_PT" w:bidi="pt_PT"/>
+        </w:rPr>
+      </w:r>
+      <w:r>
+        <w:rPr>
+          <w:b/>
+          <w:lang w:val="pt_PT" w:bidi="pt_PT"/>
+        </w:rPr>
         <w:t>"vocês devem brilhar como as estrelas no céu".</w:t>
       </w:r>
     </w:p>
@@ -17625,6 +20375,21 @@
           <w:b/>
           <w:lang w:val="pt_PT" w:bidi="pt_PT"/>
         </w:rPr>
+        <w:t>μέσον γενεᾶς σκολιᾶς καὶ διεστραμμένης</w:t>
+      </w:r>
+    </w:p>
+    <w:p>
+      <w:pPr/>
+      <w:r>
+        <w:rPr>
+          <w:lang w:val="pt_PT" w:bidi="pt_PT"/>
+        </w:rPr>
+      </w:r>
+      <w:r>
+        <w:rPr>
+          <w:b/>
+          <w:lang w:val="pt_PT" w:bidi="pt_PT"/>
+        </w:rPr>
         <w:t>"no meio de pessoas más, que não querem saber de Deus".</w:t>
       </w:r>
     </w:p>
@@ -17708,6 +20473,21 @@
           <w:b/>
           <w:lang w:val="pt_PT" w:bidi="pt_PT"/>
         </w:rPr>
+        <w:t>λόγον ζωῆς ἐπέχοντες</w:t>
+      </w:r>
+    </w:p>
+    <w:p>
+      <w:pPr/>
+      <w:r>
+        <w:rPr>
+          <w:lang w:val="pt_PT" w:bidi="pt_PT"/>
+        </w:rPr>
+      </w:r>
+      <w:r>
+        <w:rPr>
+          <w:b/>
+          <w:lang w:val="pt_PT" w:bidi="pt_PT"/>
+        </w:rPr>
         <w:t>"entregando a elas a mensagem da vida".</w:t>
       </w:r>
     </w:p>
@@ -17784,6 +20564,21 @@
           <w:b/>
           <w:lang w:val="pt_PT" w:bidi="pt_PT"/>
         </w:rPr>
+        <w:t>λόγον ζωῆς ἐπέχοντες</w:t>
+      </w:r>
+    </w:p>
+    <w:p>
+      <w:pPr/>
+      <w:r>
+        <w:rPr>
+          <w:lang w:val="pt_PT" w:bidi="pt_PT"/>
+        </w:rPr>
+      </w:r>
+      <w:r>
+        <w:rPr>
+          <w:b/>
+          <w:lang w:val="pt_PT" w:bidi="pt_PT"/>
+        </w:rPr>
         <w:t>"entregando a elas a mensagem da vida".</w:t>
       </w:r>
     </w:p>
@@ -17860,6 +20655,21 @@
           <w:b/>
           <w:lang w:val="pt_PT" w:bidi="pt_PT"/>
         </w:rPr>
+        <w:t>λόγον ζωῆς</w:t>
+      </w:r>
+    </w:p>
+    <w:p>
+      <w:pPr/>
+      <w:r>
+        <w:rPr>
+          <w:lang w:val="pt_PT" w:bidi="pt_PT"/>
+        </w:rPr>
+      </w:r>
+      <w:r>
+        <w:rPr>
+          <w:b/>
+          <w:lang w:val="pt_PT" w:bidi="pt_PT"/>
+        </w:rPr>
         <w:t>"a mensagem da vida".</w:t>
       </w:r>
     </w:p>
@@ -17956,6 +20766,21 @@
           <w:b/>
           <w:lang w:val="pt_PT" w:bidi="pt_PT"/>
         </w:rPr>
+        <w:t>λόγον</w:t>
+      </w:r>
+    </w:p>
+    <w:p>
+      <w:pPr/>
+      <w:r>
+        <w:rPr>
+          <w:lang w:val="pt_PT" w:bidi="pt_PT"/>
+        </w:rPr>
+      </w:r>
+      <w:r>
+        <w:rPr>
+          <w:b/>
+          <w:lang w:val="pt_PT" w:bidi="pt_PT"/>
+        </w:rPr>
         <w:t>"a mensagem".</w:t>
       </w:r>
     </w:p>
@@ -18065,6 +20890,21 @@
           <w:b/>
           <w:lang w:val="pt_PT" w:bidi="pt_PT"/>
         </w:rPr>
+        <w:t>λόγον ζωῆς</w:t>
+      </w:r>
+    </w:p>
+    <w:p>
+      <w:pPr/>
+      <w:r>
+        <w:rPr>
+          <w:lang w:val="pt_PT" w:bidi="pt_PT"/>
+        </w:rPr>
+      </w:r>
+      <w:r>
+        <w:rPr>
+          <w:b/>
+          <w:lang w:val="pt_PT" w:bidi="pt_PT"/>
+        </w:rPr>
         <w:t>"a mensagem da vida".</w:t>
       </w:r>
     </w:p>
@@ -18200,6 +21040,21 @@
           <w:b/>
           <w:lang w:val="pt_PT" w:bidi="pt_PT"/>
         </w:rPr>
+        <w:t>λόγον ζωῆς</w:t>
+      </w:r>
+    </w:p>
+    <w:p>
+      <w:pPr/>
+      <w:r>
+        <w:rPr>
+          <w:lang w:val="pt_PT" w:bidi="pt_PT"/>
+        </w:rPr>
+      </w:r>
+      <w:r>
+        <w:rPr>
+          <w:b/>
+          <w:lang w:val="pt_PT" w:bidi="pt_PT"/>
+        </w:rPr>
         <w:t>"a mensagem da vida".</w:t>
       </w:r>
     </w:p>
@@ -18296,6 +21151,21 @@
           <w:b/>
           <w:lang w:val="pt_PT" w:bidi="pt_PT"/>
         </w:rPr>
+        <w:t>εἰς καύχημα ἐμοὶ εἰς ἡμέραν Χριστοῦ, ὅτι οὐκ εἰς κενὸν ἔδραμον, οὐδὲ εἰς κενὸν ἐκοπίασα</w:t>
+      </w:r>
+    </w:p>
+    <w:p>
+      <w:pPr/>
+      <w:r>
+        <w:rPr>
+          <w:lang w:val="pt_PT" w:bidi="pt_PT"/>
+        </w:rPr>
+      </w:r>
+      <w:r>
+        <w:rPr>
+          <w:b/>
+          <w:lang w:val="pt_PT" w:bidi="pt_PT"/>
+        </w:rPr>
         <w:t>"Se agirem assim, eu terei motivo de sentir orgulho de vocês no Dia de Cristo, pois isso mostrará que todo o meu esforço e todo o meu trabalho não foram inúteis".</w:t>
       </w:r>
     </w:p>
@@ -18325,7 +21195,7 @@
         </w:rPr>
         <w:t xml:space="preserve">, Paulo introduz uma razão pela qual os filipenses devem se esforçar para viver as coisas que ele acabou de lhes instruir em </w:t>
       </w:r>
-      <w:hyperlink r:id="rId32">
+      <w:hyperlink r:id="rId34">
         <w:r>
           <w:rPr>
             <w:lang w:val="pt_PT" w:bidi="pt_PT"/>
@@ -18410,6 +21280,21 @@
           <w:b/>
           <w:lang w:val="pt_PT" w:bidi="pt_PT"/>
         </w:rPr>
+        <w:t>εἰς καύχημα ἐμοὶ</w:t>
+      </w:r>
+    </w:p>
+    <w:p>
+      <w:pPr/>
+      <w:r>
+        <w:rPr>
+          <w:lang w:val="pt_PT" w:bidi="pt_PT"/>
+        </w:rPr>
+      </w:r>
+      <w:r>
+        <w:rPr>
+          <w:b/>
+          <w:lang w:val="pt_PT" w:bidi="pt_PT"/>
+        </w:rPr>
         <w:t>"eu terei motivo de sentir orgulho".</w:t>
       </w:r>
     </w:p>
@@ -18493,6 +21378,21 @@
           <w:b/>
           <w:lang w:val="pt_PT" w:bidi="pt_PT"/>
         </w:rPr>
+        <w:t>εἰς καύχημα ἐμοὶ</w:t>
+      </w:r>
+    </w:p>
+    <w:p>
+      <w:pPr/>
+      <w:r>
+        <w:rPr>
+          <w:lang w:val="pt_PT" w:bidi="pt_PT"/>
+        </w:rPr>
+      </w:r>
+      <w:r>
+        <w:rPr>
+          <w:b/>
+          <w:lang w:val="pt_PT" w:bidi="pt_PT"/>
+        </w:rPr>
         <w:t>"eu terei motivo de sentir orgulho".</w:t>
       </w:r>
     </w:p>
@@ -18556,6 +21456,21 @@
           <w:b/>
           <w:lang w:val="pt_PT" w:bidi="pt_PT"/>
         </w:rPr>
+        <w:t>εἰς ἡμέραν Χριστοῦ,</w:t>
+      </w:r>
+    </w:p>
+    <w:p>
+      <w:pPr/>
+      <w:r>
+        <w:rPr>
+          <w:lang w:val="pt_PT" w:bidi="pt_PT"/>
+        </w:rPr>
+      </w:r>
+      <w:r>
+        <w:rPr>
+          <w:b/>
+          <w:lang w:val="pt_PT" w:bidi="pt_PT"/>
+        </w:rPr>
         <w:t>"no Dia de Cristo".</w:t>
       </w:r>
     </w:p>
@@ -18652,6 +21567,21 @@
           <w:b/>
           <w:lang w:val="pt_PT" w:bidi="pt_PT"/>
         </w:rPr>
+        <w:t>οὐκ εἰς κενὸν ἔδραμον, οὐδὲ εἰς κενὸν ἐκοπίασα</w:t>
+      </w:r>
+    </w:p>
+    <w:p>
+      <w:pPr/>
+      <w:r>
+        <w:rPr>
+          <w:lang w:val="pt_PT" w:bidi="pt_PT"/>
+        </w:rPr>
+      </w:r>
+      <w:r>
+        <w:rPr>
+          <w:b/>
+          <w:lang w:val="pt_PT" w:bidi="pt_PT"/>
+        </w:rPr>
         <w:t>"pois isso mostrará que todo o meu esforço e todo o meu trabalho não foram inúteis".</w:t>
       </w:r>
     </w:p>
@@ -18761,6 +21691,21 @@
           <w:b/>
           <w:lang w:val="pt_PT" w:bidi="pt_PT"/>
         </w:rPr>
+        <w:t>οὐκ εἰς κενὸν ἔδραμον</w:t>
+      </w:r>
+    </w:p>
+    <w:p>
+      <w:pPr/>
+      <w:r>
+        <w:rPr>
+          <w:lang w:val="pt_PT" w:bidi="pt_PT"/>
+        </w:rPr>
+      </w:r>
+      <w:r>
+        <w:rPr>
+          <w:b/>
+          <w:lang w:val="pt_PT" w:bidi="pt_PT"/>
+        </w:rPr>
         <w:t>"pois isso mostrará que todo o meu esforço e todo o meu trabalho não foram inúteis".</w:t>
       </w:r>
     </w:p>
@@ -18844,6 +21789,21 @@
           <w:b/>
           <w:lang w:val="pt_PT" w:bidi="pt_PT"/>
         </w:rPr>
+        <w:t>εἰς κενὸν</w:t>
+      </w:r>
+    </w:p>
+    <w:p>
+      <w:pPr/>
+      <w:r>
+        <w:rPr>
+          <w:lang w:val="pt_PT" w:bidi="pt_PT"/>
+        </w:rPr>
+      </w:r>
+      <w:r>
+        <w:rPr>
+          <w:b/>
+          <w:lang w:val="pt_PT" w:bidi="pt_PT"/>
+        </w:rPr>
         <w:t>"não foram inúteis".</w:t>
       </w:r>
     </w:p>
@@ -18907,6 +21867,21 @@
           <w:b/>
           <w:lang w:val="pt_PT" w:bidi="pt_PT"/>
         </w:rPr>
+        <w:t>οὐδὲ εἰς κενὸν ἐκοπίασα</w:t>
+      </w:r>
+    </w:p>
+    <w:p>
+      <w:pPr/>
+      <w:r>
+        <w:rPr>
+          <w:lang w:val="pt_PT" w:bidi="pt_PT"/>
+        </w:rPr>
+      </w:r>
+      <w:r>
+        <w:rPr>
+          <w:b/>
+          <w:lang w:val="pt_PT" w:bidi="pt_PT"/>
+        </w:rPr>
         <w:t>"pois isso mostrará que todo o meu esforço e todo o meu trabalho não foram inúteis".</w:t>
       </w:r>
     </w:p>
@@ -19003,6 +21978,21 @@
           <w:b/>
           <w:lang w:val="pt_PT" w:bidi="pt_PT"/>
         </w:rPr>
+        <w:t>ἀλλ’ εἰ καὶ</w:t>
+      </w:r>
+    </w:p>
+    <w:p>
+      <w:pPr/>
+      <w:r>
+        <w:rPr>
+          <w:lang w:val="pt_PT" w:bidi="pt_PT"/>
+        </w:rPr>
+      </w:r>
+      <w:r>
+        <w:rPr>
+          <w:b/>
+          <w:lang w:val="pt_PT" w:bidi="pt_PT"/>
+        </w:rPr>
         <w:t>"Talvez o meu sangue, isto é, a minha vida".</w:t>
       </w:r>
     </w:p>
@@ -19032,7 +22022,7 @@
         </w:rPr>
         <w:t xml:space="preserve"> conecta a ideia de correr e trabalhar para o avanço do evangelho, que Paulo discutiu em </w:t>
       </w:r>
-      <w:hyperlink r:id="rId33">
+      <w:hyperlink r:id="rId35">
         <w:r>
           <w:rPr>
             <w:lang w:val="pt_PT" w:bidi="pt_PT"/>
@@ -19117,6 +22107,21 @@
           <w:b/>
           <w:lang w:val="pt_PT" w:bidi="pt_PT"/>
         </w:rPr>
+        <w:t>σπένδομαι ἐπὶ τῇ θυσίᾳ καὶ λειτουργίᾳ τῆς πίστεως ὑμῶν</w:t>
+      </w:r>
+    </w:p>
+    <w:p>
+      <w:pPr/>
+      <w:r>
+        <w:rPr>
+          <w:lang w:val="pt_PT" w:bidi="pt_PT"/>
+        </w:rPr>
+      </w:r>
+      <w:r>
+        <w:rPr>
+          <w:b/>
+          <w:lang w:val="pt_PT" w:bidi="pt_PT"/>
+        </w:rPr>
         <w:t>"a minha vida, seja apresentado como uma oferta junto com o sacrifício que vocês, por meio da sua fé, oferecem a Deus".</w:t>
       </w:r>
     </w:p>
@@ -19146,7 +22151,7 @@
         </w:rPr>
         <w:t xml:space="preserve"> utiliza uma imagem do sistema sacrificial judaico do Antigo Testamento. Um sacerdote sacrificava um animal no altar como uma oferta queimada a Deus e depois derramava vinho como uma oferta de libação a Deus, para completar o sacrifício. Veja </w:t>
       </w:r>
-      <w:hyperlink r:id="rId34">
+      <w:hyperlink r:id="rId36">
         <w:r>
           <w:rPr>
             <w:lang w:val="pt_PT" w:bidi="pt_PT"/>
@@ -19231,6 +22236,21 @@
           <w:b/>
           <w:lang w:val="pt_PT" w:bidi="pt_PT"/>
         </w:rPr>
+        <w:t>σπένδομαι</w:t>
+      </w:r>
+    </w:p>
+    <w:p>
+      <w:pPr/>
+      <w:r>
+        <w:rPr>
+          <w:lang w:val="pt_PT" w:bidi="pt_PT"/>
+        </w:rPr>
+      </w:r>
+      <w:r>
+        <w:rPr>
+          <w:b/>
+          <w:lang w:val="pt_PT" w:bidi="pt_PT"/>
+        </w:rPr>
         <w:t>"a minha vida, seja apresentado como uma oferta junto com o sacrifício que vocês, por meio da sua fé, oferecem a Deus".</w:t>
       </w:r>
     </w:p>
@@ -19314,6 +22334,21 @@
           <w:b/>
           <w:lang w:val="pt_PT" w:bidi="pt_PT"/>
         </w:rPr>
+        <w:t>σπένδομαι</w:t>
+      </w:r>
+    </w:p>
+    <w:p>
+      <w:pPr/>
+      <w:r>
+        <w:rPr>
+          <w:lang w:val="pt_PT" w:bidi="pt_PT"/>
+        </w:rPr>
+      </w:r>
+      <w:r>
+        <w:rPr>
+          <w:b/>
+          <w:lang w:val="pt_PT" w:bidi="pt_PT"/>
+        </w:rPr>
         <w:t>"o meu sangue, isto é, a minha vida, seja apresentado como uma oferta".</w:t>
       </w:r>
     </w:p>
@@ -19410,6 +22445,21 @@
           <w:b/>
           <w:lang w:val="pt_PT" w:bidi="pt_PT"/>
         </w:rPr>
+        <w:t>ἐπὶ τῇ θυσίᾳ καὶ λειτουργίᾳ τῆς πίστεως ὑμῶν</w:t>
+      </w:r>
+    </w:p>
+    <w:p>
+      <w:pPr/>
+      <w:r>
+        <w:rPr>
+          <w:lang w:val="pt_PT" w:bidi="pt_PT"/>
+        </w:rPr>
+      </w:r>
+      <w:r>
+        <w:rPr>
+          <w:b/>
+          <w:lang w:val="pt_PT" w:bidi="pt_PT"/>
+        </w:rPr>
         <w:t>"seja apresentado como uma oferta junto com o sacrifício que vocês, por meio da sua fé".</w:t>
       </w:r>
     </w:p>
@@ -19493,6 +22543,21 @@
           <w:b/>
           <w:lang w:val="pt_PT" w:bidi="pt_PT"/>
         </w:rPr>
+        <w:t>ἐπὶ τῇ θυσίᾳ καὶ λειτουργίᾳ τῆς πίστεως ὑμῶν</w:t>
+      </w:r>
+    </w:p>
+    <w:p>
+      <w:pPr/>
+      <w:r>
+        <w:rPr>
+          <w:lang w:val="pt_PT" w:bidi="pt_PT"/>
+        </w:rPr>
+      </w:r>
+      <w:r>
+        <w:rPr>
+          <w:b/>
+          <w:lang w:val="pt_PT" w:bidi="pt_PT"/>
+        </w:rPr>
         <w:t>"junto com o sacrifício que vocês, por meio da sua fé, oferecem a Deus".</w:t>
       </w:r>
     </w:p>
@@ -19631,7 +22696,7 @@
         </w:rPr>
         <w:t xml:space="preserve"> resume a atitude de Paulo em relação ao seu trabalho árduo e sofrimento em favor dos filipenses, que ele descreveu em </w:t>
       </w:r>
-      <w:hyperlink r:id="rId33">
+      <w:hyperlink r:id="rId35">
         <w:r>
           <w:rPr>
             <w:lang w:val="pt_PT" w:bidi="pt_PT"/>
@@ -19696,6 +22761,21 @@
           <w:b/>
           <w:lang w:val="pt_PT" w:bidi="pt_PT"/>
         </w:rPr>
+        <w:t>τὸ &amp; αὐτὸ</w:t>
+      </w:r>
+    </w:p>
+    <w:p>
+      <w:pPr/>
+      <w:r>
+        <w:rPr>
+          <w:lang w:val="pt_PT" w:bidi="pt_PT"/>
+        </w:rPr>
+      </w:r>
+      <w:r>
+        <w:rPr>
+          <w:b/>
+          <w:lang w:val="pt_PT" w:bidi="pt_PT"/>
+        </w:rPr>
         <w:t>"Do mesmo modo".</w:t>
       </w:r>
     </w:p>
@@ -19725,7 +22805,7 @@
         </w:rPr>
         <w:t xml:space="preserve"> refere-se aos cristãos filipenses alegrando-se da mesma forma que Paulo mencionou que se alegraria no versículo anterior </w:t>
       </w:r>
-      <w:hyperlink r:id="rId35">
+      <w:hyperlink r:id="rId37">
         <w:r>
           <w:rPr>
             <w:lang w:val="pt_PT" w:bidi="pt_PT"/>
@@ -19810,6 +22890,21 @@
           <w:b/>
           <w:lang w:val="pt_PT" w:bidi="pt_PT"/>
         </w:rPr>
+        <w:t>καὶ ὑμεῖς χαίρετε καὶ συνχαίρετέ μοι</w:t>
+      </w:r>
+    </w:p>
+    <w:p>
+      <w:pPr/>
+      <w:r>
+        <w:rPr>
+          <w:lang w:val="pt_PT" w:bidi="pt_PT"/>
+        </w:rPr>
+      </w:r>
+      <w:r>
+        <w:rPr>
+          <w:b/>
+          <w:lang w:val="pt_PT" w:bidi="pt_PT"/>
+        </w:rPr>
         <w:t>"vocês também devem ficar contentes e se alegrar comigo".</w:t>
       </w:r>
     </w:p>
@@ -19919,6 +23014,21 @@
           <w:b/>
           <w:lang w:val="pt_PT" w:bidi="pt_PT"/>
         </w:rPr>
+        <w:t>ἐλπίζω δὲ ἐν Κυρίῳ Ἰησοῦ</w:t>
+      </w:r>
+    </w:p>
+    <w:p>
+      <w:pPr/>
+      <w:r>
+        <w:rPr>
+          <w:lang w:val="pt_PT" w:bidi="pt_PT"/>
+        </w:rPr>
+      </w:r>
+      <w:r>
+        <w:rPr>
+          <w:b/>
+          <w:lang w:val="pt_PT" w:bidi="pt_PT"/>
+        </w:rPr>
         <w:t>"Se for da vontade do Senhor Jesus".</w:t>
       </w:r>
     </w:p>
@@ -20015,6 +23125,21 @@
           <w:b/>
           <w:lang w:val="pt_PT" w:bidi="pt_PT"/>
         </w:rPr>
+        <w:t>οὐδένα γὰρ ἔχω ἰσόψυχον</w:t>
+      </w:r>
+    </w:p>
+    <w:p>
+      <w:pPr/>
+      <w:r>
+        <w:rPr>
+          <w:lang w:val="pt_PT" w:bidi="pt_PT"/>
+        </w:rPr>
+      </w:r>
+      <w:r>
+        <w:rPr>
+          <w:b/>
+          <w:lang w:val="pt_PT" w:bidi="pt_PT"/>
+        </w:rPr>
         <w:t>"Pois Timóteo é o único que se preocupa com vocês como eu me preocupo e é o único que, de fato, se interessa pelo bem-estar de vocês".</w:t>
       </w:r>
     </w:p>
@@ -20078,6 +23203,21 @@
           <w:b/>
           <w:lang w:val="pt_PT" w:bidi="pt_PT"/>
         </w:rPr>
+        <w:t>οἱ πάντες γὰρ τὰ ἑαυτῶν ζητοῦσιν, οὐ τὰ Ἰησοῦ Χριστοῦ</w:t>
+      </w:r>
+    </w:p>
+    <w:p>
+      <w:pPr/>
+      <w:r>
+        <w:rPr>
+          <w:lang w:val="pt_PT" w:bidi="pt_PT"/>
+        </w:rPr>
+      </w:r>
+      <w:r>
+        <w:rPr>
+          <w:b/>
+          <w:lang w:val="pt_PT" w:bidi="pt_PT"/>
+        </w:rPr>
         <w:t>"Pois todos os outros se preocupam com os seus próprios interesses e não com os de Jesus Cristo".</w:t>
       </w:r>
     </w:p>
@@ -20187,6 +23327,21 @@
           <w:b/>
           <w:lang w:val="pt_PT" w:bidi="pt_PT"/>
         </w:rPr>
+        <w:t>ὡς πατρὶ τέκνον, σὺν ἐμοὶ ἐδούλευσεν εἰς τὸ εὐαγγέλιον</w:t>
+      </w:r>
+    </w:p>
+    <w:p>
+      <w:pPr/>
+      <w:r>
+        <w:rPr>
+          <w:lang w:val="pt_PT" w:bidi="pt_PT"/>
+        </w:rPr>
+      </w:r>
+      <w:r>
+        <w:rPr>
+          <w:b/>
+          <w:lang w:val="pt_PT" w:bidi="pt_PT"/>
+        </w:rPr>
         <w:t>"Ele e eu, como se fôssemos filho e pai, temos trabalhado juntos no serviço do evangelho".</w:t>
       </w:r>
     </w:p>
@@ -20270,6 +23425,21 @@
           <w:b/>
           <w:lang w:val="pt_PT" w:bidi="pt_PT"/>
         </w:rPr>
+        <w:t>τὴν δὲ δοκιμὴν αὐτοῦ γινώσκετε</w:t>
+      </w:r>
+    </w:p>
+    <w:p>
+      <w:pPr/>
+      <w:r>
+        <w:rPr>
+          <w:lang w:val="pt_PT" w:bidi="pt_PT"/>
+        </w:rPr>
+      </w:r>
+      <w:r>
+        <w:rPr>
+          <w:b/>
+          <w:lang w:val="pt_PT" w:bidi="pt_PT"/>
+        </w:rPr>
         <w:t>"E vocês sabem muito bem como Timóteo provou o seu valor".</w:t>
       </w:r>
     </w:p>
@@ -20366,6 +23536,21 @@
           <w:b/>
           <w:lang w:val="pt_PT" w:bidi="pt_PT"/>
         </w:rPr>
+        <w:t>εἰς τὸ εὐαγγέλιον</w:t>
+      </w:r>
+    </w:p>
+    <w:p>
+      <w:pPr/>
+      <w:r>
+        <w:rPr>
+          <w:lang w:val="pt_PT" w:bidi="pt_PT"/>
+        </w:rPr>
+      </w:r>
+      <w:r>
+        <w:rPr>
+          <w:b/>
+          <w:lang w:val="pt_PT" w:bidi="pt_PT"/>
+        </w:rPr>
         <w:t>"no serviço do evangelho".</w:t>
       </w:r>
     </w:p>
@@ -20462,6 +23647,21 @@
           <w:b/>
           <w:lang w:val="pt_PT" w:bidi="pt_PT"/>
         </w:rPr>
+        <w:t>πέποιθα &amp; ἐν Κυρίῳ, ὅτι καὶ αὐτὸς ταχέως ἐλεύσομαι</w:t>
+      </w:r>
+    </w:p>
+    <w:p>
+      <w:pPr/>
+      <w:r>
+        <w:rPr>
+          <w:lang w:val="pt_PT" w:bidi="pt_PT"/>
+        </w:rPr>
+      </w:r>
+      <w:r>
+        <w:rPr>
+          <w:b/>
+          <w:lang w:val="pt_PT" w:bidi="pt_PT"/>
+        </w:rPr>
         <w:t>"E, confiado no Senhor, penso que eu mesmo poderei ir logo até aí".</w:t>
       </w:r>
     </w:p>
@@ -20525,6 +23725,21 @@
           <w:b/>
           <w:lang w:val="pt_PT" w:bidi="pt_PT"/>
         </w:rPr>
+        <w:t>ὅτι καὶ αὐτὸς ταχέως ἐλεύσομαι.</w:t>
+      </w:r>
+    </w:p>
+    <w:p>
+      <w:pPr/>
+      <w:r>
+        <w:rPr>
+          <w:lang w:val="pt_PT" w:bidi="pt_PT"/>
+        </w:rPr>
+      </w:r>
+      <w:r>
+        <w:rPr>
+          <w:b/>
+          <w:lang w:val="pt_PT" w:bidi="pt_PT"/>
+        </w:rPr>
         <w:t>"penso que eu mesmo poderei ir logo até aí".</w:t>
       </w:r>
     </w:p>
@@ -20608,6 +23823,21 @@
           <w:b/>
           <w:lang w:val="pt_PT" w:bidi="pt_PT"/>
         </w:rPr>
+        <w:t>ὅτι καὶ αὐτὸς ταχέως ἐλεύσομαι</w:t>
+      </w:r>
+    </w:p>
+    <w:p>
+      <w:pPr/>
+      <w:r>
+        <w:rPr>
+          <w:lang w:val="pt_PT" w:bidi="pt_PT"/>
+        </w:rPr>
+      </w:r>
+      <w:r>
+        <w:rPr>
+          <w:b/>
+          <w:lang w:val="pt_PT" w:bidi="pt_PT"/>
+        </w:rPr>
         <w:t>"penso que eu mesmo poderei ir logo até aí".</w:t>
       </w:r>
     </w:p>
@@ -20704,6 +23934,21 @@
           <w:b/>
           <w:lang w:val="pt_PT" w:bidi="pt_PT"/>
         </w:rPr>
+        <w:t>Ἐπαφρόδιτον</w:t>
+      </w:r>
+    </w:p>
+    <w:p>
+      <w:pPr/>
+      <w:r>
+        <w:rPr>
+          <w:lang w:val="pt_PT" w:bidi="pt_PT"/>
+        </w:rPr>
+      </w:r>
+      <w:r>
+        <w:rPr>
+          <w:b/>
+          <w:lang w:val="pt_PT" w:bidi="pt_PT"/>
+        </w:rPr>
         <w:t>"Epafrodito".</w:t>
       </w:r>
     </w:p>
@@ -20794,6 +24039,21 @@
           <w:b/>
           <w:lang w:val="pt_PT" w:bidi="pt_PT"/>
         </w:rPr>
+        <w:t>ἀδελφὸν &amp; μου</w:t>
+      </w:r>
+    </w:p>
+    <w:p>
+      <w:pPr/>
+      <w:r>
+        <w:rPr>
+          <w:lang w:val="pt_PT" w:bidi="pt_PT"/>
+        </w:rPr>
+      </w:r>
+      <w:r>
+        <w:rPr>
+          <w:b/>
+          <w:lang w:val="pt_PT" w:bidi="pt_PT"/>
+        </w:rPr>
         <w:t>"nosso irmão".</w:t>
       </w:r>
     </w:p>
@@ -20903,6 +24163,21 @@
           <w:b/>
           <w:lang w:val="pt_PT" w:bidi="pt_PT"/>
         </w:rPr>
+        <w:t>συνστρατιώτην</w:t>
+      </w:r>
+    </w:p>
+    <w:p>
+      <w:pPr/>
+      <w:r>
+        <w:rPr>
+          <w:lang w:val="pt_PT" w:bidi="pt_PT"/>
+        </w:rPr>
+      </w:r>
+      <w:r>
+        <w:rPr>
+          <w:b/>
+          <w:lang w:val="pt_PT" w:bidi="pt_PT"/>
+        </w:rPr>
         <w:t>"meu companheiro de trabalho e de lutas".</w:t>
       </w:r>
     </w:p>
@@ -20986,6 +24261,21 @@
           <w:b/>
           <w:lang w:val="pt_PT" w:bidi="pt_PT"/>
         </w:rPr>
+        <w:t>ὑμῶν &amp; ἀπόστολον καὶ λειτουργὸν τῆς χρείας μου</w:t>
+      </w:r>
+    </w:p>
+    <w:p>
+      <w:pPr/>
+      <w:r>
+        <w:rPr>
+          <w:lang w:val="pt_PT" w:bidi="pt_PT"/>
+        </w:rPr>
+      </w:r>
+      <w:r>
+        <w:rPr>
+          <w:b/>
+          <w:lang w:val="pt_PT" w:bidi="pt_PT"/>
+        </w:rPr>
         <w:t>"o qual vocês enviaram para me trazer a ajuda que eu precisava".</w:t>
       </w:r>
     </w:p>
@@ -21049,6 +24339,21 @@
           <w:b/>
           <w:lang w:val="pt_PT" w:bidi="pt_PT"/>
         </w:rPr>
+        <w:t>ἐπιποθῶν ἦν πάντας ὑμᾶς, καὶ ἀδημονῶν</w:t>
+      </w:r>
+    </w:p>
+    <w:p>
+      <w:pPr/>
+      <w:r>
+        <w:rPr>
+          <w:lang w:val="pt_PT" w:bidi="pt_PT"/>
+        </w:rPr>
+      </w:r>
+      <w:r>
+        <w:rPr>
+          <w:b/>
+          <w:lang w:val="pt_PT" w:bidi="pt_PT"/>
+        </w:rPr>
         <w:t>"Ele tem tido muitas saudades de todos vocês e tem andado muito preocupado".</w:t>
       </w:r>
     </w:p>
@@ -21112,6 +24417,21 @@
           <w:b/>
           <w:lang w:val="pt_PT" w:bidi="pt_PT"/>
         </w:rPr>
+        <w:t>ἐπειδὴ ἐπιποθῶν ἦν πάντας ὑμᾶς, καὶ ἀδημονῶν διότι ἠκούσατε ὅτι ἠσθένησεν</w:t>
+      </w:r>
+    </w:p>
+    <w:p>
+      <w:pPr/>
+      <w:r>
+        <w:rPr>
+          <w:lang w:val="pt_PT" w:bidi="pt_PT"/>
+        </w:rPr>
+      </w:r>
+      <w:r>
+        <w:rPr>
+          <w:b/>
+          <w:lang w:val="pt_PT" w:bidi="pt_PT"/>
+        </w:rPr>
         <w:t>"Ele tem tido muitas saudades de todos vocês e tem andado muito preocupado por vocês terem sabido que ele estava doente".</w:t>
       </w:r>
     </w:p>
@@ -21208,6 +24528,21 @@
           <w:b/>
           <w:lang w:val="pt_PT" w:bidi="pt_PT"/>
         </w:rPr>
+        <w:t>καὶ γὰρ ἠσθένησεν παραπλήσιον θανάτῳ, ἀλλὰ ὁ Θεὸς ἠλέησεν αὐτόν, οὐκ αὐτὸν δὲ μόνον, ἀλλὰ καὶ ἐμέ, ἵνα μὴ λύπην ἐπὶ λύπην σχῶ</w:t>
+      </w:r>
+    </w:p>
+    <w:p>
+      <w:pPr/>
+      <w:r>
+        <w:rPr>
+          <w:lang w:val="pt_PT" w:bidi="pt_PT"/>
+        </w:rPr>
+      </w:r>
+      <w:r>
+        <w:rPr>
+          <w:b/>
+          <w:lang w:val="pt_PT" w:bidi="pt_PT"/>
+        </w:rPr>
         <w:t>"De fato, ele esteve doente e quase morreu. Mas Deus teve pena dele e não somente dele, mas também de mim; e assim evitou que eu tivesse uma tristeza ainda maior".</w:t>
       </w:r>
     </w:p>
@@ -21317,6 +24652,21 @@
           <w:b/>
           <w:lang w:val="pt_PT" w:bidi="pt_PT"/>
         </w:rPr>
+        <w:t>ἠσθένησεν παραπλήσιον θανάτῳ</w:t>
+      </w:r>
+    </w:p>
+    <w:p>
+      <w:pPr/>
+      <w:r>
+        <w:rPr>
+          <w:lang w:val="pt_PT" w:bidi="pt_PT"/>
+        </w:rPr>
+      </w:r>
+      <w:r>
+        <w:rPr>
+          <w:b/>
+          <w:lang w:val="pt_PT" w:bidi="pt_PT"/>
+        </w:rPr>
         <w:t>"ele esteve doente e quase morreu".</w:t>
       </w:r>
     </w:p>
@@ -21413,6 +24763,21 @@
           <w:b/>
           <w:lang w:val="pt_PT" w:bidi="pt_PT"/>
         </w:rPr>
+        <w:t>ἀλλὰ ὁ Θεὸς ἠλέησεν αὐτόν</w:t>
+      </w:r>
+    </w:p>
+    <w:p>
+      <w:pPr/>
+      <w:r>
+        <w:rPr>
+          <w:lang w:val="pt_PT" w:bidi="pt_PT"/>
+        </w:rPr>
+      </w:r>
+      <w:r>
+        <w:rPr>
+          <w:b/>
+          <w:lang w:val="pt_PT" w:bidi="pt_PT"/>
+        </w:rPr>
         <w:t>"Mas Deus teve pena dele".</w:t>
       </w:r>
     </w:p>
@@ -21605,6 +24970,21 @@
           <w:b/>
           <w:lang w:val="pt_PT" w:bidi="pt_PT"/>
         </w:rPr>
+        <w:t>λύπην ἐπὶ λύπην</w:t>
+      </w:r>
+    </w:p>
+    <w:p>
+      <w:pPr/>
+      <w:r>
+        <w:rPr>
+          <w:lang w:val="pt_PT" w:bidi="pt_PT"/>
+        </w:rPr>
+      </w:r>
+      <w:r>
+        <w:rPr>
+          <w:b/>
+          <w:lang w:val="pt_PT" w:bidi="pt_PT"/>
+        </w:rPr>
         <w:t>"uma tristeza ainda maior".</w:t>
       </w:r>
     </w:p>
@@ -21668,6 +25048,21 @@
           <w:b/>
           <w:lang w:val="pt_PT" w:bidi="pt_PT"/>
         </w:rPr>
+        <w:t>σπουδαιοτέρως οὖν ἔπεμψα αὐτὸν, ἵνα ἰδόντες αὐτὸν πάλιν, χαρῆτε κἀγὼ ἀλυπότερος ὦ</w:t>
+      </w:r>
+    </w:p>
+    <w:p>
+      <w:pPr/>
+      <w:r>
+        <w:rPr>
+          <w:lang w:val="pt_PT" w:bidi="pt_PT"/>
+        </w:rPr>
+      </w:r>
+      <w:r>
+        <w:rPr>
+          <w:b/>
+          <w:lang w:val="pt_PT" w:bidi="pt_PT"/>
+        </w:rPr>
         <w:t>"Por isso vou mandá-lo de volta a vocês o mais depressa possível para que vocês sintam a alegria de vê-lo novamente e para que eu não fique preocupado".</w:t>
       </w:r>
     </w:p>
@@ -21764,6 +25159,21 @@
           <w:b/>
           <w:lang w:val="pt_PT" w:bidi="pt_PT"/>
         </w:rPr>
+        <w:t>κἀγὼ ἀλυπότερος ὦ</w:t>
+      </w:r>
+    </w:p>
+    <w:p>
+      <w:pPr/>
+      <w:r>
+        <w:rPr>
+          <w:lang w:val="pt_PT" w:bidi="pt_PT"/>
+        </w:rPr>
+      </w:r>
+      <w:r>
+        <w:rPr>
+          <w:b/>
+          <w:lang w:val="pt_PT" w:bidi="pt_PT"/>
+        </w:rPr>
         <w:t>"e para que eu não fique preocupado".</w:t>
       </w:r>
     </w:p>
@@ -21860,6 +25270,21 @@
           <w:b/>
           <w:lang w:val="pt_PT" w:bidi="pt_PT"/>
         </w:rPr>
+        <w:t>προσδέχεσθε &amp; αὐτὸν</w:t>
+      </w:r>
+    </w:p>
+    <w:p>
+      <w:pPr/>
+      <w:r>
+        <w:rPr>
+          <w:lang w:val="pt_PT" w:bidi="pt_PT"/>
+        </w:rPr>
+      </w:r>
+      <w:r>
+        <w:rPr>
+          <w:b/>
+          <w:lang w:val="pt_PT" w:bidi="pt_PT"/>
+        </w:rPr>
         <w:t>"Portanto, recebam Epafrodito com toda a alegria".</w:t>
       </w:r>
     </w:p>
@@ -21936,6 +25361,21 @@
           <w:b/>
           <w:lang w:val="pt_PT" w:bidi="pt_PT"/>
         </w:rPr>
+        <w:t>ἐν Κυρίῳ μετὰ πάσης χαρᾶς</w:t>
+      </w:r>
+    </w:p>
+    <w:p>
+      <w:pPr/>
+      <w:r>
+        <w:rPr>
+          <w:lang w:val="pt_PT" w:bidi="pt_PT"/>
+        </w:rPr>
+      </w:r>
+      <w:r>
+        <w:rPr>
+          <w:b/>
+          <w:lang w:val="pt_PT" w:bidi="pt_PT"/>
+        </w:rPr>
         <w:t>"com toda a alegria, como se recebe um irmão no Senhor".</w:t>
       </w:r>
     </w:p>
@@ -22032,6 +25472,21 @@
           <w:b/>
           <w:lang w:val="pt_PT" w:bidi="pt_PT"/>
         </w:rPr>
+        <w:t>ἐντίμους ἔχετε</w:t>
+      </w:r>
+    </w:p>
+    <w:p>
+      <w:pPr/>
+      <w:r>
+        <w:rPr>
+          <w:lang w:val="pt_PT" w:bidi="pt_PT"/>
+        </w:rPr>
+      </w:r>
+      <w:r>
+        <w:rPr>
+          <w:b/>
+          <w:lang w:val="pt_PT" w:bidi="pt_PT"/>
+        </w:rPr>
         <w:t>"Respeitem pessoas como ele".</w:t>
       </w:r>
     </w:p>
@@ -22108,6 +25563,21 @@
           <w:b/>
           <w:lang w:val="pt_PT" w:bidi="pt_PT"/>
         </w:rPr>
+        <w:t>ἐντίμους ἔχετε</w:t>
+      </w:r>
+    </w:p>
+    <w:p>
+      <w:pPr/>
+      <w:r>
+        <w:rPr>
+          <w:lang w:val="pt_PT" w:bidi="pt_PT"/>
+        </w:rPr>
+      </w:r>
+      <w:r>
+        <w:rPr>
+          <w:b/>
+          <w:lang w:val="pt_PT" w:bidi="pt_PT"/>
+        </w:rPr>
         <w:t>"Respeitem".</w:t>
       </w:r>
     </w:p>
@@ -22191,6 +25661,21 @@
           <w:b/>
           <w:lang w:val="pt_PT" w:bidi="pt_PT"/>
         </w:rPr>
+        <w:t>ὅτι διὰ τὸ ἔργον Χριστοῦ μέχρι θανάτου ἤγγισεν, παραβολευσάμενος τῇ ψυχῇ, ἵνα ἀναπληρώσῃ τὸ ὑμῶν ὑστέρημα, τῆς πρός με λειτουργίας</w:t>
+      </w:r>
+    </w:p>
+    <w:p>
+      <w:pPr/>
+      <w:r>
+        <w:rPr>
+          <w:lang w:val="pt_PT" w:bidi="pt_PT"/>
+        </w:rPr>
+      </w:r>
+      <w:r>
+        <w:rPr>
+          <w:b/>
+          <w:lang w:val="pt_PT" w:bidi="pt_PT"/>
+        </w:rPr>
         <w:t>"pois ele arriscou a sua vida e quase morreu por causa do trabalho de Cristo. Ele fez isso para me dar a ajuda que vocês não podiam me dar pessoalmente".</w:t>
       </w:r>
     </w:p>
@@ -22287,6 +25772,21 @@
           <w:b/>
           <w:lang w:val="pt_PT" w:bidi="pt_PT"/>
         </w:rPr>
+        <w:t>διὰ τὸ ἔργον Χριστοῦ</w:t>
+      </w:r>
+    </w:p>
+    <w:p>
+      <w:pPr/>
+      <w:r>
+        <w:rPr>
+          <w:lang w:val="pt_PT" w:bidi="pt_PT"/>
+        </w:rPr>
+      </w:r>
+      <w:r>
+        <w:rPr>
+          <w:b/>
+          <w:lang w:val="pt_PT" w:bidi="pt_PT"/>
+        </w:rPr>
         <w:t>"por causa do trabalho de Cristo".</w:t>
       </w:r>
     </w:p>
@@ -22383,6 +25883,21 @@
           <w:b/>
           <w:lang w:val="pt_PT" w:bidi="pt_PT"/>
         </w:rPr>
+        <w:t>διὰ τὸ ἔργον Χριστοῦ</w:t>
+      </w:r>
+    </w:p>
+    <w:p>
+      <w:pPr/>
+      <w:r>
+        <w:rPr>
+          <w:lang w:val="pt_PT" w:bidi="pt_PT"/>
+        </w:rPr>
+      </w:r>
+      <w:r>
+        <w:rPr>
+          <w:b/>
+          <w:lang w:val="pt_PT" w:bidi="pt_PT"/>
+        </w:rPr>
         <w:t>"por causa do trabalho de Cristo".</w:t>
       </w:r>
     </w:p>
@@ -22479,6 +25994,21 @@
           <w:b/>
           <w:lang w:val="pt_PT" w:bidi="pt_PT"/>
         </w:rPr>
+        <w:t>μέχρι θανάτου ἤγγισεν</w:t>
+      </w:r>
+    </w:p>
+    <w:p>
+      <w:pPr/>
+      <w:r>
+        <w:rPr>
+          <w:lang w:val="pt_PT" w:bidi="pt_PT"/>
+        </w:rPr>
+      </w:r>
+      <w:r>
+        <w:rPr>
+          <w:b/>
+          <w:lang w:val="pt_PT" w:bidi="pt_PT"/>
+        </w:rPr>
         <w:t>"quase morreu".</w:t>
       </w:r>
     </w:p>
@@ -22575,6 +26105,21 @@
           <w:b/>
           <w:lang w:val="pt_PT" w:bidi="pt_PT"/>
         </w:rPr>
+        <w:t>παραβολευσάμενος τῇ ψυχῇ</w:t>
+      </w:r>
+    </w:p>
+    <w:p>
+      <w:pPr/>
+      <w:r>
+        <w:rPr>
+          <w:lang w:val="pt_PT" w:bidi="pt_PT"/>
+        </w:rPr>
+      </w:r>
+      <w:r>
+        <w:rPr>
+          <w:b/>
+          <w:lang w:val="pt_PT" w:bidi="pt_PT"/>
+        </w:rPr>
         <w:t>"pois ele arriscou a sua vida".</w:t>
       </w:r>
     </w:p>
@@ -22684,6 +26229,21 @@
           <w:b/>
           <w:lang w:val="pt_PT" w:bidi="pt_PT"/>
         </w:rPr>
+        <w:t>ἵνα ἀναπληρώσῃ τὸ ὑμῶν ὑστέρημα, τῆς πρός με λειτουργίας</w:t>
+      </w:r>
+    </w:p>
+    <w:p>
+      <w:pPr/>
+      <w:r>
+        <w:rPr>
+          <w:lang w:val="pt_PT" w:bidi="pt_PT"/>
+        </w:rPr>
+      </w:r>
+      <w:r>
+        <w:rPr>
+          <w:b/>
+          <w:lang w:val="pt_PT" w:bidi="pt_PT"/>
+        </w:rPr>
         <w:t>"Ele fez isso para me dar a ajuda que vocês não podiam me dar pessoalmente".</w:t>
       </w:r>
     </w:p>
@@ -22780,6 +26340,21 @@
           <w:b/>
           <w:lang w:val="pt_PT" w:bidi="pt_PT"/>
         </w:rPr>
+        <w:t>ἵνα ἀναπληρώσῃ τὸ ὑμῶν ὑστέρημα, τῆς πρός με λειτουργίας</w:t>
+      </w:r>
+    </w:p>
+    <w:p>
+      <w:pPr/>
+      <w:r>
+        <w:rPr>
+          <w:lang w:val="pt_PT" w:bidi="pt_PT"/>
+        </w:rPr>
+      </w:r>
+      <w:r>
+        <w:rPr>
+          <w:b/>
+          <w:lang w:val="pt_PT" w:bidi="pt_PT"/>
+        </w:rPr>
         <w:t>"Ele fez isso para me dar a ajuda que vocês não podiam me dar pessoalmente".</w:t>
       </w:r>
     </w:p>
@@ -22870,6 +26445,21 @@
           <w:b/>
           <w:lang w:val="pt_PT" w:bidi="pt_PT"/>
         </w:rPr>
+        <w:t>ἀδελφοί</w:t>
+      </w:r>
+    </w:p>
+    <w:p>
+      <w:pPr/>
+      <w:r>
+        <w:rPr>
+          <w:lang w:val="pt_PT" w:bidi="pt_PT"/>
+        </w:rPr>
+      </w:r>
+      <w:r>
+        <w:rPr>
+          <w:b/>
+          <w:lang w:val="pt_PT" w:bidi="pt_PT"/>
+        </w:rPr>
         <w:t>"Para terminar: meus irmãos".</w:t>
       </w:r>
     </w:p>
@@ -22899,7 +26489,7 @@
         </w:rPr>
         <w:t xml:space="preserve"> aqui para se referir a qualquer pessoa que seja um companheiro de fé em Jesus. Se isso não estiver claro em seu idioma, você pode expressar isso de forma simples. Veja como você traduziu esta expressão em </w:t>
       </w:r>
-      <w:hyperlink r:id="rId18">
+      <w:hyperlink r:id="rId20">
         <w:r>
           <w:rPr>
             <w:lang w:val="pt_PT" w:bidi="pt_PT"/>
@@ -22984,6 +26574,21 @@
           <w:b/>
           <w:lang w:val="pt_PT" w:bidi="pt_PT"/>
         </w:rPr>
+        <w:t>χαίρετε ἐν Κυρίῳ</w:t>
+      </w:r>
+    </w:p>
+    <w:p>
+      <w:pPr/>
+      <w:r>
+        <w:rPr>
+          <w:lang w:val="pt_PT" w:bidi="pt_PT"/>
+        </w:rPr>
+      </w:r>
+      <w:r>
+        <w:rPr>
+          <w:b/>
+          <w:lang w:val="pt_PT" w:bidi="pt_PT"/>
+        </w:rPr>
         <w:t>"sejam alegres por estarem unidos com o Senhor".</w:t>
       </w:r>
     </w:p>
@@ -23080,6 +26685,21 @@
           <w:b/>
           <w:lang w:val="pt_PT" w:bidi="pt_PT"/>
         </w:rPr>
+        <w:t>ἐν Κυρίῳ</w:t>
+      </w:r>
+    </w:p>
+    <w:p>
+      <w:pPr/>
+      <w:r>
+        <w:rPr>
+          <w:lang w:val="pt_PT" w:bidi="pt_PT"/>
+        </w:rPr>
+      </w:r>
+      <w:r>
+        <w:rPr>
+          <w:b/>
+          <w:lang w:val="pt_PT" w:bidi="pt_PT"/>
+        </w:rPr>
         <w:t>"no Senhor".</w:t>
       </w:r>
     </w:p>
@@ -23143,6 +26763,21 @@
           <w:b/>
           <w:lang w:val="pt_PT" w:bidi="pt_PT"/>
         </w:rPr>
+        <w:t>ὑμῖν δὲ ἀσφαλές</w:t>
+      </w:r>
+    </w:p>
+    <w:p>
+      <w:pPr/>
+      <w:r>
+        <w:rPr>
+          <w:lang w:val="pt_PT" w:bidi="pt_PT"/>
+        </w:rPr>
+      </w:r>
+      <w:r>
+        <w:rPr>
+          <w:b/>
+          <w:lang w:val="pt_PT" w:bidi="pt_PT"/>
+        </w:rPr>
         <w:t>"pois isso contribuirá para a segurança de vocês".</w:t>
       </w:r>
     </w:p>
@@ -23239,6 +26874,21 @@
           <w:b/>
           <w:lang w:val="pt_PT" w:bidi="pt_PT"/>
         </w:rPr>
+        <w:t>βλέπετε</w:t>
+      </w:r>
+    </w:p>
+    <w:p>
+      <w:pPr/>
+      <w:r>
+        <w:rPr>
+          <w:lang w:val="pt_PT" w:bidi="pt_PT"/>
+        </w:rPr>
+      </w:r>
+      <w:r>
+        <w:rPr>
+          <w:b/>
+          <w:lang w:val="pt_PT" w:bidi="pt_PT"/>
+        </w:rPr>
         <w:t>"Cuidado com os que fazem coisas más".</w:t>
       </w:r>
     </w:p>
@@ -23302,6 +26952,21 @@
           <w:b/>
           <w:lang w:val="pt_PT" w:bidi="pt_PT"/>
         </w:rPr>
+        <w:t>βλέπετε</w:t>
+      </w:r>
+    </w:p>
+    <w:p>
+      <w:pPr/>
+      <w:r>
+        <w:rPr>
+          <w:lang w:val="pt_PT" w:bidi="pt_PT"/>
+        </w:rPr>
+      </w:r>
+      <w:r>
+        <w:rPr>
+          <w:b/>
+          <w:lang w:val="pt_PT" w:bidi="pt_PT"/>
+        </w:rPr>
         <w:t>"Cuidado com os que fazem coisas más".</w:t>
       </w:r>
     </w:p>
@@ -23365,6 +27030,21 @@
           <w:b/>
           <w:lang w:val="pt_PT" w:bidi="pt_PT"/>
         </w:rPr>
+        <w:t>τοὺς κύνας &amp; τοὺς κακοὺς ἐργάτας &amp; τὴν κατατομήν</w:t>
+      </w:r>
+    </w:p>
+    <w:p>
+      <w:pPr/>
+      <w:r>
+        <w:rPr>
+          <w:lang w:val="pt_PT" w:bidi="pt_PT"/>
+        </w:rPr>
+      </w:r>
+      <w:r>
+        <w:rPr>
+          <w:b/>
+          <w:lang w:val="pt_PT" w:bidi="pt_PT"/>
+        </w:rPr>
         <w:t>"os que fazem coisas más"</w:t>
       </w:r>
       <w:r>
@@ -23493,6 +27173,21 @@
           <w:b/>
           <w:lang w:val="pt_PT" w:bidi="pt_PT"/>
         </w:rPr>
+        <w:t>τοὺς κύνας</w:t>
+      </w:r>
+    </w:p>
+    <w:p>
+      <w:pPr/>
+      <w:r>
+        <w:rPr>
+          <w:lang w:val="pt_PT" w:bidi="pt_PT"/>
+        </w:rPr>
+      </w:r>
+      <w:r>
+        <w:rPr>
+          <w:b/>
+          <w:lang w:val="pt_PT" w:bidi="pt_PT"/>
+        </w:rPr>
         <w:t>"esses cachorros".</w:t>
       </w:r>
     </w:p>
@@ -23602,6 +27297,21 @@
           <w:b/>
           <w:lang w:val="pt_PT" w:bidi="pt_PT"/>
         </w:rPr>
+        <w:t>κακοὺς ἐργάτας</w:t>
+      </w:r>
+    </w:p>
+    <w:p>
+      <w:pPr/>
+      <w:r>
+        <w:rPr>
+          <w:lang w:val="pt_PT" w:bidi="pt_PT"/>
+        </w:rPr>
+      </w:r>
+      <w:r>
+        <w:rPr>
+          <w:b/>
+          <w:lang w:val="pt_PT" w:bidi="pt_PT"/>
+        </w:rPr>
         <w:t>"os que fazem coisas más".</w:t>
       </w:r>
     </w:p>
@@ -23685,6 +27395,21 @@
           <w:b/>
           <w:lang w:val="pt_PT" w:bidi="pt_PT"/>
         </w:rPr>
+        <w:t>τὴν κατατομήν</w:t>
+      </w:r>
+    </w:p>
+    <w:p>
+      <w:pPr/>
+      <w:r>
+        <w:rPr>
+          <w:lang w:val="pt_PT" w:bidi="pt_PT"/>
+        </w:rPr>
+      </w:r>
+      <w:r>
+        <w:rPr>
+          <w:b/>
+          <w:lang w:val="pt_PT" w:bidi="pt_PT"/>
+        </w:rPr>
         <w:t>"que insistem em cortar o corpo!".</w:t>
       </w:r>
     </w:p>
@@ -23807,6 +27532,21 @@
           <w:b/>
           <w:lang w:val="pt_PT" w:bidi="pt_PT"/>
         </w:rPr>
+        <w:t>τὴν κατατομήν</w:t>
+      </w:r>
+    </w:p>
+    <w:p>
+      <w:pPr/>
+      <w:r>
+        <w:rPr>
+          <w:lang w:val="pt_PT" w:bidi="pt_PT"/>
+        </w:rPr>
+      </w:r>
+      <w:r>
+        <w:rPr>
+          <w:b/>
+          <w:lang w:val="pt_PT" w:bidi="pt_PT"/>
+        </w:rPr>
         <w:t>"que insistem em cortar o corpo!".</w:t>
       </w:r>
     </w:p>
@@ -23903,6 +27643,21 @@
           <w:b/>
           <w:lang w:val="pt_PT" w:bidi="pt_PT"/>
         </w:rPr>
+        <w:t>ἡμεῖς γάρ ἐσμεν</w:t>
+      </w:r>
+    </w:p>
+    <w:p>
+      <w:pPr/>
+      <w:r>
+        <w:rPr>
+          <w:lang w:val="pt_PT" w:bidi="pt_PT"/>
+        </w:rPr>
+      </w:r>
+      <w:r>
+        <w:rPr>
+          <w:b/>
+          <w:lang w:val="pt_PT" w:bidi="pt_PT"/>
+        </w:rPr>
         <w:t>"Porque os que receberam a verdadeira circuncisão fomos nós".</w:t>
       </w:r>
     </w:p>
@@ -24012,6 +27767,21 @@
           <w:b/>
           <w:lang w:val="pt_PT" w:bidi="pt_PT"/>
         </w:rPr>
+        <w:t>ἡ περιτομή</w:t>
+      </w:r>
+    </w:p>
+    <w:p>
+      <w:pPr/>
+      <w:r>
+        <w:rPr>
+          <w:lang w:val="pt_PT" w:bidi="pt_PT"/>
+        </w:rPr>
+      </w:r>
+      <w:r>
+        <w:rPr>
+          <w:b/>
+          <w:lang w:val="pt_PT" w:bidi="pt_PT"/>
+        </w:rPr>
         <w:t>"a verdadeira circuncisão".</w:t>
       </w:r>
     </w:p>
@@ -24134,6 +27904,21 @@
           <w:b/>
           <w:lang w:val="pt_PT" w:bidi="pt_PT"/>
         </w:rPr>
+        <w:t>οἱ Πνεύματι Θεοῦ λατρεύοντες</w:t>
+      </w:r>
+    </w:p>
+    <w:p>
+      <w:pPr/>
+      <w:r>
+        <w:rPr>
+          <w:lang w:val="pt_PT" w:bidi="pt_PT"/>
+        </w:rPr>
+      </w:r>
+      <w:r>
+        <w:rPr>
+          <w:b/>
+          <w:lang w:val="pt_PT" w:bidi="pt_PT"/>
+        </w:rPr>
         <w:t>"Nós adoramos a Deus por meio do seu Espírito".</w:t>
       </w:r>
     </w:p>
@@ -24197,6 +27982,21 @@
           <w:b/>
           <w:lang w:val="pt_PT" w:bidi="pt_PT"/>
         </w:rPr>
+        <w:t>οὐκ ἐν σαρκὶ πεποιθότες</w:t>
+      </w:r>
+    </w:p>
+    <w:p>
+      <w:pPr/>
+      <w:r>
+        <w:rPr>
+          <w:lang w:val="pt_PT" w:bidi="pt_PT"/>
+        </w:rPr>
+      </w:r>
+      <w:r>
+        <w:rPr>
+          <w:b/>
+          <w:lang w:val="pt_PT" w:bidi="pt_PT"/>
+        </w:rPr>
         <w:t>"em vez de pormos a nossa confiança em cerimônias religiosas como a circuncisão".</w:t>
       </w:r>
     </w:p>
@@ -24306,6 +28106,21 @@
           <w:b/>
           <w:lang w:val="pt_PT" w:bidi="pt_PT"/>
         </w:rPr>
+        <w:t>καυχώμενοι ἐν Χριστῷ Ἰησοῦ, καὶ οὐκ ἐν σαρκὶ πεποιθότες</w:t>
+      </w:r>
+    </w:p>
+    <w:p>
+      <w:pPr/>
+      <w:r>
+        <w:rPr>
+          <w:lang w:val="pt_PT" w:bidi="pt_PT"/>
+        </w:rPr>
+      </w:r>
+      <w:r>
+        <w:rPr>
+          <w:b/>
+          <w:lang w:val="pt_PT" w:bidi="pt_PT"/>
+        </w:rPr>
         <w:t>"e nos alegramos na vida que temos em união com Cristo Jesus".</w:t>
       </w:r>
     </w:p>
@@ -24395,6 +28210,21 @@
           <w:b/>
           <w:lang w:val="pt_PT" w:bidi="pt_PT"/>
         </w:rPr>
+        <w:t>καὶ οὐκ ἐν σαρκὶ πεποιθότες</w:t>
+      </w:r>
+    </w:p>
+    <w:p>
+      <w:pPr/>
+      <w:r>
+        <w:rPr>
+          <w:lang w:val="pt_PT" w:bidi="pt_PT"/>
+        </w:rPr>
+      </w:r>
+      <w:r>
+        <w:rPr>
+          <w:b/>
+          <w:lang w:val="pt_PT" w:bidi="pt_PT"/>
+        </w:rPr>
         <w:t>"em vez de pormos a nossa confiança em cerimônias religiosas como a circuncisão".</w:t>
       </w:r>
     </w:p>
@@ -24504,6 +28334,21 @@
           <w:b/>
           <w:lang w:val="pt_PT" w:bidi="pt_PT"/>
         </w:rPr>
+        <w:t>ἐγὼ ἔχων πεποίθησιν καὶ ἐν σαρκί εἴ τις δοκεῖ ἄλλος πεποιθέναι ἐν σαρκί, ἐγὼ μᾶλλον</w:t>
+      </w:r>
+    </w:p>
+    <w:p>
+      <w:pPr/>
+      <w:r>
+        <w:rPr>
+          <w:lang w:val="pt_PT" w:bidi="pt_PT"/>
+        </w:rPr>
+      </w:r>
+      <w:r>
+        <w:rPr>
+          <w:b/>
+          <w:lang w:val="pt_PT" w:bidi="pt_PT"/>
+        </w:rPr>
         <w:t>"Se".</w:t>
       </w:r>
     </w:p>
@@ -24520,7 +28365,7 @@
         </w:rPr>
         <w:t xml:space="preserve">Usando uma situação hipotética, Paulo recita suas próprias credenciais para ilustrar que, se observar a lei pudesse garantir o favor de Deus, ele teria mais motivos para se gabar do que qualquer outra pessoa. Seu objetivo é ensinar aos crentes filipenses que eles devem confiar apenas em Cristo e não em outras coisas para obter o favor de Deus. Paulo explica em </w:t>
       </w:r>
-      <w:hyperlink r:id="rId36">
+      <w:hyperlink r:id="rId38">
         <w:r>
           <w:rPr>
             <w:lang w:val="pt_PT" w:bidi="pt_PT"/>
@@ -24668,6 +28513,21 @@
           <w:b/>
           <w:lang w:val="pt_PT" w:bidi="pt_PT"/>
         </w:rPr>
+        <w:t>φυλῆς Βενιαμείν</w:t>
+      </w:r>
+    </w:p>
+    <w:p>
+      <w:pPr/>
+      <w:r>
+        <w:rPr>
+          <w:lang w:val="pt_PT" w:bidi="pt_PT"/>
+        </w:rPr>
+      </w:r>
+      <w:r>
+        <w:rPr>
+          <w:b/>
+          <w:lang w:val="pt_PT" w:bidi="pt_PT"/>
+        </w:rPr>
         <w:t>"Sou israelita de nascimento, da tribo de Benjamim".</w:t>
       </w:r>
     </w:p>
@@ -24840,6 +28700,21 @@
           <w:b/>
           <w:lang w:val="pt_PT" w:bidi="pt_PT"/>
         </w:rPr>
+        <w:t>κατὰ νόμον Φαρισαῖος</w:t>
+      </w:r>
+    </w:p>
+    <w:p>
+      <w:pPr/>
+      <w:r>
+        <w:rPr>
+          <w:lang w:val="pt_PT" w:bidi="pt_PT"/>
+        </w:rPr>
+      </w:r>
+      <w:r>
+        <w:rPr>
+          <w:b/>
+          <w:lang w:val="pt_PT" w:bidi="pt_PT"/>
+        </w:rPr>
         <w:t>"Quanto à prática da lei, eu era fariseu".</w:t>
       </w:r>
     </w:p>
@@ -24916,6 +28791,21 @@
           <w:b/>
           <w:lang w:val="pt_PT" w:bidi="pt_PT"/>
         </w:rPr>
+        <w:t>κατὰ ζῆλος διώκων τὴν ἐκκλησίαν, κατὰ δικαιοσύνην τὴν ἐν νόμῳ γενόμενος ἄμεμπτος</w:t>
+      </w:r>
+    </w:p>
+    <w:p>
+      <w:pPr/>
+      <w:r>
+        <w:rPr>
+          <w:lang w:val="pt_PT" w:bidi="pt_PT"/>
+        </w:rPr>
+      </w:r>
+      <w:r>
+        <w:rPr>
+          <w:b/>
+          <w:lang w:val="pt_PT" w:bidi="pt_PT"/>
+        </w:rPr>
         <w:t>"E era tão fanático, que persegui a Igreja. Quanto ao cumprimento da vontade de Deus por meio da obediência à lei, ninguém podia me acusar de nada".</w:t>
       </w:r>
     </w:p>
@@ -24979,6 +28869,21 @@
           <w:b/>
           <w:lang w:val="pt_PT" w:bidi="pt_PT"/>
         </w:rPr>
+        <w:t>κατὰ ζῆλος διώκων τὴν ἐκκλησίαν</w:t>
+      </w:r>
+    </w:p>
+    <w:p>
+      <w:pPr/>
+      <w:r>
+        <w:rPr>
+          <w:lang w:val="pt_PT" w:bidi="pt_PT"/>
+        </w:rPr>
+      </w:r>
+      <w:r>
+        <w:rPr>
+          <w:b/>
+          <w:lang w:val="pt_PT" w:bidi="pt_PT"/>
+        </w:rPr>
         <w:t>"E era tão fanático, que persegui a Igreja".</w:t>
       </w:r>
     </w:p>
@@ -25062,6 +28967,21 @@
           <w:b/>
           <w:lang w:val="pt_PT" w:bidi="pt_PT"/>
         </w:rPr>
+        <w:t>τὴν ἐκκλησίαν</w:t>
+      </w:r>
+    </w:p>
+    <w:p>
+      <w:pPr/>
+      <w:r>
+        <w:rPr>
+          <w:lang w:val="pt_PT" w:bidi="pt_PT"/>
+        </w:rPr>
+      </w:r>
+      <w:r>
+        <w:rPr>
+          <w:b/>
+          <w:lang w:val="pt_PT" w:bidi="pt_PT"/>
+        </w:rPr>
         <w:t>"a Igreja".</w:t>
       </w:r>
     </w:p>
@@ -25184,6 +29104,21 @@
           <w:b/>
           <w:lang w:val="pt_PT" w:bidi="pt_PT"/>
         </w:rPr>
+        <w:t>κατὰ δικαιοσύνην τὴν ἐν νόμῳ γενόμενος ἄμεμπτος</w:t>
+      </w:r>
+    </w:p>
+    <w:p>
+      <w:pPr/>
+      <w:r>
+        <w:rPr>
+          <w:lang w:val="pt_PT" w:bidi="pt_PT"/>
+        </w:rPr>
+      </w:r>
+      <w:r>
+        <w:rPr>
+          <w:b/>
+          <w:lang w:val="pt_PT" w:bidi="pt_PT"/>
+        </w:rPr>
         <w:t>"Quanto ao cumprimento da vontade de Deus por meio da obediência à lei, ninguém podia me acusar de nada".</w:t>
       </w:r>
     </w:p>
@@ -25280,6 +29215,21 @@
           <w:b/>
           <w:lang w:val="pt_PT" w:bidi="pt_PT"/>
         </w:rPr>
+        <w:t>ἅτινα ἦν μοι κέρδη, ταῦτα ἥγημαι διὰ τὸν Χριστὸν ζημίαν</w:t>
+      </w:r>
+    </w:p>
+    <w:p>
+      <w:pPr/>
+      <w:r>
+        <w:rPr>
+          <w:lang w:val="pt_PT" w:bidi="pt_PT"/>
+        </w:rPr>
+      </w:r>
+      <w:r>
+        <w:rPr>
+          <w:b/>
+          <w:lang w:val="pt_PT" w:bidi="pt_PT"/>
+        </w:rPr>
         <w:t>"No passado, todas essas coisas valiam muito para mim; mas agora, por causa de Cristo, considero que não têm nenhum valor".</w:t>
       </w:r>
     </w:p>
@@ -25296,7 +29246,7 @@
         </w:rPr>
         <w:t xml:space="preserve">Este versículo inteiro é a resposta de Paulo às sete coisas que ele listou em </w:t>
       </w:r>
-      <w:hyperlink r:id="rId37">
+      <w:hyperlink r:id="rId39">
         <w:r>
           <w:rPr>
             <w:lang w:val="pt_PT" w:bidi="pt_PT"/>
@@ -25381,6 +29331,21 @@
           <w:b/>
           <w:lang w:val="pt_PT" w:bidi="pt_PT"/>
         </w:rPr>
+        <w:t>ἅτινα ἦν μοι κέρδη, ταῦτα ἥγημαι διὰ τὸν Χριστὸν ζημίαν</w:t>
+      </w:r>
+    </w:p>
+    <w:p>
+      <w:pPr/>
+      <w:r>
+        <w:rPr>
+          <w:lang w:val="pt_PT" w:bidi="pt_PT"/>
+        </w:rPr>
+      </w:r>
+      <w:r>
+        <w:rPr>
+          <w:b/>
+          <w:lang w:val="pt_PT" w:bidi="pt_PT"/>
+        </w:rPr>
         <w:t>"No passado, todas essas coisas valiam muito para mim; mas agora, por causa de Cristo, considero que não têm nenhum valor".</w:t>
       </w:r>
     </w:p>
@@ -25464,6 +29429,21 @@
           <w:b/>
           <w:lang w:val="pt_PT" w:bidi="pt_PT"/>
         </w:rPr>
+        <w:t>ἅτινα ἦν μοι κέρδη</w:t>
+      </w:r>
+    </w:p>
+    <w:p>
+      <w:pPr/>
+      <w:r>
+        <w:rPr>
+          <w:lang w:val="pt_PT" w:bidi="pt_PT"/>
+        </w:rPr>
+      </w:r>
+      <w:r>
+        <w:rPr>
+          <w:b/>
+          <w:lang w:val="pt_PT" w:bidi="pt_PT"/>
+        </w:rPr>
         <w:t>"No passado, todas essas coisas valiam muito para mim".</w:t>
       </w:r>
     </w:p>
@@ -25480,7 +29460,7 @@
         </w:rPr>
         <w:t xml:space="preserve">Esta frase refere-se especificamente à lista de sete coisas que Paulo acabou de listar em </w:t>
       </w:r>
-      <w:hyperlink r:id="rId37">
+      <w:hyperlink r:id="rId39">
         <w:r>
           <w:rPr>
             <w:lang w:val="pt_PT" w:bidi="pt_PT"/>
@@ -25565,6 +29545,21 @@
           <w:b/>
           <w:lang w:val="pt_PT" w:bidi="pt_PT"/>
         </w:rPr>
+        <w:t>ἅτινα ἦν μοι κέρδη</w:t>
+      </w:r>
+    </w:p>
+    <w:p>
+      <w:pPr/>
+      <w:r>
+        <w:rPr>
+          <w:lang w:val="pt_PT" w:bidi="pt_PT"/>
+        </w:rPr>
+      </w:r>
+      <w:r>
+        <w:rPr>
+          <w:b/>
+          <w:lang w:val="pt_PT" w:bidi="pt_PT"/>
+        </w:rPr>
         <w:t>"No passado, todas essas coisas valiam muito para mim".</w:t>
       </w:r>
     </w:p>
@@ -25648,6 +29643,21 @@
           <w:b/>
           <w:lang w:val="pt_PT" w:bidi="pt_PT"/>
         </w:rPr>
+        <w:t>ταῦτα ἥγημαι διὰ τὸν Χριστὸν ζημίαν</w:t>
+      </w:r>
+    </w:p>
+    <w:p>
+      <w:pPr/>
+      <w:r>
+        <w:rPr>
+          <w:lang w:val="pt_PT" w:bidi="pt_PT"/>
+        </w:rPr>
+      </w:r>
+      <w:r>
+        <w:rPr>
+          <w:b/>
+          <w:lang w:val="pt_PT" w:bidi="pt_PT"/>
+        </w:rPr>
         <w:t>"mas agora, por causa de Cristo, considero que não têm nenhum valor".</w:t>
       </w:r>
     </w:p>
@@ -25760,7 +29770,7 @@
         </w:rPr>
         <w:t xml:space="preserve">Neste versículo, Paulo continua a metáfora de negócios que ele começou em </w:t>
       </w:r>
-      <w:hyperlink r:id="rId38">
+      <w:hyperlink r:id="rId40">
         <w:r>
           <w:rPr>
             <w:lang w:val="pt_PT" w:bidi="pt_PT"/>
@@ -25874,7 +29884,7 @@
         </w:rPr>
         <w:t xml:space="preserve"> em </w:t>
       </w:r>
-      <w:hyperlink r:id="rId38">
+      <w:hyperlink r:id="rId40">
         <w:r>
           <w:rPr>
             <w:lang w:val="pt_PT" w:bidi="pt_PT"/>
@@ -25939,6 +29949,21 @@
           <w:b/>
           <w:lang w:val="pt_PT" w:bidi="pt_PT"/>
         </w:rPr>
+        <w:t>ζημίαν</w:t>
+      </w:r>
+    </w:p>
+    <w:p>
+      <w:pPr/>
+      <w:r>
+        <w:rPr>
+          <w:lang w:val="pt_PT" w:bidi="pt_PT"/>
+        </w:rPr>
+      </w:r>
+      <w:r>
+        <w:rPr>
+          <w:b/>
+          <w:lang w:val="pt_PT" w:bidi="pt_PT"/>
+        </w:rPr>
         <w:t>"completa perda".</w:t>
       </w:r>
     </w:p>
@@ -25968,7 +29993,7 @@
         </w:rPr>
         <w:t xml:space="preserve">em </w:t>
       </w:r>
-      <w:hyperlink r:id="rId38">
+      <w:hyperlink r:id="rId40">
         <w:r>
           <w:rPr>
             <w:lang w:val="pt_PT" w:bidi="pt_PT"/>
@@ -26053,6 +30078,21 @@
           <w:b/>
           <w:lang w:val="pt_PT" w:bidi="pt_PT"/>
         </w:rPr>
+        <w:t>καὶ ἡγοῦμαι πάντα ζημίαν εἶναι, διὰ τὸ ὑπερέχον τῆς γνώσεως Χριστοῦ Ἰησοῦ τοῦ Κυρίου μου</w:t>
+      </w:r>
+    </w:p>
+    <w:p>
+      <w:pPr/>
+      <w:r>
+        <w:rPr>
+          <w:lang w:val="pt_PT" w:bidi="pt_PT"/>
+        </w:rPr>
+      </w:r>
+      <w:r>
+        <w:rPr>
+          <w:b/>
+          <w:lang w:val="pt_PT" w:bidi="pt_PT"/>
+        </w:rPr>
         <w:t>"E não somente essas coisas, mas considero tudo uma completa perda, comparado com aquilo que tem muito mais valor, isto é, conhecer completamente Cristo Jesus, o meu Senhor".</w:t>
       </w:r>
     </w:p>
@@ -26149,6 +30189,21 @@
           <w:b/>
           <w:lang w:val="pt_PT" w:bidi="pt_PT"/>
         </w:rPr>
+        <w:t>διὰ τὸ ὑπερέχον τῆς γνώσεως Χριστοῦ Ἰησοῦ τοῦ Κυρίου μου</w:t>
+      </w:r>
+    </w:p>
+    <w:p>
+      <w:pPr/>
+      <w:r>
+        <w:rPr>
+          <w:lang w:val="pt_PT" w:bidi="pt_PT"/>
+        </w:rPr>
+      </w:r>
+      <w:r>
+        <w:rPr>
+          <w:b/>
+          <w:lang w:val="pt_PT" w:bidi="pt_PT"/>
+        </w:rPr>
         <w:t>"mas considero tudo uma completa perda, comparado com aquilo que tem muito mais valor, isto é, conhecer completamente Cristo Jesus, o meu Senhor".</w:t>
       </w:r>
     </w:p>
@@ -26232,6 +30287,21 @@
           <w:b/>
           <w:lang w:val="pt_PT" w:bidi="pt_PT"/>
         </w:rPr>
+        <w:t>διὰ τὸ ὑπερέχον τῆς γνώσεως Χριστοῦ Ἰησοῦ τοῦ Κυρίου μου</w:t>
+      </w:r>
+    </w:p>
+    <w:p>
+      <w:pPr/>
+      <w:r>
+        <w:rPr>
+          <w:lang w:val="pt_PT" w:bidi="pt_PT"/>
+        </w:rPr>
+      </w:r>
+      <w:r>
+        <w:rPr>
+          <w:b/>
+          <w:lang w:val="pt_PT" w:bidi="pt_PT"/>
+        </w:rPr>
         <w:t>"comparado com aquilo que tem muito mais valor, isto é, conhecer completamente Cristo Jesus, o meu Senhor".</w:t>
       </w:r>
     </w:p>
@@ -26295,6 +30365,21 @@
           <w:b/>
           <w:lang w:val="pt_PT" w:bidi="pt_PT"/>
         </w:rPr>
+        <w:t>τῆς γνώσεως Χριστοῦ Ἰησοῦ τοῦ Κυρίου μου</w:t>
+      </w:r>
+    </w:p>
+    <w:p>
+      <w:pPr/>
+      <w:r>
+        <w:rPr>
+          <w:lang w:val="pt_PT" w:bidi="pt_PT"/>
+        </w:rPr>
+      </w:r>
+      <w:r>
+        <w:rPr>
+          <w:b/>
+          <w:lang w:val="pt_PT" w:bidi="pt_PT"/>
+        </w:rPr>
         <w:t>"conhecer completamente Cristo Jesus, o meu Senhor".</w:t>
       </w:r>
     </w:p>
@@ -26391,6 +30476,21 @@
           <w:b/>
           <w:lang w:val="pt_PT" w:bidi="pt_PT"/>
         </w:rPr>
+        <w:t>δι’ ὃν τὰ πάντα ἐζημιώθην</w:t>
+      </w:r>
+    </w:p>
+    <w:p>
+      <w:pPr/>
+      <w:r>
+        <w:rPr>
+          <w:lang w:val="pt_PT" w:bidi="pt_PT"/>
+        </w:rPr>
+      </w:r>
+      <w:r>
+        <w:rPr>
+          <w:b/>
+          <w:lang w:val="pt_PT" w:bidi="pt_PT"/>
+        </w:rPr>
         <w:t>"Eu joguei tudo fora".</w:t>
       </w:r>
     </w:p>
@@ -26407,7 +30507,7 @@
         </w:rPr>
         <w:t xml:space="preserve">Uma tradução mais literal vai dizer: "pelo qual sofri a perda de todas estas coisas". Veja como você traduziu o substantivo abstrato "perda" anteriormente neste versículo e em </w:t>
       </w:r>
-      <w:hyperlink r:id="rId38">
+      <w:hyperlink r:id="rId40">
         <w:r>
           <w:rPr>
             <w:lang w:val="pt_PT" w:bidi="pt_PT"/>
@@ -26521,7 +30621,7 @@
         </w:rPr>
         <w:t xml:space="preserve"> anteriormente neste versículo e em </w:t>
       </w:r>
-      <w:hyperlink r:id="rId38">
+      <w:hyperlink r:id="rId40">
         <w:r>
           <w:rPr>
             <w:lang w:val="pt_PT" w:bidi="pt_PT"/>
@@ -26586,6 +30686,21 @@
           <w:b/>
           <w:lang w:val="pt_PT" w:bidi="pt_PT"/>
         </w:rPr>
+        <w:t>σκύβαλα</w:t>
+      </w:r>
+    </w:p>
+    <w:p>
+      <w:pPr/>
+      <w:r>
+        <w:rPr>
+          <w:lang w:val="pt_PT" w:bidi="pt_PT"/>
+        </w:rPr>
+      </w:r>
+      <w:r>
+        <w:rPr>
+          <w:b/>
+          <w:lang w:val="pt_PT" w:bidi="pt_PT"/>
+        </w:rPr>
         <w:t>"como se fosse lixo".</w:t>
       </w:r>
     </w:p>
@@ -26698,7 +30813,7 @@
         </w:rPr>
         <w:t xml:space="preserve"> em </w:t>
       </w:r>
-      <w:hyperlink r:id="rId38">
+      <w:hyperlink r:id="rId40">
         <w:r>
           <w:rPr>
             <w:lang w:val="pt_PT" w:bidi="pt_PT"/>
@@ -26763,6 +30878,21 @@
           <w:b/>
           <w:lang w:val="pt_PT" w:bidi="pt_PT"/>
         </w:rPr>
+        <w:t>ἵνα Χριστὸν κερδήσω</w:t>
+      </w:r>
+    </w:p>
+    <w:p>
+      <w:pPr/>
+      <w:r>
+        <w:rPr>
+          <w:lang w:val="pt_PT" w:bidi="pt_PT"/>
+        </w:rPr>
+      </w:r>
+      <w:r>
+        <w:rPr>
+          <w:b/>
+          <w:lang w:val="pt_PT" w:bidi="pt_PT"/>
+        </w:rPr>
         <w:t>"a fim de poder ganhar a Cristo".</w:t>
       </w:r>
     </w:p>
@@ -26859,6 +30989,21 @@
           <w:b/>
           <w:lang w:val="pt_PT" w:bidi="pt_PT"/>
         </w:rPr>
+        <w:t>καὶ εὑρεθῶ ἐν αὐτῷ</w:t>
+      </w:r>
+    </w:p>
+    <w:p>
+      <w:pPr/>
+      <w:r>
+        <w:rPr>
+          <w:lang w:val="pt_PT" w:bidi="pt_PT"/>
+        </w:rPr>
+      </w:r>
+      <w:r>
+        <w:rPr>
+          <w:b/>
+          <w:lang w:val="pt_PT" w:bidi="pt_PT"/>
+        </w:rPr>
         <w:t>"e estar unido com ele".</w:t>
       </w:r>
     </w:p>
@@ -26955,6 +31100,21 @@
           <w:b/>
           <w:lang w:val="pt_PT" w:bidi="pt_PT"/>
         </w:rPr>
+        <w:t>μὴ ἔχων ἐμὴν δικαιοσύνην, τὴν ἐκ νόμου</w:t>
+      </w:r>
+    </w:p>
+    <w:p>
+      <w:pPr/>
+      <w:r>
+        <w:rPr>
+          <w:lang w:val="pt_PT" w:bidi="pt_PT"/>
+        </w:rPr>
+      </w:r>
+      <w:r>
+        <w:rPr>
+          <w:b/>
+          <w:lang w:val="pt_PT" w:bidi="pt_PT"/>
+        </w:rPr>
         <w:t>"Eu já não procuro mais ser aceito por Deus por causa da minha obediência à lei".</w:t>
       </w:r>
     </w:p>
@@ -27064,6 +31224,21 @@
           <w:b/>
           <w:lang w:val="pt_PT" w:bidi="pt_PT"/>
         </w:rPr>
+        <w:t>ἀλλὰ τὴν διὰ πίστεως Χριστοῦ</w:t>
+      </w:r>
+    </w:p>
+    <w:p>
+      <w:pPr/>
+      <w:r>
+        <w:rPr>
+          <w:lang w:val="pt_PT" w:bidi="pt_PT"/>
+        </w:rPr>
+      </w:r>
+      <w:r>
+        <w:rPr>
+          <w:b/>
+          <w:lang w:val="pt_PT" w:bidi="pt_PT"/>
+        </w:rPr>
         <w:t>"Pois agora é por meio da minha fé em Cristo que eu sou aceito".</w:t>
       </w:r>
     </w:p>
@@ -27173,6 +31348,21 @@
           <w:b/>
           <w:lang w:val="pt_PT" w:bidi="pt_PT"/>
         </w:rPr>
+        <w:t>ἀλλὰ τὴν διὰ πίστεως Χριστοῦ</w:t>
+      </w:r>
+    </w:p>
+    <w:p>
+      <w:pPr/>
+      <w:r>
+        <w:rPr>
+          <w:lang w:val="pt_PT" w:bidi="pt_PT"/>
+        </w:rPr>
+      </w:r>
+      <w:r>
+        <w:rPr>
+          <w:b/>
+          <w:lang w:val="pt_PT" w:bidi="pt_PT"/>
+        </w:rPr>
         <w:t>"Pois agora é por meio da minha fé em Cristo que eu sou aceito".</w:t>
       </w:r>
     </w:p>
@@ -27256,6 +31446,21 @@
           <w:b/>
           <w:lang w:val="pt_PT" w:bidi="pt_PT"/>
         </w:rPr>
+        <w:t>τὴν ἐκ Θεοῦ δικαιοσύνην ἐπὶ τῇ πίστει</w:t>
+      </w:r>
+    </w:p>
+    <w:p>
+      <w:pPr/>
+      <w:r>
+        <w:rPr>
+          <w:lang w:val="pt_PT" w:bidi="pt_PT"/>
+        </w:rPr>
+      </w:r>
+      <w:r>
+        <w:rPr>
+          <w:b/>
+          <w:lang w:val="pt_PT" w:bidi="pt_PT"/>
+        </w:rPr>
         <w:t>"Pois agora é por meio da minha fé em Cristo que eu sou aceito".</w:t>
       </w:r>
     </w:p>
@@ -27339,6 +31544,21 @@
           <w:b/>
           <w:lang w:val="pt_PT" w:bidi="pt_PT"/>
         </w:rPr>
+        <w:t>τὴν ἐκ Θεοῦ δικαιοσύνην ἐπὶ τῇ πίστει</w:t>
+      </w:r>
+    </w:p>
+    <w:p>
+      <w:pPr/>
+      <w:r>
+        <w:rPr>
+          <w:lang w:val="pt_PT" w:bidi="pt_PT"/>
+        </w:rPr>
+      </w:r>
+      <w:r>
+        <w:rPr>
+          <w:b/>
+          <w:lang w:val="pt_PT" w:bidi="pt_PT"/>
+        </w:rPr>
         <w:t>"essa aceitação vem de Deus e se baseia na fé".</w:t>
       </w:r>
     </w:p>
@@ -27461,6 +31681,21 @@
           <w:b/>
           <w:lang w:val="pt_PT" w:bidi="pt_PT"/>
         </w:rPr>
+        <w:t>ἐπὶ τῇ πίστει</w:t>
+      </w:r>
+    </w:p>
+    <w:p>
+      <w:pPr/>
+      <w:r>
+        <w:rPr>
+          <w:lang w:val="pt_PT" w:bidi="pt_PT"/>
+        </w:rPr>
+      </w:r>
+      <w:r>
+        <w:rPr>
+          <w:b/>
+          <w:lang w:val="pt_PT" w:bidi="pt_PT"/>
+        </w:rPr>
         <w:t>"se baseia na fé".</w:t>
       </w:r>
     </w:p>
@@ -27557,6 +31792,21 @@
           <w:b/>
           <w:lang w:val="pt_PT" w:bidi="pt_PT"/>
         </w:rPr>
+        <w:t>τοῦ γνῶναι αὐτὸν, καὶ τὴν δύναμιν τῆς ἀναστάσεως αὐτοῦ, καὶ κοινωνίαν παθημάτων αὐτοῦ, συμμορφιζόμενος τῷ θανάτῳ αὐτοῦ</w:t>
+      </w:r>
+    </w:p>
+    <w:p>
+      <w:pPr/>
+      <w:r>
+        <w:rPr>
+          <w:lang w:val="pt_PT" w:bidi="pt_PT"/>
+        </w:rPr>
+      </w:r>
+      <w:r>
+        <w:rPr>
+          <w:b/>
+          <w:lang w:val="pt_PT" w:bidi="pt_PT"/>
+        </w:rPr>
         <w:t>"Tudo o que eu quero é conhecer a Cristo e sentir em mim o poder da sua ressurreição. Quero também tomar parte nos seus sofrimentos e me tornar como ele na sua morte".</w:t>
       </w:r>
     </w:p>
@@ -27666,6 +31916,21 @@
           <w:b/>
           <w:lang w:val="pt_PT" w:bidi="pt_PT"/>
         </w:rPr>
+        <w:t>καὶ</w:t>
+      </w:r>
+    </w:p>
+    <w:p>
+      <w:pPr/>
+      <w:r>
+        <w:rPr>
+          <w:lang w:val="pt_PT" w:bidi="pt_PT"/>
+        </w:rPr>
+      </w:r>
+      <w:r>
+        <w:rPr>
+          <w:b/>
+          <w:lang w:val="pt_PT" w:bidi="pt_PT"/>
+        </w:rPr>
         <w:t>"e".</w:t>
       </w:r>
     </w:p>
@@ -27762,6 +32027,21 @@
           <w:b/>
           <w:lang w:val="pt_PT" w:bidi="pt_PT"/>
         </w:rPr>
+        <w:t>τοῦ γνῶναι αὐτὸν, καὶ τὴν δύναμιν τῆς ἀναστάσεως αὐτοῦ, καὶ κοινωνίαν παθημάτων αὐτοῦ</w:t>
+      </w:r>
+    </w:p>
+    <w:p>
+      <w:pPr/>
+      <w:r>
+        <w:rPr>
+          <w:lang w:val="pt_PT" w:bidi="pt_PT"/>
+        </w:rPr>
+      </w:r>
+      <w:r>
+        <w:rPr>
+          <w:b/>
+          <w:lang w:val="pt_PT" w:bidi="pt_PT"/>
+        </w:rPr>
         <w:t>"Tudo o que eu quero é conhecer a Cristo e sentir em mim o poder da sua ressurreição. Quero também tomar parte nos seus sofrimentos".</w:t>
       </w:r>
     </w:p>
@@ -27867,7 +32147,7 @@
         </w:rPr>
         <w:t xml:space="preserve">Veja como você traduziu a palavra “conhecimento” em </w:t>
       </w:r>
-      <w:hyperlink r:id="rId39">
+      <w:hyperlink r:id="rId41">
         <w:r>
           <w:rPr>
             <w:lang w:val="pt_PT" w:bidi="pt_PT"/>
@@ -27945,6 +32225,21 @@
           <w:b/>
           <w:lang w:val="pt_PT" w:bidi="pt_PT"/>
         </w:rPr>
+        <w:t>δύναμιν</w:t>
+      </w:r>
+    </w:p>
+    <w:p>
+      <w:pPr/>
+      <w:r>
+        <w:rPr>
+          <w:lang w:val="pt_PT" w:bidi="pt_PT"/>
+        </w:rPr>
+      </w:r>
+      <w:r>
+        <w:rPr>
+          <w:b/>
+          <w:lang w:val="pt_PT" w:bidi="pt_PT"/>
+        </w:rPr>
         <w:t>"o poder da sua ressureição".</w:t>
       </w:r>
     </w:p>
@@ -28054,6 +32349,21 @@
           <w:b/>
           <w:lang w:val="pt_PT" w:bidi="pt_PT"/>
         </w:rPr>
+        <w:t>καὶ κοινωνίαν παθημάτων αὐτοῦ</w:t>
+      </w:r>
+    </w:p>
+    <w:p>
+      <w:pPr/>
+      <w:r>
+        <w:rPr>
+          <w:lang w:val="pt_PT" w:bidi="pt_PT"/>
+        </w:rPr>
+      </w:r>
+      <w:r>
+        <w:rPr>
+          <w:b/>
+          <w:lang w:val="pt_PT" w:bidi="pt_PT"/>
+        </w:rPr>
         <w:t>"Quero também tomar parte nos seus sofrimentos".</w:t>
       </w:r>
     </w:p>
@@ -28137,6 +32447,21 @@
           <w:b/>
           <w:lang w:val="pt_PT" w:bidi="pt_PT"/>
         </w:rPr>
+        <w:t>καὶ κοινωνίαν παθημάτων αὐτοῦ</w:t>
+      </w:r>
+    </w:p>
+    <w:p>
+      <w:pPr/>
+      <w:r>
+        <w:rPr>
+          <w:lang w:val="pt_PT" w:bidi="pt_PT"/>
+        </w:rPr>
+      </w:r>
+      <w:r>
+        <w:rPr>
+          <w:b/>
+          <w:lang w:val="pt_PT" w:bidi="pt_PT"/>
+        </w:rPr>
         <w:t>"Quero também tomar parte nos seus sofrimentos".</w:t>
       </w:r>
     </w:p>
@@ -28233,6 +32558,21 @@
           <w:b/>
           <w:lang w:val="pt_PT" w:bidi="pt_PT"/>
         </w:rPr>
+        <w:t>καὶ</w:t>
+      </w:r>
+    </w:p>
+    <w:p>
+      <w:pPr/>
+      <w:r>
+        <w:rPr>
+          <w:lang w:val="pt_PT" w:bidi="pt_PT"/>
+        </w:rPr>
+      </w:r>
+      <w:r>
+        <w:rPr>
+          <w:b/>
+          <w:lang w:val="pt_PT" w:bidi="pt_PT"/>
+        </w:rPr>
         <w:t>"Quero também".</w:t>
       </w:r>
     </w:p>
@@ -28329,6 +32669,21 @@
           <w:b/>
           <w:lang w:val="pt_PT" w:bidi="pt_PT"/>
         </w:rPr>
+        <w:t>συμμορφιζόμενος τῷ θανάτῳ αὐτοῦ</w:t>
+      </w:r>
+    </w:p>
+    <w:p>
+      <w:pPr/>
+      <w:r>
+        <w:rPr>
+          <w:lang w:val="pt_PT" w:bidi="pt_PT"/>
+        </w:rPr>
+      </w:r>
+      <w:r>
+        <w:rPr>
+          <w:b/>
+          <w:lang w:val="pt_PT" w:bidi="pt_PT"/>
+        </w:rPr>
         <w:t>"e me tornar como ele na sua morte".</w:t>
       </w:r>
     </w:p>
@@ -28425,6 +32780,21 @@
           <w:b/>
           <w:lang w:val="pt_PT" w:bidi="pt_PT"/>
         </w:rPr>
+        <w:t>συμμορφιζόμενος τῷ θανάτῳ αὐτοῦ</w:t>
+      </w:r>
+    </w:p>
+    <w:p>
+      <w:pPr/>
+      <w:r>
+        <w:rPr>
+          <w:lang w:val="pt_PT" w:bidi="pt_PT"/>
+        </w:rPr>
+      </w:r>
+      <w:r>
+        <w:rPr>
+          <w:b/>
+          <w:lang w:val="pt_PT" w:bidi="pt_PT"/>
+        </w:rPr>
         <w:t>"e me tornar como ele na sua morte".</w:t>
       </w:r>
     </w:p>
@@ -28521,6 +32891,21 @@
           <w:b/>
           <w:lang w:val="pt_PT" w:bidi="pt_PT"/>
         </w:rPr>
+        <w:t>τὴν ἐξανάστασιν τὴν ἐκ νεκρῶν</w:t>
+      </w:r>
+    </w:p>
+    <w:p>
+      <w:pPr/>
+      <w:r>
+        <w:rPr>
+          <w:lang w:val="pt_PT" w:bidi="pt_PT"/>
+        </w:rPr>
+      </w:r>
+      <w:r>
+        <w:rPr>
+          <w:b/>
+          <w:lang w:val="pt_PT" w:bidi="pt_PT"/>
+        </w:rPr>
         <w:t>"eu mesmo seja ressuscitado da morte para a vida".</w:t>
       </w:r>
     </w:p>
@@ -28584,6 +32969,21 @@
           <w:b/>
           <w:lang w:val="pt_PT" w:bidi="pt_PT"/>
         </w:rPr>
+        <w:t>οὐχ ὅτι ἤδη ἔλαβον</w:t>
+      </w:r>
+    </w:p>
+    <w:p>
+      <w:pPr/>
+      <w:r>
+        <w:rPr>
+          <w:lang w:val="pt_PT" w:bidi="pt_PT"/>
+        </w:rPr>
+      </w:r>
+      <w:r>
+        <w:rPr>
+          <w:b/>
+          <w:lang w:val="pt_PT" w:bidi="pt_PT"/>
+        </w:rPr>
         <w:t>"Não estou querendo dizer que já consegui tudo o que quero".</w:t>
       </w:r>
     </w:p>
@@ -28693,6 +33093,21 @@
           <w:b/>
           <w:lang w:val="pt_PT" w:bidi="pt_PT"/>
         </w:rPr>
+        <w:t>ἢ ἤδη τετελείωμαι</w:t>
+      </w:r>
+    </w:p>
+    <w:p>
+      <w:pPr/>
+      <w:r>
+        <w:rPr>
+          <w:lang w:val="pt_PT" w:bidi="pt_PT"/>
+        </w:rPr>
+      </w:r>
+      <w:r>
+        <w:rPr>
+          <w:b/>
+          <w:lang w:val="pt_PT" w:bidi="pt_PT"/>
+        </w:rPr>
         <w:t>"ou que já fiquei perfeito".</w:t>
       </w:r>
     </w:p>
@@ -28789,6 +33204,21 @@
           <w:b/>
           <w:lang w:val="pt_PT" w:bidi="pt_PT"/>
         </w:rPr>
+        <w:t>ἤδη τετελείωμαι</w:t>
+      </w:r>
+    </w:p>
+    <w:p>
+      <w:pPr/>
+      <w:r>
+        <w:rPr>
+          <w:lang w:val="pt_PT" w:bidi="pt_PT"/>
+        </w:rPr>
+      </w:r>
+      <w:r>
+        <w:rPr>
+          <w:b/>
+          <w:lang w:val="pt_PT" w:bidi="pt_PT"/>
+        </w:rPr>
         <w:t>"ou que já fiquei perfeito".</w:t>
       </w:r>
     </w:p>
@@ -28885,6 +33315,21 @@
           <w:b/>
           <w:lang w:val="pt_PT" w:bidi="pt_PT"/>
         </w:rPr>
+        <w:t>ἤδη τετελείωμαι</w:t>
+      </w:r>
+    </w:p>
+    <w:p>
+      <w:pPr/>
+      <w:r>
+        <w:rPr>
+          <w:lang w:val="pt_PT" w:bidi="pt_PT"/>
+        </w:rPr>
+      </w:r>
+      <w:r>
+        <w:rPr>
+          <w:b/>
+          <w:lang w:val="pt_PT" w:bidi="pt_PT"/>
+        </w:rPr>
         <w:t>"ou que já fiquei perfeito".</w:t>
       </w:r>
     </w:p>
@@ -28981,6 +33426,21 @@
           <w:b/>
           <w:lang w:val="pt_PT" w:bidi="pt_PT"/>
         </w:rPr>
+        <w:t>καταλάβω, ἐφ’ ᾧ καὶ κατελήμφθην ὑπὸ Χριστοῦ Ἰησοῦ</w:t>
+      </w:r>
+    </w:p>
+    <w:p>
+      <w:pPr/>
+      <w:r>
+        <w:rPr>
+          <w:lang w:val="pt_PT" w:bidi="pt_PT"/>
+        </w:rPr>
+      </w:r>
+      <w:r>
+        <w:rPr>
+          <w:b/>
+          <w:lang w:val="pt_PT" w:bidi="pt_PT"/>
+        </w:rPr>
         <w:t>"mas continuo a correr"</w:t>
       </w:r>
       <w:r>
@@ -29119,7 +33579,7 @@
         </w:rPr>
         <w:t xml:space="preserve"> em </w:t>
       </w:r>
-      <w:hyperlink r:id="rId18">
+      <w:hyperlink r:id="rId20">
         <w:r>
           <w:rPr>
             <w:lang w:val="pt_PT" w:bidi="pt_PT"/>
@@ -29137,7 +33597,7 @@
         </w:rPr>
         <w:t xml:space="preserve"> e </w:t>
       </w:r>
-      <w:hyperlink r:id="rId40">
+      <w:hyperlink r:id="rId42">
         <w:r>
           <w:rPr>
             <w:lang w:val="pt_PT" w:bidi="pt_PT"/>
@@ -29202,6 +33662,21 @@
           <w:b/>
           <w:lang w:val="pt_PT" w:bidi="pt_PT"/>
         </w:rPr>
+        <w:t>ἐγὼ ἐμαυτὸν οὐ λογίζομαι κατειληφέναι</w:t>
+      </w:r>
+    </w:p>
+    <w:p>
+      <w:pPr/>
+      <w:r>
+        <w:rPr>
+          <w:lang w:val="pt_PT" w:bidi="pt_PT"/>
+        </w:rPr>
+      </w:r>
+      <w:r>
+        <w:rPr>
+          <w:b/>
+          <w:lang w:val="pt_PT" w:bidi="pt_PT"/>
+        </w:rPr>
         <w:t>"É claro, irmãos, que eu não penso que já consegui isso".</w:t>
       </w:r>
     </w:p>
@@ -29311,6 +33786,21 @@
           <w:b/>
           <w:lang w:val="pt_PT" w:bidi="pt_PT"/>
         </w:rPr>
+        <w:t>ἓν δέ</w:t>
+      </w:r>
+    </w:p>
+    <w:p>
+      <w:pPr/>
+      <w:r>
+        <w:rPr>
+          <w:lang w:val="pt_PT" w:bidi="pt_PT"/>
+        </w:rPr>
+      </w:r>
+      <w:r>
+        <w:rPr>
+          <w:b/>
+          <w:lang w:val="pt_PT" w:bidi="pt_PT"/>
+        </w:rPr>
         <w:t>"Porém uma coisa eu faço".</w:t>
       </w:r>
     </w:p>
@@ -29394,6 +33884,21 @@
           <w:b/>
           <w:lang w:val="pt_PT" w:bidi="pt_PT"/>
         </w:rPr>
+        <w:t>τὰ μὲν ὀπίσω ἐπιλανθανόμενος, τοῖς δὲ ἔμπροσθεν ἐπεκτεινόμενος</w:t>
+      </w:r>
+    </w:p>
+    <w:p>
+      <w:pPr/>
+      <w:r>
+        <w:rPr>
+          <w:lang w:val="pt_PT" w:bidi="pt_PT"/>
+        </w:rPr>
+      </w:r>
+      <w:r>
+        <w:rPr>
+          <w:b/>
+          <w:lang w:val="pt_PT" w:bidi="pt_PT"/>
+        </w:rPr>
         <w:t>"esqueço aquilo que fica para trás e avanço para o que está na minha frente".</w:t>
       </w:r>
     </w:p>
@@ -29423,7 +33928,7 @@
         </w:rPr>
         <w:t xml:space="preserve">, Paulo está usando a imagem de uma pessoa em uma corrida para ganhar um prêmio. Paulo se retrata como um corredor nesta metáfora, e ele continua usando essa metáfora até o final de </w:t>
       </w:r>
-      <w:hyperlink r:id="rId41">
+      <w:hyperlink r:id="rId43">
         <w:r>
           <w:rPr>
             <w:lang w:val="pt_PT" w:bidi="pt_PT"/>
@@ -29508,6 +34013,21 @@
           <w:b/>
           <w:lang w:val="pt_PT" w:bidi="pt_PT"/>
         </w:rPr>
+        <w:t>κατὰ σκοπὸν διώκω εἰς τὸ βραβεῖον</w:t>
+      </w:r>
+    </w:p>
+    <w:p>
+      <w:pPr/>
+      <w:r>
+        <w:rPr>
+          <w:lang w:val="pt_PT" w:bidi="pt_PT"/>
+        </w:rPr>
+      </w:r>
+      <w:r>
+        <w:rPr>
+          <w:b/>
+          <w:lang w:val="pt_PT" w:bidi="pt_PT"/>
+        </w:rPr>
         <w:t>"Corro direto para a linha de chegada a fim de conseguir o prêmio da vitória".</w:t>
       </w:r>
     </w:p>
@@ -29604,6 +34124,21 @@
           <w:b/>
           <w:lang w:val="pt_PT" w:bidi="pt_PT"/>
         </w:rPr>
+        <w:t>σκοπὸν &amp; εἰς τὸ βραβεῖον τῆς ἄνω κλήσεως τοῦ Θεοῦ</w:t>
+      </w:r>
+    </w:p>
+    <w:p>
+      <w:pPr/>
+      <w:r>
+        <w:rPr>
+          <w:lang w:val="pt_PT" w:bidi="pt_PT"/>
+        </w:rPr>
+      </w:r>
+      <w:r>
+        <w:rPr>
+          <w:b/>
+          <w:lang w:val="pt_PT" w:bidi="pt_PT"/>
+        </w:rPr>
         <w:t>"a fim de conseguir o prêmio da vitória. Esse prêmio é a nova vida para a qual Deus me chamou por meio de Cristo Jesus".</w:t>
       </w:r>
     </w:p>
@@ -29693,6 +34228,21 @@
           <w:b/>
           <w:lang w:val="pt_PT" w:bidi="pt_PT"/>
         </w:rPr>
+        <w:t>τὸ βραβεῖον τῆς ἄνω κλήσεως τοῦ Θεοῦ</w:t>
+      </w:r>
+    </w:p>
+    <w:p>
+      <w:pPr/>
+      <w:r>
+        <w:rPr>
+          <w:lang w:val="pt_PT" w:bidi="pt_PT"/>
+        </w:rPr>
+      </w:r>
+      <w:r>
+        <w:rPr>
+          <w:b/>
+          <w:lang w:val="pt_PT" w:bidi="pt_PT"/>
+        </w:rPr>
         <w:t>"o prêmio da vitória. Esse prêmio é a nova vida para a qual Deus me chamou".</w:t>
       </w:r>
     </w:p>
@@ -29828,6 +34378,21 @@
           <w:b/>
           <w:lang w:val="pt_PT" w:bidi="pt_PT"/>
         </w:rPr>
+        <w:t>τῆς ἄνω κλήσεως τοῦ Θεοῦ</w:t>
+      </w:r>
+    </w:p>
+    <w:p>
+      <w:pPr/>
+      <w:r>
+        <w:rPr>
+          <w:lang w:val="pt_PT" w:bidi="pt_PT"/>
+        </w:rPr>
+      </w:r>
+      <w:r>
+        <w:rPr>
+          <w:b/>
+          <w:lang w:val="pt_PT" w:bidi="pt_PT"/>
+        </w:rPr>
         <w:t>"a nova vida para a qual Deus me chamou por meio de Cristo Jesus".</w:t>
       </w:r>
     </w:p>
@@ -29950,6 +34515,21 @@
           <w:b/>
           <w:lang w:val="pt_PT" w:bidi="pt_PT"/>
         </w:rPr>
+        <w:t>κατὰ σκοπὸν διώκω εἰς τὸ βραβεῖον τῆς ἄνω κλήσεως τοῦ Θεοῦ ἐν Χριστῷ Ἰησοῦ</w:t>
+      </w:r>
+    </w:p>
+    <w:p>
+      <w:pPr/>
+      <w:r>
+        <w:rPr>
+          <w:lang w:val="pt_PT" w:bidi="pt_PT"/>
+        </w:rPr>
+      </w:r>
+      <w:r>
+        <w:rPr>
+          <w:b/>
+          <w:lang w:val="pt_PT" w:bidi="pt_PT"/>
+        </w:rPr>
         <w:t>"Corro direto para a linha de chegada a fim de conseguir o prêmio da vitória. Esse prêmio é a nova vida para a qual Deus me chamou por meio de Cristo Jesus".</w:t>
       </w:r>
     </w:p>
@@ -30072,6 +34652,21 @@
           <w:b/>
           <w:lang w:val="pt_PT" w:bidi="pt_PT"/>
         </w:rPr>
+        <w:t>κατὰ σκοπὸν διώκω εἰς τὸ βραβεῖον τῆς ἄνω κλήσεως τοῦ Θεοῦ ἐν Χριστῷ Ἰησοῦ</w:t>
+      </w:r>
+    </w:p>
+    <w:p>
+      <w:pPr/>
+      <w:r>
+        <w:rPr>
+          <w:lang w:val="pt_PT" w:bidi="pt_PT"/>
+        </w:rPr>
+      </w:r>
+      <w:r>
+        <w:rPr>
+          <w:b/>
+          <w:lang w:val="pt_PT" w:bidi="pt_PT"/>
+        </w:rPr>
         <w:t>"Corro direto para a linha de chegada a fim de conseguir o prêmio da vitória. Esse prêmio é a nova vida para a qual Deus me chamou por meio de Cristo Jesus".</w:t>
       </w:r>
     </w:p>
@@ -30155,6 +34750,21 @@
           <w:b/>
           <w:lang w:val="pt_PT" w:bidi="pt_PT"/>
         </w:rPr>
+        <w:t>οὖν</w:t>
+      </w:r>
+    </w:p>
+    <w:p>
+      <w:pPr/>
+      <w:r>
+        <w:rPr>
+          <w:lang w:val="pt_PT" w:bidi="pt_PT"/>
+        </w:rPr>
+      </w:r>
+      <w:r>
+        <w:rPr>
+          <w:b/>
+          <w:lang w:val="pt_PT" w:bidi="pt_PT"/>
+        </w:rPr>
         <w:t>"Porém".</w:t>
       </w:r>
     </w:p>
@@ -30184,7 +34794,7 @@
         </w:rPr>
         <w:t xml:space="preserve"> indica que Paulo está fazendo a transição do ensino aos filipenses usando sua experiência pessoal (</w:t>
       </w:r>
-      <w:hyperlink r:id="rId42">
+      <w:hyperlink r:id="rId44">
         <w:r>
           <w:rPr>
             <w:lang w:val="pt_PT" w:bidi="pt_PT"/>
@@ -30202,7 +34812,7 @@
         </w:rPr>
         <w:t>) para exortá-los (</w:t>
       </w:r>
-      <w:hyperlink r:id="rId43">
+      <w:hyperlink r:id="rId45">
         <w:r>
           <w:rPr>
             <w:lang w:val="pt_PT" w:bidi="pt_PT"/>
@@ -30287,6 +34897,21 @@
           <w:b/>
           <w:lang w:val="pt_PT" w:bidi="pt_PT"/>
         </w:rPr>
+        <w:t>ὅσοι</w:t>
+      </w:r>
+    </w:p>
+    <w:p>
+      <w:pPr/>
+      <w:r>
+        <w:rPr>
+          <w:lang w:val="pt_PT" w:bidi="pt_PT"/>
+        </w:rPr>
+      </w:r>
+      <w:r>
+        <w:rPr>
+          <w:b/>
+          <w:lang w:val="pt_PT" w:bidi="pt_PT"/>
+        </w:rPr>
         <w:t>"Todos nós que somos espiritualmente maduros".</w:t>
       </w:r>
     </w:p>
@@ -30459,6 +35084,21 @@
           <w:b/>
           <w:lang w:val="pt_PT" w:bidi="pt_PT"/>
         </w:rPr>
+        <w:t>καὶ τοῦτο ὁ Θεὸς ὑμῖν ἀποκαλύψει</w:t>
+      </w:r>
+    </w:p>
+    <w:p>
+      <w:pPr/>
+      <w:r>
+        <w:rPr>
+          <w:lang w:val="pt_PT" w:bidi="pt_PT"/>
+        </w:rPr>
+      </w:r>
+      <w:r>
+        <w:rPr>
+          <w:b/>
+          <w:lang w:val="pt_PT" w:bidi="pt_PT"/>
+        </w:rPr>
         <w:t>"Deus vai tornar as coisas claras para vocês".</w:t>
       </w:r>
     </w:p>
@@ -30522,6 +35162,21 @@
           <w:b/>
           <w:lang w:val="pt_PT" w:bidi="pt_PT"/>
         </w:rPr>
+        <w:t>εἰς ὃ ἐφθάσαμεν, τῷ αὐτῷ στοιχεῖν</w:t>
+      </w:r>
+    </w:p>
+    <w:p>
+      <w:pPr/>
+      <w:r>
+        <w:rPr>
+          <w:lang w:val="pt_PT" w:bidi="pt_PT"/>
+        </w:rPr>
+      </w:r>
+      <w:r>
+        <w:rPr>
+          <w:b/>
+          <w:lang w:val="pt_PT" w:bidi="pt_PT"/>
+        </w:rPr>
         <w:t>"Portanto, vamos em frente, na mesma direção que temos seguido até agora".</w:t>
       </w:r>
     </w:p>
@@ -30618,6 +35273,21 @@
           <w:b/>
           <w:lang w:val="pt_PT" w:bidi="pt_PT"/>
         </w:rPr>
+        <w:t>εἰς ὃ ἐφθάσαμεν, τῷ αὐτῷ στοιχεῖν</w:t>
+      </w:r>
+    </w:p>
+    <w:p>
+      <w:pPr/>
+      <w:r>
+        <w:rPr>
+          <w:lang w:val="pt_PT" w:bidi="pt_PT"/>
+        </w:rPr>
+      </w:r>
+      <w:r>
+        <w:rPr>
+          <w:b/>
+          <w:lang w:val="pt_PT" w:bidi="pt_PT"/>
+        </w:rPr>
         <w:t>"Portanto, vamos em frente, na mesma direção que temos seguido até agora".</w:t>
       </w:r>
     </w:p>
@@ -30681,6 +35351,21 @@
           <w:b/>
           <w:lang w:val="pt_PT" w:bidi="pt_PT"/>
         </w:rPr>
+        <w:t>συνμιμηταί μου γίνεσθε</w:t>
+      </w:r>
+    </w:p>
+    <w:p>
+      <w:pPr/>
+      <w:r>
+        <w:rPr>
+          <w:lang w:val="pt_PT" w:bidi="pt_PT"/>
+        </w:rPr>
+      </w:r>
+      <w:r>
+        <w:rPr>
+          <w:b/>
+          <w:lang w:val="pt_PT" w:bidi="pt_PT"/>
+        </w:rPr>
         <w:t>"Meus irmãos, continuem a ser meus imitadores".</w:t>
       </w:r>
     </w:p>
@@ -30744,6 +35429,21 @@
           <w:b/>
           <w:lang w:val="pt_PT" w:bidi="pt_PT"/>
         </w:rPr>
+        <w:t>γίνεσθε</w:t>
+      </w:r>
+    </w:p>
+    <w:p>
+      <w:pPr/>
+      <w:r>
+        <w:rPr>
+          <w:lang w:val="pt_PT" w:bidi="pt_PT"/>
+        </w:rPr>
+      </w:r>
+      <w:r>
+        <w:rPr>
+          <w:b/>
+          <w:lang w:val="pt_PT" w:bidi="pt_PT"/>
+        </w:rPr>
         <w:t>"continuem a ser".</w:t>
       </w:r>
     </w:p>
@@ -30855,7 +35555,7 @@
         </w:rPr>
         <w:t xml:space="preserve"> em </w:t>
       </w:r>
-      <w:hyperlink r:id="rId18">
+      <w:hyperlink r:id="rId20">
         <w:r>
           <w:rPr>
             <w:lang w:val="pt_PT" w:bidi="pt_PT"/>
@@ -30920,6 +35620,21 @@
           <w:b/>
           <w:lang w:val="pt_PT" w:bidi="pt_PT"/>
         </w:rPr>
+        <w:t>σκοπεῖτε</w:t>
+      </w:r>
+    </w:p>
+    <w:p>
+      <w:pPr/>
+      <w:r>
+        <w:rPr>
+          <w:lang w:val="pt_PT" w:bidi="pt_PT"/>
+        </w:rPr>
+      </w:r>
+      <w:r>
+        <w:rPr>
+          <w:b/>
+          <w:lang w:val="pt_PT" w:bidi="pt_PT"/>
+        </w:rPr>
         <w:t>"E olhem com atenção".</w:t>
       </w:r>
     </w:p>
@@ -30996,6 +35711,21 @@
           <w:b/>
           <w:lang w:val="pt_PT" w:bidi="pt_PT"/>
         </w:rPr>
+        <w:t>τοὺς οὕτω περιπατοῦντας, καθὼς ἔχετε τύπον ἡμᾶς</w:t>
+      </w:r>
+    </w:p>
+    <w:p>
+      <w:pPr/>
+      <w:r>
+        <w:rPr>
+          <w:lang w:val="pt_PT" w:bidi="pt_PT"/>
+        </w:rPr>
+      </w:r>
+      <w:r>
+        <w:rPr>
+          <w:b/>
+          <w:lang w:val="pt_PT" w:bidi="pt_PT"/>
+        </w:rPr>
         <w:t>"E olhem com atenção também os que vivem de acordo com o exemplo que temos dado a vocês".</w:t>
       </w:r>
     </w:p>
@@ -31059,6 +35789,21 @@
           <w:b/>
           <w:lang w:val="pt_PT" w:bidi="pt_PT"/>
         </w:rPr>
+        <w:t>πολλοὶ γὰρ περιπατοῦσιν</w:t>
+      </w:r>
+    </w:p>
+    <w:p>
+      <w:pPr/>
+      <w:r>
+        <w:rPr>
+          <w:lang w:val="pt_PT" w:bidi="pt_PT"/>
+        </w:rPr>
+      </w:r>
+      <w:r>
+        <w:rPr>
+          <w:b/>
+          <w:lang w:val="pt_PT" w:bidi="pt_PT"/>
+        </w:rPr>
         <w:t>"Já disse isto muitas vezes e agora repito, chorando: existem muitos que, pela sua maneira de viver".</w:t>
       </w:r>
     </w:p>
@@ -31142,6 +35887,21 @@
           <w:b/>
           <w:lang w:val="pt_PT" w:bidi="pt_PT"/>
         </w:rPr>
+        <w:t>πολλοὶ γὰρ</w:t>
+      </w:r>
+    </w:p>
+    <w:p>
+      <w:pPr/>
+      <w:r>
+        <w:rPr>
+          <w:lang w:val="pt_PT" w:bidi="pt_PT"/>
+        </w:rPr>
+      </w:r>
+      <w:r>
+        <w:rPr>
+          <w:b/>
+          <w:lang w:val="pt_PT" w:bidi="pt_PT"/>
+        </w:rPr>
         <w:t>"existem muitos".</w:t>
       </w:r>
     </w:p>
@@ -31238,6 +35998,21 @@
           <w:b/>
           <w:lang w:val="pt_PT" w:bidi="pt_PT"/>
         </w:rPr>
+        <w:t>νῦν δὲ καὶ κλαίων</w:t>
+      </w:r>
+    </w:p>
+    <w:p>
+      <w:pPr/>
+      <w:r>
+        <w:rPr>
+          <w:lang w:val="pt_PT" w:bidi="pt_PT"/>
+        </w:rPr>
+      </w:r>
+      <w:r>
+        <w:rPr>
+          <w:b/>
+          <w:lang w:val="pt_PT" w:bidi="pt_PT"/>
+        </w:rPr>
         <w:t>"e agora repito, chorando".</w:t>
       </w:r>
     </w:p>
@@ -31301,6 +36076,21 @@
           <w:b/>
           <w:lang w:val="pt_PT" w:bidi="pt_PT"/>
         </w:rPr>
+        <w:t>τοὺς ἐχθροὺς τοῦ σταυροῦ τοῦ Χριστοῦ</w:t>
+      </w:r>
+    </w:p>
+    <w:p>
+      <w:pPr/>
+      <w:r>
+        <w:rPr>
+          <w:lang w:val="pt_PT" w:bidi="pt_PT"/>
+        </w:rPr>
+      </w:r>
+      <w:r>
+        <w:rPr>
+          <w:b/>
+          <w:lang w:val="pt_PT" w:bidi="pt_PT"/>
+        </w:rPr>
         <w:t>"existem muitos que, pela sua maneira de viver, se tornam inimigos da mensagem da morte de Cristo na cruz".</w:t>
       </w:r>
     </w:p>
@@ -31423,6 +36213,21 @@
           <w:b/>
           <w:lang w:val="pt_PT" w:bidi="pt_PT"/>
         </w:rPr>
+        <w:t>ὧν τὸ τέλος ἀπώλεια</w:t>
+      </w:r>
+    </w:p>
+    <w:p>
+      <w:pPr/>
+      <w:r>
+        <w:rPr>
+          <w:lang w:val="pt_PT" w:bidi="pt_PT"/>
+        </w:rPr>
+      </w:r>
+      <w:r>
+        <w:rPr>
+          <w:b/>
+          <w:lang w:val="pt_PT" w:bidi="pt_PT"/>
+        </w:rPr>
         <w:t>"Eles vão para a destruição no inferno".</w:t>
       </w:r>
     </w:p>
@@ -31506,6 +36311,21 @@
           <w:b/>
           <w:lang w:val="pt_PT" w:bidi="pt_PT"/>
         </w:rPr>
+        <w:t>ὧν τὸ τέλος ἀπώλεια</w:t>
+      </w:r>
+    </w:p>
+    <w:p>
+      <w:pPr/>
+      <w:r>
+        <w:rPr>
+          <w:lang w:val="pt_PT" w:bidi="pt_PT"/>
+        </w:rPr>
+      </w:r>
+      <w:r>
+        <w:rPr>
+          <w:b/>
+          <w:lang w:val="pt_PT" w:bidi="pt_PT"/>
+        </w:rPr>
         <w:t>"Eles vão para a destruição no inferno".</w:t>
       </w:r>
     </w:p>
@@ -31602,6 +36422,21 @@
           <w:b/>
           <w:lang w:val="pt_PT" w:bidi="pt_PT"/>
         </w:rPr>
+        <w:t>ὧν ὁ Θεὸς ἡ κοιλία</w:t>
+      </w:r>
+    </w:p>
+    <w:p>
+      <w:pPr/>
+      <w:r>
+        <w:rPr>
+          <w:lang w:val="pt_PT" w:bidi="pt_PT"/>
+        </w:rPr>
+      </w:r>
+      <w:r>
+        <w:rPr>
+          <w:b/>
+          <w:lang w:val="pt_PT" w:bidi="pt_PT"/>
+        </w:rPr>
         <w:t>"porque o deus deles são os desejos do corpo".</w:t>
       </w:r>
     </w:p>
@@ -31698,6 +36533,21 @@
           <w:b/>
           <w:lang w:val="pt_PT" w:bidi="pt_PT"/>
         </w:rPr>
+        <w:t>ἡ δόξα ἐν τῇ αἰσχύνῃ αὐτῶν</w:t>
+      </w:r>
+    </w:p>
+    <w:p>
+      <w:pPr/>
+      <w:r>
+        <w:rPr>
+          <w:lang w:val="pt_PT" w:bidi="pt_PT"/>
+        </w:rPr>
+      </w:r>
+      <w:r>
+        <w:rPr>
+          <w:b/>
+          <w:lang w:val="pt_PT" w:bidi="pt_PT"/>
+        </w:rPr>
         <w:t>"Eles têm orgulho daquilo que devia ser uma vergonha para eles".</w:t>
       </w:r>
     </w:p>
@@ -31794,6 +36644,21 @@
           <w:b/>
           <w:lang w:val="pt_PT" w:bidi="pt_PT"/>
         </w:rPr>
+        <w:t>ἡ δόξα ἐν τῇ αἰσχύνῃ αὐτῶν</w:t>
+      </w:r>
+    </w:p>
+    <w:p>
+      <w:pPr/>
+      <w:r>
+        <w:rPr>
+          <w:lang w:val="pt_PT" w:bidi="pt_PT"/>
+        </w:rPr>
+      </w:r>
+      <w:r>
+        <w:rPr>
+          <w:b/>
+          <w:lang w:val="pt_PT" w:bidi="pt_PT"/>
+        </w:rPr>
         <w:t>"Eles têm orgulho daquilo que devia ser uma vergonha para eles".</w:t>
       </w:r>
     </w:p>
@@ -31890,6 +36755,21 @@
           <w:b/>
           <w:lang w:val="pt_PT" w:bidi="pt_PT"/>
         </w:rPr>
+        <w:t>ἡ δόξα ἐν τῇ αἰσχύνῃ αὐτῶν</w:t>
+      </w:r>
+    </w:p>
+    <w:p>
+      <w:pPr/>
+      <w:r>
+        <w:rPr>
+          <w:lang w:val="pt_PT" w:bidi="pt_PT"/>
+        </w:rPr>
+      </w:r>
+      <w:r>
+        <w:rPr>
+          <w:b/>
+          <w:lang w:val="pt_PT" w:bidi="pt_PT"/>
+        </w:rPr>
         <w:t>"Eles têm orgulho daquilo que devia ser uma vergonha para eles".</w:t>
       </w:r>
     </w:p>
@@ -31986,6 +36866,21 @@
           <w:b/>
           <w:lang w:val="pt_PT" w:bidi="pt_PT"/>
         </w:rPr>
+        <w:t>οἱ τὰ ἐπίγεια φρονοῦντες</w:t>
+      </w:r>
+    </w:p>
+    <w:p>
+      <w:pPr/>
+      <w:r>
+        <w:rPr>
+          <w:lang w:val="pt_PT" w:bidi="pt_PT"/>
+        </w:rPr>
+      </w:r>
+      <w:r>
+        <w:rPr>
+          <w:b/>
+          <w:lang w:val="pt_PT" w:bidi="pt_PT"/>
+        </w:rPr>
         <w:t>"e pensam somente nas coisas que são deste mundo".</w:t>
       </w:r>
     </w:p>
@@ -32165,6 +37060,21 @@
           <w:b/>
           <w:lang w:val="pt_PT" w:bidi="pt_PT"/>
         </w:rPr>
+        <w:t>ἡμῶν &amp; ἀπεκδεχόμεθα</w:t>
+      </w:r>
+    </w:p>
+    <w:p>
+      <w:pPr/>
+      <w:r>
+        <w:rPr>
+          <w:lang w:val="pt_PT" w:bidi="pt_PT"/>
+        </w:rPr>
+      </w:r>
+      <w:r>
+        <w:rPr>
+          <w:b/>
+          <w:lang w:val="pt_PT" w:bidi="pt_PT"/>
+        </w:rPr>
         <w:t>"nós"</w:t>
       </w:r>
       <w:r>
@@ -32326,6 +37236,21 @@
           <w:b/>
           <w:lang w:val="pt_PT" w:bidi="pt_PT"/>
         </w:rPr>
+        <w:t>πολίτευμα</w:t>
+      </w:r>
+    </w:p>
+    <w:p>
+      <w:pPr/>
+      <w:r>
+        <w:rPr>
+          <w:lang w:val="pt_PT" w:bidi="pt_PT"/>
+        </w:rPr>
+      </w:r>
+      <w:r>
+        <w:rPr>
+          <w:b/>
+          <w:lang w:val="pt_PT" w:bidi="pt_PT"/>
+        </w:rPr>
         <w:t>"somos cidadãos".</w:t>
       </w:r>
     </w:p>
@@ -32409,6 +37334,21 @@
           <w:b/>
           <w:lang w:val="pt_PT" w:bidi="pt_PT"/>
         </w:rPr>
+        <w:t>σώματι τῆς δόξης αὐτοῦ</w:t>
+      </w:r>
+    </w:p>
+    <w:p>
+      <w:pPr/>
+      <w:r>
+        <w:rPr>
+          <w:lang w:val="pt_PT" w:bidi="pt_PT"/>
+        </w:rPr>
+      </w:r>
+      <w:r>
+        <w:rPr>
+          <w:b/>
+          <w:lang w:val="pt_PT" w:bidi="pt_PT"/>
+        </w:rPr>
         <w:t>"ao seu próprio corpo glorioso".</w:t>
       </w:r>
     </w:p>
@@ -32505,6 +37445,21 @@
           <w:b/>
           <w:lang w:val="pt_PT" w:bidi="pt_PT"/>
         </w:rPr>
+        <w:t>τοῦ δύνασθαι αὐτὸν</w:t>
+      </w:r>
+    </w:p>
+    <w:p>
+      <w:pPr/>
+      <w:r>
+        <w:rPr>
+          <w:lang w:val="pt_PT" w:bidi="pt_PT"/>
+        </w:rPr>
+      </w:r>
+      <w:r>
+        <w:rPr>
+          <w:b/>
+          <w:lang w:val="pt_PT" w:bidi="pt_PT"/>
+        </w:rPr>
         <w:t>"usando para isso o mesmo poder que ele tem para dominar todas as coisas".</w:t>
       </w:r>
     </w:p>
@@ -32601,6 +37556,21 @@
           <w:b/>
           <w:lang w:val="pt_PT" w:bidi="pt_PT"/>
         </w:rPr>
+        <w:t>ὥστε</w:t>
+      </w:r>
+    </w:p>
+    <w:p>
+      <w:pPr/>
+      <w:r>
+        <w:rPr>
+          <w:lang w:val="pt_PT" w:bidi="pt_PT"/>
+        </w:rPr>
+      </w:r>
+      <w:r>
+        <w:rPr>
+          <w:b/>
+          <w:lang w:val="pt_PT" w:bidi="pt_PT"/>
+        </w:rPr>
         <w:t>"Portanto".</w:t>
       </w:r>
     </w:p>
@@ -32726,7 +37696,7 @@
         </w:rPr>
         <w:t xml:space="preserve"> em </w:t>
       </w:r>
-      <w:hyperlink r:id="rId18">
+      <w:hyperlink r:id="rId20">
         <w:r>
           <w:rPr>
             <w:lang w:val="pt_PT" w:bidi="pt_PT"/>
@@ -32811,6 +37781,21 @@
           <w:b/>
           <w:lang w:val="pt_PT" w:bidi="pt_PT"/>
         </w:rPr>
+        <w:t>ἀγαπητοὶ καὶ ἐπιπόθητοι</w:t>
+      </w:r>
+    </w:p>
+    <w:p>
+      <w:pPr/>
+      <w:r>
+        <w:rPr>
+          <w:lang w:val="pt_PT" w:bidi="pt_PT"/>
+        </w:rPr>
+      </w:r>
+      <w:r>
+        <w:rPr>
+          <w:b/>
+          <w:lang w:val="pt_PT" w:bidi="pt_PT"/>
+        </w:rPr>
         <w:t>"Meus queridos".</w:t>
       </w:r>
     </w:p>
@@ -32874,6 +37859,21 @@
           <w:b/>
           <w:lang w:val="pt_PT" w:bidi="pt_PT"/>
         </w:rPr>
+        <w:t>χαρὰ καὶ στέφανός μου</w:t>
+      </w:r>
+    </w:p>
+    <w:p>
+      <w:pPr/>
+      <w:r>
+        <w:rPr>
+          <w:lang w:val="pt_PT" w:bidi="pt_PT"/>
+        </w:rPr>
+      </w:r>
+      <w:r>
+        <w:rPr>
+          <w:b/>
+          <w:lang w:val="pt_PT" w:bidi="pt_PT"/>
+        </w:rPr>
         <w:t>"Vocês me fazem tão feliz, e eu me orgulho muito de vocês!".</w:t>
       </w:r>
     </w:p>
@@ -32957,6 +37957,21 @@
           <w:b/>
           <w:lang w:val="pt_PT" w:bidi="pt_PT"/>
         </w:rPr>
+        <w:t>χαρὰ καὶ στέφανός μου</w:t>
+      </w:r>
+    </w:p>
+    <w:p>
+      <w:pPr/>
+      <w:r>
+        <w:rPr>
+          <w:lang w:val="pt_PT" w:bidi="pt_PT"/>
+        </w:rPr>
+      </w:r>
+      <w:r>
+        <w:rPr>
+          <w:b/>
+          <w:lang w:val="pt_PT" w:bidi="pt_PT"/>
+        </w:rPr>
         <w:t>"Vocês me fazem tão feliz, e eu me orgulho muito de vocês!".</w:t>
       </w:r>
     </w:p>
@@ -33053,6 +38068,21 @@
           <w:b/>
           <w:lang w:val="pt_PT" w:bidi="pt_PT"/>
         </w:rPr>
+        <w:t>στέφανός</w:t>
+      </w:r>
+    </w:p>
+    <w:p>
+      <w:pPr/>
+      <w:r>
+        <w:rPr>
+          <w:lang w:val="pt_PT" w:bidi="pt_PT"/>
+        </w:rPr>
+      </w:r>
+      <w:r>
+        <w:rPr>
+          <w:b/>
+          <w:lang w:val="pt_PT" w:bidi="pt_PT"/>
+        </w:rPr>
         <w:t>"me orgulho muito".</w:t>
       </w:r>
     </w:p>
@@ -33175,6 +38205,21 @@
           <w:b/>
           <w:lang w:val="pt_PT" w:bidi="pt_PT"/>
         </w:rPr>
+        <w:t>οὕτως στήκετε ἐν Κυρίῳ, ἀγαπητοί</w:t>
+      </w:r>
+    </w:p>
+    <w:p>
+      <w:pPr/>
+      <w:r>
+        <w:rPr>
+          <w:lang w:val="pt_PT" w:bidi="pt_PT"/>
+        </w:rPr>
+      </w:r>
+      <w:r>
+        <w:rPr>
+          <w:b/>
+          <w:lang w:val="pt_PT" w:bidi="pt_PT"/>
+        </w:rPr>
         <w:t>"Portanto, continuem todos firmes".</w:t>
       </w:r>
     </w:p>
@@ -33238,6 +38283,21 @@
           <w:b/>
           <w:lang w:val="pt_PT" w:bidi="pt_PT"/>
         </w:rPr>
+        <w:t>οὕτως στήκετε ἐν Κυρίῳ, ἀγαπητοί</w:t>
+      </w:r>
+    </w:p>
+    <w:p>
+      <w:pPr/>
+      <w:r>
+        <w:rPr>
+          <w:lang w:val="pt_PT" w:bidi="pt_PT"/>
+        </w:rPr>
+      </w:r>
+      <w:r>
+        <w:rPr>
+          <w:b/>
+          <w:lang w:val="pt_PT" w:bidi="pt_PT"/>
+        </w:rPr>
         <w:t>"</w:t>
       </w:r>
       <w:r>
@@ -33281,7 +38341,7 @@
         </w:rPr>
         <w:t xml:space="preserve"> a qual pode se referir a: (1) o que vem antes dela, caso em que essa frase significa “da maneira que acabei de explicar a você”. Tradução alternativa: “permaneçam firmes no Senhor da maneira que acabei de explicar a vocês, amados”; (2) o que Paulo ordena que os cristãos filipenses façam em </w:t>
       </w:r>
-      <w:hyperlink r:id="rId44">
+      <w:hyperlink r:id="rId46">
         <w:r>
           <w:rPr>
             <w:lang w:val="pt_PT" w:bidi="pt_PT"/>
@@ -33346,6 +38406,21 @@
           <w:b/>
           <w:lang w:val="pt_PT" w:bidi="pt_PT"/>
         </w:rPr>
+        <w:t>στήκετε</w:t>
+      </w:r>
+    </w:p>
+    <w:p>
+      <w:pPr/>
+      <w:r>
+        <w:rPr>
+          <w:lang w:val="pt_PT" w:bidi="pt_PT"/>
+        </w:rPr>
+      </w:r>
+      <w:r>
+        <w:rPr>
+          <w:b/>
+          <w:lang w:val="pt_PT" w:bidi="pt_PT"/>
+        </w:rPr>
         <w:t>"continuem todos firmes".</w:t>
       </w:r>
     </w:p>
@@ -33442,6 +38517,21 @@
           <w:b/>
           <w:lang w:val="pt_PT" w:bidi="pt_PT"/>
         </w:rPr>
+        <w:t>στήκετε</w:t>
+      </w:r>
+    </w:p>
+    <w:p>
+      <w:pPr/>
+      <w:r>
+        <w:rPr>
+          <w:lang w:val="pt_PT" w:bidi="pt_PT"/>
+        </w:rPr>
+      </w:r>
+      <w:r>
+        <w:rPr>
+          <w:b/>
+          <w:lang w:val="pt_PT" w:bidi="pt_PT"/>
+        </w:rPr>
         <w:t>"continuem todos firmes".</w:t>
       </w:r>
     </w:p>
@@ -33538,6 +38628,21 @@
           <w:b/>
           <w:lang w:val="pt_PT" w:bidi="pt_PT"/>
         </w:rPr>
+        <w:t>οὕτως στήκετε ἐν Κυρίῳ</w:t>
+      </w:r>
+    </w:p>
+    <w:p>
+      <w:pPr/>
+      <w:r>
+        <w:rPr>
+          <w:lang w:val="pt_PT" w:bidi="pt_PT"/>
+        </w:rPr>
+      </w:r>
+      <w:r>
+        <w:rPr>
+          <w:b/>
+          <w:lang w:val="pt_PT" w:bidi="pt_PT"/>
+        </w:rPr>
         <w:t>"Portanto, continuem todos firmes, vivendo unidos com o Senhor".</w:t>
       </w:r>
     </w:p>
@@ -33601,6 +38706,21 @@
           <w:b/>
           <w:lang w:val="pt_PT" w:bidi="pt_PT"/>
         </w:rPr>
+        <w:t>Εὐοδίαν &amp; Συντύχην</w:t>
+      </w:r>
+    </w:p>
+    <w:p>
+      <w:pPr/>
+      <w:r>
+        <w:rPr>
+          <w:lang w:val="pt_PT" w:bidi="pt_PT"/>
+        </w:rPr>
+      </w:r>
+      <w:r>
+        <w:rPr>
+          <w:b/>
+          <w:lang w:val="pt_PT" w:bidi="pt_PT"/>
+        </w:rPr>
         <w:t>"Evódia"</w:t>
       </w:r>
       <w:r>
@@ -33717,6 +38837,21 @@
           <w:b/>
           <w:lang w:val="pt_PT" w:bidi="pt_PT"/>
         </w:rPr>
+        <w:t>σέ</w:t>
+      </w:r>
+    </w:p>
+    <w:p>
+      <w:pPr/>
+      <w:r>
+        <w:rPr>
+          <w:lang w:val="pt_PT" w:bidi="pt_PT"/>
+        </w:rPr>
+      </w:r>
+      <w:r>
+        <w:rPr>
+          <w:b/>
+          <w:lang w:val="pt_PT" w:bidi="pt_PT"/>
+        </w:rPr>
         <w:t>"você".</w:t>
       </w:r>
     </w:p>
@@ -33839,6 +38974,21 @@
           <w:b/>
           <w:lang w:val="pt_PT" w:bidi="pt_PT"/>
         </w:rPr>
+        <w:t>γνήσιε σύνζυγε</w:t>
+      </w:r>
+    </w:p>
+    <w:p>
+      <w:pPr/>
+      <w:r>
+        <w:rPr>
+          <w:lang w:val="pt_PT" w:bidi="pt_PT"/>
+        </w:rPr>
+      </w:r>
+      <w:r>
+        <w:rPr>
+          <w:b/>
+          <w:lang w:val="pt_PT" w:bidi="pt_PT"/>
+        </w:rPr>
         <w:t>"meu fiel companheiro".</w:t>
       </w:r>
     </w:p>
@@ -33915,6 +39065,21 @@
           <w:b/>
           <w:lang w:val="pt_PT" w:bidi="pt_PT"/>
         </w:rPr>
+        <w:t>αἵτινες ἐν τῷ εὐαγγελίῳ συνήθλησάν μοι</w:t>
+      </w:r>
+    </w:p>
+    <w:p>
+      <w:pPr/>
+      <w:r>
+        <w:rPr>
+          <w:lang w:val="pt_PT" w:bidi="pt_PT"/>
+        </w:rPr>
+      </w:r>
+      <w:r>
+        <w:rPr>
+          <w:b/>
+          <w:lang w:val="pt_PT" w:bidi="pt_PT"/>
+        </w:rPr>
         <w:t>"</w:t>
       </w:r>
       <w:r>
@@ -34025,6 +39190,21 @@
           <w:b/>
           <w:lang w:val="pt_PT" w:bidi="pt_PT"/>
         </w:rPr>
+        <w:t>τῷ εὐαγγελίῳ</w:t>
+      </w:r>
+    </w:p>
+    <w:p>
+      <w:pPr/>
+      <w:r>
+        <w:rPr>
+          <w:lang w:val="pt_PT" w:bidi="pt_PT"/>
+        </w:rPr>
+      </w:r>
+      <w:r>
+        <w:rPr>
+          <w:b/>
+          <w:lang w:val="pt_PT" w:bidi="pt_PT"/>
+        </w:rPr>
         <w:t>"o evangelho".</w:t>
       </w:r>
     </w:p>
@@ -34150,7 +39330,7 @@
         </w:rPr>
         <w:t xml:space="preserve"> em </w:t>
       </w:r>
-      <w:hyperlink r:id="rId16">
+      <w:hyperlink r:id="rId18">
         <w:r>
           <w:rPr>
             <w:lang w:val="pt_PT" w:bidi="pt_PT"/>
@@ -34215,6 +39395,21 @@
           <w:b/>
           <w:lang w:val="pt_PT" w:bidi="pt_PT"/>
         </w:rPr>
+        <w:t>Κλήμεντος</w:t>
+      </w:r>
+    </w:p>
+    <w:p>
+      <w:pPr/>
+      <w:r>
+        <w:rPr>
+          <w:lang w:val="pt_PT" w:bidi="pt_PT"/>
+        </w:rPr>
+      </w:r>
+      <w:r>
+        <w:rPr>
+          <w:b/>
+          <w:lang w:val="pt_PT" w:bidi="pt_PT"/>
+        </w:rPr>
         <w:t>"Clemente".</w:t>
       </w:r>
     </w:p>
@@ -34305,6 +39500,21 @@
           <w:b/>
           <w:lang w:val="pt_PT" w:bidi="pt_PT"/>
         </w:rPr>
+        <w:t>ὧν τὰ ὀνόματα ἐν βίβλῳ ζωῆς</w:t>
+      </w:r>
+    </w:p>
+    <w:p>
+      <w:pPr/>
+      <w:r>
+        <w:rPr>
+          <w:lang w:val="pt_PT" w:bidi="pt_PT"/>
+        </w:rPr>
+      </w:r>
+      <w:r>
+        <w:rPr>
+          <w:b/>
+          <w:lang w:val="pt_PT" w:bidi="pt_PT"/>
+        </w:rPr>
         <w:t>"</w:t>
       </w:r>
       <w:r>
@@ -34425,7 +39635,7 @@
         </w:rPr>
         <w:t xml:space="preserve">Veja como você traduziu essa frase em </w:t>
       </w:r>
-      <w:hyperlink r:id="rId40">
+      <w:hyperlink r:id="rId42">
         <w:r>
           <w:rPr>
             <w:lang w:val="pt_PT" w:bidi="pt_PT"/>
@@ -34490,6 +39700,21 @@
           <w:b/>
           <w:lang w:val="pt_PT" w:bidi="pt_PT"/>
         </w:rPr>
+        <w:t>χαίρετε ἐν Κυρίῳ πάντοτε, πάλιν ἐρῶ, χαίρετε!</w:t>
+      </w:r>
+    </w:p>
+    <w:p>
+      <w:pPr/>
+      <w:r>
+        <w:rPr>
+          <w:lang w:val="pt_PT" w:bidi="pt_PT"/>
+        </w:rPr>
+      </w:r>
+      <w:r>
+        <w:rPr>
+          <w:b/>
+          <w:lang w:val="pt_PT" w:bidi="pt_PT"/>
+        </w:rPr>
         <w:t>"</w:t>
       </w:r>
       <w:r>
@@ -34600,6 +39825,21 @@
           <w:b/>
           <w:lang w:val="pt_PT" w:bidi="pt_PT"/>
         </w:rPr>
+        <w:t>τὸ ἐπιεικὲς ὑμῶν γνωσθήτω</w:t>
+      </w:r>
+    </w:p>
+    <w:p>
+      <w:pPr/>
+      <w:r>
+        <w:rPr>
+          <w:lang w:val="pt_PT" w:bidi="pt_PT"/>
+        </w:rPr>
+      </w:r>
+      <w:r>
+        <w:rPr>
+          <w:b/>
+          <w:lang w:val="pt_PT" w:bidi="pt_PT"/>
+        </w:rPr>
         <w:t>"</w:t>
       </w:r>
       <w:r>
@@ -34710,6 +39950,21 @@
           <w:b/>
           <w:lang w:val="pt_PT" w:bidi="pt_PT"/>
         </w:rPr>
+        <w:t>πᾶσιν ἀνθρώποις</w:t>
+      </w:r>
+    </w:p>
+    <w:p>
+      <w:pPr/>
+      <w:r>
+        <w:rPr>
+          <w:lang w:val="pt_PT" w:bidi="pt_PT"/>
+        </w:rPr>
+      </w:r>
+      <w:r>
+        <w:rPr>
+          <w:b/>
+          <w:lang w:val="pt_PT" w:bidi="pt_PT"/>
+        </w:rPr>
         <w:t>"com todos".</w:t>
       </w:r>
     </w:p>
@@ -34819,6 +40074,21 @@
           <w:b/>
           <w:lang w:val="pt_PT" w:bidi="pt_PT"/>
         </w:rPr>
+        <w:t>ὁ Κύριος ἐγγύς</w:t>
+      </w:r>
+    </w:p>
+    <w:p>
+      <w:pPr/>
+      <w:r>
+        <w:rPr>
+          <w:lang w:val="pt_PT" w:bidi="pt_PT"/>
+        </w:rPr>
+      </w:r>
+      <w:r>
+        <w:rPr>
+          <w:b/>
+          <w:lang w:val="pt_PT" w:bidi="pt_PT"/>
+        </w:rPr>
         <w:t>"</w:t>
       </w:r>
       <w:r>
@@ -34922,6 +40192,21 @@
           <w:b/>
           <w:lang w:val="pt_PT" w:bidi="pt_PT"/>
         </w:rPr>
+        <w:t>μηδὲν μεριμνᾶτε</w:t>
+      </w:r>
+    </w:p>
+    <w:p>
+      <w:pPr/>
+      <w:r>
+        <w:rPr>
+          <w:lang w:val="pt_PT" w:bidi="pt_PT"/>
+        </w:rPr>
+      </w:r>
+      <w:r>
+        <w:rPr>
+          <w:b/>
+          <w:lang w:val="pt_PT" w:bidi="pt_PT"/>
+        </w:rPr>
         <w:t>"Não se preocupem com nada".</w:t>
       </w:r>
     </w:p>
@@ -35018,6 +40303,21 @@
           <w:b/>
           <w:lang w:val="pt_PT" w:bidi="pt_PT"/>
         </w:rPr>
+        <w:t>ἀλλ’</w:t>
+      </w:r>
+    </w:p>
+    <w:p>
+      <w:pPr/>
+      <w:r>
+        <w:rPr>
+          <w:lang w:val="pt_PT" w:bidi="pt_PT"/>
+        </w:rPr>
+      </w:r>
+      <w:r>
+        <w:rPr>
+          <w:b/>
+          <w:lang w:val="pt_PT" w:bidi="pt_PT"/>
+        </w:rPr>
         <w:t>"mas".</w:t>
       </w:r>
     </w:p>
@@ -35140,6 +40440,21 @@
           <w:b/>
           <w:lang w:val="pt_PT" w:bidi="pt_PT"/>
         </w:rPr>
+        <w:t>ἐν παντὶ</w:t>
+      </w:r>
+    </w:p>
+    <w:p>
+      <w:pPr/>
+      <w:r>
+        <w:rPr>
+          <w:lang w:val="pt_PT" w:bidi="pt_PT"/>
+        </w:rPr>
+      </w:r>
+      <w:r>
+        <w:rPr>
+          <w:b/>
+          <w:lang w:val="pt_PT" w:bidi="pt_PT"/>
+        </w:rPr>
         <w:t>"em todas".</w:t>
       </w:r>
     </w:p>
@@ -35249,6 +40564,21 @@
           <w:b/>
           <w:lang w:val="pt_PT" w:bidi="pt_PT"/>
         </w:rPr>
+        <w:t>τῇ προσευχῇ καὶ τῇ δεήσει</w:t>
+      </w:r>
+    </w:p>
+    <w:p>
+      <w:pPr/>
+      <w:r>
+        <w:rPr>
+          <w:lang w:val="pt_PT" w:bidi="pt_PT"/>
+        </w:rPr>
+      </w:r>
+      <w:r>
+        <w:rPr>
+          <w:b/>
+          <w:lang w:val="pt_PT" w:bidi="pt_PT"/>
+        </w:rPr>
         <w:t>"</w:t>
       </w:r>
       <w:r>
@@ -35372,6 +40702,21 @@
           <w:b/>
           <w:lang w:val="pt_PT" w:bidi="pt_PT"/>
         </w:rPr>
+        <w:t>τῇ προσευχῇ καὶ τῇ δεήσει</w:t>
+      </w:r>
+    </w:p>
+    <w:p>
+      <w:pPr/>
+      <w:r>
+        <w:rPr>
+          <w:lang w:val="pt_PT" w:bidi="pt_PT"/>
+        </w:rPr>
+      </w:r>
+      <w:r>
+        <w:rPr>
+          <w:b/>
+          <w:lang w:val="pt_PT" w:bidi="pt_PT"/>
+        </w:rPr>
         <w:t>"</w:t>
       </w:r>
       <w:r>
@@ -35482,6 +40827,21 @@
           <w:b/>
           <w:lang w:val="pt_PT" w:bidi="pt_PT"/>
         </w:rPr>
+        <w:t>τῇ προσευχῇ καὶ τῇ δεήσει</w:t>
+      </w:r>
+    </w:p>
+    <w:p>
+      <w:pPr/>
+      <w:r>
+        <w:rPr>
+          <w:lang w:val="pt_PT" w:bidi="pt_PT"/>
+        </w:rPr>
+      </w:r>
+      <w:r>
+        <w:rPr>
+          <w:b/>
+          <w:lang w:val="pt_PT" w:bidi="pt_PT"/>
+        </w:rPr>
         <w:t>"</w:t>
       </w:r>
       <w:r>
@@ -35605,6 +40965,21 @@
           <w:b/>
           <w:lang w:val="pt_PT" w:bidi="pt_PT"/>
         </w:rPr>
+        <w:t>μετὰ εὐχαριστίας</w:t>
+      </w:r>
+    </w:p>
+    <w:p>
+      <w:pPr/>
+      <w:r>
+        <w:rPr>
+          <w:lang w:val="pt_PT" w:bidi="pt_PT"/>
+        </w:rPr>
+      </w:r>
+      <w:r>
+        <w:rPr>
+          <w:b/>
+          <w:lang w:val="pt_PT" w:bidi="pt_PT"/>
+        </w:rPr>
         <w:t>"com coração agradecido".</w:t>
       </w:r>
     </w:p>
@@ -35714,6 +41089,21 @@
           <w:b/>
           <w:lang w:val="pt_PT" w:bidi="pt_PT"/>
         </w:rPr>
+        <w:t>τὰ αἰτήματα ὑμῶν γνωριζέσθω</w:t>
+      </w:r>
+    </w:p>
+    <w:p>
+      <w:pPr/>
+      <w:r>
+        <w:rPr>
+          <w:lang w:val="pt_PT" w:bidi="pt_PT"/>
+        </w:rPr>
+      </w:r>
+      <w:r>
+        <w:rPr>
+          <w:b/>
+          <w:lang w:val="pt_PT" w:bidi="pt_PT"/>
+        </w:rPr>
         <w:t>"</w:t>
       </w:r>
       <w:r>
@@ -35824,6 +41214,21 @@
           <w:b/>
           <w:lang w:val="pt_PT" w:bidi="pt_PT"/>
         </w:rPr>
+        <w:t>τὰ αἰτήματα ὑμῶν γνωριζέσθω πρὸς τὸν Θεόν</w:t>
+      </w:r>
+    </w:p>
+    <w:p>
+      <w:pPr/>
+      <w:r>
+        <w:rPr>
+          <w:lang w:val="pt_PT" w:bidi="pt_PT"/>
+        </w:rPr>
+      </w:r>
+      <w:r>
+        <w:rPr>
+          <w:b/>
+          <w:lang w:val="pt_PT" w:bidi="pt_PT"/>
+        </w:rPr>
         <w:t>"</w:t>
       </w:r>
       <w:r>
@@ -35947,6 +41352,21 @@
           <w:b/>
           <w:lang w:val="pt_PT" w:bidi="pt_PT"/>
         </w:rPr>
+        <w:t>καὶ</w:t>
+      </w:r>
+    </w:p>
+    <w:p>
+      <w:pPr/>
+      <w:r>
+        <w:rPr>
+          <w:lang w:val="pt_PT" w:bidi="pt_PT"/>
+        </w:rPr>
+      </w:r>
+      <w:r>
+        <w:rPr>
+          <w:b/>
+          <w:lang w:val="pt_PT" w:bidi="pt_PT"/>
+        </w:rPr>
         <w:t>"E".</w:t>
       </w:r>
     </w:p>
@@ -36139,6 +41559,21 @@
           <w:b/>
           <w:lang w:val="pt_PT" w:bidi="pt_PT"/>
         </w:rPr>
+        <w:t>Θεοῦ ἡ ὑπερέχουσα πάντα νοῦν</w:t>
+      </w:r>
+    </w:p>
+    <w:p>
+      <w:pPr/>
+      <w:r>
+        <w:rPr>
+          <w:lang w:val="pt_PT" w:bidi="pt_PT"/>
+        </w:rPr>
+      </w:r>
+      <w:r>
+        <w:rPr>
+          <w:b/>
+          <w:lang w:val="pt_PT" w:bidi="pt_PT"/>
+        </w:rPr>
         <w:t xml:space="preserve">"a paz de Deus, </w:t>
       </w:r>
       <w:r>
@@ -36249,6 +41684,21 @@
           <w:b/>
           <w:lang w:val="pt_PT" w:bidi="pt_PT"/>
         </w:rPr>
+        <w:t>ἡ ὑπερέχουσα πάντα νοῦν</w:t>
+      </w:r>
+    </w:p>
+    <w:p>
+      <w:pPr/>
+      <w:r>
+        <w:rPr>
+          <w:lang w:val="pt_PT" w:bidi="pt_PT"/>
+        </w:rPr>
+      </w:r>
+      <w:r>
+        <w:rPr>
+          <w:b/>
+          <w:lang w:val="pt_PT" w:bidi="pt_PT"/>
+        </w:rPr>
         <w:t>"</w:t>
       </w:r>
       <w:r>
@@ -36339,6 +41789,21 @@
           <w:b/>
           <w:lang w:val="pt_PT" w:bidi="pt_PT"/>
         </w:rPr>
+        <w:t>ἡ ὑπερέχουσα πάντα νοῦν</w:t>
+      </w:r>
+    </w:p>
+    <w:p>
+      <w:pPr/>
+      <w:r>
+        <w:rPr>
+          <w:lang w:val="pt_PT" w:bidi="pt_PT"/>
+        </w:rPr>
+      </w:r>
+      <w:r>
+        <w:rPr>
+          <w:b/>
+          <w:lang w:val="pt_PT" w:bidi="pt_PT"/>
+        </w:rPr>
         <w:t>"</w:t>
       </w:r>
       <w:r>
@@ -36462,6 +41927,21 @@
           <w:b/>
           <w:lang w:val="pt_PT" w:bidi="pt_PT"/>
         </w:rPr>
+        <w:t>φρουρήσει τὰς καρδίας ὑμῶν καὶ τὰ νοήματα ὑμῶν</w:t>
+      </w:r>
+    </w:p>
+    <w:p>
+      <w:pPr/>
+      <w:r>
+        <w:rPr>
+          <w:lang w:val="pt_PT" w:bidi="pt_PT"/>
+        </w:rPr>
+      </w:r>
+      <w:r>
+        <w:rPr>
+          <w:b/>
+          <w:lang w:val="pt_PT" w:bidi="pt_PT"/>
+        </w:rPr>
         <w:t>"</w:t>
       </w:r>
       <w:r>
@@ -36640,7 +42120,7 @@
         </w:rPr>
         <w:t xml:space="preserve"> em </w:t>
       </w:r>
-      <w:hyperlink r:id="rId45">
+      <w:hyperlink r:id="rId47">
         <w:r>
           <w:rPr>
             <w:lang w:val="pt_PT" w:bidi="pt_PT"/>
@@ -36705,6 +42185,21 @@
           <w:b/>
           <w:lang w:val="pt_PT" w:bidi="pt_PT"/>
         </w:rPr>
+        <w:t>τὸ λοιπόν</w:t>
+      </w:r>
+    </w:p>
+    <w:p>
+      <w:pPr/>
+      <w:r>
+        <w:rPr>
+          <w:lang w:val="pt_PT" w:bidi="pt_PT"/>
+        </w:rPr>
+      </w:r>
+      <w:r>
+        <w:rPr>
+          <w:b/>
+          <w:lang w:val="pt_PT" w:bidi="pt_PT"/>
+        </w:rPr>
         <w:t>"Por último".</w:t>
       </w:r>
     </w:p>
@@ -36797,7 +42292,7 @@
         </w:rPr>
         <w:t xml:space="preserve"> em </w:t>
       </w:r>
-      <w:hyperlink r:id="rId18">
+      <w:hyperlink r:id="rId20">
         <w:r>
           <w:rPr>
             <w:lang w:val="pt_PT" w:bidi="pt_PT"/>
@@ -36882,6 +42377,21 @@
           <w:b/>
           <w:lang w:val="pt_PT" w:bidi="pt_PT"/>
         </w:rPr>
+        <w:t>ὅσα ἐστὶν ἀληθῆ, ὅσα σεμνά, ὅσα δίκαια, ὅσα ἁγνά, ὅσα προσφιλῆ, ὅσα εὔφημα</w:t>
+      </w:r>
+    </w:p>
+    <w:p>
+      <w:pPr/>
+      <w:r>
+        <w:rPr>
+          <w:lang w:val="pt_PT" w:bidi="pt_PT"/>
+        </w:rPr>
+      </w:r>
+      <w:r>
+        <w:rPr>
+          <w:b/>
+          <w:lang w:val="pt_PT" w:bidi="pt_PT"/>
+        </w:rPr>
         <w:t>"</w:t>
       </w:r>
       <w:r>
@@ -36979,6 +42489,21 @@
           <w:b/>
           <w:lang w:val="pt_PT" w:bidi="pt_PT"/>
         </w:rPr>
+        <w:t>ὅσα προσφιλῆ</w:t>
+      </w:r>
+    </w:p>
+    <w:p>
+      <w:pPr/>
+      <w:r>
+        <w:rPr>
+          <w:lang w:val="pt_PT" w:bidi="pt_PT"/>
+        </w:rPr>
+      </w:r>
+      <w:r>
+        <w:rPr>
+          <w:b/>
+          <w:lang w:val="pt_PT" w:bidi="pt_PT"/>
+        </w:rPr>
         <w:t>"tudo o que é bom".</w:t>
       </w:r>
     </w:p>
@@ -37042,6 +42567,21 @@
           <w:b/>
           <w:lang w:val="pt_PT" w:bidi="pt_PT"/>
         </w:rPr>
+        <w:t>ὅσα εὔφημα</w:t>
+      </w:r>
+    </w:p>
+    <w:p>
+      <w:pPr/>
+      <w:r>
+        <w:rPr>
+          <w:lang w:val="pt_PT" w:bidi="pt_PT"/>
+        </w:rPr>
+      </w:r>
+      <w:r>
+        <w:rPr>
+          <w:b/>
+          <w:lang w:val="pt_PT" w:bidi="pt_PT"/>
+        </w:rPr>
         <w:t>"e merece elogios".</w:t>
       </w:r>
     </w:p>
@@ -37105,6 +42645,21 @@
           <w:b/>
           <w:lang w:val="pt_PT" w:bidi="pt_PT"/>
         </w:rPr>
+        <w:t>εἴ τις ἀρετὴ</w:t>
+      </w:r>
+    </w:p>
+    <w:p>
+      <w:pPr/>
+      <w:r>
+        <w:rPr>
+          <w:lang w:val="pt_PT" w:bidi="pt_PT"/>
+        </w:rPr>
+      </w:r>
+      <w:r>
+        <w:rPr>
+          <w:b/>
+          <w:lang w:val="pt_PT" w:bidi="pt_PT"/>
+        </w:rPr>
         <w:t>"</w:t>
       </w:r>
       <w:r>
@@ -37182,6 +42737,21 @@
           <w:b/>
           <w:lang w:val="pt_PT" w:bidi="pt_PT"/>
         </w:rPr>
+        <w:t>εἴ τις ἔπαινος</w:t>
+      </w:r>
+    </w:p>
+    <w:p>
+      <w:pPr/>
+      <w:r>
+        <w:rPr>
+          <w:lang w:val="pt_PT" w:bidi="pt_PT"/>
+        </w:rPr>
+      </w:r>
+      <w:r>
+        <w:rPr>
+          <w:b/>
+          <w:lang w:val="pt_PT" w:bidi="pt_PT"/>
+        </w:rPr>
         <w:t>"merece elogio".</w:t>
       </w:r>
     </w:p>
@@ -37245,6 +42815,21 @@
           <w:b/>
           <w:lang w:val="pt_PT" w:bidi="pt_PT"/>
         </w:rPr>
+        <w:t>λογίζεσθε</w:t>
+      </w:r>
+    </w:p>
+    <w:p>
+      <w:pPr/>
+      <w:r>
+        <w:rPr>
+          <w:lang w:val="pt_PT" w:bidi="pt_PT"/>
+        </w:rPr>
+      </w:r>
+      <w:r>
+        <w:rPr>
+          <w:b/>
+          <w:lang w:val="pt_PT" w:bidi="pt_PT"/>
+        </w:rPr>
         <w:t>"encham a mente de vocês".</w:t>
       </w:r>
     </w:p>
@@ -37354,6 +42939,21 @@
           <w:b/>
           <w:lang w:val="pt_PT" w:bidi="pt_PT"/>
         </w:rPr>
+        <w:t>ἃ καὶ ἐμάθετε καὶ παρελάβετε, καὶ ἠκούσατε καὶ εἴδετε, ἐν ἐμοί</w:t>
+      </w:r>
+    </w:p>
+    <w:p>
+      <w:pPr/>
+      <w:r>
+        <w:rPr>
+          <w:lang w:val="pt_PT" w:bidi="pt_PT"/>
+        </w:rPr>
+      </w:r>
+      <w:r>
+        <w:rPr>
+          <w:b/>
+          <w:lang w:val="pt_PT" w:bidi="pt_PT"/>
+        </w:rPr>
         <w:t>"</w:t>
       </w:r>
       <w:r>
@@ -37431,6 +43031,21 @@
           <w:b/>
           <w:lang w:val="pt_PT" w:bidi="pt_PT"/>
         </w:rPr>
+        <w:t>ἃ καὶ ἐμάθετε καὶ παρελάβετε</w:t>
+      </w:r>
+    </w:p>
+    <w:p>
+      <w:pPr/>
+      <w:r>
+        <w:rPr>
+          <w:lang w:val="pt_PT" w:bidi="pt_PT"/>
+        </w:rPr>
+      </w:r>
+      <w:r>
+        <w:rPr>
+          <w:b/>
+          <w:lang w:val="pt_PT" w:bidi="pt_PT"/>
+        </w:rPr>
         <w:t>"</w:t>
       </w:r>
       <w:r>
@@ -37554,6 +43169,21 @@
           <w:b/>
           <w:lang w:val="pt_PT" w:bidi="pt_PT"/>
         </w:rPr>
+        <w:t>ταῦτα πράσσετε</w:t>
+      </w:r>
+    </w:p>
+    <w:p>
+      <w:pPr/>
+      <w:r>
+        <w:rPr>
+          <w:lang w:val="pt_PT" w:bidi="pt_PT"/>
+        </w:rPr>
+      </w:r>
+      <w:r>
+        <w:rPr>
+          <w:b/>
+          <w:lang w:val="pt_PT" w:bidi="pt_PT"/>
+        </w:rPr>
         <w:t>"Ponham em prática".</w:t>
       </w:r>
     </w:p>
@@ -37617,6 +43247,21 @@
           <w:b/>
           <w:lang w:val="pt_PT" w:bidi="pt_PT"/>
         </w:rPr>
+        <w:t>πράσσετε</w:t>
+      </w:r>
+    </w:p>
+    <w:p>
+      <w:pPr/>
+      <w:r>
+        <w:rPr>
+          <w:lang w:val="pt_PT" w:bidi="pt_PT"/>
+        </w:rPr>
+      </w:r>
+      <w:r>
+        <w:rPr>
+          <w:b/>
+          <w:lang w:val="pt_PT" w:bidi="pt_PT"/>
+        </w:rPr>
         <w:t>"em prática".</w:t>
       </w:r>
     </w:p>
@@ -37713,6 +43358,21 @@
           <w:b/>
           <w:lang w:val="pt_PT" w:bidi="pt_PT"/>
         </w:rPr>
+        <w:t>καὶ</w:t>
+      </w:r>
+    </w:p>
+    <w:p>
+      <w:pPr/>
+      <w:r>
+        <w:rPr>
+          <w:lang w:val="pt_PT" w:bidi="pt_PT"/>
+        </w:rPr>
+      </w:r>
+      <w:r>
+        <w:rPr>
+          <w:b/>
+          <w:lang w:val="pt_PT" w:bidi="pt_PT"/>
+        </w:rPr>
         <w:t>"E".</w:t>
       </w:r>
     </w:p>
@@ -37809,6 +43469,21 @@
           <w:b/>
           <w:lang w:val="pt_PT" w:bidi="pt_PT"/>
         </w:rPr>
+        <w:t>ὁ Θεὸς τῆς εἰρήνης</w:t>
+      </w:r>
+    </w:p>
+    <w:p>
+      <w:pPr/>
+      <w:r>
+        <w:rPr>
+          <w:lang w:val="pt_PT" w:bidi="pt_PT"/>
+        </w:rPr>
+      </w:r>
+      <w:r>
+        <w:rPr>
+          <w:b/>
+          <w:lang w:val="pt_PT" w:bidi="pt_PT"/>
+        </w:rPr>
         <w:t>"</w:t>
       </w:r>
       <w:r>
@@ -37899,6 +43574,21 @@
           <w:b/>
           <w:lang w:val="pt_PT" w:bidi="pt_PT"/>
         </w:rPr>
+        <w:t>καὶ ὁ Θεὸς τῆς εἰρήνης ἔσται μεθ’ ὑμῶν</w:t>
+      </w:r>
+    </w:p>
+    <w:p>
+      <w:pPr/>
+      <w:r>
+        <w:rPr>
+          <w:lang w:val="pt_PT" w:bidi="pt_PT"/>
+        </w:rPr>
+      </w:r>
+      <w:r>
+        <w:rPr>
+          <w:b/>
+          <w:lang w:val="pt_PT" w:bidi="pt_PT"/>
+        </w:rPr>
         <w:t>"</w:t>
       </w:r>
       <w:r>
@@ -38038,7 +43728,7 @@
         </w:rPr>
         <w:t xml:space="preserve"> em </w:t>
       </w:r>
-      <w:hyperlink r:id="rId46">
+      <w:hyperlink r:id="rId48">
         <w:r>
           <w:rPr>
             <w:lang w:val="pt_PT" w:bidi="pt_PT"/>
@@ -38103,6 +43793,21 @@
           <w:b/>
           <w:lang w:val="pt_PT" w:bidi="pt_PT"/>
         </w:rPr>
+        <w:t>ὅτι ἤδη ποτὲ ἀνεθάλετε τὸ ὑπὲρ ἐμοῦ φρονεῖν</w:t>
+      </w:r>
+    </w:p>
+    <w:p>
+      <w:pPr/>
+      <w:r>
+        <w:rPr>
+          <w:lang w:val="pt_PT" w:bidi="pt_PT"/>
+        </w:rPr>
+      </w:r>
+      <w:r>
+        <w:rPr>
+          <w:b/>
+          <w:lang w:val="pt_PT" w:bidi="pt_PT"/>
+        </w:rPr>
         <w:t>"</w:t>
       </w:r>
       <w:r>
@@ -38180,6 +43885,21 @@
           <w:b/>
           <w:lang w:val="pt_PT" w:bidi="pt_PT"/>
         </w:rPr>
+        <w:t>ἐφ’ ᾧ καὶ ἐφρονεῖτε</w:t>
+      </w:r>
+    </w:p>
+    <w:p>
+      <w:pPr/>
+      <w:r>
+        <w:rPr>
+          <w:lang w:val="pt_PT" w:bidi="pt_PT"/>
+        </w:rPr>
+      </w:r>
+      <w:r>
+        <w:rPr>
+          <w:b/>
+          <w:lang w:val="pt_PT" w:bidi="pt_PT"/>
+        </w:rPr>
         <w:t>"</w:t>
       </w:r>
       <w:r>
@@ -38257,6 +43977,21 @@
           <w:b/>
           <w:lang w:val="pt_PT" w:bidi="pt_PT"/>
         </w:rPr>
+        <w:t>ἠκαιρεῖσθε δέ</w:t>
+      </w:r>
+    </w:p>
+    <w:p>
+      <w:pPr/>
+      <w:r>
+        <w:rPr>
+          <w:lang w:val="pt_PT" w:bidi="pt_PT"/>
+        </w:rPr>
+      </w:r>
+      <w:r>
+        <w:rPr>
+          <w:b/>
+          <w:lang w:val="pt_PT" w:bidi="pt_PT"/>
+        </w:rPr>
         <w:t>"</w:t>
       </w:r>
       <w:r>
@@ -38354,6 +44089,21 @@
           <w:b/>
           <w:lang w:val="pt_PT" w:bidi="pt_PT"/>
         </w:rPr>
+        <w:t>οὐχ ὅτι καθ’ ὑστέρησιν λέγω</w:t>
+      </w:r>
+    </w:p>
+    <w:p>
+      <w:pPr/>
+      <w:r>
+        <w:rPr>
+          <w:lang w:val="pt_PT" w:bidi="pt_PT"/>
+        </w:rPr>
+      </w:r>
+      <w:r>
+        <w:rPr>
+          <w:b/>
+          <w:lang w:val="pt_PT" w:bidi="pt_PT"/>
+        </w:rPr>
         <w:t>"</w:t>
       </w:r>
       <w:r>
@@ -38431,6 +44181,21 @@
           <w:b/>
           <w:lang w:val="pt_PT" w:bidi="pt_PT"/>
         </w:rPr>
+        <w:t>αὐτάρκης εἶναι</w:t>
+      </w:r>
+    </w:p>
+    <w:p>
+      <w:pPr/>
+      <w:r>
+        <w:rPr>
+          <w:lang w:val="pt_PT" w:bidi="pt_PT"/>
+        </w:rPr>
+      </w:r>
+      <w:r>
+        <w:rPr>
+          <w:b/>
+          <w:lang w:val="pt_PT" w:bidi="pt_PT"/>
+        </w:rPr>
         <w:t>"estar satisfeito".</w:t>
       </w:r>
     </w:p>
@@ -38494,6 +44259,21 @@
           <w:b/>
           <w:lang w:val="pt_PT" w:bidi="pt_PT"/>
         </w:rPr>
+        <w:t>ἐν οἷς εἰμι</w:t>
+      </w:r>
+    </w:p>
+    <w:p>
+      <w:pPr/>
+      <w:r>
+        <w:rPr>
+          <w:lang w:val="pt_PT" w:bidi="pt_PT"/>
+        </w:rPr>
+      </w:r>
+      <w:r>
+        <w:rPr>
+          <w:b/>
+          <w:lang w:val="pt_PT" w:bidi="pt_PT"/>
+        </w:rPr>
         <w:t>"</w:t>
       </w:r>
       <w:r>
@@ -38591,6 +44371,21 @@
           <w:b/>
           <w:lang w:val="pt_PT" w:bidi="pt_PT"/>
         </w:rPr>
+        <w:t>οἶδα καὶ</w:t>
+      </w:r>
+    </w:p>
+    <w:p>
+      <w:pPr/>
+      <w:r>
+        <w:rPr>
+          <w:lang w:val="pt_PT" w:bidi="pt_PT"/>
+        </w:rPr>
+      </w:r>
+      <w:r>
+        <w:rPr>
+          <w:b/>
+          <w:lang w:val="pt_PT" w:bidi="pt_PT"/>
+        </w:rPr>
         <w:t>"Sei o que é estar".</w:t>
       </w:r>
     </w:p>
@@ -38700,6 +44495,21 @@
           <w:b/>
           <w:lang w:val="pt_PT" w:bidi="pt_PT"/>
         </w:rPr>
+        <w:t>οἶδα καὶ ταπεινοῦσθαι, οἶδα καὶ περισσεύειν &amp; καὶ περισσεύειν καὶ ὑστερεῖσθαι</w:t>
+      </w:r>
+    </w:p>
+    <w:p>
+      <w:pPr/>
+      <w:r>
+        <w:rPr>
+          <w:lang w:val="pt_PT" w:bidi="pt_PT"/>
+        </w:rPr>
+      </w:r>
+      <w:r>
+        <w:rPr>
+          <w:b/>
+          <w:lang w:val="pt_PT" w:bidi="pt_PT"/>
+        </w:rPr>
         <w:t>"</w:t>
       </w:r>
       <w:r>
@@ -38817,6 +44627,21 @@
           <w:b/>
           <w:lang w:val="pt_PT" w:bidi="pt_PT"/>
         </w:rPr>
+        <w:t>οἶδα καὶ ταπεινοῦσθαι, οἶδα καὶ περισσεύειν</w:t>
+      </w:r>
+    </w:p>
+    <w:p>
+      <w:pPr/>
+      <w:r>
+        <w:rPr>
+          <w:lang w:val="pt_PT" w:bidi="pt_PT"/>
+        </w:rPr>
+      </w:r>
+      <w:r>
+        <w:rPr>
+          <w:b/>
+          <w:lang w:val="pt_PT" w:bidi="pt_PT"/>
+        </w:rPr>
         <w:t>"</w:t>
       </w:r>
       <w:r>
@@ -38940,6 +44765,21 @@
           <w:b/>
           <w:lang w:val="pt_PT" w:bidi="pt_PT"/>
         </w:rPr>
+        <w:t>ταπεινοῦσθαι</w:t>
+      </w:r>
+    </w:p>
+    <w:p>
+      <w:pPr/>
+      <w:r>
+        <w:rPr>
+          <w:lang w:val="pt_PT" w:bidi="pt_PT"/>
+        </w:rPr>
+      </w:r>
+      <w:r>
+        <w:rPr>
+          <w:b/>
+          <w:lang w:val="pt_PT" w:bidi="pt_PT"/>
+        </w:rPr>
         <w:t>"em qualquer situação".</w:t>
       </w:r>
     </w:p>
@@ -39049,6 +44889,21 @@
           <w:b/>
           <w:lang w:val="pt_PT" w:bidi="pt_PT"/>
         </w:rPr>
+        <w:t>ταπεινοῦσθαι</w:t>
+      </w:r>
+    </w:p>
+    <w:p>
+      <w:pPr/>
+      <w:r>
+        <w:rPr>
+          <w:lang w:val="pt_PT" w:bidi="pt_PT"/>
+        </w:rPr>
+      </w:r>
+      <w:r>
+        <w:rPr>
+          <w:b/>
+          <w:lang w:val="pt_PT" w:bidi="pt_PT"/>
+        </w:rPr>
         <w:t>"</w:t>
       </w:r>
       <w:r>
@@ -39172,6 +45027,21 @@
           <w:b/>
           <w:lang w:val="pt_PT" w:bidi="pt_PT"/>
         </w:rPr>
+        <w:t>χορτάζεσθαι καὶ πεινᾶν</w:t>
+      </w:r>
+    </w:p>
+    <w:p>
+      <w:pPr/>
+      <w:r>
+        <w:rPr>
+          <w:lang w:val="pt_PT" w:bidi="pt_PT"/>
+        </w:rPr>
+      </w:r>
+      <w:r>
+        <w:rPr>
+          <w:b/>
+          <w:lang w:val="pt_PT" w:bidi="pt_PT"/>
+        </w:rPr>
         <w:t>"</w:t>
       </w:r>
       <w:r>
@@ -39269,6 +45139,21 @@
           <w:b/>
           <w:lang w:val="pt_PT" w:bidi="pt_PT"/>
         </w:rPr>
+        <w:t>χορτάζεσθαι καὶ πεινᾶν</w:t>
+      </w:r>
+    </w:p>
+    <w:p>
+      <w:pPr/>
+      <w:r>
+        <w:rPr>
+          <w:lang w:val="pt_PT" w:bidi="pt_PT"/>
+        </w:rPr>
+      </w:r>
+      <w:r>
+        <w:rPr>
+          <w:b/>
+          <w:lang w:val="pt_PT" w:bidi="pt_PT"/>
+        </w:rPr>
         <w:t>"</w:t>
       </w:r>
       <w:r>
@@ -39392,6 +45277,21 @@
           <w:b/>
           <w:lang w:val="pt_PT" w:bidi="pt_PT"/>
         </w:rPr>
+        <w:t>περισσεύειν καὶ ὑστερεῖσθαι</w:t>
+      </w:r>
+    </w:p>
+    <w:p>
+      <w:pPr/>
+      <w:r>
+        <w:rPr>
+          <w:lang w:val="pt_PT" w:bidi="pt_PT"/>
+        </w:rPr>
+      </w:r>
+      <w:r>
+        <w:rPr>
+          <w:b/>
+          <w:lang w:val="pt_PT" w:bidi="pt_PT"/>
+        </w:rPr>
         <w:t>"q</w:t>
       </w:r>
       <w:r>
@@ -39489,6 +45389,21 @@
           <w:b/>
           <w:lang w:val="pt_PT" w:bidi="pt_PT"/>
         </w:rPr>
+        <w:t>περισσεύειν καὶ ὑστερεῖσθαι</w:t>
+      </w:r>
+    </w:p>
+    <w:p>
+      <w:pPr/>
+      <w:r>
+        <w:rPr>
+          <w:lang w:val="pt_PT" w:bidi="pt_PT"/>
+        </w:rPr>
+      </w:r>
+      <w:r>
+        <w:rPr>
+          <w:b/>
+          <w:lang w:val="pt_PT" w:bidi="pt_PT"/>
+        </w:rPr>
         <w:t>"</w:t>
       </w:r>
       <w:r>
@@ -39612,6 +45527,21 @@
           <w:b/>
           <w:lang w:val="pt_PT" w:bidi="pt_PT"/>
         </w:rPr>
+        <w:t>πάντα ἰσχύω ἐν τῷ ἐνδυναμοῦντί με</w:t>
+      </w:r>
+    </w:p>
+    <w:p>
+      <w:pPr/>
+      <w:r>
+        <w:rPr>
+          <w:lang w:val="pt_PT" w:bidi="pt_PT"/>
+        </w:rPr>
+      </w:r>
+      <w:r>
+        <w:rPr>
+          <w:b/>
+          <w:lang w:val="pt_PT" w:bidi="pt_PT"/>
+        </w:rPr>
         <w:t>"</w:t>
       </w:r>
       <w:r>
@@ -39735,6 +45665,21 @@
           <w:b/>
           <w:lang w:val="pt_PT" w:bidi="pt_PT"/>
         </w:rPr>
+        <w:t>πάντα ἰσχύω ἐν τῷ ἐνδυναμοῦντί με</w:t>
+      </w:r>
+    </w:p>
+    <w:p>
+      <w:pPr/>
+      <w:r>
+        <w:rPr>
+          <w:lang w:val="pt_PT" w:bidi="pt_PT"/>
+        </w:rPr>
+      </w:r>
+      <w:r>
+        <w:rPr>
+          <w:b/>
+          <w:lang w:val="pt_PT" w:bidi="pt_PT"/>
+        </w:rPr>
         <w:t>"</w:t>
       </w:r>
       <w:r>
@@ -39858,6 +45803,21 @@
           <w:b/>
           <w:lang w:val="pt_PT" w:bidi="pt_PT"/>
         </w:rPr>
+        <w:t>συνκοινωνήσαντές μου τῇ θλίψει</w:t>
+      </w:r>
+    </w:p>
+    <w:p>
+      <w:pPr/>
+      <w:r>
+        <w:rPr>
+          <w:lang w:val="pt_PT" w:bidi="pt_PT"/>
+        </w:rPr>
+      </w:r>
+      <w:r>
+        <w:rPr>
+          <w:b/>
+          <w:lang w:val="pt_PT" w:bidi="pt_PT"/>
+        </w:rPr>
         <w:t>"</w:t>
       </w:r>
       <w:r>
@@ -39968,6 +45928,21 @@
           <w:b/>
           <w:lang w:val="pt_PT" w:bidi="pt_PT"/>
         </w:rPr>
+        <w:t>μου τῇ θλίψει</w:t>
+      </w:r>
+    </w:p>
+    <w:p>
+      <w:pPr/>
+      <w:r>
+        <w:rPr>
+          <w:lang w:val="pt_PT" w:bidi="pt_PT"/>
+        </w:rPr>
+      </w:r>
+      <w:r>
+        <w:rPr>
+          <w:b/>
+          <w:lang w:val="pt_PT" w:bidi="pt_PT"/>
+        </w:rPr>
         <w:t>"nas minhas aflições".</w:t>
       </w:r>
     </w:p>
@@ -40077,6 +46052,21 @@
           <w:b/>
           <w:lang w:val="pt_PT" w:bidi="pt_PT"/>
         </w:rPr>
+        <w:t>μου τῇ θλίψει</w:t>
+      </w:r>
+    </w:p>
+    <w:p>
+      <w:pPr/>
+      <w:r>
+        <w:rPr>
+          <w:lang w:val="pt_PT" w:bidi="pt_PT"/>
+        </w:rPr>
+      </w:r>
+      <w:r>
+        <w:rPr>
+          <w:b/>
+          <w:lang w:val="pt_PT" w:bidi="pt_PT"/>
+        </w:rPr>
         <w:t>"minhas aflições".</w:t>
       </w:r>
     </w:p>
@@ -40140,6 +46130,21 @@
           <w:b/>
           <w:lang w:val="pt_PT" w:bidi="pt_PT"/>
         </w:rPr>
+        <w:t>ἐν ἀρχῇ τοῦ εὐαγγελίου</w:t>
+      </w:r>
+    </w:p>
+    <w:p>
+      <w:pPr/>
+      <w:r>
+        <w:rPr>
+          <w:lang w:val="pt_PT" w:bidi="pt_PT"/>
+        </w:rPr>
+      </w:r>
+      <w:r>
+        <w:rPr>
+          <w:b/>
+          <w:lang w:val="pt_PT" w:bidi="pt_PT"/>
+        </w:rPr>
         <w:t>"nos primeiros tempos em que anunciei o evangelho".</w:t>
       </w:r>
     </w:p>
@@ -40265,7 +46270,7 @@
         </w:rPr>
         <w:t xml:space="preserve"> em </w:t>
       </w:r>
-      <w:hyperlink r:id="rId16">
+      <w:hyperlink r:id="rId18">
         <w:r>
           <w:rPr>
             <w:lang w:val="pt_PT" w:bidi="pt_PT"/>
@@ -40283,7 +46288,7 @@
         </w:rPr>
         <w:t xml:space="preserve"> e </w:t>
       </w:r>
-      <w:hyperlink r:id="rId13">
+      <w:hyperlink r:id="rId15">
         <w:r>
           <w:rPr>
             <w:lang w:val="pt_PT" w:bidi="pt_PT"/>
@@ -40348,6 +46353,21 @@
           <w:b/>
           <w:lang w:val="pt_PT" w:bidi="pt_PT"/>
         </w:rPr>
+        <w:t>οὐδεμία μοι ἐκκλησία ἐκοινώνησεν εἰς λόγον δόσεως καὶ λήμψεως, εἰ μὴ ὑμεῖς μόνοι</w:t>
+      </w:r>
+    </w:p>
+    <w:p>
+      <w:pPr/>
+      <w:r>
+        <w:rPr>
+          <w:lang w:val="pt_PT" w:bidi="pt_PT"/>
+        </w:rPr>
+      </w:r>
+      <w:r>
+        <w:rPr>
+          <w:b/>
+          <w:lang w:val="pt_PT" w:bidi="pt_PT"/>
+        </w:rPr>
         <w:t>"</w:t>
       </w:r>
       <w:r>
@@ -40458,6 +46478,21 @@
           <w:b/>
           <w:lang w:val="pt_PT" w:bidi="pt_PT"/>
         </w:rPr>
+        <w:t>μοι &amp; ἐκοινώνησεν</w:t>
+      </w:r>
+    </w:p>
+    <w:p>
+      <w:pPr/>
+      <w:r>
+        <w:rPr>
+          <w:lang w:val="pt_PT" w:bidi="pt_PT"/>
+        </w:rPr>
+      </w:r>
+      <w:r>
+        <w:rPr>
+          <w:b/>
+          <w:lang w:val="pt_PT" w:bidi="pt_PT"/>
+        </w:rPr>
         <w:t>"participaram".</w:t>
       </w:r>
     </w:p>
@@ -40554,6 +46589,21 @@
           <w:b/>
           <w:lang w:val="pt_PT" w:bidi="pt_PT"/>
         </w:rPr>
+        <w:t>εἰς λόγον δόσεως καὶ λήμψεως</w:t>
+      </w:r>
+    </w:p>
+    <w:p>
+      <w:pPr/>
+      <w:r>
+        <w:rPr>
+          <w:lang w:val="pt_PT" w:bidi="pt_PT"/>
+        </w:rPr>
+      </w:r>
+      <w:r>
+        <w:rPr>
+          <w:b/>
+          <w:lang w:val="pt_PT" w:bidi="pt_PT"/>
+        </w:rPr>
         <w:t>"</w:t>
       </w:r>
       <w:r>
@@ -40657,6 +46707,21 @@
           <w:b/>
           <w:lang w:val="pt_PT" w:bidi="pt_PT"/>
         </w:rPr>
+        <w:t>ὅτι καὶ ἐν Θεσσαλονίκῃ</w:t>
+      </w:r>
+    </w:p>
+    <w:p>
+      <w:pPr/>
+      <w:r>
+        <w:rPr>
+          <w:lang w:val="pt_PT" w:bidi="pt_PT"/>
+        </w:rPr>
+      </w:r>
+      <w:r>
+        <w:rPr>
+          <w:b/>
+          <w:lang w:val="pt_PT" w:bidi="pt_PT"/>
+        </w:rPr>
         <w:t>"Em Tessalônica"</w:t>
       </w:r>
     </w:p>
@@ -40720,6 +46785,21 @@
           <w:b/>
           <w:lang w:val="pt_PT" w:bidi="pt_PT"/>
         </w:rPr>
+        <w:t>καὶ ἅπαξ καὶ δὶς</w:t>
+      </w:r>
+    </w:p>
+    <w:p>
+      <w:pPr/>
+      <w:r>
+        <w:rPr>
+          <w:lang w:val="pt_PT" w:bidi="pt_PT"/>
+        </w:rPr>
+      </w:r>
+      <w:r>
+        <w:rPr>
+          <w:b/>
+          <w:lang w:val="pt_PT" w:bidi="pt_PT"/>
+        </w:rPr>
         <w:t>"mais de uma vez".</w:t>
       </w:r>
     </w:p>
@@ -40816,6 +46896,21 @@
           <w:b/>
           <w:lang w:val="pt_PT" w:bidi="pt_PT"/>
         </w:rPr>
+        <w:t>εἰς τὴν χρείαν μοι ἐπέμψατε</w:t>
+      </w:r>
+    </w:p>
+    <w:p>
+      <w:pPr/>
+      <w:r>
+        <w:rPr>
+          <w:lang w:val="pt_PT" w:bidi="pt_PT"/>
+        </w:rPr>
+      </w:r>
+      <w:r>
+        <w:rPr>
+          <w:b/>
+          <w:lang w:val="pt_PT" w:bidi="pt_PT"/>
+        </w:rPr>
         <w:t>"</w:t>
       </w:r>
       <w:r>
@@ -40913,6 +47008,21 @@
           <w:b/>
           <w:lang w:val="pt_PT" w:bidi="pt_PT"/>
         </w:rPr>
+        <w:t>ἐπιζητῶ τὸν καρπὸν τὸν πλεονάζοντα εἰς λόγον ὑμῶν</w:t>
+      </w:r>
+    </w:p>
+    <w:p>
+      <w:pPr/>
+      <w:r>
+        <w:rPr>
+          <w:lang w:val="pt_PT" w:bidi="pt_PT"/>
+        </w:rPr>
+      </w:r>
+      <w:r>
+        <w:rPr>
+          <w:b/>
+          <w:lang w:val="pt_PT" w:bidi="pt_PT"/>
+        </w:rPr>
         <w:t>"</w:t>
       </w:r>
       <w:r>
@@ -41049,6 +47159,21 @@
           <w:b/>
           <w:lang w:val="pt_PT" w:bidi="pt_PT"/>
         </w:rPr>
+        <w:t>ἀπέχω &amp; πάντα</w:t>
+      </w:r>
+    </w:p>
+    <w:p>
+      <w:pPr/>
+      <w:r>
+        <w:rPr>
+          <w:lang w:val="pt_PT" w:bidi="pt_PT"/>
+        </w:rPr>
+      </w:r>
+      <w:r>
+        <w:rPr>
+          <w:b/>
+          <w:lang w:val="pt_PT" w:bidi="pt_PT"/>
+        </w:rPr>
         <w:t>"</w:t>
       </w:r>
       <w:r>
@@ -41105,7 +47230,7 @@
         </w:rPr>
         <w:t xml:space="preserve"> de que precisa dos crentes filipenses e, portanto, está suficientemente suprido. Tradução alternativa: “Tenho tudo o que preciso e estou contente”; (2) que Paulo está continuando a metáfora comercial de </w:t>
       </w:r>
-      <w:hyperlink r:id="rId47">
+      <w:hyperlink r:id="rId49">
         <w:r>
           <w:rPr>
             <w:lang w:val="pt_PT" w:bidi="pt_PT"/>
@@ -41170,6 +47295,21 @@
           <w:b/>
           <w:lang w:val="pt_PT" w:bidi="pt_PT"/>
         </w:rPr>
+        <w:t>περισσεύω</w:t>
+      </w:r>
+    </w:p>
+    <w:p>
+      <w:pPr/>
+      <w:r>
+        <w:rPr>
+          <w:lang w:val="pt_PT" w:bidi="pt_PT"/>
+        </w:rPr>
+      </w:r>
+      <w:r>
+        <w:rPr>
+          <w:b/>
+          <w:lang w:val="pt_PT" w:bidi="pt_PT"/>
+        </w:rPr>
         <w:t>"</w:t>
       </w:r>
       <w:r>
@@ -41280,6 +47420,21 @@
           <w:b/>
           <w:lang w:val="pt_PT" w:bidi="pt_PT"/>
         </w:rPr>
+        <w:t>πεπλήρωμαι, δεξάμενος παρὰ Ἐπαφροδίτου τὰ παρ’ ὑμῶν</w:t>
+      </w:r>
+    </w:p>
+    <w:p>
+      <w:pPr/>
+      <w:r>
+        <w:rPr>
+          <w:lang w:val="pt_PT" w:bidi="pt_PT"/>
+        </w:rPr>
+      </w:r>
+      <w:r>
+        <w:rPr>
+          <w:b/>
+          <w:lang w:val="pt_PT" w:bidi="pt_PT"/>
+        </w:rPr>
         <w:t>"</w:t>
       </w:r>
       <w:r>
@@ -41403,6 +47558,21 @@
           <w:b/>
           <w:lang w:val="pt_PT" w:bidi="pt_PT"/>
         </w:rPr>
+        <w:t>Ἐπαφροδίτου</w:t>
+      </w:r>
+    </w:p>
+    <w:p>
+      <w:pPr/>
+      <w:r>
+        <w:rPr>
+          <w:lang w:val="pt_PT" w:bidi="pt_PT"/>
+        </w:rPr>
+      </w:r>
+      <w:r>
+        <w:rPr>
+          <w:b/>
+          <w:lang w:val="pt_PT" w:bidi="pt_PT"/>
+        </w:rPr>
         <w:t>"Epafrodito".</w:t>
       </w:r>
     </w:p>
@@ -41426,7 +47596,7 @@
         </w:rPr>
         <w:t xml:space="preserve"> é o nome de um homem. Veja como você traduziu o nome dele em </w:t>
       </w:r>
-      <w:hyperlink r:id="rId48">
+      <w:hyperlink r:id="rId50">
         <w:r>
           <w:rPr>
             <w:lang w:val="pt_PT" w:bidi="pt_PT"/>
@@ -41511,6 +47681,21 @@
           <w:b/>
           <w:lang w:val="pt_PT" w:bidi="pt_PT"/>
         </w:rPr>
+        <w:t>ὀσμὴν εὐωδίας, θυσίαν δεκτήν, εὐάρεστον τῷ Θεῷ</w:t>
+      </w:r>
+    </w:p>
+    <w:p>
+      <w:pPr/>
+      <w:r>
+        <w:rPr>
+          <w:lang w:val="pt_PT" w:bidi="pt_PT"/>
+        </w:rPr>
+      </w:r>
+      <w:r>
+        <w:rPr>
+          <w:b/>
+          <w:lang w:val="pt_PT" w:bidi="pt_PT"/>
+        </w:rPr>
         <w:t>"</w:t>
       </w:r>
       <w:r>
@@ -41634,6 +47819,21 @@
           <w:b/>
           <w:lang w:val="pt_PT" w:bidi="pt_PT"/>
         </w:rPr>
+        <w:t>πληρώσει πᾶσαν χρείαν ὑμῶν</w:t>
+      </w:r>
+    </w:p>
+    <w:p>
+      <w:pPr/>
+      <w:r>
+        <w:rPr>
+          <w:lang w:val="pt_PT" w:bidi="pt_PT"/>
+        </w:rPr>
+      </w:r>
+      <w:r>
+        <w:rPr>
+          <w:b/>
+          <w:lang w:val="pt_PT" w:bidi="pt_PT"/>
+        </w:rPr>
         <w:t>"l</w:t>
       </w:r>
       <w:r>
@@ -41757,6 +47957,21 @@
           <w:b/>
           <w:lang w:val="pt_PT" w:bidi="pt_PT"/>
         </w:rPr>
+        <w:t>κατὰ τὸ πλοῦτος αὐτοῦ ἐν δόξῃ ἐν Χριστῷ Ἰησοῦ</w:t>
+      </w:r>
+    </w:p>
+    <w:p>
+      <w:pPr/>
+      <w:r>
+        <w:rPr>
+          <w:lang w:val="pt_PT" w:bidi="pt_PT"/>
+        </w:rPr>
+      </w:r>
+      <w:r>
+        <w:rPr>
+          <w:b/>
+          <w:lang w:val="pt_PT" w:bidi="pt_PT"/>
+        </w:rPr>
         <w:t>"</w:t>
       </w:r>
       <w:r>
@@ -41834,6 +48049,21 @@
           <w:b/>
           <w:lang w:val="pt_PT" w:bidi="pt_PT"/>
         </w:rPr>
+        <w:t>ἡμῶν</w:t>
+      </w:r>
+    </w:p>
+    <w:p>
+      <w:pPr/>
+      <w:r>
+        <w:rPr>
+          <w:lang w:val="pt_PT" w:bidi="pt_PT"/>
+        </w:rPr>
+      </w:r>
+      <w:r>
+        <w:rPr>
+          <w:b/>
+          <w:lang w:val="pt_PT" w:bidi="pt_PT"/>
+        </w:rPr>
         <w:t>"Ao Deus".</w:t>
       </w:r>
     </w:p>
@@ -41956,6 +48186,21 @@
           <w:b/>
           <w:lang w:val="pt_PT" w:bidi="pt_PT"/>
         </w:rPr>
+        <w:t>ἀσπάσασθε</w:t>
+      </w:r>
+    </w:p>
+    <w:p>
+      <w:pPr/>
+      <w:r>
+        <w:rPr>
+          <w:lang w:val="pt_PT" w:bidi="pt_PT"/>
+        </w:rPr>
+      </w:r>
+      <w:r>
+        <w:rPr>
+          <w:b/>
+          <w:lang w:val="pt_PT" w:bidi="pt_PT"/>
+        </w:rPr>
         <w:t>"Saudações".</w:t>
       </w:r>
     </w:p>
@@ -42046,6 +48291,21 @@
           <w:b/>
           <w:lang w:val="pt_PT" w:bidi="pt_PT"/>
         </w:rPr>
+        <w:t>οἱ σὺν ἐμοὶ ἀδελφοί</w:t>
+      </w:r>
+    </w:p>
+    <w:p>
+      <w:pPr/>
+      <w:r>
+        <w:rPr>
+          <w:lang w:val="pt_PT" w:bidi="pt_PT"/>
+        </w:rPr>
+      </w:r>
+      <w:r>
+        <w:rPr>
+          <w:b/>
+          <w:lang w:val="pt_PT" w:bidi="pt_PT"/>
+        </w:rPr>
         <w:t>"</w:t>
       </w:r>
       <w:r>
@@ -42089,7 +48349,7 @@
         </w:rPr>
         <w:t xml:space="preserve"> em </w:t>
       </w:r>
-      <w:hyperlink r:id="rId18">
+      <w:hyperlink r:id="rId20">
         <w:r>
           <w:rPr>
             <w:lang w:val="pt_PT" w:bidi="pt_PT"/>
@@ -42187,6 +48447,21 @@
           <w:b/>
           <w:lang w:val="pt_PT" w:bidi="pt_PT"/>
         </w:rPr>
+        <w:t>οἱ σὺν ἐμοὶ ἀδελφοί</w:t>
+      </w:r>
+    </w:p>
+    <w:p>
+      <w:pPr/>
+      <w:r>
+        <w:rPr>
+          <w:lang w:val="pt_PT" w:bidi="pt_PT"/>
+        </w:rPr>
+      </w:r>
+      <w:r>
+        <w:rPr>
+          <w:b/>
+          <w:lang w:val="pt_PT" w:bidi="pt_PT"/>
+        </w:rPr>
         <w:t>"</w:t>
       </w:r>
       <w:r>
@@ -42230,7 +48505,7 @@
         </w:rPr>
         <w:t xml:space="preserve"> em </w:t>
       </w:r>
-      <w:hyperlink r:id="rId18">
+      <w:hyperlink r:id="rId20">
         <w:r>
           <w:rPr>
             <w:lang w:val="pt_PT" w:bidi="pt_PT"/>
@@ -42328,6 +48603,21 @@
           <w:b/>
           <w:lang w:val="pt_PT" w:bidi="pt_PT"/>
         </w:rPr>
+        <w:t>τῆς Καίσαρος οἰκίας</w:t>
+      </w:r>
+    </w:p>
+    <w:p>
+      <w:pPr/>
+      <w:r>
+        <w:rPr>
+          <w:lang w:val="pt_PT" w:bidi="pt_PT"/>
+        </w:rPr>
+      </w:r>
+      <w:r>
+        <w:rPr>
+          <w:b/>
+          <w:lang w:val="pt_PT" w:bidi="pt_PT"/>
+        </w:rPr>
         <w:t>"do palácio do Imperador".</w:t>
       </w:r>
     </w:p>
@@ -42424,6 +48714,21 @@
           <w:b/>
           <w:lang w:val="pt_PT" w:bidi="pt_PT"/>
         </w:rPr>
+        <w:t>μετὰ τοῦ πνεύματος ὑμῶν</w:t>
+      </w:r>
+    </w:p>
+    <w:p>
+      <w:pPr/>
+      <w:r>
+        <w:rPr>
+          <w:lang w:val="pt_PT" w:bidi="pt_PT"/>
+        </w:rPr>
+      </w:r>
+      <w:r>
+        <w:rPr>
+          <w:b/>
+          <w:lang w:val="pt_PT" w:bidi="pt_PT"/>
+        </w:rPr>
         <w:t>"</w:t>
       </w:r>
       <w:r>
@@ -42533,6 +48838,21 @@
         <w:rPr>
           <w:lang w:val="pt_PT" w:bidi="pt_PT"/>
         </w:rPr>
+      </w:r>
+    </w:p>
+    <w:p>
+      <w:pPr/>
+      <w:r>
+        <w:rPr>
+          <w:lang w:val="pt_PT" w:bidi="pt_PT"/>
+        </w:rPr>
+      </w:r>
+      <w:r>
+        <w:rPr>
+          <w:b/>
+          <w:lang w:val="pt_PT" w:bidi="pt_PT"/>
+        </w:rPr>
+        <w:t>ἡ χάρις τοῦ Κυρίου Ἰησοῦ Χριστοῦ μετὰ τοῦ πνεύματος ὑμῶν</w:t>
       </w:r>
     </w:p>
     <w:p>

--- a/por/docx/50.content.docx
+++ b/por/docx/50.content.docx
@@ -293,6 +293,21 @@
           <w:b/>
           <w:lang w:val="pt_PT" w:bidi="pt_PT"/>
         </w:rPr>
+        <w:t>χάρις ὑμῖν καὶ εἰρήνη</w:t>
+      </w:r>
+    </w:p>
+    <w:p>
+      <w:pPr/>
+      <w:r>
+        <w:rPr>
+          <w:lang w:val="pt_PT" w:bidi="pt_PT"/>
+        </w:rPr>
+      </w:r>
+      <w:r>
+        <w:rPr>
+          <w:b/>
+          <w:lang w:val="pt_PT" w:bidi="pt_PT"/>
+        </w:rPr>
         <w:t>"que a graça e a paz de Deus... estejam com vocês".</w:t>
       </w:r>
     </w:p>
@@ -362,6 +377,21 @@
         <w:rPr>
           <w:lang w:val="pt_PT" w:bidi="pt_PT"/>
         </w:rPr>
+      </w:r>
+    </w:p>
+    <w:p>
+      <w:pPr/>
+      <w:r>
+        <w:rPr>
+          <w:lang w:val="pt_PT" w:bidi="pt_PT"/>
+        </w:rPr>
+      </w:r>
+      <w:r>
+        <w:rPr>
+          <w:b/>
+          <w:lang w:val="pt_PT" w:bidi="pt_PT"/>
+        </w:rPr>
+        <w:t>ὑμῖν</w:t>
       </w:r>
     </w:p>
     <w:p>
@@ -508,6 +538,21 @@
           <w:b/>
           <w:lang w:val="pt_PT" w:bidi="pt_PT"/>
         </w:rPr>
+        <w:t>Πατρὸς ἡμῶν</w:t>
+      </w:r>
+    </w:p>
+    <w:p>
+      <w:pPr/>
+      <w:r>
+        <w:rPr>
+          <w:lang w:val="pt_PT" w:bidi="pt_PT"/>
+        </w:rPr>
+      </w:r>
+      <w:r>
+        <w:rPr>
+          <w:b/>
+          <w:lang w:val="pt_PT" w:bidi="pt_PT"/>
+        </w:rPr>
         <w:t>"nosso Pai".</w:t>
       </w:r>
     </w:p>
@@ -604,6 +649,21 @@
           <w:b/>
           <w:lang w:val="pt_PT" w:bidi="pt_PT"/>
         </w:rPr>
+        <w:t>ἐπὶ πάσῃ τῇ μνείᾳ ὑμῶν</w:t>
+      </w:r>
+    </w:p>
+    <w:p>
+      <w:pPr/>
+      <w:r>
+        <w:rPr>
+          <w:lang w:val="pt_PT" w:bidi="pt_PT"/>
+        </w:rPr>
+      </w:r>
+      <w:r>
+        <w:rPr>
+          <w:b/>
+          <w:lang w:val="pt_PT" w:bidi="pt_PT"/>
+        </w:rPr>
         <w:t>"Sempre que penso em vocês".</w:t>
       </w:r>
     </w:p>
@@ -680,6 +740,21 @@
           <w:b/>
           <w:lang w:val="pt_PT" w:bidi="pt_PT"/>
         </w:rPr>
+        <w:t>τῷ Θεῷ μου</w:t>
+      </w:r>
+    </w:p>
+    <w:p>
+      <w:pPr/>
+      <w:r>
+        <w:rPr>
+          <w:lang w:val="pt_PT" w:bidi="pt_PT"/>
+        </w:rPr>
+      </w:r>
+      <w:r>
+        <w:rPr>
+          <w:b/>
+          <w:lang w:val="pt_PT" w:bidi="pt_PT"/>
+        </w:rPr>
         <w:t>"meu Deus".</w:t>
       </w:r>
     </w:p>
@@ -762,6 +837,21 @@
         <w:rPr>
           <w:lang w:val="pt_PT" w:bidi="pt_PT"/>
         </w:rPr>
+      </w:r>
+    </w:p>
+    <w:p>
+      <w:pPr/>
+      <w:r>
+        <w:rPr>
+          <w:lang w:val="pt_PT" w:bidi="pt_PT"/>
+        </w:rPr>
+      </w:r>
+      <w:r>
+        <w:rPr>
+          <w:b/>
+          <w:lang w:val="pt_PT" w:bidi="pt_PT"/>
+        </w:rPr>
+        <w:t>ὑμῶν</w:t>
       </w:r>
     </w:p>
     <w:p>
@@ -908,6 +998,21 @@
           <w:b/>
           <w:lang w:val="pt_PT" w:bidi="pt_PT"/>
         </w:rPr>
+        <w:t>ἐπὶ τῇ κοινωνίᾳ ὑμῶν εἰς τὸ εὐαγγέλιον, ἀπὸ τῆς πρώτης ἡμέρας ἄχρι τοῦ νῦν</w:t>
+      </w:r>
+    </w:p>
+    <w:p>
+      <w:pPr/>
+      <w:r>
+        <w:rPr>
+          <w:lang w:val="pt_PT" w:bidi="pt_PT"/>
+        </w:rPr>
+      </w:r>
+      <w:r>
+        <w:rPr>
+          <w:b/>
+          <w:lang w:val="pt_PT" w:bidi="pt_PT"/>
+        </w:rPr>
         <w:t>"por causa da maneira como vocês me ajudaram no trabalho de anunciar o evangelho, desde o primeiro dia até hoje".</w:t>
       </w:r>
     </w:p>
@@ -970,6 +1075,21 @@
         <w:rPr>
           <w:lang w:val="pt_PT" w:bidi="pt_PT"/>
         </w:rPr>
+      </w:r>
+    </w:p>
+    <w:p>
+      <w:pPr/>
+      <w:r>
+        <w:rPr>
+          <w:lang w:val="pt_PT" w:bidi="pt_PT"/>
+        </w:rPr>
+      </w:r>
+      <w:r>
+        <w:rPr>
+          <w:b/>
+          <w:lang w:val="pt_PT" w:bidi="pt_PT"/>
+        </w:rPr>
+        <w:t>ὑμῶν</w:t>
       </w:r>
     </w:p>
     <w:p>
@@ -1116,6 +1236,21 @@
           <w:b/>
           <w:lang w:val="pt_PT" w:bidi="pt_PT"/>
         </w:rPr>
+        <w:t>τῇ κοινωνίᾳ ὑμῶν εἰς τὸ εὐαγγέλιον</w:t>
+      </w:r>
+    </w:p>
+    <w:p>
+      <w:pPr/>
+      <w:r>
+        <w:rPr>
+          <w:lang w:val="pt_PT" w:bidi="pt_PT"/>
+        </w:rPr>
+      </w:r>
+      <w:r>
+        <w:rPr>
+          <w:b/>
+          <w:lang w:val="pt_PT" w:bidi="pt_PT"/>
+        </w:rPr>
         <w:t>"vocês me ajudaram no trabalho de anunciar o evangelho".</w:t>
       </w:r>
     </w:p>
@@ -1230,6 +1365,21 @@
           <w:b/>
           <w:lang w:val="pt_PT" w:bidi="pt_PT"/>
         </w:rPr>
+        <w:t>ἀπὸ τῆς πρώτης ἡμέρας</w:t>
+      </w:r>
+    </w:p>
+    <w:p>
+      <w:pPr/>
+      <w:r>
+        <w:rPr>
+          <w:lang w:val="pt_PT" w:bidi="pt_PT"/>
+        </w:rPr>
+      </w:r>
+      <w:r>
+        <w:rPr>
+          <w:b/>
+          <w:lang w:val="pt_PT" w:bidi="pt_PT"/>
+        </w:rPr>
         <w:t>"desde o primeiro dia até hoje".</w:t>
       </w:r>
     </w:p>
@@ -1326,6 +1476,21 @@
           <w:b/>
           <w:lang w:val="pt_PT" w:bidi="pt_PT"/>
         </w:rPr>
+        <w:t>ἄχρι τοῦ νῦν</w:t>
+      </w:r>
+    </w:p>
+    <w:p>
+      <w:pPr/>
+      <w:r>
+        <w:rPr>
+          <w:lang w:val="pt_PT" w:bidi="pt_PT"/>
+        </w:rPr>
+      </w:r>
+      <w:r>
+        <w:rPr>
+          <w:b/>
+          <w:lang w:val="pt_PT" w:bidi="pt_PT"/>
+        </w:rPr>
         <w:t>"até hoje".</w:t>
       </w:r>
     </w:p>
@@ -1422,6 +1587,21 @@
           <w:b/>
           <w:lang w:val="pt_PT" w:bidi="pt_PT"/>
         </w:rPr>
+        <w:t>πεποιθὼς αὐτὸ τοῦτο</w:t>
+      </w:r>
+    </w:p>
+    <w:p>
+      <w:pPr/>
+      <w:r>
+        <w:rPr>
+          <w:lang w:val="pt_PT" w:bidi="pt_PT"/>
+        </w:rPr>
+      </w:r>
+      <w:r>
+        <w:rPr>
+          <w:b/>
+          <w:lang w:val="pt_PT" w:bidi="pt_PT"/>
+        </w:rPr>
         <w:t>"Pois eu estou certo de que Deus".</w:t>
       </w:r>
     </w:p>
@@ -1518,6 +1698,21 @@
           <w:b/>
           <w:lang w:val="pt_PT" w:bidi="pt_PT"/>
         </w:rPr>
+        <w:t>ὁ ἐναρξάμενος ἐν ὑμῖν ἔργον ἀγαθὸν, ἐπιτελέσει</w:t>
+      </w:r>
+    </w:p>
+    <w:p>
+      <w:pPr/>
+      <w:r>
+        <w:rPr>
+          <w:lang w:val="pt_PT" w:bidi="pt_PT"/>
+        </w:rPr>
+      </w:r>
+      <w:r>
+        <w:rPr>
+          <w:b/>
+          <w:lang w:val="pt_PT" w:bidi="pt_PT"/>
+        </w:rPr>
         <w:t>"Deus, que começou esse bom trabalho na vida de vocês, vai continuá-lo".</w:t>
       </w:r>
     </w:p>
@@ -1587,6 +1782,21 @@
         <w:rPr>
           <w:lang w:val="pt_PT" w:bidi="pt_PT"/>
         </w:rPr>
+      </w:r>
+    </w:p>
+    <w:p>
+      <w:pPr/>
+      <w:r>
+        <w:rPr>
+          <w:lang w:val="pt_PT" w:bidi="pt_PT"/>
+        </w:rPr>
+      </w:r>
+      <w:r>
+        <w:rPr>
+          <w:b/>
+          <w:lang w:val="pt_PT" w:bidi="pt_PT"/>
+        </w:rPr>
+        <w:t>ὅτι ὁ ἐναρξάμενος ἐν ὑμῖν ἔργον ἀγαθὸν</w:t>
       </w:r>
     </w:p>
     <w:p>
@@ -1791,6 +2001,21 @@
           <w:b/>
           <w:lang w:val="pt_PT" w:bidi="pt_PT"/>
         </w:rPr>
+        <w:t>ἐπιτελέσει</w:t>
+      </w:r>
+    </w:p>
+    <w:p>
+      <w:pPr/>
+      <w:r>
+        <w:rPr>
+          <w:lang w:val="pt_PT" w:bidi="pt_PT"/>
+        </w:rPr>
+      </w:r>
+      <w:r>
+        <w:rPr>
+          <w:b/>
+          <w:lang w:val="pt_PT" w:bidi="pt_PT"/>
+        </w:rPr>
         <w:t>"vai continuá-lo".</w:t>
       </w:r>
     </w:p>
@@ -1887,6 +2112,21 @@
           <w:b/>
           <w:lang w:val="pt_PT" w:bidi="pt_PT"/>
         </w:rPr>
+        <w:t>ἡμέρας Χριστοῦ Ἰησοῦ</w:t>
+      </w:r>
+    </w:p>
+    <w:p>
+      <w:pPr/>
+      <w:r>
+        <w:rPr>
+          <w:lang w:val="pt_PT" w:bidi="pt_PT"/>
+        </w:rPr>
+      </w:r>
+      <w:r>
+        <w:rPr>
+          <w:b/>
+          <w:lang w:val="pt_PT" w:bidi="pt_PT"/>
+        </w:rPr>
         <w:t>"no Dia de Cristo Jesus".</w:t>
       </w:r>
     </w:p>
@@ -1983,6 +2223,21 @@
           <w:b/>
           <w:lang w:val="pt_PT" w:bidi="pt_PT"/>
         </w:rPr>
+        <w:t>τὸ ἔχειν με ἐν τῇ καρδίᾳ ὑμᾶς</w:t>
+      </w:r>
+    </w:p>
+    <w:p>
+      <w:pPr/>
+      <w:r>
+        <w:rPr>
+          <w:lang w:val="pt_PT" w:bidi="pt_PT"/>
+        </w:rPr>
+      </w:r>
+      <w:r>
+        <w:rPr>
+          <w:b/>
+          <w:lang w:val="pt_PT" w:bidi="pt_PT"/>
+        </w:rPr>
         <w:t>"Vocês estão sempre no meu coração".</w:t>
       </w:r>
     </w:p>
@@ -2079,6 +2334,21 @@
           <w:b/>
           <w:lang w:val="pt_PT" w:bidi="pt_PT"/>
         </w:rPr>
+        <w:t>συνκοινωνούς μου τῆς χάριτος &amp; ὄντας</w:t>
+      </w:r>
+    </w:p>
+    <w:p>
+      <w:pPr/>
+      <w:r>
+        <w:rPr>
+          <w:lang w:val="pt_PT" w:bidi="pt_PT"/>
+        </w:rPr>
+      </w:r>
+      <w:r>
+        <w:rPr>
+          <w:b/>
+          <w:lang w:val="pt_PT" w:bidi="pt_PT"/>
+        </w:rPr>
         <w:t>"vocês têm participado comigo desse privilégio".</w:t>
       </w:r>
     </w:p>
@@ -2142,6 +2412,21 @@
           <w:b/>
           <w:lang w:val="pt_PT" w:bidi="pt_PT"/>
         </w:rPr>
+        <w:t>χάριτος</w:t>
+      </w:r>
+    </w:p>
+    <w:p>
+      <w:pPr/>
+      <w:r>
+        <w:rPr>
+          <w:lang w:val="pt_PT" w:bidi="pt_PT"/>
+        </w:rPr>
+      </w:r>
+      <w:r>
+        <w:rPr>
+          <w:b/>
+          <w:lang w:val="pt_PT" w:bidi="pt_PT"/>
+        </w:rPr>
         <w:t>"privilégio".</w:t>
       </w:r>
     </w:p>
@@ -2251,6 +2536,21 @@
           <w:b/>
           <w:lang w:val="pt_PT" w:bidi="pt_PT"/>
         </w:rPr>
+        <w:t>δεσμοῖς μου</w:t>
+      </w:r>
+    </w:p>
+    <w:p>
+      <w:pPr/>
+      <w:r>
+        <w:rPr>
+          <w:lang w:val="pt_PT" w:bidi="pt_PT"/>
+        </w:rPr>
+      </w:r>
+      <w:r>
+        <w:rPr>
+          <w:b/>
+          <w:lang w:val="pt_PT" w:bidi="pt_PT"/>
+        </w:rPr>
         <w:t>"estou na cadeia".</w:t>
       </w:r>
     </w:p>
@@ -2334,6 +2634,21 @@
           <w:b/>
           <w:lang w:val="pt_PT" w:bidi="pt_PT"/>
         </w:rPr>
+        <w:t>καὶ ἐν τῇ ἀπολογίᾳ καὶ βεβαιώσει τοῦ εὐαγγελίου</w:t>
+      </w:r>
+    </w:p>
+    <w:p>
+      <w:pPr/>
+      <w:r>
+        <w:rPr>
+          <w:lang w:val="pt_PT" w:bidi="pt_PT"/>
+        </w:rPr>
+      </w:r>
+      <w:r>
+        <w:rPr>
+          <w:b/>
+          <w:lang w:val="pt_PT" w:bidi="pt_PT"/>
+        </w:rPr>
         <w:t>"eu estava livre para defender e anunciar com firmeza o evangelho".</w:t>
       </w:r>
     </w:p>
@@ -2443,6 +2758,21 @@
           <w:b/>
           <w:lang w:val="pt_PT" w:bidi="pt_PT"/>
         </w:rPr>
+        <w:t>ἐν σπλάγχνοις Χριστοῦ Ἰησοῦ</w:t>
+      </w:r>
+    </w:p>
+    <w:p>
+      <w:pPr/>
+      <w:r>
+        <w:rPr>
+          <w:lang w:val="pt_PT" w:bidi="pt_PT"/>
+        </w:rPr>
+      </w:r>
+      <w:r>
+        <w:rPr>
+          <w:b/>
+          <w:lang w:val="pt_PT" w:bidi="pt_PT"/>
+        </w:rPr>
         <w:t>"que o meu grande amor por todos vocês vem do próprio coração de Cristo Jesus".</w:t>
       </w:r>
     </w:p>
@@ -2526,6 +2856,21 @@
           <w:b/>
           <w:lang w:val="pt_PT" w:bidi="pt_PT"/>
         </w:rPr>
+        <w:t>ἐν σπλάγχνοις Χριστοῦ Ἰησοῦ</w:t>
+      </w:r>
+    </w:p>
+    <w:p>
+      <w:pPr/>
+      <w:r>
+        <w:rPr>
+          <w:lang w:val="pt_PT" w:bidi="pt_PT"/>
+        </w:rPr>
+      </w:r>
+      <w:r>
+        <w:rPr>
+          <w:b/>
+          <w:lang w:val="pt_PT" w:bidi="pt_PT"/>
+        </w:rPr>
         <w:t>"do próprio coração de Cristo Jesus".</w:t>
       </w:r>
     </w:p>
@@ -2588,6 +2933,21 @@
         <w:rPr>
           <w:lang w:val="pt_PT" w:bidi="pt_PT"/>
         </w:rPr>
+      </w:r>
+    </w:p>
+    <w:p>
+      <w:pPr/>
+      <w:r>
+        <w:rPr>
+          <w:lang w:val="pt_PT" w:bidi="pt_PT"/>
+        </w:rPr>
+      </w:r>
+      <w:r>
+        <w:rPr>
+          <w:b/>
+          <w:lang w:val="pt_PT" w:bidi="pt_PT"/>
+        </w:rPr>
+        <w:t>ἵνα ἡ ἀγάπη ὑμῶν ἔτι μᾶλλον καὶ μᾶλλον περισσεύῃ</w:t>
       </w:r>
     </w:p>
     <w:p>
@@ -2779,6 +3139,21 @@
           <w:b/>
           <w:lang w:val="pt_PT" w:bidi="pt_PT"/>
         </w:rPr>
+        <w:t>ἐν ἐπιγνώσει καὶ πάσῃ αἰσθήσει</w:t>
+      </w:r>
+    </w:p>
+    <w:p>
+      <w:pPr/>
+      <w:r>
+        <w:rPr>
+          <w:lang w:val="pt_PT" w:bidi="pt_PT"/>
+        </w:rPr>
+      </w:r>
+      <w:r>
+        <w:rPr>
+          <w:b/>
+          <w:lang w:val="pt_PT" w:bidi="pt_PT"/>
+        </w:rPr>
         <w:t>"sabedoria e um entendimento completo".</w:t>
       </w:r>
     </w:p>
@@ -2888,6 +3263,21 @@
           <w:b/>
           <w:lang w:val="pt_PT" w:bidi="pt_PT"/>
         </w:rPr>
+        <w:t>εἰς τὸ δοκιμάζειν ὑμᾶς τὰ διαφέροντα</w:t>
+      </w:r>
+    </w:p>
+    <w:p>
+      <w:pPr/>
+      <w:r>
+        <w:rPr>
+          <w:lang w:val="pt_PT" w:bidi="pt_PT"/>
+        </w:rPr>
+      </w:r>
+      <w:r>
+        <w:rPr>
+          <w:b/>
+          <w:lang w:val="pt_PT" w:bidi="pt_PT"/>
+        </w:rPr>
         <w:t>"a fim de que saibam escolher o melhor".</w:t>
       </w:r>
     </w:p>
@@ -2984,6 +3374,21 @@
           <w:b/>
           <w:lang w:val="pt_PT" w:bidi="pt_PT"/>
         </w:rPr>
+        <w:t>εἰς</w:t>
+      </w:r>
+    </w:p>
+    <w:p>
+      <w:pPr/>
+      <w:r>
+        <w:rPr>
+          <w:lang w:val="pt_PT" w:bidi="pt_PT"/>
+        </w:rPr>
+      </w:r>
+      <w:r>
+        <w:rPr>
+          <w:b/>
+          <w:lang w:val="pt_PT" w:bidi="pt_PT"/>
+        </w:rPr>
         <w:t>"a fim de que".</w:t>
       </w:r>
     </w:p>
@@ -3080,6 +3485,21 @@
           <w:b/>
           <w:lang w:val="pt_PT" w:bidi="pt_PT"/>
         </w:rPr>
+        <w:t>εἰλικρινεῖς καὶ ἀπρόσκοποι</w:t>
+      </w:r>
+    </w:p>
+    <w:p>
+      <w:pPr/>
+      <w:r>
+        <w:rPr>
+          <w:lang w:val="pt_PT" w:bidi="pt_PT"/>
+        </w:rPr>
+      </w:r>
+      <w:r>
+        <w:rPr>
+          <w:b/>
+          <w:lang w:val="pt_PT" w:bidi="pt_PT"/>
+        </w:rPr>
         <w:t>"livres de toda impureza e de qualquer culpa".</w:t>
       </w:r>
     </w:p>
@@ -3189,6 +3609,21 @@
           <w:b/>
           <w:lang w:val="pt_PT" w:bidi="pt_PT"/>
         </w:rPr>
+        <w:t>πεπληρωμένοι καρπὸν δικαιοσύνης τὸν</w:t>
+      </w:r>
+    </w:p>
+    <w:p>
+      <w:pPr/>
+      <w:r>
+        <w:rPr>
+          <w:lang w:val="pt_PT" w:bidi="pt_PT"/>
+        </w:rPr>
+      </w:r>
+      <w:r>
+        <w:rPr>
+          <w:b/>
+          <w:lang w:val="pt_PT" w:bidi="pt_PT"/>
+        </w:rPr>
         <w:t>"estará cheia das boas qualidades que só Jesus Cristo pode produzir".</w:t>
       </w:r>
     </w:p>
@@ -3285,6 +3720,21 @@
           <w:b/>
           <w:lang w:val="pt_PT" w:bidi="pt_PT"/>
         </w:rPr>
+        <w:t>πεπληρωμένοι</w:t>
+      </w:r>
+    </w:p>
+    <w:p>
+      <w:pPr/>
+      <w:r>
+        <w:rPr>
+          <w:lang w:val="pt_PT" w:bidi="pt_PT"/>
+        </w:rPr>
+      </w:r>
+      <w:r>
+        <w:rPr>
+          <w:b/>
+          <w:lang w:val="pt_PT" w:bidi="pt_PT"/>
+        </w:rPr>
         <w:t>"estará cheia das".</w:t>
       </w:r>
     </w:p>
@@ -3381,6 +3831,21 @@
           <w:b/>
           <w:lang w:val="pt_PT" w:bidi="pt_PT"/>
         </w:rPr>
+        <w:t>τὸν διὰ Ἰησοῦ Χριστοῦ</w:t>
+      </w:r>
+    </w:p>
+    <w:p>
+      <w:pPr/>
+      <w:r>
+        <w:rPr>
+          <w:lang w:val="pt_PT" w:bidi="pt_PT"/>
+        </w:rPr>
+      </w:r>
+      <w:r>
+        <w:rPr>
+          <w:b/>
+          <w:lang w:val="pt_PT" w:bidi="pt_PT"/>
+        </w:rPr>
         <w:t>"que só Jesus Cristo pode produzir".</w:t>
       </w:r>
     </w:p>
@@ -3477,6 +3942,21 @@
           <w:b/>
           <w:lang w:val="pt_PT" w:bidi="pt_PT"/>
         </w:rPr>
+        <w:t>εἰς δόξαν καὶ ἔπαινον Θεοῦ</w:t>
+      </w:r>
+    </w:p>
+    <w:p>
+      <w:pPr/>
+      <w:r>
+        <w:rPr>
+          <w:lang w:val="pt_PT" w:bidi="pt_PT"/>
+        </w:rPr>
+      </w:r>
+      <w:r>
+        <w:rPr>
+          <w:b/>
+          <w:lang w:val="pt_PT" w:bidi="pt_PT"/>
+        </w:rPr>
         <w:t>"para a glória e o louvor de Deus".</w:t>
       </w:r>
     </w:p>
@@ -3586,6 +4066,21 @@
           <w:b/>
           <w:lang w:val="pt_PT" w:bidi="pt_PT"/>
         </w:rPr>
+        <w:t>εἰς δόξαν καὶ ἔπαινον Θεοῦ</w:t>
+      </w:r>
+    </w:p>
+    <w:p>
+      <w:pPr/>
+      <w:r>
+        <w:rPr>
+          <w:lang w:val="pt_PT" w:bidi="pt_PT"/>
+        </w:rPr>
+      </w:r>
+      <w:r>
+        <w:rPr>
+          <w:b/>
+          <w:lang w:val="pt_PT" w:bidi="pt_PT"/>
+        </w:rPr>
         <w:t>"para a glória e o louvor de Deus".</w:t>
       </w:r>
     </w:p>
@@ -3695,6 +4190,21 @@
           <w:b/>
           <w:lang w:val="pt_PT" w:bidi="pt_PT"/>
         </w:rPr>
+        <w:t>ἀδελφοί</w:t>
+      </w:r>
+    </w:p>
+    <w:p>
+      <w:pPr/>
+      <w:r>
+        <w:rPr>
+          <w:lang w:val="pt_PT" w:bidi="pt_PT"/>
+        </w:rPr>
+      </w:r>
+      <w:r>
+        <w:rPr>
+          <w:b/>
+          <w:lang w:val="pt_PT" w:bidi="pt_PT"/>
+        </w:rPr>
         <w:t>"irmãos".</w:t>
       </w:r>
     </w:p>
@@ -3791,6 +4301,21 @@
           <w:b/>
           <w:lang w:val="pt_PT" w:bidi="pt_PT"/>
         </w:rPr>
+        <w:t>ἀδελφοί</w:t>
+      </w:r>
+    </w:p>
+    <w:p>
+      <w:pPr/>
+      <w:r>
+        <w:rPr>
+          <w:lang w:val="pt_PT" w:bidi="pt_PT"/>
+        </w:rPr>
+      </w:r>
+      <w:r>
+        <w:rPr>
+          <w:b/>
+          <w:lang w:val="pt_PT" w:bidi="pt_PT"/>
+        </w:rPr>
         <w:t>"irmãos".</w:t>
       </w:r>
     </w:p>
@@ -3887,6 +4412,21 @@
           <w:b/>
           <w:lang w:val="pt_PT" w:bidi="pt_PT"/>
         </w:rPr>
+        <w:t>τὰ κατ’ ἐμὲ</w:t>
+      </w:r>
+    </w:p>
+    <w:p>
+      <w:pPr/>
+      <w:r>
+        <w:rPr>
+          <w:lang w:val="pt_PT" w:bidi="pt_PT"/>
+        </w:rPr>
+      </w:r>
+      <w:r>
+        <w:rPr>
+          <w:b/>
+          <w:lang w:val="pt_PT" w:bidi="pt_PT"/>
+        </w:rPr>
         <w:t>"as coisas que me aconteceram".</w:t>
       </w:r>
     </w:p>
@@ -3983,6 +4523,21 @@
           <w:b/>
           <w:lang w:val="pt_PT" w:bidi="pt_PT"/>
         </w:rPr>
+        <w:t>μᾶλλον εἰς προκοπὴν τοῦ εὐαγγελίου ἐλήλυθεν</w:t>
+      </w:r>
+    </w:p>
+    <w:p>
+      <w:pPr/>
+      <w:r>
+        <w:rPr>
+          <w:lang w:val="pt_PT" w:bidi="pt_PT"/>
+        </w:rPr>
+      </w:r>
+      <w:r>
+        <w:rPr>
+          <w:b/>
+          <w:lang w:val="pt_PT" w:bidi="pt_PT"/>
+        </w:rPr>
         <w:t>"ajudaram, de fato, o progresso do evangelho".</w:t>
       </w:r>
     </w:p>
@@ -4079,6 +4634,21 @@
           <w:b/>
           <w:lang w:val="pt_PT" w:bidi="pt_PT"/>
         </w:rPr>
+        <w:t>ὥστε</w:t>
+      </w:r>
+    </w:p>
+    <w:p>
+      <w:pPr/>
+      <w:r>
+        <w:rPr>
+          <w:lang w:val="pt_PT" w:bidi="pt_PT"/>
+        </w:rPr>
+      </w:r>
+      <w:r>
+        <w:rPr>
+          <w:b/>
+          <w:lang w:val="pt_PT" w:bidi="pt_PT"/>
+        </w:rPr>
         <w:t>"Pois foi assim que".</w:t>
       </w:r>
     </w:p>
@@ -4161,6 +4731,21 @@
         <w:rPr>
           <w:lang w:val="pt_PT" w:bidi="pt_PT"/>
         </w:rPr>
+      </w:r>
+    </w:p>
+    <w:p>
+      <w:pPr/>
+      <w:r>
+        <w:rPr>
+          <w:lang w:val="pt_PT" w:bidi="pt_PT"/>
+        </w:rPr>
+      </w:r>
+      <w:r>
+        <w:rPr>
+          <w:b/>
+          <w:lang w:val="pt_PT" w:bidi="pt_PT"/>
+        </w:rPr>
+        <w:t>δεσμούς μου</w:t>
       </w:r>
     </w:p>
     <w:p>
@@ -4276,6 +4861,21 @@
           <w:b/>
           <w:lang w:val="pt_PT" w:bidi="pt_PT"/>
         </w:rPr>
+        <w:t>τοὺς δεσμούς μου &amp; ἐν Χριστῷ</w:t>
+      </w:r>
+    </w:p>
+    <w:p>
+      <w:pPr/>
+      <w:r>
+        <w:rPr>
+          <w:lang w:val="pt_PT" w:bidi="pt_PT"/>
+        </w:rPr>
+      </w:r>
+      <w:r>
+        <w:rPr>
+          <w:b/>
+          <w:lang w:val="pt_PT" w:bidi="pt_PT"/>
+        </w:rPr>
         <w:t>"estou na cadeia porque sou servo de Cristo".</w:t>
       </w:r>
     </w:p>
@@ -4440,6 +5040,21 @@
           <w:b/>
           <w:lang w:val="pt_PT" w:bidi="pt_PT"/>
         </w:rPr>
+        <w:t>τῶν ἀδελφῶν</w:t>
+      </w:r>
+    </w:p>
+    <w:p>
+      <w:pPr/>
+      <w:r>
+        <w:rPr>
+          <w:lang w:val="pt_PT" w:bidi="pt_PT"/>
+        </w:rPr>
+      </w:r>
+      <w:r>
+        <w:rPr>
+          <w:b/>
+          <w:lang w:val="pt_PT" w:bidi="pt_PT"/>
+        </w:rPr>
         <w:t>"dos irmãos".</w:t>
       </w:r>
     </w:p>
@@ -4536,6 +5151,21 @@
           <w:b/>
           <w:lang w:val="pt_PT" w:bidi="pt_PT"/>
         </w:rPr>
+        <w:t>ἐν Κυρίῳ πεποιθότας τοῖς δεσμοῖς μου</w:t>
+      </w:r>
+    </w:p>
+    <w:p>
+      <w:pPr/>
+      <w:r>
+        <w:rPr>
+          <w:lang w:val="pt_PT" w:bidi="pt_PT"/>
+        </w:rPr>
+      </w:r>
+      <w:r>
+        <w:rPr>
+          <w:b/>
+          <w:lang w:val="pt_PT" w:bidi="pt_PT"/>
+        </w:rPr>
         <w:t xml:space="preserve">"vendo que estou na cadeia, tem mais confiança no Senhor". </w:t>
       </w:r>
     </w:p>
@@ -4632,6 +5262,21 @@
           <w:b/>
           <w:lang w:val="pt_PT" w:bidi="pt_PT"/>
         </w:rPr>
+        <w:t>καὶ τοὺς πλείονας τῶν ἀδελφῶν ἐν Κυρίῳ πεποιθότας τοῖς δεσμοῖς μου</w:t>
+      </w:r>
+    </w:p>
+    <w:p>
+      <w:pPr/>
+      <w:r>
+        <w:rPr>
+          <w:lang w:val="pt_PT" w:bidi="pt_PT"/>
+        </w:rPr>
+      </w:r>
+      <w:r>
+        <w:rPr>
+          <w:b/>
+          <w:lang w:val="pt_PT" w:bidi="pt_PT"/>
+        </w:rPr>
         <w:t>"E a maioria dos irmãos, vendo que estou na cadeia, tem mais confiança no Senhor".</w:t>
       </w:r>
     </w:p>
@@ -4715,6 +5360,21 @@
           <w:b/>
           <w:lang w:val="pt_PT" w:bidi="pt_PT"/>
         </w:rPr>
+        <w:t>δεσμοῖς μου</w:t>
+      </w:r>
+    </w:p>
+    <w:p>
+      <w:pPr/>
+      <w:r>
+        <w:rPr>
+          <w:lang w:val="pt_PT" w:bidi="pt_PT"/>
+        </w:rPr>
+      </w:r>
+      <w:r>
+        <w:rPr>
+          <w:b/>
+          <w:lang w:val="pt_PT" w:bidi="pt_PT"/>
+        </w:rPr>
         <w:t>"estou na cadeia".</w:t>
       </w:r>
     </w:p>
@@ -4784,6 +5444,21 @@
         <w:rPr>
           <w:lang w:val="pt_PT" w:bidi="pt_PT"/>
         </w:rPr>
+      </w:r>
+    </w:p>
+    <w:p>
+      <w:pPr/>
+      <w:r>
+        <w:rPr>
+          <w:lang w:val="pt_PT" w:bidi="pt_PT"/>
+        </w:rPr>
+      </w:r>
+      <w:r>
+        <w:rPr>
+          <w:b/>
+          <w:lang w:val="pt_PT" w:bidi="pt_PT"/>
+        </w:rPr>
+        <w:t>τὸν λόγον</w:t>
       </w:r>
     </w:p>
     <w:p>
@@ -4993,6 +5668,21 @@
           <w:b/>
           <w:lang w:val="pt_PT" w:bidi="pt_PT"/>
         </w:rPr>
+        <w:t>τινὲς μὲν καὶ &amp; τὸν Χριστὸν κηρύσσουσιν</w:t>
+      </w:r>
+    </w:p>
+    <w:p>
+      <w:pPr/>
+      <w:r>
+        <w:rPr>
+          <w:lang w:val="pt_PT" w:bidi="pt_PT"/>
+        </w:rPr>
+      </w:r>
+      <w:r>
+        <w:rPr>
+          <w:b/>
+          <w:lang w:val="pt_PT" w:bidi="pt_PT"/>
+        </w:rPr>
         <w:t>"alguns deles anunciam Cristo".</w:t>
       </w:r>
     </w:p>
@@ -5056,6 +5746,21 @@
           <w:b/>
           <w:lang w:val="pt_PT" w:bidi="pt_PT"/>
         </w:rPr>
+        <w:t>διὰ φθόνον καὶ ἔριν</w:t>
+      </w:r>
+    </w:p>
+    <w:p>
+      <w:pPr/>
+      <w:r>
+        <w:rPr>
+          <w:lang w:val="pt_PT" w:bidi="pt_PT"/>
+        </w:rPr>
+      </w:r>
+      <w:r>
+        <w:rPr>
+          <w:b/>
+          <w:lang w:val="pt_PT" w:bidi="pt_PT"/>
+        </w:rPr>
         <w:t>"porque são ciumentos e briguentos".</w:t>
       </w:r>
     </w:p>
@@ -5165,6 +5870,21 @@
           <w:b/>
           <w:lang w:val="pt_PT" w:bidi="pt_PT"/>
         </w:rPr>
+        <w:t>εὐδοκίαν</w:t>
+      </w:r>
+    </w:p>
+    <w:p>
+      <w:pPr/>
+      <w:r>
+        <w:rPr>
+          <w:lang w:val="pt_PT" w:bidi="pt_PT"/>
+        </w:rPr>
+      </w:r>
+      <w:r>
+        <w:rPr>
+          <w:b/>
+          <w:lang w:val="pt_PT" w:bidi="pt_PT"/>
+        </w:rPr>
         <w:t>"boas intenções".</w:t>
       </w:r>
     </w:p>
@@ -5261,6 +5981,21 @@
           <w:b/>
           <w:lang w:val="pt_PT" w:bidi="pt_PT"/>
         </w:rPr>
+        <w:t>ἐξ ἀγάπης</w:t>
+      </w:r>
+    </w:p>
+    <w:p>
+      <w:pPr/>
+      <w:r>
+        <w:rPr>
+          <w:lang w:val="pt_PT" w:bidi="pt_PT"/>
+        </w:rPr>
+      </w:r>
+      <w:r>
+        <w:rPr>
+          <w:b/>
+          <w:lang w:val="pt_PT" w:bidi="pt_PT"/>
+        </w:rPr>
         <w:t>"por amor".</w:t>
       </w:r>
     </w:p>
@@ -5383,6 +6118,21 @@
           <w:b/>
           <w:lang w:val="pt_PT" w:bidi="pt_PT"/>
         </w:rPr>
+        <w:t>κεῖμαι</w:t>
+      </w:r>
+    </w:p>
+    <w:p>
+      <w:pPr/>
+      <w:r>
+        <w:rPr>
+          <w:lang w:val="pt_PT" w:bidi="pt_PT"/>
+        </w:rPr>
+      </w:r>
+      <w:r>
+        <w:rPr>
+          <w:b/>
+          <w:lang w:val="pt_PT" w:bidi="pt_PT"/>
+        </w:rPr>
         <w:t>"Deus me deu o trabalho".</w:t>
       </w:r>
     </w:p>
@@ -5465,6 +6215,21 @@
         <w:rPr>
           <w:lang w:val="pt_PT" w:bidi="pt_PT"/>
         </w:rPr>
+      </w:r>
+    </w:p>
+    <w:p>
+      <w:pPr/>
+      <w:r>
+        <w:rPr>
+          <w:lang w:val="pt_PT" w:bidi="pt_PT"/>
+        </w:rPr>
+      </w:r>
+      <w:r>
+        <w:rPr>
+          <w:b/>
+          <w:lang w:val="pt_PT" w:bidi="pt_PT"/>
+        </w:rPr>
+        <w:t>εἰς ἀπολογίαν τοῦ εὐαγγελίου</w:t>
       </w:r>
     </w:p>
     <w:p>
@@ -5580,6 +6345,21 @@
           <w:b/>
           <w:lang w:val="pt_PT" w:bidi="pt_PT"/>
         </w:rPr>
+        <w:t>εἰς ἀπολογίαν τοῦ εὐαγγελίου κεῖμαι</w:t>
+      </w:r>
+    </w:p>
+    <w:p>
+      <w:pPr/>
+      <w:r>
+        <w:rPr>
+          <w:lang w:val="pt_PT" w:bidi="pt_PT"/>
+        </w:rPr>
+      </w:r>
+      <w:r>
+        <w:rPr>
+          <w:b/>
+          <w:lang w:val="pt_PT" w:bidi="pt_PT"/>
+        </w:rPr>
         <w:t>"Deus me deu o trabalho de defender o evangelho".</w:t>
       </w:r>
     </w:p>
@@ -5757,6 +6537,21 @@
           <w:b/>
           <w:lang w:val="pt_PT" w:bidi="pt_PT"/>
         </w:rPr>
+        <w:t>οἱ δὲ ἐξ ἐριθείας τὸν Χριστὸν καταγγέλλουσιν</w:t>
+      </w:r>
+    </w:p>
+    <w:p>
+      <w:pPr/>
+      <w:r>
+        <w:rPr>
+          <w:lang w:val="pt_PT" w:bidi="pt_PT"/>
+        </w:rPr>
+      </w:r>
+      <w:r>
+        <w:rPr>
+          <w:b/>
+          <w:lang w:val="pt_PT" w:bidi="pt_PT"/>
+        </w:rPr>
         <w:t xml:space="preserve">"Os outros não anunciam Cristo com sinceridade, mas por interesse pessoal". </w:t>
       </w:r>
     </w:p>
@@ -5853,6 +6648,21 @@
           <w:b/>
           <w:lang w:val="pt_PT" w:bidi="pt_PT"/>
         </w:rPr>
+        <w:t>οὐχ ἁγνῶς</w:t>
+      </w:r>
+    </w:p>
+    <w:p>
+      <w:pPr/>
+      <w:r>
+        <w:rPr>
+          <w:lang w:val="pt_PT" w:bidi="pt_PT"/>
+        </w:rPr>
+      </w:r>
+      <w:r>
+        <w:rPr>
+          <w:b/>
+          <w:lang w:val="pt_PT" w:bidi="pt_PT"/>
+        </w:rPr>
         <w:t>"não anunciam Cristo com sinceridade".</w:t>
       </w:r>
     </w:p>
@@ -5902,6 +6712,21 @@
         <w:rPr>
           <w:lang w:val="pt_PT" w:bidi="pt_PT"/>
         </w:rPr>
+      </w:r>
+    </w:p>
+    <w:p>
+      <w:pPr/>
+      <w:r>
+        <w:rPr>
+          <w:lang w:val="pt_PT" w:bidi="pt_PT"/>
+        </w:rPr>
+      </w:r>
+      <w:r>
+        <w:rPr>
+          <w:b/>
+          <w:lang w:val="pt_PT" w:bidi="pt_PT"/>
+        </w:rPr>
+        <w:t>τοῖς δεσμοῖς μου</w:t>
       </w:r>
     </w:p>
     <w:p>
@@ -6035,6 +6860,21 @@
           <w:b/>
           <w:lang w:val="pt_PT" w:bidi="pt_PT"/>
         </w:rPr>
+        <w:t>οἰόμενοι θλῖψιν ἐγείρειν τοῖς δεσμοῖς μου</w:t>
+      </w:r>
+    </w:p>
+    <w:p>
+      <w:pPr/>
+      <w:r>
+        <w:rPr>
+          <w:lang w:val="pt_PT" w:bidi="pt_PT"/>
+        </w:rPr>
+      </w:r>
+      <w:r>
+        <w:rPr>
+          <w:b/>
+          <w:lang w:val="pt_PT" w:bidi="pt_PT"/>
+        </w:rPr>
         <w:t>"Eles pensam que assim aumentarão os meus sofrimentos enquanto estou na cadeia".</w:t>
       </w:r>
     </w:p>
@@ -6118,6 +6958,21 @@
           <w:b/>
           <w:lang w:val="pt_PT" w:bidi="pt_PT"/>
         </w:rPr>
+        <w:t>τί γάρ</w:t>
+      </w:r>
+    </w:p>
+    <w:p>
+      <w:pPr/>
+      <w:r>
+        <w:rPr>
+          <w:lang w:val="pt_PT" w:bidi="pt_PT"/>
+        </w:rPr>
+      </w:r>
+      <w:r>
+        <w:rPr>
+          <w:b/>
+          <w:lang w:val="pt_PT" w:bidi="pt_PT"/>
+        </w:rPr>
         <w:t>"Mas isso não tem importância".</w:t>
       </w:r>
     </w:p>
@@ -6214,6 +7069,21 @@
           <w:b/>
           <w:lang w:val="pt_PT" w:bidi="pt_PT"/>
         </w:rPr>
+        <w:t>τί γάρ</w:t>
+      </w:r>
+    </w:p>
+    <w:p>
+      <w:pPr/>
+      <w:r>
+        <w:rPr>
+          <w:lang w:val="pt_PT" w:bidi="pt_PT"/>
+        </w:rPr>
+      </w:r>
+      <w:r>
+        <w:rPr>
+          <w:b/>
+          <w:lang w:val="pt_PT" w:bidi="pt_PT"/>
+        </w:rPr>
         <w:t>"Mas isso não tem importância".</w:t>
       </w:r>
     </w:p>
@@ -6297,6 +7167,21 @@
           <w:b/>
           <w:lang w:val="pt_PT" w:bidi="pt_PT"/>
         </w:rPr>
+        <w:t>Χριστὸς καταγγέλλεται</w:t>
+      </w:r>
+    </w:p>
+    <w:p>
+      <w:pPr/>
+      <w:r>
+        <w:rPr>
+          <w:lang w:val="pt_PT" w:bidi="pt_PT"/>
+        </w:rPr>
+      </w:r>
+      <w:r>
+        <w:rPr>
+          <w:b/>
+          <w:lang w:val="pt_PT" w:bidi="pt_PT"/>
+        </w:rPr>
         <w:t>"Cristo está sendo anunciado".</w:t>
       </w:r>
     </w:p>
@@ -6393,6 +7278,21 @@
           <w:b/>
           <w:lang w:val="pt_PT" w:bidi="pt_PT"/>
         </w:rPr>
+        <w:t>τοῦτό</w:t>
+      </w:r>
+    </w:p>
+    <w:p>
+      <w:pPr/>
+      <w:r>
+        <w:rPr>
+          <w:lang w:val="pt_PT" w:bidi="pt_PT"/>
+        </w:rPr>
+      </w:r>
+      <w:r>
+        <w:rPr>
+          <w:b/>
+          <w:lang w:val="pt_PT" w:bidi="pt_PT"/>
+        </w:rPr>
         <w:t>"".</w:t>
       </w:r>
     </w:p>
@@ -6476,6 +7376,21 @@
           <w:b/>
           <w:lang w:val="pt_PT" w:bidi="pt_PT"/>
         </w:rPr>
+        <w:t>οἶδα γὰρ ὅτι τοῦτό μοι ἀποβήσεται εἰς σωτηρίαν</w:t>
+      </w:r>
+    </w:p>
+    <w:p>
+      <w:pPr/>
+      <w:r>
+        <w:rPr>
+          <w:lang w:val="pt_PT" w:bidi="pt_PT"/>
+        </w:rPr>
+      </w:r>
+      <w:r>
+        <w:rPr>
+          <w:b/>
+          <w:lang w:val="pt_PT" w:bidi="pt_PT"/>
+        </w:rPr>
         <w:t>"eu serei posto em liberdade".</w:t>
       </w:r>
     </w:p>
@@ -6572,6 +7487,21 @@
           <w:b/>
           <w:lang w:val="pt_PT" w:bidi="pt_PT"/>
         </w:rPr>
+        <w:t>ἐπιχορηγίας τοῦ Πνεύματος Ἰησοῦ Χριστοῦ</w:t>
+      </w:r>
+    </w:p>
+    <w:p>
+      <w:pPr/>
+      <w:r>
+        <w:rPr>
+          <w:lang w:val="pt_PT" w:bidi="pt_PT"/>
+        </w:rPr>
+      </w:r>
+      <w:r>
+        <w:rPr>
+          <w:b/>
+          <w:lang w:val="pt_PT" w:bidi="pt_PT"/>
+        </w:rPr>
         <w:t>"a ajuda do Espírito de Jesus Cristo".</w:t>
       </w:r>
     </w:p>
@@ -6668,6 +7598,21 @@
           <w:b/>
           <w:lang w:val="pt_PT" w:bidi="pt_PT"/>
         </w:rPr>
+        <w:t>ἀποκαραδοκίαν καὶ ἐλπίδα</w:t>
+      </w:r>
+    </w:p>
+    <w:p>
+      <w:pPr/>
+      <w:r>
+        <w:rPr>
+          <w:lang w:val="pt_PT" w:bidi="pt_PT"/>
+        </w:rPr>
+      </w:r>
+      <w:r>
+        <w:rPr>
+          <w:b/>
+          <w:lang w:val="pt_PT" w:bidi="pt_PT"/>
+        </w:rPr>
         <w:t>"grande desejo e a minha esperança".</w:t>
       </w:r>
     </w:p>
@@ -6777,6 +7722,21 @@
           <w:b/>
           <w:lang w:val="pt_PT" w:bidi="pt_PT"/>
         </w:rPr>
+        <w:t>κατὰ τὴν ἀποκαραδοκίαν καὶ ἐλπίδα μου</w:t>
+      </w:r>
+    </w:p>
+    <w:p>
+      <w:pPr/>
+      <w:r>
+        <w:rPr>
+          <w:lang w:val="pt_PT" w:bidi="pt_PT"/>
+        </w:rPr>
+      </w:r>
+      <w:r>
+        <w:rPr>
+          <w:b/>
+          <w:lang w:val="pt_PT" w:bidi="pt_PT"/>
+        </w:rPr>
         <w:t>"O meu grande desejo e a minha esperança".</w:t>
       </w:r>
     </w:p>
@@ -6872,6 +7832,21 @@
         <w:rPr>
           <w:lang w:val="pt_PT" w:bidi="pt_PT"/>
         </w:rPr>
+      </w:r>
+    </w:p>
+    <w:p>
+      <w:pPr/>
+      <w:r>
+        <w:rPr>
+          <w:lang w:val="pt_PT" w:bidi="pt_PT"/>
+        </w:rPr>
+      </w:r>
+      <w:r>
+        <w:rPr>
+          <w:b/>
+          <w:lang w:val="pt_PT" w:bidi="pt_PT"/>
+        </w:rPr>
+        <w:t>ἐν τῷ σώματί μου</w:t>
       </w:r>
     </w:p>
     <w:p>
@@ -6987,6 +7962,21 @@
           <w:b/>
           <w:lang w:val="pt_PT" w:bidi="pt_PT"/>
         </w:rPr>
+        <w:t>ἐν οὐδενὶ αἰσχυνθήσομαι, ἀλλ’</w:t>
+      </w:r>
+    </w:p>
+    <w:p>
+      <w:pPr/>
+      <w:r>
+        <w:rPr>
+          <w:lang w:val="pt_PT" w:bidi="pt_PT"/>
+        </w:rPr>
+      </w:r>
+      <w:r>
+        <w:rPr>
+          <w:b/>
+          <w:lang w:val="pt_PT" w:bidi="pt_PT"/>
+        </w:rPr>
         <w:t>"são de nunca falhar no meu dever".</w:t>
       </w:r>
     </w:p>
@@ -7083,6 +8073,21 @@
           <w:b/>
           <w:lang w:val="pt_PT" w:bidi="pt_PT"/>
         </w:rPr>
+        <w:t>ἐν πάσῃ παρρησίᾳ</w:t>
+      </w:r>
+    </w:p>
+    <w:p>
+      <w:pPr/>
+      <w:r>
+        <w:rPr>
+          <w:lang w:val="pt_PT" w:bidi="pt_PT"/>
+        </w:rPr>
+      </w:r>
+      <w:r>
+        <w:rPr>
+          <w:b/>
+          <w:lang w:val="pt_PT" w:bidi="pt_PT"/>
+        </w:rPr>
         <w:t>"eu tenha muita coragem".</w:t>
       </w:r>
     </w:p>
@@ -7179,6 +8184,21 @@
           <w:b/>
           <w:lang w:val="pt_PT" w:bidi="pt_PT"/>
         </w:rPr>
+        <w:t>εἴτε διὰ ζωῆς εἴτε διὰ θανάτου</w:t>
+      </w:r>
+    </w:p>
+    <w:p>
+      <w:pPr/>
+      <w:r>
+        <w:rPr>
+          <w:lang w:val="pt_PT" w:bidi="pt_PT"/>
+        </w:rPr>
+      </w:r>
+      <w:r>
+        <w:rPr>
+          <w:b/>
+          <w:lang w:val="pt_PT" w:bidi="pt_PT"/>
+        </w:rPr>
         <w:t>"tanto na vida como na morte".</w:t>
       </w:r>
     </w:p>
@@ -7288,6 +8308,21 @@
           <w:b/>
           <w:lang w:val="pt_PT" w:bidi="pt_PT"/>
         </w:rPr>
+        <w:t>κέρδος</w:t>
+      </w:r>
+    </w:p>
+    <w:p>
+      <w:pPr/>
+      <w:r>
+        <w:rPr>
+          <w:lang w:val="pt_PT" w:bidi="pt_PT"/>
+        </w:rPr>
+      </w:r>
+      <w:r>
+        <w:rPr>
+          <w:b/>
+          <w:lang w:val="pt_PT" w:bidi="pt_PT"/>
+        </w:rPr>
         <w:t>"é lucro".</w:t>
       </w:r>
     </w:p>
@@ -7384,6 +8419,21 @@
           <w:b/>
           <w:lang w:val="pt_PT" w:bidi="pt_PT"/>
         </w:rPr>
+        <w:t>ἐν σαρκί</w:t>
+      </w:r>
+    </w:p>
+    <w:p>
+      <w:pPr/>
+      <w:r>
+        <w:rPr>
+          <w:lang w:val="pt_PT" w:bidi="pt_PT"/>
+        </w:rPr>
+      </w:r>
+      <w:r>
+        <w:rPr>
+          <w:b/>
+          <w:lang w:val="pt_PT" w:bidi="pt_PT"/>
+        </w:rPr>
         <w:t>"se eu continuar vivendo".</w:t>
       </w:r>
     </w:p>
@@ -7467,6 +8517,21 @@
           <w:b/>
           <w:lang w:val="pt_PT" w:bidi="pt_PT"/>
         </w:rPr>
+        <w:t>τοῦτό μοι καρπὸς ἔργου</w:t>
+      </w:r>
+    </w:p>
+    <w:p>
+      <w:pPr/>
+      <w:r>
+        <w:rPr>
+          <w:lang w:val="pt_PT" w:bidi="pt_PT"/>
+        </w:rPr>
+      </w:r>
+      <w:r>
+        <w:rPr>
+          <w:b/>
+          <w:lang w:val="pt_PT" w:bidi="pt_PT"/>
+        </w:rPr>
         <w:t>"poderei ainda fazer algum trabalho útil".</w:t>
       </w:r>
     </w:p>
@@ -7563,6 +8628,21 @@
           <w:b/>
           <w:lang w:val="pt_PT" w:bidi="pt_PT"/>
         </w:rPr>
+        <w:t>τοῦτό μοι καρπὸς ἔργου</w:t>
+      </w:r>
+    </w:p>
+    <w:p>
+      <w:pPr/>
+      <w:r>
+        <w:rPr>
+          <w:lang w:val="pt_PT" w:bidi="pt_PT"/>
+        </w:rPr>
+      </w:r>
+      <w:r>
+        <w:rPr>
+          <w:b/>
+          <w:lang w:val="pt_PT" w:bidi="pt_PT"/>
+        </w:rPr>
         <w:t>"poderei ainda fazer algum trabalho útil".</w:t>
       </w:r>
     </w:p>
@@ -7659,6 +8739,21 @@
           <w:b/>
           <w:lang w:val="pt_PT" w:bidi="pt_PT"/>
         </w:rPr>
+        <w:t>συνέχομαι δὲ ἐκ τῶν δύο</w:t>
+      </w:r>
+    </w:p>
+    <w:p>
+      <w:pPr/>
+      <w:r>
+        <w:rPr>
+          <w:lang w:val="pt_PT" w:bidi="pt_PT"/>
+        </w:rPr>
+      </w:r>
+      <w:r>
+        <w:rPr>
+          <w:b/>
+          <w:lang w:val="pt_PT" w:bidi="pt_PT"/>
+        </w:rPr>
         <w:t>"Estou cercado pelos dois lados".</w:t>
       </w:r>
     </w:p>
@@ -7755,6 +8850,21 @@
           <w:b/>
           <w:lang w:val="pt_PT" w:bidi="pt_PT"/>
         </w:rPr>
+        <w:t>συνέχομαι</w:t>
+      </w:r>
+    </w:p>
+    <w:p>
+      <w:pPr/>
+      <w:r>
+        <w:rPr>
+          <w:lang w:val="pt_PT" w:bidi="pt_PT"/>
+        </w:rPr>
+      </w:r>
+      <w:r>
+        <w:rPr>
+          <w:b/>
+          <w:lang w:val="pt_PT" w:bidi="pt_PT"/>
+        </w:rPr>
         <w:t>"Então não sei o que devo escolher".</w:t>
       </w:r>
     </w:p>
@@ -7851,6 +8961,21 @@
           <w:b/>
           <w:lang w:val="pt_PT" w:bidi="pt_PT"/>
         </w:rPr>
+        <w:t>τῶν δύο</w:t>
+      </w:r>
+    </w:p>
+    <w:p>
+      <w:pPr/>
+      <w:r>
+        <w:rPr>
+          <w:lang w:val="pt_PT" w:bidi="pt_PT"/>
+        </w:rPr>
+      </w:r>
+      <w:r>
+        <w:rPr>
+          <w:b/>
+          <w:lang w:val="pt_PT" w:bidi="pt_PT"/>
+        </w:rPr>
         <w:t>"pelos dois".</w:t>
       </w:r>
     </w:p>
@@ -7960,6 +9085,21 @@
           <w:b/>
           <w:lang w:val="pt_PT" w:bidi="pt_PT"/>
         </w:rPr>
+        <w:t>τὴν ἐπιθυμίαν ἔχων</w:t>
+      </w:r>
+    </w:p>
+    <w:p>
+      <w:pPr/>
+      <w:r>
+        <w:rPr>
+          <w:lang w:val="pt_PT" w:bidi="pt_PT"/>
+        </w:rPr>
+      </w:r>
+      <w:r>
+        <w:rPr>
+          <w:b/>
+          <w:lang w:val="pt_PT" w:bidi="pt_PT"/>
+        </w:rPr>
         <w:t>"quero muito".</w:t>
       </w:r>
     </w:p>
@@ -8056,6 +9196,21 @@
           <w:b/>
           <w:lang w:val="pt_PT" w:bidi="pt_PT"/>
         </w:rPr>
+        <w:t>ἀναλῦσαι</w:t>
+      </w:r>
+    </w:p>
+    <w:p>
+      <w:pPr/>
+      <w:r>
+        <w:rPr>
+          <w:lang w:val="pt_PT" w:bidi="pt_PT"/>
+        </w:rPr>
+      </w:r>
+      <w:r>
+        <w:rPr>
+          <w:b/>
+          <w:lang w:val="pt_PT" w:bidi="pt_PT"/>
+        </w:rPr>
         <w:t>"deixar".</w:t>
       </w:r>
     </w:p>
@@ -8151,6 +9306,21 @@
         <w:rPr>
           <w:lang w:val="pt_PT" w:bidi="pt_PT"/>
         </w:rPr>
+      </w:r>
+    </w:p>
+    <w:p>
+      <w:pPr/>
+      <w:r>
+        <w:rPr>
+          <w:lang w:val="pt_PT" w:bidi="pt_PT"/>
+        </w:rPr>
+      </w:r>
+      <w:r>
+        <w:rPr>
+          <w:b/>
+          <w:lang w:val="pt_PT" w:bidi="pt_PT"/>
+        </w:rPr>
+        <w:t>τὸ δὲ ἐπιμένειν ἐν τῇ σαρκὶ</w:t>
       </w:r>
     </w:p>
     <w:p>
@@ -8279,6 +9449,21 @@
           <w:b/>
           <w:lang w:val="pt_PT" w:bidi="pt_PT"/>
         </w:rPr>
+        <w:t>ἀναγκαιότερον</w:t>
+      </w:r>
+    </w:p>
+    <w:p>
+      <w:pPr/>
+      <w:r>
+        <w:rPr>
+          <w:lang w:val="pt_PT" w:bidi="pt_PT"/>
+        </w:rPr>
+      </w:r>
+      <w:r>
+        <w:rPr>
+          <w:b/>
+          <w:lang w:val="pt_PT" w:bidi="pt_PT"/>
+        </w:rPr>
         <w:t>"é muito mais necessário".</w:t>
       </w:r>
     </w:p>
@@ -8469,6 +9654,21 @@
           <w:b/>
           <w:lang w:val="pt_PT" w:bidi="pt_PT"/>
         </w:rPr>
+        <w:t>καὶ τοῦτο πεποιθὼς</w:t>
+      </w:r>
+    </w:p>
+    <w:p>
+      <w:pPr/>
+      <w:r>
+        <w:rPr>
+          <w:lang w:val="pt_PT" w:bidi="pt_PT"/>
+        </w:rPr>
+      </w:r>
+      <w:r>
+        <w:rPr>
+          <w:b/>
+          <w:lang w:val="pt_PT" w:bidi="pt_PT"/>
+        </w:rPr>
         <w:t>"E, como estou certo disso".</w:t>
       </w:r>
     </w:p>
@@ -8596,6 +9796,21 @@
           <w:b/>
           <w:lang w:val="pt_PT" w:bidi="pt_PT"/>
         </w:rPr>
+        <w:t>τοῦτο πεποιθὼς</w:t>
+      </w:r>
+    </w:p>
+    <w:p>
+      <w:pPr/>
+      <w:r>
+        <w:rPr>
+          <w:lang w:val="pt_PT" w:bidi="pt_PT"/>
+        </w:rPr>
+      </w:r>
+      <w:r>
+        <w:rPr>
+          <w:b/>
+          <w:lang w:val="pt_PT" w:bidi="pt_PT"/>
+        </w:rPr>
         <w:t>"estou certo disso".</w:t>
       </w:r>
     </w:p>
@@ -8678,6 +9893,21 @@
         <w:rPr>
           <w:lang w:val="pt_PT" w:bidi="pt_PT"/>
         </w:rPr>
+      </w:r>
+    </w:p>
+    <w:p>
+      <w:pPr/>
+      <w:r>
+        <w:rPr>
+          <w:lang w:val="pt_PT" w:bidi="pt_PT"/>
+        </w:rPr>
+      </w:r>
+      <w:r>
+        <w:rPr>
+          <w:b/>
+          <w:lang w:val="pt_PT" w:bidi="pt_PT"/>
+        </w:rPr>
+        <w:t>μενῶ</w:t>
       </w:r>
     </w:p>
     <w:p>
@@ -8819,6 +10049,21 @@
           <w:b/>
           <w:lang w:val="pt_PT" w:bidi="pt_PT"/>
         </w:rPr>
+        <w:t>μενῶ καὶ παραμενῶ</w:t>
+      </w:r>
+    </w:p>
+    <w:p>
+      <w:pPr/>
+      <w:r>
+        <w:rPr>
+          <w:lang w:val="pt_PT" w:bidi="pt_PT"/>
+        </w:rPr>
+      </w:r>
+      <w:r>
+        <w:rPr>
+          <w:b/>
+          <w:lang w:val="pt_PT" w:bidi="pt_PT"/>
+        </w:rPr>
         <w:t>"continuarei vivendo e ficarei".</w:t>
       </w:r>
     </w:p>
@@ -9016,6 +10261,21 @@
           <w:b/>
           <w:lang w:val="pt_PT" w:bidi="pt_PT"/>
         </w:rPr>
+        <w:t>εἰς τὴν ὑμῶν προκοπὴν καὶ χαρὰν</w:t>
+      </w:r>
+    </w:p>
+    <w:p>
+      <w:pPr/>
+      <w:r>
+        <w:rPr>
+          <w:lang w:val="pt_PT" w:bidi="pt_PT"/>
+        </w:rPr>
+      </w:r>
+      <w:r>
+        <w:rPr>
+          <w:b/>
+          <w:lang w:val="pt_PT" w:bidi="pt_PT"/>
+        </w:rPr>
         <w:t>"para ajudá-los a progredirem e a terem a alegria".</w:t>
       </w:r>
     </w:p>
@@ -9098,6 +10358,21 @@
         <w:rPr>
           <w:lang w:val="pt_PT" w:bidi="pt_PT"/>
         </w:rPr>
+      </w:r>
+    </w:p>
+    <w:p>
+      <w:pPr/>
+      <w:r>
+        <w:rPr>
+          <w:lang w:val="pt_PT" w:bidi="pt_PT"/>
+        </w:rPr>
+      </w:r>
+      <w:r>
+        <w:rPr>
+          <w:b/>
+          <w:lang w:val="pt_PT" w:bidi="pt_PT"/>
+        </w:rPr>
+        <w:t>εἰς τὴν ὑμῶν προκοπὴν καὶ χαρὰν</w:t>
       </w:r>
     </w:p>
     <w:p>
@@ -9328,6 +10603,21 @@
           <w:b/>
           <w:lang w:val="pt_PT" w:bidi="pt_PT"/>
         </w:rPr>
+        <w:t>τῆς πίστεως</w:t>
+      </w:r>
+    </w:p>
+    <w:p>
+      <w:pPr/>
+      <w:r>
+        <w:rPr>
+          <w:lang w:val="pt_PT" w:bidi="pt_PT"/>
+        </w:rPr>
+      </w:r>
+      <w:r>
+        <w:rPr>
+          <w:b/>
+          <w:lang w:val="pt_PT" w:bidi="pt_PT"/>
+        </w:rPr>
         <w:t>"da fé".</w:t>
       </w:r>
     </w:p>
@@ -9410,6 +10700,21 @@
         <w:rPr>
           <w:lang w:val="pt_PT" w:bidi="pt_PT"/>
         </w:rPr>
+      </w:r>
+    </w:p>
+    <w:p>
+      <w:pPr/>
+      <w:r>
+        <w:rPr>
+          <w:lang w:val="pt_PT" w:bidi="pt_PT"/>
+        </w:rPr>
+      </w:r>
+      <w:r>
+        <w:rPr>
+          <w:b/>
+          <w:lang w:val="pt_PT" w:bidi="pt_PT"/>
+        </w:rPr>
+        <w:t>ἵνα</w:t>
       </w:r>
     </w:p>
     <w:p>
@@ -9538,6 +10843,21 @@
           <w:b/>
           <w:lang w:val="pt_PT" w:bidi="pt_PT"/>
         </w:rPr>
+        <w:t>καύχημα &amp; ἐν</w:t>
+      </w:r>
+    </w:p>
+    <w:p>
+      <w:pPr/>
+      <w:r>
+        <w:rPr>
+          <w:lang w:val="pt_PT" w:bidi="pt_PT"/>
+        </w:rPr>
+      </w:r>
+      <w:r>
+        <w:rPr>
+          <w:b/>
+          <w:lang w:val="pt_PT" w:bidi="pt_PT"/>
+        </w:rPr>
         <w:t>"orgulhosos de".</w:t>
       </w:r>
     </w:p>
@@ -9620,6 +10940,21 @@
         <w:rPr>
           <w:lang w:val="pt_PT" w:bidi="pt_PT"/>
         </w:rPr>
+      </w:r>
+    </w:p>
+    <w:p>
+      <w:pPr/>
+      <w:r>
+        <w:rPr>
+          <w:lang w:val="pt_PT" w:bidi="pt_PT"/>
+        </w:rPr>
+      </w:r>
+      <w:r>
+        <w:rPr>
+          <w:b/>
+          <w:lang w:val="pt_PT" w:bidi="pt_PT"/>
+        </w:rPr>
+        <w:t>παρουσίας</w:t>
       </w:r>
     </w:p>
     <w:p>
@@ -9748,6 +11083,21 @@
           <w:b/>
           <w:lang w:val="pt_PT" w:bidi="pt_PT"/>
         </w:rPr>
+        <w:t>διὰ τῆς ἐμῆς παρουσίας</w:t>
+      </w:r>
+    </w:p>
+    <w:p>
+      <w:pPr/>
+      <w:r>
+        <w:rPr>
+          <w:lang w:val="pt_PT" w:bidi="pt_PT"/>
+        </w:rPr>
+      </w:r>
+      <w:r>
+        <w:rPr>
+          <w:b/>
+          <w:lang w:val="pt_PT" w:bidi="pt_PT"/>
+        </w:rPr>
         <w:t>"quando eu for visitar vocês".</w:t>
       </w:r>
     </w:p>
@@ -9830,6 +11180,21 @@
         <w:rPr>
           <w:lang w:val="pt_PT" w:bidi="pt_PT"/>
         </w:rPr>
+      </w:r>
+    </w:p>
+    <w:p>
+      <w:pPr/>
+      <w:r>
+        <w:rPr>
+          <w:lang w:val="pt_PT" w:bidi="pt_PT"/>
+        </w:rPr>
+      </w:r>
+      <w:r>
+        <w:rPr>
+          <w:b/>
+          <w:lang w:val="pt_PT" w:bidi="pt_PT"/>
+        </w:rPr>
+        <w:t>ἐλθὼν</w:t>
       </w:r>
     </w:p>
     <w:p>
@@ -9971,6 +11336,21 @@
           <w:b/>
           <w:lang w:val="pt_PT" w:bidi="pt_PT"/>
         </w:rPr>
+        <w:t>ἀξίως τοῦ εὐαγγελίου τοῦ Χριστοῦ πολιτεύεσθε</w:t>
+      </w:r>
+    </w:p>
+    <w:p>
+      <w:pPr/>
+      <w:r>
+        <w:rPr>
+          <w:lang w:val="pt_PT" w:bidi="pt_PT"/>
+        </w:rPr>
+      </w:r>
+      <w:r>
+        <w:rPr>
+          <w:b/>
+          <w:lang w:val="pt_PT" w:bidi="pt_PT"/>
+        </w:rPr>
         <w:t>"vivam de acordo com o evangelho de Cristo".</w:t>
       </w:r>
     </w:p>
@@ -10054,6 +11434,21 @@
           <w:b/>
           <w:lang w:val="pt_PT" w:bidi="pt_PT"/>
         </w:rPr>
+        <w:t>στήκετε</w:t>
+      </w:r>
+    </w:p>
+    <w:p>
+      <w:pPr/>
+      <w:r>
+        <w:rPr>
+          <w:lang w:val="pt_PT" w:bidi="pt_PT"/>
+        </w:rPr>
+      </w:r>
+      <w:r>
+        <w:rPr>
+          <w:b/>
+          <w:lang w:val="pt_PT" w:bidi="pt_PT"/>
+        </w:rPr>
         <w:t>"vocês continuam firmes".</w:t>
       </w:r>
     </w:p>
@@ -10150,6 +11545,21 @@
           <w:b/>
           <w:lang w:val="pt_PT" w:bidi="pt_PT"/>
         </w:rPr>
+        <w:t>ἐν ἑνὶ πνεύματι, μιᾷ ψυχῇ</w:t>
+      </w:r>
+    </w:p>
+    <w:p>
+      <w:pPr/>
+      <w:r>
+        <w:rPr>
+          <w:lang w:val="pt_PT" w:bidi="pt_PT"/>
+        </w:rPr>
+      </w:r>
+      <w:r>
+        <w:rPr>
+          <w:b/>
+          <w:lang w:val="pt_PT" w:bidi="pt_PT"/>
+        </w:rPr>
         <w:t>"lutando juntos, com um só desejo".</w:t>
       </w:r>
     </w:p>
@@ -10259,6 +11669,21 @@
           <w:b/>
           <w:lang w:val="pt_PT" w:bidi="pt_PT"/>
         </w:rPr>
+        <w:t>ἐν ἑνὶ πνεύματι, μιᾷ ψυχῇ</w:t>
+      </w:r>
+    </w:p>
+    <w:p>
+      <w:pPr/>
+      <w:r>
+        <w:rPr>
+          <w:lang w:val="pt_PT" w:bidi="pt_PT"/>
+        </w:rPr>
+      </w:r>
+      <w:r>
+        <w:rPr>
+          <w:b/>
+          <w:lang w:val="pt_PT" w:bidi="pt_PT"/>
+        </w:rPr>
         <w:t>"lutando juntos, com um só desejo".</w:t>
       </w:r>
     </w:p>
@@ -10368,6 +11793,21 @@
           <w:b/>
           <w:lang w:val="pt_PT" w:bidi="pt_PT"/>
         </w:rPr>
+        <w:t>συναθλοῦντες</w:t>
+      </w:r>
+    </w:p>
+    <w:p>
+      <w:pPr/>
+      <w:r>
+        <w:rPr>
+          <w:lang w:val="pt_PT" w:bidi="pt_PT"/>
+        </w:rPr>
+      </w:r>
+      <w:r>
+        <w:rPr>
+          <w:b/>
+          <w:lang w:val="pt_PT" w:bidi="pt_PT"/>
+        </w:rPr>
         <w:t>"lutando juntos".</w:t>
       </w:r>
     </w:p>
@@ -10431,6 +11871,21 @@
           <w:b/>
           <w:lang w:val="pt_PT" w:bidi="pt_PT"/>
         </w:rPr>
+        <w:t>τῇ πίστει τοῦ εὐαγγελίου</w:t>
+      </w:r>
+    </w:p>
+    <w:p>
+      <w:pPr/>
+      <w:r>
+        <w:rPr>
+          <w:lang w:val="pt_PT" w:bidi="pt_PT"/>
+        </w:rPr>
+      </w:r>
+      <w:r>
+        <w:rPr>
+          <w:b/>
+          <w:lang w:val="pt_PT" w:bidi="pt_PT"/>
+        </w:rPr>
         <w:t>"por meio da fé que se baseia no evangelho".</w:t>
       </w:r>
     </w:p>
@@ -10540,6 +11995,21 @@
           <w:b/>
           <w:lang w:val="pt_PT" w:bidi="pt_PT"/>
         </w:rPr>
+        <w:t>τῶν ἀντικειμένων</w:t>
+      </w:r>
+    </w:p>
+    <w:p>
+      <w:pPr/>
+      <w:r>
+        <w:rPr>
+          <w:lang w:val="pt_PT" w:bidi="pt_PT"/>
+        </w:rPr>
+      </w:r>
+      <w:r>
+        <w:rPr>
+          <w:b/>
+          <w:lang w:val="pt_PT" w:bidi="pt_PT"/>
+        </w:rPr>
         <w:t>"dos seus inimigos".</w:t>
       </w:r>
     </w:p>
@@ -10636,6 +12106,21 @@
           <w:b/>
           <w:lang w:val="pt_PT" w:bidi="pt_PT"/>
         </w:rPr>
+        <w:t>ἥτις ἐστὶν αὐτοῖς ἔνδειξις</w:t>
+      </w:r>
+    </w:p>
+    <w:p>
+      <w:pPr/>
+      <w:r>
+        <w:rPr>
+          <w:lang w:val="pt_PT" w:bidi="pt_PT"/>
+        </w:rPr>
+      </w:r>
+      <w:r>
+        <w:rPr>
+          <w:b/>
+          <w:lang w:val="pt_PT" w:bidi="pt_PT"/>
+        </w:rPr>
         <w:t>"isso será uma prova para eles".</w:t>
       </w:r>
     </w:p>
@@ -10745,6 +12230,21 @@
           <w:b/>
           <w:lang w:val="pt_PT" w:bidi="pt_PT"/>
         </w:rPr>
+        <w:t>ἀπωλείας</w:t>
+      </w:r>
+    </w:p>
+    <w:p>
+      <w:pPr/>
+      <w:r>
+        <w:rPr>
+          <w:lang w:val="pt_PT" w:bidi="pt_PT"/>
+        </w:rPr>
+      </w:r>
+      <w:r>
+        <w:rPr>
+          <w:b/>
+          <w:lang w:val="pt_PT" w:bidi="pt_PT"/>
+        </w:rPr>
         <w:t>"serão derrotados".</w:t>
       </w:r>
     </w:p>
@@ -10828,6 +12328,21 @@
           <w:b/>
           <w:lang w:val="pt_PT" w:bidi="pt_PT"/>
         </w:rPr>
+        <w:t>ὑμῶν δὲ σωτηρίας</w:t>
+      </w:r>
+    </w:p>
+    <w:p>
+      <w:pPr/>
+      <w:r>
+        <w:rPr>
+          <w:lang w:val="pt_PT" w:bidi="pt_PT"/>
+        </w:rPr>
+      </w:r>
+      <w:r>
+        <w:rPr>
+          <w:b/>
+          <w:lang w:val="pt_PT" w:bidi="pt_PT"/>
+        </w:rPr>
         <w:t>"de"</w:t>
       </w:r>
       <w:r>
@@ -10924,6 +12439,21 @@
           <w:b/>
           <w:lang w:val="pt_PT" w:bidi="pt_PT"/>
         </w:rPr>
+        <w:t>τοῦτο ἀπὸ Θεοῦ</w:t>
+      </w:r>
+    </w:p>
+    <w:p>
+      <w:pPr/>
+      <w:r>
+        <w:rPr>
+          <w:lang w:val="pt_PT" w:bidi="pt_PT"/>
+        </w:rPr>
+      </w:r>
+      <w:r>
+        <w:rPr>
+          <w:b/>
+          <w:lang w:val="pt_PT" w:bidi="pt_PT"/>
+        </w:rPr>
         <w:t>"Porque é Deus quem dá a vitória a vocês".</w:t>
       </w:r>
     </w:p>
@@ -11007,6 +12537,21 @@
           <w:b/>
           <w:lang w:val="pt_PT" w:bidi="pt_PT"/>
         </w:rPr>
+        <w:t>ὑμῖν ἐχαρίσθη τὸ</w:t>
+      </w:r>
+    </w:p>
+    <w:p>
+      <w:pPr/>
+      <w:r>
+        <w:rPr>
+          <w:lang w:val="pt_PT" w:bidi="pt_PT"/>
+        </w:rPr>
+      </w:r>
+      <w:r>
+        <w:rPr>
+          <w:b/>
+          <w:lang w:val="pt_PT" w:bidi="pt_PT"/>
+        </w:rPr>
         <w:t>"ele tem dado a vocês o privilégio".</w:t>
       </w:r>
     </w:p>
@@ -11090,6 +12635,21 @@
           <w:b/>
           <w:lang w:val="pt_PT" w:bidi="pt_PT"/>
         </w:rPr>
+        <w:t>τὸν αὐτὸν ἀγῶνα ἔχοντες</w:t>
+      </w:r>
+    </w:p>
+    <w:p>
+      <w:pPr/>
+      <w:r>
+        <w:rPr>
+          <w:lang w:val="pt_PT" w:bidi="pt_PT"/>
+        </w:rPr>
+      </w:r>
+      <w:r>
+        <w:rPr>
+          <w:b/>
+          <w:lang w:val="pt_PT" w:bidi="pt_PT"/>
+        </w:rPr>
         <w:t>"vocês podem tomar parte comigo na luta".</w:t>
       </w:r>
     </w:p>
@@ -11186,6 +12746,21 @@
           <w:b/>
           <w:lang w:val="pt_PT" w:bidi="pt_PT"/>
         </w:rPr>
+        <w:t>τὸν αὐτὸν ἀγῶνα ἔχοντες, οἷον εἴδετε ἐν ἐμοὶ</w:t>
+      </w:r>
+    </w:p>
+    <w:p>
+      <w:pPr/>
+      <w:r>
+        <w:rPr>
+          <w:lang w:val="pt_PT" w:bidi="pt_PT"/>
+        </w:rPr>
+      </w:r>
+      <w:r>
+        <w:rPr>
+          <w:b/>
+          <w:lang w:val="pt_PT" w:bidi="pt_PT"/>
+        </w:rPr>
         <w:t>"a luta que vocês viram que tive".</w:t>
       </w:r>
     </w:p>
@@ -11282,6 +12857,21 @@
           <w:b/>
           <w:lang w:val="pt_PT" w:bidi="pt_PT"/>
         </w:rPr>
+        <w:t>εἴδετε ἐν ἐμοὶ, καὶ νῦν ἀκούετε ἐν ἐμοί</w:t>
+      </w:r>
+    </w:p>
+    <w:p>
+      <w:pPr/>
+      <w:r>
+        <w:rPr>
+          <w:lang w:val="pt_PT" w:bidi="pt_PT"/>
+        </w:rPr>
+      </w:r>
+      <w:r>
+        <w:rPr>
+          <w:b/>
+          <w:lang w:val="pt_PT" w:bidi="pt_PT"/>
+        </w:rPr>
         <w:t>"a luta que vocês viram que tive no passado é a mesma que ainda continua".</w:t>
       </w:r>
     </w:p>
@@ -11365,6 +12955,21 @@
           <w:b/>
           <w:lang w:val="pt_PT" w:bidi="pt_PT"/>
         </w:rPr>
+        <w:t>οὖν</w:t>
+      </w:r>
+    </w:p>
+    <w:p>
+      <w:pPr/>
+      <w:r>
+        <w:rPr>
+          <w:lang w:val="pt_PT" w:bidi="pt_PT"/>
+        </w:rPr>
+      </w:r>
+      <w:r>
+        <w:rPr>
+          <w:b/>
+          <w:lang w:val="pt_PT" w:bidi="pt_PT"/>
+        </w:rPr>
         <w:t>"Por estarem unidos".</w:t>
       </w:r>
     </w:p>
@@ -11448,6 +13053,21 @@
           <w:b/>
           <w:lang w:val="pt_PT" w:bidi="pt_PT"/>
         </w:rPr>
+        <w:t>εἴ τις &amp; παράκλησις ἐν Χριστῷ, εἴ τι παραμύθιον ἀγάπης, εἴ τις κοινωνία Πνεύματος, εἴ τις σπλάγχνα καὶ οἰκτιρμοί</w:t>
+      </w:r>
+    </w:p>
+    <w:p>
+      <w:pPr/>
+      <w:r>
+        <w:rPr>
+          <w:lang w:val="pt_PT" w:bidi="pt_PT"/>
+        </w:rPr>
+      </w:r>
+      <w:r>
+        <w:rPr>
+          <w:b/>
+          <w:lang w:val="pt_PT" w:bidi="pt_PT"/>
+        </w:rPr>
         <w:t>"Por estarem unidos com Cristo, vocês são fortes, o amor dele os anima, e vocês participam do Espírito de Deus. E também são bondosos e misericordiosos".</w:t>
       </w:r>
     </w:p>
@@ -11531,6 +13151,21 @@
           <w:b/>
           <w:lang w:val="pt_PT" w:bidi="pt_PT"/>
         </w:rPr>
+        <w:t>εἴ τι παραμύθιον ἀγάπης, εἴ τις κοινωνία Πνεύματος, εἴ τις σπλάγχνα καὶ οἰκτιρμοί</w:t>
+      </w:r>
+    </w:p>
+    <w:p>
+      <w:pPr/>
+      <w:r>
+        <w:rPr>
+          <w:lang w:val="pt_PT" w:bidi="pt_PT"/>
+        </w:rPr>
+      </w:r>
+      <w:r>
+        <w:rPr>
+          <w:b/>
+          <w:lang w:val="pt_PT" w:bidi="pt_PT"/>
+        </w:rPr>
         <w:t>"o amor dele os anima, e vocês participam do Espírito de Deus. E também são bondosos e misericordiosos uns com os outros".</w:t>
       </w:r>
     </w:p>
@@ -11614,6 +13249,21 @@
           <w:b/>
           <w:lang w:val="pt_PT" w:bidi="pt_PT"/>
         </w:rPr>
+        <w:t>εἴ τις &amp; παράκλησις ἐν Χριστῷ</w:t>
+      </w:r>
+    </w:p>
+    <w:p>
+      <w:pPr/>
+      <w:r>
+        <w:rPr>
+          <w:lang w:val="pt_PT" w:bidi="pt_PT"/>
+        </w:rPr>
+      </w:r>
+      <w:r>
+        <w:rPr>
+          <w:b/>
+          <w:lang w:val="pt_PT" w:bidi="pt_PT"/>
+        </w:rPr>
         <w:t>"Por estarem unidos com Cristo, vocês são fortes".</w:t>
       </w:r>
     </w:p>
@@ -11697,6 +13347,21 @@
           <w:b/>
           <w:lang w:val="pt_PT" w:bidi="pt_PT"/>
         </w:rPr>
+        <w:t>εἴ τις &amp; παράκλησις ἐν Χριστῷ</w:t>
+      </w:r>
+    </w:p>
+    <w:p>
+      <w:pPr/>
+      <w:r>
+        <w:rPr>
+          <w:lang w:val="pt_PT" w:bidi="pt_PT"/>
+        </w:rPr>
+      </w:r>
+      <w:r>
+        <w:rPr>
+          <w:b/>
+          <w:lang w:val="pt_PT" w:bidi="pt_PT"/>
+        </w:rPr>
         <w:t>"Por estarem unidos com Cristo, vocês são fortes".</w:t>
       </w:r>
     </w:p>
@@ -11773,6 +13438,21 @@
           <w:b/>
           <w:lang w:val="pt_PT" w:bidi="pt_PT"/>
         </w:rPr>
+        <w:t>εἴ τις &amp; παράκλησις ἐν Χριστῷ</w:t>
+      </w:r>
+    </w:p>
+    <w:p>
+      <w:pPr/>
+      <w:r>
+        <w:rPr>
+          <w:lang w:val="pt_PT" w:bidi="pt_PT"/>
+        </w:rPr>
+      </w:r>
+      <w:r>
+        <w:rPr>
+          <w:b/>
+          <w:lang w:val="pt_PT" w:bidi="pt_PT"/>
+        </w:rPr>
         <w:t>"Por estarem unidos com Cristo, vocês são fortes".</w:t>
       </w:r>
     </w:p>
@@ -11856,6 +13536,21 @@
           <w:b/>
           <w:lang w:val="pt_PT" w:bidi="pt_PT"/>
         </w:rPr>
+        <w:t>εἴ τι παραμύθιον ἀγάπης</w:t>
+      </w:r>
+    </w:p>
+    <w:p>
+      <w:pPr/>
+      <w:r>
+        <w:rPr>
+          <w:lang w:val="pt_PT" w:bidi="pt_PT"/>
+        </w:rPr>
+      </w:r>
+      <w:r>
+        <w:rPr>
+          <w:b/>
+          <w:lang w:val="pt_PT" w:bidi="pt_PT"/>
+        </w:rPr>
         <w:t>"Por estarem unidos com Cristo... o amor dele os anima".</w:t>
       </w:r>
     </w:p>
@@ -11952,6 +13647,21 @@
           <w:b/>
           <w:lang w:val="pt_PT" w:bidi="pt_PT"/>
         </w:rPr>
+        <w:t>εἴ τι παραμύθιον ἀγάπης</w:t>
+      </w:r>
+    </w:p>
+    <w:p>
+      <w:pPr/>
+      <w:r>
+        <w:rPr>
+          <w:lang w:val="pt_PT" w:bidi="pt_PT"/>
+        </w:rPr>
+      </w:r>
+      <w:r>
+        <w:rPr>
+          <w:b/>
+          <w:lang w:val="pt_PT" w:bidi="pt_PT"/>
+        </w:rPr>
         <w:t>"Por estarem unidos com Cristo... o amor dele os anima".</w:t>
       </w:r>
     </w:p>
@@ -12048,6 +13758,21 @@
           <w:b/>
           <w:lang w:val="pt_PT" w:bidi="pt_PT"/>
         </w:rPr>
+        <w:t>εἴ τι παραμύθιον ἀγάπης</w:t>
+      </w:r>
+    </w:p>
+    <w:p>
+      <w:pPr/>
+      <w:r>
+        <w:rPr>
+          <w:lang w:val="pt_PT" w:bidi="pt_PT"/>
+        </w:rPr>
+      </w:r>
+      <w:r>
+        <w:rPr>
+          <w:b/>
+          <w:lang w:val="pt_PT" w:bidi="pt_PT"/>
+        </w:rPr>
         <w:t>"o amor dele os anima".</w:t>
       </w:r>
     </w:p>
@@ -12144,6 +13869,21 @@
           <w:b/>
           <w:lang w:val="pt_PT" w:bidi="pt_PT"/>
         </w:rPr>
+        <w:t>εἴ τις κοινωνία Πνεύματος</w:t>
+      </w:r>
+    </w:p>
+    <w:p>
+      <w:pPr/>
+      <w:r>
+        <w:rPr>
+          <w:lang w:val="pt_PT" w:bidi="pt_PT"/>
+        </w:rPr>
+      </w:r>
+      <w:r>
+        <w:rPr>
+          <w:b/>
+          <w:lang w:val="pt_PT" w:bidi="pt_PT"/>
+        </w:rPr>
         <w:t>"e vocês participam do Espírito de Deus".</w:t>
       </w:r>
     </w:p>
@@ -12220,6 +13960,21 @@
           <w:b/>
           <w:lang w:val="pt_PT" w:bidi="pt_PT"/>
         </w:rPr>
+        <w:t>εἴ τις κοινωνία Πνεύματος</w:t>
+      </w:r>
+    </w:p>
+    <w:p>
+      <w:pPr/>
+      <w:r>
+        <w:rPr>
+          <w:lang w:val="pt_PT" w:bidi="pt_PT"/>
+        </w:rPr>
+      </w:r>
+      <w:r>
+        <w:rPr>
+          <w:b/>
+          <w:lang w:val="pt_PT" w:bidi="pt_PT"/>
+        </w:rPr>
         <w:t>"e vocês participam do Espírito de Deus".</w:t>
       </w:r>
     </w:p>
@@ -12303,6 +14058,21 @@
           <w:b/>
           <w:lang w:val="pt_PT" w:bidi="pt_PT"/>
         </w:rPr>
+        <w:t>εἴ τις σπλάγχνα καὶ οἰκτιρμοί</w:t>
+      </w:r>
+    </w:p>
+    <w:p>
+      <w:pPr/>
+      <w:r>
+        <w:rPr>
+          <w:lang w:val="pt_PT" w:bidi="pt_PT"/>
+        </w:rPr>
+      </w:r>
+      <w:r>
+        <w:rPr>
+          <w:b/>
+          <w:lang w:val="pt_PT" w:bidi="pt_PT"/>
+        </w:rPr>
         <w:t>"E também são bondosos e misericordiosos".</w:t>
       </w:r>
     </w:p>
@@ -12386,6 +14156,21 @@
           <w:b/>
           <w:lang w:val="pt_PT" w:bidi="pt_PT"/>
         </w:rPr>
+        <w:t>εἴ τις σπλάγχνα καὶ οἰκτιρμοί</w:t>
+      </w:r>
+    </w:p>
+    <w:p>
+      <w:pPr/>
+      <w:r>
+        <w:rPr>
+          <w:lang w:val="pt_PT" w:bidi="pt_PT"/>
+        </w:rPr>
+      </w:r>
+      <w:r>
+        <w:rPr>
+          <w:b/>
+          <w:lang w:val="pt_PT" w:bidi="pt_PT"/>
+        </w:rPr>
         <w:t>"E também são bondosos e misericordiosos uns com os outros".</w:t>
       </w:r>
     </w:p>
@@ -12482,6 +14267,21 @@
           <w:b/>
           <w:lang w:val="pt_PT" w:bidi="pt_PT"/>
         </w:rPr>
+        <w:t>πληρώσατέ μου τὴν χαρὰν</w:t>
+      </w:r>
+    </w:p>
+    <w:p>
+      <w:pPr/>
+      <w:r>
+        <w:rPr>
+          <w:lang w:val="pt_PT" w:bidi="pt_PT"/>
+        </w:rPr>
+      </w:r>
+      <w:r>
+        <w:rPr>
+          <w:b/>
+          <w:lang w:val="pt_PT" w:bidi="pt_PT"/>
+        </w:rPr>
         <w:t>"me deem a grande satisfação".</w:t>
       </w:r>
     </w:p>
@@ -12578,6 +14378,21 @@
           <w:b/>
           <w:lang w:val="pt_PT" w:bidi="pt_PT"/>
         </w:rPr>
+        <w:t>τὸ αὐτὸ φρονῆτε</w:t>
+      </w:r>
+    </w:p>
+    <w:p>
+      <w:pPr/>
+      <w:r>
+        <w:rPr>
+          <w:lang w:val="pt_PT" w:bidi="pt_PT"/>
+        </w:rPr>
+      </w:r>
+      <w:r>
+        <w:rPr>
+          <w:b/>
+          <w:lang w:val="pt_PT" w:bidi="pt_PT"/>
+        </w:rPr>
         <w:t>"tendo um mesmo".</w:t>
       </w:r>
     </w:p>
@@ -12641,6 +14456,21 @@
           <w:b/>
           <w:lang w:val="pt_PT" w:bidi="pt_PT"/>
         </w:rPr>
+        <w:t>τὴν αὐτὴν ἀγάπην ἔχοντες</w:t>
+      </w:r>
+    </w:p>
+    <w:p>
+      <w:pPr/>
+      <w:r>
+        <w:rPr>
+          <w:lang w:val="pt_PT" w:bidi="pt_PT"/>
+        </w:rPr>
+      </w:r>
+      <w:r>
+        <w:rPr>
+          <w:b/>
+          <w:lang w:val="pt_PT" w:bidi="pt_PT"/>
+        </w:rPr>
         <w:t>"tendo um mesmo amor".</w:t>
       </w:r>
     </w:p>
@@ -12737,6 +14567,21 @@
           <w:b/>
           <w:lang w:val="pt_PT" w:bidi="pt_PT"/>
         </w:rPr>
+        <w:t>σύνψυχοι</w:t>
+      </w:r>
+    </w:p>
+    <w:p>
+      <w:pPr/>
+      <w:r>
+        <w:rPr>
+          <w:lang w:val="pt_PT" w:bidi="pt_PT"/>
+        </w:rPr>
+      </w:r>
+      <w:r>
+        <w:rPr>
+          <w:b/>
+          <w:lang w:val="pt_PT" w:bidi="pt_PT"/>
+        </w:rPr>
         <w:t>"unidos de alma e mente".</w:t>
       </w:r>
     </w:p>
@@ -12820,6 +14665,21 @@
           <w:b/>
           <w:lang w:val="pt_PT" w:bidi="pt_PT"/>
         </w:rPr>
+        <w:t>τὸ ἓν φρονοῦντες</w:t>
+      </w:r>
+    </w:p>
+    <w:p>
+      <w:pPr/>
+      <w:r>
+        <w:rPr>
+          <w:lang w:val="pt_PT" w:bidi="pt_PT"/>
+        </w:rPr>
+      </w:r>
+      <w:r>
+        <w:rPr>
+          <w:b/>
+          <w:lang w:val="pt_PT" w:bidi="pt_PT"/>
+        </w:rPr>
         <w:t>"tendo um mesmo".</w:t>
       </w:r>
     </w:p>
@@ -12883,6 +14743,21 @@
           <w:b/>
           <w:lang w:val="pt_PT" w:bidi="pt_PT"/>
         </w:rPr>
+        <w:t>μηδὲν κατ’ ἐριθείαν</w:t>
+      </w:r>
+    </w:p>
+    <w:p>
+      <w:pPr/>
+      <w:r>
+        <w:rPr>
+          <w:lang w:val="pt_PT" w:bidi="pt_PT"/>
+        </w:rPr>
+      </w:r>
+      <w:r>
+        <w:rPr>
+          <w:b/>
+          <w:lang w:val="pt_PT" w:bidi="pt_PT"/>
+        </w:rPr>
         <w:t>"Não façam nada por interesse pessoal".</w:t>
       </w:r>
     </w:p>
@@ -12946,6 +14821,21 @@
           <w:b/>
           <w:lang w:val="pt_PT" w:bidi="pt_PT"/>
         </w:rPr>
+        <w:t>μηδὲ κατὰ κενοδοξίαν</w:t>
+      </w:r>
+    </w:p>
+    <w:p>
+      <w:pPr/>
+      <w:r>
+        <w:rPr>
+          <w:lang w:val="pt_PT" w:bidi="pt_PT"/>
+        </w:rPr>
+      </w:r>
+      <w:r>
+        <w:rPr>
+          <w:b/>
+          <w:lang w:val="pt_PT" w:bidi="pt_PT"/>
+        </w:rPr>
         <w:t>"ou por desejos tolos de receber elogios".</w:t>
       </w:r>
     </w:p>
@@ -13009,6 +14899,21 @@
           <w:b/>
           <w:lang w:val="pt_PT" w:bidi="pt_PT"/>
         </w:rPr>
+        <w:t>μηδὲ κατὰ κενοδοξίαν</w:t>
+      </w:r>
+    </w:p>
+    <w:p>
+      <w:pPr/>
+      <w:r>
+        <w:rPr>
+          <w:lang w:val="pt_PT" w:bidi="pt_PT"/>
+        </w:rPr>
+      </w:r>
+      <w:r>
+        <w:rPr>
+          <w:b/>
+          <w:lang w:val="pt_PT" w:bidi="pt_PT"/>
+        </w:rPr>
         <w:t>"ou por desejos tolos de receber elogios".</w:t>
       </w:r>
     </w:p>
@@ -13105,6 +15010,21 @@
           <w:b/>
           <w:lang w:val="pt_PT" w:bidi="pt_PT"/>
         </w:rPr>
+        <w:t>ἀλλὰ τῇ ταπεινοφροσύνῃ ἀλλήλους ἡγούμενοι ὑπερέχοντας ἑαυτῶν</w:t>
+      </w:r>
+    </w:p>
+    <w:p>
+      <w:pPr/>
+      <w:r>
+        <w:rPr>
+          <w:lang w:val="pt_PT" w:bidi="pt_PT"/>
+        </w:rPr>
+      </w:r>
+      <w:r>
+        <w:rPr>
+          <w:b/>
+          <w:lang w:val="pt_PT" w:bidi="pt_PT"/>
+        </w:rPr>
         <w:t>"mas sejam humildes e considerem os outros superiores a vocês mesmos".</w:t>
       </w:r>
     </w:p>
@@ -13188,6 +15108,21 @@
           <w:b/>
           <w:lang w:val="pt_PT" w:bidi="pt_PT"/>
         </w:rPr>
+        <w:t>μὴ τὰ ἑαυτῶν ἕκαστος σκοποῦντες, ἀλλὰ καὶ τὰ ἑτέρων ἕκαστοι</w:t>
+      </w:r>
+    </w:p>
+    <w:p>
+      <w:pPr/>
+      <w:r>
+        <w:rPr>
+          <w:lang w:val="pt_PT" w:bidi="pt_PT"/>
+        </w:rPr>
+      </w:r>
+      <w:r>
+        <w:rPr>
+          <w:b/>
+          <w:lang w:val="pt_PT" w:bidi="pt_PT"/>
+        </w:rPr>
         <w:t>"Que ninguém procure somente os seus próprios interesses, mas também os dos outros".</w:t>
       </w:r>
     </w:p>
@@ -13251,6 +15186,21 @@
           <w:b/>
           <w:lang w:val="pt_PT" w:bidi="pt_PT"/>
         </w:rPr>
+        <w:t>ἕκαστος</w:t>
+      </w:r>
+    </w:p>
+    <w:p>
+      <w:pPr/>
+      <w:r>
+        <w:rPr>
+          <w:lang w:val="pt_PT" w:bidi="pt_PT"/>
+        </w:rPr>
+      </w:r>
+      <w:r>
+        <w:rPr>
+          <w:b/>
+          <w:lang w:val="pt_PT" w:bidi="pt_PT"/>
+        </w:rPr>
         <w:t>"ninguém procure somente os seus próprios".</w:t>
       </w:r>
     </w:p>
@@ -13347,6 +15297,21 @@
           <w:b/>
           <w:lang w:val="pt_PT" w:bidi="pt_PT"/>
         </w:rPr>
+        <w:t>μὴ &amp; σκοποῦντες</w:t>
+      </w:r>
+    </w:p>
+    <w:p>
+      <w:pPr/>
+      <w:r>
+        <w:rPr>
+          <w:lang w:val="pt_PT" w:bidi="pt_PT"/>
+        </w:rPr>
+      </w:r>
+      <w:r>
+        <w:rPr>
+          <w:b/>
+          <w:lang w:val="pt_PT" w:bidi="pt_PT"/>
+        </w:rPr>
         <w:t>"ninguém procure somente".</w:t>
       </w:r>
     </w:p>
@@ -13410,6 +15375,21 @@
           <w:b/>
           <w:lang w:val="pt_PT" w:bidi="pt_PT"/>
         </w:rPr>
+        <w:t>ἑαυτῶν</w:t>
+      </w:r>
+    </w:p>
+    <w:p>
+      <w:pPr/>
+      <w:r>
+        <w:rPr>
+          <w:lang w:val="pt_PT" w:bidi="pt_PT"/>
+        </w:rPr>
+      </w:r>
+      <w:r>
+        <w:rPr>
+          <w:b/>
+          <w:lang w:val="pt_PT" w:bidi="pt_PT"/>
+        </w:rPr>
         <w:t>"os seus próprios".</w:t>
       </w:r>
     </w:p>
@@ -13506,6 +15486,21 @@
           <w:b/>
           <w:lang w:val="pt_PT" w:bidi="pt_PT"/>
         </w:rPr>
+        <w:t>ἑαυτῶν</w:t>
+      </w:r>
+    </w:p>
+    <w:p>
+      <w:pPr/>
+      <w:r>
+        <w:rPr>
+          <w:lang w:val="pt_PT" w:bidi="pt_PT"/>
+        </w:rPr>
+      </w:r>
+      <w:r>
+        <w:rPr>
+          <w:b/>
+          <w:lang w:val="pt_PT" w:bidi="pt_PT"/>
+        </w:rPr>
         <w:t>"os seus próprios".</w:t>
       </w:r>
     </w:p>
@@ -13589,6 +15584,21 @@
           <w:b/>
           <w:lang w:val="pt_PT" w:bidi="pt_PT"/>
         </w:rPr>
+        <w:t>τοῦτο φρονεῖτε ἐν ὑμῖν, ὃ καὶ ἐν Χριστῷ Ἰησοῦ</w:t>
+      </w:r>
+    </w:p>
+    <w:p>
+      <w:pPr/>
+      <w:r>
+        <w:rPr>
+          <w:lang w:val="pt_PT" w:bidi="pt_PT"/>
+        </w:rPr>
+      </w:r>
+      <w:r>
+        <w:rPr>
+          <w:b/>
+          <w:lang w:val="pt_PT" w:bidi="pt_PT"/>
+        </w:rPr>
         <w:t>"Tenham entre vocês o mesmo modo de pensar que Cristo Jesus tinha".</w:t>
       </w:r>
     </w:p>
@@ -13652,6 +15662,21 @@
           <w:b/>
           <w:lang w:val="pt_PT" w:bidi="pt_PT"/>
         </w:rPr>
+        <w:t>τοῦτο φρονεῖτε ἐν ὑμῖν, ὃ καὶ ἐν Χριστῷ Ἰησοῦ</w:t>
+      </w:r>
+    </w:p>
+    <w:p>
+      <w:pPr/>
+      <w:r>
+        <w:rPr>
+          <w:lang w:val="pt_PT" w:bidi="pt_PT"/>
+        </w:rPr>
+      </w:r>
+      <w:r>
+        <w:rPr>
+          <w:b/>
+          <w:lang w:val="pt_PT" w:bidi="pt_PT"/>
+        </w:rPr>
         <w:t>"Tenham entre vocês o mesmo modo de pensar que Cristo Jesus tinha".</w:t>
       </w:r>
     </w:p>
@@ -13748,6 +15773,21 @@
           <w:b/>
           <w:lang w:val="pt_PT" w:bidi="pt_PT"/>
         </w:rPr>
+        <w:t>τοῦτο φρονεῖτε</w:t>
+      </w:r>
+    </w:p>
+    <w:p>
+      <w:pPr/>
+      <w:r>
+        <w:rPr>
+          <w:lang w:val="pt_PT" w:bidi="pt_PT"/>
+        </w:rPr>
+      </w:r>
+      <w:r>
+        <w:rPr>
+          <w:b/>
+          <w:lang w:val="pt_PT" w:bidi="pt_PT"/>
+        </w:rPr>
         <w:t>"Tenham entre vocês o mesmo modo".</w:t>
       </w:r>
     </w:p>
@@ -13831,6 +15871,21 @@
           <w:b/>
           <w:lang w:val="pt_PT" w:bidi="pt_PT"/>
         </w:rPr>
+        <w:t>τοῦτο φρονεῖτε ἐν ὑμῖν, ὃ καὶ ἐν Χριστῷ Ἰησοῦ</w:t>
+      </w:r>
+    </w:p>
+    <w:p>
+      <w:pPr/>
+      <w:r>
+        <w:rPr>
+          <w:lang w:val="pt_PT" w:bidi="pt_PT"/>
+        </w:rPr>
+      </w:r>
+      <w:r>
+        <w:rPr>
+          <w:b/>
+          <w:lang w:val="pt_PT" w:bidi="pt_PT"/>
+        </w:rPr>
         <w:t>"Tenham entre vocês o mesmo modo de pensar que Cristo Jesus tinha".</w:t>
       </w:r>
     </w:p>
@@ -13914,6 +15969,21 @@
           <w:b/>
           <w:lang w:val="pt_PT" w:bidi="pt_PT"/>
         </w:rPr>
+        <w:t>ἐν μορφῇ Θεοῦ ὑπάρχων</w:t>
+      </w:r>
+    </w:p>
+    <w:p>
+      <w:pPr/>
+      <w:r>
+        <w:rPr>
+          <w:lang w:val="pt_PT" w:bidi="pt_PT"/>
+        </w:rPr>
+      </w:r>
+      <w:r>
+        <w:rPr>
+          <w:b/>
+          <w:lang w:val="pt_PT" w:bidi="pt_PT"/>
+        </w:rPr>
         <w:t>"tinha a natureza de Deus".</w:t>
       </w:r>
     </w:p>
@@ -13977,6 +16047,21 @@
           <w:b/>
           <w:lang w:val="pt_PT" w:bidi="pt_PT"/>
         </w:rPr>
+        <w:t>οὐχ &amp; ἡγήσατο</w:t>
+      </w:r>
+    </w:p>
+    <w:p>
+      <w:pPr/>
+      <w:r>
+        <w:rPr>
+          <w:lang w:val="pt_PT" w:bidi="pt_PT"/>
+        </w:rPr>
+      </w:r>
+      <w:r>
+        <w:rPr>
+          <w:b/>
+          <w:lang w:val="pt_PT" w:bidi="pt_PT"/>
+        </w:rPr>
         <w:t>"não tentou ficar".</w:t>
       </w:r>
     </w:p>
@@ -14040,6 +16125,21 @@
           <w:b/>
           <w:lang w:val="pt_PT" w:bidi="pt_PT"/>
         </w:rPr>
+        <w:t>ἁρπαγμὸν</w:t>
+      </w:r>
+    </w:p>
+    <w:p>
+      <w:pPr/>
+      <w:r>
+        <w:rPr>
+          <w:lang w:val="pt_PT" w:bidi="pt_PT"/>
+        </w:rPr>
+      </w:r>
+      <w:r>
+        <w:rPr>
+          <w:b/>
+          <w:lang w:val="pt_PT" w:bidi="pt_PT"/>
+        </w:rPr>
         <w:t>"mas não tentou ficar".</w:t>
       </w:r>
     </w:p>
@@ -14089,6 +16189,21 @@
         <w:rPr>
           <w:lang w:val="pt_PT" w:bidi="pt_PT"/>
         </w:rPr>
+      </w:r>
+    </w:p>
+    <w:p>
+      <w:pPr/>
+      <w:r>
+        <w:rPr>
+          <w:lang w:val="pt_PT" w:bidi="pt_PT"/>
+        </w:rPr>
+      </w:r>
+      <w:r>
+        <w:rPr>
+          <w:b/>
+          <w:lang w:val="pt_PT" w:bidi="pt_PT"/>
+        </w:rPr>
+        <w:t>ἀλλὰ</w:t>
       </w:r>
     </w:p>
     <w:p>
@@ -14217,6 +16332,21 @@
           <w:b/>
           <w:lang w:val="pt_PT" w:bidi="pt_PT"/>
         </w:rPr>
+        <w:t>ἀλλὰ ἑαυτὸν ἐκένωσεν</w:t>
+      </w:r>
+    </w:p>
+    <w:p>
+      <w:pPr/>
+      <w:r>
+        <w:rPr>
+          <w:lang w:val="pt_PT" w:bidi="pt_PT"/>
+        </w:rPr>
+      </w:r>
+      <w:r>
+        <w:rPr>
+          <w:b/>
+          <w:lang w:val="pt_PT" w:bidi="pt_PT"/>
+        </w:rPr>
         <w:t>"Pelo contrário, ele abriu mão de tudo".</w:t>
       </w:r>
     </w:p>
@@ -14326,6 +16456,21 @@
           <w:b/>
           <w:lang w:val="pt_PT" w:bidi="pt_PT"/>
         </w:rPr>
+        <w:t>ἑαυτὸν ἐκένωσεν</w:t>
+      </w:r>
+    </w:p>
+    <w:p>
+      <w:pPr/>
+      <w:r>
+        <w:rPr>
+          <w:lang w:val="pt_PT" w:bidi="pt_PT"/>
+        </w:rPr>
+      </w:r>
+      <w:r>
+        <w:rPr>
+          <w:b/>
+          <w:lang w:val="pt_PT" w:bidi="pt_PT"/>
+        </w:rPr>
         <w:t>"ele abriu mão de tudo".</w:t>
       </w:r>
     </w:p>
@@ -14409,6 +16554,21 @@
           <w:b/>
           <w:lang w:val="pt_PT" w:bidi="pt_PT"/>
         </w:rPr>
+        <w:t>ἑαυτὸν ἐκένωσεν</w:t>
+      </w:r>
+    </w:p>
+    <w:p>
+      <w:pPr/>
+      <w:r>
+        <w:rPr>
+          <w:lang w:val="pt_PT" w:bidi="pt_PT"/>
+        </w:rPr>
+      </w:r>
+      <w:r>
+        <w:rPr>
+          <w:b/>
+          <w:lang w:val="pt_PT" w:bidi="pt_PT"/>
+        </w:rPr>
         <w:t>"ele se esvaziou".</w:t>
       </w:r>
     </w:p>
@@ -14518,6 +16678,21 @@
           <w:b/>
           <w:lang w:val="pt_PT" w:bidi="pt_PT"/>
         </w:rPr>
+        <w:t>μορφὴν δούλου λαβών</w:t>
+      </w:r>
+    </w:p>
+    <w:p>
+      <w:pPr/>
+      <w:r>
+        <w:rPr>
+          <w:lang w:val="pt_PT" w:bidi="pt_PT"/>
+        </w:rPr>
+      </w:r>
+      <w:r>
+        <w:rPr>
+          <w:b/>
+          <w:lang w:val="pt_PT" w:bidi="pt_PT"/>
+        </w:rPr>
         <w:t>"tomou a natureza de servo".</w:t>
       </w:r>
     </w:p>
@@ -14594,6 +16769,21 @@
           <w:b/>
           <w:lang w:val="pt_PT" w:bidi="pt_PT"/>
         </w:rPr>
+        <w:t>ἐν ὁμοιώματι ἀνθρώπων γενόμενος</w:t>
+      </w:r>
+    </w:p>
+    <w:p>
+      <w:pPr/>
+      <w:r>
+        <w:rPr>
+          <w:lang w:val="pt_PT" w:bidi="pt_PT"/>
+        </w:rPr>
+      </w:r>
+      <w:r>
+        <w:rPr>
+          <w:b/>
+          <w:lang w:val="pt_PT" w:bidi="pt_PT"/>
+        </w:rPr>
         <w:t>"tornando-se assim igual aos seres humanos".</w:t>
       </w:r>
     </w:p>
@@ -14670,6 +16860,21 @@
           <w:b/>
           <w:lang w:val="pt_PT" w:bidi="pt_PT"/>
         </w:rPr>
+        <w:t>ἐν ὁμοιώματι ἀνθρώπων</w:t>
+      </w:r>
+    </w:p>
+    <w:p>
+      <w:pPr/>
+      <w:r>
+        <w:rPr>
+          <w:lang w:val="pt_PT" w:bidi="pt_PT"/>
+        </w:rPr>
+      </w:r>
+      <w:r>
+        <w:rPr>
+          <w:b/>
+          <w:lang w:val="pt_PT" w:bidi="pt_PT"/>
+        </w:rPr>
         <w:t>"tornando-se assim igual aos seres humanos".</w:t>
       </w:r>
     </w:p>
@@ -14753,6 +16958,21 @@
           <w:b/>
           <w:lang w:val="pt_PT" w:bidi="pt_PT"/>
         </w:rPr>
+        <w:t>καὶ σχήματι εὑρεθεὶς ὡς ἄνθρωπος</w:t>
+      </w:r>
+    </w:p>
+    <w:p>
+      <w:pPr/>
+      <w:r>
+        <w:rPr>
+          <w:lang w:val="pt_PT" w:bidi="pt_PT"/>
+        </w:rPr>
+      </w:r>
+      <w:r>
+        <w:rPr>
+          <w:b/>
+          <w:lang w:val="pt_PT" w:bidi="pt_PT"/>
+        </w:rPr>
         <w:t>"E, vivendo a vida comum de um ser humano".</w:t>
       </w:r>
     </w:p>
@@ -14816,6 +17036,21 @@
           <w:b/>
           <w:lang w:val="pt_PT" w:bidi="pt_PT"/>
         </w:rPr>
+        <w:t>ἄνθρωπος</w:t>
+      </w:r>
+    </w:p>
+    <w:p>
+      <w:pPr/>
+      <w:r>
+        <w:rPr>
+          <w:lang w:val="pt_PT" w:bidi="pt_PT"/>
+        </w:rPr>
+      </w:r>
+      <w:r>
+        <w:rPr>
+          <w:b/>
+          <w:lang w:val="pt_PT" w:bidi="pt_PT"/>
+        </w:rPr>
         <w:t>"ser humano".</w:t>
       </w:r>
     </w:p>
@@ -14899,6 +17134,21 @@
           <w:b/>
           <w:lang w:val="pt_PT" w:bidi="pt_PT"/>
         </w:rPr>
+        <w:t>ἐταπείνωσεν ἑαυτὸν, γενόμενος ὑπήκοος μέχρι θανάτου</w:t>
+      </w:r>
+    </w:p>
+    <w:p>
+      <w:pPr/>
+      <w:r>
+        <w:rPr>
+          <w:lang w:val="pt_PT" w:bidi="pt_PT"/>
+        </w:rPr>
+      </w:r>
+      <w:r>
+        <w:rPr>
+          <w:b/>
+          <w:lang w:val="pt_PT" w:bidi="pt_PT"/>
+        </w:rPr>
         <w:t>"ele foi humilde e obedeceu a Deus até a morte".</w:t>
       </w:r>
     </w:p>
@@ -14975,6 +17225,21 @@
           <w:b/>
           <w:lang w:val="pt_PT" w:bidi="pt_PT"/>
         </w:rPr>
+        <w:t>ἑαυτὸν</w:t>
+      </w:r>
+    </w:p>
+    <w:p>
+      <w:pPr/>
+      <w:r>
+        <w:rPr>
+          <w:lang w:val="pt_PT" w:bidi="pt_PT"/>
+        </w:rPr>
+      </w:r>
+      <w:r>
+        <w:rPr>
+          <w:b/>
+          <w:lang w:val="pt_PT" w:bidi="pt_PT"/>
+        </w:rPr>
         <w:t>"ele foi humilde".</w:t>
       </w:r>
     </w:p>
@@ -15058,6 +17323,21 @@
           <w:b/>
           <w:lang w:val="pt_PT" w:bidi="pt_PT"/>
         </w:rPr>
+        <w:t>γενόμενος ὑπήκοος μέχρι θανάτου, θανάτου δὲ σταυροῦ</w:t>
+      </w:r>
+    </w:p>
+    <w:p>
+      <w:pPr/>
+      <w:r>
+        <w:rPr>
+          <w:lang w:val="pt_PT" w:bidi="pt_PT"/>
+        </w:rPr>
+      </w:r>
+      <w:r>
+        <w:rPr>
+          <w:b/>
+          <w:lang w:val="pt_PT" w:bidi="pt_PT"/>
+        </w:rPr>
         <w:t>"foi humilde e obedeceu a Deus até a morte"</w:t>
       </w:r>
       <w:r>
@@ -15160,6 +17440,21 @@
           <w:b/>
           <w:lang w:val="pt_PT" w:bidi="pt_PT"/>
         </w:rPr>
+        <w:t>γενόμενος ὑπήκοος μέχρι θανάτου</w:t>
+      </w:r>
+    </w:p>
+    <w:p>
+      <w:pPr/>
+      <w:r>
+        <w:rPr>
+          <w:lang w:val="pt_PT" w:bidi="pt_PT"/>
+        </w:rPr>
+      </w:r>
+      <w:r>
+        <w:rPr>
+          <w:b/>
+          <w:lang w:val="pt_PT" w:bidi="pt_PT"/>
+        </w:rPr>
         <w:t>"foi humilde e obedeceu a Deus até a morte".</w:t>
       </w:r>
     </w:p>
@@ -15269,6 +17564,21 @@
           <w:b/>
           <w:lang w:val="pt_PT" w:bidi="pt_PT"/>
         </w:rPr>
+        <w:t>θανάτου δὲ σταυροῦ</w:t>
+      </w:r>
+    </w:p>
+    <w:p>
+      <w:pPr/>
+      <w:r>
+        <w:rPr>
+          <w:lang w:val="pt_PT" w:bidi="pt_PT"/>
+        </w:rPr>
+      </w:r>
+      <w:r>
+        <w:rPr>
+          <w:b/>
+          <w:lang w:val="pt_PT" w:bidi="pt_PT"/>
+        </w:rPr>
         <w:t>"morte de cruz".</w:t>
       </w:r>
     </w:p>
@@ -15331,6 +17641,21 @@
         <w:rPr>
           <w:lang w:val="pt_PT" w:bidi="pt_PT"/>
         </w:rPr>
+      </w:r>
+    </w:p>
+    <w:p>
+      <w:pPr/>
+      <w:r>
+        <w:rPr>
+          <w:lang w:val="pt_PT" w:bidi="pt_PT"/>
+        </w:rPr>
+      </w:r>
+      <w:r>
+        <w:rPr>
+          <w:b/>
+          <w:lang w:val="pt_PT" w:bidi="pt_PT"/>
+        </w:rPr>
+        <w:t>διὸ</w:t>
       </w:r>
     </w:p>
     <w:p>
@@ -15472,6 +17797,21 @@
           <w:b/>
           <w:lang w:val="pt_PT" w:bidi="pt_PT"/>
         </w:rPr>
+        <w:t>αὐτὸν ὑπερύψωσεν</w:t>
+      </w:r>
+    </w:p>
+    <w:p>
+      <w:pPr/>
+      <w:r>
+        <w:rPr>
+          <w:lang w:val="pt_PT" w:bidi="pt_PT"/>
+        </w:rPr>
+      </w:r>
+      <w:r>
+        <w:rPr>
+          <w:b/>
+          <w:lang w:val="pt_PT" w:bidi="pt_PT"/>
+        </w:rPr>
         <w:t>"a mais alta honra".</w:t>
       </w:r>
     </w:p>
@@ -15535,6 +17875,21 @@
           <w:b/>
           <w:lang w:val="pt_PT" w:bidi="pt_PT"/>
         </w:rPr>
+        <w:t>τὸ ὄνομα τὸ ὑπὲρ πᾶν ὄνομα</w:t>
+      </w:r>
+    </w:p>
+    <w:p>
+      <w:pPr/>
+      <w:r>
+        <w:rPr>
+          <w:lang w:val="pt_PT" w:bidi="pt_PT"/>
+        </w:rPr>
+      </w:r>
+      <w:r>
+        <w:rPr>
+          <w:b/>
+          <w:lang w:val="pt_PT" w:bidi="pt_PT"/>
+        </w:rPr>
         <w:t>"pôs nele o nome que é o mais importante de todos os nomes".</w:t>
       </w:r>
     </w:p>
@@ -15617,6 +17972,21 @@
         <w:rPr>
           <w:lang w:val="pt_PT" w:bidi="pt_PT"/>
         </w:rPr>
+      </w:r>
+    </w:p>
+    <w:p>
+      <w:pPr/>
+      <w:r>
+        <w:rPr>
+          <w:lang w:val="pt_PT" w:bidi="pt_PT"/>
+        </w:rPr>
+      </w:r>
+      <w:r>
+        <w:rPr>
+          <w:b/>
+          <w:lang w:val="pt_PT" w:bidi="pt_PT"/>
+        </w:rPr>
+        <w:t>ἵνα</w:t>
       </w:r>
     </w:p>
     <w:p>
@@ -15763,6 +18133,21 @@
           <w:b/>
           <w:lang w:val="pt_PT" w:bidi="pt_PT"/>
         </w:rPr>
+        <w:t>ἐν τῷ ὀνόματι Ἰησοῦ, πᾶν γόνυ κάμψῃ</w:t>
+      </w:r>
+    </w:p>
+    <w:p>
+      <w:pPr/>
+      <w:r>
+        <w:rPr>
+          <w:lang w:val="pt_PT" w:bidi="pt_PT"/>
+        </w:rPr>
+      </w:r>
+      <w:r>
+        <w:rPr>
+          <w:b/>
+          <w:lang w:val="pt_PT" w:bidi="pt_PT"/>
+        </w:rPr>
         <w:t>"em homenagem ao nome de Jesus... caiam de joelhos".</w:t>
       </w:r>
     </w:p>
@@ -15859,6 +18244,21 @@
           <w:b/>
           <w:lang w:val="pt_PT" w:bidi="pt_PT"/>
         </w:rPr>
+        <w:t>ἐν τῷ ὀνόματι Ἰησοῦ, πᾶν γόνυ κάμψῃ</w:t>
+      </w:r>
+    </w:p>
+    <w:p>
+      <w:pPr/>
+      <w:r>
+        <w:rPr>
+          <w:lang w:val="pt_PT" w:bidi="pt_PT"/>
+        </w:rPr>
+      </w:r>
+      <w:r>
+        <w:rPr>
+          <w:b/>
+          <w:lang w:val="pt_PT" w:bidi="pt_PT"/>
+        </w:rPr>
         <w:t xml:space="preserve">"em homenagem ao nome de Jesus... caiam de joelhos". </w:t>
       </w:r>
     </w:p>
@@ -15955,6 +18355,21 @@
           <w:b/>
           <w:lang w:val="pt_PT" w:bidi="pt_PT"/>
         </w:rPr>
+        <w:t>ἐπουρανίων καὶ ἐπιγείων καὶ καταχθονίων</w:t>
+      </w:r>
+    </w:p>
+    <w:p>
+      <w:pPr/>
+      <w:r>
+        <w:rPr>
+          <w:lang w:val="pt_PT" w:bidi="pt_PT"/>
+        </w:rPr>
+      </w:r>
+      <w:r>
+        <w:rPr>
+          <w:b/>
+          <w:lang w:val="pt_PT" w:bidi="pt_PT"/>
+        </w:rPr>
         <w:t>"no céu, na terra e no mundo dos mortos".</w:t>
       </w:r>
     </w:p>
@@ -16018,6 +18433,21 @@
           <w:b/>
           <w:lang w:val="pt_PT" w:bidi="pt_PT"/>
         </w:rPr>
+        <w:t>πᾶσα γλῶσσα ἐξομολογήσηται</w:t>
+      </w:r>
+    </w:p>
+    <w:p>
+      <w:pPr/>
+      <w:r>
+        <w:rPr>
+          <w:lang w:val="pt_PT" w:bidi="pt_PT"/>
+        </w:rPr>
+      </w:r>
+      <w:r>
+        <w:rPr>
+          <w:b/>
+          <w:lang w:val="pt_PT" w:bidi="pt_PT"/>
+        </w:rPr>
         <w:t>"e declarem abertamente".</w:t>
       </w:r>
     </w:p>
@@ -16101,6 +18531,21 @@
           <w:b/>
           <w:lang w:val="pt_PT" w:bidi="pt_PT"/>
         </w:rPr>
+        <w:t>εἰς δόξαν Θεοῦ Πατρὸς</w:t>
+      </w:r>
+    </w:p>
+    <w:p>
+      <w:pPr/>
+      <w:r>
+        <w:rPr>
+          <w:lang w:val="pt_PT" w:bidi="pt_PT"/>
+        </w:rPr>
+      </w:r>
+      <w:r>
+        <w:rPr>
+          <w:b/>
+          <w:lang w:val="pt_PT" w:bidi="pt_PT"/>
+        </w:rPr>
         <w:t>"para a glória de Deus, o Pai".</w:t>
       </w:r>
     </w:p>
@@ -16197,6 +18642,21 @@
           <w:b/>
           <w:lang w:val="pt_PT" w:bidi="pt_PT"/>
         </w:rPr>
+        <w:t>εἰς δόξαν Θεοῦ Πατρὸς</w:t>
+      </w:r>
+    </w:p>
+    <w:p>
+      <w:pPr/>
+      <w:r>
+        <w:rPr>
+          <w:lang w:val="pt_PT" w:bidi="pt_PT"/>
+        </w:rPr>
+      </w:r>
+      <w:r>
+        <w:rPr>
+          <w:b/>
+          <w:lang w:val="pt_PT" w:bidi="pt_PT"/>
+        </w:rPr>
         <w:t>"para a glória de Deus, o Pai".</w:t>
       </w:r>
     </w:p>
@@ -16279,6 +18739,21 @@
         <w:rPr>
           <w:lang w:val="pt_PT" w:bidi="pt_PT"/>
         </w:rPr>
+      </w:r>
+    </w:p>
+    <w:p>
+      <w:pPr/>
+      <w:r>
+        <w:rPr>
+          <w:lang w:val="pt_PT" w:bidi="pt_PT"/>
+        </w:rPr>
+      </w:r>
+      <w:r>
+        <w:rPr>
+          <w:b/>
+          <w:lang w:val="pt_PT" w:bidi="pt_PT"/>
+        </w:rPr>
+        <w:t>ὥστε</w:t>
       </w:r>
     </w:p>
     <w:p>
@@ -16407,6 +18882,21 @@
           <w:b/>
           <w:lang w:val="pt_PT" w:bidi="pt_PT"/>
         </w:rPr>
+        <w:t>ἀγαπητοί μου</w:t>
+      </w:r>
+    </w:p>
+    <w:p>
+      <w:pPr/>
+      <w:r>
+        <w:rPr>
+          <w:lang w:val="pt_PT" w:bidi="pt_PT"/>
+        </w:rPr>
+      </w:r>
+      <w:r>
+        <w:rPr>
+          <w:b/>
+          <w:lang w:val="pt_PT" w:bidi="pt_PT"/>
+        </w:rPr>
         <w:t>"meus queridos amigos".</w:t>
       </w:r>
     </w:p>
@@ -16483,6 +18973,21 @@
           <w:b/>
           <w:lang w:val="pt_PT" w:bidi="pt_PT"/>
         </w:rPr>
+        <w:t>ὡς ἐν τῇ παρουσίᾳ μου</w:t>
+      </w:r>
+    </w:p>
+    <w:p>
+      <w:pPr/>
+      <w:r>
+        <w:rPr>
+          <w:lang w:val="pt_PT" w:bidi="pt_PT"/>
+        </w:rPr>
+      </w:r>
+      <w:r>
+        <w:rPr>
+          <w:b/>
+          <w:lang w:val="pt_PT" w:bidi="pt_PT"/>
+        </w:rPr>
         <w:t>"quando eu estava aí".</w:t>
       </w:r>
     </w:p>
@@ -16546,6 +19051,21 @@
           <w:b/>
           <w:lang w:val="pt_PT" w:bidi="pt_PT"/>
         </w:rPr>
+        <w:t>ἐν τῇ ἀπουσίᾳ μου</w:t>
+      </w:r>
+    </w:p>
+    <w:p>
+      <w:pPr/>
+      <w:r>
+        <w:rPr>
+          <w:lang w:val="pt_PT" w:bidi="pt_PT"/>
+        </w:rPr>
+      </w:r>
+      <w:r>
+        <w:rPr>
+          <w:b/>
+          <w:lang w:val="pt_PT" w:bidi="pt_PT"/>
+        </w:rPr>
         <w:t>"devem me obedecer muito mais agora que estou ausente".</w:t>
       </w:r>
     </w:p>
@@ -16609,6 +19129,21 @@
           <w:b/>
           <w:lang w:val="pt_PT" w:bidi="pt_PT"/>
         </w:rPr>
+        <w:t>μετὰ φόβου καὶ τρόμου τὴν ἑαυτῶν σωτηρίαν κατεργάζεσθε</w:t>
+      </w:r>
+    </w:p>
+    <w:p>
+      <w:pPr/>
+      <w:r>
+        <w:rPr>
+          <w:lang w:val="pt_PT" w:bidi="pt_PT"/>
+        </w:rPr>
+      </w:r>
+      <w:r>
+        <w:rPr>
+          <w:b/>
+          <w:lang w:val="pt_PT" w:bidi="pt_PT"/>
+        </w:rPr>
         <w:t>"Continuem trabalhando com respeito e temor a Deus para completar a salvação de vocês".</w:t>
       </w:r>
     </w:p>
@@ -16705,6 +19240,21 @@
           <w:b/>
           <w:lang w:val="pt_PT" w:bidi="pt_PT"/>
         </w:rPr>
+        <w:t>μετὰ φόβου καὶ τρόμου</w:t>
+      </w:r>
+    </w:p>
+    <w:p>
+      <w:pPr/>
+      <w:r>
+        <w:rPr>
+          <w:lang w:val="pt_PT" w:bidi="pt_PT"/>
+        </w:rPr>
+      </w:r>
+      <w:r>
+        <w:rPr>
+          <w:b/>
+          <w:lang w:val="pt_PT" w:bidi="pt_PT"/>
+        </w:rPr>
         <w:t>"com respeito e temor".</w:t>
       </w:r>
     </w:p>
@@ -16814,6 +19364,21 @@
           <w:b/>
           <w:lang w:val="pt_PT" w:bidi="pt_PT"/>
         </w:rPr>
+        <w:t>ἐνεργῶν</w:t>
+      </w:r>
+    </w:p>
+    <w:p>
+      <w:pPr/>
+      <w:r>
+        <w:rPr>
+          <w:lang w:val="pt_PT" w:bidi="pt_PT"/>
+        </w:rPr>
+      </w:r>
+      <w:r>
+        <w:rPr>
+          <w:b/>
+          <w:lang w:val="pt_PT" w:bidi="pt_PT"/>
+        </w:rPr>
         <w:t>"agindo".</w:t>
       </w:r>
     </w:p>
@@ -16890,6 +19455,21 @@
           <w:b/>
           <w:lang w:val="pt_PT" w:bidi="pt_PT"/>
         </w:rPr>
+        <w:t>ἐν ὑμῖν</w:t>
+      </w:r>
+    </w:p>
+    <w:p>
+      <w:pPr/>
+      <w:r>
+        <w:rPr>
+          <w:lang w:val="pt_PT" w:bidi="pt_PT"/>
+        </w:rPr>
+      </w:r>
+      <w:r>
+        <w:rPr>
+          <w:b/>
+          <w:lang w:val="pt_PT" w:bidi="pt_PT"/>
+        </w:rPr>
         <w:t>"em vocês".</w:t>
       </w:r>
     </w:p>
@@ -16986,6 +19566,21 @@
           <w:b/>
           <w:lang w:val="pt_PT" w:bidi="pt_PT"/>
         </w:rPr>
+        <w:t>καὶ τὸ θέλειν, καὶ τὸ ἐνεργεῖν, ὑπὲρ τῆς εὐδοκίας</w:t>
+      </w:r>
+    </w:p>
+    <w:p>
+      <w:pPr/>
+      <w:r>
+        <w:rPr>
+          <w:lang w:val="pt_PT" w:bidi="pt_PT"/>
+        </w:rPr>
+      </w:r>
+      <w:r>
+        <w:rPr>
+          <w:b/>
+          <w:lang w:val="pt_PT" w:bidi="pt_PT"/>
+        </w:rPr>
         <w:t>"tanto no pensamento como nas ações".</w:t>
       </w:r>
     </w:p>
@@ -17049,6 +19644,21 @@
           <w:b/>
           <w:lang w:val="pt_PT" w:bidi="pt_PT"/>
         </w:rPr>
+        <w:t>πάντα ποιεῖτε χωρὶς γογγυσμῶν καὶ διαλογισμῶν</w:t>
+      </w:r>
+    </w:p>
+    <w:p>
+      <w:pPr/>
+      <w:r>
+        <w:rPr>
+          <w:lang w:val="pt_PT" w:bidi="pt_PT"/>
+        </w:rPr>
+      </w:r>
+      <w:r>
+        <w:rPr>
+          <w:b/>
+          <w:lang w:val="pt_PT" w:bidi="pt_PT"/>
+        </w:rPr>
         <w:t>"Façam tudo sem queixas nem discussões".</w:t>
       </w:r>
     </w:p>
@@ -17145,6 +19755,21 @@
           <w:b/>
           <w:lang w:val="pt_PT" w:bidi="pt_PT"/>
         </w:rPr>
+        <w:t>ἄμεμπτοι καὶ ἀκέραιοι</w:t>
+      </w:r>
+    </w:p>
+    <w:p>
+      <w:pPr/>
+      <w:r>
+        <w:rPr>
+          <w:lang w:val="pt_PT" w:bidi="pt_PT"/>
+        </w:rPr>
+      </w:r>
+      <w:r>
+        <w:rPr>
+          <w:b/>
+          <w:lang w:val="pt_PT" w:bidi="pt_PT"/>
+        </w:rPr>
         <w:t>"nenhuma falha ou mancha".</w:t>
       </w:r>
     </w:p>
@@ -17228,6 +19853,21 @@
           <w:b/>
           <w:lang w:val="pt_PT" w:bidi="pt_PT"/>
         </w:rPr>
+        <w:t>τέκνα Θεοῦ</w:t>
+      </w:r>
+    </w:p>
+    <w:p>
+      <w:pPr/>
+      <w:r>
+        <w:rPr>
+          <w:lang w:val="pt_PT" w:bidi="pt_PT"/>
+        </w:rPr>
+      </w:r>
+      <w:r>
+        <w:rPr>
+          <w:b/>
+          <w:lang w:val="pt_PT" w:bidi="pt_PT"/>
+        </w:rPr>
         <w:t>"filhos de Deus".</w:t>
       </w:r>
     </w:p>
@@ -17350,6 +19990,21 @@
           <w:b/>
           <w:lang w:val="pt_PT" w:bidi="pt_PT"/>
         </w:rPr>
+        <w:t>ἄμωμα</w:t>
+      </w:r>
+    </w:p>
+    <w:p>
+      <w:pPr/>
+      <w:r>
+        <w:rPr>
+          <w:lang w:val="pt_PT" w:bidi="pt_PT"/>
+        </w:rPr>
+      </w:r>
+      <w:r>
+        <w:rPr>
+          <w:b/>
+          <w:lang w:val="pt_PT" w:bidi="pt_PT"/>
+        </w:rPr>
         <w:t>"sem nenhuma culpa".</w:t>
       </w:r>
     </w:p>
@@ -17446,6 +20101,21 @@
           <w:b/>
           <w:lang w:val="pt_PT" w:bidi="pt_PT"/>
         </w:rPr>
+        <w:t>ἐν οἷς φαίνεσθε ὡς φωστῆρες ἐν κόσμῳ</w:t>
+      </w:r>
+    </w:p>
+    <w:p>
+      <w:pPr/>
+      <w:r>
+        <w:rPr>
+          <w:lang w:val="pt_PT" w:bidi="pt_PT"/>
+        </w:rPr>
+      </w:r>
+      <w:r>
+        <w:rPr>
+          <w:b/>
+          <w:lang w:val="pt_PT" w:bidi="pt_PT"/>
+        </w:rPr>
         <w:t>"No meio delas vocês devem brilhar como as estrelas no céu".</w:t>
       </w:r>
     </w:p>
@@ -17529,6 +20199,21 @@
           <w:b/>
           <w:lang w:val="pt_PT" w:bidi="pt_PT"/>
         </w:rPr>
+        <w:t>φαίνεσθε ὡς φωστῆρες ἐν κόσμῳ</w:t>
+      </w:r>
+    </w:p>
+    <w:p>
+      <w:pPr/>
+      <w:r>
+        <w:rPr>
+          <w:lang w:val="pt_PT" w:bidi="pt_PT"/>
+        </w:rPr>
+      </w:r>
+      <w:r>
+        <w:rPr>
+          <w:b/>
+          <w:lang w:val="pt_PT" w:bidi="pt_PT"/>
+        </w:rPr>
         <w:t>"vocês devem brilhar como as estrelas no céu".</w:t>
       </w:r>
     </w:p>
@@ -17625,6 +20310,21 @@
           <w:b/>
           <w:lang w:val="pt_PT" w:bidi="pt_PT"/>
         </w:rPr>
+        <w:t>μέσον γενεᾶς σκολιᾶς καὶ διεστραμμένης</w:t>
+      </w:r>
+    </w:p>
+    <w:p>
+      <w:pPr/>
+      <w:r>
+        <w:rPr>
+          <w:lang w:val="pt_PT" w:bidi="pt_PT"/>
+        </w:rPr>
+      </w:r>
+      <w:r>
+        <w:rPr>
+          <w:b/>
+          <w:lang w:val="pt_PT" w:bidi="pt_PT"/>
+        </w:rPr>
         <w:t>"no meio de pessoas más, que não querem saber de Deus".</w:t>
       </w:r>
     </w:p>
@@ -17708,6 +20408,21 @@
           <w:b/>
           <w:lang w:val="pt_PT" w:bidi="pt_PT"/>
         </w:rPr>
+        <w:t>λόγον ζωῆς ἐπέχοντες</w:t>
+      </w:r>
+    </w:p>
+    <w:p>
+      <w:pPr/>
+      <w:r>
+        <w:rPr>
+          <w:lang w:val="pt_PT" w:bidi="pt_PT"/>
+        </w:rPr>
+      </w:r>
+      <w:r>
+        <w:rPr>
+          <w:b/>
+          <w:lang w:val="pt_PT" w:bidi="pt_PT"/>
+        </w:rPr>
         <w:t>"entregando a elas a mensagem da vida".</w:t>
       </w:r>
     </w:p>
@@ -17784,6 +20499,21 @@
           <w:b/>
           <w:lang w:val="pt_PT" w:bidi="pt_PT"/>
         </w:rPr>
+        <w:t>λόγον ζωῆς ἐπέχοντες</w:t>
+      </w:r>
+    </w:p>
+    <w:p>
+      <w:pPr/>
+      <w:r>
+        <w:rPr>
+          <w:lang w:val="pt_PT" w:bidi="pt_PT"/>
+        </w:rPr>
+      </w:r>
+      <w:r>
+        <w:rPr>
+          <w:b/>
+          <w:lang w:val="pt_PT" w:bidi="pt_PT"/>
+        </w:rPr>
         <w:t>"entregando a elas a mensagem da vida".</w:t>
       </w:r>
     </w:p>
@@ -17860,6 +20590,21 @@
           <w:b/>
           <w:lang w:val="pt_PT" w:bidi="pt_PT"/>
         </w:rPr>
+        <w:t>λόγον ζωῆς</w:t>
+      </w:r>
+    </w:p>
+    <w:p>
+      <w:pPr/>
+      <w:r>
+        <w:rPr>
+          <w:lang w:val="pt_PT" w:bidi="pt_PT"/>
+        </w:rPr>
+      </w:r>
+      <w:r>
+        <w:rPr>
+          <w:b/>
+          <w:lang w:val="pt_PT" w:bidi="pt_PT"/>
+        </w:rPr>
         <w:t>"a mensagem da vida".</w:t>
       </w:r>
     </w:p>
@@ -17956,6 +20701,21 @@
           <w:b/>
           <w:lang w:val="pt_PT" w:bidi="pt_PT"/>
         </w:rPr>
+        <w:t>λόγον</w:t>
+      </w:r>
+    </w:p>
+    <w:p>
+      <w:pPr/>
+      <w:r>
+        <w:rPr>
+          <w:lang w:val="pt_PT" w:bidi="pt_PT"/>
+        </w:rPr>
+      </w:r>
+      <w:r>
+        <w:rPr>
+          <w:b/>
+          <w:lang w:val="pt_PT" w:bidi="pt_PT"/>
+        </w:rPr>
         <w:t>"a mensagem".</w:t>
       </w:r>
     </w:p>
@@ -18065,6 +20825,21 @@
           <w:b/>
           <w:lang w:val="pt_PT" w:bidi="pt_PT"/>
         </w:rPr>
+        <w:t>λόγον ζωῆς</w:t>
+      </w:r>
+    </w:p>
+    <w:p>
+      <w:pPr/>
+      <w:r>
+        <w:rPr>
+          <w:lang w:val="pt_PT" w:bidi="pt_PT"/>
+        </w:rPr>
+      </w:r>
+      <w:r>
+        <w:rPr>
+          <w:b/>
+          <w:lang w:val="pt_PT" w:bidi="pt_PT"/>
+        </w:rPr>
         <w:t>"a mensagem da vida".</w:t>
       </w:r>
     </w:p>
@@ -18200,6 +20975,21 @@
           <w:b/>
           <w:lang w:val="pt_PT" w:bidi="pt_PT"/>
         </w:rPr>
+        <w:t>λόγον ζωῆς</w:t>
+      </w:r>
+    </w:p>
+    <w:p>
+      <w:pPr/>
+      <w:r>
+        <w:rPr>
+          <w:lang w:val="pt_PT" w:bidi="pt_PT"/>
+        </w:rPr>
+      </w:r>
+      <w:r>
+        <w:rPr>
+          <w:b/>
+          <w:lang w:val="pt_PT" w:bidi="pt_PT"/>
+        </w:rPr>
         <w:t>"a mensagem da vida".</w:t>
       </w:r>
     </w:p>
@@ -18282,6 +21072,21 @@
         <w:rPr>
           <w:lang w:val="pt_PT" w:bidi="pt_PT"/>
         </w:rPr>
+      </w:r>
+    </w:p>
+    <w:p>
+      <w:pPr/>
+      <w:r>
+        <w:rPr>
+          <w:lang w:val="pt_PT" w:bidi="pt_PT"/>
+        </w:rPr>
+      </w:r>
+      <w:r>
+        <w:rPr>
+          <w:b/>
+          <w:lang w:val="pt_PT" w:bidi="pt_PT"/>
+        </w:rPr>
+        <w:t>εἰς καύχημα ἐμοὶ εἰς ἡμέραν Χριστοῦ, ὅτι οὐκ εἰς κενὸν ἔδραμον, οὐδὲ εἰς κενὸν ἐκοπίασα</w:t>
       </w:r>
     </w:p>
     <w:p>
@@ -18410,6 +21215,21 @@
           <w:b/>
           <w:lang w:val="pt_PT" w:bidi="pt_PT"/>
         </w:rPr>
+        <w:t>εἰς καύχημα ἐμοὶ</w:t>
+      </w:r>
+    </w:p>
+    <w:p>
+      <w:pPr/>
+      <w:r>
+        <w:rPr>
+          <w:lang w:val="pt_PT" w:bidi="pt_PT"/>
+        </w:rPr>
+      </w:r>
+      <w:r>
+        <w:rPr>
+          <w:b/>
+          <w:lang w:val="pt_PT" w:bidi="pt_PT"/>
+        </w:rPr>
         <w:t>"eu terei motivo de sentir orgulho".</w:t>
       </w:r>
     </w:p>
@@ -18493,6 +21313,21 @@
           <w:b/>
           <w:lang w:val="pt_PT" w:bidi="pt_PT"/>
         </w:rPr>
+        <w:t>εἰς καύχημα ἐμοὶ</w:t>
+      </w:r>
+    </w:p>
+    <w:p>
+      <w:pPr/>
+      <w:r>
+        <w:rPr>
+          <w:lang w:val="pt_PT" w:bidi="pt_PT"/>
+        </w:rPr>
+      </w:r>
+      <w:r>
+        <w:rPr>
+          <w:b/>
+          <w:lang w:val="pt_PT" w:bidi="pt_PT"/>
+        </w:rPr>
         <w:t>"eu terei motivo de sentir orgulho".</w:t>
       </w:r>
     </w:p>
@@ -18556,6 +21391,21 @@
           <w:b/>
           <w:lang w:val="pt_PT" w:bidi="pt_PT"/>
         </w:rPr>
+        <w:t>εἰς ἡμέραν Χριστοῦ,</w:t>
+      </w:r>
+    </w:p>
+    <w:p>
+      <w:pPr/>
+      <w:r>
+        <w:rPr>
+          <w:lang w:val="pt_PT" w:bidi="pt_PT"/>
+        </w:rPr>
+      </w:r>
+      <w:r>
+        <w:rPr>
+          <w:b/>
+          <w:lang w:val="pt_PT" w:bidi="pt_PT"/>
+        </w:rPr>
         <w:t>"no Dia de Cristo".</w:t>
       </w:r>
     </w:p>
@@ -18652,6 +21502,21 @@
           <w:b/>
           <w:lang w:val="pt_PT" w:bidi="pt_PT"/>
         </w:rPr>
+        <w:t>οὐκ εἰς κενὸν ἔδραμον, οὐδὲ εἰς κενὸν ἐκοπίασα</w:t>
+      </w:r>
+    </w:p>
+    <w:p>
+      <w:pPr/>
+      <w:r>
+        <w:rPr>
+          <w:lang w:val="pt_PT" w:bidi="pt_PT"/>
+        </w:rPr>
+      </w:r>
+      <w:r>
+        <w:rPr>
+          <w:b/>
+          <w:lang w:val="pt_PT" w:bidi="pt_PT"/>
+        </w:rPr>
         <w:t>"pois isso mostrará que todo o meu esforço e todo o meu trabalho não foram inúteis".</w:t>
       </w:r>
     </w:p>
@@ -18761,6 +21626,21 @@
           <w:b/>
           <w:lang w:val="pt_PT" w:bidi="pt_PT"/>
         </w:rPr>
+        <w:t>οὐκ εἰς κενὸν ἔδραμον</w:t>
+      </w:r>
+    </w:p>
+    <w:p>
+      <w:pPr/>
+      <w:r>
+        <w:rPr>
+          <w:lang w:val="pt_PT" w:bidi="pt_PT"/>
+        </w:rPr>
+      </w:r>
+      <w:r>
+        <w:rPr>
+          <w:b/>
+          <w:lang w:val="pt_PT" w:bidi="pt_PT"/>
+        </w:rPr>
         <w:t>"pois isso mostrará que todo o meu esforço e todo o meu trabalho não foram inúteis".</w:t>
       </w:r>
     </w:p>
@@ -18844,6 +21724,21 @@
           <w:b/>
           <w:lang w:val="pt_PT" w:bidi="pt_PT"/>
         </w:rPr>
+        <w:t>εἰς κενὸν</w:t>
+      </w:r>
+    </w:p>
+    <w:p>
+      <w:pPr/>
+      <w:r>
+        <w:rPr>
+          <w:lang w:val="pt_PT" w:bidi="pt_PT"/>
+        </w:rPr>
+      </w:r>
+      <w:r>
+        <w:rPr>
+          <w:b/>
+          <w:lang w:val="pt_PT" w:bidi="pt_PT"/>
+        </w:rPr>
         <w:t>"não foram inúteis".</w:t>
       </w:r>
     </w:p>
@@ -18907,6 +21802,21 @@
           <w:b/>
           <w:lang w:val="pt_PT" w:bidi="pt_PT"/>
         </w:rPr>
+        <w:t>οὐδὲ εἰς κενὸν ἐκοπίασα</w:t>
+      </w:r>
+    </w:p>
+    <w:p>
+      <w:pPr/>
+      <w:r>
+        <w:rPr>
+          <w:lang w:val="pt_PT" w:bidi="pt_PT"/>
+        </w:rPr>
+      </w:r>
+      <w:r>
+        <w:rPr>
+          <w:b/>
+          <w:lang w:val="pt_PT" w:bidi="pt_PT"/>
+        </w:rPr>
         <w:t>"pois isso mostrará que todo o meu esforço e todo o meu trabalho não foram inúteis".</w:t>
       </w:r>
     </w:p>
@@ -18989,6 +21899,21 @@
         <w:rPr>
           <w:lang w:val="pt_PT" w:bidi="pt_PT"/>
         </w:rPr>
+      </w:r>
+    </w:p>
+    <w:p>
+      <w:pPr/>
+      <w:r>
+        <w:rPr>
+          <w:lang w:val="pt_PT" w:bidi="pt_PT"/>
+        </w:rPr>
+      </w:r>
+      <w:r>
+        <w:rPr>
+          <w:b/>
+          <w:lang w:val="pt_PT" w:bidi="pt_PT"/>
+        </w:rPr>
+        <w:t>ἀλλ’ εἰ καὶ</w:t>
       </w:r>
     </w:p>
     <w:p>
@@ -19117,6 +22042,21 @@
           <w:b/>
           <w:lang w:val="pt_PT" w:bidi="pt_PT"/>
         </w:rPr>
+        <w:t>σπένδομαι ἐπὶ τῇ θυσίᾳ καὶ λειτουργίᾳ τῆς πίστεως ὑμῶν</w:t>
+      </w:r>
+    </w:p>
+    <w:p>
+      <w:pPr/>
+      <w:r>
+        <w:rPr>
+          <w:lang w:val="pt_PT" w:bidi="pt_PT"/>
+        </w:rPr>
+      </w:r>
+      <w:r>
+        <w:rPr>
+          <w:b/>
+          <w:lang w:val="pt_PT" w:bidi="pt_PT"/>
+        </w:rPr>
         <w:t>"a minha vida, seja apresentado como uma oferta junto com o sacrifício que vocês, por meio da sua fé, oferecem a Deus".</w:t>
       </w:r>
     </w:p>
@@ -19231,6 +22171,21 @@
           <w:b/>
           <w:lang w:val="pt_PT" w:bidi="pt_PT"/>
         </w:rPr>
+        <w:t>σπένδομαι</w:t>
+      </w:r>
+    </w:p>
+    <w:p>
+      <w:pPr/>
+      <w:r>
+        <w:rPr>
+          <w:lang w:val="pt_PT" w:bidi="pt_PT"/>
+        </w:rPr>
+      </w:r>
+      <w:r>
+        <w:rPr>
+          <w:b/>
+          <w:lang w:val="pt_PT" w:bidi="pt_PT"/>
+        </w:rPr>
         <w:t>"a minha vida, seja apresentado como uma oferta junto com o sacrifício que vocês, por meio da sua fé, oferecem a Deus".</w:t>
       </w:r>
     </w:p>
@@ -19314,6 +22269,21 @@
           <w:b/>
           <w:lang w:val="pt_PT" w:bidi="pt_PT"/>
         </w:rPr>
+        <w:t>σπένδομαι</w:t>
+      </w:r>
+    </w:p>
+    <w:p>
+      <w:pPr/>
+      <w:r>
+        <w:rPr>
+          <w:lang w:val="pt_PT" w:bidi="pt_PT"/>
+        </w:rPr>
+      </w:r>
+      <w:r>
+        <w:rPr>
+          <w:b/>
+          <w:lang w:val="pt_PT" w:bidi="pt_PT"/>
+        </w:rPr>
         <w:t>"o meu sangue, isto é, a minha vida, seja apresentado como uma oferta".</w:t>
       </w:r>
     </w:p>
@@ -19410,6 +22380,21 @@
           <w:b/>
           <w:lang w:val="pt_PT" w:bidi="pt_PT"/>
         </w:rPr>
+        <w:t>ἐπὶ τῇ θυσίᾳ καὶ λειτουργίᾳ τῆς πίστεως ὑμῶν</w:t>
+      </w:r>
+    </w:p>
+    <w:p>
+      <w:pPr/>
+      <w:r>
+        <w:rPr>
+          <w:lang w:val="pt_PT" w:bidi="pt_PT"/>
+        </w:rPr>
+      </w:r>
+      <w:r>
+        <w:rPr>
+          <w:b/>
+          <w:lang w:val="pt_PT" w:bidi="pt_PT"/>
+        </w:rPr>
         <w:t>"seja apresentado como uma oferta junto com o sacrifício que vocês, por meio da sua fé".</w:t>
       </w:r>
     </w:p>
@@ -19479,6 +22464,21 @@
         <w:rPr>
           <w:lang w:val="pt_PT" w:bidi="pt_PT"/>
         </w:rPr>
+      </w:r>
+    </w:p>
+    <w:p>
+      <w:pPr/>
+      <w:r>
+        <w:rPr>
+          <w:lang w:val="pt_PT" w:bidi="pt_PT"/>
+        </w:rPr>
+      </w:r>
+      <w:r>
+        <w:rPr>
+          <w:b/>
+          <w:lang w:val="pt_PT" w:bidi="pt_PT"/>
+        </w:rPr>
+        <w:t>ἐπὶ τῇ θυσίᾳ καὶ λειτουργίᾳ τῆς πίστεως ὑμῶν</w:t>
       </w:r>
     </w:p>
     <w:p>
@@ -19696,6 +22696,21 @@
           <w:b/>
           <w:lang w:val="pt_PT" w:bidi="pt_PT"/>
         </w:rPr>
+        <w:t>τὸ &amp; αὐτὸ</w:t>
+      </w:r>
+    </w:p>
+    <w:p>
+      <w:pPr/>
+      <w:r>
+        <w:rPr>
+          <w:lang w:val="pt_PT" w:bidi="pt_PT"/>
+        </w:rPr>
+      </w:r>
+      <w:r>
+        <w:rPr>
+          <w:b/>
+          <w:lang w:val="pt_PT" w:bidi="pt_PT"/>
+        </w:rPr>
         <w:t>"Do mesmo modo".</w:t>
       </w:r>
     </w:p>
@@ -19810,6 +22825,21 @@
           <w:b/>
           <w:lang w:val="pt_PT" w:bidi="pt_PT"/>
         </w:rPr>
+        <w:t>καὶ ὑμεῖς χαίρετε καὶ συνχαίρετέ μοι</w:t>
+      </w:r>
+    </w:p>
+    <w:p>
+      <w:pPr/>
+      <w:r>
+        <w:rPr>
+          <w:lang w:val="pt_PT" w:bidi="pt_PT"/>
+        </w:rPr>
+      </w:r>
+      <w:r>
+        <w:rPr>
+          <w:b/>
+          <w:lang w:val="pt_PT" w:bidi="pt_PT"/>
+        </w:rPr>
         <w:t>"vocês também devem ficar contentes e se alegrar comigo".</w:t>
       </w:r>
     </w:p>
@@ -19919,6 +22949,21 @@
           <w:b/>
           <w:lang w:val="pt_PT" w:bidi="pt_PT"/>
         </w:rPr>
+        <w:t>ἐλπίζω δὲ ἐν Κυρίῳ Ἰησοῦ</w:t>
+      </w:r>
+    </w:p>
+    <w:p>
+      <w:pPr/>
+      <w:r>
+        <w:rPr>
+          <w:lang w:val="pt_PT" w:bidi="pt_PT"/>
+        </w:rPr>
+      </w:r>
+      <w:r>
+        <w:rPr>
+          <w:b/>
+          <w:lang w:val="pt_PT" w:bidi="pt_PT"/>
+        </w:rPr>
         <w:t>"Se for da vontade do Senhor Jesus".</w:t>
       </w:r>
     </w:p>
@@ -20015,6 +23060,21 @@
           <w:b/>
           <w:lang w:val="pt_PT" w:bidi="pt_PT"/>
         </w:rPr>
+        <w:t>οὐδένα γὰρ ἔχω ἰσόψυχον</w:t>
+      </w:r>
+    </w:p>
+    <w:p>
+      <w:pPr/>
+      <w:r>
+        <w:rPr>
+          <w:lang w:val="pt_PT" w:bidi="pt_PT"/>
+        </w:rPr>
+      </w:r>
+      <w:r>
+        <w:rPr>
+          <w:b/>
+          <w:lang w:val="pt_PT" w:bidi="pt_PT"/>
+        </w:rPr>
         <w:t>"Pois Timóteo é o único que se preocupa com vocês como eu me preocupo e é o único que, de fato, se interessa pelo bem-estar de vocês".</w:t>
       </w:r>
     </w:p>
@@ -20078,6 +23138,21 @@
           <w:b/>
           <w:lang w:val="pt_PT" w:bidi="pt_PT"/>
         </w:rPr>
+        <w:t>οἱ πάντες γὰρ τὰ ἑαυτῶν ζητοῦσιν, οὐ τὰ Ἰησοῦ Χριστοῦ</w:t>
+      </w:r>
+    </w:p>
+    <w:p>
+      <w:pPr/>
+      <w:r>
+        <w:rPr>
+          <w:lang w:val="pt_PT" w:bidi="pt_PT"/>
+        </w:rPr>
+      </w:r>
+      <w:r>
+        <w:rPr>
+          <w:b/>
+          <w:lang w:val="pt_PT" w:bidi="pt_PT"/>
+        </w:rPr>
         <w:t>"Pois todos os outros se preocupam com os seus próprios interesses e não com os de Jesus Cristo".</w:t>
       </w:r>
     </w:p>
@@ -20187,6 +23262,21 @@
           <w:b/>
           <w:lang w:val="pt_PT" w:bidi="pt_PT"/>
         </w:rPr>
+        <w:t>ὡς πατρὶ τέκνον, σὺν ἐμοὶ ἐδούλευσεν εἰς τὸ εὐαγγέλιον</w:t>
+      </w:r>
+    </w:p>
+    <w:p>
+      <w:pPr/>
+      <w:r>
+        <w:rPr>
+          <w:lang w:val="pt_PT" w:bidi="pt_PT"/>
+        </w:rPr>
+      </w:r>
+      <w:r>
+        <w:rPr>
+          <w:b/>
+          <w:lang w:val="pt_PT" w:bidi="pt_PT"/>
+        </w:rPr>
         <w:t>"Ele e eu, como se fôssemos filho e pai, temos trabalhado juntos no serviço do evangelho".</w:t>
       </w:r>
     </w:p>
@@ -20270,6 +23360,21 @@
           <w:b/>
           <w:lang w:val="pt_PT" w:bidi="pt_PT"/>
         </w:rPr>
+        <w:t>τὴν δὲ δοκιμὴν αὐτοῦ γινώσκετε</w:t>
+      </w:r>
+    </w:p>
+    <w:p>
+      <w:pPr/>
+      <w:r>
+        <w:rPr>
+          <w:lang w:val="pt_PT" w:bidi="pt_PT"/>
+        </w:rPr>
+      </w:r>
+      <w:r>
+        <w:rPr>
+          <w:b/>
+          <w:lang w:val="pt_PT" w:bidi="pt_PT"/>
+        </w:rPr>
         <w:t>"E vocês sabem muito bem como Timóteo provou o seu valor".</w:t>
       </w:r>
     </w:p>
@@ -20366,6 +23471,21 @@
           <w:b/>
           <w:lang w:val="pt_PT" w:bidi="pt_PT"/>
         </w:rPr>
+        <w:t>εἰς τὸ εὐαγγέλιον</w:t>
+      </w:r>
+    </w:p>
+    <w:p>
+      <w:pPr/>
+      <w:r>
+        <w:rPr>
+          <w:lang w:val="pt_PT" w:bidi="pt_PT"/>
+        </w:rPr>
+      </w:r>
+      <w:r>
+        <w:rPr>
+          <w:b/>
+          <w:lang w:val="pt_PT" w:bidi="pt_PT"/>
+        </w:rPr>
         <w:t>"no serviço do evangelho".</w:t>
       </w:r>
     </w:p>
@@ -20462,6 +23582,21 @@
           <w:b/>
           <w:lang w:val="pt_PT" w:bidi="pt_PT"/>
         </w:rPr>
+        <w:t>πέποιθα &amp; ἐν Κυρίῳ, ὅτι καὶ αὐτὸς ταχέως ἐλεύσομαι</w:t>
+      </w:r>
+    </w:p>
+    <w:p>
+      <w:pPr/>
+      <w:r>
+        <w:rPr>
+          <w:lang w:val="pt_PT" w:bidi="pt_PT"/>
+        </w:rPr>
+      </w:r>
+      <w:r>
+        <w:rPr>
+          <w:b/>
+          <w:lang w:val="pt_PT" w:bidi="pt_PT"/>
+        </w:rPr>
         <w:t>"E, confiado no Senhor, penso que eu mesmo poderei ir logo até aí".</w:t>
       </w:r>
     </w:p>
@@ -20525,6 +23660,21 @@
           <w:b/>
           <w:lang w:val="pt_PT" w:bidi="pt_PT"/>
         </w:rPr>
+        <w:t>ὅτι καὶ αὐτὸς ταχέως ἐλεύσομαι.</w:t>
+      </w:r>
+    </w:p>
+    <w:p>
+      <w:pPr/>
+      <w:r>
+        <w:rPr>
+          <w:lang w:val="pt_PT" w:bidi="pt_PT"/>
+        </w:rPr>
+      </w:r>
+      <w:r>
+        <w:rPr>
+          <w:b/>
+          <w:lang w:val="pt_PT" w:bidi="pt_PT"/>
+        </w:rPr>
         <w:t>"penso que eu mesmo poderei ir logo até aí".</w:t>
       </w:r>
     </w:p>
@@ -20608,6 +23758,21 @@
           <w:b/>
           <w:lang w:val="pt_PT" w:bidi="pt_PT"/>
         </w:rPr>
+        <w:t>ὅτι καὶ αὐτὸς ταχέως ἐλεύσομαι</w:t>
+      </w:r>
+    </w:p>
+    <w:p>
+      <w:pPr/>
+      <w:r>
+        <w:rPr>
+          <w:lang w:val="pt_PT" w:bidi="pt_PT"/>
+        </w:rPr>
+      </w:r>
+      <w:r>
+        <w:rPr>
+          <w:b/>
+          <w:lang w:val="pt_PT" w:bidi="pt_PT"/>
+        </w:rPr>
         <w:t>"penso que eu mesmo poderei ir logo até aí".</w:t>
       </w:r>
     </w:p>
@@ -20704,6 +23869,21 @@
           <w:b/>
           <w:lang w:val="pt_PT" w:bidi="pt_PT"/>
         </w:rPr>
+        <w:t>Ἐπαφρόδιτον</w:t>
+      </w:r>
+    </w:p>
+    <w:p>
+      <w:pPr/>
+      <w:r>
+        <w:rPr>
+          <w:lang w:val="pt_PT" w:bidi="pt_PT"/>
+        </w:rPr>
+      </w:r>
+      <w:r>
+        <w:rPr>
+          <w:b/>
+          <w:lang w:val="pt_PT" w:bidi="pt_PT"/>
+        </w:rPr>
         <w:t>"Epafrodito".</w:t>
       </w:r>
     </w:p>
@@ -20794,6 +23974,21 @@
           <w:b/>
           <w:lang w:val="pt_PT" w:bidi="pt_PT"/>
         </w:rPr>
+        <w:t>ἀδελφὸν &amp; μου</w:t>
+      </w:r>
+    </w:p>
+    <w:p>
+      <w:pPr/>
+      <w:r>
+        <w:rPr>
+          <w:lang w:val="pt_PT" w:bidi="pt_PT"/>
+        </w:rPr>
+      </w:r>
+      <w:r>
+        <w:rPr>
+          <w:b/>
+          <w:lang w:val="pt_PT" w:bidi="pt_PT"/>
+        </w:rPr>
         <w:t>"nosso irmão".</w:t>
       </w:r>
     </w:p>
@@ -20903,6 +24098,21 @@
           <w:b/>
           <w:lang w:val="pt_PT" w:bidi="pt_PT"/>
         </w:rPr>
+        <w:t>συνστρατιώτην</w:t>
+      </w:r>
+    </w:p>
+    <w:p>
+      <w:pPr/>
+      <w:r>
+        <w:rPr>
+          <w:lang w:val="pt_PT" w:bidi="pt_PT"/>
+        </w:rPr>
+      </w:r>
+      <w:r>
+        <w:rPr>
+          <w:b/>
+          <w:lang w:val="pt_PT" w:bidi="pt_PT"/>
+        </w:rPr>
         <w:t>"meu companheiro de trabalho e de lutas".</w:t>
       </w:r>
     </w:p>
@@ -20986,6 +24196,21 @@
           <w:b/>
           <w:lang w:val="pt_PT" w:bidi="pt_PT"/>
         </w:rPr>
+        <w:t>ὑμῶν &amp; ἀπόστολον καὶ λειτουργὸν τῆς χρείας μου</w:t>
+      </w:r>
+    </w:p>
+    <w:p>
+      <w:pPr/>
+      <w:r>
+        <w:rPr>
+          <w:lang w:val="pt_PT" w:bidi="pt_PT"/>
+        </w:rPr>
+      </w:r>
+      <w:r>
+        <w:rPr>
+          <w:b/>
+          <w:lang w:val="pt_PT" w:bidi="pt_PT"/>
+        </w:rPr>
         <w:t>"o qual vocês enviaram para me trazer a ajuda que eu precisava".</w:t>
       </w:r>
     </w:p>
@@ -21049,6 +24274,21 @@
           <w:b/>
           <w:lang w:val="pt_PT" w:bidi="pt_PT"/>
         </w:rPr>
+        <w:t>ἐπιποθῶν ἦν πάντας ὑμᾶς, καὶ ἀδημονῶν</w:t>
+      </w:r>
+    </w:p>
+    <w:p>
+      <w:pPr/>
+      <w:r>
+        <w:rPr>
+          <w:lang w:val="pt_PT" w:bidi="pt_PT"/>
+        </w:rPr>
+      </w:r>
+      <w:r>
+        <w:rPr>
+          <w:b/>
+          <w:lang w:val="pt_PT" w:bidi="pt_PT"/>
+        </w:rPr>
         <w:t>"Ele tem tido muitas saudades de todos vocês e tem andado muito preocupado".</w:t>
       </w:r>
     </w:p>
@@ -21112,6 +24352,21 @@
           <w:b/>
           <w:lang w:val="pt_PT" w:bidi="pt_PT"/>
         </w:rPr>
+        <w:t>ἐπειδὴ ἐπιποθῶν ἦν πάντας ὑμᾶς, καὶ ἀδημονῶν διότι ἠκούσατε ὅτι ἠσθένησεν</w:t>
+      </w:r>
+    </w:p>
+    <w:p>
+      <w:pPr/>
+      <w:r>
+        <w:rPr>
+          <w:lang w:val="pt_PT" w:bidi="pt_PT"/>
+        </w:rPr>
+      </w:r>
+      <w:r>
+        <w:rPr>
+          <w:b/>
+          <w:lang w:val="pt_PT" w:bidi="pt_PT"/>
+        </w:rPr>
         <w:t>"Ele tem tido muitas saudades de todos vocês e tem andado muito preocupado por vocês terem sabido que ele estava doente".</w:t>
       </w:r>
     </w:p>
@@ -21208,6 +24463,21 @@
           <w:b/>
           <w:lang w:val="pt_PT" w:bidi="pt_PT"/>
         </w:rPr>
+        <w:t>καὶ γὰρ ἠσθένησεν παραπλήσιον θανάτῳ, ἀλλὰ ὁ Θεὸς ἠλέησεν αὐτόν, οὐκ αὐτὸν δὲ μόνον, ἀλλὰ καὶ ἐμέ, ἵνα μὴ λύπην ἐπὶ λύπην σχῶ</w:t>
+      </w:r>
+    </w:p>
+    <w:p>
+      <w:pPr/>
+      <w:r>
+        <w:rPr>
+          <w:lang w:val="pt_PT" w:bidi="pt_PT"/>
+        </w:rPr>
+      </w:r>
+      <w:r>
+        <w:rPr>
+          <w:b/>
+          <w:lang w:val="pt_PT" w:bidi="pt_PT"/>
+        </w:rPr>
         <w:t>"De fato, ele esteve doente e quase morreu. Mas Deus teve pena dele e não somente dele, mas também de mim; e assim evitou que eu tivesse uma tristeza ainda maior".</w:t>
       </w:r>
     </w:p>
@@ -21317,6 +24587,21 @@
           <w:b/>
           <w:lang w:val="pt_PT" w:bidi="pt_PT"/>
         </w:rPr>
+        <w:t>ἠσθένησεν παραπλήσιον θανάτῳ</w:t>
+      </w:r>
+    </w:p>
+    <w:p>
+      <w:pPr/>
+      <w:r>
+        <w:rPr>
+          <w:lang w:val="pt_PT" w:bidi="pt_PT"/>
+        </w:rPr>
+      </w:r>
+      <w:r>
+        <w:rPr>
+          <w:b/>
+          <w:lang w:val="pt_PT" w:bidi="pt_PT"/>
+        </w:rPr>
         <w:t>"ele esteve doente e quase morreu".</w:t>
       </w:r>
     </w:p>
@@ -21413,6 +24698,21 @@
           <w:b/>
           <w:lang w:val="pt_PT" w:bidi="pt_PT"/>
         </w:rPr>
+        <w:t>ἀλλὰ ὁ Θεὸς ἠλέησεν αὐτόν</w:t>
+      </w:r>
+    </w:p>
+    <w:p>
+      <w:pPr/>
+      <w:r>
+        <w:rPr>
+          <w:lang w:val="pt_PT" w:bidi="pt_PT"/>
+        </w:rPr>
+      </w:r>
+      <w:r>
+        <w:rPr>
+          <w:b/>
+          <w:lang w:val="pt_PT" w:bidi="pt_PT"/>
+        </w:rPr>
         <w:t>"Mas Deus teve pena dele".</w:t>
       </w:r>
     </w:p>
@@ -21605,6 +24905,21 @@
           <w:b/>
           <w:lang w:val="pt_PT" w:bidi="pt_PT"/>
         </w:rPr>
+        <w:t>λύπην ἐπὶ λύπην</w:t>
+      </w:r>
+    </w:p>
+    <w:p>
+      <w:pPr/>
+      <w:r>
+        <w:rPr>
+          <w:lang w:val="pt_PT" w:bidi="pt_PT"/>
+        </w:rPr>
+      </w:r>
+      <w:r>
+        <w:rPr>
+          <w:b/>
+          <w:lang w:val="pt_PT" w:bidi="pt_PT"/>
+        </w:rPr>
         <w:t>"uma tristeza ainda maior".</w:t>
       </w:r>
     </w:p>
@@ -21668,6 +24983,21 @@
           <w:b/>
           <w:lang w:val="pt_PT" w:bidi="pt_PT"/>
         </w:rPr>
+        <w:t>σπουδαιοτέρως οὖν ἔπεμψα αὐτὸν, ἵνα ἰδόντες αὐτὸν πάλιν, χαρῆτε κἀγὼ ἀλυπότερος ὦ</w:t>
+      </w:r>
+    </w:p>
+    <w:p>
+      <w:pPr/>
+      <w:r>
+        <w:rPr>
+          <w:lang w:val="pt_PT" w:bidi="pt_PT"/>
+        </w:rPr>
+      </w:r>
+      <w:r>
+        <w:rPr>
+          <w:b/>
+          <w:lang w:val="pt_PT" w:bidi="pt_PT"/>
+        </w:rPr>
         <w:t>"Por isso vou mandá-lo de volta a vocês o mais depressa possível para que vocês sintam a alegria de vê-lo novamente e para que eu não fique preocupado".</w:t>
       </w:r>
     </w:p>
@@ -21764,6 +25094,21 @@
           <w:b/>
           <w:lang w:val="pt_PT" w:bidi="pt_PT"/>
         </w:rPr>
+        <w:t>κἀγὼ ἀλυπότερος ὦ</w:t>
+      </w:r>
+    </w:p>
+    <w:p>
+      <w:pPr/>
+      <w:r>
+        <w:rPr>
+          <w:lang w:val="pt_PT" w:bidi="pt_PT"/>
+        </w:rPr>
+      </w:r>
+      <w:r>
+        <w:rPr>
+          <w:b/>
+          <w:lang w:val="pt_PT" w:bidi="pt_PT"/>
+        </w:rPr>
         <w:t>"e para que eu não fique preocupado".</w:t>
       </w:r>
     </w:p>
@@ -21860,6 +25205,21 @@
           <w:b/>
           <w:lang w:val="pt_PT" w:bidi="pt_PT"/>
         </w:rPr>
+        <w:t>προσδέχεσθε &amp; αὐτὸν</w:t>
+      </w:r>
+    </w:p>
+    <w:p>
+      <w:pPr/>
+      <w:r>
+        <w:rPr>
+          <w:lang w:val="pt_PT" w:bidi="pt_PT"/>
+        </w:rPr>
+      </w:r>
+      <w:r>
+        <w:rPr>
+          <w:b/>
+          <w:lang w:val="pt_PT" w:bidi="pt_PT"/>
+        </w:rPr>
         <w:t>"Portanto, recebam Epafrodito com toda a alegria".</w:t>
       </w:r>
     </w:p>
@@ -21936,6 +25296,21 @@
           <w:b/>
           <w:lang w:val="pt_PT" w:bidi="pt_PT"/>
         </w:rPr>
+        <w:t>ἐν Κυρίῳ μετὰ πάσης χαρᾶς</w:t>
+      </w:r>
+    </w:p>
+    <w:p>
+      <w:pPr/>
+      <w:r>
+        <w:rPr>
+          <w:lang w:val="pt_PT" w:bidi="pt_PT"/>
+        </w:rPr>
+      </w:r>
+      <w:r>
+        <w:rPr>
+          <w:b/>
+          <w:lang w:val="pt_PT" w:bidi="pt_PT"/>
+        </w:rPr>
         <w:t>"com toda a alegria, como se recebe um irmão no Senhor".</w:t>
       </w:r>
     </w:p>
@@ -22032,6 +25407,21 @@
           <w:b/>
           <w:lang w:val="pt_PT" w:bidi="pt_PT"/>
         </w:rPr>
+        <w:t>ἐντίμους ἔχετε</w:t>
+      </w:r>
+    </w:p>
+    <w:p>
+      <w:pPr/>
+      <w:r>
+        <w:rPr>
+          <w:lang w:val="pt_PT" w:bidi="pt_PT"/>
+        </w:rPr>
+      </w:r>
+      <w:r>
+        <w:rPr>
+          <w:b/>
+          <w:lang w:val="pt_PT" w:bidi="pt_PT"/>
+        </w:rPr>
         <w:t>"Respeitem pessoas como ele".</w:t>
       </w:r>
     </w:p>
@@ -22108,6 +25498,21 @@
           <w:b/>
           <w:lang w:val="pt_PT" w:bidi="pt_PT"/>
         </w:rPr>
+        <w:t>ἐντίμους ἔχετε</w:t>
+      </w:r>
+    </w:p>
+    <w:p>
+      <w:pPr/>
+      <w:r>
+        <w:rPr>
+          <w:lang w:val="pt_PT" w:bidi="pt_PT"/>
+        </w:rPr>
+      </w:r>
+      <w:r>
+        <w:rPr>
+          <w:b/>
+          <w:lang w:val="pt_PT" w:bidi="pt_PT"/>
+        </w:rPr>
         <w:t>"Respeitem".</w:t>
       </w:r>
     </w:p>
@@ -22191,6 +25596,21 @@
           <w:b/>
           <w:lang w:val="pt_PT" w:bidi="pt_PT"/>
         </w:rPr>
+        <w:t>ὅτι διὰ τὸ ἔργον Χριστοῦ μέχρι θανάτου ἤγγισεν, παραβολευσάμενος τῇ ψυχῇ, ἵνα ἀναπληρώσῃ τὸ ὑμῶν ὑστέρημα, τῆς πρός με λειτουργίας</w:t>
+      </w:r>
+    </w:p>
+    <w:p>
+      <w:pPr/>
+      <w:r>
+        <w:rPr>
+          <w:lang w:val="pt_PT" w:bidi="pt_PT"/>
+        </w:rPr>
+      </w:r>
+      <w:r>
+        <w:rPr>
+          <w:b/>
+          <w:lang w:val="pt_PT" w:bidi="pt_PT"/>
+        </w:rPr>
         <w:t>"pois ele arriscou a sua vida e quase morreu por causa do trabalho de Cristo. Ele fez isso para me dar a ajuda que vocês não podiam me dar pessoalmente".</w:t>
       </w:r>
     </w:p>
@@ -22287,6 +25707,21 @@
           <w:b/>
           <w:lang w:val="pt_PT" w:bidi="pt_PT"/>
         </w:rPr>
+        <w:t>διὰ τὸ ἔργον Χριστοῦ</w:t>
+      </w:r>
+    </w:p>
+    <w:p>
+      <w:pPr/>
+      <w:r>
+        <w:rPr>
+          <w:lang w:val="pt_PT" w:bidi="pt_PT"/>
+        </w:rPr>
+      </w:r>
+      <w:r>
+        <w:rPr>
+          <w:b/>
+          <w:lang w:val="pt_PT" w:bidi="pt_PT"/>
+        </w:rPr>
         <w:t>"por causa do trabalho de Cristo".</w:t>
       </w:r>
     </w:p>
@@ -22383,6 +25818,21 @@
           <w:b/>
           <w:lang w:val="pt_PT" w:bidi="pt_PT"/>
         </w:rPr>
+        <w:t>διὰ τὸ ἔργον Χριστοῦ</w:t>
+      </w:r>
+    </w:p>
+    <w:p>
+      <w:pPr/>
+      <w:r>
+        <w:rPr>
+          <w:lang w:val="pt_PT" w:bidi="pt_PT"/>
+        </w:rPr>
+      </w:r>
+      <w:r>
+        <w:rPr>
+          <w:b/>
+          <w:lang w:val="pt_PT" w:bidi="pt_PT"/>
+        </w:rPr>
         <w:t>"por causa do trabalho de Cristo".</w:t>
       </w:r>
     </w:p>
@@ -22479,6 +25929,21 @@
           <w:b/>
           <w:lang w:val="pt_PT" w:bidi="pt_PT"/>
         </w:rPr>
+        <w:t>μέχρι θανάτου ἤγγισεν</w:t>
+      </w:r>
+    </w:p>
+    <w:p>
+      <w:pPr/>
+      <w:r>
+        <w:rPr>
+          <w:lang w:val="pt_PT" w:bidi="pt_PT"/>
+        </w:rPr>
+      </w:r>
+      <w:r>
+        <w:rPr>
+          <w:b/>
+          <w:lang w:val="pt_PT" w:bidi="pt_PT"/>
+        </w:rPr>
         <w:t>"quase morreu".</w:t>
       </w:r>
     </w:p>
@@ -22575,6 +26040,21 @@
           <w:b/>
           <w:lang w:val="pt_PT" w:bidi="pt_PT"/>
         </w:rPr>
+        <w:t>παραβολευσάμενος τῇ ψυχῇ</w:t>
+      </w:r>
+    </w:p>
+    <w:p>
+      <w:pPr/>
+      <w:r>
+        <w:rPr>
+          <w:lang w:val="pt_PT" w:bidi="pt_PT"/>
+        </w:rPr>
+      </w:r>
+      <w:r>
+        <w:rPr>
+          <w:b/>
+          <w:lang w:val="pt_PT" w:bidi="pt_PT"/>
+        </w:rPr>
         <w:t>"pois ele arriscou a sua vida".</w:t>
       </w:r>
     </w:p>
@@ -22684,6 +26164,21 @@
           <w:b/>
           <w:lang w:val="pt_PT" w:bidi="pt_PT"/>
         </w:rPr>
+        <w:t>ἵνα ἀναπληρώσῃ τὸ ὑμῶν ὑστέρημα, τῆς πρός με λειτουργίας</w:t>
+      </w:r>
+    </w:p>
+    <w:p>
+      <w:pPr/>
+      <w:r>
+        <w:rPr>
+          <w:lang w:val="pt_PT" w:bidi="pt_PT"/>
+        </w:rPr>
+      </w:r>
+      <w:r>
+        <w:rPr>
+          <w:b/>
+          <w:lang w:val="pt_PT" w:bidi="pt_PT"/>
+        </w:rPr>
         <w:t>"Ele fez isso para me dar a ajuda que vocês não podiam me dar pessoalmente".</w:t>
       </w:r>
     </w:p>
@@ -22780,6 +26275,21 @@
           <w:b/>
           <w:lang w:val="pt_PT" w:bidi="pt_PT"/>
         </w:rPr>
+        <w:t>ἵνα ἀναπληρώσῃ τὸ ὑμῶν ὑστέρημα, τῆς πρός με λειτουργίας</w:t>
+      </w:r>
+    </w:p>
+    <w:p>
+      <w:pPr/>
+      <w:r>
+        <w:rPr>
+          <w:lang w:val="pt_PT" w:bidi="pt_PT"/>
+        </w:rPr>
+      </w:r>
+      <w:r>
+        <w:rPr>
+          <w:b/>
+          <w:lang w:val="pt_PT" w:bidi="pt_PT"/>
+        </w:rPr>
         <w:t>"Ele fez isso para me dar a ajuda que vocês não podiam me dar pessoalmente".</w:t>
       </w:r>
     </w:p>
@@ -22856,6 +26366,21 @@
         <w:rPr>
           <w:lang w:val="pt_PT" w:bidi="pt_PT"/>
         </w:rPr>
+      </w:r>
+    </w:p>
+    <w:p>
+      <w:pPr/>
+      <w:r>
+        <w:rPr>
+          <w:lang w:val="pt_PT" w:bidi="pt_PT"/>
+        </w:rPr>
+      </w:r>
+      <w:r>
+        <w:rPr>
+          <w:b/>
+          <w:lang w:val="pt_PT" w:bidi="pt_PT"/>
+        </w:rPr>
+        <w:t>ἀδελφοί</w:t>
       </w:r>
     </w:p>
     <w:p>
@@ -22984,6 +26509,21 @@
           <w:b/>
           <w:lang w:val="pt_PT" w:bidi="pt_PT"/>
         </w:rPr>
+        <w:t>χαίρετε ἐν Κυρίῳ</w:t>
+      </w:r>
+    </w:p>
+    <w:p>
+      <w:pPr/>
+      <w:r>
+        <w:rPr>
+          <w:lang w:val="pt_PT" w:bidi="pt_PT"/>
+        </w:rPr>
+      </w:r>
+      <w:r>
+        <w:rPr>
+          <w:b/>
+          <w:lang w:val="pt_PT" w:bidi="pt_PT"/>
+        </w:rPr>
         <w:t>"sejam alegres por estarem unidos com o Senhor".</w:t>
       </w:r>
     </w:p>
@@ -23080,6 +26620,21 @@
           <w:b/>
           <w:lang w:val="pt_PT" w:bidi="pt_PT"/>
         </w:rPr>
+        <w:t>ἐν Κυρίῳ</w:t>
+      </w:r>
+    </w:p>
+    <w:p>
+      <w:pPr/>
+      <w:r>
+        <w:rPr>
+          <w:lang w:val="pt_PT" w:bidi="pt_PT"/>
+        </w:rPr>
+      </w:r>
+      <w:r>
+        <w:rPr>
+          <w:b/>
+          <w:lang w:val="pt_PT" w:bidi="pt_PT"/>
+        </w:rPr>
         <w:t>"no Senhor".</w:t>
       </w:r>
     </w:p>
@@ -23143,6 +26698,21 @@
           <w:b/>
           <w:lang w:val="pt_PT" w:bidi="pt_PT"/>
         </w:rPr>
+        <w:t>ὑμῖν δὲ ἀσφαλές</w:t>
+      </w:r>
+    </w:p>
+    <w:p>
+      <w:pPr/>
+      <w:r>
+        <w:rPr>
+          <w:lang w:val="pt_PT" w:bidi="pt_PT"/>
+        </w:rPr>
+      </w:r>
+      <w:r>
+        <w:rPr>
+          <w:b/>
+          <w:lang w:val="pt_PT" w:bidi="pt_PT"/>
+        </w:rPr>
         <w:t>"pois isso contribuirá para a segurança de vocês".</w:t>
       </w:r>
     </w:p>
@@ -23239,6 +26809,21 @@
           <w:b/>
           <w:lang w:val="pt_PT" w:bidi="pt_PT"/>
         </w:rPr>
+        <w:t>βλέπετε</w:t>
+      </w:r>
+    </w:p>
+    <w:p>
+      <w:pPr/>
+      <w:r>
+        <w:rPr>
+          <w:lang w:val="pt_PT" w:bidi="pt_PT"/>
+        </w:rPr>
+      </w:r>
+      <w:r>
+        <w:rPr>
+          <w:b/>
+          <w:lang w:val="pt_PT" w:bidi="pt_PT"/>
+        </w:rPr>
         <w:t>"Cuidado com os que fazem coisas más".</w:t>
       </w:r>
     </w:p>
@@ -23302,6 +26887,21 @@
           <w:b/>
           <w:lang w:val="pt_PT" w:bidi="pt_PT"/>
         </w:rPr>
+        <w:t>βλέπετε</w:t>
+      </w:r>
+    </w:p>
+    <w:p>
+      <w:pPr/>
+      <w:r>
+        <w:rPr>
+          <w:lang w:val="pt_PT" w:bidi="pt_PT"/>
+        </w:rPr>
+      </w:r>
+      <w:r>
+        <w:rPr>
+          <w:b/>
+          <w:lang w:val="pt_PT" w:bidi="pt_PT"/>
+        </w:rPr>
         <w:t>"Cuidado com os que fazem coisas más".</w:t>
       </w:r>
     </w:p>
@@ -23365,6 +26965,21 @@
           <w:b/>
           <w:lang w:val="pt_PT" w:bidi="pt_PT"/>
         </w:rPr>
+        <w:t>τοὺς κύνας &amp; τοὺς κακοὺς ἐργάτας &amp; τὴν κατατομήν</w:t>
+      </w:r>
+    </w:p>
+    <w:p>
+      <w:pPr/>
+      <w:r>
+        <w:rPr>
+          <w:lang w:val="pt_PT" w:bidi="pt_PT"/>
+        </w:rPr>
+      </w:r>
+      <w:r>
+        <w:rPr>
+          <w:b/>
+          <w:lang w:val="pt_PT" w:bidi="pt_PT"/>
+        </w:rPr>
         <w:t>"os que fazem coisas más"</w:t>
       </w:r>
       <w:r>
@@ -23493,6 +27108,21 @@
           <w:b/>
           <w:lang w:val="pt_PT" w:bidi="pt_PT"/>
         </w:rPr>
+        <w:t>τοὺς κύνας</w:t>
+      </w:r>
+    </w:p>
+    <w:p>
+      <w:pPr/>
+      <w:r>
+        <w:rPr>
+          <w:lang w:val="pt_PT" w:bidi="pt_PT"/>
+        </w:rPr>
+      </w:r>
+      <w:r>
+        <w:rPr>
+          <w:b/>
+          <w:lang w:val="pt_PT" w:bidi="pt_PT"/>
+        </w:rPr>
         <w:t>"esses cachorros".</w:t>
       </w:r>
     </w:p>
@@ -23602,6 +27232,21 @@
           <w:b/>
           <w:lang w:val="pt_PT" w:bidi="pt_PT"/>
         </w:rPr>
+        <w:t>κακοὺς ἐργάτας</w:t>
+      </w:r>
+    </w:p>
+    <w:p>
+      <w:pPr/>
+      <w:r>
+        <w:rPr>
+          <w:lang w:val="pt_PT" w:bidi="pt_PT"/>
+        </w:rPr>
+      </w:r>
+      <w:r>
+        <w:rPr>
+          <w:b/>
+          <w:lang w:val="pt_PT" w:bidi="pt_PT"/>
+        </w:rPr>
         <w:t>"os que fazem coisas más".</w:t>
       </w:r>
     </w:p>
@@ -23685,6 +27330,21 @@
           <w:b/>
           <w:lang w:val="pt_PT" w:bidi="pt_PT"/>
         </w:rPr>
+        <w:t>τὴν κατατομήν</w:t>
+      </w:r>
+    </w:p>
+    <w:p>
+      <w:pPr/>
+      <w:r>
+        <w:rPr>
+          <w:lang w:val="pt_PT" w:bidi="pt_PT"/>
+        </w:rPr>
+      </w:r>
+      <w:r>
+        <w:rPr>
+          <w:b/>
+          <w:lang w:val="pt_PT" w:bidi="pt_PT"/>
+        </w:rPr>
         <w:t>"que insistem em cortar o corpo!".</w:t>
       </w:r>
     </w:p>
@@ -23807,6 +27467,21 @@
           <w:b/>
           <w:lang w:val="pt_PT" w:bidi="pt_PT"/>
         </w:rPr>
+        <w:t>τὴν κατατομήν</w:t>
+      </w:r>
+    </w:p>
+    <w:p>
+      <w:pPr/>
+      <w:r>
+        <w:rPr>
+          <w:lang w:val="pt_PT" w:bidi="pt_PT"/>
+        </w:rPr>
+      </w:r>
+      <w:r>
+        <w:rPr>
+          <w:b/>
+          <w:lang w:val="pt_PT" w:bidi="pt_PT"/>
+        </w:rPr>
         <w:t>"que insistem em cortar o corpo!".</w:t>
       </w:r>
     </w:p>
@@ -23903,6 +27578,21 @@
           <w:b/>
           <w:lang w:val="pt_PT" w:bidi="pt_PT"/>
         </w:rPr>
+        <w:t>ἡμεῖς γάρ ἐσμεν</w:t>
+      </w:r>
+    </w:p>
+    <w:p>
+      <w:pPr/>
+      <w:r>
+        <w:rPr>
+          <w:lang w:val="pt_PT" w:bidi="pt_PT"/>
+        </w:rPr>
+      </w:r>
+      <w:r>
+        <w:rPr>
+          <w:b/>
+          <w:lang w:val="pt_PT" w:bidi="pt_PT"/>
+        </w:rPr>
         <w:t>"Porque os que receberam a verdadeira circuncisão fomos nós".</w:t>
       </w:r>
     </w:p>
@@ -24012,6 +27702,21 @@
           <w:b/>
           <w:lang w:val="pt_PT" w:bidi="pt_PT"/>
         </w:rPr>
+        <w:t>ἡ περιτομή</w:t>
+      </w:r>
+    </w:p>
+    <w:p>
+      <w:pPr/>
+      <w:r>
+        <w:rPr>
+          <w:lang w:val="pt_PT" w:bidi="pt_PT"/>
+        </w:rPr>
+      </w:r>
+      <w:r>
+        <w:rPr>
+          <w:b/>
+          <w:lang w:val="pt_PT" w:bidi="pt_PT"/>
+        </w:rPr>
         <w:t>"a verdadeira circuncisão".</w:t>
       </w:r>
     </w:p>
@@ -24134,6 +27839,21 @@
           <w:b/>
           <w:lang w:val="pt_PT" w:bidi="pt_PT"/>
         </w:rPr>
+        <w:t>οἱ Πνεύματι Θεοῦ λατρεύοντες</w:t>
+      </w:r>
+    </w:p>
+    <w:p>
+      <w:pPr/>
+      <w:r>
+        <w:rPr>
+          <w:lang w:val="pt_PT" w:bidi="pt_PT"/>
+        </w:rPr>
+      </w:r>
+      <w:r>
+        <w:rPr>
+          <w:b/>
+          <w:lang w:val="pt_PT" w:bidi="pt_PT"/>
+        </w:rPr>
         <w:t>"Nós adoramos a Deus por meio do seu Espírito".</w:t>
       </w:r>
     </w:p>
@@ -24197,6 +27917,21 @@
           <w:b/>
           <w:lang w:val="pt_PT" w:bidi="pt_PT"/>
         </w:rPr>
+        <w:t>οὐκ ἐν σαρκὶ πεποιθότες</w:t>
+      </w:r>
+    </w:p>
+    <w:p>
+      <w:pPr/>
+      <w:r>
+        <w:rPr>
+          <w:lang w:val="pt_PT" w:bidi="pt_PT"/>
+        </w:rPr>
+      </w:r>
+      <w:r>
+        <w:rPr>
+          <w:b/>
+          <w:lang w:val="pt_PT" w:bidi="pt_PT"/>
+        </w:rPr>
         <w:t>"em vez de pormos a nossa confiança em cerimônias religiosas como a circuncisão".</w:t>
       </w:r>
     </w:p>
@@ -24306,6 +28041,21 @@
           <w:b/>
           <w:lang w:val="pt_PT" w:bidi="pt_PT"/>
         </w:rPr>
+        <w:t>καυχώμενοι ἐν Χριστῷ Ἰησοῦ, καὶ οὐκ ἐν σαρκὶ πεποιθότες</w:t>
+      </w:r>
+    </w:p>
+    <w:p>
+      <w:pPr/>
+      <w:r>
+        <w:rPr>
+          <w:lang w:val="pt_PT" w:bidi="pt_PT"/>
+        </w:rPr>
+      </w:r>
+      <w:r>
+        <w:rPr>
+          <w:b/>
+          <w:lang w:val="pt_PT" w:bidi="pt_PT"/>
+        </w:rPr>
         <w:t>"e nos alegramos na vida que temos em união com Cristo Jesus".</w:t>
       </w:r>
     </w:p>
@@ -24395,6 +28145,21 @@
           <w:b/>
           <w:lang w:val="pt_PT" w:bidi="pt_PT"/>
         </w:rPr>
+        <w:t>καὶ οὐκ ἐν σαρκὶ πεποιθότες</w:t>
+      </w:r>
+    </w:p>
+    <w:p>
+      <w:pPr/>
+      <w:r>
+        <w:rPr>
+          <w:lang w:val="pt_PT" w:bidi="pt_PT"/>
+        </w:rPr>
+      </w:r>
+      <w:r>
+        <w:rPr>
+          <w:b/>
+          <w:lang w:val="pt_PT" w:bidi="pt_PT"/>
+        </w:rPr>
         <w:t>"em vez de pormos a nossa confiança em cerimônias religiosas como a circuncisão".</w:t>
       </w:r>
     </w:p>
@@ -24490,6 +28255,21 @@
         <w:rPr>
           <w:lang w:val="pt_PT" w:bidi="pt_PT"/>
         </w:rPr>
+      </w:r>
+    </w:p>
+    <w:p>
+      <w:pPr/>
+      <w:r>
+        <w:rPr>
+          <w:lang w:val="pt_PT" w:bidi="pt_PT"/>
+        </w:rPr>
+      </w:r>
+      <w:r>
+        <w:rPr>
+          <w:b/>
+          <w:lang w:val="pt_PT" w:bidi="pt_PT"/>
+        </w:rPr>
+        <w:t>ἐγὼ ἔχων πεποίθησιν καὶ ἐν σαρκί εἴ τις δοκεῖ ἄλλος πεποιθέναι ἐν σαρκί, ἐγὼ μᾶλλον</w:t>
       </w:r>
     </w:p>
     <w:p>
@@ -24668,6 +28448,21 @@
           <w:b/>
           <w:lang w:val="pt_PT" w:bidi="pt_PT"/>
         </w:rPr>
+        <w:t>φυλῆς Βενιαμείν</w:t>
+      </w:r>
+    </w:p>
+    <w:p>
+      <w:pPr/>
+      <w:r>
+        <w:rPr>
+          <w:lang w:val="pt_PT" w:bidi="pt_PT"/>
+        </w:rPr>
+      </w:r>
+      <w:r>
+        <w:rPr>
+          <w:b/>
+          <w:lang w:val="pt_PT" w:bidi="pt_PT"/>
+        </w:rPr>
         <w:t>"Sou israelita de nascimento, da tribo de Benjamim".</w:t>
       </w:r>
     </w:p>
@@ -24840,6 +28635,21 @@
           <w:b/>
           <w:lang w:val="pt_PT" w:bidi="pt_PT"/>
         </w:rPr>
+        <w:t>κατὰ νόμον Φαρισαῖος</w:t>
+      </w:r>
+    </w:p>
+    <w:p>
+      <w:pPr/>
+      <w:r>
+        <w:rPr>
+          <w:lang w:val="pt_PT" w:bidi="pt_PT"/>
+        </w:rPr>
+      </w:r>
+      <w:r>
+        <w:rPr>
+          <w:b/>
+          <w:lang w:val="pt_PT" w:bidi="pt_PT"/>
+        </w:rPr>
         <w:t>"Quanto à prática da lei, eu era fariseu".</w:t>
       </w:r>
     </w:p>
@@ -24916,6 +28726,21 @@
           <w:b/>
           <w:lang w:val="pt_PT" w:bidi="pt_PT"/>
         </w:rPr>
+        <w:t>κατὰ ζῆλος διώκων τὴν ἐκκλησίαν, κατὰ δικαιοσύνην τὴν ἐν νόμῳ γενόμενος ἄμεμπτος</w:t>
+      </w:r>
+    </w:p>
+    <w:p>
+      <w:pPr/>
+      <w:r>
+        <w:rPr>
+          <w:lang w:val="pt_PT" w:bidi="pt_PT"/>
+        </w:rPr>
+      </w:r>
+      <w:r>
+        <w:rPr>
+          <w:b/>
+          <w:lang w:val="pt_PT" w:bidi="pt_PT"/>
+        </w:rPr>
         <w:t>"E era tão fanático, que persegui a Igreja. Quanto ao cumprimento da vontade de Deus por meio da obediência à lei, ninguém podia me acusar de nada".</w:t>
       </w:r>
     </w:p>
@@ -24979,6 +28804,21 @@
           <w:b/>
           <w:lang w:val="pt_PT" w:bidi="pt_PT"/>
         </w:rPr>
+        <w:t>κατὰ ζῆλος διώκων τὴν ἐκκλησίαν</w:t>
+      </w:r>
+    </w:p>
+    <w:p>
+      <w:pPr/>
+      <w:r>
+        <w:rPr>
+          <w:lang w:val="pt_PT" w:bidi="pt_PT"/>
+        </w:rPr>
+      </w:r>
+      <w:r>
+        <w:rPr>
+          <w:b/>
+          <w:lang w:val="pt_PT" w:bidi="pt_PT"/>
+        </w:rPr>
         <w:t>"E era tão fanático, que persegui a Igreja".</w:t>
       </w:r>
     </w:p>
@@ -25062,6 +28902,21 @@
           <w:b/>
           <w:lang w:val="pt_PT" w:bidi="pt_PT"/>
         </w:rPr>
+        <w:t>τὴν ἐκκλησίαν</w:t>
+      </w:r>
+    </w:p>
+    <w:p>
+      <w:pPr/>
+      <w:r>
+        <w:rPr>
+          <w:lang w:val="pt_PT" w:bidi="pt_PT"/>
+        </w:rPr>
+      </w:r>
+      <w:r>
+        <w:rPr>
+          <w:b/>
+          <w:lang w:val="pt_PT" w:bidi="pt_PT"/>
+        </w:rPr>
         <w:t>"a Igreja".</w:t>
       </w:r>
     </w:p>
@@ -25184,6 +29039,21 @@
           <w:b/>
           <w:lang w:val="pt_PT" w:bidi="pt_PT"/>
         </w:rPr>
+        <w:t>κατὰ δικαιοσύνην τὴν ἐν νόμῳ γενόμενος ἄμεμπτος</w:t>
+      </w:r>
+    </w:p>
+    <w:p>
+      <w:pPr/>
+      <w:r>
+        <w:rPr>
+          <w:lang w:val="pt_PT" w:bidi="pt_PT"/>
+        </w:rPr>
+      </w:r>
+      <w:r>
+        <w:rPr>
+          <w:b/>
+          <w:lang w:val="pt_PT" w:bidi="pt_PT"/>
+        </w:rPr>
         <w:t>"Quanto ao cumprimento da vontade de Deus por meio da obediência à lei, ninguém podia me acusar de nada".</w:t>
       </w:r>
     </w:p>
@@ -25266,6 +29136,21 @@
         <w:rPr>
           <w:lang w:val="pt_PT" w:bidi="pt_PT"/>
         </w:rPr>
+      </w:r>
+    </w:p>
+    <w:p>
+      <w:pPr/>
+      <w:r>
+        <w:rPr>
+          <w:lang w:val="pt_PT" w:bidi="pt_PT"/>
+        </w:rPr>
+      </w:r>
+      <w:r>
+        <w:rPr>
+          <w:b/>
+          <w:lang w:val="pt_PT" w:bidi="pt_PT"/>
+        </w:rPr>
+        <w:t>ἅτινα ἦν μοι κέρδη, ταῦτα ἥγημαι διὰ τὸν Χριστὸν ζημίαν</w:t>
       </w:r>
     </w:p>
     <w:p>
@@ -25381,6 +29266,21 @@
           <w:b/>
           <w:lang w:val="pt_PT" w:bidi="pt_PT"/>
         </w:rPr>
+        <w:t>ἅτινα ἦν μοι κέρδη, ταῦτα ἥγημαι διὰ τὸν Χριστὸν ζημίαν</w:t>
+      </w:r>
+    </w:p>
+    <w:p>
+      <w:pPr/>
+      <w:r>
+        <w:rPr>
+          <w:lang w:val="pt_PT" w:bidi="pt_PT"/>
+        </w:rPr>
+      </w:r>
+      <w:r>
+        <w:rPr>
+          <w:b/>
+          <w:lang w:val="pt_PT" w:bidi="pt_PT"/>
+        </w:rPr>
         <w:t>"No passado, todas essas coisas valiam muito para mim; mas agora, por causa de Cristo, considero que não têm nenhum valor".</w:t>
       </w:r>
     </w:p>
@@ -25450,6 +29350,21 @@
         <w:rPr>
           <w:lang w:val="pt_PT" w:bidi="pt_PT"/>
         </w:rPr>
+      </w:r>
+    </w:p>
+    <w:p>
+      <w:pPr/>
+      <w:r>
+        <w:rPr>
+          <w:lang w:val="pt_PT" w:bidi="pt_PT"/>
+        </w:rPr>
+      </w:r>
+      <w:r>
+        <w:rPr>
+          <w:b/>
+          <w:lang w:val="pt_PT" w:bidi="pt_PT"/>
+        </w:rPr>
+        <w:t>ἅτινα ἦν μοι κέρδη</w:t>
       </w:r>
     </w:p>
     <w:p>
@@ -25565,6 +29480,21 @@
           <w:b/>
           <w:lang w:val="pt_PT" w:bidi="pt_PT"/>
         </w:rPr>
+        <w:t>ἅτινα ἦν μοι κέρδη</w:t>
+      </w:r>
+    </w:p>
+    <w:p>
+      <w:pPr/>
+      <w:r>
+        <w:rPr>
+          <w:lang w:val="pt_PT" w:bidi="pt_PT"/>
+        </w:rPr>
+      </w:r>
+      <w:r>
+        <w:rPr>
+          <w:b/>
+          <w:lang w:val="pt_PT" w:bidi="pt_PT"/>
+        </w:rPr>
         <w:t>"No passado, todas essas coisas valiam muito para mim".</w:t>
       </w:r>
     </w:p>
@@ -25634,6 +29564,21 @@
         <w:rPr>
           <w:lang w:val="pt_PT" w:bidi="pt_PT"/>
         </w:rPr>
+      </w:r>
+    </w:p>
+    <w:p>
+      <w:pPr/>
+      <w:r>
+        <w:rPr>
+          <w:lang w:val="pt_PT" w:bidi="pt_PT"/>
+        </w:rPr>
+      </w:r>
+      <w:r>
+        <w:rPr>
+          <w:b/>
+          <w:lang w:val="pt_PT" w:bidi="pt_PT"/>
+        </w:rPr>
+        <w:t>ταῦτα ἥγημαι διὰ τὸν Χριστὸν ζημίαν</w:t>
       </w:r>
     </w:p>
     <w:p>
@@ -25939,6 +29884,21 @@
           <w:b/>
           <w:lang w:val="pt_PT" w:bidi="pt_PT"/>
         </w:rPr>
+        <w:t>ζημίαν</w:t>
+      </w:r>
+    </w:p>
+    <w:p>
+      <w:pPr/>
+      <w:r>
+        <w:rPr>
+          <w:lang w:val="pt_PT" w:bidi="pt_PT"/>
+        </w:rPr>
+      </w:r>
+      <w:r>
+        <w:rPr>
+          <w:b/>
+          <w:lang w:val="pt_PT" w:bidi="pt_PT"/>
+        </w:rPr>
         <w:t>"completa perda".</w:t>
       </w:r>
     </w:p>
@@ -26053,6 +30013,21 @@
           <w:b/>
           <w:lang w:val="pt_PT" w:bidi="pt_PT"/>
         </w:rPr>
+        <w:t>καὶ ἡγοῦμαι πάντα ζημίαν εἶναι, διὰ τὸ ὑπερέχον τῆς γνώσεως Χριστοῦ Ἰησοῦ τοῦ Κυρίου μου</w:t>
+      </w:r>
+    </w:p>
+    <w:p>
+      <w:pPr/>
+      <w:r>
+        <w:rPr>
+          <w:lang w:val="pt_PT" w:bidi="pt_PT"/>
+        </w:rPr>
+      </w:r>
+      <w:r>
+        <w:rPr>
+          <w:b/>
+          <w:lang w:val="pt_PT" w:bidi="pt_PT"/>
+        </w:rPr>
         <w:t>"E não somente essas coisas, mas considero tudo uma completa perda, comparado com aquilo que tem muito mais valor, isto é, conhecer completamente Cristo Jesus, o meu Senhor".</w:t>
       </w:r>
     </w:p>
@@ -26149,6 +30124,21 @@
           <w:b/>
           <w:lang w:val="pt_PT" w:bidi="pt_PT"/>
         </w:rPr>
+        <w:t>διὰ τὸ ὑπερέχον τῆς γνώσεως Χριστοῦ Ἰησοῦ τοῦ Κυρίου μου</w:t>
+      </w:r>
+    </w:p>
+    <w:p>
+      <w:pPr/>
+      <w:r>
+        <w:rPr>
+          <w:lang w:val="pt_PT" w:bidi="pt_PT"/>
+        </w:rPr>
+      </w:r>
+      <w:r>
+        <w:rPr>
+          <w:b/>
+          <w:lang w:val="pt_PT" w:bidi="pt_PT"/>
+        </w:rPr>
         <w:t>"mas considero tudo uma completa perda, comparado com aquilo que tem muito mais valor, isto é, conhecer completamente Cristo Jesus, o meu Senhor".</w:t>
       </w:r>
     </w:p>
@@ -26232,6 +30222,21 @@
           <w:b/>
           <w:lang w:val="pt_PT" w:bidi="pt_PT"/>
         </w:rPr>
+        <w:t>διὰ τὸ ὑπερέχον τῆς γνώσεως Χριστοῦ Ἰησοῦ τοῦ Κυρίου μου</w:t>
+      </w:r>
+    </w:p>
+    <w:p>
+      <w:pPr/>
+      <w:r>
+        <w:rPr>
+          <w:lang w:val="pt_PT" w:bidi="pt_PT"/>
+        </w:rPr>
+      </w:r>
+      <w:r>
+        <w:rPr>
+          <w:b/>
+          <w:lang w:val="pt_PT" w:bidi="pt_PT"/>
+        </w:rPr>
         <w:t>"comparado com aquilo que tem muito mais valor, isto é, conhecer completamente Cristo Jesus, o meu Senhor".</w:t>
       </w:r>
     </w:p>
@@ -26295,6 +30300,21 @@
           <w:b/>
           <w:lang w:val="pt_PT" w:bidi="pt_PT"/>
         </w:rPr>
+        <w:t>τῆς γνώσεως Χριστοῦ Ἰησοῦ τοῦ Κυρίου μου</w:t>
+      </w:r>
+    </w:p>
+    <w:p>
+      <w:pPr/>
+      <w:r>
+        <w:rPr>
+          <w:lang w:val="pt_PT" w:bidi="pt_PT"/>
+        </w:rPr>
+      </w:r>
+      <w:r>
+        <w:rPr>
+          <w:b/>
+          <w:lang w:val="pt_PT" w:bidi="pt_PT"/>
+        </w:rPr>
         <w:t>"conhecer completamente Cristo Jesus, o meu Senhor".</w:t>
       </w:r>
     </w:p>
@@ -26377,6 +30397,21 @@
         <w:rPr>
           <w:lang w:val="pt_PT" w:bidi="pt_PT"/>
         </w:rPr>
+      </w:r>
+    </w:p>
+    <w:p>
+      <w:pPr/>
+      <w:r>
+        <w:rPr>
+          <w:lang w:val="pt_PT" w:bidi="pt_PT"/>
+        </w:rPr>
+      </w:r>
+      <w:r>
+        <w:rPr>
+          <w:b/>
+          <w:lang w:val="pt_PT" w:bidi="pt_PT"/>
+        </w:rPr>
+        <w:t>δι’ ὃν τὰ πάντα ἐζημιώθην</w:t>
       </w:r>
     </w:p>
     <w:p>
@@ -26586,6 +30621,21 @@
           <w:b/>
           <w:lang w:val="pt_PT" w:bidi="pt_PT"/>
         </w:rPr>
+        <w:t>σκύβαλα</w:t>
+      </w:r>
+    </w:p>
+    <w:p>
+      <w:pPr/>
+      <w:r>
+        <w:rPr>
+          <w:lang w:val="pt_PT" w:bidi="pt_PT"/>
+        </w:rPr>
+      </w:r>
+      <w:r>
+        <w:rPr>
+          <w:b/>
+          <w:lang w:val="pt_PT" w:bidi="pt_PT"/>
+        </w:rPr>
         <w:t>"como se fosse lixo".</w:t>
       </w:r>
     </w:p>
@@ -26763,6 +30813,21 @@
           <w:b/>
           <w:lang w:val="pt_PT" w:bidi="pt_PT"/>
         </w:rPr>
+        <w:t>ἵνα Χριστὸν κερδήσω</w:t>
+      </w:r>
+    </w:p>
+    <w:p>
+      <w:pPr/>
+      <w:r>
+        <w:rPr>
+          <w:lang w:val="pt_PT" w:bidi="pt_PT"/>
+        </w:rPr>
+      </w:r>
+      <w:r>
+        <w:rPr>
+          <w:b/>
+          <w:lang w:val="pt_PT" w:bidi="pt_PT"/>
+        </w:rPr>
         <w:t>"a fim de poder ganhar a Cristo".</w:t>
       </w:r>
     </w:p>
@@ -26859,6 +30924,21 @@
           <w:b/>
           <w:lang w:val="pt_PT" w:bidi="pt_PT"/>
         </w:rPr>
+        <w:t>καὶ εὑρεθῶ ἐν αὐτῷ</w:t>
+      </w:r>
+    </w:p>
+    <w:p>
+      <w:pPr/>
+      <w:r>
+        <w:rPr>
+          <w:lang w:val="pt_PT" w:bidi="pt_PT"/>
+        </w:rPr>
+      </w:r>
+      <w:r>
+        <w:rPr>
+          <w:b/>
+          <w:lang w:val="pt_PT" w:bidi="pt_PT"/>
+        </w:rPr>
         <w:t>"e estar unido com ele".</w:t>
       </w:r>
     </w:p>
@@ -26955,6 +31035,21 @@
           <w:b/>
           <w:lang w:val="pt_PT" w:bidi="pt_PT"/>
         </w:rPr>
+        <w:t>μὴ ἔχων ἐμὴν δικαιοσύνην, τὴν ἐκ νόμου</w:t>
+      </w:r>
+    </w:p>
+    <w:p>
+      <w:pPr/>
+      <w:r>
+        <w:rPr>
+          <w:lang w:val="pt_PT" w:bidi="pt_PT"/>
+        </w:rPr>
+      </w:r>
+      <w:r>
+        <w:rPr>
+          <w:b/>
+          <w:lang w:val="pt_PT" w:bidi="pt_PT"/>
+        </w:rPr>
         <w:t>"Eu já não procuro mais ser aceito por Deus por causa da minha obediência à lei".</w:t>
       </w:r>
     </w:p>
@@ -27064,6 +31159,21 @@
           <w:b/>
           <w:lang w:val="pt_PT" w:bidi="pt_PT"/>
         </w:rPr>
+        <w:t>ἀλλὰ τὴν διὰ πίστεως Χριστοῦ</w:t>
+      </w:r>
+    </w:p>
+    <w:p>
+      <w:pPr/>
+      <w:r>
+        <w:rPr>
+          <w:lang w:val="pt_PT" w:bidi="pt_PT"/>
+        </w:rPr>
+      </w:r>
+      <w:r>
+        <w:rPr>
+          <w:b/>
+          <w:lang w:val="pt_PT" w:bidi="pt_PT"/>
+        </w:rPr>
         <w:t>"Pois agora é por meio da minha fé em Cristo que eu sou aceito".</w:t>
       </w:r>
     </w:p>
@@ -27173,6 +31283,21 @@
           <w:b/>
           <w:lang w:val="pt_PT" w:bidi="pt_PT"/>
         </w:rPr>
+        <w:t>ἀλλὰ τὴν διὰ πίστεως Χριστοῦ</w:t>
+      </w:r>
+    </w:p>
+    <w:p>
+      <w:pPr/>
+      <w:r>
+        <w:rPr>
+          <w:lang w:val="pt_PT" w:bidi="pt_PT"/>
+        </w:rPr>
+      </w:r>
+      <w:r>
+        <w:rPr>
+          <w:b/>
+          <w:lang w:val="pt_PT" w:bidi="pt_PT"/>
+        </w:rPr>
         <w:t>"Pois agora é por meio da minha fé em Cristo que eu sou aceito".</w:t>
       </w:r>
     </w:p>
@@ -27256,6 +31381,21 @@
           <w:b/>
           <w:lang w:val="pt_PT" w:bidi="pt_PT"/>
         </w:rPr>
+        <w:t>τὴν ἐκ Θεοῦ δικαιοσύνην ἐπὶ τῇ πίστει</w:t>
+      </w:r>
+    </w:p>
+    <w:p>
+      <w:pPr/>
+      <w:r>
+        <w:rPr>
+          <w:lang w:val="pt_PT" w:bidi="pt_PT"/>
+        </w:rPr>
+      </w:r>
+      <w:r>
+        <w:rPr>
+          <w:b/>
+          <w:lang w:val="pt_PT" w:bidi="pt_PT"/>
+        </w:rPr>
         <w:t>"Pois agora é por meio da minha fé em Cristo que eu sou aceito".</w:t>
       </w:r>
     </w:p>
@@ -27339,6 +31479,21 @@
           <w:b/>
           <w:lang w:val="pt_PT" w:bidi="pt_PT"/>
         </w:rPr>
+        <w:t>τὴν ἐκ Θεοῦ δικαιοσύνην ἐπὶ τῇ πίστει</w:t>
+      </w:r>
+    </w:p>
+    <w:p>
+      <w:pPr/>
+      <w:r>
+        <w:rPr>
+          <w:lang w:val="pt_PT" w:bidi="pt_PT"/>
+        </w:rPr>
+      </w:r>
+      <w:r>
+        <w:rPr>
+          <w:b/>
+          <w:lang w:val="pt_PT" w:bidi="pt_PT"/>
+        </w:rPr>
         <w:t>"essa aceitação vem de Deus e se baseia na fé".</w:t>
       </w:r>
     </w:p>
@@ -27461,6 +31616,21 @@
           <w:b/>
           <w:lang w:val="pt_PT" w:bidi="pt_PT"/>
         </w:rPr>
+        <w:t>ἐπὶ τῇ πίστει</w:t>
+      </w:r>
+    </w:p>
+    <w:p>
+      <w:pPr/>
+      <w:r>
+        <w:rPr>
+          <w:lang w:val="pt_PT" w:bidi="pt_PT"/>
+        </w:rPr>
+      </w:r>
+      <w:r>
+        <w:rPr>
+          <w:b/>
+          <w:lang w:val="pt_PT" w:bidi="pt_PT"/>
+        </w:rPr>
         <w:t>"se baseia na fé".</w:t>
       </w:r>
     </w:p>
@@ -27557,6 +31727,21 @@
           <w:b/>
           <w:lang w:val="pt_PT" w:bidi="pt_PT"/>
         </w:rPr>
+        <w:t>τοῦ γνῶναι αὐτὸν, καὶ τὴν δύναμιν τῆς ἀναστάσεως αὐτοῦ, καὶ κοινωνίαν παθημάτων αὐτοῦ, συμμορφιζόμενος τῷ θανάτῳ αὐτοῦ</w:t>
+      </w:r>
+    </w:p>
+    <w:p>
+      <w:pPr/>
+      <w:r>
+        <w:rPr>
+          <w:lang w:val="pt_PT" w:bidi="pt_PT"/>
+        </w:rPr>
+      </w:r>
+      <w:r>
+        <w:rPr>
+          <w:b/>
+          <w:lang w:val="pt_PT" w:bidi="pt_PT"/>
+        </w:rPr>
         <w:t>"Tudo o que eu quero é conhecer a Cristo e sentir em mim o poder da sua ressurreição. Quero também tomar parte nos seus sofrimentos e me tornar como ele na sua morte".</w:t>
       </w:r>
     </w:p>
@@ -27666,6 +31851,21 @@
           <w:b/>
           <w:lang w:val="pt_PT" w:bidi="pt_PT"/>
         </w:rPr>
+        <w:t>καὶ</w:t>
+      </w:r>
+    </w:p>
+    <w:p>
+      <w:pPr/>
+      <w:r>
+        <w:rPr>
+          <w:lang w:val="pt_PT" w:bidi="pt_PT"/>
+        </w:rPr>
+      </w:r>
+      <w:r>
+        <w:rPr>
+          <w:b/>
+          <w:lang w:val="pt_PT" w:bidi="pt_PT"/>
+        </w:rPr>
         <w:t>"e".</w:t>
       </w:r>
     </w:p>
@@ -27748,6 +31948,21 @@
         <w:rPr>
           <w:lang w:val="pt_PT" w:bidi="pt_PT"/>
         </w:rPr>
+      </w:r>
+    </w:p>
+    <w:p>
+      <w:pPr/>
+      <w:r>
+        <w:rPr>
+          <w:lang w:val="pt_PT" w:bidi="pt_PT"/>
+        </w:rPr>
+      </w:r>
+      <w:r>
+        <w:rPr>
+          <w:b/>
+          <w:lang w:val="pt_PT" w:bidi="pt_PT"/>
+        </w:rPr>
+        <w:t>τοῦ γνῶναι αὐτὸν, καὶ τὴν δύναμιν τῆς ἀναστάσεως αὐτοῦ, καὶ κοινωνίαν παθημάτων αὐτοῦ</w:t>
       </w:r>
     </w:p>
     <w:p>
@@ -27945,6 +32160,21 @@
           <w:b/>
           <w:lang w:val="pt_PT" w:bidi="pt_PT"/>
         </w:rPr>
+        <w:t>δύναμιν</w:t>
+      </w:r>
+    </w:p>
+    <w:p>
+      <w:pPr/>
+      <w:r>
+        <w:rPr>
+          <w:lang w:val="pt_PT" w:bidi="pt_PT"/>
+        </w:rPr>
+      </w:r>
+      <w:r>
+        <w:rPr>
+          <w:b/>
+          <w:lang w:val="pt_PT" w:bidi="pt_PT"/>
+        </w:rPr>
         <w:t>"o poder da sua ressureição".</w:t>
       </w:r>
     </w:p>
@@ -28054,6 +32284,21 @@
           <w:b/>
           <w:lang w:val="pt_PT" w:bidi="pt_PT"/>
         </w:rPr>
+        <w:t>καὶ κοινωνίαν παθημάτων αὐτοῦ</w:t>
+      </w:r>
+    </w:p>
+    <w:p>
+      <w:pPr/>
+      <w:r>
+        <w:rPr>
+          <w:lang w:val="pt_PT" w:bidi="pt_PT"/>
+        </w:rPr>
+      </w:r>
+      <w:r>
+        <w:rPr>
+          <w:b/>
+          <w:lang w:val="pt_PT" w:bidi="pt_PT"/>
+        </w:rPr>
         <w:t>"Quero também tomar parte nos seus sofrimentos".</w:t>
       </w:r>
     </w:p>
@@ -28137,6 +32382,21 @@
           <w:b/>
           <w:lang w:val="pt_PT" w:bidi="pt_PT"/>
         </w:rPr>
+        <w:t>καὶ κοινωνίαν παθημάτων αὐτοῦ</w:t>
+      </w:r>
+    </w:p>
+    <w:p>
+      <w:pPr/>
+      <w:r>
+        <w:rPr>
+          <w:lang w:val="pt_PT" w:bidi="pt_PT"/>
+        </w:rPr>
+      </w:r>
+      <w:r>
+        <w:rPr>
+          <w:b/>
+          <w:lang w:val="pt_PT" w:bidi="pt_PT"/>
+        </w:rPr>
         <w:t>"Quero também tomar parte nos seus sofrimentos".</w:t>
       </w:r>
     </w:p>
@@ -28233,6 +32493,21 @@
           <w:b/>
           <w:lang w:val="pt_PT" w:bidi="pt_PT"/>
         </w:rPr>
+        <w:t>καὶ</w:t>
+      </w:r>
+    </w:p>
+    <w:p>
+      <w:pPr/>
+      <w:r>
+        <w:rPr>
+          <w:lang w:val="pt_PT" w:bidi="pt_PT"/>
+        </w:rPr>
+      </w:r>
+      <w:r>
+        <w:rPr>
+          <w:b/>
+          <w:lang w:val="pt_PT" w:bidi="pt_PT"/>
+        </w:rPr>
         <w:t>"Quero também".</w:t>
       </w:r>
     </w:p>
@@ -28329,6 +32604,21 @@
           <w:b/>
           <w:lang w:val="pt_PT" w:bidi="pt_PT"/>
         </w:rPr>
+        <w:t>συμμορφιζόμενος τῷ θανάτῳ αὐτοῦ</w:t>
+      </w:r>
+    </w:p>
+    <w:p>
+      <w:pPr/>
+      <w:r>
+        <w:rPr>
+          <w:lang w:val="pt_PT" w:bidi="pt_PT"/>
+        </w:rPr>
+      </w:r>
+      <w:r>
+        <w:rPr>
+          <w:b/>
+          <w:lang w:val="pt_PT" w:bidi="pt_PT"/>
+        </w:rPr>
         <w:t>"e me tornar como ele na sua morte".</w:t>
       </w:r>
     </w:p>
@@ -28425,6 +32715,21 @@
           <w:b/>
           <w:lang w:val="pt_PT" w:bidi="pt_PT"/>
         </w:rPr>
+        <w:t>συμμορφιζόμενος τῷ θανάτῳ αὐτοῦ</w:t>
+      </w:r>
+    </w:p>
+    <w:p>
+      <w:pPr/>
+      <w:r>
+        <w:rPr>
+          <w:lang w:val="pt_PT" w:bidi="pt_PT"/>
+        </w:rPr>
+      </w:r>
+      <w:r>
+        <w:rPr>
+          <w:b/>
+          <w:lang w:val="pt_PT" w:bidi="pt_PT"/>
+        </w:rPr>
         <w:t>"e me tornar como ele na sua morte".</w:t>
       </w:r>
     </w:p>
@@ -28521,6 +32826,21 @@
           <w:b/>
           <w:lang w:val="pt_PT" w:bidi="pt_PT"/>
         </w:rPr>
+        <w:t>τὴν ἐξανάστασιν τὴν ἐκ νεκρῶν</w:t>
+      </w:r>
+    </w:p>
+    <w:p>
+      <w:pPr/>
+      <w:r>
+        <w:rPr>
+          <w:lang w:val="pt_PT" w:bidi="pt_PT"/>
+        </w:rPr>
+      </w:r>
+      <w:r>
+        <w:rPr>
+          <w:b/>
+          <w:lang w:val="pt_PT" w:bidi="pt_PT"/>
+        </w:rPr>
         <w:t>"eu mesmo seja ressuscitado da morte para a vida".</w:t>
       </w:r>
     </w:p>
@@ -28584,6 +32904,21 @@
           <w:b/>
           <w:lang w:val="pt_PT" w:bidi="pt_PT"/>
         </w:rPr>
+        <w:t>οὐχ ὅτι ἤδη ἔλαβον</w:t>
+      </w:r>
+    </w:p>
+    <w:p>
+      <w:pPr/>
+      <w:r>
+        <w:rPr>
+          <w:lang w:val="pt_PT" w:bidi="pt_PT"/>
+        </w:rPr>
+      </w:r>
+      <w:r>
+        <w:rPr>
+          <w:b/>
+          <w:lang w:val="pt_PT" w:bidi="pt_PT"/>
+        </w:rPr>
         <w:t>"Não estou querendo dizer que já consegui tudo o que quero".</w:t>
       </w:r>
     </w:p>
@@ -28693,6 +33028,21 @@
           <w:b/>
           <w:lang w:val="pt_PT" w:bidi="pt_PT"/>
         </w:rPr>
+        <w:t>ἢ ἤδη τετελείωμαι</w:t>
+      </w:r>
+    </w:p>
+    <w:p>
+      <w:pPr/>
+      <w:r>
+        <w:rPr>
+          <w:lang w:val="pt_PT" w:bidi="pt_PT"/>
+        </w:rPr>
+      </w:r>
+      <w:r>
+        <w:rPr>
+          <w:b/>
+          <w:lang w:val="pt_PT" w:bidi="pt_PT"/>
+        </w:rPr>
         <w:t>"ou que já fiquei perfeito".</w:t>
       </w:r>
     </w:p>
@@ -28789,6 +33139,21 @@
           <w:b/>
           <w:lang w:val="pt_PT" w:bidi="pt_PT"/>
         </w:rPr>
+        <w:t>ἤδη τετελείωμαι</w:t>
+      </w:r>
+    </w:p>
+    <w:p>
+      <w:pPr/>
+      <w:r>
+        <w:rPr>
+          <w:lang w:val="pt_PT" w:bidi="pt_PT"/>
+        </w:rPr>
+      </w:r>
+      <w:r>
+        <w:rPr>
+          <w:b/>
+          <w:lang w:val="pt_PT" w:bidi="pt_PT"/>
+        </w:rPr>
         <w:t>"ou que já fiquei perfeito".</w:t>
       </w:r>
     </w:p>
@@ -28885,6 +33250,21 @@
           <w:b/>
           <w:lang w:val="pt_PT" w:bidi="pt_PT"/>
         </w:rPr>
+        <w:t>ἤδη τετελείωμαι</w:t>
+      </w:r>
+    </w:p>
+    <w:p>
+      <w:pPr/>
+      <w:r>
+        <w:rPr>
+          <w:lang w:val="pt_PT" w:bidi="pt_PT"/>
+        </w:rPr>
+      </w:r>
+      <w:r>
+        <w:rPr>
+          <w:b/>
+          <w:lang w:val="pt_PT" w:bidi="pt_PT"/>
+        </w:rPr>
         <w:t>"ou que já fiquei perfeito".</w:t>
       </w:r>
     </w:p>
@@ -28967,6 +33347,21 @@
         <w:rPr>
           <w:lang w:val="pt_PT" w:bidi="pt_PT"/>
         </w:rPr>
+      </w:r>
+    </w:p>
+    <w:p>
+      <w:pPr/>
+      <w:r>
+        <w:rPr>
+          <w:lang w:val="pt_PT" w:bidi="pt_PT"/>
+        </w:rPr>
+      </w:r>
+      <w:r>
+        <w:rPr>
+          <w:b/>
+          <w:lang w:val="pt_PT" w:bidi="pt_PT"/>
+        </w:rPr>
+        <w:t>καταλάβω, ἐφ’ ᾧ καὶ κατελήμφθην ὑπὸ Χριστοῦ Ἰησοῦ</w:t>
       </w:r>
     </w:p>
     <w:p>
@@ -29202,6 +33597,21 @@
           <w:b/>
           <w:lang w:val="pt_PT" w:bidi="pt_PT"/>
         </w:rPr>
+        <w:t>ἐγὼ ἐμαυτὸν οὐ λογίζομαι κατειληφέναι</w:t>
+      </w:r>
+    </w:p>
+    <w:p>
+      <w:pPr/>
+      <w:r>
+        <w:rPr>
+          <w:lang w:val="pt_PT" w:bidi="pt_PT"/>
+        </w:rPr>
+      </w:r>
+      <w:r>
+        <w:rPr>
+          <w:b/>
+          <w:lang w:val="pt_PT" w:bidi="pt_PT"/>
+        </w:rPr>
         <w:t>"É claro, irmãos, que eu não penso que já consegui isso".</w:t>
       </w:r>
     </w:p>
@@ -29311,6 +33721,21 @@
           <w:b/>
           <w:lang w:val="pt_PT" w:bidi="pt_PT"/>
         </w:rPr>
+        <w:t>ἓν δέ</w:t>
+      </w:r>
+    </w:p>
+    <w:p>
+      <w:pPr/>
+      <w:r>
+        <w:rPr>
+          <w:lang w:val="pt_PT" w:bidi="pt_PT"/>
+        </w:rPr>
+      </w:r>
+      <w:r>
+        <w:rPr>
+          <w:b/>
+          <w:lang w:val="pt_PT" w:bidi="pt_PT"/>
+        </w:rPr>
         <w:t>"Porém uma coisa eu faço".</w:t>
       </w:r>
     </w:p>
@@ -29380,6 +33805,21 @@
         <w:rPr>
           <w:lang w:val="pt_PT" w:bidi="pt_PT"/>
         </w:rPr>
+      </w:r>
+    </w:p>
+    <w:p>
+      <w:pPr/>
+      <w:r>
+        <w:rPr>
+          <w:lang w:val="pt_PT" w:bidi="pt_PT"/>
+        </w:rPr>
+      </w:r>
+      <w:r>
+        <w:rPr>
+          <w:b/>
+          <w:lang w:val="pt_PT" w:bidi="pt_PT"/>
+        </w:rPr>
+        <w:t>τὰ μὲν ὀπίσω ἐπιλανθανόμενος, τοῖς δὲ ἔμπροσθεν ἐπεκτεινόμενος</w:t>
       </w:r>
     </w:p>
     <w:p>
@@ -29508,6 +33948,21 @@
           <w:b/>
           <w:lang w:val="pt_PT" w:bidi="pt_PT"/>
         </w:rPr>
+        <w:t>κατὰ σκοπὸν διώκω εἰς τὸ βραβεῖον</w:t>
+      </w:r>
+    </w:p>
+    <w:p>
+      <w:pPr/>
+      <w:r>
+        <w:rPr>
+          <w:lang w:val="pt_PT" w:bidi="pt_PT"/>
+        </w:rPr>
+      </w:r>
+      <w:r>
+        <w:rPr>
+          <w:b/>
+          <w:lang w:val="pt_PT" w:bidi="pt_PT"/>
+        </w:rPr>
         <w:t>"Corro direto para a linha de chegada a fim de conseguir o prêmio da vitória".</w:t>
       </w:r>
     </w:p>
@@ -29604,6 +34059,21 @@
           <w:b/>
           <w:lang w:val="pt_PT" w:bidi="pt_PT"/>
         </w:rPr>
+        <w:t>σκοπὸν &amp; εἰς τὸ βραβεῖον τῆς ἄνω κλήσεως τοῦ Θεοῦ</w:t>
+      </w:r>
+    </w:p>
+    <w:p>
+      <w:pPr/>
+      <w:r>
+        <w:rPr>
+          <w:lang w:val="pt_PT" w:bidi="pt_PT"/>
+        </w:rPr>
+      </w:r>
+      <w:r>
+        <w:rPr>
+          <w:b/>
+          <w:lang w:val="pt_PT" w:bidi="pt_PT"/>
+        </w:rPr>
         <w:t>"a fim de conseguir o prêmio da vitória. Esse prêmio é a nova vida para a qual Deus me chamou por meio de Cristo Jesus".</w:t>
       </w:r>
     </w:p>
@@ -29693,6 +34163,21 @@
           <w:b/>
           <w:lang w:val="pt_PT" w:bidi="pt_PT"/>
         </w:rPr>
+        <w:t>τὸ βραβεῖον τῆς ἄνω κλήσεως τοῦ Θεοῦ</w:t>
+      </w:r>
+    </w:p>
+    <w:p>
+      <w:pPr/>
+      <w:r>
+        <w:rPr>
+          <w:lang w:val="pt_PT" w:bidi="pt_PT"/>
+        </w:rPr>
+      </w:r>
+      <w:r>
+        <w:rPr>
+          <w:b/>
+          <w:lang w:val="pt_PT" w:bidi="pt_PT"/>
+        </w:rPr>
         <w:t>"o prêmio da vitória. Esse prêmio é a nova vida para a qual Deus me chamou".</w:t>
       </w:r>
     </w:p>
@@ -29828,6 +34313,21 @@
           <w:b/>
           <w:lang w:val="pt_PT" w:bidi="pt_PT"/>
         </w:rPr>
+        <w:t>τῆς ἄνω κλήσεως τοῦ Θεοῦ</w:t>
+      </w:r>
+    </w:p>
+    <w:p>
+      <w:pPr/>
+      <w:r>
+        <w:rPr>
+          <w:lang w:val="pt_PT" w:bidi="pt_PT"/>
+        </w:rPr>
+      </w:r>
+      <w:r>
+        <w:rPr>
+          <w:b/>
+          <w:lang w:val="pt_PT" w:bidi="pt_PT"/>
+        </w:rPr>
         <w:t>"a nova vida para a qual Deus me chamou por meio de Cristo Jesus".</w:t>
       </w:r>
     </w:p>
@@ -29950,6 +34450,21 @@
           <w:b/>
           <w:lang w:val="pt_PT" w:bidi="pt_PT"/>
         </w:rPr>
+        <w:t>κατὰ σκοπὸν διώκω εἰς τὸ βραβεῖον τῆς ἄνω κλήσεως τοῦ Θεοῦ ἐν Χριστῷ Ἰησοῦ</w:t>
+      </w:r>
+    </w:p>
+    <w:p>
+      <w:pPr/>
+      <w:r>
+        <w:rPr>
+          <w:lang w:val="pt_PT" w:bidi="pt_PT"/>
+        </w:rPr>
+      </w:r>
+      <w:r>
+        <w:rPr>
+          <w:b/>
+          <w:lang w:val="pt_PT" w:bidi="pt_PT"/>
+        </w:rPr>
         <w:t>"Corro direto para a linha de chegada a fim de conseguir o prêmio da vitória. Esse prêmio é a nova vida para a qual Deus me chamou por meio de Cristo Jesus".</w:t>
       </w:r>
     </w:p>
@@ -30072,6 +34587,21 @@
           <w:b/>
           <w:lang w:val="pt_PT" w:bidi="pt_PT"/>
         </w:rPr>
+        <w:t>κατὰ σκοπὸν διώκω εἰς τὸ βραβεῖον τῆς ἄνω κλήσεως τοῦ Θεοῦ ἐν Χριστῷ Ἰησοῦ</w:t>
+      </w:r>
+    </w:p>
+    <w:p>
+      <w:pPr/>
+      <w:r>
+        <w:rPr>
+          <w:lang w:val="pt_PT" w:bidi="pt_PT"/>
+        </w:rPr>
+      </w:r>
+      <w:r>
+        <w:rPr>
+          <w:b/>
+          <w:lang w:val="pt_PT" w:bidi="pt_PT"/>
+        </w:rPr>
         <w:t>"Corro direto para a linha de chegada a fim de conseguir o prêmio da vitória. Esse prêmio é a nova vida para a qual Deus me chamou por meio de Cristo Jesus".</w:t>
       </w:r>
     </w:p>
@@ -30141,6 +34671,21 @@
         <w:rPr>
           <w:lang w:val="pt_PT" w:bidi="pt_PT"/>
         </w:rPr>
+      </w:r>
+    </w:p>
+    <w:p>
+      <w:pPr/>
+      <w:r>
+        <w:rPr>
+          <w:lang w:val="pt_PT" w:bidi="pt_PT"/>
+        </w:rPr>
+      </w:r>
+      <w:r>
+        <w:rPr>
+          <w:b/>
+          <w:lang w:val="pt_PT" w:bidi="pt_PT"/>
+        </w:rPr>
+        <w:t>οὖν</w:t>
       </w:r>
     </w:p>
     <w:p>
@@ -30287,6 +34832,21 @@
           <w:b/>
           <w:lang w:val="pt_PT" w:bidi="pt_PT"/>
         </w:rPr>
+        <w:t>ὅσοι</w:t>
+      </w:r>
+    </w:p>
+    <w:p>
+      <w:pPr/>
+      <w:r>
+        <w:rPr>
+          <w:lang w:val="pt_PT" w:bidi="pt_PT"/>
+        </w:rPr>
+      </w:r>
+      <w:r>
+        <w:rPr>
+          <w:b/>
+          <w:lang w:val="pt_PT" w:bidi="pt_PT"/>
+        </w:rPr>
         <w:t>"Todos nós que somos espiritualmente maduros".</w:t>
       </w:r>
     </w:p>
@@ -30459,6 +35019,21 @@
           <w:b/>
           <w:lang w:val="pt_PT" w:bidi="pt_PT"/>
         </w:rPr>
+        <w:t>καὶ τοῦτο ὁ Θεὸς ὑμῖν ἀποκαλύψει</w:t>
+      </w:r>
+    </w:p>
+    <w:p>
+      <w:pPr/>
+      <w:r>
+        <w:rPr>
+          <w:lang w:val="pt_PT" w:bidi="pt_PT"/>
+        </w:rPr>
+      </w:r>
+      <w:r>
+        <w:rPr>
+          <w:b/>
+          <w:lang w:val="pt_PT" w:bidi="pt_PT"/>
+        </w:rPr>
         <w:t>"Deus vai tornar as coisas claras para vocês".</w:t>
       </w:r>
     </w:p>
@@ -30522,6 +35097,21 @@
           <w:b/>
           <w:lang w:val="pt_PT" w:bidi="pt_PT"/>
         </w:rPr>
+        <w:t>εἰς ὃ ἐφθάσαμεν, τῷ αὐτῷ στοιχεῖν</w:t>
+      </w:r>
+    </w:p>
+    <w:p>
+      <w:pPr/>
+      <w:r>
+        <w:rPr>
+          <w:lang w:val="pt_PT" w:bidi="pt_PT"/>
+        </w:rPr>
+      </w:r>
+      <w:r>
+        <w:rPr>
+          <w:b/>
+          <w:lang w:val="pt_PT" w:bidi="pt_PT"/>
+        </w:rPr>
         <w:t>"Portanto, vamos em frente, na mesma direção que temos seguido até agora".</w:t>
       </w:r>
     </w:p>
@@ -30618,6 +35208,21 @@
           <w:b/>
           <w:lang w:val="pt_PT" w:bidi="pt_PT"/>
         </w:rPr>
+        <w:t>εἰς ὃ ἐφθάσαμεν, τῷ αὐτῷ στοιχεῖν</w:t>
+      </w:r>
+    </w:p>
+    <w:p>
+      <w:pPr/>
+      <w:r>
+        <w:rPr>
+          <w:lang w:val="pt_PT" w:bidi="pt_PT"/>
+        </w:rPr>
+      </w:r>
+      <w:r>
+        <w:rPr>
+          <w:b/>
+          <w:lang w:val="pt_PT" w:bidi="pt_PT"/>
+        </w:rPr>
         <w:t>"Portanto, vamos em frente, na mesma direção que temos seguido até agora".</w:t>
       </w:r>
     </w:p>
@@ -30681,6 +35286,21 @@
           <w:b/>
           <w:lang w:val="pt_PT" w:bidi="pt_PT"/>
         </w:rPr>
+        <w:t>συνμιμηταί μου γίνεσθε</w:t>
+      </w:r>
+    </w:p>
+    <w:p>
+      <w:pPr/>
+      <w:r>
+        <w:rPr>
+          <w:lang w:val="pt_PT" w:bidi="pt_PT"/>
+        </w:rPr>
+      </w:r>
+      <w:r>
+        <w:rPr>
+          <w:b/>
+          <w:lang w:val="pt_PT" w:bidi="pt_PT"/>
+        </w:rPr>
         <w:t>"Meus irmãos, continuem a ser meus imitadores".</w:t>
       </w:r>
     </w:p>
@@ -30730,6 +35350,21 @@
         <w:rPr>
           <w:lang w:val="pt_PT" w:bidi="pt_PT"/>
         </w:rPr>
+      </w:r>
+    </w:p>
+    <w:p>
+      <w:pPr/>
+      <w:r>
+        <w:rPr>
+          <w:lang w:val="pt_PT" w:bidi="pt_PT"/>
+        </w:rPr>
+      </w:r>
+      <w:r>
+        <w:rPr>
+          <w:b/>
+          <w:lang w:val="pt_PT" w:bidi="pt_PT"/>
+        </w:rPr>
+        <w:t>γίνεσθε</w:t>
       </w:r>
     </w:p>
     <w:p>
@@ -30920,6 +35555,21 @@
           <w:b/>
           <w:lang w:val="pt_PT" w:bidi="pt_PT"/>
         </w:rPr>
+        <w:t>σκοπεῖτε</w:t>
+      </w:r>
+    </w:p>
+    <w:p>
+      <w:pPr/>
+      <w:r>
+        <w:rPr>
+          <w:lang w:val="pt_PT" w:bidi="pt_PT"/>
+        </w:rPr>
+      </w:r>
+      <w:r>
+        <w:rPr>
+          <w:b/>
+          <w:lang w:val="pt_PT" w:bidi="pt_PT"/>
+        </w:rPr>
         <w:t>"E olhem com atenção".</w:t>
       </w:r>
     </w:p>
@@ -30996,6 +35646,21 @@
           <w:b/>
           <w:lang w:val="pt_PT" w:bidi="pt_PT"/>
         </w:rPr>
+        <w:t>τοὺς οὕτω περιπατοῦντας, καθὼς ἔχετε τύπον ἡμᾶς</w:t>
+      </w:r>
+    </w:p>
+    <w:p>
+      <w:pPr/>
+      <w:r>
+        <w:rPr>
+          <w:lang w:val="pt_PT" w:bidi="pt_PT"/>
+        </w:rPr>
+      </w:r>
+      <w:r>
+        <w:rPr>
+          <w:b/>
+          <w:lang w:val="pt_PT" w:bidi="pt_PT"/>
+        </w:rPr>
         <w:t>"E olhem com atenção também os que vivem de acordo com o exemplo que temos dado a vocês".</w:t>
       </w:r>
     </w:p>
@@ -31059,6 +35724,21 @@
           <w:b/>
           <w:lang w:val="pt_PT" w:bidi="pt_PT"/>
         </w:rPr>
+        <w:t>πολλοὶ γὰρ περιπατοῦσιν</w:t>
+      </w:r>
+    </w:p>
+    <w:p>
+      <w:pPr/>
+      <w:r>
+        <w:rPr>
+          <w:lang w:val="pt_PT" w:bidi="pt_PT"/>
+        </w:rPr>
+      </w:r>
+      <w:r>
+        <w:rPr>
+          <w:b/>
+          <w:lang w:val="pt_PT" w:bidi="pt_PT"/>
+        </w:rPr>
         <w:t>"Já disse isto muitas vezes e agora repito, chorando: existem muitos que, pela sua maneira de viver".</w:t>
       </w:r>
     </w:p>
@@ -31142,6 +35822,21 @@
           <w:b/>
           <w:lang w:val="pt_PT" w:bidi="pt_PT"/>
         </w:rPr>
+        <w:t>πολλοὶ γὰρ</w:t>
+      </w:r>
+    </w:p>
+    <w:p>
+      <w:pPr/>
+      <w:r>
+        <w:rPr>
+          <w:lang w:val="pt_PT" w:bidi="pt_PT"/>
+        </w:rPr>
+      </w:r>
+      <w:r>
+        <w:rPr>
+          <w:b/>
+          <w:lang w:val="pt_PT" w:bidi="pt_PT"/>
+        </w:rPr>
         <w:t>"existem muitos".</w:t>
       </w:r>
     </w:p>
@@ -31238,6 +35933,21 @@
           <w:b/>
           <w:lang w:val="pt_PT" w:bidi="pt_PT"/>
         </w:rPr>
+        <w:t>νῦν δὲ καὶ κλαίων</w:t>
+      </w:r>
+    </w:p>
+    <w:p>
+      <w:pPr/>
+      <w:r>
+        <w:rPr>
+          <w:lang w:val="pt_PT" w:bidi="pt_PT"/>
+        </w:rPr>
+      </w:r>
+      <w:r>
+        <w:rPr>
+          <w:b/>
+          <w:lang w:val="pt_PT" w:bidi="pt_PT"/>
+        </w:rPr>
         <w:t>"e agora repito, chorando".</w:t>
       </w:r>
     </w:p>
@@ -31301,6 +36011,21 @@
           <w:b/>
           <w:lang w:val="pt_PT" w:bidi="pt_PT"/>
         </w:rPr>
+        <w:t>τοὺς ἐχθροὺς τοῦ σταυροῦ τοῦ Χριστοῦ</w:t>
+      </w:r>
+    </w:p>
+    <w:p>
+      <w:pPr/>
+      <w:r>
+        <w:rPr>
+          <w:lang w:val="pt_PT" w:bidi="pt_PT"/>
+        </w:rPr>
+      </w:r>
+      <w:r>
+        <w:rPr>
+          <w:b/>
+          <w:lang w:val="pt_PT" w:bidi="pt_PT"/>
+        </w:rPr>
         <w:t>"existem muitos que, pela sua maneira de viver, se tornam inimigos da mensagem da morte de Cristo na cruz".</w:t>
       </w:r>
     </w:p>
@@ -31423,6 +36148,21 @@
           <w:b/>
           <w:lang w:val="pt_PT" w:bidi="pt_PT"/>
         </w:rPr>
+        <w:t>ὧν τὸ τέλος ἀπώλεια</w:t>
+      </w:r>
+    </w:p>
+    <w:p>
+      <w:pPr/>
+      <w:r>
+        <w:rPr>
+          <w:lang w:val="pt_PT" w:bidi="pt_PT"/>
+        </w:rPr>
+      </w:r>
+      <w:r>
+        <w:rPr>
+          <w:b/>
+          <w:lang w:val="pt_PT" w:bidi="pt_PT"/>
+        </w:rPr>
         <w:t>"Eles vão para a destruição no inferno".</w:t>
       </w:r>
     </w:p>
@@ -31506,6 +36246,21 @@
           <w:b/>
           <w:lang w:val="pt_PT" w:bidi="pt_PT"/>
         </w:rPr>
+        <w:t>ὧν τὸ τέλος ἀπώλεια</w:t>
+      </w:r>
+    </w:p>
+    <w:p>
+      <w:pPr/>
+      <w:r>
+        <w:rPr>
+          <w:lang w:val="pt_PT" w:bidi="pt_PT"/>
+        </w:rPr>
+      </w:r>
+      <w:r>
+        <w:rPr>
+          <w:b/>
+          <w:lang w:val="pt_PT" w:bidi="pt_PT"/>
+        </w:rPr>
         <w:t>"Eles vão para a destruição no inferno".</w:t>
       </w:r>
     </w:p>
@@ -31602,6 +36357,21 @@
           <w:b/>
           <w:lang w:val="pt_PT" w:bidi="pt_PT"/>
         </w:rPr>
+        <w:t>ὧν ὁ Θεὸς ἡ κοιλία</w:t>
+      </w:r>
+    </w:p>
+    <w:p>
+      <w:pPr/>
+      <w:r>
+        <w:rPr>
+          <w:lang w:val="pt_PT" w:bidi="pt_PT"/>
+        </w:rPr>
+      </w:r>
+      <w:r>
+        <w:rPr>
+          <w:b/>
+          <w:lang w:val="pt_PT" w:bidi="pt_PT"/>
+        </w:rPr>
         <w:t>"porque o deus deles são os desejos do corpo".</w:t>
       </w:r>
     </w:p>
@@ -31698,6 +36468,21 @@
           <w:b/>
           <w:lang w:val="pt_PT" w:bidi="pt_PT"/>
         </w:rPr>
+        <w:t>ἡ δόξα ἐν τῇ αἰσχύνῃ αὐτῶν</w:t>
+      </w:r>
+    </w:p>
+    <w:p>
+      <w:pPr/>
+      <w:r>
+        <w:rPr>
+          <w:lang w:val="pt_PT" w:bidi="pt_PT"/>
+        </w:rPr>
+      </w:r>
+      <w:r>
+        <w:rPr>
+          <w:b/>
+          <w:lang w:val="pt_PT" w:bidi="pt_PT"/>
+        </w:rPr>
         <w:t>"Eles têm orgulho daquilo que devia ser uma vergonha para eles".</w:t>
       </w:r>
     </w:p>
@@ -31794,6 +36579,21 @@
           <w:b/>
           <w:lang w:val="pt_PT" w:bidi="pt_PT"/>
         </w:rPr>
+        <w:t>ἡ δόξα ἐν τῇ αἰσχύνῃ αὐτῶν</w:t>
+      </w:r>
+    </w:p>
+    <w:p>
+      <w:pPr/>
+      <w:r>
+        <w:rPr>
+          <w:lang w:val="pt_PT" w:bidi="pt_PT"/>
+        </w:rPr>
+      </w:r>
+      <w:r>
+        <w:rPr>
+          <w:b/>
+          <w:lang w:val="pt_PT" w:bidi="pt_PT"/>
+        </w:rPr>
         <w:t>"Eles têm orgulho daquilo que devia ser uma vergonha para eles".</w:t>
       </w:r>
     </w:p>
@@ -31890,6 +36690,21 @@
           <w:b/>
           <w:lang w:val="pt_PT" w:bidi="pt_PT"/>
         </w:rPr>
+        <w:t>ἡ δόξα ἐν τῇ αἰσχύνῃ αὐτῶν</w:t>
+      </w:r>
+    </w:p>
+    <w:p>
+      <w:pPr/>
+      <w:r>
+        <w:rPr>
+          <w:lang w:val="pt_PT" w:bidi="pt_PT"/>
+        </w:rPr>
+      </w:r>
+      <w:r>
+        <w:rPr>
+          <w:b/>
+          <w:lang w:val="pt_PT" w:bidi="pt_PT"/>
+        </w:rPr>
         <w:t>"Eles têm orgulho daquilo que devia ser uma vergonha para eles".</w:t>
       </w:r>
     </w:p>
@@ -31986,6 +36801,21 @@
           <w:b/>
           <w:lang w:val="pt_PT" w:bidi="pt_PT"/>
         </w:rPr>
+        <w:t>οἱ τὰ ἐπίγεια φρονοῦντες</w:t>
+      </w:r>
+    </w:p>
+    <w:p>
+      <w:pPr/>
+      <w:r>
+        <w:rPr>
+          <w:lang w:val="pt_PT" w:bidi="pt_PT"/>
+        </w:rPr>
+      </w:r>
+      <w:r>
+        <w:rPr>
+          <w:b/>
+          <w:lang w:val="pt_PT" w:bidi="pt_PT"/>
+        </w:rPr>
         <w:t>"e pensam somente nas coisas que são deste mundo".</w:t>
       </w:r>
     </w:p>
@@ -32165,6 +36995,21 @@
           <w:b/>
           <w:lang w:val="pt_PT" w:bidi="pt_PT"/>
         </w:rPr>
+        <w:t>ἡμῶν &amp; ἀπεκδεχόμεθα</w:t>
+      </w:r>
+    </w:p>
+    <w:p>
+      <w:pPr/>
+      <w:r>
+        <w:rPr>
+          <w:lang w:val="pt_PT" w:bidi="pt_PT"/>
+        </w:rPr>
+      </w:r>
+      <w:r>
+        <w:rPr>
+          <w:b/>
+          <w:lang w:val="pt_PT" w:bidi="pt_PT"/>
+        </w:rPr>
         <w:t>"nós"</w:t>
       </w:r>
       <w:r>
@@ -32326,6 +37171,21 @@
           <w:b/>
           <w:lang w:val="pt_PT" w:bidi="pt_PT"/>
         </w:rPr>
+        <w:t>πολίτευμα</w:t>
+      </w:r>
+    </w:p>
+    <w:p>
+      <w:pPr/>
+      <w:r>
+        <w:rPr>
+          <w:lang w:val="pt_PT" w:bidi="pt_PT"/>
+        </w:rPr>
+      </w:r>
+      <w:r>
+        <w:rPr>
+          <w:b/>
+          <w:lang w:val="pt_PT" w:bidi="pt_PT"/>
+        </w:rPr>
         <w:t>"somos cidadãos".</w:t>
       </w:r>
     </w:p>
@@ -32409,6 +37269,21 @@
           <w:b/>
           <w:lang w:val="pt_PT" w:bidi="pt_PT"/>
         </w:rPr>
+        <w:t>σώματι τῆς δόξης αὐτοῦ</w:t>
+      </w:r>
+    </w:p>
+    <w:p>
+      <w:pPr/>
+      <w:r>
+        <w:rPr>
+          <w:lang w:val="pt_PT" w:bidi="pt_PT"/>
+        </w:rPr>
+      </w:r>
+      <w:r>
+        <w:rPr>
+          <w:b/>
+          <w:lang w:val="pt_PT" w:bidi="pt_PT"/>
+        </w:rPr>
         <w:t>"ao seu próprio corpo glorioso".</w:t>
       </w:r>
     </w:p>
@@ -32505,6 +37380,21 @@
           <w:b/>
           <w:lang w:val="pt_PT" w:bidi="pt_PT"/>
         </w:rPr>
+        <w:t>τοῦ δύνασθαι αὐτὸν</w:t>
+      </w:r>
+    </w:p>
+    <w:p>
+      <w:pPr/>
+      <w:r>
+        <w:rPr>
+          <w:lang w:val="pt_PT" w:bidi="pt_PT"/>
+        </w:rPr>
+      </w:r>
+      <w:r>
+        <w:rPr>
+          <w:b/>
+          <w:lang w:val="pt_PT" w:bidi="pt_PT"/>
+        </w:rPr>
         <w:t>"usando para isso o mesmo poder que ele tem para dominar todas as coisas".</w:t>
       </w:r>
     </w:p>
@@ -32587,6 +37477,21 @@
         <w:rPr>
           <w:lang w:val="pt_PT" w:bidi="pt_PT"/>
         </w:rPr>
+      </w:r>
+    </w:p>
+    <w:p>
+      <w:pPr/>
+      <w:r>
+        <w:rPr>
+          <w:lang w:val="pt_PT" w:bidi="pt_PT"/>
+        </w:rPr>
+      </w:r>
+      <w:r>
+        <w:rPr>
+          <w:b/>
+          <w:lang w:val="pt_PT" w:bidi="pt_PT"/>
+        </w:rPr>
+        <w:t>ὥστε</w:t>
       </w:r>
     </w:p>
     <w:p>
@@ -32811,6 +37716,21 @@
           <w:b/>
           <w:lang w:val="pt_PT" w:bidi="pt_PT"/>
         </w:rPr>
+        <w:t>ἀγαπητοὶ καὶ ἐπιπόθητοι</w:t>
+      </w:r>
+    </w:p>
+    <w:p>
+      <w:pPr/>
+      <w:r>
+        <w:rPr>
+          <w:lang w:val="pt_PT" w:bidi="pt_PT"/>
+        </w:rPr>
+      </w:r>
+      <w:r>
+        <w:rPr>
+          <w:b/>
+          <w:lang w:val="pt_PT" w:bidi="pt_PT"/>
+        </w:rPr>
         <w:t>"Meus queridos".</w:t>
       </w:r>
     </w:p>
@@ -32874,6 +37794,21 @@
           <w:b/>
           <w:lang w:val="pt_PT" w:bidi="pt_PT"/>
         </w:rPr>
+        <w:t>χαρὰ καὶ στέφανός μου</w:t>
+      </w:r>
+    </w:p>
+    <w:p>
+      <w:pPr/>
+      <w:r>
+        <w:rPr>
+          <w:lang w:val="pt_PT" w:bidi="pt_PT"/>
+        </w:rPr>
+      </w:r>
+      <w:r>
+        <w:rPr>
+          <w:b/>
+          <w:lang w:val="pt_PT" w:bidi="pt_PT"/>
+        </w:rPr>
         <w:t>"Vocês me fazem tão feliz, e eu me orgulho muito de vocês!".</w:t>
       </w:r>
     </w:p>
@@ -32957,6 +37892,21 @@
           <w:b/>
           <w:lang w:val="pt_PT" w:bidi="pt_PT"/>
         </w:rPr>
+        <w:t>χαρὰ καὶ στέφανός μου</w:t>
+      </w:r>
+    </w:p>
+    <w:p>
+      <w:pPr/>
+      <w:r>
+        <w:rPr>
+          <w:lang w:val="pt_PT" w:bidi="pt_PT"/>
+        </w:rPr>
+      </w:r>
+      <w:r>
+        <w:rPr>
+          <w:b/>
+          <w:lang w:val="pt_PT" w:bidi="pt_PT"/>
+        </w:rPr>
         <w:t>"Vocês me fazem tão feliz, e eu me orgulho muito de vocês!".</w:t>
       </w:r>
     </w:p>
@@ -33053,6 +38003,21 @@
           <w:b/>
           <w:lang w:val="pt_PT" w:bidi="pt_PT"/>
         </w:rPr>
+        <w:t>στέφανός</w:t>
+      </w:r>
+    </w:p>
+    <w:p>
+      <w:pPr/>
+      <w:r>
+        <w:rPr>
+          <w:lang w:val="pt_PT" w:bidi="pt_PT"/>
+        </w:rPr>
+      </w:r>
+      <w:r>
+        <w:rPr>
+          <w:b/>
+          <w:lang w:val="pt_PT" w:bidi="pt_PT"/>
+        </w:rPr>
         <w:t>"me orgulho muito".</w:t>
       </w:r>
     </w:p>
@@ -33175,6 +38140,21 @@
           <w:b/>
           <w:lang w:val="pt_PT" w:bidi="pt_PT"/>
         </w:rPr>
+        <w:t>οὕτως στήκετε ἐν Κυρίῳ, ἀγαπητοί</w:t>
+      </w:r>
+    </w:p>
+    <w:p>
+      <w:pPr/>
+      <w:r>
+        <w:rPr>
+          <w:lang w:val="pt_PT" w:bidi="pt_PT"/>
+        </w:rPr>
+      </w:r>
+      <w:r>
+        <w:rPr>
+          <w:b/>
+          <w:lang w:val="pt_PT" w:bidi="pt_PT"/>
+        </w:rPr>
         <w:t>"Portanto, continuem todos firmes".</w:t>
       </w:r>
     </w:p>
@@ -33224,6 +38204,21 @@
         <w:rPr>
           <w:lang w:val="pt_PT" w:bidi="pt_PT"/>
         </w:rPr>
+      </w:r>
+    </w:p>
+    <w:p>
+      <w:pPr/>
+      <w:r>
+        <w:rPr>
+          <w:lang w:val="pt_PT" w:bidi="pt_PT"/>
+        </w:rPr>
+      </w:r>
+      <w:r>
+        <w:rPr>
+          <w:b/>
+          <w:lang w:val="pt_PT" w:bidi="pt_PT"/>
+        </w:rPr>
+        <w:t>οὕτως στήκετε ἐν Κυρίῳ, ἀγαπητοί</w:t>
       </w:r>
     </w:p>
     <w:p>
@@ -33346,6 +38341,21 @@
           <w:b/>
           <w:lang w:val="pt_PT" w:bidi="pt_PT"/>
         </w:rPr>
+        <w:t>στήκετε</w:t>
+      </w:r>
+    </w:p>
+    <w:p>
+      <w:pPr/>
+      <w:r>
+        <w:rPr>
+          <w:lang w:val="pt_PT" w:bidi="pt_PT"/>
+        </w:rPr>
+      </w:r>
+      <w:r>
+        <w:rPr>
+          <w:b/>
+          <w:lang w:val="pt_PT" w:bidi="pt_PT"/>
+        </w:rPr>
         <w:t>"continuem todos firmes".</w:t>
       </w:r>
     </w:p>
@@ -33442,6 +38452,21 @@
           <w:b/>
           <w:lang w:val="pt_PT" w:bidi="pt_PT"/>
         </w:rPr>
+        <w:t>στήκετε</w:t>
+      </w:r>
+    </w:p>
+    <w:p>
+      <w:pPr/>
+      <w:r>
+        <w:rPr>
+          <w:lang w:val="pt_PT" w:bidi="pt_PT"/>
+        </w:rPr>
+      </w:r>
+      <w:r>
+        <w:rPr>
+          <w:b/>
+          <w:lang w:val="pt_PT" w:bidi="pt_PT"/>
+        </w:rPr>
         <w:t>"continuem todos firmes".</w:t>
       </w:r>
     </w:p>
@@ -33538,6 +38563,21 @@
           <w:b/>
           <w:lang w:val="pt_PT" w:bidi="pt_PT"/>
         </w:rPr>
+        <w:t>οὕτως στήκετε ἐν Κυρίῳ</w:t>
+      </w:r>
+    </w:p>
+    <w:p>
+      <w:pPr/>
+      <w:r>
+        <w:rPr>
+          <w:lang w:val="pt_PT" w:bidi="pt_PT"/>
+        </w:rPr>
+      </w:r>
+      <w:r>
+        <w:rPr>
+          <w:b/>
+          <w:lang w:val="pt_PT" w:bidi="pt_PT"/>
+        </w:rPr>
         <w:t>"Portanto, continuem todos firmes, vivendo unidos com o Senhor".</w:t>
       </w:r>
     </w:p>
@@ -33601,6 +38641,21 @@
           <w:b/>
           <w:lang w:val="pt_PT" w:bidi="pt_PT"/>
         </w:rPr>
+        <w:t>Εὐοδίαν &amp; Συντύχην</w:t>
+      </w:r>
+    </w:p>
+    <w:p>
+      <w:pPr/>
+      <w:r>
+        <w:rPr>
+          <w:lang w:val="pt_PT" w:bidi="pt_PT"/>
+        </w:rPr>
+      </w:r>
+      <w:r>
+        <w:rPr>
+          <w:b/>
+          <w:lang w:val="pt_PT" w:bidi="pt_PT"/>
+        </w:rPr>
         <w:t>"Evódia"</w:t>
       </w:r>
       <w:r>
@@ -33717,6 +38772,21 @@
           <w:b/>
           <w:lang w:val="pt_PT" w:bidi="pt_PT"/>
         </w:rPr>
+        <w:t>σέ</w:t>
+      </w:r>
+    </w:p>
+    <w:p>
+      <w:pPr/>
+      <w:r>
+        <w:rPr>
+          <w:lang w:val="pt_PT" w:bidi="pt_PT"/>
+        </w:rPr>
+      </w:r>
+      <w:r>
+        <w:rPr>
+          <w:b/>
+          <w:lang w:val="pt_PT" w:bidi="pt_PT"/>
+        </w:rPr>
         <w:t>"você".</w:t>
       </w:r>
     </w:p>
@@ -33839,6 +38909,21 @@
           <w:b/>
           <w:lang w:val="pt_PT" w:bidi="pt_PT"/>
         </w:rPr>
+        <w:t>γνήσιε σύνζυγε</w:t>
+      </w:r>
+    </w:p>
+    <w:p>
+      <w:pPr/>
+      <w:r>
+        <w:rPr>
+          <w:lang w:val="pt_PT" w:bidi="pt_PT"/>
+        </w:rPr>
+      </w:r>
+      <w:r>
+        <w:rPr>
+          <w:b/>
+          <w:lang w:val="pt_PT" w:bidi="pt_PT"/>
+        </w:rPr>
         <w:t>"meu fiel companheiro".</w:t>
       </w:r>
     </w:p>
@@ -33915,6 +39000,21 @@
           <w:b/>
           <w:lang w:val="pt_PT" w:bidi="pt_PT"/>
         </w:rPr>
+        <w:t>αἵτινες ἐν τῷ εὐαγγελίῳ συνήθλησάν μοι</w:t>
+      </w:r>
+    </w:p>
+    <w:p>
+      <w:pPr/>
+      <w:r>
+        <w:rPr>
+          <w:lang w:val="pt_PT" w:bidi="pt_PT"/>
+        </w:rPr>
+      </w:r>
+      <w:r>
+        <w:rPr>
+          <w:b/>
+          <w:lang w:val="pt_PT" w:bidi="pt_PT"/>
+        </w:rPr>
         <w:t>"</w:t>
       </w:r>
       <w:r>
@@ -34011,6 +39111,21 @@
         <w:rPr>
           <w:lang w:val="pt_PT" w:bidi="pt_PT"/>
         </w:rPr>
+      </w:r>
+    </w:p>
+    <w:p>
+      <w:pPr/>
+      <w:r>
+        <w:rPr>
+          <w:lang w:val="pt_PT" w:bidi="pt_PT"/>
+        </w:rPr>
+      </w:r>
+      <w:r>
+        <w:rPr>
+          <w:b/>
+          <w:lang w:val="pt_PT" w:bidi="pt_PT"/>
+        </w:rPr>
+        <w:t>τῷ εὐαγγελίῳ</w:t>
       </w:r>
     </w:p>
     <w:p>
@@ -34215,6 +39330,21 @@
           <w:b/>
           <w:lang w:val="pt_PT" w:bidi="pt_PT"/>
         </w:rPr>
+        <w:t>Κλήμεντος</w:t>
+      </w:r>
+    </w:p>
+    <w:p>
+      <w:pPr/>
+      <w:r>
+        <w:rPr>
+          <w:lang w:val="pt_PT" w:bidi="pt_PT"/>
+        </w:rPr>
+      </w:r>
+      <w:r>
+        <w:rPr>
+          <w:b/>
+          <w:lang w:val="pt_PT" w:bidi="pt_PT"/>
+        </w:rPr>
         <w:t>"Clemente".</w:t>
       </w:r>
     </w:p>
@@ -34291,6 +39421,21 @@
         <w:rPr>
           <w:lang w:val="pt_PT" w:bidi="pt_PT"/>
         </w:rPr>
+      </w:r>
+    </w:p>
+    <w:p>
+      <w:pPr/>
+      <w:r>
+        <w:rPr>
+          <w:lang w:val="pt_PT" w:bidi="pt_PT"/>
+        </w:rPr>
+      </w:r>
+      <w:r>
+        <w:rPr>
+          <w:b/>
+          <w:lang w:val="pt_PT" w:bidi="pt_PT"/>
+        </w:rPr>
+        <w:t>ὧν τὰ ὀνόματα ἐν βίβλῳ ζωῆς</w:t>
       </w:r>
     </w:p>
     <w:p>
@@ -34490,6 +39635,21 @@
           <w:b/>
           <w:lang w:val="pt_PT" w:bidi="pt_PT"/>
         </w:rPr>
+        <w:t>χαίρετε ἐν Κυρίῳ πάντοτε, πάλιν ἐρῶ, χαίρετε!</w:t>
+      </w:r>
+    </w:p>
+    <w:p>
+      <w:pPr/>
+      <w:r>
+        <w:rPr>
+          <w:lang w:val="pt_PT" w:bidi="pt_PT"/>
+        </w:rPr>
+      </w:r>
+      <w:r>
+        <w:rPr>
+          <w:b/>
+          <w:lang w:val="pt_PT" w:bidi="pt_PT"/>
+        </w:rPr>
         <w:t>"</w:t>
       </w:r>
       <w:r>
@@ -34600,6 +39760,21 @@
           <w:b/>
           <w:lang w:val="pt_PT" w:bidi="pt_PT"/>
         </w:rPr>
+        <w:t>τὸ ἐπιεικὲς ὑμῶν γνωσθήτω</w:t>
+      </w:r>
+    </w:p>
+    <w:p>
+      <w:pPr/>
+      <w:r>
+        <w:rPr>
+          <w:lang w:val="pt_PT" w:bidi="pt_PT"/>
+        </w:rPr>
+      </w:r>
+      <w:r>
+        <w:rPr>
+          <w:b/>
+          <w:lang w:val="pt_PT" w:bidi="pt_PT"/>
+        </w:rPr>
         <w:t>"</w:t>
       </w:r>
       <w:r>
@@ -34710,6 +39885,21 @@
           <w:b/>
           <w:lang w:val="pt_PT" w:bidi="pt_PT"/>
         </w:rPr>
+        <w:t>πᾶσιν ἀνθρώποις</w:t>
+      </w:r>
+    </w:p>
+    <w:p>
+      <w:pPr/>
+      <w:r>
+        <w:rPr>
+          <w:lang w:val="pt_PT" w:bidi="pt_PT"/>
+        </w:rPr>
+      </w:r>
+      <w:r>
+        <w:rPr>
+          <w:b/>
+          <w:lang w:val="pt_PT" w:bidi="pt_PT"/>
+        </w:rPr>
         <w:t>"com todos".</w:t>
       </w:r>
     </w:p>
@@ -34819,6 +40009,21 @@
           <w:b/>
           <w:lang w:val="pt_PT" w:bidi="pt_PT"/>
         </w:rPr>
+        <w:t>ὁ Κύριος ἐγγύς</w:t>
+      </w:r>
+    </w:p>
+    <w:p>
+      <w:pPr/>
+      <w:r>
+        <w:rPr>
+          <w:lang w:val="pt_PT" w:bidi="pt_PT"/>
+        </w:rPr>
+      </w:r>
+      <w:r>
+        <w:rPr>
+          <w:b/>
+          <w:lang w:val="pt_PT" w:bidi="pt_PT"/>
+        </w:rPr>
         <w:t>"</w:t>
       </w:r>
       <w:r>
@@ -34922,6 +40127,21 @@
           <w:b/>
           <w:lang w:val="pt_PT" w:bidi="pt_PT"/>
         </w:rPr>
+        <w:t>μηδὲν μεριμνᾶτε</w:t>
+      </w:r>
+    </w:p>
+    <w:p>
+      <w:pPr/>
+      <w:r>
+        <w:rPr>
+          <w:lang w:val="pt_PT" w:bidi="pt_PT"/>
+        </w:rPr>
+      </w:r>
+      <w:r>
+        <w:rPr>
+          <w:b/>
+          <w:lang w:val="pt_PT" w:bidi="pt_PT"/>
+        </w:rPr>
         <w:t>"Não se preocupem com nada".</w:t>
       </w:r>
     </w:p>
@@ -35018,6 +40238,21 @@
           <w:b/>
           <w:lang w:val="pt_PT" w:bidi="pt_PT"/>
         </w:rPr>
+        <w:t>ἀλλ’</w:t>
+      </w:r>
+    </w:p>
+    <w:p>
+      <w:pPr/>
+      <w:r>
+        <w:rPr>
+          <w:lang w:val="pt_PT" w:bidi="pt_PT"/>
+        </w:rPr>
+      </w:r>
+      <w:r>
+        <w:rPr>
+          <w:b/>
+          <w:lang w:val="pt_PT" w:bidi="pt_PT"/>
+        </w:rPr>
         <w:t>"mas".</w:t>
       </w:r>
     </w:p>
@@ -35140,6 +40375,21 @@
           <w:b/>
           <w:lang w:val="pt_PT" w:bidi="pt_PT"/>
         </w:rPr>
+        <w:t>ἐν παντὶ</w:t>
+      </w:r>
+    </w:p>
+    <w:p>
+      <w:pPr/>
+      <w:r>
+        <w:rPr>
+          <w:lang w:val="pt_PT" w:bidi="pt_PT"/>
+        </w:rPr>
+      </w:r>
+      <w:r>
+        <w:rPr>
+          <w:b/>
+          <w:lang w:val="pt_PT" w:bidi="pt_PT"/>
+        </w:rPr>
         <w:t>"em todas".</w:t>
       </w:r>
     </w:p>
@@ -35249,6 +40499,21 @@
           <w:b/>
           <w:lang w:val="pt_PT" w:bidi="pt_PT"/>
         </w:rPr>
+        <w:t>τῇ προσευχῇ καὶ τῇ δεήσει</w:t>
+      </w:r>
+    </w:p>
+    <w:p>
+      <w:pPr/>
+      <w:r>
+        <w:rPr>
+          <w:lang w:val="pt_PT" w:bidi="pt_PT"/>
+        </w:rPr>
+      </w:r>
+      <w:r>
+        <w:rPr>
+          <w:b/>
+          <w:lang w:val="pt_PT" w:bidi="pt_PT"/>
+        </w:rPr>
         <w:t>"</w:t>
       </w:r>
       <w:r>
@@ -35372,6 +40637,21 @@
           <w:b/>
           <w:lang w:val="pt_PT" w:bidi="pt_PT"/>
         </w:rPr>
+        <w:t>τῇ προσευχῇ καὶ τῇ δεήσει</w:t>
+      </w:r>
+    </w:p>
+    <w:p>
+      <w:pPr/>
+      <w:r>
+        <w:rPr>
+          <w:lang w:val="pt_PT" w:bidi="pt_PT"/>
+        </w:rPr>
+      </w:r>
+      <w:r>
+        <w:rPr>
+          <w:b/>
+          <w:lang w:val="pt_PT" w:bidi="pt_PT"/>
+        </w:rPr>
         <w:t>"</w:t>
       </w:r>
       <w:r>
@@ -35482,6 +40762,21 @@
           <w:b/>
           <w:lang w:val="pt_PT" w:bidi="pt_PT"/>
         </w:rPr>
+        <w:t>τῇ προσευχῇ καὶ τῇ δεήσει</w:t>
+      </w:r>
+    </w:p>
+    <w:p>
+      <w:pPr/>
+      <w:r>
+        <w:rPr>
+          <w:lang w:val="pt_PT" w:bidi="pt_PT"/>
+        </w:rPr>
+      </w:r>
+      <w:r>
+        <w:rPr>
+          <w:b/>
+          <w:lang w:val="pt_PT" w:bidi="pt_PT"/>
+        </w:rPr>
         <w:t>"</w:t>
       </w:r>
       <w:r>
@@ -35605,6 +40900,21 @@
           <w:b/>
           <w:lang w:val="pt_PT" w:bidi="pt_PT"/>
         </w:rPr>
+        <w:t>μετὰ εὐχαριστίας</w:t>
+      </w:r>
+    </w:p>
+    <w:p>
+      <w:pPr/>
+      <w:r>
+        <w:rPr>
+          <w:lang w:val="pt_PT" w:bidi="pt_PT"/>
+        </w:rPr>
+      </w:r>
+      <w:r>
+        <w:rPr>
+          <w:b/>
+          <w:lang w:val="pt_PT" w:bidi="pt_PT"/>
+        </w:rPr>
         <w:t>"com coração agradecido".</w:t>
       </w:r>
     </w:p>
@@ -35714,6 +41024,21 @@
           <w:b/>
           <w:lang w:val="pt_PT" w:bidi="pt_PT"/>
         </w:rPr>
+        <w:t>τὰ αἰτήματα ὑμῶν γνωριζέσθω</w:t>
+      </w:r>
+    </w:p>
+    <w:p>
+      <w:pPr/>
+      <w:r>
+        <w:rPr>
+          <w:lang w:val="pt_PT" w:bidi="pt_PT"/>
+        </w:rPr>
+      </w:r>
+      <w:r>
+        <w:rPr>
+          <w:b/>
+          <w:lang w:val="pt_PT" w:bidi="pt_PT"/>
+        </w:rPr>
         <w:t>"</w:t>
       </w:r>
       <w:r>
@@ -35824,6 +41149,21 @@
           <w:b/>
           <w:lang w:val="pt_PT" w:bidi="pt_PT"/>
         </w:rPr>
+        <w:t>τὰ αἰτήματα ὑμῶν γνωριζέσθω πρὸς τὸν Θεόν</w:t>
+      </w:r>
+    </w:p>
+    <w:p>
+      <w:pPr/>
+      <w:r>
+        <w:rPr>
+          <w:lang w:val="pt_PT" w:bidi="pt_PT"/>
+        </w:rPr>
+      </w:r>
+      <w:r>
+        <w:rPr>
+          <w:b/>
+          <w:lang w:val="pt_PT" w:bidi="pt_PT"/>
+        </w:rPr>
         <w:t>"</w:t>
       </w:r>
       <w:r>
@@ -35947,6 +41287,21 @@
           <w:b/>
           <w:lang w:val="pt_PT" w:bidi="pt_PT"/>
         </w:rPr>
+        <w:t>καὶ</w:t>
+      </w:r>
+    </w:p>
+    <w:p>
+      <w:pPr/>
+      <w:r>
+        <w:rPr>
+          <w:lang w:val="pt_PT" w:bidi="pt_PT"/>
+        </w:rPr>
+      </w:r>
+      <w:r>
+        <w:rPr>
+          <w:b/>
+          <w:lang w:val="pt_PT" w:bidi="pt_PT"/>
+        </w:rPr>
         <w:t>"E".</w:t>
       </w:r>
     </w:p>
@@ -36139,6 +41494,21 @@
           <w:b/>
           <w:lang w:val="pt_PT" w:bidi="pt_PT"/>
         </w:rPr>
+        <w:t>Θεοῦ ἡ ὑπερέχουσα πάντα νοῦν</w:t>
+      </w:r>
+    </w:p>
+    <w:p>
+      <w:pPr/>
+      <w:r>
+        <w:rPr>
+          <w:lang w:val="pt_PT" w:bidi="pt_PT"/>
+        </w:rPr>
+      </w:r>
+      <w:r>
+        <w:rPr>
+          <w:b/>
+          <w:lang w:val="pt_PT" w:bidi="pt_PT"/>
+        </w:rPr>
         <w:t xml:space="preserve">"a paz de Deus, </w:t>
       </w:r>
       <w:r>
@@ -36249,6 +41619,21 @@
           <w:b/>
           <w:lang w:val="pt_PT" w:bidi="pt_PT"/>
         </w:rPr>
+        <w:t>ἡ ὑπερέχουσα πάντα νοῦν</w:t>
+      </w:r>
+    </w:p>
+    <w:p>
+      <w:pPr/>
+      <w:r>
+        <w:rPr>
+          <w:lang w:val="pt_PT" w:bidi="pt_PT"/>
+        </w:rPr>
+      </w:r>
+      <w:r>
+        <w:rPr>
+          <w:b/>
+          <w:lang w:val="pt_PT" w:bidi="pt_PT"/>
+        </w:rPr>
         <w:t>"</w:t>
       </w:r>
       <w:r>
@@ -36339,6 +41724,21 @@
           <w:b/>
           <w:lang w:val="pt_PT" w:bidi="pt_PT"/>
         </w:rPr>
+        <w:t>ἡ ὑπερέχουσα πάντα νοῦν</w:t>
+      </w:r>
+    </w:p>
+    <w:p>
+      <w:pPr/>
+      <w:r>
+        <w:rPr>
+          <w:lang w:val="pt_PT" w:bidi="pt_PT"/>
+        </w:rPr>
+      </w:r>
+      <w:r>
+        <w:rPr>
+          <w:b/>
+          <w:lang w:val="pt_PT" w:bidi="pt_PT"/>
+        </w:rPr>
         <w:t>"</w:t>
       </w:r>
       <w:r>
@@ -36448,6 +41848,21 @@
         <w:rPr>
           <w:lang w:val="pt_PT" w:bidi="pt_PT"/>
         </w:rPr>
+      </w:r>
+    </w:p>
+    <w:p>
+      <w:pPr/>
+      <w:r>
+        <w:rPr>
+          <w:lang w:val="pt_PT" w:bidi="pt_PT"/>
+        </w:rPr>
+      </w:r>
+      <w:r>
+        <w:rPr>
+          <w:b/>
+          <w:lang w:val="pt_PT" w:bidi="pt_PT"/>
+        </w:rPr>
+        <w:t>φρουρήσει τὰς καρδίας ὑμῶν καὶ τὰ νοήματα ὑμῶν</w:t>
       </w:r>
     </w:p>
     <w:p>
@@ -36705,6 +42120,21 @@
           <w:b/>
           <w:lang w:val="pt_PT" w:bidi="pt_PT"/>
         </w:rPr>
+        <w:t>τὸ λοιπόν</w:t>
+      </w:r>
+    </w:p>
+    <w:p>
+      <w:pPr/>
+      <w:r>
+        <w:rPr>
+          <w:lang w:val="pt_PT" w:bidi="pt_PT"/>
+        </w:rPr>
+      </w:r>
+      <w:r>
+        <w:rPr>
+          <w:b/>
+          <w:lang w:val="pt_PT" w:bidi="pt_PT"/>
+        </w:rPr>
         <w:t>"Por último".</w:t>
       </w:r>
     </w:p>
@@ -36882,6 +42312,21 @@
           <w:b/>
           <w:lang w:val="pt_PT" w:bidi="pt_PT"/>
         </w:rPr>
+        <w:t>ὅσα ἐστὶν ἀληθῆ, ὅσα σεμνά, ὅσα δίκαια, ὅσα ἁγνά, ὅσα προσφιλῆ, ὅσα εὔφημα</w:t>
+      </w:r>
+    </w:p>
+    <w:p>
+      <w:pPr/>
+      <w:r>
+        <w:rPr>
+          <w:lang w:val="pt_PT" w:bidi="pt_PT"/>
+        </w:rPr>
+      </w:r>
+      <w:r>
+        <w:rPr>
+          <w:b/>
+          <w:lang w:val="pt_PT" w:bidi="pt_PT"/>
+        </w:rPr>
         <w:t>"</w:t>
       </w:r>
       <w:r>
@@ -36979,6 +42424,21 @@
           <w:b/>
           <w:lang w:val="pt_PT" w:bidi="pt_PT"/>
         </w:rPr>
+        <w:t>ὅσα προσφιλῆ</w:t>
+      </w:r>
+    </w:p>
+    <w:p>
+      <w:pPr/>
+      <w:r>
+        <w:rPr>
+          <w:lang w:val="pt_PT" w:bidi="pt_PT"/>
+        </w:rPr>
+      </w:r>
+      <w:r>
+        <w:rPr>
+          <w:b/>
+          <w:lang w:val="pt_PT" w:bidi="pt_PT"/>
+        </w:rPr>
         <w:t>"tudo o que é bom".</w:t>
       </w:r>
     </w:p>
@@ -37042,6 +42502,21 @@
           <w:b/>
           <w:lang w:val="pt_PT" w:bidi="pt_PT"/>
         </w:rPr>
+        <w:t>ὅσα εὔφημα</w:t>
+      </w:r>
+    </w:p>
+    <w:p>
+      <w:pPr/>
+      <w:r>
+        <w:rPr>
+          <w:lang w:val="pt_PT" w:bidi="pt_PT"/>
+        </w:rPr>
+      </w:r>
+      <w:r>
+        <w:rPr>
+          <w:b/>
+          <w:lang w:val="pt_PT" w:bidi="pt_PT"/>
+        </w:rPr>
         <w:t>"e merece elogios".</w:t>
       </w:r>
     </w:p>
@@ -37105,6 +42580,21 @@
           <w:b/>
           <w:lang w:val="pt_PT" w:bidi="pt_PT"/>
         </w:rPr>
+        <w:t>εἴ τις ἀρετὴ</w:t>
+      </w:r>
+    </w:p>
+    <w:p>
+      <w:pPr/>
+      <w:r>
+        <w:rPr>
+          <w:lang w:val="pt_PT" w:bidi="pt_PT"/>
+        </w:rPr>
+      </w:r>
+      <w:r>
+        <w:rPr>
+          <w:b/>
+          <w:lang w:val="pt_PT" w:bidi="pt_PT"/>
+        </w:rPr>
         <w:t>"</w:t>
       </w:r>
       <w:r>
@@ -37182,6 +42672,21 @@
           <w:b/>
           <w:lang w:val="pt_PT" w:bidi="pt_PT"/>
         </w:rPr>
+        <w:t>εἴ τις ἔπαινος</w:t>
+      </w:r>
+    </w:p>
+    <w:p>
+      <w:pPr/>
+      <w:r>
+        <w:rPr>
+          <w:lang w:val="pt_PT" w:bidi="pt_PT"/>
+        </w:rPr>
+      </w:r>
+      <w:r>
+        <w:rPr>
+          <w:b/>
+          <w:lang w:val="pt_PT" w:bidi="pt_PT"/>
+        </w:rPr>
         <w:t>"merece elogio".</w:t>
       </w:r>
     </w:p>
@@ -37245,6 +42750,21 @@
           <w:b/>
           <w:lang w:val="pt_PT" w:bidi="pt_PT"/>
         </w:rPr>
+        <w:t>λογίζεσθε</w:t>
+      </w:r>
+    </w:p>
+    <w:p>
+      <w:pPr/>
+      <w:r>
+        <w:rPr>
+          <w:lang w:val="pt_PT" w:bidi="pt_PT"/>
+        </w:rPr>
+      </w:r>
+      <w:r>
+        <w:rPr>
+          <w:b/>
+          <w:lang w:val="pt_PT" w:bidi="pt_PT"/>
+        </w:rPr>
         <w:t>"encham a mente de vocês".</w:t>
       </w:r>
     </w:p>
@@ -37354,6 +42874,21 @@
           <w:b/>
           <w:lang w:val="pt_PT" w:bidi="pt_PT"/>
         </w:rPr>
+        <w:t>ἃ καὶ ἐμάθετε καὶ παρελάβετε, καὶ ἠκούσατε καὶ εἴδετε, ἐν ἐμοί</w:t>
+      </w:r>
+    </w:p>
+    <w:p>
+      <w:pPr/>
+      <w:r>
+        <w:rPr>
+          <w:lang w:val="pt_PT" w:bidi="pt_PT"/>
+        </w:rPr>
+      </w:r>
+      <w:r>
+        <w:rPr>
+          <w:b/>
+          <w:lang w:val="pt_PT" w:bidi="pt_PT"/>
+        </w:rPr>
         <w:t>"</w:t>
       </w:r>
       <w:r>
@@ -37431,6 +42966,21 @@
           <w:b/>
           <w:lang w:val="pt_PT" w:bidi="pt_PT"/>
         </w:rPr>
+        <w:t>ἃ καὶ ἐμάθετε καὶ παρελάβετε</w:t>
+      </w:r>
+    </w:p>
+    <w:p>
+      <w:pPr/>
+      <w:r>
+        <w:rPr>
+          <w:lang w:val="pt_PT" w:bidi="pt_PT"/>
+        </w:rPr>
+      </w:r>
+      <w:r>
+        <w:rPr>
+          <w:b/>
+          <w:lang w:val="pt_PT" w:bidi="pt_PT"/>
+        </w:rPr>
         <w:t>"</w:t>
       </w:r>
       <w:r>
@@ -37554,6 +43104,21 @@
           <w:b/>
           <w:lang w:val="pt_PT" w:bidi="pt_PT"/>
         </w:rPr>
+        <w:t>ταῦτα πράσσετε</w:t>
+      </w:r>
+    </w:p>
+    <w:p>
+      <w:pPr/>
+      <w:r>
+        <w:rPr>
+          <w:lang w:val="pt_PT" w:bidi="pt_PT"/>
+        </w:rPr>
+      </w:r>
+      <w:r>
+        <w:rPr>
+          <w:b/>
+          <w:lang w:val="pt_PT" w:bidi="pt_PT"/>
+        </w:rPr>
         <w:t>"Ponham em prática".</w:t>
       </w:r>
     </w:p>
@@ -37617,6 +43182,21 @@
           <w:b/>
           <w:lang w:val="pt_PT" w:bidi="pt_PT"/>
         </w:rPr>
+        <w:t>πράσσετε</w:t>
+      </w:r>
+    </w:p>
+    <w:p>
+      <w:pPr/>
+      <w:r>
+        <w:rPr>
+          <w:lang w:val="pt_PT" w:bidi="pt_PT"/>
+        </w:rPr>
+      </w:r>
+      <w:r>
+        <w:rPr>
+          <w:b/>
+          <w:lang w:val="pt_PT" w:bidi="pt_PT"/>
+        </w:rPr>
         <w:t>"em prática".</w:t>
       </w:r>
     </w:p>
@@ -37713,6 +43293,21 @@
           <w:b/>
           <w:lang w:val="pt_PT" w:bidi="pt_PT"/>
         </w:rPr>
+        <w:t>καὶ</w:t>
+      </w:r>
+    </w:p>
+    <w:p>
+      <w:pPr/>
+      <w:r>
+        <w:rPr>
+          <w:lang w:val="pt_PT" w:bidi="pt_PT"/>
+        </w:rPr>
+      </w:r>
+      <w:r>
+        <w:rPr>
+          <w:b/>
+          <w:lang w:val="pt_PT" w:bidi="pt_PT"/>
+        </w:rPr>
         <w:t>"E".</w:t>
       </w:r>
     </w:p>
@@ -37809,6 +43404,21 @@
           <w:b/>
           <w:lang w:val="pt_PT" w:bidi="pt_PT"/>
         </w:rPr>
+        <w:t>ὁ Θεὸς τῆς εἰρήνης</w:t>
+      </w:r>
+    </w:p>
+    <w:p>
+      <w:pPr/>
+      <w:r>
+        <w:rPr>
+          <w:lang w:val="pt_PT" w:bidi="pt_PT"/>
+        </w:rPr>
+      </w:r>
+      <w:r>
+        <w:rPr>
+          <w:b/>
+          <w:lang w:val="pt_PT" w:bidi="pt_PT"/>
+        </w:rPr>
         <w:t>"</w:t>
       </w:r>
       <w:r>
@@ -37885,6 +43495,21 @@
         <w:rPr>
           <w:lang w:val="pt_PT" w:bidi="pt_PT"/>
         </w:rPr>
+      </w:r>
+    </w:p>
+    <w:p>
+      <w:pPr/>
+      <w:r>
+        <w:rPr>
+          <w:lang w:val="pt_PT" w:bidi="pt_PT"/>
+        </w:rPr>
+      </w:r>
+      <w:r>
+        <w:rPr>
+          <w:b/>
+          <w:lang w:val="pt_PT" w:bidi="pt_PT"/>
+        </w:rPr>
+        <w:t>καὶ ὁ Θεὸς τῆς εἰρήνης ἔσται μεθ’ ὑμῶν</w:t>
       </w:r>
     </w:p>
     <w:p>
@@ -38103,6 +43728,21 @@
           <w:b/>
           <w:lang w:val="pt_PT" w:bidi="pt_PT"/>
         </w:rPr>
+        <w:t>ὅτι ἤδη ποτὲ ἀνεθάλετε τὸ ὑπὲρ ἐμοῦ φρονεῖν</w:t>
+      </w:r>
+    </w:p>
+    <w:p>
+      <w:pPr/>
+      <w:r>
+        <w:rPr>
+          <w:lang w:val="pt_PT" w:bidi="pt_PT"/>
+        </w:rPr>
+      </w:r>
+      <w:r>
+        <w:rPr>
+          <w:b/>
+          <w:lang w:val="pt_PT" w:bidi="pt_PT"/>
+        </w:rPr>
         <w:t>"</w:t>
       </w:r>
       <w:r>
@@ -38180,6 +43820,21 @@
           <w:b/>
           <w:lang w:val="pt_PT" w:bidi="pt_PT"/>
         </w:rPr>
+        <w:t>ἐφ’ ᾧ καὶ ἐφρονεῖτε</w:t>
+      </w:r>
+    </w:p>
+    <w:p>
+      <w:pPr/>
+      <w:r>
+        <w:rPr>
+          <w:lang w:val="pt_PT" w:bidi="pt_PT"/>
+        </w:rPr>
+      </w:r>
+      <w:r>
+        <w:rPr>
+          <w:b/>
+          <w:lang w:val="pt_PT" w:bidi="pt_PT"/>
+        </w:rPr>
         <w:t>"</w:t>
       </w:r>
       <w:r>
@@ -38257,6 +43912,21 @@
           <w:b/>
           <w:lang w:val="pt_PT" w:bidi="pt_PT"/>
         </w:rPr>
+        <w:t>ἠκαιρεῖσθε δέ</w:t>
+      </w:r>
+    </w:p>
+    <w:p>
+      <w:pPr/>
+      <w:r>
+        <w:rPr>
+          <w:lang w:val="pt_PT" w:bidi="pt_PT"/>
+        </w:rPr>
+      </w:r>
+      <w:r>
+        <w:rPr>
+          <w:b/>
+          <w:lang w:val="pt_PT" w:bidi="pt_PT"/>
+        </w:rPr>
         <w:t>"</w:t>
       </w:r>
       <w:r>
@@ -38354,6 +44024,21 @@
           <w:b/>
           <w:lang w:val="pt_PT" w:bidi="pt_PT"/>
         </w:rPr>
+        <w:t>οὐχ ὅτι καθ’ ὑστέρησιν λέγω</w:t>
+      </w:r>
+    </w:p>
+    <w:p>
+      <w:pPr/>
+      <w:r>
+        <w:rPr>
+          <w:lang w:val="pt_PT" w:bidi="pt_PT"/>
+        </w:rPr>
+      </w:r>
+      <w:r>
+        <w:rPr>
+          <w:b/>
+          <w:lang w:val="pt_PT" w:bidi="pt_PT"/>
+        </w:rPr>
         <w:t>"</w:t>
       </w:r>
       <w:r>
@@ -38431,6 +44116,21 @@
           <w:b/>
           <w:lang w:val="pt_PT" w:bidi="pt_PT"/>
         </w:rPr>
+        <w:t>αὐτάρκης εἶναι</w:t>
+      </w:r>
+    </w:p>
+    <w:p>
+      <w:pPr/>
+      <w:r>
+        <w:rPr>
+          <w:lang w:val="pt_PT" w:bidi="pt_PT"/>
+        </w:rPr>
+      </w:r>
+      <w:r>
+        <w:rPr>
+          <w:b/>
+          <w:lang w:val="pt_PT" w:bidi="pt_PT"/>
+        </w:rPr>
         <w:t>"estar satisfeito".</w:t>
       </w:r>
     </w:p>
@@ -38494,6 +44194,21 @@
           <w:b/>
           <w:lang w:val="pt_PT" w:bidi="pt_PT"/>
         </w:rPr>
+        <w:t>ἐν οἷς εἰμι</w:t>
+      </w:r>
+    </w:p>
+    <w:p>
+      <w:pPr/>
+      <w:r>
+        <w:rPr>
+          <w:lang w:val="pt_PT" w:bidi="pt_PT"/>
+        </w:rPr>
+      </w:r>
+      <w:r>
+        <w:rPr>
+          <w:b/>
+          <w:lang w:val="pt_PT" w:bidi="pt_PT"/>
+        </w:rPr>
         <w:t>"</w:t>
       </w:r>
       <w:r>
@@ -38591,6 +44306,21 @@
           <w:b/>
           <w:lang w:val="pt_PT" w:bidi="pt_PT"/>
         </w:rPr>
+        <w:t>οἶδα καὶ</w:t>
+      </w:r>
+    </w:p>
+    <w:p>
+      <w:pPr/>
+      <w:r>
+        <w:rPr>
+          <w:lang w:val="pt_PT" w:bidi="pt_PT"/>
+        </w:rPr>
+      </w:r>
+      <w:r>
+        <w:rPr>
+          <w:b/>
+          <w:lang w:val="pt_PT" w:bidi="pt_PT"/>
+        </w:rPr>
         <w:t>"Sei o que é estar".</w:t>
       </w:r>
     </w:p>
@@ -38700,6 +44430,21 @@
           <w:b/>
           <w:lang w:val="pt_PT" w:bidi="pt_PT"/>
         </w:rPr>
+        <w:t>οἶδα καὶ ταπεινοῦσθαι, οἶδα καὶ περισσεύειν &amp; καὶ περισσεύειν καὶ ὑστερεῖσθαι</w:t>
+      </w:r>
+    </w:p>
+    <w:p>
+      <w:pPr/>
+      <w:r>
+        <w:rPr>
+          <w:lang w:val="pt_PT" w:bidi="pt_PT"/>
+        </w:rPr>
+      </w:r>
+      <w:r>
+        <w:rPr>
+          <w:b/>
+          <w:lang w:val="pt_PT" w:bidi="pt_PT"/>
+        </w:rPr>
         <w:t>"</w:t>
       </w:r>
       <w:r>
@@ -38817,6 +44562,21 @@
           <w:b/>
           <w:lang w:val="pt_PT" w:bidi="pt_PT"/>
         </w:rPr>
+        <w:t>οἶδα καὶ ταπεινοῦσθαι, οἶδα καὶ περισσεύειν</w:t>
+      </w:r>
+    </w:p>
+    <w:p>
+      <w:pPr/>
+      <w:r>
+        <w:rPr>
+          <w:lang w:val="pt_PT" w:bidi="pt_PT"/>
+        </w:rPr>
+      </w:r>
+      <w:r>
+        <w:rPr>
+          <w:b/>
+          <w:lang w:val="pt_PT" w:bidi="pt_PT"/>
+        </w:rPr>
         <w:t>"</w:t>
       </w:r>
       <w:r>
@@ -38940,6 +44700,21 @@
           <w:b/>
           <w:lang w:val="pt_PT" w:bidi="pt_PT"/>
         </w:rPr>
+        <w:t>ταπεινοῦσθαι</w:t>
+      </w:r>
+    </w:p>
+    <w:p>
+      <w:pPr/>
+      <w:r>
+        <w:rPr>
+          <w:lang w:val="pt_PT" w:bidi="pt_PT"/>
+        </w:rPr>
+      </w:r>
+      <w:r>
+        <w:rPr>
+          <w:b/>
+          <w:lang w:val="pt_PT" w:bidi="pt_PT"/>
+        </w:rPr>
         <w:t>"em qualquer situação".</w:t>
       </w:r>
     </w:p>
@@ -39049,6 +44824,21 @@
           <w:b/>
           <w:lang w:val="pt_PT" w:bidi="pt_PT"/>
         </w:rPr>
+        <w:t>ταπεινοῦσθαι</w:t>
+      </w:r>
+    </w:p>
+    <w:p>
+      <w:pPr/>
+      <w:r>
+        <w:rPr>
+          <w:lang w:val="pt_PT" w:bidi="pt_PT"/>
+        </w:rPr>
+      </w:r>
+      <w:r>
+        <w:rPr>
+          <w:b/>
+          <w:lang w:val="pt_PT" w:bidi="pt_PT"/>
+        </w:rPr>
         <w:t>"</w:t>
       </w:r>
       <w:r>
@@ -39172,6 +44962,21 @@
           <w:b/>
           <w:lang w:val="pt_PT" w:bidi="pt_PT"/>
         </w:rPr>
+        <w:t>χορτάζεσθαι καὶ πεινᾶν</w:t>
+      </w:r>
+    </w:p>
+    <w:p>
+      <w:pPr/>
+      <w:r>
+        <w:rPr>
+          <w:lang w:val="pt_PT" w:bidi="pt_PT"/>
+        </w:rPr>
+      </w:r>
+      <w:r>
+        <w:rPr>
+          <w:b/>
+          <w:lang w:val="pt_PT" w:bidi="pt_PT"/>
+        </w:rPr>
         <w:t>"</w:t>
       </w:r>
       <w:r>
@@ -39269,6 +45074,21 @@
           <w:b/>
           <w:lang w:val="pt_PT" w:bidi="pt_PT"/>
         </w:rPr>
+        <w:t>χορτάζεσθαι καὶ πεινᾶν</w:t>
+      </w:r>
+    </w:p>
+    <w:p>
+      <w:pPr/>
+      <w:r>
+        <w:rPr>
+          <w:lang w:val="pt_PT" w:bidi="pt_PT"/>
+        </w:rPr>
+      </w:r>
+      <w:r>
+        <w:rPr>
+          <w:b/>
+          <w:lang w:val="pt_PT" w:bidi="pt_PT"/>
+        </w:rPr>
         <w:t>"</w:t>
       </w:r>
       <w:r>
@@ -39392,6 +45212,21 @@
           <w:b/>
           <w:lang w:val="pt_PT" w:bidi="pt_PT"/>
         </w:rPr>
+        <w:t>περισσεύειν καὶ ὑστερεῖσθαι</w:t>
+      </w:r>
+    </w:p>
+    <w:p>
+      <w:pPr/>
+      <w:r>
+        <w:rPr>
+          <w:lang w:val="pt_PT" w:bidi="pt_PT"/>
+        </w:rPr>
+      </w:r>
+      <w:r>
+        <w:rPr>
+          <w:b/>
+          <w:lang w:val="pt_PT" w:bidi="pt_PT"/>
+        </w:rPr>
         <w:t>"q</w:t>
       </w:r>
       <w:r>
@@ -39489,6 +45324,21 @@
           <w:b/>
           <w:lang w:val="pt_PT" w:bidi="pt_PT"/>
         </w:rPr>
+        <w:t>περισσεύειν καὶ ὑστερεῖσθαι</w:t>
+      </w:r>
+    </w:p>
+    <w:p>
+      <w:pPr/>
+      <w:r>
+        <w:rPr>
+          <w:lang w:val="pt_PT" w:bidi="pt_PT"/>
+        </w:rPr>
+      </w:r>
+      <w:r>
+        <w:rPr>
+          <w:b/>
+          <w:lang w:val="pt_PT" w:bidi="pt_PT"/>
+        </w:rPr>
         <w:t>"</w:t>
       </w:r>
       <w:r>
@@ -39612,6 +45462,21 @@
           <w:b/>
           <w:lang w:val="pt_PT" w:bidi="pt_PT"/>
         </w:rPr>
+        <w:t>πάντα ἰσχύω ἐν τῷ ἐνδυναμοῦντί με</w:t>
+      </w:r>
+    </w:p>
+    <w:p>
+      <w:pPr/>
+      <w:r>
+        <w:rPr>
+          <w:lang w:val="pt_PT" w:bidi="pt_PT"/>
+        </w:rPr>
+      </w:r>
+      <w:r>
+        <w:rPr>
+          <w:b/>
+          <w:lang w:val="pt_PT" w:bidi="pt_PT"/>
+        </w:rPr>
         <w:t>"</w:t>
       </w:r>
       <w:r>
@@ -39735,6 +45600,21 @@
           <w:b/>
           <w:lang w:val="pt_PT" w:bidi="pt_PT"/>
         </w:rPr>
+        <w:t>πάντα ἰσχύω ἐν τῷ ἐνδυναμοῦντί με</w:t>
+      </w:r>
+    </w:p>
+    <w:p>
+      <w:pPr/>
+      <w:r>
+        <w:rPr>
+          <w:lang w:val="pt_PT" w:bidi="pt_PT"/>
+        </w:rPr>
+      </w:r>
+      <w:r>
+        <w:rPr>
+          <w:b/>
+          <w:lang w:val="pt_PT" w:bidi="pt_PT"/>
+        </w:rPr>
         <w:t>"</w:t>
       </w:r>
       <w:r>
@@ -39858,6 +45738,21 @@
           <w:b/>
           <w:lang w:val="pt_PT" w:bidi="pt_PT"/>
         </w:rPr>
+        <w:t>συνκοινωνήσαντές μου τῇ θλίψει</w:t>
+      </w:r>
+    </w:p>
+    <w:p>
+      <w:pPr/>
+      <w:r>
+        <w:rPr>
+          <w:lang w:val="pt_PT" w:bidi="pt_PT"/>
+        </w:rPr>
+      </w:r>
+      <w:r>
+        <w:rPr>
+          <w:b/>
+          <w:lang w:val="pt_PT" w:bidi="pt_PT"/>
+        </w:rPr>
         <w:t>"</w:t>
       </w:r>
       <w:r>
@@ -39968,6 +45863,21 @@
           <w:b/>
           <w:lang w:val="pt_PT" w:bidi="pt_PT"/>
         </w:rPr>
+        <w:t>μου τῇ θλίψει</w:t>
+      </w:r>
+    </w:p>
+    <w:p>
+      <w:pPr/>
+      <w:r>
+        <w:rPr>
+          <w:lang w:val="pt_PT" w:bidi="pt_PT"/>
+        </w:rPr>
+      </w:r>
+      <w:r>
+        <w:rPr>
+          <w:b/>
+          <w:lang w:val="pt_PT" w:bidi="pt_PT"/>
+        </w:rPr>
         <w:t>"nas minhas aflições".</w:t>
       </w:r>
     </w:p>
@@ -40077,6 +45987,21 @@
           <w:b/>
           <w:lang w:val="pt_PT" w:bidi="pt_PT"/>
         </w:rPr>
+        <w:t>μου τῇ θλίψει</w:t>
+      </w:r>
+    </w:p>
+    <w:p>
+      <w:pPr/>
+      <w:r>
+        <w:rPr>
+          <w:lang w:val="pt_PT" w:bidi="pt_PT"/>
+        </w:rPr>
+      </w:r>
+      <w:r>
+        <w:rPr>
+          <w:b/>
+          <w:lang w:val="pt_PT" w:bidi="pt_PT"/>
+        </w:rPr>
         <w:t>"minhas aflições".</w:t>
       </w:r>
     </w:p>
@@ -40126,6 +46051,21 @@
         <w:rPr>
           <w:lang w:val="pt_PT" w:bidi="pt_PT"/>
         </w:rPr>
+      </w:r>
+    </w:p>
+    <w:p>
+      <w:pPr/>
+      <w:r>
+        <w:rPr>
+          <w:lang w:val="pt_PT" w:bidi="pt_PT"/>
+        </w:rPr>
+      </w:r>
+      <w:r>
+        <w:rPr>
+          <w:b/>
+          <w:lang w:val="pt_PT" w:bidi="pt_PT"/>
+        </w:rPr>
+        <w:t>ἐν ἀρχῇ τοῦ εὐαγγελίου</w:t>
       </w:r>
     </w:p>
     <w:p>
@@ -40348,6 +46288,21 @@
           <w:b/>
           <w:lang w:val="pt_PT" w:bidi="pt_PT"/>
         </w:rPr>
+        <w:t>οὐδεμία μοι ἐκκλησία ἐκοινώνησεν εἰς λόγον δόσεως καὶ λήμψεως, εἰ μὴ ὑμεῖς μόνοι</w:t>
+      </w:r>
+    </w:p>
+    <w:p>
+      <w:pPr/>
+      <w:r>
+        <w:rPr>
+          <w:lang w:val="pt_PT" w:bidi="pt_PT"/>
+        </w:rPr>
+      </w:r>
+      <w:r>
+        <w:rPr>
+          <w:b/>
+          <w:lang w:val="pt_PT" w:bidi="pt_PT"/>
+        </w:rPr>
         <w:t>"</w:t>
       </w:r>
       <w:r>
@@ -40458,6 +46413,21 @@
           <w:b/>
           <w:lang w:val="pt_PT" w:bidi="pt_PT"/>
         </w:rPr>
+        <w:t>μοι &amp; ἐκοινώνησεν</w:t>
+      </w:r>
+    </w:p>
+    <w:p>
+      <w:pPr/>
+      <w:r>
+        <w:rPr>
+          <w:lang w:val="pt_PT" w:bidi="pt_PT"/>
+        </w:rPr>
+      </w:r>
+      <w:r>
+        <w:rPr>
+          <w:b/>
+          <w:lang w:val="pt_PT" w:bidi="pt_PT"/>
+        </w:rPr>
         <w:t>"participaram".</w:t>
       </w:r>
     </w:p>
@@ -40554,6 +46524,21 @@
           <w:b/>
           <w:lang w:val="pt_PT" w:bidi="pt_PT"/>
         </w:rPr>
+        <w:t>εἰς λόγον δόσεως καὶ λήμψεως</w:t>
+      </w:r>
+    </w:p>
+    <w:p>
+      <w:pPr/>
+      <w:r>
+        <w:rPr>
+          <w:lang w:val="pt_PT" w:bidi="pt_PT"/>
+        </w:rPr>
+      </w:r>
+      <w:r>
+        <w:rPr>
+          <w:b/>
+          <w:lang w:val="pt_PT" w:bidi="pt_PT"/>
+        </w:rPr>
         <w:t>"</w:t>
       </w:r>
       <w:r>
@@ -40657,6 +46642,21 @@
           <w:b/>
           <w:lang w:val="pt_PT" w:bidi="pt_PT"/>
         </w:rPr>
+        <w:t>ὅτι καὶ ἐν Θεσσαλονίκῃ</w:t>
+      </w:r>
+    </w:p>
+    <w:p>
+      <w:pPr/>
+      <w:r>
+        <w:rPr>
+          <w:lang w:val="pt_PT" w:bidi="pt_PT"/>
+        </w:rPr>
+      </w:r>
+      <w:r>
+        <w:rPr>
+          <w:b/>
+          <w:lang w:val="pt_PT" w:bidi="pt_PT"/>
+        </w:rPr>
         <w:t>"Em Tessalônica"</w:t>
       </w:r>
     </w:p>
@@ -40720,6 +46720,21 @@
           <w:b/>
           <w:lang w:val="pt_PT" w:bidi="pt_PT"/>
         </w:rPr>
+        <w:t>καὶ ἅπαξ καὶ δὶς</w:t>
+      </w:r>
+    </w:p>
+    <w:p>
+      <w:pPr/>
+      <w:r>
+        <w:rPr>
+          <w:lang w:val="pt_PT" w:bidi="pt_PT"/>
+        </w:rPr>
+      </w:r>
+      <w:r>
+        <w:rPr>
+          <w:b/>
+          <w:lang w:val="pt_PT" w:bidi="pt_PT"/>
+        </w:rPr>
         <w:t>"mais de uma vez".</w:t>
       </w:r>
     </w:p>
@@ -40816,6 +46831,21 @@
           <w:b/>
           <w:lang w:val="pt_PT" w:bidi="pt_PT"/>
         </w:rPr>
+        <w:t>εἰς τὴν χρείαν μοι ἐπέμψατε</w:t>
+      </w:r>
+    </w:p>
+    <w:p>
+      <w:pPr/>
+      <w:r>
+        <w:rPr>
+          <w:lang w:val="pt_PT" w:bidi="pt_PT"/>
+        </w:rPr>
+      </w:r>
+      <w:r>
+        <w:rPr>
+          <w:b/>
+          <w:lang w:val="pt_PT" w:bidi="pt_PT"/>
+        </w:rPr>
         <w:t>"</w:t>
       </w:r>
       <w:r>
@@ -40913,6 +46943,21 @@
           <w:b/>
           <w:lang w:val="pt_PT" w:bidi="pt_PT"/>
         </w:rPr>
+        <w:t>ἐπιζητῶ τὸν καρπὸν τὸν πλεονάζοντα εἰς λόγον ὑμῶν</w:t>
+      </w:r>
+    </w:p>
+    <w:p>
+      <w:pPr/>
+      <w:r>
+        <w:rPr>
+          <w:lang w:val="pt_PT" w:bidi="pt_PT"/>
+        </w:rPr>
+      </w:r>
+      <w:r>
+        <w:rPr>
+          <w:b/>
+          <w:lang w:val="pt_PT" w:bidi="pt_PT"/>
+        </w:rPr>
         <w:t>"</w:t>
       </w:r>
       <w:r>
@@ -41035,6 +47080,21 @@
         <w:rPr>
           <w:lang w:val="pt_PT" w:bidi="pt_PT"/>
         </w:rPr>
+      </w:r>
+    </w:p>
+    <w:p>
+      <w:pPr/>
+      <w:r>
+        <w:rPr>
+          <w:lang w:val="pt_PT" w:bidi="pt_PT"/>
+        </w:rPr>
+      </w:r>
+      <w:r>
+        <w:rPr>
+          <w:b/>
+          <w:lang w:val="pt_PT" w:bidi="pt_PT"/>
+        </w:rPr>
+        <w:t>ἀπέχω &amp; πάντα</w:t>
       </w:r>
     </w:p>
     <w:p>
@@ -41170,6 +47230,21 @@
           <w:b/>
           <w:lang w:val="pt_PT" w:bidi="pt_PT"/>
         </w:rPr>
+        <w:t>περισσεύω</w:t>
+      </w:r>
+    </w:p>
+    <w:p>
+      <w:pPr/>
+      <w:r>
+        <w:rPr>
+          <w:lang w:val="pt_PT" w:bidi="pt_PT"/>
+        </w:rPr>
+      </w:r>
+      <w:r>
+        <w:rPr>
+          <w:b/>
+          <w:lang w:val="pt_PT" w:bidi="pt_PT"/>
+        </w:rPr>
         <w:t>"</w:t>
       </w:r>
       <w:r>
@@ -41280,6 +47355,21 @@
           <w:b/>
           <w:lang w:val="pt_PT" w:bidi="pt_PT"/>
         </w:rPr>
+        <w:t>πεπλήρωμαι, δεξάμενος παρὰ Ἐπαφροδίτου τὰ παρ’ ὑμῶν</w:t>
+      </w:r>
+    </w:p>
+    <w:p>
+      <w:pPr/>
+      <w:r>
+        <w:rPr>
+          <w:lang w:val="pt_PT" w:bidi="pt_PT"/>
+        </w:rPr>
+      </w:r>
+      <w:r>
+        <w:rPr>
+          <w:b/>
+          <w:lang w:val="pt_PT" w:bidi="pt_PT"/>
+        </w:rPr>
         <w:t>"</w:t>
       </w:r>
       <w:r>
@@ -41389,6 +47479,21 @@
         <w:rPr>
           <w:lang w:val="pt_PT" w:bidi="pt_PT"/>
         </w:rPr>
+      </w:r>
+    </w:p>
+    <w:p>
+      <w:pPr/>
+      <w:r>
+        <w:rPr>
+          <w:lang w:val="pt_PT" w:bidi="pt_PT"/>
+        </w:rPr>
+      </w:r>
+      <w:r>
+        <w:rPr>
+          <w:b/>
+          <w:lang w:val="pt_PT" w:bidi="pt_PT"/>
+        </w:rPr>
+        <w:t>Ἐπαφροδίτου</w:t>
       </w:r>
     </w:p>
     <w:p>
@@ -41511,6 +47616,21 @@
           <w:b/>
           <w:lang w:val="pt_PT" w:bidi="pt_PT"/>
         </w:rPr>
+        <w:t>ὀσμὴν εὐωδίας, θυσίαν δεκτήν, εὐάρεστον τῷ Θεῷ</w:t>
+      </w:r>
+    </w:p>
+    <w:p>
+      <w:pPr/>
+      <w:r>
+        <w:rPr>
+          <w:lang w:val="pt_PT" w:bidi="pt_PT"/>
+        </w:rPr>
+      </w:r>
+      <w:r>
+        <w:rPr>
+          <w:b/>
+          <w:lang w:val="pt_PT" w:bidi="pt_PT"/>
+        </w:rPr>
         <w:t>"</w:t>
       </w:r>
       <w:r>
@@ -41634,6 +47754,21 @@
           <w:b/>
           <w:lang w:val="pt_PT" w:bidi="pt_PT"/>
         </w:rPr>
+        <w:t>πληρώσει πᾶσαν χρείαν ὑμῶν</w:t>
+      </w:r>
+    </w:p>
+    <w:p>
+      <w:pPr/>
+      <w:r>
+        <w:rPr>
+          <w:lang w:val="pt_PT" w:bidi="pt_PT"/>
+        </w:rPr>
+      </w:r>
+      <w:r>
+        <w:rPr>
+          <w:b/>
+          <w:lang w:val="pt_PT" w:bidi="pt_PT"/>
+        </w:rPr>
         <w:t>"l</w:t>
       </w:r>
       <w:r>
@@ -41757,6 +47892,21 @@
           <w:b/>
           <w:lang w:val="pt_PT" w:bidi="pt_PT"/>
         </w:rPr>
+        <w:t>κατὰ τὸ πλοῦτος αὐτοῦ ἐν δόξῃ ἐν Χριστῷ Ἰησοῦ</w:t>
+      </w:r>
+    </w:p>
+    <w:p>
+      <w:pPr/>
+      <w:r>
+        <w:rPr>
+          <w:lang w:val="pt_PT" w:bidi="pt_PT"/>
+        </w:rPr>
+      </w:r>
+      <w:r>
+        <w:rPr>
+          <w:b/>
+          <w:lang w:val="pt_PT" w:bidi="pt_PT"/>
+        </w:rPr>
         <w:t>"</w:t>
       </w:r>
       <w:r>
@@ -41834,6 +47984,21 @@
           <w:b/>
           <w:lang w:val="pt_PT" w:bidi="pt_PT"/>
         </w:rPr>
+        <w:t>ἡμῶν</w:t>
+      </w:r>
+    </w:p>
+    <w:p>
+      <w:pPr/>
+      <w:r>
+        <w:rPr>
+          <w:lang w:val="pt_PT" w:bidi="pt_PT"/>
+        </w:rPr>
+      </w:r>
+      <w:r>
+        <w:rPr>
+          <w:b/>
+          <w:lang w:val="pt_PT" w:bidi="pt_PT"/>
+        </w:rPr>
         <w:t>"Ao Deus".</w:t>
       </w:r>
     </w:p>
@@ -41956,6 +48121,21 @@
           <w:b/>
           <w:lang w:val="pt_PT" w:bidi="pt_PT"/>
         </w:rPr>
+        <w:t>ἀσπάσασθε</w:t>
+      </w:r>
+    </w:p>
+    <w:p>
+      <w:pPr/>
+      <w:r>
+        <w:rPr>
+          <w:lang w:val="pt_PT" w:bidi="pt_PT"/>
+        </w:rPr>
+      </w:r>
+      <w:r>
+        <w:rPr>
+          <w:b/>
+          <w:lang w:val="pt_PT" w:bidi="pt_PT"/>
+        </w:rPr>
         <w:t>"Saudações".</w:t>
       </w:r>
     </w:p>
@@ -42032,6 +48212,21 @@
         <w:rPr>
           <w:lang w:val="pt_PT" w:bidi="pt_PT"/>
         </w:rPr>
+      </w:r>
+    </w:p>
+    <w:p>
+      <w:pPr/>
+      <w:r>
+        <w:rPr>
+          <w:lang w:val="pt_PT" w:bidi="pt_PT"/>
+        </w:rPr>
+      </w:r>
+      <w:r>
+        <w:rPr>
+          <w:b/>
+          <w:lang w:val="pt_PT" w:bidi="pt_PT"/>
+        </w:rPr>
+        <w:t>οἱ σὺν ἐμοὶ ἀδελφοί</w:t>
       </w:r>
     </w:p>
     <w:p>
@@ -42187,6 +48382,21 @@
           <w:b/>
           <w:lang w:val="pt_PT" w:bidi="pt_PT"/>
         </w:rPr>
+        <w:t>οἱ σὺν ἐμοὶ ἀδελφοί</w:t>
+      </w:r>
+    </w:p>
+    <w:p>
+      <w:pPr/>
+      <w:r>
+        <w:rPr>
+          <w:lang w:val="pt_PT" w:bidi="pt_PT"/>
+        </w:rPr>
+      </w:r>
+      <w:r>
+        <w:rPr>
+          <w:b/>
+          <w:lang w:val="pt_PT" w:bidi="pt_PT"/>
+        </w:rPr>
         <w:t>"</w:t>
       </w:r>
       <w:r>
@@ -42328,6 +48538,21 @@
           <w:b/>
           <w:lang w:val="pt_PT" w:bidi="pt_PT"/>
         </w:rPr>
+        <w:t>τῆς Καίσαρος οἰκίας</w:t>
+      </w:r>
+    </w:p>
+    <w:p>
+      <w:pPr/>
+      <w:r>
+        <w:rPr>
+          <w:lang w:val="pt_PT" w:bidi="pt_PT"/>
+        </w:rPr>
+      </w:r>
+      <w:r>
+        <w:rPr>
+          <w:b/>
+          <w:lang w:val="pt_PT" w:bidi="pt_PT"/>
+        </w:rPr>
         <w:t>"do palácio do Imperador".</w:t>
       </w:r>
     </w:p>
@@ -42424,6 +48649,21 @@
           <w:b/>
           <w:lang w:val="pt_PT" w:bidi="pt_PT"/>
         </w:rPr>
+        <w:t>μετὰ τοῦ πνεύματος ὑμῶν</w:t>
+      </w:r>
+    </w:p>
+    <w:p>
+      <w:pPr/>
+      <w:r>
+        <w:rPr>
+          <w:lang w:val="pt_PT" w:bidi="pt_PT"/>
+        </w:rPr>
+      </w:r>
+      <w:r>
+        <w:rPr>
+          <w:b/>
+          <w:lang w:val="pt_PT" w:bidi="pt_PT"/>
+        </w:rPr>
         <w:t>"</w:t>
       </w:r>
       <w:r>
@@ -42533,6 +48773,21 @@
         <w:rPr>
           <w:lang w:val="pt_PT" w:bidi="pt_PT"/>
         </w:rPr>
+      </w:r>
+    </w:p>
+    <w:p>
+      <w:pPr/>
+      <w:r>
+        <w:rPr>
+          <w:lang w:val="pt_PT" w:bidi="pt_PT"/>
+        </w:rPr>
+      </w:r>
+      <w:r>
+        <w:rPr>
+          <w:b/>
+          <w:lang w:val="pt_PT" w:bidi="pt_PT"/>
+        </w:rPr>
+        <w:t>ἡ χάρις τοῦ Κυρίου Ἰησοῦ Χριστοῦ μετὰ τοῦ πνεύματος ὑμῶν</w:t>
       </w:r>
     </w:p>
     <w:p>

--- a/por/docx/50.content.docx
+++ b/por/docx/50.content.docx
@@ -28,49 +28,15 @@
       </w:r>
     </w:p>
     <w:p>
-      <w:pPr>
-        <w:pStyle w:val="Heading2"/>
-      </w:pPr>
-      <w:r>
-        <w:rPr>
-          <w:lang w:val="pt_PT" w:bidi="pt_PT"/>
-        </w:rPr>
-        <w:t>License Information</w:t>
-      </w:r>
-      <w:r>
-        <w:rPr>
-          <w:lang w:val="pt_PT" w:bidi="pt_PT"/>
-        </w:rPr>
-      </w:r>
-    </w:p>
-    <w:p>
-      <w:pPr/>
-      <w:r>
-        <w:rPr>
-          <w:lang w:val="pt_PT" w:bidi="pt_PT"/>
-        </w:rPr>
-      </w:r>
-      <w:r>
-        <w:rPr>
-          <w:b/>
-          <w:lang w:val="pt_PT" w:bidi="pt_PT"/>
-        </w:rPr>
-        <w:t>Notas de Tradução (unfoldingWord)</w:t>
-      </w:r>
-      <w:r>
-        <w:rPr>
-          <w:lang w:val="pt_PT" w:bidi="pt_PT"/>
-        </w:rPr>
-        <w:t xml:space="preserve"> (Portuguese) is based on</w:t>
-      </w:r>
-      <w:r>
-        <w:rPr>
-          <w:lang w:val="pt_PT" w:bidi="pt_PT"/>
-        </w:rPr>
-        <w:t xml:space="preserve">: </w:t>
-      </w:r>
-      <w:r>
-        <w:rPr>
+      <w:pPr/>
+      <w:r>
+        <w:rPr>
+          <w:lang w:val="pt_PT" w:bidi="pt_PT"/>
+        </w:rPr>
+      </w:r>
+      <w:r>
+        <w:rPr>
+          <w:b/>
           <w:lang w:val="pt_PT" w:bidi="pt_PT"/>
         </w:rPr>
         <w:t>unfoldingWord® Translation Notes</w:t>
@@ -79,62 +45,31 @@
         <w:rPr>
           <w:lang w:val="pt_PT" w:bidi="pt_PT"/>
         </w:rPr>
-        <w:t xml:space="preserve">, </w:t>
-      </w:r>
-      <w:hyperlink r:id="rId13">
-        <w:r>
-          <w:rPr>
-            <w:lang w:val="pt_PT" w:bidi="pt_PT"/>
-          </w:rPr>
-          <w:rPr>
-            <w:color w:val="0000EE"/>
-            <w:u w:val="single"/>
-          </w:rPr>
-          <w:t>unfoldingWord</w:t>
-        </w:r>
-      </w:hyperlink>
-      <w:r>
-        <w:rPr>
-          <w:lang w:val="pt_PT" w:bidi="pt_PT"/>
-        </w:rPr>
-        <w:t xml:space="preserve">, 2022, which is licensed under a </w:t>
-      </w:r>
-      <w:hyperlink r:id="rId14">
-        <w:r>
-          <w:rPr>
-            <w:lang w:val="pt_PT" w:bidi="pt_PT"/>
-          </w:rPr>
-          <w:rPr>
-            <w:color w:val="0000EE"/>
-            <w:u w:val="single"/>
-          </w:rPr>
-          <w:t>CC BY-SA 4.0 license</w:t>
-        </w:r>
-      </w:hyperlink>
-      <w:r>
-        <w:rPr>
-          <w:lang w:val="pt_PT" w:bidi="pt_PT"/>
-        </w:rPr>
-        <w:t>.</w:t>
-      </w:r>
-      <w:r>
-        <w:rPr>
-          <w:lang w:val="pt_PT" w:bidi="pt_PT"/>
-        </w:rPr>
-      </w:r>
-    </w:p>
-    <w:p>
-      <w:pPr/>
-      <w:r>
-        <w:rPr>
-          <w:lang w:val="pt_PT" w:bidi="pt_PT"/>
-        </w:rPr>
-      </w:r>
-      <w:r>
-        <w:rPr>
-          <w:lang w:val="pt_PT" w:bidi="pt_PT"/>
-        </w:rPr>
-        <w:t>This PDF version is provided under the same license.</w:t>
+        <w:t xml:space="preserve"> © 2022 unfoldingWord. Released under CC BY-SA 4.0 license. </w:t>
+      </w:r>
+      <w:r>
+        <w:rPr>
+          <w:lang w:val="pt_PT" w:bidi="pt_PT"/>
+        </w:rPr>
+        <w:t>unfoldingWord® Translation Notes</w:t>
+      </w:r>
+      <w:r>
+        <w:rPr>
+          <w:lang w:val="pt_PT" w:bidi="pt_PT"/>
+        </w:rPr>
+        <w:t xml:space="preserve"> has been adapted in the following languages: Tok Pisin, Arabic (عربي), French (Français), Hindi (हिंदी), Indonesian (Bahasa Indonesia), Portuguese (Português), Russian (Русский), Spanish (Español), Swahili (Kiswahili), and Simplified Chinese (简体中文) from </w:t>
+      </w:r>
+      <w:r>
+        <w:rPr>
+          <w:lang w:val="pt_PT" w:bidi="pt_PT"/>
+        </w:rPr>
+        <w:t>unfoldingWord® Translation Notes</w:t>
+      </w:r>
+      <w:r>
+        <w:rPr>
+          <w:lang w:val="pt_PT" w:bidi="pt_PT"/>
+        </w:rPr>
+        <w:t xml:space="preserve"> © 2022 unfoldingWord. Released under CC BY-SA 4.0 license by Mission Mutual</w:t>
       </w:r>
       <w:r>
         <w:rPr>
@@ -500,7 +435,7 @@
         </w:rPr>
         <w:t xml:space="preserve"> refere-se aos cristãos filipenses e está no plural na língua original em que Paulo escreveu. Ao longo desta carta, com uma exceção, as palavras “vocês” e “seus” estão no plural e referem-se aos cristãos filipenses. Se o seu idioma usa formas diferentes para mostrar quando “vocês” e “seus” referem-se a uma pessoa e quando referem-se a mais de uma pessoa, use a forma plural que seria apropriada no seu idioma nesta ocorrência e em todas as outras de “vocês” e “seus” nesta carta, exceto em </w:t>
       </w:r>
-      <w:hyperlink r:id="rId15">
+      <w:hyperlink r:id="rId13">
         <w:r>
           <w:rPr>
             <w:lang w:val="pt_PT" w:bidi="pt_PT"/>
@@ -518,7 +453,7 @@
         </w:rPr>
         <w:t xml:space="preserve">. Uma nota discutirá a única exceção em </w:t>
       </w:r>
-      <w:hyperlink r:id="rId15">
+      <w:hyperlink r:id="rId13">
         <w:r>
           <w:rPr>
             <w:lang w:val="pt_PT" w:bidi="pt_PT"/>
@@ -960,7 +895,7 @@
         </w:rPr>
         <w:t xml:space="preserve"> em </w:t>
       </w:r>
-      <w:hyperlink r:id="rId16">
+      <w:hyperlink r:id="rId14">
         <w:r>
           <w:rPr>
             <w:lang w:val="pt_PT" w:bidi="pt_PT"/>
@@ -978,7 +913,7 @@
         </w:rPr>
         <w:t xml:space="preserve">. Nesta carta, todo uso das palavras "vocês" e "seus" está no plural e se refere aos crentes filipenses, exceto por um uso em </w:t>
       </w:r>
-      <w:hyperlink r:id="rId15">
+      <w:hyperlink r:id="rId13">
         <w:r>
           <w:rPr>
             <w:lang w:val="pt_PT" w:bidi="pt_PT"/>
@@ -1198,7 +1133,7 @@
         </w:rPr>
         <w:t xml:space="preserve"> está no plural e refere-se aos cristãos filipenses. Nesta carta, com uma exceção, as palavras “você” e “seu” são sempre plurais e sempre se referem aos filipenses. Se o seu idioma utiliza formas diferentes para indicar quando “você” e “seu” se referem a uma pessoa e quando se referem a mais de uma pessoa, use a forma plural que seria apropriada no seu idioma nesta ocorrência e em todas as outras ocorrências de “você” e “seu” nesta carta, exceto em </w:t>
       </w:r>
-      <w:hyperlink r:id="rId15">
+      <w:hyperlink r:id="rId13">
         <w:r>
           <w:rPr>
             <w:lang w:val="pt_PT" w:bidi="pt_PT"/>
@@ -1216,7 +1151,7 @@
         </w:rPr>
         <w:t xml:space="preserve">. Uma nota discutirá a única exceção em </w:t>
       </w:r>
-      <w:hyperlink r:id="rId15">
+      <w:hyperlink r:id="rId13">
         <w:r>
           <w:rPr>
             <w:lang w:val="pt_PT" w:bidi="pt_PT"/>
@@ -1345,7 +1280,7 @@
         </w:rPr>
         <w:t xml:space="preserve"> refere-se à parceria dos filipenses com Paulo nas várias atividades envolvidas na divulgação do evangelho. Isso inclui doações em dinheiro que eles enviaram a Paulo (Veja: </w:t>
       </w:r>
-      <w:hyperlink r:id="rId17">
+      <w:hyperlink r:id="rId15">
         <w:r>
           <w:rPr>
             <w:lang w:val="pt_PT" w:bidi="pt_PT"/>
@@ -2001,7 +1936,7 @@
         </w:rPr>
         <w:t xml:space="preserve"> em </w:t>
       </w:r>
-      <w:hyperlink r:id="rId16">
+      <w:hyperlink r:id="rId14">
         <w:r>
           <w:rPr>
             <w:lang w:val="pt_PT" w:bidi="pt_PT"/>
@@ -3139,7 +3074,7 @@
         </w:rPr>
         <w:t xml:space="preserve">Veja como você traduziu a palavra "vocês" em </w:t>
       </w:r>
-      <w:hyperlink r:id="rId18">
+      <w:hyperlink r:id="rId16">
         <w:r>
           <w:rPr>
             <w:lang w:val="pt_PT" w:bidi="pt_PT"/>
@@ -4841,7 +4776,7 @@
         </w:rPr>
         <w:t xml:space="preserve">No texto original, existe a expressão "minhas correntes". Paulo novamente se refere ao seu encarceramento de forma figurativa ao usar a frase. Veja como você traduziu essa frase em </w:t>
       </w:r>
-      <w:hyperlink r:id="rId19">
+      <w:hyperlink r:id="rId17">
         <w:r>
           <w:rPr>
             <w:lang w:val="pt_PT" w:bidi="pt_PT"/>
@@ -5040,7 +4975,7 @@
         </w:rPr>
         <w:t xml:space="preserve">Veja como você traduziu "irmãos" no versículo anterior </w:t>
       </w:r>
-      <w:hyperlink r:id="rId20">
+      <w:hyperlink r:id="rId18">
         <w:r>
           <w:rPr>
             <w:lang w:val="pt_PT" w:bidi="pt_PT"/>
@@ -5650,7 +5585,7 @@
         </w:rPr>
         <w:t xml:space="preserve">Começando neste versículo e se estendendo até o final de </w:t>
       </w:r>
-      <w:hyperlink r:id="rId21">
+      <w:hyperlink r:id="rId19">
         <w:r>
           <w:rPr>
             <w:lang w:val="pt_PT" w:bidi="pt_PT"/>
@@ -5668,7 +5603,7 @@
         </w:rPr>
         <w:t xml:space="preserve">, Paulo utiliza um recurso poético chamado quiasmo, que pode ser confuso em alguns idiomas. Pode ser necessário reordenar certas partes em </w:t>
       </w:r>
-      <w:hyperlink r:id="rId22">
+      <w:hyperlink r:id="rId20">
         <w:r>
           <w:rPr>
             <w:lang w:val="pt_PT" w:bidi="pt_PT"/>
@@ -6325,7 +6260,7 @@
         </w:rPr>
         <w:t xml:space="preserve">Paulo está falando do evangelho como se fosse um lugar ou pessoa que pudesse ser atacado. Se isso for confuso no seu idioma, você pode usar uma linguagem simples. Veja como você traduziu “defesa e confirmação do evangelho” em </w:t>
       </w:r>
-      <w:hyperlink r:id="rId19">
+      <w:hyperlink r:id="rId17">
         <w:r>
           <w:rPr>
             <w:lang w:val="pt_PT" w:bidi="pt_PT"/>
@@ -6537,7 +6472,7 @@
         </w:rPr>
         <w:t xml:space="preserve">Veja como você traduziu a frase “defender e anunciar com firmeza o evangelho” em </w:t>
       </w:r>
-      <w:hyperlink r:id="rId19">
+      <w:hyperlink r:id="rId17">
         <w:r>
           <w:rPr>
             <w:lang w:val="pt_PT" w:bidi="pt_PT"/>
@@ -6822,7 +6757,7 @@
         </w:rPr>
         <w:t xml:space="preserve">No texto original, existe a expressão "minhas correntes", indicando que Paulo estava na cadeia. Aqui, ele se refere ao seu encarceramento mencionando uma parte dele: as correntes que prendiam seus pés e mãos. Se isso não estiver claro em seu idioma, você pode mencionar o encarceramento diretamente. Veja como você traduziu a frase "estou na cadeia" em </w:t>
       </w:r>
-      <w:hyperlink r:id="rId19">
+      <w:hyperlink r:id="rId17">
         <w:r>
           <w:rPr>
             <w:lang w:val="pt_PT" w:bidi="pt_PT"/>
@@ -6840,7 +6775,7 @@
         </w:rPr>
         <w:t xml:space="preserve"> e </w:t>
       </w:r>
-      <w:hyperlink r:id="rId23">
+      <w:hyperlink r:id="rId21">
         <w:r>
           <w:rPr>
             <w:lang w:val="pt_PT" w:bidi="pt_PT"/>
@@ -7942,7 +7877,7 @@
         </w:rPr>
         <w:t xml:space="preserve">No texto original, existe a frase "no meu corpo" que é usada para indicar as atividades que Paulo realiza com seu corpo. Paulo menciona seu corpo porque era com seu corpo terreno que ele serviria a Deus na terra até morrer, como ele explica em mais detalhes em </w:t>
       </w:r>
-      <w:hyperlink r:id="rId24">
+      <w:hyperlink r:id="rId22">
         <w:r>
           <w:rPr>
             <w:lang w:val="pt_PT" w:bidi="pt_PT"/>
@@ -9429,7 +9364,7 @@
         </w:rPr>
         <w:t xml:space="preserve"> que significa permanecer vivo em seu corpo na terra. Veja como você traduziu "continuar vivendo" em </w:t>
       </w:r>
-      <w:hyperlink r:id="rId25">
+      <w:hyperlink r:id="rId23">
         <w:r>
           <w:rPr>
             <w:lang w:val="pt_PT" w:bidi="pt_PT"/>
@@ -9654,7 +9589,7 @@
         </w:rPr>
         <w:t xml:space="preserve"> em </w:t>
       </w:r>
-      <w:hyperlink r:id="rId18">
+      <w:hyperlink r:id="rId16">
         <w:r>
           <w:rPr>
             <w:lang w:val="pt_PT" w:bidi="pt_PT"/>
@@ -9763,7 +9698,7 @@
         </w:rPr>
         <w:t xml:space="preserve"> refere-se a </w:t>
       </w:r>
-      <w:hyperlink r:id="rId26">
+      <w:hyperlink r:id="rId24">
         <w:r>
           <w:rPr>
             <w:lang w:val="pt_PT" w:bidi="pt_PT"/>
@@ -10029,7 +9964,7 @@
         </w:rPr>
         <w:t xml:space="preserve"> em </w:t>
       </w:r>
-      <w:hyperlink r:id="rId26">
+      <w:hyperlink r:id="rId24">
         <w:r>
           <w:rPr>
             <w:lang w:val="pt_PT" w:bidi="pt_PT"/>
@@ -10241,7 +10176,7 @@
         </w:rPr>
         <w:t xml:space="preserve"> em </w:t>
       </w:r>
-      <w:hyperlink r:id="rId16">
+      <w:hyperlink r:id="rId14">
         <w:r>
           <w:rPr>
             <w:lang w:val="pt_PT" w:bidi="pt_PT"/>
@@ -10603,7 +10538,7 @@
         </w:rPr>
         <w:t xml:space="preserve"> em </w:t>
       </w:r>
-      <w:hyperlink r:id="rId18">
+      <w:hyperlink r:id="rId16">
         <w:r>
           <w:rPr>
             <w:lang w:val="pt_PT" w:bidi="pt_PT"/>
@@ -10823,7 +10758,7 @@
         </w:rPr>
         <w:t xml:space="preserve"> indica que o que segue é o propósito do que foi mencionado anteriormente. O propósito de Paulo permanecer vivo (</w:t>
       </w:r>
-      <w:hyperlink r:id="rId27">
+      <w:hyperlink r:id="rId25">
         <w:r>
           <w:rPr>
             <w:lang w:val="pt_PT" w:bidi="pt_PT"/>
@@ -11063,7 +10998,7 @@
         </w:rPr>
         <w:t xml:space="preserve"> descreve a viagem de Paulo do ponto de vista dos filipenses. Em seu idioma, pode ser mais natural descrever a viagem do ponto de vista de Paulo e usar uma palavra como "indo". Aqui e no versículo </w:t>
       </w:r>
-      <w:hyperlink r:id="rId28">
+      <w:hyperlink r:id="rId26">
         <w:r>
           <w:rPr>
             <w:lang w:val="pt_PT" w:bidi="pt_PT"/>
@@ -11316,7 +11251,7 @@
         </w:rPr>
         <w:t xml:space="preserve"> refere-se a Paulo viajando para onde os filipenses vivem e visitando-os. Veja como você traduziu a forma desta palavra no versículo anterior, </w:t>
       </w:r>
-      <w:hyperlink r:id="rId29">
+      <w:hyperlink r:id="rId27">
         <w:r>
           <w:rPr>
             <w:lang w:val="pt_PT" w:bidi="pt_PT"/>
@@ -16312,7 +16247,7 @@
         </w:rPr>
         <w:t xml:space="preserve"> introduz um contraste entre a cláusula anterior em </w:t>
       </w:r>
-      <w:hyperlink r:id="rId30">
+      <w:hyperlink r:id="rId28">
         <w:r>
           <w:rPr>
             <w:lang w:val="pt_PT" w:bidi="pt_PT"/>
@@ -17777,7 +17712,7 @@
         </w:rPr>
         <w:t xml:space="preserve"> introduz o resultado da humilhação de Jesus, conforme descrito em </w:t>
       </w:r>
-      <w:hyperlink r:id="rId31">
+      <w:hyperlink r:id="rId29">
         <w:r>
           <w:rPr>
             <w:lang w:val="pt_PT" w:bidi="pt_PT"/>
@@ -18095,7 +18030,7 @@
         </w:rPr>
         <w:t xml:space="preserve"> conecta este versículo com o versículo anterior, </w:t>
       </w:r>
-      <w:hyperlink r:id="rId32">
+      <w:hyperlink r:id="rId30">
         <w:r>
           <w:rPr>
             <w:lang w:val="pt_PT" w:bidi="pt_PT"/>
@@ -18113,7 +18048,7 @@
         </w:rPr>
         <w:t xml:space="preserve"> e indica que este versículo e o próximo são o resultado de </w:t>
       </w:r>
-      <w:hyperlink r:id="rId32">
+      <w:hyperlink r:id="rId30">
         <w:r>
           <w:rPr>
             <w:lang w:val="pt_PT" w:bidi="pt_PT"/>
@@ -18862,7 +18797,7 @@
         </w:rPr>
         <w:t xml:space="preserve"> indica que o que se segue é o resultado desejado do que foi mencionado em </w:t>
       </w:r>
-      <w:hyperlink r:id="rId33">
+      <w:hyperlink r:id="rId31">
         <w:r>
           <w:rPr>
             <w:lang w:val="pt_PT" w:bidi="pt_PT"/>
@@ -21195,7 +21130,7 @@
         </w:rPr>
         <w:t xml:space="preserve">, Paulo introduz uma razão pela qual os filipenses devem se esforçar para viver as coisas que ele acabou de lhes instruir em </w:t>
       </w:r>
-      <w:hyperlink r:id="rId34">
+      <w:hyperlink r:id="rId32">
         <w:r>
           <w:rPr>
             <w:lang w:val="pt_PT" w:bidi="pt_PT"/>
@@ -22022,7 +21957,7 @@
         </w:rPr>
         <w:t xml:space="preserve"> conecta a ideia de correr e trabalhar para o avanço do evangelho, que Paulo discutiu em </w:t>
       </w:r>
-      <w:hyperlink r:id="rId35">
+      <w:hyperlink r:id="rId33">
         <w:r>
           <w:rPr>
             <w:lang w:val="pt_PT" w:bidi="pt_PT"/>
@@ -22151,7 +22086,7 @@
         </w:rPr>
         <w:t xml:space="preserve"> utiliza uma imagem do sistema sacrificial judaico do Antigo Testamento. Um sacerdote sacrificava um animal no altar como uma oferta queimada a Deus e depois derramava vinho como uma oferta de libação a Deus, para completar o sacrifício. Veja </w:t>
       </w:r>
-      <w:hyperlink r:id="rId36">
+      <w:hyperlink r:id="rId34">
         <w:r>
           <w:rPr>
             <w:lang w:val="pt_PT" w:bidi="pt_PT"/>
@@ -22696,7 +22631,7 @@
         </w:rPr>
         <w:t xml:space="preserve"> resume a atitude de Paulo em relação ao seu trabalho árduo e sofrimento em favor dos filipenses, que ele descreveu em </w:t>
       </w:r>
-      <w:hyperlink r:id="rId35">
+      <w:hyperlink r:id="rId33">
         <w:r>
           <w:rPr>
             <w:lang w:val="pt_PT" w:bidi="pt_PT"/>
@@ -22805,7 +22740,7 @@
         </w:rPr>
         <w:t xml:space="preserve"> refere-se aos cristãos filipenses alegrando-se da mesma forma que Paulo mencionou que se alegraria no versículo anterior </w:t>
       </w:r>
-      <w:hyperlink r:id="rId37">
+      <w:hyperlink r:id="rId35">
         <w:r>
           <w:rPr>
             <w:lang w:val="pt_PT" w:bidi="pt_PT"/>
@@ -26489,7 +26424,7 @@
         </w:rPr>
         <w:t xml:space="preserve"> aqui para se referir a qualquer pessoa que seja um companheiro de fé em Jesus. Se isso não estiver claro em seu idioma, você pode expressar isso de forma simples. Veja como você traduziu esta expressão em </w:t>
       </w:r>
-      <w:hyperlink r:id="rId20">
+      <w:hyperlink r:id="rId18">
         <w:r>
           <w:rPr>
             <w:lang w:val="pt_PT" w:bidi="pt_PT"/>
@@ -28365,7 +28300,7 @@
         </w:rPr>
         <w:t xml:space="preserve">Usando uma situação hipotética, Paulo recita suas próprias credenciais para ilustrar que, se observar a lei pudesse garantir o favor de Deus, ele teria mais motivos para se gabar do que qualquer outra pessoa. Seu objetivo é ensinar aos crentes filipenses que eles devem confiar apenas em Cristo e não em outras coisas para obter o favor de Deus. Paulo explica em </w:t>
       </w:r>
-      <w:hyperlink r:id="rId38">
+      <w:hyperlink r:id="rId36">
         <w:r>
           <w:rPr>
             <w:lang w:val="pt_PT" w:bidi="pt_PT"/>
@@ -29246,7 +29181,7 @@
         </w:rPr>
         <w:t xml:space="preserve">Este versículo inteiro é a resposta de Paulo às sete coisas que ele listou em </w:t>
       </w:r>
-      <w:hyperlink r:id="rId39">
+      <w:hyperlink r:id="rId37">
         <w:r>
           <w:rPr>
             <w:lang w:val="pt_PT" w:bidi="pt_PT"/>
@@ -29460,7 +29395,7 @@
         </w:rPr>
         <w:t xml:space="preserve">Esta frase refere-se especificamente à lista de sete coisas que Paulo acabou de listar em </w:t>
       </w:r>
-      <w:hyperlink r:id="rId39">
+      <w:hyperlink r:id="rId37">
         <w:r>
           <w:rPr>
             <w:lang w:val="pt_PT" w:bidi="pt_PT"/>
@@ -29770,7 +29705,7 @@
         </w:rPr>
         <w:t xml:space="preserve">Neste versículo, Paulo continua a metáfora de negócios que ele começou em </w:t>
       </w:r>
-      <w:hyperlink r:id="rId40">
+      <w:hyperlink r:id="rId38">
         <w:r>
           <w:rPr>
             <w:lang w:val="pt_PT" w:bidi="pt_PT"/>
@@ -29884,7 +29819,7 @@
         </w:rPr>
         <w:t xml:space="preserve"> em </w:t>
       </w:r>
-      <w:hyperlink r:id="rId40">
+      <w:hyperlink r:id="rId38">
         <w:r>
           <w:rPr>
             <w:lang w:val="pt_PT" w:bidi="pt_PT"/>
@@ -29993,7 +29928,7 @@
         </w:rPr>
         <w:t xml:space="preserve">em </w:t>
       </w:r>
-      <w:hyperlink r:id="rId40">
+      <w:hyperlink r:id="rId38">
         <w:r>
           <w:rPr>
             <w:lang w:val="pt_PT" w:bidi="pt_PT"/>
@@ -30507,7 +30442,7 @@
         </w:rPr>
         <w:t xml:space="preserve">Uma tradução mais literal vai dizer: "pelo qual sofri a perda de todas estas coisas". Veja como você traduziu o substantivo abstrato "perda" anteriormente neste versículo e em </w:t>
       </w:r>
-      <w:hyperlink r:id="rId40">
+      <w:hyperlink r:id="rId38">
         <w:r>
           <w:rPr>
             <w:lang w:val="pt_PT" w:bidi="pt_PT"/>
@@ -30621,7 +30556,7 @@
         </w:rPr>
         <w:t xml:space="preserve"> anteriormente neste versículo e em </w:t>
       </w:r>
-      <w:hyperlink r:id="rId40">
+      <w:hyperlink r:id="rId38">
         <w:r>
           <w:rPr>
             <w:lang w:val="pt_PT" w:bidi="pt_PT"/>
@@ -30813,7 +30748,7 @@
         </w:rPr>
         <w:t xml:space="preserve"> em </w:t>
       </w:r>
-      <w:hyperlink r:id="rId40">
+      <w:hyperlink r:id="rId38">
         <w:r>
           <w:rPr>
             <w:lang w:val="pt_PT" w:bidi="pt_PT"/>
@@ -32147,7 +32082,7 @@
         </w:rPr>
         <w:t xml:space="preserve">Veja como você traduziu a palavra “conhecimento” em </w:t>
       </w:r>
-      <w:hyperlink r:id="rId41">
+      <w:hyperlink r:id="rId39">
         <w:r>
           <w:rPr>
             <w:lang w:val="pt_PT" w:bidi="pt_PT"/>
@@ -33579,7 +33514,7 @@
         </w:rPr>
         <w:t xml:space="preserve"> em </w:t>
       </w:r>
-      <w:hyperlink r:id="rId20">
+      <w:hyperlink r:id="rId18">
         <w:r>
           <w:rPr>
             <w:lang w:val="pt_PT" w:bidi="pt_PT"/>
@@ -33597,7 +33532,7 @@
         </w:rPr>
         <w:t xml:space="preserve"> e </w:t>
       </w:r>
-      <w:hyperlink r:id="rId42">
+      <w:hyperlink r:id="rId40">
         <w:r>
           <w:rPr>
             <w:lang w:val="pt_PT" w:bidi="pt_PT"/>
@@ -33928,7 +33863,7 @@
         </w:rPr>
         <w:t xml:space="preserve">, Paulo está usando a imagem de uma pessoa em uma corrida para ganhar um prêmio. Paulo se retrata como um corredor nesta metáfora, e ele continua usando essa metáfora até o final de </w:t>
       </w:r>
-      <w:hyperlink r:id="rId43">
+      <w:hyperlink r:id="rId41">
         <w:r>
           <w:rPr>
             <w:lang w:val="pt_PT" w:bidi="pt_PT"/>
@@ -34794,7 +34729,7 @@
         </w:rPr>
         <w:t xml:space="preserve"> indica que Paulo está fazendo a transição do ensino aos filipenses usando sua experiência pessoal (</w:t>
       </w:r>
-      <w:hyperlink r:id="rId44">
+      <w:hyperlink r:id="rId42">
         <w:r>
           <w:rPr>
             <w:lang w:val="pt_PT" w:bidi="pt_PT"/>
@@ -34812,7 +34747,7 @@
         </w:rPr>
         <w:t>) para exortá-los (</w:t>
       </w:r>
-      <w:hyperlink r:id="rId45">
+      <w:hyperlink r:id="rId43">
         <w:r>
           <w:rPr>
             <w:lang w:val="pt_PT" w:bidi="pt_PT"/>
@@ -35555,7 +35490,7 @@
         </w:rPr>
         <w:t xml:space="preserve"> em </w:t>
       </w:r>
-      <w:hyperlink r:id="rId20">
+      <w:hyperlink r:id="rId18">
         <w:r>
           <w:rPr>
             <w:lang w:val="pt_PT" w:bidi="pt_PT"/>
@@ -37696,7 +37631,7 @@
         </w:rPr>
         <w:t xml:space="preserve"> em </w:t>
       </w:r>
-      <w:hyperlink r:id="rId20">
+      <w:hyperlink r:id="rId18">
         <w:r>
           <w:rPr>
             <w:lang w:val="pt_PT" w:bidi="pt_PT"/>
@@ -38341,7 +38276,7 @@
         </w:rPr>
         <w:t xml:space="preserve"> a qual pode se referir a: (1) o que vem antes dela, caso em que essa frase significa “da maneira que acabei de explicar a você”. Tradução alternativa: “permaneçam firmes no Senhor da maneira que acabei de explicar a vocês, amados”; (2) o que Paulo ordena que os cristãos filipenses façam em </w:t>
       </w:r>
-      <w:hyperlink r:id="rId46">
+      <w:hyperlink r:id="rId44">
         <w:r>
           <w:rPr>
             <w:lang w:val="pt_PT" w:bidi="pt_PT"/>
@@ -39330,7 +39265,7 @@
         </w:rPr>
         <w:t xml:space="preserve"> em </w:t>
       </w:r>
-      <w:hyperlink r:id="rId18">
+      <w:hyperlink r:id="rId16">
         <w:r>
           <w:rPr>
             <w:lang w:val="pt_PT" w:bidi="pt_PT"/>
@@ -39635,7 +39570,7 @@
         </w:rPr>
         <w:t xml:space="preserve">Veja como você traduziu essa frase em </w:t>
       </w:r>
-      <w:hyperlink r:id="rId42">
+      <w:hyperlink r:id="rId40">
         <w:r>
           <w:rPr>
             <w:lang w:val="pt_PT" w:bidi="pt_PT"/>
@@ -42120,7 +42055,7 @@
         </w:rPr>
         <w:t xml:space="preserve"> em </w:t>
       </w:r>
-      <w:hyperlink r:id="rId47">
+      <w:hyperlink r:id="rId45">
         <w:r>
           <w:rPr>
             <w:lang w:val="pt_PT" w:bidi="pt_PT"/>
@@ -42292,7 +42227,7 @@
         </w:rPr>
         <w:t xml:space="preserve"> em </w:t>
       </w:r>
-      <w:hyperlink r:id="rId20">
+      <w:hyperlink r:id="rId18">
         <w:r>
           <w:rPr>
             <w:lang w:val="pt_PT" w:bidi="pt_PT"/>
@@ -43728,7 +43663,7 @@
         </w:rPr>
         <w:t xml:space="preserve"> em </w:t>
       </w:r>
-      <w:hyperlink r:id="rId48">
+      <w:hyperlink r:id="rId46">
         <w:r>
           <w:rPr>
             <w:lang w:val="pt_PT" w:bidi="pt_PT"/>
@@ -46270,7 +46205,7 @@
         </w:rPr>
         <w:t xml:space="preserve"> em </w:t>
       </w:r>
-      <w:hyperlink r:id="rId18">
+      <w:hyperlink r:id="rId16">
         <w:r>
           <w:rPr>
             <w:lang w:val="pt_PT" w:bidi="pt_PT"/>
@@ -46288,7 +46223,7 @@
         </w:rPr>
         <w:t xml:space="preserve"> e </w:t>
       </w:r>
-      <w:hyperlink r:id="rId15">
+      <w:hyperlink r:id="rId13">
         <w:r>
           <w:rPr>
             <w:lang w:val="pt_PT" w:bidi="pt_PT"/>
@@ -47230,7 +47165,7 @@
         </w:rPr>
         <w:t xml:space="preserve"> de que precisa dos crentes filipenses e, portanto, está suficientemente suprido. Tradução alternativa: “Tenho tudo o que preciso e estou contente”; (2) que Paulo está continuando a metáfora comercial de </w:t>
       </w:r>
-      <w:hyperlink r:id="rId49">
+      <w:hyperlink r:id="rId47">
         <w:r>
           <w:rPr>
             <w:lang w:val="pt_PT" w:bidi="pt_PT"/>
@@ -47596,7 +47531,7 @@
         </w:rPr>
         <w:t xml:space="preserve"> é o nome de um homem. Veja como você traduziu o nome dele em </w:t>
       </w:r>
-      <w:hyperlink r:id="rId50">
+      <w:hyperlink r:id="rId48">
         <w:r>
           <w:rPr>
             <w:lang w:val="pt_PT" w:bidi="pt_PT"/>
@@ -48349,7 +48284,7 @@
         </w:rPr>
         <w:t xml:space="preserve"> em </w:t>
       </w:r>
-      <w:hyperlink r:id="rId20">
+      <w:hyperlink r:id="rId18">
         <w:r>
           <w:rPr>
             <w:lang w:val="pt_PT" w:bidi="pt_PT"/>
@@ -48505,7 +48440,7 @@
         </w:rPr>
         <w:t xml:space="preserve"> em </w:t>
       </w:r>
-      <w:hyperlink r:id="rId20">
+      <w:hyperlink r:id="rId18">
         <w:r>
           <w:rPr>
             <w:lang w:val="pt_PT" w:bidi="pt_PT"/>

--- a/por/docx/50.content.docx
+++ b/por/docx/50.content.docx
@@ -141,13 +141,6 @@
         <w:rPr>
           <w:lang w:val="pt_PT" w:bidi="pt_PT"/>
         </w:rPr>
-      </w:r>
-      <w:r>
-        <w:rPr>
-          <w:i/>
-          <w:lang w:val="pt_PT" w:bidi="pt_PT"/>
-        </w:rPr>
-        <w:t>Filipenses 1.1 (#1), Filipenses 1.2 (#1), Filipenses 1.2 (#2), Filipenses 1.2 (#3), Filipenses 1.3 (#1), Filipenses 1.3 (#2), Filipenses 1.3 (#3), Filipenses 1.5 (#1), Filipenses 1.5 (#2), Filipenses 1.5 (#3), Filipenses 1.5 (#4), Filipenses 1.5 (#5), Filipenses 1.6 (#1), Filipenses 1.6 (#2), Filipenses 1.6 (#3), Filipenses 1.6 (#4), Filipenses 1.6 (#5), Filipenses 1.6 (#6), Filipenses 1.7 (#1), Filipenses 1.7 (#2), Filipenses 1.7 (#3), Filipenses 1.7 (#4), Filipenses 1.7 (#5), Filipenses 1.8 (#1), Filipenses 1.8 (#2), Filipenses 1.9 (#1), Filipenses 1.9 (#2), Filipenses 1.9 (#3), Filipenses 1.10 (#1), Filipenses 1.10 (#2), Filipenses 1.10 (#3), Filipenses 1.11 (#1), Filipenses 1.11 (#2), Filipenses 1.11 (#3), Filipenses 1.11 (#4), Filipenses 1.11 (#5), Filipenses 1.12 (#1), Filipenses 1.12 (#2), Filipenses 1.12 (#3), Filipenses 1.12 (#4), Filipenses 1.13 (#1), Filipenses 1.13 (#2), Filipenses 1.13 (#3), Filipenses 1.14 (#1), Filipenses 1.14 (#2), Filipenses 1.14 (#3), Filipenses 1.14 (#4), Filipenses 1.14 (#5), Filipenses 1.14 (#6), Filipenses 1.15 (#1), Filipenses 1.15 (#2), Filipenses 1.15 (#3), Filipenses 1.15 (#4), Filipenses 1.16 (#1), Filipenses 1.16 (#2), Filipenses 1.16 (#3), Filipenses 1.16 (#4), Filipenses 1.16 (#5), Filipenses 1.17 (#1), Filipenses 1.17 (#2), Filipenses 1.17 (#3), Filipenses 1.17 (#4), Filipenses 1.18 (#1), Filipenses 1.18 (#2), Filipenses 1.18 (#3), Filipenses 1.19 (#1), Filipenses 1.19 (#2), Filipenses 1.19 (#3), Filipenses 1.20 (#1), Filipenses 1.20 (#2), Filipenses 1.20 (#3), Filipenses 1.20 (#4), Filipenses 1.20 (#5), Filipenses 1.20 (#6), Filipenses 1.21 (#1), Filipenses 1.22 (#1), Filipenses 1.22 (#2), Filipenses 1.22 (#3), Filipenses 1.23 (#1), Filipenses 1.23 (#2), Filipenses 1.23 (#3), Filipenses 1.23 (#4), Filipenses 1.23 (#5), Filipenses 1.24 (#1), Filipenses 1.24 (#2), Filipenses 1.24 (#3), Filipenses 1.25 (#1), Filipenses 1.25 (#2), Filipenses 1.25 (#3), Filipenses 1.25 (#4), Filipenses 1.25 (#5), Filipenses 1.25 (#6), Filipenses 1.25 (#7), Filipenses 1.25 (#8), Filipenses 1.25 (#9), Filipenses 1.26 (#1), Filipenses 1.26 (#2), Filipenses 1.26 (#3), Filipenses 1.26 (#4), Filipenses 1.27 (#1), Filipenses 1.27 (#2), Filipenses 1.27 (#3), Filipenses 1.27 (#4), Filipenses 1.27 (#5), Filipenses 1.27 (#6), Filipenses 1.27 (#7), Filipenses 1.28 (#1), Filipenses 1.28 (#2), Filipenses 1.28 (#3), Filipenses 1.28 (#4), Filipenses 1.28 (#5), Filipenses 1.29 (#1), Filipenses 1.30 (#1), Filipenses 1.30 (#2), Filipenses 1.30 (#3), Filipenses 2.1 (#1), Filipenses 2.1 (#2), Filipenses 2.1 (#3), Filipenses 2.1 (#4), Filipenses 2.1 (#5), Filipenses 2.1 (#6), Filipenses 2.1 (#7), Filipenses 2.1 (#8), Filipenses 2.1 (#9), Filipenses 2.1 (#10), Filipenses 2.1 (#11), Filipenses 2.1 (#12), Filipenses 2.1 (#13), Filipenses 2.2 (#1), Filipenses 2.2 (#2), Filipenses 2.2 (#3), Filipenses 2.2 (#4), Filipenses 2.2 (#5), Filipenses 2.3 (#1), Filipenses 2.3 (#2), Filipenses 2.3 (#3), Filipenses 2.3 (#4), Filipenses 2.4 (#1), Filipenses 2.4 (#2), Filipenses 2.4 (#3), Filipenses 2.4 (#4), Filipenses 2.4 (#5), Filipenses 2.5 (#1), Filipenses 2.5 (#2), Filipenses 2.5 (#3), Filipenses 2.5 (#4), Filipenses 2.6 (#1), Filipenses 2.6 (#2), Filipenses 2.6 (#3), Filipenses 2.7 (#1), Filipenses 2.7 (#2), Filipenses 2.7 (#3), Filipenses 2.7 (#4), Filipenses 2.7 (#5), Filipenses 2.7 (#6), Filipenses 2.7 (#7), Filipenses 2.7 (#8), Filipenses 2.7 (#9), Filipenses 2.8 (#1), Filipenses 2.8 (#2), Filipenses 2.8 (#3), Filipenses 2.8 (#4), Filipenses 2.8 (#5), Filipenses 2.9 (#1), Filipenses 2.9 (#2), Filipenses 2.9 (#3), Filipenses 2.10 (#1), Filipenses 2.10 (#2), Filipenses 2.10 (#3), Filipenses 2.10 (#4), Filipenses 2.11 (#1), Filipenses 2.11 (#2), Filipenses 2.11 (#3), Filipenses 2.12 (#1), Filipenses 2.12 (#2), Filipenses 2.12 (#3), Filipenses 2.12 (#4), Filipenses 2.12 (#5), Filipenses 2.12 (#6), Filipenses 2.13 (#1), Filipenses 2.13 (#2), Filipenses 2.13 (#3), Filipenses 2.14 (#1), Filipenses 2.15 (#1), Filipenses 2.15 (#2), Filipenses 2.15 (#3), Filipenses 2.15 (#4), Filipenses 2.15 (#5), Filipenses 2.15 (#6), Filipenses 2.16 (#1), Filipenses 2.16 (#2), Filipenses 2.16 (#3), Filipenses 2.16 (#4), Filipenses 2.16 (#5), Filipenses 2.16 (#6), Filipenses 2.16 (#7), Filipenses 2.16 (#8), Filipenses 2.16 (#9), Filipenses 2.16 (#10), Filipenses 2.16 (#11), Filipenses 2.16 (#12), Filipenses 2.16 (#13), Filipenses 2.16 (#14), Filipenses 2.17 (#1), Filipenses 2.17 (#2), Filipenses 2.17 (#3), Filipenses 2.17 (#4), Filipenses 2.17 (#5), Filipenses 2.17 (#6), Filipenses 2.17 (#7), Filipenses 2.18 (#1), Filipenses 2.18 (#2), Filipenses 2.19 (#1), Filipenses 2.20 (#1), Filipenses 2.21 (#1), Filipenses 2.22 (#1), Filipenses 2.22 (#2), Filipenses 2.22 (#3), Filipenses 2.24 (#1), Filipenses 2.24 (#2), Filipenses 2.24 (#3), Filipenses 2.25 (#1), Filipenses 2.25 (#2), Filipenses 2.25 (#3), Filipenses 2.25 (#4), Filipenses 2.26 (#1), Filipenses 2.26 (#2), Filipenses 2.27 (#1), Filipenses 2.27 (#2), Filipenses 2.27 (#3), Filipenses 2.27 (#4), Filipenses 2.27 (#5), Filipenses 2.28 (#1), Filipenses 2.28 (#2), Filipenses 2.29 (#1), Filipenses 2.29 (#2), Filipenses 2.29 (#3), Filipenses 2.29 (#4), Filipenses 2.30 (#1), Filipenses 2.30 (#2), Filipenses 2.30 (#3), Filipenses 2.30 (#4), Filipenses 2.30 (#5), Filipenses 2.30 (#6), Filipenses 2.30 (#7), Filipenses 3.1 (#1), Filipenses 3.1 (#2), Filipenses 3.1 (#3), Filipenses 3.1 (#4), Filipenses 3.2 (#1), Filipenses 3.2 (#2), Filipenses 3.2 (#3), Filipenses 3.2 (#4), Filipenses 3.2 (#5), Filipenses 3.2 (#6), Filipenses 3.2 (#7), Filipenses 3.3 (#1), Filipenses 3.3 (#2), Filipenses 3.3 (#3), Filipenses 3.3 (#4), Filipenses 3.3 (#5), Filipenses 3.3 (#6), Filipenses 3.4 (#1), Filipenses 3.5 (#1), Filipenses 3.5 (#2), Filipenses 3.5 (#3), Filipenses 3.5 (#4), Filipenses 3.6 (#1), Filipenses 3.6 (#2), Filipenses 3.6 (#3), Filipenses 3.6 (#4), Filipenses 3.7 (#1), Filipenses 3.7 (#2), Filipenses 3.7 (#3), Filipenses 3.7 (#4), Filipenses 3.7 (#5), Filipenses 3.8 (#1), Filipenses 3.8 (#2), Filipenses 3.8 (#3), Filipenses 3.8 (#4), Filipenses 3.8 (#5), Filipenses 3.8 (#6), Filipenses 3.8 (#7), Filipenses 3.8 (#8), Filipenses 3.8 (#9), Filipenses 3.8 (#10), Filipenses 3.8 (#11), Filipenses 3.8 (#12), Filipenses 3.9 (#1), Filipenses 3.9 (#2), Filipenses 3.9 (#3), Filipenses 3.9 (#4), Filipenses 3.9 (#5), Filipenses 3.9 (#6), Filipenses 3.9 (#7), Filipenses 3.10 (#1), Filipenses 3.10 (#2), Filipenses 3.10 (#3), Filipenses 3.10 (#4), Filipenses 3.10 (#5), Filipenses 3.10 (#6), Filipenses 3.10 (#7), Filipenses 3.10 (#8), Filipenses 3.10 (#9), Filipenses 3.10 (#10), Filipenses 3.11 (#1), Filipenses 3.12 (#1), Filipenses 3.12 (#2), Filipenses 3.12 (#3), Filipenses 3.12 (#4), Filipenses 3.12 (#5), Filipenses 3.13 (#1), Filipenses 3.13 (#2), Filipenses 3.13 (#3), Filipenses 3.13 (#4), Filipenses 3.14 (#1), Filipenses 3.14 (#2), Filipenses 3.14 (#3), Filipenses 3.14 (#4), Filipenses 3.14 (#5), Filipenses 3.14 (#6), Filipenses 3.15 (#1), Filipenses 3.15 (#2), Filipenses 3.15 (#3), Filipenses 3.15 (#4), Filipenses 3.16 (#1), Filipenses 3.16 (#2), Filipenses 3.17 (#1), Filipenses 3.17 (#2), Filipenses 3.17 (#3), Filipenses 3.17 (#4), Filipenses 3.17 (#5), Filipenses 3.18 (#1), Filipenses 3.18 (#2), Filipenses 3.18 (#3), Filipenses 3.18 (#4), Filipenses 3.19 (#1), Filipenses 3.19 (#2), Filipenses 3.19 (#3), Filipenses 3.19 (#4), Filipenses 3.19 (#5), Filipenses 3.19 (#6), Filipenses 3.19 (#7), Filipenses 3.19 (#8), Filipenses 3.20 (#1), Filipenses 3.20 (#2), Filipenses 3.21 (#1), Filipenses 3.21 (#2), Filipenses 4.1 (#1), Filipenses 4.1 (#2), Filipenses 4.1 (#3), Filipenses 4.1 (#4), Filipenses 4.1 (#5), Filipenses 4.1 (#6), Filipenses 4.1 (#7), Filipenses 4.1 (#8), Filipenses 4.1 (#9), Filipenses 4.1 (#10), Filipenses 4.1 (#11), Filipenses 4.2 (#1), Filipenses 4.3 (#1), Filipenses 4.3 (#2), Filipenses 4.3 (#3), Filipenses 4.3 (#4), Filipenses 4.3 (#5), Filipenses 4.3 (#6), Filipenses 4.3 (#7), Filipenses 4.4 (#1), Filipenses 4.4 (#2), Filipenses 4.5 (#1), Filipenses 4.5 (#2), Filipenses 4.5 (#3), Filipenses 4.6 (#1), Filipenses 4.6 (#2), Filipenses 4.6 (#3), Filipenses 4.6 (#4), Filipenses 4.6 (#5), Filipenses 4.6 (#6), Filipenses 4.6 (#7), Filipenses 4.6 (#8), Filipenses 4.6 (#9), Filipenses 4.7 (#1), Filipenses 4.7 (#2), Filipenses 4.7 (#3), Filipenses 4.7 (#4), Filipenses 4.7 (#5), Filipenses 4.7 (#6), Filipenses 4.7 (#7), Filipenses 4.8 (#1), Filipenses 4.8 (#2), Filipenses 4.8 (#3), Filipenses 4.8 (#4), Filipenses 4.8 (#5), Filipenses 4.8 (#6), Filipenses 4.8 (#7), Filipenses 4.8 (#8), Filipenses 4.9 (#1), Filipenses 4.9 (#2), Filipenses 4.9 (#3), Filipenses 4.9 (#4), Filipenses 4.9 (#5), Filipenses 4.9 (#6), Filipenses 4.9 (#7), Filipenses 4.10 (#1), Filipenses 4.10 (#2), Filipenses 4.10 (#3), Filipenses 4.10 (#4), Filipenses 4.11 (#1), Filipenses 4.11 (#2), Filipenses 4.11 (#3), Filipenses 4.12 (#1), Filipenses 4.12 (#2), Filipenses 4.12 (#3), Filipenses 4.12 (#4), Filipenses 4.12 (#5), Filipenses 4.12 (#6), Filipenses 4.12 (#7), Filipenses 4.12 (#8), Filipenses 4.12 (#9), Filipenses 4.13 (#1), Filipenses 4.13 (#2), Filipenses 4.14 (#1), Filipenses 4.14 (#2), Filipenses 4.14 (#3), Filipenses 4.15 (#1), Filipenses 4.15 (#2), Filipenses 4.15 (#3), Filipenses 4.15 (#4), Filipenses 4.15 (#5), Filipenses 4.16 (#1), Filipenses 4.16 (#2), Filipenses 4.16 (#3), Filipenses 4.17 (#1), Filipenses 4.18 (#1), Filipenses 4.18 (#2), Filipenses 4.18 (#3), Filipenses 4.18 (#4), Filipenses 4.18 (#5), Filipenses 4.19 (#1), Filipenses 4.19 (#2), Filipenses 4.20 (#1), Filipenses 4.21 (#1), Filipenses 4.21 (#2), Filipenses 4.21 (#3), Filipenses 4.22 (#1), Filipenses 4.23 (#1), Filipenses 4.23 (#2)</w:t>
       </w:r>
       <w:r>
         <w:rPr>

--- a/por/docx/50.content.docx
+++ b/por/docx/50.content.docx
@@ -146,19 +146,6 @@
         <w:rPr>
           <w:lang w:val="pt_PT" w:bidi="pt_PT"/>
         </w:rPr>
-      </w:r>
-    </w:p>
-    <w:p>
-      <w:pPr/>
-      <w:r>
-        <w:rPr>
-          <w:lang w:val="pt_PT" w:bidi="pt_PT"/>
-        </w:rPr>
-      </w:r>
-      <w:r>
-        <w:rPr>
-          <w:lang w:val="pt_PT" w:bidi="pt_PT"/>
-        </w:rPr>
         <w:t xml:space="preserve"> </w:t>
       </w:r>
       <w:r>
@@ -286,21 +273,6 @@
           <w:b/>
           <w:lang w:val="pt_PT" w:bidi="pt_PT"/>
         </w:rPr>
-        <w:t>χάρις ὑμῖν καὶ εἰρήνη</w:t>
-      </w:r>
-    </w:p>
-    <w:p>
-      <w:pPr/>
-      <w:r>
-        <w:rPr>
-          <w:lang w:val="pt_PT" w:bidi="pt_PT"/>
-        </w:rPr>
-      </w:r>
-      <w:r>
-        <w:rPr>
-          <w:b/>
-          <w:lang w:val="pt_PT" w:bidi="pt_PT"/>
-        </w:rPr>
         <w:t>"que a graça e a paz de Deus... estejam com vocês".</w:t>
       </w:r>
     </w:p>
@@ -370,21 +342,6 @@
         <w:rPr>
           <w:lang w:val="pt_PT" w:bidi="pt_PT"/>
         </w:rPr>
-      </w:r>
-    </w:p>
-    <w:p>
-      <w:pPr/>
-      <w:r>
-        <w:rPr>
-          <w:lang w:val="pt_PT" w:bidi="pt_PT"/>
-        </w:rPr>
-      </w:r>
-      <w:r>
-        <w:rPr>
-          <w:b/>
-          <w:lang w:val="pt_PT" w:bidi="pt_PT"/>
-        </w:rPr>
-        <w:t>ὑμῖν</w:t>
       </w:r>
     </w:p>
     <w:p>
@@ -531,21 +488,6 @@
           <w:b/>
           <w:lang w:val="pt_PT" w:bidi="pt_PT"/>
         </w:rPr>
-        <w:t>Πατρὸς ἡμῶν</w:t>
-      </w:r>
-    </w:p>
-    <w:p>
-      <w:pPr/>
-      <w:r>
-        <w:rPr>
-          <w:lang w:val="pt_PT" w:bidi="pt_PT"/>
-        </w:rPr>
-      </w:r>
-      <w:r>
-        <w:rPr>
-          <w:b/>
-          <w:lang w:val="pt_PT" w:bidi="pt_PT"/>
-        </w:rPr>
         <w:t>"nosso Pai".</w:t>
       </w:r>
     </w:p>
@@ -642,21 +584,6 @@
           <w:b/>
           <w:lang w:val="pt_PT" w:bidi="pt_PT"/>
         </w:rPr>
-        <w:t>ἐπὶ πάσῃ τῇ μνείᾳ ὑμῶν</w:t>
-      </w:r>
-    </w:p>
-    <w:p>
-      <w:pPr/>
-      <w:r>
-        <w:rPr>
-          <w:lang w:val="pt_PT" w:bidi="pt_PT"/>
-        </w:rPr>
-      </w:r>
-      <w:r>
-        <w:rPr>
-          <w:b/>
-          <w:lang w:val="pt_PT" w:bidi="pt_PT"/>
-        </w:rPr>
         <w:t>"Sempre que penso em vocês".</w:t>
       </w:r>
     </w:p>
@@ -733,21 +660,6 @@
           <w:b/>
           <w:lang w:val="pt_PT" w:bidi="pt_PT"/>
         </w:rPr>
-        <w:t>τῷ Θεῷ μου</w:t>
-      </w:r>
-    </w:p>
-    <w:p>
-      <w:pPr/>
-      <w:r>
-        <w:rPr>
-          <w:lang w:val="pt_PT" w:bidi="pt_PT"/>
-        </w:rPr>
-      </w:r>
-      <w:r>
-        <w:rPr>
-          <w:b/>
-          <w:lang w:val="pt_PT" w:bidi="pt_PT"/>
-        </w:rPr>
         <w:t>"meu Deus".</w:t>
       </w:r>
     </w:p>
@@ -830,21 +742,6 @@
         <w:rPr>
           <w:lang w:val="pt_PT" w:bidi="pt_PT"/>
         </w:rPr>
-      </w:r>
-    </w:p>
-    <w:p>
-      <w:pPr/>
-      <w:r>
-        <w:rPr>
-          <w:lang w:val="pt_PT" w:bidi="pt_PT"/>
-        </w:rPr>
-      </w:r>
-      <w:r>
-        <w:rPr>
-          <w:b/>
-          <w:lang w:val="pt_PT" w:bidi="pt_PT"/>
-        </w:rPr>
-        <w:t>ὑμῶν</w:t>
       </w:r>
     </w:p>
     <w:p>
@@ -991,21 +888,6 @@
           <w:b/>
           <w:lang w:val="pt_PT" w:bidi="pt_PT"/>
         </w:rPr>
-        <w:t>ἐπὶ τῇ κοινωνίᾳ ὑμῶν εἰς τὸ εὐαγγέλιον, ἀπὸ τῆς πρώτης ἡμέρας ἄχρι τοῦ νῦν</w:t>
-      </w:r>
-    </w:p>
-    <w:p>
-      <w:pPr/>
-      <w:r>
-        <w:rPr>
-          <w:lang w:val="pt_PT" w:bidi="pt_PT"/>
-        </w:rPr>
-      </w:r>
-      <w:r>
-        <w:rPr>
-          <w:b/>
-          <w:lang w:val="pt_PT" w:bidi="pt_PT"/>
-        </w:rPr>
         <w:t>"por causa da maneira como vocês me ajudaram no trabalho de anunciar o evangelho, desde o primeiro dia até hoje".</w:t>
       </w:r>
     </w:p>
@@ -1068,21 +950,6 @@
         <w:rPr>
           <w:lang w:val="pt_PT" w:bidi="pt_PT"/>
         </w:rPr>
-      </w:r>
-    </w:p>
-    <w:p>
-      <w:pPr/>
-      <w:r>
-        <w:rPr>
-          <w:lang w:val="pt_PT" w:bidi="pt_PT"/>
-        </w:rPr>
-      </w:r>
-      <w:r>
-        <w:rPr>
-          <w:b/>
-          <w:lang w:val="pt_PT" w:bidi="pt_PT"/>
-        </w:rPr>
-        <w:t>ὑμῶν</w:t>
       </w:r>
     </w:p>
     <w:p>
@@ -1229,21 +1096,6 @@
           <w:b/>
           <w:lang w:val="pt_PT" w:bidi="pt_PT"/>
         </w:rPr>
-        <w:t>τῇ κοινωνίᾳ ὑμῶν εἰς τὸ εὐαγγέλιον</w:t>
-      </w:r>
-    </w:p>
-    <w:p>
-      <w:pPr/>
-      <w:r>
-        <w:rPr>
-          <w:lang w:val="pt_PT" w:bidi="pt_PT"/>
-        </w:rPr>
-      </w:r>
-      <w:r>
-        <w:rPr>
-          <w:b/>
-          <w:lang w:val="pt_PT" w:bidi="pt_PT"/>
-        </w:rPr>
         <w:t>"vocês me ajudaram no trabalho de anunciar o evangelho".</w:t>
       </w:r>
     </w:p>
@@ -1358,21 +1210,6 @@
           <w:b/>
           <w:lang w:val="pt_PT" w:bidi="pt_PT"/>
         </w:rPr>
-        <w:t>ἀπὸ τῆς πρώτης ἡμέρας</w:t>
-      </w:r>
-    </w:p>
-    <w:p>
-      <w:pPr/>
-      <w:r>
-        <w:rPr>
-          <w:lang w:val="pt_PT" w:bidi="pt_PT"/>
-        </w:rPr>
-      </w:r>
-      <w:r>
-        <w:rPr>
-          <w:b/>
-          <w:lang w:val="pt_PT" w:bidi="pt_PT"/>
-        </w:rPr>
         <w:t>"desde o primeiro dia até hoje".</w:t>
       </w:r>
     </w:p>
@@ -1469,21 +1306,6 @@
           <w:b/>
           <w:lang w:val="pt_PT" w:bidi="pt_PT"/>
         </w:rPr>
-        <w:t>ἄχρι τοῦ νῦν</w:t>
-      </w:r>
-    </w:p>
-    <w:p>
-      <w:pPr/>
-      <w:r>
-        <w:rPr>
-          <w:lang w:val="pt_PT" w:bidi="pt_PT"/>
-        </w:rPr>
-      </w:r>
-      <w:r>
-        <w:rPr>
-          <w:b/>
-          <w:lang w:val="pt_PT" w:bidi="pt_PT"/>
-        </w:rPr>
         <w:t>"até hoje".</w:t>
       </w:r>
     </w:p>
@@ -1580,21 +1402,6 @@
           <w:b/>
           <w:lang w:val="pt_PT" w:bidi="pt_PT"/>
         </w:rPr>
-        <w:t>πεποιθὼς αὐτὸ τοῦτο</w:t>
-      </w:r>
-    </w:p>
-    <w:p>
-      <w:pPr/>
-      <w:r>
-        <w:rPr>
-          <w:lang w:val="pt_PT" w:bidi="pt_PT"/>
-        </w:rPr>
-      </w:r>
-      <w:r>
-        <w:rPr>
-          <w:b/>
-          <w:lang w:val="pt_PT" w:bidi="pt_PT"/>
-        </w:rPr>
         <w:t>"Pois eu estou certo de que Deus".</w:t>
       </w:r>
     </w:p>
@@ -1691,21 +1498,6 @@
           <w:b/>
           <w:lang w:val="pt_PT" w:bidi="pt_PT"/>
         </w:rPr>
-        <w:t>ὁ ἐναρξάμενος ἐν ὑμῖν ἔργον ἀγαθὸν, ἐπιτελέσει</w:t>
-      </w:r>
-    </w:p>
-    <w:p>
-      <w:pPr/>
-      <w:r>
-        <w:rPr>
-          <w:lang w:val="pt_PT" w:bidi="pt_PT"/>
-        </w:rPr>
-      </w:r>
-      <w:r>
-        <w:rPr>
-          <w:b/>
-          <w:lang w:val="pt_PT" w:bidi="pt_PT"/>
-        </w:rPr>
         <w:t>"Deus, que começou esse bom trabalho na vida de vocês, vai continuá-lo".</w:t>
       </w:r>
     </w:p>
@@ -1775,21 +1567,6 @@
         <w:rPr>
           <w:lang w:val="pt_PT" w:bidi="pt_PT"/>
         </w:rPr>
-      </w:r>
-    </w:p>
-    <w:p>
-      <w:pPr/>
-      <w:r>
-        <w:rPr>
-          <w:lang w:val="pt_PT" w:bidi="pt_PT"/>
-        </w:rPr>
-      </w:r>
-      <w:r>
-        <w:rPr>
-          <w:b/>
-          <w:lang w:val="pt_PT" w:bidi="pt_PT"/>
-        </w:rPr>
-        <w:t>ὅτι ὁ ἐναρξάμενος ἐν ὑμῖν ἔργον ἀγαθὸν</w:t>
       </w:r>
     </w:p>
     <w:p>
@@ -1994,21 +1771,6 @@
           <w:b/>
           <w:lang w:val="pt_PT" w:bidi="pt_PT"/>
         </w:rPr>
-        <w:t>ἐπιτελέσει</w:t>
-      </w:r>
-    </w:p>
-    <w:p>
-      <w:pPr/>
-      <w:r>
-        <w:rPr>
-          <w:lang w:val="pt_PT" w:bidi="pt_PT"/>
-        </w:rPr>
-      </w:r>
-      <w:r>
-        <w:rPr>
-          <w:b/>
-          <w:lang w:val="pt_PT" w:bidi="pt_PT"/>
-        </w:rPr>
         <w:t>"vai continuá-lo".</w:t>
       </w:r>
     </w:p>
@@ -2105,21 +1867,6 @@
           <w:b/>
           <w:lang w:val="pt_PT" w:bidi="pt_PT"/>
         </w:rPr>
-        <w:t>ἡμέρας Χριστοῦ Ἰησοῦ</w:t>
-      </w:r>
-    </w:p>
-    <w:p>
-      <w:pPr/>
-      <w:r>
-        <w:rPr>
-          <w:lang w:val="pt_PT" w:bidi="pt_PT"/>
-        </w:rPr>
-      </w:r>
-      <w:r>
-        <w:rPr>
-          <w:b/>
-          <w:lang w:val="pt_PT" w:bidi="pt_PT"/>
-        </w:rPr>
         <w:t>"no Dia de Cristo Jesus".</w:t>
       </w:r>
     </w:p>
@@ -2216,21 +1963,6 @@
           <w:b/>
           <w:lang w:val="pt_PT" w:bidi="pt_PT"/>
         </w:rPr>
-        <w:t>τὸ ἔχειν με ἐν τῇ καρδίᾳ ὑμᾶς</w:t>
-      </w:r>
-    </w:p>
-    <w:p>
-      <w:pPr/>
-      <w:r>
-        <w:rPr>
-          <w:lang w:val="pt_PT" w:bidi="pt_PT"/>
-        </w:rPr>
-      </w:r>
-      <w:r>
-        <w:rPr>
-          <w:b/>
-          <w:lang w:val="pt_PT" w:bidi="pt_PT"/>
-        </w:rPr>
         <w:t>"Vocês estão sempre no meu coração".</w:t>
       </w:r>
     </w:p>
@@ -2327,21 +2059,6 @@
           <w:b/>
           <w:lang w:val="pt_PT" w:bidi="pt_PT"/>
         </w:rPr>
-        <w:t>συνκοινωνούς μου τῆς χάριτος &amp; ὄντας</w:t>
-      </w:r>
-    </w:p>
-    <w:p>
-      <w:pPr/>
-      <w:r>
-        <w:rPr>
-          <w:lang w:val="pt_PT" w:bidi="pt_PT"/>
-        </w:rPr>
-      </w:r>
-      <w:r>
-        <w:rPr>
-          <w:b/>
-          <w:lang w:val="pt_PT" w:bidi="pt_PT"/>
-        </w:rPr>
         <w:t>"vocês têm participado comigo desse privilégio".</w:t>
       </w:r>
     </w:p>
@@ -2405,21 +2122,6 @@
           <w:b/>
           <w:lang w:val="pt_PT" w:bidi="pt_PT"/>
         </w:rPr>
-        <w:t>χάριτος</w:t>
-      </w:r>
-    </w:p>
-    <w:p>
-      <w:pPr/>
-      <w:r>
-        <w:rPr>
-          <w:lang w:val="pt_PT" w:bidi="pt_PT"/>
-        </w:rPr>
-      </w:r>
-      <w:r>
-        <w:rPr>
-          <w:b/>
-          <w:lang w:val="pt_PT" w:bidi="pt_PT"/>
-        </w:rPr>
         <w:t>"privilégio".</w:t>
       </w:r>
     </w:p>
@@ -2529,21 +2231,6 @@
           <w:b/>
           <w:lang w:val="pt_PT" w:bidi="pt_PT"/>
         </w:rPr>
-        <w:t>δεσμοῖς μου</w:t>
-      </w:r>
-    </w:p>
-    <w:p>
-      <w:pPr/>
-      <w:r>
-        <w:rPr>
-          <w:lang w:val="pt_PT" w:bidi="pt_PT"/>
-        </w:rPr>
-      </w:r>
-      <w:r>
-        <w:rPr>
-          <w:b/>
-          <w:lang w:val="pt_PT" w:bidi="pt_PT"/>
-        </w:rPr>
         <w:t>"estou na cadeia".</w:t>
       </w:r>
     </w:p>
@@ -2627,21 +2314,6 @@
           <w:b/>
           <w:lang w:val="pt_PT" w:bidi="pt_PT"/>
         </w:rPr>
-        <w:t>καὶ ἐν τῇ ἀπολογίᾳ καὶ βεβαιώσει τοῦ εὐαγγελίου</w:t>
-      </w:r>
-    </w:p>
-    <w:p>
-      <w:pPr/>
-      <w:r>
-        <w:rPr>
-          <w:lang w:val="pt_PT" w:bidi="pt_PT"/>
-        </w:rPr>
-      </w:r>
-      <w:r>
-        <w:rPr>
-          <w:b/>
-          <w:lang w:val="pt_PT" w:bidi="pt_PT"/>
-        </w:rPr>
         <w:t>"eu estava livre para defender e anunciar com firmeza o evangelho".</w:t>
       </w:r>
     </w:p>
@@ -2751,21 +2423,6 @@
           <w:b/>
           <w:lang w:val="pt_PT" w:bidi="pt_PT"/>
         </w:rPr>
-        <w:t>ἐν σπλάγχνοις Χριστοῦ Ἰησοῦ</w:t>
-      </w:r>
-    </w:p>
-    <w:p>
-      <w:pPr/>
-      <w:r>
-        <w:rPr>
-          <w:lang w:val="pt_PT" w:bidi="pt_PT"/>
-        </w:rPr>
-      </w:r>
-      <w:r>
-        <w:rPr>
-          <w:b/>
-          <w:lang w:val="pt_PT" w:bidi="pt_PT"/>
-        </w:rPr>
         <w:t>"que o meu grande amor por todos vocês vem do próprio coração de Cristo Jesus".</w:t>
       </w:r>
     </w:p>
@@ -2849,21 +2506,6 @@
           <w:b/>
           <w:lang w:val="pt_PT" w:bidi="pt_PT"/>
         </w:rPr>
-        <w:t>ἐν σπλάγχνοις Χριστοῦ Ἰησοῦ</w:t>
-      </w:r>
-    </w:p>
-    <w:p>
-      <w:pPr/>
-      <w:r>
-        <w:rPr>
-          <w:lang w:val="pt_PT" w:bidi="pt_PT"/>
-        </w:rPr>
-      </w:r>
-      <w:r>
-        <w:rPr>
-          <w:b/>
-          <w:lang w:val="pt_PT" w:bidi="pt_PT"/>
-        </w:rPr>
         <w:t>"do próprio coração de Cristo Jesus".</w:t>
       </w:r>
     </w:p>
@@ -2926,21 +2568,6 @@
         <w:rPr>
           <w:lang w:val="pt_PT" w:bidi="pt_PT"/>
         </w:rPr>
-      </w:r>
-    </w:p>
-    <w:p>
-      <w:pPr/>
-      <w:r>
-        <w:rPr>
-          <w:lang w:val="pt_PT" w:bidi="pt_PT"/>
-        </w:rPr>
-      </w:r>
-      <w:r>
-        <w:rPr>
-          <w:b/>
-          <w:lang w:val="pt_PT" w:bidi="pt_PT"/>
-        </w:rPr>
-        <w:t>ἵνα ἡ ἀγάπη ὑμῶν ἔτι μᾶλλον καὶ μᾶλλον περισσεύῃ</w:t>
       </w:r>
     </w:p>
     <w:p>
@@ -3132,21 +2759,6 @@
           <w:b/>
           <w:lang w:val="pt_PT" w:bidi="pt_PT"/>
         </w:rPr>
-        <w:t>ἐν ἐπιγνώσει καὶ πάσῃ αἰσθήσει</w:t>
-      </w:r>
-    </w:p>
-    <w:p>
-      <w:pPr/>
-      <w:r>
-        <w:rPr>
-          <w:lang w:val="pt_PT" w:bidi="pt_PT"/>
-        </w:rPr>
-      </w:r>
-      <w:r>
-        <w:rPr>
-          <w:b/>
-          <w:lang w:val="pt_PT" w:bidi="pt_PT"/>
-        </w:rPr>
         <w:t>"sabedoria e um entendimento completo".</w:t>
       </w:r>
     </w:p>
@@ -3256,21 +2868,6 @@
           <w:b/>
           <w:lang w:val="pt_PT" w:bidi="pt_PT"/>
         </w:rPr>
-        <w:t>εἰς τὸ δοκιμάζειν ὑμᾶς τὰ διαφέροντα</w:t>
-      </w:r>
-    </w:p>
-    <w:p>
-      <w:pPr/>
-      <w:r>
-        <w:rPr>
-          <w:lang w:val="pt_PT" w:bidi="pt_PT"/>
-        </w:rPr>
-      </w:r>
-      <w:r>
-        <w:rPr>
-          <w:b/>
-          <w:lang w:val="pt_PT" w:bidi="pt_PT"/>
-        </w:rPr>
         <w:t>"a fim de que saibam escolher o melhor".</w:t>
       </w:r>
     </w:p>
@@ -3367,21 +2964,6 @@
           <w:b/>
           <w:lang w:val="pt_PT" w:bidi="pt_PT"/>
         </w:rPr>
-        <w:t>εἰς</w:t>
-      </w:r>
-    </w:p>
-    <w:p>
-      <w:pPr/>
-      <w:r>
-        <w:rPr>
-          <w:lang w:val="pt_PT" w:bidi="pt_PT"/>
-        </w:rPr>
-      </w:r>
-      <w:r>
-        <w:rPr>
-          <w:b/>
-          <w:lang w:val="pt_PT" w:bidi="pt_PT"/>
-        </w:rPr>
         <w:t>"a fim de que".</w:t>
       </w:r>
     </w:p>
@@ -3478,21 +3060,6 @@
           <w:b/>
           <w:lang w:val="pt_PT" w:bidi="pt_PT"/>
         </w:rPr>
-        <w:t>εἰλικρινεῖς καὶ ἀπρόσκοποι</w:t>
-      </w:r>
-    </w:p>
-    <w:p>
-      <w:pPr/>
-      <w:r>
-        <w:rPr>
-          <w:lang w:val="pt_PT" w:bidi="pt_PT"/>
-        </w:rPr>
-      </w:r>
-      <w:r>
-        <w:rPr>
-          <w:b/>
-          <w:lang w:val="pt_PT" w:bidi="pt_PT"/>
-        </w:rPr>
         <w:t>"livres de toda impureza e de qualquer culpa".</w:t>
       </w:r>
     </w:p>
@@ -3602,21 +3169,6 @@
           <w:b/>
           <w:lang w:val="pt_PT" w:bidi="pt_PT"/>
         </w:rPr>
-        <w:t>πεπληρωμένοι καρπὸν δικαιοσύνης τὸν</w:t>
-      </w:r>
-    </w:p>
-    <w:p>
-      <w:pPr/>
-      <w:r>
-        <w:rPr>
-          <w:lang w:val="pt_PT" w:bidi="pt_PT"/>
-        </w:rPr>
-      </w:r>
-      <w:r>
-        <w:rPr>
-          <w:b/>
-          <w:lang w:val="pt_PT" w:bidi="pt_PT"/>
-        </w:rPr>
         <w:t>"estará cheia das boas qualidades que só Jesus Cristo pode produzir".</w:t>
       </w:r>
     </w:p>
@@ -3713,21 +3265,6 @@
           <w:b/>
           <w:lang w:val="pt_PT" w:bidi="pt_PT"/>
         </w:rPr>
-        <w:t>πεπληρωμένοι</w:t>
-      </w:r>
-    </w:p>
-    <w:p>
-      <w:pPr/>
-      <w:r>
-        <w:rPr>
-          <w:lang w:val="pt_PT" w:bidi="pt_PT"/>
-        </w:rPr>
-      </w:r>
-      <w:r>
-        <w:rPr>
-          <w:b/>
-          <w:lang w:val="pt_PT" w:bidi="pt_PT"/>
-        </w:rPr>
         <w:t>"estará cheia das".</w:t>
       </w:r>
     </w:p>
@@ -3824,21 +3361,6 @@
           <w:b/>
           <w:lang w:val="pt_PT" w:bidi="pt_PT"/>
         </w:rPr>
-        <w:t>τὸν διὰ Ἰησοῦ Χριστοῦ</w:t>
-      </w:r>
-    </w:p>
-    <w:p>
-      <w:pPr/>
-      <w:r>
-        <w:rPr>
-          <w:lang w:val="pt_PT" w:bidi="pt_PT"/>
-        </w:rPr>
-      </w:r>
-      <w:r>
-        <w:rPr>
-          <w:b/>
-          <w:lang w:val="pt_PT" w:bidi="pt_PT"/>
-        </w:rPr>
         <w:t>"que só Jesus Cristo pode produzir".</w:t>
       </w:r>
     </w:p>
@@ -3935,21 +3457,6 @@
           <w:b/>
           <w:lang w:val="pt_PT" w:bidi="pt_PT"/>
         </w:rPr>
-        <w:t>εἰς δόξαν καὶ ἔπαινον Θεοῦ</w:t>
-      </w:r>
-    </w:p>
-    <w:p>
-      <w:pPr/>
-      <w:r>
-        <w:rPr>
-          <w:lang w:val="pt_PT" w:bidi="pt_PT"/>
-        </w:rPr>
-      </w:r>
-      <w:r>
-        <w:rPr>
-          <w:b/>
-          <w:lang w:val="pt_PT" w:bidi="pt_PT"/>
-        </w:rPr>
         <w:t>"para a glória e o louvor de Deus".</w:t>
       </w:r>
     </w:p>
@@ -4059,21 +3566,6 @@
           <w:b/>
           <w:lang w:val="pt_PT" w:bidi="pt_PT"/>
         </w:rPr>
-        <w:t>εἰς δόξαν καὶ ἔπαινον Θεοῦ</w:t>
-      </w:r>
-    </w:p>
-    <w:p>
-      <w:pPr/>
-      <w:r>
-        <w:rPr>
-          <w:lang w:val="pt_PT" w:bidi="pt_PT"/>
-        </w:rPr>
-      </w:r>
-      <w:r>
-        <w:rPr>
-          <w:b/>
-          <w:lang w:val="pt_PT" w:bidi="pt_PT"/>
-        </w:rPr>
         <w:t>"para a glória e o louvor de Deus".</w:t>
       </w:r>
     </w:p>
@@ -4183,21 +3675,6 @@
           <w:b/>
           <w:lang w:val="pt_PT" w:bidi="pt_PT"/>
         </w:rPr>
-        <w:t>ἀδελφοί</w:t>
-      </w:r>
-    </w:p>
-    <w:p>
-      <w:pPr/>
-      <w:r>
-        <w:rPr>
-          <w:lang w:val="pt_PT" w:bidi="pt_PT"/>
-        </w:rPr>
-      </w:r>
-      <w:r>
-        <w:rPr>
-          <w:b/>
-          <w:lang w:val="pt_PT" w:bidi="pt_PT"/>
-        </w:rPr>
         <w:t>"irmãos".</w:t>
       </w:r>
     </w:p>
@@ -4294,21 +3771,6 @@
           <w:b/>
           <w:lang w:val="pt_PT" w:bidi="pt_PT"/>
         </w:rPr>
-        <w:t>ἀδελφοί</w:t>
-      </w:r>
-    </w:p>
-    <w:p>
-      <w:pPr/>
-      <w:r>
-        <w:rPr>
-          <w:lang w:val="pt_PT" w:bidi="pt_PT"/>
-        </w:rPr>
-      </w:r>
-      <w:r>
-        <w:rPr>
-          <w:b/>
-          <w:lang w:val="pt_PT" w:bidi="pt_PT"/>
-        </w:rPr>
         <w:t>"irmãos".</w:t>
       </w:r>
     </w:p>
@@ -4405,21 +3867,6 @@
           <w:b/>
           <w:lang w:val="pt_PT" w:bidi="pt_PT"/>
         </w:rPr>
-        <w:t>τὰ κατ’ ἐμὲ</w:t>
-      </w:r>
-    </w:p>
-    <w:p>
-      <w:pPr/>
-      <w:r>
-        <w:rPr>
-          <w:lang w:val="pt_PT" w:bidi="pt_PT"/>
-        </w:rPr>
-      </w:r>
-      <w:r>
-        <w:rPr>
-          <w:b/>
-          <w:lang w:val="pt_PT" w:bidi="pt_PT"/>
-        </w:rPr>
         <w:t>"as coisas que me aconteceram".</w:t>
       </w:r>
     </w:p>
@@ -4516,21 +3963,6 @@
           <w:b/>
           <w:lang w:val="pt_PT" w:bidi="pt_PT"/>
         </w:rPr>
-        <w:t>μᾶλλον εἰς προκοπὴν τοῦ εὐαγγελίου ἐλήλυθεν</w:t>
-      </w:r>
-    </w:p>
-    <w:p>
-      <w:pPr/>
-      <w:r>
-        <w:rPr>
-          <w:lang w:val="pt_PT" w:bidi="pt_PT"/>
-        </w:rPr>
-      </w:r>
-      <w:r>
-        <w:rPr>
-          <w:b/>
-          <w:lang w:val="pt_PT" w:bidi="pt_PT"/>
-        </w:rPr>
         <w:t>"ajudaram, de fato, o progresso do evangelho".</w:t>
       </w:r>
     </w:p>
@@ -4627,21 +4059,6 @@
           <w:b/>
           <w:lang w:val="pt_PT" w:bidi="pt_PT"/>
         </w:rPr>
-        <w:t>ὥστε</w:t>
-      </w:r>
-    </w:p>
-    <w:p>
-      <w:pPr/>
-      <w:r>
-        <w:rPr>
-          <w:lang w:val="pt_PT" w:bidi="pt_PT"/>
-        </w:rPr>
-      </w:r>
-      <w:r>
-        <w:rPr>
-          <w:b/>
-          <w:lang w:val="pt_PT" w:bidi="pt_PT"/>
-        </w:rPr>
         <w:t>"Pois foi assim que".</w:t>
       </w:r>
     </w:p>
@@ -4724,21 +4141,6 @@
         <w:rPr>
           <w:lang w:val="pt_PT" w:bidi="pt_PT"/>
         </w:rPr>
-      </w:r>
-    </w:p>
-    <w:p>
-      <w:pPr/>
-      <w:r>
-        <w:rPr>
-          <w:lang w:val="pt_PT" w:bidi="pt_PT"/>
-        </w:rPr>
-      </w:r>
-      <w:r>
-        <w:rPr>
-          <w:b/>
-          <w:lang w:val="pt_PT" w:bidi="pt_PT"/>
-        </w:rPr>
-        <w:t>δεσμούς μου</w:t>
       </w:r>
     </w:p>
     <w:p>
@@ -4854,21 +4256,6 @@
           <w:b/>
           <w:lang w:val="pt_PT" w:bidi="pt_PT"/>
         </w:rPr>
-        <w:t>τοὺς δεσμούς μου &amp; ἐν Χριστῷ</w:t>
-      </w:r>
-    </w:p>
-    <w:p>
-      <w:pPr/>
-      <w:r>
-        <w:rPr>
-          <w:lang w:val="pt_PT" w:bidi="pt_PT"/>
-        </w:rPr>
-      </w:r>
-      <w:r>
-        <w:rPr>
-          <w:b/>
-          <w:lang w:val="pt_PT" w:bidi="pt_PT"/>
-        </w:rPr>
         <w:t>"estou na cadeia porque sou servo de Cristo".</w:t>
       </w:r>
     </w:p>
@@ -5033,21 +4420,6 @@
           <w:b/>
           <w:lang w:val="pt_PT" w:bidi="pt_PT"/>
         </w:rPr>
-        <w:t>τῶν ἀδελφῶν</w:t>
-      </w:r>
-    </w:p>
-    <w:p>
-      <w:pPr/>
-      <w:r>
-        <w:rPr>
-          <w:lang w:val="pt_PT" w:bidi="pt_PT"/>
-        </w:rPr>
-      </w:r>
-      <w:r>
-        <w:rPr>
-          <w:b/>
-          <w:lang w:val="pt_PT" w:bidi="pt_PT"/>
-        </w:rPr>
         <w:t>"dos irmãos".</w:t>
       </w:r>
     </w:p>
@@ -5144,21 +4516,6 @@
           <w:b/>
           <w:lang w:val="pt_PT" w:bidi="pt_PT"/>
         </w:rPr>
-        <w:t>ἐν Κυρίῳ πεποιθότας τοῖς δεσμοῖς μου</w:t>
-      </w:r>
-    </w:p>
-    <w:p>
-      <w:pPr/>
-      <w:r>
-        <w:rPr>
-          <w:lang w:val="pt_PT" w:bidi="pt_PT"/>
-        </w:rPr>
-      </w:r>
-      <w:r>
-        <w:rPr>
-          <w:b/>
-          <w:lang w:val="pt_PT" w:bidi="pt_PT"/>
-        </w:rPr>
         <w:t xml:space="preserve">"vendo que estou na cadeia, tem mais confiança no Senhor". </w:t>
       </w:r>
     </w:p>
@@ -5255,21 +4612,6 @@
           <w:b/>
           <w:lang w:val="pt_PT" w:bidi="pt_PT"/>
         </w:rPr>
-        <w:t>καὶ τοὺς πλείονας τῶν ἀδελφῶν ἐν Κυρίῳ πεποιθότας τοῖς δεσμοῖς μου</w:t>
-      </w:r>
-    </w:p>
-    <w:p>
-      <w:pPr/>
-      <w:r>
-        <w:rPr>
-          <w:lang w:val="pt_PT" w:bidi="pt_PT"/>
-        </w:rPr>
-      </w:r>
-      <w:r>
-        <w:rPr>
-          <w:b/>
-          <w:lang w:val="pt_PT" w:bidi="pt_PT"/>
-        </w:rPr>
         <w:t>"E a maioria dos irmãos, vendo que estou na cadeia, tem mais confiança no Senhor".</w:t>
       </w:r>
     </w:p>
@@ -5353,21 +4695,6 @@
           <w:b/>
           <w:lang w:val="pt_PT" w:bidi="pt_PT"/>
         </w:rPr>
-        <w:t>δεσμοῖς μου</w:t>
-      </w:r>
-    </w:p>
-    <w:p>
-      <w:pPr/>
-      <w:r>
-        <w:rPr>
-          <w:lang w:val="pt_PT" w:bidi="pt_PT"/>
-        </w:rPr>
-      </w:r>
-      <w:r>
-        <w:rPr>
-          <w:b/>
-          <w:lang w:val="pt_PT" w:bidi="pt_PT"/>
-        </w:rPr>
         <w:t>"estou na cadeia".</w:t>
       </w:r>
     </w:p>
@@ -5437,21 +4764,6 @@
         <w:rPr>
           <w:lang w:val="pt_PT" w:bidi="pt_PT"/>
         </w:rPr>
-      </w:r>
-    </w:p>
-    <w:p>
-      <w:pPr/>
-      <w:r>
-        <w:rPr>
-          <w:lang w:val="pt_PT" w:bidi="pt_PT"/>
-        </w:rPr>
-      </w:r>
-      <w:r>
-        <w:rPr>
-          <w:b/>
-          <w:lang w:val="pt_PT" w:bidi="pt_PT"/>
-        </w:rPr>
-        <w:t>τὸν λόγον</w:t>
       </w:r>
     </w:p>
     <w:p>
@@ -5661,21 +4973,6 @@
           <w:b/>
           <w:lang w:val="pt_PT" w:bidi="pt_PT"/>
         </w:rPr>
-        <w:t>τινὲς μὲν καὶ &amp; τὸν Χριστὸν κηρύσσουσιν</w:t>
-      </w:r>
-    </w:p>
-    <w:p>
-      <w:pPr/>
-      <w:r>
-        <w:rPr>
-          <w:lang w:val="pt_PT" w:bidi="pt_PT"/>
-        </w:rPr>
-      </w:r>
-      <w:r>
-        <w:rPr>
-          <w:b/>
-          <w:lang w:val="pt_PT" w:bidi="pt_PT"/>
-        </w:rPr>
         <w:t>"alguns deles anunciam Cristo".</w:t>
       </w:r>
     </w:p>
@@ -5739,21 +5036,6 @@
           <w:b/>
           <w:lang w:val="pt_PT" w:bidi="pt_PT"/>
         </w:rPr>
-        <w:t>διὰ φθόνον καὶ ἔριν</w:t>
-      </w:r>
-    </w:p>
-    <w:p>
-      <w:pPr/>
-      <w:r>
-        <w:rPr>
-          <w:lang w:val="pt_PT" w:bidi="pt_PT"/>
-        </w:rPr>
-      </w:r>
-      <w:r>
-        <w:rPr>
-          <w:b/>
-          <w:lang w:val="pt_PT" w:bidi="pt_PT"/>
-        </w:rPr>
         <w:t>"porque são ciumentos e briguentos".</w:t>
       </w:r>
     </w:p>
@@ -5863,21 +5145,6 @@
           <w:b/>
           <w:lang w:val="pt_PT" w:bidi="pt_PT"/>
         </w:rPr>
-        <w:t>εὐδοκίαν</w:t>
-      </w:r>
-    </w:p>
-    <w:p>
-      <w:pPr/>
-      <w:r>
-        <w:rPr>
-          <w:lang w:val="pt_PT" w:bidi="pt_PT"/>
-        </w:rPr>
-      </w:r>
-      <w:r>
-        <w:rPr>
-          <w:b/>
-          <w:lang w:val="pt_PT" w:bidi="pt_PT"/>
-        </w:rPr>
         <w:t>"boas intenções".</w:t>
       </w:r>
     </w:p>
@@ -5974,21 +5241,6 @@
           <w:b/>
           <w:lang w:val="pt_PT" w:bidi="pt_PT"/>
         </w:rPr>
-        <w:t>ἐξ ἀγάπης</w:t>
-      </w:r>
-    </w:p>
-    <w:p>
-      <w:pPr/>
-      <w:r>
-        <w:rPr>
-          <w:lang w:val="pt_PT" w:bidi="pt_PT"/>
-        </w:rPr>
-      </w:r>
-      <w:r>
-        <w:rPr>
-          <w:b/>
-          <w:lang w:val="pt_PT" w:bidi="pt_PT"/>
-        </w:rPr>
         <w:t>"por amor".</w:t>
       </w:r>
     </w:p>
@@ -6111,21 +5363,6 @@
           <w:b/>
           <w:lang w:val="pt_PT" w:bidi="pt_PT"/>
         </w:rPr>
-        <w:t>κεῖμαι</w:t>
-      </w:r>
-    </w:p>
-    <w:p>
-      <w:pPr/>
-      <w:r>
-        <w:rPr>
-          <w:lang w:val="pt_PT" w:bidi="pt_PT"/>
-        </w:rPr>
-      </w:r>
-      <w:r>
-        <w:rPr>
-          <w:b/>
-          <w:lang w:val="pt_PT" w:bidi="pt_PT"/>
-        </w:rPr>
         <w:t>"Deus me deu o trabalho".</w:t>
       </w:r>
     </w:p>
@@ -6208,21 +5445,6 @@
         <w:rPr>
           <w:lang w:val="pt_PT" w:bidi="pt_PT"/>
         </w:rPr>
-      </w:r>
-    </w:p>
-    <w:p>
-      <w:pPr/>
-      <w:r>
-        <w:rPr>
-          <w:lang w:val="pt_PT" w:bidi="pt_PT"/>
-        </w:rPr>
-      </w:r>
-      <w:r>
-        <w:rPr>
-          <w:b/>
-          <w:lang w:val="pt_PT" w:bidi="pt_PT"/>
-        </w:rPr>
-        <w:t>εἰς ἀπολογίαν τοῦ εὐαγγελίου</w:t>
       </w:r>
     </w:p>
     <w:p>
@@ -6338,21 +5560,6 @@
           <w:b/>
           <w:lang w:val="pt_PT" w:bidi="pt_PT"/>
         </w:rPr>
-        <w:t>εἰς ἀπολογίαν τοῦ εὐαγγελίου κεῖμαι</w:t>
-      </w:r>
-    </w:p>
-    <w:p>
-      <w:pPr/>
-      <w:r>
-        <w:rPr>
-          <w:lang w:val="pt_PT" w:bidi="pt_PT"/>
-        </w:rPr>
-      </w:r>
-      <w:r>
-        <w:rPr>
-          <w:b/>
-          <w:lang w:val="pt_PT" w:bidi="pt_PT"/>
-        </w:rPr>
         <w:t>"Deus me deu o trabalho de defender o evangelho".</w:t>
       </w:r>
     </w:p>
@@ -6530,21 +5737,6 @@
           <w:b/>
           <w:lang w:val="pt_PT" w:bidi="pt_PT"/>
         </w:rPr>
-        <w:t>οἱ δὲ ἐξ ἐριθείας τὸν Χριστὸν καταγγέλλουσιν</w:t>
-      </w:r>
-    </w:p>
-    <w:p>
-      <w:pPr/>
-      <w:r>
-        <w:rPr>
-          <w:lang w:val="pt_PT" w:bidi="pt_PT"/>
-        </w:rPr>
-      </w:r>
-      <w:r>
-        <w:rPr>
-          <w:b/>
-          <w:lang w:val="pt_PT" w:bidi="pt_PT"/>
-        </w:rPr>
         <w:t xml:space="preserve">"Os outros não anunciam Cristo com sinceridade, mas por interesse pessoal". </w:t>
       </w:r>
     </w:p>
@@ -6641,21 +5833,6 @@
           <w:b/>
           <w:lang w:val="pt_PT" w:bidi="pt_PT"/>
         </w:rPr>
-        <w:t>οὐχ ἁγνῶς</w:t>
-      </w:r>
-    </w:p>
-    <w:p>
-      <w:pPr/>
-      <w:r>
-        <w:rPr>
-          <w:lang w:val="pt_PT" w:bidi="pt_PT"/>
-        </w:rPr>
-      </w:r>
-      <w:r>
-        <w:rPr>
-          <w:b/>
-          <w:lang w:val="pt_PT" w:bidi="pt_PT"/>
-        </w:rPr>
         <w:t>"não anunciam Cristo com sinceridade".</w:t>
       </w:r>
     </w:p>
@@ -6705,21 +5882,6 @@
         <w:rPr>
           <w:lang w:val="pt_PT" w:bidi="pt_PT"/>
         </w:rPr>
-      </w:r>
-    </w:p>
-    <w:p>
-      <w:pPr/>
-      <w:r>
-        <w:rPr>
-          <w:lang w:val="pt_PT" w:bidi="pt_PT"/>
-        </w:rPr>
-      </w:r>
-      <w:r>
-        <w:rPr>
-          <w:b/>
-          <w:lang w:val="pt_PT" w:bidi="pt_PT"/>
-        </w:rPr>
-        <w:t>τοῖς δεσμοῖς μου</w:t>
       </w:r>
     </w:p>
     <w:p>
@@ -6853,21 +6015,6 @@
           <w:b/>
           <w:lang w:val="pt_PT" w:bidi="pt_PT"/>
         </w:rPr>
-        <w:t>οἰόμενοι θλῖψιν ἐγείρειν τοῖς δεσμοῖς μου</w:t>
-      </w:r>
-    </w:p>
-    <w:p>
-      <w:pPr/>
-      <w:r>
-        <w:rPr>
-          <w:lang w:val="pt_PT" w:bidi="pt_PT"/>
-        </w:rPr>
-      </w:r>
-      <w:r>
-        <w:rPr>
-          <w:b/>
-          <w:lang w:val="pt_PT" w:bidi="pt_PT"/>
-        </w:rPr>
         <w:t>"Eles pensam que assim aumentarão os meus sofrimentos enquanto estou na cadeia".</w:t>
       </w:r>
     </w:p>
@@ -6951,21 +6098,6 @@
           <w:b/>
           <w:lang w:val="pt_PT" w:bidi="pt_PT"/>
         </w:rPr>
-        <w:t>τί γάρ</w:t>
-      </w:r>
-    </w:p>
-    <w:p>
-      <w:pPr/>
-      <w:r>
-        <w:rPr>
-          <w:lang w:val="pt_PT" w:bidi="pt_PT"/>
-        </w:rPr>
-      </w:r>
-      <w:r>
-        <w:rPr>
-          <w:b/>
-          <w:lang w:val="pt_PT" w:bidi="pt_PT"/>
-        </w:rPr>
         <w:t>"Mas isso não tem importância".</w:t>
       </w:r>
     </w:p>
@@ -7062,21 +6194,6 @@
           <w:b/>
           <w:lang w:val="pt_PT" w:bidi="pt_PT"/>
         </w:rPr>
-        <w:t>τί γάρ</w:t>
-      </w:r>
-    </w:p>
-    <w:p>
-      <w:pPr/>
-      <w:r>
-        <w:rPr>
-          <w:lang w:val="pt_PT" w:bidi="pt_PT"/>
-        </w:rPr>
-      </w:r>
-      <w:r>
-        <w:rPr>
-          <w:b/>
-          <w:lang w:val="pt_PT" w:bidi="pt_PT"/>
-        </w:rPr>
         <w:t>"Mas isso não tem importância".</w:t>
       </w:r>
     </w:p>
@@ -7160,21 +6277,6 @@
           <w:b/>
           <w:lang w:val="pt_PT" w:bidi="pt_PT"/>
         </w:rPr>
-        <w:t>Χριστὸς καταγγέλλεται</w:t>
-      </w:r>
-    </w:p>
-    <w:p>
-      <w:pPr/>
-      <w:r>
-        <w:rPr>
-          <w:lang w:val="pt_PT" w:bidi="pt_PT"/>
-        </w:rPr>
-      </w:r>
-      <w:r>
-        <w:rPr>
-          <w:b/>
-          <w:lang w:val="pt_PT" w:bidi="pt_PT"/>
-        </w:rPr>
         <w:t>"Cristo está sendo anunciado".</w:t>
       </w:r>
     </w:p>
@@ -7271,21 +6373,6 @@
           <w:b/>
           <w:lang w:val="pt_PT" w:bidi="pt_PT"/>
         </w:rPr>
-        <w:t>τοῦτό</w:t>
-      </w:r>
-    </w:p>
-    <w:p>
-      <w:pPr/>
-      <w:r>
-        <w:rPr>
-          <w:lang w:val="pt_PT" w:bidi="pt_PT"/>
-        </w:rPr>
-      </w:r>
-      <w:r>
-        <w:rPr>
-          <w:b/>
-          <w:lang w:val="pt_PT" w:bidi="pt_PT"/>
-        </w:rPr>
         <w:t>"".</w:t>
       </w:r>
     </w:p>
@@ -7369,21 +6456,6 @@
           <w:b/>
           <w:lang w:val="pt_PT" w:bidi="pt_PT"/>
         </w:rPr>
-        <w:t>οἶδα γὰρ ὅτι τοῦτό μοι ἀποβήσεται εἰς σωτηρίαν</w:t>
-      </w:r>
-    </w:p>
-    <w:p>
-      <w:pPr/>
-      <w:r>
-        <w:rPr>
-          <w:lang w:val="pt_PT" w:bidi="pt_PT"/>
-        </w:rPr>
-      </w:r>
-      <w:r>
-        <w:rPr>
-          <w:b/>
-          <w:lang w:val="pt_PT" w:bidi="pt_PT"/>
-        </w:rPr>
         <w:t>"eu serei posto em liberdade".</w:t>
       </w:r>
     </w:p>
@@ -7480,21 +6552,6 @@
           <w:b/>
           <w:lang w:val="pt_PT" w:bidi="pt_PT"/>
         </w:rPr>
-        <w:t>ἐπιχορηγίας τοῦ Πνεύματος Ἰησοῦ Χριστοῦ</w:t>
-      </w:r>
-    </w:p>
-    <w:p>
-      <w:pPr/>
-      <w:r>
-        <w:rPr>
-          <w:lang w:val="pt_PT" w:bidi="pt_PT"/>
-        </w:rPr>
-      </w:r>
-      <w:r>
-        <w:rPr>
-          <w:b/>
-          <w:lang w:val="pt_PT" w:bidi="pt_PT"/>
-        </w:rPr>
         <w:t>"a ajuda do Espírito de Jesus Cristo".</w:t>
       </w:r>
     </w:p>
@@ -7591,21 +6648,6 @@
           <w:b/>
           <w:lang w:val="pt_PT" w:bidi="pt_PT"/>
         </w:rPr>
-        <w:t>ἀποκαραδοκίαν καὶ ἐλπίδα</w:t>
-      </w:r>
-    </w:p>
-    <w:p>
-      <w:pPr/>
-      <w:r>
-        <w:rPr>
-          <w:lang w:val="pt_PT" w:bidi="pt_PT"/>
-        </w:rPr>
-      </w:r>
-      <w:r>
-        <w:rPr>
-          <w:b/>
-          <w:lang w:val="pt_PT" w:bidi="pt_PT"/>
-        </w:rPr>
         <w:t>"grande desejo e a minha esperança".</w:t>
       </w:r>
     </w:p>
@@ -7715,21 +6757,6 @@
           <w:b/>
           <w:lang w:val="pt_PT" w:bidi="pt_PT"/>
         </w:rPr>
-        <w:t>κατὰ τὴν ἀποκαραδοκίαν καὶ ἐλπίδα μου</w:t>
-      </w:r>
-    </w:p>
-    <w:p>
-      <w:pPr/>
-      <w:r>
-        <w:rPr>
-          <w:lang w:val="pt_PT" w:bidi="pt_PT"/>
-        </w:rPr>
-      </w:r>
-      <w:r>
-        <w:rPr>
-          <w:b/>
-          <w:lang w:val="pt_PT" w:bidi="pt_PT"/>
-        </w:rPr>
         <w:t>"O meu grande desejo e a minha esperança".</w:t>
       </w:r>
     </w:p>
@@ -7825,21 +6852,6 @@
         <w:rPr>
           <w:lang w:val="pt_PT" w:bidi="pt_PT"/>
         </w:rPr>
-      </w:r>
-    </w:p>
-    <w:p>
-      <w:pPr/>
-      <w:r>
-        <w:rPr>
-          <w:lang w:val="pt_PT" w:bidi="pt_PT"/>
-        </w:rPr>
-      </w:r>
-      <w:r>
-        <w:rPr>
-          <w:b/>
-          <w:lang w:val="pt_PT" w:bidi="pt_PT"/>
-        </w:rPr>
-        <w:t>ἐν τῷ σώματί μου</w:t>
       </w:r>
     </w:p>
     <w:p>
@@ -7955,21 +6967,6 @@
           <w:b/>
           <w:lang w:val="pt_PT" w:bidi="pt_PT"/>
         </w:rPr>
-        <w:t>ἐν οὐδενὶ αἰσχυνθήσομαι, ἀλλ’</w:t>
-      </w:r>
-    </w:p>
-    <w:p>
-      <w:pPr/>
-      <w:r>
-        <w:rPr>
-          <w:lang w:val="pt_PT" w:bidi="pt_PT"/>
-        </w:rPr>
-      </w:r>
-      <w:r>
-        <w:rPr>
-          <w:b/>
-          <w:lang w:val="pt_PT" w:bidi="pt_PT"/>
-        </w:rPr>
         <w:t>"são de nunca falhar no meu dever".</w:t>
       </w:r>
     </w:p>
@@ -8066,21 +7063,6 @@
           <w:b/>
           <w:lang w:val="pt_PT" w:bidi="pt_PT"/>
         </w:rPr>
-        <w:t>ἐν πάσῃ παρρησίᾳ</w:t>
-      </w:r>
-    </w:p>
-    <w:p>
-      <w:pPr/>
-      <w:r>
-        <w:rPr>
-          <w:lang w:val="pt_PT" w:bidi="pt_PT"/>
-        </w:rPr>
-      </w:r>
-      <w:r>
-        <w:rPr>
-          <w:b/>
-          <w:lang w:val="pt_PT" w:bidi="pt_PT"/>
-        </w:rPr>
         <w:t>"eu tenha muita coragem".</w:t>
       </w:r>
     </w:p>
@@ -8177,21 +7159,6 @@
           <w:b/>
           <w:lang w:val="pt_PT" w:bidi="pt_PT"/>
         </w:rPr>
-        <w:t>εἴτε διὰ ζωῆς εἴτε διὰ θανάτου</w:t>
-      </w:r>
-    </w:p>
-    <w:p>
-      <w:pPr/>
-      <w:r>
-        <w:rPr>
-          <w:lang w:val="pt_PT" w:bidi="pt_PT"/>
-        </w:rPr>
-      </w:r>
-      <w:r>
-        <w:rPr>
-          <w:b/>
-          <w:lang w:val="pt_PT" w:bidi="pt_PT"/>
-        </w:rPr>
         <w:t>"tanto na vida como na morte".</w:t>
       </w:r>
     </w:p>
@@ -8301,21 +7268,6 @@
           <w:b/>
           <w:lang w:val="pt_PT" w:bidi="pt_PT"/>
         </w:rPr>
-        <w:t>κέρδος</w:t>
-      </w:r>
-    </w:p>
-    <w:p>
-      <w:pPr/>
-      <w:r>
-        <w:rPr>
-          <w:lang w:val="pt_PT" w:bidi="pt_PT"/>
-        </w:rPr>
-      </w:r>
-      <w:r>
-        <w:rPr>
-          <w:b/>
-          <w:lang w:val="pt_PT" w:bidi="pt_PT"/>
-        </w:rPr>
         <w:t>"é lucro".</w:t>
       </w:r>
     </w:p>
@@ -8412,21 +7364,6 @@
           <w:b/>
           <w:lang w:val="pt_PT" w:bidi="pt_PT"/>
         </w:rPr>
-        <w:t>ἐν σαρκί</w:t>
-      </w:r>
-    </w:p>
-    <w:p>
-      <w:pPr/>
-      <w:r>
-        <w:rPr>
-          <w:lang w:val="pt_PT" w:bidi="pt_PT"/>
-        </w:rPr>
-      </w:r>
-      <w:r>
-        <w:rPr>
-          <w:b/>
-          <w:lang w:val="pt_PT" w:bidi="pt_PT"/>
-        </w:rPr>
         <w:t>"se eu continuar vivendo".</w:t>
       </w:r>
     </w:p>
@@ -8510,21 +7447,6 @@
           <w:b/>
           <w:lang w:val="pt_PT" w:bidi="pt_PT"/>
         </w:rPr>
-        <w:t>τοῦτό μοι καρπὸς ἔργου</w:t>
-      </w:r>
-    </w:p>
-    <w:p>
-      <w:pPr/>
-      <w:r>
-        <w:rPr>
-          <w:lang w:val="pt_PT" w:bidi="pt_PT"/>
-        </w:rPr>
-      </w:r>
-      <w:r>
-        <w:rPr>
-          <w:b/>
-          <w:lang w:val="pt_PT" w:bidi="pt_PT"/>
-        </w:rPr>
         <w:t>"poderei ainda fazer algum trabalho útil".</w:t>
       </w:r>
     </w:p>
@@ -8621,21 +7543,6 @@
           <w:b/>
           <w:lang w:val="pt_PT" w:bidi="pt_PT"/>
         </w:rPr>
-        <w:t>τοῦτό μοι καρπὸς ἔργου</w:t>
-      </w:r>
-    </w:p>
-    <w:p>
-      <w:pPr/>
-      <w:r>
-        <w:rPr>
-          <w:lang w:val="pt_PT" w:bidi="pt_PT"/>
-        </w:rPr>
-      </w:r>
-      <w:r>
-        <w:rPr>
-          <w:b/>
-          <w:lang w:val="pt_PT" w:bidi="pt_PT"/>
-        </w:rPr>
         <w:t>"poderei ainda fazer algum trabalho útil".</w:t>
       </w:r>
     </w:p>
@@ -8732,21 +7639,6 @@
           <w:b/>
           <w:lang w:val="pt_PT" w:bidi="pt_PT"/>
         </w:rPr>
-        <w:t>συνέχομαι δὲ ἐκ τῶν δύο</w:t>
-      </w:r>
-    </w:p>
-    <w:p>
-      <w:pPr/>
-      <w:r>
-        <w:rPr>
-          <w:lang w:val="pt_PT" w:bidi="pt_PT"/>
-        </w:rPr>
-      </w:r>
-      <w:r>
-        <w:rPr>
-          <w:b/>
-          <w:lang w:val="pt_PT" w:bidi="pt_PT"/>
-        </w:rPr>
         <w:t>"Estou cercado pelos dois lados".</w:t>
       </w:r>
     </w:p>
@@ -8843,21 +7735,6 @@
           <w:b/>
           <w:lang w:val="pt_PT" w:bidi="pt_PT"/>
         </w:rPr>
-        <w:t>συνέχομαι</w:t>
-      </w:r>
-    </w:p>
-    <w:p>
-      <w:pPr/>
-      <w:r>
-        <w:rPr>
-          <w:lang w:val="pt_PT" w:bidi="pt_PT"/>
-        </w:rPr>
-      </w:r>
-      <w:r>
-        <w:rPr>
-          <w:b/>
-          <w:lang w:val="pt_PT" w:bidi="pt_PT"/>
-        </w:rPr>
         <w:t>"Então não sei o que devo escolher".</w:t>
       </w:r>
     </w:p>
@@ -8954,21 +7831,6 @@
           <w:b/>
           <w:lang w:val="pt_PT" w:bidi="pt_PT"/>
         </w:rPr>
-        <w:t>τῶν δύο</w:t>
-      </w:r>
-    </w:p>
-    <w:p>
-      <w:pPr/>
-      <w:r>
-        <w:rPr>
-          <w:lang w:val="pt_PT" w:bidi="pt_PT"/>
-        </w:rPr>
-      </w:r>
-      <w:r>
-        <w:rPr>
-          <w:b/>
-          <w:lang w:val="pt_PT" w:bidi="pt_PT"/>
-        </w:rPr>
         <w:t>"pelos dois".</w:t>
       </w:r>
     </w:p>
@@ -9078,21 +7940,6 @@
           <w:b/>
           <w:lang w:val="pt_PT" w:bidi="pt_PT"/>
         </w:rPr>
-        <w:t>τὴν ἐπιθυμίαν ἔχων</w:t>
-      </w:r>
-    </w:p>
-    <w:p>
-      <w:pPr/>
-      <w:r>
-        <w:rPr>
-          <w:lang w:val="pt_PT" w:bidi="pt_PT"/>
-        </w:rPr>
-      </w:r>
-      <w:r>
-        <w:rPr>
-          <w:b/>
-          <w:lang w:val="pt_PT" w:bidi="pt_PT"/>
-        </w:rPr>
         <w:t>"quero muito".</w:t>
       </w:r>
     </w:p>
@@ -9189,21 +8036,6 @@
           <w:b/>
           <w:lang w:val="pt_PT" w:bidi="pt_PT"/>
         </w:rPr>
-        <w:t>ἀναλῦσαι</w:t>
-      </w:r>
-    </w:p>
-    <w:p>
-      <w:pPr/>
-      <w:r>
-        <w:rPr>
-          <w:lang w:val="pt_PT" w:bidi="pt_PT"/>
-        </w:rPr>
-      </w:r>
-      <w:r>
-        <w:rPr>
-          <w:b/>
-          <w:lang w:val="pt_PT" w:bidi="pt_PT"/>
-        </w:rPr>
         <w:t>"deixar".</w:t>
       </w:r>
     </w:p>
@@ -9299,21 +8131,6 @@
         <w:rPr>
           <w:lang w:val="pt_PT" w:bidi="pt_PT"/>
         </w:rPr>
-      </w:r>
-    </w:p>
-    <w:p>
-      <w:pPr/>
-      <w:r>
-        <w:rPr>
-          <w:lang w:val="pt_PT" w:bidi="pt_PT"/>
-        </w:rPr>
-      </w:r>
-      <w:r>
-        <w:rPr>
-          <w:b/>
-          <w:lang w:val="pt_PT" w:bidi="pt_PT"/>
-        </w:rPr>
-        <w:t>τὸ δὲ ἐπιμένειν ἐν τῇ σαρκὶ</w:t>
       </w:r>
     </w:p>
     <w:p>
@@ -9442,21 +8259,6 @@
           <w:b/>
           <w:lang w:val="pt_PT" w:bidi="pt_PT"/>
         </w:rPr>
-        <w:t>ἀναγκαιότερον</w:t>
-      </w:r>
-    </w:p>
-    <w:p>
-      <w:pPr/>
-      <w:r>
-        <w:rPr>
-          <w:lang w:val="pt_PT" w:bidi="pt_PT"/>
-        </w:rPr>
-      </w:r>
-      <w:r>
-        <w:rPr>
-          <w:b/>
-          <w:lang w:val="pt_PT" w:bidi="pt_PT"/>
-        </w:rPr>
         <w:t>"é muito mais necessário".</w:t>
       </w:r>
     </w:p>
@@ -9647,21 +8449,6 @@
           <w:b/>
           <w:lang w:val="pt_PT" w:bidi="pt_PT"/>
         </w:rPr>
-        <w:t>καὶ τοῦτο πεποιθὼς</w:t>
-      </w:r>
-    </w:p>
-    <w:p>
-      <w:pPr/>
-      <w:r>
-        <w:rPr>
-          <w:lang w:val="pt_PT" w:bidi="pt_PT"/>
-        </w:rPr>
-      </w:r>
-      <w:r>
-        <w:rPr>
-          <w:b/>
-          <w:lang w:val="pt_PT" w:bidi="pt_PT"/>
-        </w:rPr>
         <w:t>"E, como estou certo disso".</w:t>
       </w:r>
     </w:p>
@@ -9789,21 +8576,6 @@
           <w:b/>
           <w:lang w:val="pt_PT" w:bidi="pt_PT"/>
         </w:rPr>
-        <w:t>τοῦτο πεποιθὼς</w:t>
-      </w:r>
-    </w:p>
-    <w:p>
-      <w:pPr/>
-      <w:r>
-        <w:rPr>
-          <w:lang w:val="pt_PT" w:bidi="pt_PT"/>
-        </w:rPr>
-      </w:r>
-      <w:r>
-        <w:rPr>
-          <w:b/>
-          <w:lang w:val="pt_PT" w:bidi="pt_PT"/>
-        </w:rPr>
         <w:t>"estou certo disso".</w:t>
       </w:r>
     </w:p>
@@ -9886,21 +8658,6 @@
         <w:rPr>
           <w:lang w:val="pt_PT" w:bidi="pt_PT"/>
         </w:rPr>
-      </w:r>
-    </w:p>
-    <w:p>
-      <w:pPr/>
-      <w:r>
-        <w:rPr>
-          <w:lang w:val="pt_PT" w:bidi="pt_PT"/>
-        </w:rPr>
-      </w:r>
-      <w:r>
-        <w:rPr>
-          <w:b/>
-          <w:lang w:val="pt_PT" w:bidi="pt_PT"/>
-        </w:rPr>
-        <w:t>μενῶ</w:t>
       </w:r>
     </w:p>
     <w:p>
@@ -10042,21 +8799,6 @@
           <w:b/>
           <w:lang w:val="pt_PT" w:bidi="pt_PT"/>
         </w:rPr>
-        <w:t>μενῶ καὶ παραμενῶ</w:t>
-      </w:r>
-    </w:p>
-    <w:p>
-      <w:pPr/>
-      <w:r>
-        <w:rPr>
-          <w:lang w:val="pt_PT" w:bidi="pt_PT"/>
-        </w:rPr>
-      </w:r>
-      <w:r>
-        <w:rPr>
-          <w:b/>
-          <w:lang w:val="pt_PT" w:bidi="pt_PT"/>
-        </w:rPr>
         <w:t>"continuarei vivendo e ficarei".</w:t>
       </w:r>
     </w:p>
@@ -10254,21 +8996,6 @@
           <w:b/>
           <w:lang w:val="pt_PT" w:bidi="pt_PT"/>
         </w:rPr>
-        <w:t>εἰς τὴν ὑμῶν προκοπὴν καὶ χαρὰν</w:t>
-      </w:r>
-    </w:p>
-    <w:p>
-      <w:pPr/>
-      <w:r>
-        <w:rPr>
-          <w:lang w:val="pt_PT" w:bidi="pt_PT"/>
-        </w:rPr>
-      </w:r>
-      <w:r>
-        <w:rPr>
-          <w:b/>
-          <w:lang w:val="pt_PT" w:bidi="pt_PT"/>
-        </w:rPr>
         <w:t>"para ajudá-los a progredirem e a terem a alegria".</w:t>
       </w:r>
     </w:p>
@@ -10351,21 +9078,6 @@
         <w:rPr>
           <w:lang w:val="pt_PT" w:bidi="pt_PT"/>
         </w:rPr>
-      </w:r>
-    </w:p>
-    <w:p>
-      <w:pPr/>
-      <w:r>
-        <w:rPr>
-          <w:lang w:val="pt_PT" w:bidi="pt_PT"/>
-        </w:rPr>
-      </w:r>
-      <w:r>
-        <w:rPr>
-          <w:b/>
-          <w:lang w:val="pt_PT" w:bidi="pt_PT"/>
-        </w:rPr>
-        <w:t>εἰς τὴν ὑμῶν προκοπὴν καὶ χαρὰν</w:t>
       </w:r>
     </w:p>
     <w:p>
@@ -10596,21 +9308,6 @@
           <w:b/>
           <w:lang w:val="pt_PT" w:bidi="pt_PT"/>
         </w:rPr>
-        <w:t>τῆς πίστεως</w:t>
-      </w:r>
-    </w:p>
-    <w:p>
-      <w:pPr/>
-      <w:r>
-        <w:rPr>
-          <w:lang w:val="pt_PT" w:bidi="pt_PT"/>
-        </w:rPr>
-      </w:r>
-      <w:r>
-        <w:rPr>
-          <w:b/>
-          <w:lang w:val="pt_PT" w:bidi="pt_PT"/>
-        </w:rPr>
         <w:t>"da fé".</w:t>
       </w:r>
     </w:p>
@@ -10693,21 +9390,6 @@
         <w:rPr>
           <w:lang w:val="pt_PT" w:bidi="pt_PT"/>
         </w:rPr>
-      </w:r>
-    </w:p>
-    <w:p>
-      <w:pPr/>
-      <w:r>
-        <w:rPr>
-          <w:lang w:val="pt_PT" w:bidi="pt_PT"/>
-        </w:rPr>
-      </w:r>
-      <w:r>
-        <w:rPr>
-          <w:b/>
-          <w:lang w:val="pt_PT" w:bidi="pt_PT"/>
-        </w:rPr>
-        <w:t>ἵνα</w:t>
       </w:r>
     </w:p>
     <w:p>
@@ -10836,21 +9518,6 @@
           <w:b/>
           <w:lang w:val="pt_PT" w:bidi="pt_PT"/>
         </w:rPr>
-        <w:t>καύχημα &amp; ἐν</w:t>
-      </w:r>
-    </w:p>
-    <w:p>
-      <w:pPr/>
-      <w:r>
-        <w:rPr>
-          <w:lang w:val="pt_PT" w:bidi="pt_PT"/>
-        </w:rPr>
-      </w:r>
-      <w:r>
-        <w:rPr>
-          <w:b/>
-          <w:lang w:val="pt_PT" w:bidi="pt_PT"/>
-        </w:rPr>
         <w:t>"orgulhosos de".</w:t>
       </w:r>
     </w:p>
@@ -10933,21 +9600,6 @@
         <w:rPr>
           <w:lang w:val="pt_PT" w:bidi="pt_PT"/>
         </w:rPr>
-      </w:r>
-    </w:p>
-    <w:p>
-      <w:pPr/>
-      <w:r>
-        <w:rPr>
-          <w:lang w:val="pt_PT" w:bidi="pt_PT"/>
-        </w:rPr>
-      </w:r>
-      <w:r>
-        <w:rPr>
-          <w:b/>
-          <w:lang w:val="pt_PT" w:bidi="pt_PT"/>
-        </w:rPr>
-        <w:t>παρουσίας</w:t>
       </w:r>
     </w:p>
     <w:p>
@@ -11076,21 +9728,6 @@
           <w:b/>
           <w:lang w:val="pt_PT" w:bidi="pt_PT"/>
         </w:rPr>
-        <w:t>διὰ τῆς ἐμῆς παρουσίας</w:t>
-      </w:r>
-    </w:p>
-    <w:p>
-      <w:pPr/>
-      <w:r>
-        <w:rPr>
-          <w:lang w:val="pt_PT" w:bidi="pt_PT"/>
-        </w:rPr>
-      </w:r>
-      <w:r>
-        <w:rPr>
-          <w:b/>
-          <w:lang w:val="pt_PT" w:bidi="pt_PT"/>
-        </w:rPr>
         <w:t>"quando eu for visitar vocês".</w:t>
       </w:r>
     </w:p>
@@ -11173,21 +9810,6 @@
         <w:rPr>
           <w:lang w:val="pt_PT" w:bidi="pt_PT"/>
         </w:rPr>
-      </w:r>
-    </w:p>
-    <w:p>
-      <w:pPr/>
-      <w:r>
-        <w:rPr>
-          <w:lang w:val="pt_PT" w:bidi="pt_PT"/>
-        </w:rPr>
-      </w:r>
-      <w:r>
-        <w:rPr>
-          <w:b/>
-          <w:lang w:val="pt_PT" w:bidi="pt_PT"/>
-        </w:rPr>
-        <w:t>ἐλθὼν</w:t>
       </w:r>
     </w:p>
     <w:p>
@@ -11329,21 +9951,6 @@
           <w:b/>
           <w:lang w:val="pt_PT" w:bidi="pt_PT"/>
         </w:rPr>
-        <w:t>ἀξίως τοῦ εὐαγγελίου τοῦ Χριστοῦ πολιτεύεσθε</w:t>
-      </w:r>
-    </w:p>
-    <w:p>
-      <w:pPr/>
-      <w:r>
-        <w:rPr>
-          <w:lang w:val="pt_PT" w:bidi="pt_PT"/>
-        </w:rPr>
-      </w:r>
-      <w:r>
-        <w:rPr>
-          <w:b/>
-          <w:lang w:val="pt_PT" w:bidi="pt_PT"/>
-        </w:rPr>
         <w:t>"vivam de acordo com o evangelho de Cristo".</w:t>
       </w:r>
     </w:p>
@@ -11427,21 +10034,6 @@
           <w:b/>
           <w:lang w:val="pt_PT" w:bidi="pt_PT"/>
         </w:rPr>
-        <w:t>στήκετε</w:t>
-      </w:r>
-    </w:p>
-    <w:p>
-      <w:pPr/>
-      <w:r>
-        <w:rPr>
-          <w:lang w:val="pt_PT" w:bidi="pt_PT"/>
-        </w:rPr>
-      </w:r>
-      <w:r>
-        <w:rPr>
-          <w:b/>
-          <w:lang w:val="pt_PT" w:bidi="pt_PT"/>
-        </w:rPr>
         <w:t>"vocês continuam firmes".</w:t>
       </w:r>
     </w:p>
@@ -11538,21 +10130,6 @@
           <w:b/>
           <w:lang w:val="pt_PT" w:bidi="pt_PT"/>
         </w:rPr>
-        <w:t>ἐν ἑνὶ πνεύματι, μιᾷ ψυχῇ</w:t>
-      </w:r>
-    </w:p>
-    <w:p>
-      <w:pPr/>
-      <w:r>
-        <w:rPr>
-          <w:lang w:val="pt_PT" w:bidi="pt_PT"/>
-        </w:rPr>
-      </w:r>
-      <w:r>
-        <w:rPr>
-          <w:b/>
-          <w:lang w:val="pt_PT" w:bidi="pt_PT"/>
-        </w:rPr>
         <w:t>"lutando juntos, com um só desejo".</w:t>
       </w:r>
     </w:p>
@@ -11662,21 +10239,6 @@
           <w:b/>
           <w:lang w:val="pt_PT" w:bidi="pt_PT"/>
         </w:rPr>
-        <w:t>ἐν ἑνὶ πνεύματι, μιᾷ ψυχῇ</w:t>
-      </w:r>
-    </w:p>
-    <w:p>
-      <w:pPr/>
-      <w:r>
-        <w:rPr>
-          <w:lang w:val="pt_PT" w:bidi="pt_PT"/>
-        </w:rPr>
-      </w:r>
-      <w:r>
-        <w:rPr>
-          <w:b/>
-          <w:lang w:val="pt_PT" w:bidi="pt_PT"/>
-        </w:rPr>
         <w:t>"lutando juntos, com um só desejo".</w:t>
       </w:r>
     </w:p>
@@ -11786,21 +10348,6 @@
           <w:b/>
           <w:lang w:val="pt_PT" w:bidi="pt_PT"/>
         </w:rPr>
-        <w:t>συναθλοῦντες</w:t>
-      </w:r>
-    </w:p>
-    <w:p>
-      <w:pPr/>
-      <w:r>
-        <w:rPr>
-          <w:lang w:val="pt_PT" w:bidi="pt_PT"/>
-        </w:rPr>
-      </w:r>
-      <w:r>
-        <w:rPr>
-          <w:b/>
-          <w:lang w:val="pt_PT" w:bidi="pt_PT"/>
-        </w:rPr>
         <w:t>"lutando juntos".</w:t>
       </w:r>
     </w:p>
@@ -11864,21 +10411,6 @@
           <w:b/>
           <w:lang w:val="pt_PT" w:bidi="pt_PT"/>
         </w:rPr>
-        <w:t>τῇ πίστει τοῦ εὐαγγελίου</w:t>
-      </w:r>
-    </w:p>
-    <w:p>
-      <w:pPr/>
-      <w:r>
-        <w:rPr>
-          <w:lang w:val="pt_PT" w:bidi="pt_PT"/>
-        </w:rPr>
-      </w:r>
-      <w:r>
-        <w:rPr>
-          <w:b/>
-          <w:lang w:val="pt_PT" w:bidi="pt_PT"/>
-        </w:rPr>
         <w:t>"por meio da fé que se baseia no evangelho".</w:t>
       </w:r>
     </w:p>
@@ -11988,21 +10520,6 @@
           <w:b/>
           <w:lang w:val="pt_PT" w:bidi="pt_PT"/>
         </w:rPr>
-        <w:t>τῶν ἀντικειμένων</w:t>
-      </w:r>
-    </w:p>
-    <w:p>
-      <w:pPr/>
-      <w:r>
-        <w:rPr>
-          <w:lang w:val="pt_PT" w:bidi="pt_PT"/>
-        </w:rPr>
-      </w:r>
-      <w:r>
-        <w:rPr>
-          <w:b/>
-          <w:lang w:val="pt_PT" w:bidi="pt_PT"/>
-        </w:rPr>
         <w:t>"dos seus inimigos".</w:t>
       </w:r>
     </w:p>
@@ -12099,21 +10616,6 @@
           <w:b/>
           <w:lang w:val="pt_PT" w:bidi="pt_PT"/>
         </w:rPr>
-        <w:t>ἥτις ἐστὶν αὐτοῖς ἔνδειξις</w:t>
-      </w:r>
-    </w:p>
-    <w:p>
-      <w:pPr/>
-      <w:r>
-        <w:rPr>
-          <w:lang w:val="pt_PT" w:bidi="pt_PT"/>
-        </w:rPr>
-      </w:r>
-      <w:r>
-        <w:rPr>
-          <w:b/>
-          <w:lang w:val="pt_PT" w:bidi="pt_PT"/>
-        </w:rPr>
         <w:t>"isso será uma prova para eles".</w:t>
       </w:r>
     </w:p>
@@ -12223,21 +10725,6 @@
           <w:b/>
           <w:lang w:val="pt_PT" w:bidi="pt_PT"/>
         </w:rPr>
-        <w:t>ἀπωλείας</w:t>
-      </w:r>
-    </w:p>
-    <w:p>
-      <w:pPr/>
-      <w:r>
-        <w:rPr>
-          <w:lang w:val="pt_PT" w:bidi="pt_PT"/>
-        </w:rPr>
-      </w:r>
-      <w:r>
-        <w:rPr>
-          <w:b/>
-          <w:lang w:val="pt_PT" w:bidi="pt_PT"/>
-        </w:rPr>
         <w:t>"serão derrotados".</w:t>
       </w:r>
     </w:p>
@@ -12321,21 +10808,6 @@
           <w:b/>
           <w:lang w:val="pt_PT" w:bidi="pt_PT"/>
         </w:rPr>
-        <w:t>ὑμῶν δὲ σωτηρίας</w:t>
-      </w:r>
-    </w:p>
-    <w:p>
-      <w:pPr/>
-      <w:r>
-        <w:rPr>
-          <w:lang w:val="pt_PT" w:bidi="pt_PT"/>
-        </w:rPr>
-      </w:r>
-      <w:r>
-        <w:rPr>
-          <w:b/>
-          <w:lang w:val="pt_PT" w:bidi="pt_PT"/>
-        </w:rPr>
         <w:t>"de"</w:t>
       </w:r>
       <w:r>
@@ -12432,21 +10904,6 @@
           <w:b/>
           <w:lang w:val="pt_PT" w:bidi="pt_PT"/>
         </w:rPr>
-        <w:t>τοῦτο ἀπὸ Θεοῦ</w:t>
-      </w:r>
-    </w:p>
-    <w:p>
-      <w:pPr/>
-      <w:r>
-        <w:rPr>
-          <w:lang w:val="pt_PT" w:bidi="pt_PT"/>
-        </w:rPr>
-      </w:r>
-      <w:r>
-        <w:rPr>
-          <w:b/>
-          <w:lang w:val="pt_PT" w:bidi="pt_PT"/>
-        </w:rPr>
         <w:t>"Porque é Deus quem dá a vitória a vocês".</w:t>
       </w:r>
     </w:p>
@@ -12530,21 +10987,6 @@
           <w:b/>
           <w:lang w:val="pt_PT" w:bidi="pt_PT"/>
         </w:rPr>
-        <w:t>ὑμῖν ἐχαρίσθη τὸ</w:t>
-      </w:r>
-    </w:p>
-    <w:p>
-      <w:pPr/>
-      <w:r>
-        <w:rPr>
-          <w:lang w:val="pt_PT" w:bidi="pt_PT"/>
-        </w:rPr>
-      </w:r>
-      <w:r>
-        <w:rPr>
-          <w:b/>
-          <w:lang w:val="pt_PT" w:bidi="pt_PT"/>
-        </w:rPr>
         <w:t>"ele tem dado a vocês o privilégio".</w:t>
       </w:r>
     </w:p>
@@ -12628,21 +11070,6 @@
           <w:b/>
           <w:lang w:val="pt_PT" w:bidi="pt_PT"/>
         </w:rPr>
-        <w:t>τὸν αὐτὸν ἀγῶνα ἔχοντες</w:t>
-      </w:r>
-    </w:p>
-    <w:p>
-      <w:pPr/>
-      <w:r>
-        <w:rPr>
-          <w:lang w:val="pt_PT" w:bidi="pt_PT"/>
-        </w:rPr>
-      </w:r>
-      <w:r>
-        <w:rPr>
-          <w:b/>
-          <w:lang w:val="pt_PT" w:bidi="pt_PT"/>
-        </w:rPr>
         <w:t>"vocês podem tomar parte comigo na luta".</w:t>
       </w:r>
     </w:p>
@@ -12739,21 +11166,6 @@
           <w:b/>
           <w:lang w:val="pt_PT" w:bidi="pt_PT"/>
         </w:rPr>
-        <w:t>τὸν αὐτὸν ἀγῶνα ἔχοντες, οἷον εἴδετε ἐν ἐμοὶ</w:t>
-      </w:r>
-    </w:p>
-    <w:p>
-      <w:pPr/>
-      <w:r>
-        <w:rPr>
-          <w:lang w:val="pt_PT" w:bidi="pt_PT"/>
-        </w:rPr>
-      </w:r>
-      <w:r>
-        <w:rPr>
-          <w:b/>
-          <w:lang w:val="pt_PT" w:bidi="pt_PT"/>
-        </w:rPr>
         <w:t>"a luta que vocês viram que tive".</w:t>
       </w:r>
     </w:p>
@@ -12850,21 +11262,6 @@
           <w:b/>
           <w:lang w:val="pt_PT" w:bidi="pt_PT"/>
         </w:rPr>
-        <w:t>εἴδετε ἐν ἐμοὶ, καὶ νῦν ἀκούετε ἐν ἐμοί</w:t>
-      </w:r>
-    </w:p>
-    <w:p>
-      <w:pPr/>
-      <w:r>
-        <w:rPr>
-          <w:lang w:val="pt_PT" w:bidi="pt_PT"/>
-        </w:rPr>
-      </w:r>
-      <w:r>
-        <w:rPr>
-          <w:b/>
-          <w:lang w:val="pt_PT" w:bidi="pt_PT"/>
-        </w:rPr>
         <w:t>"a luta que vocês viram que tive no passado é a mesma que ainda continua".</w:t>
       </w:r>
     </w:p>
@@ -12948,21 +11345,6 @@
           <w:b/>
           <w:lang w:val="pt_PT" w:bidi="pt_PT"/>
         </w:rPr>
-        <w:t>οὖν</w:t>
-      </w:r>
-    </w:p>
-    <w:p>
-      <w:pPr/>
-      <w:r>
-        <w:rPr>
-          <w:lang w:val="pt_PT" w:bidi="pt_PT"/>
-        </w:rPr>
-      </w:r>
-      <w:r>
-        <w:rPr>
-          <w:b/>
-          <w:lang w:val="pt_PT" w:bidi="pt_PT"/>
-        </w:rPr>
         <w:t>"Por estarem unidos".</w:t>
       </w:r>
     </w:p>
@@ -13046,21 +11428,6 @@
           <w:b/>
           <w:lang w:val="pt_PT" w:bidi="pt_PT"/>
         </w:rPr>
-        <w:t>εἴ τις &amp; παράκλησις ἐν Χριστῷ, εἴ τι παραμύθιον ἀγάπης, εἴ τις κοινωνία Πνεύματος, εἴ τις σπλάγχνα καὶ οἰκτιρμοί</w:t>
-      </w:r>
-    </w:p>
-    <w:p>
-      <w:pPr/>
-      <w:r>
-        <w:rPr>
-          <w:lang w:val="pt_PT" w:bidi="pt_PT"/>
-        </w:rPr>
-      </w:r>
-      <w:r>
-        <w:rPr>
-          <w:b/>
-          <w:lang w:val="pt_PT" w:bidi="pt_PT"/>
-        </w:rPr>
         <w:t>"Por estarem unidos com Cristo, vocês são fortes, o amor dele os anima, e vocês participam do Espírito de Deus. E também são bondosos e misericordiosos".</w:t>
       </w:r>
     </w:p>
@@ -13144,21 +11511,6 @@
           <w:b/>
           <w:lang w:val="pt_PT" w:bidi="pt_PT"/>
         </w:rPr>
-        <w:t>εἴ τι παραμύθιον ἀγάπης, εἴ τις κοινωνία Πνεύματος, εἴ τις σπλάγχνα καὶ οἰκτιρμοί</w:t>
-      </w:r>
-    </w:p>
-    <w:p>
-      <w:pPr/>
-      <w:r>
-        <w:rPr>
-          <w:lang w:val="pt_PT" w:bidi="pt_PT"/>
-        </w:rPr>
-      </w:r>
-      <w:r>
-        <w:rPr>
-          <w:b/>
-          <w:lang w:val="pt_PT" w:bidi="pt_PT"/>
-        </w:rPr>
         <w:t>"o amor dele os anima, e vocês participam do Espírito de Deus. E também são bondosos e misericordiosos uns com os outros".</w:t>
       </w:r>
     </w:p>
@@ -13242,21 +11594,6 @@
           <w:b/>
           <w:lang w:val="pt_PT" w:bidi="pt_PT"/>
         </w:rPr>
-        <w:t>εἴ τις &amp; παράκλησις ἐν Χριστῷ</w:t>
-      </w:r>
-    </w:p>
-    <w:p>
-      <w:pPr/>
-      <w:r>
-        <w:rPr>
-          <w:lang w:val="pt_PT" w:bidi="pt_PT"/>
-        </w:rPr>
-      </w:r>
-      <w:r>
-        <w:rPr>
-          <w:b/>
-          <w:lang w:val="pt_PT" w:bidi="pt_PT"/>
-        </w:rPr>
         <w:t>"Por estarem unidos com Cristo, vocês são fortes".</w:t>
       </w:r>
     </w:p>
@@ -13340,21 +11677,6 @@
           <w:b/>
           <w:lang w:val="pt_PT" w:bidi="pt_PT"/>
         </w:rPr>
-        <w:t>εἴ τις &amp; παράκλησις ἐν Χριστῷ</w:t>
-      </w:r>
-    </w:p>
-    <w:p>
-      <w:pPr/>
-      <w:r>
-        <w:rPr>
-          <w:lang w:val="pt_PT" w:bidi="pt_PT"/>
-        </w:rPr>
-      </w:r>
-      <w:r>
-        <w:rPr>
-          <w:b/>
-          <w:lang w:val="pt_PT" w:bidi="pt_PT"/>
-        </w:rPr>
         <w:t>"Por estarem unidos com Cristo, vocês são fortes".</w:t>
       </w:r>
     </w:p>
@@ -13431,21 +11753,6 @@
           <w:b/>
           <w:lang w:val="pt_PT" w:bidi="pt_PT"/>
         </w:rPr>
-        <w:t>εἴ τις &amp; παράκλησις ἐν Χριστῷ</w:t>
-      </w:r>
-    </w:p>
-    <w:p>
-      <w:pPr/>
-      <w:r>
-        <w:rPr>
-          <w:lang w:val="pt_PT" w:bidi="pt_PT"/>
-        </w:rPr>
-      </w:r>
-      <w:r>
-        <w:rPr>
-          <w:b/>
-          <w:lang w:val="pt_PT" w:bidi="pt_PT"/>
-        </w:rPr>
         <w:t>"Por estarem unidos com Cristo, vocês são fortes".</w:t>
       </w:r>
     </w:p>
@@ -13529,21 +11836,6 @@
           <w:b/>
           <w:lang w:val="pt_PT" w:bidi="pt_PT"/>
         </w:rPr>
-        <w:t>εἴ τι παραμύθιον ἀγάπης</w:t>
-      </w:r>
-    </w:p>
-    <w:p>
-      <w:pPr/>
-      <w:r>
-        <w:rPr>
-          <w:lang w:val="pt_PT" w:bidi="pt_PT"/>
-        </w:rPr>
-      </w:r>
-      <w:r>
-        <w:rPr>
-          <w:b/>
-          <w:lang w:val="pt_PT" w:bidi="pt_PT"/>
-        </w:rPr>
         <w:t>"Por estarem unidos com Cristo... o amor dele os anima".</w:t>
       </w:r>
     </w:p>
@@ -13640,21 +11932,6 @@
           <w:b/>
           <w:lang w:val="pt_PT" w:bidi="pt_PT"/>
         </w:rPr>
-        <w:t>εἴ τι παραμύθιον ἀγάπης</w:t>
-      </w:r>
-    </w:p>
-    <w:p>
-      <w:pPr/>
-      <w:r>
-        <w:rPr>
-          <w:lang w:val="pt_PT" w:bidi="pt_PT"/>
-        </w:rPr>
-      </w:r>
-      <w:r>
-        <w:rPr>
-          <w:b/>
-          <w:lang w:val="pt_PT" w:bidi="pt_PT"/>
-        </w:rPr>
         <w:t>"Por estarem unidos com Cristo... o amor dele os anima".</w:t>
       </w:r>
     </w:p>
@@ -13751,21 +12028,6 @@
           <w:b/>
           <w:lang w:val="pt_PT" w:bidi="pt_PT"/>
         </w:rPr>
-        <w:t>εἴ τι παραμύθιον ἀγάπης</w:t>
-      </w:r>
-    </w:p>
-    <w:p>
-      <w:pPr/>
-      <w:r>
-        <w:rPr>
-          <w:lang w:val="pt_PT" w:bidi="pt_PT"/>
-        </w:rPr>
-      </w:r>
-      <w:r>
-        <w:rPr>
-          <w:b/>
-          <w:lang w:val="pt_PT" w:bidi="pt_PT"/>
-        </w:rPr>
         <w:t>"o amor dele os anima".</w:t>
       </w:r>
     </w:p>
@@ -13862,21 +12124,6 @@
           <w:b/>
           <w:lang w:val="pt_PT" w:bidi="pt_PT"/>
         </w:rPr>
-        <w:t>εἴ τις κοινωνία Πνεύματος</w:t>
-      </w:r>
-    </w:p>
-    <w:p>
-      <w:pPr/>
-      <w:r>
-        <w:rPr>
-          <w:lang w:val="pt_PT" w:bidi="pt_PT"/>
-        </w:rPr>
-      </w:r>
-      <w:r>
-        <w:rPr>
-          <w:b/>
-          <w:lang w:val="pt_PT" w:bidi="pt_PT"/>
-        </w:rPr>
         <w:t>"e vocês participam do Espírito de Deus".</w:t>
       </w:r>
     </w:p>
@@ -13953,21 +12200,6 @@
           <w:b/>
           <w:lang w:val="pt_PT" w:bidi="pt_PT"/>
         </w:rPr>
-        <w:t>εἴ τις κοινωνία Πνεύματος</w:t>
-      </w:r>
-    </w:p>
-    <w:p>
-      <w:pPr/>
-      <w:r>
-        <w:rPr>
-          <w:lang w:val="pt_PT" w:bidi="pt_PT"/>
-        </w:rPr>
-      </w:r>
-      <w:r>
-        <w:rPr>
-          <w:b/>
-          <w:lang w:val="pt_PT" w:bidi="pt_PT"/>
-        </w:rPr>
         <w:t>"e vocês participam do Espírito de Deus".</w:t>
       </w:r>
     </w:p>
@@ -14051,21 +12283,6 @@
           <w:b/>
           <w:lang w:val="pt_PT" w:bidi="pt_PT"/>
         </w:rPr>
-        <w:t>εἴ τις σπλάγχνα καὶ οἰκτιρμοί</w:t>
-      </w:r>
-    </w:p>
-    <w:p>
-      <w:pPr/>
-      <w:r>
-        <w:rPr>
-          <w:lang w:val="pt_PT" w:bidi="pt_PT"/>
-        </w:rPr>
-      </w:r>
-      <w:r>
-        <w:rPr>
-          <w:b/>
-          <w:lang w:val="pt_PT" w:bidi="pt_PT"/>
-        </w:rPr>
         <w:t>"E também são bondosos e misericordiosos".</w:t>
       </w:r>
     </w:p>
@@ -14149,21 +12366,6 @@
           <w:b/>
           <w:lang w:val="pt_PT" w:bidi="pt_PT"/>
         </w:rPr>
-        <w:t>εἴ τις σπλάγχνα καὶ οἰκτιρμοί</w:t>
-      </w:r>
-    </w:p>
-    <w:p>
-      <w:pPr/>
-      <w:r>
-        <w:rPr>
-          <w:lang w:val="pt_PT" w:bidi="pt_PT"/>
-        </w:rPr>
-      </w:r>
-      <w:r>
-        <w:rPr>
-          <w:b/>
-          <w:lang w:val="pt_PT" w:bidi="pt_PT"/>
-        </w:rPr>
         <w:t>"E também são bondosos e misericordiosos uns com os outros".</w:t>
       </w:r>
     </w:p>
@@ -14260,21 +12462,6 @@
           <w:b/>
           <w:lang w:val="pt_PT" w:bidi="pt_PT"/>
         </w:rPr>
-        <w:t>πληρώσατέ μου τὴν χαρὰν</w:t>
-      </w:r>
-    </w:p>
-    <w:p>
-      <w:pPr/>
-      <w:r>
-        <w:rPr>
-          <w:lang w:val="pt_PT" w:bidi="pt_PT"/>
-        </w:rPr>
-      </w:r>
-      <w:r>
-        <w:rPr>
-          <w:b/>
-          <w:lang w:val="pt_PT" w:bidi="pt_PT"/>
-        </w:rPr>
         <w:t>"me deem a grande satisfação".</w:t>
       </w:r>
     </w:p>
@@ -14371,21 +12558,6 @@
           <w:b/>
           <w:lang w:val="pt_PT" w:bidi="pt_PT"/>
         </w:rPr>
-        <w:t>τὸ αὐτὸ φρονῆτε</w:t>
-      </w:r>
-    </w:p>
-    <w:p>
-      <w:pPr/>
-      <w:r>
-        <w:rPr>
-          <w:lang w:val="pt_PT" w:bidi="pt_PT"/>
-        </w:rPr>
-      </w:r>
-      <w:r>
-        <w:rPr>
-          <w:b/>
-          <w:lang w:val="pt_PT" w:bidi="pt_PT"/>
-        </w:rPr>
         <w:t>"tendo um mesmo".</w:t>
       </w:r>
     </w:p>
@@ -14449,21 +12621,6 @@
           <w:b/>
           <w:lang w:val="pt_PT" w:bidi="pt_PT"/>
         </w:rPr>
-        <w:t>τὴν αὐτὴν ἀγάπην ἔχοντες</w:t>
-      </w:r>
-    </w:p>
-    <w:p>
-      <w:pPr/>
-      <w:r>
-        <w:rPr>
-          <w:lang w:val="pt_PT" w:bidi="pt_PT"/>
-        </w:rPr>
-      </w:r>
-      <w:r>
-        <w:rPr>
-          <w:b/>
-          <w:lang w:val="pt_PT" w:bidi="pt_PT"/>
-        </w:rPr>
         <w:t>"tendo um mesmo amor".</w:t>
       </w:r>
     </w:p>
@@ -14560,21 +12717,6 @@
           <w:b/>
           <w:lang w:val="pt_PT" w:bidi="pt_PT"/>
         </w:rPr>
-        <w:t>σύνψυχοι</w:t>
-      </w:r>
-    </w:p>
-    <w:p>
-      <w:pPr/>
-      <w:r>
-        <w:rPr>
-          <w:lang w:val="pt_PT" w:bidi="pt_PT"/>
-        </w:rPr>
-      </w:r>
-      <w:r>
-        <w:rPr>
-          <w:b/>
-          <w:lang w:val="pt_PT" w:bidi="pt_PT"/>
-        </w:rPr>
         <w:t>"unidos de alma e mente".</w:t>
       </w:r>
     </w:p>
@@ -14658,21 +12800,6 @@
           <w:b/>
           <w:lang w:val="pt_PT" w:bidi="pt_PT"/>
         </w:rPr>
-        <w:t>τὸ ἓν φρονοῦντες</w:t>
-      </w:r>
-    </w:p>
-    <w:p>
-      <w:pPr/>
-      <w:r>
-        <w:rPr>
-          <w:lang w:val="pt_PT" w:bidi="pt_PT"/>
-        </w:rPr>
-      </w:r>
-      <w:r>
-        <w:rPr>
-          <w:b/>
-          <w:lang w:val="pt_PT" w:bidi="pt_PT"/>
-        </w:rPr>
         <w:t>"tendo um mesmo".</w:t>
       </w:r>
     </w:p>
@@ -14736,21 +12863,6 @@
           <w:b/>
           <w:lang w:val="pt_PT" w:bidi="pt_PT"/>
         </w:rPr>
-        <w:t>μηδὲν κατ’ ἐριθείαν</w:t>
-      </w:r>
-    </w:p>
-    <w:p>
-      <w:pPr/>
-      <w:r>
-        <w:rPr>
-          <w:lang w:val="pt_PT" w:bidi="pt_PT"/>
-        </w:rPr>
-      </w:r>
-      <w:r>
-        <w:rPr>
-          <w:b/>
-          <w:lang w:val="pt_PT" w:bidi="pt_PT"/>
-        </w:rPr>
         <w:t>"Não façam nada por interesse pessoal".</w:t>
       </w:r>
     </w:p>
@@ -14814,21 +12926,6 @@
           <w:b/>
           <w:lang w:val="pt_PT" w:bidi="pt_PT"/>
         </w:rPr>
-        <w:t>μηδὲ κατὰ κενοδοξίαν</w:t>
-      </w:r>
-    </w:p>
-    <w:p>
-      <w:pPr/>
-      <w:r>
-        <w:rPr>
-          <w:lang w:val="pt_PT" w:bidi="pt_PT"/>
-        </w:rPr>
-      </w:r>
-      <w:r>
-        <w:rPr>
-          <w:b/>
-          <w:lang w:val="pt_PT" w:bidi="pt_PT"/>
-        </w:rPr>
         <w:t>"ou por desejos tolos de receber elogios".</w:t>
       </w:r>
     </w:p>
@@ -14892,21 +12989,6 @@
           <w:b/>
           <w:lang w:val="pt_PT" w:bidi="pt_PT"/>
         </w:rPr>
-        <w:t>μηδὲ κατὰ κενοδοξίαν</w:t>
-      </w:r>
-    </w:p>
-    <w:p>
-      <w:pPr/>
-      <w:r>
-        <w:rPr>
-          <w:lang w:val="pt_PT" w:bidi="pt_PT"/>
-        </w:rPr>
-      </w:r>
-      <w:r>
-        <w:rPr>
-          <w:b/>
-          <w:lang w:val="pt_PT" w:bidi="pt_PT"/>
-        </w:rPr>
         <w:t>"ou por desejos tolos de receber elogios".</w:t>
       </w:r>
     </w:p>
@@ -15003,21 +13085,6 @@
           <w:b/>
           <w:lang w:val="pt_PT" w:bidi="pt_PT"/>
         </w:rPr>
-        <w:t>ἀλλὰ τῇ ταπεινοφροσύνῃ ἀλλήλους ἡγούμενοι ὑπερέχοντας ἑαυτῶν</w:t>
-      </w:r>
-    </w:p>
-    <w:p>
-      <w:pPr/>
-      <w:r>
-        <w:rPr>
-          <w:lang w:val="pt_PT" w:bidi="pt_PT"/>
-        </w:rPr>
-      </w:r>
-      <w:r>
-        <w:rPr>
-          <w:b/>
-          <w:lang w:val="pt_PT" w:bidi="pt_PT"/>
-        </w:rPr>
         <w:t>"mas sejam humildes e considerem os outros superiores a vocês mesmos".</w:t>
       </w:r>
     </w:p>
@@ -15101,21 +13168,6 @@
           <w:b/>
           <w:lang w:val="pt_PT" w:bidi="pt_PT"/>
         </w:rPr>
-        <w:t>μὴ τὰ ἑαυτῶν ἕκαστος σκοποῦντες, ἀλλὰ καὶ τὰ ἑτέρων ἕκαστοι</w:t>
-      </w:r>
-    </w:p>
-    <w:p>
-      <w:pPr/>
-      <w:r>
-        <w:rPr>
-          <w:lang w:val="pt_PT" w:bidi="pt_PT"/>
-        </w:rPr>
-      </w:r>
-      <w:r>
-        <w:rPr>
-          <w:b/>
-          <w:lang w:val="pt_PT" w:bidi="pt_PT"/>
-        </w:rPr>
         <w:t>"Que ninguém procure somente os seus próprios interesses, mas também os dos outros".</w:t>
       </w:r>
     </w:p>
@@ -15179,21 +13231,6 @@
           <w:b/>
           <w:lang w:val="pt_PT" w:bidi="pt_PT"/>
         </w:rPr>
-        <w:t>ἕκαστος</w:t>
-      </w:r>
-    </w:p>
-    <w:p>
-      <w:pPr/>
-      <w:r>
-        <w:rPr>
-          <w:lang w:val="pt_PT" w:bidi="pt_PT"/>
-        </w:rPr>
-      </w:r>
-      <w:r>
-        <w:rPr>
-          <w:b/>
-          <w:lang w:val="pt_PT" w:bidi="pt_PT"/>
-        </w:rPr>
         <w:t>"ninguém procure somente os seus próprios".</w:t>
       </w:r>
     </w:p>
@@ -15290,21 +13327,6 @@
           <w:b/>
           <w:lang w:val="pt_PT" w:bidi="pt_PT"/>
         </w:rPr>
-        <w:t>μὴ &amp; σκοποῦντες</w:t>
-      </w:r>
-    </w:p>
-    <w:p>
-      <w:pPr/>
-      <w:r>
-        <w:rPr>
-          <w:lang w:val="pt_PT" w:bidi="pt_PT"/>
-        </w:rPr>
-      </w:r>
-      <w:r>
-        <w:rPr>
-          <w:b/>
-          <w:lang w:val="pt_PT" w:bidi="pt_PT"/>
-        </w:rPr>
         <w:t>"ninguém procure somente".</w:t>
       </w:r>
     </w:p>
@@ -15368,21 +13390,6 @@
           <w:b/>
           <w:lang w:val="pt_PT" w:bidi="pt_PT"/>
         </w:rPr>
-        <w:t>ἑαυτῶν</w:t>
-      </w:r>
-    </w:p>
-    <w:p>
-      <w:pPr/>
-      <w:r>
-        <w:rPr>
-          <w:lang w:val="pt_PT" w:bidi="pt_PT"/>
-        </w:rPr>
-      </w:r>
-      <w:r>
-        <w:rPr>
-          <w:b/>
-          <w:lang w:val="pt_PT" w:bidi="pt_PT"/>
-        </w:rPr>
         <w:t>"os seus próprios".</w:t>
       </w:r>
     </w:p>
@@ -15479,21 +13486,6 @@
           <w:b/>
           <w:lang w:val="pt_PT" w:bidi="pt_PT"/>
         </w:rPr>
-        <w:t>ἑαυτῶν</w:t>
-      </w:r>
-    </w:p>
-    <w:p>
-      <w:pPr/>
-      <w:r>
-        <w:rPr>
-          <w:lang w:val="pt_PT" w:bidi="pt_PT"/>
-        </w:rPr>
-      </w:r>
-      <w:r>
-        <w:rPr>
-          <w:b/>
-          <w:lang w:val="pt_PT" w:bidi="pt_PT"/>
-        </w:rPr>
         <w:t>"os seus próprios".</w:t>
       </w:r>
     </w:p>
@@ -15577,21 +13569,6 @@
           <w:b/>
           <w:lang w:val="pt_PT" w:bidi="pt_PT"/>
         </w:rPr>
-        <w:t>τοῦτο φρονεῖτε ἐν ὑμῖν, ὃ καὶ ἐν Χριστῷ Ἰησοῦ</w:t>
-      </w:r>
-    </w:p>
-    <w:p>
-      <w:pPr/>
-      <w:r>
-        <w:rPr>
-          <w:lang w:val="pt_PT" w:bidi="pt_PT"/>
-        </w:rPr>
-      </w:r>
-      <w:r>
-        <w:rPr>
-          <w:b/>
-          <w:lang w:val="pt_PT" w:bidi="pt_PT"/>
-        </w:rPr>
         <w:t>"Tenham entre vocês o mesmo modo de pensar que Cristo Jesus tinha".</w:t>
       </w:r>
     </w:p>
@@ -15655,21 +13632,6 @@
           <w:b/>
           <w:lang w:val="pt_PT" w:bidi="pt_PT"/>
         </w:rPr>
-        <w:t>τοῦτο φρονεῖτε ἐν ὑμῖν, ὃ καὶ ἐν Χριστῷ Ἰησοῦ</w:t>
-      </w:r>
-    </w:p>
-    <w:p>
-      <w:pPr/>
-      <w:r>
-        <w:rPr>
-          <w:lang w:val="pt_PT" w:bidi="pt_PT"/>
-        </w:rPr>
-      </w:r>
-      <w:r>
-        <w:rPr>
-          <w:b/>
-          <w:lang w:val="pt_PT" w:bidi="pt_PT"/>
-        </w:rPr>
         <w:t>"Tenham entre vocês o mesmo modo de pensar que Cristo Jesus tinha".</w:t>
       </w:r>
     </w:p>
@@ -15766,21 +13728,6 @@
           <w:b/>
           <w:lang w:val="pt_PT" w:bidi="pt_PT"/>
         </w:rPr>
-        <w:t>τοῦτο φρονεῖτε</w:t>
-      </w:r>
-    </w:p>
-    <w:p>
-      <w:pPr/>
-      <w:r>
-        <w:rPr>
-          <w:lang w:val="pt_PT" w:bidi="pt_PT"/>
-        </w:rPr>
-      </w:r>
-      <w:r>
-        <w:rPr>
-          <w:b/>
-          <w:lang w:val="pt_PT" w:bidi="pt_PT"/>
-        </w:rPr>
         <w:t>"Tenham entre vocês o mesmo modo".</w:t>
       </w:r>
     </w:p>
@@ -15864,21 +13811,6 @@
           <w:b/>
           <w:lang w:val="pt_PT" w:bidi="pt_PT"/>
         </w:rPr>
-        <w:t>τοῦτο φρονεῖτε ἐν ὑμῖν, ὃ καὶ ἐν Χριστῷ Ἰησοῦ</w:t>
-      </w:r>
-    </w:p>
-    <w:p>
-      <w:pPr/>
-      <w:r>
-        <w:rPr>
-          <w:lang w:val="pt_PT" w:bidi="pt_PT"/>
-        </w:rPr>
-      </w:r>
-      <w:r>
-        <w:rPr>
-          <w:b/>
-          <w:lang w:val="pt_PT" w:bidi="pt_PT"/>
-        </w:rPr>
         <w:t>"Tenham entre vocês o mesmo modo de pensar que Cristo Jesus tinha".</w:t>
       </w:r>
     </w:p>
@@ -15962,21 +13894,6 @@
           <w:b/>
           <w:lang w:val="pt_PT" w:bidi="pt_PT"/>
         </w:rPr>
-        <w:t>ἐν μορφῇ Θεοῦ ὑπάρχων</w:t>
-      </w:r>
-    </w:p>
-    <w:p>
-      <w:pPr/>
-      <w:r>
-        <w:rPr>
-          <w:lang w:val="pt_PT" w:bidi="pt_PT"/>
-        </w:rPr>
-      </w:r>
-      <w:r>
-        <w:rPr>
-          <w:b/>
-          <w:lang w:val="pt_PT" w:bidi="pt_PT"/>
-        </w:rPr>
         <w:t>"tinha a natureza de Deus".</w:t>
       </w:r>
     </w:p>
@@ -16040,21 +13957,6 @@
           <w:b/>
           <w:lang w:val="pt_PT" w:bidi="pt_PT"/>
         </w:rPr>
-        <w:t>οὐχ &amp; ἡγήσατο</w:t>
-      </w:r>
-    </w:p>
-    <w:p>
-      <w:pPr/>
-      <w:r>
-        <w:rPr>
-          <w:lang w:val="pt_PT" w:bidi="pt_PT"/>
-        </w:rPr>
-      </w:r>
-      <w:r>
-        <w:rPr>
-          <w:b/>
-          <w:lang w:val="pt_PT" w:bidi="pt_PT"/>
-        </w:rPr>
         <w:t>"não tentou ficar".</w:t>
       </w:r>
     </w:p>
@@ -16118,21 +14020,6 @@
           <w:b/>
           <w:lang w:val="pt_PT" w:bidi="pt_PT"/>
         </w:rPr>
-        <w:t>ἁρπαγμὸν</w:t>
-      </w:r>
-    </w:p>
-    <w:p>
-      <w:pPr/>
-      <w:r>
-        <w:rPr>
-          <w:lang w:val="pt_PT" w:bidi="pt_PT"/>
-        </w:rPr>
-      </w:r>
-      <w:r>
-        <w:rPr>
-          <w:b/>
-          <w:lang w:val="pt_PT" w:bidi="pt_PT"/>
-        </w:rPr>
         <w:t>"mas não tentou ficar".</w:t>
       </w:r>
     </w:p>
@@ -16182,21 +14069,6 @@
         <w:rPr>
           <w:lang w:val="pt_PT" w:bidi="pt_PT"/>
         </w:rPr>
-      </w:r>
-    </w:p>
-    <w:p>
-      <w:pPr/>
-      <w:r>
-        <w:rPr>
-          <w:lang w:val="pt_PT" w:bidi="pt_PT"/>
-        </w:rPr>
-      </w:r>
-      <w:r>
-        <w:rPr>
-          <w:b/>
-          <w:lang w:val="pt_PT" w:bidi="pt_PT"/>
-        </w:rPr>
-        <w:t>ἀλλὰ</w:t>
       </w:r>
     </w:p>
     <w:p>
@@ -16325,21 +14197,6 @@
           <w:b/>
           <w:lang w:val="pt_PT" w:bidi="pt_PT"/>
         </w:rPr>
-        <w:t>ἀλλὰ ἑαυτὸν ἐκένωσεν</w:t>
-      </w:r>
-    </w:p>
-    <w:p>
-      <w:pPr/>
-      <w:r>
-        <w:rPr>
-          <w:lang w:val="pt_PT" w:bidi="pt_PT"/>
-        </w:rPr>
-      </w:r>
-      <w:r>
-        <w:rPr>
-          <w:b/>
-          <w:lang w:val="pt_PT" w:bidi="pt_PT"/>
-        </w:rPr>
         <w:t>"Pelo contrário, ele abriu mão de tudo".</w:t>
       </w:r>
     </w:p>
@@ -16449,21 +14306,6 @@
           <w:b/>
           <w:lang w:val="pt_PT" w:bidi="pt_PT"/>
         </w:rPr>
-        <w:t>ἑαυτὸν ἐκένωσεν</w:t>
-      </w:r>
-    </w:p>
-    <w:p>
-      <w:pPr/>
-      <w:r>
-        <w:rPr>
-          <w:lang w:val="pt_PT" w:bidi="pt_PT"/>
-        </w:rPr>
-      </w:r>
-      <w:r>
-        <w:rPr>
-          <w:b/>
-          <w:lang w:val="pt_PT" w:bidi="pt_PT"/>
-        </w:rPr>
         <w:t>"ele abriu mão de tudo".</w:t>
       </w:r>
     </w:p>
@@ -16547,21 +14389,6 @@
           <w:b/>
           <w:lang w:val="pt_PT" w:bidi="pt_PT"/>
         </w:rPr>
-        <w:t>ἑαυτὸν ἐκένωσεν</w:t>
-      </w:r>
-    </w:p>
-    <w:p>
-      <w:pPr/>
-      <w:r>
-        <w:rPr>
-          <w:lang w:val="pt_PT" w:bidi="pt_PT"/>
-        </w:rPr>
-      </w:r>
-      <w:r>
-        <w:rPr>
-          <w:b/>
-          <w:lang w:val="pt_PT" w:bidi="pt_PT"/>
-        </w:rPr>
         <w:t>"ele se esvaziou".</w:t>
       </w:r>
     </w:p>
@@ -16671,21 +14498,6 @@
           <w:b/>
           <w:lang w:val="pt_PT" w:bidi="pt_PT"/>
         </w:rPr>
-        <w:t>μορφὴν δούλου λαβών</w:t>
-      </w:r>
-    </w:p>
-    <w:p>
-      <w:pPr/>
-      <w:r>
-        <w:rPr>
-          <w:lang w:val="pt_PT" w:bidi="pt_PT"/>
-        </w:rPr>
-      </w:r>
-      <w:r>
-        <w:rPr>
-          <w:b/>
-          <w:lang w:val="pt_PT" w:bidi="pt_PT"/>
-        </w:rPr>
         <w:t>"tomou a natureza de servo".</w:t>
       </w:r>
     </w:p>
@@ -16762,21 +14574,6 @@
           <w:b/>
           <w:lang w:val="pt_PT" w:bidi="pt_PT"/>
         </w:rPr>
-        <w:t>ἐν ὁμοιώματι ἀνθρώπων γενόμενος</w:t>
-      </w:r>
-    </w:p>
-    <w:p>
-      <w:pPr/>
-      <w:r>
-        <w:rPr>
-          <w:lang w:val="pt_PT" w:bidi="pt_PT"/>
-        </w:rPr>
-      </w:r>
-      <w:r>
-        <w:rPr>
-          <w:b/>
-          <w:lang w:val="pt_PT" w:bidi="pt_PT"/>
-        </w:rPr>
         <w:t>"tornando-se assim igual aos seres humanos".</w:t>
       </w:r>
     </w:p>
@@ -16853,21 +14650,6 @@
           <w:b/>
           <w:lang w:val="pt_PT" w:bidi="pt_PT"/>
         </w:rPr>
-        <w:t>ἐν ὁμοιώματι ἀνθρώπων</w:t>
-      </w:r>
-    </w:p>
-    <w:p>
-      <w:pPr/>
-      <w:r>
-        <w:rPr>
-          <w:lang w:val="pt_PT" w:bidi="pt_PT"/>
-        </w:rPr>
-      </w:r>
-      <w:r>
-        <w:rPr>
-          <w:b/>
-          <w:lang w:val="pt_PT" w:bidi="pt_PT"/>
-        </w:rPr>
         <w:t>"tornando-se assim igual aos seres humanos".</w:t>
       </w:r>
     </w:p>
@@ -16951,21 +14733,6 @@
           <w:b/>
           <w:lang w:val="pt_PT" w:bidi="pt_PT"/>
         </w:rPr>
-        <w:t>καὶ σχήματι εὑρεθεὶς ὡς ἄνθρωπος</w:t>
-      </w:r>
-    </w:p>
-    <w:p>
-      <w:pPr/>
-      <w:r>
-        <w:rPr>
-          <w:lang w:val="pt_PT" w:bidi="pt_PT"/>
-        </w:rPr>
-      </w:r>
-      <w:r>
-        <w:rPr>
-          <w:b/>
-          <w:lang w:val="pt_PT" w:bidi="pt_PT"/>
-        </w:rPr>
         <w:t>"E, vivendo a vida comum de um ser humano".</w:t>
       </w:r>
     </w:p>
@@ -17029,21 +14796,6 @@
           <w:b/>
           <w:lang w:val="pt_PT" w:bidi="pt_PT"/>
         </w:rPr>
-        <w:t>ἄνθρωπος</w:t>
-      </w:r>
-    </w:p>
-    <w:p>
-      <w:pPr/>
-      <w:r>
-        <w:rPr>
-          <w:lang w:val="pt_PT" w:bidi="pt_PT"/>
-        </w:rPr>
-      </w:r>
-      <w:r>
-        <w:rPr>
-          <w:b/>
-          <w:lang w:val="pt_PT" w:bidi="pt_PT"/>
-        </w:rPr>
         <w:t>"ser humano".</w:t>
       </w:r>
     </w:p>
@@ -17127,21 +14879,6 @@
           <w:b/>
           <w:lang w:val="pt_PT" w:bidi="pt_PT"/>
         </w:rPr>
-        <w:t>ἐταπείνωσεν ἑαυτὸν, γενόμενος ὑπήκοος μέχρι θανάτου</w:t>
-      </w:r>
-    </w:p>
-    <w:p>
-      <w:pPr/>
-      <w:r>
-        <w:rPr>
-          <w:lang w:val="pt_PT" w:bidi="pt_PT"/>
-        </w:rPr>
-      </w:r>
-      <w:r>
-        <w:rPr>
-          <w:b/>
-          <w:lang w:val="pt_PT" w:bidi="pt_PT"/>
-        </w:rPr>
         <w:t>"ele foi humilde e obedeceu a Deus até a morte".</w:t>
       </w:r>
     </w:p>
@@ -17218,21 +14955,6 @@
           <w:b/>
           <w:lang w:val="pt_PT" w:bidi="pt_PT"/>
         </w:rPr>
-        <w:t>ἑαυτὸν</w:t>
-      </w:r>
-    </w:p>
-    <w:p>
-      <w:pPr/>
-      <w:r>
-        <w:rPr>
-          <w:lang w:val="pt_PT" w:bidi="pt_PT"/>
-        </w:rPr>
-      </w:r>
-      <w:r>
-        <w:rPr>
-          <w:b/>
-          <w:lang w:val="pt_PT" w:bidi="pt_PT"/>
-        </w:rPr>
         <w:t>"ele foi humilde".</w:t>
       </w:r>
     </w:p>
@@ -17316,21 +15038,6 @@
           <w:b/>
           <w:lang w:val="pt_PT" w:bidi="pt_PT"/>
         </w:rPr>
-        <w:t>γενόμενος ὑπήκοος μέχρι θανάτου, θανάτου δὲ σταυροῦ</w:t>
-      </w:r>
-    </w:p>
-    <w:p>
-      <w:pPr/>
-      <w:r>
-        <w:rPr>
-          <w:lang w:val="pt_PT" w:bidi="pt_PT"/>
-        </w:rPr>
-      </w:r>
-      <w:r>
-        <w:rPr>
-          <w:b/>
-          <w:lang w:val="pt_PT" w:bidi="pt_PT"/>
-        </w:rPr>
         <w:t>"foi humilde e obedeceu a Deus até a morte"</w:t>
       </w:r>
       <w:r>
@@ -17433,21 +15140,6 @@
           <w:b/>
           <w:lang w:val="pt_PT" w:bidi="pt_PT"/>
         </w:rPr>
-        <w:t>γενόμενος ὑπήκοος μέχρι θανάτου</w:t>
-      </w:r>
-    </w:p>
-    <w:p>
-      <w:pPr/>
-      <w:r>
-        <w:rPr>
-          <w:lang w:val="pt_PT" w:bidi="pt_PT"/>
-        </w:rPr>
-      </w:r>
-      <w:r>
-        <w:rPr>
-          <w:b/>
-          <w:lang w:val="pt_PT" w:bidi="pt_PT"/>
-        </w:rPr>
         <w:t>"foi humilde e obedeceu a Deus até a morte".</w:t>
       </w:r>
     </w:p>
@@ -17557,21 +15249,6 @@
           <w:b/>
           <w:lang w:val="pt_PT" w:bidi="pt_PT"/>
         </w:rPr>
-        <w:t>θανάτου δὲ σταυροῦ</w:t>
-      </w:r>
-    </w:p>
-    <w:p>
-      <w:pPr/>
-      <w:r>
-        <w:rPr>
-          <w:lang w:val="pt_PT" w:bidi="pt_PT"/>
-        </w:rPr>
-      </w:r>
-      <w:r>
-        <w:rPr>
-          <w:b/>
-          <w:lang w:val="pt_PT" w:bidi="pt_PT"/>
-        </w:rPr>
         <w:t>"morte de cruz".</w:t>
       </w:r>
     </w:p>
@@ -17634,21 +15311,6 @@
         <w:rPr>
           <w:lang w:val="pt_PT" w:bidi="pt_PT"/>
         </w:rPr>
-      </w:r>
-    </w:p>
-    <w:p>
-      <w:pPr/>
-      <w:r>
-        <w:rPr>
-          <w:lang w:val="pt_PT" w:bidi="pt_PT"/>
-        </w:rPr>
-      </w:r>
-      <w:r>
-        <w:rPr>
-          <w:b/>
-          <w:lang w:val="pt_PT" w:bidi="pt_PT"/>
-        </w:rPr>
-        <w:t>διὸ</w:t>
       </w:r>
     </w:p>
     <w:p>
@@ -17790,21 +15452,6 @@
           <w:b/>
           <w:lang w:val="pt_PT" w:bidi="pt_PT"/>
         </w:rPr>
-        <w:t>αὐτὸν ὑπερύψωσεν</w:t>
-      </w:r>
-    </w:p>
-    <w:p>
-      <w:pPr/>
-      <w:r>
-        <w:rPr>
-          <w:lang w:val="pt_PT" w:bidi="pt_PT"/>
-        </w:rPr>
-      </w:r>
-      <w:r>
-        <w:rPr>
-          <w:b/>
-          <w:lang w:val="pt_PT" w:bidi="pt_PT"/>
-        </w:rPr>
         <w:t>"a mais alta honra".</w:t>
       </w:r>
     </w:p>
@@ -17868,21 +15515,6 @@
           <w:b/>
           <w:lang w:val="pt_PT" w:bidi="pt_PT"/>
         </w:rPr>
-        <w:t>τὸ ὄνομα τὸ ὑπὲρ πᾶν ὄνομα</w:t>
-      </w:r>
-    </w:p>
-    <w:p>
-      <w:pPr/>
-      <w:r>
-        <w:rPr>
-          <w:lang w:val="pt_PT" w:bidi="pt_PT"/>
-        </w:rPr>
-      </w:r>
-      <w:r>
-        <w:rPr>
-          <w:b/>
-          <w:lang w:val="pt_PT" w:bidi="pt_PT"/>
-        </w:rPr>
         <w:t>"pôs nele o nome que é o mais importante de todos os nomes".</w:t>
       </w:r>
     </w:p>
@@ -17965,21 +15597,6 @@
         <w:rPr>
           <w:lang w:val="pt_PT" w:bidi="pt_PT"/>
         </w:rPr>
-      </w:r>
-    </w:p>
-    <w:p>
-      <w:pPr/>
-      <w:r>
-        <w:rPr>
-          <w:lang w:val="pt_PT" w:bidi="pt_PT"/>
-        </w:rPr>
-      </w:r>
-      <w:r>
-        <w:rPr>
-          <w:b/>
-          <w:lang w:val="pt_PT" w:bidi="pt_PT"/>
-        </w:rPr>
-        <w:t>ἵνα</w:t>
       </w:r>
     </w:p>
     <w:p>
@@ -18126,21 +15743,6 @@
           <w:b/>
           <w:lang w:val="pt_PT" w:bidi="pt_PT"/>
         </w:rPr>
-        <w:t>ἐν τῷ ὀνόματι Ἰησοῦ, πᾶν γόνυ κάμψῃ</w:t>
-      </w:r>
-    </w:p>
-    <w:p>
-      <w:pPr/>
-      <w:r>
-        <w:rPr>
-          <w:lang w:val="pt_PT" w:bidi="pt_PT"/>
-        </w:rPr>
-      </w:r>
-      <w:r>
-        <w:rPr>
-          <w:b/>
-          <w:lang w:val="pt_PT" w:bidi="pt_PT"/>
-        </w:rPr>
         <w:t>"em homenagem ao nome de Jesus... caiam de joelhos".</w:t>
       </w:r>
     </w:p>
@@ -18237,21 +15839,6 @@
           <w:b/>
           <w:lang w:val="pt_PT" w:bidi="pt_PT"/>
         </w:rPr>
-        <w:t>ἐν τῷ ὀνόματι Ἰησοῦ, πᾶν γόνυ κάμψῃ</w:t>
-      </w:r>
-    </w:p>
-    <w:p>
-      <w:pPr/>
-      <w:r>
-        <w:rPr>
-          <w:lang w:val="pt_PT" w:bidi="pt_PT"/>
-        </w:rPr>
-      </w:r>
-      <w:r>
-        <w:rPr>
-          <w:b/>
-          <w:lang w:val="pt_PT" w:bidi="pt_PT"/>
-        </w:rPr>
         <w:t xml:space="preserve">"em homenagem ao nome de Jesus... caiam de joelhos". </w:t>
       </w:r>
     </w:p>
@@ -18348,21 +15935,6 @@
           <w:b/>
           <w:lang w:val="pt_PT" w:bidi="pt_PT"/>
         </w:rPr>
-        <w:t>ἐπουρανίων καὶ ἐπιγείων καὶ καταχθονίων</w:t>
-      </w:r>
-    </w:p>
-    <w:p>
-      <w:pPr/>
-      <w:r>
-        <w:rPr>
-          <w:lang w:val="pt_PT" w:bidi="pt_PT"/>
-        </w:rPr>
-      </w:r>
-      <w:r>
-        <w:rPr>
-          <w:b/>
-          <w:lang w:val="pt_PT" w:bidi="pt_PT"/>
-        </w:rPr>
         <w:t>"no céu, na terra e no mundo dos mortos".</w:t>
       </w:r>
     </w:p>
@@ -18426,21 +15998,6 @@
           <w:b/>
           <w:lang w:val="pt_PT" w:bidi="pt_PT"/>
         </w:rPr>
-        <w:t>πᾶσα γλῶσσα ἐξομολογήσηται</w:t>
-      </w:r>
-    </w:p>
-    <w:p>
-      <w:pPr/>
-      <w:r>
-        <w:rPr>
-          <w:lang w:val="pt_PT" w:bidi="pt_PT"/>
-        </w:rPr>
-      </w:r>
-      <w:r>
-        <w:rPr>
-          <w:b/>
-          <w:lang w:val="pt_PT" w:bidi="pt_PT"/>
-        </w:rPr>
         <w:t>"e declarem abertamente".</w:t>
       </w:r>
     </w:p>
@@ -18524,21 +16081,6 @@
           <w:b/>
           <w:lang w:val="pt_PT" w:bidi="pt_PT"/>
         </w:rPr>
-        <w:t>εἰς δόξαν Θεοῦ Πατρὸς</w:t>
-      </w:r>
-    </w:p>
-    <w:p>
-      <w:pPr/>
-      <w:r>
-        <w:rPr>
-          <w:lang w:val="pt_PT" w:bidi="pt_PT"/>
-        </w:rPr>
-      </w:r>
-      <w:r>
-        <w:rPr>
-          <w:b/>
-          <w:lang w:val="pt_PT" w:bidi="pt_PT"/>
-        </w:rPr>
         <w:t>"para a glória de Deus, o Pai".</w:t>
       </w:r>
     </w:p>
@@ -18635,21 +16177,6 @@
           <w:b/>
           <w:lang w:val="pt_PT" w:bidi="pt_PT"/>
         </w:rPr>
-        <w:t>εἰς δόξαν Θεοῦ Πατρὸς</w:t>
-      </w:r>
-    </w:p>
-    <w:p>
-      <w:pPr/>
-      <w:r>
-        <w:rPr>
-          <w:lang w:val="pt_PT" w:bidi="pt_PT"/>
-        </w:rPr>
-      </w:r>
-      <w:r>
-        <w:rPr>
-          <w:b/>
-          <w:lang w:val="pt_PT" w:bidi="pt_PT"/>
-        </w:rPr>
         <w:t>"para a glória de Deus, o Pai".</w:t>
       </w:r>
     </w:p>
@@ -18732,21 +16259,6 @@
         <w:rPr>
           <w:lang w:val="pt_PT" w:bidi="pt_PT"/>
         </w:rPr>
-      </w:r>
-    </w:p>
-    <w:p>
-      <w:pPr/>
-      <w:r>
-        <w:rPr>
-          <w:lang w:val="pt_PT" w:bidi="pt_PT"/>
-        </w:rPr>
-      </w:r>
-      <w:r>
-        <w:rPr>
-          <w:b/>
-          <w:lang w:val="pt_PT" w:bidi="pt_PT"/>
-        </w:rPr>
-        <w:t>ὥστε</w:t>
       </w:r>
     </w:p>
     <w:p>
@@ -18875,21 +16387,6 @@
           <w:b/>
           <w:lang w:val="pt_PT" w:bidi="pt_PT"/>
         </w:rPr>
-        <w:t>ἀγαπητοί μου</w:t>
-      </w:r>
-    </w:p>
-    <w:p>
-      <w:pPr/>
-      <w:r>
-        <w:rPr>
-          <w:lang w:val="pt_PT" w:bidi="pt_PT"/>
-        </w:rPr>
-      </w:r>
-      <w:r>
-        <w:rPr>
-          <w:b/>
-          <w:lang w:val="pt_PT" w:bidi="pt_PT"/>
-        </w:rPr>
         <w:t>"meus queridos amigos".</w:t>
       </w:r>
     </w:p>
@@ -18966,21 +16463,6 @@
           <w:b/>
           <w:lang w:val="pt_PT" w:bidi="pt_PT"/>
         </w:rPr>
-        <w:t>ὡς ἐν τῇ παρουσίᾳ μου</w:t>
-      </w:r>
-    </w:p>
-    <w:p>
-      <w:pPr/>
-      <w:r>
-        <w:rPr>
-          <w:lang w:val="pt_PT" w:bidi="pt_PT"/>
-        </w:rPr>
-      </w:r>
-      <w:r>
-        <w:rPr>
-          <w:b/>
-          <w:lang w:val="pt_PT" w:bidi="pt_PT"/>
-        </w:rPr>
         <w:t>"quando eu estava aí".</w:t>
       </w:r>
     </w:p>
@@ -19044,21 +16526,6 @@
           <w:b/>
           <w:lang w:val="pt_PT" w:bidi="pt_PT"/>
         </w:rPr>
-        <w:t>ἐν τῇ ἀπουσίᾳ μου</w:t>
-      </w:r>
-    </w:p>
-    <w:p>
-      <w:pPr/>
-      <w:r>
-        <w:rPr>
-          <w:lang w:val="pt_PT" w:bidi="pt_PT"/>
-        </w:rPr>
-      </w:r>
-      <w:r>
-        <w:rPr>
-          <w:b/>
-          <w:lang w:val="pt_PT" w:bidi="pt_PT"/>
-        </w:rPr>
         <w:t>"devem me obedecer muito mais agora que estou ausente".</w:t>
       </w:r>
     </w:p>
@@ -19122,21 +16589,6 @@
           <w:b/>
           <w:lang w:val="pt_PT" w:bidi="pt_PT"/>
         </w:rPr>
-        <w:t>μετὰ φόβου καὶ τρόμου τὴν ἑαυτῶν σωτηρίαν κατεργάζεσθε</w:t>
-      </w:r>
-    </w:p>
-    <w:p>
-      <w:pPr/>
-      <w:r>
-        <w:rPr>
-          <w:lang w:val="pt_PT" w:bidi="pt_PT"/>
-        </w:rPr>
-      </w:r>
-      <w:r>
-        <w:rPr>
-          <w:b/>
-          <w:lang w:val="pt_PT" w:bidi="pt_PT"/>
-        </w:rPr>
         <w:t>"Continuem trabalhando com respeito e temor a Deus para completar a salvação de vocês".</w:t>
       </w:r>
     </w:p>
@@ -19233,21 +16685,6 @@
           <w:b/>
           <w:lang w:val="pt_PT" w:bidi="pt_PT"/>
         </w:rPr>
-        <w:t>μετὰ φόβου καὶ τρόμου</w:t>
-      </w:r>
-    </w:p>
-    <w:p>
-      <w:pPr/>
-      <w:r>
-        <w:rPr>
-          <w:lang w:val="pt_PT" w:bidi="pt_PT"/>
-        </w:rPr>
-      </w:r>
-      <w:r>
-        <w:rPr>
-          <w:b/>
-          <w:lang w:val="pt_PT" w:bidi="pt_PT"/>
-        </w:rPr>
         <w:t>"com respeito e temor".</w:t>
       </w:r>
     </w:p>
@@ -19357,21 +16794,6 @@
           <w:b/>
           <w:lang w:val="pt_PT" w:bidi="pt_PT"/>
         </w:rPr>
-        <w:t>ἐνεργῶν</w:t>
-      </w:r>
-    </w:p>
-    <w:p>
-      <w:pPr/>
-      <w:r>
-        <w:rPr>
-          <w:lang w:val="pt_PT" w:bidi="pt_PT"/>
-        </w:rPr>
-      </w:r>
-      <w:r>
-        <w:rPr>
-          <w:b/>
-          <w:lang w:val="pt_PT" w:bidi="pt_PT"/>
-        </w:rPr>
         <w:t>"agindo".</w:t>
       </w:r>
     </w:p>
@@ -19448,21 +16870,6 @@
           <w:b/>
           <w:lang w:val="pt_PT" w:bidi="pt_PT"/>
         </w:rPr>
-        <w:t>ἐν ὑμῖν</w:t>
-      </w:r>
-    </w:p>
-    <w:p>
-      <w:pPr/>
-      <w:r>
-        <w:rPr>
-          <w:lang w:val="pt_PT" w:bidi="pt_PT"/>
-        </w:rPr>
-      </w:r>
-      <w:r>
-        <w:rPr>
-          <w:b/>
-          <w:lang w:val="pt_PT" w:bidi="pt_PT"/>
-        </w:rPr>
         <w:t>"em vocês".</w:t>
       </w:r>
     </w:p>
@@ -19559,21 +16966,6 @@
           <w:b/>
           <w:lang w:val="pt_PT" w:bidi="pt_PT"/>
         </w:rPr>
-        <w:t>καὶ τὸ θέλειν, καὶ τὸ ἐνεργεῖν, ὑπὲρ τῆς εὐδοκίας</w:t>
-      </w:r>
-    </w:p>
-    <w:p>
-      <w:pPr/>
-      <w:r>
-        <w:rPr>
-          <w:lang w:val="pt_PT" w:bidi="pt_PT"/>
-        </w:rPr>
-      </w:r>
-      <w:r>
-        <w:rPr>
-          <w:b/>
-          <w:lang w:val="pt_PT" w:bidi="pt_PT"/>
-        </w:rPr>
         <w:t>"tanto no pensamento como nas ações".</w:t>
       </w:r>
     </w:p>
@@ -19637,21 +17029,6 @@
           <w:b/>
           <w:lang w:val="pt_PT" w:bidi="pt_PT"/>
         </w:rPr>
-        <w:t>πάντα ποιεῖτε χωρὶς γογγυσμῶν καὶ διαλογισμῶν</w:t>
-      </w:r>
-    </w:p>
-    <w:p>
-      <w:pPr/>
-      <w:r>
-        <w:rPr>
-          <w:lang w:val="pt_PT" w:bidi="pt_PT"/>
-        </w:rPr>
-      </w:r>
-      <w:r>
-        <w:rPr>
-          <w:b/>
-          <w:lang w:val="pt_PT" w:bidi="pt_PT"/>
-        </w:rPr>
         <w:t>"Façam tudo sem queixas nem discussões".</w:t>
       </w:r>
     </w:p>
@@ -19748,21 +17125,6 @@
           <w:b/>
           <w:lang w:val="pt_PT" w:bidi="pt_PT"/>
         </w:rPr>
-        <w:t>ἄμεμπτοι καὶ ἀκέραιοι</w:t>
-      </w:r>
-    </w:p>
-    <w:p>
-      <w:pPr/>
-      <w:r>
-        <w:rPr>
-          <w:lang w:val="pt_PT" w:bidi="pt_PT"/>
-        </w:rPr>
-      </w:r>
-      <w:r>
-        <w:rPr>
-          <w:b/>
-          <w:lang w:val="pt_PT" w:bidi="pt_PT"/>
-        </w:rPr>
         <w:t>"nenhuma falha ou mancha".</w:t>
       </w:r>
     </w:p>
@@ -19846,21 +17208,6 @@
           <w:b/>
           <w:lang w:val="pt_PT" w:bidi="pt_PT"/>
         </w:rPr>
-        <w:t>τέκνα Θεοῦ</w:t>
-      </w:r>
-    </w:p>
-    <w:p>
-      <w:pPr/>
-      <w:r>
-        <w:rPr>
-          <w:lang w:val="pt_PT" w:bidi="pt_PT"/>
-        </w:rPr>
-      </w:r>
-      <w:r>
-        <w:rPr>
-          <w:b/>
-          <w:lang w:val="pt_PT" w:bidi="pt_PT"/>
-        </w:rPr>
         <w:t>"filhos de Deus".</w:t>
       </w:r>
     </w:p>
@@ -19983,21 +17330,6 @@
           <w:b/>
           <w:lang w:val="pt_PT" w:bidi="pt_PT"/>
         </w:rPr>
-        <w:t>ἄμωμα</w:t>
-      </w:r>
-    </w:p>
-    <w:p>
-      <w:pPr/>
-      <w:r>
-        <w:rPr>
-          <w:lang w:val="pt_PT" w:bidi="pt_PT"/>
-        </w:rPr>
-      </w:r>
-      <w:r>
-        <w:rPr>
-          <w:b/>
-          <w:lang w:val="pt_PT" w:bidi="pt_PT"/>
-        </w:rPr>
         <w:t>"sem nenhuma culpa".</w:t>
       </w:r>
     </w:p>
@@ -20094,21 +17426,6 @@
           <w:b/>
           <w:lang w:val="pt_PT" w:bidi="pt_PT"/>
         </w:rPr>
-        <w:t>ἐν οἷς φαίνεσθε ὡς φωστῆρες ἐν κόσμῳ</w:t>
-      </w:r>
-    </w:p>
-    <w:p>
-      <w:pPr/>
-      <w:r>
-        <w:rPr>
-          <w:lang w:val="pt_PT" w:bidi="pt_PT"/>
-        </w:rPr>
-      </w:r>
-      <w:r>
-        <w:rPr>
-          <w:b/>
-          <w:lang w:val="pt_PT" w:bidi="pt_PT"/>
-        </w:rPr>
         <w:t>"No meio delas vocês devem brilhar como as estrelas no céu".</w:t>
       </w:r>
     </w:p>
@@ -20192,21 +17509,6 @@
           <w:b/>
           <w:lang w:val="pt_PT" w:bidi="pt_PT"/>
         </w:rPr>
-        <w:t>φαίνεσθε ὡς φωστῆρες ἐν κόσμῳ</w:t>
-      </w:r>
-    </w:p>
-    <w:p>
-      <w:pPr/>
-      <w:r>
-        <w:rPr>
-          <w:lang w:val="pt_PT" w:bidi="pt_PT"/>
-        </w:rPr>
-      </w:r>
-      <w:r>
-        <w:rPr>
-          <w:b/>
-          <w:lang w:val="pt_PT" w:bidi="pt_PT"/>
-        </w:rPr>
         <w:t>"vocês devem brilhar como as estrelas no céu".</w:t>
       </w:r>
     </w:p>
@@ -20303,21 +17605,6 @@
           <w:b/>
           <w:lang w:val="pt_PT" w:bidi="pt_PT"/>
         </w:rPr>
-        <w:t>μέσον γενεᾶς σκολιᾶς καὶ διεστραμμένης</w:t>
-      </w:r>
-    </w:p>
-    <w:p>
-      <w:pPr/>
-      <w:r>
-        <w:rPr>
-          <w:lang w:val="pt_PT" w:bidi="pt_PT"/>
-        </w:rPr>
-      </w:r>
-      <w:r>
-        <w:rPr>
-          <w:b/>
-          <w:lang w:val="pt_PT" w:bidi="pt_PT"/>
-        </w:rPr>
         <w:t>"no meio de pessoas más, que não querem saber de Deus".</w:t>
       </w:r>
     </w:p>
@@ -20401,21 +17688,6 @@
           <w:b/>
           <w:lang w:val="pt_PT" w:bidi="pt_PT"/>
         </w:rPr>
-        <w:t>λόγον ζωῆς ἐπέχοντες</w:t>
-      </w:r>
-    </w:p>
-    <w:p>
-      <w:pPr/>
-      <w:r>
-        <w:rPr>
-          <w:lang w:val="pt_PT" w:bidi="pt_PT"/>
-        </w:rPr>
-      </w:r>
-      <w:r>
-        <w:rPr>
-          <w:b/>
-          <w:lang w:val="pt_PT" w:bidi="pt_PT"/>
-        </w:rPr>
         <w:t>"entregando a elas a mensagem da vida".</w:t>
       </w:r>
     </w:p>
@@ -20492,21 +17764,6 @@
           <w:b/>
           <w:lang w:val="pt_PT" w:bidi="pt_PT"/>
         </w:rPr>
-        <w:t>λόγον ζωῆς ἐπέχοντες</w:t>
-      </w:r>
-    </w:p>
-    <w:p>
-      <w:pPr/>
-      <w:r>
-        <w:rPr>
-          <w:lang w:val="pt_PT" w:bidi="pt_PT"/>
-        </w:rPr>
-      </w:r>
-      <w:r>
-        <w:rPr>
-          <w:b/>
-          <w:lang w:val="pt_PT" w:bidi="pt_PT"/>
-        </w:rPr>
         <w:t>"entregando a elas a mensagem da vida".</w:t>
       </w:r>
     </w:p>
@@ -20583,21 +17840,6 @@
           <w:b/>
           <w:lang w:val="pt_PT" w:bidi="pt_PT"/>
         </w:rPr>
-        <w:t>λόγον ζωῆς</w:t>
-      </w:r>
-    </w:p>
-    <w:p>
-      <w:pPr/>
-      <w:r>
-        <w:rPr>
-          <w:lang w:val="pt_PT" w:bidi="pt_PT"/>
-        </w:rPr>
-      </w:r>
-      <w:r>
-        <w:rPr>
-          <w:b/>
-          <w:lang w:val="pt_PT" w:bidi="pt_PT"/>
-        </w:rPr>
         <w:t>"a mensagem da vida".</w:t>
       </w:r>
     </w:p>
@@ -20694,21 +17936,6 @@
           <w:b/>
           <w:lang w:val="pt_PT" w:bidi="pt_PT"/>
         </w:rPr>
-        <w:t>λόγον</w:t>
-      </w:r>
-    </w:p>
-    <w:p>
-      <w:pPr/>
-      <w:r>
-        <w:rPr>
-          <w:lang w:val="pt_PT" w:bidi="pt_PT"/>
-        </w:rPr>
-      </w:r>
-      <w:r>
-        <w:rPr>
-          <w:b/>
-          <w:lang w:val="pt_PT" w:bidi="pt_PT"/>
-        </w:rPr>
         <w:t>"a mensagem".</w:t>
       </w:r>
     </w:p>
@@ -20818,21 +18045,6 @@
           <w:b/>
           <w:lang w:val="pt_PT" w:bidi="pt_PT"/>
         </w:rPr>
-        <w:t>λόγον ζωῆς</w:t>
-      </w:r>
-    </w:p>
-    <w:p>
-      <w:pPr/>
-      <w:r>
-        <w:rPr>
-          <w:lang w:val="pt_PT" w:bidi="pt_PT"/>
-        </w:rPr>
-      </w:r>
-      <w:r>
-        <w:rPr>
-          <w:b/>
-          <w:lang w:val="pt_PT" w:bidi="pt_PT"/>
-        </w:rPr>
         <w:t>"a mensagem da vida".</w:t>
       </w:r>
     </w:p>
@@ -20968,21 +18180,6 @@
           <w:b/>
           <w:lang w:val="pt_PT" w:bidi="pt_PT"/>
         </w:rPr>
-        <w:t>λόγον ζωῆς</w:t>
-      </w:r>
-    </w:p>
-    <w:p>
-      <w:pPr/>
-      <w:r>
-        <w:rPr>
-          <w:lang w:val="pt_PT" w:bidi="pt_PT"/>
-        </w:rPr>
-      </w:r>
-      <w:r>
-        <w:rPr>
-          <w:b/>
-          <w:lang w:val="pt_PT" w:bidi="pt_PT"/>
-        </w:rPr>
         <w:t>"a mensagem da vida".</w:t>
       </w:r>
     </w:p>
@@ -21065,21 +18262,6 @@
         <w:rPr>
           <w:lang w:val="pt_PT" w:bidi="pt_PT"/>
         </w:rPr>
-      </w:r>
-    </w:p>
-    <w:p>
-      <w:pPr/>
-      <w:r>
-        <w:rPr>
-          <w:lang w:val="pt_PT" w:bidi="pt_PT"/>
-        </w:rPr>
-      </w:r>
-      <w:r>
-        <w:rPr>
-          <w:b/>
-          <w:lang w:val="pt_PT" w:bidi="pt_PT"/>
-        </w:rPr>
-        <w:t>εἰς καύχημα ἐμοὶ εἰς ἡμέραν Χριστοῦ, ὅτι οὐκ εἰς κενὸν ἔδραμον, οὐδὲ εἰς κενὸν ἐκοπίασα</w:t>
       </w:r>
     </w:p>
     <w:p>
@@ -21208,21 +18390,6 @@
           <w:b/>
           <w:lang w:val="pt_PT" w:bidi="pt_PT"/>
         </w:rPr>
-        <w:t>εἰς καύχημα ἐμοὶ</w:t>
-      </w:r>
-    </w:p>
-    <w:p>
-      <w:pPr/>
-      <w:r>
-        <w:rPr>
-          <w:lang w:val="pt_PT" w:bidi="pt_PT"/>
-        </w:rPr>
-      </w:r>
-      <w:r>
-        <w:rPr>
-          <w:b/>
-          <w:lang w:val="pt_PT" w:bidi="pt_PT"/>
-        </w:rPr>
         <w:t>"eu terei motivo de sentir orgulho".</w:t>
       </w:r>
     </w:p>
@@ -21306,21 +18473,6 @@
           <w:b/>
           <w:lang w:val="pt_PT" w:bidi="pt_PT"/>
         </w:rPr>
-        <w:t>εἰς καύχημα ἐμοὶ</w:t>
-      </w:r>
-    </w:p>
-    <w:p>
-      <w:pPr/>
-      <w:r>
-        <w:rPr>
-          <w:lang w:val="pt_PT" w:bidi="pt_PT"/>
-        </w:rPr>
-      </w:r>
-      <w:r>
-        <w:rPr>
-          <w:b/>
-          <w:lang w:val="pt_PT" w:bidi="pt_PT"/>
-        </w:rPr>
         <w:t>"eu terei motivo de sentir orgulho".</w:t>
       </w:r>
     </w:p>
@@ -21384,21 +18536,6 @@
           <w:b/>
           <w:lang w:val="pt_PT" w:bidi="pt_PT"/>
         </w:rPr>
-        <w:t>εἰς ἡμέραν Χριστοῦ,</w:t>
-      </w:r>
-    </w:p>
-    <w:p>
-      <w:pPr/>
-      <w:r>
-        <w:rPr>
-          <w:lang w:val="pt_PT" w:bidi="pt_PT"/>
-        </w:rPr>
-      </w:r>
-      <w:r>
-        <w:rPr>
-          <w:b/>
-          <w:lang w:val="pt_PT" w:bidi="pt_PT"/>
-        </w:rPr>
         <w:t>"no Dia de Cristo".</w:t>
       </w:r>
     </w:p>
@@ -21495,21 +18632,6 @@
           <w:b/>
           <w:lang w:val="pt_PT" w:bidi="pt_PT"/>
         </w:rPr>
-        <w:t>οὐκ εἰς κενὸν ἔδραμον, οὐδὲ εἰς κενὸν ἐκοπίασα</w:t>
-      </w:r>
-    </w:p>
-    <w:p>
-      <w:pPr/>
-      <w:r>
-        <w:rPr>
-          <w:lang w:val="pt_PT" w:bidi="pt_PT"/>
-        </w:rPr>
-      </w:r>
-      <w:r>
-        <w:rPr>
-          <w:b/>
-          <w:lang w:val="pt_PT" w:bidi="pt_PT"/>
-        </w:rPr>
         <w:t>"pois isso mostrará que todo o meu esforço e todo o meu trabalho não foram inúteis".</w:t>
       </w:r>
     </w:p>
@@ -21619,21 +18741,6 @@
           <w:b/>
           <w:lang w:val="pt_PT" w:bidi="pt_PT"/>
         </w:rPr>
-        <w:t>οὐκ εἰς κενὸν ἔδραμον</w:t>
-      </w:r>
-    </w:p>
-    <w:p>
-      <w:pPr/>
-      <w:r>
-        <w:rPr>
-          <w:lang w:val="pt_PT" w:bidi="pt_PT"/>
-        </w:rPr>
-      </w:r>
-      <w:r>
-        <w:rPr>
-          <w:b/>
-          <w:lang w:val="pt_PT" w:bidi="pt_PT"/>
-        </w:rPr>
         <w:t>"pois isso mostrará que todo o meu esforço e todo o meu trabalho não foram inúteis".</w:t>
       </w:r>
     </w:p>
@@ -21717,21 +18824,6 @@
           <w:b/>
           <w:lang w:val="pt_PT" w:bidi="pt_PT"/>
         </w:rPr>
-        <w:t>εἰς κενὸν</w:t>
-      </w:r>
-    </w:p>
-    <w:p>
-      <w:pPr/>
-      <w:r>
-        <w:rPr>
-          <w:lang w:val="pt_PT" w:bidi="pt_PT"/>
-        </w:rPr>
-      </w:r>
-      <w:r>
-        <w:rPr>
-          <w:b/>
-          <w:lang w:val="pt_PT" w:bidi="pt_PT"/>
-        </w:rPr>
         <w:t>"não foram inúteis".</w:t>
       </w:r>
     </w:p>
@@ -21795,21 +18887,6 @@
           <w:b/>
           <w:lang w:val="pt_PT" w:bidi="pt_PT"/>
         </w:rPr>
-        <w:t>οὐδὲ εἰς κενὸν ἐκοπίασα</w:t>
-      </w:r>
-    </w:p>
-    <w:p>
-      <w:pPr/>
-      <w:r>
-        <w:rPr>
-          <w:lang w:val="pt_PT" w:bidi="pt_PT"/>
-        </w:rPr>
-      </w:r>
-      <w:r>
-        <w:rPr>
-          <w:b/>
-          <w:lang w:val="pt_PT" w:bidi="pt_PT"/>
-        </w:rPr>
         <w:t>"pois isso mostrará que todo o meu esforço e todo o meu trabalho não foram inúteis".</w:t>
       </w:r>
     </w:p>
@@ -21892,21 +18969,6 @@
         <w:rPr>
           <w:lang w:val="pt_PT" w:bidi="pt_PT"/>
         </w:rPr>
-      </w:r>
-    </w:p>
-    <w:p>
-      <w:pPr/>
-      <w:r>
-        <w:rPr>
-          <w:lang w:val="pt_PT" w:bidi="pt_PT"/>
-        </w:rPr>
-      </w:r>
-      <w:r>
-        <w:rPr>
-          <w:b/>
-          <w:lang w:val="pt_PT" w:bidi="pt_PT"/>
-        </w:rPr>
-        <w:t>ἀλλ’ εἰ καὶ</w:t>
       </w:r>
     </w:p>
     <w:p>
@@ -22035,21 +19097,6 @@
           <w:b/>
           <w:lang w:val="pt_PT" w:bidi="pt_PT"/>
         </w:rPr>
-        <w:t>σπένδομαι ἐπὶ τῇ θυσίᾳ καὶ λειτουργίᾳ τῆς πίστεως ὑμῶν</w:t>
-      </w:r>
-    </w:p>
-    <w:p>
-      <w:pPr/>
-      <w:r>
-        <w:rPr>
-          <w:lang w:val="pt_PT" w:bidi="pt_PT"/>
-        </w:rPr>
-      </w:r>
-      <w:r>
-        <w:rPr>
-          <w:b/>
-          <w:lang w:val="pt_PT" w:bidi="pt_PT"/>
-        </w:rPr>
         <w:t>"a minha vida, seja apresentado como uma oferta junto com o sacrifício que vocês, por meio da sua fé, oferecem a Deus".</w:t>
       </w:r>
     </w:p>
@@ -22164,21 +19211,6 @@
           <w:b/>
           <w:lang w:val="pt_PT" w:bidi="pt_PT"/>
         </w:rPr>
-        <w:t>σπένδομαι</w:t>
-      </w:r>
-    </w:p>
-    <w:p>
-      <w:pPr/>
-      <w:r>
-        <w:rPr>
-          <w:lang w:val="pt_PT" w:bidi="pt_PT"/>
-        </w:rPr>
-      </w:r>
-      <w:r>
-        <w:rPr>
-          <w:b/>
-          <w:lang w:val="pt_PT" w:bidi="pt_PT"/>
-        </w:rPr>
         <w:t>"a minha vida, seja apresentado como uma oferta junto com o sacrifício que vocês, por meio da sua fé, oferecem a Deus".</w:t>
       </w:r>
     </w:p>
@@ -22262,21 +19294,6 @@
           <w:b/>
           <w:lang w:val="pt_PT" w:bidi="pt_PT"/>
         </w:rPr>
-        <w:t>σπένδομαι</w:t>
-      </w:r>
-    </w:p>
-    <w:p>
-      <w:pPr/>
-      <w:r>
-        <w:rPr>
-          <w:lang w:val="pt_PT" w:bidi="pt_PT"/>
-        </w:rPr>
-      </w:r>
-      <w:r>
-        <w:rPr>
-          <w:b/>
-          <w:lang w:val="pt_PT" w:bidi="pt_PT"/>
-        </w:rPr>
         <w:t>"o meu sangue, isto é, a minha vida, seja apresentado como uma oferta".</w:t>
       </w:r>
     </w:p>
@@ -22373,21 +19390,6 @@
           <w:b/>
           <w:lang w:val="pt_PT" w:bidi="pt_PT"/>
         </w:rPr>
-        <w:t>ἐπὶ τῇ θυσίᾳ καὶ λειτουργίᾳ τῆς πίστεως ὑμῶν</w:t>
-      </w:r>
-    </w:p>
-    <w:p>
-      <w:pPr/>
-      <w:r>
-        <w:rPr>
-          <w:lang w:val="pt_PT" w:bidi="pt_PT"/>
-        </w:rPr>
-      </w:r>
-      <w:r>
-        <w:rPr>
-          <w:b/>
-          <w:lang w:val="pt_PT" w:bidi="pt_PT"/>
-        </w:rPr>
         <w:t>"seja apresentado como uma oferta junto com o sacrifício que vocês, por meio da sua fé".</w:t>
       </w:r>
     </w:p>
@@ -22457,21 +19459,6 @@
         <w:rPr>
           <w:lang w:val="pt_PT" w:bidi="pt_PT"/>
         </w:rPr>
-      </w:r>
-    </w:p>
-    <w:p>
-      <w:pPr/>
-      <w:r>
-        <w:rPr>
-          <w:lang w:val="pt_PT" w:bidi="pt_PT"/>
-        </w:rPr>
-      </w:r>
-      <w:r>
-        <w:rPr>
-          <w:b/>
-          <w:lang w:val="pt_PT" w:bidi="pt_PT"/>
-        </w:rPr>
-        <w:t>ἐπὶ τῇ θυσίᾳ καὶ λειτουργίᾳ τῆς πίστεως ὑμῶν</w:t>
       </w:r>
     </w:p>
     <w:p>
@@ -22689,21 +19676,6 @@
           <w:b/>
           <w:lang w:val="pt_PT" w:bidi="pt_PT"/>
         </w:rPr>
-        <w:t>τὸ &amp; αὐτὸ</w:t>
-      </w:r>
-    </w:p>
-    <w:p>
-      <w:pPr/>
-      <w:r>
-        <w:rPr>
-          <w:lang w:val="pt_PT" w:bidi="pt_PT"/>
-        </w:rPr>
-      </w:r>
-      <w:r>
-        <w:rPr>
-          <w:b/>
-          <w:lang w:val="pt_PT" w:bidi="pt_PT"/>
-        </w:rPr>
         <w:t>"Do mesmo modo".</w:t>
       </w:r>
     </w:p>
@@ -22818,21 +19790,6 @@
           <w:b/>
           <w:lang w:val="pt_PT" w:bidi="pt_PT"/>
         </w:rPr>
-        <w:t>καὶ ὑμεῖς χαίρετε καὶ συνχαίρετέ μοι</w:t>
-      </w:r>
-    </w:p>
-    <w:p>
-      <w:pPr/>
-      <w:r>
-        <w:rPr>
-          <w:lang w:val="pt_PT" w:bidi="pt_PT"/>
-        </w:rPr>
-      </w:r>
-      <w:r>
-        <w:rPr>
-          <w:b/>
-          <w:lang w:val="pt_PT" w:bidi="pt_PT"/>
-        </w:rPr>
         <w:t>"vocês também devem ficar contentes e se alegrar comigo".</w:t>
       </w:r>
     </w:p>
@@ -22942,21 +19899,6 @@
           <w:b/>
           <w:lang w:val="pt_PT" w:bidi="pt_PT"/>
         </w:rPr>
-        <w:t>ἐλπίζω δὲ ἐν Κυρίῳ Ἰησοῦ</w:t>
-      </w:r>
-    </w:p>
-    <w:p>
-      <w:pPr/>
-      <w:r>
-        <w:rPr>
-          <w:lang w:val="pt_PT" w:bidi="pt_PT"/>
-        </w:rPr>
-      </w:r>
-      <w:r>
-        <w:rPr>
-          <w:b/>
-          <w:lang w:val="pt_PT" w:bidi="pt_PT"/>
-        </w:rPr>
         <w:t>"Se for da vontade do Senhor Jesus".</w:t>
       </w:r>
     </w:p>
@@ -23053,21 +19995,6 @@
           <w:b/>
           <w:lang w:val="pt_PT" w:bidi="pt_PT"/>
         </w:rPr>
-        <w:t>οὐδένα γὰρ ἔχω ἰσόψυχον</w:t>
-      </w:r>
-    </w:p>
-    <w:p>
-      <w:pPr/>
-      <w:r>
-        <w:rPr>
-          <w:lang w:val="pt_PT" w:bidi="pt_PT"/>
-        </w:rPr>
-      </w:r>
-      <w:r>
-        <w:rPr>
-          <w:b/>
-          <w:lang w:val="pt_PT" w:bidi="pt_PT"/>
-        </w:rPr>
         <w:t>"Pois Timóteo é o único que se preocupa com vocês como eu me preocupo e é o único que, de fato, se interessa pelo bem-estar de vocês".</w:t>
       </w:r>
     </w:p>
@@ -23131,21 +20058,6 @@
           <w:b/>
           <w:lang w:val="pt_PT" w:bidi="pt_PT"/>
         </w:rPr>
-        <w:t>οἱ πάντες γὰρ τὰ ἑαυτῶν ζητοῦσιν, οὐ τὰ Ἰησοῦ Χριστοῦ</w:t>
-      </w:r>
-    </w:p>
-    <w:p>
-      <w:pPr/>
-      <w:r>
-        <w:rPr>
-          <w:lang w:val="pt_PT" w:bidi="pt_PT"/>
-        </w:rPr>
-      </w:r>
-      <w:r>
-        <w:rPr>
-          <w:b/>
-          <w:lang w:val="pt_PT" w:bidi="pt_PT"/>
-        </w:rPr>
         <w:t>"Pois todos os outros se preocupam com os seus próprios interesses e não com os de Jesus Cristo".</w:t>
       </w:r>
     </w:p>
@@ -23255,21 +20167,6 @@
           <w:b/>
           <w:lang w:val="pt_PT" w:bidi="pt_PT"/>
         </w:rPr>
-        <w:t>ὡς πατρὶ τέκνον, σὺν ἐμοὶ ἐδούλευσεν εἰς τὸ εὐαγγέλιον</w:t>
-      </w:r>
-    </w:p>
-    <w:p>
-      <w:pPr/>
-      <w:r>
-        <w:rPr>
-          <w:lang w:val="pt_PT" w:bidi="pt_PT"/>
-        </w:rPr>
-      </w:r>
-      <w:r>
-        <w:rPr>
-          <w:b/>
-          <w:lang w:val="pt_PT" w:bidi="pt_PT"/>
-        </w:rPr>
         <w:t>"Ele e eu, como se fôssemos filho e pai, temos trabalhado juntos no serviço do evangelho".</w:t>
       </w:r>
     </w:p>
@@ -23353,21 +20250,6 @@
           <w:b/>
           <w:lang w:val="pt_PT" w:bidi="pt_PT"/>
         </w:rPr>
-        <w:t>τὴν δὲ δοκιμὴν αὐτοῦ γινώσκετε</w:t>
-      </w:r>
-    </w:p>
-    <w:p>
-      <w:pPr/>
-      <w:r>
-        <w:rPr>
-          <w:lang w:val="pt_PT" w:bidi="pt_PT"/>
-        </w:rPr>
-      </w:r>
-      <w:r>
-        <w:rPr>
-          <w:b/>
-          <w:lang w:val="pt_PT" w:bidi="pt_PT"/>
-        </w:rPr>
         <w:t>"E vocês sabem muito bem como Timóteo provou o seu valor".</w:t>
       </w:r>
     </w:p>
@@ -23464,21 +20346,6 @@
           <w:b/>
           <w:lang w:val="pt_PT" w:bidi="pt_PT"/>
         </w:rPr>
-        <w:t>εἰς τὸ εὐαγγέλιον</w:t>
-      </w:r>
-    </w:p>
-    <w:p>
-      <w:pPr/>
-      <w:r>
-        <w:rPr>
-          <w:lang w:val="pt_PT" w:bidi="pt_PT"/>
-        </w:rPr>
-      </w:r>
-      <w:r>
-        <w:rPr>
-          <w:b/>
-          <w:lang w:val="pt_PT" w:bidi="pt_PT"/>
-        </w:rPr>
         <w:t>"no serviço do evangelho".</w:t>
       </w:r>
     </w:p>
@@ -23575,21 +20442,6 @@
           <w:b/>
           <w:lang w:val="pt_PT" w:bidi="pt_PT"/>
         </w:rPr>
-        <w:t>πέποιθα &amp; ἐν Κυρίῳ, ὅτι καὶ αὐτὸς ταχέως ἐλεύσομαι</w:t>
-      </w:r>
-    </w:p>
-    <w:p>
-      <w:pPr/>
-      <w:r>
-        <w:rPr>
-          <w:lang w:val="pt_PT" w:bidi="pt_PT"/>
-        </w:rPr>
-      </w:r>
-      <w:r>
-        <w:rPr>
-          <w:b/>
-          <w:lang w:val="pt_PT" w:bidi="pt_PT"/>
-        </w:rPr>
         <w:t>"E, confiado no Senhor, penso que eu mesmo poderei ir logo até aí".</w:t>
       </w:r>
     </w:p>
@@ -23653,21 +20505,6 @@
           <w:b/>
           <w:lang w:val="pt_PT" w:bidi="pt_PT"/>
         </w:rPr>
-        <w:t>ὅτι καὶ αὐτὸς ταχέως ἐλεύσομαι.</w:t>
-      </w:r>
-    </w:p>
-    <w:p>
-      <w:pPr/>
-      <w:r>
-        <w:rPr>
-          <w:lang w:val="pt_PT" w:bidi="pt_PT"/>
-        </w:rPr>
-      </w:r>
-      <w:r>
-        <w:rPr>
-          <w:b/>
-          <w:lang w:val="pt_PT" w:bidi="pt_PT"/>
-        </w:rPr>
         <w:t>"penso que eu mesmo poderei ir logo até aí".</w:t>
       </w:r>
     </w:p>
@@ -23751,21 +20588,6 @@
           <w:b/>
           <w:lang w:val="pt_PT" w:bidi="pt_PT"/>
         </w:rPr>
-        <w:t>ὅτι καὶ αὐτὸς ταχέως ἐλεύσομαι</w:t>
-      </w:r>
-    </w:p>
-    <w:p>
-      <w:pPr/>
-      <w:r>
-        <w:rPr>
-          <w:lang w:val="pt_PT" w:bidi="pt_PT"/>
-        </w:rPr>
-      </w:r>
-      <w:r>
-        <w:rPr>
-          <w:b/>
-          <w:lang w:val="pt_PT" w:bidi="pt_PT"/>
-        </w:rPr>
         <w:t>"penso que eu mesmo poderei ir logo até aí".</w:t>
       </w:r>
     </w:p>
@@ -23862,21 +20684,6 @@
           <w:b/>
           <w:lang w:val="pt_PT" w:bidi="pt_PT"/>
         </w:rPr>
-        <w:t>Ἐπαφρόδιτον</w:t>
-      </w:r>
-    </w:p>
-    <w:p>
-      <w:pPr/>
-      <w:r>
-        <w:rPr>
-          <w:lang w:val="pt_PT" w:bidi="pt_PT"/>
-        </w:rPr>
-      </w:r>
-      <w:r>
-        <w:rPr>
-          <w:b/>
-          <w:lang w:val="pt_PT" w:bidi="pt_PT"/>
-        </w:rPr>
         <w:t>"Epafrodito".</w:t>
       </w:r>
     </w:p>
@@ -23967,21 +20774,6 @@
           <w:b/>
           <w:lang w:val="pt_PT" w:bidi="pt_PT"/>
         </w:rPr>
-        <w:t>ἀδελφὸν &amp; μου</w:t>
-      </w:r>
-    </w:p>
-    <w:p>
-      <w:pPr/>
-      <w:r>
-        <w:rPr>
-          <w:lang w:val="pt_PT" w:bidi="pt_PT"/>
-        </w:rPr>
-      </w:r>
-      <w:r>
-        <w:rPr>
-          <w:b/>
-          <w:lang w:val="pt_PT" w:bidi="pt_PT"/>
-        </w:rPr>
         <w:t>"nosso irmão".</w:t>
       </w:r>
     </w:p>
@@ -24091,21 +20883,6 @@
           <w:b/>
           <w:lang w:val="pt_PT" w:bidi="pt_PT"/>
         </w:rPr>
-        <w:t>συνστρατιώτην</w:t>
-      </w:r>
-    </w:p>
-    <w:p>
-      <w:pPr/>
-      <w:r>
-        <w:rPr>
-          <w:lang w:val="pt_PT" w:bidi="pt_PT"/>
-        </w:rPr>
-      </w:r>
-      <w:r>
-        <w:rPr>
-          <w:b/>
-          <w:lang w:val="pt_PT" w:bidi="pt_PT"/>
-        </w:rPr>
         <w:t>"meu companheiro de trabalho e de lutas".</w:t>
       </w:r>
     </w:p>
@@ -24189,21 +20966,6 @@
           <w:b/>
           <w:lang w:val="pt_PT" w:bidi="pt_PT"/>
         </w:rPr>
-        <w:t>ὑμῶν &amp; ἀπόστολον καὶ λειτουργὸν τῆς χρείας μου</w:t>
-      </w:r>
-    </w:p>
-    <w:p>
-      <w:pPr/>
-      <w:r>
-        <w:rPr>
-          <w:lang w:val="pt_PT" w:bidi="pt_PT"/>
-        </w:rPr>
-      </w:r>
-      <w:r>
-        <w:rPr>
-          <w:b/>
-          <w:lang w:val="pt_PT" w:bidi="pt_PT"/>
-        </w:rPr>
         <w:t>"o qual vocês enviaram para me trazer a ajuda que eu precisava".</w:t>
       </w:r>
     </w:p>
@@ -24267,21 +21029,6 @@
           <w:b/>
           <w:lang w:val="pt_PT" w:bidi="pt_PT"/>
         </w:rPr>
-        <w:t>ἐπιποθῶν ἦν πάντας ὑμᾶς, καὶ ἀδημονῶν</w:t>
-      </w:r>
-    </w:p>
-    <w:p>
-      <w:pPr/>
-      <w:r>
-        <w:rPr>
-          <w:lang w:val="pt_PT" w:bidi="pt_PT"/>
-        </w:rPr>
-      </w:r>
-      <w:r>
-        <w:rPr>
-          <w:b/>
-          <w:lang w:val="pt_PT" w:bidi="pt_PT"/>
-        </w:rPr>
         <w:t>"Ele tem tido muitas saudades de todos vocês e tem andado muito preocupado".</w:t>
       </w:r>
     </w:p>
@@ -24345,21 +21092,6 @@
           <w:b/>
           <w:lang w:val="pt_PT" w:bidi="pt_PT"/>
         </w:rPr>
-        <w:t>ἐπειδὴ ἐπιποθῶν ἦν πάντας ὑμᾶς, καὶ ἀδημονῶν διότι ἠκούσατε ὅτι ἠσθένησεν</w:t>
-      </w:r>
-    </w:p>
-    <w:p>
-      <w:pPr/>
-      <w:r>
-        <w:rPr>
-          <w:lang w:val="pt_PT" w:bidi="pt_PT"/>
-        </w:rPr>
-      </w:r>
-      <w:r>
-        <w:rPr>
-          <w:b/>
-          <w:lang w:val="pt_PT" w:bidi="pt_PT"/>
-        </w:rPr>
         <w:t>"Ele tem tido muitas saudades de todos vocês e tem andado muito preocupado por vocês terem sabido que ele estava doente".</w:t>
       </w:r>
     </w:p>
@@ -24456,21 +21188,6 @@
           <w:b/>
           <w:lang w:val="pt_PT" w:bidi="pt_PT"/>
         </w:rPr>
-        <w:t>καὶ γὰρ ἠσθένησεν παραπλήσιον θανάτῳ, ἀλλὰ ὁ Θεὸς ἠλέησεν αὐτόν, οὐκ αὐτὸν δὲ μόνον, ἀλλὰ καὶ ἐμέ, ἵνα μὴ λύπην ἐπὶ λύπην σχῶ</w:t>
-      </w:r>
-    </w:p>
-    <w:p>
-      <w:pPr/>
-      <w:r>
-        <w:rPr>
-          <w:lang w:val="pt_PT" w:bidi="pt_PT"/>
-        </w:rPr>
-      </w:r>
-      <w:r>
-        <w:rPr>
-          <w:b/>
-          <w:lang w:val="pt_PT" w:bidi="pt_PT"/>
-        </w:rPr>
         <w:t>"De fato, ele esteve doente e quase morreu. Mas Deus teve pena dele e não somente dele, mas também de mim; e assim evitou que eu tivesse uma tristeza ainda maior".</w:t>
       </w:r>
     </w:p>
@@ -24580,21 +21297,6 @@
           <w:b/>
           <w:lang w:val="pt_PT" w:bidi="pt_PT"/>
         </w:rPr>
-        <w:t>ἠσθένησεν παραπλήσιον θανάτῳ</w:t>
-      </w:r>
-    </w:p>
-    <w:p>
-      <w:pPr/>
-      <w:r>
-        <w:rPr>
-          <w:lang w:val="pt_PT" w:bidi="pt_PT"/>
-        </w:rPr>
-      </w:r>
-      <w:r>
-        <w:rPr>
-          <w:b/>
-          <w:lang w:val="pt_PT" w:bidi="pt_PT"/>
-        </w:rPr>
         <w:t>"ele esteve doente e quase morreu".</w:t>
       </w:r>
     </w:p>
@@ -24691,21 +21393,6 @@
           <w:b/>
           <w:lang w:val="pt_PT" w:bidi="pt_PT"/>
         </w:rPr>
-        <w:t>ἀλλὰ ὁ Θεὸς ἠλέησεν αὐτόν</w:t>
-      </w:r>
-    </w:p>
-    <w:p>
-      <w:pPr/>
-      <w:r>
-        <w:rPr>
-          <w:lang w:val="pt_PT" w:bidi="pt_PT"/>
-        </w:rPr>
-      </w:r>
-      <w:r>
-        <w:rPr>
-          <w:b/>
-          <w:lang w:val="pt_PT" w:bidi="pt_PT"/>
-        </w:rPr>
         <w:t>"Mas Deus teve pena dele".</w:t>
       </w:r>
     </w:p>
@@ -24898,21 +21585,6 @@
           <w:b/>
           <w:lang w:val="pt_PT" w:bidi="pt_PT"/>
         </w:rPr>
-        <w:t>λύπην ἐπὶ λύπην</w:t>
-      </w:r>
-    </w:p>
-    <w:p>
-      <w:pPr/>
-      <w:r>
-        <w:rPr>
-          <w:lang w:val="pt_PT" w:bidi="pt_PT"/>
-        </w:rPr>
-      </w:r>
-      <w:r>
-        <w:rPr>
-          <w:b/>
-          <w:lang w:val="pt_PT" w:bidi="pt_PT"/>
-        </w:rPr>
         <w:t>"uma tristeza ainda maior".</w:t>
       </w:r>
     </w:p>
@@ -24976,21 +21648,6 @@
           <w:b/>
           <w:lang w:val="pt_PT" w:bidi="pt_PT"/>
         </w:rPr>
-        <w:t>σπουδαιοτέρως οὖν ἔπεμψα αὐτὸν, ἵνα ἰδόντες αὐτὸν πάλιν, χαρῆτε κἀγὼ ἀλυπότερος ὦ</w:t>
-      </w:r>
-    </w:p>
-    <w:p>
-      <w:pPr/>
-      <w:r>
-        <w:rPr>
-          <w:lang w:val="pt_PT" w:bidi="pt_PT"/>
-        </w:rPr>
-      </w:r>
-      <w:r>
-        <w:rPr>
-          <w:b/>
-          <w:lang w:val="pt_PT" w:bidi="pt_PT"/>
-        </w:rPr>
         <w:t>"Por isso vou mandá-lo de volta a vocês o mais depressa possível para que vocês sintam a alegria de vê-lo novamente e para que eu não fique preocupado".</w:t>
       </w:r>
     </w:p>
@@ -25087,21 +21744,6 @@
           <w:b/>
           <w:lang w:val="pt_PT" w:bidi="pt_PT"/>
         </w:rPr>
-        <w:t>κἀγὼ ἀλυπότερος ὦ</w:t>
-      </w:r>
-    </w:p>
-    <w:p>
-      <w:pPr/>
-      <w:r>
-        <w:rPr>
-          <w:lang w:val="pt_PT" w:bidi="pt_PT"/>
-        </w:rPr>
-      </w:r>
-      <w:r>
-        <w:rPr>
-          <w:b/>
-          <w:lang w:val="pt_PT" w:bidi="pt_PT"/>
-        </w:rPr>
         <w:t>"e para que eu não fique preocupado".</w:t>
       </w:r>
     </w:p>
@@ -25198,21 +21840,6 @@
           <w:b/>
           <w:lang w:val="pt_PT" w:bidi="pt_PT"/>
         </w:rPr>
-        <w:t>προσδέχεσθε &amp; αὐτὸν</w:t>
-      </w:r>
-    </w:p>
-    <w:p>
-      <w:pPr/>
-      <w:r>
-        <w:rPr>
-          <w:lang w:val="pt_PT" w:bidi="pt_PT"/>
-        </w:rPr>
-      </w:r>
-      <w:r>
-        <w:rPr>
-          <w:b/>
-          <w:lang w:val="pt_PT" w:bidi="pt_PT"/>
-        </w:rPr>
         <w:t>"Portanto, recebam Epafrodito com toda a alegria".</w:t>
       </w:r>
     </w:p>
@@ -25289,21 +21916,6 @@
           <w:b/>
           <w:lang w:val="pt_PT" w:bidi="pt_PT"/>
         </w:rPr>
-        <w:t>ἐν Κυρίῳ μετὰ πάσης χαρᾶς</w:t>
-      </w:r>
-    </w:p>
-    <w:p>
-      <w:pPr/>
-      <w:r>
-        <w:rPr>
-          <w:lang w:val="pt_PT" w:bidi="pt_PT"/>
-        </w:rPr>
-      </w:r>
-      <w:r>
-        <w:rPr>
-          <w:b/>
-          <w:lang w:val="pt_PT" w:bidi="pt_PT"/>
-        </w:rPr>
         <w:t>"com toda a alegria, como se recebe um irmão no Senhor".</w:t>
       </w:r>
     </w:p>
@@ -25400,21 +22012,6 @@
           <w:b/>
           <w:lang w:val="pt_PT" w:bidi="pt_PT"/>
         </w:rPr>
-        <w:t>ἐντίμους ἔχετε</w:t>
-      </w:r>
-    </w:p>
-    <w:p>
-      <w:pPr/>
-      <w:r>
-        <w:rPr>
-          <w:lang w:val="pt_PT" w:bidi="pt_PT"/>
-        </w:rPr>
-      </w:r>
-      <w:r>
-        <w:rPr>
-          <w:b/>
-          <w:lang w:val="pt_PT" w:bidi="pt_PT"/>
-        </w:rPr>
         <w:t>"Respeitem pessoas como ele".</w:t>
       </w:r>
     </w:p>
@@ -25491,21 +22088,6 @@
           <w:b/>
           <w:lang w:val="pt_PT" w:bidi="pt_PT"/>
         </w:rPr>
-        <w:t>ἐντίμους ἔχετε</w:t>
-      </w:r>
-    </w:p>
-    <w:p>
-      <w:pPr/>
-      <w:r>
-        <w:rPr>
-          <w:lang w:val="pt_PT" w:bidi="pt_PT"/>
-        </w:rPr>
-      </w:r>
-      <w:r>
-        <w:rPr>
-          <w:b/>
-          <w:lang w:val="pt_PT" w:bidi="pt_PT"/>
-        </w:rPr>
         <w:t>"Respeitem".</w:t>
       </w:r>
     </w:p>
@@ -25589,21 +22171,6 @@
           <w:b/>
           <w:lang w:val="pt_PT" w:bidi="pt_PT"/>
         </w:rPr>
-        <w:t>ὅτι διὰ τὸ ἔργον Χριστοῦ μέχρι θανάτου ἤγγισεν, παραβολευσάμενος τῇ ψυχῇ, ἵνα ἀναπληρώσῃ τὸ ὑμῶν ὑστέρημα, τῆς πρός με λειτουργίας</w:t>
-      </w:r>
-    </w:p>
-    <w:p>
-      <w:pPr/>
-      <w:r>
-        <w:rPr>
-          <w:lang w:val="pt_PT" w:bidi="pt_PT"/>
-        </w:rPr>
-      </w:r>
-      <w:r>
-        <w:rPr>
-          <w:b/>
-          <w:lang w:val="pt_PT" w:bidi="pt_PT"/>
-        </w:rPr>
         <w:t>"pois ele arriscou a sua vida e quase morreu por causa do trabalho de Cristo. Ele fez isso para me dar a ajuda que vocês não podiam me dar pessoalmente".</w:t>
       </w:r>
     </w:p>
@@ -25700,21 +22267,6 @@
           <w:b/>
           <w:lang w:val="pt_PT" w:bidi="pt_PT"/>
         </w:rPr>
-        <w:t>διὰ τὸ ἔργον Χριστοῦ</w:t>
-      </w:r>
-    </w:p>
-    <w:p>
-      <w:pPr/>
-      <w:r>
-        <w:rPr>
-          <w:lang w:val="pt_PT" w:bidi="pt_PT"/>
-        </w:rPr>
-      </w:r>
-      <w:r>
-        <w:rPr>
-          <w:b/>
-          <w:lang w:val="pt_PT" w:bidi="pt_PT"/>
-        </w:rPr>
         <w:t>"por causa do trabalho de Cristo".</w:t>
       </w:r>
     </w:p>
@@ -25811,21 +22363,6 @@
           <w:b/>
           <w:lang w:val="pt_PT" w:bidi="pt_PT"/>
         </w:rPr>
-        <w:t>διὰ τὸ ἔργον Χριστοῦ</w:t>
-      </w:r>
-    </w:p>
-    <w:p>
-      <w:pPr/>
-      <w:r>
-        <w:rPr>
-          <w:lang w:val="pt_PT" w:bidi="pt_PT"/>
-        </w:rPr>
-      </w:r>
-      <w:r>
-        <w:rPr>
-          <w:b/>
-          <w:lang w:val="pt_PT" w:bidi="pt_PT"/>
-        </w:rPr>
         <w:t>"por causa do trabalho de Cristo".</w:t>
       </w:r>
     </w:p>
@@ -25922,21 +22459,6 @@
           <w:b/>
           <w:lang w:val="pt_PT" w:bidi="pt_PT"/>
         </w:rPr>
-        <w:t>μέχρι θανάτου ἤγγισεν</w:t>
-      </w:r>
-    </w:p>
-    <w:p>
-      <w:pPr/>
-      <w:r>
-        <w:rPr>
-          <w:lang w:val="pt_PT" w:bidi="pt_PT"/>
-        </w:rPr>
-      </w:r>
-      <w:r>
-        <w:rPr>
-          <w:b/>
-          <w:lang w:val="pt_PT" w:bidi="pt_PT"/>
-        </w:rPr>
         <w:t>"quase morreu".</w:t>
       </w:r>
     </w:p>
@@ -26033,21 +22555,6 @@
           <w:b/>
           <w:lang w:val="pt_PT" w:bidi="pt_PT"/>
         </w:rPr>
-        <w:t>παραβολευσάμενος τῇ ψυχῇ</w:t>
-      </w:r>
-    </w:p>
-    <w:p>
-      <w:pPr/>
-      <w:r>
-        <w:rPr>
-          <w:lang w:val="pt_PT" w:bidi="pt_PT"/>
-        </w:rPr>
-      </w:r>
-      <w:r>
-        <w:rPr>
-          <w:b/>
-          <w:lang w:val="pt_PT" w:bidi="pt_PT"/>
-        </w:rPr>
         <w:t>"pois ele arriscou a sua vida".</w:t>
       </w:r>
     </w:p>
@@ -26157,21 +22664,6 @@
           <w:b/>
           <w:lang w:val="pt_PT" w:bidi="pt_PT"/>
         </w:rPr>
-        <w:t>ἵνα ἀναπληρώσῃ τὸ ὑμῶν ὑστέρημα, τῆς πρός με λειτουργίας</w:t>
-      </w:r>
-    </w:p>
-    <w:p>
-      <w:pPr/>
-      <w:r>
-        <w:rPr>
-          <w:lang w:val="pt_PT" w:bidi="pt_PT"/>
-        </w:rPr>
-      </w:r>
-      <w:r>
-        <w:rPr>
-          <w:b/>
-          <w:lang w:val="pt_PT" w:bidi="pt_PT"/>
-        </w:rPr>
         <w:t>"Ele fez isso para me dar a ajuda que vocês não podiam me dar pessoalmente".</w:t>
       </w:r>
     </w:p>
@@ -26268,21 +22760,6 @@
           <w:b/>
           <w:lang w:val="pt_PT" w:bidi="pt_PT"/>
         </w:rPr>
-        <w:t>ἵνα ἀναπληρώσῃ τὸ ὑμῶν ὑστέρημα, τῆς πρός με λειτουργίας</w:t>
-      </w:r>
-    </w:p>
-    <w:p>
-      <w:pPr/>
-      <w:r>
-        <w:rPr>
-          <w:lang w:val="pt_PT" w:bidi="pt_PT"/>
-        </w:rPr>
-      </w:r>
-      <w:r>
-        <w:rPr>
-          <w:b/>
-          <w:lang w:val="pt_PT" w:bidi="pt_PT"/>
-        </w:rPr>
         <w:t>"Ele fez isso para me dar a ajuda que vocês não podiam me dar pessoalmente".</w:t>
       </w:r>
     </w:p>
@@ -26359,21 +22836,6 @@
         <w:rPr>
           <w:lang w:val="pt_PT" w:bidi="pt_PT"/>
         </w:rPr>
-      </w:r>
-    </w:p>
-    <w:p>
-      <w:pPr/>
-      <w:r>
-        <w:rPr>
-          <w:lang w:val="pt_PT" w:bidi="pt_PT"/>
-        </w:rPr>
-      </w:r>
-      <w:r>
-        <w:rPr>
-          <w:b/>
-          <w:lang w:val="pt_PT" w:bidi="pt_PT"/>
-        </w:rPr>
-        <w:t>ἀδελφοί</w:t>
       </w:r>
     </w:p>
     <w:p>
@@ -26502,21 +22964,6 @@
           <w:b/>
           <w:lang w:val="pt_PT" w:bidi="pt_PT"/>
         </w:rPr>
-        <w:t>χαίρετε ἐν Κυρίῳ</w:t>
-      </w:r>
-    </w:p>
-    <w:p>
-      <w:pPr/>
-      <w:r>
-        <w:rPr>
-          <w:lang w:val="pt_PT" w:bidi="pt_PT"/>
-        </w:rPr>
-      </w:r>
-      <w:r>
-        <w:rPr>
-          <w:b/>
-          <w:lang w:val="pt_PT" w:bidi="pt_PT"/>
-        </w:rPr>
         <w:t>"sejam alegres por estarem unidos com o Senhor".</w:t>
       </w:r>
     </w:p>
@@ -26613,21 +23060,6 @@
           <w:b/>
           <w:lang w:val="pt_PT" w:bidi="pt_PT"/>
         </w:rPr>
-        <w:t>ἐν Κυρίῳ</w:t>
-      </w:r>
-    </w:p>
-    <w:p>
-      <w:pPr/>
-      <w:r>
-        <w:rPr>
-          <w:lang w:val="pt_PT" w:bidi="pt_PT"/>
-        </w:rPr>
-      </w:r>
-      <w:r>
-        <w:rPr>
-          <w:b/>
-          <w:lang w:val="pt_PT" w:bidi="pt_PT"/>
-        </w:rPr>
         <w:t>"no Senhor".</w:t>
       </w:r>
     </w:p>
@@ -26691,21 +23123,6 @@
           <w:b/>
           <w:lang w:val="pt_PT" w:bidi="pt_PT"/>
         </w:rPr>
-        <w:t>ὑμῖν δὲ ἀσφαλές</w:t>
-      </w:r>
-    </w:p>
-    <w:p>
-      <w:pPr/>
-      <w:r>
-        <w:rPr>
-          <w:lang w:val="pt_PT" w:bidi="pt_PT"/>
-        </w:rPr>
-      </w:r>
-      <w:r>
-        <w:rPr>
-          <w:b/>
-          <w:lang w:val="pt_PT" w:bidi="pt_PT"/>
-        </w:rPr>
         <w:t>"pois isso contribuirá para a segurança de vocês".</w:t>
       </w:r>
     </w:p>
@@ -26802,21 +23219,6 @@
           <w:b/>
           <w:lang w:val="pt_PT" w:bidi="pt_PT"/>
         </w:rPr>
-        <w:t>βλέπετε</w:t>
-      </w:r>
-    </w:p>
-    <w:p>
-      <w:pPr/>
-      <w:r>
-        <w:rPr>
-          <w:lang w:val="pt_PT" w:bidi="pt_PT"/>
-        </w:rPr>
-      </w:r>
-      <w:r>
-        <w:rPr>
-          <w:b/>
-          <w:lang w:val="pt_PT" w:bidi="pt_PT"/>
-        </w:rPr>
         <w:t>"Cuidado com os que fazem coisas más".</w:t>
       </w:r>
     </w:p>
@@ -26880,21 +23282,6 @@
           <w:b/>
           <w:lang w:val="pt_PT" w:bidi="pt_PT"/>
         </w:rPr>
-        <w:t>βλέπετε</w:t>
-      </w:r>
-    </w:p>
-    <w:p>
-      <w:pPr/>
-      <w:r>
-        <w:rPr>
-          <w:lang w:val="pt_PT" w:bidi="pt_PT"/>
-        </w:rPr>
-      </w:r>
-      <w:r>
-        <w:rPr>
-          <w:b/>
-          <w:lang w:val="pt_PT" w:bidi="pt_PT"/>
-        </w:rPr>
         <w:t>"Cuidado com os que fazem coisas más".</w:t>
       </w:r>
     </w:p>
@@ -26958,21 +23345,6 @@
           <w:b/>
           <w:lang w:val="pt_PT" w:bidi="pt_PT"/>
         </w:rPr>
-        <w:t>τοὺς κύνας &amp; τοὺς κακοὺς ἐργάτας &amp; τὴν κατατομήν</w:t>
-      </w:r>
-    </w:p>
-    <w:p>
-      <w:pPr/>
-      <w:r>
-        <w:rPr>
-          <w:lang w:val="pt_PT" w:bidi="pt_PT"/>
-        </w:rPr>
-      </w:r>
-      <w:r>
-        <w:rPr>
-          <w:b/>
-          <w:lang w:val="pt_PT" w:bidi="pt_PT"/>
-        </w:rPr>
         <w:t>"os que fazem coisas más"</w:t>
       </w:r>
       <w:r>
@@ -27101,21 +23473,6 @@
           <w:b/>
           <w:lang w:val="pt_PT" w:bidi="pt_PT"/>
         </w:rPr>
-        <w:t>τοὺς κύνας</w:t>
-      </w:r>
-    </w:p>
-    <w:p>
-      <w:pPr/>
-      <w:r>
-        <w:rPr>
-          <w:lang w:val="pt_PT" w:bidi="pt_PT"/>
-        </w:rPr>
-      </w:r>
-      <w:r>
-        <w:rPr>
-          <w:b/>
-          <w:lang w:val="pt_PT" w:bidi="pt_PT"/>
-        </w:rPr>
         <w:t>"esses cachorros".</w:t>
       </w:r>
     </w:p>
@@ -27225,21 +23582,6 @@
           <w:b/>
           <w:lang w:val="pt_PT" w:bidi="pt_PT"/>
         </w:rPr>
-        <w:t>κακοὺς ἐργάτας</w:t>
-      </w:r>
-    </w:p>
-    <w:p>
-      <w:pPr/>
-      <w:r>
-        <w:rPr>
-          <w:lang w:val="pt_PT" w:bidi="pt_PT"/>
-        </w:rPr>
-      </w:r>
-      <w:r>
-        <w:rPr>
-          <w:b/>
-          <w:lang w:val="pt_PT" w:bidi="pt_PT"/>
-        </w:rPr>
         <w:t>"os que fazem coisas más".</w:t>
       </w:r>
     </w:p>
@@ -27323,21 +23665,6 @@
           <w:b/>
           <w:lang w:val="pt_PT" w:bidi="pt_PT"/>
         </w:rPr>
-        <w:t>τὴν κατατομήν</w:t>
-      </w:r>
-    </w:p>
-    <w:p>
-      <w:pPr/>
-      <w:r>
-        <w:rPr>
-          <w:lang w:val="pt_PT" w:bidi="pt_PT"/>
-        </w:rPr>
-      </w:r>
-      <w:r>
-        <w:rPr>
-          <w:b/>
-          <w:lang w:val="pt_PT" w:bidi="pt_PT"/>
-        </w:rPr>
         <w:t>"que insistem em cortar o corpo!".</w:t>
       </w:r>
     </w:p>
@@ -27460,21 +23787,6 @@
           <w:b/>
           <w:lang w:val="pt_PT" w:bidi="pt_PT"/>
         </w:rPr>
-        <w:t>τὴν κατατομήν</w:t>
-      </w:r>
-    </w:p>
-    <w:p>
-      <w:pPr/>
-      <w:r>
-        <w:rPr>
-          <w:lang w:val="pt_PT" w:bidi="pt_PT"/>
-        </w:rPr>
-      </w:r>
-      <w:r>
-        <w:rPr>
-          <w:b/>
-          <w:lang w:val="pt_PT" w:bidi="pt_PT"/>
-        </w:rPr>
         <w:t>"que insistem em cortar o corpo!".</w:t>
       </w:r>
     </w:p>
@@ -27571,21 +23883,6 @@
           <w:b/>
           <w:lang w:val="pt_PT" w:bidi="pt_PT"/>
         </w:rPr>
-        <w:t>ἡμεῖς γάρ ἐσμεν</w:t>
-      </w:r>
-    </w:p>
-    <w:p>
-      <w:pPr/>
-      <w:r>
-        <w:rPr>
-          <w:lang w:val="pt_PT" w:bidi="pt_PT"/>
-        </w:rPr>
-      </w:r>
-      <w:r>
-        <w:rPr>
-          <w:b/>
-          <w:lang w:val="pt_PT" w:bidi="pt_PT"/>
-        </w:rPr>
         <w:t>"Porque os que receberam a verdadeira circuncisão fomos nós".</w:t>
       </w:r>
     </w:p>
@@ -27695,21 +23992,6 @@
           <w:b/>
           <w:lang w:val="pt_PT" w:bidi="pt_PT"/>
         </w:rPr>
-        <w:t>ἡ περιτομή</w:t>
-      </w:r>
-    </w:p>
-    <w:p>
-      <w:pPr/>
-      <w:r>
-        <w:rPr>
-          <w:lang w:val="pt_PT" w:bidi="pt_PT"/>
-        </w:rPr>
-      </w:r>
-      <w:r>
-        <w:rPr>
-          <w:b/>
-          <w:lang w:val="pt_PT" w:bidi="pt_PT"/>
-        </w:rPr>
         <w:t>"a verdadeira circuncisão".</w:t>
       </w:r>
     </w:p>
@@ -27832,21 +24114,6 @@
           <w:b/>
           <w:lang w:val="pt_PT" w:bidi="pt_PT"/>
         </w:rPr>
-        <w:t>οἱ Πνεύματι Θεοῦ λατρεύοντες</w:t>
-      </w:r>
-    </w:p>
-    <w:p>
-      <w:pPr/>
-      <w:r>
-        <w:rPr>
-          <w:lang w:val="pt_PT" w:bidi="pt_PT"/>
-        </w:rPr>
-      </w:r>
-      <w:r>
-        <w:rPr>
-          <w:b/>
-          <w:lang w:val="pt_PT" w:bidi="pt_PT"/>
-        </w:rPr>
         <w:t>"Nós adoramos a Deus por meio do seu Espírito".</w:t>
       </w:r>
     </w:p>
@@ -27910,21 +24177,6 @@
           <w:b/>
           <w:lang w:val="pt_PT" w:bidi="pt_PT"/>
         </w:rPr>
-        <w:t>οὐκ ἐν σαρκὶ πεποιθότες</w:t>
-      </w:r>
-    </w:p>
-    <w:p>
-      <w:pPr/>
-      <w:r>
-        <w:rPr>
-          <w:lang w:val="pt_PT" w:bidi="pt_PT"/>
-        </w:rPr>
-      </w:r>
-      <w:r>
-        <w:rPr>
-          <w:b/>
-          <w:lang w:val="pt_PT" w:bidi="pt_PT"/>
-        </w:rPr>
         <w:t>"em vez de pormos a nossa confiança em cerimônias religiosas como a circuncisão".</w:t>
       </w:r>
     </w:p>
@@ -28034,21 +24286,6 @@
           <w:b/>
           <w:lang w:val="pt_PT" w:bidi="pt_PT"/>
         </w:rPr>
-        <w:t>καυχώμενοι ἐν Χριστῷ Ἰησοῦ, καὶ οὐκ ἐν σαρκὶ πεποιθότες</w:t>
-      </w:r>
-    </w:p>
-    <w:p>
-      <w:pPr/>
-      <w:r>
-        <w:rPr>
-          <w:lang w:val="pt_PT" w:bidi="pt_PT"/>
-        </w:rPr>
-      </w:r>
-      <w:r>
-        <w:rPr>
-          <w:b/>
-          <w:lang w:val="pt_PT" w:bidi="pt_PT"/>
-        </w:rPr>
         <w:t>"e nos alegramos na vida que temos em união com Cristo Jesus".</w:t>
       </w:r>
     </w:p>
@@ -28138,21 +24375,6 @@
           <w:b/>
           <w:lang w:val="pt_PT" w:bidi="pt_PT"/>
         </w:rPr>
-        <w:t>καὶ οὐκ ἐν σαρκὶ πεποιθότες</w:t>
-      </w:r>
-    </w:p>
-    <w:p>
-      <w:pPr/>
-      <w:r>
-        <w:rPr>
-          <w:lang w:val="pt_PT" w:bidi="pt_PT"/>
-        </w:rPr>
-      </w:r>
-      <w:r>
-        <w:rPr>
-          <w:b/>
-          <w:lang w:val="pt_PT" w:bidi="pt_PT"/>
-        </w:rPr>
         <w:t>"em vez de pormos a nossa confiança em cerimônias religiosas como a circuncisão".</w:t>
       </w:r>
     </w:p>
@@ -28248,21 +24470,6 @@
         <w:rPr>
           <w:lang w:val="pt_PT" w:bidi="pt_PT"/>
         </w:rPr>
-      </w:r>
-    </w:p>
-    <w:p>
-      <w:pPr/>
-      <w:r>
-        <w:rPr>
-          <w:lang w:val="pt_PT" w:bidi="pt_PT"/>
-        </w:rPr>
-      </w:r>
-      <w:r>
-        <w:rPr>
-          <w:b/>
-          <w:lang w:val="pt_PT" w:bidi="pt_PT"/>
-        </w:rPr>
-        <w:t>ἐγὼ ἔχων πεποίθησιν καὶ ἐν σαρκί εἴ τις δοκεῖ ἄλλος πεποιθέναι ἐν σαρκί, ἐγὼ μᾶλλον</w:t>
       </w:r>
     </w:p>
     <w:p>
@@ -28441,21 +24648,6 @@
           <w:b/>
           <w:lang w:val="pt_PT" w:bidi="pt_PT"/>
         </w:rPr>
-        <w:t>φυλῆς Βενιαμείν</w:t>
-      </w:r>
-    </w:p>
-    <w:p>
-      <w:pPr/>
-      <w:r>
-        <w:rPr>
-          <w:lang w:val="pt_PT" w:bidi="pt_PT"/>
-        </w:rPr>
-      </w:r>
-      <w:r>
-        <w:rPr>
-          <w:b/>
-          <w:lang w:val="pt_PT" w:bidi="pt_PT"/>
-        </w:rPr>
         <w:t>"Sou israelita de nascimento, da tribo de Benjamim".</w:t>
       </w:r>
     </w:p>
@@ -28628,21 +24820,6 @@
           <w:b/>
           <w:lang w:val="pt_PT" w:bidi="pt_PT"/>
         </w:rPr>
-        <w:t>κατὰ νόμον Φαρισαῖος</w:t>
-      </w:r>
-    </w:p>
-    <w:p>
-      <w:pPr/>
-      <w:r>
-        <w:rPr>
-          <w:lang w:val="pt_PT" w:bidi="pt_PT"/>
-        </w:rPr>
-      </w:r>
-      <w:r>
-        <w:rPr>
-          <w:b/>
-          <w:lang w:val="pt_PT" w:bidi="pt_PT"/>
-        </w:rPr>
         <w:t>"Quanto à prática da lei, eu era fariseu".</w:t>
       </w:r>
     </w:p>
@@ -28719,21 +24896,6 @@
           <w:b/>
           <w:lang w:val="pt_PT" w:bidi="pt_PT"/>
         </w:rPr>
-        <w:t>κατὰ ζῆλος διώκων τὴν ἐκκλησίαν, κατὰ δικαιοσύνην τὴν ἐν νόμῳ γενόμενος ἄμεμπτος</w:t>
-      </w:r>
-    </w:p>
-    <w:p>
-      <w:pPr/>
-      <w:r>
-        <w:rPr>
-          <w:lang w:val="pt_PT" w:bidi="pt_PT"/>
-        </w:rPr>
-      </w:r>
-      <w:r>
-        <w:rPr>
-          <w:b/>
-          <w:lang w:val="pt_PT" w:bidi="pt_PT"/>
-        </w:rPr>
         <w:t>"E era tão fanático, que persegui a Igreja. Quanto ao cumprimento da vontade de Deus por meio da obediência à lei, ninguém podia me acusar de nada".</w:t>
       </w:r>
     </w:p>
@@ -28797,21 +24959,6 @@
           <w:b/>
           <w:lang w:val="pt_PT" w:bidi="pt_PT"/>
         </w:rPr>
-        <w:t>κατὰ ζῆλος διώκων τὴν ἐκκλησίαν</w:t>
-      </w:r>
-    </w:p>
-    <w:p>
-      <w:pPr/>
-      <w:r>
-        <w:rPr>
-          <w:lang w:val="pt_PT" w:bidi="pt_PT"/>
-        </w:rPr>
-      </w:r>
-      <w:r>
-        <w:rPr>
-          <w:b/>
-          <w:lang w:val="pt_PT" w:bidi="pt_PT"/>
-        </w:rPr>
         <w:t>"E era tão fanático, que persegui a Igreja".</w:t>
       </w:r>
     </w:p>
@@ -28895,21 +25042,6 @@
           <w:b/>
           <w:lang w:val="pt_PT" w:bidi="pt_PT"/>
         </w:rPr>
-        <w:t>τὴν ἐκκλησίαν</w:t>
-      </w:r>
-    </w:p>
-    <w:p>
-      <w:pPr/>
-      <w:r>
-        <w:rPr>
-          <w:lang w:val="pt_PT" w:bidi="pt_PT"/>
-        </w:rPr>
-      </w:r>
-      <w:r>
-        <w:rPr>
-          <w:b/>
-          <w:lang w:val="pt_PT" w:bidi="pt_PT"/>
-        </w:rPr>
         <w:t>"a Igreja".</w:t>
       </w:r>
     </w:p>
@@ -29032,21 +25164,6 @@
           <w:b/>
           <w:lang w:val="pt_PT" w:bidi="pt_PT"/>
         </w:rPr>
-        <w:t>κατὰ δικαιοσύνην τὴν ἐν νόμῳ γενόμενος ἄμεμπτος</w:t>
-      </w:r>
-    </w:p>
-    <w:p>
-      <w:pPr/>
-      <w:r>
-        <w:rPr>
-          <w:lang w:val="pt_PT" w:bidi="pt_PT"/>
-        </w:rPr>
-      </w:r>
-      <w:r>
-        <w:rPr>
-          <w:b/>
-          <w:lang w:val="pt_PT" w:bidi="pt_PT"/>
-        </w:rPr>
         <w:t>"Quanto ao cumprimento da vontade de Deus por meio da obediência à lei, ninguém podia me acusar de nada".</w:t>
       </w:r>
     </w:p>
@@ -29129,21 +25246,6 @@
         <w:rPr>
           <w:lang w:val="pt_PT" w:bidi="pt_PT"/>
         </w:rPr>
-      </w:r>
-    </w:p>
-    <w:p>
-      <w:pPr/>
-      <w:r>
-        <w:rPr>
-          <w:lang w:val="pt_PT" w:bidi="pt_PT"/>
-        </w:rPr>
-      </w:r>
-      <w:r>
-        <w:rPr>
-          <w:b/>
-          <w:lang w:val="pt_PT" w:bidi="pt_PT"/>
-        </w:rPr>
-        <w:t>ἅτινα ἦν μοι κέρδη, ταῦτα ἥγημαι διὰ τὸν Χριστὸν ζημίαν</w:t>
       </w:r>
     </w:p>
     <w:p>
@@ -29259,21 +25361,6 @@
           <w:b/>
           <w:lang w:val="pt_PT" w:bidi="pt_PT"/>
         </w:rPr>
-        <w:t>ἅτινα ἦν μοι κέρδη, ταῦτα ἥγημαι διὰ τὸν Χριστὸν ζημίαν</w:t>
-      </w:r>
-    </w:p>
-    <w:p>
-      <w:pPr/>
-      <w:r>
-        <w:rPr>
-          <w:lang w:val="pt_PT" w:bidi="pt_PT"/>
-        </w:rPr>
-      </w:r>
-      <w:r>
-        <w:rPr>
-          <w:b/>
-          <w:lang w:val="pt_PT" w:bidi="pt_PT"/>
-        </w:rPr>
         <w:t>"No passado, todas essas coisas valiam muito para mim; mas agora, por causa de Cristo, considero que não têm nenhum valor".</w:t>
       </w:r>
     </w:p>
@@ -29343,21 +25430,6 @@
         <w:rPr>
           <w:lang w:val="pt_PT" w:bidi="pt_PT"/>
         </w:rPr>
-      </w:r>
-    </w:p>
-    <w:p>
-      <w:pPr/>
-      <w:r>
-        <w:rPr>
-          <w:lang w:val="pt_PT" w:bidi="pt_PT"/>
-        </w:rPr>
-      </w:r>
-      <w:r>
-        <w:rPr>
-          <w:b/>
-          <w:lang w:val="pt_PT" w:bidi="pt_PT"/>
-        </w:rPr>
-        <w:t>ἅτινα ἦν μοι κέρδη</w:t>
       </w:r>
     </w:p>
     <w:p>
@@ -29473,21 +25545,6 @@
           <w:b/>
           <w:lang w:val="pt_PT" w:bidi="pt_PT"/>
         </w:rPr>
-        <w:t>ἅτινα ἦν μοι κέρδη</w:t>
-      </w:r>
-    </w:p>
-    <w:p>
-      <w:pPr/>
-      <w:r>
-        <w:rPr>
-          <w:lang w:val="pt_PT" w:bidi="pt_PT"/>
-        </w:rPr>
-      </w:r>
-      <w:r>
-        <w:rPr>
-          <w:b/>
-          <w:lang w:val="pt_PT" w:bidi="pt_PT"/>
-        </w:rPr>
         <w:t>"No passado, todas essas coisas valiam muito para mim".</w:t>
       </w:r>
     </w:p>
@@ -29557,21 +25614,6 @@
         <w:rPr>
           <w:lang w:val="pt_PT" w:bidi="pt_PT"/>
         </w:rPr>
-      </w:r>
-    </w:p>
-    <w:p>
-      <w:pPr/>
-      <w:r>
-        <w:rPr>
-          <w:lang w:val="pt_PT" w:bidi="pt_PT"/>
-        </w:rPr>
-      </w:r>
-      <w:r>
-        <w:rPr>
-          <w:b/>
-          <w:lang w:val="pt_PT" w:bidi="pt_PT"/>
-        </w:rPr>
-        <w:t>ταῦτα ἥγημαι διὰ τὸν Χριστὸν ζημίαν</w:t>
       </w:r>
     </w:p>
     <w:p>
@@ -29877,21 +25919,6 @@
           <w:b/>
           <w:lang w:val="pt_PT" w:bidi="pt_PT"/>
         </w:rPr>
-        <w:t>ζημίαν</w:t>
-      </w:r>
-    </w:p>
-    <w:p>
-      <w:pPr/>
-      <w:r>
-        <w:rPr>
-          <w:lang w:val="pt_PT" w:bidi="pt_PT"/>
-        </w:rPr>
-      </w:r>
-      <w:r>
-        <w:rPr>
-          <w:b/>
-          <w:lang w:val="pt_PT" w:bidi="pt_PT"/>
-        </w:rPr>
         <w:t>"completa perda".</w:t>
       </w:r>
     </w:p>
@@ -30006,21 +26033,6 @@
           <w:b/>
           <w:lang w:val="pt_PT" w:bidi="pt_PT"/>
         </w:rPr>
-        <w:t>καὶ ἡγοῦμαι πάντα ζημίαν εἶναι, διὰ τὸ ὑπερέχον τῆς γνώσεως Χριστοῦ Ἰησοῦ τοῦ Κυρίου μου</w:t>
-      </w:r>
-    </w:p>
-    <w:p>
-      <w:pPr/>
-      <w:r>
-        <w:rPr>
-          <w:lang w:val="pt_PT" w:bidi="pt_PT"/>
-        </w:rPr>
-      </w:r>
-      <w:r>
-        <w:rPr>
-          <w:b/>
-          <w:lang w:val="pt_PT" w:bidi="pt_PT"/>
-        </w:rPr>
         <w:t>"E não somente essas coisas, mas considero tudo uma completa perda, comparado com aquilo que tem muito mais valor, isto é, conhecer completamente Cristo Jesus, o meu Senhor".</w:t>
       </w:r>
     </w:p>
@@ -30117,21 +26129,6 @@
           <w:b/>
           <w:lang w:val="pt_PT" w:bidi="pt_PT"/>
         </w:rPr>
-        <w:t>διὰ τὸ ὑπερέχον τῆς γνώσεως Χριστοῦ Ἰησοῦ τοῦ Κυρίου μου</w:t>
-      </w:r>
-    </w:p>
-    <w:p>
-      <w:pPr/>
-      <w:r>
-        <w:rPr>
-          <w:lang w:val="pt_PT" w:bidi="pt_PT"/>
-        </w:rPr>
-      </w:r>
-      <w:r>
-        <w:rPr>
-          <w:b/>
-          <w:lang w:val="pt_PT" w:bidi="pt_PT"/>
-        </w:rPr>
         <w:t>"mas considero tudo uma completa perda, comparado com aquilo que tem muito mais valor, isto é, conhecer completamente Cristo Jesus, o meu Senhor".</w:t>
       </w:r>
     </w:p>
@@ -30215,21 +26212,6 @@
           <w:b/>
           <w:lang w:val="pt_PT" w:bidi="pt_PT"/>
         </w:rPr>
-        <w:t>διὰ τὸ ὑπερέχον τῆς γνώσεως Χριστοῦ Ἰησοῦ τοῦ Κυρίου μου</w:t>
-      </w:r>
-    </w:p>
-    <w:p>
-      <w:pPr/>
-      <w:r>
-        <w:rPr>
-          <w:lang w:val="pt_PT" w:bidi="pt_PT"/>
-        </w:rPr>
-      </w:r>
-      <w:r>
-        <w:rPr>
-          <w:b/>
-          <w:lang w:val="pt_PT" w:bidi="pt_PT"/>
-        </w:rPr>
         <w:t>"comparado com aquilo que tem muito mais valor, isto é, conhecer completamente Cristo Jesus, o meu Senhor".</w:t>
       </w:r>
     </w:p>
@@ -30293,21 +26275,6 @@
           <w:b/>
           <w:lang w:val="pt_PT" w:bidi="pt_PT"/>
         </w:rPr>
-        <w:t>τῆς γνώσεως Χριστοῦ Ἰησοῦ τοῦ Κυρίου μου</w:t>
-      </w:r>
-    </w:p>
-    <w:p>
-      <w:pPr/>
-      <w:r>
-        <w:rPr>
-          <w:lang w:val="pt_PT" w:bidi="pt_PT"/>
-        </w:rPr>
-      </w:r>
-      <w:r>
-        <w:rPr>
-          <w:b/>
-          <w:lang w:val="pt_PT" w:bidi="pt_PT"/>
-        </w:rPr>
         <w:t>"conhecer completamente Cristo Jesus, o meu Senhor".</w:t>
       </w:r>
     </w:p>
@@ -30390,21 +26357,6 @@
         <w:rPr>
           <w:lang w:val="pt_PT" w:bidi="pt_PT"/>
         </w:rPr>
-      </w:r>
-    </w:p>
-    <w:p>
-      <w:pPr/>
-      <w:r>
-        <w:rPr>
-          <w:lang w:val="pt_PT" w:bidi="pt_PT"/>
-        </w:rPr>
-      </w:r>
-      <w:r>
-        <w:rPr>
-          <w:b/>
-          <w:lang w:val="pt_PT" w:bidi="pt_PT"/>
-        </w:rPr>
-        <w:t>δι’ ὃν τὰ πάντα ἐζημιώθην</w:t>
       </w:r>
     </w:p>
     <w:p>
@@ -30614,21 +26566,6 @@
           <w:b/>
           <w:lang w:val="pt_PT" w:bidi="pt_PT"/>
         </w:rPr>
-        <w:t>σκύβαλα</w:t>
-      </w:r>
-    </w:p>
-    <w:p>
-      <w:pPr/>
-      <w:r>
-        <w:rPr>
-          <w:lang w:val="pt_PT" w:bidi="pt_PT"/>
-        </w:rPr>
-      </w:r>
-      <w:r>
-        <w:rPr>
-          <w:b/>
-          <w:lang w:val="pt_PT" w:bidi="pt_PT"/>
-        </w:rPr>
         <w:t>"como se fosse lixo".</w:t>
       </w:r>
     </w:p>
@@ -30806,21 +26743,6 @@
           <w:b/>
           <w:lang w:val="pt_PT" w:bidi="pt_PT"/>
         </w:rPr>
-        <w:t>ἵνα Χριστὸν κερδήσω</w:t>
-      </w:r>
-    </w:p>
-    <w:p>
-      <w:pPr/>
-      <w:r>
-        <w:rPr>
-          <w:lang w:val="pt_PT" w:bidi="pt_PT"/>
-        </w:rPr>
-      </w:r>
-      <w:r>
-        <w:rPr>
-          <w:b/>
-          <w:lang w:val="pt_PT" w:bidi="pt_PT"/>
-        </w:rPr>
         <w:t>"a fim de poder ganhar a Cristo".</w:t>
       </w:r>
     </w:p>
@@ -30917,21 +26839,6 @@
           <w:b/>
           <w:lang w:val="pt_PT" w:bidi="pt_PT"/>
         </w:rPr>
-        <w:t>καὶ εὑρεθῶ ἐν αὐτῷ</w:t>
-      </w:r>
-    </w:p>
-    <w:p>
-      <w:pPr/>
-      <w:r>
-        <w:rPr>
-          <w:lang w:val="pt_PT" w:bidi="pt_PT"/>
-        </w:rPr>
-      </w:r>
-      <w:r>
-        <w:rPr>
-          <w:b/>
-          <w:lang w:val="pt_PT" w:bidi="pt_PT"/>
-        </w:rPr>
         <w:t>"e estar unido com ele".</w:t>
       </w:r>
     </w:p>
@@ -31028,21 +26935,6 @@
           <w:b/>
           <w:lang w:val="pt_PT" w:bidi="pt_PT"/>
         </w:rPr>
-        <w:t>μὴ ἔχων ἐμὴν δικαιοσύνην, τὴν ἐκ νόμου</w:t>
-      </w:r>
-    </w:p>
-    <w:p>
-      <w:pPr/>
-      <w:r>
-        <w:rPr>
-          <w:lang w:val="pt_PT" w:bidi="pt_PT"/>
-        </w:rPr>
-      </w:r>
-      <w:r>
-        <w:rPr>
-          <w:b/>
-          <w:lang w:val="pt_PT" w:bidi="pt_PT"/>
-        </w:rPr>
         <w:t>"Eu já não procuro mais ser aceito por Deus por causa da minha obediência à lei".</w:t>
       </w:r>
     </w:p>
@@ -31152,21 +27044,6 @@
           <w:b/>
           <w:lang w:val="pt_PT" w:bidi="pt_PT"/>
         </w:rPr>
-        <w:t>ἀλλὰ τὴν διὰ πίστεως Χριστοῦ</w:t>
-      </w:r>
-    </w:p>
-    <w:p>
-      <w:pPr/>
-      <w:r>
-        <w:rPr>
-          <w:lang w:val="pt_PT" w:bidi="pt_PT"/>
-        </w:rPr>
-      </w:r>
-      <w:r>
-        <w:rPr>
-          <w:b/>
-          <w:lang w:val="pt_PT" w:bidi="pt_PT"/>
-        </w:rPr>
         <w:t>"Pois agora é por meio da minha fé em Cristo que eu sou aceito".</w:t>
       </w:r>
     </w:p>
@@ -31276,21 +27153,6 @@
           <w:b/>
           <w:lang w:val="pt_PT" w:bidi="pt_PT"/>
         </w:rPr>
-        <w:t>ἀλλὰ τὴν διὰ πίστεως Χριστοῦ</w:t>
-      </w:r>
-    </w:p>
-    <w:p>
-      <w:pPr/>
-      <w:r>
-        <w:rPr>
-          <w:lang w:val="pt_PT" w:bidi="pt_PT"/>
-        </w:rPr>
-      </w:r>
-      <w:r>
-        <w:rPr>
-          <w:b/>
-          <w:lang w:val="pt_PT" w:bidi="pt_PT"/>
-        </w:rPr>
         <w:t>"Pois agora é por meio da minha fé em Cristo que eu sou aceito".</w:t>
       </w:r>
     </w:p>
@@ -31374,21 +27236,6 @@
           <w:b/>
           <w:lang w:val="pt_PT" w:bidi="pt_PT"/>
         </w:rPr>
-        <w:t>τὴν ἐκ Θεοῦ δικαιοσύνην ἐπὶ τῇ πίστει</w:t>
-      </w:r>
-    </w:p>
-    <w:p>
-      <w:pPr/>
-      <w:r>
-        <w:rPr>
-          <w:lang w:val="pt_PT" w:bidi="pt_PT"/>
-        </w:rPr>
-      </w:r>
-      <w:r>
-        <w:rPr>
-          <w:b/>
-          <w:lang w:val="pt_PT" w:bidi="pt_PT"/>
-        </w:rPr>
         <w:t>"Pois agora é por meio da minha fé em Cristo que eu sou aceito".</w:t>
       </w:r>
     </w:p>
@@ -31472,21 +27319,6 @@
           <w:b/>
           <w:lang w:val="pt_PT" w:bidi="pt_PT"/>
         </w:rPr>
-        <w:t>τὴν ἐκ Θεοῦ δικαιοσύνην ἐπὶ τῇ πίστει</w:t>
-      </w:r>
-    </w:p>
-    <w:p>
-      <w:pPr/>
-      <w:r>
-        <w:rPr>
-          <w:lang w:val="pt_PT" w:bidi="pt_PT"/>
-        </w:rPr>
-      </w:r>
-      <w:r>
-        <w:rPr>
-          <w:b/>
-          <w:lang w:val="pt_PT" w:bidi="pt_PT"/>
-        </w:rPr>
         <w:t>"essa aceitação vem de Deus e se baseia na fé".</w:t>
       </w:r>
     </w:p>
@@ -31609,21 +27441,6 @@
           <w:b/>
           <w:lang w:val="pt_PT" w:bidi="pt_PT"/>
         </w:rPr>
-        <w:t>ἐπὶ τῇ πίστει</w:t>
-      </w:r>
-    </w:p>
-    <w:p>
-      <w:pPr/>
-      <w:r>
-        <w:rPr>
-          <w:lang w:val="pt_PT" w:bidi="pt_PT"/>
-        </w:rPr>
-      </w:r>
-      <w:r>
-        <w:rPr>
-          <w:b/>
-          <w:lang w:val="pt_PT" w:bidi="pt_PT"/>
-        </w:rPr>
         <w:t>"se baseia na fé".</w:t>
       </w:r>
     </w:p>
@@ -31720,21 +27537,6 @@
           <w:b/>
           <w:lang w:val="pt_PT" w:bidi="pt_PT"/>
         </w:rPr>
-        <w:t>τοῦ γνῶναι αὐτὸν, καὶ τὴν δύναμιν τῆς ἀναστάσεως αὐτοῦ, καὶ κοινωνίαν παθημάτων αὐτοῦ, συμμορφιζόμενος τῷ θανάτῳ αὐτοῦ</w:t>
-      </w:r>
-    </w:p>
-    <w:p>
-      <w:pPr/>
-      <w:r>
-        <w:rPr>
-          <w:lang w:val="pt_PT" w:bidi="pt_PT"/>
-        </w:rPr>
-      </w:r>
-      <w:r>
-        <w:rPr>
-          <w:b/>
-          <w:lang w:val="pt_PT" w:bidi="pt_PT"/>
-        </w:rPr>
         <w:t>"Tudo o que eu quero é conhecer a Cristo e sentir em mim o poder da sua ressurreição. Quero também tomar parte nos seus sofrimentos e me tornar como ele na sua morte".</w:t>
       </w:r>
     </w:p>
@@ -31844,21 +27646,6 @@
           <w:b/>
           <w:lang w:val="pt_PT" w:bidi="pt_PT"/>
         </w:rPr>
-        <w:t>καὶ</w:t>
-      </w:r>
-    </w:p>
-    <w:p>
-      <w:pPr/>
-      <w:r>
-        <w:rPr>
-          <w:lang w:val="pt_PT" w:bidi="pt_PT"/>
-        </w:rPr>
-      </w:r>
-      <w:r>
-        <w:rPr>
-          <w:b/>
-          <w:lang w:val="pt_PT" w:bidi="pt_PT"/>
-        </w:rPr>
         <w:t>"e".</w:t>
       </w:r>
     </w:p>
@@ -31941,21 +27728,6 @@
         <w:rPr>
           <w:lang w:val="pt_PT" w:bidi="pt_PT"/>
         </w:rPr>
-      </w:r>
-    </w:p>
-    <w:p>
-      <w:pPr/>
-      <w:r>
-        <w:rPr>
-          <w:lang w:val="pt_PT" w:bidi="pt_PT"/>
-        </w:rPr>
-      </w:r>
-      <w:r>
-        <w:rPr>
-          <w:b/>
-          <w:lang w:val="pt_PT" w:bidi="pt_PT"/>
-        </w:rPr>
-        <w:t>τοῦ γνῶναι αὐτὸν, καὶ τὴν δύναμιν τῆς ἀναστάσεως αὐτοῦ, καὶ κοινωνίαν παθημάτων αὐτοῦ</w:t>
       </w:r>
     </w:p>
     <w:p>
@@ -32153,21 +27925,6 @@
           <w:b/>
           <w:lang w:val="pt_PT" w:bidi="pt_PT"/>
         </w:rPr>
-        <w:t>δύναμιν</w:t>
-      </w:r>
-    </w:p>
-    <w:p>
-      <w:pPr/>
-      <w:r>
-        <w:rPr>
-          <w:lang w:val="pt_PT" w:bidi="pt_PT"/>
-        </w:rPr>
-      </w:r>
-      <w:r>
-        <w:rPr>
-          <w:b/>
-          <w:lang w:val="pt_PT" w:bidi="pt_PT"/>
-        </w:rPr>
         <w:t>"o poder da sua ressureição".</w:t>
       </w:r>
     </w:p>
@@ -32277,21 +28034,6 @@
           <w:b/>
           <w:lang w:val="pt_PT" w:bidi="pt_PT"/>
         </w:rPr>
-        <w:t>καὶ κοινωνίαν παθημάτων αὐτοῦ</w:t>
-      </w:r>
-    </w:p>
-    <w:p>
-      <w:pPr/>
-      <w:r>
-        <w:rPr>
-          <w:lang w:val="pt_PT" w:bidi="pt_PT"/>
-        </w:rPr>
-      </w:r>
-      <w:r>
-        <w:rPr>
-          <w:b/>
-          <w:lang w:val="pt_PT" w:bidi="pt_PT"/>
-        </w:rPr>
         <w:t>"Quero também tomar parte nos seus sofrimentos".</w:t>
       </w:r>
     </w:p>
@@ -32375,21 +28117,6 @@
           <w:b/>
           <w:lang w:val="pt_PT" w:bidi="pt_PT"/>
         </w:rPr>
-        <w:t>καὶ κοινωνίαν παθημάτων αὐτοῦ</w:t>
-      </w:r>
-    </w:p>
-    <w:p>
-      <w:pPr/>
-      <w:r>
-        <w:rPr>
-          <w:lang w:val="pt_PT" w:bidi="pt_PT"/>
-        </w:rPr>
-      </w:r>
-      <w:r>
-        <w:rPr>
-          <w:b/>
-          <w:lang w:val="pt_PT" w:bidi="pt_PT"/>
-        </w:rPr>
         <w:t>"Quero também tomar parte nos seus sofrimentos".</w:t>
       </w:r>
     </w:p>
@@ -32486,21 +28213,6 @@
           <w:b/>
           <w:lang w:val="pt_PT" w:bidi="pt_PT"/>
         </w:rPr>
-        <w:t>καὶ</w:t>
-      </w:r>
-    </w:p>
-    <w:p>
-      <w:pPr/>
-      <w:r>
-        <w:rPr>
-          <w:lang w:val="pt_PT" w:bidi="pt_PT"/>
-        </w:rPr>
-      </w:r>
-      <w:r>
-        <w:rPr>
-          <w:b/>
-          <w:lang w:val="pt_PT" w:bidi="pt_PT"/>
-        </w:rPr>
         <w:t>"Quero também".</w:t>
       </w:r>
     </w:p>
@@ -32597,21 +28309,6 @@
           <w:b/>
           <w:lang w:val="pt_PT" w:bidi="pt_PT"/>
         </w:rPr>
-        <w:t>συμμορφιζόμενος τῷ θανάτῳ αὐτοῦ</w:t>
-      </w:r>
-    </w:p>
-    <w:p>
-      <w:pPr/>
-      <w:r>
-        <w:rPr>
-          <w:lang w:val="pt_PT" w:bidi="pt_PT"/>
-        </w:rPr>
-      </w:r>
-      <w:r>
-        <w:rPr>
-          <w:b/>
-          <w:lang w:val="pt_PT" w:bidi="pt_PT"/>
-        </w:rPr>
         <w:t>"e me tornar como ele na sua morte".</w:t>
       </w:r>
     </w:p>
@@ -32708,21 +28405,6 @@
           <w:b/>
           <w:lang w:val="pt_PT" w:bidi="pt_PT"/>
         </w:rPr>
-        <w:t>συμμορφιζόμενος τῷ θανάτῳ αὐτοῦ</w:t>
-      </w:r>
-    </w:p>
-    <w:p>
-      <w:pPr/>
-      <w:r>
-        <w:rPr>
-          <w:lang w:val="pt_PT" w:bidi="pt_PT"/>
-        </w:rPr>
-      </w:r>
-      <w:r>
-        <w:rPr>
-          <w:b/>
-          <w:lang w:val="pt_PT" w:bidi="pt_PT"/>
-        </w:rPr>
         <w:t>"e me tornar como ele na sua morte".</w:t>
       </w:r>
     </w:p>
@@ -32819,21 +28501,6 @@
           <w:b/>
           <w:lang w:val="pt_PT" w:bidi="pt_PT"/>
         </w:rPr>
-        <w:t>τὴν ἐξανάστασιν τὴν ἐκ νεκρῶν</w:t>
-      </w:r>
-    </w:p>
-    <w:p>
-      <w:pPr/>
-      <w:r>
-        <w:rPr>
-          <w:lang w:val="pt_PT" w:bidi="pt_PT"/>
-        </w:rPr>
-      </w:r>
-      <w:r>
-        <w:rPr>
-          <w:b/>
-          <w:lang w:val="pt_PT" w:bidi="pt_PT"/>
-        </w:rPr>
         <w:t>"eu mesmo seja ressuscitado da morte para a vida".</w:t>
       </w:r>
     </w:p>
@@ -32897,21 +28564,6 @@
           <w:b/>
           <w:lang w:val="pt_PT" w:bidi="pt_PT"/>
         </w:rPr>
-        <w:t>οὐχ ὅτι ἤδη ἔλαβον</w:t>
-      </w:r>
-    </w:p>
-    <w:p>
-      <w:pPr/>
-      <w:r>
-        <w:rPr>
-          <w:lang w:val="pt_PT" w:bidi="pt_PT"/>
-        </w:rPr>
-      </w:r>
-      <w:r>
-        <w:rPr>
-          <w:b/>
-          <w:lang w:val="pt_PT" w:bidi="pt_PT"/>
-        </w:rPr>
         <w:t>"Não estou querendo dizer que já consegui tudo o que quero".</w:t>
       </w:r>
     </w:p>
@@ -33021,21 +28673,6 @@
           <w:b/>
           <w:lang w:val="pt_PT" w:bidi="pt_PT"/>
         </w:rPr>
-        <w:t>ἢ ἤδη τετελείωμαι</w:t>
-      </w:r>
-    </w:p>
-    <w:p>
-      <w:pPr/>
-      <w:r>
-        <w:rPr>
-          <w:lang w:val="pt_PT" w:bidi="pt_PT"/>
-        </w:rPr>
-      </w:r>
-      <w:r>
-        <w:rPr>
-          <w:b/>
-          <w:lang w:val="pt_PT" w:bidi="pt_PT"/>
-        </w:rPr>
         <w:t>"ou que já fiquei perfeito".</w:t>
       </w:r>
     </w:p>
@@ -33132,21 +28769,6 @@
           <w:b/>
           <w:lang w:val="pt_PT" w:bidi="pt_PT"/>
         </w:rPr>
-        <w:t>ἤδη τετελείωμαι</w:t>
-      </w:r>
-    </w:p>
-    <w:p>
-      <w:pPr/>
-      <w:r>
-        <w:rPr>
-          <w:lang w:val="pt_PT" w:bidi="pt_PT"/>
-        </w:rPr>
-      </w:r>
-      <w:r>
-        <w:rPr>
-          <w:b/>
-          <w:lang w:val="pt_PT" w:bidi="pt_PT"/>
-        </w:rPr>
         <w:t>"ou que já fiquei perfeito".</w:t>
       </w:r>
     </w:p>
@@ -33243,21 +28865,6 @@
           <w:b/>
           <w:lang w:val="pt_PT" w:bidi="pt_PT"/>
         </w:rPr>
-        <w:t>ἤδη τετελείωμαι</w:t>
-      </w:r>
-    </w:p>
-    <w:p>
-      <w:pPr/>
-      <w:r>
-        <w:rPr>
-          <w:lang w:val="pt_PT" w:bidi="pt_PT"/>
-        </w:rPr>
-      </w:r>
-      <w:r>
-        <w:rPr>
-          <w:b/>
-          <w:lang w:val="pt_PT" w:bidi="pt_PT"/>
-        </w:rPr>
         <w:t>"ou que já fiquei perfeito".</w:t>
       </w:r>
     </w:p>
@@ -33340,21 +28947,6 @@
         <w:rPr>
           <w:lang w:val="pt_PT" w:bidi="pt_PT"/>
         </w:rPr>
-      </w:r>
-    </w:p>
-    <w:p>
-      <w:pPr/>
-      <w:r>
-        <w:rPr>
-          <w:lang w:val="pt_PT" w:bidi="pt_PT"/>
-        </w:rPr>
-      </w:r>
-      <w:r>
-        <w:rPr>
-          <w:b/>
-          <w:lang w:val="pt_PT" w:bidi="pt_PT"/>
-        </w:rPr>
-        <w:t>καταλάβω, ἐφ’ ᾧ καὶ κατελήμφθην ὑπὸ Χριστοῦ Ἰησοῦ</w:t>
       </w:r>
     </w:p>
     <w:p>
@@ -33590,21 +29182,6 @@
           <w:b/>
           <w:lang w:val="pt_PT" w:bidi="pt_PT"/>
         </w:rPr>
-        <w:t>ἐγὼ ἐμαυτὸν οὐ λογίζομαι κατειληφέναι</w:t>
-      </w:r>
-    </w:p>
-    <w:p>
-      <w:pPr/>
-      <w:r>
-        <w:rPr>
-          <w:lang w:val="pt_PT" w:bidi="pt_PT"/>
-        </w:rPr>
-      </w:r>
-      <w:r>
-        <w:rPr>
-          <w:b/>
-          <w:lang w:val="pt_PT" w:bidi="pt_PT"/>
-        </w:rPr>
         <w:t>"É claro, irmãos, que eu não penso que já consegui isso".</w:t>
       </w:r>
     </w:p>
@@ -33714,21 +29291,6 @@
           <w:b/>
           <w:lang w:val="pt_PT" w:bidi="pt_PT"/>
         </w:rPr>
-        <w:t>ἓν δέ</w:t>
-      </w:r>
-    </w:p>
-    <w:p>
-      <w:pPr/>
-      <w:r>
-        <w:rPr>
-          <w:lang w:val="pt_PT" w:bidi="pt_PT"/>
-        </w:rPr>
-      </w:r>
-      <w:r>
-        <w:rPr>
-          <w:b/>
-          <w:lang w:val="pt_PT" w:bidi="pt_PT"/>
-        </w:rPr>
         <w:t>"Porém uma coisa eu faço".</w:t>
       </w:r>
     </w:p>
@@ -33798,21 +29360,6 @@
         <w:rPr>
           <w:lang w:val="pt_PT" w:bidi="pt_PT"/>
         </w:rPr>
-      </w:r>
-    </w:p>
-    <w:p>
-      <w:pPr/>
-      <w:r>
-        <w:rPr>
-          <w:lang w:val="pt_PT" w:bidi="pt_PT"/>
-        </w:rPr>
-      </w:r>
-      <w:r>
-        <w:rPr>
-          <w:b/>
-          <w:lang w:val="pt_PT" w:bidi="pt_PT"/>
-        </w:rPr>
-        <w:t>τὰ μὲν ὀπίσω ἐπιλανθανόμενος, τοῖς δὲ ἔμπροσθεν ἐπεκτεινόμενος</w:t>
       </w:r>
     </w:p>
     <w:p>
@@ -33941,21 +29488,6 @@
           <w:b/>
           <w:lang w:val="pt_PT" w:bidi="pt_PT"/>
         </w:rPr>
-        <w:t>κατὰ σκοπὸν διώκω εἰς τὸ βραβεῖον</w:t>
-      </w:r>
-    </w:p>
-    <w:p>
-      <w:pPr/>
-      <w:r>
-        <w:rPr>
-          <w:lang w:val="pt_PT" w:bidi="pt_PT"/>
-        </w:rPr>
-      </w:r>
-      <w:r>
-        <w:rPr>
-          <w:b/>
-          <w:lang w:val="pt_PT" w:bidi="pt_PT"/>
-        </w:rPr>
         <w:t>"Corro direto para a linha de chegada a fim de conseguir o prêmio da vitória".</w:t>
       </w:r>
     </w:p>
@@ -34052,21 +29584,6 @@
           <w:b/>
           <w:lang w:val="pt_PT" w:bidi="pt_PT"/>
         </w:rPr>
-        <w:t>σκοπὸν &amp; εἰς τὸ βραβεῖον τῆς ἄνω κλήσεως τοῦ Θεοῦ</w:t>
-      </w:r>
-    </w:p>
-    <w:p>
-      <w:pPr/>
-      <w:r>
-        <w:rPr>
-          <w:lang w:val="pt_PT" w:bidi="pt_PT"/>
-        </w:rPr>
-      </w:r>
-      <w:r>
-        <w:rPr>
-          <w:b/>
-          <w:lang w:val="pt_PT" w:bidi="pt_PT"/>
-        </w:rPr>
         <w:t>"a fim de conseguir o prêmio da vitória. Esse prêmio é a nova vida para a qual Deus me chamou por meio de Cristo Jesus".</w:t>
       </w:r>
     </w:p>
@@ -34156,21 +29673,6 @@
           <w:b/>
           <w:lang w:val="pt_PT" w:bidi="pt_PT"/>
         </w:rPr>
-        <w:t>τὸ βραβεῖον τῆς ἄνω κλήσεως τοῦ Θεοῦ</w:t>
-      </w:r>
-    </w:p>
-    <w:p>
-      <w:pPr/>
-      <w:r>
-        <w:rPr>
-          <w:lang w:val="pt_PT" w:bidi="pt_PT"/>
-        </w:rPr>
-      </w:r>
-      <w:r>
-        <w:rPr>
-          <w:b/>
-          <w:lang w:val="pt_PT" w:bidi="pt_PT"/>
-        </w:rPr>
         <w:t>"o prêmio da vitória. Esse prêmio é a nova vida para a qual Deus me chamou".</w:t>
       </w:r>
     </w:p>
@@ -34306,21 +29808,6 @@
           <w:b/>
           <w:lang w:val="pt_PT" w:bidi="pt_PT"/>
         </w:rPr>
-        <w:t>τῆς ἄνω κλήσεως τοῦ Θεοῦ</w:t>
-      </w:r>
-    </w:p>
-    <w:p>
-      <w:pPr/>
-      <w:r>
-        <w:rPr>
-          <w:lang w:val="pt_PT" w:bidi="pt_PT"/>
-        </w:rPr>
-      </w:r>
-      <w:r>
-        <w:rPr>
-          <w:b/>
-          <w:lang w:val="pt_PT" w:bidi="pt_PT"/>
-        </w:rPr>
         <w:t>"a nova vida para a qual Deus me chamou por meio de Cristo Jesus".</w:t>
       </w:r>
     </w:p>
@@ -34443,21 +29930,6 @@
           <w:b/>
           <w:lang w:val="pt_PT" w:bidi="pt_PT"/>
         </w:rPr>
-        <w:t>κατὰ σκοπὸν διώκω εἰς τὸ βραβεῖον τῆς ἄνω κλήσεως τοῦ Θεοῦ ἐν Χριστῷ Ἰησοῦ</w:t>
-      </w:r>
-    </w:p>
-    <w:p>
-      <w:pPr/>
-      <w:r>
-        <w:rPr>
-          <w:lang w:val="pt_PT" w:bidi="pt_PT"/>
-        </w:rPr>
-      </w:r>
-      <w:r>
-        <w:rPr>
-          <w:b/>
-          <w:lang w:val="pt_PT" w:bidi="pt_PT"/>
-        </w:rPr>
         <w:t>"Corro direto para a linha de chegada a fim de conseguir o prêmio da vitória. Esse prêmio é a nova vida para a qual Deus me chamou por meio de Cristo Jesus".</w:t>
       </w:r>
     </w:p>
@@ -34580,21 +30052,6 @@
           <w:b/>
           <w:lang w:val="pt_PT" w:bidi="pt_PT"/>
         </w:rPr>
-        <w:t>κατὰ σκοπὸν διώκω εἰς τὸ βραβεῖον τῆς ἄνω κλήσεως τοῦ Θεοῦ ἐν Χριστῷ Ἰησοῦ</w:t>
-      </w:r>
-    </w:p>
-    <w:p>
-      <w:pPr/>
-      <w:r>
-        <w:rPr>
-          <w:lang w:val="pt_PT" w:bidi="pt_PT"/>
-        </w:rPr>
-      </w:r>
-      <w:r>
-        <w:rPr>
-          <w:b/>
-          <w:lang w:val="pt_PT" w:bidi="pt_PT"/>
-        </w:rPr>
         <w:t>"Corro direto para a linha de chegada a fim de conseguir o prêmio da vitória. Esse prêmio é a nova vida para a qual Deus me chamou por meio de Cristo Jesus".</w:t>
       </w:r>
     </w:p>
@@ -34664,21 +30121,6 @@
         <w:rPr>
           <w:lang w:val="pt_PT" w:bidi="pt_PT"/>
         </w:rPr>
-      </w:r>
-    </w:p>
-    <w:p>
-      <w:pPr/>
-      <w:r>
-        <w:rPr>
-          <w:lang w:val="pt_PT" w:bidi="pt_PT"/>
-        </w:rPr>
-      </w:r>
-      <w:r>
-        <w:rPr>
-          <w:b/>
-          <w:lang w:val="pt_PT" w:bidi="pt_PT"/>
-        </w:rPr>
-        <w:t>οὖν</w:t>
       </w:r>
     </w:p>
     <w:p>
@@ -34825,21 +30267,6 @@
           <w:b/>
           <w:lang w:val="pt_PT" w:bidi="pt_PT"/>
         </w:rPr>
-        <w:t>ὅσοι</w:t>
-      </w:r>
-    </w:p>
-    <w:p>
-      <w:pPr/>
-      <w:r>
-        <w:rPr>
-          <w:lang w:val="pt_PT" w:bidi="pt_PT"/>
-        </w:rPr>
-      </w:r>
-      <w:r>
-        <w:rPr>
-          <w:b/>
-          <w:lang w:val="pt_PT" w:bidi="pt_PT"/>
-        </w:rPr>
         <w:t>"Todos nós que somos espiritualmente maduros".</w:t>
       </w:r>
     </w:p>
@@ -35012,21 +30439,6 @@
           <w:b/>
           <w:lang w:val="pt_PT" w:bidi="pt_PT"/>
         </w:rPr>
-        <w:t>καὶ τοῦτο ὁ Θεὸς ὑμῖν ἀποκαλύψει</w:t>
-      </w:r>
-    </w:p>
-    <w:p>
-      <w:pPr/>
-      <w:r>
-        <w:rPr>
-          <w:lang w:val="pt_PT" w:bidi="pt_PT"/>
-        </w:rPr>
-      </w:r>
-      <w:r>
-        <w:rPr>
-          <w:b/>
-          <w:lang w:val="pt_PT" w:bidi="pt_PT"/>
-        </w:rPr>
         <w:t>"Deus vai tornar as coisas claras para vocês".</w:t>
       </w:r>
     </w:p>
@@ -35090,21 +30502,6 @@
           <w:b/>
           <w:lang w:val="pt_PT" w:bidi="pt_PT"/>
         </w:rPr>
-        <w:t>εἰς ὃ ἐφθάσαμεν, τῷ αὐτῷ στοιχεῖν</w:t>
-      </w:r>
-    </w:p>
-    <w:p>
-      <w:pPr/>
-      <w:r>
-        <w:rPr>
-          <w:lang w:val="pt_PT" w:bidi="pt_PT"/>
-        </w:rPr>
-      </w:r>
-      <w:r>
-        <w:rPr>
-          <w:b/>
-          <w:lang w:val="pt_PT" w:bidi="pt_PT"/>
-        </w:rPr>
         <w:t>"Portanto, vamos em frente, na mesma direção que temos seguido até agora".</w:t>
       </w:r>
     </w:p>
@@ -35201,21 +30598,6 @@
           <w:b/>
           <w:lang w:val="pt_PT" w:bidi="pt_PT"/>
         </w:rPr>
-        <w:t>εἰς ὃ ἐφθάσαμεν, τῷ αὐτῷ στοιχεῖν</w:t>
-      </w:r>
-    </w:p>
-    <w:p>
-      <w:pPr/>
-      <w:r>
-        <w:rPr>
-          <w:lang w:val="pt_PT" w:bidi="pt_PT"/>
-        </w:rPr>
-      </w:r>
-      <w:r>
-        <w:rPr>
-          <w:b/>
-          <w:lang w:val="pt_PT" w:bidi="pt_PT"/>
-        </w:rPr>
         <w:t>"Portanto, vamos em frente, na mesma direção que temos seguido até agora".</w:t>
       </w:r>
     </w:p>
@@ -35279,21 +30661,6 @@
           <w:b/>
           <w:lang w:val="pt_PT" w:bidi="pt_PT"/>
         </w:rPr>
-        <w:t>συνμιμηταί μου γίνεσθε</w:t>
-      </w:r>
-    </w:p>
-    <w:p>
-      <w:pPr/>
-      <w:r>
-        <w:rPr>
-          <w:lang w:val="pt_PT" w:bidi="pt_PT"/>
-        </w:rPr>
-      </w:r>
-      <w:r>
-        <w:rPr>
-          <w:b/>
-          <w:lang w:val="pt_PT" w:bidi="pt_PT"/>
-        </w:rPr>
         <w:t>"Meus irmãos, continuem a ser meus imitadores".</w:t>
       </w:r>
     </w:p>
@@ -35343,21 +30710,6 @@
         <w:rPr>
           <w:lang w:val="pt_PT" w:bidi="pt_PT"/>
         </w:rPr>
-      </w:r>
-    </w:p>
-    <w:p>
-      <w:pPr/>
-      <w:r>
-        <w:rPr>
-          <w:lang w:val="pt_PT" w:bidi="pt_PT"/>
-        </w:rPr>
-      </w:r>
-      <w:r>
-        <w:rPr>
-          <w:b/>
-          <w:lang w:val="pt_PT" w:bidi="pt_PT"/>
-        </w:rPr>
-        <w:t>γίνεσθε</w:t>
       </w:r>
     </w:p>
     <w:p>
@@ -35548,21 +30900,6 @@
           <w:b/>
           <w:lang w:val="pt_PT" w:bidi="pt_PT"/>
         </w:rPr>
-        <w:t>σκοπεῖτε</w:t>
-      </w:r>
-    </w:p>
-    <w:p>
-      <w:pPr/>
-      <w:r>
-        <w:rPr>
-          <w:lang w:val="pt_PT" w:bidi="pt_PT"/>
-        </w:rPr>
-      </w:r>
-      <w:r>
-        <w:rPr>
-          <w:b/>
-          <w:lang w:val="pt_PT" w:bidi="pt_PT"/>
-        </w:rPr>
         <w:t>"E olhem com atenção".</w:t>
       </w:r>
     </w:p>
@@ -35639,21 +30976,6 @@
           <w:b/>
           <w:lang w:val="pt_PT" w:bidi="pt_PT"/>
         </w:rPr>
-        <w:t>τοὺς οὕτω περιπατοῦντας, καθὼς ἔχετε τύπον ἡμᾶς</w:t>
-      </w:r>
-    </w:p>
-    <w:p>
-      <w:pPr/>
-      <w:r>
-        <w:rPr>
-          <w:lang w:val="pt_PT" w:bidi="pt_PT"/>
-        </w:rPr>
-      </w:r>
-      <w:r>
-        <w:rPr>
-          <w:b/>
-          <w:lang w:val="pt_PT" w:bidi="pt_PT"/>
-        </w:rPr>
         <w:t>"E olhem com atenção também os que vivem de acordo com o exemplo que temos dado a vocês".</w:t>
       </w:r>
     </w:p>
@@ -35717,21 +31039,6 @@
           <w:b/>
           <w:lang w:val="pt_PT" w:bidi="pt_PT"/>
         </w:rPr>
-        <w:t>πολλοὶ γὰρ περιπατοῦσιν</w:t>
-      </w:r>
-    </w:p>
-    <w:p>
-      <w:pPr/>
-      <w:r>
-        <w:rPr>
-          <w:lang w:val="pt_PT" w:bidi="pt_PT"/>
-        </w:rPr>
-      </w:r>
-      <w:r>
-        <w:rPr>
-          <w:b/>
-          <w:lang w:val="pt_PT" w:bidi="pt_PT"/>
-        </w:rPr>
         <w:t>"Já disse isto muitas vezes e agora repito, chorando: existem muitos que, pela sua maneira de viver".</w:t>
       </w:r>
     </w:p>
@@ -35815,21 +31122,6 @@
           <w:b/>
           <w:lang w:val="pt_PT" w:bidi="pt_PT"/>
         </w:rPr>
-        <w:t>πολλοὶ γὰρ</w:t>
-      </w:r>
-    </w:p>
-    <w:p>
-      <w:pPr/>
-      <w:r>
-        <w:rPr>
-          <w:lang w:val="pt_PT" w:bidi="pt_PT"/>
-        </w:rPr>
-      </w:r>
-      <w:r>
-        <w:rPr>
-          <w:b/>
-          <w:lang w:val="pt_PT" w:bidi="pt_PT"/>
-        </w:rPr>
         <w:t>"existem muitos".</w:t>
       </w:r>
     </w:p>
@@ -35926,21 +31218,6 @@
           <w:b/>
           <w:lang w:val="pt_PT" w:bidi="pt_PT"/>
         </w:rPr>
-        <w:t>νῦν δὲ καὶ κλαίων</w:t>
-      </w:r>
-    </w:p>
-    <w:p>
-      <w:pPr/>
-      <w:r>
-        <w:rPr>
-          <w:lang w:val="pt_PT" w:bidi="pt_PT"/>
-        </w:rPr>
-      </w:r>
-      <w:r>
-        <w:rPr>
-          <w:b/>
-          <w:lang w:val="pt_PT" w:bidi="pt_PT"/>
-        </w:rPr>
         <w:t>"e agora repito, chorando".</w:t>
       </w:r>
     </w:p>
@@ -36004,21 +31281,6 @@
           <w:b/>
           <w:lang w:val="pt_PT" w:bidi="pt_PT"/>
         </w:rPr>
-        <w:t>τοὺς ἐχθροὺς τοῦ σταυροῦ τοῦ Χριστοῦ</w:t>
-      </w:r>
-    </w:p>
-    <w:p>
-      <w:pPr/>
-      <w:r>
-        <w:rPr>
-          <w:lang w:val="pt_PT" w:bidi="pt_PT"/>
-        </w:rPr>
-      </w:r>
-      <w:r>
-        <w:rPr>
-          <w:b/>
-          <w:lang w:val="pt_PT" w:bidi="pt_PT"/>
-        </w:rPr>
         <w:t>"existem muitos que, pela sua maneira de viver, se tornam inimigos da mensagem da morte de Cristo na cruz".</w:t>
       </w:r>
     </w:p>
@@ -36141,21 +31403,6 @@
           <w:b/>
           <w:lang w:val="pt_PT" w:bidi="pt_PT"/>
         </w:rPr>
-        <w:t>ὧν τὸ τέλος ἀπώλεια</w:t>
-      </w:r>
-    </w:p>
-    <w:p>
-      <w:pPr/>
-      <w:r>
-        <w:rPr>
-          <w:lang w:val="pt_PT" w:bidi="pt_PT"/>
-        </w:rPr>
-      </w:r>
-      <w:r>
-        <w:rPr>
-          <w:b/>
-          <w:lang w:val="pt_PT" w:bidi="pt_PT"/>
-        </w:rPr>
         <w:t>"Eles vão para a destruição no inferno".</w:t>
       </w:r>
     </w:p>
@@ -36239,21 +31486,6 @@
           <w:b/>
           <w:lang w:val="pt_PT" w:bidi="pt_PT"/>
         </w:rPr>
-        <w:t>ὧν τὸ τέλος ἀπώλεια</w:t>
-      </w:r>
-    </w:p>
-    <w:p>
-      <w:pPr/>
-      <w:r>
-        <w:rPr>
-          <w:lang w:val="pt_PT" w:bidi="pt_PT"/>
-        </w:rPr>
-      </w:r>
-      <w:r>
-        <w:rPr>
-          <w:b/>
-          <w:lang w:val="pt_PT" w:bidi="pt_PT"/>
-        </w:rPr>
         <w:t>"Eles vão para a destruição no inferno".</w:t>
       </w:r>
     </w:p>
@@ -36350,21 +31582,6 @@
           <w:b/>
           <w:lang w:val="pt_PT" w:bidi="pt_PT"/>
         </w:rPr>
-        <w:t>ὧν ὁ Θεὸς ἡ κοιλία</w:t>
-      </w:r>
-    </w:p>
-    <w:p>
-      <w:pPr/>
-      <w:r>
-        <w:rPr>
-          <w:lang w:val="pt_PT" w:bidi="pt_PT"/>
-        </w:rPr>
-      </w:r>
-      <w:r>
-        <w:rPr>
-          <w:b/>
-          <w:lang w:val="pt_PT" w:bidi="pt_PT"/>
-        </w:rPr>
         <w:t>"porque o deus deles são os desejos do corpo".</w:t>
       </w:r>
     </w:p>
@@ -36461,21 +31678,6 @@
           <w:b/>
           <w:lang w:val="pt_PT" w:bidi="pt_PT"/>
         </w:rPr>
-        <w:t>ἡ δόξα ἐν τῇ αἰσχύνῃ αὐτῶν</w:t>
-      </w:r>
-    </w:p>
-    <w:p>
-      <w:pPr/>
-      <w:r>
-        <w:rPr>
-          <w:lang w:val="pt_PT" w:bidi="pt_PT"/>
-        </w:rPr>
-      </w:r>
-      <w:r>
-        <w:rPr>
-          <w:b/>
-          <w:lang w:val="pt_PT" w:bidi="pt_PT"/>
-        </w:rPr>
         <w:t>"Eles têm orgulho daquilo que devia ser uma vergonha para eles".</w:t>
       </w:r>
     </w:p>
@@ -36572,21 +31774,6 @@
           <w:b/>
           <w:lang w:val="pt_PT" w:bidi="pt_PT"/>
         </w:rPr>
-        <w:t>ἡ δόξα ἐν τῇ αἰσχύνῃ αὐτῶν</w:t>
-      </w:r>
-    </w:p>
-    <w:p>
-      <w:pPr/>
-      <w:r>
-        <w:rPr>
-          <w:lang w:val="pt_PT" w:bidi="pt_PT"/>
-        </w:rPr>
-      </w:r>
-      <w:r>
-        <w:rPr>
-          <w:b/>
-          <w:lang w:val="pt_PT" w:bidi="pt_PT"/>
-        </w:rPr>
         <w:t>"Eles têm orgulho daquilo que devia ser uma vergonha para eles".</w:t>
       </w:r>
     </w:p>
@@ -36683,21 +31870,6 @@
           <w:b/>
           <w:lang w:val="pt_PT" w:bidi="pt_PT"/>
         </w:rPr>
-        <w:t>ἡ δόξα ἐν τῇ αἰσχύνῃ αὐτῶν</w:t>
-      </w:r>
-    </w:p>
-    <w:p>
-      <w:pPr/>
-      <w:r>
-        <w:rPr>
-          <w:lang w:val="pt_PT" w:bidi="pt_PT"/>
-        </w:rPr>
-      </w:r>
-      <w:r>
-        <w:rPr>
-          <w:b/>
-          <w:lang w:val="pt_PT" w:bidi="pt_PT"/>
-        </w:rPr>
         <w:t>"Eles têm orgulho daquilo que devia ser uma vergonha para eles".</w:t>
       </w:r>
     </w:p>
@@ -36794,21 +31966,6 @@
           <w:b/>
           <w:lang w:val="pt_PT" w:bidi="pt_PT"/>
         </w:rPr>
-        <w:t>οἱ τὰ ἐπίγεια φρονοῦντες</w:t>
-      </w:r>
-    </w:p>
-    <w:p>
-      <w:pPr/>
-      <w:r>
-        <w:rPr>
-          <w:lang w:val="pt_PT" w:bidi="pt_PT"/>
-        </w:rPr>
-      </w:r>
-      <w:r>
-        <w:rPr>
-          <w:b/>
-          <w:lang w:val="pt_PT" w:bidi="pt_PT"/>
-        </w:rPr>
         <w:t>"e pensam somente nas coisas que são deste mundo".</w:t>
       </w:r>
     </w:p>
@@ -36988,21 +32145,6 @@
           <w:b/>
           <w:lang w:val="pt_PT" w:bidi="pt_PT"/>
         </w:rPr>
-        <w:t>ἡμῶν &amp; ἀπεκδεχόμεθα</w:t>
-      </w:r>
-    </w:p>
-    <w:p>
-      <w:pPr/>
-      <w:r>
-        <w:rPr>
-          <w:lang w:val="pt_PT" w:bidi="pt_PT"/>
-        </w:rPr>
-      </w:r>
-      <w:r>
-        <w:rPr>
-          <w:b/>
-          <w:lang w:val="pt_PT" w:bidi="pt_PT"/>
-        </w:rPr>
         <w:t>"nós"</w:t>
       </w:r>
       <w:r>
@@ -37164,21 +32306,6 @@
           <w:b/>
           <w:lang w:val="pt_PT" w:bidi="pt_PT"/>
         </w:rPr>
-        <w:t>πολίτευμα</w:t>
-      </w:r>
-    </w:p>
-    <w:p>
-      <w:pPr/>
-      <w:r>
-        <w:rPr>
-          <w:lang w:val="pt_PT" w:bidi="pt_PT"/>
-        </w:rPr>
-      </w:r>
-      <w:r>
-        <w:rPr>
-          <w:b/>
-          <w:lang w:val="pt_PT" w:bidi="pt_PT"/>
-        </w:rPr>
         <w:t>"somos cidadãos".</w:t>
       </w:r>
     </w:p>
@@ -37262,21 +32389,6 @@
           <w:b/>
           <w:lang w:val="pt_PT" w:bidi="pt_PT"/>
         </w:rPr>
-        <w:t>σώματι τῆς δόξης αὐτοῦ</w:t>
-      </w:r>
-    </w:p>
-    <w:p>
-      <w:pPr/>
-      <w:r>
-        <w:rPr>
-          <w:lang w:val="pt_PT" w:bidi="pt_PT"/>
-        </w:rPr>
-      </w:r>
-      <w:r>
-        <w:rPr>
-          <w:b/>
-          <w:lang w:val="pt_PT" w:bidi="pt_PT"/>
-        </w:rPr>
         <w:t>"ao seu próprio corpo glorioso".</w:t>
       </w:r>
     </w:p>
@@ -37373,21 +32485,6 @@
           <w:b/>
           <w:lang w:val="pt_PT" w:bidi="pt_PT"/>
         </w:rPr>
-        <w:t>τοῦ δύνασθαι αὐτὸν</w:t>
-      </w:r>
-    </w:p>
-    <w:p>
-      <w:pPr/>
-      <w:r>
-        <w:rPr>
-          <w:lang w:val="pt_PT" w:bidi="pt_PT"/>
-        </w:rPr>
-      </w:r>
-      <w:r>
-        <w:rPr>
-          <w:b/>
-          <w:lang w:val="pt_PT" w:bidi="pt_PT"/>
-        </w:rPr>
         <w:t>"usando para isso o mesmo poder que ele tem para dominar todas as coisas".</w:t>
       </w:r>
     </w:p>
@@ -37470,21 +32567,6 @@
         <w:rPr>
           <w:lang w:val="pt_PT" w:bidi="pt_PT"/>
         </w:rPr>
-      </w:r>
-    </w:p>
-    <w:p>
-      <w:pPr/>
-      <w:r>
-        <w:rPr>
-          <w:lang w:val="pt_PT" w:bidi="pt_PT"/>
-        </w:rPr>
-      </w:r>
-      <w:r>
-        <w:rPr>
-          <w:b/>
-          <w:lang w:val="pt_PT" w:bidi="pt_PT"/>
-        </w:rPr>
-        <w:t>ὥστε</w:t>
       </w:r>
     </w:p>
     <w:p>
@@ -37709,21 +32791,6 @@
           <w:b/>
           <w:lang w:val="pt_PT" w:bidi="pt_PT"/>
         </w:rPr>
-        <w:t>ἀγαπητοὶ καὶ ἐπιπόθητοι</w:t>
-      </w:r>
-    </w:p>
-    <w:p>
-      <w:pPr/>
-      <w:r>
-        <w:rPr>
-          <w:lang w:val="pt_PT" w:bidi="pt_PT"/>
-        </w:rPr>
-      </w:r>
-      <w:r>
-        <w:rPr>
-          <w:b/>
-          <w:lang w:val="pt_PT" w:bidi="pt_PT"/>
-        </w:rPr>
         <w:t>"Meus queridos".</w:t>
       </w:r>
     </w:p>
@@ -37787,21 +32854,6 @@
           <w:b/>
           <w:lang w:val="pt_PT" w:bidi="pt_PT"/>
         </w:rPr>
-        <w:t>χαρὰ καὶ στέφανός μου</w:t>
-      </w:r>
-    </w:p>
-    <w:p>
-      <w:pPr/>
-      <w:r>
-        <w:rPr>
-          <w:lang w:val="pt_PT" w:bidi="pt_PT"/>
-        </w:rPr>
-      </w:r>
-      <w:r>
-        <w:rPr>
-          <w:b/>
-          <w:lang w:val="pt_PT" w:bidi="pt_PT"/>
-        </w:rPr>
         <w:t>"Vocês me fazem tão feliz, e eu me orgulho muito de vocês!".</w:t>
       </w:r>
     </w:p>
@@ -37885,21 +32937,6 @@
           <w:b/>
           <w:lang w:val="pt_PT" w:bidi="pt_PT"/>
         </w:rPr>
-        <w:t>χαρὰ καὶ στέφανός μου</w:t>
-      </w:r>
-    </w:p>
-    <w:p>
-      <w:pPr/>
-      <w:r>
-        <w:rPr>
-          <w:lang w:val="pt_PT" w:bidi="pt_PT"/>
-        </w:rPr>
-      </w:r>
-      <w:r>
-        <w:rPr>
-          <w:b/>
-          <w:lang w:val="pt_PT" w:bidi="pt_PT"/>
-        </w:rPr>
         <w:t>"Vocês me fazem tão feliz, e eu me orgulho muito de vocês!".</w:t>
       </w:r>
     </w:p>
@@ -37996,21 +33033,6 @@
           <w:b/>
           <w:lang w:val="pt_PT" w:bidi="pt_PT"/>
         </w:rPr>
-        <w:t>στέφανός</w:t>
-      </w:r>
-    </w:p>
-    <w:p>
-      <w:pPr/>
-      <w:r>
-        <w:rPr>
-          <w:lang w:val="pt_PT" w:bidi="pt_PT"/>
-        </w:rPr>
-      </w:r>
-      <w:r>
-        <w:rPr>
-          <w:b/>
-          <w:lang w:val="pt_PT" w:bidi="pt_PT"/>
-        </w:rPr>
         <w:t>"me orgulho muito".</w:t>
       </w:r>
     </w:p>
@@ -38133,21 +33155,6 @@
           <w:b/>
           <w:lang w:val="pt_PT" w:bidi="pt_PT"/>
         </w:rPr>
-        <w:t>οὕτως στήκετε ἐν Κυρίῳ, ἀγαπητοί</w:t>
-      </w:r>
-    </w:p>
-    <w:p>
-      <w:pPr/>
-      <w:r>
-        <w:rPr>
-          <w:lang w:val="pt_PT" w:bidi="pt_PT"/>
-        </w:rPr>
-      </w:r>
-      <w:r>
-        <w:rPr>
-          <w:b/>
-          <w:lang w:val="pt_PT" w:bidi="pt_PT"/>
-        </w:rPr>
         <w:t>"Portanto, continuem todos firmes".</w:t>
       </w:r>
     </w:p>
@@ -38197,21 +33204,6 @@
         <w:rPr>
           <w:lang w:val="pt_PT" w:bidi="pt_PT"/>
         </w:rPr>
-      </w:r>
-    </w:p>
-    <w:p>
-      <w:pPr/>
-      <w:r>
-        <w:rPr>
-          <w:lang w:val="pt_PT" w:bidi="pt_PT"/>
-        </w:rPr>
-      </w:r>
-      <w:r>
-        <w:rPr>
-          <w:b/>
-          <w:lang w:val="pt_PT" w:bidi="pt_PT"/>
-        </w:rPr>
-        <w:t>οὕτως στήκετε ἐν Κυρίῳ, ἀγαπητοί</w:t>
       </w:r>
     </w:p>
     <w:p>
@@ -38334,21 +33326,6 @@
           <w:b/>
           <w:lang w:val="pt_PT" w:bidi="pt_PT"/>
         </w:rPr>
-        <w:t>στήκετε</w:t>
-      </w:r>
-    </w:p>
-    <w:p>
-      <w:pPr/>
-      <w:r>
-        <w:rPr>
-          <w:lang w:val="pt_PT" w:bidi="pt_PT"/>
-        </w:rPr>
-      </w:r>
-      <w:r>
-        <w:rPr>
-          <w:b/>
-          <w:lang w:val="pt_PT" w:bidi="pt_PT"/>
-        </w:rPr>
         <w:t>"continuem todos firmes".</w:t>
       </w:r>
     </w:p>
@@ -38445,21 +33422,6 @@
           <w:b/>
           <w:lang w:val="pt_PT" w:bidi="pt_PT"/>
         </w:rPr>
-        <w:t>στήκετε</w:t>
-      </w:r>
-    </w:p>
-    <w:p>
-      <w:pPr/>
-      <w:r>
-        <w:rPr>
-          <w:lang w:val="pt_PT" w:bidi="pt_PT"/>
-        </w:rPr>
-      </w:r>
-      <w:r>
-        <w:rPr>
-          <w:b/>
-          <w:lang w:val="pt_PT" w:bidi="pt_PT"/>
-        </w:rPr>
         <w:t>"continuem todos firmes".</w:t>
       </w:r>
     </w:p>
@@ -38556,21 +33518,6 @@
           <w:b/>
           <w:lang w:val="pt_PT" w:bidi="pt_PT"/>
         </w:rPr>
-        <w:t>οὕτως στήκετε ἐν Κυρίῳ</w:t>
-      </w:r>
-    </w:p>
-    <w:p>
-      <w:pPr/>
-      <w:r>
-        <w:rPr>
-          <w:lang w:val="pt_PT" w:bidi="pt_PT"/>
-        </w:rPr>
-      </w:r>
-      <w:r>
-        <w:rPr>
-          <w:b/>
-          <w:lang w:val="pt_PT" w:bidi="pt_PT"/>
-        </w:rPr>
         <w:t>"Portanto, continuem todos firmes, vivendo unidos com o Senhor".</w:t>
       </w:r>
     </w:p>
@@ -38634,21 +33581,6 @@
           <w:b/>
           <w:lang w:val="pt_PT" w:bidi="pt_PT"/>
         </w:rPr>
-        <w:t>Εὐοδίαν &amp; Συντύχην</w:t>
-      </w:r>
-    </w:p>
-    <w:p>
-      <w:pPr/>
-      <w:r>
-        <w:rPr>
-          <w:lang w:val="pt_PT" w:bidi="pt_PT"/>
-        </w:rPr>
-      </w:r>
-      <w:r>
-        <w:rPr>
-          <w:b/>
-          <w:lang w:val="pt_PT" w:bidi="pt_PT"/>
-        </w:rPr>
         <w:t>"Evódia"</w:t>
       </w:r>
       <w:r>
@@ -38765,21 +33697,6 @@
           <w:b/>
           <w:lang w:val="pt_PT" w:bidi="pt_PT"/>
         </w:rPr>
-        <w:t>σέ</w:t>
-      </w:r>
-    </w:p>
-    <w:p>
-      <w:pPr/>
-      <w:r>
-        <w:rPr>
-          <w:lang w:val="pt_PT" w:bidi="pt_PT"/>
-        </w:rPr>
-      </w:r>
-      <w:r>
-        <w:rPr>
-          <w:b/>
-          <w:lang w:val="pt_PT" w:bidi="pt_PT"/>
-        </w:rPr>
         <w:t>"você".</w:t>
       </w:r>
     </w:p>
@@ -38902,21 +33819,6 @@
           <w:b/>
           <w:lang w:val="pt_PT" w:bidi="pt_PT"/>
         </w:rPr>
-        <w:t>γνήσιε σύνζυγε</w:t>
-      </w:r>
-    </w:p>
-    <w:p>
-      <w:pPr/>
-      <w:r>
-        <w:rPr>
-          <w:lang w:val="pt_PT" w:bidi="pt_PT"/>
-        </w:rPr>
-      </w:r>
-      <w:r>
-        <w:rPr>
-          <w:b/>
-          <w:lang w:val="pt_PT" w:bidi="pt_PT"/>
-        </w:rPr>
         <w:t>"meu fiel companheiro".</w:t>
       </w:r>
     </w:p>
@@ -38993,21 +33895,6 @@
           <w:b/>
           <w:lang w:val="pt_PT" w:bidi="pt_PT"/>
         </w:rPr>
-        <w:t>αἵτινες ἐν τῷ εὐαγγελίῳ συνήθλησάν μοι</w:t>
-      </w:r>
-    </w:p>
-    <w:p>
-      <w:pPr/>
-      <w:r>
-        <w:rPr>
-          <w:lang w:val="pt_PT" w:bidi="pt_PT"/>
-        </w:rPr>
-      </w:r>
-      <w:r>
-        <w:rPr>
-          <w:b/>
-          <w:lang w:val="pt_PT" w:bidi="pt_PT"/>
-        </w:rPr>
         <w:t>"</w:t>
       </w:r>
       <w:r>
@@ -39104,21 +33991,6 @@
         <w:rPr>
           <w:lang w:val="pt_PT" w:bidi="pt_PT"/>
         </w:rPr>
-      </w:r>
-    </w:p>
-    <w:p>
-      <w:pPr/>
-      <w:r>
-        <w:rPr>
-          <w:lang w:val="pt_PT" w:bidi="pt_PT"/>
-        </w:rPr>
-      </w:r>
-      <w:r>
-        <w:rPr>
-          <w:b/>
-          <w:lang w:val="pt_PT" w:bidi="pt_PT"/>
-        </w:rPr>
-        <w:t>τῷ εὐαγγελίῳ</w:t>
       </w:r>
     </w:p>
     <w:p>
@@ -39323,21 +34195,6 @@
           <w:b/>
           <w:lang w:val="pt_PT" w:bidi="pt_PT"/>
         </w:rPr>
-        <w:t>Κλήμεντος</w:t>
-      </w:r>
-    </w:p>
-    <w:p>
-      <w:pPr/>
-      <w:r>
-        <w:rPr>
-          <w:lang w:val="pt_PT" w:bidi="pt_PT"/>
-        </w:rPr>
-      </w:r>
-      <w:r>
-        <w:rPr>
-          <w:b/>
-          <w:lang w:val="pt_PT" w:bidi="pt_PT"/>
-        </w:rPr>
         <w:t>"Clemente".</w:t>
       </w:r>
     </w:p>
@@ -39414,21 +34271,6 @@
         <w:rPr>
           <w:lang w:val="pt_PT" w:bidi="pt_PT"/>
         </w:rPr>
-      </w:r>
-    </w:p>
-    <w:p>
-      <w:pPr/>
-      <w:r>
-        <w:rPr>
-          <w:lang w:val="pt_PT" w:bidi="pt_PT"/>
-        </w:rPr>
-      </w:r>
-      <w:r>
-        <w:rPr>
-          <w:b/>
-          <w:lang w:val="pt_PT" w:bidi="pt_PT"/>
-        </w:rPr>
-        <w:t>ὧν τὰ ὀνόματα ἐν βίβλῳ ζωῆς</w:t>
       </w:r>
     </w:p>
     <w:p>
@@ -39628,21 +34470,6 @@
           <w:b/>
           <w:lang w:val="pt_PT" w:bidi="pt_PT"/>
         </w:rPr>
-        <w:t>χαίρετε ἐν Κυρίῳ πάντοτε, πάλιν ἐρῶ, χαίρετε!</w:t>
-      </w:r>
-    </w:p>
-    <w:p>
-      <w:pPr/>
-      <w:r>
-        <w:rPr>
-          <w:lang w:val="pt_PT" w:bidi="pt_PT"/>
-        </w:rPr>
-      </w:r>
-      <w:r>
-        <w:rPr>
-          <w:b/>
-          <w:lang w:val="pt_PT" w:bidi="pt_PT"/>
-        </w:rPr>
         <w:t>"</w:t>
       </w:r>
       <w:r>
@@ -39753,21 +34580,6 @@
           <w:b/>
           <w:lang w:val="pt_PT" w:bidi="pt_PT"/>
         </w:rPr>
-        <w:t>τὸ ἐπιεικὲς ὑμῶν γνωσθήτω</w:t>
-      </w:r>
-    </w:p>
-    <w:p>
-      <w:pPr/>
-      <w:r>
-        <w:rPr>
-          <w:lang w:val="pt_PT" w:bidi="pt_PT"/>
-        </w:rPr>
-      </w:r>
-      <w:r>
-        <w:rPr>
-          <w:b/>
-          <w:lang w:val="pt_PT" w:bidi="pt_PT"/>
-        </w:rPr>
         <w:t>"</w:t>
       </w:r>
       <w:r>
@@ -39878,21 +34690,6 @@
           <w:b/>
           <w:lang w:val="pt_PT" w:bidi="pt_PT"/>
         </w:rPr>
-        <w:t>πᾶσιν ἀνθρώποις</w:t>
-      </w:r>
-    </w:p>
-    <w:p>
-      <w:pPr/>
-      <w:r>
-        <w:rPr>
-          <w:lang w:val="pt_PT" w:bidi="pt_PT"/>
-        </w:rPr>
-      </w:r>
-      <w:r>
-        <w:rPr>
-          <w:b/>
-          <w:lang w:val="pt_PT" w:bidi="pt_PT"/>
-        </w:rPr>
         <w:t>"com todos".</w:t>
       </w:r>
     </w:p>
@@ -40002,21 +34799,6 @@
           <w:b/>
           <w:lang w:val="pt_PT" w:bidi="pt_PT"/>
         </w:rPr>
-        <w:t>ὁ Κύριος ἐγγύς</w:t>
-      </w:r>
-    </w:p>
-    <w:p>
-      <w:pPr/>
-      <w:r>
-        <w:rPr>
-          <w:lang w:val="pt_PT" w:bidi="pt_PT"/>
-        </w:rPr>
-      </w:r>
-      <w:r>
-        <w:rPr>
-          <w:b/>
-          <w:lang w:val="pt_PT" w:bidi="pt_PT"/>
-        </w:rPr>
         <w:t>"</w:t>
       </w:r>
       <w:r>
@@ -40120,21 +34902,6 @@
           <w:b/>
           <w:lang w:val="pt_PT" w:bidi="pt_PT"/>
         </w:rPr>
-        <w:t>μηδὲν μεριμνᾶτε</w:t>
-      </w:r>
-    </w:p>
-    <w:p>
-      <w:pPr/>
-      <w:r>
-        <w:rPr>
-          <w:lang w:val="pt_PT" w:bidi="pt_PT"/>
-        </w:rPr>
-      </w:r>
-      <w:r>
-        <w:rPr>
-          <w:b/>
-          <w:lang w:val="pt_PT" w:bidi="pt_PT"/>
-        </w:rPr>
         <w:t>"Não se preocupem com nada".</w:t>
       </w:r>
     </w:p>
@@ -40231,21 +34998,6 @@
           <w:b/>
           <w:lang w:val="pt_PT" w:bidi="pt_PT"/>
         </w:rPr>
-        <w:t>ἀλλ’</w:t>
-      </w:r>
-    </w:p>
-    <w:p>
-      <w:pPr/>
-      <w:r>
-        <w:rPr>
-          <w:lang w:val="pt_PT" w:bidi="pt_PT"/>
-        </w:rPr>
-      </w:r>
-      <w:r>
-        <w:rPr>
-          <w:b/>
-          <w:lang w:val="pt_PT" w:bidi="pt_PT"/>
-        </w:rPr>
         <w:t>"mas".</w:t>
       </w:r>
     </w:p>
@@ -40368,21 +35120,6 @@
           <w:b/>
           <w:lang w:val="pt_PT" w:bidi="pt_PT"/>
         </w:rPr>
-        <w:t>ἐν παντὶ</w:t>
-      </w:r>
-    </w:p>
-    <w:p>
-      <w:pPr/>
-      <w:r>
-        <w:rPr>
-          <w:lang w:val="pt_PT" w:bidi="pt_PT"/>
-        </w:rPr>
-      </w:r>
-      <w:r>
-        <w:rPr>
-          <w:b/>
-          <w:lang w:val="pt_PT" w:bidi="pt_PT"/>
-        </w:rPr>
         <w:t>"em todas".</w:t>
       </w:r>
     </w:p>
@@ -40492,21 +35229,6 @@
           <w:b/>
           <w:lang w:val="pt_PT" w:bidi="pt_PT"/>
         </w:rPr>
-        <w:t>τῇ προσευχῇ καὶ τῇ δεήσει</w:t>
-      </w:r>
-    </w:p>
-    <w:p>
-      <w:pPr/>
-      <w:r>
-        <w:rPr>
-          <w:lang w:val="pt_PT" w:bidi="pt_PT"/>
-        </w:rPr>
-      </w:r>
-      <w:r>
-        <w:rPr>
-          <w:b/>
-          <w:lang w:val="pt_PT" w:bidi="pt_PT"/>
-        </w:rPr>
         <w:t>"</w:t>
       </w:r>
       <w:r>
@@ -40630,21 +35352,6 @@
           <w:b/>
           <w:lang w:val="pt_PT" w:bidi="pt_PT"/>
         </w:rPr>
-        <w:t>τῇ προσευχῇ καὶ τῇ δεήσει</w:t>
-      </w:r>
-    </w:p>
-    <w:p>
-      <w:pPr/>
-      <w:r>
-        <w:rPr>
-          <w:lang w:val="pt_PT" w:bidi="pt_PT"/>
-        </w:rPr>
-      </w:r>
-      <w:r>
-        <w:rPr>
-          <w:b/>
-          <w:lang w:val="pt_PT" w:bidi="pt_PT"/>
-        </w:rPr>
         <w:t>"</w:t>
       </w:r>
       <w:r>
@@ -40755,21 +35462,6 @@
           <w:b/>
           <w:lang w:val="pt_PT" w:bidi="pt_PT"/>
         </w:rPr>
-        <w:t>τῇ προσευχῇ καὶ τῇ δεήσει</w:t>
-      </w:r>
-    </w:p>
-    <w:p>
-      <w:pPr/>
-      <w:r>
-        <w:rPr>
-          <w:lang w:val="pt_PT" w:bidi="pt_PT"/>
-        </w:rPr>
-      </w:r>
-      <w:r>
-        <w:rPr>
-          <w:b/>
-          <w:lang w:val="pt_PT" w:bidi="pt_PT"/>
-        </w:rPr>
         <w:t>"</w:t>
       </w:r>
       <w:r>
@@ -40893,21 +35585,6 @@
           <w:b/>
           <w:lang w:val="pt_PT" w:bidi="pt_PT"/>
         </w:rPr>
-        <w:t>μετὰ εὐχαριστίας</w:t>
-      </w:r>
-    </w:p>
-    <w:p>
-      <w:pPr/>
-      <w:r>
-        <w:rPr>
-          <w:lang w:val="pt_PT" w:bidi="pt_PT"/>
-        </w:rPr>
-      </w:r>
-      <w:r>
-        <w:rPr>
-          <w:b/>
-          <w:lang w:val="pt_PT" w:bidi="pt_PT"/>
-        </w:rPr>
         <w:t>"com coração agradecido".</w:t>
       </w:r>
     </w:p>
@@ -41017,21 +35694,6 @@
           <w:b/>
           <w:lang w:val="pt_PT" w:bidi="pt_PT"/>
         </w:rPr>
-        <w:t>τὰ αἰτήματα ὑμῶν γνωριζέσθω</w:t>
-      </w:r>
-    </w:p>
-    <w:p>
-      <w:pPr/>
-      <w:r>
-        <w:rPr>
-          <w:lang w:val="pt_PT" w:bidi="pt_PT"/>
-        </w:rPr>
-      </w:r>
-      <w:r>
-        <w:rPr>
-          <w:b/>
-          <w:lang w:val="pt_PT" w:bidi="pt_PT"/>
-        </w:rPr>
         <w:t>"</w:t>
       </w:r>
       <w:r>
@@ -41142,21 +35804,6 @@
           <w:b/>
           <w:lang w:val="pt_PT" w:bidi="pt_PT"/>
         </w:rPr>
-        <w:t>τὰ αἰτήματα ὑμῶν γνωριζέσθω πρὸς τὸν Θεόν</w:t>
-      </w:r>
-    </w:p>
-    <w:p>
-      <w:pPr/>
-      <w:r>
-        <w:rPr>
-          <w:lang w:val="pt_PT" w:bidi="pt_PT"/>
-        </w:rPr>
-      </w:r>
-      <w:r>
-        <w:rPr>
-          <w:b/>
-          <w:lang w:val="pt_PT" w:bidi="pt_PT"/>
-        </w:rPr>
         <w:t>"</w:t>
       </w:r>
       <w:r>
@@ -41280,21 +35927,6 @@
           <w:b/>
           <w:lang w:val="pt_PT" w:bidi="pt_PT"/>
         </w:rPr>
-        <w:t>καὶ</w:t>
-      </w:r>
-    </w:p>
-    <w:p>
-      <w:pPr/>
-      <w:r>
-        <w:rPr>
-          <w:lang w:val="pt_PT" w:bidi="pt_PT"/>
-        </w:rPr>
-      </w:r>
-      <w:r>
-        <w:rPr>
-          <w:b/>
-          <w:lang w:val="pt_PT" w:bidi="pt_PT"/>
-        </w:rPr>
         <w:t>"E".</w:t>
       </w:r>
     </w:p>
@@ -41487,21 +36119,6 @@
           <w:b/>
           <w:lang w:val="pt_PT" w:bidi="pt_PT"/>
         </w:rPr>
-        <w:t>Θεοῦ ἡ ὑπερέχουσα πάντα νοῦν</w:t>
-      </w:r>
-    </w:p>
-    <w:p>
-      <w:pPr/>
-      <w:r>
-        <w:rPr>
-          <w:lang w:val="pt_PT" w:bidi="pt_PT"/>
-        </w:rPr>
-      </w:r>
-      <w:r>
-        <w:rPr>
-          <w:b/>
-          <w:lang w:val="pt_PT" w:bidi="pt_PT"/>
-        </w:rPr>
         <w:t xml:space="preserve">"a paz de Deus, </w:t>
       </w:r>
       <w:r>
@@ -41612,21 +36229,6 @@
           <w:b/>
           <w:lang w:val="pt_PT" w:bidi="pt_PT"/>
         </w:rPr>
-        <w:t>ἡ ὑπερέχουσα πάντα νοῦν</w:t>
-      </w:r>
-    </w:p>
-    <w:p>
-      <w:pPr/>
-      <w:r>
-        <w:rPr>
-          <w:lang w:val="pt_PT" w:bidi="pt_PT"/>
-        </w:rPr>
-      </w:r>
-      <w:r>
-        <w:rPr>
-          <w:b/>
-          <w:lang w:val="pt_PT" w:bidi="pt_PT"/>
-        </w:rPr>
         <w:t>"</w:t>
       </w:r>
       <w:r>
@@ -41717,21 +36319,6 @@
           <w:b/>
           <w:lang w:val="pt_PT" w:bidi="pt_PT"/>
         </w:rPr>
-        <w:t>ἡ ὑπερέχουσα πάντα νοῦν</w:t>
-      </w:r>
-    </w:p>
-    <w:p>
-      <w:pPr/>
-      <w:r>
-        <w:rPr>
-          <w:lang w:val="pt_PT" w:bidi="pt_PT"/>
-        </w:rPr>
-      </w:r>
-      <w:r>
-        <w:rPr>
-          <w:b/>
-          <w:lang w:val="pt_PT" w:bidi="pt_PT"/>
-        </w:rPr>
         <w:t>"</w:t>
       </w:r>
       <w:r>
@@ -41841,21 +36428,6 @@
         <w:rPr>
           <w:lang w:val="pt_PT" w:bidi="pt_PT"/>
         </w:rPr>
-      </w:r>
-    </w:p>
-    <w:p>
-      <w:pPr/>
-      <w:r>
-        <w:rPr>
-          <w:lang w:val="pt_PT" w:bidi="pt_PT"/>
-        </w:rPr>
-      </w:r>
-      <w:r>
-        <w:rPr>
-          <w:b/>
-          <w:lang w:val="pt_PT" w:bidi="pt_PT"/>
-        </w:rPr>
-        <w:t>φρουρήσει τὰς καρδίας ὑμῶν καὶ τὰ νοήματα ὑμῶν</w:t>
       </w:r>
     </w:p>
     <w:p>
@@ -42113,21 +36685,6 @@
           <w:b/>
           <w:lang w:val="pt_PT" w:bidi="pt_PT"/>
         </w:rPr>
-        <w:t>τὸ λοιπόν</w:t>
-      </w:r>
-    </w:p>
-    <w:p>
-      <w:pPr/>
-      <w:r>
-        <w:rPr>
-          <w:lang w:val="pt_PT" w:bidi="pt_PT"/>
-        </w:rPr>
-      </w:r>
-      <w:r>
-        <w:rPr>
-          <w:b/>
-          <w:lang w:val="pt_PT" w:bidi="pt_PT"/>
-        </w:rPr>
         <w:t>"Por último".</w:t>
       </w:r>
     </w:p>
@@ -42305,21 +36862,6 @@
           <w:b/>
           <w:lang w:val="pt_PT" w:bidi="pt_PT"/>
         </w:rPr>
-        <w:t>ὅσα ἐστὶν ἀληθῆ, ὅσα σεμνά, ὅσα δίκαια, ὅσα ἁγνά, ὅσα προσφιλῆ, ὅσα εὔφημα</w:t>
-      </w:r>
-    </w:p>
-    <w:p>
-      <w:pPr/>
-      <w:r>
-        <w:rPr>
-          <w:lang w:val="pt_PT" w:bidi="pt_PT"/>
-        </w:rPr>
-      </w:r>
-      <w:r>
-        <w:rPr>
-          <w:b/>
-          <w:lang w:val="pt_PT" w:bidi="pt_PT"/>
-        </w:rPr>
         <w:t>"</w:t>
       </w:r>
       <w:r>
@@ -42417,21 +36959,6 @@
           <w:b/>
           <w:lang w:val="pt_PT" w:bidi="pt_PT"/>
         </w:rPr>
-        <w:t>ὅσα προσφιλῆ</w:t>
-      </w:r>
-    </w:p>
-    <w:p>
-      <w:pPr/>
-      <w:r>
-        <w:rPr>
-          <w:lang w:val="pt_PT" w:bidi="pt_PT"/>
-        </w:rPr>
-      </w:r>
-      <w:r>
-        <w:rPr>
-          <w:b/>
-          <w:lang w:val="pt_PT" w:bidi="pt_PT"/>
-        </w:rPr>
         <w:t>"tudo o que é bom".</w:t>
       </w:r>
     </w:p>
@@ -42495,21 +37022,6 @@
           <w:b/>
           <w:lang w:val="pt_PT" w:bidi="pt_PT"/>
         </w:rPr>
-        <w:t>ὅσα εὔφημα</w:t>
-      </w:r>
-    </w:p>
-    <w:p>
-      <w:pPr/>
-      <w:r>
-        <w:rPr>
-          <w:lang w:val="pt_PT" w:bidi="pt_PT"/>
-        </w:rPr>
-      </w:r>
-      <w:r>
-        <w:rPr>
-          <w:b/>
-          <w:lang w:val="pt_PT" w:bidi="pt_PT"/>
-        </w:rPr>
         <w:t>"e merece elogios".</w:t>
       </w:r>
     </w:p>
@@ -42573,21 +37085,6 @@
           <w:b/>
           <w:lang w:val="pt_PT" w:bidi="pt_PT"/>
         </w:rPr>
-        <w:t>εἴ τις ἀρετὴ</w:t>
-      </w:r>
-    </w:p>
-    <w:p>
-      <w:pPr/>
-      <w:r>
-        <w:rPr>
-          <w:lang w:val="pt_PT" w:bidi="pt_PT"/>
-        </w:rPr>
-      </w:r>
-      <w:r>
-        <w:rPr>
-          <w:b/>
-          <w:lang w:val="pt_PT" w:bidi="pt_PT"/>
-        </w:rPr>
         <w:t>"</w:t>
       </w:r>
       <w:r>
@@ -42665,21 +37162,6 @@
           <w:b/>
           <w:lang w:val="pt_PT" w:bidi="pt_PT"/>
         </w:rPr>
-        <w:t>εἴ τις ἔπαινος</w:t>
-      </w:r>
-    </w:p>
-    <w:p>
-      <w:pPr/>
-      <w:r>
-        <w:rPr>
-          <w:lang w:val="pt_PT" w:bidi="pt_PT"/>
-        </w:rPr>
-      </w:r>
-      <w:r>
-        <w:rPr>
-          <w:b/>
-          <w:lang w:val="pt_PT" w:bidi="pt_PT"/>
-        </w:rPr>
         <w:t>"merece elogio".</w:t>
       </w:r>
     </w:p>
@@ -42743,21 +37225,6 @@
           <w:b/>
           <w:lang w:val="pt_PT" w:bidi="pt_PT"/>
         </w:rPr>
-        <w:t>λογίζεσθε</w:t>
-      </w:r>
-    </w:p>
-    <w:p>
-      <w:pPr/>
-      <w:r>
-        <w:rPr>
-          <w:lang w:val="pt_PT" w:bidi="pt_PT"/>
-        </w:rPr>
-      </w:r>
-      <w:r>
-        <w:rPr>
-          <w:b/>
-          <w:lang w:val="pt_PT" w:bidi="pt_PT"/>
-        </w:rPr>
         <w:t>"encham a mente de vocês".</w:t>
       </w:r>
     </w:p>
@@ -42867,21 +37334,6 @@
           <w:b/>
           <w:lang w:val="pt_PT" w:bidi="pt_PT"/>
         </w:rPr>
-        <w:t>ἃ καὶ ἐμάθετε καὶ παρελάβετε, καὶ ἠκούσατε καὶ εἴδετε, ἐν ἐμοί</w:t>
-      </w:r>
-    </w:p>
-    <w:p>
-      <w:pPr/>
-      <w:r>
-        <w:rPr>
-          <w:lang w:val="pt_PT" w:bidi="pt_PT"/>
-        </w:rPr>
-      </w:r>
-      <w:r>
-        <w:rPr>
-          <w:b/>
-          <w:lang w:val="pt_PT" w:bidi="pt_PT"/>
-        </w:rPr>
         <w:t>"</w:t>
       </w:r>
       <w:r>
@@ -42959,21 +37411,6 @@
           <w:b/>
           <w:lang w:val="pt_PT" w:bidi="pt_PT"/>
         </w:rPr>
-        <w:t>ἃ καὶ ἐμάθετε καὶ παρελάβετε</w:t>
-      </w:r>
-    </w:p>
-    <w:p>
-      <w:pPr/>
-      <w:r>
-        <w:rPr>
-          <w:lang w:val="pt_PT" w:bidi="pt_PT"/>
-        </w:rPr>
-      </w:r>
-      <w:r>
-        <w:rPr>
-          <w:b/>
-          <w:lang w:val="pt_PT" w:bidi="pt_PT"/>
-        </w:rPr>
         <w:t>"</w:t>
       </w:r>
       <w:r>
@@ -43097,21 +37534,6 @@
           <w:b/>
           <w:lang w:val="pt_PT" w:bidi="pt_PT"/>
         </w:rPr>
-        <w:t>ταῦτα πράσσετε</w:t>
-      </w:r>
-    </w:p>
-    <w:p>
-      <w:pPr/>
-      <w:r>
-        <w:rPr>
-          <w:lang w:val="pt_PT" w:bidi="pt_PT"/>
-        </w:rPr>
-      </w:r>
-      <w:r>
-        <w:rPr>
-          <w:b/>
-          <w:lang w:val="pt_PT" w:bidi="pt_PT"/>
-        </w:rPr>
         <w:t>"Ponham em prática".</w:t>
       </w:r>
     </w:p>
@@ -43175,21 +37597,6 @@
           <w:b/>
           <w:lang w:val="pt_PT" w:bidi="pt_PT"/>
         </w:rPr>
-        <w:t>πράσσετε</w:t>
-      </w:r>
-    </w:p>
-    <w:p>
-      <w:pPr/>
-      <w:r>
-        <w:rPr>
-          <w:lang w:val="pt_PT" w:bidi="pt_PT"/>
-        </w:rPr>
-      </w:r>
-      <w:r>
-        <w:rPr>
-          <w:b/>
-          <w:lang w:val="pt_PT" w:bidi="pt_PT"/>
-        </w:rPr>
         <w:t>"em prática".</w:t>
       </w:r>
     </w:p>
@@ -43286,21 +37693,6 @@
           <w:b/>
           <w:lang w:val="pt_PT" w:bidi="pt_PT"/>
         </w:rPr>
-        <w:t>καὶ</w:t>
-      </w:r>
-    </w:p>
-    <w:p>
-      <w:pPr/>
-      <w:r>
-        <w:rPr>
-          <w:lang w:val="pt_PT" w:bidi="pt_PT"/>
-        </w:rPr>
-      </w:r>
-      <w:r>
-        <w:rPr>
-          <w:b/>
-          <w:lang w:val="pt_PT" w:bidi="pt_PT"/>
-        </w:rPr>
         <w:t>"E".</w:t>
       </w:r>
     </w:p>
@@ -43397,21 +37789,6 @@
           <w:b/>
           <w:lang w:val="pt_PT" w:bidi="pt_PT"/>
         </w:rPr>
-        <w:t>ὁ Θεὸς τῆς εἰρήνης</w:t>
-      </w:r>
-    </w:p>
-    <w:p>
-      <w:pPr/>
-      <w:r>
-        <w:rPr>
-          <w:lang w:val="pt_PT" w:bidi="pt_PT"/>
-        </w:rPr>
-      </w:r>
-      <w:r>
-        <w:rPr>
-          <w:b/>
-          <w:lang w:val="pt_PT" w:bidi="pt_PT"/>
-        </w:rPr>
         <w:t>"</w:t>
       </w:r>
       <w:r>
@@ -43488,21 +37865,6 @@
         <w:rPr>
           <w:lang w:val="pt_PT" w:bidi="pt_PT"/>
         </w:rPr>
-      </w:r>
-    </w:p>
-    <w:p>
-      <w:pPr/>
-      <w:r>
-        <w:rPr>
-          <w:lang w:val="pt_PT" w:bidi="pt_PT"/>
-        </w:rPr>
-      </w:r>
-      <w:r>
-        <w:rPr>
-          <w:b/>
-          <w:lang w:val="pt_PT" w:bidi="pt_PT"/>
-        </w:rPr>
-        <w:t>καὶ ὁ Θεὸς τῆς εἰρήνης ἔσται μεθ’ ὑμῶν</w:t>
       </w:r>
     </w:p>
     <w:p>
@@ -43721,21 +38083,6 @@
           <w:b/>
           <w:lang w:val="pt_PT" w:bidi="pt_PT"/>
         </w:rPr>
-        <w:t>ὅτι ἤδη ποτὲ ἀνεθάλετε τὸ ὑπὲρ ἐμοῦ φρονεῖν</w:t>
-      </w:r>
-    </w:p>
-    <w:p>
-      <w:pPr/>
-      <w:r>
-        <w:rPr>
-          <w:lang w:val="pt_PT" w:bidi="pt_PT"/>
-        </w:rPr>
-      </w:r>
-      <w:r>
-        <w:rPr>
-          <w:b/>
-          <w:lang w:val="pt_PT" w:bidi="pt_PT"/>
-        </w:rPr>
         <w:t>"</w:t>
       </w:r>
       <w:r>
@@ -43813,21 +38160,6 @@
           <w:b/>
           <w:lang w:val="pt_PT" w:bidi="pt_PT"/>
         </w:rPr>
-        <w:t>ἐφ’ ᾧ καὶ ἐφρονεῖτε</w:t>
-      </w:r>
-    </w:p>
-    <w:p>
-      <w:pPr/>
-      <w:r>
-        <w:rPr>
-          <w:lang w:val="pt_PT" w:bidi="pt_PT"/>
-        </w:rPr>
-      </w:r>
-      <w:r>
-        <w:rPr>
-          <w:b/>
-          <w:lang w:val="pt_PT" w:bidi="pt_PT"/>
-        </w:rPr>
         <w:t>"</w:t>
       </w:r>
       <w:r>
@@ -43905,21 +38237,6 @@
           <w:b/>
           <w:lang w:val="pt_PT" w:bidi="pt_PT"/>
         </w:rPr>
-        <w:t>ἠκαιρεῖσθε δέ</w:t>
-      </w:r>
-    </w:p>
-    <w:p>
-      <w:pPr/>
-      <w:r>
-        <w:rPr>
-          <w:lang w:val="pt_PT" w:bidi="pt_PT"/>
-        </w:rPr>
-      </w:r>
-      <w:r>
-        <w:rPr>
-          <w:b/>
-          <w:lang w:val="pt_PT" w:bidi="pt_PT"/>
-        </w:rPr>
         <w:t>"</w:t>
       </w:r>
       <w:r>
@@ -44017,21 +38334,6 @@
           <w:b/>
           <w:lang w:val="pt_PT" w:bidi="pt_PT"/>
         </w:rPr>
-        <w:t>οὐχ ὅτι καθ’ ὑστέρησιν λέγω</w:t>
-      </w:r>
-    </w:p>
-    <w:p>
-      <w:pPr/>
-      <w:r>
-        <w:rPr>
-          <w:lang w:val="pt_PT" w:bidi="pt_PT"/>
-        </w:rPr>
-      </w:r>
-      <w:r>
-        <w:rPr>
-          <w:b/>
-          <w:lang w:val="pt_PT" w:bidi="pt_PT"/>
-        </w:rPr>
         <w:t>"</w:t>
       </w:r>
       <w:r>
@@ -44109,21 +38411,6 @@
           <w:b/>
           <w:lang w:val="pt_PT" w:bidi="pt_PT"/>
         </w:rPr>
-        <w:t>αὐτάρκης εἶναι</w:t>
-      </w:r>
-    </w:p>
-    <w:p>
-      <w:pPr/>
-      <w:r>
-        <w:rPr>
-          <w:lang w:val="pt_PT" w:bidi="pt_PT"/>
-        </w:rPr>
-      </w:r>
-      <w:r>
-        <w:rPr>
-          <w:b/>
-          <w:lang w:val="pt_PT" w:bidi="pt_PT"/>
-        </w:rPr>
         <w:t>"estar satisfeito".</w:t>
       </w:r>
     </w:p>
@@ -44187,21 +38474,6 @@
           <w:b/>
           <w:lang w:val="pt_PT" w:bidi="pt_PT"/>
         </w:rPr>
-        <w:t>ἐν οἷς εἰμι</w:t>
-      </w:r>
-    </w:p>
-    <w:p>
-      <w:pPr/>
-      <w:r>
-        <w:rPr>
-          <w:lang w:val="pt_PT" w:bidi="pt_PT"/>
-        </w:rPr>
-      </w:r>
-      <w:r>
-        <w:rPr>
-          <w:b/>
-          <w:lang w:val="pt_PT" w:bidi="pt_PT"/>
-        </w:rPr>
         <w:t>"</w:t>
       </w:r>
       <w:r>
@@ -44299,21 +38571,6 @@
           <w:b/>
           <w:lang w:val="pt_PT" w:bidi="pt_PT"/>
         </w:rPr>
-        <w:t>οἶδα καὶ</w:t>
-      </w:r>
-    </w:p>
-    <w:p>
-      <w:pPr/>
-      <w:r>
-        <w:rPr>
-          <w:lang w:val="pt_PT" w:bidi="pt_PT"/>
-        </w:rPr>
-      </w:r>
-      <w:r>
-        <w:rPr>
-          <w:b/>
-          <w:lang w:val="pt_PT" w:bidi="pt_PT"/>
-        </w:rPr>
         <w:t>"Sei o que é estar".</w:t>
       </w:r>
     </w:p>
@@ -44423,21 +38680,6 @@
           <w:b/>
           <w:lang w:val="pt_PT" w:bidi="pt_PT"/>
         </w:rPr>
-        <w:t>οἶδα καὶ ταπεινοῦσθαι, οἶδα καὶ περισσεύειν &amp; καὶ περισσεύειν καὶ ὑστερεῖσθαι</w:t>
-      </w:r>
-    </w:p>
-    <w:p>
-      <w:pPr/>
-      <w:r>
-        <w:rPr>
-          <w:lang w:val="pt_PT" w:bidi="pt_PT"/>
-        </w:rPr>
-      </w:r>
-      <w:r>
-        <w:rPr>
-          <w:b/>
-          <w:lang w:val="pt_PT" w:bidi="pt_PT"/>
-        </w:rPr>
         <w:t>"</w:t>
       </w:r>
       <w:r>
@@ -44555,21 +38797,6 @@
           <w:b/>
           <w:lang w:val="pt_PT" w:bidi="pt_PT"/>
         </w:rPr>
-        <w:t>οἶδα καὶ ταπεινοῦσθαι, οἶδα καὶ περισσεύειν</w:t>
-      </w:r>
-    </w:p>
-    <w:p>
-      <w:pPr/>
-      <w:r>
-        <w:rPr>
-          <w:lang w:val="pt_PT" w:bidi="pt_PT"/>
-        </w:rPr>
-      </w:r>
-      <w:r>
-        <w:rPr>
-          <w:b/>
-          <w:lang w:val="pt_PT" w:bidi="pt_PT"/>
-        </w:rPr>
         <w:t>"</w:t>
       </w:r>
       <w:r>
@@ -44693,21 +38920,6 @@
           <w:b/>
           <w:lang w:val="pt_PT" w:bidi="pt_PT"/>
         </w:rPr>
-        <w:t>ταπεινοῦσθαι</w:t>
-      </w:r>
-    </w:p>
-    <w:p>
-      <w:pPr/>
-      <w:r>
-        <w:rPr>
-          <w:lang w:val="pt_PT" w:bidi="pt_PT"/>
-        </w:rPr>
-      </w:r>
-      <w:r>
-        <w:rPr>
-          <w:b/>
-          <w:lang w:val="pt_PT" w:bidi="pt_PT"/>
-        </w:rPr>
         <w:t>"em qualquer situação".</w:t>
       </w:r>
     </w:p>
@@ -44817,21 +39029,6 @@
           <w:b/>
           <w:lang w:val="pt_PT" w:bidi="pt_PT"/>
         </w:rPr>
-        <w:t>ταπεινοῦσθαι</w:t>
-      </w:r>
-    </w:p>
-    <w:p>
-      <w:pPr/>
-      <w:r>
-        <w:rPr>
-          <w:lang w:val="pt_PT" w:bidi="pt_PT"/>
-        </w:rPr>
-      </w:r>
-      <w:r>
-        <w:rPr>
-          <w:b/>
-          <w:lang w:val="pt_PT" w:bidi="pt_PT"/>
-        </w:rPr>
         <w:t>"</w:t>
       </w:r>
       <w:r>
@@ -44955,21 +39152,6 @@
           <w:b/>
           <w:lang w:val="pt_PT" w:bidi="pt_PT"/>
         </w:rPr>
-        <w:t>χορτάζεσθαι καὶ πεινᾶν</w:t>
-      </w:r>
-    </w:p>
-    <w:p>
-      <w:pPr/>
-      <w:r>
-        <w:rPr>
-          <w:lang w:val="pt_PT" w:bidi="pt_PT"/>
-        </w:rPr>
-      </w:r>
-      <w:r>
-        <w:rPr>
-          <w:b/>
-          <w:lang w:val="pt_PT" w:bidi="pt_PT"/>
-        </w:rPr>
         <w:t>"</w:t>
       </w:r>
       <w:r>
@@ -45067,21 +39249,6 @@
           <w:b/>
           <w:lang w:val="pt_PT" w:bidi="pt_PT"/>
         </w:rPr>
-        <w:t>χορτάζεσθαι καὶ πεινᾶν</w:t>
-      </w:r>
-    </w:p>
-    <w:p>
-      <w:pPr/>
-      <w:r>
-        <w:rPr>
-          <w:lang w:val="pt_PT" w:bidi="pt_PT"/>
-        </w:rPr>
-      </w:r>
-      <w:r>
-        <w:rPr>
-          <w:b/>
-          <w:lang w:val="pt_PT" w:bidi="pt_PT"/>
-        </w:rPr>
         <w:t>"</w:t>
       </w:r>
       <w:r>
@@ -45205,21 +39372,6 @@
           <w:b/>
           <w:lang w:val="pt_PT" w:bidi="pt_PT"/>
         </w:rPr>
-        <w:t>περισσεύειν καὶ ὑστερεῖσθαι</w:t>
-      </w:r>
-    </w:p>
-    <w:p>
-      <w:pPr/>
-      <w:r>
-        <w:rPr>
-          <w:lang w:val="pt_PT" w:bidi="pt_PT"/>
-        </w:rPr>
-      </w:r>
-      <w:r>
-        <w:rPr>
-          <w:b/>
-          <w:lang w:val="pt_PT" w:bidi="pt_PT"/>
-        </w:rPr>
         <w:t>"q</w:t>
       </w:r>
       <w:r>
@@ -45317,21 +39469,6 @@
           <w:b/>
           <w:lang w:val="pt_PT" w:bidi="pt_PT"/>
         </w:rPr>
-        <w:t>περισσεύειν καὶ ὑστερεῖσθαι</w:t>
-      </w:r>
-    </w:p>
-    <w:p>
-      <w:pPr/>
-      <w:r>
-        <w:rPr>
-          <w:lang w:val="pt_PT" w:bidi="pt_PT"/>
-        </w:rPr>
-      </w:r>
-      <w:r>
-        <w:rPr>
-          <w:b/>
-          <w:lang w:val="pt_PT" w:bidi="pt_PT"/>
-        </w:rPr>
         <w:t>"</w:t>
       </w:r>
       <w:r>
@@ -45455,21 +39592,6 @@
           <w:b/>
           <w:lang w:val="pt_PT" w:bidi="pt_PT"/>
         </w:rPr>
-        <w:t>πάντα ἰσχύω ἐν τῷ ἐνδυναμοῦντί με</w:t>
-      </w:r>
-    </w:p>
-    <w:p>
-      <w:pPr/>
-      <w:r>
-        <w:rPr>
-          <w:lang w:val="pt_PT" w:bidi="pt_PT"/>
-        </w:rPr>
-      </w:r>
-      <w:r>
-        <w:rPr>
-          <w:b/>
-          <w:lang w:val="pt_PT" w:bidi="pt_PT"/>
-        </w:rPr>
         <w:t>"</w:t>
       </w:r>
       <w:r>
@@ -45593,21 +39715,6 @@
           <w:b/>
           <w:lang w:val="pt_PT" w:bidi="pt_PT"/>
         </w:rPr>
-        <w:t>πάντα ἰσχύω ἐν τῷ ἐνδυναμοῦντί με</w:t>
-      </w:r>
-    </w:p>
-    <w:p>
-      <w:pPr/>
-      <w:r>
-        <w:rPr>
-          <w:lang w:val="pt_PT" w:bidi="pt_PT"/>
-        </w:rPr>
-      </w:r>
-      <w:r>
-        <w:rPr>
-          <w:b/>
-          <w:lang w:val="pt_PT" w:bidi="pt_PT"/>
-        </w:rPr>
         <w:t>"</w:t>
       </w:r>
       <w:r>
@@ -45731,21 +39838,6 @@
           <w:b/>
           <w:lang w:val="pt_PT" w:bidi="pt_PT"/>
         </w:rPr>
-        <w:t>συνκοινωνήσαντές μου τῇ θλίψει</w:t>
-      </w:r>
-    </w:p>
-    <w:p>
-      <w:pPr/>
-      <w:r>
-        <w:rPr>
-          <w:lang w:val="pt_PT" w:bidi="pt_PT"/>
-        </w:rPr>
-      </w:r>
-      <w:r>
-        <w:rPr>
-          <w:b/>
-          <w:lang w:val="pt_PT" w:bidi="pt_PT"/>
-        </w:rPr>
         <w:t>"</w:t>
       </w:r>
       <w:r>
@@ -45856,21 +39948,6 @@
           <w:b/>
           <w:lang w:val="pt_PT" w:bidi="pt_PT"/>
         </w:rPr>
-        <w:t>μου τῇ θλίψει</w:t>
-      </w:r>
-    </w:p>
-    <w:p>
-      <w:pPr/>
-      <w:r>
-        <w:rPr>
-          <w:lang w:val="pt_PT" w:bidi="pt_PT"/>
-        </w:rPr>
-      </w:r>
-      <w:r>
-        <w:rPr>
-          <w:b/>
-          <w:lang w:val="pt_PT" w:bidi="pt_PT"/>
-        </w:rPr>
         <w:t>"nas minhas aflições".</w:t>
       </w:r>
     </w:p>
@@ -45980,21 +40057,6 @@
           <w:b/>
           <w:lang w:val="pt_PT" w:bidi="pt_PT"/>
         </w:rPr>
-        <w:t>μου τῇ θλίψει</w:t>
-      </w:r>
-    </w:p>
-    <w:p>
-      <w:pPr/>
-      <w:r>
-        <w:rPr>
-          <w:lang w:val="pt_PT" w:bidi="pt_PT"/>
-        </w:rPr>
-      </w:r>
-      <w:r>
-        <w:rPr>
-          <w:b/>
-          <w:lang w:val="pt_PT" w:bidi="pt_PT"/>
-        </w:rPr>
         <w:t>"minhas aflições".</w:t>
       </w:r>
     </w:p>
@@ -46044,21 +40106,6 @@
         <w:rPr>
           <w:lang w:val="pt_PT" w:bidi="pt_PT"/>
         </w:rPr>
-      </w:r>
-    </w:p>
-    <w:p>
-      <w:pPr/>
-      <w:r>
-        <w:rPr>
-          <w:lang w:val="pt_PT" w:bidi="pt_PT"/>
-        </w:rPr>
-      </w:r>
-      <w:r>
-        <w:rPr>
-          <w:b/>
-          <w:lang w:val="pt_PT" w:bidi="pt_PT"/>
-        </w:rPr>
-        <w:t>ἐν ἀρχῇ τοῦ εὐαγγελίου</w:t>
       </w:r>
     </w:p>
     <w:p>
@@ -46281,21 +40328,6 @@
           <w:b/>
           <w:lang w:val="pt_PT" w:bidi="pt_PT"/>
         </w:rPr>
-        <w:t>οὐδεμία μοι ἐκκλησία ἐκοινώνησεν εἰς λόγον δόσεως καὶ λήμψεως, εἰ μὴ ὑμεῖς μόνοι</w:t>
-      </w:r>
-    </w:p>
-    <w:p>
-      <w:pPr/>
-      <w:r>
-        <w:rPr>
-          <w:lang w:val="pt_PT" w:bidi="pt_PT"/>
-        </w:rPr>
-      </w:r>
-      <w:r>
-        <w:rPr>
-          <w:b/>
-          <w:lang w:val="pt_PT" w:bidi="pt_PT"/>
-        </w:rPr>
         <w:t>"</w:t>
       </w:r>
       <w:r>
@@ -46406,21 +40438,6 @@
           <w:b/>
           <w:lang w:val="pt_PT" w:bidi="pt_PT"/>
         </w:rPr>
-        <w:t>μοι &amp; ἐκοινώνησεν</w:t>
-      </w:r>
-    </w:p>
-    <w:p>
-      <w:pPr/>
-      <w:r>
-        <w:rPr>
-          <w:lang w:val="pt_PT" w:bidi="pt_PT"/>
-        </w:rPr>
-      </w:r>
-      <w:r>
-        <w:rPr>
-          <w:b/>
-          <w:lang w:val="pt_PT" w:bidi="pt_PT"/>
-        </w:rPr>
         <w:t>"participaram".</w:t>
       </w:r>
     </w:p>
@@ -46517,21 +40534,6 @@
           <w:b/>
           <w:lang w:val="pt_PT" w:bidi="pt_PT"/>
         </w:rPr>
-        <w:t>εἰς λόγον δόσεως καὶ λήμψεως</w:t>
-      </w:r>
-    </w:p>
-    <w:p>
-      <w:pPr/>
-      <w:r>
-        <w:rPr>
-          <w:lang w:val="pt_PT" w:bidi="pt_PT"/>
-        </w:rPr>
-      </w:r>
-      <w:r>
-        <w:rPr>
-          <w:b/>
-          <w:lang w:val="pt_PT" w:bidi="pt_PT"/>
-        </w:rPr>
         <w:t>"</w:t>
       </w:r>
       <w:r>
@@ -46635,21 +40637,6 @@
           <w:b/>
           <w:lang w:val="pt_PT" w:bidi="pt_PT"/>
         </w:rPr>
-        <w:t>ὅτι καὶ ἐν Θεσσαλονίκῃ</w:t>
-      </w:r>
-    </w:p>
-    <w:p>
-      <w:pPr/>
-      <w:r>
-        <w:rPr>
-          <w:lang w:val="pt_PT" w:bidi="pt_PT"/>
-        </w:rPr>
-      </w:r>
-      <w:r>
-        <w:rPr>
-          <w:b/>
-          <w:lang w:val="pt_PT" w:bidi="pt_PT"/>
-        </w:rPr>
         <w:t>"Em Tessalônica"</w:t>
       </w:r>
     </w:p>
@@ -46713,21 +40700,6 @@
           <w:b/>
           <w:lang w:val="pt_PT" w:bidi="pt_PT"/>
         </w:rPr>
-        <w:t>καὶ ἅπαξ καὶ δὶς</w:t>
-      </w:r>
-    </w:p>
-    <w:p>
-      <w:pPr/>
-      <w:r>
-        <w:rPr>
-          <w:lang w:val="pt_PT" w:bidi="pt_PT"/>
-        </w:rPr>
-      </w:r>
-      <w:r>
-        <w:rPr>
-          <w:b/>
-          <w:lang w:val="pt_PT" w:bidi="pt_PT"/>
-        </w:rPr>
         <w:t>"mais de uma vez".</w:t>
       </w:r>
     </w:p>
@@ -46824,21 +40796,6 @@
           <w:b/>
           <w:lang w:val="pt_PT" w:bidi="pt_PT"/>
         </w:rPr>
-        <w:t>εἰς τὴν χρείαν μοι ἐπέμψατε</w:t>
-      </w:r>
-    </w:p>
-    <w:p>
-      <w:pPr/>
-      <w:r>
-        <w:rPr>
-          <w:lang w:val="pt_PT" w:bidi="pt_PT"/>
-        </w:rPr>
-      </w:r>
-      <w:r>
-        <w:rPr>
-          <w:b/>
-          <w:lang w:val="pt_PT" w:bidi="pt_PT"/>
-        </w:rPr>
         <w:t>"</w:t>
       </w:r>
       <w:r>
@@ -46936,21 +40893,6 @@
           <w:b/>
           <w:lang w:val="pt_PT" w:bidi="pt_PT"/>
         </w:rPr>
-        <w:t>ἐπιζητῶ τὸν καρπὸν τὸν πλεονάζοντα εἰς λόγον ὑμῶν</w:t>
-      </w:r>
-    </w:p>
-    <w:p>
-      <w:pPr/>
-      <w:r>
-        <w:rPr>
-          <w:lang w:val="pt_PT" w:bidi="pt_PT"/>
-        </w:rPr>
-      </w:r>
-      <w:r>
-        <w:rPr>
-          <w:b/>
-          <w:lang w:val="pt_PT" w:bidi="pt_PT"/>
-        </w:rPr>
         <w:t>"</w:t>
       </w:r>
       <w:r>
@@ -47073,21 +41015,6 @@
         <w:rPr>
           <w:lang w:val="pt_PT" w:bidi="pt_PT"/>
         </w:rPr>
-      </w:r>
-    </w:p>
-    <w:p>
-      <w:pPr/>
-      <w:r>
-        <w:rPr>
-          <w:lang w:val="pt_PT" w:bidi="pt_PT"/>
-        </w:rPr>
-      </w:r>
-      <w:r>
-        <w:rPr>
-          <w:b/>
-          <w:lang w:val="pt_PT" w:bidi="pt_PT"/>
-        </w:rPr>
-        <w:t>ἀπέχω &amp; πάντα</w:t>
       </w:r>
     </w:p>
     <w:p>
@@ -47223,21 +41150,6 @@
           <w:b/>
           <w:lang w:val="pt_PT" w:bidi="pt_PT"/>
         </w:rPr>
-        <w:t>περισσεύω</w:t>
-      </w:r>
-    </w:p>
-    <w:p>
-      <w:pPr/>
-      <w:r>
-        <w:rPr>
-          <w:lang w:val="pt_PT" w:bidi="pt_PT"/>
-        </w:rPr>
-      </w:r>
-      <w:r>
-        <w:rPr>
-          <w:b/>
-          <w:lang w:val="pt_PT" w:bidi="pt_PT"/>
-        </w:rPr>
         <w:t>"</w:t>
       </w:r>
       <w:r>
@@ -47348,21 +41260,6 @@
           <w:b/>
           <w:lang w:val="pt_PT" w:bidi="pt_PT"/>
         </w:rPr>
-        <w:t>πεπλήρωμαι, δεξάμενος παρὰ Ἐπαφροδίτου τὰ παρ’ ὑμῶν</w:t>
-      </w:r>
-    </w:p>
-    <w:p>
-      <w:pPr/>
-      <w:r>
-        <w:rPr>
-          <w:lang w:val="pt_PT" w:bidi="pt_PT"/>
-        </w:rPr>
-      </w:r>
-      <w:r>
-        <w:rPr>
-          <w:b/>
-          <w:lang w:val="pt_PT" w:bidi="pt_PT"/>
-        </w:rPr>
         <w:t>"</w:t>
       </w:r>
       <w:r>
@@ -47472,21 +41369,6 @@
         <w:rPr>
           <w:lang w:val="pt_PT" w:bidi="pt_PT"/>
         </w:rPr>
-      </w:r>
-    </w:p>
-    <w:p>
-      <w:pPr/>
-      <w:r>
-        <w:rPr>
-          <w:lang w:val="pt_PT" w:bidi="pt_PT"/>
-        </w:rPr>
-      </w:r>
-      <w:r>
-        <w:rPr>
-          <w:b/>
-          <w:lang w:val="pt_PT" w:bidi="pt_PT"/>
-        </w:rPr>
-        <w:t>Ἐπαφροδίτου</w:t>
       </w:r>
     </w:p>
     <w:p>
@@ -47609,21 +41491,6 @@
           <w:b/>
           <w:lang w:val="pt_PT" w:bidi="pt_PT"/>
         </w:rPr>
-        <w:t>ὀσμὴν εὐωδίας, θυσίαν δεκτήν, εὐάρεστον τῷ Θεῷ</w:t>
-      </w:r>
-    </w:p>
-    <w:p>
-      <w:pPr/>
-      <w:r>
-        <w:rPr>
-          <w:lang w:val="pt_PT" w:bidi="pt_PT"/>
-        </w:rPr>
-      </w:r>
-      <w:r>
-        <w:rPr>
-          <w:b/>
-          <w:lang w:val="pt_PT" w:bidi="pt_PT"/>
-        </w:rPr>
         <w:t>"</w:t>
       </w:r>
       <w:r>
@@ -47747,21 +41614,6 @@
           <w:b/>
           <w:lang w:val="pt_PT" w:bidi="pt_PT"/>
         </w:rPr>
-        <w:t>πληρώσει πᾶσαν χρείαν ὑμῶν</w:t>
-      </w:r>
-    </w:p>
-    <w:p>
-      <w:pPr/>
-      <w:r>
-        <w:rPr>
-          <w:lang w:val="pt_PT" w:bidi="pt_PT"/>
-        </w:rPr>
-      </w:r>
-      <w:r>
-        <w:rPr>
-          <w:b/>
-          <w:lang w:val="pt_PT" w:bidi="pt_PT"/>
-        </w:rPr>
         <w:t>"l</w:t>
       </w:r>
       <w:r>
@@ -47885,21 +41737,6 @@
           <w:b/>
           <w:lang w:val="pt_PT" w:bidi="pt_PT"/>
         </w:rPr>
-        <w:t>κατὰ τὸ πλοῦτος αὐτοῦ ἐν δόξῃ ἐν Χριστῷ Ἰησοῦ</w:t>
-      </w:r>
-    </w:p>
-    <w:p>
-      <w:pPr/>
-      <w:r>
-        <w:rPr>
-          <w:lang w:val="pt_PT" w:bidi="pt_PT"/>
-        </w:rPr>
-      </w:r>
-      <w:r>
-        <w:rPr>
-          <w:b/>
-          <w:lang w:val="pt_PT" w:bidi="pt_PT"/>
-        </w:rPr>
         <w:t>"</w:t>
       </w:r>
       <w:r>
@@ -47977,21 +41814,6 @@
           <w:b/>
           <w:lang w:val="pt_PT" w:bidi="pt_PT"/>
         </w:rPr>
-        <w:t>ἡμῶν</w:t>
-      </w:r>
-    </w:p>
-    <w:p>
-      <w:pPr/>
-      <w:r>
-        <w:rPr>
-          <w:lang w:val="pt_PT" w:bidi="pt_PT"/>
-        </w:rPr>
-      </w:r>
-      <w:r>
-        <w:rPr>
-          <w:b/>
-          <w:lang w:val="pt_PT" w:bidi="pt_PT"/>
-        </w:rPr>
         <w:t>"Ao Deus".</w:t>
       </w:r>
     </w:p>
@@ -48114,21 +41936,6 @@
           <w:b/>
           <w:lang w:val="pt_PT" w:bidi="pt_PT"/>
         </w:rPr>
-        <w:t>ἀσπάσασθε</w:t>
-      </w:r>
-    </w:p>
-    <w:p>
-      <w:pPr/>
-      <w:r>
-        <w:rPr>
-          <w:lang w:val="pt_PT" w:bidi="pt_PT"/>
-        </w:rPr>
-      </w:r>
-      <w:r>
-        <w:rPr>
-          <w:b/>
-          <w:lang w:val="pt_PT" w:bidi="pt_PT"/>
-        </w:rPr>
         <w:t>"Saudações".</w:t>
       </w:r>
     </w:p>
@@ -48205,21 +42012,6 @@
         <w:rPr>
           <w:lang w:val="pt_PT" w:bidi="pt_PT"/>
         </w:rPr>
-      </w:r>
-    </w:p>
-    <w:p>
-      <w:pPr/>
-      <w:r>
-        <w:rPr>
-          <w:lang w:val="pt_PT" w:bidi="pt_PT"/>
-        </w:rPr>
-      </w:r>
-      <w:r>
-        <w:rPr>
-          <w:b/>
-          <w:lang w:val="pt_PT" w:bidi="pt_PT"/>
-        </w:rPr>
-        <w:t>οἱ σὺν ἐμοὶ ἀδελφοί</w:t>
       </w:r>
     </w:p>
     <w:p>
@@ -48375,21 +42167,6 @@
           <w:b/>
           <w:lang w:val="pt_PT" w:bidi="pt_PT"/>
         </w:rPr>
-        <w:t>οἱ σὺν ἐμοὶ ἀδελφοί</w:t>
-      </w:r>
-    </w:p>
-    <w:p>
-      <w:pPr/>
-      <w:r>
-        <w:rPr>
-          <w:lang w:val="pt_PT" w:bidi="pt_PT"/>
-        </w:rPr>
-      </w:r>
-      <w:r>
-        <w:rPr>
-          <w:b/>
-          <w:lang w:val="pt_PT" w:bidi="pt_PT"/>
-        </w:rPr>
         <w:t>"</w:t>
       </w:r>
       <w:r>
@@ -48531,21 +42308,6 @@
           <w:b/>
           <w:lang w:val="pt_PT" w:bidi="pt_PT"/>
         </w:rPr>
-        <w:t>τῆς Καίσαρος οἰκίας</w:t>
-      </w:r>
-    </w:p>
-    <w:p>
-      <w:pPr/>
-      <w:r>
-        <w:rPr>
-          <w:lang w:val="pt_PT" w:bidi="pt_PT"/>
-        </w:rPr>
-      </w:r>
-      <w:r>
-        <w:rPr>
-          <w:b/>
-          <w:lang w:val="pt_PT" w:bidi="pt_PT"/>
-        </w:rPr>
         <w:t>"do palácio do Imperador".</w:t>
       </w:r>
     </w:p>
@@ -48642,21 +42404,6 @@
           <w:b/>
           <w:lang w:val="pt_PT" w:bidi="pt_PT"/>
         </w:rPr>
-        <w:t>μετὰ τοῦ πνεύματος ὑμῶν</w:t>
-      </w:r>
-    </w:p>
-    <w:p>
-      <w:pPr/>
-      <w:r>
-        <w:rPr>
-          <w:lang w:val="pt_PT" w:bidi="pt_PT"/>
-        </w:rPr>
-      </w:r>
-      <w:r>
-        <w:rPr>
-          <w:b/>
-          <w:lang w:val="pt_PT" w:bidi="pt_PT"/>
-        </w:rPr>
         <w:t>"</w:t>
       </w:r>
       <w:r>
@@ -48766,21 +42513,6 @@
         <w:rPr>
           <w:lang w:val="pt_PT" w:bidi="pt_PT"/>
         </w:rPr>
-      </w:r>
-    </w:p>
-    <w:p>
-      <w:pPr/>
-      <w:r>
-        <w:rPr>
-          <w:lang w:val="pt_PT" w:bidi="pt_PT"/>
-        </w:rPr>
-      </w:r>
-      <w:r>
-        <w:rPr>
-          <w:b/>
-          <w:lang w:val="pt_PT" w:bidi="pt_PT"/>
-        </w:rPr>
-        <w:t>ἡ χάρις τοῦ Κυρίου Ἰησοῦ Χριστοῦ μετὰ τοῦ πνεύματος ὑμῶν</w:t>
       </w:r>
     </w:p>
     <w:p>

--- a/por/docx/50.content.docx
+++ b/por/docx/50.content.docx
@@ -19,7 +19,7 @@
         <w:rPr>
           <w:lang w:val="pt_PT" w:bidi="pt_PT"/>
         </w:rPr>
-        <w:t>Resource: Notas de Tradução (unfoldingWord)</w:t>
+        <w:t>Resource: unfoldingWord® Translation Notes</w:t>
       </w:r>
       <w:r>
         <w:rPr>
@@ -90,7 +90,7 @@
         <w:rPr>
           <w:lang w:val="pt_PT" w:bidi="pt_PT"/>
         </w:rPr>
-        <w:t>Notas de Tradução (unfoldingWord)</w:t>
+        <w:t>unfoldingWord® Translation Notes</w:t>
       </w:r>
     </w:p>
     <w:p>

--- a/por/docx/50.content.docx
+++ b/por/docx/50.content.docx
@@ -273,6 +273,21 @@
           <w:b/>
           <w:lang w:val="pt_PT" w:bidi="pt_PT"/>
         </w:rPr>
+        <w:t>χάρις ὑμῖν καὶ εἰρήνη</w:t>
+      </w:r>
+    </w:p>
+    <w:p>
+      <w:pPr/>
+      <w:r>
+        <w:rPr>
+          <w:lang w:val="pt_PT" w:bidi="pt_PT"/>
+        </w:rPr>
+      </w:r>
+      <w:r>
+        <w:rPr>
+          <w:b/>
+          <w:lang w:val="pt_PT" w:bidi="pt_PT"/>
+        </w:rPr>
         <w:t>"que a graça e a paz de Deus... estejam com vocês".</w:t>
       </w:r>
     </w:p>
@@ -342,6 +357,21 @@
         <w:rPr>
           <w:lang w:val="pt_PT" w:bidi="pt_PT"/>
         </w:rPr>
+      </w:r>
+    </w:p>
+    <w:p>
+      <w:pPr/>
+      <w:r>
+        <w:rPr>
+          <w:lang w:val="pt_PT" w:bidi="pt_PT"/>
+        </w:rPr>
+      </w:r>
+      <w:r>
+        <w:rPr>
+          <w:b/>
+          <w:lang w:val="pt_PT" w:bidi="pt_PT"/>
+        </w:rPr>
+        <w:t>ὑμῖν</w:t>
       </w:r>
     </w:p>
     <w:p>
@@ -488,6 +518,21 @@
           <w:b/>
           <w:lang w:val="pt_PT" w:bidi="pt_PT"/>
         </w:rPr>
+        <w:t>Πατρὸς ἡμῶν</w:t>
+      </w:r>
+    </w:p>
+    <w:p>
+      <w:pPr/>
+      <w:r>
+        <w:rPr>
+          <w:lang w:val="pt_PT" w:bidi="pt_PT"/>
+        </w:rPr>
+      </w:r>
+      <w:r>
+        <w:rPr>
+          <w:b/>
+          <w:lang w:val="pt_PT" w:bidi="pt_PT"/>
+        </w:rPr>
         <w:t>"nosso Pai".</w:t>
       </w:r>
     </w:p>
@@ -584,6 +629,21 @@
           <w:b/>
           <w:lang w:val="pt_PT" w:bidi="pt_PT"/>
         </w:rPr>
+        <w:t>ἐπὶ πάσῃ τῇ μνείᾳ ὑμῶν</w:t>
+      </w:r>
+    </w:p>
+    <w:p>
+      <w:pPr/>
+      <w:r>
+        <w:rPr>
+          <w:lang w:val="pt_PT" w:bidi="pt_PT"/>
+        </w:rPr>
+      </w:r>
+      <w:r>
+        <w:rPr>
+          <w:b/>
+          <w:lang w:val="pt_PT" w:bidi="pt_PT"/>
+        </w:rPr>
         <w:t>"Sempre que penso em vocês".</w:t>
       </w:r>
     </w:p>
@@ -660,6 +720,21 @@
           <w:b/>
           <w:lang w:val="pt_PT" w:bidi="pt_PT"/>
         </w:rPr>
+        <w:t>τῷ Θεῷ μου</w:t>
+      </w:r>
+    </w:p>
+    <w:p>
+      <w:pPr/>
+      <w:r>
+        <w:rPr>
+          <w:lang w:val="pt_PT" w:bidi="pt_PT"/>
+        </w:rPr>
+      </w:r>
+      <w:r>
+        <w:rPr>
+          <w:b/>
+          <w:lang w:val="pt_PT" w:bidi="pt_PT"/>
+        </w:rPr>
         <w:t>"meu Deus".</w:t>
       </w:r>
     </w:p>
@@ -742,6 +817,21 @@
         <w:rPr>
           <w:lang w:val="pt_PT" w:bidi="pt_PT"/>
         </w:rPr>
+      </w:r>
+    </w:p>
+    <w:p>
+      <w:pPr/>
+      <w:r>
+        <w:rPr>
+          <w:lang w:val="pt_PT" w:bidi="pt_PT"/>
+        </w:rPr>
+      </w:r>
+      <w:r>
+        <w:rPr>
+          <w:b/>
+          <w:lang w:val="pt_PT" w:bidi="pt_PT"/>
+        </w:rPr>
+        <w:t>ὑμῶν</w:t>
       </w:r>
     </w:p>
     <w:p>
@@ -888,6 +978,21 @@
           <w:b/>
           <w:lang w:val="pt_PT" w:bidi="pt_PT"/>
         </w:rPr>
+        <w:t>ἐπὶ τῇ κοινωνίᾳ ὑμῶν εἰς τὸ εὐαγγέλιον, ἀπὸ τῆς πρώτης ἡμέρας ἄχρι τοῦ νῦν</w:t>
+      </w:r>
+    </w:p>
+    <w:p>
+      <w:pPr/>
+      <w:r>
+        <w:rPr>
+          <w:lang w:val="pt_PT" w:bidi="pt_PT"/>
+        </w:rPr>
+      </w:r>
+      <w:r>
+        <w:rPr>
+          <w:b/>
+          <w:lang w:val="pt_PT" w:bidi="pt_PT"/>
+        </w:rPr>
         <w:t>"por causa da maneira como vocês me ajudaram no trabalho de anunciar o evangelho, desde o primeiro dia até hoje".</w:t>
       </w:r>
     </w:p>
@@ -950,6 +1055,21 @@
         <w:rPr>
           <w:lang w:val="pt_PT" w:bidi="pt_PT"/>
         </w:rPr>
+      </w:r>
+    </w:p>
+    <w:p>
+      <w:pPr/>
+      <w:r>
+        <w:rPr>
+          <w:lang w:val="pt_PT" w:bidi="pt_PT"/>
+        </w:rPr>
+      </w:r>
+      <w:r>
+        <w:rPr>
+          <w:b/>
+          <w:lang w:val="pt_PT" w:bidi="pt_PT"/>
+        </w:rPr>
+        <w:t>ὑμῶν</w:t>
       </w:r>
     </w:p>
     <w:p>
@@ -1096,6 +1216,21 @@
           <w:b/>
           <w:lang w:val="pt_PT" w:bidi="pt_PT"/>
         </w:rPr>
+        <w:t>τῇ κοινωνίᾳ ὑμῶν εἰς τὸ εὐαγγέλιον</w:t>
+      </w:r>
+    </w:p>
+    <w:p>
+      <w:pPr/>
+      <w:r>
+        <w:rPr>
+          <w:lang w:val="pt_PT" w:bidi="pt_PT"/>
+        </w:rPr>
+      </w:r>
+      <w:r>
+        <w:rPr>
+          <w:b/>
+          <w:lang w:val="pt_PT" w:bidi="pt_PT"/>
+        </w:rPr>
         <w:t>"vocês me ajudaram no trabalho de anunciar o evangelho".</w:t>
       </w:r>
     </w:p>
@@ -1210,6 +1345,21 @@
           <w:b/>
           <w:lang w:val="pt_PT" w:bidi="pt_PT"/>
         </w:rPr>
+        <w:t>ἀπὸ τῆς πρώτης ἡμέρας</w:t>
+      </w:r>
+    </w:p>
+    <w:p>
+      <w:pPr/>
+      <w:r>
+        <w:rPr>
+          <w:lang w:val="pt_PT" w:bidi="pt_PT"/>
+        </w:rPr>
+      </w:r>
+      <w:r>
+        <w:rPr>
+          <w:b/>
+          <w:lang w:val="pt_PT" w:bidi="pt_PT"/>
+        </w:rPr>
         <w:t>"desde o primeiro dia até hoje".</w:t>
       </w:r>
     </w:p>
@@ -1306,6 +1456,21 @@
           <w:b/>
           <w:lang w:val="pt_PT" w:bidi="pt_PT"/>
         </w:rPr>
+        <w:t>ἄχρι τοῦ νῦν</w:t>
+      </w:r>
+    </w:p>
+    <w:p>
+      <w:pPr/>
+      <w:r>
+        <w:rPr>
+          <w:lang w:val="pt_PT" w:bidi="pt_PT"/>
+        </w:rPr>
+      </w:r>
+      <w:r>
+        <w:rPr>
+          <w:b/>
+          <w:lang w:val="pt_PT" w:bidi="pt_PT"/>
+        </w:rPr>
         <w:t>"até hoje".</w:t>
       </w:r>
     </w:p>
@@ -1402,6 +1567,21 @@
           <w:b/>
           <w:lang w:val="pt_PT" w:bidi="pt_PT"/>
         </w:rPr>
+        <w:t>πεποιθὼς αὐτὸ τοῦτο</w:t>
+      </w:r>
+    </w:p>
+    <w:p>
+      <w:pPr/>
+      <w:r>
+        <w:rPr>
+          <w:lang w:val="pt_PT" w:bidi="pt_PT"/>
+        </w:rPr>
+      </w:r>
+      <w:r>
+        <w:rPr>
+          <w:b/>
+          <w:lang w:val="pt_PT" w:bidi="pt_PT"/>
+        </w:rPr>
         <w:t>"Pois eu estou certo de que Deus".</w:t>
       </w:r>
     </w:p>
@@ -1498,6 +1678,21 @@
           <w:b/>
           <w:lang w:val="pt_PT" w:bidi="pt_PT"/>
         </w:rPr>
+        <w:t>ὁ ἐναρξάμενος ἐν ὑμῖν ἔργον ἀγαθὸν, ἐπιτελέσει</w:t>
+      </w:r>
+    </w:p>
+    <w:p>
+      <w:pPr/>
+      <w:r>
+        <w:rPr>
+          <w:lang w:val="pt_PT" w:bidi="pt_PT"/>
+        </w:rPr>
+      </w:r>
+      <w:r>
+        <w:rPr>
+          <w:b/>
+          <w:lang w:val="pt_PT" w:bidi="pt_PT"/>
+        </w:rPr>
         <w:t>"Deus, que começou esse bom trabalho na vida de vocês, vai continuá-lo".</w:t>
       </w:r>
     </w:p>
@@ -1567,6 +1762,21 @@
         <w:rPr>
           <w:lang w:val="pt_PT" w:bidi="pt_PT"/>
         </w:rPr>
+      </w:r>
+    </w:p>
+    <w:p>
+      <w:pPr/>
+      <w:r>
+        <w:rPr>
+          <w:lang w:val="pt_PT" w:bidi="pt_PT"/>
+        </w:rPr>
+      </w:r>
+      <w:r>
+        <w:rPr>
+          <w:b/>
+          <w:lang w:val="pt_PT" w:bidi="pt_PT"/>
+        </w:rPr>
+        <w:t>ὅτι ὁ ἐναρξάμενος ἐν ὑμῖν ἔργον ἀγαθὸν</w:t>
       </w:r>
     </w:p>
     <w:p>
@@ -1771,6 +1981,21 @@
           <w:b/>
           <w:lang w:val="pt_PT" w:bidi="pt_PT"/>
         </w:rPr>
+        <w:t>ἐπιτελέσει</w:t>
+      </w:r>
+    </w:p>
+    <w:p>
+      <w:pPr/>
+      <w:r>
+        <w:rPr>
+          <w:lang w:val="pt_PT" w:bidi="pt_PT"/>
+        </w:rPr>
+      </w:r>
+      <w:r>
+        <w:rPr>
+          <w:b/>
+          <w:lang w:val="pt_PT" w:bidi="pt_PT"/>
+        </w:rPr>
         <w:t>"vai continuá-lo".</w:t>
       </w:r>
     </w:p>
@@ -1867,6 +2092,21 @@
           <w:b/>
           <w:lang w:val="pt_PT" w:bidi="pt_PT"/>
         </w:rPr>
+        <w:t>ἡμέρας Χριστοῦ Ἰησοῦ</w:t>
+      </w:r>
+    </w:p>
+    <w:p>
+      <w:pPr/>
+      <w:r>
+        <w:rPr>
+          <w:lang w:val="pt_PT" w:bidi="pt_PT"/>
+        </w:rPr>
+      </w:r>
+      <w:r>
+        <w:rPr>
+          <w:b/>
+          <w:lang w:val="pt_PT" w:bidi="pt_PT"/>
+        </w:rPr>
         <w:t>"no Dia de Cristo Jesus".</w:t>
       </w:r>
     </w:p>
@@ -1963,6 +2203,21 @@
           <w:b/>
           <w:lang w:val="pt_PT" w:bidi="pt_PT"/>
         </w:rPr>
+        <w:t>τὸ ἔχειν με ἐν τῇ καρδίᾳ ὑμᾶς</w:t>
+      </w:r>
+    </w:p>
+    <w:p>
+      <w:pPr/>
+      <w:r>
+        <w:rPr>
+          <w:lang w:val="pt_PT" w:bidi="pt_PT"/>
+        </w:rPr>
+      </w:r>
+      <w:r>
+        <w:rPr>
+          <w:b/>
+          <w:lang w:val="pt_PT" w:bidi="pt_PT"/>
+        </w:rPr>
         <w:t>"Vocês estão sempre no meu coração".</w:t>
       </w:r>
     </w:p>
@@ -2059,6 +2314,21 @@
           <w:b/>
           <w:lang w:val="pt_PT" w:bidi="pt_PT"/>
         </w:rPr>
+        <w:t>συνκοινωνούς μου τῆς χάριτος &amp; ὄντας</w:t>
+      </w:r>
+    </w:p>
+    <w:p>
+      <w:pPr/>
+      <w:r>
+        <w:rPr>
+          <w:lang w:val="pt_PT" w:bidi="pt_PT"/>
+        </w:rPr>
+      </w:r>
+      <w:r>
+        <w:rPr>
+          <w:b/>
+          <w:lang w:val="pt_PT" w:bidi="pt_PT"/>
+        </w:rPr>
         <w:t>"vocês têm participado comigo desse privilégio".</w:t>
       </w:r>
     </w:p>
@@ -2122,6 +2392,21 @@
           <w:b/>
           <w:lang w:val="pt_PT" w:bidi="pt_PT"/>
         </w:rPr>
+        <w:t>χάριτος</w:t>
+      </w:r>
+    </w:p>
+    <w:p>
+      <w:pPr/>
+      <w:r>
+        <w:rPr>
+          <w:lang w:val="pt_PT" w:bidi="pt_PT"/>
+        </w:rPr>
+      </w:r>
+      <w:r>
+        <w:rPr>
+          <w:b/>
+          <w:lang w:val="pt_PT" w:bidi="pt_PT"/>
+        </w:rPr>
         <w:t>"privilégio".</w:t>
       </w:r>
     </w:p>
@@ -2231,6 +2516,21 @@
           <w:b/>
           <w:lang w:val="pt_PT" w:bidi="pt_PT"/>
         </w:rPr>
+        <w:t>δεσμοῖς μου</w:t>
+      </w:r>
+    </w:p>
+    <w:p>
+      <w:pPr/>
+      <w:r>
+        <w:rPr>
+          <w:lang w:val="pt_PT" w:bidi="pt_PT"/>
+        </w:rPr>
+      </w:r>
+      <w:r>
+        <w:rPr>
+          <w:b/>
+          <w:lang w:val="pt_PT" w:bidi="pt_PT"/>
+        </w:rPr>
         <w:t>"estou na cadeia".</w:t>
       </w:r>
     </w:p>
@@ -2314,6 +2614,21 @@
           <w:b/>
           <w:lang w:val="pt_PT" w:bidi="pt_PT"/>
         </w:rPr>
+        <w:t>καὶ ἐν τῇ ἀπολογίᾳ καὶ βεβαιώσει τοῦ εὐαγγελίου</w:t>
+      </w:r>
+    </w:p>
+    <w:p>
+      <w:pPr/>
+      <w:r>
+        <w:rPr>
+          <w:lang w:val="pt_PT" w:bidi="pt_PT"/>
+        </w:rPr>
+      </w:r>
+      <w:r>
+        <w:rPr>
+          <w:b/>
+          <w:lang w:val="pt_PT" w:bidi="pt_PT"/>
+        </w:rPr>
         <w:t>"eu estava livre para defender e anunciar com firmeza o evangelho".</w:t>
       </w:r>
     </w:p>
@@ -2423,6 +2738,21 @@
           <w:b/>
           <w:lang w:val="pt_PT" w:bidi="pt_PT"/>
         </w:rPr>
+        <w:t>ἐν σπλάγχνοις Χριστοῦ Ἰησοῦ</w:t>
+      </w:r>
+    </w:p>
+    <w:p>
+      <w:pPr/>
+      <w:r>
+        <w:rPr>
+          <w:lang w:val="pt_PT" w:bidi="pt_PT"/>
+        </w:rPr>
+      </w:r>
+      <w:r>
+        <w:rPr>
+          <w:b/>
+          <w:lang w:val="pt_PT" w:bidi="pt_PT"/>
+        </w:rPr>
         <w:t>"que o meu grande amor por todos vocês vem do próprio coração de Cristo Jesus".</w:t>
       </w:r>
     </w:p>
@@ -2506,6 +2836,21 @@
           <w:b/>
           <w:lang w:val="pt_PT" w:bidi="pt_PT"/>
         </w:rPr>
+        <w:t>ἐν σπλάγχνοις Χριστοῦ Ἰησοῦ</w:t>
+      </w:r>
+    </w:p>
+    <w:p>
+      <w:pPr/>
+      <w:r>
+        <w:rPr>
+          <w:lang w:val="pt_PT" w:bidi="pt_PT"/>
+        </w:rPr>
+      </w:r>
+      <w:r>
+        <w:rPr>
+          <w:b/>
+          <w:lang w:val="pt_PT" w:bidi="pt_PT"/>
+        </w:rPr>
         <w:t>"do próprio coração de Cristo Jesus".</w:t>
       </w:r>
     </w:p>
@@ -2568,6 +2913,21 @@
         <w:rPr>
           <w:lang w:val="pt_PT" w:bidi="pt_PT"/>
         </w:rPr>
+      </w:r>
+    </w:p>
+    <w:p>
+      <w:pPr/>
+      <w:r>
+        <w:rPr>
+          <w:lang w:val="pt_PT" w:bidi="pt_PT"/>
+        </w:rPr>
+      </w:r>
+      <w:r>
+        <w:rPr>
+          <w:b/>
+          <w:lang w:val="pt_PT" w:bidi="pt_PT"/>
+        </w:rPr>
+        <w:t>ἵνα ἡ ἀγάπη ὑμῶν ἔτι μᾶλλον καὶ μᾶλλον περισσεύῃ</w:t>
       </w:r>
     </w:p>
     <w:p>
@@ -2759,6 +3119,21 @@
           <w:b/>
           <w:lang w:val="pt_PT" w:bidi="pt_PT"/>
         </w:rPr>
+        <w:t>ἐν ἐπιγνώσει καὶ πάσῃ αἰσθήσει</w:t>
+      </w:r>
+    </w:p>
+    <w:p>
+      <w:pPr/>
+      <w:r>
+        <w:rPr>
+          <w:lang w:val="pt_PT" w:bidi="pt_PT"/>
+        </w:rPr>
+      </w:r>
+      <w:r>
+        <w:rPr>
+          <w:b/>
+          <w:lang w:val="pt_PT" w:bidi="pt_PT"/>
+        </w:rPr>
         <w:t>"sabedoria e um entendimento completo".</w:t>
       </w:r>
     </w:p>
@@ -2868,6 +3243,21 @@
           <w:b/>
           <w:lang w:val="pt_PT" w:bidi="pt_PT"/>
         </w:rPr>
+        <w:t>εἰς τὸ δοκιμάζειν ὑμᾶς τὰ διαφέροντα</w:t>
+      </w:r>
+    </w:p>
+    <w:p>
+      <w:pPr/>
+      <w:r>
+        <w:rPr>
+          <w:lang w:val="pt_PT" w:bidi="pt_PT"/>
+        </w:rPr>
+      </w:r>
+      <w:r>
+        <w:rPr>
+          <w:b/>
+          <w:lang w:val="pt_PT" w:bidi="pt_PT"/>
+        </w:rPr>
         <w:t>"a fim de que saibam escolher o melhor".</w:t>
       </w:r>
     </w:p>
@@ -2964,6 +3354,21 @@
           <w:b/>
           <w:lang w:val="pt_PT" w:bidi="pt_PT"/>
         </w:rPr>
+        <w:t>εἰς</w:t>
+      </w:r>
+    </w:p>
+    <w:p>
+      <w:pPr/>
+      <w:r>
+        <w:rPr>
+          <w:lang w:val="pt_PT" w:bidi="pt_PT"/>
+        </w:rPr>
+      </w:r>
+      <w:r>
+        <w:rPr>
+          <w:b/>
+          <w:lang w:val="pt_PT" w:bidi="pt_PT"/>
+        </w:rPr>
         <w:t>"a fim de que".</w:t>
       </w:r>
     </w:p>
@@ -3060,6 +3465,21 @@
           <w:b/>
           <w:lang w:val="pt_PT" w:bidi="pt_PT"/>
         </w:rPr>
+        <w:t>εἰλικρινεῖς καὶ ἀπρόσκοποι</w:t>
+      </w:r>
+    </w:p>
+    <w:p>
+      <w:pPr/>
+      <w:r>
+        <w:rPr>
+          <w:lang w:val="pt_PT" w:bidi="pt_PT"/>
+        </w:rPr>
+      </w:r>
+      <w:r>
+        <w:rPr>
+          <w:b/>
+          <w:lang w:val="pt_PT" w:bidi="pt_PT"/>
+        </w:rPr>
         <w:t>"livres de toda impureza e de qualquer culpa".</w:t>
       </w:r>
     </w:p>
@@ -3169,6 +3589,21 @@
           <w:b/>
           <w:lang w:val="pt_PT" w:bidi="pt_PT"/>
         </w:rPr>
+        <w:t>πεπληρωμένοι καρπὸν δικαιοσύνης τὸν</w:t>
+      </w:r>
+    </w:p>
+    <w:p>
+      <w:pPr/>
+      <w:r>
+        <w:rPr>
+          <w:lang w:val="pt_PT" w:bidi="pt_PT"/>
+        </w:rPr>
+      </w:r>
+      <w:r>
+        <w:rPr>
+          <w:b/>
+          <w:lang w:val="pt_PT" w:bidi="pt_PT"/>
+        </w:rPr>
         <w:t>"estará cheia das boas qualidades que só Jesus Cristo pode produzir".</w:t>
       </w:r>
     </w:p>
@@ -3265,6 +3700,21 @@
           <w:b/>
           <w:lang w:val="pt_PT" w:bidi="pt_PT"/>
         </w:rPr>
+        <w:t>πεπληρωμένοι</w:t>
+      </w:r>
+    </w:p>
+    <w:p>
+      <w:pPr/>
+      <w:r>
+        <w:rPr>
+          <w:lang w:val="pt_PT" w:bidi="pt_PT"/>
+        </w:rPr>
+      </w:r>
+      <w:r>
+        <w:rPr>
+          <w:b/>
+          <w:lang w:val="pt_PT" w:bidi="pt_PT"/>
+        </w:rPr>
         <w:t>"estará cheia das".</w:t>
       </w:r>
     </w:p>
@@ -3361,6 +3811,21 @@
           <w:b/>
           <w:lang w:val="pt_PT" w:bidi="pt_PT"/>
         </w:rPr>
+        <w:t>τὸν διὰ Ἰησοῦ Χριστοῦ</w:t>
+      </w:r>
+    </w:p>
+    <w:p>
+      <w:pPr/>
+      <w:r>
+        <w:rPr>
+          <w:lang w:val="pt_PT" w:bidi="pt_PT"/>
+        </w:rPr>
+      </w:r>
+      <w:r>
+        <w:rPr>
+          <w:b/>
+          <w:lang w:val="pt_PT" w:bidi="pt_PT"/>
+        </w:rPr>
         <w:t>"que só Jesus Cristo pode produzir".</w:t>
       </w:r>
     </w:p>
@@ -3457,6 +3922,21 @@
           <w:b/>
           <w:lang w:val="pt_PT" w:bidi="pt_PT"/>
         </w:rPr>
+        <w:t>εἰς δόξαν καὶ ἔπαινον Θεοῦ</w:t>
+      </w:r>
+    </w:p>
+    <w:p>
+      <w:pPr/>
+      <w:r>
+        <w:rPr>
+          <w:lang w:val="pt_PT" w:bidi="pt_PT"/>
+        </w:rPr>
+      </w:r>
+      <w:r>
+        <w:rPr>
+          <w:b/>
+          <w:lang w:val="pt_PT" w:bidi="pt_PT"/>
+        </w:rPr>
         <w:t>"para a glória e o louvor de Deus".</w:t>
       </w:r>
     </w:p>
@@ -3566,6 +4046,21 @@
           <w:b/>
           <w:lang w:val="pt_PT" w:bidi="pt_PT"/>
         </w:rPr>
+        <w:t>εἰς δόξαν καὶ ἔπαινον Θεοῦ</w:t>
+      </w:r>
+    </w:p>
+    <w:p>
+      <w:pPr/>
+      <w:r>
+        <w:rPr>
+          <w:lang w:val="pt_PT" w:bidi="pt_PT"/>
+        </w:rPr>
+      </w:r>
+      <w:r>
+        <w:rPr>
+          <w:b/>
+          <w:lang w:val="pt_PT" w:bidi="pt_PT"/>
+        </w:rPr>
         <w:t>"para a glória e o louvor de Deus".</w:t>
       </w:r>
     </w:p>
@@ -3675,6 +4170,21 @@
           <w:b/>
           <w:lang w:val="pt_PT" w:bidi="pt_PT"/>
         </w:rPr>
+        <w:t>ἀδελφοί</w:t>
+      </w:r>
+    </w:p>
+    <w:p>
+      <w:pPr/>
+      <w:r>
+        <w:rPr>
+          <w:lang w:val="pt_PT" w:bidi="pt_PT"/>
+        </w:rPr>
+      </w:r>
+      <w:r>
+        <w:rPr>
+          <w:b/>
+          <w:lang w:val="pt_PT" w:bidi="pt_PT"/>
+        </w:rPr>
         <w:t>"irmãos".</w:t>
       </w:r>
     </w:p>
@@ -3771,6 +4281,21 @@
           <w:b/>
           <w:lang w:val="pt_PT" w:bidi="pt_PT"/>
         </w:rPr>
+        <w:t>ἀδελφοί</w:t>
+      </w:r>
+    </w:p>
+    <w:p>
+      <w:pPr/>
+      <w:r>
+        <w:rPr>
+          <w:lang w:val="pt_PT" w:bidi="pt_PT"/>
+        </w:rPr>
+      </w:r>
+      <w:r>
+        <w:rPr>
+          <w:b/>
+          <w:lang w:val="pt_PT" w:bidi="pt_PT"/>
+        </w:rPr>
         <w:t>"irmãos".</w:t>
       </w:r>
     </w:p>
@@ -3867,6 +4392,21 @@
           <w:b/>
           <w:lang w:val="pt_PT" w:bidi="pt_PT"/>
         </w:rPr>
+        <w:t>τὰ κατ’ ἐμὲ</w:t>
+      </w:r>
+    </w:p>
+    <w:p>
+      <w:pPr/>
+      <w:r>
+        <w:rPr>
+          <w:lang w:val="pt_PT" w:bidi="pt_PT"/>
+        </w:rPr>
+      </w:r>
+      <w:r>
+        <w:rPr>
+          <w:b/>
+          <w:lang w:val="pt_PT" w:bidi="pt_PT"/>
+        </w:rPr>
         <w:t>"as coisas que me aconteceram".</w:t>
       </w:r>
     </w:p>
@@ -3963,6 +4503,21 @@
           <w:b/>
           <w:lang w:val="pt_PT" w:bidi="pt_PT"/>
         </w:rPr>
+        <w:t>μᾶλλον εἰς προκοπὴν τοῦ εὐαγγελίου ἐλήλυθεν</w:t>
+      </w:r>
+    </w:p>
+    <w:p>
+      <w:pPr/>
+      <w:r>
+        <w:rPr>
+          <w:lang w:val="pt_PT" w:bidi="pt_PT"/>
+        </w:rPr>
+      </w:r>
+      <w:r>
+        <w:rPr>
+          <w:b/>
+          <w:lang w:val="pt_PT" w:bidi="pt_PT"/>
+        </w:rPr>
         <w:t>"ajudaram, de fato, o progresso do evangelho".</w:t>
       </w:r>
     </w:p>
@@ -4059,6 +4614,21 @@
           <w:b/>
           <w:lang w:val="pt_PT" w:bidi="pt_PT"/>
         </w:rPr>
+        <w:t>ὥστε</w:t>
+      </w:r>
+    </w:p>
+    <w:p>
+      <w:pPr/>
+      <w:r>
+        <w:rPr>
+          <w:lang w:val="pt_PT" w:bidi="pt_PT"/>
+        </w:rPr>
+      </w:r>
+      <w:r>
+        <w:rPr>
+          <w:b/>
+          <w:lang w:val="pt_PT" w:bidi="pt_PT"/>
+        </w:rPr>
         <w:t>"Pois foi assim que".</w:t>
       </w:r>
     </w:p>
@@ -4141,6 +4711,21 @@
         <w:rPr>
           <w:lang w:val="pt_PT" w:bidi="pt_PT"/>
         </w:rPr>
+      </w:r>
+    </w:p>
+    <w:p>
+      <w:pPr/>
+      <w:r>
+        <w:rPr>
+          <w:lang w:val="pt_PT" w:bidi="pt_PT"/>
+        </w:rPr>
+      </w:r>
+      <w:r>
+        <w:rPr>
+          <w:b/>
+          <w:lang w:val="pt_PT" w:bidi="pt_PT"/>
+        </w:rPr>
+        <w:t>δεσμούς μου</w:t>
       </w:r>
     </w:p>
     <w:p>
@@ -4256,6 +4841,21 @@
           <w:b/>
           <w:lang w:val="pt_PT" w:bidi="pt_PT"/>
         </w:rPr>
+        <w:t>τοὺς δεσμούς μου &amp; ἐν Χριστῷ</w:t>
+      </w:r>
+    </w:p>
+    <w:p>
+      <w:pPr/>
+      <w:r>
+        <w:rPr>
+          <w:lang w:val="pt_PT" w:bidi="pt_PT"/>
+        </w:rPr>
+      </w:r>
+      <w:r>
+        <w:rPr>
+          <w:b/>
+          <w:lang w:val="pt_PT" w:bidi="pt_PT"/>
+        </w:rPr>
         <w:t>"estou na cadeia porque sou servo de Cristo".</w:t>
       </w:r>
     </w:p>
@@ -4420,6 +5020,21 @@
           <w:b/>
           <w:lang w:val="pt_PT" w:bidi="pt_PT"/>
         </w:rPr>
+        <w:t>τῶν ἀδελφῶν</w:t>
+      </w:r>
+    </w:p>
+    <w:p>
+      <w:pPr/>
+      <w:r>
+        <w:rPr>
+          <w:lang w:val="pt_PT" w:bidi="pt_PT"/>
+        </w:rPr>
+      </w:r>
+      <w:r>
+        <w:rPr>
+          <w:b/>
+          <w:lang w:val="pt_PT" w:bidi="pt_PT"/>
+        </w:rPr>
         <w:t>"dos irmãos".</w:t>
       </w:r>
     </w:p>
@@ -4516,6 +5131,21 @@
           <w:b/>
           <w:lang w:val="pt_PT" w:bidi="pt_PT"/>
         </w:rPr>
+        <w:t>ἐν Κυρίῳ πεποιθότας τοῖς δεσμοῖς μου</w:t>
+      </w:r>
+    </w:p>
+    <w:p>
+      <w:pPr/>
+      <w:r>
+        <w:rPr>
+          <w:lang w:val="pt_PT" w:bidi="pt_PT"/>
+        </w:rPr>
+      </w:r>
+      <w:r>
+        <w:rPr>
+          <w:b/>
+          <w:lang w:val="pt_PT" w:bidi="pt_PT"/>
+        </w:rPr>
         <w:t xml:space="preserve">"vendo que estou na cadeia, tem mais confiança no Senhor". </w:t>
       </w:r>
     </w:p>
@@ -4612,6 +5242,21 @@
           <w:b/>
           <w:lang w:val="pt_PT" w:bidi="pt_PT"/>
         </w:rPr>
+        <w:t>καὶ τοὺς πλείονας τῶν ἀδελφῶν ἐν Κυρίῳ πεποιθότας τοῖς δεσμοῖς μου</w:t>
+      </w:r>
+    </w:p>
+    <w:p>
+      <w:pPr/>
+      <w:r>
+        <w:rPr>
+          <w:lang w:val="pt_PT" w:bidi="pt_PT"/>
+        </w:rPr>
+      </w:r>
+      <w:r>
+        <w:rPr>
+          <w:b/>
+          <w:lang w:val="pt_PT" w:bidi="pt_PT"/>
+        </w:rPr>
         <w:t>"E a maioria dos irmãos, vendo que estou na cadeia, tem mais confiança no Senhor".</w:t>
       </w:r>
     </w:p>
@@ -4695,6 +5340,21 @@
           <w:b/>
           <w:lang w:val="pt_PT" w:bidi="pt_PT"/>
         </w:rPr>
+        <w:t>δεσμοῖς μου</w:t>
+      </w:r>
+    </w:p>
+    <w:p>
+      <w:pPr/>
+      <w:r>
+        <w:rPr>
+          <w:lang w:val="pt_PT" w:bidi="pt_PT"/>
+        </w:rPr>
+      </w:r>
+      <w:r>
+        <w:rPr>
+          <w:b/>
+          <w:lang w:val="pt_PT" w:bidi="pt_PT"/>
+        </w:rPr>
         <w:t>"estou na cadeia".</w:t>
       </w:r>
     </w:p>
@@ -4764,6 +5424,21 @@
         <w:rPr>
           <w:lang w:val="pt_PT" w:bidi="pt_PT"/>
         </w:rPr>
+      </w:r>
+    </w:p>
+    <w:p>
+      <w:pPr/>
+      <w:r>
+        <w:rPr>
+          <w:lang w:val="pt_PT" w:bidi="pt_PT"/>
+        </w:rPr>
+      </w:r>
+      <w:r>
+        <w:rPr>
+          <w:b/>
+          <w:lang w:val="pt_PT" w:bidi="pt_PT"/>
+        </w:rPr>
+        <w:t>τὸν λόγον</w:t>
       </w:r>
     </w:p>
     <w:p>
@@ -4973,6 +5648,21 @@
           <w:b/>
           <w:lang w:val="pt_PT" w:bidi="pt_PT"/>
         </w:rPr>
+        <w:t>τινὲς μὲν καὶ &amp; τὸν Χριστὸν κηρύσσουσιν</w:t>
+      </w:r>
+    </w:p>
+    <w:p>
+      <w:pPr/>
+      <w:r>
+        <w:rPr>
+          <w:lang w:val="pt_PT" w:bidi="pt_PT"/>
+        </w:rPr>
+      </w:r>
+      <w:r>
+        <w:rPr>
+          <w:b/>
+          <w:lang w:val="pt_PT" w:bidi="pt_PT"/>
+        </w:rPr>
         <w:t>"alguns deles anunciam Cristo".</w:t>
       </w:r>
     </w:p>
@@ -5036,6 +5726,21 @@
           <w:b/>
           <w:lang w:val="pt_PT" w:bidi="pt_PT"/>
         </w:rPr>
+        <w:t>διὰ φθόνον καὶ ἔριν</w:t>
+      </w:r>
+    </w:p>
+    <w:p>
+      <w:pPr/>
+      <w:r>
+        <w:rPr>
+          <w:lang w:val="pt_PT" w:bidi="pt_PT"/>
+        </w:rPr>
+      </w:r>
+      <w:r>
+        <w:rPr>
+          <w:b/>
+          <w:lang w:val="pt_PT" w:bidi="pt_PT"/>
+        </w:rPr>
         <w:t>"porque são ciumentos e briguentos".</w:t>
       </w:r>
     </w:p>
@@ -5145,6 +5850,21 @@
           <w:b/>
           <w:lang w:val="pt_PT" w:bidi="pt_PT"/>
         </w:rPr>
+        <w:t>εὐδοκίαν</w:t>
+      </w:r>
+    </w:p>
+    <w:p>
+      <w:pPr/>
+      <w:r>
+        <w:rPr>
+          <w:lang w:val="pt_PT" w:bidi="pt_PT"/>
+        </w:rPr>
+      </w:r>
+      <w:r>
+        <w:rPr>
+          <w:b/>
+          <w:lang w:val="pt_PT" w:bidi="pt_PT"/>
+        </w:rPr>
         <w:t>"boas intenções".</w:t>
       </w:r>
     </w:p>
@@ -5241,6 +5961,21 @@
           <w:b/>
           <w:lang w:val="pt_PT" w:bidi="pt_PT"/>
         </w:rPr>
+        <w:t>ἐξ ἀγάπης</w:t>
+      </w:r>
+    </w:p>
+    <w:p>
+      <w:pPr/>
+      <w:r>
+        <w:rPr>
+          <w:lang w:val="pt_PT" w:bidi="pt_PT"/>
+        </w:rPr>
+      </w:r>
+      <w:r>
+        <w:rPr>
+          <w:b/>
+          <w:lang w:val="pt_PT" w:bidi="pt_PT"/>
+        </w:rPr>
         <w:t>"por amor".</w:t>
       </w:r>
     </w:p>
@@ -5363,6 +6098,21 @@
           <w:b/>
           <w:lang w:val="pt_PT" w:bidi="pt_PT"/>
         </w:rPr>
+        <w:t>κεῖμαι</w:t>
+      </w:r>
+    </w:p>
+    <w:p>
+      <w:pPr/>
+      <w:r>
+        <w:rPr>
+          <w:lang w:val="pt_PT" w:bidi="pt_PT"/>
+        </w:rPr>
+      </w:r>
+      <w:r>
+        <w:rPr>
+          <w:b/>
+          <w:lang w:val="pt_PT" w:bidi="pt_PT"/>
+        </w:rPr>
         <w:t>"Deus me deu o trabalho".</w:t>
       </w:r>
     </w:p>
@@ -5445,6 +6195,21 @@
         <w:rPr>
           <w:lang w:val="pt_PT" w:bidi="pt_PT"/>
         </w:rPr>
+      </w:r>
+    </w:p>
+    <w:p>
+      <w:pPr/>
+      <w:r>
+        <w:rPr>
+          <w:lang w:val="pt_PT" w:bidi="pt_PT"/>
+        </w:rPr>
+      </w:r>
+      <w:r>
+        <w:rPr>
+          <w:b/>
+          <w:lang w:val="pt_PT" w:bidi="pt_PT"/>
+        </w:rPr>
+        <w:t>εἰς ἀπολογίαν τοῦ εὐαγγελίου</w:t>
       </w:r>
     </w:p>
     <w:p>
@@ -5560,6 +6325,21 @@
           <w:b/>
           <w:lang w:val="pt_PT" w:bidi="pt_PT"/>
         </w:rPr>
+        <w:t>εἰς ἀπολογίαν τοῦ εὐαγγελίου κεῖμαι</w:t>
+      </w:r>
+    </w:p>
+    <w:p>
+      <w:pPr/>
+      <w:r>
+        <w:rPr>
+          <w:lang w:val="pt_PT" w:bidi="pt_PT"/>
+        </w:rPr>
+      </w:r>
+      <w:r>
+        <w:rPr>
+          <w:b/>
+          <w:lang w:val="pt_PT" w:bidi="pt_PT"/>
+        </w:rPr>
         <w:t>"Deus me deu o trabalho de defender o evangelho".</w:t>
       </w:r>
     </w:p>
@@ -5737,6 +6517,21 @@
           <w:b/>
           <w:lang w:val="pt_PT" w:bidi="pt_PT"/>
         </w:rPr>
+        <w:t>οἱ δὲ ἐξ ἐριθείας τὸν Χριστὸν καταγγέλλουσιν</w:t>
+      </w:r>
+    </w:p>
+    <w:p>
+      <w:pPr/>
+      <w:r>
+        <w:rPr>
+          <w:lang w:val="pt_PT" w:bidi="pt_PT"/>
+        </w:rPr>
+      </w:r>
+      <w:r>
+        <w:rPr>
+          <w:b/>
+          <w:lang w:val="pt_PT" w:bidi="pt_PT"/>
+        </w:rPr>
         <w:t xml:space="preserve">"Os outros não anunciam Cristo com sinceridade, mas por interesse pessoal". </w:t>
       </w:r>
     </w:p>
@@ -5833,6 +6628,21 @@
           <w:b/>
           <w:lang w:val="pt_PT" w:bidi="pt_PT"/>
         </w:rPr>
+        <w:t>οὐχ ἁγνῶς</w:t>
+      </w:r>
+    </w:p>
+    <w:p>
+      <w:pPr/>
+      <w:r>
+        <w:rPr>
+          <w:lang w:val="pt_PT" w:bidi="pt_PT"/>
+        </w:rPr>
+      </w:r>
+      <w:r>
+        <w:rPr>
+          <w:b/>
+          <w:lang w:val="pt_PT" w:bidi="pt_PT"/>
+        </w:rPr>
         <w:t>"não anunciam Cristo com sinceridade".</w:t>
       </w:r>
     </w:p>
@@ -5882,6 +6692,21 @@
         <w:rPr>
           <w:lang w:val="pt_PT" w:bidi="pt_PT"/>
         </w:rPr>
+      </w:r>
+    </w:p>
+    <w:p>
+      <w:pPr/>
+      <w:r>
+        <w:rPr>
+          <w:lang w:val="pt_PT" w:bidi="pt_PT"/>
+        </w:rPr>
+      </w:r>
+      <w:r>
+        <w:rPr>
+          <w:b/>
+          <w:lang w:val="pt_PT" w:bidi="pt_PT"/>
+        </w:rPr>
+        <w:t>τοῖς δεσμοῖς μου</w:t>
       </w:r>
     </w:p>
     <w:p>
@@ -6015,6 +6840,21 @@
           <w:b/>
           <w:lang w:val="pt_PT" w:bidi="pt_PT"/>
         </w:rPr>
+        <w:t>οἰόμενοι θλῖψιν ἐγείρειν τοῖς δεσμοῖς μου</w:t>
+      </w:r>
+    </w:p>
+    <w:p>
+      <w:pPr/>
+      <w:r>
+        <w:rPr>
+          <w:lang w:val="pt_PT" w:bidi="pt_PT"/>
+        </w:rPr>
+      </w:r>
+      <w:r>
+        <w:rPr>
+          <w:b/>
+          <w:lang w:val="pt_PT" w:bidi="pt_PT"/>
+        </w:rPr>
         <w:t>"Eles pensam que assim aumentarão os meus sofrimentos enquanto estou na cadeia".</w:t>
       </w:r>
     </w:p>
@@ -6098,6 +6938,21 @@
           <w:b/>
           <w:lang w:val="pt_PT" w:bidi="pt_PT"/>
         </w:rPr>
+        <w:t>τί γάρ</w:t>
+      </w:r>
+    </w:p>
+    <w:p>
+      <w:pPr/>
+      <w:r>
+        <w:rPr>
+          <w:lang w:val="pt_PT" w:bidi="pt_PT"/>
+        </w:rPr>
+      </w:r>
+      <w:r>
+        <w:rPr>
+          <w:b/>
+          <w:lang w:val="pt_PT" w:bidi="pt_PT"/>
+        </w:rPr>
         <w:t>"Mas isso não tem importância".</w:t>
       </w:r>
     </w:p>
@@ -6194,6 +7049,21 @@
           <w:b/>
           <w:lang w:val="pt_PT" w:bidi="pt_PT"/>
         </w:rPr>
+        <w:t>τί γάρ</w:t>
+      </w:r>
+    </w:p>
+    <w:p>
+      <w:pPr/>
+      <w:r>
+        <w:rPr>
+          <w:lang w:val="pt_PT" w:bidi="pt_PT"/>
+        </w:rPr>
+      </w:r>
+      <w:r>
+        <w:rPr>
+          <w:b/>
+          <w:lang w:val="pt_PT" w:bidi="pt_PT"/>
+        </w:rPr>
         <w:t>"Mas isso não tem importância".</w:t>
       </w:r>
     </w:p>
@@ -6277,6 +7147,21 @@
           <w:b/>
           <w:lang w:val="pt_PT" w:bidi="pt_PT"/>
         </w:rPr>
+        <w:t>Χριστὸς καταγγέλλεται</w:t>
+      </w:r>
+    </w:p>
+    <w:p>
+      <w:pPr/>
+      <w:r>
+        <w:rPr>
+          <w:lang w:val="pt_PT" w:bidi="pt_PT"/>
+        </w:rPr>
+      </w:r>
+      <w:r>
+        <w:rPr>
+          <w:b/>
+          <w:lang w:val="pt_PT" w:bidi="pt_PT"/>
+        </w:rPr>
         <w:t>"Cristo está sendo anunciado".</w:t>
       </w:r>
     </w:p>
@@ -6373,6 +7258,21 @@
           <w:b/>
           <w:lang w:val="pt_PT" w:bidi="pt_PT"/>
         </w:rPr>
+        <w:t>τοῦτό</w:t>
+      </w:r>
+    </w:p>
+    <w:p>
+      <w:pPr/>
+      <w:r>
+        <w:rPr>
+          <w:lang w:val="pt_PT" w:bidi="pt_PT"/>
+        </w:rPr>
+      </w:r>
+      <w:r>
+        <w:rPr>
+          <w:b/>
+          <w:lang w:val="pt_PT" w:bidi="pt_PT"/>
+        </w:rPr>
         <w:t>"".</w:t>
       </w:r>
     </w:p>
@@ -6456,6 +7356,21 @@
           <w:b/>
           <w:lang w:val="pt_PT" w:bidi="pt_PT"/>
         </w:rPr>
+        <w:t>οἶδα γὰρ ὅτι τοῦτό μοι ἀποβήσεται εἰς σωτηρίαν</w:t>
+      </w:r>
+    </w:p>
+    <w:p>
+      <w:pPr/>
+      <w:r>
+        <w:rPr>
+          <w:lang w:val="pt_PT" w:bidi="pt_PT"/>
+        </w:rPr>
+      </w:r>
+      <w:r>
+        <w:rPr>
+          <w:b/>
+          <w:lang w:val="pt_PT" w:bidi="pt_PT"/>
+        </w:rPr>
         <w:t>"eu serei posto em liberdade".</w:t>
       </w:r>
     </w:p>
@@ -6552,6 +7467,21 @@
           <w:b/>
           <w:lang w:val="pt_PT" w:bidi="pt_PT"/>
         </w:rPr>
+        <w:t>ἐπιχορηγίας τοῦ Πνεύματος Ἰησοῦ Χριστοῦ</w:t>
+      </w:r>
+    </w:p>
+    <w:p>
+      <w:pPr/>
+      <w:r>
+        <w:rPr>
+          <w:lang w:val="pt_PT" w:bidi="pt_PT"/>
+        </w:rPr>
+      </w:r>
+      <w:r>
+        <w:rPr>
+          <w:b/>
+          <w:lang w:val="pt_PT" w:bidi="pt_PT"/>
+        </w:rPr>
         <w:t>"a ajuda do Espírito de Jesus Cristo".</w:t>
       </w:r>
     </w:p>
@@ -6648,6 +7578,21 @@
           <w:b/>
           <w:lang w:val="pt_PT" w:bidi="pt_PT"/>
         </w:rPr>
+        <w:t>ἀποκαραδοκίαν καὶ ἐλπίδα</w:t>
+      </w:r>
+    </w:p>
+    <w:p>
+      <w:pPr/>
+      <w:r>
+        <w:rPr>
+          <w:lang w:val="pt_PT" w:bidi="pt_PT"/>
+        </w:rPr>
+      </w:r>
+      <w:r>
+        <w:rPr>
+          <w:b/>
+          <w:lang w:val="pt_PT" w:bidi="pt_PT"/>
+        </w:rPr>
         <w:t>"grande desejo e a minha esperança".</w:t>
       </w:r>
     </w:p>
@@ -6757,6 +7702,21 @@
           <w:b/>
           <w:lang w:val="pt_PT" w:bidi="pt_PT"/>
         </w:rPr>
+        <w:t>κατὰ τὴν ἀποκαραδοκίαν καὶ ἐλπίδα μου</w:t>
+      </w:r>
+    </w:p>
+    <w:p>
+      <w:pPr/>
+      <w:r>
+        <w:rPr>
+          <w:lang w:val="pt_PT" w:bidi="pt_PT"/>
+        </w:rPr>
+      </w:r>
+      <w:r>
+        <w:rPr>
+          <w:b/>
+          <w:lang w:val="pt_PT" w:bidi="pt_PT"/>
+        </w:rPr>
         <w:t>"O meu grande desejo e a minha esperança".</w:t>
       </w:r>
     </w:p>
@@ -6852,6 +7812,21 @@
         <w:rPr>
           <w:lang w:val="pt_PT" w:bidi="pt_PT"/>
         </w:rPr>
+      </w:r>
+    </w:p>
+    <w:p>
+      <w:pPr/>
+      <w:r>
+        <w:rPr>
+          <w:lang w:val="pt_PT" w:bidi="pt_PT"/>
+        </w:rPr>
+      </w:r>
+      <w:r>
+        <w:rPr>
+          <w:b/>
+          <w:lang w:val="pt_PT" w:bidi="pt_PT"/>
+        </w:rPr>
+        <w:t>ἐν τῷ σώματί μου</w:t>
       </w:r>
     </w:p>
     <w:p>
@@ -6967,6 +7942,21 @@
           <w:b/>
           <w:lang w:val="pt_PT" w:bidi="pt_PT"/>
         </w:rPr>
+        <w:t>ἐν οὐδενὶ αἰσχυνθήσομαι, ἀλλ’</w:t>
+      </w:r>
+    </w:p>
+    <w:p>
+      <w:pPr/>
+      <w:r>
+        <w:rPr>
+          <w:lang w:val="pt_PT" w:bidi="pt_PT"/>
+        </w:rPr>
+      </w:r>
+      <w:r>
+        <w:rPr>
+          <w:b/>
+          <w:lang w:val="pt_PT" w:bidi="pt_PT"/>
+        </w:rPr>
         <w:t>"são de nunca falhar no meu dever".</w:t>
       </w:r>
     </w:p>
@@ -7063,6 +8053,21 @@
           <w:b/>
           <w:lang w:val="pt_PT" w:bidi="pt_PT"/>
         </w:rPr>
+        <w:t>ἐν πάσῃ παρρησίᾳ</w:t>
+      </w:r>
+    </w:p>
+    <w:p>
+      <w:pPr/>
+      <w:r>
+        <w:rPr>
+          <w:lang w:val="pt_PT" w:bidi="pt_PT"/>
+        </w:rPr>
+      </w:r>
+      <w:r>
+        <w:rPr>
+          <w:b/>
+          <w:lang w:val="pt_PT" w:bidi="pt_PT"/>
+        </w:rPr>
         <w:t>"eu tenha muita coragem".</w:t>
       </w:r>
     </w:p>
@@ -7159,6 +8164,21 @@
           <w:b/>
           <w:lang w:val="pt_PT" w:bidi="pt_PT"/>
         </w:rPr>
+        <w:t>εἴτε διὰ ζωῆς εἴτε διὰ θανάτου</w:t>
+      </w:r>
+    </w:p>
+    <w:p>
+      <w:pPr/>
+      <w:r>
+        <w:rPr>
+          <w:lang w:val="pt_PT" w:bidi="pt_PT"/>
+        </w:rPr>
+      </w:r>
+      <w:r>
+        <w:rPr>
+          <w:b/>
+          <w:lang w:val="pt_PT" w:bidi="pt_PT"/>
+        </w:rPr>
         <w:t>"tanto na vida como na morte".</w:t>
       </w:r>
     </w:p>
@@ -7268,6 +8288,21 @@
           <w:b/>
           <w:lang w:val="pt_PT" w:bidi="pt_PT"/>
         </w:rPr>
+        <w:t>κέρδος</w:t>
+      </w:r>
+    </w:p>
+    <w:p>
+      <w:pPr/>
+      <w:r>
+        <w:rPr>
+          <w:lang w:val="pt_PT" w:bidi="pt_PT"/>
+        </w:rPr>
+      </w:r>
+      <w:r>
+        <w:rPr>
+          <w:b/>
+          <w:lang w:val="pt_PT" w:bidi="pt_PT"/>
+        </w:rPr>
         <w:t>"é lucro".</w:t>
       </w:r>
     </w:p>
@@ -7364,6 +8399,21 @@
           <w:b/>
           <w:lang w:val="pt_PT" w:bidi="pt_PT"/>
         </w:rPr>
+        <w:t>ἐν σαρκί</w:t>
+      </w:r>
+    </w:p>
+    <w:p>
+      <w:pPr/>
+      <w:r>
+        <w:rPr>
+          <w:lang w:val="pt_PT" w:bidi="pt_PT"/>
+        </w:rPr>
+      </w:r>
+      <w:r>
+        <w:rPr>
+          <w:b/>
+          <w:lang w:val="pt_PT" w:bidi="pt_PT"/>
+        </w:rPr>
         <w:t>"se eu continuar vivendo".</w:t>
       </w:r>
     </w:p>
@@ -7447,6 +8497,21 @@
           <w:b/>
           <w:lang w:val="pt_PT" w:bidi="pt_PT"/>
         </w:rPr>
+        <w:t>τοῦτό μοι καρπὸς ἔργου</w:t>
+      </w:r>
+    </w:p>
+    <w:p>
+      <w:pPr/>
+      <w:r>
+        <w:rPr>
+          <w:lang w:val="pt_PT" w:bidi="pt_PT"/>
+        </w:rPr>
+      </w:r>
+      <w:r>
+        <w:rPr>
+          <w:b/>
+          <w:lang w:val="pt_PT" w:bidi="pt_PT"/>
+        </w:rPr>
         <w:t>"poderei ainda fazer algum trabalho útil".</w:t>
       </w:r>
     </w:p>
@@ -7543,6 +8608,21 @@
           <w:b/>
           <w:lang w:val="pt_PT" w:bidi="pt_PT"/>
         </w:rPr>
+        <w:t>τοῦτό μοι καρπὸς ἔργου</w:t>
+      </w:r>
+    </w:p>
+    <w:p>
+      <w:pPr/>
+      <w:r>
+        <w:rPr>
+          <w:lang w:val="pt_PT" w:bidi="pt_PT"/>
+        </w:rPr>
+      </w:r>
+      <w:r>
+        <w:rPr>
+          <w:b/>
+          <w:lang w:val="pt_PT" w:bidi="pt_PT"/>
+        </w:rPr>
         <w:t>"poderei ainda fazer algum trabalho útil".</w:t>
       </w:r>
     </w:p>
@@ -7639,6 +8719,21 @@
           <w:b/>
           <w:lang w:val="pt_PT" w:bidi="pt_PT"/>
         </w:rPr>
+        <w:t>συνέχομαι δὲ ἐκ τῶν δύο</w:t>
+      </w:r>
+    </w:p>
+    <w:p>
+      <w:pPr/>
+      <w:r>
+        <w:rPr>
+          <w:lang w:val="pt_PT" w:bidi="pt_PT"/>
+        </w:rPr>
+      </w:r>
+      <w:r>
+        <w:rPr>
+          <w:b/>
+          <w:lang w:val="pt_PT" w:bidi="pt_PT"/>
+        </w:rPr>
         <w:t>"Estou cercado pelos dois lados".</w:t>
       </w:r>
     </w:p>
@@ -7735,6 +8830,21 @@
           <w:b/>
           <w:lang w:val="pt_PT" w:bidi="pt_PT"/>
         </w:rPr>
+        <w:t>συνέχομαι</w:t>
+      </w:r>
+    </w:p>
+    <w:p>
+      <w:pPr/>
+      <w:r>
+        <w:rPr>
+          <w:lang w:val="pt_PT" w:bidi="pt_PT"/>
+        </w:rPr>
+      </w:r>
+      <w:r>
+        <w:rPr>
+          <w:b/>
+          <w:lang w:val="pt_PT" w:bidi="pt_PT"/>
+        </w:rPr>
         <w:t>"Então não sei o que devo escolher".</w:t>
       </w:r>
     </w:p>
@@ -7831,6 +8941,21 @@
           <w:b/>
           <w:lang w:val="pt_PT" w:bidi="pt_PT"/>
         </w:rPr>
+        <w:t>τῶν δύο</w:t>
+      </w:r>
+    </w:p>
+    <w:p>
+      <w:pPr/>
+      <w:r>
+        <w:rPr>
+          <w:lang w:val="pt_PT" w:bidi="pt_PT"/>
+        </w:rPr>
+      </w:r>
+      <w:r>
+        <w:rPr>
+          <w:b/>
+          <w:lang w:val="pt_PT" w:bidi="pt_PT"/>
+        </w:rPr>
         <w:t>"pelos dois".</w:t>
       </w:r>
     </w:p>
@@ -7940,6 +9065,21 @@
           <w:b/>
           <w:lang w:val="pt_PT" w:bidi="pt_PT"/>
         </w:rPr>
+        <w:t>τὴν ἐπιθυμίαν ἔχων</w:t>
+      </w:r>
+    </w:p>
+    <w:p>
+      <w:pPr/>
+      <w:r>
+        <w:rPr>
+          <w:lang w:val="pt_PT" w:bidi="pt_PT"/>
+        </w:rPr>
+      </w:r>
+      <w:r>
+        <w:rPr>
+          <w:b/>
+          <w:lang w:val="pt_PT" w:bidi="pt_PT"/>
+        </w:rPr>
         <w:t>"quero muito".</w:t>
       </w:r>
     </w:p>
@@ -8036,6 +9176,21 @@
           <w:b/>
           <w:lang w:val="pt_PT" w:bidi="pt_PT"/>
         </w:rPr>
+        <w:t>ἀναλῦσαι</w:t>
+      </w:r>
+    </w:p>
+    <w:p>
+      <w:pPr/>
+      <w:r>
+        <w:rPr>
+          <w:lang w:val="pt_PT" w:bidi="pt_PT"/>
+        </w:rPr>
+      </w:r>
+      <w:r>
+        <w:rPr>
+          <w:b/>
+          <w:lang w:val="pt_PT" w:bidi="pt_PT"/>
+        </w:rPr>
         <w:t>"deixar".</w:t>
       </w:r>
     </w:p>
@@ -8131,6 +9286,21 @@
         <w:rPr>
           <w:lang w:val="pt_PT" w:bidi="pt_PT"/>
         </w:rPr>
+      </w:r>
+    </w:p>
+    <w:p>
+      <w:pPr/>
+      <w:r>
+        <w:rPr>
+          <w:lang w:val="pt_PT" w:bidi="pt_PT"/>
+        </w:rPr>
+      </w:r>
+      <w:r>
+        <w:rPr>
+          <w:b/>
+          <w:lang w:val="pt_PT" w:bidi="pt_PT"/>
+        </w:rPr>
+        <w:t>τὸ δὲ ἐπιμένειν ἐν τῇ σαρκὶ</w:t>
       </w:r>
     </w:p>
     <w:p>
@@ -8259,6 +9429,21 @@
           <w:b/>
           <w:lang w:val="pt_PT" w:bidi="pt_PT"/>
         </w:rPr>
+        <w:t>ἀναγκαιότερον</w:t>
+      </w:r>
+    </w:p>
+    <w:p>
+      <w:pPr/>
+      <w:r>
+        <w:rPr>
+          <w:lang w:val="pt_PT" w:bidi="pt_PT"/>
+        </w:rPr>
+      </w:r>
+      <w:r>
+        <w:rPr>
+          <w:b/>
+          <w:lang w:val="pt_PT" w:bidi="pt_PT"/>
+        </w:rPr>
         <w:t>"é muito mais necessário".</w:t>
       </w:r>
     </w:p>
@@ -8449,6 +9634,21 @@
           <w:b/>
           <w:lang w:val="pt_PT" w:bidi="pt_PT"/>
         </w:rPr>
+        <w:t>καὶ τοῦτο πεποιθὼς</w:t>
+      </w:r>
+    </w:p>
+    <w:p>
+      <w:pPr/>
+      <w:r>
+        <w:rPr>
+          <w:lang w:val="pt_PT" w:bidi="pt_PT"/>
+        </w:rPr>
+      </w:r>
+      <w:r>
+        <w:rPr>
+          <w:b/>
+          <w:lang w:val="pt_PT" w:bidi="pt_PT"/>
+        </w:rPr>
         <w:t>"E, como estou certo disso".</w:t>
       </w:r>
     </w:p>
@@ -8576,6 +9776,21 @@
           <w:b/>
           <w:lang w:val="pt_PT" w:bidi="pt_PT"/>
         </w:rPr>
+        <w:t>τοῦτο πεποιθὼς</w:t>
+      </w:r>
+    </w:p>
+    <w:p>
+      <w:pPr/>
+      <w:r>
+        <w:rPr>
+          <w:lang w:val="pt_PT" w:bidi="pt_PT"/>
+        </w:rPr>
+      </w:r>
+      <w:r>
+        <w:rPr>
+          <w:b/>
+          <w:lang w:val="pt_PT" w:bidi="pt_PT"/>
+        </w:rPr>
         <w:t>"estou certo disso".</w:t>
       </w:r>
     </w:p>
@@ -8658,6 +9873,21 @@
         <w:rPr>
           <w:lang w:val="pt_PT" w:bidi="pt_PT"/>
         </w:rPr>
+      </w:r>
+    </w:p>
+    <w:p>
+      <w:pPr/>
+      <w:r>
+        <w:rPr>
+          <w:lang w:val="pt_PT" w:bidi="pt_PT"/>
+        </w:rPr>
+      </w:r>
+      <w:r>
+        <w:rPr>
+          <w:b/>
+          <w:lang w:val="pt_PT" w:bidi="pt_PT"/>
+        </w:rPr>
+        <w:t>μενῶ</w:t>
       </w:r>
     </w:p>
     <w:p>
@@ -8799,6 +10029,21 @@
           <w:b/>
           <w:lang w:val="pt_PT" w:bidi="pt_PT"/>
         </w:rPr>
+        <w:t>μενῶ καὶ παραμενῶ</w:t>
+      </w:r>
+    </w:p>
+    <w:p>
+      <w:pPr/>
+      <w:r>
+        <w:rPr>
+          <w:lang w:val="pt_PT" w:bidi="pt_PT"/>
+        </w:rPr>
+      </w:r>
+      <w:r>
+        <w:rPr>
+          <w:b/>
+          <w:lang w:val="pt_PT" w:bidi="pt_PT"/>
+        </w:rPr>
         <w:t>"continuarei vivendo e ficarei".</w:t>
       </w:r>
     </w:p>
@@ -8996,6 +10241,21 @@
           <w:b/>
           <w:lang w:val="pt_PT" w:bidi="pt_PT"/>
         </w:rPr>
+        <w:t>εἰς τὴν ὑμῶν προκοπὴν καὶ χαρὰν</w:t>
+      </w:r>
+    </w:p>
+    <w:p>
+      <w:pPr/>
+      <w:r>
+        <w:rPr>
+          <w:lang w:val="pt_PT" w:bidi="pt_PT"/>
+        </w:rPr>
+      </w:r>
+      <w:r>
+        <w:rPr>
+          <w:b/>
+          <w:lang w:val="pt_PT" w:bidi="pt_PT"/>
+        </w:rPr>
         <w:t>"para ajudá-los a progredirem e a terem a alegria".</w:t>
       </w:r>
     </w:p>
@@ -9078,6 +10338,21 @@
         <w:rPr>
           <w:lang w:val="pt_PT" w:bidi="pt_PT"/>
         </w:rPr>
+      </w:r>
+    </w:p>
+    <w:p>
+      <w:pPr/>
+      <w:r>
+        <w:rPr>
+          <w:lang w:val="pt_PT" w:bidi="pt_PT"/>
+        </w:rPr>
+      </w:r>
+      <w:r>
+        <w:rPr>
+          <w:b/>
+          <w:lang w:val="pt_PT" w:bidi="pt_PT"/>
+        </w:rPr>
+        <w:t>εἰς τὴν ὑμῶν προκοπὴν καὶ χαρὰν</w:t>
       </w:r>
     </w:p>
     <w:p>
@@ -9308,6 +10583,21 @@
           <w:b/>
           <w:lang w:val="pt_PT" w:bidi="pt_PT"/>
         </w:rPr>
+        <w:t>τῆς πίστεως</w:t>
+      </w:r>
+    </w:p>
+    <w:p>
+      <w:pPr/>
+      <w:r>
+        <w:rPr>
+          <w:lang w:val="pt_PT" w:bidi="pt_PT"/>
+        </w:rPr>
+      </w:r>
+      <w:r>
+        <w:rPr>
+          <w:b/>
+          <w:lang w:val="pt_PT" w:bidi="pt_PT"/>
+        </w:rPr>
         <w:t>"da fé".</w:t>
       </w:r>
     </w:p>
@@ -9390,6 +10680,21 @@
         <w:rPr>
           <w:lang w:val="pt_PT" w:bidi="pt_PT"/>
         </w:rPr>
+      </w:r>
+    </w:p>
+    <w:p>
+      <w:pPr/>
+      <w:r>
+        <w:rPr>
+          <w:lang w:val="pt_PT" w:bidi="pt_PT"/>
+        </w:rPr>
+      </w:r>
+      <w:r>
+        <w:rPr>
+          <w:b/>
+          <w:lang w:val="pt_PT" w:bidi="pt_PT"/>
+        </w:rPr>
+        <w:t>ἵνα</w:t>
       </w:r>
     </w:p>
     <w:p>
@@ -9518,6 +10823,21 @@
           <w:b/>
           <w:lang w:val="pt_PT" w:bidi="pt_PT"/>
         </w:rPr>
+        <w:t>καύχημα &amp; ἐν</w:t>
+      </w:r>
+    </w:p>
+    <w:p>
+      <w:pPr/>
+      <w:r>
+        <w:rPr>
+          <w:lang w:val="pt_PT" w:bidi="pt_PT"/>
+        </w:rPr>
+      </w:r>
+      <w:r>
+        <w:rPr>
+          <w:b/>
+          <w:lang w:val="pt_PT" w:bidi="pt_PT"/>
+        </w:rPr>
         <w:t>"orgulhosos de".</w:t>
       </w:r>
     </w:p>
@@ -9600,6 +10920,21 @@
         <w:rPr>
           <w:lang w:val="pt_PT" w:bidi="pt_PT"/>
         </w:rPr>
+      </w:r>
+    </w:p>
+    <w:p>
+      <w:pPr/>
+      <w:r>
+        <w:rPr>
+          <w:lang w:val="pt_PT" w:bidi="pt_PT"/>
+        </w:rPr>
+      </w:r>
+      <w:r>
+        <w:rPr>
+          <w:b/>
+          <w:lang w:val="pt_PT" w:bidi="pt_PT"/>
+        </w:rPr>
+        <w:t>παρουσίας</w:t>
       </w:r>
     </w:p>
     <w:p>
@@ -9728,6 +11063,21 @@
           <w:b/>
           <w:lang w:val="pt_PT" w:bidi="pt_PT"/>
         </w:rPr>
+        <w:t>διὰ τῆς ἐμῆς παρουσίας</w:t>
+      </w:r>
+    </w:p>
+    <w:p>
+      <w:pPr/>
+      <w:r>
+        <w:rPr>
+          <w:lang w:val="pt_PT" w:bidi="pt_PT"/>
+        </w:rPr>
+      </w:r>
+      <w:r>
+        <w:rPr>
+          <w:b/>
+          <w:lang w:val="pt_PT" w:bidi="pt_PT"/>
+        </w:rPr>
         <w:t>"quando eu for visitar vocês".</w:t>
       </w:r>
     </w:p>
@@ -9810,6 +11160,21 @@
         <w:rPr>
           <w:lang w:val="pt_PT" w:bidi="pt_PT"/>
         </w:rPr>
+      </w:r>
+    </w:p>
+    <w:p>
+      <w:pPr/>
+      <w:r>
+        <w:rPr>
+          <w:lang w:val="pt_PT" w:bidi="pt_PT"/>
+        </w:rPr>
+      </w:r>
+      <w:r>
+        <w:rPr>
+          <w:b/>
+          <w:lang w:val="pt_PT" w:bidi="pt_PT"/>
+        </w:rPr>
+        <w:t>ἐλθὼν</w:t>
       </w:r>
     </w:p>
     <w:p>
@@ -9951,6 +11316,21 @@
           <w:b/>
           <w:lang w:val="pt_PT" w:bidi="pt_PT"/>
         </w:rPr>
+        <w:t>ἀξίως τοῦ εὐαγγελίου τοῦ Χριστοῦ πολιτεύεσθε</w:t>
+      </w:r>
+    </w:p>
+    <w:p>
+      <w:pPr/>
+      <w:r>
+        <w:rPr>
+          <w:lang w:val="pt_PT" w:bidi="pt_PT"/>
+        </w:rPr>
+      </w:r>
+      <w:r>
+        <w:rPr>
+          <w:b/>
+          <w:lang w:val="pt_PT" w:bidi="pt_PT"/>
+        </w:rPr>
         <w:t>"vivam de acordo com o evangelho de Cristo".</w:t>
       </w:r>
     </w:p>
@@ -10034,6 +11414,21 @@
           <w:b/>
           <w:lang w:val="pt_PT" w:bidi="pt_PT"/>
         </w:rPr>
+        <w:t>στήκετε</w:t>
+      </w:r>
+    </w:p>
+    <w:p>
+      <w:pPr/>
+      <w:r>
+        <w:rPr>
+          <w:lang w:val="pt_PT" w:bidi="pt_PT"/>
+        </w:rPr>
+      </w:r>
+      <w:r>
+        <w:rPr>
+          <w:b/>
+          <w:lang w:val="pt_PT" w:bidi="pt_PT"/>
+        </w:rPr>
         <w:t>"vocês continuam firmes".</w:t>
       </w:r>
     </w:p>
@@ -10130,6 +11525,21 @@
           <w:b/>
           <w:lang w:val="pt_PT" w:bidi="pt_PT"/>
         </w:rPr>
+        <w:t>ἐν ἑνὶ πνεύματι, μιᾷ ψυχῇ</w:t>
+      </w:r>
+    </w:p>
+    <w:p>
+      <w:pPr/>
+      <w:r>
+        <w:rPr>
+          <w:lang w:val="pt_PT" w:bidi="pt_PT"/>
+        </w:rPr>
+      </w:r>
+      <w:r>
+        <w:rPr>
+          <w:b/>
+          <w:lang w:val="pt_PT" w:bidi="pt_PT"/>
+        </w:rPr>
         <w:t>"lutando juntos, com um só desejo".</w:t>
       </w:r>
     </w:p>
@@ -10239,6 +11649,21 @@
           <w:b/>
           <w:lang w:val="pt_PT" w:bidi="pt_PT"/>
         </w:rPr>
+        <w:t>ἐν ἑνὶ πνεύματι, μιᾷ ψυχῇ</w:t>
+      </w:r>
+    </w:p>
+    <w:p>
+      <w:pPr/>
+      <w:r>
+        <w:rPr>
+          <w:lang w:val="pt_PT" w:bidi="pt_PT"/>
+        </w:rPr>
+      </w:r>
+      <w:r>
+        <w:rPr>
+          <w:b/>
+          <w:lang w:val="pt_PT" w:bidi="pt_PT"/>
+        </w:rPr>
         <w:t>"lutando juntos, com um só desejo".</w:t>
       </w:r>
     </w:p>
@@ -10348,6 +11773,21 @@
           <w:b/>
           <w:lang w:val="pt_PT" w:bidi="pt_PT"/>
         </w:rPr>
+        <w:t>συναθλοῦντες</w:t>
+      </w:r>
+    </w:p>
+    <w:p>
+      <w:pPr/>
+      <w:r>
+        <w:rPr>
+          <w:lang w:val="pt_PT" w:bidi="pt_PT"/>
+        </w:rPr>
+      </w:r>
+      <w:r>
+        <w:rPr>
+          <w:b/>
+          <w:lang w:val="pt_PT" w:bidi="pt_PT"/>
+        </w:rPr>
         <w:t>"lutando juntos".</w:t>
       </w:r>
     </w:p>
@@ -10411,6 +11851,21 @@
           <w:b/>
           <w:lang w:val="pt_PT" w:bidi="pt_PT"/>
         </w:rPr>
+        <w:t>τῇ πίστει τοῦ εὐαγγελίου</w:t>
+      </w:r>
+    </w:p>
+    <w:p>
+      <w:pPr/>
+      <w:r>
+        <w:rPr>
+          <w:lang w:val="pt_PT" w:bidi="pt_PT"/>
+        </w:rPr>
+      </w:r>
+      <w:r>
+        <w:rPr>
+          <w:b/>
+          <w:lang w:val="pt_PT" w:bidi="pt_PT"/>
+        </w:rPr>
         <w:t>"por meio da fé que se baseia no evangelho".</w:t>
       </w:r>
     </w:p>
@@ -10520,6 +11975,21 @@
           <w:b/>
           <w:lang w:val="pt_PT" w:bidi="pt_PT"/>
         </w:rPr>
+        <w:t>τῶν ἀντικειμένων</w:t>
+      </w:r>
+    </w:p>
+    <w:p>
+      <w:pPr/>
+      <w:r>
+        <w:rPr>
+          <w:lang w:val="pt_PT" w:bidi="pt_PT"/>
+        </w:rPr>
+      </w:r>
+      <w:r>
+        <w:rPr>
+          <w:b/>
+          <w:lang w:val="pt_PT" w:bidi="pt_PT"/>
+        </w:rPr>
         <w:t>"dos seus inimigos".</w:t>
       </w:r>
     </w:p>
@@ -10616,6 +12086,21 @@
           <w:b/>
           <w:lang w:val="pt_PT" w:bidi="pt_PT"/>
         </w:rPr>
+        <w:t>ἥτις ἐστὶν αὐτοῖς ἔνδειξις</w:t>
+      </w:r>
+    </w:p>
+    <w:p>
+      <w:pPr/>
+      <w:r>
+        <w:rPr>
+          <w:lang w:val="pt_PT" w:bidi="pt_PT"/>
+        </w:rPr>
+      </w:r>
+      <w:r>
+        <w:rPr>
+          <w:b/>
+          <w:lang w:val="pt_PT" w:bidi="pt_PT"/>
+        </w:rPr>
         <w:t>"isso será uma prova para eles".</w:t>
       </w:r>
     </w:p>
@@ -10725,6 +12210,21 @@
           <w:b/>
           <w:lang w:val="pt_PT" w:bidi="pt_PT"/>
         </w:rPr>
+        <w:t>ἀπωλείας</w:t>
+      </w:r>
+    </w:p>
+    <w:p>
+      <w:pPr/>
+      <w:r>
+        <w:rPr>
+          <w:lang w:val="pt_PT" w:bidi="pt_PT"/>
+        </w:rPr>
+      </w:r>
+      <w:r>
+        <w:rPr>
+          <w:b/>
+          <w:lang w:val="pt_PT" w:bidi="pt_PT"/>
+        </w:rPr>
         <w:t>"serão derrotados".</w:t>
       </w:r>
     </w:p>
@@ -10808,6 +12308,21 @@
           <w:b/>
           <w:lang w:val="pt_PT" w:bidi="pt_PT"/>
         </w:rPr>
+        <w:t>ὑμῶν δὲ σωτηρίας</w:t>
+      </w:r>
+    </w:p>
+    <w:p>
+      <w:pPr/>
+      <w:r>
+        <w:rPr>
+          <w:lang w:val="pt_PT" w:bidi="pt_PT"/>
+        </w:rPr>
+      </w:r>
+      <w:r>
+        <w:rPr>
+          <w:b/>
+          <w:lang w:val="pt_PT" w:bidi="pt_PT"/>
+        </w:rPr>
         <w:t>"de"</w:t>
       </w:r>
       <w:r>
@@ -10904,6 +12419,21 @@
           <w:b/>
           <w:lang w:val="pt_PT" w:bidi="pt_PT"/>
         </w:rPr>
+        <w:t>τοῦτο ἀπὸ Θεοῦ</w:t>
+      </w:r>
+    </w:p>
+    <w:p>
+      <w:pPr/>
+      <w:r>
+        <w:rPr>
+          <w:lang w:val="pt_PT" w:bidi="pt_PT"/>
+        </w:rPr>
+      </w:r>
+      <w:r>
+        <w:rPr>
+          <w:b/>
+          <w:lang w:val="pt_PT" w:bidi="pt_PT"/>
+        </w:rPr>
         <w:t>"Porque é Deus quem dá a vitória a vocês".</w:t>
       </w:r>
     </w:p>
@@ -10987,6 +12517,21 @@
           <w:b/>
           <w:lang w:val="pt_PT" w:bidi="pt_PT"/>
         </w:rPr>
+        <w:t>ὑμῖν ἐχαρίσθη τὸ</w:t>
+      </w:r>
+    </w:p>
+    <w:p>
+      <w:pPr/>
+      <w:r>
+        <w:rPr>
+          <w:lang w:val="pt_PT" w:bidi="pt_PT"/>
+        </w:rPr>
+      </w:r>
+      <w:r>
+        <w:rPr>
+          <w:b/>
+          <w:lang w:val="pt_PT" w:bidi="pt_PT"/>
+        </w:rPr>
         <w:t>"ele tem dado a vocês o privilégio".</w:t>
       </w:r>
     </w:p>
@@ -11070,6 +12615,21 @@
           <w:b/>
           <w:lang w:val="pt_PT" w:bidi="pt_PT"/>
         </w:rPr>
+        <w:t>τὸν αὐτὸν ἀγῶνα ἔχοντες</w:t>
+      </w:r>
+    </w:p>
+    <w:p>
+      <w:pPr/>
+      <w:r>
+        <w:rPr>
+          <w:lang w:val="pt_PT" w:bidi="pt_PT"/>
+        </w:rPr>
+      </w:r>
+      <w:r>
+        <w:rPr>
+          <w:b/>
+          <w:lang w:val="pt_PT" w:bidi="pt_PT"/>
+        </w:rPr>
         <w:t>"vocês podem tomar parte comigo na luta".</w:t>
       </w:r>
     </w:p>
@@ -11166,6 +12726,21 @@
           <w:b/>
           <w:lang w:val="pt_PT" w:bidi="pt_PT"/>
         </w:rPr>
+        <w:t>τὸν αὐτὸν ἀγῶνα ἔχοντες, οἷον εἴδετε ἐν ἐμοὶ</w:t>
+      </w:r>
+    </w:p>
+    <w:p>
+      <w:pPr/>
+      <w:r>
+        <w:rPr>
+          <w:lang w:val="pt_PT" w:bidi="pt_PT"/>
+        </w:rPr>
+      </w:r>
+      <w:r>
+        <w:rPr>
+          <w:b/>
+          <w:lang w:val="pt_PT" w:bidi="pt_PT"/>
+        </w:rPr>
         <w:t>"a luta que vocês viram que tive".</w:t>
       </w:r>
     </w:p>
@@ -11262,6 +12837,21 @@
           <w:b/>
           <w:lang w:val="pt_PT" w:bidi="pt_PT"/>
         </w:rPr>
+        <w:t>εἴδετε ἐν ἐμοὶ, καὶ νῦν ἀκούετε ἐν ἐμοί</w:t>
+      </w:r>
+    </w:p>
+    <w:p>
+      <w:pPr/>
+      <w:r>
+        <w:rPr>
+          <w:lang w:val="pt_PT" w:bidi="pt_PT"/>
+        </w:rPr>
+      </w:r>
+      <w:r>
+        <w:rPr>
+          <w:b/>
+          <w:lang w:val="pt_PT" w:bidi="pt_PT"/>
+        </w:rPr>
         <w:t>"a luta que vocês viram que tive no passado é a mesma que ainda continua".</w:t>
       </w:r>
     </w:p>
@@ -11345,6 +12935,21 @@
           <w:b/>
           <w:lang w:val="pt_PT" w:bidi="pt_PT"/>
         </w:rPr>
+        <w:t>οὖν</w:t>
+      </w:r>
+    </w:p>
+    <w:p>
+      <w:pPr/>
+      <w:r>
+        <w:rPr>
+          <w:lang w:val="pt_PT" w:bidi="pt_PT"/>
+        </w:rPr>
+      </w:r>
+      <w:r>
+        <w:rPr>
+          <w:b/>
+          <w:lang w:val="pt_PT" w:bidi="pt_PT"/>
+        </w:rPr>
         <w:t>"Por estarem unidos".</w:t>
       </w:r>
     </w:p>
@@ -11428,6 +13033,21 @@
           <w:b/>
           <w:lang w:val="pt_PT" w:bidi="pt_PT"/>
         </w:rPr>
+        <w:t>εἴ τις &amp; παράκλησις ἐν Χριστῷ, εἴ τι παραμύθιον ἀγάπης, εἴ τις κοινωνία Πνεύματος, εἴ τις σπλάγχνα καὶ οἰκτιρμοί</w:t>
+      </w:r>
+    </w:p>
+    <w:p>
+      <w:pPr/>
+      <w:r>
+        <w:rPr>
+          <w:lang w:val="pt_PT" w:bidi="pt_PT"/>
+        </w:rPr>
+      </w:r>
+      <w:r>
+        <w:rPr>
+          <w:b/>
+          <w:lang w:val="pt_PT" w:bidi="pt_PT"/>
+        </w:rPr>
         <w:t>"Por estarem unidos com Cristo, vocês são fortes, o amor dele os anima, e vocês participam do Espírito de Deus. E também são bondosos e misericordiosos".</w:t>
       </w:r>
     </w:p>
@@ -11511,6 +13131,21 @@
           <w:b/>
           <w:lang w:val="pt_PT" w:bidi="pt_PT"/>
         </w:rPr>
+        <w:t>εἴ τι παραμύθιον ἀγάπης, εἴ τις κοινωνία Πνεύματος, εἴ τις σπλάγχνα καὶ οἰκτιρμοί</w:t>
+      </w:r>
+    </w:p>
+    <w:p>
+      <w:pPr/>
+      <w:r>
+        <w:rPr>
+          <w:lang w:val="pt_PT" w:bidi="pt_PT"/>
+        </w:rPr>
+      </w:r>
+      <w:r>
+        <w:rPr>
+          <w:b/>
+          <w:lang w:val="pt_PT" w:bidi="pt_PT"/>
+        </w:rPr>
         <w:t>"o amor dele os anima, e vocês participam do Espírito de Deus. E também são bondosos e misericordiosos uns com os outros".</w:t>
       </w:r>
     </w:p>
@@ -11594,6 +13229,21 @@
           <w:b/>
           <w:lang w:val="pt_PT" w:bidi="pt_PT"/>
         </w:rPr>
+        <w:t>εἴ τις &amp; παράκλησις ἐν Χριστῷ</w:t>
+      </w:r>
+    </w:p>
+    <w:p>
+      <w:pPr/>
+      <w:r>
+        <w:rPr>
+          <w:lang w:val="pt_PT" w:bidi="pt_PT"/>
+        </w:rPr>
+      </w:r>
+      <w:r>
+        <w:rPr>
+          <w:b/>
+          <w:lang w:val="pt_PT" w:bidi="pt_PT"/>
+        </w:rPr>
         <w:t>"Por estarem unidos com Cristo, vocês são fortes".</w:t>
       </w:r>
     </w:p>
@@ -11677,6 +13327,21 @@
           <w:b/>
           <w:lang w:val="pt_PT" w:bidi="pt_PT"/>
         </w:rPr>
+        <w:t>εἴ τις &amp; παράκλησις ἐν Χριστῷ</w:t>
+      </w:r>
+    </w:p>
+    <w:p>
+      <w:pPr/>
+      <w:r>
+        <w:rPr>
+          <w:lang w:val="pt_PT" w:bidi="pt_PT"/>
+        </w:rPr>
+      </w:r>
+      <w:r>
+        <w:rPr>
+          <w:b/>
+          <w:lang w:val="pt_PT" w:bidi="pt_PT"/>
+        </w:rPr>
         <w:t>"Por estarem unidos com Cristo, vocês são fortes".</w:t>
       </w:r>
     </w:p>
@@ -11753,6 +13418,21 @@
           <w:b/>
           <w:lang w:val="pt_PT" w:bidi="pt_PT"/>
         </w:rPr>
+        <w:t>εἴ τις &amp; παράκλησις ἐν Χριστῷ</w:t>
+      </w:r>
+    </w:p>
+    <w:p>
+      <w:pPr/>
+      <w:r>
+        <w:rPr>
+          <w:lang w:val="pt_PT" w:bidi="pt_PT"/>
+        </w:rPr>
+      </w:r>
+      <w:r>
+        <w:rPr>
+          <w:b/>
+          <w:lang w:val="pt_PT" w:bidi="pt_PT"/>
+        </w:rPr>
         <w:t>"Por estarem unidos com Cristo, vocês são fortes".</w:t>
       </w:r>
     </w:p>
@@ -11836,6 +13516,21 @@
           <w:b/>
           <w:lang w:val="pt_PT" w:bidi="pt_PT"/>
         </w:rPr>
+        <w:t>εἴ τι παραμύθιον ἀγάπης</w:t>
+      </w:r>
+    </w:p>
+    <w:p>
+      <w:pPr/>
+      <w:r>
+        <w:rPr>
+          <w:lang w:val="pt_PT" w:bidi="pt_PT"/>
+        </w:rPr>
+      </w:r>
+      <w:r>
+        <w:rPr>
+          <w:b/>
+          <w:lang w:val="pt_PT" w:bidi="pt_PT"/>
+        </w:rPr>
         <w:t>"Por estarem unidos com Cristo... o amor dele os anima".</w:t>
       </w:r>
     </w:p>
@@ -11932,6 +13627,21 @@
           <w:b/>
           <w:lang w:val="pt_PT" w:bidi="pt_PT"/>
         </w:rPr>
+        <w:t>εἴ τι παραμύθιον ἀγάπης</w:t>
+      </w:r>
+    </w:p>
+    <w:p>
+      <w:pPr/>
+      <w:r>
+        <w:rPr>
+          <w:lang w:val="pt_PT" w:bidi="pt_PT"/>
+        </w:rPr>
+      </w:r>
+      <w:r>
+        <w:rPr>
+          <w:b/>
+          <w:lang w:val="pt_PT" w:bidi="pt_PT"/>
+        </w:rPr>
         <w:t>"Por estarem unidos com Cristo... o amor dele os anima".</w:t>
       </w:r>
     </w:p>
@@ -12028,6 +13738,21 @@
           <w:b/>
           <w:lang w:val="pt_PT" w:bidi="pt_PT"/>
         </w:rPr>
+        <w:t>εἴ τι παραμύθιον ἀγάπης</w:t>
+      </w:r>
+    </w:p>
+    <w:p>
+      <w:pPr/>
+      <w:r>
+        <w:rPr>
+          <w:lang w:val="pt_PT" w:bidi="pt_PT"/>
+        </w:rPr>
+      </w:r>
+      <w:r>
+        <w:rPr>
+          <w:b/>
+          <w:lang w:val="pt_PT" w:bidi="pt_PT"/>
+        </w:rPr>
         <w:t>"o amor dele os anima".</w:t>
       </w:r>
     </w:p>
@@ -12124,6 +13849,21 @@
           <w:b/>
           <w:lang w:val="pt_PT" w:bidi="pt_PT"/>
         </w:rPr>
+        <w:t>εἴ τις κοινωνία Πνεύματος</w:t>
+      </w:r>
+    </w:p>
+    <w:p>
+      <w:pPr/>
+      <w:r>
+        <w:rPr>
+          <w:lang w:val="pt_PT" w:bidi="pt_PT"/>
+        </w:rPr>
+      </w:r>
+      <w:r>
+        <w:rPr>
+          <w:b/>
+          <w:lang w:val="pt_PT" w:bidi="pt_PT"/>
+        </w:rPr>
         <w:t>"e vocês participam do Espírito de Deus".</w:t>
       </w:r>
     </w:p>
@@ -12200,6 +13940,21 @@
           <w:b/>
           <w:lang w:val="pt_PT" w:bidi="pt_PT"/>
         </w:rPr>
+        <w:t>εἴ τις κοινωνία Πνεύματος</w:t>
+      </w:r>
+    </w:p>
+    <w:p>
+      <w:pPr/>
+      <w:r>
+        <w:rPr>
+          <w:lang w:val="pt_PT" w:bidi="pt_PT"/>
+        </w:rPr>
+      </w:r>
+      <w:r>
+        <w:rPr>
+          <w:b/>
+          <w:lang w:val="pt_PT" w:bidi="pt_PT"/>
+        </w:rPr>
         <w:t>"e vocês participam do Espírito de Deus".</w:t>
       </w:r>
     </w:p>
@@ -12283,6 +14038,21 @@
           <w:b/>
           <w:lang w:val="pt_PT" w:bidi="pt_PT"/>
         </w:rPr>
+        <w:t>εἴ τις σπλάγχνα καὶ οἰκτιρμοί</w:t>
+      </w:r>
+    </w:p>
+    <w:p>
+      <w:pPr/>
+      <w:r>
+        <w:rPr>
+          <w:lang w:val="pt_PT" w:bidi="pt_PT"/>
+        </w:rPr>
+      </w:r>
+      <w:r>
+        <w:rPr>
+          <w:b/>
+          <w:lang w:val="pt_PT" w:bidi="pt_PT"/>
+        </w:rPr>
         <w:t>"E também são bondosos e misericordiosos".</w:t>
       </w:r>
     </w:p>
@@ -12366,6 +14136,21 @@
           <w:b/>
           <w:lang w:val="pt_PT" w:bidi="pt_PT"/>
         </w:rPr>
+        <w:t>εἴ τις σπλάγχνα καὶ οἰκτιρμοί</w:t>
+      </w:r>
+    </w:p>
+    <w:p>
+      <w:pPr/>
+      <w:r>
+        <w:rPr>
+          <w:lang w:val="pt_PT" w:bidi="pt_PT"/>
+        </w:rPr>
+      </w:r>
+      <w:r>
+        <w:rPr>
+          <w:b/>
+          <w:lang w:val="pt_PT" w:bidi="pt_PT"/>
+        </w:rPr>
         <w:t>"E também são bondosos e misericordiosos uns com os outros".</w:t>
       </w:r>
     </w:p>
@@ -12462,6 +14247,21 @@
           <w:b/>
           <w:lang w:val="pt_PT" w:bidi="pt_PT"/>
         </w:rPr>
+        <w:t>πληρώσατέ μου τὴν χαρὰν</w:t>
+      </w:r>
+    </w:p>
+    <w:p>
+      <w:pPr/>
+      <w:r>
+        <w:rPr>
+          <w:lang w:val="pt_PT" w:bidi="pt_PT"/>
+        </w:rPr>
+      </w:r>
+      <w:r>
+        <w:rPr>
+          <w:b/>
+          <w:lang w:val="pt_PT" w:bidi="pt_PT"/>
+        </w:rPr>
         <w:t>"me deem a grande satisfação".</w:t>
       </w:r>
     </w:p>
@@ -12558,6 +14358,21 @@
           <w:b/>
           <w:lang w:val="pt_PT" w:bidi="pt_PT"/>
         </w:rPr>
+        <w:t>τὸ αὐτὸ φρονῆτε</w:t>
+      </w:r>
+    </w:p>
+    <w:p>
+      <w:pPr/>
+      <w:r>
+        <w:rPr>
+          <w:lang w:val="pt_PT" w:bidi="pt_PT"/>
+        </w:rPr>
+      </w:r>
+      <w:r>
+        <w:rPr>
+          <w:b/>
+          <w:lang w:val="pt_PT" w:bidi="pt_PT"/>
+        </w:rPr>
         <w:t>"tendo um mesmo".</w:t>
       </w:r>
     </w:p>
@@ -12621,6 +14436,21 @@
           <w:b/>
           <w:lang w:val="pt_PT" w:bidi="pt_PT"/>
         </w:rPr>
+        <w:t>τὴν αὐτὴν ἀγάπην ἔχοντες</w:t>
+      </w:r>
+    </w:p>
+    <w:p>
+      <w:pPr/>
+      <w:r>
+        <w:rPr>
+          <w:lang w:val="pt_PT" w:bidi="pt_PT"/>
+        </w:rPr>
+      </w:r>
+      <w:r>
+        <w:rPr>
+          <w:b/>
+          <w:lang w:val="pt_PT" w:bidi="pt_PT"/>
+        </w:rPr>
         <w:t>"tendo um mesmo amor".</w:t>
       </w:r>
     </w:p>
@@ -12717,6 +14547,21 @@
           <w:b/>
           <w:lang w:val="pt_PT" w:bidi="pt_PT"/>
         </w:rPr>
+        <w:t>σύνψυχοι</w:t>
+      </w:r>
+    </w:p>
+    <w:p>
+      <w:pPr/>
+      <w:r>
+        <w:rPr>
+          <w:lang w:val="pt_PT" w:bidi="pt_PT"/>
+        </w:rPr>
+      </w:r>
+      <w:r>
+        <w:rPr>
+          <w:b/>
+          <w:lang w:val="pt_PT" w:bidi="pt_PT"/>
+        </w:rPr>
         <w:t>"unidos de alma e mente".</w:t>
       </w:r>
     </w:p>
@@ -12800,6 +14645,21 @@
           <w:b/>
           <w:lang w:val="pt_PT" w:bidi="pt_PT"/>
         </w:rPr>
+        <w:t>τὸ ἓν φρονοῦντες</w:t>
+      </w:r>
+    </w:p>
+    <w:p>
+      <w:pPr/>
+      <w:r>
+        <w:rPr>
+          <w:lang w:val="pt_PT" w:bidi="pt_PT"/>
+        </w:rPr>
+      </w:r>
+      <w:r>
+        <w:rPr>
+          <w:b/>
+          <w:lang w:val="pt_PT" w:bidi="pt_PT"/>
+        </w:rPr>
         <w:t>"tendo um mesmo".</w:t>
       </w:r>
     </w:p>
@@ -12863,6 +14723,21 @@
           <w:b/>
           <w:lang w:val="pt_PT" w:bidi="pt_PT"/>
         </w:rPr>
+        <w:t>μηδὲν κατ’ ἐριθείαν</w:t>
+      </w:r>
+    </w:p>
+    <w:p>
+      <w:pPr/>
+      <w:r>
+        <w:rPr>
+          <w:lang w:val="pt_PT" w:bidi="pt_PT"/>
+        </w:rPr>
+      </w:r>
+      <w:r>
+        <w:rPr>
+          <w:b/>
+          <w:lang w:val="pt_PT" w:bidi="pt_PT"/>
+        </w:rPr>
         <w:t>"Não façam nada por interesse pessoal".</w:t>
       </w:r>
     </w:p>
@@ -12926,6 +14801,21 @@
           <w:b/>
           <w:lang w:val="pt_PT" w:bidi="pt_PT"/>
         </w:rPr>
+        <w:t>μηδὲ κατὰ κενοδοξίαν</w:t>
+      </w:r>
+    </w:p>
+    <w:p>
+      <w:pPr/>
+      <w:r>
+        <w:rPr>
+          <w:lang w:val="pt_PT" w:bidi="pt_PT"/>
+        </w:rPr>
+      </w:r>
+      <w:r>
+        <w:rPr>
+          <w:b/>
+          <w:lang w:val="pt_PT" w:bidi="pt_PT"/>
+        </w:rPr>
         <w:t>"ou por desejos tolos de receber elogios".</w:t>
       </w:r>
     </w:p>
@@ -12989,6 +14879,21 @@
           <w:b/>
           <w:lang w:val="pt_PT" w:bidi="pt_PT"/>
         </w:rPr>
+        <w:t>μηδὲ κατὰ κενοδοξίαν</w:t>
+      </w:r>
+    </w:p>
+    <w:p>
+      <w:pPr/>
+      <w:r>
+        <w:rPr>
+          <w:lang w:val="pt_PT" w:bidi="pt_PT"/>
+        </w:rPr>
+      </w:r>
+      <w:r>
+        <w:rPr>
+          <w:b/>
+          <w:lang w:val="pt_PT" w:bidi="pt_PT"/>
+        </w:rPr>
         <w:t>"ou por desejos tolos de receber elogios".</w:t>
       </w:r>
     </w:p>
@@ -13085,6 +14990,21 @@
           <w:b/>
           <w:lang w:val="pt_PT" w:bidi="pt_PT"/>
         </w:rPr>
+        <w:t>ἀλλὰ τῇ ταπεινοφροσύνῃ ἀλλήλους ἡγούμενοι ὑπερέχοντας ἑαυτῶν</w:t>
+      </w:r>
+    </w:p>
+    <w:p>
+      <w:pPr/>
+      <w:r>
+        <w:rPr>
+          <w:lang w:val="pt_PT" w:bidi="pt_PT"/>
+        </w:rPr>
+      </w:r>
+      <w:r>
+        <w:rPr>
+          <w:b/>
+          <w:lang w:val="pt_PT" w:bidi="pt_PT"/>
+        </w:rPr>
         <w:t>"mas sejam humildes e considerem os outros superiores a vocês mesmos".</w:t>
       </w:r>
     </w:p>
@@ -13168,6 +15088,21 @@
           <w:b/>
           <w:lang w:val="pt_PT" w:bidi="pt_PT"/>
         </w:rPr>
+        <w:t>μὴ τὰ ἑαυτῶν ἕκαστος σκοποῦντες, ἀλλὰ καὶ τὰ ἑτέρων ἕκαστοι</w:t>
+      </w:r>
+    </w:p>
+    <w:p>
+      <w:pPr/>
+      <w:r>
+        <w:rPr>
+          <w:lang w:val="pt_PT" w:bidi="pt_PT"/>
+        </w:rPr>
+      </w:r>
+      <w:r>
+        <w:rPr>
+          <w:b/>
+          <w:lang w:val="pt_PT" w:bidi="pt_PT"/>
+        </w:rPr>
         <w:t>"Que ninguém procure somente os seus próprios interesses, mas também os dos outros".</w:t>
       </w:r>
     </w:p>
@@ -13231,6 +15166,21 @@
           <w:b/>
           <w:lang w:val="pt_PT" w:bidi="pt_PT"/>
         </w:rPr>
+        <w:t>ἕκαστος</w:t>
+      </w:r>
+    </w:p>
+    <w:p>
+      <w:pPr/>
+      <w:r>
+        <w:rPr>
+          <w:lang w:val="pt_PT" w:bidi="pt_PT"/>
+        </w:rPr>
+      </w:r>
+      <w:r>
+        <w:rPr>
+          <w:b/>
+          <w:lang w:val="pt_PT" w:bidi="pt_PT"/>
+        </w:rPr>
         <w:t>"ninguém procure somente os seus próprios".</w:t>
       </w:r>
     </w:p>
@@ -13327,6 +15277,21 @@
           <w:b/>
           <w:lang w:val="pt_PT" w:bidi="pt_PT"/>
         </w:rPr>
+        <w:t>μὴ &amp; σκοποῦντες</w:t>
+      </w:r>
+    </w:p>
+    <w:p>
+      <w:pPr/>
+      <w:r>
+        <w:rPr>
+          <w:lang w:val="pt_PT" w:bidi="pt_PT"/>
+        </w:rPr>
+      </w:r>
+      <w:r>
+        <w:rPr>
+          <w:b/>
+          <w:lang w:val="pt_PT" w:bidi="pt_PT"/>
+        </w:rPr>
         <w:t>"ninguém procure somente".</w:t>
       </w:r>
     </w:p>
@@ -13390,6 +15355,21 @@
           <w:b/>
           <w:lang w:val="pt_PT" w:bidi="pt_PT"/>
         </w:rPr>
+        <w:t>ἑαυτῶν</w:t>
+      </w:r>
+    </w:p>
+    <w:p>
+      <w:pPr/>
+      <w:r>
+        <w:rPr>
+          <w:lang w:val="pt_PT" w:bidi="pt_PT"/>
+        </w:rPr>
+      </w:r>
+      <w:r>
+        <w:rPr>
+          <w:b/>
+          <w:lang w:val="pt_PT" w:bidi="pt_PT"/>
+        </w:rPr>
         <w:t>"os seus próprios".</w:t>
       </w:r>
     </w:p>
@@ -13486,6 +15466,21 @@
           <w:b/>
           <w:lang w:val="pt_PT" w:bidi="pt_PT"/>
         </w:rPr>
+        <w:t>ἑαυτῶν</w:t>
+      </w:r>
+    </w:p>
+    <w:p>
+      <w:pPr/>
+      <w:r>
+        <w:rPr>
+          <w:lang w:val="pt_PT" w:bidi="pt_PT"/>
+        </w:rPr>
+      </w:r>
+      <w:r>
+        <w:rPr>
+          <w:b/>
+          <w:lang w:val="pt_PT" w:bidi="pt_PT"/>
+        </w:rPr>
         <w:t>"os seus próprios".</w:t>
       </w:r>
     </w:p>
@@ -13569,6 +15564,21 @@
           <w:b/>
           <w:lang w:val="pt_PT" w:bidi="pt_PT"/>
         </w:rPr>
+        <w:t>τοῦτο φρονεῖτε ἐν ὑμῖν, ὃ καὶ ἐν Χριστῷ Ἰησοῦ</w:t>
+      </w:r>
+    </w:p>
+    <w:p>
+      <w:pPr/>
+      <w:r>
+        <w:rPr>
+          <w:lang w:val="pt_PT" w:bidi="pt_PT"/>
+        </w:rPr>
+      </w:r>
+      <w:r>
+        <w:rPr>
+          <w:b/>
+          <w:lang w:val="pt_PT" w:bidi="pt_PT"/>
+        </w:rPr>
         <w:t>"Tenham entre vocês o mesmo modo de pensar que Cristo Jesus tinha".</w:t>
       </w:r>
     </w:p>
@@ -13632,6 +15642,21 @@
           <w:b/>
           <w:lang w:val="pt_PT" w:bidi="pt_PT"/>
         </w:rPr>
+        <w:t>τοῦτο φρονεῖτε ἐν ὑμῖν, ὃ καὶ ἐν Χριστῷ Ἰησοῦ</w:t>
+      </w:r>
+    </w:p>
+    <w:p>
+      <w:pPr/>
+      <w:r>
+        <w:rPr>
+          <w:lang w:val="pt_PT" w:bidi="pt_PT"/>
+        </w:rPr>
+      </w:r>
+      <w:r>
+        <w:rPr>
+          <w:b/>
+          <w:lang w:val="pt_PT" w:bidi="pt_PT"/>
+        </w:rPr>
         <w:t>"Tenham entre vocês o mesmo modo de pensar que Cristo Jesus tinha".</w:t>
       </w:r>
     </w:p>
@@ -13728,6 +15753,21 @@
           <w:b/>
           <w:lang w:val="pt_PT" w:bidi="pt_PT"/>
         </w:rPr>
+        <w:t>τοῦτο φρονεῖτε</w:t>
+      </w:r>
+    </w:p>
+    <w:p>
+      <w:pPr/>
+      <w:r>
+        <w:rPr>
+          <w:lang w:val="pt_PT" w:bidi="pt_PT"/>
+        </w:rPr>
+      </w:r>
+      <w:r>
+        <w:rPr>
+          <w:b/>
+          <w:lang w:val="pt_PT" w:bidi="pt_PT"/>
+        </w:rPr>
         <w:t>"Tenham entre vocês o mesmo modo".</w:t>
       </w:r>
     </w:p>
@@ -13811,6 +15851,21 @@
           <w:b/>
           <w:lang w:val="pt_PT" w:bidi="pt_PT"/>
         </w:rPr>
+        <w:t>τοῦτο φρονεῖτε ἐν ὑμῖν, ὃ καὶ ἐν Χριστῷ Ἰησοῦ</w:t>
+      </w:r>
+    </w:p>
+    <w:p>
+      <w:pPr/>
+      <w:r>
+        <w:rPr>
+          <w:lang w:val="pt_PT" w:bidi="pt_PT"/>
+        </w:rPr>
+      </w:r>
+      <w:r>
+        <w:rPr>
+          <w:b/>
+          <w:lang w:val="pt_PT" w:bidi="pt_PT"/>
+        </w:rPr>
         <w:t>"Tenham entre vocês o mesmo modo de pensar que Cristo Jesus tinha".</w:t>
       </w:r>
     </w:p>
@@ -13894,6 +15949,21 @@
           <w:b/>
           <w:lang w:val="pt_PT" w:bidi="pt_PT"/>
         </w:rPr>
+        <w:t>ἐν μορφῇ Θεοῦ ὑπάρχων</w:t>
+      </w:r>
+    </w:p>
+    <w:p>
+      <w:pPr/>
+      <w:r>
+        <w:rPr>
+          <w:lang w:val="pt_PT" w:bidi="pt_PT"/>
+        </w:rPr>
+      </w:r>
+      <w:r>
+        <w:rPr>
+          <w:b/>
+          <w:lang w:val="pt_PT" w:bidi="pt_PT"/>
+        </w:rPr>
         <w:t>"tinha a natureza de Deus".</w:t>
       </w:r>
     </w:p>
@@ -13957,6 +16027,21 @@
           <w:b/>
           <w:lang w:val="pt_PT" w:bidi="pt_PT"/>
         </w:rPr>
+        <w:t>οὐχ &amp; ἡγήσατο</w:t>
+      </w:r>
+    </w:p>
+    <w:p>
+      <w:pPr/>
+      <w:r>
+        <w:rPr>
+          <w:lang w:val="pt_PT" w:bidi="pt_PT"/>
+        </w:rPr>
+      </w:r>
+      <w:r>
+        <w:rPr>
+          <w:b/>
+          <w:lang w:val="pt_PT" w:bidi="pt_PT"/>
+        </w:rPr>
         <w:t>"não tentou ficar".</w:t>
       </w:r>
     </w:p>
@@ -14020,6 +16105,21 @@
           <w:b/>
           <w:lang w:val="pt_PT" w:bidi="pt_PT"/>
         </w:rPr>
+        <w:t>ἁρπαγμὸν</w:t>
+      </w:r>
+    </w:p>
+    <w:p>
+      <w:pPr/>
+      <w:r>
+        <w:rPr>
+          <w:lang w:val="pt_PT" w:bidi="pt_PT"/>
+        </w:rPr>
+      </w:r>
+      <w:r>
+        <w:rPr>
+          <w:b/>
+          <w:lang w:val="pt_PT" w:bidi="pt_PT"/>
+        </w:rPr>
         <w:t>"mas não tentou ficar".</w:t>
       </w:r>
     </w:p>
@@ -14069,6 +16169,21 @@
         <w:rPr>
           <w:lang w:val="pt_PT" w:bidi="pt_PT"/>
         </w:rPr>
+      </w:r>
+    </w:p>
+    <w:p>
+      <w:pPr/>
+      <w:r>
+        <w:rPr>
+          <w:lang w:val="pt_PT" w:bidi="pt_PT"/>
+        </w:rPr>
+      </w:r>
+      <w:r>
+        <w:rPr>
+          <w:b/>
+          <w:lang w:val="pt_PT" w:bidi="pt_PT"/>
+        </w:rPr>
+        <w:t>ἀλλὰ</w:t>
       </w:r>
     </w:p>
     <w:p>
@@ -14197,6 +16312,21 @@
           <w:b/>
           <w:lang w:val="pt_PT" w:bidi="pt_PT"/>
         </w:rPr>
+        <w:t>ἀλλὰ ἑαυτὸν ἐκένωσεν</w:t>
+      </w:r>
+    </w:p>
+    <w:p>
+      <w:pPr/>
+      <w:r>
+        <w:rPr>
+          <w:lang w:val="pt_PT" w:bidi="pt_PT"/>
+        </w:rPr>
+      </w:r>
+      <w:r>
+        <w:rPr>
+          <w:b/>
+          <w:lang w:val="pt_PT" w:bidi="pt_PT"/>
+        </w:rPr>
         <w:t>"Pelo contrário, ele abriu mão de tudo".</w:t>
       </w:r>
     </w:p>
@@ -14306,6 +16436,21 @@
           <w:b/>
           <w:lang w:val="pt_PT" w:bidi="pt_PT"/>
         </w:rPr>
+        <w:t>ἑαυτὸν ἐκένωσεν</w:t>
+      </w:r>
+    </w:p>
+    <w:p>
+      <w:pPr/>
+      <w:r>
+        <w:rPr>
+          <w:lang w:val="pt_PT" w:bidi="pt_PT"/>
+        </w:rPr>
+      </w:r>
+      <w:r>
+        <w:rPr>
+          <w:b/>
+          <w:lang w:val="pt_PT" w:bidi="pt_PT"/>
+        </w:rPr>
         <w:t>"ele abriu mão de tudo".</w:t>
       </w:r>
     </w:p>
@@ -14389,6 +16534,21 @@
           <w:b/>
           <w:lang w:val="pt_PT" w:bidi="pt_PT"/>
         </w:rPr>
+        <w:t>ἑαυτὸν ἐκένωσεν</w:t>
+      </w:r>
+    </w:p>
+    <w:p>
+      <w:pPr/>
+      <w:r>
+        <w:rPr>
+          <w:lang w:val="pt_PT" w:bidi="pt_PT"/>
+        </w:rPr>
+      </w:r>
+      <w:r>
+        <w:rPr>
+          <w:b/>
+          <w:lang w:val="pt_PT" w:bidi="pt_PT"/>
+        </w:rPr>
         <w:t>"ele se esvaziou".</w:t>
       </w:r>
     </w:p>
@@ -14498,6 +16658,21 @@
           <w:b/>
           <w:lang w:val="pt_PT" w:bidi="pt_PT"/>
         </w:rPr>
+        <w:t>μορφὴν δούλου λαβών</w:t>
+      </w:r>
+    </w:p>
+    <w:p>
+      <w:pPr/>
+      <w:r>
+        <w:rPr>
+          <w:lang w:val="pt_PT" w:bidi="pt_PT"/>
+        </w:rPr>
+      </w:r>
+      <w:r>
+        <w:rPr>
+          <w:b/>
+          <w:lang w:val="pt_PT" w:bidi="pt_PT"/>
+        </w:rPr>
         <w:t>"tomou a natureza de servo".</w:t>
       </w:r>
     </w:p>
@@ -14574,6 +16749,21 @@
           <w:b/>
           <w:lang w:val="pt_PT" w:bidi="pt_PT"/>
         </w:rPr>
+        <w:t>ἐν ὁμοιώματι ἀνθρώπων γενόμενος</w:t>
+      </w:r>
+    </w:p>
+    <w:p>
+      <w:pPr/>
+      <w:r>
+        <w:rPr>
+          <w:lang w:val="pt_PT" w:bidi="pt_PT"/>
+        </w:rPr>
+      </w:r>
+      <w:r>
+        <w:rPr>
+          <w:b/>
+          <w:lang w:val="pt_PT" w:bidi="pt_PT"/>
+        </w:rPr>
         <w:t>"tornando-se assim igual aos seres humanos".</w:t>
       </w:r>
     </w:p>
@@ -14650,6 +16840,21 @@
           <w:b/>
           <w:lang w:val="pt_PT" w:bidi="pt_PT"/>
         </w:rPr>
+        <w:t>ἐν ὁμοιώματι ἀνθρώπων</w:t>
+      </w:r>
+    </w:p>
+    <w:p>
+      <w:pPr/>
+      <w:r>
+        <w:rPr>
+          <w:lang w:val="pt_PT" w:bidi="pt_PT"/>
+        </w:rPr>
+      </w:r>
+      <w:r>
+        <w:rPr>
+          <w:b/>
+          <w:lang w:val="pt_PT" w:bidi="pt_PT"/>
+        </w:rPr>
         <w:t>"tornando-se assim igual aos seres humanos".</w:t>
       </w:r>
     </w:p>
@@ -14733,6 +16938,21 @@
           <w:b/>
           <w:lang w:val="pt_PT" w:bidi="pt_PT"/>
         </w:rPr>
+        <w:t>καὶ σχήματι εὑρεθεὶς ὡς ἄνθρωπος</w:t>
+      </w:r>
+    </w:p>
+    <w:p>
+      <w:pPr/>
+      <w:r>
+        <w:rPr>
+          <w:lang w:val="pt_PT" w:bidi="pt_PT"/>
+        </w:rPr>
+      </w:r>
+      <w:r>
+        <w:rPr>
+          <w:b/>
+          <w:lang w:val="pt_PT" w:bidi="pt_PT"/>
+        </w:rPr>
         <w:t>"E, vivendo a vida comum de um ser humano".</w:t>
       </w:r>
     </w:p>
@@ -14796,6 +17016,21 @@
           <w:b/>
           <w:lang w:val="pt_PT" w:bidi="pt_PT"/>
         </w:rPr>
+        <w:t>ἄνθρωπος</w:t>
+      </w:r>
+    </w:p>
+    <w:p>
+      <w:pPr/>
+      <w:r>
+        <w:rPr>
+          <w:lang w:val="pt_PT" w:bidi="pt_PT"/>
+        </w:rPr>
+      </w:r>
+      <w:r>
+        <w:rPr>
+          <w:b/>
+          <w:lang w:val="pt_PT" w:bidi="pt_PT"/>
+        </w:rPr>
         <w:t>"ser humano".</w:t>
       </w:r>
     </w:p>
@@ -14879,6 +17114,21 @@
           <w:b/>
           <w:lang w:val="pt_PT" w:bidi="pt_PT"/>
         </w:rPr>
+        <w:t>ἐταπείνωσεν ἑαυτὸν, γενόμενος ὑπήκοος μέχρι θανάτου</w:t>
+      </w:r>
+    </w:p>
+    <w:p>
+      <w:pPr/>
+      <w:r>
+        <w:rPr>
+          <w:lang w:val="pt_PT" w:bidi="pt_PT"/>
+        </w:rPr>
+      </w:r>
+      <w:r>
+        <w:rPr>
+          <w:b/>
+          <w:lang w:val="pt_PT" w:bidi="pt_PT"/>
+        </w:rPr>
         <w:t>"ele foi humilde e obedeceu a Deus até a morte".</w:t>
       </w:r>
     </w:p>
@@ -14955,6 +17205,21 @@
           <w:b/>
           <w:lang w:val="pt_PT" w:bidi="pt_PT"/>
         </w:rPr>
+        <w:t>ἑαυτὸν</w:t>
+      </w:r>
+    </w:p>
+    <w:p>
+      <w:pPr/>
+      <w:r>
+        <w:rPr>
+          <w:lang w:val="pt_PT" w:bidi="pt_PT"/>
+        </w:rPr>
+      </w:r>
+      <w:r>
+        <w:rPr>
+          <w:b/>
+          <w:lang w:val="pt_PT" w:bidi="pt_PT"/>
+        </w:rPr>
         <w:t>"ele foi humilde".</w:t>
       </w:r>
     </w:p>
@@ -15038,6 +17303,21 @@
           <w:b/>
           <w:lang w:val="pt_PT" w:bidi="pt_PT"/>
         </w:rPr>
+        <w:t>γενόμενος ὑπήκοος μέχρι θανάτου, θανάτου δὲ σταυροῦ</w:t>
+      </w:r>
+    </w:p>
+    <w:p>
+      <w:pPr/>
+      <w:r>
+        <w:rPr>
+          <w:lang w:val="pt_PT" w:bidi="pt_PT"/>
+        </w:rPr>
+      </w:r>
+      <w:r>
+        <w:rPr>
+          <w:b/>
+          <w:lang w:val="pt_PT" w:bidi="pt_PT"/>
+        </w:rPr>
         <w:t>"foi humilde e obedeceu a Deus até a morte"</w:t>
       </w:r>
       <w:r>
@@ -15140,6 +17420,21 @@
           <w:b/>
           <w:lang w:val="pt_PT" w:bidi="pt_PT"/>
         </w:rPr>
+        <w:t>γενόμενος ὑπήκοος μέχρι θανάτου</w:t>
+      </w:r>
+    </w:p>
+    <w:p>
+      <w:pPr/>
+      <w:r>
+        <w:rPr>
+          <w:lang w:val="pt_PT" w:bidi="pt_PT"/>
+        </w:rPr>
+      </w:r>
+      <w:r>
+        <w:rPr>
+          <w:b/>
+          <w:lang w:val="pt_PT" w:bidi="pt_PT"/>
+        </w:rPr>
         <w:t>"foi humilde e obedeceu a Deus até a morte".</w:t>
       </w:r>
     </w:p>
@@ -15249,6 +17544,21 @@
           <w:b/>
           <w:lang w:val="pt_PT" w:bidi="pt_PT"/>
         </w:rPr>
+        <w:t>θανάτου δὲ σταυροῦ</w:t>
+      </w:r>
+    </w:p>
+    <w:p>
+      <w:pPr/>
+      <w:r>
+        <w:rPr>
+          <w:lang w:val="pt_PT" w:bidi="pt_PT"/>
+        </w:rPr>
+      </w:r>
+      <w:r>
+        <w:rPr>
+          <w:b/>
+          <w:lang w:val="pt_PT" w:bidi="pt_PT"/>
+        </w:rPr>
         <w:t>"morte de cruz".</w:t>
       </w:r>
     </w:p>
@@ -15311,6 +17621,21 @@
         <w:rPr>
           <w:lang w:val="pt_PT" w:bidi="pt_PT"/>
         </w:rPr>
+      </w:r>
+    </w:p>
+    <w:p>
+      <w:pPr/>
+      <w:r>
+        <w:rPr>
+          <w:lang w:val="pt_PT" w:bidi="pt_PT"/>
+        </w:rPr>
+      </w:r>
+      <w:r>
+        <w:rPr>
+          <w:b/>
+          <w:lang w:val="pt_PT" w:bidi="pt_PT"/>
+        </w:rPr>
+        <w:t>διὸ</w:t>
       </w:r>
     </w:p>
     <w:p>
@@ -15452,6 +17777,21 @@
           <w:b/>
           <w:lang w:val="pt_PT" w:bidi="pt_PT"/>
         </w:rPr>
+        <w:t>αὐτὸν ὑπερύψωσεν</w:t>
+      </w:r>
+    </w:p>
+    <w:p>
+      <w:pPr/>
+      <w:r>
+        <w:rPr>
+          <w:lang w:val="pt_PT" w:bidi="pt_PT"/>
+        </w:rPr>
+      </w:r>
+      <w:r>
+        <w:rPr>
+          <w:b/>
+          <w:lang w:val="pt_PT" w:bidi="pt_PT"/>
+        </w:rPr>
         <w:t>"a mais alta honra".</w:t>
       </w:r>
     </w:p>
@@ -15515,6 +17855,21 @@
           <w:b/>
           <w:lang w:val="pt_PT" w:bidi="pt_PT"/>
         </w:rPr>
+        <w:t>τὸ ὄνομα τὸ ὑπὲρ πᾶν ὄνομα</w:t>
+      </w:r>
+    </w:p>
+    <w:p>
+      <w:pPr/>
+      <w:r>
+        <w:rPr>
+          <w:lang w:val="pt_PT" w:bidi="pt_PT"/>
+        </w:rPr>
+      </w:r>
+      <w:r>
+        <w:rPr>
+          <w:b/>
+          <w:lang w:val="pt_PT" w:bidi="pt_PT"/>
+        </w:rPr>
         <w:t>"pôs nele o nome que é o mais importante de todos os nomes".</w:t>
       </w:r>
     </w:p>
@@ -15597,6 +17952,21 @@
         <w:rPr>
           <w:lang w:val="pt_PT" w:bidi="pt_PT"/>
         </w:rPr>
+      </w:r>
+    </w:p>
+    <w:p>
+      <w:pPr/>
+      <w:r>
+        <w:rPr>
+          <w:lang w:val="pt_PT" w:bidi="pt_PT"/>
+        </w:rPr>
+      </w:r>
+      <w:r>
+        <w:rPr>
+          <w:b/>
+          <w:lang w:val="pt_PT" w:bidi="pt_PT"/>
+        </w:rPr>
+        <w:t>ἵνα</w:t>
       </w:r>
     </w:p>
     <w:p>
@@ -15743,6 +18113,21 @@
           <w:b/>
           <w:lang w:val="pt_PT" w:bidi="pt_PT"/>
         </w:rPr>
+        <w:t>ἐν τῷ ὀνόματι Ἰησοῦ, πᾶν γόνυ κάμψῃ</w:t>
+      </w:r>
+    </w:p>
+    <w:p>
+      <w:pPr/>
+      <w:r>
+        <w:rPr>
+          <w:lang w:val="pt_PT" w:bidi="pt_PT"/>
+        </w:rPr>
+      </w:r>
+      <w:r>
+        <w:rPr>
+          <w:b/>
+          <w:lang w:val="pt_PT" w:bidi="pt_PT"/>
+        </w:rPr>
         <w:t>"em homenagem ao nome de Jesus... caiam de joelhos".</w:t>
       </w:r>
     </w:p>
@@ -15839,6 +18224,21 @@
           <w:b/>
           <w:lang w:val="pt_PT" w:bidi="pt_PT"/>
         </w:rPr>
+        <w:t>ἐν τῷ ὀνόματι Ἰησοῦ, πᾶν γόνυ κάμψῃ</w:t>
+      </w:r>
+    </w:p>
+    <w:p>
+      <w:pPr/>
+      <w:r>
+        <w:rPr>
+          <w:lang w:val="pt_PT" w:bidi="pt_PT"/>
+        </w:rPr>
+      </w:r>
+      <w:r>
+        <w:rPr>
+          <w:b/>
+          <w:lang w:val="pt_PT" w:bidi="pt_PT"/>
+        </w:rPr>
         <w:t xml:space="preserve">"em homenagem ao nome de Jesus... caiam de joelhos". </w:t>
       </w:r>
     </w:p>
@@ -15935,6 +18335,21 @@
           <w:b/>
           <w:lang w:val="pt_PT" w:bidi="pt_PT"/>
         </w:rPr>
+        <w:t>ἐπουρανίων καὶ ἐπιγείων καὶ καταχθονίων</w:t>
+      </w:r>
+    </w:p>
+    <w:p>
+      <w:pPr/>
+      <w:r>
+        <w:rPr>
+          <w:lang w:val="pt_PT" w:bidi="pt_PT"/>
+        </w:rPr>
+      </w:r>
+      <w:r>
+        <w:rPr>
+          <w:b/>
+          <w:lang w:val="pt_PT" w:bidi="pt_PT"/>
+        </w:rPr>
         <w:t>"no céu, na terra e no mundo dos mortos".</w:t>
       </w:r>
     </w:p>
@@ -15998,6 +18413,21 @@
           <w:b/>
           <w:lang w:val="pt_PT" w:bidi="pt_PT"/>
         </w:rPr>
+        <w:t>πᾶσα γλῶσσα ἐξομολογήσηται</w:t>
+      </w:r>
+    </w:p>
+    <w:p>
+      <w:pPr/>
+      <w:r>
+        <w:rPr>
+          <w:lang w:val="pt_PT" w:bidi="pt_PT"/>
+        </w:rPr>
+      </w:r>
+      <w:r>
+        <w:rPr>
+          <w:b/>
+          <w:lang w:val="pt_PT" w:bidi="pt_PT"/>
+        </w:rPr>
         <w:t>"e declarem abertamente".</w:t>
       </w:r>
     </w:p>
@@ -16081,6 +18511,21 @@
           <w:b/>
           <w:lang w:val="pt_PT" w:bidi="pt_PT"/>
         </w:rPr>
+        <w:t>εἰς δόξαν Θεοῦ Πατρὸς</w:t>
+      </w:r>
+    </w:p>
+    <w:p>
+      <w:pPr/>
+      <w:r>
+        <w:rPr>
+          <w:lang w:val="pt_PT" w:bidi="pt_PT"/>
+        </w:rPr>
+      </w:r>
+      <w:r>
+        <w:rPr>
+          <w:b/>
+          <w:lang w:val="pt_PT" w:bidi="pt_PT"/>
+        </w:rPr>
         <w:t>"para a glória de Deus, o Pai".</w:t>
       </w:r>
     </w:p>
@@ -16177,6 +18622,21 @@
           <w:b/>
           <w:lang w:val="pt_PT" w:bidi="pt_PT"/>
         </w:rPr>
+        <w:t>εἰς δόξαν Θεοῦ Πατρὸς</w:t>
+      </w:r>
+    </w:p>
+    <w:p>
+      <w:pPr/>
+      <w:r>
+        <w:rPr>
+          <w:lang w:val="pt_PT" w:bidi="pt_PT"/>
+        </w:rPr>
+      </w:r>
+      <w:r>
+        <w:rPr>
+          <w:b/>
+          <w:lang w:val="pt_PT" w:bidi="pt_PT"/>
+        </w:rPr>
         <w:t>"para a glória de Deus, o Pai".</w:t>
       </w:r>
     </w:p>
@@ -16259,6 +18719,21 @@
         <w:rPr>
           <w:lang w:val="pt_PT" w:bidi="pt_PT"/>
         </w:rPr>
+      </w:r>
+    </w:p>
+    <w:p>
+      <w:pPr/>
+      <w:r>
+        <w:rPr>
+          <w:lang w:val="pt_PT" w:bidi="pt_PT"/>
+        </w:rPr>
+      </w:r>
+      <w:r>
+        <w:rPr>
+          <w:b/>
+          <w:lang w:val="pt_PT" w:bidi="pt_PT"/>
+        </w:rPr>
+        <w:t>ὥστε</w:t>
       </w:r>
     </w:p>
     <w:p>
@@ -16387,6 +18862,21 @@
           <w:b/>
           <w:lang w:val="pt_PT" w:bidi="pt_PT"/>
         </w:rPr>
+        <w:t>ἀγαπητοί μου</w:t>
+      </w:r>
+    </w:p>
+    <w:p>
+      <w:pPr/>
+      <w:r>
+        <w:rPr>
+          <w:lang w:val="pt_PT" w:bidi="pt_PT"/>
+        </w:rPr>
+      </w:r>
+      <w:r>
+        <w:rPr>
+          <w:b/>
+          <w:lang w:val="pt_PT" w:bidi="pt_PT"/>
+        </w:rPr>
         <w:t>"meus queridos amigos".</w:t>
       </w:r>
     </w:p>
@@ -16463,6 +18953,21 @@
           <w:b/>
           <w:lang w:val="pt_PT" w:bidi="pt_PT"/>
         </w:rPr>
+        <w:t>ὡς ἐν τῇ παρουσίᾳ μου</w:t>
+      </w:r>
+    </w:p>
+    <w:p>
+      <w:pPr/>
+      <w:r>
+        <w:rPr>
+          <w:lang w:val="pt_PT" w:bidi="pt_PT"/>
+        </w:rPr>
+      </w:r>
+      <w:r>
+        <w:rPr>
+          <w:b/>
+          <w:lang w:val="pt_PT" w:bidi="pt_PT"/>
+        </w:rPr>
         <w:t>"quando eu estava aí".</w:t>
       </w:r>
     </w:p>
@@ -16526,6 +19031,21 @@
           <w:b/>
           <w:lang w:val="pt_PT" w:bidi="pt_PT"/>
         </w:rPr>
+        <w:t>ἐν τῇ ἀπουσίᾳ μου</w:t>
+      </w:r>
+    </w:p>
+    <w:p>
+      <w:pPr/>
+      <w:r>
+        <w:rPr>
+          <w:lang w:val="pt_PT" w:bidi="pt_PT"/>
+        </w:rPr>
+      </w:r>
+      <w:r>
+        <w:rPr>
+          <w:b/>
+          <w:lang w:val="pt_PT" w:bidi="pt_PT"/>
+        </w:rPr>
         <w:t>"devem me obedecer muito mais agora que estou ausente".</w:t>
       </w:r>
     </w:p>
@@ -16589,6 +19109,21 @@
           <w:b/>
           <w:lang w:val="pt_PT" w:bidi="pt_PT"/>
         </w:rPr>
+        <w:t>μετὰ φόβου καὶ τρόμου τὴν ἑαυτῶν σωτηρίαν κατεργάζεσθε</w:t>
+      </w:r>
+    </w:p>
+    <w:p>
+      <w:pPr/>
+      <w:r>
+        <w:rPr>
+          <w:lang w:val="pt_PT" w:bidi="pt_PT"/>
+        </w:rPr>
+      </w:r>
+      <w:r>
+        <w:rPr>
+          <w:b/>
+          <w:lang w:val="pt_PT" w:bidi="pt_PT"/>
+        </w:rPr>
         <w:t>"Continuem trabalhando com respeito e temor a Deus para completar a salvação de vocês".</w:t>
       </w:r>
     </w:p>
@@ -16685,6 +19220,21 @@
           <w:b/>
           <w:lang w:val="pt_PT" w:bidi="pt_PT"/>
         </w:rPr>
+        <w:t>μετὰ φόβου καὶ τρόμου</w:t>
+      </w:r>
+    </w:p>
+    <w:p>
+      <w:pPr/>
+      <w:r>
+        <w:rPr>
+          <w:lang w:val="pt_PT" w:bidi="pt_PT"/>
+        </w:rPr>
+      </w:r>
+      <w:r>
+        <w:rPr>
+          <w:b/>
+          <w:lang w:val="pt_PT" w:bidi="pt_PT"/>
+        </w:rPr>
         <w:t>"com respeito e temor".</w:t>
       </w:r>
     </w:p>
@@ -16794,6 +19344,21 @@
           <w:b/>
           <w:lang w:val="pt_PT" w:bidi="pt_PT"/>
         </w:rPr>
+        <w:t>ἐνεργῶν</w:t>
+      </w:r>
+    </w:p>
+    <w:p>
+      <w:pPr/>
+      <w:r>
+        <w:rPr>
+          <w:lang w:val="pt_PT" w:bidi="pt_PT"/>
+        </w:rPr>
+      </w:r>
+      <w:r>
+        <w:rPr>
+          <w:b/>
+          <w:lang w:val="pt_PT" w:bidi="pt_PT"/>
+        </w:rPr>
         <w:t>"agindo".</w:t>
       </w:r>
     </w:p>
@@ -16870,6 +19435,21 @@
           <w:b/>
           <w:lang w:val="pt_PT" w:bidi="pt_PT"/>
         </w:rPr>
+        <w:t>ἐν ὑμῖν</w:t>
+      </w:r>
+    </w:p>
+    <w:p>
+      <w:pPr/>
+      <w:r>
+        <w:rPr>
+          <w:lang w:val="pt_PT" w:bidi="pt_PT"/>
+        </w:rPr>
+      </w:r>
+      <w:r>
+        <w:rPr>
+          <w:b/>
+          <w:lang w:val="pt_PT" w:bidi="pt_PT"/>
+        </w:rPr>
         <w:t>"em vocês".</w:t>
       </w:r>
     </w:p>
@@ -16966,6 +19546,21 @@
           <w:b/>
           <w:lang w:val="pt_PT" w:bidi="pt_PT"/>
         </w:rPr>
+        <w:t>καὶ τὸ θέλειν, καὶ τὸ ἐνεργεῖν, ὑπὲρ τῆς εὐδοκίας</w:t>
+      </w:r>
+    </w:p>
+    <w:p>
+      <w:pPr/>
+      <w:r>
+        <w:rPr>
+          <w:lang w:val="pt_PT" w:bidi="pt_PT"/>
+        </w:rPr>
+      </w:r>
+      <w:r>
+        <w:rPr>
+          <w:b/>
+          <w:lang w:val="pt_PT" w:bidi="pt_PT"/>
+        </w:rPr>
         <w:t>"tanto no pensamento como nas ações".</w:t>
       </w:r>
     </w:p>
@@ -17029,6 +19624,21 @@
           <w:b/>
           <w:lang w:val="pt_PT" w:bidi="pt_PT"/>
         </w:rPr>
+        <w:t>πάντα ποιεῖτε χωρὶς γογγυσμῶν καὶ διαλογισμῶν</w:t>
+      </w:r>
+    </w:p>
+    <w:p>
+      <w:pPr/>
+      <w:r>
+        <w:rPr>
+          <w:lang w:val="pt_PT" w:bidi="pt_PT"/>
+        </w:rPr>
+      </w:r>
+      <w:r>
+        <w:rPr>
+          <w:b/>
+          <w:lang w:val="pt_PT" w:bidi="pt_PT"/>
+        </w:rPr>
         <w:t>"Façam tudo sem queixas nem discussões".</w:t>
       </w:r>
     </w:p>
@@ -17125,6 +19735,21 @@
           <w:b/>
           <w:lang w:val="pt_PT" w:bidi="pt_PT"/>
         </w:rPr>
+        <w:t>ἄμεμπτοι καὶ ἀκέραιοι</w:t>
+      </w:r>
+    </w:p>
+    <w:p>
+      <w:pPr/>
+      <w:r>
+        <w:rPr>
+          <w:lang w:val="pt_PT" w:bidi="pt_PT"/>
+        </w:rPr>
+      </w:r>
+      <w:r>
+        <w:rPr>
+          <w:b/>
+          <w:lang w:val="pt_PT" w:bidi="pt_PT"/>
+        </w:rPr>
         <w:t>"nenhuma falha ou mancha".</w:t>
       </w:r>
     </w:p>
@@ -17208,6 +19833,21 @@
           <w:b/>
           <w:lang w:val="pt_PT" w:bidi="pt_PT"/>
         </w:rPr>
+        <w:t>τέκνα Θεοῦ</w:t>
+      </w:r>
+    </w:p>
+    <w:p>
+      <w:pPr/>
+      <w:r>
+        <w:rPr>
+          <w:lang w:val="pt_PT" w:bidi="pt_PT"/>
+        </w:rPr>
+      </w:r>
+      <w:r>
+        <w:rPr>
+          <w:b/>
+          <w:lang w:val="pt_PT" w:bidi="pt_PT"/>
+        </w:rPr>
         <w:t>"filhos de Deus".</w:t>
       </w:r>
     </w:p>
@@ -17330,6 +19970,21 @@
           <w:b/>
           <w:lang w:val="pt_PT" w:bidi="pt_PT"/>
         </w:rPr>
+        <w:t>ἄμωμα</w:t>
+      </w:r>
+    </w:p>
+    <w:p>
+      <w:pPr/>
+      <w:r>
+        <w:rPr>
+          <w:lang w:val="pt_PT" w:bidi="pt_PT"/>
+        </w:rPr>
+      </w:r>
+      <w:r>
+        <w:rPr>
+          <w:b/>
+          <w:lang w:val="pt_PT" w:bidi="pt_PT"/>
+        </w:rPr>
         <w:t>"sem nenhuma culpa".</w:t>
       </w:r>
     </w:p>
@@ -17426,6 +20081,21 @@
           <w:b/>
           <w:lang w:val="pt_PT" w:bidi="pt_PT"/>
         </w:rPr>
+        <w:t>ἐν οἷς φαίνεσθε ὡς φωστῆρες ἐν κόσμῳ</w:t>
+      </w:r>
+    </w:p>
+    <w:p>
+      <w:pPr/>
+      <w:r>
+        <w:rPr>
+          <w:lang w:val="pt_PT" w:bidi="pt_PT"/>
+        </w:rPr>
+      </w:r>
+      <w:r>
+        <w:rPr>
+          <w:b/>
+          <w:lang w:val="pt_PT" w:bidi="pt_PT"/>
+        </w:rPr>
         <w:t>"No meio delas vocês devem brilhar como as estrelas no céu".</w:t>
       </w:r>
     </w:p>
@@ -17509,6 +20179,21 @@
           <w:b/>
           <w:lang w:val="pt_PT" w:bidi="pt_PT"/>
         </w:rPr>
+        <w:t>φαίνεσθε ὡς φωστῆρες ἐν κόσμῳ</w:t>
+      </w:r>
+    </w:p>
+    <w:p>
+      <w:pPr/>
+      <w:r>
+        <w:rPr>
+          <w:lang w:val="pt_PT" w:bidi="pt_PT"/>
+        </w:rPr>
+      </w:r>
+      <w:r>
+        <w:rPr>
+          <w:b/>
+          <w:lang w:val="pt_PT" w:bidi="pt_PT"/>
+        </w:rPr>
         <w:t>"vocês devem brilhar como as estrelas no céu".</w:t>
       </w:r>
     </w:p>
@@ -17605,6 +20290,21 @@
           <w:b/>
           <w:lang w:val="pt_PT" w:bidi="pt_PT"/>
         </w:rPr>
+        <w:t>μέσον γενεᾶς σκολιᾶς καὶ διεστραμμένης</w:t>
+      </w:r>
+    </w:p>
+    <w:p>
+      <w:pPr/>
+      <w:r>
+        <w:rPr>
+          <w:lang w:val="pt_PT" w:bidi="pt_PT"/>
+        </w:rPr>
+      </w:r>
+      <w:r>
+        <w:rPr>
+          <w:b/>
+          <w:lang w:val="pt_PT" w:bidi="pt_PT"/>
+        </w:rPr>
         <w:t>"no meio de pessoas más, que não querem saber de Deus".</w:t>
       </w:r>
     </w:p>
@@ -17688,6 +20388,21 @@
           <w:b/>
           <w:lang w:val="pt_PT" w:bidi="pt_PT"/>
         </w:rPr>
+        <w:t>λόγον ζωῆς ἐπέχοντες</w:t>
+      </w:r>
+    </w:p>
+    <w:p>
+      <w:pPr/>
+      <w:r>
+        <w:rPr>
+          <w:lang w:val="pt_PT" w:bidi="pt_PT"/>
+        </w:rPr>
+      </w:r>
+      <w:r>
+        <w:rPr>
+          <w:b/>
+          <w:lang w:val="pt_PT" w:bidi="pt_PT"/>
+        </w:rPr>
         <w:t>"entregando a elas a mensagem da vida".</w:t>
       </w:r>
     </w:p>
@@ -17764,6 +20479,21 @@
           <w:b/>
           <w:lang w:val="pt_PT" w:bidi="pt_PT"/>
         </w:rPr>
+        <w:t>λόγον ζωῆς ἐπέχοντες</w:t>
+      </w:r>
+    </w:p>
+    <w:p>
+      <w:pPr/>
+      <w:r>
+        <w:rPr>
+          <w:lang w:val="pt_PT" w:bidi="pt_PT"/>
+        </w:rPr>
+      </w:r>
+      <w:r>
+        <w:rPr>
+          <w:b/>
+          <w:lang w:val="pt_PT" w:bidi="pt_PT"/>
+        </w:rPr>
         <w:t>"entregando a elas a mensagem da vida".</w:t>
       </w:r>
     </w:p>
@@ -17840,6 +20570,21 @@
           <w:b/>
           <w:lang w:val="pt_PT" w:bidi="pt_PT"/>
         </w:rPr>
+        <w:t>λόγον ζωῆς</w:t>
+      </w:r>
+    </w:p>
+    <w:p>
+      <w:pPr/>
+      <w:r>
+        <w:rPr>
+          <w:lang w:val="pt_PT" w:bidi="pt_PT"/>
+        </w:rPr>
+      </w:r>
+      <w:r>
+        <w:rPr>
+          <w:b/>
+          <w:lang w:val="pt_PT" w:bidi="pt_PT"/>
+        </w:rPr>
         <w:t>"a mensagem da vida".</w:t>
       </w:r>
     </w:p>
@@ -17936,6 +20681,21 @@
           <w:b/>
           <w:lang w:val="pt_PT" w:bidi="pt_PT"/>
         </w:rPr>
+        <w:t>λόγον</w:t>
+      </w:r>
+    </w:p>
+    <w:p>
+      <w:pPr/>
+      <w:r>
+        <w:rPr>
+          <w:lang w:val="pt_PT" w:bidi="pt_PT"/>
+        </w:rPr>
+      </w:r>
+      <w:r>
+        <w:rPr>
+          <w:b/>
+          <w:lang w:val="pt_PT" w:bidi="pt_PT"/>
+        </w:rPr>
         <w:t>"a mensagem".</w:t>
       </w:r>
     </w:p>
@@ -18045,6 +20805,21 @@
           <w:b/>
           <w:lang w:val="pt_PT" w:bidi="pt_PT"/>
         </w:rPr>
+        <w:t>λόγον ζωῆς</w:t>
+      </w:r>
+    </w:p>
+    <w:p>
+      <w:pPr/>
+      <w:r>
+        <w:rPr>
+          <w:lang w:val="pt_PT" w:bidi="pt_PT"/>
+        </w:rPr>
+      </w:r>
+      <w:r>
+        <w:rPr>
+          <w:b/>
+          <w:lang w:val="pt_PT" w:bidi="pt_PT"/>
+        </w:rPr>
         <w:t>"a mensagem da vida".</w:t>
       </w:r>
     </w:p>
@@ -18180,6 +20955,21 @@
           <w:b/>
           <w:lang w:val="pt_PT" w:bidi="pt_PT"/>
         </w:rPr>
+        <w:t>λόγον ζωῆς</w:t>
+      </w:r>
+    </w:p>
+    <w:p>
+      <w:pPr/>
+      <w:r>
+        <w:rPr>
+          <w:lang w:val="pt_PT" w:bidi="pt_PT"/>
+        </w:rPr>
+      </w:r>
+      <w:r>
+        <w:rPr>
+          <w:b/>
+          <w:lang w:val="pt_PT" w:bidi="pt_PT"/>
+        </w:rPr>
         <w:t>"a mensagem da vida".</w:t>
       </w:r>
     </w:p>
@@ -18262,6 +21052,21 @@
         <w:rPr>
           <w:lang w:val="pt_PT" w:bidi="pt_PT"/>
         </w:rPr>
+      </w:r>
+    </w:p>
+    <w:p>
+      <w:pPr/>
+      <w:r>
+        <w:rPr>
+          <w:lang w:val="pt_PT" w:bidi="pt_PT"/>
+        </w:rPr>
+      </w:r>
+      <w:r>
+        <w:rPr>
+          <w:b/>
+          <w:lang w:val="pt_PT" w:bidi="pt_PT"/>
+        </w:rPr>
+        <w:t>εἰς καύχημα ἐμοὶ εἰς ἡμέραν Χριστοῦ, ὅτι οὐκ εἰς κενὸν ἔδραμον, οὐδὲ εἰς κενὸν ἐκοπίασα</w:t>
       </w:r>
     </w:p>
     <w:p>
@@ -18390,6 +21195,21 @@
           <w:b/>
           <w:lang w:val="pt_PT" w:bidi="pt_PT"/>
         </w:rPr>
+        <w:t>εἰς καύχημα ἐμοὶ</w:t>
+      </w:r>
+    </w:p>
+    <w:p>
+      <w:pPr/>
+      <w:r>
+        <w:rPr>
+          <w:lang w:val="pt_PT" w:bidi="pt_PT"/>
+        </w:rPr>
+      </w:r>
+      <w:r>
+        <w:rPr>
+          <w:b/>
+          <w:lang w:val="pt_PT" w:bidi="pt_PT"/>
+        </w:rPr>
         <w:t>"eu terei motivo de sentir orgulho".</w:t>
       </w:r>
     </w:p>
@@ -18473,6 +21293,21 @@
           <w:b/>
           <w:lang w:val="pt_PT" w:bidi="pt_PT"/>
         </w:rPr>
+        <w:t>εἰς καύχημα ἐμοὶ</w:t>
+      </w:r>
+    </w:p>
+    <w:p>
+      <w:pPr/>
+      <w:r>
+        <w:rPr>
+          <w:lang w:val="pt_PT" w:bidi="pt_PT"/>
+        </w:rPr>
+      </w:r>
+      <w:r>
+        <w:rPr>
+          <w:b/>
+          <w:lang w:val="pt_PT" w:bidi="pt_PT"/>
+        </w:rPr>
         <w:t>"eu terei motivo de sentir orgulho".</w:t>
       </w:r>
     </w:p>
@@ -18536,6 +21371,21 @@
           <w:b/>
           <w:lang w:val="pt_PT" w:bidi="pt_PT"/>
         </w:rPr>
+        <w:t>εἰς ἡμέραν Χριστοῦ,</w:t>
+      </w:r>
+    </w:p>
+    <w:p>
+      <w:pPr/>
+      <w:r>
+        <w:rPr>
+          <w:lang w:val="pt_PT" w:bidi="pt_PT"/>
+        </w:rPr>
+      </w:r>
+      <w:r>
+        <w:rPr>
+          <w:b/>
+          <w:lang w:val="pt_PT" w:bidi="pt_PT"/>
+        </w:rPr>
         <w:t>"no Dia de Cristo".</w:t>
       </w:r>
     </w:p>
@@ -18632,6 +21482,21 @@
           <w:b/>
           <w:lang w:val="pt_PT" w:bidi="pt_PT"/>
         </w:rPr>
+        <w:t>οὐκ εἰς κενὸν ἔδραμον, οὐδὲ εἰς κενὸν ἐκοπίασα</w:t>
+      </w:r>
+    </w:p>
+    <w:p>
+      <w:pPr/>
+      <w:r>
+        <w:rPr>
+          <w:lang w:val="pt_PT" w:bidi="pt_PT"/>
+        </w:rPr>
+      </w:r>
+      <w:r>
+        <w:rPr>
+          <w:b/>
+          <w:lang w:val="pt_PT" w:bidi="pt_PT"/>
+        </w:rPr>
         <w:t>"pois isso mostrará que todo o meu esforço e todo o meu trabalho não foram inúteis".</w:t>
       </w:r>
     </w:p>
@@ -18741,6 +21606,21 @@
           <w:b/>
           <w:lang w:val="pt_PT" w:bidi="pt_PT"/>
         </w:rPr>
+        <w:t>οὐκ εἰς κενὸν ἔδραμον</w:t>
+      </w:r>
+    </w:p>
+    <w:p>
+      <w:pPr/>
+      <w:r>
+        <w:rPr>
+          <w:lang w:val="pt_PT" w:bidi="pt_PT"/>
+        </w:rPr>
+      </w:r>
+      <w:r>
+        <w:rPr>
+          <w:b/>
+          <w:lang w:val="pt_PT" w:bidi="pt_PT"/>
+        </w:rPr>
         <w:t>"pois isso mostrará que todo o meu esforço e todo o meu trabalho não foram inúteis".</w:t>
       </w:r>
     </w:p>
@@ -18824,6 +21704,21 @@
           <w:b/>
           <w:lang w:val="pt_PT" w:bidi="pt_PT"/>
         </w:rPr>
+        <w:t>εἰς κενὸν</w:t>
+      </w:r>
+    </w:p>
+    <w:p>
+      <w:pPr/>
+      <w:r>
+        <w:rPr>
+          <w:lang w:val="pt_PT" w:bidi="pt_PT"/>
+        </w:rPr>
+      </w:r>
+      <w:r>
+        <w:rPr>
+          <w:b/>
+          <w:lang w:val="pt_PT" w:bidi="pt_PT"/>
+        </w:rPr>
         <w:t>"não foram inúteis".</w:t>
       </w:r>
     </w:p>
@@ -18887,6 +21782,21 @@
           <w:b/>
           <w:lang w:val="pt_PT" w:bidi="pt_PT"/>
         </w:rPr>
+        <w:t>οὐδὲ εἰς κενὸν ἐκοπίασα</w:t>
+      </w:r>
+    </w:p>
+    <w:p>
+      <w:pPr/>
+      <w:r>
+        <w:rPr>
+          <w:lang w:val="pt_PT" w:bidi="pt_PT"/>
+        </w:rPr>
+      </w:r>
+      <w:r>
+        <w:rPr>
+          <w:b/>
+          <w:lang w:val="pt_PT" w:bidi="pt_PT"/>
+        </w:rPr>
         <w:t>"pois isso mostrará que todo o meu esforço e todo o meu trabalho não foram inúteis".</w:t>
       </w:r>
     </w:p>
@@ -18969,6 +21879,21 @@
         <w:rPr>
           <w:lang w:val="pt_PT" w:bidi="pt_PT"/>
         </w:rPr>
+      </w:r>
+    </w:p>
+    <w:p>
+      <w:pPr/>
+      <w:r>
+        <w:rPr>
+          <w:lang w:val="pt_PT" w:bidi="pt_PT"/>
+        </w:rPr>
+      </w:r>
+      <w:r>
+        <w:rPr>
+          <w:b/>
+          <w:lang w:val="pt_PT" w:bidi="pt_PT"/>
+        </w:rPr>
+        <w:t>ἀλλ’ εἰ καὶ</w:t>
       </w:r>
     </w:p>
     <w:p>
@@ -19097,6 +22022,21 @@
           <w:b/>
           <w:lang w:val="pt_PT" w:bidi="pt_PT"/>
         </w:rPr>
+        <w:t>σπένδομαι ἐπὶ τῇ θυσίᾳ καὶ λειτουργίᾳ τῆς πίστεως ὑμῶν</w:t>
+      </w:r>
+    </w:p>
+    <w:p>
+      <w:pPr/>
+      <w:r>
+        <w:rPr>
+          <w:lang w:val="pt_PT" w:bidi="pt_PT"/>
+        </w:rPr>
+      </w:r>
+      <w:r>
+        <w:rPr>
+          <w:b/>
+          <w:lang w:val="pt_PT" w:bidi="pt_PT"/>
+        </w:rPr>
         <w:t>"a minha vida, seja apresentado como uma oferta junto com o sacrifício que vocês, por meio da sua fé, oferecem a Deus".</w:t>
       </w:r>
     </w:p>
@@ -19211,6 +22151,21 @@
           <w:b/>
           <w:lang w:val="pt_PT" w:bidi="pt_PT"/>
         </w:rPr>
+        <w:t>σπένδομαι</w:t>
+      </w:r>
+    </w:p>
+    <w:p>
+      <w:pPr/>
+      <w:r>
+        <w:rPr>
+          <w:lang w:val="pt_PT" w:bidi="pt_PT"/>
+        </w:rPr>
+      </w:r>
+      <w:r>
+        <w:rPr>
+          <w:b/>
+          <w:lang w:val="pt_PT" w:bidi="pt_PT"/>
+        </w:rPr>
         <w:t>"a minha vida, seja apresentado como uma oferta junto com o sacrifício que vocês, por meio da sua fé, oferecem a Deus".</w:t>
       </w:r>
     </w:p>
@@ -19294,6 +22249,21 @@
           <w:b/>
           <w:lang w:val="pt_PT" w:bidi="pt_PT"/>
         </w:rPr>
+        <w:t>σπένδομαι</w:t>
+      </w:r>
+    </w:p>
+    <w:p>
+      <w:pPr/>
+      <w:r>
+        <w:rPr>
+          <w:lang w:val="pt_PT" w:bidi="pt_PT"/>
+        </w:rPr>
+      </w:r>
+      <w:r>
+        <w:rPr>
+          <w:b/>
+          <w:lang w:val="pt_PT" w:bidi="pt_PT"/>
+        </w:rPr>
         <w:t>"o meu sangue, isto é, a minha vida, seja apresentado como uma oferta".</w:t>
       </w:r>
     </w:p>
@@ -19390,6 +22360,21 @@
           <w:b/>
           <w:lang w:val="pt_PT" w:bidi="pt_PT"/>
         </w:rPr>
+        <w:t>ἐπὶ τῇ θυσίᾳ καὶ λειτουργίᾳ τῆς πίστεως ὑμῶν</w:t>
+      </w:r>
+    </w:p>
+    <w:p>
+      <w:pPr/>
+      <w:r>
+        <w:rPr>
+          <w:lang w:val="pt_PT" w:bidi="pt_PT"/>
+        </w:rPr>
+      </w:r>
+      <w:r>
+        <w:rPr>
+          <w:b/>
+          <w:lang w:val="pt_PT" w:bidi="pt_PT"/>
+        </w:rPr>
         <w:t>"seja apresentado como uma oferta junto com o sacrifício que vocês, por meio da sua fé".</w:t>
       </w:r>
     </w:p>
@@ -19459,6 +22444,21 @@
         <w:rPr>
           <w:lang w:val="pt_PT" w:bidi="pt_PT"/>
         </w:rPr>
+      </w:r>
+    </w:p>
+    <w:p>
+      <w:pPr/>
+      <w:r>
+        <w:rPr>
+          <w:lang w:val="pt_PT" w:bidi="pt_PT"/>
+        </w:rPr>
+      </w:r>
+      <w:r>
+        <w:rPr>
+          <w:b/>
+          <w:lang w:val="pt_PT" w:bidi="pt_PT"/>
+        </w:rPr>
+        <w:t>ἐπὶ τῇ θυσίᾳ καὶ λειτουργίᾳ τῆς πίστεως ὑμῶν</w:t>
       </w:r>
     </w:p>
     <w:p>
@@ -19676,6 +22676,21 @@
           <w:b/>
           <w:lang w:val="pt_PT" w:bidi="pt_PT"/>
         </w:rPr>
+        <w:t>τὸ &amp; αὐτὸ</w:t>
+      </w:r>
+    </w:p>
+    <w:p>
+      <w:pPr/>
+      <w:r>
+        <w:rPr>
+          <w:lang w:val="pt_PT" w:bidi="pt_PT"/>
+        </w:rPr>
+      </w:r>
+      <w:r>
+        <w:rPr>
+          <w:b/>
+          <w:lang w:val="pt_PT" w:bidi="pt_PT"/>
+        </w:rPr>
         <w:t>"Do mesmo modo".</w:t>
       </w:r>
     </w:p>
@@ -19790,6 +22805,21 @@
           <w:b/>
           <w:lang w:val="pt_PT" w:bidi="pt_PT"/>
         </w:rPr>
+        <w:t>καὶ ὑμεῖς χαίρετε καὶ συνχαίρετέ μοι</w:t>
+      </w:r>
+    </w:p>
+    <w:p>
+      <w:pPr/>
+      <w:r>
+        <w:rPr>
+          <w:lang w:val="pt_PT" w:bidi="pt_PT"/>
+        </w:rPr>
+      </w:r>
+      <w:r>
+        <w:rPr>
+          <w:b/>
+          <w:lang w:val="pt_PT" w:bidi="pt_PT"/>
+        </w:rPr>
         <w:t>"vocês também devem ficar contentes e se alegrar comigo".</w:t>
       </w:r>
     </w:p>
@@ -19899,6 +22929,21 @@
           <w:b/>
           <w:lang w:val="pt_PT" w:bidi="pt_PT"/>
         </w:rPr>
+        <w:t>ἐλπίζω δὲ ἐν Κυρίῳ Ἰησοῦ</w:t>
+      </w:r>
+    </w:p>
+    <w:p>
+      <w:pPr/>
+      <w:r>
+        <w:rPr>
+          <w:lang w:val="pt_PT" w:bidi="pt_PT"/>
+        </w:rPr>
+      </w:r>
+      <w:r>
+        <w:rPr>
+          <w:b/>
+          <w:lang w:val="pt_PT" w:bidi="pt_PT"/>
+        </w:rPr>
         <w:t>"Se for da vontade do Senhor Jesus".</w:t>
       </w:r>
     </w:p>
@@ -19995,6 +23040,21 @@
           <w:b/>
           <w:lang w:val="pt_PT" w:bidi="pt_PT"/>
         </w:rPr>
+        <w:t>οὐδένα γὰρ ἔχω ἰσόψυχον</w:t>
+      </w:r>
+    </w:p>
+    <w:p>
+      <w:pPr/>
+      <w:r>
+        <w:rPr>
+          <w:lang w:val="pt_PT" w:bidi="pt_PT"/>
+        </w:rPr>
+      </w:r>
+      <w:r>
+        <w:rPr>
+          <w:b/>
+          <w:lang w:val="pt_PT" w:bidi="pt_PT"/>
+        </w:rPr>
         <w:t>"Pois Timóteo é o único que se preocupa com vocês como eu me preocupo e é o único que, de fato, se interessa pelo bem-estar de vocês".</w:t>
       </w:r>
     </w:p>
@@ -20058,6 +23118,21 @@
           <w:b/>
           <w:lang w:val="pt_PT" w:bidi="pt_PT"/>
         </w:rPr>
+        <w:t>οἱ πάντες γὰρ τὰ ἑαυτῶν ζητοῦσιν, οὐ τὰ Ἰησοῦ Χριστοῦ</w:t>
+      </w:r>
+    </w:p>
+    <w:p>
+      <w:pPr/>
+      <w:r>
+        <w:rPr>
+          <w:lang w:val="pt_PT" w:bidi="pt_PT"/>
+        </w:rPr>
+      </w:r>
+      <w:r>
+        <w:rPr>
+          <w:b/>
+          <w:lang w:val="pt_PT" w:bidi="pt_PT"/>
+        </w:rPr>
         <w:t>"Pois todos os outros se preocupam com os seus próprios interesses e não com os de Jesus Cristo".</w:t>
       </w:r>
     </w:p>
@@ -20167,6 +23242,21 @@
           <w:b/>
           <w:lang w:val="pt_PT" w:bidi="pt_PT"/>
         </w:rPr>
+        <w:t>ὡς πατρὶ τέκνον, σὺν ἐμοὶ ἐδούλευσεν εἰς τὸ εὐαγγέλιον</w:t>
+      </w:r>
+    </w:p>
+    <w:p>
+      <w:pPr/>
+      <w:r>
+        <w:rPr>
+          <w:lang w:val="pt_PT" w:bidi="pt_PT"/>
+        </w:rPr>
+      </w:r>
+      <w:r>
+        <w:rPr>
+          <w:b/>
+          <w:lang w:val="pt_PT" w:bidi="pt_PT"/>
+        </w:rPr>
         <w:t>"Ele e eu, como se fôssemos filho e pai, temos trabalhado juntos no serviço do evangelho".</w:t>
       </w:r>
     </w:p>
@@ -20250,6 +23340,21 @@
           <w:b/>
           <w:lang w:val="pt_PT" w:bidi="pt_PT"/>
         </w:rPr>
+        <w:t>τὴν δὲ δοκιμὴν αὐτοῦ γινώσκετε</w:t>
+      </w:r>
+    </w:p>
+    <w:p>
+      <w:pPr/>
+      <w:r>
+        <w:rPr>
+          <w:lang w:val="pt_PT" w:bidi="pt_PT"/>
+        </w:rPr>
+      </w:r>
+      <w:r>
+        <w:rPr>
+          <w:b/>
+          <w:lang w:val="pt_PT" w:bidi="pt_PT"/>
+        </w:rPr>
         <w:t>"E vocês sabem muito bem como Timóteo provou o seu valor".</w:t>
       </w:r>
     </w:p>
@@ -20346,6 +23451,21 @@
           <w:b/>
           <w:lang w:val="pt_PT" w:bidi="pt_PT"/>
         </w:rPr>
+        <w:t>εἰς τὸ εὐαγγέλιον</w:t>
+      </w:r>
+    </w:p>
+    <w:p>
+      <w:pPr/>
+      <w:r>
+        <w:rPr>
+          <w:lang w:val="pt_PT" w:bidi="pt_PT"/>
+        </w:rPr>
+      </w:r>
+      <w:r>
+        <w:rPr>
+          <w:b/>
+          <w:lang w:val="pt_PT" w:bidi="pt_PT"/>
+        </w:rPr>
         <w:t>"no serviço do evangelho".</w:t>
       </w:r>
     </w:p>
@@ -20442,6 +23562,21 @@
           <w:b/>
           <w:lang w:val="pt_PT" w:bidi="pt_PT"/>
         </w:rPr>
+        <w:t>πέποιθα &amp; ἐν Κυρίῳ, ὅτι καὶ αὐτὸς ταχέως ἐλεύσομαι</w:t>
+      </w:r>
+    </w:p>
+    <w:p>
+      <w:pPr/>
+      <w:r>
+        <w:rPr>
+          <w:lang w:val="pt_PT" w:bidi="pt_PT"/>
+        </w:rPr>
+      </w:r>
+      <w:r>
+        <w:rPr>
+          <w:b/>
+          <w:lang w:val="pt_PT" w:bidi="pt_PT"/>
+        </w:rPr>
         <w:t>"E, confiado no Senhor, penso que eu mesmo poderei ir logo até aí".</w:t>
       </w:r>
     </w:p>
@@ -20505,6 +23640,21 @@
           <w:b/>
           <w:lang w:val="pt_PT" w:bidi="pt_PT"/>
         </w:rPr>
+        <w:t>ὅτι καὶ αὐτὸς ταχέως ἐλεύσομαι.</w:t>
+      </w:r>
+    </w:p>
+    <w:p>
+      <w:pPr/>
+      <w:r>
+        <w:rPr>
+          <w:lang w:val="pt_PT" w:bidi="pt_PT"/>
+        </w:rPr>
+      </w:r>
+      <w:r>
+        <w:rPr>
+          <w:b/>
+          <w:lang w:val="pt_PT" w:bidi="pt_PT"/>
+        </w:rPr>
         <w:t>"penso que eu mesmo poderei ir logo até aí".</w:t>
       </w:r>
     </w:p>
@@ -20588,6 +23738,21 @@
           <w:b/>
           <w:lang w:val="pt_PT" w:bidi="pt_PT"/>
         </w:rPr>
+        <w:t>ὅτι καὶ αὐτὸς ταχέως ἐλεύσομαι</w:t>
+      </w:r>
+    </w:p>
+    <w:p>
+      <w:pPr/>
+      <w:r>
+        <w:rPr>
+          <w:lang w:val="pt_PT" w:bidi="pt_PT"/>
+        </w:rPr>
+      </w:r>
+      <w:r>
+        <w:rPr>
+          <w:b/>
+          <w:lang w:val="pt_PT" w:bidi="pt_PT"/>
+        </w:rPr>
         <w:t>"penso que eu mesmo poderei ir logo até aí".</w:t>
       </w:r>
     </w:p>
@@ -20684,6 +23849,21 @@
           <w:b/>
           <w:lang w:val="pt_PT" w:bidi="pt_PT"/>
         </w:rPr>
+        <w:t>Ἐπαφρόδιτον</w:t>
+      </w:r>
+    </w:p>
+    <w:p>
+      <w:pPr/>
+      <w:r>
+        <w:rPr>
+          <w:lang w:val="pt_PT" w:bidi="pt_PT"/>
+        </w:rPr>
+      </w:r>
+      <w:r>
+        <w:rPr>
+          <w:b/>
+          <w:lang w:val="pt_PT" w:bidi="pt_PT"/>
+        </w:rPr>
         <w:t>"Epafrodito".</w:t>
       </w:r>
     </w:p>
@@ -20774,6 +23954,21 @@
           <w:b/>
           <w:lang w:val="pt_PT" w:bidi="pt_PT"/>
         </w:rPr>
+        <w:t>ἀδελφὸν &amp; μου</w:t>
+      </w:r>
+    </w:p>
+    <w:p>
+      <w:pPr/>
+      <w:r>
+        <w:rPr>
+          <w:lang w:val="pt_PT" w:bidi="pt_PT"/>
+        </w:rPr>
+      </w:r>
+      <w:r>
+        <w:rPr>
+          <w:b/>
+          <w:lang w:val="pt_PT" w:bidi="pt_PT"/>
+        </w:rPr>
         <w:t>"nosso irmão".</w:t>
       </w:r>
     </w:p>
@@ -20883,6 +24078,21 @@
           <w:b/>
           <w:lang w:val="pt_PT" w:bidi="pt_PT"/>
         </w:rPr>
+        <w:t>συνστρατιώτην</w:t>
+      </w:r>
+    </w:p>
+    <w:p>
+      <w:pPr/>
+      <w:r>
+        <w:rPr>
+          <w:lang w:val="pt_PT" w:bidi="pt_PT"/>
+        </w:rPr>
+      </w:r>
+      <w:r>
+        <w:rPr>
+          <w:b/>
+          <w:lang w:val="pt_PT" w:bidi="pt_PT"/>
+        </w:rPr>
         <w:t>"meu companheiro de trabalho e de lutas".</w:t>
       </w:r>
     </w:p>
@@ -20966,6 +24176,21 @@
           <w:b/>
           <w:lang w:val="pt_PT" w:bidi="pt_PT"/>
         </w:rPr>
+        <w:t>ὑμῶν &amp; ἀπόστολον καὶ λειτουργὸν τῆς χρείας μου</w:t>
+      </w:r>
+    </w:p>
+    <w:p>
+      <w:pPr/>
+      <w:r>
+        <w:rPr>
+          <w:lang w:val="pt_PT" w:bidi="pt_PT"/>
+        </w:rPr>
+      </w:r>
+      <w:r>
+        <w:rPr>
+          <w:b/>
+          <w:lang w:val="pt_PT" w:bidi="pt_PT"/>
+        </w:rPr>
         <w:t>"o qual vocês enviaram para me trazer a ajuda que eu precisava".</w:t>
       </w:r>
     </w:p>
@@ -21029,6 +24254,21 @@
           <w:b/>
           <w:lang w:val="pt_PT" w:bidi="pt_PT"/>
         </w:rPr>
+        <w:t>ἐπιποθῶν ἦν πάντας ὑμᾶς, καὶ ἀδημονῶν</w:t>
+      </w:r>
+    </w:p>
+    <w:p>
+      <w:pPr/>
+      <w:r>
+        <w:rPr>
+          <w:lang w:val="pt_PT" w:bidi="pt_PT"/>
+        </w:rPr>
+      </w:r>
+      <w:r>
+        <w:rPr>
+          <w:b/>
+          <w:lang w:val="pt_PT" w:bidi="pt_PT"/>
+        </w:rPr>
         <w:t>"Ele tem tido muitas saudades de todos vocês e tem andado muito preocupado".</w:t>
       </w:r>
     </w:p>
@@ -21092,6 +24332,21 @@
           <w:b/>
           <w:lang w:val="pt_PT" w:bidi="pt_PT"/>
         </w:rPr>
+        <w:t>ἐπειδὴ ἐπιποθῶν ἦν πάντας ὑμᾶς, καὶ ἀδημονῶν διότι ἠκούσατε ὅτι ἠσθένησεν</w:t>
+      </w:r>
+    </w:p>
+    <w:p>
+      <w:pPr/>
+      <w:r>
+        <w:rPr>
+          <w:lang w:val="pt_PT" w:bidi="pt_PT"/>
+        </w:rPr>
+      </w:r>
+      <w:r>
+        <w:rPr>
+          <w:b/>
+          <w:lang w:val="pt_PT" w:bidi="pt_PT"/>
+        </w:rPr>
         <w:t>"Ele tem tido muitas saudades de todos vocês e tem andado muito preocupado por vocês terem sabido que ele estava doente".</w:t>
       </w:r>
     </w:p>
@@ -21188,6 +24443,21 @@
           <w:b/>
           <w:lang w:val="pt_PT" w:bidi="pt_PT"/>
         </w:rPr>
+        <w:t>καὶ γὰρ ἠσθένησεν παραπλήσιον θανάτῳ, ἀλλὰ ὁ Θεὸς ἠλέησεν αὐτόν, οὐκ αὐτὸν δὲ μόνον, ἀλλὰ καὶ ἐμέ, ἵνα μὴ λύπην ἐπὶ λύπην σχῶ</w:t>
+      </w:r>
+    </w:p>
+    <w:p>
+      <w:pPr/>
+      <w:r>
+        <w:rPr>
+          <w:lang w:val="pt_PT" w:bidi="pt_PT"/>
+        </w:rPr>
+      </w:r>
+      <w:r>
+        <w:rPr>
+          <w:b/>
+          <w:lang w:val="pt_PT" w:bidi="pt_PT"/>
+        </w:rPr>
         <w:t>"De fato, ele esteve doente e quase morreu. Mas Deus teve pena dele e não somente dele, mas também de mim; e assim evitou que eu tivesse uma tristeza ainda maior".</w:t>
       </w:r>
     </w:p>
@@ -21297,6 +24567,21 @@
           <w:b/>
           <w:lang w:val="pt_PT" w:bidi="pt_PT"/>
         </w:rPr>
+        <w:t>ἠσθένησεν παραπλήσιον θανάτῳ</w:t>
+      </w:r>
+    </w:p>
+    <w:p>
+      <w:pPr/>
+      <w:r>
+        <w:rPr>
+          <w:lang w:val="pt_PT" w:bidi="pt_PT"/>
+        </w:rPr>
+      </w:r>
+      <w:r>
+        <w:rPr>
+          <w:b/>
+          <w:lang w:val="pt_PT" w:bidi="pt_PT"/>
+        </w:rPr>
         <w:t>"ele esteve doente e quase morreu".</w:t>
       </w:r>
     </w:p>
@@ -21393,6 +24678,21 @@
           <w:b/>
           <w:lang w:val="pt_PT" w:bidi="pt_PT"/>
         </w:rPr>
+        <w:t>ἀλλὰ ὁ Θεὸς ἠλέησεν αὐτόν</w:t>
+      </w:r>
+    </w:p>
+    <w:p>
+      <w:pPr/>
+      <w:r>
+        <w:rPr>
+          <w:lang w:val="pt_PT" w:bidi="pt_PT"/>
+        </w:rPr>
+      </w:r>
+      <w:r>
+        <w:rPr>
+          <w:b/>
+          <w:lang w:val="pt_PT" w:bidi="pt_PT"/>
+        </w:rPr>
         <w:t>"Mas Deus teve pena dele".</w:t>
       </w:r>
     </w:p>
@@ -21585,6 +24885,21 @@
           <w:b/>
           <w:lang w:val="pt_PT" w:bidi="pt_PT"/>
         </w:rPr>
+        <w:t>λύπην ἐπὶ λύπην</w:t>
+      </w:r>
+    </w:p>
+    <w:p>
+      <w:pPr/>
+      <w:r>
+        <w:rPr>
+          <w:lang w:val="pt_PT" w:bidi="pt_PT"/>
+        </w:rPr>
+      </w:r>
+      <w:r>
+        <w:rPr>
+          <w:b/>
+          <w:lang w:val="pt_PT" w:bidi="pt_PT"/>
+        </w:rPr>
         <w:t>"uma tristeza ainda maior".</w:t>
       </w:r>
     </w:p>
@@ -21648,6 +24963,21 @@
           <w:b/>
           <w:lang w:val="pt_PT" w:bidi="pt_PT"/>
         </w:rPr>
+        <w:t>σπουδαιοτέρως οὖν ἔπεμψα αὐτὸν, ἵνα ἰδόντες αὐτὸν πάλιν, χαρῆτε κἀγὼ ἀλυπότερος ὦ</w:t>
+      </w:r>
+    </w:p>
+    <w:p>
+      <w:pPr/>
+      <w:r>
+        <w:rPr>
+          <w:lang w:val="pt_PT" w:bidi="pt_PT"/>
+        </w:rPr>
+      </w:r>
+      <w:r>
+        <w:rPr>
+          <w:b/>
+          <w:lang w:val="pt_PT" w:bidi="pt_PT"/>
+        </w:rPr>
         <w:t>"Por isso vou mandá-lo de volta a vocês o mais depressa possível para que vocês sintam a alegria de vê-lo novamente e para que eu não fique preocupado".</w:t>
       </w:r>
     </w:p>
@@ -21744,6 +25074,21 @@
           <w:b/>
           <w:lang w:val="pt_PT" w:bidi="pt_PT"/>
         </w:rPr>
+        <w:t>κἀγὼ ἀλυπότερος ὦ</w:t>
+      </w:r>
+    </w:p>
+    <w:p>
+      <w:pPr/>
+      <w:r>
+        <w:rPr>
+          <w:lang w:val="pt_PT" w:bidi="pt_PT"/>
+        </w:rPr>
+      </w:r>
+      <w:r>
+        <w:rPr>
+          <w:b/>
+          <w:lang w:val="pt_PT" w:bidi="pt_PT"/>
+        </w:rPr>
         <w:t>"e para que eu não fique preocupado".</w:t>
       </w:r>
     </w:p>
@@ -21840,6 +25185,21 @@
           <w:b/>
           <w:lang w:val="pt_PT" w:bidi="pt_PT"/>
         </w:rPr>
+        <w:t>προσδέχεσθε &amp; αὐτὸν</w:t>
+      </w:r>
+    </w:p>
+    <w:p>
+      <w:pPr/>
+      <w:r>
+        <w:rPr>
+          <w:lang w:val="pt_PT" w:bidi="pt_PT"/>
+        </w:rPr>
+      </w:r>
+      <w:r>
+        <w:rPr>
+          <w:b/>
+          <w:lang w:val="pt_PT" w:bidi="pt_PT"/>
+        </w:rPr>
         <w:t>"Portanto, recebam Epafrodito com toda a alegria".</w:t>
       </w:r>
     </w:p>
@@ -21916,6 +25276,21 @@
           <w:b/>
           <w:lang w:val="pt_PT" w:bidi="pt_PT"/>
         </w:rPr>
+        <w:t>ἐν Κυρίῳ μετὰ πάσης χαρᾶς</w:t>
+      </w:r>
+    </w:p>
+    <w:p>
+      <w:pPr/>
+      <w:r>
+        <w:rPr>
+          <w:lang w:val="pt_PT" w:bidi="pt_PT"/>
+        </w:rPr>
+      </w:r>
+      <w:r>
+        <w:rPr>
+          <w:b/>
+          <w:lang w:val="pt_PT" w:bidi="pt_PT"/>
+        </w:rPr>
         <w:t>"com toda a alegria, como se recebe um irmão no Senhor".</w:t>
       </w:r>
     </w:p>
@@ -22012,6 +25387,21 @@
           <w:b/>
           <w:lang w:val="pt_PT" w:bidi="pt_PT"/>
         </w:rPr>
+        <w:t>ἐντίμους ἔχετε</w:t>
+      </w:r>
+    </w:p>
+    <w:p>
+      <w:pPr/>
+      <w:r>
+        <w:rPr>
+          <w:lang w:val="pt_PT" w:bidi="pt_PT"/>
+        </w:rPr>
+      </w:r>
+      <w:r>
+        <w:rPr>
+          <w:b/>
+          <w:lang w:val="pt_PT" w:bidi="pt_PT"/>
+        </w:rPr>
         <w:t>"Respeitem pessoas como ele".</w:t>
       </w:r>
     </w:p>
@@ -22088,6 +25478,21 @@
           <w:b/>
           <w:lang w:val="pt_PT" w:bidi="pt_PT"/>
         </w:rPr>
+        <w:t>ἐντίμους ἔχετε</w:t>
+      </w:r>
+    </w:p>
+    <w:p>
+      <w:pPr/>
+      <w:r>
+        <w:rPr>
+          <w:lang w:val="pt_PT" w:bidi="pt_PT"/>
+        </w:rPr>
+      </w:r>
+      <w:r>
+        <w:rPr>
+          <w:b/>
+          <w:lang w:val="pt_PT" w:bidi="pt_PT"/>
+        </w:rPr>
         <w:t>"Respeitem".</w:t>
       </w:r>
     </w:p>
@@ -22171,6 +25576,21 @@
           <w:b/>
           <w:lang w:val="pt_PT" w:bidi="pt_PT"/>
         </w:rPr>
+        <w:t>ὅτι διὰ τὸ ἔργον Χριστοῦ μέχρι θανάτου ἤγγισεν, παραβολευσάμενος τῇ ψυχῇ, ἵνα ἀναπληρώσῃ τὸ ὑμῶν ὑστέρημα, τῆς πρός με λειτουργίας</w:t>
+      </w:r>
+    </w:p>
+    <w:p>
+      <w:pPr/>
+      <w:r>
+        <w:rPr>
+          <w:lang w:val="pt_PT" w:bidi="pt_PT"/>
+        </w:rPr>
+      </w:r>
+      <w:r>
+        <w:rPr>
+          <w:b/>
+          <w:lang w:val="pt_PT" w:bidi="pt_PT"/>
+        </w:rPr>
         <w:t>"pois ele arriscou a sua vida e quase morreu por causa do trabalho de Cristo. Ele fez isso para me dar a ajuda que vocês não podiam me dar pessoalmente".</w:t>
       </w:r>
     </w:p>
@@ -22267,6 +25687,21 @@
           <w:b/>
           <w:lang w:val="pt_PT" w:bidi="pt_PT"/>
         </w:rPr>
+        <w:t>διὰ τὸ ἔργον Χριστοῦ</w:t>
+      </w:r>
+    </w:p>
+    <w:p>
+      <w:pPr/>
+      <w:r>
+        <w:rPr>
+          <w:lang w:val="pt_PT" w:bidi="pt_PT"/>
+        </w:rPr>
+      </w:r>
+      <w:r>
+        <w:rPr>
+          <w:b/>
+          <w:lang w:val="pt_PT" w:bidi="pt_PT"/>
+        </w:rPr>
         <w:t>"por causa do trabalho de Cristo".</w:t>
       </w:r>
     </w:p>
@@ -22363,6 +25798,21 @@
           <w:b/>
           <w:lang w:val="pt_PT" w:bidi="pt_PT"/>
         </w:rPr>
+        <w:t>διὰ τὸ ἔργον Χριστοῦ</w:t>
+      </w:r>
+    </w:p>
+    <w:p>
+      <w:pPr/>
+      <w:r>
+        <w:rPr>
+          <w:lang w:val="pt_PT" w:bidi="pt_PT"/>
+        </w:rPr>
+      </w:r>
+      <w:r>
+        <w:rPr>
+          <w:b/>
+          <w:lang w:val="pt_PT" w:bidi="pt_PT"/>
+        </w:rPr>
         <w:t>"por causa do trabalho de Cristo".</w:t>
       </w:r>
     </w:p>
@@ -22459,6 +25909,21 @@
           <w:b/>
           <w:lang w:val="pt_PT" w:bidi="pt_PT"/>
         </w:rPr>
+        <w:t>μέχρι θανάτου ἤγγισεν</w:t>
+      </w:r>
+    </w:p>
+    <w:p>
+      <w:pPr/>
+      <w:r>
+        <w:rPr>
+          <w:lang w:val="pt_PT" w:bidi="pt_PT"/>
+        </w:rPr>
+      </w:r>
+      <w:r>
+        <w:rPr>
+          <w:b/>
+          <w:lang w:val="pt_PT" w:bidi="pt_PT"/>
+        </w:rPr>
         <w:t>"quase morreu".</w:t>
       </w:r>
     </w:p>
@@ -22555,6 +26020,21 @@
           <w:b/>
           <w:lang w:val="pt_PT" w:bidi="pt_PT"/>
         </w:rPr>
+        <w:t>παραβολευσάμενος τῇ ψυχῇ</w:t>
+      </w:r>
+    </w:p>
+    <w:p>
+      <w:pPr/>
+      <w:r>
+        <w:rPr>
+          <w:lang w:val="pt_PT" w:bidi="pt_PT"/>
+        </w:rPr>
+      </w:r>
+      <w:r>
+        <w:rPr>
+          <w:b/>
+          <w:lang w:val="pt_PT" w:bidi="pt_PT"/>
+        </w:rPr>
         <w:t>"pois ele arriscou a sua vida".</w:t>
       </w:r>
     </w:p>
@@ -22664,6 +26144,21 @@
           <w:b/>
           <w:lang w:val="pt_PT" w:bidi="pt_PT"/>
         </w:rPr>
+        <w:t>ἵνα ἀναπληρώσῃ τὸ ὑμῶν ὑστέρημα, τῆς πρός με λειτουργίας</w:t>
+      </w:r>
+    </w:p>
+    <w:p>
+      <w:pPr/>
+      <w:r>
+        <w:rPr>
+          <w:lang w:val="pt_PT" w:bidi="pt_PT"/>
+        </w:rPr>
+      </w:r>
+      <w:r>
+        <w:rPr>
+          <w:b/>
+          <w:lang w:val="pt_PT" w:bidi="pt_PT"/>
+        </w:rPr>
         <w:t>"Ele fez isso para me dar a ajuda que vocês não podiam me dar pessoalmente".</w:t>
       </w:r>
     </w:p>
@@ -22760,6 +26255,21 @@
           <w:b/>
           <w:lang w:val="pt_PT" w:bidi="pt_PT"/>
         </w:rPr>
+        <w:t>ἵνα ἀναπληρώσῃ τὸ ὑμῶν ὑστέρημα, τῆς πρός με λειτουργίας</w:t>
+      </w:r>
+    </w:p>
+    <w:p>
+      <w:pPr/>
+      <w:r>
+        <w:rPr>
+          <w:lang w:val="pt_PT" w:bidi="pt_PT"/>
+        </w:rPr>
+      </w:r>
+      <w:r>
+        <w:rPr>
+          <w:b/>
+          <w:lang w:val="pt_PT" w:bidi="pt_PT"/>
+        </w:rPr>
         <w:t>"Ele fez isso para me dar a ajuda que vocês não podiam me dar pessoalmente".</w:t>
       </w:r>
     </w:p>
@@ -22836,6 +26346,21 @@
         <w:rPr>
           <w:lang w:val="pt_PT" w:bidi="pt_PT"/>
         </w:rPr>
+      </w:r>
+    </w:p>
+    <w:p>
+      <w:pPr/>
+      <w:r>
+        <w:rPr>
+          <w:lang w:val="pt_PT" w:bidi="pt_PT"/>
+        </w:rPr>
+      </w:r>
+      <w:r>
+        <w:rPr>
+          <w:b/>
+          <w:lang w:val="pt_PT" w:bidi="pt_PT"/>
+        </w:rPr>
+        <w:t>ἀδελφοί</w:t>
       </w:r>
     </w:p>
     <w:p>
@@ -22964,6 +26489,21 @@
           <w:b/>
           <w:lang w:val="pt_PT" w:bidi="pt_PT"/>
         </w:rPr>
+        <w:t>χαίρετε ἐν Κυρίῳ</w:t>
+      </w:r>
+    </w:p>
+    <w:p>
+      <w:pPr/>
+      <w:r>
+        <w:rPr>
+          <w:lang w:val="pt_PT" w:bidi="pt_PT"/>
+        </w:rPr>
+      </w:r>
+      <w:r>
+        <w:rPr>
+          <w:b/>
+          <w:lang w:val="pt_PT" w:bidi="pt_PT"/>
+        </w:rPr>
         <w:t>"sejam alegres por estarem unidos com o Senhor".</w:t>
       </w:r>
     </w:p>
@@ -23060,6 +26600,21 @@
           <w:b/>
           <w:lang w:val="pt_PT" w:bidi="pt_PT"/>
         </w:rPr>
+        <w:t>ἐν Κυρίῳ</w:t>
+      </w:r>
+    </w:p>
+    <w:p>
+      <w:pPr/>
+      <w:r>
+        <w:rPr>
+          <w:lang w:val="pt_PT" w:bidi="pt_PT"/>
+        </w:rPr>
+      </w:r>
+      <w:r>
+        <w:rPr>
+          <w:b/>
+          <w:lang w:val="pt_PT" w:bidi="pt_PT"/>
+        </w:rPr>
         <w:t>"no Senhor".</w:t>
       </w:r>
     </w:p>
@@ -23123,6 +26678,21 @@
           <w:b/>
           <w:lang w:val="pt_PT" w:bidi="pt_PT"/>
         </w:rPr>
+        <w:t>ὑμῖν δὲ ἀσφαλές</w:t>
+      </w:r>
+    </w:p>
+    <w:p>
+      <w:pPr/>
+      <w:r>
+        <w:rPr>
+          <w:lang w:val="pt_PT" w:bidi="pt_PT"/>
+        </w:rPr>
+      </w:r>
+      <w:r>
+        <w:rPr>
+          <w:b/>
+          <w:lang w:val="pt_PT" w:bidi="pt_PT"/>
+        </w:rPr>
         <w:t>"pois isso contribuirá para a segurança de vocês".</w:t>
       </w:r>
     </w:p>
@@ -23219,6 +26789,21 @@
           <w:b/>
           <w:lang w:val="pt_PT" w:bidi="pt_PT"/>
         </w:rPr>
+        <w:t>βλέπετε</w:t>
+      </w:r>
+    </w:p>
+    <w:p>
+      <w:pPr/>
+      <w:r>
+        <w:rPr>
+          <w:lang w:val="pt_PT" w:bidi="pt_PT"/>
+        </w:rPr>
+      </w:r>
+      <w:r>
+        <w:rPr>
+          <w:b/>
+          <w:lang w:val="pt_PT" w:bidi="pt_PT"/>
+        </w:rPr>
         <w:t>"Cuidado com os que fazem coisas más".</w:t>
       </w:r>
     </w:p>
@@ -23282,6 +26867,21 @@
           <w:b/>
           <w:lang w:val="pt_PT" w:bidi="pt_PT"/>
         </w:rPr>
+        <w:t>βλέπετε</w:t>
+      </w:r>
+    </w:p>
+    <w:p>
+      <w:pPr/>
+      <w:r>
+        <w:rPr>
+          <w:lang w:val="pt_PT" w:bidi="pt_PT"/>
+        </w:rPr>
+      </w:r>
+      <w:r>
+        <w:rPr>
+          <w:b/>
+          <w:lang w:val="pt_PT" w:bidi="pt_PT"/>
+        </w:rPr>
         <w:t>"Cuidado com os que fazem coisas más".</w:t>
       </w:r>
     </w:p>
@@ -23345,6 +26945,21 @@
           <w:b/>
           <w:lang w:val="pt_PT" w:bidi="pt_PT"/>
         </w:rPr>
+        <w:t>τοὺς κύνας &amp; τοὺς κακοὺς ἐργάτας &amp; τὴν κατατομήν</w:t>
+      </w:r>
+    </w:p>
+    <w:p>
+      <w:pPr/>
+      <w:r>
+        <w:rPr>
+          <w:lang w:val="pt_PT" w:bidi="pt_PT"/>
+        </w:rPr>
+      </w:r>
+      <w:r>
+        <w:rPr>
+          <w:b/>
+          <w:lang w:val="pt_PT" w:bidi="pt_PT"/>
+        </w:rPr>
         <w:t>"os que fazem coisas más"</w:t>
       </w:r>
       <w:r>
@@ -23473,6 +27088,21 @@
           <w:b/>
           <w:lang w:val="pt_PT" w:bidi="pt_PT"/>
         </w:rPr>
+        <w:t>τοὺς κύνας</w:t>
+      </w:r>
+    </w:p>
+    <w:p>
+      <w:pPr/>
+      <w:r>
+        <w:rPr>
+          <w:lang w:val="pt_PT" w:bidi="pt_PT"/>
+        </w:rPr>
+      </w:r>
+      <w:r>
+        <w:rPr>
+          <w:b/>
+          <w:lang w:val="pt_PT" w:bidi="pt_PT"/>
+        </w:rPr>
         <w:t>"esses cachorros".</w:t>
       </w:r>
     </w:p>
@@ -23582,6 +27212,21 @@
           <w:b/>
           <w:lang w:val="pt_PT" w:bidi="pt_PT"/>
         </w:rPr>
+        <w:t>κακοὺς ἐργάτας</w:t>
+      </w:r>
+    </w:p>
+    <w:p>
+      <w:pPr/>
+      <w:r>
+        <w:rPr>
+          <w:lang w:val="pt_PT" w:bidi="pt_PT"/>
+        </w:rPr>
+      </w:r>
+      <w:r>
+        <w:rPr>
+          <w:b/>
+          <w:lang w:val="pt_PT" w:bidi="pt_PT"/>
+        </w:rPr>
         <w:t>"os que fazem coisas más".</w:t>
       </w:r>
     </w:p>
@@ -23665,6 +27310,21 @@
           <w:b/>
           <w:lang w:val="pt_PT" w:bidi="pt_PT"/>
         </w:rPr>
+        <w:t>τὴν κατατομήν</w:t>
+      </w:r>
+    </w:p>
+    <w:p>
+      <w:pPr/>
+      <w:r>
+        <w:rPr>
+          <w:lang w:val="pt_PT" w:bidi="pt_PT"/>
+        </w:rPr>
+      </w:r>
+      <w:r>
+        <w:rPr>
+          <w:b/>
+          <w:lang w:val="pt_PT" w:bidi="pt_PT"/>
+        </w:rPr>
         <w:t>"que insistem em cortar o corpo!".</w:t>
       </w:r>
     </w:p>
@@ -23787,6 +27447,21 @@
           <w:b/>
           <w:lang w:val="pt_PT" w:bidi="pt_PT"/>
         </w:rPr>
+        <w:t>τὴν κατατομήν</w:t>
+      </w:r>
+    </w:p>
+    <w:p>
+      <w:pPr/>
+      <w:r>
+        <w:rPr>
+          <w:lang w:val="pt_PT" w:bidi="pt_PT"/>
+        </w:rPr>
+      </w:r>
+      <w:r>
+        <w:rPr>
+          <w:b/>
+          <w:lang w:val="pt_PT" w:bidi="pt_PT"/>
+        </w:rPr>
         <w:t>"que insistem em cortar o corpo!".</w:t>
       </w:r>
     </w:p>
@@ -23883,6 +27558,21 @@
           <w:b/>
           <w:lang w:val="pt_PT" w:bidi="pt_PT"/>
         </w:rPr>
+        <w:t>ἡμεῖς γάρ ἐσμεν</w:t>
+      </w:r>
+    </w:p>
+    <w:p>
+      <w:pPr/>
+      <w:r>
+        <w:rPr>
+          <w:lang w:val="pt_PT" w:bidi="pt_PT"/>
+        </w:rPr>
+      </w:r>
+      <w:r>
+        <w:rPr>
+          <w:b/>
+          <w:lang w:val="pt_PT" w:bidi="pt_PT"/>
+        </w:rPr>
         <w:t>"Porque os que receberam a verdadeira circuncisão fomos nós".</w:t>
       </w:r>
     </w:p>
@@ -23992,6 +27682,21 @@
           <w:b/>
           <w:lang w:val="pt_PT" w:bidi="pt_PT"/>
         </w:rPr>
+        <w:t>ἡ περιτομή</w:t>
+      </w:r>
+    </w:p>
+    <w:p>
+      <w:pPr/>
+      <w:r>
+        <w:rPr>
+          <w:lang w:val="pt_PT" w:bidi="pt_PT"/>
+        </w:rPr>
+      </w:r>
+      <w:r>
+        <w:rPr>
+          <w:b/>
+          <w:lang w:val="pt_PT" w:bidi="pt_PT"/>
+        </w:rPr>
         <w:t>"a verdadeira circuncisão".</w:t>
       </w:r>
     </w:p>
@@ -24114,6 +27819,21 @@
           <w:b/>
           <w:lang w:val="pt_PT" w:bidi="pt_PT"/>
         </w:rPr>
+        <w:t>οἱ Πνεύματι Θεοῦ λατρεύοντες</w:t>
+      </w:r>
+    </w:p>
+    <w:p>
+      <w:pPr/>
+      <w:r>
+        <w:rPr>
+          <w:lang w:val="pt_PT" w:bidi="pt_PT"/>
+        </w:rPr>
+      </w:r>
+      <w:r>
+        <w:rPr>
+          <w:b/>
+          <w:lang w:val="pt_PT" w:bidi="pt_PT"/>
+        </w:rPr>
         <w:t>"Nós adoramos a Deus por meio do seu Espírito".</w:t>
       </w:r>
     </w:p>
@@ -24177,6 +27897,21 @@
           <w:b/>
           <w:lang w:val="pt_PT" w:bidi="pt_PT"/>
         </w:rPr>
+        <w:t>οὐκ ἐν σαρκὶ πεποιθότες</w:t>
+      </w:r>
+    </w:p>
+    <w:p>
+      <w:pPr/>
+      <w:r>
+        <w:rPr>
+          <w:lang w:val="pt_PT" w:bidi="pt_PT"/>
+        </w:rPr>
+      </w:r>
+      <w:r>
+        <w:rPr>
+          <w:b/>
+          <w:lang w:val="pt_PT" w:bidi="pt_PT"/>
+        </w:rPr>
         <w:t>"em vez de pormos a nossa confiança em cerimônias religiosas como a circuncisão".</w:t>
       </w:r>
     </w:p>
@@ -24286,6 +28021,21 @@
           <w:b/>
           <w:lang w:val="pt_PT" w:bidi="pt_PT"/>
         </w:rPr>
+        <w:t>καυχώμενοι ἐν Χριστῷ Ἰησοῦ, καὶ οὐκ ἐν σαρκὶ πεποιθότες</w:t>
+      </w:r>
+    </w:p>
+    <w:p>
+      <w:pPr/>
+      <w:r>
+        <w:rPr>
+          <w:lang w:val="pt_PT" w:bidi="pt_PT"/>
+        </w:rPr>
+      </w:r>
+      <w:r>
+        <w:rPr>
+          <w:b/>
+          <w:lang w:val="pt_PT" w:bidi="pt_PT"/>
+        </w:rPr>
         <w:t>"e nos alegramos na vida que temos em união com Cristo Jesus".</w:t>
       </w:r>
     </w:p>
@@ -24375,6 +28125,21 @@
           <w:b/>
           <w:lang w:val="pt_PT" w:bidi="pt_PT"/>
         </w:rPr>
+        <w:t>καὶ οὐκ ἐν σαρκὶ πεποιθότες</w:t>
+      </w:r>
+    </w:p>
+    <w:p>
+      <w:pPr/>
+      <w:r>
+        <w:rPr>
+          <w:lang w:val="pt_PT" w:bidi="pt_PT"/>
+        </w:rPr>
+      </w:r>
+      <w:r>
+        <w:rPr>
+          <w:b/>
+          <w:lang w:val="pt_PT" w:bidi="pt_PT"/>
+        </w:rPr>
         <w:t>"em vez de pormos a nossa confiança em cerimônias religiosas como a circuncisão".</w:t>
       </w:r>
     </w:p>
@@ -24470,6 +28235,21 @@
         <w:rPr>
           <w:lang w:val="pt_PT" w:bidi="pt_PT"/>
         </w:rPr>
+      </w:r>
+    </w:p>
+    <w:p>
+      <w:pPr/>
+      <w:r>
+        <w:rPr>
+          <w:lang w:val="pt_PT" w:bidi="pt_PT"/>
+        </w:rPr>
+      </w:r>
+      <w:r>
+        <w:rPr>
+          <w:b/>
+          <w:lang w:val="pt_PT" w:bidi="pt_PT"/>
+        </w:rPr>
+        <w:t>ἐγὼ ἔχων πεποίθησιν καὶ ἐν σαρκί εἴ τις δοκεῖ ἄλλος πεποιθέναι ἐν σαρκί, ἐγὼ μᾶλλον</w:t>
       </w:r>
     </w:p>
     <w:p>
@@ -24648,6 +28428,21 @@
           <w:b/>
           <w:lang w:val="pt_PT" w:bidi="pt_PT"/>
         </w:rPr>
+        <w:t>φυλῆς Βενιαμείν</w:t>
+      </w:r>
+    </w:p>
+    <w:p>
+      <w:pPr/>
+      <w:r>
+        <w:rPr>
+          <w:lang w:val="pt_PT" w:bidi="pt_PT"/>
+        </w:rPr>
+      </w:r>
+      <w:r>
+        <w:rPr>
+          <w:b/>
+          <w:lang w:val="pt_PT" w:bidi="pt_PT"/>
+        </w:rPr>
         <w:t>"Sou israelita de nascimento, da tribo de Benjamim".</w:t>
       </w:r>
     </w:p>
@@ -24820,6 +28615,21 @@
           <w:b/>
           <w:lang w:val="pt_PT" w:bidi="pt_PT"/>
         </w:rPr>
+        <w:t>κατὰ νόμον Φαρισαῖος</w:t>
+      </w:r>
+    </w:p>
+    <w:p>
+      <w:pPr/>
+      <w:r>
+        <w:rPr>
+          <w:lang w:val="pt_PT" w:bidi="pt_PT"/>
+        </w:rPr>
+      </w:r>
+      <w:r>
+        <w:rPr>
+          <w:b/>
+          <w:lang w:val="pt_PT" w:bidi="pt_PT"/>
+        </w:rPr>
         <w:t>"Quanto à prática da lei, eu era fariseu".</w:t>
       </w:r>
     </w:p>
@@ -24896,6 +28706,21 @@
           <w:b/>
           <w:lang w:val="pt_PT" w:bidi="pt_PT"/>
         </w:rPr>
+        <w:t>κατὰ ζῆλος διώκων τὴν ἐκκλησίαν, κατὰ δικαιοσύνην τὴν ἐν νόμῳ γενόμενος ἄμεμπτος</w:t>
+      </w:r>
+    </w:p>
+    <w:p>
+      <w:pPr/>
+      <w:r>
+        <w:rPr>
+          <w:lang w:val="pt_PT" w:bidi="pt_PT"/>
+        </w:rPr>
+      </w:r>
+      <w:r>
+        <w:rPr>
+          <w:b/>
+          <w:lang w:val="pt_PT" w:bidi="pt_PT"/>
+        </w:rPr>
         <w:t>"E era tão fanático, que persegui a Igreja. Quanto ao cumprimento da vontade de Deus por meio da obediência à lei, ninguém podia me acusar de nada".</w:t>
       </w:r>
     </w:p>
@@ -24959,6 +28784,21 @@
           <w:b/>
           <w:lang w:val="pt_PT" w:bidi="pt_PT"/>
         </w:rPr>
+        <w:t>κατὰ ζῆλος διώκων τὴν ἐκκλησίαν</w:t>
+      </w:r>
+    </w:p>
+    <w:p>
+      <w:pPr/>
+      <w:r>
+        <w:rPr>
+          <w:lang w:val="pt_PT" w:bidi="pt_PT"/>
+        </w:rPr>
+      </w:r>
+      <w:r>
+        <w:rPr>
+          <w:b/>
+          <w:lang w:val="pt_PT" w:bidi="pt_PT"/>
+        </w:rPr>
         <w:t>"E era tão fanático, que persegui a Igreja".</w:t>
       </w:r>
     </w:p>
@@ -25042,6 +28882,21 @@
           <w:b/>
           <w:lang w:val="pt_PT" w:bidi="pt_PT"/>
         </w:rPr>
+        <w:t>τὴν ἐκκλησίαν</w:t>
+      </w:r>
+    </w:p>
+    <w:p>
+      <w:pPr/>
+      <w:r>
+        <w:rPr>
+          <w:lang w:val="pt_PT" w:bidi="pt_PT"/>
+        </w:rPr>
+      </w:r>
+      <w:r>
+        <w:rPr>
+          <w:b/>
+          <w:lang w:val="pt_PT" w:bidi="pt_PT"/>
+        </w:rPr>
         <w:t>"a Igreja".</w:t>
       </w:r>
     </w:p>
@@ -25164,6 +29019,21 @@
           <w:b/>
           <w:lang w:val="pt_PT" w:bidi="pt_PT"/>
         </w:rPr>
+        <w:t>κατὰ δικαιοσύνην τὴν ἐν νόμῳ γενόμενος ἄμεμπτος</w:t>
+      </w:r>
+    </w:p>
+    <w:p>
+      <w:pPr/>
+      <w:r>
+        <w:rPr>
+          <w:lang w:val="pt_PT" w:bidi="pt_PT"/>
+        </w:rPr>
+      </w:r>
+      <w:r>
+        <w:rPr>
+          <w:b/>
+          <w:lang w:val="pt_PT" w:bidi="pt_PT"/>
+        </w:rPr>
         <w:t>"Quanto ao cumprimento da vontade de Deus por meio da obediência à lei, ninguém podia me acusar de nada".</w:t>
       </w:r>
     </w:p>
@@ -25246,6 +29116,21 @@
         <w:rPr>
           <w:lang w:val="pt_PT" w:bidi="pt_PT"/>
         </w:rPr>
+      </w:r>
+    </w:p>
+    <w:p>
+      <w:pPr/>
+      <w:r>
+        <w:rPr>
+          <w:lang w:val="pt_PT" w:bidi="pt_PT"/>
+        </w:rPr>
+      </w:r>
+      <w:r>
+        <w:rPr>
+          <w:b/>
+          <w:lang w:val="pt_PT" w:bidi="pt_PT"/>
+        </w:rPr>
+        <w:t>ἅτινα ἦν μοι κέρδη, ταῦτα ἥγημαι διὰ τὸν Χριστὸν ζημίαν</w:t>
       </w:r>
     </w:p>
     <w:p>
@@ -25361,6 +29246,21 @@
           <w:b/>
           <w:lang w:val="pt_PT" w:bidi="pt_PT"/>
         </w:rPr>
+        <w:t>ἅτινα ἦν μοι κέρδη, ταῦτα ἥγημαι διὰ τὸν Χριστὸν ζημίαν</w:t>
+      </w:r>
+    </w:p>
+    <w:p>
+      <w:pPr/>
+      <w:r>
+        <w:rPr>
+          <w:lang w:val="pt_PT" w:bidi="pt_PT"/>
+        </w:rPr>
+      </w:r>
+      <w:r>
+        <w:rPr>
+          <w:b/>
+          <w:lang w:val="pt_PT" w:bidi="pt_PT"/>
+        </w:rPr>
         <w:t>"No passado, todas essas coisas valiam muito para mim; mas agora, por causa de Cristo, considero que não têm nenhum valor".</w:t>
       </w:r>
     </w:p>
@@ -25430,6 +29330,21 @@
         <w:rPr>
           <w:lang w:val="pt_PT" w:bidi="pt_PT"/>
         </w:rPr>
+      </w:r>
+    </w:p>
+    <w:p>
+      <w:pPr/>
+      <w:r>
+        <w:rPr>
+          <w:lang w:val="pt_PT" w:bidi="pt_PT"/>
+        </w:rPr>
+      </w:r>
+      <w:r>
+        <w:rPr>
+          <w:b/>
+          <w:lang w:val="pt_PT" w:bidi="pt_PT"/>
+        </w:rPr>
+        <w:t>ἅτινα ἦν μοι κέρδη</w:t>
       </w:r>
     </w:p>
     <w:p>
@@ -25545,6 +29460,21 @@
           <w:b/>
           <w:lang w:val="pt_PT" w:bidi="pt_PT"/>
         </w:rPr>
+        <w:t>ἅτινα ἦν μοι κέρδη</w:t>
+      </w:r>
+    </w:p>
+    <w:p>
+      <w:pPr/>
+      <w:r>
+        <w:rPr>
+          <w:lang w:val="pt_PT" w:bidi="pt_PT"/>
+        </w:rPr>
+      </w:r>
+      <w:r>
+        <w:rPr>
+          <w:b/>
+          <w:lang w:val="pt_PT" w:bidi="pt_PT"/>
+        </w:rPr>
         <w:t>"No passado, todas essas coisas valiam muito para mim".</w:t>
       </w:r>
     </w:p>
@@ -25614,6 +29544,21 @@
         <w:rPr>
           <w:lang w:val="pt_PT" w:bidi="pt_PT"/>
         </w:rPr>
+      </w:r>
+    </w:p>
+    <w:p>
+      <w:pPr/>
+      <w:r>
+        <w:rPr>
+          <w:lang w:val="pt_PT" w:bidi="pt_PT"/>
+        </w:rPr>
+      </w:r>
+      <w:r>
+        <w:rPr>
+          <w:b/>
+          <w:lang w:val="pt_PT" w:bidi="pt_PT"/>
+        </w:rPr>
+        <w:t>ταῦτα ἥγημαι διὰ τὸν Χριστὸν ζημίαν</w:t>
       </w:r>
     </w:p>
     <w:p>
@@ -25919,6 +29864,21 @@
           <w:b/>
           <w:lang w:val="pt_PT" w:bidi="pt_PT"/>
         </w:rPr>
+        <w:t>ζημίαν</w:t>
+      </w:r>
+    </w:p>
+    <w:p>
+      <w:pPr/>
+      <w:r>
+        <w:rPr>
+          <w:lang w:val="pt_PT" w:bidi="pt_PT"/>
+        </w:rPr>
+      </w:r>
+      <w:r>
+        <w:rPr>
+          <w:b/>
+          <w:lang w:val="pt_PT" w:bidi="pt_PT"/>
+        </w:rPr>
         <w:t>"completa perda".</w:t>
       </w:r>
     </w:p>
@@ -26033,6 +29993,21 @@
           <w:b/>
           <w:lang w:val="pt_PT" w:bidi="pt_PT"/>
         </w:rPr>
+        <w:t>καὶ ἡγοῦμαι πάντα ζημίαν εἶναι, διὰ τὸ ὑπερέχον τῆς γνώσεως Χριστοῦ Ἰησοῦ τοῦ Κυρίου μου</w:t>
+      </w:r>
+    </w:p>
+    <w:p>
+      <w:pPr/>
+      <w:r>
+        <w:rPr>
+          <w:lang w:val="pt_PT" w:bidi="pt_PT"/>
+        </w:rPr>
+      </w:r>
+      <w:r>
+        <w:rPr>
+          <w:b/>
+          <w:lang w:val="pt_PT" w:bidi="pt_PT"/>
+        </w:rPr>
         <w:t>"E não somente essas coisas, mas considero tudo uma completa perda, comparado com aquilo que tem muito mais valor, isto é, conhecer completamente Cristo Jesus, o meu Senhor".</w:t>
       </w:r>
     </w:p>
@@ -26129,6 +30104,21 @@
           <w:b/>
           <w:lang w:val="pt_PT" w:bidi="pt_PT"/>
         </w:rPr>
+        <w:t>διὰ τὸ ὑπερέχον τῆς γνώσεως Χριστοῦ Ἰησοῦ τοῦ Κυρίου μου</w:t>
+      </w:r>
+    </w:p>
+    <w:p>
+      <w:pPr/>
+      <w:r>
+        <w:rPr>
+          <w:lang w:val="pt_PT" w:bidi="pt_PT"/>
+        </w:rPr>
+      </w:r>
+      <w:r>
+        <w:rPr>
+          <w:b/>
+          <w:lang w:val="pt_PT" w:bidi="pt_PT"/>
+        </w:rPr>
         <w:t>"mas considero tudo uma completa perda, comparado com aquilo que tem muito mais valor, isto é, conhecer completamente Cristo Jesus, o meu Senhor".</w:t>
       </w:r>
     </w:p>
@@ -26212,6 +30202,21 @@
           <w:b/>
           <w:lang w:val="pt_PT" w:bidi="pt_PT"/>
         </w:rPr>
+        <w:t>διὰ τὸ ὑπερέχον τῆς γνώσεως Χριστοῦ Ἰησοῦ τοῦ Κυρίου μου</w:t>
+      </w:r>
+    </w:p>
+    <w:p>
+      <w:pPr/>
+      <w:r>
+        <w:rPr>
+          <w:lang w:val="pt_PT" w:bidi="pt_PT"/>
+        </w:rPr>
+      </w:r>
+      <w:r>
+        <w:rPr>
+          <w:b/>
+          <w:lang w:val="pt_PT" w:bidi="pt_PT"/>
+        </w:rPr>
         <w:t>"comparado com aquilo que tem muito mais valor, isto é, conhecer completamente Cristo Jesus, o meu Senhor".</w:t>
       </w:r>
     </w:p>
@@ -26275,6 +30280,21 @@
           <w:b/>
           <w:lang w:val="pt_PT" w:bidi="pt_PT"/>
         </w:rPr>
+        <w:t>τῆς γνώσεως Χριστοῦ Ἰησοῦ τοῦ Κυρίου μου</w:t>
+      </w:r>
+    </w:p>
+    <w:p>
+      <w:pPr/>
+      <w:r>
+        <w:rPr>
+          <w:lang w:val="pt_PT" w:bidi="pt_PT"/>
+        </w:rPr>
+      </w:r>
+      <w:r>
+        <w:rPr>
+          <w:b/>
+          <w:lang w:val="pt_PT" w:bidi="pt_PT"/>
+        </w:rPr>
         <w:t>"conhecer completamente Cristo Jesus, o meu Senhor".</w:t>
       </w:r>
     </w:p>
@@ -26357,6 +30377,21 @@
         <w:rPr>
           <w:lang w:val="pt_PT" w:bidi="pt_PT"/>
         </w:rPr>
+      </w:r>
+    </w:p>
+    <w:p>
+      <w:pPr/>
+      <w:r>
+        <w:rPr>
+          <w:lang w:val="pt_PT" w:bidi="pt_PT"/>
+        </w:rPr>
+      </w:r>
+      <w:r>
+        <w:rPr>
+          <w:b/>
+          <w:lang w:val="pt_PT" w:bidi="pt_PT"/>
+        </w:rPr>
+        <w:t>δι’ ὃν τὰ πάντα ἐζημιώθην</w:t>
       </w:r>
     </w:p>
     <w:p>
@@ -26566,6 +30601,21 @@
           <w:b/>
           <w:lang w:val="pt_PT" w:bidi="pt_PT"/>
         </w:rPr>
+        <w:t>σκύβαλα</w:t>
+      </w:r>
+    </w:p>
+    <w:p>
+      <w:pPr/>
+      <w:r>
+        <w:rPr>
+          <w:lang w:val="pt_PT" w:bidi="pt_PT"/>
+        </w:rPr>
+      </w:r>
+      <w:r>
+        <w:rPr>
+          <w:b/>
+          <w:lang w:val="pt_PT" w:bidi="pt_PT"/>
+        </w:rPr>
         <w:t>"como se fosse lixo".</w:t>
       </w:r>
     </w:p>
@@ -26743,6 +30793,21 @@
           <w:b/>
           <w:lang w:val="pt_PT" w:bidi="pt_PT"/>
         </w:rPr>
+        <w:t>ἵνα Χριστὸν κερδήσω</w:t>
+      </w:r>
+    </w:p>
+    <w:p>
+      <w:pPr/>
+      <w:r>
+        <w:rPr>
+          <w:lang w:val="pt_PT" w:bidi="pt_PT"/>
+        </w:rPr>
+      </w:r>
+      <w:r>
+        <w:rPr>
+          <w:b/>
+          <w:lang w:val="pt_PT" w:bidi="pt_PT"/>
+        </w:rPr>
         <w:t>"a fim de poder ganhar a Cristo".</w:t>
       </w:r>
     </w:p>
@@ -26839,6 +30904,21 @@
           <w:b/>
           <w:lang w:val="pt_PT" w:bidi="pt_PT"/>
         </w:rPr>
+        <w:t>καὶ εὑρεθῶ ἐν αὐτῷ</w:t>
+      </w:r>
+    </w:p>
+    <w:p>
+      <w:pPr/>
+      <w:r>
+        <w:rPr>
+          <w:lang w:val="pt_PT" w:bidi="pt_PT"/>
+        </w:rPr>
+      </w:r>
+      <w:r>
+        <w:rPr>
+          <w:b/>
+          <w:lang w:val="pt_PT" w:bidi="pt_PT"/>
+        </w:rPr>
         <w:t>"e estar unido com ele".</w:t>
       </w:r>
     </w:p>
@@ -26935,6 +31015,21 @@
           <w:b/>
           <w:lang w:val="pt_PT" w:bidi="pt_PT"/>
         </w:rPr>
+        <w:t>μὴ ἔχων ἐμὴν δικαιοσύνην, τὴν ἐκ νόμου</w:t>
+      </w:r>
+    </w:p>
+    <w:p>
+      <w:pPr/>
+      <w:r>
+        <w:rPr>
+          <w:lang w:val="pt_PT" w:bidi="pt_PT"/>
+        </w:rPr>
+      </w:r>
+      <w:r>
+        <w:rPr>
+          <w:b/>
+          <w:lang w:val="pt_PT" w:bidi="pt_PT"/>
+        </w:rPr>
         <w:t>"Eu já não procuro mais ser aceito por Deus por causa da minha obediência à lei".</w:t>
       </w:r>
     </w:p>
@@ -27044,6 +31139,21 @@
           <w:b/>
           <w:lang w:val="pt_PT" w:bidi="pt_PT"/>
         </w:rPr>
+        <w:t>ἀλλὰ τὴν διὰ πίστεως Χριστοῦ</w:t>
+      </w:r>
+    </w:p>
+    <w:p>
+      <w:pPr/>
+      <w:r>
+        <w:rPr>
+          <w:lang w:val="pt_PT" w:bidi="pt_PT"/>
+        </w:rPr>
+      </w:r>
+      <w:r>
+        <w:rPr>
+          <w:b/>
+          <w:lang w:val="pt_PT" w:bidi="pt_PT"/>
+        </w:rPr>
         <w:t>"Pois agora é por meio da minha fé em Cristo que eu sou aceito".</w:t>
       </w:r>
     </w:p>
@@ -27153,6 +31263,21 @@
           <w:b/>
           <w:lang w:val="pt_PT" w:bidi="pt_PT"/>
         </w:rPr>
+        <w:t>ἀλλὰ τὴν διὰ πίστεως Χριστοῦ</w:t>
+      </w:r>
+    </w:p>
+    <w:p>
+      <w:pPr/>
+      <w:r>
+        <w:rPr>
+          <w:lang w:val="pt_PT" w:bidi="pt_PT"/>
+        </w:rPr>
+      </w:r>
+      <w:r>
+        <w:rPr>
+          <w:b/>
+          <w:lang w:val="pt_PT" w:bidi="pt_PT"/>
+        </w:rPr>
         <w:t>"Pois agora é por meio da minha fé em Cristo que eu sou aceito".</w:t>
       </w:r>
     </w:p>
@@ -27236,6 +31361,21 @@
           <w:b/>
           <w:lang w:val="pt_PT" w:bidi="pt_PT"/>
         </w:rPr>
+        <w:t>τὴν ἐκ Θεοῦ δικαιοσύνην ἐπὶ τῇ πίστει</w:t>
+      </w:r>
+    </w:p>
+    <w:p>
+      <w:pPr/>
+      <w:r>
+        <w:rPr>
+          <w:lang w:val="pt_PT" w:bidi="pt_PT"/>
+        </w:rPr>
+      </w:r>
+      <w:r>
+        <w:rPr>
+          <w:b/>
+          <w:lang w:val="pt_PT" w:bidi="pt_PT"/>
+        </w:rPr>
         <w:t>"Pois agora é por meio da minha fé em Cristo que eu sou aceito".</w:t>
       </w:r>
     </w:p>
@@ -27319,6 +31459,21 @@
           <w:b/>
           <w:lang w:val="pt_PT" w:bidi="pt_PT"/>
         </w:rPr>
+        <w:t>τὴν ἐκ Θεοῦ δικαιοσύνην ἐπὶ τῇ πίστει</w:t>
+      </w:r>
+    </w:p>
+    <w:p>
+      <w:pPr/>
+      <w:r>
+        <w:rPr>
+          <w:lang w:val="pt_PT" w:bidi="pt_PT"/>
+        </w:rPr>
+      </w:r>
+      <w:r>
+        <w:rPr>
+          <w:b/>
+          <w:lang w:val="pt_PT" w:bidi="pt_PT"/>
+        </w:rPr>
         <w:t>"essa aceitação vem de Deus e se baseia na fé".</w:t>
       </w:r>
     </w:p>
@@ -27441,6 +31596,21 @@
           <w:b/>
           <w:lang w:val="pt_PT" w:bidi="pt_PT"/>
         </w:rPr>
+        <w:t>ἐπὶ τῇ πίστει</w:t>
+      </w:r>
+    </w:p>
+    <w:p>
+      <w:pPr/>
+      <w:r>
+        <w:rPr>
+          <w:lang w:val="pt_PT" w:bidi="pt_PT"/>
+        </w:rPr>
+      </w:r>
+      <w:r>
+        <w:rPr>
+          <w:b/>
+          <w:lang w:val="pt_PT" w:bidi="pt_PT"/>
+        </w:rPr>
         <w:t>"se baseia na fé".</w:t>
       </w:r>
     </w:p>
@@ -27537,6 +31707,21 @@
           <w:b/>
           <w:lang w:val="pt_PT" w:bidi="pt_PT"/>
         </w:rPr>
+        <w:t>τοῦ γνῶναι αὐτὸν, καὶ τὴν δύναμιν τῆς ἀναστάσεως αὐτοῦ, καὶ κοινωνίαν παθημάτων αὐτοῦ, συμμορφιζόμενος τῷ θανάτῳ αὐτοῦ</w:t>
+      </w:r>
+    </w:p>
+    <w:p>
+      <w:pPr/>
+      <w:r>
+        <w:rPr>
+          <w:lang w:val="pt_PT" w:bidi="pt_PT"/>
+        </w:rPr>
+      </w:r>
+      <w:r>
+        <w:rPr>
+          <w:b/>
+          <w:lang w:val="pt_PT" w:bidi="pt_PT"/>
+        </w:rPr>
         <w:t>"Tudo o que eu quero é conhecer a Cristo e sentir em mim o poder da sua ressurreição. Quero também tomar parte nos seus sofrimentos e me tornar como ele na sua morte".</w:t>
       </w:r>
     </w:p>
@@ -27646,6 +31831,21 @@
           <w:b/>
           <w:lang w:val="pt_PT" w:bidi="pt_PT"/>
         </w:rPr>
+        <w:t>καὶ</w:t>
+      </w:r>
+    </w:p>
+    <w:p>
+      <w:pPr/>
+      <w:r>
+        <w:rPr>
+          <w:lang w:val="pt_PT" w:bidi="pt_PT"/>
+        </w:rPr>
+      </w:r>
+      <w:r>
+        <w:rPr>
+          <w:b/>
+          <w:lang w:val="pt_PT" w:bidi="pt_PT"/>
+        </w:rPr>
         <w:t>"e".</w:t>
       </w:r>
     </w:p>
@@ -27728,6 +31928,21 @@
         <w:rPr>
           <w:lang w:val="pt_PT" w:bidi="pt_PT"/>
         </w:rPr>
+      </w:r>
+    </w:p>
+    <w:p>
+      <w:pPr/>
+      <w:r>
+        <w:rPr>
+          <w:lang w:val="pt_PT" w:bidi="pt_PT"/>
+        </w:rPr>
+      </w:r>
+      <w:r>
+        <w:rPr>
+          <w:b/>
+          <w:lang w:val="pt_PT" w:bidi="pt_PT"/>
+        </w:rPr>
+        <w:t>τοῦ γνῶναι αὐτὸν, καὶ τὴν δύναμιν τῆς ἀναστάσεως αὐτοῦ, καὶ κοινωνίαν παθημάτων αὐτοῦ</w:t>
       </w:r>
     </w:p>
     <w:p>
@@ -27925,6 +32140,21 @@
           <w:b/>
           <w:lang w:val="pt_PT" w:bidi="pt_PT"/>
         </w:rPr>
+        <w:t>δύναμιν</w:t>
+      </w:r>
+    </w:p>
+    <w:p>
+      <w:pPr/>
+      <w:r>
+        <w:rPr>
+          <w:lang w:val="pt_PT" w:bidi="pt_PT"/>
+        </w:rPr>
+      </w:r>
+      <w:r>
+        <w:rPr>
+          <w:b/>
+          <w:lang w:val="pt_PT" w:bidi="pt_PT"/>
+        </w:rPr>
         <w:t>"o poder da sua ressureição".</w:t>
       </w:r>
     </w:p>
@@ -28034,6 +32264,21 @@
           <w:b/>
           <w:lang w:val="pt_PT" w:bidi="pt_PT"/>
         </w:rPr>
+        <w:t>καὶ κοινωνίαν παθημάτων αὐτοῦ</w:t>
+      </w:r>
+    </w:p>
+    <w:p>
+      <w:pPr/>
+      <w:r>
+        <w:rPr>
+          <w:lang w:val="pt_PT" w:bidi="pt_PT"/>
+        </w:rPr>
+      </w:r>
+      <w:r>
+        <w:rPr>
+          <w:b/>
+          <w:lang w:val="pt_PT" w:bidi="pt_PT"/>
+        </w:rPr>
         <w:t>"Quero também tomar parte nos seus sofrimentos".</w:t>
       </w:r>
     </w:p>
@@ -28117,6 +32362,21 @@
           <w:b/>
           <w:lang w:val="pt_PT" w:bidi="pt_PT"/>
         </w:rPr>
+        <w:t>καὶ κοινωνίαν παθημάτων αὐτοῦ</w:t>
+      </w:r>
+    </w:p>
+    <w:p>
+      <w:pPr/>
+      <w:r>
+        <w:rPr>
+          <w:lang w:val="pt_PT" w:bidi="pt_PT"/>
+        </w:rPr>
+      </w:r>
+      <w:r>
+        <w:rPr>
+          <w:b/>
+          <w:lang w:val="pt_PT" w:bidi="pt_PT"/>
+        </w:rPr>
         <w:t>"Quero também tomar parte nos seus sofrimentos".</w:t>
       </w:r>
     </w:p>
@@ -28213,6 +32473,21 @@
           <w:b/>
           <w:lang w:val="pt_PT" w:bidi="pt_PT"/>
         </w:rPr>
+        <w:t>καὶ</w:t>
+      </w:r>
+    </w:p>
+    <w:p>
+      <w:pPr/>
+      <w:r>
+        <w:rPr>
+          <w:lang w:val="pt_PT" w:bidi="pt_PT"/>
+        </w:rPr>
+      </w:r>
+      <w:r>
+        <w:rPr>
+          <w:b/>
+          <w:lang w:val="pt_PT" w:bidi="pt_PT"/>
+        </w:rPr>
         <w:t>"Quero também".</w:t>
       </w:r>
     </w:p>
@@ -28309,6 +32584,21 @@
           <w:b/>
           <w:lang w:val="pt_PT" w:bidi="pt_PT"/>
         </w:rPr>
+        <w:t>συμμορφιζόμενος τῷ θανάτῳ αὐτοῦ</w:t>
+      </w:r>
+    </w:p>
+    <w:p>
+      <w:pPr/>
+      <w:r>
+        <w:rPr>
+          <w:lang w:val="pt_PT" w:bidi="pt_PT"/>
+        </w:rPr>
+      </w:r>
+      <w:r>
+        <w:rPr>
+          <w:b/>
+          <w:lang w:val="pt_PT" w:bidi="pt_PT"/>
+        </w:rPr>
         <w:t>"e me tornar como ele na sua morte".</w:t>
       </w:r>
     </w:p>
@@ -28405,6 +32695,21 @@
           <w:b/>
           <w:lang w:val="pt_PT" w:bidi="pt_PT"/>
         </w:rPr>
+        <w:t>συμμορφιζόμενος τῷ θανάτῳ αὐτοῦ</w:t>
+      </w:r>
+    </w:p>
+    <w:p>
+      <w:pPr/>
+      <w:r>
+        <w:rPr>
+          <w:lang w:val="pt_PT" w:bidi="pt_PT"/>
+        </w:rPr>
+      </w:r>
+      <w:r>
+        <w:rPr>
+          <w:b/>
+          <w:lang w:val="pt_PT" w:bidi="pt_PT"/>
+        </w:rPr>
         <w:t>"e me tornar como ele na sua morte".</w:t>
       </w:r>
     </w:p>
@@ -28501,6 +32806,21 @@
           <w:b/>
           <w:lang w:val="pt_PT" w:bidi="pt_PT"/>
         </w:rPr>
+        <w:t>τὴν ἐξανάστασιν τὴν ἐκ νεκρῶν</w:t>
+      </w:r>
+    </w:p>
+    <w:p>
+      <w:pPr/>
+      <w:r>
+        <w:rPr>
+          <w:lang w:val="pt_PT" w:bidi="pt_PT"/>
+        </w:rPr>
+      </w:r>
+      <w:r>
+        <w:rPr>
+          <w:b/>
+          <w:lang w:val="pt_PT" w:bidi="pt_PT"/>
+        </w:rPr>
         <w:t>"eu mesmo seja ressuscitado da morte para a vida".</w:t>
       </w:r>
     </w:p>
@@ -28564,6 +32884,21 @@
           <w:b/>
           <w:lang w:val="pt_PT" w:bidi="pt_PT"/>
         </w:rPr>
+        <w:t>οὐχ ὅτι ἤδη ἔλαβον</w:t>
+      </w:r>
+    </w:p>
+    <w:p>
+      <w:pPr/>
+      <w:r>
+        <w:rPr>
+          <w:lang w:val="pt_PT" w:bidi="pt_PT"/>
+        </w:rPr>
+      </w:r>
+      <w:r>
+        <w:rPr>
+          <w:b/>
+          <w:lang w:val="pt_PT" w:bidi="pt_PT"/>
+        </w:rPr>
         <w:t>"Não estou querendo dizer que já consegui tudo o que quero".</w:t>
       </w:r>
     </w:p>
@@ -28673,6 +33008,21 @@
           <w:b/>
           <w:lang w:val="pt_PT" w:bidi="pt_PT"/>
         </w:rPr>
+        <w:t>ἢ ἤδη τετελείωμαι</w:t>
+      </w:r>
+    </w:p>
+    <w:p>
+      <w:pPr/>
+      <w:r>
+        <w:rPr>
+          <w:lang w:val="pt_PT" w:bidi="pt_PT"/>
+        </w:rPr>
+      </w:r>
+      <w:r>
+        <w:rPr>
+          <w:b/>
+          <w:lang w:val="pt_PT" w:bidi="pt_PT"/>
+        </w:rPr>
         <w:t>"ou que já fiquei perfeito".</w:t>
       </w:r>
     </w:p>
@@ -28769,6 +33119,21 @@
           <w:b/>
           <w:lang w:val="pt_PT" w:bidi="pt_PT"/>
         </w:rPr>
+        <w:t>ἤδη τετελείωμαι</w:t>
+      </w:r>
+    </w:p>
+    <w:p>
+      <w:pPr/>
+      <w:r>
+        <w:rPr>
+          <w:lang w:val="pt_PT" w:bidi="pt_PT"/>
+        </w:rPr>
+      </w:r>
+      <w:r>
+        <w:rPr>
+          <w:b/>
+          <w:lang w:val="pt_PT" w:bidi="pt_PT"/>
+        </w:rPr>
         <w:t>"ou que já fiquei perfeito".</w:t>
       </w:r>
     </w:p>
@@ -28865,6 +33230,21 @@
           <w:b/>
           <w:lang w:val="pt_PT" w:bidi="pt_PT"/>
         </w:rPr>
+        <w:t>ἤδη τετελείωμαι</w:t>
+      </w:r>
+    </w:p>
+    <w:p>
+      <w:pPr/>
+      <w:r>
+        <w:rPr>
+          <w:lang w:val="pt_PT" w:bidi="pt_PT"/>
+        </w:rPr>
+      </w:r>
+      <w:r>
+        <w:rPr>
+          <w:b/>
+          <w:lang w:val="pt_PT" w:bidi="pt_PT"/>
+        </w:rPr>
         <w:t>"ou que já fiquei perfeito".</w:t>
       </w:r>
     </w:p>
@@ -28947,6 +33327,21 @@
         <w:rPr>
           <w:lang w:val="pt_PT" w:bidi="pt_PT"/>
         </w:rPr>
+      </w:r>
+    </w:p>
+    <w:p>
+      <w:pPr/>
+      <w:r>
+        <w:rPr>
+          <w:lang w:val="pt_PT" w:bidi="pt_PT"/>
+        </w:rPr>
+      </w:r>
+      <w:r>
+        <w:rPr>
+          <w:b/>
+          <w:lang w:val="pt_PT" w:bidi="pt_PT"/>
+        </w:rPr>
+        <w:t>καταλάβω, ἐφ’ ᾧ καὶ κατελήμφθην ὑπὸ Χριστοῦ Ἰησοῦ</w:t>
       </w:r>
     </w:p>
     <w:p>
@@ -29182,6 +33577,21 @@
           <w:b/>
           <w:lang w:val="pt_PT" w:bidi="pt_PT"/>
         </w:rPr>
+        <w:t>ἐγὼ ἐμαυτὸν οὐ λογίζομαι κατειληφέναι</w:t>
+      </w:r>
+    </w:p>
+    <w:p>
+      <w:pPr/>
+      <w:r>
+        <w:rPr>
+          <w:lang w:val="pt_PT" w:bidi="pt_PT"/>
+        </w:rPr>
+      </w:r>
+      <w:r>
+        <w:rPr>
+          <w:b/>
+          <w:lang w:val="pt_PT" w:bidi="pt_PT"/>
+        </w:rPr>
         <w:t>"É claro, irmãos, que eu não penso que já consegui isso".</w:t>
       </w:r>
     </w:p>
@@ -29291,6 +33701,21 @@
           <w:b/>
           <w:lang w:val="pt_PT" w:bidi="pt_PT"/>
         </w:rPr>
+        <w:t>ἓν δέ</w:t>
+      </w:r>
+    </w:p>
+    <w:p>
+      <w:pPr/>
+      <w:r>
+        <w:rPr>
+          <w:lang w:val="pt_PT" w:bidi="pt_PT"/>
+        </w:rPr>
+      </w:r>
+      <w:r>
+        <w:rPr>
+          <w:b/>
+          <w:lang w:val="pt_PT" w:bidi="pt_PT"/>
+        </w:rPr>
         <w:t>"Porém uma coisa eu faço".</w:t>
       </w:r>
     </w:p>
@@ -29360,6 +33785,21 @@
         <w:rPr>
           <w:lang w:val="pt_PT" w:bidi="pt_PT"/>
         </w:rPr>
+      </w:r>
+    </w:p>
+    <w:p>
+      <w:pPr/>
+      <w:r>
+        <w:rPr>
+          <w:lang w:val="pt_PT" w:bidi="pt_PT"/>
+        </w:rPr>
+      </w:r>
+      <w:r>
+        <w:rPr>
+          <w:b/>
+          <w:lang w:val="pt_PT" w:bidi="pt_PT"/>
+        </w:rPr>
+        <w:t>τὰ μὲν ὀπίσω ἐπιλανθανόμενος, τοῖς δὲ ἔμπροσθεν ἐπεκτεινόμενος</w:t>
       </w:r>
     </w:p>
     <w:p>
@@ -29488,6 +33928,21 @@
           <w:b/>
           <w:lang w:val="pt_PT" w:bidi="pt_PT"/>
         </w:rPr>
+        <w:t>κατὰ σκοπὸν διώκω εἰς τὸ βραβεῖον</w:t>
+      </w:r>
+    </w:p>
+    <w:p>
+      <w:pPr/>
+      <w:r>
+        <w:rPr>
+          <w:lang w:val="pt_PT" w:bidi="pt_PT"/>
+        </w:rPr>
+      </w:r>
+      <w:r>
+        <w:rPr>
+          <w:b/>
+          <w:lang w:val="pt_PT" w:bidi="pt_PT"/>
+        </w:rPr>
         <w:t>"Corro direto para a linha de chegada a fim de conseguir o prêmio da vitória".</w:t>
       </w:r>
     </w:p>
@@ -29584,6 +34039,21 @@
           <w:b/>
           <w:lang w:val="pt_PT" w:bidi="pt_PT"/>
         </w:rPr>
+        <w:t>σκοπὸν &amp; εἰς τὸ βραβεῖον τῆς ἄνω κλήσεως τοῦ Θεοῦ</w:t>
+      </w:r>
+    </w:p>
+    <w:p>
+      <w:pPr/>
+      <w:r>
+        <w:rPr>
+          <w:lang w:val="pt_PT" w:bidi="pt_PT"/>
+        </w:rPr>
+      </w:r>
+      <w:r>
+        <w:rPr>
+          <w:b/>
+          <w:lang w:val="pt_PT" w:bidi="pt_PT"/>
+        </w:rPr>
         <w:t>"a fim de conseguir o prêmio da vitória. Esse prêmio é a nova vida para a qual Deus me chamou por meio de Cristo Jesus".</w:t>
       </w:r>
     </w:p>
@@ -29673,6 +34143,21 @@
           <w:b/>
           <w:lang w:val="pt_PT" w:bidi="pt_PT"/>
         </w:rPr>
+        <w:t>τὸ βραβεῖον τῆς ἄνω κλήσεως τοῦ Θεοῦ</w:t>
+      </w:r>
+    </w:p>
+    <w:p>
+      <w:pPr/>
+      <w:r>
+        <w:rPr>
+          <w:lang w:val="pt_PT" w:bidi="pt_PT"/>
+        </w:rPr>
+      </w:r>
+      <w:r>
+        <w:rPr>
+          <w:b/>
+          <w:lang w:val="pt_PT" w:bidi="pt_PT"/>
+        </w:rPr>
         <w:t>"o prêmio da vitória. Esse prêmio é a nova vida para a qual Deus me chamou".</w:t>
       </w:r>
     </w:p>
@@ -29808,6 +34293,21 @@
           <w:b/>
           <w:lang w:val="pt_PT" w:bidi="pt_PT"/>
         </w:rPr>
+        <w:t>τῆς ἄνω κλήσεως τοῦ Θεοῦ</w:t>
+      </w:r>
+    </w:p>
+    <w:p>
+      <w:pPr/>
+      <w:r>
+        <w:rPr>
+          <w:lang w:val="pt_PT" w:bidi="pt_PT"/>
+        </w:rPr>
+      </w:r>
+      <w:r>
+        <w:rPr>
+          <w:b/>
+          <w:lang w:val="pt_PT" w:bidi="pt_PT"/>
+        </w:rPr>
         <w:t>"a nova vida para a qual Deus me chamou por meio de Cristo Jesus".</w:t>
       </w:r>
     </w:p>
@@ -29930,6 +34430,21 @@
           <w:b/>
           <w:lang w:val="pt_PT" w:bidi="pt_PT"/>
         </w:rPr>
+        <w:t>κατὰ σκοπὸν διώκω εἰς τὸ βραβεῖον τῆς ἄνω κλήσεως τοῦ Θεοῦ ἐν Χριστῷ Ἰησοῦ</w:t>
+      </w:r>
+    </w:p>
+    <w:p>
+      <w:pPr/>
+      <w:r>
+        <w:rPr>
+          <w:lang w:val="pt_PT" w:bidi="pt_PT"/>
+        </w:rPr>
+      </w:r>
+      <w:r>
+        <w:rPr>
+          <w:b/>
+          <w:lang w:val="pt_PT" w:bidi="pt_PT"/>
+        </w:rPr>
         <w:t>"Corro direto para a linha de chegada a fim de conseguir o prêmio da vitória. Esse prêmio é a nova vida para a qual Deus me chamou por meio de Cristo Jesus".</w:t>
       </w:r>
     </w:p>
@@ -30052,6 +34567,21 @@
           <w:b/>
           <w:lang w:val="pt_PT" w:bidi="pt_PT"/>
         </w:rPr>
+        <w:t>κατὰ σκοπὸν διώκω εἰς τὸ βραβεῖον τῆς ἄνω κλήσεως τοῦ Θεοῦ ἐν Χριστῷ Ἰησοῦ</w:t>
+      </w:r>
+    </w:p>
+    <w:p>
+      <w:pPr/>
+      <w:r>
+        <w:rPr>
+          <w:lang w:val="pt_PT" w:bidi="pt_PT"/>
+        </w:rPr>
+      </w:r>
+      <w:r>
+        <w:rPr>
+          <w:b/>
+          <w:lang w:val="pt_PT" w:bidi="pt_PT"/>
+        </w:rPr>
         <w:t>"Corro direto para a linha de chegada a fim de conseguir o prêmio da vitória. Esse prêmio é a nova vida para a qual Deus me chamou por meio de Cristo Jesus".</w:t>
       </w:r>
     </w:p>
@@ -30121,6 +34651,21 @@
         <w:rPr>
           <w:lang w:val="pt_PT" w:bidi="pt_PT"/>
         </w:rPr>
+      </w:r>
+    </w:p>
+    <w:p>
+      <w:pPr/>
+      <w:r>
+        <w:rPr>
+          <w:lang w:val="pt_PT" w:bidi="pt_PT"/>
+        </w:rPr>
+      </w:r>
+      <w:r>
+        <w:rPr>
+          <w:b/>
+          <w:lang w:val="pt_PT" w:bidi="pt_PT"/>
+        </w:rPr>
+        <w:t>οὖν</w:t>
       </w:r>
     </w:p>
     <w:p>
@@ -30267,6 +34812,21 @@
           <w:b/>
           <w:lang w:val="pt_PT" w:bidi="pt_PT"/>
         </w:rPr>
+        <w:t>ὅσοι</w:t>
+      </w:r>
+    </w:p>
+    <w:p>
+      <w:pPr/>
+      <w:r>
+        <w:rPr>
+          <w:lang w:val="pt_PT" w:bidi="pt_PT"/>
+        </w:rPr>
+      </w:r>
+      <w:r>
+        <w:rPr>
+          <w:b/>
+          <w:lang w:val="pt_PT" w:bidi="pt_PT"/>
+        </w:rPr>
         <w:t>"Todos nós que somos espiritualmente maduros".</w:t>
       </w:r>
     </w:p>
@@ -30439,6 +34999,21 @@
           <w:b/>
           <w:lang w:val="pt_PT" w:bidi="pt_PT"/>
         </w:rPr>
+        <w:t>καὶ τοῦτο ὁ Θεὸς ὑμῖν ἀποκαλύψει</w:t>
+      </w:r>
+    </w:p>
+    <w:p>
+      <w:pPr/>
+      <w:r>
+        <w:rPr>
+          <w:lang w:val="pt_PT" w:bidi="pt_PT"/>
+        </w:rPr>
+      </w:r>
+      <w:r>
+        <w:rPr>
+          <w:b/>
+          <w:lang w:val="pt_PT" w:bidi="pt_PT"/>
+        </w:rPr>
         <w:t>"Deus vai tornar as coisas claras para vocês".</w:t>
       </w:r>
     </w:p>
@@ -30502,6 +35077,21 @@
           <w:b/>
           <w:lang w:val="pt_PT" w:bidi="pt_PT"/>
         </w:rPr>
+        <w:t>εἰς ὃ ἐφθάσαμεν, τῷ αὐτῷ στοιχεῖν</w:t>
+      </w:r>
+    </w:p>
+    <w:p>
+      <w:pPr/>
+      <w:r>
+        <w:rPr>
+          <w:lang w:val="pt_PT" w:bidi="pt_PT"/>
+        </w:rPr>
+      </w:r>
+      <w:r>
+        <w:rPr>
+          <w:b/>
+          <w:lang w:val="pt_PT" w:bidi="pt_PT"/>
+        </w:rPr>
         <w:t>"Portanto, vamos em frente, na mesma direção que temos seguido até agora".</w:t>
       </w:r>
     </w:p>
@@ -30598,6 +35188,21 @@
           <w:b/>
           <w:lang w:val="pt_PT" w:bidi="pt_PT"/>
         </w:rPr>
+        <w:t>εἰς ὃ ἐφθάσαμεν, τῷ αὐτῷ στοιχεῖν</w:t>
+      </w:r>
+    </w:p>
+    <w:p>
+      <w:pPr/>
+      <w:r>
+        <w:rPr>
+          <w:lang w:val="pt_PT" w:bidi="pt_PT"/>
+        </w:rPr>
+      </w:r>
+      <w:r>
+        <w:rPr>
+          <w:b/>
+          <w:lang w:val="pt_PT" w:bidi="pt_PT"/>
+        </w:rPr>
         <w:t>"Portanto, vamos em frente, na mesma direção que temos seguido até agora".</w:t>
       </w:r>
     </w:p>
@@ -30661,6 +35266,21 @@
           <w:b/>
           <w:lang w:val="pt_PT" w:bidi="pt_PT"/>
         </w:rPr>
+        <w:t>συνμιμηταί μου γίνεσθε</w:t>
+      </w:r>
+    </w:p>
+    <w:p>
+      <w:pPr/>
+      <w:r>
+        <w:rPr>
+          <w:lang w:val="pt_PT" w:bidi="pt_PT"/>
+        </w:rPr>
+      </w:r>
+      <w:r>
+        <w:rPr>
+          <w:b/>
+          <w:lang w:val="pt_PT" w:bidi="pt_PT"/>
+        </w:rPr>
         <w:t>"Meus irmãos, continuem a ser meus imitadores".</w:t>
       </w:r>
     </w:p>
@@ -30710,6 +35330,21 @@
         <w:rPr>
           <w:lang w:val="pt_PT" w:bidi="pt_PT"/>
         </w:rPr>
+      </w:r>
+    </w:p>
+    <w:p>
+      <w:pPr/>
+      <w:r>
+        <w:rPr>
+          <w:lang w:val="pt_PT" w:bidi="pt_PT"/>
+        </w:rPr>
+      </w:r>
+      <w:r>
+        <w:rPr>
+          <w:b/>
+          <w:lang w:val="pt_PT" w:bidi="pt_PT"/>
+        </w:rPr>
+        <w:t>γίνεσθε</w:t>
       </w:r>
     </w:p>
     <w:p>
@@ -30900,6 +35535,21 @@
           <w:b/>
           <w:lang w:val="pt_PT" w:bidi="pt_PT"/>
         </w:rPr>
+        <w:t>σκοπεῖτε</w:t>
+      </w:r>
+    </w:p>
+    <w:p>
+      <w:pPr/>
+      <w:r>
+        <w:rPr>
+          <w:lang w:val="pt_PT" w:bidi="pt_PT"/>
+        </w:rPr>
+      </w:r>
+      <w:r>
+        <w:rPr>
+          <w:b/>
+          <w:lang w:val="pt_PT" w:bidi="pt_PT"/>
+        </w:rPr>
         <w:t>"E olhem com atenção".</w:t>
       </w:r>
     </w:p>
@@ -30976,6 +35626,21 @@
           <w:b/>
           <w:lang w:val="pt_PT" w:bidi="pt_PT"/>
         </w:rPr>
+        <w:t>τοὺς οὕτω περιπατοῦντας, καθὼς ἔχετε τύπον ἡμᾶς</w:t>
+      </w:r>
+    </w:p>
+    <w:p>
+      <w:pPr/>
+      <w:r>
+        <w:rPr>
+          <w:lang w:val="pt_PT" w:bidi="pt_PT"/>
+        </w:rPr>
+      </w:r>
+      <w:r>
+        <w:rPr>
+          <w:b/>
+          <w:lang w:val="pt_PT" w:bidi="pt_PT"/>
+        </w:rPr>
         <w:t>"E olhem com atenção também os que vivem de acordo com o exemplo que temos dado a vocês".</w:t>
       </w:r>
     </w:p>
@@ -31039,6 +35704,21 @@
           <w:b/>
           <w:lang w:val="pt_PT" w:bidi="pt_PT"/>
         </w:rPr>
+        <w:t>πολλοὶ γὰρ περιπατοῦσιν</w:t>
+      </w:r>
+    </w:p>
+    <w:p>
+      <w:pPr/>
+      <w:r>
+        <w:rPr>
+          <w:lang w:val="pt_PT" w:bidi="pt_PT"/>
+        </w:rPr>
+      </w:r>
+      <w:r>
+        <w:rPr>
+          <w:b/>
+          <w:lang w:val="pt_PT" w:bidi="pt_PT"/>
+        </w:rPr>
         <w:t>"Já disse isto muitas vezes e agora repito, chorando: existem muitos que, pela sua maneira de viver".</w:t>
       </w:r>
     </w:p>
@@ -31122,6 +35802,21 @@
           <w:b/>
           <w:lang w:val="pt_PT" w:bidi="pt_PT"/>
         </w:rPr>
+        <w:t>πολλοὶ γὰρ</w:t>
+      </w:r>
+    </w:p>
+    <w:p>
+      <w:pPr/>
+      <w:r>
+        <w:rPr>
+          <w:lang w:val="pt_PT" w:bidi="pt_PT"/>
+        </w:rPr>
+      </w:r>
+      <w:r>
+        <w:rPr>
+          <w:b/>
+          <w:lang w:val="pt_PT" w:bidi="pt_PT"/>
+        </w:rPr>
         <w:t>"existem muitos".</w:t>
       </w:r>
     </w:p>
@@ -31218,6 +35913,21 @@
           <w:b/>
           <w:lang w:val="pt_PT" w:bidi="pt_PT"/>
         </w:rPr>
+        <w:t>νῦν δὲ καὶ κλαίων</w:t>
+      </w:r>
+    </w:p>
+    <w:p>
+      <w:pPr/>
+      <w:r>
+        <w:rPr>
+          <w:lang w:val="pt_PT" w:bidi="pt_PT"/>
+        </w:rPr>
+      </w:r>
+      <w:r>
+        <w:rPr>
+          <w:b/>
+          <w:lang w:val="pt_PT" w:bidi="pt_PT"/>
+        </w:rPr>
         <w:t>"e agora repito, chorando".</w:t>
       </w:r>
     </w:p>
@@ -31281,6 +35991,21 @@
           <w:b/>
           <w:lang w:val="pt_PT" w:bidi="pt_PT"/>
         </w:rPr>
+        <w:t>τοὺς ἐχθροὺς τοῦ σταυροῦ τοῦ Χριστοῦ</w:t>
+      </w:r>
+    </w:p>
+    <w:p>
+      <w:pPr/>
+      <w:r>
+        <w:rPr>
+          <w:lang w:val="pt_PT" w:bidi="pt_PT"/>
+        </w:rPr>
+      </w:r>
+      <w:r>
+        <w:rPr>
+          <w:b/>
+          <w:lang w:val="pt_PT" w:bidi="pt_PT"/>
+        </w:rPr>
         <w:t>"existem muitos que, pela sua maneira de viver, se tornam inimigos da mensagem da morte de Cristo na cruz".</w:t>
       </w:r>
     </w:p>
@@ -31403,6 +36128,21 @@
           <w:b/>
           <w:lang w:val="pt_PT" w:bidi="pt_PT"/>
         </w:rPr>
+        <w:t>ὧν τὸ τέλος ἀπώλεια</w:t>
+      </w:r>
+    </w:p>
+    <w:p>
+      <w:pPr/>
+      <w:r>
+        <w:rPr>
+          <w:lang w:val="pt_PT" w:bidi="pt_PT"/>
+        </w:rPr>
+      </w:r>
+      <w:r>
+        <w:rPr>
+          <w:b/>
+          <w:lang w:val="pt_PT" w:bidi="pt_PT"/>
+        </w:rPr>
         <w:t>"Eles vão para a destruição no inferno".</w:t>
       </w:r>
     </w:p>
@@ -31486,6 +36226,21 @@
           <w:b/>
           <w:lang w:val="pt_PT" w:bidi="pt_PT"/>
         </w:rPr>
+        <w:t>ὧν τὸ τέλος ἀπώλεια</w:t>
+      </w:r>
+    </w:p>
+    <w:p>
+      <w:pPr/>
+      <w:r>
+        <w:rPr>
+          <w:lang w:val="pt_PT" w:bidi="pt_PT"/>
+        </w:rPr>
+      </w:r>
+      <w:r>
+        <w:rPr>
+          <w:b/>
+          <w:lang w:val="pt_PT" w:bidi="pt_PT"/>
+        </w:rPr>
         <w:t>"Eles vão para a destruição no inferno".</w:t>
       </w:r>
     </w:p>
@@ -31582,6 +36337,21 @@
           <w:b/>
           <w:lang w:val="pt_PT" w:bidi="pt_PT"/>
         </w:rPr>
+        <w:t>ὧν ὁ Θεὸς ἡ κοιλία</w:t>
+      </w:r>
+    </w:p>
+    <w:p>
+      <w:pPr/>
+      <w:r>
+        <w:rPr>
+          <w:lang w:val="pt_PT" w:bidi="pt_PT"/>
+        </w:rPr>
+      </w:r>
+      <w:r>
+        <w:rPr>
+          <w:b/>
+          <w:lang w:val="pt_PT" w:bidi="pt_PT"/>
+        </w:rPr>
         <w:t>"porque o deus deles são os desejos do corpo".</w:t>
       </w:r>
     </w:p>
@@ -31678,6 +36448,21 @@
           <w:b/>
           <w:lang w:val="pt_PT" w:bidi="pt_PT"/>
         </w:rPr>
+        <w:t>ἡ δόξα ἐν τῇ αἰσχύνῃ αὐτῶν</w:t>
+      </w:r>
+    </w:p>
+    <w:p>
+      <w:pPr/>
+      <w:r>
+        <w:rPr>
+          <w:lang w:val="pt_PT" w:bidi="pt_PT"/>
+        </w:rPr>
+      </w:r>
+      <w:r>
+        <w:rPr>
+          <w:b/>
+          <w:lang w:val="pt_PT" w:bidi="pt_PT"/>
+        </w:rPr>
         <w:t>"Eles têm orgulho daquilo que devia ser uma vergonha para eles".</w:t>
       </w:r>
     </w:p>
@@ -31774,6 +36559,21 @@
           <w:b/>
           <w:lang w:val="pt_PT" w:bidi="pt_PT"/>
         </w:rPr>
+        <w:t>ἡ δόξα ἐν τῇ αἰσχύνῃ αὐτῶν</w:t>
+      </w:r>
+    </w:p>
+    <w:p>
+      <w:pPr/>
+      <w:r>
+        <w:rPr>
+          <w:lang w:val="pt_PT" w:bidi="pt_PT"/>
+        </w:rPr>
+      </w:r>
+      <w:r>
+        <w:rPr>
+          <w:b/>
+          <w:lang w:val="pt_PT" w:bidi="pt_PT"/>
+        </w:rPr>
         <w:t>"Eles têm orgulho daquilo que devia ser uma vergonha para eles".</w:t>
       </w:r>
     </w:p>
@@ -31870,6 +36670,21 @@
           <w:b/>
           <w:lang w:val="pt_PT" w:bidi="pt_PT"/>
         </w:rPr>
+        <w:t>ἡ δόξα ἐν τῇ αἰσχύνῃ αὐτῶν</w:t>
+      </w:r>
+    </w:p>
+    <w:p>
+      <w:pPr/>
+      <w:r>
+        <w:rPr>
+          <w:lang w:val="pt_PT" w:bidi="pt_PT"/>
+        </w:rPr>
+      </w:r>
+      <w:r>
+        <w:rPr>
+          <w:b/>
+          <w:lang w:val="pt_PT" w:bidi="pt_PT"/>
+        </w:rPr>
         <w:t>"Eles têm orgulho daquilo que devia ser uma vergonha para eles".</w:t>
       </w:r>
     </w:p>
@@ -31966,6 +36781,21 @@
           <w:b/>
           <w:lang w:val="pt_PT" w:bidi="pt_PT"/>
         </w:rPr>
+        <w:t>οἱ τὰ ἐπίγεια φρονοῦντες</w:t>
+      </w:r>
+    </w:p>
+    <w:p>
+      <w:pPr/>
+      <w:r>
+        <w:rPr>
+          <w:lang w:val="pt_PT" w:bidi="pt_PT"/>
+        </w:rPr>
+      </w:r>
+      <w:r>
+        <w:rPr>
+          <w:b/>
+          <w:lang w:val="pt_PT" w:bidi="pt_PT"/>
+        </w:rPr>
         <w:t>"e pensam somente nas coisas que são deste mundo".</w:t>
       </w:r>
     </w:p>
@@ -32145,6 +36975,21 @@
           <w:b/>
           <w:lang w:val="pt_PT" w:bidi="pt_PT"/>
         </w:rPr>
+        <w:t>ἡμῶν &amp; ἀπεκδεχόμεθα</w:t>
+      </w:r>
+    </w:p>
+    <w:p>
+      <w:pPr/>
+      <w:r>
+        <w:rPr>
+          <w:lang w:val="pt_PT" w:bidi="pt_PT"/>
+        </w:rPr>
+      </w:r>
+      <w:r>
+        <w:rPr>
+          <w:b/>
+          <w:lang w:val="pt_PT" w:bidi="pt_PT"/>
+        </w:rPr>
         <w:t>"nós"</w:t>
       </w:r>
       <w:r>
@@ -32306,6 +37151,21 @@
           <w:b/>
           <w:lang w:val="pt_PT" w:bidi="pt_PT"/>
         </w:rPr>
+        <w:t>πολίτευμα</w:t>
+      </w:r>
+    </w:p>
+    <w:p>
+      <w:pPr/>
+      <w:r>
+        <w:rPr>
+          <w:lang w:val="pt_PT" w:bidi="pt_PT"/>
+        </w:rPr>
+      </w:r>
+      <w:r>
+        <w:rPr>
+          <w:b/>
+          <w:lang w:val="pt_PT" w:bidi="pt_PT"/>
+        </w:rPr>
         <w:t>"somos cidadãos".</w:t>
       </w:r>
     </w:p>
@@ -32389,6 +37249,21 @@
           <w:b/>
           <w:lang w:val="pt_PT" w:bidi="pt_PT"/>
         </w:rPr>
+        <w:t>σώματι τῆς δόξης αὐτοῦ</w:t>
+      </w:r>
+    </w:p>
+    <w:p>
+      <w:pPr/>
+      <w:r>
+        <w:rPr>
+          <w:lang w:val="pt_PT" w:bidi="pt_PT"/>
+        </w:rPr>
+      </w:r>
+      <w:r>
+        <w:rPr>
+          <w:b/>
+          <w:lang w:val="pt_PT" w:bidi="pt_PT"/>
+        </w:rPr>
         <w:t>"ao seu próprio corpo glorioso".</w:t>
       </w:r>
     </w:p>
@@ -32485,6 +37360,21 @@
           <w:b/>
           <w:lang w:val="pt_PT" w:bidi="pt_PT"/>
         </w:rPr>
+        <w:t>τοῦ δύνασθαι αὐτὸν</w:t>
+      </w:r>
+    </w:p>
+    <w:p>
+      <w:pPr/>
+      <w:r>
+        <w:rPr>
+          <w:lang w:val="pt_PT" w:bidi="pt_PT"/>
+        </w:rPr>
+      </w:r>
+      <w:r>
+        <w:rPr>
+          <w:b/>
+          <w:lang w:val="pt_PT" w:bidi="pt_PT"/>
+        </w:rPr>
         <w:t>"usando para isso o mesmo poder que ele tem para dominar todas as coisas".</w:t>
       </w:r>
     </w:p>
@@ -32567,6 +37457,21 @@
         <w:rPr>
           <w:lang w:val="pt_PT" w:bidi="pt_PT"/>
         </w:rPr>
+      </w:r>
+    </w:p>
+    <w:p>
+      <w:pPr/>
+      <w:r>
+        <w:rPr>
+          <w:lang w:val="pt_PT" w:bidi="pt_PT"/>
+        </w:rPr>
+      </w:r>
+      <w:r>
+        <w:rPr>
+          <w:b/>
+          <w:lang w:val="pt_PT" w:bidi="pt_PT"/>
+        </w:rPr>
+        <w:t>ὥστε</w:t>
       </w:r>
     </w:p>
     <w:p>
@@ -32791,6 +37696,21 @@
           <w:b/>
           <w:lang w:val="pt_PT" w:bidi="pt_PT"/>
         </w:rPr>
+        <w:t>ἀγαπητοὶ καὶ ἐπιπόθητοι</w:t>
+      </w:r>
+    </w:p>
+    <w:p>
+      <w:pPr/>
+      <w:r>
+        <w:rPr>
+          <w:lang w:val="pt_PT" w:bidi="pt_PT"/>
+        </w:rPr>
+      </w:r>
+      <w:r>
+        <w:rPr>
+          <w:b/>
+          <w:lang w:val="pt_PT" w:bidi="pt_PT"/>
+        </w:rPr>
         <w:t>"Meus queridos".</w:t>
       </w:r>
     </w:p>
@@ -32854,6 +37774,21 @@
           <w:b/>
           <w:lang w:val="pt_PT" w:bidi="pt_PT"/>
         </w:rPr>
+        <w:t>χαρὰ καὶ στέφανός μου</w:t>
+      </w:r>
+    </w:p>
+    <w:p>
+      <w:pPr/>
+      <w:r>
+        <w:rPr>
+          <w:lang w:val="pt_PT" w:bidi="pt_PT"/>
+        </w:rPr>
+      </w:r>
+      <w:r>
+        <w:rPr>
+          <w:b/>
+          <w:lang w:val="pt_PT" w:bidi="pt_PT"/>
+        </w:rPr>
         <w:t>"Vocês me fazem tão feliz, e eu me orgulho muito de vocês!".</w:t>
       </w:r>
     </w:p>
@@ -32937,6 +37872,21 @@
           <w:b/>
           <w:lang w:val="pt_PT" w:bidi="pt_PT"/>
         </w:rPr>
+        <w:t>χαρὰ καὶ στέφανός μου</w:t>
+      </w:r>
+    </w:p>
+    <w:p>
+      <w:pPr/>
+      <w:r>
+        <w:rPr>
+          <w:lang w:val="pt_PT" w:bidi="pt_PT"/>
+        </w:rPr>
+      </w:r>
+      <w:r>
+        <w:rPr>
+          <w:b/>
+          <w:lang w:val="pt_PT" w:bidi="pt_PT"/>
+        </w:rPr>
         <w:t>"Vocês me fazem tão feliz, e eu me orgulho muito de vocês!".</w:t>
       </w:r>
     </w:p>
@@ -33033,6 +37983,21 @@
           <w:b/>
           <w:lang w:val="pt_PT" w:bidi="pt_PT"/>
         </w:rPr>
+        <w:t>στέφανός</w:t>
+      </w:r>
+    </w:p>
+    <w:p>
+      <w:pPr/>
+      <w:r>
+        <w:rPr>
+          <w:lang w:val="pt_PT" w:bidi="pt_PT"/>
+        </w:rPr>
+      </w:r>
+      <w:r>
+        <w:rPr>
+          <w:b/>
+          <w:lang w:val="pt_PT" w:bidi="pt_PT"/>
+        </w:rPr>
         <w:t>"me orgulho muito".</w:t>
       </w:r>
     </w:p>
@@ -33155,6 +38120,21 @@
           <w:b/>
           <w:lang w:val="pt_PT" w:bidi="pt_PT"/>
         </w:rPr>
+        <w:t>οὕτως στήκετε ἐν Κυρίῳ, ἀγαπητοί</w:t>
+      </w:r>
+    </w:p>
+    <w:p>
+      <w:pPr/>
+      <w:r>
+        <w:rPr>
+          <w:lang w:val="pt_PT" w:bidi="pt_PT"/>
+        </w:rPr>
+      </w:r>
+      <w:r>
+        <w:rPr>
+          <w:b/>
+          <w:lang w:val="pt_PT" w:bidi="pt_PT"/>
+        </w:rPr>
         <w:t>"Portanto, continuem todos firmes".</w:t>
       </w:r>
     </w:p>
@@ -33204,6 +38184,21 @@
         <w:rPr>
           <w:lang w:val="pt_PT" w:bidi="pt_PT"/>
         </w:rPr>
+      </w:r>
+    </w:p>
+    <w:p>
+      <w:pPr/>
+      <w:r>
+        <w:rPr>
+          <w:lang w:val="pt_PT" w:bidi="pt_PT"/>
+        </w:rPr>
+      </w:r>
+      <w:r>
+        <w:rPr>
+          <w:b/>
+          <w:lang w:val="pt_PT" w:bidi="pt_PT"/>
+        </w:rPr>
+        <w:t>οὕτως στήκετε ἐν Κυρίῳ, ἀγαπητοί</w:t>
       </w:r>
     </w:p>
     <w:p>
@@ -33326,6 +38321,21 @@
           <w:b/>
           <w:lang w:val="pt_PT" w:bidi="pt_PT"/>
         </w:rPr>
+        <w:t>στήκετε</w:t>
+      </w:r>
+    </w:p>
+    <w:p>
+      <w:pPr/>
+      <w:r>
+        <w:rPr>
+          <w:lang w:val="pt_PT" w:bidi="pt_PT"/>
+        </w:rPr>
+      </w:r>
+      <w:r>
+        <w:rPr>
+          <w:b/>
+          <w:lang w:val="pt_PT" w:bidi="pt_PT"/>
+        </w:rPr>
         <w:t>"continuem todos firmes".</w:t>
       </w:r>
     </w:p>
@@ -33422,6 +38432,21 @@
           <w:b/>
           <w:lang w:val="pt_PT" w:bidi="pt_PT"/>
         </w:rPr>
+        <w:t>στήκετε</w:t>
+      </w:r>
+    </w:p>
+    <w:p>
+      <w:pPr/>
+      <w:r>
+        <w:rPr>
+          <w:lang w:val="pt_PT" w:bidi="pt_PT"/>
+        </w:rPr>
+      </w:r>
+      <w:r>
+        <w:rPr>
+          <w:b/>
+          <w:lang w:val="pt_PT" w:bidi="pt_PT"/>
+        </w:rPr>
         <w:t>"continuem todos firmes".</w:t>
       </w:r>
     </w:p>
@@ -33518,6 +38543,21 @@
           <w:b/>
           <w:lang w:val="pt_PT" w:bidi="pt_PT"/>
         </w:rPr>
+        <w:t>οὕτως στήκετε ἐν Κυρίῳ</w:t>
+      </w:r>
+    </w:p>
+    <w:p>
+      <w:pPr/>
+      <w:r>
+        <w:rPr>
+          <w:lang w:val="pt_PT" w:bidi="pt_PT"/>
+        </w:rPr>
+      </w:r>
+      <w:r>
+        <w:rPr>
+          <w:b/>
+          <w:lang w:val="pt_PT" w:bidi="pt_PT"/>
+        </w:rPr>
         <w:t>"Portanto, continuem todos firmes, vivendo unidos com o Senhor".</w:t>
       </w:r>
     </w:p>
@@ -33581,6 +38621,21 @@
           <w:b/>
           <w:lang w:val="pt_PT" w:bidi="pt_PT"/>
         </w:rPr>
+        <w:t>Εὐοδίαν &amp; Συντύχην</w:t>
+      </w:r>
+    </w:p>
+    <w:p>
+      <w:pPr/>
+      <w:r>
+        <w:rPr>
+          <w:lang w:val="pt_PT" w:bidi="pt_PT"/>
+        </w:rPr>
+      </w:r>
+      <w:r>
+        <w:rPr>
+          <w:b/>
+          <w:lang w:val="pt_PT" w:bidi="pt_PT"/>
+        </w:rPr>
         <w:t>"Evódia"</w:t>
       </w:r>
       <w:r>
@@ -33697,6 +38752,21 @@
           <w:b/>
           <w:lang w:val="pt_PT" w:bidi="pt_PT"/>
         </w:rPr>
+        <w:t>σέ</w:t>
+      </w:r>
+    </w:p>
+    <w:p>
+      <w:pPr/>
+      <w:r>
+        <w:rPr>
+          <w:lang w:val="pt_PT" w:bidi="pt_PT"/>
+        </w:rPr>
+      </w:r>
+      <w:r>
+        <w:rPr>
+          <w:b/>
+          <w:lang w:val="pt_PT" w:bidi="pt_PT"/>
+        </w:rPr>
         <w:t>"você".</w:t>
       </w:r>
     </w:p>
@@ -33819,6 +38889,21 @@
           <w:b/>
           <w:lang w:val="pt_PT" w:bidi="pt_PT"/>
         </w:rPr>
+        <w:t>γνήσιε σύνζυγε</w:t>
+      </w:r>
+    </w:p>
+    <w:p>
+      <w:pPr/>
+      <w:r>
+        <w:rPr>
+          <w:lang w:val="pt_PT" w:bidi="pt_PT"/>
+        </w:rPr>
+      </w:r>
+      <w:r>
+        <w:rPr>
+          <w:b/>
+          <w:lang w:val="pt_PT" w:bidi="pt_PT"/>
+        </w:rPr>
         <w:t>"meu fiel companheiro".</w:t>
       </w:r>
     </w:p>
@@ -33895,6 +38980,21 @@
           <w:b/>
           <w:lang w:val="pt_PT" w:bidi="pt_PT"/>
         </w:rPr>
+        <w:t>αἵτινες ἐν τῷ εὐαγγελίῳ συνήθλησάν μοι</w:t>
+      </w:r>
+    </w:p>
+    <w:p>
+      <w:pPr/>
+      <w:r>
+        <w:rPr>
+          <w:lang w:val="pt_PT" w:bidi="pt_PT"/>
+        </w:rPr>
+      </w:r>
+      <w:r>
+        <w:rPr>
+          <w:b/>
+          <w:lang w:val="pt_PT" w:bidi="pt_PT"/>
+        </w:rPr>
         <w:t>"</w:t>
       </w:r>
       <w:r>
@@ -33991,6 +39091,21 @@
         <w:rPr>
           <w:lang w:val="pt_PT" w:bidi="pt_PT"/>
         </w:rPr>
+      </w:r>
+    </w:p>
+    <w:p>
+      <w:pPr/>
+      <w:r>
+        <w:rPr>
+          <w:lang w:val="pt_PT" w:bidi="pt_PT"/>
+        </w:rPr>
+      </w:r>
+      <w:r>
+        <w:rPr>
+          <w:b/>
+          <w:lang w:val="pt_PT" w:bidi="pt_PT"/>
+        </w:rPr>
+        <w:t>τῷ εὐαγγελίῳ</w:t>
       </w:r>
     </w:p>
     <w:p>
@@ -34195,6 +39310,21 @@
           <w:b/>
           <w:lang w:val="pt_PT" w:bidi="pt_PT"/>
         </w:rPr>
+        <w:t>Κλήμεντος</w:t>
+      </w:r>
+    </w:p>
+    <w:p>
+      <w:pPr/>
+      <w:r>
+        <w:rPr>
+          <w:lang w:val="pt_PT" w:bidi="pt_PT"/>
+        </w:rPr>
+      </w:r>
+      <w:r>
+        <w:rPr>
+          <w:b/>
+          <w:lang w:val="pt_PT" w:bidi="pt_PT"/>
+        </w:rPr>
         <w:t>"Clemente".</w:t>
       </w:r>
     </w:p>
@@ -34271,6 +39401,21 @@
         <w:rPr>
           <w:lang w:val="pt_PT" w:bidi="pt_PT"/>
         </w:rPr>
+      </w:r>
+    </w:p>
+    <w:p>
+      <w:pPr/>
+      <w:r>
+        <w:rPr>
+          <w:lang w:val="pt_PT" w:bidi="pt_PT"/>
+        </w:rPr>
+      </w:r>
+      <w:r>
+        <w:rPr>
+          <w:b/>
+          <w:lang w:val="pt_PT" w:bidi="pt_PT"/>
+        </w:rPr>
+        <w:t>ὧν τὰ ὀνόματα ἐν βίβλῳ ζωῆς</w:t>
       </w:r>
     </w:p>
     <w:p>
@@ -34470,6 +39615,21 @@
           <w:b/>
           <w:lang w:val="pt_PT" w:bidi="pt_PT"/>
         </w:rPr>
+        <w:t>χαίρετε ἐν Κυρίῳ πάντοτε, πάλιν ἐρῶ, χαίρετε!</w:t>
+      </w:r>
+    </w:p>
+    <w:p>
+      <w:pPr/>
+      <w:r>
+        <w:rPr>
+          <w:lang w:val="pt_PT" w:bidi="pt_PT"/>
+        </w:rPr>
+      </w:r>
+      <w:r>
+        <w:rPr>
+          <w:b/>
+          <w:lang w:val="pt_PT" w:bidi="pt_PT"/>
+        </w:rPr>
         <w:t>"</w:t>
       </w:r>
       <w:r>
@@ -34580,6 +39740,21 @@
           <w:b/>
           <w:lang w:val="pt_PT" w:bidi="pt_PT"/>
         </w:rPr>
+        <w:t>τὸ ἐπιεικὲς ὑμῶν γνωσθήτω</w:t>
+      </w:r>
+    </w:p>
+    <w:p>
+      <w:pPr/>
+      <w:r>
+        <w:rPr>
+          <w:lang w:val="pt_PT" w:bidi="pt_PT"/>
+        </w:rPr>
+      </w:r>
+      <w:r>
+        <w:rPr>
+          <w:b/>
+          <w:lang w:val="pt_PT" w:bidi="pt_PT"/>
+        </w:rPr>
         <w:t>"</w:t>
       </w:r>
       <w:r>
@@ -34690,6 +39865,21 @@
           <w:b/>
           <w:lang w:val="pt_PT" w:bidi="pt_PT"/>
         </w:rPr>
+        <w:t>πᾶσιν ἀνθρώποις</w:t>
+      </w:r>
+    </w:p>
+    <w:p>
+      <w:pPr/>
+      <w:r>
+        <w:rPr>
+          <w:lang w:val="pt_PT" w:bidi="pt_PT"/>
+        </w:rPr>
+      </w:r>
+      <w:r>
+        <w:rPr>
+          <w:b/>
+          <w:lang w:val="pt_PT" w:bidi="pt_PT"/>
+        </w:rPr>
         <w:t>"com todos".</w:t>
       </w:r>
     </w:p>
@@ -34799,6 +39989,21 @@
           <w:b/>
           <w:lang w:val="pt_PT" w:bidi="pt_PT"/>
         </w:rPr>
+        <w:t>ὁ Κύριος ἐγγύς</w:t>
+      </w:r>
+    </w:p>
+    <w:p>
+      <w:pPr/>
+      <w:r>
+        <w:rPr>
+          <w:lang w:val="pt_PT" w:bidi="pt_PT"/>
+        </w:rPr>
+      </w:r>
+      <w:r>
+        <w:rPr>
+          <w:b/>
+          <w:lang w:val="pt_PT" w:bidi="pt_PT"/>
+        </w:rPr>
         <w:t>"</w:t>
       </w:r>
       <w:r>
@@ -34902,6 +40107,21 @@
           <w:b/>
           <w:lang w:val="pt_PT" w:bidi="pt_PT"/>
         </w:rPr>
+        <w:t>μηδὲν μεριμνᾶτε</w:t>
+      </w:r>
+    </w:p>
+    <w:p>
+      <w:pPr/>
+      <w:r>
+        <w:rPr>
+          <w:lang w:val="pt_PT" w:bidi="pt_PT"/>
+        </w:rPr>
+      </w:r>
+      <w:r>
+        <w:rPr>
+          <w:b/>
+          <w:lang w:val="pt_PT" w:bidi="pt_PT"/>
+        </w:rPr>
         <w:t>"Não se preocupem com nada".</w:t>
       </w:r>
     </w:p>
@@ -34998,6 +40218,21 @@
           <w:b/>
           <w:lang w:val="pt_PT" w:bidi="pt_PT"/>
         </w:rPr>
+        <w:t>ἀλλ’</w:t>
+      </w:r>
+    </w:p>
+    <w:p>
+      <w:pPr/>
+      <w:r>
+        <w:rPr>
+          <w:lang w:val="pt_PT" w:bidi="pt_PT"/>
+        </w:rPr>
+      </w:r>
+      <w:r>
+        <w:rPr>
+          <w:b/>
+          <w:lang w:val="pt_PT" w:bidi="pt_PT"/>
+        </w:rPr>
         <w:t>"mas".</w:t>
       </w:r>
     </w:p>
@@ -35120,6 +40355,21 @@
           <w:b/>
           <w:lang w:val="pt_PT" w:bidi="pt_PT"/>
         </w:rPr>
+        <w:t>ἐν παντὶ</w:t>
+      </w:r>
+    </w:p>
+    <w:p>
+      <w:pPr/>
+      <w:r>
+        <w:rPr>
+          <w:lang w:val="pt_PT" w:bidi="pt_PT"/>
+        </w:rPr>
+      </w:r>
+      <w:r>
+        <w:rPr>
+          <w:b/>
+          <w:lang w:val="pt_PT" w:bidi="pt_PT"/>
+        </w:rPr>
         <w:t>"em todas".</w:t>
       </w:r>
     </w:p>
@@ -35229,6 +40479,21 @@
           <w:b/>
           <w:lang w:val="pt_PT" w:bidi="pt_PT"/>
         </w:rPr>
+        <w:t>τῇ προσευχῇ καὶ τῇ δεήσει</w:t>
+      </w:r>
+    </w:p>
+    <w:p>
+      <w:pPr/>
+      <w:r>
+        <w:rPr>
+          <w:lang w:val="pt_PT" w:bidi="pt_PT"/>
+        </w:rPr>
+      </w:r>
+      <w:r>
+        <w:rPr>
+          <w:b/>
+          <w:lang w:val="pt_PT" w:bidi="pt_PT"/>
+        </w:rPr>
         <w:t>"</w:t>
       </w:r>
       <w:r>
@@ -35352,6 +40617,21 @@
           <w:b/>
           <w:lang w:val="pt_PT" w:bidi="pt_PT"/>
         </w:rPr>
+        <w:t>τῇ προσευχῇ καὶ τῇ δεήσει</w:t>
+      </w:r>
+    </w:p>
+    <w:p>
+      <w:pPr/>
+      <w:r>
+        <w:rPr>
+          <w:lang w:val="pt_PT" w:bidi="pt_PT"/>
+        </w:rPr>
+      </w:r>
+      <w:r>
+        <w:rPr>
+          <w:b/>
+          <w:lang w:val="pt_PT" w:bidi="pt_PT"/>
+        </w:rPr>
         <w:t>"</w:t>
       </w:r>
       <w:r>
@@ -35462,6 +40742,21 @@
           <w:b/>
           <w:lang w:val="pt_PT" w:bidi="pt_PT"/>
         </w:rPr>
+        <w:t>τῇ προσευχῇ καὶ τῇ δεήσει</w:t>
+      </w:r>
+    </w:p>
+    <w:p>
+      <w:pPr/>
+      <w:r>
+        <w:rPr>
+          <w:lang w:val="pt_PT" w:bidi="pt_PT"/>
+        </w:rPr>
+      </w:r>
+      <w:r>
+        <w:rPr>
+          <w:b/>
+          <w:lang w:val="pt_PT" w:bidi="pt_PT"/>
+        </w:rPr>
         <w:t>"</w:t>
       </w:r>
       <w:r>
@@ -35585,6 +40880,21 @@
           <w:b/>
           <w:lang w:val="pt_PT" w:bidi="pt_PT"/>
         </w:rPr>
+        <w:t>μετὰ εὐχαριστίας</w:t>
+      </w:r>
+    </w:p>
+    <w:p>
+      <w:pPr/>
+      <w:r>
+        <w:rPr>
+          <w:lang w:val="pt_PT" w:bidi="pt_PT"/>
+        </w:rPr>
+      </w:r>
+      <w:r>
+        <w:rPr>
+          <w:b/>
+          <w:lang w:val="pt_PT" w:bidi="pt_PT"/>
+        </w:rPr>
         <w:t>"com coração agradecido".</w:t>
       </w:r>
     </w:p>
@@ -35694,6 +41004,21 @@
           <w:b/>
           <w:lang w:val="pt_PT" w:bidi="pt_PT"/>
         </w:rPr>
+        <w:t>τὰ αἰτήματα ὑμῶν γνωριζέσθω</w:t>
+      </w:r>
+    </w:p>
+    <w:p>
+      <w:pPr/>
+      <w:r>
+        <w:rPr>
+          <w:lang w:val="pt_PT" w:bidi="pt_PT"/>
+        </w:rPr>
+      </w:r>
+      <w:r>
+        <w:rPr>
+          <w:b/>
+          <w:lang w:val="pt_PT" w:bidi="pt_PT"/>
+        </w:rPr>
         <w:t>"</w:t>
       </w:r>
       <w:r>
@@ -35804,6 +41129,21 @@
           <w:b/>
           <w:lang w:val="pt_PT" w:bidi="pt_PT"/>
         </w:rPr>
+        <w:t>τὰ αἰτήματα ὑμῶν γνωριζέσθω πρὸς τὸν Θεόν</w:t>
+      </w:r>
+    </w:p>
+    <w:p>
+      <w:pPr/>
+      <w:r>
+        <w:rPr>
+          <w:lang w:val="pt_PT" w:bidi="pt_PT"/>
+        </w:rPr>
+      </w:r>
+      <w:r>
+        <w:rPr>
+          <w:b/>
+          <w:lang w:val="pt_PT" w:bidi="pt_PT"/>
+        </w:rPr>
         <w:t>"</w:t>
       </w:r>
       <w:r>
@@ -35927,6 +41267,21 @@
           <w:b/>
           <w:lang w:val="pt_PT" w:bidi="pt_PT"/>
         </w:rPr>
+        <w:t>καὶ</w:t>
+      </w:r>
+    </w:p>
+    <w:p>
+      <w:pPr/>
+      <w:r>
+        <w:rPr>
+          <w:lang w:val="pt_PT" w:bidi="pt_PT"/>
+        </w:rPr>
+      </w:r>
+      <w:r>
+        <w:rPr>
+          <w:b/>
+          <w:lang w:val="pt_PT" w:bidi="pt_PT"/>
+        </w:rPr>
         <w:t>"E".</w:t>
       </w:r>
     </w:p>
@@ -36119,6 +41474,21 @@
           <w:b/>
           <w:lang w:val="pt_PT" w:bidi="pt_PT"/>
         </w:rPr>
+        <w:t>Θεοῦ ἡ ὑπερέχουσα πάντα νοῦν</w:t>
+      </w:r>
+    </w:p>
+    <w:p>
+      <w:pPr/>
+      <w:r>
+        <w:rPr>
+          <w:lang w:val="pt_PT" w:bidi="pt_PT"/>
+        </w:rPr>
+      </w:r>
+      <w:r>
+        <w:rPr>
+          <w:b/>
+          <w:lang w:val="pt_PT" w:bidi="pt_PT"/>
+        </w:rPr>
         <w:t xml:space="preserve">"a paz de Deus, </w:t>
       </w:r>
       <w:r>
@@ -36229,6 +41599,21 @@
           <w:b/>
           <w:lang w:val="pt_PT" w:bidi="pt_PT"/>
         </w:rPr>
+        <w:t>ἡ ὑπερέχουσα πάντα νοῦν</w:t>
+      </w:r>
+    </w:p>
+    <w:p>
+      <w:pPr/>
+      <w:r>
+        <w:rPr>
+          <w:lang w:val="pt_PT" w:bidi="pt_PT"/>
+        </w:rPr>
+      </w:r>
+      <w:r>
+        <w:rPr>
+          <w:b/>
+          <w:lang w:val="pt_PT" w:bidi="pt_PT"/>
+        </w:rPr>
         <w:t>"</w:t>
       </w:r>
       <w:r>
@@ -36319,6 +41704,21 @@
           <w:b/>
           <w:lang w:val="pt_PT" w:bidi="pt_PT"/>
         </w:rPr>
+        <w:t>ἡ ὑπερέχουσα πάντα νοῦν</w:t>
+      </w:r>
+    </w:p>
+    <w:p>
+      <w:pPr/>
+      <w:r>
+        <w:rPr>
+          <w:lang w:val="pt_PT" w:bidi="pt_PT"/>
+        </w:rPr>
+      </w:r>
+      <w:r>
+        <w:rPr>
+          <w:b/>
+          <w:lang w:val="pt_PT" w:bidi="pt_PT"/>
+        </w:rPr>
         <w:t>"</w:t>
       </w:r>
       <w:r>
@@ -36428,6 +41828,21 @@
         <w:rPr>
           <w:lang w:val="pt_PT" w:bidi="pt_PT"/>
         </w:rPr>
+      </w:r>
+    </w:p>
+    <w:p>
+      <w:pPr/>
+      <w:r>
+        <w:rPr>
+          <w:lang w:val="pt_PT" w:bidi="pt_PT"/>
+        </w:rPr>
+      </w:r>
+      <w:r>
+        <w:rPr>
+          <w:b/>
+          <w:lang w:val="pt_PT" w:bidi="pt_PT"/>
+        </w:rPr>
+        <w:t>φρουρήσει τὰς καρδίας ὑμῶν καὶ τὰ νοήματα ὑμῶν</w:t>
       </w:r>
     </w:p>
     <w:p>
@@ -36685,6 +42100,21 @@
           <w:b/>
           <w:lang w:val="pt_PT" w:bidi="pt_PT"/>
         </w:rPr>
+        <w:t>τὸ λοιπόν</w:t>
+      </w:r>
+    </w:p>
+    <w:p>
+      <w:pPr/>
+      <w:r>
+        <w:rPr>
+          <w:lang w:val="pt_PT" w:bidi="pt_PT"/>
+        </w:rPr>
+      </w:r>
+      <w:r>
+        <w:rPr>
+          <w:b/>
+          <w:lang w:val="pt_PT" w:bidi="pt_PT"/>
+        </w:rPr>
         <w:t>"Por último".</w:t>
       </w:r>
     </w:p>
@@ -36862,6 +42292,21 @@
           <w:b/>
           <w:lang w:val="pt_PT" w:bidi="pt_PT"/>
         </w:rPr>
+        <w:t>ὅσα ἐστὶν ἀληθῆ, ὅσα σεμνά, ὅσα δίκαια, ὅσα ἁγνά, ὅσα προσφιλῆ, ὅσα εὔφημα</w:t>
+      </w:r>
+    </w:p>
+    <w:p>
+      <w:pPr/>
+      <w:r>
+        <w:rPr>
+          <w:lang w:val="pt_PT" w:bidi="pt_PT"/>
+        </w:rPr>
+      </w:r>
+      <w:r>
+        <w:rPr>
+          <w:b/>
+          <w:lang w:val="pt_PT" w:bidi="pt_PT"/>
+        </w:rPr>
         <w:t>"</w:t>
       </w:r>
       <w:r>
@@ -36959,6 +42404,21 @@
           <w:b/>
           <w:lang w:val="pt_PT" w:bidi="pt_PT"/>
         </w:rPr>
+        <w:t>ὅσα προσφιλῆ</w:t>
+      </w:r>
+    </w:p>
+    <w:p>
+      <w:pPr/>
+      <w:r>
+        <w:rPr>
+          <w:lang w:val="pt_PT" w:bidi="pt_PT"/>
+        </w:rPr>
+      </w:r>
+      <w:r>
+        <w:rPr>
+          <w:b/>
+          <w:lang w:val="pt_PT" w:bidi="pt_PT"/>
+        </w:rPr>
         <w:t>"tudo o que é bom".</w:t>
       </w:r>
     </w:p>
@@ -37022,6 +42482,21 @@
           <w:b/>
           <w:lang w:val="pt_PT" w:bidi="pt_PT"/>
         </w:rPr>
+        <w:t>ὅσα εὔφημα</w:t>
+      </w:r>
+    </w:p>
+    <w:p>
+      <w:pPr/>
+      <w:r>
+        <w:rPr>
+          <w:lang w:val="pt_PT" w:bidi="pt_PT"/>
+        </w:rPr>
+      </w:r>
+      <w:r>
+        <w:rPr>
+          <w:b/>
+          <w:lang w:val="pt_PT" w:bidi="pt_PT"/>
+        </w:rPr>
         <w:t>"e merece elogios".</w:t>
       </w:r>
     </w:p>
@@ -37085,6 +42560,21 @@
           <w:b/>
           <w:lang w:val="pt_PT" w:bidi="pt_PT"/>
         </w:rPr>
+        <w:t>εἴ τις ἀρετὴ</w:t>
+      </w:r>
+    </w:p>
+    <w:p>
+      <w:pPr/>
+      <w:r>
+        <w:rPr>
+          <w:lang w:val="pt_PT" w:bidi="pt_PT"/>
+        </w:rPr>
+      </w:r>
+      <w:r>
+        <w:rPr>
+          <w:b/>
+          <w:lang w:val="pt_PT" w:bidi="pt_PT"/>
+        </w:rPr>
         <w:t>"</w:t>
       </w:r>
       <w:r>
@@ -37162,6 +42652,21 @@
           <w:b/>
           <w:lang w:val="pt_PT" w:bidi="pt_PT"/>
         </w:rPr>
+        <w:t>εἴ τις ἔπαινος</w:t>
+      </w:r>
+    </w:p>
+    <w:p>
+      <w:pPr/>
+      <w:r>
+        <w:rPr>
+          <w:lang w:val="pt_PT" w:bidi="pt_PT"/>
+        </w:rPr>
+      </w:r>
+      <w:r>
+        <w:rPr>
+          <w:b/>
+          <w:lang w:val="pt_PT" w:bidi="pt_PT"/>
+        </w:rPr>
         <w:t>"merece elogio".</w:t>
       </w:r>
     </w:p>
@@ -37225,6 +42730,21 @@
           <w:b/>
           <w:lang w:val="pt_PT" w:bidi="pt_PT"/>
         </w:rPr>
+        <w:t>λογίζεσθε</w:t>
+      </w:r>
+    </w:p>
+    <w:p>
+      <w:pPr/>
+      <w:r>
+        <w:rPr>
+          <w:lang w:val="pt_PT" w:bidi="pt_PT"/>
+        </w:rPr>
+      </w:r>
+      <w:r>
+        <w:rPr>
+          <w:b/>
+          <w:lang w:val="pt_PT" w:bidi="pt_PT"/>
+        </w:rPr>
         <w:t>"encham a mente de vocês".</w:t>
       </w:r>
     </w:p>
@@ -37334,6 +42854,21 @@
           <w:b/>
           <w:lang w:val="pt_PT" w:bidi="pt_PT"/>
         </w:rPr>
+        <w:t>ἃ καὶ ἐμάθετε καὶ παρελάβετε, καὶ ἠκούσατε καὶ εἴδετε, ἐν ἐμοί</w:t>
+      </w:r>
+    </w:p>
+    <w:p>
+      <w:pPr/>
+      <w:r>
+        <w:rPr>
+          <w:lang w:val="pt_PT" w:bidi="pt_PT"/>
+        </w:rPr>
+      </w:r>
+      <w:r>
+        <w:rPr>
+          <w:b/>
+          <w:lang w:val="pt_PT" w:bidi="pt_PT"/>
+        </w:rPr>
         <w:t>"</w:t>
       </w:r>
       <w:r>
@@ -37411,6 +42946,21 @@
           <w:b/>
           <w:lang w:val="pt_PT" w:bidi="pt_PT"/>
         </w:rPr>
+        <w:t>ἃ καὶ ἐμάθετε καὶ παρελάβετε</w:t>
+      </w:r>
+    </w:p>
+    <w:p>
+      <w:pPr/>
+      <w:r>
+        <w:rPr>
+          <w:lang w:val="pt_PT" w:bidi="pt_PT"/>
+        </w:rPr>
+      </w:r>
+      <w:r>
+        <w:rPr>
+          <w:b/>
+          <w:lang w:val="pt_PT" w:bidi="pt_PT"/>
+        </w:rPr>
         <w:t>"</w:t>
       </w:r>
       <w:r>
@@ -37534,6 +43084,21 @@
           <w:b/>
           <w:lang w:val="pt_PT" w:bidi="pt_PT"/>
         </w:rPr>
+        <w:t>ταῦτα πράσσετε</w:t>
+      </w:r>
+    </w:p>
+    <w:p>
+      <w:pPr/>
+      <w:r>
+        <w:rPr>
+          <w:lang w:val="pt_PT" w:bidi="pt_PT"/>
+        </w:rPr>
+      </w:r>
+      <w:r>
+        <w:rPr>
+          <w:b/>
+          <w:lang w:val="pt_PT" w:bidi="pt_PT"/>
+        </w:rPr>
         <w:t>"Ponham em prática".</w:t>
       </w:r>
     </w:p>
@@ -37597,6 +43162,21 @@
           <w:b/>
           <w:lang w:val="pt_PT" w:bidi="pt_PT"/>
         </w:rPr>
+        <w:t>πράσσετε</w:t>
+      </w:r>
+    </w:p>
+    <w:p>
+      <w:pPr/>
+      <w:r>
+        <w:rPr>
+          <w:lang w:val="pt_PT" w:bidi="pt_PT"/>
+        </w:rPr>
+      </w:r>
+      <w:r>
+        <w:rPr>
+          <w:b/>
+          <w:lang w:val="pt_PT" w:bidi="pt_PT"/>
+        </w:rPr>
         <w:t>"em prática".</w:t>
       </w:r>
     </w:p>
@@ -37693,6 +43273,21 @@
           <w:b/>
           <w:lang w:val="pt_PT" w:bidi="pt_PT"/>
         </w:rPr>
+        <w:t>καὶ</w:t>
+      </w:r>
+    </w:p>
+    <w:p>
+      <w:pPr/>
+      <w:r>
+        <w:rPr>
+          <w:lang w:val="pt_PT" w:bidi="pt_PT"/>
+        </w:rPr>
+      </w:r>
+      <w:r>
+        <w:rPr>
+          <w:b/>
+          <w:lang w:val="pt_PT" w:bidi="pt_PT"/>
+        </w:rPr>
         <w:t>"E".</w:t>
       </w:r>
     </w:p>
@@ -37789,6 +43384,21 @@
           <w:b/>
           <w:lang w:val="pt_PT" w:bidi="pt_PT"/>
         </w:rPr>
+        <w:t>ὁ Θεὸς τῆς εἰρήνης</w:t>
+      </w:r>
+    </w:p>
+    <w:p>
+      <w:pPr/>
+      <w:r>
+        <w:rPr>
+          <w:lang w:val="pt_PT" w:bidi="pt_PT"/>
+        </w:rPr>
+      </w:r>
+      <w:r>
+        <w:rPr>
+          <w:b/>
+          <w:lang w:val="pt_PT" w:bidi="pt_PT"/>
+        </w:rPr>
         <w:t>"</w:t>
       </w:r>
       <w:r>
@@ -37865,6 +43475,21 @@
         <w:rPr>
           <w:lang w:val="pt_PT" w:bidi="pt_PT"/>
         </w:rPr>
+      </w:r>
+    </w:p>
+    <w:p>
+      <w:pPr/>
+      <w:r>
+        <w:rPr>
+          <w:lang w:val="pt_PT" w:bidi="pt_PT"/>
+        </w:rPr>
+      </w:r>
+      <w:r>
+        <w:rPr>
+          <w:b/>
+          <w:lang w:val="pt_PT" w:bidi="pt_PT"/>
+        </w:rPr>
+        <w:t>καὶ ὁ Θεὸς τῆς εἰρήνης ἔσται μεθ’ ὑμῶν</w:t>
       </w:r>
     </w:p>
     <w:p>
@@ -38083,6 +43708,21 @@
           <w:b/>
           <w:lang w:val="pt_PT" w:bidi="pt_PT"/>
         </w:rPr>
+        <w:t>ὅτι ἤδη ποτὲ ἀνεθάλετε τὸ ὑπὲρ ἐμοῦ φρονεῖν</w:t>
+      </w:r>
+    </w:p>
+    <w:p>
+      <w:pPr/>
+      <w:r>
+        <w:rPr>
+          <w:lang w:val="pt_PT" w:bidi="pt_PT"/>
+        </w:rPr>
+      </w:r>
+      <w:r>
+        <w:rPr>
+          <w:b/>
+          <w:lang w:val="pt_PT" w:bidi="pt_PT"/>
+        </w:rPr>
         <w:t>"</w:t>
       </w:r>
       <w:r>
@@ -38160,6 +43800,21 @@
           <w:b/>
           <w:lang w:val="pt_PT" w:bidi="pt_PT"/>
         </w:rPr>
+        <w:t>ἐφ’ ᾧ καὶ ἐφρονεῖτε</w:t>
+      </w:r>
+    </w:p>
+    <w:p>
+      <w:pPr/>
+      <w:r>
+        <w:rPr>
+          <w:lang w:val="pt_PT" w:bidi="pt_PT"/>
+        </w:rPr>
+      </w:r>
+      <w:r>
+        <w:rPr>
+          <w:b/>
+          <w:lang w:val="pt_PT" w:bidi="pt_PT"/>
+        </w:rPr>
         <w:t>"</w:t>
       </w:r>
       <w:r>
@@ -38237,6 +43892,21 @@
           <w:b/>
           <w:lang w:val="pt_PT" w:bidi="pt_PT"/>
         </w:rPr>
+        <w:t>ἠκαιρεῖσθε δέ</w:t>
+      </w:r>
+    </w:p>
+    <w:p>
+      <w:pPr/>
+      <w:r>
+        <w:rPr>
+          <w:lang w:val="pt_PT" w:bidi="pt_PT"/>
+        </w:rPr>
+      </w:r>
+      <w:r>
+        <w:rPr>
+          <w:b/>
+          <w:lang w:val="pt_PT" w:bidi="pt_PT"/>
+        </w:rPr>
         <w:t>"</w:t>
       </w:r>
       <w:r>
@@ -38334,6 +44004,21 @@
           <w:b/>
           <w:lang w:val="pt_PT" w:bidi="pt_PT"/>
         </w:rPr>
+        <w:t>οὐχ ὅτι καθ’ ὑστέρησιν λέγω</w:t>
+      </w:r>
+    </w:p>
+    <w:p>
+      <w:pPr/>
+      <w:r>
+        <w:rPr>
+          <w:lang w:val="pt_PT" w:bidi="pt_PT"/>
+        </w:rPr>
+      </w:r>
+      <w:r>
+        <w:rPr>
+          <w:b/>
+          <w:lang w:val="pt_PT" w:bidi="pt_PT"/>
+        </w:rPr>
         <w:t>"</w:t>
       </w:r>
       <w:r>
@@ -38411,6 +44096,21 @@
           <w:b/>
           <w:lang w:val="pt_PT" w:bidi="pt_PT"/>
         </w:rPr>
+        <w:t>αὐτάρκης εἶναι</w:t>
+      </w:r>
+    </w:p>
+    <w:p>
+      <w:pPr/>
+      <w:r>
+        <w:rPr>
+          <w:lang w:val="pt_PT" w:bidi="pt_PT"/>
+        </w:rPr>
+      </w:r>
+      <w:r>
+        <w:rPr>
+          <w:b/>
+          <w:lang w:val="pt_PT" w:bidi="pt_PT"/>
+        </w:rPr>
         <w:t>"estar satisfeito".</w:t>
       </w:r>
     </w:p>
@@ -38474,6 +44174,21 @@
           <w:b/>
           <w:lang w:val="pt_PT" w:bidi="pt_PT"/>
         </w:rPr>
+        <w:t>ἐν οἷς εἰμι</w:t>
+      </w:r>
+    </w:p>
+    <w:p>
+      <w:pPr/>
+      <w:r>
+        <w:rPr>
+          <w:lang w:val="pt_PT" w:bidi="pt_PT"/>
+        </w:rPr>
+      </w:r>
+      <w:r>
+        <w:rPr>
+          <w:b/>
+          <w:lang w:val="pt_PT" w:bidi="pt_PT"/>
+        </w:rPr>
         <w:t>"</w:t>
       </w:r>
       <w:r>
@@ -38571,6 +44286,21 @@
           <w:b/>
           <w:lang w:val="pt_PT" w:bidi="pt_PT"/>
         </w:rPr>
+        <w:t>οἶδα καὶ</w:t>
+      </w:r>
+    </w:p>
+    <w:p>
+      <w:pPr/>
+      <w:r>
+        <w:rPr>
+          <w:lang w:val="pt_PT" w:bidi="pt_PT"/>
+        </w:rPr>
+      </w:r>
+      <w:r>
+        <w:rPr>
+          <w:b/>
+          <w:lang w:val="pt_PT" w:bidi="pt_PT"/>
+        </w:rPr>
         <w:t>"Sei o que é estar".</w:t>
       </w:r>
     </w:p>
@@ -38680,6 +44410,21 @@
           <w:b/>
           <w:lang w:val="pt_PT" w:bidi="pt_PT"/>
         </w:rPr>
+        <w:t>οἶδα καὶ ταπεινοῦσθαι, οἶδα καὶ περισσεύειν &amp; καὶ περισσεύειν καὶ ὑστερεῖσθαι</w:t>
+      </w:r>
+    </w:p>
+    <w:p>
+      <w:pPr/>
+      <w:r>
+        <w:rPr>
+          <w:lang w:val="pt_PT" w:bidi="pt_PT"/>
+        </w:rPr>
+      </w:r>
+      <w:r>
+        <w:rPr>
+          <w:b/>
+          <w:lang w:val="pt_PT" w:bidi="pt_PT"/>
+        </w:rPr>
         <w:t>"</w:t>
       </w:r>
       <w:r>
@@ -38797,6 +44542,21 @@
           <w:b/>
           <w:lang w:val="pt_PT" w:bidi="pt_PT"/>
         </w:rPr>
+        <w:t>οἶδα καὶ ταπεινοῦσθαι, οἶδα καὶ περισσεύειν</w:t>
+      </w:r>
+    </w:p>
+    <w:p>
+      <w:pPr/>
+      <w:r>
+        <w:rPr>
+          <w:lang w:val="pt_PT" w:bidi="pt_PT"/>
+        </w:rPr>
+      </w:r>
+      <w:r>
+        <w:rPr>
+          <w:b/>
+          <w:lang w:val="pt_PT" w:bidi="pt_PT"/>
+        </w:rPr>
         <w:t>"</w:t>
       </w:r>
       <w:r>
@@ -38920,6 +44680,21 @@
           <w:b/>
           <w:lang w:val="pt_PT" w:bidi="pt_PT"/>
         </w:rPr>
+        <w:t>ταπεινοῦσθαι</w:t>
+      </w:r>
+    </w:p>
+    <w:p>
+      <w:pPr/>
+      <w:r>
+        <w:rPr>
+          <w:lang w:val="pt_PT" w:bidi="pt_PT"/>
+        </w:rPr>
+      </w:r>
+      <w:r>
+        <w:rPr>
+          <w:b/>
+          <w:lang w:val="pt_PT" w:bidi="pt_PT"/>
+        </w:rPr>
         <w:t>"em qualquer situação".</w:t>
       </w:r>
     </w:p>
@@ -39029,6 +44804,21 @@
           <w:b/>
           <w:lang w:val="pt_PT" w:bidi="pt_PT"/>
         </w:rPr>
+        <w:t>ταπεινοῦσθαι</w:t>
+      </w:r>
+    </w:p>
+    <w:p>
+      <w:pPr/>
+      <w:r>
+        <w:rPr>
+          <w:lang w:val="pt_PT" w:bidi="pt_PT"/>
+        </w:rPr>
+      </w:r>
+      <w:r>
+        <w:rPr>
+          <w:b/>
+          <w:lang w:val="pt_PT" w:bidi="pt_PT"/>
+        </w:rPr>
         <w:t>"</w:t>
       </w:r>
       <w:r>
@@ -39152,6 +44942,21 @@
           <w:b/>
           <w:lang w:val="pt_PT" w:bidi="pt_PT"/>
         </w:rPr>
+        <w:t>χορτάζεσθαι καὶ πεινᾶν</w:t>
+      </w:r>
+    </w:p>
+    <w:p>
+      <w:pPr/>
+      <w:r>
+        <w:rPr>
+          <w:lang w:val="pt_PT" w:bidi="pt_PT"/>
+        </w:rPr>
+      </w:r>
+      <w:r>
+        <w:rPr>
+          <w:b/>
+          <w:lang w:val="pt_PT" w:bidi="pt_PT"/>
+        </w:rPr>
         <w:t>"</w:t>
       </w:r>
       <w:r>
@@ -39249,6 +45054,21 @@
           <w:b/>
           <w:lang w:val="pt_PT" w:bidi="pt_PT"/>
         </w:rPr>
+        <w:t>χορτάζεσθαι καὶ πεινᾶν</w:t>
+      </w:r>
+    </w:p>
+    <w:p>
+      <w:pPr/>
+      <w:r>
+        <w:rPr>
+          <w:lang w:val="pt_PT" w:bidi="pt_PT"/>
+        </w:rPr>
+      </w:r>
+      <w:r>
+        <w:rPr>
+          <w:b/>
+          <w:lang w:val="pt_PT" w:bidi="pt_PT"/>
+        </w:rPr>
         <w:t>"</w:t>
       </w:r>
       <w:r>
@@ -39372,6 +45192,21 @@
           <w:b/>
           <w:lang w:val="pt_PT" w:bidi="pt_PT"/>
         </w:rPr>
+        <w:t>περισσεύειν καὶ ὑστερεῖσθαι</w:t>
+      </w:r>
+    </w:p>
+    <w:p>
+      <w:pPr/>
+      <w:r>
+        <w:rPr>
+          <w:lang w:val="pt_PT" w:bidi="pt_PT"/>
+        </w:rPr>
+      </w:r>
+      <w:r>
+        <w:rPr>
+          <w:b/>
+          <w:lang w:val="pt_PT" w:bidi="pt_PT"/>
+        </w:rPr>
         <w:t>"q</w:t>
       </w:r>
       <w:r>
@@ -39469,6 +45304,21 @@
           <w:b/>
           <w:lang w:val="pt_PT" w:bidi="pt_PT"/>
         </w:rPr>
+        <w:t>περισσεύειν καὶ ὑστερεῖσθαι</w:t>
+      </w:r>
+    </w:p>
+    <w:p>
+      <w:pPr/>
+      <w:r>
+        <w:rPr>
+          <w:lang w:val="pt_PT" w:bidi="pt_PT"/>
+        </w:rPr>
+      </w:r>
+      <w:r>
+        <w:rPr>
+          <w:b/>
+          <w:lang w:val="pt_PT" w:bidi="pt_PT"/>
+        </w:rPr>
         <w:t>"</w:t>
       </w:r>
       <w:r>
@@ -39592,6 +45442,21 @@
           <w:b/>
           <w:lang w:val="pt_PT" w:bidi="pt_PT"/>
         </w:rPr>
+        <w:t>πάντα ἰσχύω ἐν τῷ ἐνδυναμοῦντί με</w:t>
+      </w:r>
+    </w:p>
+    <w:p>
+      <w:pPr/>
+      <w:r>
+        <w:rPr>
+          <w:lang w:val="pt_PT" w:bidi="pt_PT"/>
+        </w:rPr>
+      </w:r>
+      <w:r>
+        <w:rPr>
+          <w:b/>
+          <w:lang w:val="pt_PT" w:bidi="pt_PT"/>
+        </w:rPr>
         <w:t>"</w:t>
       </w:r>
       <w:r>
@@ -39715,6 +45580,21 @@
           <w:b/>
           <w:lang w:val="pt_PT" w:bidi="pt_PT"/>
         </w:rPr>
+        <w:t>πάντα ἰσχύω ἐν τῷ ἐνδυναμοῦντί με</w:t>
+      </w:r>
+    </w:p>
+    <w:p>
+      <w:pPr/>
+      <w:r>
+        <w:rPr>
+          <w:lang w:val="pt_PT" w:bidi="pt_PT"/>
+        </w:rPr>
+      </w:r>
+      <w:r>
+        <w:rPr>
+          <w:b/>
+          <w:lang w:val="pt_PT" w:bidi="pt_PT"/>
+        </w:rPr>
         <w:t>"</w:t>
       </w:r>
       <w:r>
@@ -39838,6 +45718,21 @@
           <w:b/>
           <w:lang w:val="pt_PT" w:bidi="pt_PT"/>
         </w:rPr>
+        <w:t>συνκοινωνήσαντές μου τῇ θλίψει</w:t>
+      </w:r>
+    </w:p>
+    <w:p>
+      <w:pPr/>
+      <w:r>
+        <w:rPr>
+          <w:lang w:val="pt_PT" w:bidi="pt_PT"/>
+        </w:rPr>
+      </w:r>
+      <w:r>
+        <w:rPr>
+          <w:b/>
+          <w:lang w:val="pt_PT" w:bidi="pt_PT"/>
+        </w:rPr>
         <w:t>"</w:t>
       </w:r>
       <w:r>
@@ -39948,6 +45843,21 @@
           <w:b/>
           <w:lang w:val="pt_PT" w:bidi="pt_PT"/>
         </w:rPr>
+        <w:t>μου τῇ θλίψει</w:t>
+      </w:r>
+    </w:p>
+    <w:p>
+      <w:pPr/>
+      <w:r>
+        <w:rPr>
+          <w:lang w:val="pt_PT" w:bidi="pt_PT"/>
+        </w:rPr>
+      </w:r>
+      <w:r>
+        <w:rPr>
+          <w:b/>
+          <w:lang w:val="pt_PT" w:bidi="pt_PT"/>
+        </w:rPr>
         <w:t>"nas minhas aflições".</w:t>
       </w:r>
     </w:p>
@@ -40057,6 +45967,21 @@
           <w:b/>
           <w:lang w:val="pt_PT" w:bidi="pt_PT"/>
         </w:rPr>
+        <w:t>μου τῇ θλίψει</w:t>
+      </w:r>
+    </w:p>
+    <w:p>
+      <w:pPr/>
+      <w:r>
+        <w:rPr>
+          <w:lang w:val="pt_PT" w:bidi="pt_PT"/>
+        </w:rPr>
+      </w:r>
+      <w:r>
+        <w:rPr>
+          <w:b/>
+          <w:lang w:val="pt_PT" w:bidi="pt_PT"/>
+        </w:rPr>
         <w:t>"minhas aflições".</w:t>
       </w:r>
     </w:p>
@@ -40106,6 +46031,21 @@
         <w:rPr>
           <w:lang w:val="pt_PT" w:bidi="pt_PT"/>
         </w:rPr>
+      </w:r>
+    </w:p>
+    <w:p>
+      <w:pPr/>
+      <w:r>
+        <w:rPr>
+          <w:lang w:val="pt_PT" w:bidi="pt_PT"/>
+        </w:rPr>
+      </w:r>
+      <w:r>
+        <w:rPr>
+          <w:b/>
+          <w:lang w:val="pt_PT" w:bidi="pt_PT"/>
+        </w:rPr>
+        <w:t>ἐν ἀρχῇ τοῦ εὐαγγελίου</w:t>
       </w:r>
     </w:p>
     <w:p>
@@ -40328,6 +46268,21 @@
           <w:b/>
           <w:lang w:val="pt_PT" w:bidi="pt_PT"/>
         </w:rPr>
+        <w:t>οὐδεμία μοι ἐκκλησία ἐκοινώνησεν εἰς λόγον δόσεως καὶ λήμψεως, εἰ μὴ ὑμεῖς μόνοι</w:t>
+      </w:r>
+    </w:p>
+    <w:p>
+      <w:pPr/>
+      <w:r>
+        <w:rPr>
+          <w:lang w:val="pt_PT" w:bidi="pt_PT"/>
+        </w:rPr>
+      </w:r>
+      <w:r>
+        <w:rPr>
+          <w:b/>
+          <w:lang w:val="pt_PT" w:bidi="pt_PT"/>
+        </w:rPr>
         <w:t>"</w:t>
       </w:r>
       <w:r>
@@ -40438,6 +46393,21 @@
           <w:b/>
           <w:lang w:val="pt_PT" w:bidi="pt_PT"/>
         </w:rPr>
+        <w:t>μοι &amp; ἐκοινώνησεν</w:t>
+      </w:r>
+    </w:p>
+    <w:p>
+      <w:pPr/>
+      <w:r>
+        <w:rPr>
+          <w:lang w:val="pt_PT" w:bidi="pt_PT"/>
+        </w:rPr>
+      </w:r>
+      <w:r>
+        <w:rPr>
+          <w:b/>
+          <w:lang w:val="pt_PT" w:bidi="pt_PT"/>
+        </w:rPr>
         <w:t>"participaram".</w:t>
       </w:r>
     </w:p>
@@ -40534,6 +46504,21 @@
           <w:b/>
           <w:lang w:val="pt_PT" w:bidi="pt_PT"/>
         </w:rPr>
+        <w:t>εἰς λόγον δόσεως καὶ λήμψεως</w:t>
+      </w:r>
+    </w:p>
+    <w:p>
+      <w:pPr/>
+      <w:r>
+        <w:rPr>
+          <w:lang w:val="pt_PT" w:bidi="pt_PT"/>
+        </w:rPr>
+      </w:r>
+      <w:r>
+        <w:rPr>
+          <w:b/>
+          <w:lang w:val="pt_PT" w:bidi="pt_PT"/>
+        </w:rPr>
         <w:t>"</w:t>
       </w:r>
       <w:r>
@@ -40637,6 +46622,21 @@
           <w:b/>
           <w:lang w:val="pt_PT" w:bidi="pt_PT"/>
         </w:rPr>
+        <w:t>ὅτι καὶ ἐν Θεσσαλονίκῃ</w:t>
+      </w:r>
+    </w:p>
+    <w:p>
+      <w:pPr/>
+      <w:r>
+        <w:rPr>
+          <w:lang w:val="pt_PT" w:bidi="pt_PT"/>
+        </w:rPr>
+      </w:r>
+      <w:r>
+        <w:rPr>
+          <w:b/>
+          <w:lang w:val="pt_PT" w:bidi="pt_PT"/>
+        </w:rPr>
         <w:t>"Em Tessalônica"</w:t>
       </w:r>
     </w:p>
@@ -40700,6 +46700,21 @@
           <w:b/>
           <w:lang w:val="pt_PT" w:bidi="pt_PT"/>
         </w:rPr>
+        <w:t>καὶ ἅπαξ καὶ δὶς</w:t>
+      </w:r>
+    </w:p>
+    <w:p>
+      <w:pPr/>
+      <w:r>
+        <w:rPr>
+          <w:lang w:val="pt_PT" w:bidi="pt_PT"/>
+        </w:rPr>
+      </w:r>
+      <w:r>
+        <w:rPr>
+          <w:b/>
+          <w:lang w:val="pt_PT" w:bidi="pt_PT"/>
+        </w:rPr>
         <w:t>"mais de uma vez".</w:t>
       </w:r>
     </w:p>
@@ -40796,6 +46811,21 @@
           <w:b/>
           <w:lang w:val="pt_PT" w:bidi="pt_PT"/>
         </w:rPr>
+        <w:t>εἰς τὴν χρείαν μοι ἐπέμψατε</w:t>
+      </w:r>
+    </w:p>
+    <w:p>
+      <w:pPr/>
+      <w:r>
+        <w:rPr>
+          <w:lang w:val="pt_PT" w:bidi="pt_PT"/>
+        </w:rPr>
+      </w:r>
+      <w:r>
+        <w:rPr>
+          <w:b/>
+          <w:lang w:val="pt_PT" w:bidi="pt_PT"/>
+        </w:rPr>
         <w:t>"</w:t>
       </w:r>
       <w:r>
@@ -40893,6 +46923,21 @@
           <w:b/>
           <w:lang w:val="pt_PT" w:bidi="pt_PT"/>
         </w:rPr>
+        <w:t>ἐπιζητῶ τὸν καρπὸν τὸν πλεονάζοντα εἰς λόγον ὑμῶν</w:t>
+      </w:r>
+    </w:p>
+    <w:p>
+      <w:pPr/>
+      <w:r>
+        <w:rPr>
+          <w:lang w:val="pt_PT" w:bidi="pt_PT"/>
+        </w:rPr>
+      </w:r>
+      <w:r>
+        <w:rPr>
+          <w:b/>
+          <w:lang w:val="pt_PT" w:bidi="pt_PT"/>
+        </w:rPr>
         <w:t>"</w:t>
       </w:r>
       <w:r>
@@ -41015,6 +47060,21 @@
         <w:rPr>
           <w:lang w:val="pt_PT" w:bidi="pt_PT"/>
         </w:rPr>
+      </w:r>
+    </w:p>
+    <w:p>
+      <w:pPr/>
+      <w:r>
+        <w:rPr>
+          <w:lang w:val="pt_PT" w:bidi="pt_PT"/>
+        </w:rPr>
+      </w:r>
+      <w:r>
+        <w:rPr>
+          <w:b/>
+          <w:lang w:val="pt_PT" w:bidi="pt_PT"/>
+        </w:rPr>
+        <w:t>ἀπέχω &amp; πάντα</w:t>
       </w:r>
     </w:p>
     <w:p>
@@ -41150,6 +47210,21 @@
           <w:b/>
           <w:lang w:val="pt_PT" w:bidi="pt_PT"/>
         </w:rPr>
+        <w:t>περισσεύω</w:t>
+      </w:r>
+    </w:p>
+    <w:p>
+      <w:pPr/>
+      <w:r>
+        <w:rPr>
+          <w:lang w:val="pt_PT" w:bidi="pt_PT"/>
+        </w:rPr>
+      </w:r>
+      <w:r>
+        <w:rPr>
+          <w:b/>
+          <w:lang w:val="pt_PT" w:bidi="pt_PT"/>
+        </w:rPr>
         <w:t>"</w:t>
       </w:r>
       <w:r>
@@ -41260,6 +47335,21 @@
           <w:b/>
           <w:lang w:val="pt_PT" w:bidi="pt_PT"/>
         </w:rPr>
+        <w:t>πεπλήρωμαι, δεξάμενος παρὰ Ἐπαφροδίτου τὰ παρ’ ὑμῶν</w:t>
+      </w:r>
+    </w:p>
+    <w:p>
+      <w:pPr/>
+      <w:r>
+        <w:rPr>
+          <w:lang w:val="pt_PT" w:bidi="pt_PT"/>
+        </w:rPr>
+      </w:r>
+      <w:r>
+        <w:rPr>
+          <w:b/>
+          <w:lang w:val="pt_PT" w:bidi="pt_PT"/>
+        </w:rPr>
         <w:t>"</w:t>
       </w:r>
       <w:r>
@@ -41369,6 +47459,21 @@
         <w:rPr>
           <w:lang w:val="pt_PT" w:bidi="pt_PT"/>
         </w:rPr>
+      </w:r>
+    </w:p>
+    <w:p>
+      <w:pPr/>
+      <w:r>
+        <w:rPr>
+          <w:lang w:val="pt_PT" w:bidi="pt_PT"/>
+        </w:rPr>
+      </w:r>
+      <w:r>
+        <w:rPr>
+          <w:b/>
+          <w:lang w:val="pt_PT" w:bidi="pt_PT"/>
+        </w:rPr>
+        <w:t>Ἐπαφροδίτου</w:t>
       </w:r>
     </w:p>
     <w:p>
@@ -41491,6 +47596,21 @@
           <w:b/>
           <w:lang w:val="pt_PT" w:bidi="pt_PT"/>
         </w:rPr>
+        <w:t>ὀσμὴν εὐωδίας, θυσίαν δεκτήν, εὐάρεστον τῷ Θεῷ</w:t>
+      </w:r>
+    </w:p>
+    <w:p>
+      <w:pPr/>
+      <w:r>
+        <w:rPr>
+          <w:lang w:val="pt_PT" w:bidi="pt_PT"/>
+        </w:rPr>
+      </w:r>
+      <w:r>
+        <w:rPr>
+          <w:b/>
+          <w:lang w:val="pt_PT" w:bidi="pt_PT"/>
+        </w:rPr>
         <w:t>"</w:t>
       </w:r>
       <w:r>
@@ -41614,6 +47734,21 @@
           <w:b/>
           <w:lang w:val="pt_PT" w:bidi="pt_PT"/>
         </w:rPr>
+        <w:t>πληρώσει πᾶσαν χρείαν ὑμῶν</w:t>
+      </w:r>
+    </w:p>
+    <w:p>
+      <w:pPr/>
+      <w:r>
+        <w:rPr>
+          <w:lang w:val="pt_PT" w:bidi="pt_PT"/>
+        </w:rPr>
+      </w:r>
+      <w:r>
+        <w:rPr>
+          <w:b/>
+          <w:lang w:val="pt_PT" w:bidi="pt_PT"/>
+        </w:rPr>
         <w:t>"l</w:t>
       </w:r>
       <w:r>
@@ -41737,6 +47872,21 @@
           <w:b/>
           <w:lang w:val="pt_PT" w:bidi="pt_PT"/>
         </w:rPr>
+        <w:t>κατὰ τὸ πλοῦτος αὐτοῦ ἐν δόξῃ ἐν Χριστῷ Ἰησοῦ</w:t>
+      </w:r>
+    </w:p>
+    <w:p>
+      <w:pPr/>
+      <w:r>
+        <w:rPr>
+          <w:lang w:val="pt_PT" w:bidi="pt_PT"/>
+        </w:rPr>
+      </w:r>
+      <w:r>
+        <w:rPr>
+          <w:b/>
+          <w:lang w:val="pt_PT" w:bidi="pt_PT"/>
+        </w:rPr>
         <w:t>"</w:t>
       </w:r>
       <w:r>
@@ -41814,6 +47964,21 @@
           <w:b/>
           <w:lang w:val="pt_PT" w:bidi="pt_PT"/>
         </w:rPr>
+        <w:t>ἡμῶν</w:t>
+      </w:r>
+    </w:p>
+    <w:p>
+      <w:pPr/>
+      <w:r>
+        <w:rPr>
+          <w:lang w:val="pt_PT" w:bidi="pt_PT"/>
+        </w:rPr>
+      </w:r>
+      <w:r>
+        <w:rPr>
+          <w:b/>
+          <w:lang w:val="pt_PT" w:bidi="pt_PT"/>
+        </w:rPr>
         <w:t>"Ao Deus".</w:t>
       </w:r>
     </w:p>
@@ -41936,6 +48101,21 @@
           <w:b/>
           <w:lang w:val="pt_PT" w:bidi="pt_PT"/>
         </w:rPr>
+        <w:t>ἀσπάσασθε</w:t>
+      </w:r>
+    </w:p>
+    <w:p>
+      <w:pPr/>
+      <w:r>
+        <w:rPr>
+          <w:lang w:val="pt_PT" w:bidi="pt_PT"/>
+        </w:rPr>
+      </w:r>
+      <w:r>
+        <w:rPr>
+          <w:b/>
+          <w:lang w:val="pt_PT" w:bidi="pt_PT"/>
+        </w:rPr>
         <w:t>"Saudações".</w:t>
       </w:r>
     </w:p>
@@ -42012,6 +48192,21 @@
         <w:rPr>
           <w:lang w:val="pt_PT" w:bidi="pt_PT"/>
         </w:rPr>
+      </w:r>
+    </w:p>
+    <w:p>
+      <w:pPr/>
+      <w:r>
+        <w:rPr>
+          <w:lang w:val="pt_PT" w:bidi="pt_PT"/>
+        </w:rPr>
+      </w:r>
+      <w:r>
+        <w:rPr>
+          <w:b/>
+          <w:lang w:val="pt_PT" w:bidi="pt_PT"/>
+        </w:rPr>
+        <w:t>οἱ σὺν ἐμοὶ ἀδελφοί</w:t>
       </w:r>
     </w:p>
     <w:p>
@@ -42167,6 +48362,21 @@
           <w:b/>
           <w:lang w:val="pt_PT" w:bidi="pt_PT"/>
         </w:rPr>
+        <w:t>οἱ σὺν ἐμοὶ ἀδελφοί</w:t>
+      </w:r>
+    </w:p>
+    <w:p>
+      <w:pPr/>
+      <w:r>
+        <w:rPr>
+          <w:lang w:val="pt_PT" w:bidi="pt_PT"/>
+        </w:rPr>
+      </w:r>
+      <w:r>
+        <w:rPr>
+          <w:b/>
+          <w:lang w:val="pt_PT" w:bidi="pt_PT"/>
+        </w:rPr>
         <w:t>"</w:t>
       </w:r>
       <w:r>
@@ -42308,6 +48518,21 @@
           <w:b/>
           <w:lang w:val="pt_PT" w:bidi="pt_PT"/>
         </w:rPr>
+        <w:t>τῆς Καίσαρος οἰκίας</w:t>
+      </w:r>
+    </w:p>
+    <w:p>
+      <w:pPr/>
+      <w:r>
+        <w:rPr>
+          <w:lang w:val="pt_PT" w:bidi="pt_PT"/>
+        </w:rPr>
+      </w:r>
+      <w:r>
+        <w:rPr>
+          <w:b/>
+          <w:lang w:val="pt_PT" w:bidi="pt_PT"/>
+        </w:rPr>
         <w:t>"do palácio do Imperador".</w:t>
       </w:r>
     </w:p>
@@ -42404,6 +48629,21 @@
           <w:b/>
           <w:lang w:val="pt_PT" w:bidi="pt_PT"/>
         </w:rPr>
+        <w:t>μετὰ τοῦ πνεύματος ὑμῶν</w:t>
+      </w:r>
+    </w:p>
+    <w:p>
+      <w:pPr/>
+      <w:r>
+        <w:rPr>
+          <w:lang w:val="pt_PT" w:bidi="pt_PT"/>
+        </w:rPr>
+      </w:r>
+      <w:r>
+        <w:rPr>
+          <w:b/>
+          <w:lang w:val="pt_PT" w:bidi="pt_PT"/>
+        </w:rPr>
         <w:t>"</w:t>
       </w:r>
       <w:r>
@@ -42513,6 +48753,21 @@
         <w:rPr>
           <w:lang w:val="pt_PT" w:bidi="pt_PT"/>
         </w:rPr>
+      </w:r>
+    </w:p>
+    <w:p>
+      <w:pPr/>
+      <w:r>
+        <w:rPr>
+          <w:lang w:val="pt_PT" w:bidi="pt_PT"/>
+        </w:rPr>
+      </w:r>
+      <w:r>
+        <w:rPr>
+          <w:b/>
+          <w:lang w:val="pt_PT" w:bidi="pt_PT"/>
+        </w:rPr>
+        <w:t>ἡ χάρις τοῦ Κυρίου Ἰησοῦ Χριστοῦ μετὰ τοῦ πνεύματος ὑμῶν</w:t>
       </w:r>
     </w:p>
     <w:p>

--- a/por/docx/50.content.docx
+++ b/por/docx/50.content.docx
@@ -2392,7 +2392,7 @@
           <w:b/>
           <w:lang w:val="pt_PT" w:bidi="pt_PT"/>
         </w:rPr>
-        <w:t>χάριτος</w:t>
+        <w:t>τῆς χάριτος</w:t>
       </w:r>
     </w:p>
     <w:p>
@@ -2516,7 +2516,7 @@
           <w:b/>
           <w:lang w:val="pt_PT" w:bidi="pt_PT"/>
         </w:rPr>
-        <w:t>δεσμοῖς μου</w:t>
+        <w:t>τοῖς δεσμοῖς μου</w:t>
       </w:r>
     </w:p>
     <w:p>
@@ -4725,7 +4725,7 @@
           <w:b/>
           <w:lang w:val="pt_PT" w:bidi="pt_PT"/>
         </w:rPr>
-        <w:t>δεσμούς μου</w:t>
+        <w:t>τοὺς δεσμούς μου</w:t>
       </w:r>
     </w:p>
     <w:p>
@@ -5340,7 +5340,7 @@
           <w:b/>
           <w:lang w:val="pt_PT" w:bidi="pt_PT"/>
         </w:rPr>
-        <w:t>δεσμοῖς μου</w:t>
+        <w:t>τοῖς δεσμοῖς μου</w:t>
       </w:r>
     </w:p>
     <w:p>
@@ -7578,7 +7578,7 @@
           <w:b/>
           <w:lang w:val="pt_PT" w:bidi="pt_PT"/>
         </w:rPr>
-        <w:t>ἀποκαραδοκίαν καὶ ἐλπίδα</w:t>
+        <w:t>τὴν ἀποκαραδοκίαν καὶ ἐλπίδα</w:t>
       </w:r>
     </w:p>
     <w:p>
@@ -9176,7 +9176,7 @@
           <w:b/>
           <w:lang w:val="pt_PT" w:bidi="pt_PT"/>
         </w:rPr>
-        <w:t>ἀναλῦσαι</w:t>
+        <w:t>εἰς τὸ ἀναλῦσαι</w:t>
       </w:r>
     </w:p>
     <w:p>
@@ -10823,7 +10823,7 @@
           <w:b/>
           <w:lang w:val="pt_PT" w:bidi="pt_PT"/>
         </w:rPr>
-        <w:t>καύχημα &amp; ἐν</w:t>
+        <w:t>τὸ καύχημα &amp; ἐν</w:t>
       </w:r>
     </w:p>
     <w:p>
@@ -10934,7 +10934,7 @@
           <w:b/>
           <w:lang w:val="pt_PT" w:bidi="pt_PT"/>
         </w:rPr>
-        <w:t>παρουσίας</w:t>
+        <w:t>τῆς &amp; παρουσίας</w:t>
       </w:r>
     </w:p>
     <w:p>
@@ -12517,7 +12517,7 @@
           <w:b/>
           <w:lang w:val="pt_PT" w:bidi="pt_PT"/>
         </w:rPr>
-        <w:t>ὑμῖν ἐχαρίσθη τὸ</w:t>
+        <w:t>ὑμῖν ἐχαρίσθη</w:t>
       </w:r>
     </w:p>
     <w:p>
@@ -21371,7 +21371,7 @@
           <w:b/>
           <w:lang w:val="pt_PT" w:bidi="pt_PT"/>
         </w:rPr>
-        <w:t>εἰς ἡμέραν Χριστοῦ,</w:t>
+        <w:t>εἰς ἡμέραν Χριστοῦ</w:t>
       </w:r>
     </w:p>
     <w:p>
@@ -23640,7 +23640,7 @@
           <w:b/>
           <w:lang w:val="pt_PT" w:bidi="pt_PT"/>
         </w:rPr>
-        <w:t>ὅτι καὶ αὐτὸς ταχέως ἐλεύσομαι.</w:t>
+        <w:t>ὅτι καὶ αὐτὸς ταχέως ἐλεύσομαι</w:t>
       </w:r>
     </w:p>
     <w:p>
@@ -23954,7 +23954,7 @@
           <w:b/>
           <w:lang w:val="pt_PT" w:bidi="pt_PT"/>
         </w:rPr>
-        <w:t>ἀδελφὸν &amp; μου</w:t>
+        <w:t>τὸν ἀδελφὸν &amp; μου</w:t>
       </w:r>
     </w:p>
     <w:p>
@@ -28249,7 +28249,7 @@
           <w:b/>
           <w:lang w:val="pt_PT" w:bidi="pt_PT"/>
         </w:rPr>
-        <w:t>ἐγὼ ἔχων πεποίθησιν καὶ ἐν σαρκί εἴ τις δοκεῖ ἄλλος πεποιθέναι ἐν σαρκί, ἐγὼ μᾶλλον</w:t>
+        <w:t>ἐγὼ ἔχων πεποίθησιν καὶ ἐν σαρκί. εἴ τις δοκεῖ ἄλλος πεποιθέναι ἐν σαρκί, ἐγὼ μᾶλλον</w:t>
       </w:r>
     </w:p>
     <w:p>
@@ -33799,7 +33799,7 @@
           <w:b/>
           <w:lang w:val="pt_PT" w:bidi="pt_PT"/>
         </w:rPr>
-        <w:t>τὰ μὲν ὀπίσω ἐπιλανθανόμενος, τοῖς δὲ ἔμπροσθεν ἐπεκτεινόμενος</w:t>
+        <w:t>τὰ &amp; ὀπίσω ἐπιλανθανόμενος, τοῖς δὲ ἔμπροσθεν ἐπεκτεινόμενος</w:t>
       </w:r>
     </w:p>
     <w:p>
@@ -37151,7 +37151,7 @@
           <w:b/>
           <w:lang w:val="pt_PT" w:bidi="pt_PT"/>
         </w:rPr>
-        <w:t>πολίτευμα</w:t>
+        <w:t>τὸ πολίτευμα</w:t>
       </w:r>
     </w:p>
     <w:p>
@@ -37249,7 +37249,7 @@
           <w:b/>
           <w:lang w:val="pt_PT" w:bidi="pt_PT"/>
         </w:rPr>
-        <w:t>σώματι τῆς δόξης αὐτοῦ</w:t>
+        <w:t>τῷ σώματι τῆς δόξης αὐτοῦ</w:t>
       </w:r>
     </w:p>
     <w:p>
@@ -39615,7 +39615,7 @@
           <w:b/>
           <w:lang w:val="pt_PT" w:bidi="pt_PT"/>
         </w:rPr>
-        <w:t>χαίρετε ἐν Κυρίῳ πάντοτε, πάλιν ἐρῶ, χαίρετε!</w:t>
+        <w:t>χαίρετε ἐν Κυρίῳ πάντοτε, πάλιν ἐρῶ, χαίρετε</w:t>
       </w:r>
     </w:p>
     <w:p>
@@ -41474,7 +41474,7 @@
           <w:b/>
           <w:lang w:val="pt_PT" w:bidi="pt_PT"/>
         </w:rPr>
-        <w:t>Θεοῦ ἡ ὑπερέχουσα πάντα νοῦν</w:t>
+        <w:t>τοῦ Θεοῦ ἡ ὑπερέχουσα πάντα νοῦν</w:t>
       </w:r>
     </w:p>
     <w:p>
@@ -43708,21 +43708,6 @@
           <w:b/>
           <w:lang w:val="pt_PT" w:bidi="pt_PT"/>
         </w:rPr>
-        <w:t>ὅτι ἤδη ποτὲ ἀνεθάλετε τὸ ὑπὲρ ἐμοῦ φρονεῖν</w:t>
-      </w:r>
-    </w:p>
-    <w:p>
-      <w:pPr/>
-      <w:r>
-        <w:rPr>
-          <w:lang w:val="pt_PT" w:bidi="pt_PT"/>
-        </w:rPr>
-      </w:r>
-      <w:r>
-        <w:rPr>
-          <w:b/>
-          <w:lang w:val="pt_PT" w:bidi="pt_PT"/>
-        </w:rPr>
         <w:t>"</w:t>
       </w:r>
       <w:r>
@@ -43786,21 +43771,6 @@
         <w:rPr>
           <w:lang w:val="pt_PT" w:bidi="pt_PT"/>
         </w:rPr>
-      </w:r>
-    </w:p>
-    <w:p>
-      <w:pPr/>
-      <w:r>
-        <w:rPr>
-          <w:lang w:val="pt_PT" w:bidi="pt_PT"/>
-        </w:rPr>
-      </w:r>
-      <w:r>
-        <w:rPr>
-          <w:b/>
-          <w:lang w:val="pt_PT" w:bidi="pt_PT"/>
-        </w:rPr>
-        <w:t>ἐφ’ ᾧ καὶ ἐφρονεῖτε</w:t>
       </w:r>
     </w:p>
     <w:p>

--- a/por/docx/50.content.docx
+++ b/por/docx/50.content.docx
@@ -978,6 +978,21 @@
           <w:b/>
           <w:lang w:val="pt_PT" w:bidi="pt_PT"/>
         </w:rPr>
+        <w:t>ἐπὶ τῇ κοινωνίᾳ ὑμῶν εἰς τὸ εὐαγγέλιον, ἀπὸ τῆς πρώτης ἡμέρας ἄχρι τοῦ νῦν</w:t>
+      </w:r>
+    </w:p>
+    <w:p>
+      <w:pPr/>
+      <w:r>
+        <w:rPr>
+          <w:lang w:val="pt_PT" w:bidi="pt_PT"/>
+        </w:rPr>
+      </w:r>
+      <w:r>
+        <w:rPr>
+          <w:b/>
+          <w:lang w:val="pt_PT" w:bidi="pt_PT"/>
+        </w:rPr>
         <w:t>"por causa da maneira como vocês me ajudaram no trabalho de anunciar o evangelho, desde o primeiro dia até hoje".</w:t>
       </w:r>
     </w:p>
@@ -1552,6 +1567,21 @@
           <w:b/>
           <w:lang w:val="pt_PT" w:bidi="pt_PT"/>
         </w:rPr>
+        <w:t>πεποιθὼς αὐτὸ τοῦτο</w:t>
+      </w:r>
+    </w:p>
+    <w:p>
+      <w:pPr/>
+      <w:r>
+        <w:rPr>
+          <w:lang w:val="pt_PT" w:bidi="pt_PT"/>
+        </w:rPr>
+      </w:r>
+      <w:r>
+        <w:rPr>
+          <w:b/>
+          <w:lang w:val="pt_PT" w:bidi="pt_PT"/>
+        </w:rPr>
         <w:t>"Pois eu estou certo de que Deus".</w:t>
       </w:r>
     </w:p>
@@ -1634,6 +1664,21 @@
         <w:rPr>
           <w:lang w:val="pt_PT" w:bidi="pt_PT"/>
         </w:rPr>
+      </w:r>
+    </w:p>
+    <w:p>
+      <w:pPr/>
+      <w:r>
+        <w:rPr>
+          <w:lang w:val="pt_PT" w:bidi="pt_PT"/>
+        </w:rPr>
+      </w:r>
+      <w:r>
+        <w:rPr>
+          <w:b/>
+          <w:lang w:val="pt_PT" w:bidi="pt_PT"/>
+        </w:rPr>
+        <w:t>ὁ ἐναρξάμενος ἐν ὑμῖν ἔργον ἀγαθὸν, ἐπιτελέσει</w:t>
       </w:r>
     </w:p>
     <w:p>
@@ -2284,6 +2329,21 @@
           <w:b/>
           <w:lang w:val="pt_PT" w:bidi="pt_PT"/>
         </w:rPr>
+        <w:t>συνκοινωνούς μου τῆς χάριτος &amp; ὄντας</w:t>
+      </w:r>
+    </w:p>
+    <w:p>
+      <w:pPr/>
+      <w:r>
+        <w:rPr>
+          <w:lang w:val="pt_PT" w:bidi="pt_PT"/>
+        </w:rPr>
+      </w:r>
+      <w:r>
+        <w:rPr>
+          <w:b/>
+          <w:lang w:val="pt_PT" w:bidi="pt_PT"/>
+        </w:rPr>
         <w:t>"vocês têm participado comigo desse privilégio".</w:t>
       </w:r>
     </w:p>
@@ -2791,6 +2851,21 @@
           <w:b/>
           <w:lang w:val="pt_PT" w:bidi="pt_PT"/>
         </w:rPr>
+        <w:t>ἐν σπλάγχνοις Χριστοῦ Ἰησοῦ</w:t>
+      </w:r>
+    </w:p>
+    <w:p>
+      <w:pPr/>
+      <w:r>
+        <w:rPr>
+          <w:lang w:val="pt_PT" w:bidi="pt_PT"/>
+        </w:rPr>
+      </w:r>
+      <w:r>
+        <w:rPr>
+          <w:b/>
+          <w:lang w:val="pt_PT" w:bidi="pt_PT"/>
+        </w:rPr>
         <w:t>"do próprio coração de Cristo Jesus".</w:t>
       </w:r>
     </w:p>
@@ -2853,6 +2928,21 @@
         <w:rPr>
           <w:lang w:val="pt_PT" w:bidi="pt_PT"/>
         </w:rPr>
+      </w:r>
+    </w:p>
+    <w:p>
+      <w:pPr/>
+      <w:r>
+        <w:rPr>
+          <w:lang w:val="pt_PT" w:bidi="pt_PT"/>
+        </w:rPr>
+      </w:r>
+      <w:r>
+        <w:rPr>
+          <w:b/>
+          <w:lang w:val="pt_PT" w:bidi="pt_PT"/>
+        </w:rPr>
+        <w:t>ἵνα ἡ ἀγάπη ὑμῶν ἔτι μᾶλλον καὶ μᾶλλον περισσεύῃ</w:t>
       </w:r>
     </w:p>
     <w:p>
@@ -4443,6 +4533,21 @@
           <w:b/>
           <w:lang w:val="pt_PT" w:bidi="pt_PT"/>
         </w:rPr>
+        <w:t>μᾶλλον εἰς προκοπὴν τοῦ εὐαγγελίου ἐλήλυθεν</w:t>
+      </w:r>
+    </w:p>
+    <w:p>
+      <w:pPr/>
+      <w:r>
+        <w:rPr>
+          <w:lang w:val="pt_PT" w:bidi="pt_PT"/>
+        </w:rPr>
+      </w:r>
+      <w:r>
+        <w:rPr>
+          <w:b/>
+          <w:lang w:val="pt_PT" w:bidi="pt_PT"/>
+        </w:rPr>
         <w:t>"ajudaram, de fato, o progresso do evangelho".</w:t>
       </w:r>
     </w:p>
@@ -4864,6 +4969,21 @@
           <w:b/>
           <w:lang w:val="pt_PT" w:bidi="pt_PT"/>
         </w:rPr>
+        <w:t>τῶν ἀδελφῶν</w:t>
+      </w:r>
+    </w:p>
+    <w:p>
+      <w:pPr/>
+      <w:r>
+        <w:rPr>
+          <w:lang w:val="pt_PT" w:bidi="pt_PT"/>
+        </w:rPr>
+      </w:r>
+      <w:r>
+        <w:rPr>
+          <w:b/>
+          <w:lang w:val="pt_PT" w:bidi="pt_PT"/>
+        </w:rPr>
         <w:t>"dos irmãos".</w:t>
       </w:r>
     </w:p>
@@ -5167,6 +5287,21 @@
           <w:b/>
           <w:lang w:val="pt_PT" w:bidi="pt_PT"/>
         </w:rPr>
+        <w:t>καὶ τοὺς πλείονας τῶν ἀδελφῶν ἐν Κυρίῳ πεποιθότας τοῖς δεσμοῖς μου</w:t>
+      </w:r>
+    </w:p>
+    <w:p>
+      <w:pPr/>
+      <w:r>
+        <w:rPr>
+          <w:lang w:val="pt_PT" w:bidi="pt_PT"/>
+        </w:rPr>
+      </w:r>
+      <w:r>
+        <w:rPr>
+          <w:b/>
+          <w:lang w:val="pt_PT" w:bidi="pt_PT"/>
+        </w:rPr>
         <w:t>"E a maioria dos irmãos, vendo que estou na cadeia, tem mais confiança no Senhor".</w:t>
       </w:r>
     </w:p>
@@ -5558,6 +5693,21 @@
           <w:b/>
           <w:lang w:val="pt_PT" w:bidi="pt_PT"/>
         </w:rPr>
+        <w:t>τινὲς μὲν καὶ &amp; τὸν Χριστὸν κηρύσσουσιν</w:t>
+      </w:r>
+    </w:p>
+    <w:p>
+      <w:pPr/>
+      <w:r>
+        <w:rPr>
+          <w:lang w:val="pt_PT" w:bidi="pt_PT"/>
+        </w:rPr>
+      </w:r>
+      <w:r>
+        <w:rPr>
+          <w:b/>
+          <w:lang w:val="pt_PT" w:bidi="pt_PT"/>
+        </w:rPr>
         <w:t>"alguns deles anunciam Cristo".</w:t>
       </w:r>
     </w:p>
@@ -6331,6 +6481,21 @@
           <w:b/>
           <w:lang w:val="pt_PT" w:bidi="pt_PT"/>
         </w:rPr>
+        <w:t>ἀπολογίαν τοῦ εὐαγγελίου</w:t>
+      </w:r>
+    </w:p>
+    <w:p>
+      <w:pPr/>
+      <w:r>
+        <w:rPr>
+          <w:lang w:val="pt_PT" w:bidi="pt_PT"/>
+        </w:rPr>
+      </w:r>
+      <w:r>
+        <w:rPr>
+          <w:b/>
+          <w:lang w:val="pt_PT" w:bidi="pt_PT"/>
+        </w:rPr>
         <w:t>"defender o evangelho".</w:t>
       </w:r>
     </w:p>
@@ -6412,6 +6577,21 @@
           <w:b/>
           <w:lang w:val="pt_PT" w:bidi="pt_PT"/>
         </w:rPr>
+        <w:t>οἱ δὲ ἐξ ἐριθείας τὸν Χριστὸν καταγγέλλουσιν</w:t>
+      </w:r>
+    </w:p>
+    <w:p>
+      <w:pPr/>
+      <w:r>
+        <w:rPr>
+          <w:lang w:val="pt_PT" w:bidi="pt_PT"/>
+        </w:rPr>
+      </w:r>
+      <w:r>
+        <w:rPr>
+          <w:b/>
+          <w:lang w:val="pt_PT" w:bidi="pt_PT"/>
+        </w:rPr>
         <w:t xml:space="preserve">"Os outros não anunciam Cristo com sinceridade, mas por interesse pessoal". </w:t>
       </w:r>
     </w:p>
@@ -6494,6 +6674,21 @@
         <w:rPr>
           <w:lang w:val="pt_PT" w:bidi="pt_PT"/>
         </w:rPr>
+      </w:r>
+    </w:p>
+    <w:p>
+      <w:pPr/>
+      <w:r>
+        <w:rPr>
+          <w:lang w:val="pt_PT" w:bidi="pt_PT"/>
+        </w:rPr>
+      </w:r>
+      <w:r>
+        <w:rPr>
+          <w:b/>
+          <w:lang w:val="pt_PT" w:bidi="pt_PT"/>
+        </w:rPr>
+        <w:t>οὐχ ἁγνῶς</w:t>
       </w:r>
     </w:p>
     <w:p>
@@ -7012,6 +7207,21 @@
           <w:b/>
           <w:lang w:val="pt_PT" w:bidi="pt_PT"/>
         </w:rPr>
+        <w:t>Χριστὸς καταγγέλλεται</w:t>
+      </w:r>
+    </w:p>
+    <w:p>
+      <w:pPr/>
+      <w:r>
+        <w:rPr>
+          <w:lang w:val="pt_PT" w:bidi="pt_PT"/>
+        </w:rPr>
+      </w:r>
+      <w:r>
+        <w:rPr>
+          <w:b/>
+          <w:lang w:val="pt_PT" w:bidi="pt_PT"/>
+        </w:rPr>
         <w:t>"Cristo está sendo anunciado".</w:t>
       </w:r>
     </w:p>
@@ -7206,6 +7416,21 @@
           <w:b/>
           <w:lang w:val="pt_PT" w:bidi="pt_PT"/>
         </w:rPr>
+        <w:t>οἶδα γὰρ ὅτι τοῦτό μοι ἀποβήσεται εἰς σωτηρίαν</w:t>
+      </w:r>
+    </w:p>
+    <w:p>
+      <w:pPr/>
+      <w:r>
+        <w:rPr>
+          <w:lang w:val="pt_PT" w:bidi="pt_PT"/>
+        </w:rPr>
+      </w:r>
+      <w:r>
+        <w:rPr>
+          <w:b/>
+          <w:lang w:val="pt_PT" w:bidi="pt_PT"/>
+        </w:rPr>
         <w:t>"eu serei posto em liberdade".</w:t>
       </w:r>
     </w:p>
@@ -7302,7 +7527,7 @@
           <w:b/>
           <w:lang w:val="pt_PT" w:bidi="pt_PT"/>
         </w:rPr>
-        <w:t>οἶδα γὰρ ὅτι τοῦτό μοι ἀποβήσεται εἰς σωτηρίαν</w:t>
+        <w:t>ἐπιχορηγίας τοῦ Πνεύματος Ἰησοῦ Χριστοῦ</w:t>
       </w:r>
     </w:p>
     <w:p>
@@ -7523,6 +7748,21 @@
         <w:rPr>
           <w:lang w:val="pt_PT" w:bidi="pt_PT"/>
         </w:rPr>
+      </w:r>
+    </w:p>
+    <w:p>
+      <w:pPr/>
+      <w:r>
+        <w:rPr>
+          <w:lang w:val="pt_PT" w:bidi="pt_PT"/>
+        </w:rPr>
+      </w:r>
+      <w:r>
+        <w:rPr>
+          <w:b/>
+          <w:lang w:val="pt_PT" w:bidi="pt_PT"/>
+        </w:rPr>
+        <w:t>κατὰ τὴν ἀποκαραδοκίαν καὶ ἐλπίδα μου</w:t>
       </w:r>
     </w:p>
     <w:p>
@@ -7762,6 +8002,21 @@
           <w:b/>
           <w:lang w:val="pt_PT" w:bidi="pt_PT"/>
         </w:rPr>
+        <w:t>ἐν οὐδενὶ αἰσχυνθήσομαι, ἀλλ’</w:t>
+      </w:r>
+    </w:p>
+    <w:p>
+      <w:pPr/>
+      <w:r>
+        <w:rPr>
+          <w:lang w:val="pt_PT" w:bidi="pt_PT"/>
+        </w:rPr>
+      </w:r>
+      <w:r>
+        <w:rPr>
+          <w:b/>
+          <w:lang w:val="pt_PT" w:bidi="pt_PT"/>
+        </w:rPr>
         <w:t>"são de nunca falhar no meu dever".</w:t>
       </w:r>
     </w:p>
@@ -7858,6 +8113,21 @@
           <w:b/>
           <w:lang w:val="pt_PT" w:bidi="pt_PT"/>
         </w:rPr>
+        <w:t>ἐν πάσῃ παρρησίᾳ</w:t>
+      </w:r>
+    </w:p>
+    <w:p>
+      <w:pPr/>
+      <w:r>
+        <w:rPr>
+          <w:lang w:val="pt_PT" w:bidi="pt_PT"/>
+        </w:rPr>
+      </w:r>
+      <w:r>
+        <w:rPr>
+          <w:b/>
+          <w:lang w:val="pt_PT" w:bidi="pt_PT"/>
+        </w:rPr>
         <w:t>"eu tenha muita coragem".</w:t>
       </w:r>
     </w:p>
@@ -7940,6 +8210,21 @@
         <w:rPr>
           <w:lang w:val="pt_PT" w:bidi="pt_PT"/>
         </w:rPr>
+      </w:r>
+    </w:p>
+    <w:p>
+      <w:pPr/>
+      <w:r>
+        <w:rPr>
+          <w:lang w:val="pt_PT" w:bidi="pt_PT"/>
+        </w:rPr>
+      </w:r>
+      <w:r>
+        <w:rPr>
+          <w:b/>
+          <w:lang w:val="pt_PT" w:bidi="pt_PT"/>
+        </w:rPr>
+        <w:t>εἴτε διὰ ζωῆς εἴτε διὰ θανάτου</w:t>
       </w:r>
     </w:p>
     <w:p>
@@ -9566,6 +9851,21 @@
           <w:b/>
           <w:lang w:val="pt_PT" w:bidi="pt_PT"/>
         </w:rPr>
+        <w:t>τοῦτο πεποιθὼς</w:t>
+      </w:r>
+    </w:p>
+    <w:p>
+      <w:pPr/>
+      <w:r>
+        <w:rPr>
+          <w:lang w:val="pt_PT" w:bidi="pt_PT"/>
+        </w:rPr>
+      </w:r>
+      <w:r>
+        <w:rPr>
+          <w:b/>
+          <w:lang w:val="pt_PT" w:bidi="pt_PT"/>
+        </w:rPr>
         <w:t>"estou certo disso".</w:t>
       </w:r>
     </w:p>
@@ -11121,6 +11421,21 @@
           <w:b/>
           <w:lang w:val="pt_PT" w:bidi="pt_PT"/>
         </w:rPr>
+        <w:t>ἀξίως τοῦ εὐαγγελίου τοῦ Χριστοῦ πολιτεύεσθε</w:t>
+      </w:r>
+    </w:p>
+    <w:p>
+      <w:pPr/>
+      <w:r>
+        <w:rPr>
+          <w:lang w:val="pt_PT" w:bidi="pt_PT"/>
+        </w:rPr>
+      </w:r>
+      <w:r>
+        <w:rPr>
+          <w:b/>
+          <w:lang w:val="pt_PT" w:bidi="pt_PT"/>
+        </w:rPr>
         <w:t>"vivam de acordo com o evangelho de Cristo".</w:t>
       </w:r>
     </w:p>
@@ -11563,6 +11878,21 @@
           <w:b/>
           <w:lang w:val="pt_PT" w:bidi="pt_PT"/>
         </w:rPr>
+        <w:t>συναθλοῦντες</w:t>
+      </w:r>
+    </w:p>
+    <w:p>
+      <w:pPr/>
+      <w:r>
+        <w:rPr>
+          <w:lang w:val="pt_PT" w:bidi="pt_PT"/>
+        </w:rPr>
+      </w:r>
+      <w:r>
+        <w:rPr>
+          <w:b/>
+          <w:lang w:val="pt_PT" w:bidi="pt_PT"/>
+        </w:rPr>
         <w:t>"lutando juntos".</w:t>
       </w:r>
     </w:p>
@@ -12292,6 +12622,21 @@
           <w:b/>
           <w:lang w:val="pt_PT" w:bidi="pt_PT"/>
         </w:rPr>
+        <w:t>ὑμῖν ἐχαρίσθη</w:t>
+      </w:r>
+    </w:p>
+    <w:p>
+      <w:pPr/>
+      <w:r>
+        <w:rPr>
+          <w:lang w:val="pt_PT" w:bidi="pt_PT"/>
+        </w:rPr>
+      </w:r>
+      <w:r>
+        <w:rPr>
+          <w:b/>
+          <w:lang w:val="pt_PT" w:bidi="pt_PT"/>
+        </w:rPr>
         <w:t>"ele tem dado a vocês o privilégio".</w:t>
       </w:r>
     </w:p>
@@ -12793,6 +13138,21 @@
           <w:b/>
           <w:lang w:val="pt_PT" w:bidi="pt_PT"/>
         </w:rPr>
+        <w:t>εἴ τις &amp; παράκλησις ἐν Χριστῷ, εἴ τι παραμύθιον ἀγάπης, εἴ τις κοινωνία Πνεύματος, εἴ τις σπλάγχνα καὶ οἰκτιρμοί</w:t>
+      </w:r>
+    </w:p>
+    <w:p>
+      <w:pPr/>
+      <w:r>
+        <w:rPr>
+          <w:lang w:val="pt_PT" w:bidi="pt_PT"/>
+        </w:rPr>
+      </w:r>
+      <w:r>
+        <w:rPr>
+          <w:b/>
+          <w:lang w:val="pt_PT" w:bidi="pt_PT"/>
+        </w:rPr>
         <w:t>"Por estarem unidos com Cristo, vocês são fortes, o amor dele os anima, e vocês participam do Espírito de Deus. E também são bondosos e misericordiosos".</w:t>
       </w:r>
     </w:p>
@@ -12876,6 +13236,21 @@
           <w:b/>
           <w:lang w:val="pt_PT" w:bidi="pt_PT"/>
         </w:rPr>
+        <w:t>εἴ τι παραμύθιον ἀγάπης, εἴ τις κοινωνία Πνεύματος, εἴ τις σπλάγχνα καὶ οἰκτιρμοί</w:t>
+      </w:r>
+    </w:p>
+    <w:p>
+      <w:pPr/>
+      <w:r>
+        <w:rPr>
+          <w:lang w:val="pt_PT" w:bidi="pt_PT"/>
+        </w:rPr>
+      </w:r>
+      <w:r>
+        <w:rPr>
+          <w:b/>
+          <w:lang w:val="pt_PT" w:bidi="pt_PT"/>
+        </w:rPr>
         <w:t>"o amor dele os anima, e vocês participam do Espírito de Deus. E também são bondosos e misericordiosos uns com os outros".</w:t>
       </w:r>
     </w:p>
@@ -12959,6 +13334,21 @@
           <w:b/>
           <w:lang w:val="pt_PT" w:bidi="pt_PT"/>
         </w:rPr>
+        <w:t>εἴ τις &amp; παράκλησις ἐν Χριστῷ</w:t>
+      </w:r>
+    </w:p>
+    <w:p>
+      <w:pPr/>
+      <w:r>
+        <w:rPr>
+          <w:lang w:val="pt_PT" w:bidi="pt_PT"/>
+        </w:rPr>
+      </w:r>
+      <w:r>
+        <w:rPr>
+          <w:b/>
+          <w:lang w:val="pt_PT" w:bidi="pt_PT"/>
+        </w:rPr>
         <w:t>"Por estarem unidos com Cristo, vocês são fortes".</w:t>
       </w:r>
     </w:p>
@@ -14073,6 +14463,21 @@
           <w:b/>
           <w:lang w:val="pt_PT" w:bidi="pt_PT"/>
         </w:rPr>
+        <w:t>τὸ αὐτὸ φρονῆτε</w:t>
+      </w:r>
+    </w:p>
+    <w:p>
+      <w:pPr/>
+      <w:r>
+        <w:rPr>
+          <w:lang w:val="pt_PT" w:bidi="pt_PT"/>
+        </w:rPr>
+      </w:r>
+      <w:r>
+        <w:rPr>
+          <w:b/>
+          <w:lang w:val="pt_PT" w:bidi="pt_PT"/>
+        </w:rPr>
         <w:t>"tendo um mesmo".</w:t>
       </w:r>
     </w:p>
@@ -14345,6 +14750,21 @@
           <w:b/>
           <w:lang w:val="pt_PT" w:bidi="pt_PT"/>
         </w:rPr>
+        <w:t>τὸ ἓν φρονοῦντες</w:t>
+      </w:r>
+    </w:p>
+    <w:p>
+      <w:pPr/>
+      <w:r>
+        <w:rPr>
+          <w:lang w:val="pt_PT" w:bidi="pt_PT"/>
+        </w:rPr>
+      </w:r>
+      <w:r>
+        <w:rPr>
+          <w:b/>
+          <w:lang w:val="pt_PT" w:bidi="pt_PT"/>
+        </w:rPr>
         <w:t>"tendo um mesmo".</w:t>
       </w:r>
     </w:p>
@@ -14408,6 +14828,21 @@
           <w:b/>
           <w:lang w:val="pt_PT" w:bidi="pt_PT"/>
         </w:rPr>
+        <w:t>μηδὲν κατ’ ἐριθείαν</w:t>
+      </w:r>
+    </w:p>
+    <w:p>
+      <w:pPr/>
+      <w:r>
+        <w:rPr>
+          <w:lang w:val="pt_PT" w:bidi="pt_PT"/>
+        </w:rPr>
+      </w:r>
+      <w:r>
+        <w:rPr>
+          <w:b/>
+          <w:lang w:val="pt_PT" w:bidi="pt_PT"/>
+        </w:rPr>
         <w:t>"Não façam nada por interesse pessoal".</w:t>
       </w:r>
     </w:p>
@@ -14471,6 +14906,21 @@
           <w:b/>
           <w:lang w:val="pt_PT" w:bidi="pt_PT"/>
         </w:rPr>
+        <w:t>μηδὲ κατὰ κενοδοξίαν</w:t>
+      </w:r>
+    </w:p>
+    <w:p>
+      <w:pPr/>
+      <w:r>
+        <w:rPr>
+          <w:lang w:val="pt_PT" w:bidi="pt_PT"/>
+        </w:rPr>
+      </w:r>
+      <w:r>
+        <w:rPr>
+          <w:b/>
+          <w:lang w:val="pt_PT" w:bidi="pt_PT"/>
+        </w:rPr>
         <w:t>"ou por desejos tolos de receber elogios".</w:t>
       </w:r>
     </w:p>
@@ -14645,6 +15095,21 @@
           <w:b/>
           <w:lang w:val="pt_PT" w:bidi="pt_PT"/>
         </w:rPr>
+        <w:t>ἀλλὰ τῇ ταπεινοφροσύνῃ ἀλλήλους ἡγούμενοι ὑπερέχοντας ἑαυτῶν</w:t>
+      </w:r>
+    </w:p>
+    <w:p>
+      <w:pPr/>
+      <w:r>
+        <w:rPr>
+          <w:lang w:val="pt_PT" w:bidi="pt_PT"/>
+        </w:rPr>
+      </w:r>
+      <w:r>
+        <w:rPr>
+          <w:b/>
+          <w:lang w:val="pt_PT" w:bidi="pt_PT"/>
+        </w:rPr>
         <w:t>"mas sejam humildes e considerem os outros superiores a vocês mesmos".</w:t>
       </w:r>
     </w:p>
@@ -14728,6 +15193,21 @@
           <w:b/>
           <w:lang w:val="pt_PT" w:bidi="pt_PT"/>
         </w:rPr>
+        <w:t>μὴ τὰ ἑαυτῶν ἕκαστος σκοποῦντες, ἀλλὰ καὶ τὰ ἑτέρων ἕκαστοι</w:t>
+      </w:r>
+    </w:p>
+    <w:p>
+      <w:pPr/>
+      <w:r>
+        <w:rPr>
+          <w:lang w:val="pt_PT" w:bidi="pt_PT"/>
+        </w:rPr>
+      </w:r>
+      <w:r>
+        <w:rPr>
+          <w:b/>
+          <w:lang w:val="pt_PT" w:bidi="pt_PT"/>
+        </w:rPr>
         <w:t>"Que ninguém procure somente os seus próprios interesses, mas também os dos outros".</w:t>
       </w:r>
     </w:p>
@@ -14902,6 +15382,21 @@
           <w:b/>
           <w:lang w:val="pt_PT" w:bidi="pt_PT"/>
         </w:rPr>
+        <w:t>μὴ &amp; σκοποῦντες</w:t>
+      </w:r>
+    </w:p>
+    <w:p>
+      <w:pPr/>
+      <w:r>
+        <w:rPr>
+          <w:lang w:val="pt_PT" w:bidi="pt_PT"/>
+        </w:rPr>
+      </w:r>
+      <w:r>
+        <w:rPr>
+          <w:b/>
+          <w:lang w:val="pt_PT" w:bidi="pt_PT"/>
+        </w:rPr>
         <w:t>"ninguém procure somente".</w:t>
       </w:r>
     </w:p>
@@ -15174,6 +15669,21 @@
           <w:b/>
           <w:lang w:val="pt_PT" w:bidi="pt_PT"/>
         </w:rPr>
+        <w:t>τοῦτο φρονεῖτε ἐν ὑμῖν, ὃ καὶ ἐν Χριστῷ Ἰησοῦ</w:t>
+      </w:r>
+    </w:p>
+    <w:p>
+      <w:pPr/>
+      <w:r>
+        <w:rPr>
+          <w:lang w:val="pt_PT" w:bidi="pt_PT"/>
+        </w:rPr>
+      </w:r>
+      <w:r>
+        <w:rPr>
+          <w:b/>
+          <w:lang w:val="pt_PT" w:bidi="pt_PT"/>
+        </w:rPr>
         <w:t>"Tenham entre vocês o mesmo modo de pensar que Cristo Jesus tinha".</w:t>
       </w:r>
     </w:p>
@@ -15237,6 +15747,21 @@
           <w:b/>
           <w:lang w:val="pt_PT" w:bidi="pt_PT"/>
         </w:rPr>
+        <w:t>τοῦτο φρονεῖτε ἐν ὑμῖν, ὃ καὶ ἐν Χριστῷ Ἰησοῦ</w:t>
+      </w:r>
+    </w:p>
+    <w:p>
+      <w:pPr/>
+      <w:r>
+        <w:rPr>
+          <w:lang w:val="pt_PT" w:bidi="pt_PT"/>
+        </w:rPr>
+      </w:r>
+      <w:r>
+        <w:rPr>
+          <w:b/>
+          <w:lang w:val="pt_PT" w:bidi="pt_PT"/>
+        </w:rPr>
         <w:t>"Tenham entre vocês o mesmo modo de pensar que Cristo Jesus tinha".</w:t>
       </w:r>
     </w:p>
@@ -15607,6 +16132,21 @@
           <w:b/>
           <w:lang w:val="pt_PT" w:bidi="pt_PT"/>
         </w:rPr>
+        <w:t>οὐχ &amp; ἡγήσατο</w:t>
+      </w:r>
+    </w:p>
+    <w:p>
+      <w:pPr/>
+      <w:r>
+        <w:rPr>
+          <w:lang w:val="pt_PT" w:bidi="pt_PT"/>
+        </w:rPr>
+      </w:r>
+      <w:r>
+        <w:rPr>
+          <w:b/>
+          <w:lang w:val="pt_PT" w:bidi="pt_PT"/>
+        </w:rPr>
         <w:t>"não tentou ficar".</w:t>
       </w:r>
     </w:p>
@@ -15656,6 +16196,21 @@
         <w:rPr>
           <w:lang w:val="pt_PT" w:bidi="pt_PT"/>
         </w:rPr>
+      </w:r>
+    </w:p>
+    <w:p>
+      <w:pPr/>
+      <w:r>
+        <w:rPr>
+          <w:lang w:val="pt_PT" w:bidi="pt_PT"/>
+        </w:rPr>
+      </w:r>
+      <w:r>
+        <w:rPr>
+          <w:b/>
+          <w:lang w:val="pt_PT" w:bidi="pt_PT"/>
+        </w:rPr>
+        <w:t>ἁρπαγμὸν</w:t>
       </w:r>
     </w:p>
     <w:p>
@@ -16853,6 +17408,21 @@
           <w:b/>
           <w:lang w:val="pt_PT" w:bidi="pt_PT"/>
         </w:rPr>
+        <w:t>γενόμενος ὑπήκοος μέχρι θανάτου, θανάτου δὲ σταυροῦ</w:t>
+      </w:r>
+    </w:p>
+    <w:p>
+      <w:pPr/>
+      <w:r>
+        <w:rPr>
+          <w:lang w:val="pt_PT" w:bidi="pt_PT"/>
+        </w:rPr>
+      </w:r>
+      <w:r>
+        <w:rPr>
+          <w:b/>
+          <w:lang w:val="pt_PT" w:bidi="pt_PT"/>
+        </w:rPr>
         <w:t>"foi humilde e obedeceu a Deus até a morte"</w:t>
       </w:r>
       <w:r>
@@ -17312,6 +17882,21 @@
           <w:b/>
           <w:lang w:val="pt_PT" w:bidi="pt_PT"/>
         </w:rPr>
+        <w:t>αὐτὸν ὑπερύψωσεν</w:t>
+      </w:r>
+    </w:p>
+    <w:p>
+      <w:pPr/>
+      <w:r>
+        <w:rPr>
+          <w:lang w:val="pt_PT" w:bidi="pt_PT"/>
+        </w:rPr>
+      </w:r>
+      <w:r>
+        <w:rPr>
+          <w:b/>
+          <w:lang w:val="pt_PT" w:bidi="pt_PT"/>
+        </w:rPr>
         <w:t>"a mais alta honra".</w:t>
       </w:r>
     </w:p>
@@ -17744,6 +18329,21 @@
           <w:b/>
           <w:lang w:val="pt_PT" w:bidi="pt_PT"/>
         </w:rPr>
+        <w:t>ἐν τῷ ὀνόματι Ἰησοῦ, πᾶν γόνυ κάμψῃ</w:t>
+      </w:r>
+    </w:p>
+    <w:p>
+      <w:pPr/>
+      <w:r>
+        <w:rPr>
+          <w:lang w:val="pt_PT" w:bidi="pt_PT"/>
+        </w:rPr>
+      </w:r>
+      <w:r>
+        <w:rPr>
+          <w:b/>
+          <w:lang w:val="pt_PT" w:bidi="pt_PT"/>
+        </w:rPr>
         <w:t xml:space="preserve">"em homenagem ao nome de Jesus... caiam de joelhos". </w:t>
       </w:r>
     </w:p>
@@ -18002,6 +18602,21 @@
         <w:rPr>
           <w:lang w:val="pt_PT" w:bidi="pt_PT"/>
         </w:rPr>
+      </w:r>
+    </w:p>
+    <w:p>
+      <w:pPr/>
+      <w:r>
+        <w:rPr>
+          <w:lang w:val="pt_PT" w:bidi="pt_PT"/>
+        </w:rPr>
+      </w:r>
+      <w:r>
+        <w:rPr>
+          <w:b/>
+          <w:lang w:val="pt_PT" w:bidi="pt_PT"/>
+        </w:rPr>
+        <w:t>εἰς δόξαν Θεοῦ Πατρὸς</w:t>
       </w:r>
     </w:p>
     <w:p>
@@ -18443,6 +19058,21 @@
           <w:b/>
           <w:lang w:val="pt_PT" w:bidi="pt_PT"/>
         </w:rPr>
+        <w:t>ὡς ἐν τῇ παρουσίᾳ μου</w:t>
+      </w:r>
+    </w:p>
+    <w:p>
+      <w:pPr/>
+      <w:r>
+        <w:rPr>
+          <w:lang w:val="pt_PT" w:bidi="pt_PT"/>
+        </w:rPr>
+      </w:r>
+      <w:r>
+        <w:rPr>
+          <w:b/>
+          <w:lang w:val="pt_PT" w:bidi="pt_PT"/>
+        </w:rPr>
         <w:t>"quando eu estava aí".</w:t>
       </w:r>
     </w:p>
@@ -18506,6 +19136,21 @@
           <w:b/>
           <w:lang w:val="pt_PT" w:bidi="pt_PT"/>
         </w:rPr>
+        <w:t>ἐν τῇ ἀπουσίᾳ μου</w:t>
+      </w:r>
+    </w:p>
+    <w:p>
+      <w:pPr/>
+      <w:r>
+        <w:rPr>
+          <w:lang w:val="pt_PT" w:bidi="pt_PT"/>
+        </w:rPr>
+      </w:r>
+      <w:r>
+        <w:rPr>
+          <w:b/>
+          <w:lang w:val="pt_PT" w:bidi="pt_PT"/>
+        </w:rPr>
         <w:t>"devem me obedecer muito mais agora que estou ausente".</w:t>
       </w:r>
     </w:p>
@@ -18992,6 +19637,21 @@
         <w:rPr>
           <w:lang w:val="pt_PT" w:bidi="pt_PT"/>
         </w:rPr>
+      </w:r>
+    </w:p>
+    <w:p>
+      <w:pPr/>
+      <w:r>
+        <w:rPr>
+          <w:lang w:val="pt_PT" w:bidi="pt_PT"/>
+        </w:rPr>
+      </w:r>
+      <w:r>
+        <w:rPr>
+          <w:b/>
+          <w:lang w:val="pt_PT" w:bidi="pt_PT"/>
+        </w:rPr>
+        <w:t>καὶ τὸ θέλειν, καὶ τὸ ἐνεργεῖν, ὑπὲρ τῆς εὐδοκίας</w:t>
       </w:r>
     </w:p>
     <w:p>
@@ -20738,6 +21398,21 @@
           <w:b/>
           <w:lang w:val="pt_PT" w:bidi="pt_PT"/>
         </w:rPr>
+        <w:t>εἰς καύχημα ἐμοὶ</w:t>
+      </w:r>
+    </w:p>
+    <w:p>
+      <w:pPr/>
+      <w:r>
+        <w:rPr>
+          <w:lang w:val="pt_PT" w:bidi="pt_PT"/>
+        </w:rPr>
+      </w:r>
+      <w:r>
+        <w:rPr>
+          <w:b/>
+          <w:lang w:val="pt_PT" w:bidi="pt_PT"/>
+        </w:rPr>
         <w:t>"eu terei motivo de sentir orgulho".</w:t>
       </w:r>
     </w:p>
@@ -21679,6 +22354,21 @@
           <w:b/>
           <w:lang w:val="pt_PT" w:bidi="pt_PT"/>
         </w:rPr>
+        <w:t>σπένδομαι</w:t>
+      </w:r>
+    </w:p>
+    <w:p>
+      <w:pPr/>
+      <w:r>
+        <w:rPr>
+          <w:lang w:val="pt_PT" w:bidi="pt_PT"/>
+        </w:rPr>
+      </w:r>
+      <w:r>
+        <w:rPr>
+          <w:b/>
+          <w:lang w:val="pt_PT" w:bidi="pt_PT"/>
+        </w:rPr>
         <w:t>"o meu sangue, isto é, a minha vida, seja apresentado como uma oferta".</w:t>
       </w:r>
     </w:p>
@@ -21761,6 +22451,21 @@
         <w:rPr>
           <w:lang w:val="pt_PT" w:bidi="pt_PT"/>
         </w:rPr>
+      </w:r>
+    </w:p>
+    <w:p>
+      <w:pPr/>
+      <w:r>
+        <w:rPr>
+          <w:lang w:val="pt_PT" w:bidi="pt_PT"/>
+        </w:rPr>
+      </w:r>
+      <w:r>
+        <w:rPr>
+          <w:b/>
+          <w:lang w:val="pt_PT" w:bidi="pt_PT"/>
+        </w:rPr>
+        <w:t>ἐπὶ τῇ θυσίᾳ καὶ λειτουργίᾳ τῆς πίστεως ὑμῶν</w:t>
       </w:r>
     </w:p>
     <w:p>
@@ -22329,6 +23034,21 @@
           <w:b/>
           <w:lang w:val="pt_PT" w:bidi="pt_PT"/>
         </w:rPr>
+        <w:t>ἐλπίζω δὲ ἐν Κυρίῳ Ἰησοῦ</w:t>
+      </w:r>
+    </w:p>
+    <w:p>
+      <w:pPr/>
+      <w:r>
+        <w:rPr>
+          <w:lang w:val="pt_PT" w:bidi="pt_PT"/>
+        </w:rPr>
+      </w:r>
+      <w:r>
+        <w:rPr>
+          <w:b/>
+          <w:lang w:val="pt_PT" w:bidi="pt_PT"/>
+        </w:rPr>
         <w:t>"Se for da vontade do Senhor Jesus".</w:t>
       </w:r>
     </w:p>
@@ -22425,6 +23145,21 @@
           <w:b/>
           <w:lang w:val="pt_PT" w:bidi="pt_PT"/>
         </w:rPr>
+        <w:t>οὐδένα γὰρ ἔχω ἰσόψυχον</w:t>
+      </w:r>
+    </w:p>
+    <w:p>
+      <w:pPr/>
+      <w:r>
+        <w:rPr>
+          <w:lang w:val="pt_PT" w:bidi="pt_PT"/>
+        </w:rPr>
+      </w:r>
+      <w:r>
+        <w:rPr>
+          <w:b/>
+          <w:lang w:val="pt_PT" w:bidi="pt_PT"/>
+        </w:rPr>
         <w:t>"Pois Timóteo é o único que se preocupa com vocês como eu me preocupo e é o único que, de fato, se interessa pelo bem-estar de vocês".</w:t>
       </w:r>
     </w:p>
@@ -22488,6 +23223,21 @@
           <w:b/>
           <w:lang w:val="pt_PT" w:bidi="pt_PT"/>
         </w:rPr>
+        <w:t>οἱ πάντες γὰρ τὰ ἑαυτῶν ζητοῦσιν, οὐ τὰ Ἰησοῦ Χριστοῦ</w:t>
+      </w:r>
+    </w:p>
+    <w:p>
+      <w:pPr/>
+      <w:r>
+        <w:rPr>
+          <w:lang w:val="pt_PT" w:bidi="pt_PT"/>
+        </w:rPr>
+      </w:r>
+      <w:r>
+        <w:rPr>
+          <w:b/>
+          <w:lang w:val="pt_PT" w:bidi="pt_PT"/>
+        </w:rPr>
         <w:t>"Pois todos os outros se preocupam com os seus próprios interesses e não com os de Jesus Cristo".</w:t>
       </w:r>
     </w:p>
@@ -22917,6 +23667,21 @@
           <w:b/>
           <w:lang w:val="pt_PT" w:bidi="pt_PT"/>
         </w:rPr>
+        <w:t>πέποιθα &amp; ἐν Κυρίῳ, ὅτι καὶ αὐτὸς ταχέως ἐλεύσομαι</w:t>
+      </w:r>
+    </w:p>
+    <w:p>
+      <w:pPr/>
+      <w:r>
+        <w:rPr>
+          <w:lang w:val="pt_PT" w:bidi="pt_PT"/>
+        </w:rPr>
+      </w:r>
+      <w:r>
+        <w:rPr>
+          <w:b/>
+          <w:lang w:val="pt_PT" w:bidi="pt_PT"/>
+        </w:rPr>
         <w:t>"E, confiado no Senhor, penso que eu mesmo poderei ir logo até aí".</w:t>
       </w:r>
     </w:p>
@@ -23078,6 +23843,21 @@
           <w:b/>
           <w:lang w:val="pt_PT" w:bidi="pt_PT"/>
         </w:rPr>
+        <w:t>ὅτι καὶ αὐτὸς ταχέως ἐλεύσομαι</w:t>
+      </w:r>
+    </w:p>
+    <w:p>
+      <w:pPr/>
+      <w:r>
+        <w:rPr>
+          <w:lang w:val="pt_PT" w:bidi="pt_PT"/>
+        </w:rPr>
+      </w:r>
+      <w:r>
+        <w:rPr>
+          <w:b/>
+          <w:lang w:val="pt_PT" w:bidi="pt_PT"/>
+        </w:rPr>
         <w:t>"penso que eu mesmo poderei ir logo até aí".</w:t>
       </w:r>
     </w:p>
@@ -23501,6 +24281,21 @@
           <w:b/>
           <w:lang w:val="pt_PT" w:bidi="pt_PT"/>
         </w:rPr>
+        <w:t>ὑμῶν &amp; ἀπόστολον καὶ λειτουργὸν τῆς χρείας μου</w:t>
+      </w:r>
+    </w:p>
+    <w:p>
+      <w:pPr/>
+      <w:r>
+        <w:rPr>
+          <w:lang w:val="pt_PT" w:bidi="pt_PT"/>
+        </w:rPr>
+      </w:r>
+      <w:r>
+        <w:rPr>
+          <w:b/>
+          <w:lang w:val="pt_PT" w:bidi="pt_PT"/>
+        </w:rPr>
         <w:t>"o qual vocês enviaram para me trazer a ajuda que eu precisava".</w:t>
       </w:r>
     </w:p>
@@ -23564,6 +24359,21 @@
           <w:b/>
           <w:lang w:val="pt_PT" w:bidi="pt_PT"/>
         </w:rPr>
+        <w:t>ἐπιποθῶν ἦν πάντας ὑμᾶς, καὶ ἀδημονῶν</w:t>
+      </w:r>
+    </w:p>
+    <w:p>
+      <w:pPr/>
+      <w:r>
+        <w:rPr>
+          <w:lang w:val="pt_PT" w:bidi="pt_PT"/>
+        </w:rPr>
+      </w:r>
+      <w:r>
+        <w:rPr>
+          <w:b/>
+          <w:lang w:val="pt_PT" w:bidi="pt_PT"/>
+        </w:rPr>
         <w:t>"Ele tem tido muitas saudades de todos vocês e tem andado muito preocupado".</w:t>
       </w:r>
     </w:p>
@@ -23627,6 +24437,21 @@
           <w:b/>
           <w:lang w:val="pt_PT" w:bidi="pt_PT"/>
         </w:rPr>
+        <w:t>ἐπειδὴ ἐπιποθῶν ἦν πάντας ὑμᾶς, καὶ ἀδημονῶν διότι ἠκούσατε ὅτι ἠσθένησεν</w:t>
+      </w:r>
+    </w:p>
+    <w:p>
+      <w:pPr/>
+      <w:r>
+        <w:rPr>
+          <w:lang w:val="pt_PT" w:bidi="pt_PT"/>
+        </w:rPr>
+      </w:r>
+      <w:r>
+        <w:rPr>
+          <w:b/>
+          <w:lang w:val="pt_PT" w:bidi="pt_PT"/>
+        </w:rPr>
         <w:t>"Ele tem tido muitas saudades de todos vocês e tem andado muito preocupado por vocês terem sabido que ele estava doente".</w:t>
       </w:r>
     </w:p>
@@ -23723,6 +24548,21 @@
           <w:b/>
           <w:lang w:val="pt_PT" w:bidi="pt_PT"/>
         </w:rPr>
+        <w:t>καὶ γὰρ ἠσθένησεν παραπλήσιον θανάτῳ, ἀλλὰ ὁ Θεὸς ἠλέησεν αὐτόν, οὐκ αὐτὸν δὲ μόνον, ἀλλὰ καὶ ἐμέ, ἵνα μὴ λύπην ἐπὶ λύπην σχῶ</w:t>
+      </w:r>
+    </w:p>
+    <w:p>
+      <w:pPr/>
+      <w:r>
+        <w:rPr>
+          <w:lang w:val="pt_PT" w:bidi="pt_PT"/>
+        </w:rPr>
+      </w:r>
+      <w:r>
+        <w:rPr>
+          <w:b/>
+          <w:lang w:val="pt_PT" w:bidi="pt_PT"/>
+        </w:rPr>
         <w:t>"De fato, ele esteve doente e quase morreu. Mas Deus teve pena dele e não somente dele, mas também de mim; e assim evitou que eu tivesse uma tristeza ainda maior".</w:t>
       </w:r>
     </w:p>
@@ -24228,6 +25068,21 @@
           <w:b/>
           <w:lang w:val="pt_PT" w:bidi="pt_PT"/>
         </w:rPr>
+        <w:t>σπουδαιοτέρως οὖν ἔπεμψα αὐτὸν, ἵνα ἰδόντες αὐτὸν πάλιν, χαρῆτε κἀγὼ ἀλυπότερος ὦ</w:t>
+      </w:r>
+    </w:p>
+    <w:p>
+      <w:pPr/>
+      <w:r>
+        <w:rPr>
+          <w:lang w:val="pt_PT" w:bidi="pt_PT"/>
+        </w:rPr>
+      </w:r>
+      <w:r>
+        <w:rPr>
+          <w:b/>
+          <w:lang w:val="pt_PT" w:bidi="pt_PT"/>
+        </w:rPr>
         <w:t>"Por isso vou mandá-lo de volta a vocês o mais depressa possível para que vocês sintam a alegria de vê-lo novamente e para que eu não fique preocupado".</w:t>
       </w:r>
     </w:p>
@@ -24826,6 +25681,21 @@
           <w:b/>
           <w:lang w:val="pt_PT" w:bidi="pt_PT"/>
         </w:rPr>
+        <w:t>ὅτι διὰ τὸ ἔργον Χριστοῦ μέχρι θανάτου ἤγγισεν, παραβολευσάμενος τῇ ψυχῇ, ἵνα ἀναπληρώσῃ τὸ ὑμῶν ὑστέρημα, τῆς πρός με λειτουργίας</w:t>
+      </w:r>
+    </w:p>
+    <w:p>
+      <w:pPr/>
+      <w:r>
+        <w:rPr>
+          <w:lang w:val="pt_PT" w:bidi="pt_PT"/>
+        </w:rPr>
+      </w:r>
+      <w:r>
+        <w:rPr>
+          <w:b/>
+          <w:lang w:val="pt_PT" w:bidi="pt_PT"/>
+        </w:rPr>
         <w:t>"pois ele arriscou a sua vida e quase morreu por causa do trabalho de Cristo. Ele fez isso para me dar a ajuda que vocês não podiam me dar pessoalmente".</w:t>
       </w:r>
     </w:p>
@@ -25365,6 +26235,21 @@
         <w:rPr>
           <w:lang w:val="pt_PT" w:bidi="pt_PT"/>
         </w:rPr>
+      </w:r>
+    </w:p>
+    <w:p>
+      <w:pPr/>
+      <w:r>
+        <w:rPr>
+          <w:lang w:val="pt_PT" w:bidi="pt_PT"/>
+        </w:rPr>
+      </w:r>
+      <w:r>
+        <w:rPr>
+          <w:b/>
+          <w:lang w:val="pt_PT" w:bidi="pt_PT"/>
+        </w:rPr>
+        <w:t>ἵνα ἀναπληρώσῃ τὸ ὑμῶν ὑστέρημα, τῆς πρός με λειτουργίας</w:t>
       </w:r>
     </w:p>
     <w:p>
@@ -26165,6 +27050,21 @@
           <w:b/>
           <w:lang w:val="pt_PT" w:bidi="pt_PT"/>
         </w:rPr>
+        <w:t>τοὺς κύνας &amp; τοὺς κακοὺς ἐργάτας &amp; τὴν κατατομήν</w:t>
+      </w:r>
+    </w:p>
+    <w:p>
+      <w:pPr/>
+      <w:r>
+        <w:rPr>
+          <w:lang w:val="pt_PT" w:bidi="pt_PT"/>
+        </w:rPr>
+      </w:r>
+      <w:r>
+        <w:rPr>
+          <w:b/>
+          <w:lang w:val="pt_PT" w:bidi="pt_PT"/>
+        </w:rPr>
         <w:t>"os que fazem coisas más"</w:t>
       </w:r>
       <w:r>
@@ -27024,6 +27924,21 @@
           <w:b/>
           <w:lang w:val="pt_PT" w:bidi="pt_PT"/>
         </w:rPr>
+        <w:t>οἱ Πνεύματι Θεοῦ λατρεύοντες</w:t>
+      </w:r>
+    </w:p>
+    <w:p>
+      <w:pPr/>
+      <w:r>
+        <w:rPr>
+          <w:lang w:val="pt_PT" w:bidi="pt_PT"/>
+        </w:rPr>
+      </w:r>
+      <w:r>
+        <w:rPr>
+          <w:b/>
+          <w:lang w:val="pt_PT" w:bidi="pt_PT"/>
+        </w:rPr>
         <w:t>"Nós adoramos a Deus por meio do seu Espírito".</w:t>
       </w:r>
     </w:p>
@@ -27425,6 +28340,21 @@
         <w:rPr>
           <w:lang w:val="pt_PT" w:bidi="pt_PT"/>
         </w:rPr>
+      </w:r>
+    </w:p>
+    <w:p>
+      <w:pPr/>
+      <w:r>
+        <w:rPr>
+          <w:lang w:val="pt_PT" w:bidi="pt_PT"/>
+        </w:rPr>
+      </w:r>
+      <w:r>
+        <w:rPr>
+          <w:b/>
+          <w:lang w:val="pt_PT" w:bidi="pt_PT"/>
+        </w:rPr>
+        <w:t>ἐγὼ ἔχων πεποίθησιν καὶ ἐν σαρκί. εἴ τις δοκεῖ ἄλλος πεποιθέναι ἐν σαρκί, ἐγὼ μᾶλλον</w:t>
       </w:r>
     </w:p>
     <w:p>
@@ -27881,6 +28811,21 @@
           <w:b/>
           <w:lang w:val="pt_PT" w:bidi="pt_PT"/>
         </w:rPr>
+        <w:t>κατὰ ζῆλος διώκων τὴν ἐκκλησίαν, κατὰ δικαιοσύνην τὴν ἐν νόμῳ γενόμενος ἄμεμπτος</w:t>
+      </w:r>
+    </w:p>
+    <w:p>
+      <w:pPr/>
+      <w:r>
+        <w:rPr>
+          <w:lang w:val="pt_PT" w:bidi="pt_PT"/>
+        </w:rPr>
+      </w:r>
+      <w:r>
+        <w:rPr>
+          <w:b/>
+          <w:lang w:val="pt_PT" w:bidi="pt_PT"/>
+        </w:rPr>
         <w:t>"E era tão fanático, que persegui a Igreja. Quanto ao cumprimento da vontade de Deus por meio da obediência à lei, ninguém podia me acusar de nada".</w:t>
       </w:r>
     </w:p>
@@ -28179,6 +29124,21 @@
           <w:b/>
           <w:lang w:val="pt_PT" w:bidi="pt_PT"/>
         </w:rPr>
+        <w:t>κατὰ δικαιοσύνην τὴν ἐν νόμῳ γενόμενος ἄμεμπτος</w:t>
+      </w:r>
+    </w:p>
+    <w:p>
+      <w:pPr/>
+      <w:r>
+        <w:rPr>
+          <w:lang w:val="pt_PT" w:bidi="pt_PT"/>
+        </w:rPr>
+      </w:r>
+      <w:r>
+        <w:rPr>
+          <w:b/>
+          <w:lang w:val="pt_PT" w:bidi="pt_PT"/>
+        </w:rPr>
         <w:t>"Quanto ao cumprimento da vontade de Deus por meio da obediência à lei, ninguém podia me acusar de nada".</w:t>
       </w:r>
     </w:p>
@@ -28261,6 +29221,21 @@
         <w:rPr>
           <w:lang w:val="pt_PT" w:bidi="pt_PT"/>
         </w:rPr>
+      </w:r>
+    </w:p>
+    <w:p>
+      <w:pPr/>
+      <w:r>
+        <w:rPr>
+          <w:lang w:val="pt_PT" w:bidi="pt_PT"/>
+        </w:rPr>
+      </w:r>
+      <w:r>
+        <w:rPr>
+          <w:b/>
+          <w:lang w:val="pt_PT" w:bidi="pt_PT"/>
+        </w:rPr>
+        <w:t>ἅτινα ἦν μοι κέρδη, ταῦτα ἥγημαι διὰ τὸν Χριστὸν ζημίαν</w:t>
       </w:r>
     </w:p>
     <w:p>
@@ -28688,6 +29663,21 @@
           <w:b/>
           <w:lang w:val="pt_PT" w:bidi="pt_PT"/>
         </w:rPr>
+        <w:t>ταῦτα ἥγημαι διὰ τὸν Χριστὸν ζημίαν</w:t>
+      </w:r>
+    </w:p>
+    <w:p>
+      <w:pPr/>
+      <w:r>
+        <w:rPr>
+          <w:lang w:val="pt_PT" w:bidi="pt_PT"/>
+        </w:rPr>
+      </w:r>
+      <w:r>
+        <w:rPr>
+          <w:b/>
+          <w:lang w:val="pt_PT" w:bidi="pt_PT"/>
+        </w:rPr>
         <w:t>"mas agora, por causa de Cristo, considero que não têm nenhum valor".</w:t>
       </w:r>
     </w:p>
@@ -28770,6 +29760,21 @@
         <w:rPr>
           <w:lang w:val="pt_PT" w:bidi="pt_PT"/>
         </w:rPr>
+      </w:r>
+    </w:p>
+    <w:p>
+      <w:pPr/>
+      <w:r>
+        <w:rPr>
+          <w:lang w:val="pt_PT" w:bidi="pt_PT"/>
+        </w:rPr>
+      </w:r>
+      <w:r>
+        <w:rPr>
+          <w:b/>
+          <w:lang w:val="pt_PT" w:bidi="pt_PT"/>
+        </w:rPr>
+        <w:t>ἀλλὰ μενοῦνγε καὶ ἡγοῦμαι πάντα ζημίαν εἶναι, διὰ τὸ ὑπερέχον τῆς γνώσεως Χριστοῦ Ἰησοῦ τοῦ Κυρίου μου, δι’ ὃν τὰ πάντα ἐζημιώθην καὶ ἡγοῦμαι σκύβαλα, ἵνα Χριστὸν κερδήσω</w:t>
       </w:r>
     </w:p>
     <w:p>
@@ -28885,6 +29890,21 @@
           <w:b/>
           <w:lang w:val="pt_PT" w:bidi="pt_PT"/>
         </w:rPr>
+        <w:t>ἡγοῦμαι</w:t>
+      </w:r>
+    </w:p>
+    <w:p>
+      <w:pPr/>
+      <w:r>
+        <w:rPr>
+          <w:lang w:val="pt_PT" w:bidi="pt_PT"/>
+        </w:rPr>
+      </w:r>
+      <w:r>
+        <w:rPr>
+          <w:b/>
+          <w:lang w:val="pt_PT" w:bidi="pt_PT"/>
+        </w:rPr>
         <w:t>"considero".</w:t>
       </w:r>
     </w:p>
@@ -29108,6 +30128,21 @@
           <w:b/>
           <w:lang w:val="pt_PT" w:bidi="pt_PT"/>
         </w:rPr>
+        <w:t>καὶ ἡγοῦμαι πάντα ζημίαν εἶναι, διὰ τὸ ὑπερέχον τῆς γνώσεως Χριστοῦ Ἰησοῦ τοῦ Κυρίου μου</w:t>
+      </w:r>
+    </w:p>
+    <w:p>
+      <w:pPr/>
+      <w:r>
+        <w:rPr>
+          <w:lang w:val="pt_PT" w:bidi="pt_PT"/>
+        </w:rPr>
+      </w:r>
+      <w:r>
+        <w:rPr>
+          <w:b/>
+          <w:lang w:val="pt_PT" w:bidi="pt_PT"/>
+        </w:rPr>
         <w:t>"E não somente essas coisas, mas considero tudo uma completa perda, comparado com aquilo que tem muito mais valor, isto é, conhecer completamente Cristo Jesus, o meu Senhor".</w:t>
       </w:r>
     </w:p>
@@ -29204,7 +30239,7 @@
           <w:b/>
           <w:lang w:val="pt_PT" w:bidi="pt_PT"/>
         </w:rPr>
-        <w:t>καὶ ἡγοῦμαι πάντα ζημίαν εἶναι, διὰ τὸ ὑπερέχον τῆς γνώσεως Χριστοῦ Ἰησοῦ τοῦ Κυρίου μου</w:t>
+        <w:t>διὰ τὸ ὑπερέχον τῆς γνώσεως Χριστοῦ Ἰησοῦ τοῦ Κυρίου μου</w:t>
       </w:r>
     </w:p>
     <w:p>
@@ -29302,6 +30337,21 @@
           <w:b/>
           <w:lang w:val="pt_PT" w:bidi="pt_PT"/>
         </w:rPr>
+        <w:t>διὰ τὸ ὑπερέχον τῆς γνώσεως Χριστοῦ Ἰησοῦ τοῦ Κυρίου μου</w:t>
+      </w:r>
+    </w:p>
+    <w:p>
+      <w:pPr/>
+      <w:r>
+        <w:rPr>
+          <w:lang w:val="pt_PT" w:bidi="pt_PT"/>
+        </w:rPr>
+      </w:r>
+      <w:r>
+        <w:rPr>
+          <w:b/>
+          <w:lang w:val="pt_PT" w:bidi="pt_PT"/>
+        </w:rPr>
         <w:t>"comparado com aquilo que tem muito mais valor, isto é, conhecer completamente Cristo Jesus, o meu Senhor".</w:t>
       </w:r>
     </w:p>
@@ -29462,6 +30512,21 @@
         <w:rPr>
           <w:lang w:val="pt_PT" w:bidi="pt_PT"/>
         </w:rPr>
+      </w:r>
+    </w:p>
+    <w:p>
+      <w:pPr/>
+      <w:r>
+        <w:rPr>
+          <w:lang w:val="pt_PT" w:bidi="pt_PT"/>
+        </w:rPr>
+      </w:r>
+      <w:r>
+        <w:rPr>
+          <w:b/>
+          <w:lang w:val="pt_PT" w:bidi="pt_PT"/>
+        </w:rPr>
+        <w:t>δι’ ὃν τὰ πάντα ἐζημιώθην</w:t>
       </w:r>
     </w:p>
     <w:p>
@@ -29577,6 +30642,21 @@
           <w:b/>
           <w:lang w:val="pt_PT" w:bidi="pt_PT"/>
         </w:rPr>
+        <w:t>ἡγοῦμαι</w:t>
+      </w:r>
+    </w:p>
+    <w:p>
+      <w:pPr/>
+      <w:r>
+        <w:rPr>
+          <w:lang w:val="pt_PT" w:bidi="pt_PT"/>
+        </w:rPr>
+      </w:r>
+      <w:r>
+        <w:rPr>
+          <w:b/>
+          <w:lang w:val="pt_PT" w:bidi="pt_PT"/>
+        </w:rPr>
         <w:t>"mas considero".</w:t>
       </w:r>
     </w:p>
@@ -29769,6 +30849,21 @@
           <w:b/>
           <w:lang w:val="pt_PT" w:bidi="pt_PT"/>
         </w:rPr>
+        <w:t>κερδήσω</w:t>
+      </w:r>
+    </w:p>
+    <w:p>
+      <w:pPr/>
+      <w:r>
+        <w:rPr>
+          <w:lang w:val="pt_PT" w:bidi="pt_PT"/>
+        </w:rPr>
+      </w:r>
+      <w:r>
+        <w:rPr>
+          <w:b/>
+          <w:lang w:val="pt_PT" w:bidi="pt_PT"/>
+        </w:rPr>
         <w:t>"a fim de poder ganhar".</w:t>
       </w:r>
     </w:p>
@@ -30085,6 +31180,21 @@
           <w:b/>
           <w:lang w:val="pt_PT" w:bidi="pt_PT"/>
         </w:rPr>
+        <w:t>μὴ ἔχων ἐμὴν δικαιοσύνην, τὴν ἐκ νόμου</w:t>
+      </w:r>
+    </w:p>
+    <w:p>
+      <w:pPr/>
+      <w:r>
+        <w:rPr>
+          <w:lang w:val="pt_PT" w:bidi="pt_PT"/>
+        </w:rPr>
+      </w:r>
+      <w:r>
+        <w:rPr>
+          <w:b/>
+          <w:lang w:val="pt_PT" w:bidi="pt_PT"/>
+        </w:rPr>
         <w:t>"Eu já não procuro mais ser aceito por Deus por causa da minha obediência à lei".</w:t>
       </w:r>
     </w:p>
@@ -30194,6 +31304,21 @@
           <w:b/>
           <w:lang w:val="pt_PT" w:bidi="pt_PT"/>
         </w:rPr>
+        <w:t>ἀλλὰ τὴν διὰ πίστεως Χριστοῦ</w:t>
+      </w:r>
+    </w:p>
+    <w:p>
+      <w:pPr/>
+      <w:r>
+        <w:rPr>
+          <w:lang w:val="pt_PT" w:bidi="pt_PT"/>
+        </w:rPr>
+      </w:r>
+      <w:r>
+        <w:rPr>
+          <w:b/>
+          <w:lang w:val="pt_PT" w:bidi="pt_PT"/>
+        </w:rPr>
         <w:t>"Pois agora é por meio da minha fé em Cristo que eu sou aceito".</w:t>
       </w:r>
     </w:p>
@@ -30747,6 +31872,21 @@
           <w:b/>
           <w:lang w:val="pt_PT" w:bidi="pt_PT"/>
         </w:rPr>
+        <w:t>τοῦ γνῶναι αὐτὸν, καὶ τὴν δύναμιν τῆς ἀναστάσεως αὐτοῦ, καὶ κοινωνίαν παθημάτων αὐτοῦ, συμμορφιζόμενος τῷ θανάτῳ αὐτοῦ</w:t>
+      </w:r>
+    </w:p>
+    <w:p>
+      <w:pPr/>
+      <w:r>
+        <w:rPr>
+          <w:lang w:val="pt_PT" w:bidi="pt_PT"/>
+        </w:rPr>
+      </w:r>
+      <w:r>
+        <w:rPr>
+          <w:b/>
+          <w:lang w:val="pt_PT" w:bidi="pt_PT"/>
+        </w:rPr>
         <w:t>"Tudo o que eu quero é conhecer a Cristo e sentir em mim o poder da sua ressurreição. Quero também tomar parte nos seus sofrimentos e me tornar como ele na sua morte".</w:t>
       </w:r>
     </w:p>
@@ -30953,6 +32093,21 @@
         <w:rPr>
           <w:lang w:val="pt_PT" w:bidi="pt_PT"/>
         </w:rPr>
+      </w:r>
+    </w:p>
+    <w:p>
+      <w:pPr/>
+      <w:r>
+        <w:rPr>
+          <w:lang w:val="pt_PT" w:bidi="pt_PT"/>
+        </w:rPr>
+      </w:r>
+      <w:r>
+        <w:rPr>
+          <w:b/>
+          <w:lang w:val="pt_PT" w:bidi="pt_PT"/>
+        </w:rPr>
+        <w:t>τοῦ γνῶναι αὐτὸν, καὶ τὴν δύναμιν τῆς ἀναστάσεως αὐτοῦ, καὶ κοινωνίαν παθημάτων αὐτοῦ</w:t>
       </w:r>
     </w:p>
     <w:p>
@@ -31387,6 +32542,21 @@
           <w:b/>
           <w:lang w:val="pt_PT" w:bidi="pt_PT"/>
         </w:rPr>
+        <w:t>καὶ κοινωνίαν παθημάτων αὐτοῦ</w:t>
+      </w:r>
+    </w:p>
+    <w:p>
+      <w:pPr/>
+      <w:r>
+        <w:rPr>
+          <w:lang w:val="pt_PT" w:bidi="pt_PT"/>
+        </w:rPr>
+      </w:r>
+      <w:r>
+        <w:rPr>
+          <w:b/>
+          <w:lang w:val="pt_PT" w:bidi="pt_PT"/>
+        </w:rPr>
         <w:t>"Quero também tomar parte nos seus sofrimentos".</w:t>
       </w:r>
     </w:p>
@@ -31594,6 +32764,21 @@
           <w:b/>
           <w:lang w:val="pt_PT" w:bidi="pt_PT"/>
         </w:rPr>
+        <w:t>συμμορφιζόμενος τῷ θανάτῳ αὐτοῦ</w:t>
+      </w:r>
+    </w:p>
+    <w:p>
+      <w:pPr/>
+      <w:r>
+        <w:rPr>
+          <w:lang w:val="pt_PT" w:bidi="pt_PT"/>
+        </w:rPr>
+      </w:r>
+      <w:r>
+        <w:rPr>
+          <w:b/>
+          <w:lang w:val="pt_PT" w:bidi="pt_PT"/>
+        </w:rPr>
         <w:t>"e me tornar como ele na sua morte".</w:t>
       </w:r>
     </w:p>
@@ -31690,6 +32875,21 @@
           <w:b/>
           <w:lang w:val="pt_PT" w:bidi="pt_PT"/>
         </w:rPr>
+        <w:t>συμμορφιζόμενος τῷ θανάτῳ αὐτοῦ</w:t>
+      </w:r>
+    </w:p>
+    <w:p>
+      <w:pPr/>
+      <w:r>
+        <w:rPr>
+          <w:lang w:val="pt_PT" w:bidi="pt_PT"/>
+        </w:rPr>
+      </w:r>
+      <w:r>
+        <w:rPr>
+          <w:b/>
+          <w:lang w:val="pt_PT" w:bidi="pt_PT"/>
+        </w:rPr>
         <w:t>"e me tornar como ele na sua morte".</w:t>
       </w:r>
     </w:p>
@@ -31786,6 +32986,21 @@
           <w:b/>
           <w:lang w:val="pt_PT" w:bidi="pt_PT"/>
         </w:rPr>
+        <w:t>τὴν ἐξανάστασιν τὴν ἐκ νεκρῶν</w:t>
+      </w:r>
+    </w:p>
+    <w:p>
+      <w:pPr/>
+      <w:r>
+        <w:rPr>
+          <w:lang w:val="pt_PT" w:bidi="pt_PT"/>
+        </w:rPr>
+      </w:r>
+      <w:r>
+        <w:rPr>
+          <w:b/>
+          <w:lang w:val="pt_PT" w:bidi="pt_PT"/>
+        </w:rPr>
         <w:t>"eu mesmo seja ressuscitado da morte para a vida".</w:t>
       </w:r>
     </w:p>
@@ -32292,6 +33507,21 @@
         <w:rPr>
           <w:lang w:val="pt_PT" w:bidi="pt_PT"/>
         </w:rPr>
+      </w:r>
+    </w:p>
+    <w:p>
+      <w:pPr/>
+      <w:r>
+        <w:rPr>
+          <w:lang w:val="pt_PT" w:bidi="pt_PT"/>
+        </w:rPr>
+      </w:r>
+      <w:r>
+        <w:rPr>
+          <w:b/>
+          <w:lang w:val="pt_PT" w:bidi="pt_PT"/>
+        </w:rPr>
+        <w:t>καταλάβω, ἐφ’ ᾧ καὶ κατελήμφθην ὑπὸ Χριστοῦ Ἰησοῦ</w:t>
       </w:r>
     </w:p>
     <w:p>
@@ -33395,6 +34625,21 @@
           <w:b/>
           <w:lang w:val="pt_PT" w:bidi="pt_PT"/>
         </w:rPr>
+        <w:t>κατὰ σκοπὸν διώκω εἰς τὸ βραβεῖον τῆς ἄνω κλήσεως τοῦ Θεοῦ ἐν Χριστῷ Ἰησοῦ</w:t>
+      </w:r>
+    </w:p>
+    <w:p>
+      <w:pPr/>
+      <w:r>
+        <w:rPr>
+          <w:lang w:val="pt_PT" w:bidi="pt_PT"/>
+        </w:rPr>
+      </w:r>
+      <w:r>
+        <w:rPr>
+          <w:b/>
+          <w:lang w:val="pt_PT" w:bidi="pt_PT"/>
+        </w:rPr>
         <w:t>"Corro direto para a linha de chegada a fim de conseguir o prêmio da vitória. Esse prêmio é a nova vida para a qual Deus me chamou por meio de Cristo Jesus".</w:t>
       </w:r>
     </w:p>
@@ -33503,6 +34748,21 @@
         <w:rPr>
           <w:lang w:val="pt_PT" w:bidi="pt_PT"/>
         </w:rPr>
+      </w:r>
+    </w:p>
+    <w:p>
+      <w:pPr/>
+      <w:r>
+        <w:rPr>
+          <w:lang w:val="pt_PT" w:bidi="pt_PT"/>
+        </w:rPr>
+      </w:r>
+      <w:r>
+        <w:rPr>
+          <w:b/>
+          <w:lang w:val="pt_PT" w:bidi="pt_PT"/>
+        </w:rPr>
+        <w:t>κατὰ σκοπὸν διώκω εἰς τὸ βραβεῖον τῆς ἄνω κλήσεως τοῦ Θεοῦ ἐν Χριστῷ Ἰησοῦ</w:t>
       </w:r>
     </w:p>
     <w:p>
@@ -33934,6 +35194,21 @@
           <w:b/>
           <w:lang w:val="pt_PT" w:bidi="pt_PT"/>
         </w:rPr>
+        <w:t>καὶ τοῦτο ὁ Θεὸς ὑμῖν ἀποκαλύψει</w:t>
+      </w:r>
+    </w:p>
+    <w:p>
+      <w:pPr/>
+      <w:r>
+        <w:rPr>
+          <w:lang w:val="pt_PT" w:bidi="pt_PT"/>
+        </w:rPr>
+      </w:r>
+      <w:r>
+        <w:rPr>
+          <w:b/>
+          <w:lang w:val="pt_PT" w:bidi="pt_PT"/>
+        </w:rPr>
         <w:t>"Deus vai tornar as coisas claras para vocês".</w:t>
       </w:r>
     </w:p>
@@ -34108,6 +35383,21 @@
           <w:b/>
           <w:lang w:val="pt_PT" w:bidi="pt_PT"/>
         </w:rPr>
+        <w:t>εἰς ὃ ἐφθάσαμεν, τῷ αὐτῷ στοιχεῖν</w:t>
+      </w:r>
+    </w:p>
+    <w:p>
+      <w:pPr/>
+      <w:r>
+        <w:rPr>
+          <w:lang w:val="pt_PT" w:bidi="pt_PT"/>
+        </w:rPr>
+      </w:r>
+      <w:r>
+        <w:rPr>
+          <w:b/>
+          <w:lang w:val="pt_PT" w:bidi="pt_PT"/>
+        </w:rPr>
         <w:t>"Portanto, vamos em frente, na mesma direção que temos seguido até agora".</w:t>
       </w:r>
     </w:p>
@@ -34171,6 +35461,21 @@
           <w:b/>
           <w:lang w:val="pt_PT" w:bidi="pt_PT"/>
         </w:rPr>
+        <w:t>συνμιμηταί μου γίνεσθε</w:t>
+      </w:r>
+    </w:p>
+    <w:p>
+      <w:pPr/>
+      <w:r>
+        <w:rPr>
+          <w:lang w:val="pt_PT" w:bidi="pt_PT"/>
+        </w:rPr>
+      </w:r>
+      <w:r>
+        <w:rPr>
+          <w:b/>
+          <w:lang w:val="pt_PT" w:bidi="pt_PT"/>
+        </w:rPr>
         <w:t>"Meus irmãos, continuem a ser meus imitadores".</w:t>
       </w:r>
     </w:p>
@@ -34311,6 +35616,21 @@
         <w:rPr>
           <w:lang w:val="pt_PT" w:bidi="pt_PT"/>
         </w:rPr>
+      </w:r>
+    </w:p>
+    <w:p>
+      <w:pPr/>
+      <w:r>
+        <w:rPr>
+          <w:lang w:val="pt_PT" w:bidi="pt_PT"/>
+        </w:rPr>
+      </w:r>
+      <w:r>
+        <w:rPr>
+          <w:b/>
+          <w:lang w:val="pt_PT" w:bidi="pt_PT"/>
+        </w:rPr>
+        <w:t>ἀδελφοί</w:t>
       </w:r>
     </w:p>
     <w:p>
@@ -34516,6 +35836,21 @@
           <w:b/>
           <w:lang w:val="pt_PT" w:bidi="pt_PT"/>
         </w:rPr>
+        <w:t>τοὺς οὕτω περιπατοῦντας, καθὼς ἔχετε τύπον ἡμᾶς</w:t>
+      </w:r>
+    </w:p>
+    <w:p>
+      <w:pPr/>
+      <w:r>
+        <w:rPr>
+          <w:lang w:val="pt_PT" w:bidi="pt_PT"/>
+        </w:rPr>
+      </w:r>
+      <w:r>
+        <w:rPr>
+          <w:b/>
+          <w:lang w:val="pt_PT" w:bidi="pt_PT"/>
+        </w:rPr>
         <w:t>"E olhem com atenção também os que vivem de acordo com o exemplo que temos dado a vocês".</w:t>
       </w:r>
     </w:p>
@@ -34788,6 +36123,21 @@
           <w:b/>
           <w:lang w:val="pt_PT" w:bidi="pt_PT"/>
         </w:rPr>
+        <w:t>νῦν δὲ καὶ κλαίων</w:t>
+      </w:r>
+    </w:p>
+    <w:p>
+      <w:pPr/>
+      <w:r>
+        <w:rPr>
+          <w:lang w:val="pt_PT" w:bidi="pt_PT"/>
+        </w:rPr>
+      </w:r>
+      <w:r>
+        <w:rPr>
+          <w:b/>
+          <w:lang w:val="pt_PT" w:bidi="pt_PT"/>
+        </w:rPr>
         <w:t>"e agora repito, chorando".</w:t>
       </w:r>
     </w:p>
@@ -35308,6 +36658,21 @@
           <w:b/>
           <w:lang w:val="pt_PT" w:bidi="pt_PT"/>
         </w:rPr>
+        <w:t>ἡ δόξα ἐν τῇ αἰσχύνῃ αὐτῶν</w:t>
+      </w:r>
+    </w:p>
+    <w:p>
+      <w:pPr/>
+      <w:r>
+        <w:rPr>
+          <w:lang w:val="pt_PT" w:bidi="pt_PT"/>
+        </w:rPr>
+      </w:r>
+      <w:r>
+        <w:rPr>
+          <w:b/>
+          <w:lang w:val="pt_PT" w:bidi="pt_PT"/>
+        </w:rPr>
         <w:t>"Eles têm orgulho daquilo que devia ser uma vergonha para eles".</w:t>
       </w:r>
     </w:p>
@@ -35626,6 +36991,21 @@
           <w:b/>
           <w:lang w:val="pt_PT" w:bidi="pt_PT"/>
         </w:rPr>
+        <w:t>οἱ τὰ ἐπίγεια φρονοῦντες</w:t>
+      </w:r>
+    </w:p>
+    <w:p>
+      <w:pPr/>
+      <w:r>
+        <w:rPr>
+          <w:lang w:val="pt_PT" w:bidi="pt_PT"/>
+        </w:rPr>
+      </w:r>
+      <w:r>
+        <w:rPr>
+          <w:b/>
+          <w:lang w:val="pt_PT" w:bidi="pt_PT"/>
+        </w:rPr>
         <w:t>"e pensam somente nas coisas que são deste mundo".</w:t>
       </w:r>
     </w:p>
@@ -36079,6 +37459,21 @@
           <w:b/>
           <w:lang w:val="pt_PT" w:bidi="pt_PT"/>
         </w:rPr>
+        <w:t>τῷ σώματι τῆς δόξης αὐτοῦ</w:t>
+      </w:r>
+    </w:p>
+    <w:p>
+      <w:pPr/>
+      <w:r>
+        <w:rPr>
+          <w:lang w:val="pt_PT" w:bidi="pt_PT"/>
+        </w:rPr>
+      </w:r>
+      <w:r>
+        <w:rPr>
+          <w:b/>
+          <w:lang w:val="pt_PT" w:bidi="pt_PT"/>
+        </w:rPr>
         <w:t>"ao seu próprio corpo glorioso".</w:t>
       </w:r>
     </w:p>
@@ -36383,6 +37778,21 @@
         <w:rPr>
           <w:lang w:val="pt_PT" w:bidi="pt_PT"/>
         </w:rPr>
+      </w:r>
+    </w:p>
+    <w:p>
+      <w:pPr/>
+      <w:r>
+        <w:rPr>
+          <w:lang w:val="pt_PT" w:bidi="pt_PT"/>
+        </w:rPr>
+      </w:r>
+      <w:r>
+        <w:rPr>
+          <w:b/>
+          <w:lang w:val="pt_PT" w:bidi="pt_PT"/>
+        </w:rPr>
+        <w:t>ἀδελφοί</w:t>
       </w:r>
     </w:p>
     <w:p>
@@ -36511,6 +37921,21 @@
           <w:b/>
           <w:lang w:val="pt_PT" w:bidi="pt_PT"/>
         </w:rPr>
+        <w:t>ἀγαπητοὶ καὶ ἐπιπόθητοι</w:t>
+      </w:r>
+    </w:p>
+    <w:p>
+      <w:pPr/>
+      <w:r>
+        <w:rPr>
+          <w:lang w:val="pt_PT" w:bidi="pt_PT"/>
+        </w:rPr>
+      </w:r>
+      <w:r>
+        <w:rPr>
+          <w:b/>
+          <w:lang w:val="pt_PT" w:bidi="pt_PT"/>
+        </w:rPr>
         <w:t>"Meus queridos".</w:t>
       </w:r>
     </w:p>
@@ -36906,6 +38331,21 @@
         <w:rPr>
           <w:lang w:val="pt_PT" w:bidi="pt_PT"/>
         </w:rPr>
+      </w:r>
+    </w:p>
+    <w:p>
+      <w:pPr/>
+      <w:r>
+        <w:rPr>
+          <w:lang w:val="pt_PT" w:bidi="pt_PT"/>
+        </w:rPr>
+      </w:r>
+      <w:r>
+        <w:rPr>
+          <w:b/>
+          <w:lang w:val="pt_PT" w:bidi="pt_PT"/>
+        </w:rPr>
+        <w:t>οὕτως στήκετε ἐν Κυρίῳ, ἀγαπητοί</w:t>
       </w:r>
     </w:p>
     <w:p>
@@ -37328,6 +38768,21 @@
           <w:b/>
           <w:lang w:val="pt_PT" w:bidi="pt_PT"/>
         </w:rPr>
+        <w:t>οὕτως στήκετε ἐν Κυρίῳ</w:t>
+      </w:r>
+    </w:p>
+    <w:p>
+      <w:pPr/>
+      <w:r>
+        <w:rPr>
+          <w:lang w:val="pt_PT" w:bidi="pt_PT"/>
+        </w:rPr>
+      </w:r>
+      <w:r>
+        <w:rPr>
+          <w:b/>
+          <w:lang w:val="pt_PT" w:bidi="pt_PT"/>
+        </w:rPr>
         <w:t>"Portanto, continuem todos firmes, vivendo unidos com o Senhor".</w:t>
       </w:r>
     </w:p>
@@ -37391,6 +38846,21 @@
           <w:b/>
           <w:lang w:val="pt_PT" w:bidi="pt_PT"/>
         </w:rPr>
+        <w:t>Εὐοδίαν &amp; Συντύχην</w:t>
+      </w:r>
+    </w:p>
+    <w:p>
+      <w:pPr/>
+      <w:r>
+        <w:rPr>
+          <w:lang w:val="pt_PT" w:bidi="pt_PT"/>
+        </w:rPr>
+      </w:r>
+      <w:r>
+        <w:rPr>
+          <w:b/>
+          <w:lang w:val="pt_PT" w:bidi="pt_PT"/>
+        </w:rPr>
         <w:t>"Evódia"</w:t>
       </w:r>
       <w:r>
@@ -37957,6 +39427,21 @@
         <w:rPr>
           <w:lang w:val="pt_PT" w:bidi="pt_PT"/>
         </w:rPr>
+      </w:r>
+    </w:p>
+    <w:p>
+      <w:pPr/>
+      <w:r>
+        <w:rPr>
+          <w:lang w:val="pt_PT" w:bidi="pt_PT"/>
+        </w:rPr>
+      </w:r>
+      <w:r>
+        <w:rPr>
+          <w:b/>
+          <w:lang w:val="pt_PT" w:bidi="pt_PT"/>
+        </w:rPr>
+        <w:t>τῷ εὐαγγελίῳ</w:t>
       </w:r>
     </w:p>
     <w:p>
@@ -38065,6 +39550,21 @@
           <w:b/>
           <w:lang w:val="pt_PT" w:bidi="pt_PT"/>
         </w:rPr>
+        <w:t>Κλήμεντος</w:t>
+      </w:r>
+    </w:p>
+    <w:p>
+      <w:pPr/>
+      <w:r>
+        <w:rPr>
+          <w:lang w:val="pt_PT" w:bidi="pt_PT"/>
+        </w:rPr>
+      </w:r>
+      <w:r>
+        <w:rPr>
+          <w:b/>
+          <w:lang w:val="pt_PT" w:bidi="pt_PT"/>
+        </w:rPr>
         <w:t>"Clemente".</w:t>
       </w:r>
     </w:p>
@@ -38155,6 +39655,21 @@
           <w:b/>
           <w:lang w:val="pt_PT" w:bidi="pt_PT"/>
         </w:rPr>
+        <w:t>ὧν τὰ ὀνόματα ἐν βίβλῳ ζωῆς</w:t>
+      </w:r>
+    </w:p>
+    <w:p>
+      <w:pPr/>
+      <w:r>
+        <w:rPr>
+          <w:lang w:val="pt_PT" w:bidi="pt_PT"/>
+        </w:rPr>
+      </w:r>
+      <w:r>
+        <w:rPr>
+          <w:b/>
+          <w:lang w:val="pt_PT" w:bidi="pt_PT"/>
+        </w:rPr>
         <w:t>"</w:t>
       </w:r>
       <w:r>
@@ -38218,6 +39733,21 @@
         <w:rPr>
           <w:lang w:val="pt_PT" w:bidi="pt_PT"/>
         </w:rPr>
+      </w:r>
+    </w:p>
+    <w:p>
+      <w:pPr/>
+      <w:r>
+        <w:rPr>
+          <w:lang w:val="pt_PT" w:bidi="pt_PT"/>
+        </w:rPr>
+      </w:r>
+      <w:r>
+        <w:rPr>
+          <w:b/>
+          <w:lang w:val="pt_PT" w:bidi="pt_PT"/>
+        </w:rPr>
+        <w:t>χαίρετε ἐν Κυρίῳ</w:t>
       </w:r>
     </w:p>
     <w:p>
@@ -38340,6 +39870,21 @@
           <w:b/>
           <w:lang w:val="pt_PT" w:bidi="pt_PT"/>
         </w:rPr>
+        <w:t>χαίρετε ἐν Κυρίῳ πάντοτε, πάλιν ἐρῶ, χαίρετε</w:t>
+      </w:r>
+    </w:p>
+    <w:p>
+      <w:pPr/>
+      <w:r>
+        <w:rPr>
+          <w:lang w:val="pt_PT" w:bidi="pt_PT"/>
+        </w:rPr>
+      </w:r>
+      <w:r>
+        <w:rPr>
+          <w:b/>
+          <w:lang w:val="pt_PT" w:bidi="pt_PT"/>
+        </w:rPr>
         <w:t>"</w:t>
       </w:r>
       <w:r>
@@ -39839,6 +41384,21 @@
           <w:b/>
           <w:lang w:val="pt_PT" w:bidi="pt_PT"/>
         </w:rPr>
+        <w:t>τὰ αἰτήματα ὑμῶν γνωριζέσθω πρὸς τὸν Θεόν</w:t>
+      </w:r>
+    </w:p>
+    <w:p>
+      <w:pPr/>
+      <w:r>
+        <w:rPr>
+          <w:lang w:val="pt_PT" w:bidi="pt_PT"/>
+        </w:rPr>
+      </w:r>
+      <w:r>
+        <w:rPr>
+          <w:b/>
+          <w:lang w:val="pt_PT" w:bidi="pt_PT"/>
+        </w:rPr>
         <w:t>"</w:t>
       </w:r>
       <w:r>
@@ -40674,6 +42234,21 @@
         <w:rPr>
           <w:lang w:val="pt_PT" w:bidi="pt_PT"/>
         </w:rPr>
+      </w:r>
+    </w:p>
+    <w:p>
+      <w:pPr/>
+      <w:r>
+        <w:rPr>
+          <w:lang w:val="pt_PT" w:bidi="pt_PT"/>
+        </w:rPr>
+      </w:r>
+      <w:r>
+        <w:rPr>
+          <w:b/>
+          <w:lang w:val="pt_PT" w:bidi="pt_PT"/>
+        </w:rPr>
+        <w:t>ἐν Χριστῷ Ἰησοῦ</w:t>
       </w:r>
     </w:p>
     <w:p>
@@ -40873,6 +42448,21 @@
           <w:b/>
           <w:lang w:val="pt_PT" w:bidi="pt_PT"/>
         </w:rPr>
+        <w:t>ἀδελφοί</w:t>
+      </w:r>
+    </w:p>
+    <w:p>
+      <w:pPr/>
+      <w:r>
+        <w:rPr>
+          <w:lang w:val="pt_PT" w:bidi="pt_PT"/>
+        </w:rPr>
+      </w:r>
+      <w:r>
+        <w:rPr>
+          <w:b/>
+          <w:lang w:val="pt_PT" w:bidi="pt_PT"/>
+        </w:rPr>
         <w:t>"irmãos".</w:t>
       </w:r>
     </w:p>
@@ -40987,6 +42577,21 @@
           <w:b/>
           <w:lang w:val="pt_PT" w:bidi="pt_PT"/>
         </w:rPr>
+        <w:t>ὅσα ἐστὶν ἀληθῆ, ὅσα σεμνά, ὅσα δίκαια, ὅσα ἁγνά, ὅσα προσφιλῆ, ὅσα εὔφημα</w:t>
+      </w:r>
+    </w:p>
+    <w:p>
+      <w:pPr/>
+      <w:r>
+        <w:rPr>
+          <w:lang w:val="pt_PT" w:bidi="pt_PT"/>
+        </w:rPr>
+      </w:r>
+      <w:r>
+        <w:rPr>
+          <w:b/>
+          <w:lang w:val="pt_PT" w:bidi="pt_PT"/>
+        </w:rPr>
         <w:t>"</w:t>
       </w:r>
       <w:r>
@@ -41084,6 +42689,21 @@
           <w:b/>
           <w:lang w:val="pt_PT" w:bidi="pt_PT"/>
         </w:rPr>
+        <w:t>ὅσα προσφιλῆ</w:t>
+      </w:r>
+    </w:p>
+    <w:p>
+      <w:pPr/>
+      <w:r>
+        <w:rPr>
+          <w:lang w:val="pt_PT" w:bidi="pt_PT"/>
+        </w:rPr>
+      </w:r>
+      <w:r>
+        <w:rPr>
+          <w:b/>
+          <w:lang w:val="pt_PT" w:bidi="pt_PT"/>
+        </w:rPr>
         <w:t>"tudo o que é bom".</w:t>
       </w:r>
     </w:p>
@@ -41147,6 +42767,21 @@
           <w:b/>
           <w:lang w:val="pt_PT" w:bidi="pt_PT"/>
         </w:rPr>
+        <w:t>ὅσα εὔφημα</w:t>
+      </w:r>
+    </w:p>
+    <w:p>
+      <w:pPr/>
+      <w:r>
+        <w:rPr>
+          <w:lang w:val="pt_PT" w:bidi="pt_PT"/>
+        </w:rPr>
+      </w:r>
+      <w:r>
+        <w:rPr>
+          <w:b/>
+          <w:lang w:val="pt_PT" w:bidi="pt_PT"/>
+        </w:rPr>
         <w:t>"e merece elogios".</w:t>
       </w:r>
     </w:p>
@@ -41210,6 +42845,21 @@
           <w:b/>
           <w:lang w:val="pt_PT" w:bidi="pt_PT"/>
         </w:rPr>
+        <w:t>εἴ τις ἀρετὴ</w:t>
+      </w:r>
+    </w:p>
+    <w:p>
+      <w:pPr/>
+      <w:r>
+        <w:rPr>
+          <w:lang w:val="pt_PT" w:bidi="pt_PT"/>
+        </w:rPr>
+      </w:r>
+      <w:r>
+        <w:rPr>
+          <w:b/>
+          <w:lang w:val="pt_PT" w:bidi="pt_PT"/>
+        </w:rPr>
         <w:t>"</w:t>
       </w:r>
       <w:r>
@@ -41287,6 +42937,21 @@
           <w:b/>
           <w:lang w:val="pt_PT" w:bidi="pt_PT"/>
         </w:rPr>
+        <w:t>εἴ τις ἔπαινος</w:t>
+      </w:r>
+    </w:p>
+    <w:p>
+      <w:pPr/>
+      <w:r>
+        <w:rPr>
+          <w:lang w:val="pt_PT" w:bidi="pt_PT"/>
+        </w:rPr>
+      </w:r>
+      <w:r>
+        <w:rPr>
+          <w:b/>
+          <w:lang w:val="pt_PT" w:bidi="pt_PT"/>
+        </w:rPr>
         <w:t>"merece elogio".</w:t>
       </w:r>
     </w:p>
@@ -41474,6 +43139,21 @@
           <w:b/>
           <w:lang w:val="pt_PT" w:bidi="pt_PT"/>
         </w:rPr>
+        <w:t>ἃ καὶ ἐμάθετε καὶ παρελάβετε, καὶ ἠκούσατε καὶ εἴδετε, ἐν ἐμοί</w:t>
+      </w:r>
+    </w:p>
+    <w:p>
+      <w:pPr/>
+      <w:r>
+        <w:rPr>
+          <w:lang w:val="pt_PT" w:bidi="pt_PT"/>
+        </w:rPr>
+      </w:r>
+      <w:r>
+        <w:rPr>
+          <w:b/>
+          <w:lang w:val="pt_PT" w:bidi="pt_PT"/>
+        </w:rPr>
         <w:t>"</w:t>
       </w:r>
       <w:r>
@@ -41551,6 +43231,21 @@
           <w:b/>
           <w:lang w:val="pt_PT" w:bidi="pt_PT"/>
         </w:rPr>
+        <w:t>ἃ καὶ ἐμάθετε καὶ παρελάβετε</w:t>
+      </w:r>
+    </w:p>
+    <w:p>
+      <w:pPr/>
+      <w:r>
+        <w:rPr>
+          <w:lang w:val="pt_PT" w:bidi="pt_PT"/>
+        </w:rPr>
+      </w:r>
+      <w:r>
+        <w:rPr>
+          <w:b/>
+          <w:lang w:val="pt_PT" w:bidi="pt_PT"/>
+        </w:rPr>
         <w:t>"</w:t>
       </w:r>
       <w:r>
@@ -41660,6 +43355,21 @@
         <w:rPr>
           <w:lang w:val="pt_PT" w:bidi="pt_PT"/>
         </w:rPr>
+      </w:r>
+    </w:p>
+    <w:p>
+      <w:pPr/>
+      <w:r>
+        <w:rPr>
+          <w:lang w:val="pt_PT" w:bidi="pt_PT"/>
+        </w:rPr>
+      </w:r>
+      <w:r>
+        <w:rPr>
+          <w:b/>
+          <w:lang w:val="pt_PT" w:bidi="pt_PT"/>
+        </w:rPr>
+        <w:t>ταῦτα πράσσετε</w:t>
       </w:r>
     </w:p>
     <w:p>
@@ -42549,6 +44259,21 @@
           <w:b/>
           <w:lang w:val="pt_PT" w:bidi="pt_PT"/>
         </w:rPr>
+        <w:t>οὐχ ὅτι καθ’ ὑστέρησιν λέγω</w:t>
+      </w:r>
+    </w:p>
+    <w:p>
+      <w:pPr/>
+      <w:r>
+        <w:rPr>
+          <w:lang w:val="pt_PT" w:bidi="pt_PT"/>
+        </w:rPr>
+      </w:r>
+      <w:r>
+        <w:rPr>
+          <w:b/>
+          <w:lang w:val="pt_PT" w:bidi="pt_PT"/>
+        </w:rPr>
         <w:t>"</w:t>
       </w:r>
       <w:r>
@@ -42626,6 +44351,21 @@
           <w:b/>
           <w:lang w:val="pt_PT" w:bidi="pt_PT"/>
         </w:rPr>
+        <w:t>αὐτάρκης εἶναι</w:t>
+      </w:r>
+    </w:p>
+    <w:p>
+      <w:pPr/>
+      <w:r>
+        <w:rPr>
+          <w:lang w:val="pt_PT" w:bidi="pt_PT"/>
+        </w:rPr>
+      </w:r>
+      <w:r>
+        <w:rPr>
+          <w:b/>
+          <w:lang w:val="pt_PT" w:bidi="pt_PT"/>
+        </w:rPr>
         <w:t>"estar satisfeito".</w:t>
       </w:r>
     </w:p>
@@ -42925,6 +44665,21 @@
           <w:b/>
           <w:lang w:val="pt_PT" w:bidi="pt_PT"/>
         </w:rPr>
+        <w:t>οἶδα καὶ ταπεινοῦσθαι, οἶδα καὶ περισσεύειν &amp; καὶ περισσεύειν καὶ ὑστερεῖσθαι</w:t>
+      </w:r>
+    </w:p>
+    <w:p>
+      <w:pPr/>
+      <w:r>
+        <w:rPr>
+          <w:lang w:val="pt_PT" w:bidi="pt_PT"/>
+        </w:rPr>
+      </w:r>
+      <w:r>
+        <w:rPr>
+          <w:b/>
+          <w:lang w:val="pt_PT" w:bidi="pt_PT"/>
+        </w:rPr>
         <w:t>"</w:t>
       </w:r>
       <w:r>
@@ -43942,6 +45697,21 @@
           <w:b/>
           <w:lang w:val="pt_PT" w:bidi="pt_PT"/>
         </w:rPr>
+        <w:t>πάντα ἰσχύω ἐν τῷ ἐνδυναμοῦντί με</w:t>
+      </w:r>
+    </w:p>
+    <w:p>
+      <w:pPr/>
+      <w:r>
+        <w:rPr>
+          <w:lang w:val="pt_PT" w:bidi="pt_PT"/>
+        </w:rPr>
+      </w:r>
+      <w:r>
+        <w:rPr>
+          <w:b/>
+          <w:lang w:val="pt_PT" w:bidi="pt_PT"/>
+        </w:rPr>
         <w:t>"</w:t>
       </w:r>
       <w:r>
@@ -44065,6 +45835,21 @@
           <w:b/>
           <w:lang w:val="pt_PT" w:bidi="pt_PT"/>
         </w:rPr>
+        <w:t>πάντα ἰσχύω ἐν τῷ ἐνδυναμοῦντί με</w:t>
+      </w:r>
+    </w:p>
+    <w:p>
+      <w:pPr/>
+      <w:r>
+        <w:rPr>
+          <w:lang w:val="pt_PT" w:bidi="pt_PT"/>
+        </w:rPr>
+      </w:r>
+      <w:r>
+        <w:rPr>
+          <w:b/>
+          <w:lang w:val="pt_PT" w:bidi="pt_PT"/>
+        </w:rPr>
         <w:t>"</w:t>
       </w:r>
       <w:r>
@@ -44437,6 +46222,21 @@
           <w:b/>
           <w:lang w:val="pt_PT" w:bidi="pt_PT"/>
         </w:rPr>
+        <w:t>μου τῇ θλίψει</w:t>
+      </w:r>
+    </w:p>
+    <w:p>
+      <w:pPr/>
+      <w:r>
+        <w:rPr>
+          <w:lang w:val="pt_PT" w:bidi="pt_PT"/>
+        </w:rPr>
+      </w:r>
+      <w:r>
+        <w:rPr>
+          <w:b/>
+          <w:lang w:val="pt_PT" w:bidi="pt_PT"/>
+        </w:rPr>
         <w:t>"minhas aflições".</w:t>
       </w:r>
     </w:p>
@@ -44597,6 +46397,21 @@
         <w:rPr>
           <w:lang w:val="pt_PT" w:bidi="pt_PT"/>
         </w:rPr>
+      </w:r>
+    </w:p>
+    <w:p>
+      <w:pPr/>
+      <w:r>
+        <w:rPr>
+          <w:lang w:val="pt_PT" w:bidi="pt_PT"/>
+        </w:rPr>
+      </w:r>
+      <w:r>
+        <w:rPr>
+          <w:b/>
+          <w:lang w:val="pt_PT" w:bidi="pt_PT"/>
+        </w:rPr>
+        <w:t>τοῦ εὐαγγελίου</w:t>
       </w:r>
     </w:p>
     <w:p>
@@ -44723,6 +46538,21 @@
           <w:b/>
           <w:lang w:val="pt_PT" w:bidi="pt_PT"/>
         </w:rPr>
+        <w:t>οὐδεμία μοι ἐκκλησία ἐκοινώνησεν εἰς λόγον δόσεως καὶ λήμψεως, εἰ μὴ ὑμεῖς μόνοι</w:t>
+      </w:r>
+    </w:p>
+    <w:p>
+      <w:pPr/>
+      <w:r>
+        <w:rPr>
+          <w:lang w:val="pt_PT" w:bidi="pt_PT"/>
+        </w:rPr>
+      </w:r>
+      <w:r>
+        <w:rPr>
+          <w:b/>
+          <w:lang w:val="pt_PT" w:bidi="pt_PT"/>
+        </w:rPr>
         <w:t>"</w:t>
       </w:r>
       <w:r>
@@ -45048,6 +46878,21 @@
         <w:rPr>
           <w:lang w:val="pt_PT" w:bidi="pt_PT"/>
         </w:rPr>
+      </w:r>
+    </w:p>
+    <w:p>
+      <w:pPr/>
+      <w:r>
+        <w:rPr>
+          <w:lang w:val="pt_PT" w:bidi="pt_PT"/>
+        </w:rPr>
+      </w:r>
+      <w:r>
+        <w:rPr>
+          <w:b/>
+          <w:lang w:val="pt_PT" w:bidi="pt_PT"/>
+        </w:rPr>
+        <w:t>ὅτι καὶ ἐν Θεσσαλονίκῃ</w:t>
       </w:r>
     </w:p>
     <w:p>
@@ -45760,6 +47605,21 @@
           <w:b/>
           <w:lang w:val="pt_PT" w:bidi="pt_PT"/>
         </w:rPr>
+        <w:t>πεπλήρωμαι, δεξάμενος παρὰ Ἐπαφροδίτου τὰ παρ’ ὑμῶν</w:t>
+      </w:r>
+    </w:p>
+    <w:p>
+      <w:pPr/>
+      <w:r>
+        <w:rPr>
+          <w:lang w:val="pt_PT" w:bidi="pt_PT"/>
+        </w:rPr>
+      </w:r>
+      <w:r>
+        <w:rPr>
+          <w:b/>
+          <w:lang w:val="pt_PT" w:bidi="pt_PT"/>
+        </w:rPr>
         <w:t>"</w:t>
       </w:r>
       <w:r>
@@ -46144,6 +48004,21 @@
           <w:b/>
           <w:lang w:val="pt_PT" w:bidi="pt_PT"/>
         </w:rPr>
+        <w:t>πληρώσει πᾶσαν χρείαν ὑμῶν</w:t>
+      </w:r>
+    </w:p>
+    <w:p>
+      <w:pPr/>
+      <w:r>
+        <w:rPr>
+          <w:lang w:val="pt_PT" w:bidi="pt_PT"/>
+        </w:rPr>
+      </w:r>
+      <w:r>
+        <w:rPr>
+          <w:b/>
+          <w:lang w:val="pt_PT" w:bidi="pt_PT"/>
+        </w:rPr>
         <w:t>"l</w:t>
       </w:r>
       <w:r>
@@ -46253,6 +48128,21 @@
         <w:rPr>
           <w:lang w:val="pt_PT" w:bidi="pt_PT"/>
         </w:rPr>
+      </w:r>
+    </w:p>
+    <w:p>
+      <w:pPr/>
+      <w:r>
+        <w:rPr>
+          <w:lang w:val="pt_PT" w:bidi="pt_PT"/>
+        </w:rPr>
+      </w:r>
+      <w:r>
+        <w:rPr>
+          <w:b/>
+          <w:lang w:val="pt_PT" w:bidi="pt_PT"/>
+        </w:rPr>
+        <w:t>κατὰ τὸ πλοῦτος αὐτοῦ ἐν δόξῃ ἐν Χριστῷ Ἰησοῦ</w:t>
       </w:r>
     </w:p>
     <w:p>
@@ -46898,6 +48788,21 @@
           <w:b/>
           <w:lang w:val="pt_PT" w:bidi="pt_PT"/>
         </w:rPr>
+        <w:t>τῆς Καίσαρος οἰκίας</w:t>
+      </w:r>
+    </w:p>
+    <w:p>
+      <w:pPr/>
+      <w:r>
+        <w:rPr>
+          <w:lang w:val="pt_PT" w:bidi="pt_PT"/>
+        </w:rPr>
+      </w:r>
+      <w:r>
+        <w:rPr>
+          <w:b/>
+          <w:lang w:val="pt_PT" w:bidi="pt_PT"/>
+        </w:rPr>
         <w:t>"do palácio do Imperador".</w:t>
       </w:r>
     </w:p>
@@ -46994,6 +48899,21 @@
           <w:b/>
           <w:lang w:val="pt_PT" w:bidi="pt_PT"/>
         </w:rPr>
+        <w:t>μετὰ τοῦ πνεύματος ὑμῶν</w:t>
+      </w:r>
+    </w:p>
+    <w:p>
+      <w:pPr/>
+      <w:r>
+        <w:rPr>
+          <w:lang w:val="pt_PT" w:bidi="pt_PT"/>
+        </w:rPr>
+      </w:r>
+      <w:r>
+        <w:rPr>
+          <w:b/>
+          <w:lang w:val="pt_PT" w:bidi="pt_PT"/>
+        </w:rPr>
         <w:t>"</w:t>
       </w:r>
       <w:r>
@@ -47103,6 +49023,21 @@
         <w:rPr>
           <w:lang w:val="pt_PT" w:bidi="pt_PT"/>
         </w:rPr>
+      </w:r>
+    </w:p>
+    <w:p>
+      <w:pPr/>
+      <w:r>
+        <w:rPr>
+          <w:lang w:val="pt_PT" w:bidi="pt_PT"/>
+        </w:rPr>
+      </w:r>
+      <w:r>
+        <w:rPr>
+          <w:b/>
+          <w:lang w:val="pt_PT" w:bidi="pt_PT"/>
+        </w:rPr>
+        <w:t>ἡ χάρις τοῦ Κυρίου Ἰησοῦ Χριστοῦ μετὰ τοῦ πνεύματος ὑμῶν</w:t>
       </w:r>
     </w:p>
     <w:p>
